--- a/PLSQL Assignments.docx
+++ b/PLSQL Assignments.docx
@@ -2,6 +2,2139 @@
 <file path=word/document.xml><?xml version="1.0" encoding="utf-8"?>
 <w:document xmlns:wpc="http://schemas.microsoft.com/office/word/2010/wordprocessingCanvas" xmlns:cx="http://schemas.microsoft.com/office/drawing/2014/chartex" xmlns:cx1="http://schemas.microsoft.com/office/drawing/2015/9/8/chartex" xmlns:cx2="http://schemas.microsoft.com/office/drawing/2015/10/21/chartex" xmlns:cx3="http://schemas.microsoft.com/office/drawing/2016/5/9/chartex" xmlns:cx4="http://schemas.microsoft.com/office/drawing/2016/5/10/chartex" xmlns:cx5="http://schemas.microsoft.com/office/drawing/2016/5/11/chartex" xmlns:cx6="http://schemas.microsoft.com/office/drawing/2016/5/12/chartex" xmlns:cx7="http://schemas.microsoft.com/office/drawing/2016/5/13/chartex" xmlns:cx8="http://schemas.microsoft.com/office/drawing/2016/5/14/chartex" xmlns:mc="http://schemas.openxmlformats.org/markup-compatibility/2006" xmlns:aink="http://schemas.microsoft.com/office/drawing/2016/ink" xmlns:am3d="http://schemas.microsoft.com/office/drawing/2017/model3d" xmlns:o="urn:schemas-microsoft-com:office:office" xmlns:oel="http://schemas.microsoft.com/office/2019/extlst" xmlns:r="http://schemas.openxmlformats.org/officeDocument/2006/relationships" xmlns:m="http://schemas.openxmlformats.org/officeDocument/2006/math" xmlns:v="urn:schemas-microsoft-com:vml" xmlns:wp14="http://schemas.microsoft.com/office/word/2010/wordprocessingDrawing" xmlns:wp="http://schemas.openxmlformats.org/drawingml/2006/wordprocessingDrawing" xmlns:w10="urn:schemas-microsoft-com:office:word" xmlns:w="http://schemas.openxmlformats.org/wordprocessingml/2006/main" xmlns:w14="http://schemas.microsoft.com/office/word/2010/wordml" xmlns:w15="http://schemas.microsoft.com/office/word/2012/wordml" xmlns:w16cex="http://schemas.microsoft.com/office/word/2018/wordml/cex" xmlns:w16cid="http://schemas.microsoft.com/office/word/2016/wordml/cid" xmlns:w16="http://schemas.microsoft.com/office/word/2018/wordml" xmlns:w16du="http://schemas.microsoft.com/office/word/2023/wordml/word16du" xmlns:w16sdtdh="http://schemas.microsoft.com/office/word/2020/wordml/sdtdatahash" xmlns:w16sdtfl="http://schemas.microsoft.com/office/word/2024/wordml/sdtformatlock" xmlns:w16se="http://schemas.microsoft.com/office/word/2015/wordml/symex" xmlns:wpg="http://schemas.microsoft.com/office/word/2010/wordprocessingGroup" xmlns:wpi="http://schemas.microsoft.com/office/word/2010/wordprocessingInk" xmlns:wne="http://schemas.microsoft.com/office/word/2006/wordml" xmlns:wps="http://schemas.microsoft.com/office/word/2010/wordprocessingShape" mc:Ignorable="w14 w15 w16se w16cid w16 w16cex w16sdtdh w16sdtfl w16du wp14">
   <w:body>
+    <w:p>
+      <w:pPr>
+        <w:spacing w:after="0" w:line="240" w:lineRule="auto"/>
+        <w:jc w:val="center"/>
+        <w:rPr>
+          <w:rFonts w:cstheme="minorHAnsi"/>
+          <w:b/>
+          <w:bCs/>
+          <w:sz w:val="32"/>
+          <w:szCs w:val="32"/>
+        </w:rPr>
+      </w:pPr>
+      <w:r>
+        <w:rPr>
+          <w:rFonts w:cstheme="minorHAnsi"/>
+          <w:b/>
+          <w:bCs/>
+          <w:sz w:val="32"/>
+          <w:szCs w:val="32"/>
+        </w:rPr>
+        <w:t>SQL</w:t>
+      </w:r>
+    </w:p>
+    <w:p>
+      <w:pPr>
+        <w:pStyle w:val="ListParagraph"/>
+        <w:numPr>
+          <w:ilvl w:val="0"/>
+          <w:numId w:val="36"/>
+        </w:numPr>
+        <w:spacing w:after="0" w:line="240" w:lineRule="auto"/>
+        <w:rPr>
+          <w:rFonts w:cstheme="minorHAnsi"/>
+          <w:sz w:val="20"/>
+          <w:szCs w:val="20"/>
+        </w:rPr>
+      </w:pPr>
+      <w:r>
+        <w:rPr>
+          <w:rFonts w:cstheme="minorHAnsi"/>
+          <w:sz w:val="20"/>
+          <w:szCs w:val="20"/>
+        </w:rPr>
+        <w:t>Show all customers — even those who never placed an order.</w:t>
+      </w:r>
+    </w:p>
+    <w:p>
+      <w:pPr>
+        <w:pStyle w:val="ListParagraph"/>
+        <w:numPr>
+          <w:ilvl w:val="0"/>
+          <w:numId w:val="36"/>
+        </w:numPr>
+        <w:spacing w:before="100" w:beforeAutospacing="1" w:after="100" w:afterAutospacing="1" w:line="240" w:lineRule="auto"/>
+        <w:outlineLvl w:val="2"/>
+        <w:rPr>
+          <w:rFonts w:eastAsia="Times New Roman" w:cstheme="minorHAnsi"/>
+          <w:kern w:val="0"/>
+          <w:sz w:val="20"/>
+          <w:szCs w:val="20"/>
+          <w:lang w:eastAsia="en-IN"/>
+          <w14:ligatures w14:val="none"/>
+        </w:rPr>
+      </w:pPr>
+      <w:r>
+        <w:rPr>
+          <w:rFonts w:eastAsia="Times New Roman" w:cstheme="minorHAnsi"/>
+          <w:kern w:val="0"/>
+          <w:sz w:val="20"/>
+          <w:szCs w:val="20"/>
+          <w:lang w:eastAsia="en-IN"/>
+          <w14:ligatures w14:val="none"/>
+        </w:rPr>
+        <w:t>List all employees, including those not yet assigned to any department.</w:t>
+      </w:r>
+    </w:p>
+    <w:p>
+      <w:pPr>
+        <w:pStyle w:val="ListParagraph"/>
+        <w:numPr>
+          <w:ilvl w:val="0"/>
+          <w:numId w:val="36"/>
+        </w:numPr>
+        <w:spacing w:after="0" w:line="240" w:lineRule="auto"/>
+        <w:rPr>
+          <w:rFonts w:cstheme="minorHAnsi"/>
+          <w:sz w:val="20"/>
+          <w:szCs w:val="20"/>
+        </w:rPr>
+      </w:pPr>
+      <w:r>
+        <w:rPr>
+          <w:rFonts w:cstheme="minorHAnsi"/>
+          <w:sz w:val="20"/>
+          <w:szCs w:val="20"/>
+        </w:rPr>
+        <w:t>List all products — even those that never sold.</w:t>
+      </w:r>
+    </w:p>
+    <w:p>
+      <w:pPr>
+        <w:pStyle w:val="ListParagraph"/>
+        <w:numPr>
+          <w:ilvl w:val="0"/>
+          <w:numId w:val="36"/>
+        </w:numPr>
+        <w:spacing w:after="0" w:line="240" w:lineRule="auto"/>
+        <w:rPr>
+          <w:rFonts w:cstheme="minorHAnsi"/>
+          <w:sz w:val="20"/>
+          <w:szCs w:val="20"/>
+        </w:rPr>
+      </w:pPr>
+      <w:r>
+        <w:rPr>
+          <w:rFonts w:cstheme="minorHAnsi"/>
+          <w:sz w:val="20"/>
+          <w:szCs w:val="20"/>
+        </w:rPr>
+        <w:t>Show all teachers, including those who haven’t been assigned a subject yet.</w:t>
+      </w:r>
+    </w:p>
+    <w:p>
+      <w:pPr>
+        <w:pStyle w:val="ListParagraph"/>
+        <w:numPr>
+          <w:ilvl w:val="0"/>
+          <w:numId w:val="36"/>
+        </w:numPr>
+        <w:spacing w:after="0" w:line="240" w:lineRule="auto"/>
+        <w:rPr>
+          <w:rFonts w:cstheme="minorHAnsi"/>
+          <w:sz w:val="20"/>
+          <w:szCs w:val="20"/>
+        </w:rPr>
+      </w:pPr>
+      <w:r>
+        <w:rPr>
+          <w:rFonts w:cstheme="minorHAnsi"/>
+          <w:sz w:val="20"/>
+          <w:szCs w:val="20"/>
+        </w:rPr>
+        <w:t>Display all vehicles — even those never sent for maintenance.</w:t>
+      </w:r>
+    </w:p>
+    <w:p>
+      <w:pPr>
+        <w:pStyle w:val="ListParagraph"/>
+        <w:numPr>
+          <w:ilvl w:val="0"/>
+          <w:numId w:val="36"/>
+        </w:numPr>
+        <w:spacing w:after="0" w:line="240" w:lineRule="auto"/>
+        <w:rPr>
+          <w:rFonts w:cstheme="minorHAnsi"/>
+          <w:sz w:val="20"/>
+          <w:szCs w:val="20"/>
+        </w:rPr>
+      </w:pPr>
+      <w:r>
+        <w:rPr>
+          <w:rFonts w:cstheme="minorHAnsi"/>
+          <w:sz w:val="20"/>
+          <w:szCs w:val="20"/>
+        </w:rPr>
+        <w:t>Show all hostel students, even if they missed all meals.</w:t>
+      </w:r>
+    </w:p>
+    <w:p>
+      <w:pPr>
+        <w:pStyle w:val="ListParagraph"/>
+        <w:numPr>
+          <w:ilvl w:val="0"/>
+          <w:numId w:val="36"/>
+        </w:numPr>
+        <w:spacing w:after="0" w:line="240" w:lineRule="auto"/>
+        <w:rPr>
+          <w:rFonts w:cstheme="minorHAnsi"/>
+          <w:sz w:val="20"/>
+          <w:szCs w:val="20"/>
+        </w:rPr>
+      </w:pPr>
+      <w:r>
+        <w:rPr>
+          <w:rFonts w:cstheme="minorHAnsi"/>
+          <w:sz w:val="20"/>
+          <w:szCs w:val="20"/>
+        </w:rPr>
+        <w:t>Display all products with or without customer reviews.</w:t>
+      </w:r>
+    </w:p>
+    <w:p>
+      <w:pPr>
+        <w:pStyle w:val="ListParagraph"/>
+        <w:numPr>
+          <w:ilvl w:val="0"/>
+          <w:numId w:val="36"/>
+        </w:numPr>
+        <w:spacing w:after="0" w:line="240" w:lineRule="auto"/>
+        <w:rPr>
+          <w:rFonts w:cstheme="minorHAnsi"/>
+          <w:sz w:val="20"/>
+          <w:szCs w:val="20"/>
+        </w:rPr>
+      </w:pPr>
+      <w:r>
+        <w:rPr>
+          <w:rFonts w:cstheme="minorHAnsi"/>
+          <w:sz w:val="20"/>
+          <w:szCs w:val="20"/>
+        </w:rPr>
+        <w:t>List all patients — even those without appointments.</w:t>
+      </w:r>
+    </w:p>
+    <w:p>
+      <w:pPr>
+        <w:pStyle w:val="ListParagraph"/>
+        <w:numPr>
+          <w:ilvl w:val="0"/>
+          <w:numId w:val="36"/>
+        </w:numPr>
+        <w:spacing w:after="0" w:line="240" w:lineRule="auto"/>
+        <w:rPr>
+          <w:rFonts w:cstheme="minorHAnsi"/>
+          <w:sz w:val="20"/>
+          <w:szCs w:val="20"/>
+        </w:rPr>
+      </w:pPr>
+      <w:r>
+        <w:rPr>
+          <w:rFonts w:cstheme="minorHAnsi"/>
+          <w:sz w:val="20"/>
+          <w:szCs w:val="20"/>
+        </w:rPr>
+        <w:t>Show all bank accounts — even those with no transactions.</w:t>
+      </w:r>
+    </w:p>
+    <w:p>
+      <w:pPr>
+        <w:pStyle w:val="ListParagraph"/>
+        <w:numPr>
+          <w:ilvl w:val="0"/>
+          <w:numId w:val="36"/>
+        </w:numPr>
+        <w:spacing w:after="0" w:line="240" w:lineRule="auto"/>
+        <w:rPr>
+          <w:rFonts w:cstheme="minorHAnsi"/>
+          <w:sz w:val="20"/>
+          <w:szCs w:val="20"/>
+        </w:rPr>
+      </w:pPr>
+      <w:r>
+        <w:rPr>
+          <w:rFonts w:cstheme="minorHAnsi"/>
+          <w:sz w:val="20"/>
+          <w:szCs w:val="20"/>
+        </w:rPr>
+        <w:t>Show all students, even those not receiving scholarships.</w:t>
+      </w:r>
+    </w:p>
+    <w:p>
+      <w:pPr>
+        <w:pBdr>
+          <w:bottom w:val="single" w:sz="12" w:space="1" w:color="auto"/>
+        </w:pBdr>
+        <w:spacing w:after="0" w:line="240" w:lineRule="auto"/>
+        <w:rPr>
+          <w:rFonts w:cstheme="minorHAnsi"/>
+          <w:sz w:val="20"/>
+          <w:szCs w:val="20"/>
+        </w:rPr>
+      </w:pPr>
+    </w:p>
+    <w:p>
+      <w:pPr>
+        <w:spacing w:after="0" w:line="240" w:lineRule="auto"/>
+        <w:rPr>
+          <w:rFonts w:cstheme="minorHAnsi"/>
+          <w:sz w:val="20"/>
+          <w:szCs w:val="20"/>
+        </w:rPr>
+      </w:pPr>
+    </w:p>
+    <w:p>
+      <w:pPr>
+        <w:spacing w:after="0" w:line="240" w:lineRule="auto"/>
+        <w:rPr>
+          <w:rFonts w:cstheme="minorHAnsi"/>
+          <w:sz w:val="20"/>
+          <w:szCs w:val="20"/>
+        </w:rPr>
+      </w:pPr>
+      <w:r>
+        <w:rPr>
+          <w:rFonts w:cstheme="minorHAnsi"/>
+          <w:sz w:val="20"/>
+          <w:szCs w:val="20"/>
+        </w:rPr>
+        <w:t>DROP TABLE IF EXISTS SALESMAN;</w:t>
+      </w:r>
+    </w:p>
+    <w:p>
+      <w:pPr>
+        <w:spacing w:after="0" w:line="240" w:lineRule="auto"/>
+        <w:rPr>
+          <w:rFonts w:cstheme="minorHAnsi"/>
+          <w:sz w:val="20"/>
+          <w:szCs w:val="20"/>
+        </w:rPr>
+      </w:pPr>
+      <w:r>
+        <w:rPr>
+          <w:rFonts w:cstheme="minorHAnsi"/>
+          <w:sz w:val="20"/>
+          <w:szCs w:val="20"/>
+        </w:rPr>
+        <w:t>DROP TABLE IF EXISTS REGION;</w:t>
+      </w:r>
+    </w:p>
+    <w:p>
+      <w:pPr>
+        <w:spacing w:after="0" w:line="240" w:lineRule="auto"/>
+        <w:rPr>
+          <w:rFonts w:cstheme="minorHAnsi"/>
+          <w:sz w:val="20"/>
+          <w:szCs w:val="20"/>
+        </w:rPr>
+      </w:pPr>
+      <w:r>
+        <w:rPr>
+          <w:rFonts w:cstheme="minorHAnsi"/>
+          <w:sz w:val="20"/>
+          <w:szCs w:val="20"/>
+        </w:rPr>
+        <w:t>DROP TABLE IF EXISTS PRODUCT;</w:t>
+      </w:r>
+    </w:p>
+    <w:p>
+      <w:pPr>
+        <w:spacing w:after="0" w:line="240" w:lineRule="auto"/>
+        <w:rPr>
+          <w:rFonts w:cstheme="minorHAnsi"/>
+          <w:sz w:val="20"/>
+          <w:szCs w:val="20"/>
+        </w:rPr>
+      </w:pPr>
+      <w:r>
+        <w:rPr>
+          <w:rFonts w:cstheme="minorHAnsi"/>
+          <w:sz w:val="20"/>
+          <w:szCs w:val="20"/>
+        </w:rPr>
+        <w:t>DROP TABLE IF EXISTS SALES;</w:t>
+      </w:r>
+    </w:p>
+    <w:p>
+      <w:pPr>
+        <w:spacing w:after="0" w:line="240" w:lineRule="auto"/>
+        <w:rPr>
+          <w:rFonts w:cstheme="minorHAnsi"/>
+          <w:sz w:val="20"/>
+          <w:szCs w:val="20"/>
+        </w:rPr>
+      </w:pPr>
+    </w:p>
+    <w:p>
+      <w:pPr>
+        <w:spacing w:after="0" w:line="240" w:lineRule="auto"/>
+        <w:rPr>
+          <w:rFonts w:cstheme="minorHAnsi"/>
+          <w:sz w:val="20"/>
+          <w:szCs w:val="20"/>
+        </w:rPr>
+      </w:pPr>
+      <w:r>
+        <w:rPr>
+          <w:rFonts w:cstheme="minorHAnsi"/>
+          <w:sz w:val="20"/>
+          <w:szCs w:val="20"/>
+        </w:rPr>
+        <w:t>CREATE TABLE Salesman</w:t>
+      </w:r>
+      <w:r>
+        <w:rPr>
+          <w:rFonts w:cstheme="minorHAnsi"/>
+          <w:sz w:val="20"/>
+          <w:szCs w:val="20"/>
+        </w:rPr>
+        <w:t xml:space="preserve"> </w:t>
+      </w:r>
+      <w:r>
+        <w:rPr>
+          <w:rFonts w:cstheme="minorHAnsi"/>
+          <w:sz w:val="20"/>
+          <w:szCs w:val="20"/>
+        </w:rPr>
+        <w:t>(salesmanID INT PRIMARY KEY auto_increment,</w:t>
+      </w:r>
+      <w:r>
+        <w:rPr>
+          <w:rFonts w:cstheme="minorHAnsi"/>
+          <w:sz w:val="20"/>
+          <w:szCs w:val="20"/>
+        </w:rPr>
+        <w:t xml:space="preserve"> </w:t>
+      </w:r>
+      <w:r>
+        <w:rPr>
+          <w:rFonts w:cstheme="minorHAnsi"/>
+          <w:sz w:val="20"/>
+          <w:szCs w:val="20"/>
+        </w:rPr>
+        <w:t>salesmanName VARCHAR(100) NOT NULL);</w:t>
+      </w:r>
+    </w:p>
+    <w:p>
+      <w:pPr>
+        <w:spacing w:after="0" w:line="240" w:lineRule="auto"/>
+        <w:rPr>
+          <w:rFonts w:cstheme="minorHAnsi"/>
+          <w:sz w:val="20"/>
+          <w:szCs w:val="20"/>
+        </w:rPr>
+      </w:pPr>
+    </w:p>
+    <w:p>
+      <w:pPr>
+        <w:spacing w:after="0" w:line="240" w:lineRule="auto"/>
+        <w:rPr>
+          <w:rFonts w:cstheme="minorHAnsi"/>
+          <w:sz w:val="20"/>
+          <w:szCs w:val="20"/>
+        </w:rPr>
+      </w:pPr>
+      <w:r>
+        <w:rPr>
+          <w:rFonts w:cstheme="minorHAnsi"/>
+          <w:sz w:val="20"/>
+          <w:szCs w:val="20"/>
+        </w:rPr>
+        <w:t>CREATE TABLE Region</w:t>
+      </w:r>
+      <w:r>
+        <w:rPr>
+          <w:rFonts w:cstheme="minorHAnsi"/>
+          <w:sz w:val="20"/>
+          <w:szCs w:val="20"/>
+        </w:rPr>
+        <w:t xml:space="preserve"> </w:t>
+      </w:r>
+      <w:r>
+        <w:rPr>
+          <w:rFonts w:cstheme="minorHAnsi"/>
+          <w:sz w:val="20"/>
+          <w:szCs w:val="20"/>
+        </w:rPr>
+        <w:t>(regionID INT PRIMARY KEY, regionName VARCHAR(50) NOT NULL);</w:t>
+      </w:r>
+    </w:p>
+    <w:p>
+      <w:pPr>
+        <w:spacing w:after="0" w:line="240" w:lineRule="auto"/>
+        <w:rPr>
+          <w:rFonts w:cstheme="minorHAnsi"/>
+          <w:sz w:val="20"/>
+          <w:szCs w:val="20"/>
+        </w:rPr>
+      </w:pPr>
+    </w:p>
+    <w:p>
+      <w:pPr>
+        <w:spacing w:after="0" w:line="240" w:lineRule="auto"/>
+        <w:rPr>
+          <w:rFonts w:cstheme="minorHAnsi"/>
+          <w:sz w:val="20"/>
+          <w:szCs w:val="20"/>
+        </w:rPr>
+      </w:pPr>
+      <w:r>
+        <w:rPr>
+          <w:rFonts w:cstheme="minorHAnsi"/>
+          <w:sz w:val="20"/>
+          <w:szCs w:val="20"/>
+        </w:rPr>
+        <w:t>CREATE TABLE Product</w:t>
+      </w:r>
+      <w:r>
+        <w:rPr>
+          <w:rFonts w:cstheme="minorHAnsi"/>
+          <w:sz w:val="20"/>
+          <w:szCs w:val="20"/>
+        </w:rPr>
+        <w:t xml:space="preserve"> </w:t>
+      </w:r>
+      <w:r>
+        <w:rPr>
+          <w:rFonts w:cstheme="minorHAnsi"/>
+          <w:sz w:val="20"/>
+          <w:szCs w:val="20"/>
+        </w:rPr>
+        <w:t>(productID INT PRIMARY KEY, productName VARCHAR(100) NOT NULL);</w:t>
+      </w:r>
+    </w:p>
+    <w:p>
+      <w:pPr>
+        <w:spacing w:after="0" w:line="240" w:lineRule="auto"/>
+        <w:rPr>
+          <w:rFonts w:cstheme="minorHAnsi"/>
+          <w:sz w:val="20"/>
+          <w:szCs w:val="20"/>
+        </w:rPr>
+      </w:pPr>
+    </w:p>
+    <w:p>
+      <w:pPr>
+        <w:spacing w:after="0" w:line="240" w:lineRule="auto"/>
+        <w:rPr>
+          <w:rFonts w:cstheme="minorHAnsi"/>
+          <w:sz w:val="20"/>
+          <w:szCs w:val="20"/>
+        </w:rPr>
+      </w:pPr>
+      <w:r>
+        <w:rPr>
+          <w:rFonts w:cstheme="minorHAnsi"/>
+          <w:sz w:val="20"/>
+          <w:szCs w:val="20"/>
+        </w:rPr>
+        <w:t>CREATE TABLE Sales</w:t>
+      </w:r>
+      <w:r>
+        <w:rPr>
+          <w:rFonts w:cstheme="minorHAnsi"/>
+          <w:sz w:val="20"/>
+          <w:szCs w:val="20"/>
+        </w:rPr>
+        <w:t xml:space="preserve"> </w:t>
+      </w:r>
+      <w:r>
+        <w:rPr>
+          <w:rFonts w:cstheme="minorHAnsi"/>
+          <w:sz w:val="20"/>
+          <w:szCs w:val="20"/>
+        </w:rPr>
+        <w:t>(salesmanID INT,</w:t>
+      </w:r>
+      <w:r>
+        <w:rPr>
+          <w:rFonts w:cstheme="minorHAnsi"/>
+          <w:sz w:val="20"/>
+          <w:szCs w:val="20"/>
+        </w:rPr>
+        <w:t xml:space="preserve"> </w:t>
+      </w:r>
+      <w:r>
+        <w:rPr>
+          <w:rFonts w:cstheme="minorHAnsi"/>
+          <w:sz w:val="20"/>
+          <w:szCs w:val="20"/>
+        </w:rPr>
+        <w:t>regionID INT, productID INT,</w:t>
+      </w:r>
+      <w:r>
+        <w:rPr>
+          <w:rFonts w:cstheme="minorHAnsi"/>
+          <w:sz w:val="20"/>
+          <w:szCs w:val="20"/>
+        </w:rPr>
+        <w:t xml:space="preserve"> </w:t>
+      </w:r>
+      <w:r>
+        <w:rPr>
+          <w:rFonts w:cstheme="minorHAnsi"/>
+          <w:sz w:val="20"/>
+          <w:szCs w:val="20"/>
+        </w:rPr>
+        <w:t>PRIMARY KEY (salesmanID, regionID, productID), FOREIGN KEY (salesmanID) REFERENCES Salesman(salesmanID),</w:t>
+      </w:r>
+      <w:r>
+        <w:rPr>
+          <w:rFonts w:cstheme="minorHAnsi"/>
+          <w:sz w:val="20"/>
+          <w:szCs w:val="20"/>
+        </w:rPr>
+        <w:t xml:space="preserve"> </w:t>
+      </w:r>
+      <w:r>
+        <w:rPr>
+          <w:rFonts w:cstheme="minorHAnsi"/>
+          <w:sz w:val="20"/>
+          <w:szCs w:val="20"/>
+        </w:rPr>
+        <w:t>FOREIGN KEY (regionID) REFERENCES Region(regionID), FOREIGN KEY (productID) REFERENCES Product(productID));</w:t>
+      </w:r>
+    </w:p>
+    <w:p>
+      <w:pPr>
+        <w:spacing w:after="0" w:line="240" w:lineRule="auto"/>
+        <w:rPr>
+          <w:rFonts w:cstheme="minorHAnsi"/>
+          <w:sz w:val="20"/>
+          <w:szCs w:val="20"/>
+        </w:rPr>
+      </w:pPr>
+    </w:p>
+    <w:p>
+      <w:pPr>
+        <w:spacing w:after="0" w:line="240" w:lineRule="auto"/>
+        <w:rPr>
+          <w:rFonts w:cstheme="minorHAnsi"/>
+          <w:sz w:val="20"/>
+          <w:szCs w:val="20"/>
+        </w:rPr>
+      </w:pPr>
+      <w:r>
+        <w:rPr>
+          <w:rFonts w:cstheme="minorHAnsi"/>
+          <w:sz w:val="20"/>
+          <w:szCs w:val="20"/>
+        </w:rPr>
+        <w:t>CREATE INDEX idx_sales_product ON Sales(productID);</w:t>
+      </w:r>
+    </w:p>
+    <w:p>
+      <w:pPr>
+        <w:spacing w:after="0" w:line="240" w:lineRule="auto"/>
+        <w:rPr>
+          <w:rFonts w:cstheme="minorHAnsi"/>
+          <w:sz w:val="20"/>
+          <w:szCs w:val="20"/>
+        </w:rPr>
+      </w:pPr>
+    </w:p>
+    <w:p>
+      <w:pPr>
+        <w:spacing w:after="0" w:line="240" w:lineRule="auto"/>
+        <w:rPr>
+          <w:rFonts w:cstheme="minorHAnsi"/>
+          <w:sz w:val="20"/>
+          <w:szCs w:val="20"/>
+        </w:rPr>
+      </w:pPr>
+      <w:r>
+        <w:rPr>
+          <w:rFonts w:cstheme="minorHAnsi"/>
+          <w:sz w:val="20"/>
+          <w:szCs w:val="20"/>
+        </w:rPr>
+        <w:t>INSERT INTO Salesman (salesmanID, salesmanName) VALUES</w:t>
+      </w:r>
+      <w:r>
+        <w:rPr>
+          <w:rFonts w:cstheme="minorHAnsi"/>
+          <w:sz w:val="20"/>
+          <w:szCs w:val="20"/>
+        </w:rPr>
+        <w:t xml:space="preserve"> </w:t>
+      </w:r>
+      <w:r>
+        <w:rPr>
+          <w:rFonts w:cstheme="minorHAnsi"/>
+          <w:sz w:val="20"/>
+          <w:szCs w:val="20"/>
+        </w:rPr>
+        <w:t>(1, 'Saleel'), (2, 'Rahul'), (3, 'Omkar'), (4, 'Ninad');</w:t>
+      </w:r>
+    </w:p>
+    <w:p>
+      <w:pPr>
+        <w:spacing w:after="0" w:line="240" w:lineRule="auto"/>
+        <w:rPr>
+          <w:rFonts w:cstheme="minorHAnsi"/>
+          <w:sz w:val="20"/>
+          <w:szCs w:val="20"/>
+        </w:rPr>
+      </w:pPr>
+    </w:p>
+    <w:p>
+      <w:pPr>
+        <w:spacing w:after="0" w:line="240" w:lineRule="auto"/>
+        <w:rPr>
+          <w:rFonts w:cstheme="minorHAnsi"/>
+          <w:sz w:val="20"/>
+          <w:szCs w:val="20"/>
+        </w:rPr>
+      </w:pPr>
+      <w:r>
+        <w:rPr>
+          <w:rFonts w:cstheme="minorHAnsi"/>
+          <w:sz w:val="20"/>
+          <w:szCs w:val="20"/>
+        </w:rPr>
+        <w:t>INSERT INTO Region (regionID, regionName) VALUES</w:t>
+      </w:r>
+      <w:r>
+        <w:rPr>
+          <w:rFonts w:cstheme="minorHAnsi"/>
+          <w:sz w:val="20"/>
+          <w:szCs w:val="20"/>
+        </w:rPr>
+        <w:t xml:space="preserve"> </w:t>
+      </w:r>
+      <w:r>
+        <w:rPr>
+          <w:rFonts w:cstheme="minorHAnsi"/>
+          <w:sz w:val="20"/>
+          <w:szCs w:val="20"/>
+        </w:rPr>
+        <w:t>(1, 'Region1'), (2, 'Region2'), (3, 'Region3'), (4, 'Region4');</w:t>
+      </w:r>
+    </w:p>
+    <w:p>
+      <w:pPr>
+        <w:spacing w:after="0" w:line="240" w:lineRule="auto"/>
+        <w:rPr>
+          <w:rFonts w:cstheme="minorHAnsi"/>
+          <w:sz w:val="20"/>
+          <w:szCs w:val="20"/>
+        </w:rPr>
+      </w:pPr>
+    </w:p>
+    <w:p>
+      <w:pPr>
+        <w:spacing w:after="0" w:line="240" w:lineRule="auto"/>
+        <w:rPr>
+          <w:rFonts w:cstheme="minorHAnsi"/>
+          <w:sz w:val="20"/>
+          <w:szCs w:val="20"/>
+        </w:rPr>
+      </w:pPr>
+      <w:r>
+        <w:rPr>
+          <w:rFonts w:cstheme="minorHAnsi"/>
+          <w:sz w:val="20"/>
+          <w:szCs w:val="20"/>
+        </w:rPr>
+        <w:t>INSERT INTO Product (productID, productName) VALUES</w:t>
+      </w:r>
+      <w:r>
+        <w:rPr>
+          <w:rFonts w:cstheme="minorHAnsi"/>
+          <w:sz w:val="20"/>
+          <w:szCs w:val="20"/>
+        </w:rPr>
+        <w:t xml:space="preserve"> </w:t>
+      </w:r>
+      <w:r>
+        <w:rPr>
+          <w:rFonts w:cstheme="minorHAnsi"/>
+          <w:sz w:val="20"/>
+          <w:szCs w:val="20"/>
+        </w:rPr>
+        <w:t>(1,'Car'), (2, 'Bus'), (3, 'Cycle'), (4, 'Motorcycle'), (5, 'Shirt'), (6, 'Pant'), (7, 'Gloves'), (8, 'Book'),(9, 'Pencil'), (10, 'Notebook'), (11, 'Keyboard'), (12, 'Mouse'), (13, 'Pen Drive'), (14, 'CD'),(15, 'Monitors'), (16, 'Scanners'), (17, 'Photos'), (18, 'Photo Frames');</w:t>
+      </w:r>
+    </w:p>
+    <w:p>
+      <w:pPr>
+        <w:spacing w:after="0" w:line="240" w:lineRule="auto"/>
+        <w:rPr>
+          <w:rFonts w:cstheme="minorHAnsi"/>
+          <w:sz w:val="20"/>
+          <w:szCs w:val="20"/>
+        </w:rPr>
+      </w:pPr>
+    </w:p>
+    <w:p>
+      <w:pPr>
+        <w:spacing w:after="0" w:line="240" w:lineRule="auto"/>
+        <w:rPr>
+          <w:rFonts w:cstheme="minorHAnsi"/>
+          <w:sz w:val="20"/>
+          <w:szCs w:val="20"/>
+        </w:rPr>
+      </w:pPr>
+      <w:r>
+        <w:rPr>
+          <w:rFonts w:cstheme="minorHAnsi"/>
+          <w:sz w:val="20"/>
+          <w:szCs w:val="20"/>
+        </w:rPr>
+        <w:t>INSERT INTO Sales VALUES</w:t>
+      </w:r>
+      <w:r>
+        <w:rPr>
+          <w:rFonts w:cstheme="minorHAnsi"/>
+          <w:sz w:val="20"/>
+          <w:szCs w:val="20"/>
+        </w:rPr>
+        <w:t xml:space="preserve"> </w:t>
+      </w:r>
+      <w:r>
+        <w:rPr>
+          <w:rFonts w:cstheme="minorHAnsi"/>
+          <w:sz w:val="20"/>
+          <w:szCs w:val="20"/>
+        </w:rPr>
+        <w:t>(1,1,1),</w:t>
+      </w:r>
+      <w:r>
+        <w:rPr>
+          <w:rFonts w:cstheme="minorHAnsi"/>
+          <w:sz w:val="20"/>
+          <w:szCs w:val="20"/>
+        </w:rPr>
+        <w:t xml:space="preserve"> </w:t>
+      </w:r>
+      <w:r>
+        <w:rPr>
+          <w:rFonts w:cstheme="minorHAnsi"/>
+          <w:sz w:val="20"/>
+          <w:szCs w:val="20"/>
+        </w:rPr>
+        <w:t>(1,1,2),</w:t>
+      </w:r>
+      <w:r>
+        <w:rPr>
+          <w:rFonts w:cstheme="minorHAnsi"/>
+          <w:sz w:val="20"/>
+          <w:szCs w:val="20"/>
+        </w:rPr>
+        <w:t xml:space="preserve"> </w:t>
+      </w:r>
+      <w:r>
+        <w:rPr>
+          <w:rFonts w:cstheme="minorHAnsi"/>
+          <w:sz w:val="20"/>
+          <w:szCs w:val="20"/>
+        </w:rPr>
+        <w:t>(1,2,1),</w:t>
+      </w:r>
+      <w:r>
+        <w:rPr>
+          <w:rFonts w:cstheme="minorHAnsi"/>
+          <w:sz w:val="20"/>
+          <w:szCs w:val="20"/>
+        </w:rPr>
+        <w:t xml:space="preserve"> </w:t>
+      </w:r>
+      <w:r>
+        <w:rPr>
+          <w:rFonts w:cstheme="minorHAnsi"/>
+          <w:sz w:val="20"/>
+          <w:szCs w:val="20"/>
+        </w:rPr>
+        <w:t>(1,2,2),</w:t>
+      </w:r>
+      <w:r>
+        <w:rPr>
+          <w:rFonts w:cstheme="minorHAnsi"/>
+          <w:sz w:val="20"/>
+          <w:szCs w:val="20"/>
+        </w:rPr>
+        <w:t xml:space="preserve"> </w:t>
+      </w:r>
+      <w:r>
+        <w:rPr>
+          <w:rFonts w:cstheme="minorHAnsi"/>
+          <w:sz w:val="20"/>
+          <w:szCs w:val="20"/>
+        </w:rPr>
+        <w:t>(1,2,3),</w:t>
+      </w:r>
+      <w:r>
+        <w:rPr>
+          <w:rFonts w:cstheme="minorHAnsi"/>
+          <w:sz w:val="20"/>
+          <w:szCs w:val="20"/>
+        </w:rPr>
+        <w:t xml:space="preserve"> </w:t>
+      </w:r>
+      <w:r>
+        <w:rPr>
+          <w:rFonts w:cstheme="minorHAnsi"/>
+          <w:sz w:val="20"/>
+          <w:szCs w:val="20"/>
+        </w:rPr>
+        <w:t>(1,3,3),</w:t>
+      </w:r>
+      <w:r>
+        <w:rPr>
+          <w:rFonts w:cstheme="minorHAnsi"/>
+          <w:sz w:val="20"/>
+          <w:szCs w:val="20"/>
+        </w:rPr>
+        <w:t xml:space="preserve"> </w:t>
+      </w:r>
+      <w:r>
+        <w:rPr>
+          <w:rFonts w:cstheme="minorHAnsi"/>
+          <w:sz w:val="20"/>
+          <w:szCs w:val="20"/>
+        </w:rPr>
+        <w:t>(1,3,4),</w:t>
+      </w:r>
+      <w:r>
+        <w:rPr>
+          <w:rFonts w:cstheme="minorHAnsi"/>
+          <w:sz w:val="20"/>
+          <w:szCs w:val="20"/>
+        </w:rPr>
+        <w:t xml:space="preserve"> </w:t>
+      </w:r>
+      <w:r>
+        <w:rPr>
+          <w:rFonts w:cstheme="minorHAnsi"/>
+          <w:sz w:val="20"/>
+          <w:szCs w:val="20"/>
+        </w:rPr>
+        <w:t>(1,4,1);</w:t>
+      </w:r>
+    </w:p>
+    <w:p>
+      <w:pPr>
+        <w:spacing w:after="0" w:line="240" w:lineRule="auto"/>
+        <w:rPr>
+          <w:rFonts w:cstheme="minorHAnsi"/>
+          <w:sz w:val="20"/>
+          <w:szCs w:val="20"/>
+        </w:rPr>
+      </w:pPr>
+    </w:p>
+    <w:p>
+      <w:pPr>
+        <w:spacing w:after="0" w:line="240" w:lineRule="auto"/>
+        <w:rPr>
+          <w:rFonts w:cstheme="minorHAnsi"/>
+          <w:sz w:val="20"/>
+          <w:szCs w:val="20"/>
+        </w:rPr>
+      </w:pPr>
+      <w:r>
+        <w:rPr>
+          <w:rFonts w:cstheme="minorHAnsi"/>
+          <w:sz w:val="20"/>
+          <w:szCs w:val="20"/>
+        </w:rPr>
+        <w:t>INSERT INTO Sales VALUES</w:t>
+      </w:r>
+      <w:r>
+        <w:rPr>
+          <w:rFonts w:cstheme="minorHAnsi"/>
+          <w:sz w:val="20"/>
+          <w:szCs w:val="20"/>
+        </w:rPr>
+        <w:t xml:space="preserve"> </w:t>
+      </w:r>
+      <w:r>
+        <w:rPr>
+          <w:rFonts w:cstheme="minorHAnsi"/>
+          <w:sz w:val="20"/>
+          <w:szCs w:val="20"/>
+        </w:rPr>
+        <w:t>(2,1,5),</w:t>
+      </w:r>
+      <w:r>
+        <w:rPr>
+          <w:rFonts w:cstheme="minorHAnsi"/>
+          <w:sz w:val="20"/>
+          <w:szCs w:val="20"/>
+        </w:rPr>
+        <w:t xml:space="preserve"> </w:t>
+      </w:r>
+      <w:r>
+        <w:rPr>
+          <w:rFonts w:cstheme="minorHAnsi"/>
+          <w:sz w:val="20"/>
+          <w:szCs w:val="20"/>
+        </w:rPr>
+        <w:t>(2,1,6),</w:t>
+      </w:r>
+      <w:r>
+        <w:rPr>
+          <w:rFonts w:cstheme="minorHAnsi"/>
+          <w:sz w:val="20"/>
+          <w:szCs w:val="20"/>
+        </w:rPr>
+        <w:t xml:space="preserve"> </w:t>
+      </w:r>
+      <w:r>
+        <w:rPr>
+          <w:rFonts w:cstheme="minorHAnsi"/>
+          <w:sz w:val="20"/>
+          <w:szCs w:val="20"/>
+        </w:rPr>
+        <w:t>(2,1,7),</w:t>
+      </w:r>
+      <w:r>
+        <w:rPr>
+          <w:rFonts w:cstheme="minorHAnsi"/>
+          <w:sz w:val="20"/>
+          <w:szCs w:val="20"/>
+        </w:rPr>
+        <w:t xml:space="preserve"> </w:t>
+      </w:r>
+      <w:r>
+        <w:rPr>
+          <w:rFonts w:cstheme="minorHAnsi"/>
+          <w:sz w:val="20"/>
+          <w:szCs w:val="20"/>
+        </w:rPr>
+        <w:t>(2,2,7),</w:t>
+      </w:r>
+      <w:r>
+        <w:rPr>
+          <w:rFonts w:cstheme="minorHAnsi"/>
+          <w:sz w:val="20"/>
+          <w:szCs w:val="20"/>
+        </w:rPr>
+        <w:t xml:space="preserve"> </w:t>
+      </w:r>
+      <w:r>
+        <w:rPr>
+          <w:rFonts w:cstheme="minorHAnsi"/>
+          <w:sz w:val="20"/>
+          <w:szCs w:val="20"/>
+        </w:rPr>
+        <w:t>(2,2,8),</w:t>
+      </w:r>
+      <w:r>
+        <w:rPr>
+          <w:rFonts w:cstheme="minorHAnsi"/>
+          <w:sz w:val="20"/>
+          <w:szCs w:val="20"/>
+        </w:rPr>
+        <w:t xml:space="preserve"> </w:t>
+      </w:r>
+      <w:r>
+        <w:rPr>
+          <w:rFonts w:cstheme="minorHAnsi"/>
+          <w:sz w:val="20"/>
+          <w:szCs w:val="20"/>
+        </w:rPr>
+        <w:t>(2,2,9),</w:t>
+      </w:r>
+      <w:r>
+        <w:rPr>
+          <w:rFonts w:cstheme="minorHAnsi"/>
+          <w:sz w:val="20"/>
+          <w:szCs w:val="20"/>
+        </w:rPr>
+        <w:t xml:space="preserve"> </w:t>
+      </w:r>
+      <w:r>
+        <w:rPr>
+          <w:rFonts w:cstheme="minorHAnsi"/>
+          <w:sz w:val="20"/>
+          <w:szCs w:val="20"/>
+        </w:rPr>
+        <w:t>(2,3,9),</w:t>
+      </w:r>
+      <w:r>
+        <w:rPr>
+          <w:rFonts w:cstheme="minorHAnsi"/>
+          <w:sz w:val="20"/>
+          <w:szCs w:val="20"/>
+        </w:rPr>
+        <w:t xml:space="preserve"> </w:t>
+      </w:r>
+      <w:r>
+        <w:rPr>
+          <w:rFonts w:cstheme="minorHAnsi"/>
+          <w:sz w:val="20"/>
+          <w:szCs w:val="20"/>
+        </w:rPr>
+        <w:t>(2,3,10),</w:t>
+      </w:r>
+      <w:r>
+        <w:rPr>
+          <w:rFonts w:cstheme="minorHAnsi"/>
+          <w:sz w:val="20"/>
+          <w:szCs w:val="20"/>
+        </w:rPr>
+        <w:t xml:space="preserve"> </w:t>
+      </w:r>
+      <w:r>
+        <w:rPr>
+          <w:rFonts w:cstheme="minorHAnsi"/>
+          <w:sz w:val="20"/>
+          <w:szCs w:val="20"/>
+        </w:rPr>
+        <w:t>(2,4,11),</w:t>
+      </w:r>
+      <w:r>
+        <w:rPr>
+          <w:rFonts w:cstheme="minorHAnsi"/>
+          <w:sz w:val="20"/>
+          <w:szCs w:val="20"/>
+        </w:rPr>
+        <w:t xml:space="preserve"> </w:t>
+      </w:r>
+      <w:r>
+        <w:rPr>
+          <w:rFonts w:cstheme="minorHAnsi"/>
+          <w:sz w:val="20"/>
+          <w:szCs w:val="20"/>
+        </w:rPr>
+        <w:t>(2,4,12);</w:t>
+      </w:r>
+    </w:p>
+    <w:p>
+      <w:pPr>
+        <w:spacing w:after="0" w:line="240" w:lineRule="auto"/>
+        <w:rPr>
+          <w:rFonts w:cstheme="minorHAnsi"/>
+          <w:sz w:val="20"/>
+          <w:szCs w:val="20"/>
+        </w:rPr>
+      </w:pPr>
+    </w:p>
+    <w:p>
+      <w:pPr>
+        <w:spacing w:after="0" w:line="240" w:lineRule="auto"/>
+        <w:rPr>
+          <w:rFonts w:cstheme="minorHAnsi"/>
+          <w:sz w:val="20"/>
+          <w:szCs w:val="20"/>
+        </w:rPr>
+      </w:pPr>
+      <w:r>
+        <w:rPr>
+          <w:rFonts w:cstheme="minorHAnsi"/>
+          <w:sz w:val="20"/>
+          <w:szCs w:val="20"/>
+        </w:rPr>
+        <w:t>INSERT INTO Sales VALUES</w:t>
+      </w:r>
+      <w:r>
+        <w:rPr>
+          <w:rFonts w:cstheme="minorHAnsi"/>
+          <w:sz w:val="20"/>
+          <w:szCs w:val="20"/>
+        </w:rPr>
+        <w:t xml:space="preserve"> </w:t>
+      </w:r>
+      <w:r>
+        <w:rPr>
+          <w:rFonts w:cstheme="minorHAnsi"/>
+          <w:sz w:val="20"/>
+          <w:szCs w:val="20"/>
+        </w:rPr>
+        <w:t>(3,1,11),</w:t>
+      </w:r>
+      <w:r>
+        <w:rPr>
+          <w:rFonts w:cstheme="minorHAnsi"/>
+          <w:sz w:val="20"/>
+          <w:szCs w:val="20"/>
+        </w:rPr>
+        <w:t xml:space="preserve"> </w:t>
+      </w:r>
+      <w:r>
+        <w:rPr>
+          <w:rFonts w:cstheme="minorHAnsi"/>
+          <w:sz w:val="20"/>
+          <w:szCs w:val="20"/>
+        </w:rPr>
+        <w:t>(3,1,12),</w:t>
+      </w:r>
+      <w:r>
+        <w:rPr>
+          <w:rFonts w:cstheme="minorHAnsi"/>
+          <w:sz w:val="20"/>
+          <w:szCs w:val="20"/>
+        </w:rPr>
+        <w:t xml:space="preserve"> </w:t>
+      </w:r>
+      <w:r>
+        <w:rPr>
+          <w:rFonts w:cstheme="minorHAnsi"/>
+          <w:sz w:val="20"/>
+          <w:szCs w:val="20"/>
+        </w:rPr>
+        <w:t>(3,2,13),</w:t>
+      </w:r>
+      <w:r>
+        <w:rPr>
+          <w:rFonts w:cstheme="minorHAnsi"/>
+          <w:sz w:val="20"/>
+          <w:szCs w:val="20"/>
+        </w:rPr>
+        <w:t xml:space="preserve"> </w:t>
+      </w:r>
+      <w:r>
+        <w:rPr>
+          <w:rFonts w:cstheme="minorHAnsi"/>
+          <w:sz w:val="20"/>
+          <w:szCs w:val="20"/>
+        </w:rPr>
+        <w:t>(3,2,14),</w:t>
+      </w:r>
+      <w:r>
+        <w:rPr>
+          <w:rFonts w:cstheme="minorHAnsi"/>
+          <w:sz w:val="20"/>
+          <w:szCs w:val="20"/>
+        </w:rPr>
+        <w:t xml:space="preserve"> </w:t>
+      </w:r>
+      <w:r>
+        <w:rPr>
+          <w:rFonts w:cstheme="minorHAnsi"/>
+          <w:sz w:val="20"/>
+          <w:szCs w:val="20"/>
+        </w:rPr>
+        <w:t>(3,3,15),</w:t>
+      </w:r>
+      <w:r>
+        <w:rPr>
+          <w:rFonts w:cstheme="minorHAnsi"/>
+          <w:sz w:val="20"/>
+          <w:szCs w:val="20"/>
+        </w:rPr>
+        <w:t xml:space="preserve"> </w:t>
+      </w:r>
+      <w:r>
+        <w:rPr>
+          <w:rFonts w:cstheme="minorHAnsi"/>
+          <w:sz w:val="20"/>
+          <w:szCs w:val="20"/>
+        </w:rPr>
+        <w:t>(3,3,16),</w:t>
+      </w:r>
+      <w:r>
+        <w:rPr>
+          <w:rFonts w:cstheme="minorHAnsi"/>
+          <w:sz w:val="20"/>
+          <w:szCs w:val="20"/>
+        </w:rPr>
+        <w:t xml:space="preserve"> </w:t>
+      </w:r>
+      <w:r>
+        <w:rPr>
+          <w:rFonts w:cstheme="minorHAnsi"/>
+          <w:sz w:val="20"/>
+          <w:szCs w:val="20"/>
+        </w:rPr>
+        <w:t>(3,4,16),</w:t>
+      </w:r>
+      <w:r>
+        <w:rPr>
+          <w:rFonts w:cstheme="minorHAnsi"/>
+          <w:sz w:val="20"/>
+          <w:szCs w:val="20"/>
+        </w:rPr>
+        <w:t xml:space="preserve"> </w:t>
+      </w:r>
+      <w:r>
+        <w:rPr>
+          <w:rFonts w:cstheme="minorHAnsi"/>
+          <w:sz w:val="20"/>
+          <w:szCs w:val="20"/>
+        </w:rPr>
+        <w:t>(3,4,14);</w:t>
+      </w:r>
+    </w:p>
+    <w:p>
+      <w:pPr>
+        <w:spacing w:after="0" w:line="240" w:lineRule="auto"/>
+        <w:rPr>
+          <w:rFonts w:cstheme="minorHAnsi"/>
+          <w:sz w:val="20"/>
+          <w:szCs w:val="20"/>
+        </w:rPr>
+      </w:pPr>
+    </w:p>
+    <w:p>
+      <w:pPr>
+        <w:spacing w:after="0" w:line="240" w:lineRule="auto"/>
+        <w:rPr>
+          <w:rFonts w:cstheme="minorHAnsi"/>
+          <w:sz w:val="20"/>
+          <w:szCs w:val="20"/>
+        </w:rPr>
+      </w:pPr>
+      <w:r>
+        <w:rPr>
+          <w:rFonts w:cstheme="minorHAnsi"/>
+          <w:sz w:val="20"/>
+          <w:szCs w:val="20"/>
+        </w:rPr>
+        <w:t>INSERT INTO Sales VALUES</w:t>
+      </w:r>
+      <w:r>
+        <w:rPr>
+          <w:rFonts w:cstheme="minorHAnsi"/>
+          <w:sz w:val="20"/>
+          <w:szCs w:val="20"/>
+        </w:rPr>
+        <w:t xml:space="preserve"> </w:t>
+      </w:r>
+      <w:r>
+        <w:rPr>
+          <w:rFonts w:cstheme="minorHAnsi"/>
+          <w:sz w:val="20"/>
+          <w:szCs w:val="20"/>
+        </w:rPr>
+        <w:t>(4,1,17),</w:t>
+      </w:r>
+      <w:r>
+        <w:rPr>
+          <w:rFonts w:cstheme="minorHAnsi"/>
+          <w:sz w:val="20"/>
+          <w:szCs w:val="20"/>
+        </w:rPr>
+        <w:t xml:space="preserve"> </w:t>
+      </w:r>
+      <w:r>
+        <w:rPr>
+          <w:rFonts w:cstheme="minorHAnsi"/>
+          <w:sz w:val="20"/>
+          <w:szCs w:val="20"/>
+        </w:rPr>
+        <w:t>(4,1,18),</w:t>
+      </w:r>
+      <w:r>
+        <w:rPr>
+          <w:rFonts w:cstheme="minorHAnsi"/>
+          <w:sz w:val="20"/>
+          <w:szCs w:val="20"/>
+        </w:rPr>
+        <w:t xml:space="preserve"> </w:t>
+      </w:r>
+      <w:r>
+        <w:rPr>
+          <w:rFonts w:cstheme="minorHAnsi"/>
+          <w:sz w:val="20"/>
+          <w:szCs w:val="20"/>
+        </w:rPr>
+        <w:t>(4,2,5),</w:t>
+      </w:r>
+      <w:r>
+        <w:rPr>
+          <w:rFonts w:cstheme="minorHAnsi"/>
+          <w:sz w:val="20"/>
+          <w:szCs w:val="20"/>
+        </w:rPr>
+        <w:t xml:space="preserve"> </w:t>
+      </w:r>
+      <w:r>
+        <w:rPr>
+          <w:rFonts w:cstheme="minorHAnsi"/>
+          <w:sz w:val="20"/>
+          <w:szCs w:val="20"/>
+        </w:rPr>
+        <w:t>(4,2,6),</w:t>
+      </w:r>
+      <w:r>
+        <w:rPr>
+          <w:rFonts w:cstheme="minorHAnsi"/>
+          <w:sz w:val="20"/>
+          <w:szCs w:val="20"/>
+        </w:rPr>
+        <w:t xml:space="preserve"> </w:t>
+      </w:r>
+      <w:r>
+        <w:rPr>
+          <w:rFonts w:cstheme="minorHAnsi"/>
+          <w:sz w:val="20"/>
+          <w:szCs w:val="20"/>
+        </w:rPr>
+        <w:t>(4,2,7),</w:t>
+      </w:r>
+      <w:r>
+        <w:rPr>
+          <w:rFonts w:cstheme="minorHAnsi"/>
+          <w:sz w:val="20"/>
+          <w:szCs w:val="20"/>
+        </w:rPr>
+        <w:t xml:space="preserve"> </w:t>
+      </w:r>
+      <w:r>
+        <w:rPr>
+          <w:rFonts w:cstheme="minorHAnsi"/>
+          <w:sz w:val="20"/>
+          <w:szCs w:val="20"/>
+        </w:rPr>
+        <w:t>(4,3,3),</w:t>
+      </w:r>
+      <w:r>
+        <w:rPr>
+          <w:rFonts w:cstheme="minorHAnsi"/>
+          <w:sz w:val="20"/>
+          <w:szCs w:val="20"/>
+        </w:rPr>
+        <w:t xml:space="preserve"> </w:t>
+      </w:r>
+      <w:r>
+        <w:rPr>
+          <w:rFonts w:cstheme="minorHAnsi"/>
+          <w:sz w:val="20"/>
+          <w:szCs w:val="20"/>
+        </w:rPr>
+        <w:t>(4,3,4),</w:t>
+      </w:r>
+      <w:r>
+        <w:rPr>
+          <w:rFonts w:cstheme="minorHAnsi"/>
+          <w:sz w:val="20"/>
+          <w:szCs w:val="20"/>
+        </w:rPr>
+        <w:t xml:space="preserve"> </w:t>
+      </w:r>
+      <w:r>
+        <w:rPr>
+          <w:rFonts w:cstheme="minorHAnsi"/>
+          <w:sz w:val="20"/>
+          <w:szCs w:val="20"/>
+        </w:rPr>
+        <w:t>(4,4,2),</w:t>
+      </w:r>
+      <w:r>
+        <w:rPr>
+          <w:rFonts w:cstheme="minorHAnsi"/>
+          <w:sz w:val="20"/>
+          <w:szCs w:val="20"/>
+        </w:rPr>
+        <w:t xml:space="preserve"> </w:t>
+      </w:r>
+      <w:r>
+        <w:rPr>
+          <w:rFonts w:cstheme="minorHAnsi"/>
+          <w:sz w:val="20"/>
+          <w:szCs w:val="20"/>
+        </w:rPr>
+        <w:t>(4,4,3),</w:t>
+      </w:r>
+      <w:r>
+        <w:rPr>
+          <w:rFonts w:cstheme="minorHAnsi"/>
+          <w:sz w:val="20"/>
+          <w:szCs w:val="20"/>
+        </w:rPr>
+        <w:t xml:space="preserve"> </w:t>
+      </w:r>
+      <w:r>
+        <w:rPr>
+          <w:rFonts w:cstheme="minorHAnsi"/>
+          <w:sz w:val="20"/>
+          <w:szCs w:val="20"/>
+        </w:rPr>
+        <w:t>(4,4,1);</w:t>
+      </w:r>
+    </w:p>
+    <w:p>
+      <w:pPr>
+        <w:spacing w:after="0" w:line="240" w:lineRule="auto"/>
+        <w:rPr>
+          <w:rFonts w:cstheme="minorHAnsi"/>
+          <w:sz w:val="20"/>
+          <w:szCs w:val="20"/>
+        </w:rPr>
+      </w:pPr>
+    </w:p>
+    <w:p>
+      <w:pPr>
+        <w:pStyle w:val="ListParagraph"/>
+        <w:numPr>
+          <w:ilvl w:val="0"/>
+          <w:numId w:val="37"/>
+        </w:numPr>
+        <w:spacing w:after="0" w:line="240" w:lineRule="auto"/>
+        <w:rPr>
+          <w:rFonts w:cstheme="minorHAnsi"/>
+          <w:sz w:val="20"/>
+          <w:szCs w:val="20"/>
+        </w:rPr>
+      </w:pPr>
+      <w:r>
+        <w:rPr>
+          <w:rFonts w:cstheme="minorHAnsi"/>
+          <w:sz w:val="20"/>
+          <w:szCs w:val="20"/>
+        </w:rPr>
+        <w:t>Display complete sales data (Salesman, Region, Product).</w:t>
+      </w:r>
+    </w:p>
+    <w:p>
+      <w:pPr>
+        <w:pStyle w:val="ListParagraph"/>
+        <w:numPr>
+          <w:ilvl w:val="0"/>
+          <w:numId w:val="37"/>
+        </w:numPr>
+        <w:spacing w:after="0" w:line="240" w:lineRule="auto"/>
+        <w:rPr>
+          <w:rFonts w:cstheme="minorHAnsi"/>
+          <w:sz w:val="20"/>
+          <w:szCs w:val="20"/>
+        </w:rPr>
+      </w:pPr>
+      <w:r>
+        <w:rPr>
+          <w:rFonts w:cstheme="minorHAnsi"/>
+          <w:sz w:val="20"/>
+          <w:szCs w:val="20"/>
+        </w:rPr>
+        <w:t>Find all products sold by Saleel.</w:t>
+      </w:r>
+    </w:p>
+    <w:p>
+      <w:pPr>
+        <w:pStyle w:val="ListParagraph"/>
+        <w:numPr>
+          <w:ilvl w:val="0"/>
+          <w:numId w:val="37"/>
+        </w:numPr>
+        <w:spacing w:after="0" w:line="240" w:lineRule="auto"/>
+        <w:rPr>
+          <w:rFonts w:cstheme="minorHAnsi"/>
+          <w:sz w:val="20"/>
+          <w:szCs w:val="20"/>
+        </w:rPr>
+      </w:pPr>
+      <w:r>
+        <w:rPr>
+          <w:rFonts w:cstheme="minorHAnsi"/>
+          <w:sz w:val="20"/>
+          <w:szCs w:val="20"/>
+        </w:rPr>
+        <w:t>List all regions where Rahul works.</w:t>
+      </w:r>
+    </w:p>
+    <w:p>
+      <w:pPr>
+        <w:pStyle w:val="ListParagraph"/>
+        <w:numPr>
+          <w:ilvl w:val="0"/>
+          <w:numId w:val="37"/>
+        </w:numPr>
+        <w:spacing w:after="0" w:line="240" w:lineRule="auto"/>
+        <w:rPr>
+          <w:rFonts w:cstheme="minorHAnsi"/>
+          <w:sz w:val="20"/>
+          <w:szCs w:val="20"/>
+        </w:rPr>
+      </w:pPr>
+      <w:r>
+        <w:rPr>
+          <w:rFonts w:cstheme="minorHAnsi"/>
+          <w:sz w:val="20"/>
+          <w:szCs w:val="20"/>
+        </w:rPr>
+        <w:t>Display all products sold by Omkar.</w:t>
+      </w:r>
+    </w:p>
+    <w:p>
+      <w:pPr>
+        <w:pStyle w:val="ListParagraph"/>
+        <w:numPr>
+          <w:ilvl w:val="0"/>
+          <w:numId w:val="37"/>
+        </w:numPr>
+        <w:spacing w:after="0" w:line="240" w:lineRule="auto"/>
+        <w:rPr>
+          <w:rFonts w:cstheme="minorHAnsi"/>
+          <w:sz w:val="20"/>
+          <w:szCs w:val="20"/>
+        </w:rPr>
+      </w:pPr>
+      <w:r>
+        <w:rPr>
+          <w:rFonts w:cstheme="minorHAnsi"/>
+          <w:sz w:val="20"/>
+          <w:szCs w:val="20"/>
+        </w:rPr>
+        <w:t>Find all salesmen who sell Car.</w:t>
+      </w:r>
+    </w:p>
+    <w:p>
+      <w:pPr>
+        <w:pStyle w:val="ListParagraph"/>
+        <w:numPr>
+          <w:ilvl w:val="0"/>
+          <w:numId w:val="37"/>
+        </w:numPr>
+        <w:spacing w:after="0" w:line="240" w:lineRule="auto"/>
+        <w:rPr>
+          <w:rFonts w:cstheme="minorHAnsi"/>
+          <w:sz w:val="20"/>
+          <w:szCs w:val="20"/>
+        </w:rPr>
+      </w:pPr>
+      <w:r>
+        <w:rPr>
+          <w:rFonts w:cstheme="minorHAnsi"/>
+          <w:sz w:val="20"/>
+          <w:szCs w:val="20"/>
+        </w:rPr>
+        <w:t>List all products sold in Region3.</w:t>
+      </w:r>
+    </w:p>
+    <w:p>
+      <w:pPr>
+        <w:pStyle w:val="ListParagraph"/>
+        <w:numPr>
+          <w:ilvl w:val="0"/>
+          <w:numId w:val="37"/>
+        </w:numPr>
+        <w:spacing w:after="0" w:line="240" w:lineRule="auto"/>
+        <w:rPr>
+          <w:rFonts w:cstheme="minorHAnsi"/>
+          <w:sz w:val="20"/>
+          <w:szCs w:val="20"/>
+        </w:rPr>
+      </w:pPr>
+      <w:r>
+        <w:rPr>
+          <w:rFonts w:cstheme="minorHAnsi"/>
+          <w:sz w:val="20"/>
+          <w:szCs w:val="20"/>
+        </w:rPr>
+        <w:t>Find salesmen who sell both Car AND Bus.</w:t>
+      </w:r>
+    </w:p>
+    <w:p>
+      <w:pPr>
+        <w:pStyle w:val="ListParagraph"/>
+        <w:numPr>
+          <w:ilvl w:val="0"/>
+          <w:numId w:val="37"/>
+        </w:numPr>
+        <w:spacing w:after="0" w:line="240" w:lineRule="auto"/>
+        <w:rPr>
+          <w:rFonts w:cstheme="minorHAnsi"/>
+          <w:sz w:val="20"/>
+          <w:szCs w:val="20"/>
+        </w:rPr>
+      </w:pPr>
+      <w:r>
+        <w:rPr>
+          <w:rFonts w:cstheme="minorHAnsi"/>
+          <w:sz w:val="20"/>
+          <w:szCs w:val="20"/>
+        </w:rPr>
+        <w:t>Find salesmen who do not sell Cycle.</w:t>
+      </w:r>
+    </w:p>
+    <w:p>
+      <w:pPr>
+        <w:pStyle w:val="ListParagraph"/>
+        <w:numPr>
+          <w:ilvl w:val="0"/>
+          <w:numId w:val="37"/>
+        </w:numPr>
+        <w:spacing w:after="0" w:line="240" w:lineRule="auto"/>
+        <w:rPr>
+          <w:rFonts w:cstheme="minorHAnsi"/>
+          <w:sz w:val="20"/>
+          <w:szCs w:val="20"/>
+        </w:rPr>
+      </w:pPr>
+      <w:r>
+        <w:rPr>
+          <w:rFonts w:cstheme="minorHAnsi"/>
+          <w:sz w:val="20"/>
+          <w:szCs w:val="20"/>
+        </w:rPr>
+        <w:t>Display products sold in more than one region.</w:t>
+      </w:r>
+    </w:p>
+    <w:p>
+      <w:pPr>
+        <w:pStyle w:val="ListParagraph"/>
+        <w:numPr>
+          <w:ilvl w:val="0"/>
+          <w:numId w:val="37"/>
+        </w:numPr>
+        <w:spacing w:after="0" w:line="240" w:lineRule="auto"/>
+        <w:rPr>
+          <w:rFonts w:cstheme="minorHAnsi"/>
+          <w:sz w:val="20"/>
+          <w:szCs w:val="20"/>
+        </w:rPr>
+      </w:pPr>
+      <w:r>
+        <w:rPr>
+          <w:rFonts w:cstheme="minorHAnsi"/>
+          <w:sz w:val="20"/>
+          <w:szCs w:val="20"/>
+        </w:rPr>
+        <w:t>Count number of products sold by each salesman.</w:t>
+      </w:r>
+    </w:p>
+    <w:p>
+      <w:pPr>
+        <w:pStyle w:val="ListParagraph"/>
+        <w:numPr>
+          <w:ilvl w:val="0"/>
+          <w:numId w:val="37"/>
+        </w:numPr>
+        <w:spacing w:after="0" w:line="240" w:lineRule="auto"/>
+        <w:rPr>
+          <w:rFonts w:cstheme="minorHAnsi"/>
+          <w:sz w:val="20"/>
+          <w:szCs w:val="20"/>
+        </w:rPr>
+      </w:pPr>
+      <w:r>
+        <w:rPr>
+          <w:rFonts w:cstheme="minorHAnsi"/>
+          <w:sz w:val="20"/>
+          <w:szCs w:val="20"/>
+        </w:rPr>
+        <w:t>Find the region with maximum sales.</w:t>
+      </w:r>
+    </w:p>
+    <w:p>
+      <w:pPr>
+        <w:pStyle w:val="ListParagraph"/>
+        <w:numPr>
+          <w:ilvl w:val="0"/>
+          <w:numId w:val="37"/>
+        </w:numPr>
+        <w:spacing w:after="0" w:line="240" w:lineRule="auto"/>
+        <w:rPr>
+          <w:rFonts w:cstheme="minorHAnsi"/>
+          <w:sz w:val="20"/>
+          <w:szCs w:val="20"/>
+        </w:rPr>
+      </w:pPr>
+      <w:r>
+        <w:rPr>
+          <w:rFonts w:cstheme="minorHAnsi"/>
+          <w:sz w:val="20"/>
+          <w:szCs w:val="20"/>
+        </w:rPr>
+        <w:t>Find the most sold product.</w:t>
+      </w:r>
+    </w:p>
+    <w:p>
+      <w:pPr>
+        <w:pStyle w:val="ListParagraph"/>
+        <w:numPr>
+          <w:ilvl w:val="0"/>
+          <w:numId w:val="37"/>
+        </w:numPr>
+        <w:spacing w:after="0" w:line="240" w:lineRule="auto"/>
+        <w:rPr>
+          <w:rFonts w:cstheme="minorHAnsi"/>
+          <w:sz w:val="20"/>
+          <w:szCs w:val="20"/>
+        </w:rPr>
+      </w:pPr>
+      <w:r>
+        <w:rPr>
+          <w:rFonts w:cstheme="minorHAnsi"/>
+          <w:sz w:val="20"/>
+          <w:szCs w:val="20"/>
+        </w:rPr>
+        <w:t>Count total sales per region.</w:t>
+      </w:r>
+    </w:p>
+    <w:p>
+      <w:pPr>
+        <w:pStyle w:val="ListParagraph"/>
+        <w:numPr>
+          <w:ilvl w:val="0"/>
+          <w:numId w:val="37"/>
+        </w:numPr>
+        <w:spacing w:after="0" w:line="240" w:lineRule="auto"/>
+        <w:rPr>
+          <w:rFonts w:cstheme="minorHAnsi"/>
+          <w:sz w:val="20"/>
+          <w:szCs w:val="20"/>
+        </w:rPr>
+      </w:pPr>
+      <w:r>
+        <w:rPr>
+          <w:rFonts w:cstheme="minorHAnsi"/>
+          <w:sz w:val="20"/>
+          <w:szCs w:val="20"/>
+        </w:rPr>
+        <w:t>Find number of regions covered by each salesman.</w:t>
+      </w:r>
+    </w:p>
+    <w:p>
+      <w:pPr>
+        <w:pStyle w:val="ListParagraph"/>
+        <w:numPr>
+          <w:ilvl w:val="0"/>
+          <w:numId w:val="37"/>
+        </w:numPr>
+        <w:spacing w:after="0" w:line="240" w:lineRule="auto"/>
+        <w:rPr>
+          <w:rFonts w:cstheme="minorHAnsi"/>
+          <w:sz w:val="20"/>
+          <w:szCs w:val="20"/>
+        </w:rPr>
+      </w:pPr>
+      <w:r>
+        <w:rPr>
+          <w:rFonts w:cstheme="minorHAnsi"/>
+          <w:sz w:val="20"/>
+          <w:szCs w:val="20"/>
+        </w:rPr>
+        <w:t>Find salesmen working in all regions.</w:t>
+      </w:r>
+    </w:p>
+    <w:p>
+      <w:pPr>
+        <w:pStyle w:val="ListParagraph"/>
+        <w:numPr>
+          <w:ilvl w:val="0"/>
+          <w:numId w:val="37"/>
+        </w:numPr>
+        <w:spacing w:after="0" w:line="240" w:lineRule="auto"/>
+        <w:rPr>
+          <w:rFonts w:cstheme="minorHAnsi"/>
+          <w:sz w:val="20"/>
+          <w:szCs w:val="20"/>
+        </w:rPr>
+      </w:pPr>
+      <w:r>
+        <w:rPr>
+          <w:rFonts w:cstheme="minorHAnsi"/>
+          <w:sz w:val="20"/>
+          <w:szCs w:val="20"/>
+        </w:rPr>
+        <w:t>Find products sold by all salesmen.</w:t>
+      </w:r>
+    </w:p>
+    <w:p>
+      <w:pPr>
+        <w:pStyle w:val="ListParagraph"/>
+        <w:numPr>
+          <w:ilvl w:val="0"/>
+          <w:numId w:val="37"/>
+        </w:numPr>
+        <w:spacing w:after="0" w:line="240" w:lineRule="auto"/>
+        <w:rPr>
+          <w:rFonts w:cstheme="minorHAnsi"/>
+          <w:sz w:val="20"/>
+          <w:szCs w:val="20"/>
+        </w:rPr>
+      </w:pPr>
+      <w:r>
+        <w:rPr>
+          <w:rFonts w:cstheme="minorHAnsi"/>
+          <w:sz w:val="20"/>
+          <w:szCs w:val="20"/>
+        </w:rPr>
+        <w:t>Find common products between Saleel and Ninad.</w:t>
+      </w:r>
+    </w:p>
+    <w:p>
+      <w:pPr>
+        <w:pStyle w:val="ListParagraph"/>
+        <w:numPr>
+          <w:ilvl w:val="0"/>
+          <w:numId w:val="37"/>
+        </w:numPr>
+        <w:spacing w:after="0" w:line="240" w:lineRule="auto"/>
+        <w:rPr>
+          <w:rFonts w:cstheme="minorHAnsi"/>
+          <w:sz w:val="20"/>
+          <w:szCs w:val="20"/>
+        </w:rPr>
+      </w:pPr>
+      <w:r>
+        <w:rPr>
+          <w:rFonts w:cstheme="minorHAnsi"/>
+          <w:sz w:val="20"/>
+          <w:szCs w:val="20"/>
+        </w:rPr>
+        <w:t>Find unique products sold only by Omkar.</w:t>
+      </w:r>
+    </w:p>
+    <w:p>
+      <w:pPr>
+        <w:pStyle w:val="ListParagraph"/>
+        <w:numPr>
+          <w:ilvl w:val="0"/>
+          <w:numId w:val="37"/>
+        </w:numPr>
+        <w:spacing w:after="0" w:line="240" w:lineRule="auto"/>
+        <w:rPr>
+          <w:rFonts w:cstheme="minorHAnsi"/>
+          <w:sz w:val="20"/>
+          <w:szCs w:val="20"/>
+        </w:rPr>
+      </w:pPr>
+      <w:r>
+        <w:rPr>
+          <w:rFonts w:cstheme="minorHAnsi"/>
+          <w:sz w:val="20"/>
+          <w:szCs w:val="20"/>
+        </w:rPr>
+        <w:t>Find salesmen who sell only one product.</w:t>
+      </w:r>
+    </w:p>
+    <w:p>
+      <w:pPr>
+        <w:pStyle w:val="ListParagraph"/>
+        <w:numPr>
+          <w:ilvl w:val="0"/>
+          <w:numId w:val="37"/>
+        </w:numPr>
+        <w:spacing w:after="0" w:line="240" w:lineRule="auto"/>
+        <w:rPr>
+          <w:rFonts w:cstheme="minorHAnsi"/>
+          <w:sz w:val="20"/>
+          <w:szCs w:val="20"/>
+        </w:rPr>
+      </w:pPr>
+      <w:r>
+        <w:rPr>
+          <w:rFonts w:cstheme="minorHAnsi"/>
+          <w:sz w:val="20"/>
+          <w:szCs w:val="20"/>
+        </w:rPr>
+        <w:lastRenderedPageBreak/>
+        <w:t>Find products not sold in Region1.</w:t>
+      </w:r>
+    </w:p>
+    <w:p>
+      <w:pPr>
+        <w:pStyle w:val="ListParagraph"/>
+        <w:numPr>
+          <w:ilvl w:val="0"/>
+          <w:numId w:val="37"/>
+        </w:numPr>
+        <w:spacing w:after="0" w:line="240" w:lineRule="auto"/>
+        <w:rPr>
+          <w:rFonts w:cstheme="minorHAnsi"/>
+          <w:sz w:val="20"/>
+          <w:szCs w:val="20"/>
+        </w:rPr>
+      </w:pPr>
+      <w:r>
+        <w:rPr>
+          <w:rFonts w:cstheme="minorHAnsi"/>
+          <w:sz w:val="20"/>
+          <w:szCs w:val="20"/>
+        </w:rPr>
+        <w:t>Find salesmen who sell more products than average.</w:t>
+      </w:r>
+    </w:p>
+    <w:p>
+      <w:pPr>
+        <w:pStyle w:val="ListParagraph"/>
+        <w:numPr>
+          <w:ilvl w:val="0"/>
+          <w:numId w:val="37"/>
+        </w:numPr>
+        <w:spacing w:after="0" w:line="240" w:lineRule="auto"/>
+        <w:rPr>
+          <w:rFonts w:cstheme="minorHAnsi"/>
+          <w:sz w:val="20"/>
+          <w:szCs w:val="20"/>
+        </w:rPr>
+      </w:pPr>
+      <w:r>
+        <w:rPr>
+          <w:rFonts w:cstheme="minorHAnsi"/>
+          <w:sz w:val="20"/>
+          <w:szCs w:val="20"/>
+        </w:rPr>
+        <w:t>Find products sold in Region2 but not in Region1.</w:t>
+      </w:r>
+    </w:p>
+    <w:p>
+      <w:pPr>
+        <w:pStyle w:val="ListParagraph"/>
+        <w:numPr>
+          <w:ilvl w:val="0"/>
+          <w:numId w:val="37"/>
+        </w:numPr>
+        <w:spacing w:after="0" w:line="240" w:lineRule="auto"/>
+        <w:rPr>
+          <w:rFonts w:cstheme="minorHAnsi"/>
+          <w:sz w:val="20"/>
+          <w:szCs w:val="20"/>
+        </w:rPr>
+      </w:pPr>
+      <w:r>
+        <w:rPr>
+          <w:rFonts w:cstheme="minorHAnsi"/>
+          <w:sz w:val="20"/>
+          <w:szCs w:val="20"/>
+        </w:rPr>
+        <w:t>Find salesmen who sell same products as Rahul.</w:t>
+      </w:r>
+    </w:p>
+    <w:p>
+      <w:pPr>
+        <w:pStyle w:val="ListParagraph"/>
+        <w:numPr>
+          <w:ilvl w:val="0"/>
+          <w:numId w:val="37"/>
+        </w:numPr>
+        <w:spacing w:after="0" w:line="240" w:lineRule="auto"/>
+        <w:rPr>
+          <w:rFonts w:cstheme="minorHAnsi"/>
+          <w:sz w:val="20"/>
+          <w:szCs w:val="20"/>
+        </w:rPr>
+      </w:pPr>
+      <w:r>
+        <w:rPr>
+          <w:rFonts w:cstheme="minorHAnsi"/>
+          <w:sz w:val="20"/>
+          <w:szCs w:val="20"/>
+        </w:rPr>
+        <w:t>Update product name Pant → Trousers.</w:t>
+      </w:r>
+    </w:p>
+    <w:p>
+      <w:pPr>
+        <w:pStyle w:val="ListParagraph"/>
+        <w:numPr>
+          <w:ilvl w:val="0"/>
+          <w:numId w:val="37"/>
+        </w:numPr>
+        <w:spacing w:after="0" w:line="240" w:lineRule="auto"/>
+        <w:rPr>
+          <w:rFonts w:cstheme="minorHAnsi"/>
+          <w:sz w:val="20"/>
+          <w:szCs w:val="20"/>
+        </w:rPr>
+      </w:pPr>
+      <w:r>
+        <w:rPr>
+          <w:rFonts w:cstheme="minorHAnsi"/>
+          <w:sz w:val="20"/>
+          <w:szCs w:val="20"/>
+        </w:rPr>
+        <w:t>Delete a salesman and handle dependencies.</w:t>
+      </w:r>
+    </w:p>
+    <w:p>
+      <w:pPr>
+        <w:pStyle w:val="ListParagraph"/>
+        <w:numPr>
+          <w:ilvl w:val="0"/>
+          <w:numId w:val="37"/>
+        </w:numPr>
+        <w:spacing w:after="0" w:line="240" w:lineRule="auto"/>
+        <w:rPr>
+          <w:rFonts w:cstheme="minorHAnsi"/>
+          <w:sz w:val="20"/>
+          <w:szCs w:val="20"/>
+        </w:rPr>
+      </w:pPr>
+      <w:r>
+        <w:rPr>
+          <w:rFonts w:cstheme="minorHAnsi"/>
+          <w:sz w:val="20"/>
+          <w:szCs w:val="20"/>
+        </w:rPr>
+        <w:t>Add a new region and assign products to a salesman.</w:t>
+      </w:r>
+    </w:p>
+    <w:p>
+      <w:pPr>
+        <w:pStyle w:val="ListParagraph"/>
+        <w:numPr>
+          <w:ilvl w:val="0"/>
+          <w:numId w:val="37"/>
+        </w:numPr>
+        <w:spacing w:after="0" w:line="240" w:lineRule="auto"/>
+        <w:rPr>
+          <w:rFonts w:cstheme="minorHAnsi"/>
+          <w:sz w:val="20"/>
+          <w:szCs w:val="20"/>
+        </w:rPr>
+      </w:pPr>
+      <w:r>
+        <w:rPr>
+          <w:rFonts w:cstheme="minorHAnsi"/>
+          <w:sz w:val="20"/>
+          <w:szCs w:val="20"/>
+        </w:rPr>
+        <w:t>Insert a new product and map it to multiple regions.</w:t>
+      </w:r>
+    </w:p>
+    <w:p>
+      <w:pPr>
+        <w:spacing w:after="0" w:line="240" w:lineRule="auto"/>
+        <w:rPr>
+          <w:rFonts w:cstheme="minorHAnsi"/>
+          <w:sz w:val="20"/>
+          <w:szCs w:val="20"/>
+        </w:rPr>
+      </w:pPr>
+    </w:p>
+    <w:p>
+      <w:pPr>
+        <w:pBdr>
+          <w:bottom w:val="single" w:sz="12" w:space="1" w:color="auto"/>
+        </w:pBdr>
+        <w:spacing w:after="0" w:line="240" w:lineRule="auto"/>
+        <w:rPr>
+          <w:rFonts w:cstheme="minorHAnsi"/>
+          <w:sz w:val="20"/>
+          <w:szCs w:val="20"/>
+        </w:rPr>
+      </w:pPr>
+    </w:p>
+    <w:p>
+      <w:pPr>
+        <w:spacing w:after="0" w:line="240" w:lineRule="auto"/>
+        <w:jc w:val="center"/>
+        <w:rPr>
+          <w:rFonts w:cstheme="minorHAnsi"/>
+          <w:b/>
+          <w:bCs/>
+          <w:sz w:val="32"/>
+          <w:szCs w:val="32"/>
+        </w:rPr>
+      </w:pPr>
+      <w:r>
+        <w:rPr>
+          <w:rFonts w:cstheme="minorHAnsi"/>
+          <w:b/>
+          <w:bCs/>
+          <w:sz w:val="32"/>
+          <w:szCs w:val="32"/>
+        </w:rPr>
+        <w:t>PL/SQL</w:t>
+      </w:r>
+    </w:p>
+    <w:p>
+      <w:pPr>
+        <w:spacing w:after="0" w:line="240" w:lineRule="auto"/>
+        <w:rPr>
+          <w:rFonts w:cstheme="minorHAnsi"/>
+          <w:b/>
+          <w:bCs/>
+          <w:sz w:val="20"/>
+          <w:szCs w:val="20"/>
+        </w:rPr>
+      </w:pPr>
+    </w:p>
     <w:p>
       <w:pPr>
         <w:spacing w:after="0" w:line="240" w:lineRule="auto"/>
@@ -548,25 +2681,7 @@
           <w:sz w:val="20"/>
           <w:szCs w:val="20"/>
         </w:rPr>
-        <w:t xml:space="preserve">product_name </w:t>
-      </w:r>
-      <w:proofErr w:type="gramStart"/>
-      <w:r>
-        <w:rPr>
-          <w:rFonts w:cstheme="minorHAnsi"/>
-          <w:sz w:val="20"/>
-          <w:szCs w:val="20"/>
-        </w:rPr>
-        <w:t>VARCHAR(</w:t>
-      </w:r>
-      <w:proofErr w:type="gramEnd"/>
-      <w:r>
-        <w:rPr>
-          <w:rFonts w:cstheme="minorHAnsi"/>
-          <w:sz w:val="20"/>
-          <w:szCs w:val="20"/>
-        </w:rPr>
-        <w:t>50),</w:t>
+        <w:t>product_name VARCHAR(50),</w:t>
       </w:r>
       <w:r>
         <w:rPr>
@@ -810,23 +2925,13 @@
         </w:rPr>
         <w:t xml:space="preserve">order_date DATE DEFAULT </w:t>
       </w:r>
-      <w:proofErr w:type="gramStart"/>
-      <w:r>
-        <w:rPr>
-          <w:rFonts w:cstheme="minorHAnsi"/>
-          <w:sz w:val="20"/>
-          <w:szCs w:val="20"/>
-        </w:rPr>
-        <w:t>curdate(</w:t>
-      </w:r>
-      <w:proofErr w:type="gramEnd"/>
-      <w:r>
-        <w:rPr>
-          <w:rFonts w:cstheme="minorHAnsi"/>
-          <w:sz w:val="20"/>
-          <w:szCs w:val="20"/>
-        </w:rPr>
-        <w:t>)</w:t>
+      <w:r>
+        <w:rPr>
+          <w:rFonts w:cstheme="minorHAnsi"/>
+          <w:sz w:val="20"/>
+          <w:szCs w:val="20"/>
+        </w:rPr>
+        <w:t>curdate()</w:t>
       </w:r>
       <w:r>
         <w:rPr>
@@ -2549,15 +4654,7 @@
           <w:sz w:val="20"/>
           <w:szCs w:val="20"/>
         </w:rPr>
-        <w:t>'</w:t>
-      </w:r>
-      <w:r>
-        <w:rPr>
-          <w:rFonts w:cstheme="minorHAnsi"/>
-          <w:sz w:val="20"/>
-          <w:szCs w:val="20"/>
-        </w:rPr>
-        <w:t>)</w:t>
+        <w:t>')</w:t>
       </w:r>
       <w:r>
         <w:rPr>
@@ -3438,26 +5535,6 @@
         <w:pBdr>
           <w:bottom w:val="single" w:sz="6" w:space="1" w:color="auto"/>
         </w:pBdr>
-        <w:spacing w:after="0" w:line="240" w:lineRule="auto"/>
-        <w:rPr>
-          <w:rFonts w:cstheme="minorHAnsi"/>
-          <w:sz w:val="20"/>
-          <w:szCs w:val="20"/>
-        </w:rPr>
-      </w:pPr>
-    </w:p>
-    <w:p>
-      <w:pPr>
-        <w:spacing w:after="0" w:line="240" w:lineRule="auto"/>
-        <w:rPr>
-          <w:rFonts w:cstheme="minorHAnsi"/>
-          <w:sz w:val="20"/>
-          <w:szCs w:val="20"/>
-        </w:rPr>
-      </w:pPr>
-    </w:p>
-    <w:p>
-      <w:pPr>
         <w:spacing w:after="0" w:line="240" w:lineRule="auto"/>
         <w:rPr>
           <w:rFonts w:cstheme="minorHAnsi"/>
@@ -5172,25 +7249,7 @@
           <w:sz w:val="20"/>
           <w:szCs w:val="20"/>
         </w:rPr>
-        <w:t>get_order_</w:t>
-      </w:r>
-      <w:proofErr w:type="gramStart"/>
-      <w:r>
-        <w:rPr>
-          <w:rFonts w:cstheme="minorHAnsi"/>
-          <w:sz w:val="20"/>
-          <w:szCs w:val="20"/>
-        </w:rPr>
-        <w:t>status(</w:t>
-      </w:r>
-      <w:proofErr w:type="gramEnd"/>
-      <w:r>
-        <w:rPr>
-          <w:rFonts w:cstheme="minorHAnsi"/>
-          <w:sz w:val="20"/>
-          <w:szCs w:val="20"/>
-        </w:rPr>
-        <w:t>p_order_id INT)</w:t>
+        <w:t>get_order_status(p_order_id INT)</w:t>
       </w:r>
     </w:p>
     <w:p>
@@ -5271,25 +7330,7 @@
           <w:sz w:val="20"/>
           <w:szCs w:val="20"/>
         </w:rPr>
-        <w:t>can_</w:t>
-      </w:r>
-      <w:proofErr w:type="gramStart"/>
-      <w:r>
-        <w:rPr>
-          <w:rFonts w:cstheme="minorHAnsi"/>
-          <w:sz w:val="20"/>
-          <w:szCs w:val="20"/>
-        </w:rPr>
-        <w:t>cancel(</w:t>
-      </w:r>
-      <w:proofErr w:type="gramEnd"/>
-      <w:r>
-        <w:rPr>
-          <w:rFonts w:cstheme="minorHAnsi"/>
-          <w:sz w:val="20"/>
-          <w:szCs w:val="20"/>
-        </w:rPr>
-        <w:t>p_order_id INT)</w:t>
+        <w:t>can_cancel(p_order_id INT)</w:t>
       </w:r>
     </w:p>
     <w:p>
@@ -5380,25 +7421,7 @@
           <w:sz w:val="20"/>
           <w:szCs w:val="20"/>
         </w:rPr>
-        <w:t>days_since_</w:t>
-      </w:r>
-      <w:proofErr w:type="gramStart"/>
-      <w:r>
-        <w:rPr>
-          <w:rFonts w:cstheme="minorHAnsi"/>
-          <w:sz w:val="20"/>
-          <w:szCs w:val="20"/>
-        </w:rPr>
-        <w:t>order(</w:t>
-      </w:r>
-      <w:proofErr w:type="gramEnd"/>
-      <w:r>
-        <w:rPr>
-          <w:rFonts w:cstheme="minorHAnsi"/>
-          <w:sz w:val="20"/>
-          <w:szCs w:val="20"/>
-        </w:rPr>
-        <w:t>p_order_id INT)</w:t>
+        <w:t>days_since_order(p_order_id INT)</w:t>
       </w:r>
     </w:p>
     <w:p>
@@ -5409,18 +7432,6 @@
         <w:spacing w:after="0" w:line="240" w:lineRule="auto"/>
         <w:rPr>
           <w:rFonts w:cstheme="minorHAnsi"/>
-          <w:sz w:val="20"/>
-          <w:szCs w:val="20"/>
-        </w:rPr>
-      </w:pPr>
-    </w:p>
-    <w:p>
-      <w:pPr>
-        <w:spacing w:after="0" w:line="240" w:lineRule="auto"/>
-        <w:rPr>
-          <w:rFonts w:cstheme="minorHAnsi"/>
-          <w:b/>
-          <w:bCs/>
           <w:sz w:val="20"/>
           <w:szCs w:val="20"/>
         </w:rPr>
@@ -5934,23 +7945,13 @@
         </w:rPr>
         <w:t xml:space="preserve">checkin_date DATE DEFAULT </w:t>
       </w:r>
-      <w:proofErr w:type="gramStart"/>
-      <w:r>
-        <w:rPr>
-          <w:rFonts w:cstheme="minorHAnsi"/>
-          <w:sz w:val="20"/>
-          <w:szCs w:val="20"/>
-        </w:rPr>
-        <w:t>CURDATE(</w:t>
-      </w:r>
-      <w:proofErr w:type="gramEnd"/>
-      <w:r>
-        <w:rPr>
-          <w:rFonts w:cstheme="minorHAnsi"/>
-          <w:sz w:val="20"/>
-          <w:szCs w:val="20"/>
-        </w:rPr>
-        <w:t>)</w:t>
+      <w:r>
+        <w:rPr>
+          <w:rFonts w:cstheme="minorHAnsi"/>
+          <w:sz w:val="20"/>
+          <w:szCs w:val="20"/>
+        </w:rPr>
+        <w:t>CURDATE()</w:t>
       </w:r>
       <w:r>
         <w:rPr>
@@ -6176,7 +8177,205 @@
           <w:sz w:val="20"/>
           <w:szCs w:val="20"/>
         </w:rPr>
-        <w:t xml:space="preserve">CREATE TABLE ReorderRequests (reorder_id INT NOT NULL AUTO_INCREMENT PRIMARY KEY, inventory_id INT, request_date DATE DEFAULT CURRENT_DATE, quantity_requested INT, status </w:t>
+        <w:t>CREATE TABLE ReorderRequests (reorder_id INT NOT NULL AUTO_INCREMENT PRIMARY KEY, inventory_id INT, request_date DATE DEFAULT CURRENT_DATE, quantity_requested INT, status VARCHAR(20) DEFAULT 'pending', FOREIGN KEY (inventory_id) REFERENCES Inventory(inventory_id));</w:t>
+      </w:r>
+    </w:p>
+    <w:p>
+      <w:pPr>
+        <w:pBdr>
+          <w:bottom w:val="single" w:sz="6" w:space="1" w:color="auto"/>
+        </w:pBdr>
+        <w:spacing w:after="0" w:line="240" w:lineRule="auto"/>
+        <w:ind w:left="360"/>
+        <w:rPr>
+          <w:rFonts w:cstheme="minorHAnsi"/>
+          <w:sz w:val="20"/>
+          <w:szCs w:val="20"/>
+        </w:rPr>
+      </w:pPr>
+    </w:p>
+    <w:p>
+      <w:pPr>
+        <w:spacing w:after="0" w:line="240" w:lineRule="auto"/>
+        <w:rPr>
+          <w:rFonts w:cstheme="minorHAnsi"/>
+          <w:sz w:val="20"/>
+          <w:szCs w:val="20"/>
+        </w:rPr>
+      </w:pPr>
+    </w:p>
+    <w:p>
+      <w:pPr>
+        <w:pStyle w:val="ListParagraph"/>
+        <w:numPr>
+          <w:ilvl w:val="1"/>
+          <w:numId w:val="21"/>
+        </w:numPr>
+        <w:spacing w:after="0" w:line="240" w:lineRule="auto"/>
+        <w:ind w:left="426"/>
+        <w:rPr>
+          <w:rFonts w:cstheme="minorHAnsi"/>
+          <w:sz w:val="20"/>
+          <w:szCs w:val="20"/>
+        </w:rPr>
+      </w:pPr>
+      <w:r>
+        <w:rPr>
+          <w:rFonts w:cstheme="minorHAnsi"/>
+          <w:b/>
+          <w:bCs/>
+          <w:sz w:val="20"/>
+          <w:szCs w:val="20"/>
+        </w:rPr>
+        <w:t>Write a program to transfer money from one account to another. Prevent transfer if balance is</w:t>
+      </w:r>
+      <w:r>
+        <w:rPr>
+          <w:rFonts w:cstheme="minorHAnsi"/>
+          <w:sz w:val="20"/>
+          <w:szCs w:val="20"/>
+        </w:rPr>
+        <w:t xml:space="preserve"> insufficient.</w:t>
+      </w:r>
+    </w:p>
+    <w:p>
+      <w:pPr>
+        <w:pBdr>
+          <w:bottom w:val="single" w:sz="6" w:space="1" w:color="auto"/>
+        </w:pBdr>
+        <w:spacing w:after="0" w:line="240" w:lineRule="auto"/>
+        <w:ind w:left="360"/>
+        <w:rPr>
+          <w:rFonts w:cstheme="minorHAnsi"/>
+          <w:sz w:val="20"/>
+          <w:szCs w:val="20"/>
+        </w:rPr>
+      </w:pPr>
+    </w:p>
+    <w:p>
+      <w:pPr>
+        <w:spacing w:after="0" w:line="240" w:lineRule="auto"/>
+        <w:rPr>
+          <w:rFonts w:cstheme="minorHAnsi"/>
+          <w:sz w:val="20"/>
+          <w:szCs w:val="20"/>
+        </w:rPr>
+      </w:pPr>
+    </w:p>
+    <w:p>
+      <w:pPr>
+        <w:pStyle w:val="ListParagraph"/>
+        <w:numPr>
+          <w:ilvl w:val="1"/>
+          <w:numId w:val="21"/>
+        </w:numPr>
+        <w:spacing w:after="0" w:line="240" w:lineRule="auto"/>
+        <w:ind w:left="426"/>
+        <w:rPr>
+          <w:rFonts w:cstheme="minorHAnsi"/>
+          <w:b/>
+          <w:bCs/>
+          <w:sz w:val="20"/>
+          <w:szCs w:val="20"/>
+        </w:rPr>
+      </w:pPr>
+      <w:r>
+        <w:rPr>
+          <w:rFonts w:cstheme="minorHAnsi"/>
+          <w:b/>
+          <w:bCs/>
+          <w:sz w:val="20"/>
+          <w:szCs w:val="20"/>
+        </w:rPr>
+        <w:t>Hotel Management – Room Service Billing</w:t>
+      </w:r>
+    </w:p>
+    <w:p>
+      <w:pPr>
+        <w:pStyle w:val="NormalWeb"/>
+        <w:numPr>
+          <w:ilvl w:val="0"/>
+          <w:numId w:val="32"/>
+        </w:numPr>
+        <w:spacing w:before="0" w:beforeAutospacing="0" w:after="0" w:afterAutospacing="0"/>
+        <w:rPr>
+          <w:rFonts w:asciiTheme="minorHAnsi" w:hAnsiTheme="minorHAnsi" w:cstheme="minorHAnsi"/>
+          <w:sz w:val="20"/>
+          <w:szCs w:val="20"/>
+        </w:rPr>
+      </w:pPr>
+      <w:r>
+        <w:rPr>
+          <w:rFonts w:asciiTheme="minorHAnsi" w:hAnsiTheme="minorHAnsi" w:cstheme="minorHAnsi"/>
+          <w:sz w:val="20"/>
+          <w:szCs w:val="20"/>
+        </w:rPr>
+        <w:t>Write a procedure to add service charges to a guest’s bill.</w:t>
+      </w:r>
+    </w:p>
+    <w:p>
+      <w:pPr>
+        <w:spacing w:after="0" w:line="240" w:lineRule="auto"/>
+        <w:rPr>
+          <w:rFonts w:cstheme="minorHAnsi"/>
+          <w:sz w:val="20"/>
+          <w:szCs w:val="20"/>
+        </w:rPr>
+      </w:pPr>
+    </w:p>
+    <w:p>
+      <w:pPr>
+        <w:spacing w:after="0" w:line="240" w:lineRule="auto"/>
+        <w:rPr>
+          <w:rFonts w:cstheme="minorHAnsi"/>
+          <w:b/>
+          <w:bCs/>
+          <w:sz w:val="20"/>
+          <w:szCs w:val="20"/>
+        </w:rPr>
+      </w:pPr>
+      <w:r>
+        <w:rPr>
+          <w:rFonts w:cstheme="minorHAnsi"/>
+          <w:b/>
+          <w:bCs/>
+          <w:sz w:val="20"/>
+          <w:szCs w:val="20"/>
+        </w:rPr>
+        <w:t>Table Structure</w:t>
+      </w:r>
+    </w:p>
+    <w:p>
+      <w:pPr>
+        <w:spacing w:after="0" w:line="240" w:lineRule="auto"/>
+        <w:rPr>
+          <w:rFonts w:cstheme="minorHAnsi"/>
+          <w:sz w:val="20"/>
+          <w:szCs w:val="20"/>
+        </w:rPr>
+      </w:pPr>
+    </w:p>
+    <w:p>
+      <w:pPr>
+        <w:pStyle w:val="ListParagraph"/>
+        <w:numPr>
+          <w:ilvl w:val="0"/>
+          <w:numId w:val="38"/>
+        </w:numPr>
+        <w:spacing w:after="0" w:line="240" w:lineRule="auto"/>
+        <w:rPr>
+          <w:rFonts w:cstheme="minorHAnsi"/>
+          <w:sz w:val="20"/>
+          <w:szCs w:val="20"/>
+        </w:rPr>
+      </w:pPr>
+      <w:r>
+        <w:rPr>
+          <w:rFonts w:cstheme="minorHAnsi"/>
+          <w:sz w:val="20"/>
+          <w:szCs w:val="20"/>
+        </w:rPr>
+        <w:t xml:space="preserve">CREATE TABLE bills (bill_id INT AUTO_INCREMENT PRIMARY KEY, guest_id </w:t>
       </w:r>
       <w:proofErr w:type="gramStart"/>
       <w:r>
@@ -6185,6 +8384,93 @@
           <w:sz w:val="20"/>
           <w:szCs w:val="20"/>
         </w:rPr>
+        <w:t>INT,total</w:t>
+      </w:r>
+      <w:proofErr w:type="gramEnd"/>
+      <w:r>
+        <w:rPr>
+          <w:rFonts w:cstheme="minorHAnsi"/>
+          <w:sz w:val="20"/>
+          <w:szCs w:val="20"/>
+        </w:rPr>
+        <w:t xml:space="preserve">_amount </w:t>
+      </w:r>
+      <w:proofErr w:type="gramStart"/>
+      <w:r>
+        <w:rPr>
+          <w:rFonts w:cstheme="minorHAnsi"/>
+          <w:sz w:val="20"/>
+          <w:szCs w:val="20"/>
+        </w:rPr>
+        <w:t>DECIMAL(</w:t>
+      </w:r>
+      <w:proofErr w:type="gramEnd"/>
+      <w:r>
+        <w:rPr>
+          <w:rFonts w:cstheme="minorHAnsi"/>
+          <w:sz w:val="20"/>
+          <w:szCs w:val="20"/>
+        </w:rPr>
+        <w:t>10,2));</w:t>
+      </w:r>
+    </w:p>
+    <w:p>
+      <w:pPr>
+        <w:spacing w:after="0" w:line="240" w:lineRule="auto"/>
+        <w:rPr>
+          <w:rFonts w:cstheme="minorHAnsi"/>
+          <w:sz w:val="20"/>
+          <w:szCs w:val="20"/>
+        </w:rPr>
+      </w:pPr>
+    </w:p>
+    <w:p>
+      <w:pPr>
+        <w:pStyle w:val="ListParagraph"/>
+        <w:numPr>
+          <w:ilvl w:val="0"/>
+          <w:numId w:val="38"/>
+        </w:numPr>
+        <w:spacing w:after="0" w:line="240" w:lineRule="auto"/>
+        <w:rPr>
+          <w:rFonts w:cstheme="minorHAnsi"/>
+          <w:sz w:val="20"/>
+          <w:szCs w:val="20"/>
+        </w:rPr>
+      </w:pPr>
+      <w:r>
+        <w:rPr>
+          <w:rFonts w:cstheme="minorHAnsi"/>
+          <w:sz w:val="20"/>
+          <w:szCs w:val="20"/>
+        </w:rPr>
+        <w:t xml:space="preserve">CREATE TABLE services (service_id INT PRIMARY </w:t>
+      </w:r>
+      <w:proofErr w:type="gramStart"/>
+      <w:r>
+        <w:rPr>
+          <w:rFonts w:cstheme="minorHAnsi"/>
+          <w:sz w:val="20"/>
+          <w:szCs w:val="20"/>
+        </w:rPr>
+        <w:t xml:space="preserve">KEY,   </w:t>
+      </w:r>
+      <w:proofErr w:type="gramEnd"/>
+      <w:r>
+        <w:rPr>
+          <w:rFonts w:cstheme="minorHAnsi"/>
+          <w:sz w:val="20"/>
+          <w:szCs w:val="20"/>
+        </w:rPr>
+        <w:t xml:space="preserve">  service_name </w:t>
+      </w:r>
+      <w:proofErr w:type="gramStart"/>
+      <w:r>
+        <w:rPr>
+          <w:rFonts w:cstheme="minorHAnsi"/>
+          <w:sz w:val="20"/>
+          <w:szCs w:val="20"/>
+        </w:rPr>
         <w:t>VARCHAR(</w:t>
       </w:r>
       <w:proofErr w:type="gramEnd"/>
@@ -6194,264 +8480,4102 @@
           <w:sz w:val="20"/>
           <w:szCs w:val="20"/>
         </w:rPr>
-        <w:t>20) DEFAULT 'pending', FOREIGN KEY (inventory_id) REFERENCES Inventory(inventory_id));</w:t>
-      </w:r>
-    </w:p>
-    <w:p>
-      <w:pPr>
-        <w:spacing w:after="0" w:line="240" w:lineRule="auto"/>
-        <w:rPr>
-          <w:rFonts w:cstheme="minorHAnsi"/>
-          <w:sz w:val="20"/>
-          <w:szCs w:val="20"/>
-        </w:rPr>
-      </w:pPr>
-    </w:p>
-    <w:p>
-      <w:pPr>
-        <w:spacing w:after="0" w:line="240" w:lineRule="auto"/>
-        <w:rPr>
-          <w:rFonts w:cstheme="minorHAnsi"/>
-          <w:sz w:val="20"/>
-          <w:szCs w:val="20"/>
-        </w:rPr>
-      </w:pPr>
-    </w:p>
-    <w:p>
-      <w:pPr>
-        <w:spacing w:after="0" w:line="240" w:lineRule="auto"/>
-        <w:rPr>
-          <w:rFonts w:cstheme="minorHAnsi"/>
-          <w:sz w:val="20"/>
-          <w:szCs w:val="20"/>
-        </w:rPr>
-      </w:pPr>
-    </w:p>
-    <w:p>
-      <w:pPr>
-        <w:spacing w:after="0" w:line="240" w:lineRule="auto"/>
-        <w:rPr>
-          <w:rFonts w:cstheme="minorHAnsi"/>
-          <w:sz w:val="20"/>
-          <w:szCs w:val="20"/>
-        </w:rPr>
-      </w:pPr>
-    </w:p>
-    <w:p>
-      <w:pPr>
-        <w:spacing w:after="0" w:line="240" w:lineRule="auto"/>
-        <w:rPr>
-          <w:rFonts w:cstheme="minorHAnsi"/>
-          <w:sz w:val="20"/>
-          <w:szCs w:val="20"/>
-        </w:rPr>
-      </w:pPr>
-    </w:p>
-    <w:p>
-      <w:pPr>
-        <w:spacing w:after="0" w:line="240" w:lineRule="auto"/>
-        <w:rPr>
-          <w:rFonts w:cstheme="minorHAnsi"/>
-          <w:sz w:val="20"/>
-          <w:szCs w:val="20"/>
-        </w:rPr>
-      </w:pPr>
-    </w:p>
-    <w:p>
-      <w:pPr>
-        <w:spacing w:after="0" w:line="240" w:lineRule="auto"/>
-        <w:rPr>
-          <w:rFonts w:cstheme="minorHAnsi"/>
-          <w:sz w:val="20"/>
-          <w:szCs w:val="20"/>
-        </w:rPr>
-      </w:pPr>
-    </w:p>
-    <w:p>
-      <w:pPr>
-        <w:spacing w:after="0" w:line="240" w:lineRule="auto"/>
-        <w:rPr>
-          <w:rFonts w:cstheme="minorHAnsi"/>
-          <w:sz w:val="20"/>
-          <w:szCs w:val="20"/>
-        </w:rPr>
-      </w:pPr>
-    </w:p>
-    <w:p>
-      <w:pPr>
-        <w:spacing w:after="0" w:line="240" w:lineRule="auto"/>
-        <w:rPr>
-          <w:rFonts w:cstheme="minorHAnsi"/>
-          <w:sz w:val="20"/>
-          <w:szCs w:val="20"/>
-        </w:rPr>
-      </w:pPr>
-    </w:p>
-    <w:p>
-      <w:pPr>
-        <w:spacing w:after="0" w:line="240" w:lineRule="auto"/>
-        <w:rPr>
-          <w:rFonts w:cstheme="minorHAnsi"/>
-          <w:sz w:val="20"/>
-          <w:szCs w:val="20"/>
-        </w:rPr>
-      </w:pPr>
-    </w:p>
-    <w:p>
-      <w:pPr>
-        <w:spacing w:after="0" w:line="240" w:lineRule="auto"/>
-        <w:rPr>
-          <w:rFonts w:cstheme="minorHAnsi"/>
-          <w:sz w:val="20"/>
-          <w:szCs w:val="20"/>
-        </w:rPr>
-      </w:pPr>
-    </w:p>
-    <w:p>
-      <w:pPr>
-        <w:spacing w:after="0" w:line="240" w:lineRule="auto"/>
-        <w:rPr>
-          <w:rFonts w:cstheme="minorHAnsi"/>
-          <w:sz w:val="20"/>
-          <w:szCs w:val="20"/>
-        </w:rPr>
-      </w:pPr>
-    </w:p>
-    <w:p>
-      <w:pPr>
-        <w:spacing w:after="0" w:line="240" w:lineRule="auto"/>
-        <w:rPr>
-          <w:rFonts w:cstheme="minorHAnsi"/>
-          <w:sz w:val="20"/>
-          <w:szCs w:val="20"/>
-        </w:rPr>
-      </w:pPr>
-    </w:p>
-    <w:p>
-      <w:pPr>
-        <w:spacing w:after="0" w:line="240" w:lineRule="auto"/>
-        <w:rPr>
-          <w:rFonts w:cstheme="minorHAnsi"/>
-          <w:sz w:val="20"/>
-          <w:szCs w:val="20"/>
-        </w:rPr>
-      </w:pPr>
-    </w:p>
-    <w:p>
-      <w:pPr>
-        <w:spacing w:after="0" w:line="240" w:lineRule="auto"/>
-        <w:rPr>
-          <w:rFonts w:cstheme="minorHAnsi"/>
-          <w:sz w:val="20"/>
-          <w:szCs w:val="20"/>
-        </w:rPr>
-      </w:pPr>
-    </w:p>
-    <w:p>
-      <w:pPr>
-        <w:spacing w:after="0" w:line="240" w:lineRule="auto"/>
-        <w:rPr>
-          <w:rFonts w:cstheme="minorHAnsi"/>
-          <w:sz w:val="20"/>
-          <w:szCs w:val="20"/>
-        </w:rPr>
-      </w:pPr>
-    </w:p>
-    <w:p>
-      <w:pPr>
-        <w:spacing w:after="0" w:line="240" w:lineRule="auto"/>
-        <w:rPr>
-          <w:rFonts w:cstheme="minorHAnsi"/>
-          <w:sz w:val="20"/>
-          <w:szCs w:val="20"/>
-        </w:rPr>
-      </w:pPr>
-    </w:p>
-    <w:p>
-      <w:pPr>
-        <w:spacing w:after="0" w:line="240" w:lineRule="auto"/>
-        <w:rPr>
-          <w:rFonts w:cstheme="minorHAnsi"/>
-          <w:sz w:val="20"/>
-          <w:szCs w:val="20"/>
-        </w:rPr>
-      </w:pPr>
-    </w:p>
-    <w:p>
-      <w:pPr>
-        <w:spacing w:after="0" w:line="240" w:lineRule="auto"/>
-        <w:rPr>
-          <w:rFonts w:cstheme="minorHAnsi"/>
-          <w:sz w:val="20"/>
-          <w:szCs w:val="20"/>
-        </w:rPr>
-      </w:pPr>
-    </w:p>
-    <w:p>
-      <w:pPr>
-        <w:spacing w:after="0" w:line="240" w:lineRule="auto"/>
-        <w:rPr>
-          <w:rFonts w:cstheme="minorHAnsi"/>
-          <w:sz w:val="20"/>
-          <w:szCs w:val="20"/>
-        </w:rPr>
-      </w:pPr>
-    </w:p>
-    <w:p>
-      <w:pPr>
-        <w:spacing w:after="0" w:line="240" w:lineRule="auto"/>
-        <w:rPr>
-          <w:rFonts w:cstheme="minorHAnsi"/>
-          <w:sz w:val="20"/>
-          <w:szCs w:val="20"/>
-        </w:rPr>
-      </w:pPr>
-    </w:p>
-    <w:p>
-      <w:pPr>
-        <w:spacing w:after="0" w:line="240" w:lineRule="auto"/>
-        <w:rPr>
-          <w:rFonts w:cstheme="minorHAnsi"/>
-          <w:sz w:val="20"/>
-          <w:szCs w:val="20"/>
-        </w:rPr>
-      </w:pPr>
-    </w:p>
-    <w:p>
-      <w:pPr>
-        <w:spacing w:after="0" w:line="240" w:lineRule="auto"/>
-        <w:rPr>
-          <w:rFonts w:cstheme="minorHAnsi"/>
-          <w:sz w:val="20"/>
-          <w:szCs w:val="20"/>
-        </w:rPr>
-      </w:pPr>
-    </w:p>
-    <w:p>
-      <w:pPr>
-        <w:spacing w:after="0" w:line="240" w:lineRule="auto"/>
-        <w:rPr>
-          <w:rFonts w:cstheme="minorHAnsi"/>
-          <w:sz w:val="20"/>
-          <w:szCs w:val="20"/>
-        </w:rPr>
-      </w:pPr>
-    </w:p>
-    <w:p>
-      <w:pPr>
-        <w:spacing w:after="0" w:line="240" w:lineRule="auto"/>
-        <w:rPr>
-          <w:rFonts w:cstheme="minorHAnsi"/>
-          <w:sz w:val="20"/>
-          <w:szCs w:val="20"/>
-        </w:rPr>
-      </w:pPr>
-    </w:p>
-    <w:p>
-      <w:pPr>
-        <w:spacing w:after="0" w:line="240" w:lineRule="auto"/>
-        <w:rPr>
-          <w:rFonts w:cstheme="minorHAnsi"/>
+        <w:t xml:space="preserve">50), price </w:t>
+      </w:r>
+      <w:proofErr w:type="gramStart"/>
+      <w:r>
+        <w:rPr>
+          <w:rFonts w:cstheme="minorHAnsi"/>
+          <w:sz w:val="20"/>
+          <w:szCs w:val="20"/>
+        </w:rPr>
+        <w:t>DECIMAL(</w:t>
+      </w:r>
+      <w:proofErr w:type="gramEnd"/>
+      <w:r>
+        <w:rPr>
+          <w:rFonts w:cstheme="minorHAnsi"/>
+          <w:sz w:val="20"/>
+          <w:szCs w:val="20"/>
+        </w:rPr>
+        <w:t>10,2));</w:t>
+      </w:r>
+    </w:p>
+    <w:p>
+      <w:pPr>
+        <w:pBdr>
+          <w:bottom w:val="single" w:sz="6" w:space="1" w:color="auto"/>
+        </w:pBdr>
+        <w:spacing w:after="0" w:line="240" w:lineRule="auto"/>
+        <w:rPr>
+          <w:rFonts w:cstheme="minorHAnsi"/>
+          <w:sz w:val="20"/>
+          <w:szCs w:val="20"/>
+        </w:rPr>
+      </w:pPr>
+    </w:p>
+    <w:p>
+      <w:pPr>
+        <w:spacing w:after="0" w:line="240" w:lineRule="auto"/>
+        <w:rPr>
+          <w:rFonts w:cstheme="minorHAnsi"/>
+          <w:sz w:val="20"/>
+          <w:szCs w:val="20"/>
+        </w:rPr>
+      </w:pPr>
+    </w:p>
+    <w:p>
+      <w:pPr>
+        <w:pStyle w:val="ListParagraph"/>
+        <w:numPr>
+          <w:ilvl w:val="1"/>
+          <w:numId w:val="21"/>
+        </w:numPr>
+        <w:spacing w:after="0" w:line="240" w:lineRule="auto"/>
+        <w:ind w:left="426"/>
+        <w:rPr>
+          <w:rFonts w:cstheme="minorHAnsi"/>
+          <w:b/>
+          <w:bCs/>
+          <w:sz w:val="20"/>
+          <w:szCs w:val="20"/>
+        </w:rPr>
+      </w:pPr>
+      <w:r>
+        <w:rPr>
+          <w:rFonts w:cstheme="minorHAnsi"/>
+          <w:b/>
+          <w:bCs/>
+          <w:sz w:val="20"/>
+          <w:szCs w:val="20"/>
+        </w:rPr>
+        <w:t>Library – Fine Calculation</w:t>
+      </w:r>
+    </w:p>
+    <w:p>
+      <w:pPr>
+        <w:spacing w:after="0" w:line="240" w:lineRule="auto"/>
+        <w:rPr>
+          <w:rFonts w:cstheme="minorHAnsi"/>
+          <w:sz w:val="20"/>
+          <w:szCs w:val="20"/>
+        </w:rPr>
+      </w:pPr>
+    </w:p>
+    <w:p>
+      <w:pPr>
+        <w:pStyle w:val="NormalWeb"/>
+        <w:numPr>
+          <w:ilvl w:val="0"/>
+          <w:numId w:val="32"/>
+        </w:numPr>
+        <w:spacing w:before="0" w:beforeAutospacing="0" w:after="0" w:afterAutospacing="0"/>
+        <w:rPr>
+          <w:rFonts w:asciiTheme="minorHAnsi" w:hAnsiTheme="minorHAnsi" w:cstheme="minorHAnsi"/>
+          <w:sz w:val="20"/>
+          <w:szCs w:val="20"/>
+        </w:rPr>
+      </w:pPr>
+      <w:r>
+        <w:rPr>
+          <w:rFonts w:asciiTheme="minorHAnsi" w:hAnsiTheme="minorHAnsi" w:cstheme="minorHAnsi"/>
+          <w:sz w:val="20"/>
+          <w:szCs w:val="20"/>
+        </w:rPr>
+        <w:t>Write a procedure to calculate fine if return date &gt; due date</w:t>
+      </w:r>
+      <w:r>
+        <w:rPr>
+          <w:rFonts w:asciiTheme="minorHAnsi" w:hAnsiTheme="minorHAnsi" w:cstheme="minorHAnsi"/>
+          <w:sz w:val="20"/>
+          <w:szCs w:val="20"/>
+        </w:rPr>
+        <w:br/>
+        <w:t>(Fine = ₹10 per day)</w:t>
+      </w:r>
+    </w:p>
+    <w:p>
+      <w:pPr>
+        <w:spacing w:after="0" w:line="240" w:lineRule="auto"/>
+        <w:rPr>
+          <w:rFonts w:cstheme="minorHAnsi"/>
+          <w:sz w:val="20"/>
+          <w:szCs w:val="20"/>
+        </w:rPr>
+      </w:pPr>
+    </w:p>
+    <w:p>
+      <w:pPr>
+        <w:spacing w:after="0" w:line="240" w:lineRule="auto"/>
+        <w:rPr>
+          <w:rFonts w:cstheme="minorHAnsi"/>
+          <w:b/>
+          <w:bCs/>
+          <w:sz w:val="20"/>
+          <w:szCs w:val="20"/>
+        </w:rPr>
+      </w:pPr>
+      <w:r>
+        <w:rPr>
+          <w:rFonts w:cstheme="minorHAnsi"/>
+          <w:b/>
+          <w:bCs/>
+          <w:sz w:val="20"/>
+          <w:szCs w:val="20"/>
+        </w:rPr>
+        <w:t>Table Structure</w:t>
+      </w:r>
+    </w:p>
+    <w:p>
+      <w:pPr>
+        <w:spacing w:after="0" w:line="240" w:lineRule="auto"/>
+        <w:rPr>
+          <w:rFonts w:cstheme="minorHAnsi"/>
+          <w:sz w:val="20"/>
+          <w:szCs w:val="20"/>
+        </w:rPr>
+      </w:pPr>
+    </w:p>
+    <w:p>
+      <w:pPr>
+        <w:pStyle w:val="ListParagraph"/>
+        <w:numPr>
+          <w:ilvl w:val="0"/>
+          <w:numId w:val="39"/>
+        </w:numPr>
+        <w:spacing w:after="0" w:line="240" w:lineRule="auto"/>
+        <w:rPr>
+          <w:rFonts w:cstheme="minorHAnsi"/>
+          <w:sz w:val="20"/>
+          <w:szCs w:val="20"/>
+        </w:rPr>
+      </w:pPr>
+      <w:r>
+        <w:rPr>
+          <w:rFonts w:cstheme="minorHAnsi"/>
+          <w:sz w:val="20"/>
+          <w:szCs w:val="20"/>
+        </w:rPr>
+        <w:t>CREATE TABLE issue_log (log_id INT AUTO_INCREMENT PRIMARY KEY, student_id INT, book_id INT, issue_date DATE, due_date DATE, return_date DATE);</w:t>
+      </w:r>
+    </w:p>
+    <w:p>
+      <w:pPr>
+        <w:pBdr>
+          <w:bottom w:val="single" w:sz="6" w:space="1" w:color="auto"/>
+        </w:pBdr>
+        <w:spacing w:after="0" w:line="240" w:lineRule="auto"/>
+        <w:rPr>
+          <w:rFonts w:cstheme="minorHAnsi"/>
+          <w:sz w:val="20"/>
+          <w:szCs w:val="20"/>
+        </w:rPr>
+      </w:pPr>
+    </w:p>
+    <w:p>
+      <w:pPr>
+        <w:spacing w:after="0" w:line="240" w:lineRule="auto"/>
+        <w:rPr>
+          <w:rFonts w:cstheme="minorHAnsi"/>
+          <w:sz w:val="20"/>
+          <w:szCs w:val="20"/>
+        </w:rPr>
+      </w:pPr>
+    </w:p>
+    <w:p>
+      <w:pPr>
+        <w:pStyle w:val="ListParagraph"/>
+        <w:numPr>
+          <w:ilvl w:val="1"/>
+          <w:numId w:val="21"/>
+        </w:numPr>
+        <w:spacing w:after="0" w:line="240" w:lineRule="auto"/>
+        <w:ind w:left="426"/>
+        <w:rPr>
+          <w:rFonts w:cstheme="minorHAnsi"/>
+          <w:b/>
+          <w:bCs/>
+          <w:sz w:val="20"/>
+          <w:szCs w:val="20"/>
+        </w:rPr>
+      </w:pPr>
+      <w:r>
+        <w:rPr>
+          <w:rFonts w:cstheme="minorHAnsi"/>
+          <w:b/>
+          <w:bCs/>
+          <w:sz w:val="20"/>
+          <w:szCs w:val="20"/>
+        </w:rPr>
+        <w:t>Banking – Fund Transfer</w:t>
+      </w:r>
+    </w:p>
+    <w:p>
+      <w:pPr>
+        <w:spacing w:after="0" w:line="240" w:lineRule="auto"/>
+        <w:rPr>
+          <w:rFonts w:cstheme="minorHAnsi"/>
+          <w:sz w:val="20"/>
+          <w:szCs w:val="20"/>
+        </w:rPr>
+      </w:pPr>
+    </w:p>
+    <w:p>
+      <w:pPr>
+        <w:spacing w:after="0" w:line="240" w:lineRule="auto"/>
+        <w:rPr>
+          <w:rFonts w:cstheme="minorHAnsi"/>
+          <w:sz w:val="20"/>
+          <w:szCs w:val="20"/>
+        </w:rPr>
+      </w:pPr>
+      <w:r>
+        <w:rPr>
+          <w:rFonts w:cstheme="minorHAnsi"/>
+          <w:sz w:val="20"/>
+          <w:szCs w:val="20"/>
+        </w:rPr>
+        <w:t>Write a procedure transfer_</w:t>
+      </w:r>
+      <w:proofErr w:type="gramStart"/>
+      <w:r>
+        <w:rPr>
+          <w:rFonts w:cstheme="minorHAnsi"/>
+          <w:sz w:val="20"/>
+          <w:szCs w:val="20"/>
+        </w:rPr>
+        <w:t>funds(</w:t>
+      </w:r>
+      <w:proofErr w:type="gramEnd"/>
+      <w:r>
+        <w:rPr>
+          <w:rFonts w:cstheme="minorHAnsi"/>
+          <w:sz w:val="20"/>
+          <w:szCs w:val="20"/>
+        </w:rPr>
+        <w:t>from_acc, to_acc, amount)</w:t>
+      </w:r>
+    </w:p>
+    <w:p>
+      <w:pPr>
+        <w:spacing w:after="0" w:line="240" w:lineRule="auto"/>
+        <w:rPr>
+          <w:rFonts w:cstheme="minorHAnsi"/>
+          <w:sz w:val="20"/>
+          <w:szCs w:val="20"/>
+        </w:rPr>
+      </w:pPr>
+    </w:p>
+    <w:p>
+      <w:pPr>
+        <w:pStyle w:val="ListParagraph"/>
+        <w:numPr>
+          <w:ilvl w:val="0"/>
+          <w:numId w:val="32"/>
+        </w:numPr>
+        <w:spacing w:after="0" w:line="240" w:lineRule="auto"/>
+        <w:rPr>
+          <w:rFonts w:cstheme="minorHAnsi"/>
+          <w:sz w:val="20"/>
+          <w:szCs w:val="20"/>
+        </w:rPr>
+      </w:pPr>
+      <w:r>
+        <w:rPr>
+          <w:rFonts w:cstheme="minorHAnsi"/>
+          <w:sz w:val="20"/>
+          <w:szCs w:val="20"/>
+        </w:rPr>
+        <w:t>Deduct from sender</w:t>
+      </w:r>
+    </w:p>
+    <w:p>
+      <w:pPr>
+        <w:pStyle w:val="ListParagraph"/>
+        <w:numPr>
+          <w:ilvl w:val="0"/>
+          <w:numId w:val="32"/>
+        </w:numPr>
+        <w:spacing w:after="0" w:line="240" w:lineRule="auto"/>
+        <w:rPr>
+          <w:rFonts w:cstheme="minorHAnsi"/>
+          <w:sz w:val="20"/>
+          <w:szCs w:val="20"/>
+        </w:rPr>
+      </w:pPr>
+      <w:r>
+        <w:rPr>
+          <w:rFonts w:cstheme="minorHAnsi"/>
+          <w:sz w:val="20"/>
+          <w:szCs w:val="20"/>
+        </w:rPr>
+        <w:t>Add to receiver</w:t>
+      </w:r>
+    </w:p>
+    <w:p>
+      <w:pPr>
+        <w:pStyle w:val="ListParagraph"/>
+        <w:numPr>
+          <w:ilvl w:val="0"/>
+          <w:numId w:val="32"/>
+        </w:numPr>
+        <w:spacing w:after="0" w:line="240" w:lineRule="auto"/>
+        <w:rPr>
+          <w:rFonts w:cstheme="minorHAnsi"/>
+          <w:sz w:val="20"/>
+          <w:szCs w:val="20"/>
+        </w:rPr>
+      </w:pPr>
+      <w:r>
+        <w:rPr>
+          <w:rFonts w:cstheme="minorHAnsi"/>
+          <w:sz w:val="20"/>
+          <w:szCs w:val="20"/>
+        </w:rPr>
+        <w:t>Maintain transaction log</w:t>
+      </w:r>
+    </w:p>
+    <w:p>
+      <w:pPr>
+        <w:pStyle w:val="ListParagraph"/>
+        <w:numPr>
+          <w:ilvl w:val="0"/>
+          <w:numId w:val="32"/>
+        </w:numPr>
+        <w:spacing w:after="0" w:line="240" w:lineRule="auto"/>
+        <w:rPr>
+          <w:rFonts w:cstheme="minorHAnsi"/>
+          <w:sz w:val="20"/>
+          <w:szCs w:val="20"/>
+        </w:rPr>
+      </w:pPr>
+      <w:r>
+        <w:rPr>
+          <w:rFonts w:cstheme="minorHAnsi"/>
+          <w:sz w:val="20"/>
+          <w:szCs w:val="20"/>
+        </w:rPr>
+        <w:t>Prevent transfer if balance is insufficient</w:t>
+      </w:r>
+    </w:p>
+    <w:p>
+      <w:pPr>
+        <w:spacing w:after="0" w:line="240" w:lineRule="auto"/>
+        <w:rPr>
+          <w:rFonts w:cstheme="minorHAnsi"/>
+          <w:sz w:val="20"/>
+          <w:szCs w:val="20"/>
+        </w:rPr>
+      </w:pPr>
+    </w:p>
+    <w:p>
+      <w:pPr>
+        <w:spacing w:after="0" w:line="240" w:lineRule="auto"/>
+        <w:rPr>
+          <w:rFonts w:cstheme="minorHAnsi"/>
+          <w:b/>
+          <w:bCs/>
+          <w:sz w:val="20"/>
+          <w:szCs w:val="20"/>
+        </w:rPr>
+      </w:pPr>
+      <w:r>
+        <w:rPr>
+          <w:rFonts w:cstheme="minorHAnsi"/>
+          <w:b/>
+          <w:bCs/>
+          <w:sz w:val="20"/>
+          <w:szCs w:val="20"/>
+        </w:rPr>
+        <w:t>Table Structure</w:t>
+      </w:r>
+    </w:p>
+    <w:p>
+      <w:pPr>
+        <w:spacing w:after="0" w:line="240" w:lineRule="auto"/>
+        <w:rPr>
+          <w:rFonts w:cstheme="minorHAnsi"/>
+          <w:sz w:val="20"/>
+          <w:szCs w:val="20"/>
+        </w:rPr>
+      </w:pPr>
+    </w:p>
+    <w:p>
+      <w:pPr>
+        <w:pStyle w:val="ListParagraph"/>
+        <w:numPr>
+          <w:ilvl w:val="0"/>
+          <w:numId w:val="40"/>
+        </w:numPr>
+        <w:spacing w:after="0" w:line="240" w:lineRule="auto"/>
+        <w:rPr>
+          <w:rFonts w:cstheme="minorHAnsi"/>
+          <w:sz w:val="20"/>
+          <w:szCs w:val="20"/>
+        </w:rPr>
+      </w:pPr>
+      <w:r>
+        <w:rPr>
+          <w:rFonts w:cstheme="minorHAnsi"/>
+          <w:sz w:val="20"/>
+          <w:szCs w:val="20"/>
+        </w:rPr>
+        <w:t xml:space="preserve">CREATE TABLE accounts (acc_no INT PRIMARY KEY, </w:t>
+      </w:r>
+      <w:proofErr w:type="gramStart"/>
+      <w:r>
+        <w:rPr>
+          <w:rFonts w:cstheme="minorHAnsi"/>
+          <w:sz w:val="20"/>
+          <w:szCs w:val="20"/>
+        </w:rPr>
+        <w:t>balance  DECIMAL</w:t>
+      </w:r>
+      <w:proofErr w:type="gramEnd"/>
+      <w:r>
+        <w:rPr>
+          <w:rFonts w:cstheme="minorHAnsi"/>
+          <w:sz w:val="20"/>
+          <w:szCs w:val="20"/>
+        </w:rPr>
+        <w:t>(10,2));</w:t>
+      </w:r>
+    </w:p>
+    <w:p>
+      <w:pPr>
+        <w:spacing w:after="0" w:line="240" w:lineRule="auto"/>
+        <w:rPr>
+          <w:rFonts w:cstheme="minorHAnsi"/>
+          <w:sz w:val="20"/>
+          <w:szCs w:val="20"/>
+        </w:rPr>
+      </w:pPr>
+    </w:p>
+    <w:p>
+      <w:pPr>
+        <w:pStyle w:val="ListParagraph"/>
+        <w:numPr>
+          <w:ilvl w:val="0"/>
+          <w:numId w:val="40"/>
+        </w:numPr>
+        <w:spacing w:after="0" w:line="240" w:lineRule="auto"/>
+        <w:rPr>
+          <w:rFonts w:cstheme="minorHAnsi"/>
+          <w:sz w:val="20"/>
+          <w:szCs w:val="20"/>
+        </w:rPr>
+      </w:pPr>
+      <w:r>
+        <w:rPr>
+          <w:rFonts w:cstheme="minorHAnsi"/>
+          <w:sz w:val="20"/>
+          <w:szCs w:val="20"/>
+        </w:rPr>
+        <w:t xml:space="preserve">CREATE TABLE transactions (txn_id INT AUTO_INCREMENT PRIMARY KEY, from_acc INT, to_acc INT, amount </w:t>
+      </w:r>
+      <w:proofErr w:type="gramStart"/>
+      <w:r>
+        <w:rPr>
+          <w:rFonts w:cstheme="minorHAnsi"/>
+          <w:sz w:val="20"/>
+          <w:szCs w:val="20"/>
+        </w:rPr>
+        <w:t>DECIMAL(</w:t>
+      </w:r>
+      <w:proofErr w:type="gramEnd"/>
+      <w:r>
+        <w:rPr>
+          <w:rFonts w:cstheme="minorHAnsi"/>
+          <w:sz w:val="20"/>
+          <w:szCs w:val="20"/>
+        </w:rPr>
+        <w:t>10,2</w:t>
+      </w:r>
+      <w:proofErr w:type="gramStart"/>
+      <w:r>
+        <w:rPr>
+          <w:rFonts w:cstheme="minorHAnsi"/>
+          <w:sz w:val="20"/>
+          <w:szCs w:val="20"/>
+        </w:rPr>
+        <w:t xml:space="preserve">),   </w:t>
+      </w:r>
+      <w:proofErr w:type="gramEnd"/>
+      <w:r>
+        <w:rPr>
+          <w:rFonts w:cstheme="minorHAnsi"/>
+          <w:sz w:val="20"/>
+          <w:szCs w:val="20"/>
+        </w:rPr>
+        <w:t xml:space="preserve">txn_date DATE DEFAULT </w:t>
+      </w:r>
+      <w:proofErr w:type="gramStart"/>
+      <w:r>
+        <w:rPr>
+          <w:rFonts w:cstheme="minorHAnsi"/>
+          <w:sz w:val="20"/>
+          <w:szCs w:val="20"/>
+        </w:rPr>
+        <w:t>CURDATE(</w:t>
+      </w:r>
+      <w:proofErr w:type="gramEnd"/>
+      <w:r>
+        <w:rPr>
+          <w:rFonts w:cstheme="minorHAnsi"/>
+          <w:sz w:val="20"/>
+          <w:szCs w:val="20"/>
+        </w:rPr>
+        <w:t>));</w:t>
+      </w:r>
+    </w:p>
+    <w:p>
+      <w:pPr>
+        <w:pBdr>
+          <w:bottom w:val="single" w:sz="6" w:space="1" w:color="auto"/>
+        </w:pBdr>
+        <w:spacing w:after="0" w:line="240" w:lineRule="auto"/>
+        <w:rPr>
+          <w:rFonts w:cstheme="minorHAnsi"/>
+          <w:sz w:val="20"/>
+          <w:szCs w:val="20"/>
+        </w:rPr>
+      </w:pPr>
+    </w:p>
+    <w:p>
+      <w:pPr>
+        <w:spacing w:after="0" w:line="240" w:lineRule="auto"/>
+        <w:rPr>
+          <w:rFonts w:cstheme="minorHAnsi"/>
+          <w:sz w:val="20"/>
+          <w:szCs w:val="20"/>
+        </w:rPr>
+      </w:pPr>
+    </w:p>
+    <w:p>
+      <w:pPr>
+        <w:pStyle w:val="ListParagraph"/>
+        <w:numPr>
+          <w:ilvl w:val="1"/>
+          <w:numId w:val="21"/>
+        </w:numPr>
+        <w:spacing w:after="0" w:line="240" w:lineRule="auto"/>
+        <w:ind w:left="426"/>
+        <w:rPr>
+          <w:rFonts w:cstheme="minorHAnsi"/>
+          <w:b/>
+          <w:bCs/>
+          <w:sz w:val="20"/>
+          <w:szCs w:val="20"/>
+        </w:rPr>
+      </w:pPr>
+      <w:r>
+        <w:rPr>
+          <w:rFonts w:cstheme="minorHAnsi"/>
+          <w:b/>
+          <w:bCs/>
+          <w:sz w:val="20"/>
+          <w:szCs w:val="20"/>
+        </w:rPr>
+        <w:t>E-Commerce – Cancel Order</w:t>
+      </w:r>
+    </w:p>
+    <w:p>
+      <w:pPr>
+        <w:spacing w:after="0" w:line="240" w:lineRule="auto"/>
+        <w:rPr>
+          <w:rFonts w:cstheme="minorHAnsi"/>
+          <w:sz w:val="20"/>
+          <w:szCs w:val="20"/>
+        </w:rPr>
+      </w:pPr>
+    </w:p>
+    <w:p>
+      <w:pPr>
+        <w:spacing w:after="0" w:line="240" w:lineRule="auto"/>
+        <w:rPr>
+          <w:rFonts w:cstheme="minorHAnsi"/>
+          <w:sz w:val="20"/>
+          <w:szCs w:val="20"/>
+        </w:rPr>
+      </w:pPr>
+      <w:r>
+        <w:rPr>
+          <w:rFonts w:cstheme="minorHAnsi"/>
+          <w:sz w:val="20"/>
+          <w:szCs w:val="20"/>
+        </w:rPr>
+        <w:t>Write a procedure to cancel an order</w:t>
+      </w:r>
+    </w:p>
+    <w:p>
+      <w:pPr>
+        <w:numPr>
+          <w:ilvl w:val="0"/>
+          <w:numId w:val="41"/>
+        </w:numPr>
+        <w:spacing w:after="0" w:line="240" w:lineRule="auto"/>
+        <w:rPr>
+          <w:rFonts w:cstheme="minorHAnsi"/>
+          <w:sz w:val="20"/>
+          <w:szCs w:val="20"/>
+        </w:rPr>
+      </w:pPr>
+      <w:r>
+        <w:rPr>
+          <w:rFonts w:cstheme="minorHAnsi"/>
+          <w:sz w:val="20"/>
+          <w:szCs w:val="20"/>
+        </w:rPr>
+        <w:t xml:space="preserve">Update order status to ‘Cancelled’ </w:t>
+      </w:r>
+    </w:p>
+    <w:p>
+      <w:pPr>
+        <w:numPr>
+          <w:ilvl w:val="0"/>
+          <w:numId w:val="41"/>
+        </w:numPr>
+        <w:spacing w:after="0" w:line="240" w:lineRule="auto"/>
+        <w:rPr>
+          <w:rFonts w:cstheme="minorHAnsi"/>
+          <w:sz w:val="20"/>
+          <w:szCs w:val="20"/>
+        </w:rPr>
+      </w:pPr>
+      <w:r>
+        <w:rPr>
+          <w:rFonts w:cstheme="minorHAnsi"/>
+          <w:sz w:val="20"/>
+          <w:szCs w:val="20"/>
+        </w:rPr>
+        <w:t>Restore product stock</w:t>
+      </w:r>
+    </w:p>
+    <w:p>
+      <w:pPr>
+        <w:spacing w:after="0" w:line="240" w:lineRule="auto"/>
+        <w:rPr>
+          <w:rFonts w:cstheme="minorHAnsi"/>
+          <w:sz w:val="20"/>
+          <w:szCs w:val="20"/>
+        </w:rPr>
+      </w:pPr>
+    </w:p>
+    <w:p>
+      <w:pPr>
+        <w:spacing w:after="0" w:line="240" w:lineRule="auto"/>
+        <w:rPr>
+          <w:rFonts w:cstheme="minorHAnsi"/>
+          <w:b/>
+          <w:bCs/>
+          <w:sz w:val="20"/>
+          <w:szCs w:val="20"/>
+        </w:rPr>
+      </w:pPr>
+      <w:r>
+        <w:rPr>
+          <w:rFonts w:cstheme="minorHAnsi"/>
+          <w:b/>
+          <w:bCs/>
+          <w:sz w:val="20"/>
+          <w:szCs w:val="20"/>
+        </w:rPr>
+        <w:t>Table Structure</w:t>
+      </w:r>
+    </w:p>
+    <w:p>
+      <w:pPr>
+        <w:spacing w:after="0" w:line="240" w:lineRule="auto"/>
+        <w:rPr>
+          <w:rFonts w:cstheme="minorHAnsi"/>
+          <w:sz w:val="20"/>
+          <w:szCs w:val="20"/>
+        </w:rPr>
+      </w:pPr>
+    </w:p>
+    <w:p>
+      <w:pPr>
+        <w:pStyle w:val="ListParagraph"/>
+        <w:numPr>
+          <w:ilvl w:val="0"/>
+          <w:numId w:val="42"/>
+        </w:numPr>
+        <w:spacing w:after="0" w:line="240" w:lineRule="auto"/>
+        <w:rPr>
+          <w:rFonts w:cstheme="minorHAnsi"/>
+          <w:sz w:val="20"/>
+          <w:szCs w:val="20"/>
+        </w:rPr>
+      </w:pPr>
+      <w:r>
+        <w:rPr>
+          <w:rFonts w:cstheme="minorHAnsi"/>
+          <w:sz w:val="20"/>
+          <w:szCs w:val="20"/>
+        </w:rPr>
+        <w:t>CREATE TABLE products (product_id INT PRIMARY KEY, stock INT);</w:t>
+      </w:r>
+    </w:p>
+    <w:p>
+      <w:pPr>
+        <w:spacing w:after="0" w:line="240" w:lineRule="auto"/>
+        <w:rPr>
+          <w:rFonts w:cstheme="minorHAnsi"/>
+          <w:sz w:val="20"/>
+          <w:szCs w:val="20"/>
+        </w:rPr>
+      </w:pPr>
+    </w:p>
+    <w:p>
+      <w:pPr>
+        <w:pStyle w:val="ListParagraph"/>
+        <w:numPr>
+          <w:ilvl w:val="0"/>
+          <w:numId w:val="42"/>
+        </w:numPr>
+        <w:spacing w:after="0" w:line="240" w:lineRule="auto"/>
+        <w:rPr>
+          <w:rFonts w:cstheme="minorHAnsi"/>
+          <w:sz w:val="20"/>
+          <w:szCs w:val="20"/>
+        </w:rPr>
+      </w:pPr>
+      <w:r>
+        <w:rPr>
+          <w:rFonts w:cstheme="minorHAnsi"/>
+          <w:sz w:val="20"/>
+          <w:szCs w:val="20"/>
+        </w:rPr>
+        <w:t xml:space="preserve">CREATE TABLE orders (order_id INT PRIMARY KEY, product_id INT, quantity INT, status </w:t>
+      </w:r>
+      <w:proofErr w:type="gramStart"/>
+      <w:r>
+        <w:rPr>
+          <w:rFonts w:cstheme="minorHAnsi"/>
+          <w:sz w:val="20"/>
+          <w:szCs w:val="20"/>
+        </w:rPr>
+        <w:t>VARCHAR(</w:t>
+      </w:r>
+      <w:proofErr w:type="gramEnd"/>
+      <w:r>
+        <w:rPr>
+          <w:rFonts w:cstheme="minorHAnsi"/>
+          <w:sz w:val="20"/>
+          <w:szCs w:val="20"/>
+        </w:rPr>
+        <w:t>20));</w:t>
+      </w:r>
+    </w:p>
+    <w:p>
+      <w:pPr>
+        <w:pBdr>
+          <w:bottom w:val="single" w:sz="6" w:space="1" w:color="auto"/>
+        </w:pBdr>
+        <w:spacing w:after="0" w:line="240" w:lineRule="auto"/>
+        <w:rPr>
+          <w:rFonts w:cstheme="minorHAnsi"/>
+          <w:sz w:val="20"/>
+          <w:szCs w:val="20"/>
+        </w:rPr>
+      </w:pPr>
+    </w:p>
+    <w:p>
+      <w:pPr>
+        <w:spacing w:after="0" w:line="240" w:lineRule="auto"/>
+        <w:rPr>
+          <w:rFonts w:cstheme="minorHAnsi"/>
+          <w:sz w:val="20"/>
+          <w:szCs w:val="20"/>
+        </w:rPr>
+      </w:pPr>
+    </w:p>
+    <w:p>
+      <w:pPr>
+        <w:pStyle w:val="ListParagraph"/>
+        <w:numPr>
+          <w:ilvl w:val="1"/>
+          <w:numId w:val="21"/>
+        </w:numPr>
+        <w:spacing w:after="0" w:line="240" w:lineRule="auto"/>
+        <w:ind w:left="426"/>
+        <w:rPr>
+          <w:rFonts w:cstheme="minorHAnsi"/>
+          <w:b/>
+          <w:bCs/>
+          <w:sz w:val="20"/>
+          <w:szCs w:val="20"/>
+        </w:rPr>
+      </w:pPr>
+      <w:r>
+        <w:rPr>
+          <w:rFonts w:cstheme="minorHAnsi"/>
+          <w:b/>
+          <w:bCs/>
+          <w:sz w:val="20"/>
+          <w:szCs w:val="20"/>
+        </w:rPr>
+        <w:t>Student System – Result Processing</w:t>
+      </w:r>
+    </w:p>
+    <w:p>
+      <w:pPr>
+        <w:spacing w:after="0" w:line="240" w:lineRule="auto"/>
+        <w:ind w:left="66"/>
+        <w:rPr>
+          <w:rFonts w:cstheme="minorHAnsi"/>
+          <w:b/>
+          <w:bCs/>
+          <w:sz w:val="20"/>
+          <w:szCs w:val="20"/>
+        </w:rPr>
+      </w:pPr>
+    </w:p>
+    <w:p>
+      <w:pPr>
+        <w:spacing w:after="0" w:line="240" w:lineRule="auto"/>
+        <w:rPr>
+          <w:rFonts w:cstheme="minorHAnsi"/>
+          <w:sz w:val="20"/>
+          <w:szCs w:val="20"/>
+        </w:rPr>
+      </w:pPr>
+      <w:r>
+        <w:rPr>
+          <w:rFonts w:cstheme="minorHAnsi"/>
+          <w:sz w:val="20"/>
+          <w:szCs w:val="20"/>
+        </w:rPr>
+        <w:t>Write a procedure to calculate total and grade</w:t>
+      </w:r>
+    </w:p>
+    <w:p>
+      <w:pPr>
+        <w:pStyle w:val="ListParagraph"/>
+        <w:numPr>
+          <w:ilvl w:val="0"/>
+          <w:numId w:val="46"/>
+        </w:numPr>
+        <w:spacing w:after="0" w:line="240" w:lineRule="auto"/>
+        <w:rPr>
+          <w:rFonts w:cstheme="minorHAnsi"/>
+          <w:sz w:val="20"/>
+          <w:szCs w:val="20"/>
+        </w:rPr>
+      </w:pPr>
+      <w:r>
+        <w:rPr>
+          <w:rFonts w:cstheme="minorHAnsi"/>
+          <w:sz w:val="20"/>
+          <w:szCs w:val="20"/>
+        </w:rPr>
+        <w:t>(Grade logic: A &gt; 80, B &gt; 60, C &gt; 40, else Fail)</w:t>
+      </w:r>
+    </w:p>
+    <w:p>
+      <w:pPr>
+        <w:spacing w:after="0" w:line="240" w:lineRule="auto"/>
+        <w:ind w:left="66"/>
+        <w:rPr>
+          <w:rFonts w:cstheme="minorHAnsi"/>
+          <w:b/>
+          <w:bCs/>
+          <w:sz w:val="20"/>
+          <w:szCs w:val="20"/>
+        </w:rPr>
+      </w:pPr>
+    </w:p>
+    <w:p>
+      <w:pPr>
+        <w:spacing w:after="0" w:line="240" w:lineRule="auto"/>
+        <w:rPr>
+          <w:rFonts w:cstheme="minorHAnsi"/>
+          <w:b/>
+          <w:bCs/>
+          <w:sz w:val="20"/>
+          <w:szCs w:val="20"/>
+        </w:rPr>
+      </w:pPr>
+      <w:r>
+        <w:rPr>
+          <w:rFonts w:cstheme="minorHAnsi"/>
+          <w:b/>
+          <w:bCs/>
+          <w:sz w:val="20"/>
+          <w:szCs w:val="20"/>
+        </w:rPr>
+        <w:t>Table Structure</w:t>
+      </w:r>
+    </w:p>
+    <w:p>
+      <w:pPr>
+        <w:spacing w:after="0" w:line="240" w:lineRule="auto"/>
+        <w:ind w:left="66"/>
+        <w:rPr>
+          <w:rFonts w:cstheme="minorHAnsi"/>
+          <w:b/>
+          <w:bCs/>
+          <w:sz w:val="20"/>
+          <w:szCs w:val="20"/>
+        </w:rPr>
+      </w:pPr>
+    </w:p>
+    <w:p>
+      <w:pPr>
+        <w:pStyle w:val="ListParagraph"/>
+        <w:numPr>
+          <w:ilvl w:val="0"/>
+          <w:numId w:val="47"/>
+        </w:numPr>
+        <w:spacing w:after="0" w:line="240" w:lineRule="auto"/>
+        <w:rPr>
+          <w:rFonts w:cstheme="minorHAnsi"/>
+          <w:sz w:val="20"/>
+          <w:szCs w:val="20"/>
+        </w:rPr>
+      </w:pPr>
+      <w:r>
+        <w:rPr>
+          <w:rFonts w:cstheme="minorHAnsi"/>
+          <w:sz w:val="20"/>
+          <w:szCs w:val="20"/>
+        </w:rPr>
+        <w:t xml:space="preserve">CREATE TABLE marks (student_id INT, subject </w:t>
+      </w:r>
+      <w:proofErr w:type="gramStart"/>
+      <w:r>
+        <w:rPr>
+          <w:rFonts w:cstheme="minorHAnsi"/>
+          <w:sz w:val="20"/>
+          <w:szCs w:val="20"/>
+        </w:rPr>
+        <w:t>VARCHAR(</w:t>
+      </w:r>
+      <w:proofErr w:type="gramEnd"/>
+      <w:r>
+        <w:rPr>
+          <w:rFonts w:cstheme="minorHAnsi"/>
+          <w:sz w:val="20"/>
+          <w:szCs w:val="20"/>
+        </w:rPr>
+        <w:t>50), marks INT);</w:t>
+      </w:r>
+    </w:p>
+    <w:p>
+      <w:pPr>
+        <w:pStyle w:val="ListParagraph"/>
+        <w:spacing w:after="0" w:line="240" w:lineRule="auto"/>
+        <w:rPr>
+          <w:rFonts w:cstheme="minorHAnsi"/>
+          <w:sz w:val="20"/>
+          <w:szCs w:val="20"/>
+        </w:rPr>
+      </w:pPr>
+    </w:p>
+    <w:p>
+      <w:pPr>
+        <w:pStyle w:val="ListParagraph"/>
+        <w:numPr>
+          <w:ilvl w:val="0"/>
+          <w:numId w:val="47"/>
+        </w:numPr>
+        <w:spacing w:after="0" w:line="240" w:lineRule="auto"/>
+        <w:rPr>
+          <w:rFonts w:cstheme="minorHAnsi"/>
+          <w:sz w:val="20"/>
+          <w:szCs w:val="20"/>
+        </w:rPr>
+      </w:pPr>
+      <w:r>
+        <w:rPr>
+          <w:rFonts w:cstheme="minorHAnsi"/>
+          <w:sz w:val="20"/>
+          <w:szCs w:val="20"/>
+        </w:rPr>
+        <w:t xml:space="preserve">CREATE TABLE results (student_id INT, total INT, grade </w:t>
+      </w:r>
+      <w:proofErr w:type="gramStart"/>
+      <w:r>
+        <w:rPr>
+          <w:rFonts w:cstheme="minorHAnsi"/>
+          <w:sz w:val="20"/>
+          <w:szCs w:val="20"/>
+        </w:rPr>
+        <w:t>VARCHAR(</w:t>
+      </w:r>
+      <w:proofErr w:type="gramEnd"/>
+      <w:r>
+        <w:rPr>
+          <w:rFonts w:cstheme="minorHAnsi"/>
+          <w:sz w:val="20"/>
+          <w:szCs w:val="20"/>
+        </w:rPr>
+        <w:t>10));</w:t>
+      </w:r>
+    </w:p>
+    <w:p>
+      <w:pPr>
+        <w:pBdr>
+          <w:bottom w:val="single" w:sz="6" w:space="1" w:color="auto"/>
+        </w:pBdr>
+        <w:spacing w:after="0" w:line="240" w:lineRule="auto"/>
+        <w:rPr>
+          <w:rFonts w:cstheme="minorHAnsi"/>
+          <w:sz w:val="20"/>
+          <w:szCs w:val="20"/>
+        </w:rPr>
+      </w:pPr>
+    </w:p>
+    <w:p>
+      <w:pPr>
+        <w:spacing w:after="0" w:line="240" w:lineRule="auto"/>
+        <w:rPr>
+          <w:rFonts w:cstheme="minorHAnsi"/>
+          <w:b/>
+          <w:bCs/>
+          <w:sz w:val="20"/>
+          <w:szCs w:val="20"/>
+        </w:rPr>
+      </w:pPr>
+    </w:p>
+    <w:p>
+      <w:pPr>
+        <w:pStyle w:val="ListParagraph"/>
+        <w:numPr>
+          <w:ilvl w:val="1"/>
+          <w:numId w:val="21"/>
+        </w:numPr>
+        <w:spacing w:after="0" w:line="240" w:lineRule="auto"/>
+        <w:ind w:left="426"/>
+        <w:rPr>
+          <w:rFonts w:cstheme="minorHAnsi"/>
+          <w:b/>
+          <w:bCs/>
+          <w:sz w:val="20"/>
+          <w:szCs w:val="20"/>
+        </w:rPr>
+      </w:pPr>
+      <w:r>
+        <w:rPr>
+          <w:rFonts w:cstheme="minorHAnsi"/>
+          <w:b/>
+          <w:bCs/>
+          <w:sz w:val="20"/>
+          <w:szCs w:val="20"/>
+        </w:rPr>
+        <w:t>Payroll – Bonus Calculation</w:t>
+      </w:r>
+    </w:p>
+    <w:p>
+      <w:pPr>
+        <w:spacing w:after="0" w:line="240" w:lineRule="auto"/>
+        <w:ind w:left="66"/>
+        <w:rPr>
+          <w:rFonts w:cstheme="minorHAnsi"/>
+          <w:b/>
+          <w:bCs/>
+          <w:sz w:val="20"/>
+          <w:szCs w:val="20"/>
+        </w:rPr>
+      </w:pPr>
+    </w:p>
+    <w:p>
+      <w:pPr>
+        <w:spacing w:after="0" w:line="240" w:lineRule="auto"/>
+        <w:rPr>
+          <w:rFonts w:cstheme="minorHAnsi"/>
+          <w:sz w:val="20"/>
+          <w:szCs w:val="20"/>
+        </w:rPr>
+      </w:pPr>
+      <w:r>
+        <w:rPr>
+          <w:rFonts w:cstheme="minorHAnsi"/>
+          <w:sz w:val="20"/>
+          <w:szCs w:val="20"/>
+        </w:rPr>
+        <w:t>Write a procedure to give 10% bonus to employees with salary &lt; 50,000</w:t>
+      </w:r>
+    </w:p>
+    <w:p>
+      <w:pPr>
+        <w:spacing w:after="0" w:line="240" w:lineRule="auto"/>
+        <w:ind w:left="66"/>
+        <w:rPr>
+          <w:rFonts w:cstheme="minorHAnsi"/>
+          <w:sz w:val="20"/>
+          <w:szCs w:val="20"/>
+        </w:rPr>
+      </w:pPr>
+    </w:p>
+    <w:p>
+      <w:pPr>
+        <w:spacing w:after="0" w:line="240" w:lineRule="auto"/>
+        <w:rPr>
+          <w:rFonts w:cstheme="minorHAnsi"/>
+          <w:b/>
+          <w:bCs/>
+          <w:sz w:val="20"/>
+          <w:szCs w:val="20"/>
+        </w:rPr>
+      </w:pPr>
+      <w:r>
+        <w:rPr>
+          <w:rFonts w:cstheme="minorHAnsi"/>
+          <w:b/>
+          <w:bCs/>
+          <w:sz w:val="20"/>
+          <w:szCs w:val="20"/>
+        </w:rPr>
+        <w:t>Table Structure</w:t>
+      </w:r>
+    </w:p>
+    <w:p>
+      <w:pPr>
+        <w:spacing w:after="0" w:line="240" w:lineRule="auto"/>
+        <w:ind w:left="66"/>
+        <w:rPr>
+          <w:rFonts w:cstheme="minorHAnsi"/>
+          <w:sz w:val="20"/>
+          <w:szCs w:val="20"/>
+        </w:rPr>
+      </w:pPr>
+    </w:p>
+    <w:p>
+      <w:pPr>
+        <w:pStyle w:val="ListParagraph"/>
+        <w:numPr>
+          <w:ilvl w:val="0"/>
+          <w:numId w:val="48"/>
+        </w:numPr>
+        <w:spacing w:after="0" w:line="240" w:lineRule="auto"/>
+        <w:rPr>
+          <w:rFonts w:cstheme="minorHAnsi"/>
+          <w:sz w:val="20"/>
+          <w:szCs w:val="20"/>
+        </w:rPr>
+      </w:pPr>
+      <w:r>
+        <w:rPr>
+          <w:rFonts w:cstheme="minorHAnsi"/>
+          <w:sz w:val="20"/>
+          <w:szCs w:val="20"/>
+        </w:rPr>
+        <w:t xml:space="preserve">CREATE TABLE employees (emp_id INT PRIMARY KEY, name </w:t>
+      </w:r>
+      <w:proofErr w:type="gramStart"/>
+      <w:r>
+        <w:rPr>
+          <w:rFonts w:cstheme="minorHAnsi"/>
+          <w:sz w:val="20"/>
+          <w:szCs w:val="20"/>
+        </w:rPr>
+        <w:t>VARCHAR(</w:t>
+      </w:r>
+      <w:proofErr w:type="gramEnd"/>
+      <w:r>
+        <w:rPr>
+          <w:rFonts w:cstheme="minorHAnsi"/>
+          <w:sz w:val="20"/>
+          <w:szCs w:val="20"/>
+        </w:rPr>
+        <w:t xml:space="preserve">50), salary </w:t>
+      </w:r>
+      <w:proofErr w:type="gramStart"/>
+      <w:r>
+        <w:rPr>
+          <w:rFonts w:cstheme="minorHAnsi"/>
+          <w:sz w:val="20"/>
+          <w:szCs w:val="20"/>
+        </w:rPr>
+        <w:t>DECIMAL(</w:t>
+      </w:r>
+      <w:proofErr w:type="gramEnd"/>
+      <w:r>
+        <w:rPr>
+          <w:rFonts w:cstheme="minorHAnsi"/>
+          <w:sz w:val="20"/>
+          <w:szCs w:val="20"/>
+        </w:rPr>
+        <w:t>10,2));</w:t>
+      </w:r>
+    </w:p>
+    <w:p>
+      <w:pPr>
+        <w:pBdr>
+          <w:bottom w:val="single" w:sz="6" w:space="1" w:color="auto"/>
+        </w:pBdr>
+        <w:spacing w:after="0" w:line="240" w:lineRule="auto"/>
+        <w:rPr>
+          <w:rFonts w:cstheme="minorHAnsi"/>
+          <w:sz w:val="20"/>
+          <w:szCs w:val="20"/>
+        </w:rPr>
+      </w:pPr>
+    </w:p>
+    <w:p>
+      <w:pPr>
+        <w:spacing w:after="0" w:line="240" w:lineRule="auto"/>
+        <w:ind w:left="66"/>
+        <w:rPr>
+          <w:rFonts w:cstheme="minorHAnsi"/>
+          <w:sz w:val="20"/>
+          <w:szCs w:val="20"/>
+        </w:rPr>
+      </w:pPr>
+    </w:p>
+    <w:p>
+      <w:pPr>
+        <w:pStyle w:val="ListParagraph"/>
+        <w:numPr>
+          <w:ilvl w:val="1"/>
+          <w:numId w:val="21"/>
+        </w:numPr>
+        <w:spacing w:after="0" w:line="240" w:lineRule="auto"/>
+        <w:ind w:left="426"/>
+        <w:rPr>
+          <w:rFonts w:cstheme="minorHAnsi"/>
+          <w:b/>
+          <w:bCs/>
+          <w:sz w:val="20"/>
+          <w:szCs w:val="20"/>
+        </w:rPr>
+      </w:pPr>
+      <w:r>
+        <w:rPr>
+          <w:rFonts w:cstheme="minorHAnsi"/>
+          <w:b/>
+          <w:bCs/>
+          <w:sz w:val="20"/>
+          <w:szCs w:val="20"/>
+        </w:rPr>
+        <w:t>Hospital – Patient Discharge</w:t>
+      </w:r>
+    </w:p>
+    <w:p>
+      <w:pPr>
+        <w:spacing w:after="0" w:line="240" w:lineRule="auto"/>
+        <w:ind w:left="66"/>
+        <w:rPr>
+          <w:rFonts w:cstheme="minorHAnsi"/>
+          <w:sz w:val="20"/>
+          <w:szCs w:val="20"/>
+        </w:rPr>
+      </w:pPr>
+    </w:p>
+    <w:p>
+      <w:pPr>
+        <w:spacing w:after="0" w:line="240" w:lineRule="auto"/>
+        <w:ind w:left="66"/>
+        <w:rPr>
+          <w:rFonts w:cstheme="minorHAnsi"/>
+          <w:sz w:val="20"/>
+          <w:szCs w:val="20"/>
+        </w:rPr>
+      </w:pPr>
+      <w:r>
+        <w:rPr>
+          <w:rFonts w:cstheme="minorHAnsi"/>
+          <w:sz w:val="20"/>
+          <w:szCs w:val="20"/>
+        </w:rPr>
+        <w:t>Write a procedure to discharge a patient</w:t>
+      </w:r>
+    </w:p>
+    <w:p>
+      <w:pPr>
+        <w:numPr>
+          <w:ilvl w:val="0"/>
+          <w:numId w:val="49"/>
+        </w:numPr>
+        <w:spacing w:after="0" w:line="240" w:lineRule="auto"/>
+        <w:rPr>
+          <w:rFonts w:cstheme="minorHAnsi"/>
+          <w:sz w:val="20"/>
+          <w:szCs w:val="20"/>
+        </w:rPr>
+      </w:pPr>
+      <w:r>
+        <w:rPr>
+          <w:rFonts w:cstheme="minorHAnsi"/>
+          <w:sz w:val="20"/>
+          <w:szCs w:val="20"/>
+        </w:rPr>
+        <w:t xml:space="preserve">Update patient status </w:t>
+      </w:r>
+    </w:p>
+    <w:p>
+      <w:pPr>
+        <w:numPr>
+          <w:ilvl w:val="0"/>
+          <w:numId w:val="49"/>
+        </w:numPr>
+        <w:spacing w:after="0" w:line="240" w:lineRule="auto"/>
+        <w:rPr>
+          <w:rFonts w:cstheme="minorHAnsi"/>
+          <w:sz w:val="20"/>
+          <w:szCs w:val="20"/>
+        </w:rPr>
+      </w:pPr>
+      <w:r>
+        <w:rPr>
+          <w:rFonts w:cstheme="minorHAnsi"/>
+          <w:sz w:val="20"/>
+          <w:szCs w:val="20"/>
+        </w:rPr>
+        <w:t>Add record to discharge log</w:t>
+      </w:r>
+    </w:p>
+    <w:p>
+      <w:pPr>
+        <w:spacing w:after="0" w:line="240" w:lineRule="auto"/>
+        <w:ind w:left="66"/>
+        <w:rPr>
+          <w:rFonts w:cstheme="minorHAnsi"/>
+          <w:sz w:val="20"/>
+          <w:szCs w:val="20"/>
+        </w:rPr>
+      </w:pPr>
+    </w:p>
+    <w:p>
+      <w:pPr>
+        <w:spacing w:after="0" w:line="240" w:lineRule="auto"/>
+        <w:ind w:left="66"/>
+        <w:rPr>
+          <w:rFonts w:cstheme="minorHAnsi"/>
+          <w:sz w:val="20"/>
+          <w:szCs w:val="20"/>
+        </w:rPr>
+      </w:pPr>
+      <w:r>
+        <w:rPr>
+          <w:rFonts w:cstheme="minorHAnsi"/>
+          <w:b/>
+          <w:bCs/>
+          <w:sz w:val="20"/>
+          <w:szCs w:val="20"/>
+        </w:rPr>
+        <w:t>Table Structure</w:t>
+      </w:r>
+    </w:p>
+    <w:p>
+      <w:pPr>
+        <w:spacing w:after="0" w:line="240" w:lineRule="auto"/>
+        <w:ind w:left="66"/>
+        <w:rPr>
+          <w:rFonts w:cstheme="minorHAnsi"/>
+          <w:sz w:val="20"/>
+          <w:szCs w:val="20"/>
+        </w:rPr>
+      </w:pPr>
+    </w:p>
+    <w:p>
+      <w:pPr>
+        <w:pStyle w:val="ListParagraph"/>
+        <w:numPr>
+          <w:ilvl w:val="0"/>
+          <w:numId w:val="50"/>
+        </w:numPr>
+        <w:spacing w:after="0" w:line="240" w:lineRule="auto"/>
+        <w:rPr>
+          <w:rFonts w:cstheme="minorHAnsi"/>
+          <w:sz w:val="20"/>
+          <w:szCs w:val="20"/>
+        </w:rPr>
+      </w:pPr>
+      <w:r>
+        <w:rPr>
+          <w:rFonts w:cstheme="minorHAnsi"/>
+          <w:sz w:val="20"/>
+          <w:szCs w:val="20"/>
+        </w:rPr>
+        <w:t xml:space="preserve">CREATE TABLE patients (patient_id INT PRIMARY KEY, name </w:t>
+      </w:r>
+      <w:proofErr w:type="gramStart"/>
+      <w:r>
+        <w:rPr>
+          <w:rFonts w:cstheme="minorHAnsi"/>
+          <w:sz w:val="20"/>
+          <w:szCs w:val="20"/>
+        </w:rPr>
+        <w:t>VARCHAR(</w:t>
+      </w:r>
+      <w:proofErr w:type="gramEnd"/>
+      <w:r>
+        <w:rPr>
+          <w:rFonts w:cstheme="minorHAnsi"/>
+          <w:sz w:val="20"/>
+          <w:szCs w:val="20"/>
+        </w:rPr>
+        <w:t xml:space="preserve">50), status </w:t>
+      </w:r>
+      <w:proofErr w:type="gramStart"/>
+      <w:r>
+        <w:rPr>
+          <w:rFonts w:cstheme="minorHAnsi"/>
+          <w:sz w:val="20"/>
+          <w:szCs w:val="20"/>
+        </w:rPr>
+        <w:t>VARCHAR(</w:t>
+      </w:r>
+      <w:proofErr w:type="gramEnd"/>
+      <w:r>
+        <w:rPr>
+          <w:rFonts w:cstheme="minorHAnsi"/>
+          <w:sz w:val="20"/>
+          <w:szCs w:val="20"/>
+        </w:rPr>
+        <w:t>20));</w:t>
+      </w:r>
+    </w:p>
+    <w:p>
+      <w:pPr>
+        <w:spacing w:after="0" w:line="240" w:lineRule="auto"/>
+        <w:ind w:left="66"/>
+        <w:rPr>
+          <w:rFonts w:cstheme="minorHAnsi"/>
+          <w:sz w:val="20"/>
+          <w:szCs w:val="20"/>
+        </w:rPr>
+      </w:pPr>
+    </w:p>
+    <w:p>
+      <w:pPr>
+        <w:pStyle w:val="ListParagraph"/>
+        <w:numPr>
+          <w:ilvl w:val="0"/>
+          <w:numId w:val="50"/>
+        </w:numPr>
+        <w:spacing w:after="0" w:line="240" w:lineRule="auto"/>
+        <w:rPr>
+          <w:rFonts w:cstheme="minorHAnsi"/>
+          <w:sz w:val="20"/>
+          <w:szCs w:val="20"/>
+        </w:rPr>
+      </w:pPr>
+      <w:r>
+        <w:rPr>
+          <w:rFonts w:cstheme="minorHAnsi"/>
+          <w:sz w:val="20"/>
+          <w:szCs w:val="20"/>
+        </w:rPr>
+        <w:t>CREATE TABLE discharge_log (log_id INT AUTO_INCREMENT PRIMARY KEY, patient_id INT, discharge_date DATE);</w:t>
+      </w:r>
+    </w:p>
+    <w:p>
+      <w:pPr>
+        <w:pBdr>
+          <w:bottom w:val="single" w:sz="6" w:space="1" w:color="auto"/>
+        </w:pBdr>
+        <w:spacing w:after="0" w:line="240" w:lineRule="auto"/>
+        <w:rPr>
+          <w:rFonts w:cstheme="minorHAnsi"/>
+          <w:sz w:val="20"/>
+          <w:szCs w:val="20"/>
+        </w:rPr>
+      </w:pPr>
+    </w:p>
+    <w:p>
+      <w:pPr>
+        <w:spacing w:after="0" w:line="240" w:lineRule="auto"/>
+        <w:ind w:left="66"/>
+        <w:rPr>
+          <w:rFonts w:cstheme="minorHAnsi"/>
+          <w:sz w:val="20"/>
+          <w:szCs w:val="20"/>
+        </w:rPr>
+      </w:pPr>
+    </w:p>
+    <w:p>
+      <w:pPr>
+        <w:pStyle w:val="ListParagraph"/>
+        <w:numPr>
+          <w:ilvl w:val="1"/>
+          <w:numId w:val="21"/>
+        </w:numPr>
+        <w:spacing w:after="0" w:line="240" w:lineRule="auto"/>
+        <w:ind w:left="426"/>
+        <w:rPr>
+          <w:rFonts w:cstheme="minorHAnsi"/>
+          <w:b/>
+          <w:bCs/>
+          <w:sz w:val="20"/>
+          <w:szCs w:val="20"/>
+        </w:rPr>
+      </w:pPr>
+      <w:r>
+        <w:rPr>
+          <w:rFonts w:cstheme="minorHAnsi"/>
+          <w:b/>
+          <w:bCs/>
+          <w:sz w:val="20"/>
+          <w:szCs w:val="20"/>
+        </w:rPr>
+        <w:t>Inventory – Low Stock Alert</w:t>
+      </w:r>
+    </w:p>
+    <w:p>
+      <w:pPr>
+        <w:spacing w:after="0" w:line="240" w:lineRule="auto"/>
+        <w:ind w:left="66"/>
+        <w:rPr>
+          <w:rFonts w:cstheme="minorHAnsi"/>
+          <w:sz w:val="20"/>
+          <w:szCs w:val="20"/>
+        </w:rPr>
+      </w:pPr>
+    </w:p>
+    <w:p>
+      <w:pPr>
+        <w:spacing w:after="0" w:line="240" w:lineRule="auto"/>
+        <w:ind w:left="66"/>
+        <w:rPr>
+          <w:rFonts w:cstheme="minorHAnsi"/>
+          <w:sz w:val="20"/>
+          <w:szCs w:val="20"/>
+        </w:rPr>
+      </w:pPr>
+      <w:r>
+        <w:rPr>
+          <w:rFonts w:cstheme="minorHAnsi"/>
+          <w:sz w:val="20"/>
+          <w:szCs w:val="20"/>
+        </w:rPr>
+        <w:t>Write a procedure to check products where stock &lt; 10</w:t>
+      </w:r>
+    </w:p>
+    <w:p>
+      <w:pPr>
+        <w:spacing w:after="0" w:line="240" w:lineRule="auto"/>
+        <w:ind w:left="66"/>
+        <w:rPr>
+          <w:rFonts w:cstheme="minorHAnsi"/>
+          <w:sz w:val="20"/>
+          <w:szCs w:val="20"/>
+        </w:rPr>
+      </w:pPr>
+      <w:r>
+        <w:rPr>
+          <w:rFonts w:cstheme="minorHAnsi"/>
+          <w:sz w:val="20"/>
+          <w:szCs w:val="20"/>
+        </w:rPr>
+        <w:t>Insert them into alert table</w:t>
+      </w:r>
+    </w:p>
+    <w:p>
+      <w:pPr>
+        <w:spacing w:after="0" w:line="240" w:lineRule="auto"/>
+        <w:ind w:left="66"/>
+        <w:rPr>
+          <w:rFonts w:cstheme="minorHAnsi"/>
+          <w:sz w:val="20"/>
+          <w:szCs w:val="20"/>
+        </w:rPr>
+      </w:pPr>
+    </w:p>
+    <w:p>
+      <w:pPr>
+        <w:spacing w:after="0" w:line="240" w:lineRule="auto"/>
+        <w:ind w:left="66"/>
+        <w:rPr>
+          <w:rFonts w:cstheme="minorHAnsi"/>
+          <w:sz w:val="20"/>
+          <w:szCs w:val="20"/>
+        </w:rPr>
+      </w:pPr>
+      <w:r>
+        <w:rPr>
+          <w:rFonts w:cstheme="minorHAnsi"/>
+          <w:b/>
+          <w:bCs/>
+          <w:sz w:val="20"/>
+          <w:szCs w:val="20"/>
+        </w:rPr>
+        <w:t>Table Structure</w:t>
+      </w:r>
+    </w:p>
+    <w:p>
+      <w:pPr>
+        <w:spacing w:after="0" w:line="240" w:lineRule="auto"/>
+        <w:ind w:left="66"/>
+        <w:rPr>
+          <w:rFonts w:cstheme="minorHAnsi"/>
+          <w:sz w:val="20"/>
+          <w:szCs w:val="20"/>
+        </w:rPr>
+      </w:pPr>
+    </w:p>
+    <w:p>
+      <w:pPr>
+        <w:pStyle w:val="ListParagraph"/>
+        <w:numPr>
+          <w:ilvl w:val="0"/>
+          <w:numId w:val="52"/>
+        </w:numPr>
+        <w:spacing w:after="0" w:line="240" w:lineRule="auto"/>
+        <w:rPr>
+          <w:rFonts w:cstheme="minorHAnsi"/>
+          <w:sz w:val="20"/>
+          <w:szCs w:val="20"/>
+        </w:rPr>
+      </w:pPr>
+      <w:r>
+        <w:rPr>
+          <w:rFonts w:cstheme="minorHAnsi"/>
+          <w:sz w:val="20"/>
+          <w:szCs w:val="20"/>
+        </w:rPr>
+        <w:t>CREATE TABLE products (product_id INT PRIMARY KEY, stock INT);</w:t>
+      </w:r>
+    </w:p>
+    <w:p>
+      <w:pPr>
+        <w:spacing w:after="0" w:line="240" w:lineRule="auto"/>
+        <w:ind w:left="66"/>
+        <w:rPr>
+          <w:rFonts w:cstheme="minorHAnsi"/>
+          <w:sz w:val="20"/>
+          <w:szCs w:val="20"/>
+        </w:rPr>
+      </w:pPr>
+    </w:p>
+    <w:p>
+      <w:pPr>
+        <w:pStyle w:val="ListParagraph"/>
+        <w:numPr>
+          <w:ilvl w:val="0"/>
+          <w:numId w:val="52"/>
+        </w:numPr>
+        <w:spacing w:after="0" w:line="240" w:lineRule="auto"/>
+        <w:rPr>
+          <w:rFonts w:cstheme="minorHAnsi"/>
+          <w:sz w:val="20"/>
+          <w:szCs w:val="20"/>
+        </w:rPr>
+      </w:pPr>
+      <w:r>
+        <w:rPr>
+          <w:rFonts w:cstheme="minorHAnsi"/>
+          <w:sz w:val="20"/>
+          <w:szCs w:val="20"/>
+        </w:rPr>
+        <w:t xml:space="preserve">CREATE TABLE stock_alert (alert_id INT AUTO_INCREMENT PRIMARY KEY, product_id INT, </w:t>
+      </w:r>
+      <w:proofErr w:type="spellStart"/>
+      <w:r>
+        <w:rPr>
+          <w:rFonts w:cstheme="minorHAnsi"/>
+          <w:sz w:val="20"/>
+          <w:szCs w:val="20"/>
+        </w:rPr>
+        <w:t>alert_date</w:t>
+      </w:r>
+      <w:proofErr w:type="spellEnd"/>
+      <w:r>
+        <w:rPr>
+          <w:rFonts w:cstheme="minorHAnsi"/>
+          <w:sz w:val="20"/>
+          <w:szCs w:val="20"/>
+        </w:rPr>
+        <w:t xml:space="preserve"> DATE);</w:t>
+      </w:r>
+    </w:p>
+    <w:p>
+      <w:pPr>
+        <w:pBdr>
+          <w:bottom w:val="single" w:sz="6" w:space="1" w:color="auto"/>
+        </w:pBdr>
+        <w:spacing w:after="0" w:line="240" w:lineRule="auto"/>
+        <w:rPr>
+          <w:rFonts w:cstheme="minorHAnsi"/>
+          <w:sz w:val="20"/>
+          <w:szCs w:val="20"/>
+        </w:rPr>
+      </w:pPr>
+    </w:p>
+    <w:p>
+      <w:pPr>
+        <w:spacing w:after="0" w:line="240" w:lineRule="auto"/>
+        <w:ind w:left="66"/>
+        <w:rPr>
+          <w:rFonts w:cstheme="minorHAnsi"/>
+          <w:sz w:val="20"/>
+          <w:szCs w:val="20"/>
+        </w:rPr>
+      </w:pPr>
+    </w:p>
+    <w:p>
+      <w:pPr>
+        <w:pStyle w:val="ListParagraph"/>
+        <w:numPr>
+          <w:ilvl w:val="1"/>
+          <w:numId w:val="21"/>
+        </w:numPr>
+        <w:spacing w:after="0" w:line="240" w:lineRule="auto"/>
+        <w:ind w:left="426"/>
+        <w:rPr>
+          <w:rFonts w:cstheme="minorHAnsi"/>
+          <w:b/>
+          <w:bCs/>
+          <w:sz w:val="20"/>
+          <w:szCs w:val="20"/>
+        </w:rPr>
+      </w:pPr>
+    </w:p>
+    <w:p>
+      <w:pPr>
+        <w:spacing w:after="0" w:line="240" w:lineRule="auto"/>
+        <w:ind w:left="66"/>
+        <w:rPr>
+          <w:rFonts w:cstheme="minorHAnsi"/>
+          <w:sz w:val="20"/>
+          <w:szCs w:val="20"/>
+        </w:rPr>
+      </w:pPr>
+    </w:p>
+    <w:p>
+      <w:pPr>
+        <w:pBdr>
+          <w:bottom w:val="single" w:sz="6" w:space="1" w:color="auto"/>
+        </w:pBdr>
+        <w:spacing w:after="0" w:line="240" w:lineRule="auto"/>
+        <w:rPr>
+          <w:rFonts w:cstheme="minorHAnsi"/>
+          <w:sz w:val="20"/>
+          <w:szCs w:val="20"/>
+        </w:rPr>
+      </w:pPr>
+    </w:p>
+    <w:p>
+      <w:pPr>
+        <w:spacing w:after="0" w:line="240" w:lineRule="auto"/>
+        <w:rPr>
+          <w:rFonts w:cstheme="minorHAnsi"/>
+          <w:sz w:val="20"/>
+          <w:szCs w:val="20"/>
+        </w:rPr>
+      </w:pPr>
+    </w:p>
+    <w:p>
+      <w:pPr>
+        <w:pStyle w:val="ListParagraph"/>
+        <w:numPr>
+          <w:ilvl w:val="1"/>
+          <w:numId w:val="21"/>
+        </w:numPr>
+        <w:spacing w:after="0" w:line="240" w:lineRule="auto"/>
+        <w:ind w:left="426"/>
+        <w:rPr>
+          <w:rFonts w:cstheme="minorHAnsi"/>
+          <w:b/>
+          <w:bCs/>
+          <w:sz w:val="20"/>
+          <w:szCs w:val="20"/>
+        </w:rPr>
+      </w:pPr>
+    </w:p>
+    <w:p>
+      <w:pPr>
+        <w:spacing w:after="0" w:line="240" w:lineRule="auto"/>
+        <w:ind w:left="66"/>
+        <w:rPr>
+          <w:rFonts w:cstheme="minorHAnsi"/>
+          <w:sz w:val="20"/>
+          <w:szCs w:val="20"/>
+        </w:rPr>
+      </w:pPr>
+    </w:p>
+    <w:p>
+      <w:pPr>
+        <w:pBdr>
+          <w:bottom w:val="single" w:sz="6" w:space="1" w:color="auto"/>
+        </w:pBdr>
+        <w:spacing w:after="0" w:line="240" w:lineRule="auto"/>
+        <w:rPr>
+          <w:rFonts w:cstheme="minorHAnsi"/>
+          <w:sz w:val="20"/>
+          <w:szCs w:val="20"/>
+        </w:rPr>
+      </w:pPr>
+    </w:p>
+    <w:p>
+      <w:pPr>
+        <w:spacing w:after="0" w:line="240" w:lineRule="auto"/>
+        <w:ind w:left="66"/>
+        <w:rPr>
+          <w:rFonts w:cstheme="minorHAnsi"/>
+          <w:sz w:val="20"/>
+          <w:szCs w:val="20"/>
+        </w:rPr>
+      </w:pPr>
+    </w:p>
+    <w:p>
+      <w:pPr>
+        <w:pStyle w:val="ListParagraph"/>
+        <w:numPr>
+          <w:ilvl w:val="1"/>
+          <w:numId w:val="21"/>
+        </w:numPr>
+        <w:spacing w:after="0" w:line="240" w:lineRule="auto"/>
+        <w:ind w:left="426"/>
+        <w:rPr>
+          <w:rFonts w:cstheme="minorHAnsi"/>
+          <w:b/>
+          <w:bCs/>
+          <w:sz w:val="20"/>
+          <w:szCs w:val="20"/>
+        </w:rPr>
+      </w:pPr>
+    </w:p>
+    <w:p>
+      <w:pPr>
+        <w:spacing w:after="0" w:line="240" w:lineRule="auto"/>
+        <w:ind w:left="66"/>
+        <w:rPr>
+          <w:rFonts w:cstheme="minorHAnsi"/>
+          <w:sz w:val="20"/>
+          <w:szCs w:val="20"/>
+        </w:rPr>
+      </w:pPr>
+    </w:p>
+    <w:p>
+      <w:pPr>
+        <w:pBdr>
+          <w:bottom w:val="single" w:sz="6" w:space="1" w:color="auto"/>
+        </w:pBdr>
+        <w:spacing w:after="0" w:line="240" w:lineRule="auto"/>
+        <w:rPr>
+          <w:rFonts w:cstheme="minorHAnsi"/>
+          <w:sz w:val="20"/>
+          <w:szCs w:val="20"/>
+        </w:rPr>
+      </w:pPr>
+    </w:p>
+    <w:p>
+      <w:pPr>
+        <w:spacing w:after="0" w:line="240" w:lineRule="auto"/>
+        <w:ind w:left="66"/>
+        <w:rPr>
+          <w:rFonts w:cstheme="minorHAnsi"/>
+          <w:sz w:val="20"/>
+          <w:szCs w:val="20"/>
+        </w:rPr>
+      </w:pPr>
+    </w:p>
+    <w:p>
+      <w:pPr>
+        <w:pStyle w:val="ListParagraph"/>
+        <w:numPr>
+          <w:ilvl w:val="1"/>
+          <w:numId w:val="21"/>
+        </w:numPr>
+        <w:spacing w:after="0" w:line="240" w:lineRule="auto"/>
+        <w:ind w:left="426"/>
+        <w:rPr>
+          <w:rFonts w:cstheme="minorHAnsi"/>
+          <w:b/>
+          <w:bCs/>
+          <w:sz w:val="20"/>
+          <w:szCs w:val="20"/>
+        </w:rPr>
+      </w:pPr>
+    </w:p>
+    <w:p>
+      <w:pPr>
+        <w:spacing w:after="0" w:line="240" w:lineRule="auto"/>
+        <w:ind w:left="66"/>
+        <w:rPr>
+          <w:rFonts w:cstheme="minorHAnsi"/>
+          <w:sz w:val="20"/>
+          <w:szCs w:val="20"/>
+        </w:rPr>
+      </w:pPr>
+    </w:p>
+    <w:p>
+      <w:pPr>
+        <w:pBdr>
+          <w:bottom w:val="single" w:sz="6" w:space="1" w:color="auto"/>
+        </w:pBdr>
+        <w:spacing w:after="0" w:line="240" w:lineRule="auto"/>
+        <w:rPr>
+          <w:rFonts w:cstheme="minorHAnsi"/>
+          <w:sz w:val="20"/>
+          <w:szCs w:val="20"/>
+        </w:rPr>
+      </w:pPr>
+    </w:p>
+    <w:p>
+      <w:pPr>
+        <w:spacing w:after="0" w:line="240" w:lineRule="auto"/>
+        <w:ind w:left="66"/>
+        <w:rPr>
+          <w:rFonts w:cstheme="minorHAnsi"/>
+          <w:sz w:val="20"/>
+          <w:szCs w:val="20"/>
+        </w:rPr>
+      </w:pPr>
+    </w:p>
+    <w:p>
+      <w:pPr>
+        <w:pStyle w:val="ListParagraph"/>
+        <w:numPr>
+          <w:ilvl w:val="1"/>
+          <w:numId w:val="21"/>
+        </w:numPr>
+        <w:spacing w:after="0" w:line="240" w:lineRule="auto"/>
+        <w:ind w:left="426"/>
+        <w:rPr>
+          <w:rFonts w:cstheme="minorHAnsi"/>
+          <w:b/>
+          <w:bCs/>
+          <w:sz w:val="20"/>
+          <w:szCs w:val="20"/>
+        </w:rPr>
+      </w:pPr>
+    </w:p>
+    <w:p>
+      <w:pPr>
+        <w:pBdr>
+          <w:bottom w:val="single" w:sz="6" w:space="1" w:color="auto"/>
+        </w:pBdr>
+        <w:spacing w:after="0" w:line="240" w:lineRule="auto"/>
+        <w:rPr>
+          <w:rFonts w:cstheme="minorHAnsi"/>
+          <w:sz w:val="20"/>
+          <w:szCs w:val="20"/>
+        </w:rPr>
+      </w:pPr>
+    </w:p>
+    <w:p>
+      <w:pPr>
+        <w:pBdr>
+          <w:bottom w:val="single" w:sz="6" w:space="1" w:color="auto"/>
+        </w:pBdr>
+        <w:spacing w:after="0" w:line="240" w:lineRule="auto"/>
+        <w:rPr>
+          <w:rFonts w:cstheme="minorHAnsi"/>
+          <w:sz w:val="20"/>
+          <w:szCs w:val="20"/>
+        </w:rPr>
+      </w:pPr>
+    </w:p>
+    <w:p>
+      <w:pPr>
+        <w:spacing w:after="0" w:line="240" w:lineRule="auto"/>
+        <w:ind w:left="66"/>
+        <w:rPr>
+          <w:rFonts w:cstheme="minorHAnsi"/>
+          <w:sz w:val="20"/>
+          <w:szCs w:val="20"/>
+        </w:rPr>
+      </w:pPr>
+    </w:p>
+    <w:p>
+      <w:pPr>
+        <w:spacing w:after="0" w:line="240" w:lineRule="auto"/>
+        <w:ind w:left="66"/>
+        <w:rPr>
+          <w:rFonts w:cstheme="minorHAnsi"/>
+          <w:sz w:val="20"/>
+          <w:szCs w:val="20"/>
+        </w:rPr>
+      </w:pPr>
+    </w:p>
+    <w:p>
+      <w:pPr>
+        <w:spacing w:after="0" w:line="240" w:lineRule="auto"/>
+        <w:ind w:left="66"/>
+        <w:rPr>
+          <w:rFonts w:cstheme="minorHAnsi"/>
+          <w:sz w:val="20"/>
+          <w:szCs w:val="20"/>
+        </w:rPr>
+      </w:pPr>
+    </w:p>
+    <w:p>
+      <w:pPr>
+        <w:pBdr>
+          <w:bottom w:val="single" w:sz="6" w:space="1" w:color="auto"/>
+        </w:pBdr>
+        <w:spacing w:after="0" w:line="240" w:lineRule="auto"/>
+        <w:rPr>
+          <w:rFonts w:cstheme="minorHAnsi"/>
+          <w:sz w:val="20"/>
+          <w:szCs w:val="20"/>
+        </w:rPr>
+      </w:pPr>
+    </w:p>
+    <w:p>
+      <w:pPr>
+        <w:spacing w:after="0" w:line="240" w:lineRule="auto"/>
+        <w:ind w:left="66"/>
+        <w:rPr>
+          <w:rFonts w:cstheme="minorHAnsi"/>
+          <w:sz w:val="20"/>
+          <w:szCs w:val="20"/>
+        </w:rPr>
+      </w:pPr>
+    </w:p>
+    <w:p>
+      <w:pPr>
+        <w:spacing w:after="0" w:line="240" w:lineRule="auto"/>
+        <w:ind w:left="66"/>
+        <w:rPr>
+          <w:rFonts w:cstheme="minorHAnsi"/>
+          <w:sz w:val="20"/>
+          <w:szCs w:val="20"/>
+        </w:rPr>
+      </w:pPr>
+    </w:p>
+    <w:p>
+      <w:pPr>
+        <w:spacing w:after="0" w:line="240" w:lineRule="auto"/>
+        <w:ind w:left="66"/>
+        <w:rPr>
+          <w:rFonts w:cstheme="minorHAnsi"/>
+          <w:sz w:val="20"/>
+          <w:szCs w:val="20"/>
+        </w:rPr>
+      </w:pPr>
+    </w:p>
+    <w:p>
+      <w:pPr>
+        <w:pBdr>
+          <w:bottom w:val="single" w:sz="6" w:space="1" w:color="auto"/>
+        </w:pBdr>
+        <w:spacing w:after="0" w:line="240" w:lineRule="auto"/>
+        <w:rPr>
+          <w:rFonts w:cstheme="minorHAnsi"/>
+          <w:sz w:val="20"/>
+          <w:szCs w:val="20"/>
+        </w:rPr>
+      </w:pPr>
+    </w:p>
+    <w:p>
+      <w:pPr>
+        <w:spacing w:after="0" w:line="240" w:lineRule="auto"/>
+        <w:ind w:left="66"/>
+        <w:rPr>
+          <w:rFonts w:cstheme="minorHAnsi"/>
+          <w:sz w:val="20"/>
+          <w:szCs w:val="20"/>
+        </w:rPr>
+      </w:pPr>
+    </w:p>
+    <w:p>
+      <w:pPr>
+        <w:spacing w:after="0" w:line="240" w:lineRule="auto"/>
+        <w:ind w:left="66"/>
+        <w:rPr>
+          <w:rFonts w:cstheme="minorHAnsi"/>
+          <w:sz w:val="20"/>
+          <w:szCs w:val="20"/>
+        </w:rPr>
+      </w:pPr>
+    </w:p>
+    <w:p>
+      <w:pPr>
+        <w:spacing w:after="0" w:line="240" w:lineRule="auto"/>
+        <w:ind w:left="66"/>
+        <w:rPr>
+          <w:rFonts w:cstheme="minorHAnsi"/>
+          <w:sz w:val="20"/>
+          <w:szCs w:val="20"/>
+        </w:rPr>
+      </w:pPr>
+    </w:p>
+    <w:p>
+      <w:pPr>
+        <w:pBdr>
+          <w:bottom w:val="single" w:sz="6" w:space="1" w:color="auto"/>
+        </w:pBdr>
+        <w:spacing w:after="0" w:line="240" w:lineRule="auto"/>
+        <w:rPr>
+          <w:rFonts w:cstheme="minorHAnsi"/>
+          <w:sz w:val="20"/>
+          <w:szCs w:val="20"/>
+        </w:rPr>
+      </w:pPr>
+    </w:p>
+    <w:p>
+      <w:pPr>
+        <w:spacing w:after="0" w:line="240" w:lineRule="auto"/>
+        <w:ind w:left="66"/>
+        <w:rPr>
+          <w:rFonts w:cstheme="minorHAnsi"/>
+          <w:sz w:val="20"/>
+          <w:szCs w:val="20"/>
+        </w:rPr>
+      </w:pPr>
+    </w:p>
+    <w:p>
+      <w:pPr>
+        <w:spacing w:after="0" w:line="240" w:lineRule="auto"/>
+        <w:ind w:left="66"/>
+        <w:rPr>
+          <w:rFonts w:cstheme="minorHAnsi"/>
+          <w:sz w:val="20"/>
+          <w:szCs w:val="20"/>
+        </w:rPr>
+      </w:pPr>
+    </w:p>
+    <w:p>
+      <w:pPr>
+        <w:spacing w:after="0" w:line="240" w:lineRule="auto"/>
+        <w:ind w:left="66"/>
+        <w:rPr>
+          <w:rFonts w:cstheme="minorHAnsi"/>
+          <w:sz w:val="20"/>
+          <w:szCs w:val="20"/>
+        </w:rPr>
+      </w:pPr>
+    </w:p>
+    <w:p>
+      <w:pPr>
+        <w:pBdr>
+          <w:bottom w:val="single" w:sz="6" w:space="1" w:color="auto"/>
+        </w:pBdr>
+        <w:spacing w:after="0" w:line="240" w:lineRule="auto"/>
+        <w:rPr>
+          <w:rFonts w:cstheme="minorHAnsi"/>
+          <w:sz w:val="20"/>
+          <w:szCs w:val="20"/>
+        </w:rPr>
+      </w:pPr>
+    </w:p>
+    <w:p>
+      <w:pPr>
+        <w:spacing w:after="0" w:line="240" w:lineRule="auto"/>
+        <w:ind w:left="66"/>
+        <w:rPr>
+          <w:rFonts w:cstheme="minorHAnsi"/>
+          <w:sz w:val="20"/>
+          <w:szCs w:val="20"/>
+        </w:rPr>
+      </w:pPr>
+    </w:p>
+    <w:p>
+      <w:pPr>
+        <w:spacing w:after="0" w:line="240" w:lineRule="auto"/>
+        <w:ind w:left="66"/>
+        <w:rPr>
+          <w:rFonts w:cstheme="minorHAnsi"/>
+          <w:sz w:val="20"/>
+          <w:szCs w:val="20"/>
+        </w:rPr>
+      </w:pPr>
+    </w:p>
+    <w:p>
+      <w:pPr>
+        <w:spacing w:after="0" w:line="240" w:lineRule="auto"/>
+        <w:ind w:left="66"/>
+        <w:rPr>
+          <w:rFonts w:cstheme="minorHAnsi"/>
+          <w:sz w:val="20"/>
+          <w:szCs w:val="20"/>
+        </w:rPr>
+      </w:pPr>
+    </w:p>
+    <w:p>
+      <w:pPr>
+        <w:pBdr>
+          <w:bottom w:val="single" w:sz="6" w:space="1" w:color="auto"/>
+        </w:pBdr>
+        <w:spacing w:after="0" w:line="240" w:lineRule="auto"/>
+        <w:rPr>
+          <w:rFonts w:cstheme="minorHAnsi"/>
+          <w:sz w:val="20"/>
+          <w:szCs w:val="20"/>
+        </w:rPr>
+      </w:pPr>
+    </w:p>
+    <w:p>
+      <w:pPr>
+        <w:spacing w:after="0" w:line="240" w:lineRule="auto"/>
+        <w:ind w:left="66"/>
+        <w:rPr>
+          <w:rFonts w:cstheme="minorHAnsi"/>
+          <w:sz w:val="20"/>
+          <w:szCs w:val="20"/>
+        </w:rPr>
+      </w:pPr>
+    </w:p>
+    <w:p>
+      <w:pPr>
+        <w:spacing w:after="0" w:line="240" w:lineRule="auto"/>
+        <w:ind w:left="66"/>
+        <w:rPr>
+          <w:rFonts w:cstheme="minorHAnsi"/>
+          <w:sz w:val="20"/>
+          <w:szCs w:val="20"/>
+        </w:rPr>
+      </w:pPr>
+    </w:p>
+    <w:p>
+      <w:pPr>
+        <w:spacing w:after="0" w:line="240" w:lineRule="auto"/>
+        <w:ind w:left="66"/>
+        <w:rPr>
+          <w:rFonts w:cstheme="minorHAnsi"/>
+          <w:sz w:val="20"/>
+          <w:szCs w:val="20"/>
+        </w:rPr>
+      </w:pPr>
+    </w:p>
+    <w:p>
+      <w:pPr>
+        <w:pBdr>
+          <w:bottom w:val="single" w:sz="6" w:space="1" w:color="auto"/>
+        </w:pBdr>
+        <w:spacing w:after="0" w:line="240" w:lineRule="auto"/>
+        <w:rPr>
+          <w:rFonts w:cstheme="minorHAnsi"/>
+          <w:sz w:val="20"/>
+          <w:szCs w:val="20"/>
+        </w:rPr>
+      </w:pPr>
+    </w:p>
+    <w:p>
+      <w:pPr>
+        <w:spacing w:after="0" w:line="240" w:lineRule="auto"/>
+        <w:ind w:left="66"/>
+        <w:rPr>
+          <w:rFonts w:cstheme="minorHAnsi"/>
+          <w:sz w:val="20"/>
+          <w:szCs w:val="20"/>
+        </w:rPr>
+      </w:pPr>
+    </w:p>
+    <w:p>
+      <w:pPr>
+        <w:spacing w:after="0" w:line="240" w:lineRule="auto"/>
+        <w:ind w:left="66"/>
+        <w:rPr>
+          <w:rFonts w:cstheme="minorHAnsi"/>
+          <w:sz w:val="20"/>
+          <w:szCs w:val="20"/>
+        </w:rPr>
+      </w:pPr>
+    </w:p>
+    <w:p>
+      <w:pPr>
+        <w:spacing w:after="0" w:line="240" w:lineRule="auto"/>
+        <w:ind w:left="66"/>
+        <w:rPr>
+          <w:rFonts w:cstheme="minorHAnsi"/>
+          <w:sz w:val="20"/>
+          <w:szCs w:val="20"/>
+        </w:rPr>
+      </w:pPr>
+    </w:p>
+    <w:p>
+      <w:pPr>
+        <w:pBdr>
+          <w:bottom w:val="single" w:sz="6" w:space="1" w:color="auto"/>
+        </w:pBdr>
+        <w:spacing w:after="0" w:line="240" w:lineRule="auto"/>
+        <w:rPr>
+          <w:rFonts w:cstheme="minorHAnsi"/>
+          <w:sz w:val="20"/>
+          <w:szCs w:val="20"/>
+        </w:rPr>
+      </w:pPr>
+    </w:p>
+    <w:p>
+      <w:pPr>
+        <w:spacing w:after="0" w:line="240" w:lineRule="auto"/>
+        <w:ind w:left="66"/>
+        <w:rPr>
+          <w:rFonts w:cstheme="minorHAnsi"/>
+          <w:sz w:val="20"/>
+          <w:szCs w:val="20"/>
+        </w:rPr>
+      </w:pPr>
+    </w:p>
+    <w:p>
+      <w:pPr>
+        <w:spacing w:after="0" w:line="240" w:lineRule="auto"/>
+        <w:ind w:left="66"/>
+        <w:rPr>
+          <w:rFonts w:cstheme="minorHAnsi"/>
+          <w:sz w:val="20"/>
+          <w:szCs w:val="20"/>
+        </w:rPr>
+      </w:pPr>
+    </w:p>
+    <w:p>
+      <w:pPr>
+        <w:spacing w:after="0" w:line="240" w:lineRule="auto"/>
+        <w:ind w:left="66"/>
+        <w:rPr>
+          <w:rFonts w:cstheme="minorHAnsi"/>
+          <w:sz w:val="20"/>
+          <w:szCs w:val="20"/>
+        </w:rPr>
+      </w:pPr>
+    </w:p>
+    <w:p>
+      <w:pPr>
+        <w:pBdr>
+          <w:bottom w:val="single" w:sz="6" w:space="1" w:color="auto"/>
+        </w:pBdr>
+        <w:spacing w:after="0" w:line="240" w:lineRule="auto"/>
+        <w:rPr>
+          <w:rFonts w:cstheme="minorHAnsi"/>
+          <w:sz w:val="20"/>
+          <w:szCs w:val="20"/>
+        </w:rPr>
+      </w:pPr>
+    </w:p>
+    <w:p>
+      <w:pPr>
+        <w:spacing w:after="0" w:line="240" w:lineRule="auto"/>
+        <w:ind w:left="66"/>
+        <w:rPr>
+          <w:rFonts w:cstheme="minorHAnsi"/>
+          <w:sz w:val="20"/>
+          <w:szCs w:val="20"/>
+        </w:rPr>
+      </w:pPr>
+    </w:p>
+    <w:p>
+      <w:pPr>
+        <w:spacing w:after="0" w:line="240" w:lineRule="auto"/>
+        <w:ind w:left="66"/>
+        <w:rPr>
+          <w:rFonts w:cstheme="minorHAnsi"/>
+          <w:sz w:val="20"/>
+          <w:szCs w:val="20"/>
+        </w:rPr>
+      </w:pPr>
+    </w:p>
+    <w:p>
+      <w:pPr>
+        <w:spacing w:after="0" w:line="240" w:lineRule="auto"/>
+        <w:ind w:left="66"/>
+        <w:rPr>
+          <w:rFonts w:cstheme="minorHAnsi"/>
+          <w:sz w:val="20"/>
+          <w:szCs w:val="20"/>
+        </w:rPr>
+      </w:pPr>
+    </w:p>
+    <w:p>
+      <w:pPr>
+        <w:pBdr>
+          <w:bottom w:val="single" w:sz="6" w:space="1" w:color="auto"/>
+        </w:pBdr>
+        <w:spacing w:after="0" w:line="240" w:lineRule="auto"/>
+        <w:rPr>
+          <w:rFonts w:cstheme="minorHAnsi"/>
+          <w:sz w:val="20"/>
+          <w:szCs w:val="20"/>
+        </w:rPr>
+      </w:pPr>
+    </w:p>
+    <w:p>
+      <w:pPr>
+        <w:spacing w:after="0" w:line="240" w:lineRule="auto"/>
+        <w:ind w:left="66"/>
+        <w:rPr>
+          <w:rFonts w:cstheme="minorHAnsi"/>
+          <w:sz w:val="20"/>
+          <w:szCs w:val="20"/>
+        </w:rPr>
+      </w:pPr>
+    </w:p>
+    <w:p>
+      <w:pPr>
+        <w:spacing w:after="0" w:line="240" w:lineRule="auto"/>
+        <w:ind w:left="66"/>
+        <w:rPr>
+          <w:rFonts w:cstheme="minorHAnsi"/>
+          <w:sz w:val="20"/>
+          <w:szCs w:val="20"/>
+        </w:rPr>
+      </w:pPr>
+    </w:p>
+    <w:p>
+      <w:pPr>
+        <w:spacing w:after="0" w:line="240" w:lineRule="auto"/>
+        <w:ind w:left="66"/>
+        <w:rPr>
+          <w:rFonts w:cstheme="minorHAnsi"/>
+          <w:sz w:val="20"/>
+          <w:szCs w:val="20"/>
+        </w:rPr>
+      </w:pPr>
+    </w:p>
+    <w:p>
+      <w:pPr>
+        <w:spacing w:after="0" w:line="240" w:lineRule="auto"/>
+        <w:ind w:left="66"/>
+        <w:rPr>
+          <w:rFonts w:cstheme="minorHAnsi"/>
+          <w:sz w:val="20"/>
+          <w:szCs w:val="20"/>
+        </w:rPr>
+      </w:pPr>
+    </w:p>
+    <w:p>
+      <w:pPr>
+        <w:spacing w:after="0" w:line="240" w:lineRule="auto"/>
+        <w:ind w:left="66"/>
+        <w:rPr>
+          <w:rFonts w:cstheme="minorHAnsi"/>
+          <w:sz w:val="20"/>
+          <w:szCs w:val="20"/>
+        </w:rPr>
+      </w:pPr>
+    </w:p>
+    <w:p>
+      <w:pPr>
+        <w:spacing w:after="0" w:line="240" w:lineRule="auto"/>
+        <w:ind w:left="66"/>
+        <w:rPr>
+          <w:rFonts w:cstheme="minorHAnsi"/>
+          <w:sz w:val="20"/>
+          <w:szCs w:val="20"/>
+        </w:rPr>
+      </w:pPr>
+    </w:p>
+    <w:p>
+      <w:pPr>
+        <w:spacing w:after="0" w:line="240" w:lineRule="auto"/>
+        <w:ind w:left="66"/>
+        <w:rPr>
+          <w:rFonts w:cstheme="minorHAnsi"/>
+          <w:sz w:val="20"/>
+          <w:szCs w:val="20"/>
+        </w:rPr>
+      </w:pPr>
+    </w:p>
+    <w:p>
+      <w:pPr>
+        <w:spacing w:after="0" w:line="240" w:lineRule="auto"/>
+        <w:ind w:left="66"/>
+        <w:rPr>
+          <w:rFonts w:cstheme="minorHAnsi"/>
+          <w:sz w:val="20"/>
+          <w:szCs w:val="20"/>
+        </w:rPr>
+      </w:pPr>
+    </w:p>
+    <w:p>
+      <w:pPr>
+        <w:spacing w:after="0" w:line="240" w:lineRule="auto"/>
+        <w:ind w:left="66"/>
+        <w:rPr>
+          <w:rFonts w:cstheme="minorHAnsi"/>
+          <w:sz w:val="20"/>
+          <w:szCs w:val="20"/>
+        </w:rPr>
+      </w:pPr>
+    </w:p>
+    <w:p>
+      <w:pPr>
+        <w:spacing w:after="0" w:line="240" w:lineRule="auto"/>
+        <w:ind w:left="66"/>
+        <w:rPr>
+          <w:rFonts w:cstheme="minorHAnsi"/>
+          <w:sz w:val="20"/>
+          <w:szCs w:val="20"/>
+        </w:rPr>
+      </w:pPr>
+    </w:p>
+    <w:p>
+      <w:pPr>
+        <w:spacing w:after="0" w:line="240" w:lineRule="auto"/>
+        <w:ind w:left="66"/>
+        <w:rPr>
+          <w:rFonts w:cstheme="minorHAnsi"/>
+          <w:sz w:val="20"/>
+          <w:szCs w:val="20"/>
+        </w:rPr>
+      </w:pPr>
+    </w:p>
+    <w:p>
+      <w:pPr>
+        <w:spacing w:after="0" w:line="240" w:lineRule="auto"/>
+        <w:ind w:left="66"/>
+        <w:rPr>
+          <w:rFonts w:cstheme="minorHAnsi"/>
+          <w:sz w:val="20"/>
+          <w:szCs w:val="20"/>
+        </w:rPr>
+      </w:pPr>
+    </w:p>
+    <w:p>
+      <w:pPr>
+        <w:spacing w:after="0" w:line="240" w:lineRule="auto"/>
+        <w:ind w:left="66"/>
+        <w:rPr>
+          <w:rFonts w:cstheme="minorHAnsi"/>
+          <w:sz w:val="20"/>
+          <w:szCs w:val="20"/>
+        </w:rPr>
+      </w:pPr>
+    </w:p>
+    <w:p>
+      <w:pPr>
+        <w:spacing w:after="0" w:line="240" w:lineRule="auto"/>
+        <w:ind w:left="66"/>
+        <w:rPr>
+          <w:rFonts w:cstheme="minorHAnsi"/>
+          <w:sz w:val="20"/>
+          <w:szCs w:val="20"/>
+        </w:rPr>
+      </w:pPr>
+    </w:p>
+    <w:p>
+      <w:pPr>
+        <w:spacing w:after="0" w:line="240" w:lineRule="auto"/>
+        <w:ind w:left="66"/>
+        <w:rPr>
+          <w:rFonts w:cstheme="minorHAnsi"/>
+          <w:sz w:val="20"/>
+          <w:szCs w:val="20"/>
+        </w:rPr>
+      </w:pPr>
+    </w:p>
+    <w:p>
+      <w:pPr>
+        <w:spacing w:after="0" w:line="240" w:lineRule="auto"/>
+        <w:ind w:left="66"/>
+        <w:rPr>
+          <w:rFonts w:cstheme="minorHAnsi"/>
+          <w:sz w:val="20"/>
+          <w:szCs w:val="20"/>
+        </w:rPr>
+      </w:pPr>
+    </w:p>
+    <w:p>
+      <w:pPr>
+        <w:spacing w:after="0" w:line="240" w:lineRule="auto"/>
+        <w:ind w:left="66"/>
+        <w:rPr>
+          <w:rFonts w:cstheme="minorHAnsi"/>
+          <w:sz w:val="20"/>
+          <w:szCs w:val="20"/>
+        </w:rPr>
+      </w:pPr>
+    </w:p>
+    <w:p>
+      <w:pPr>
+        <w:spacing w:after="0" w:line="240" w:lineRule="auto"/>
+        <w:ind w:left="66"/>
+        <w:rPr>
+          <w:rFonts w:cstheme="minorHAnsi"/>
+          <w:sz w:val="20"/>
+          <w:szCs w:val="20"/>
+        </w:rPr>
+      </w:pPr>
+    </w:p>
+    <w:p>
+      <w:pPr>
+        <w:spacing w:after="0" w:line="240" w:lineRule="auto"/>
+        <w:ind w:left="66"/>
+        <w:rPr>
+          <w:rFonts w:cstheme="minorHAnsi"/>
+          <w:sz w:val="20"/>
+          <w:szCs w:val="20"/>
+        </w:rPr>
+      </w:pPr>
+    </w:p>
+    <w:p>
+      <w:pPr>
+        <w:spacing w:after="0" w:line="240" w:lineRule="auto"/>
+        <w:ind w:left="66"/>
+        <w:rPr>
+          <w:rFonts w:cstheme="minorHAnsi"/>
+          <w:sz w:val="20"/>
+          <w:szCs w:val="20"/>
+        </w:rPr>
+      </w:pPr>
+    </w:p>
+    <w:p>
+      <w:pPr>
+        <w:spacing w:after="0" w:line="240" w:lineRule="auto"/>
+        <w:ind w:left="66"/>
+        <w:rPr>
+          <w:rFonts w:cstheme="minorHAnsi"/>
+          <w:sz w:val="20"/>
+          <w:szCs w:val="20"/>
+        </w:rPr>
+      </w:pPr>
+    </w:p>
+    <w:p>
+      <w:pPr>
+        <w:spacing w:after="0" w:line="240" w:lineRule="auto"/>
+        <w:ind w:left="66"/>
+        <w:rPr>
+          <w:rFonts w:cstheme="minorHAnsi"/>
+          <w:sz w:val="20"/>
+          <w:szCs w:val="20"/>
+        </w:rPr>
+      </w:pPr>
+    </w:p>
+    <w:p>
+      <w:pPr>
+        <w:spacing w:after="0" w:line="240" w:lineRule="auto"/>
+        <w:ind w:left="66"/>
+        <w:rPr>
+          <w:rFonts w:cstheme="minorHAnsi"/>
+          <w:sz w:val="20"/>
+          <w:szCs w:val="20"/>
+        </w:rPr>
+      </w:pPr>
+    </w:p>
+    <w:p>
+      <w:pPr>
+        <w:spacing w:after="0" w:line="240" w:lineRule="auto"/>
+        <w:ind w:left="66"/>
+        <w:rPr>
+          <w:rFonts w:cstheme="minorHAnsi"/>
+          <w:sz w:val="20"/>
+          <w:szCs w:val="20"/>
+        </w:rPr>
+      </w:pPr>
+    </w:p>
+    <w:p>
+      <w:pPr>
+        <w:spacing w:after="0" w:line="240" w:lineRule="auto"/>
+        <w:ind w:left="66"/>
+        <w:rPr>
+          <w:rFonts w:cstheme="minorHAnsi"/>
+          <w:sz w:val="20"/>
+          <w:szCs w:val="20"/>
+        </w:rPr>
+      </w:pPr>
+    </w:p>
+    <w:p>
+      <w:pPr>
+        <w:spacing w:after="0" w:line="240" w:lineRule="auto"/>
+        <w:ind w:left="66"/>
+        <w:rPr>
+          <w:rFonts w:cstheme="minorHAnsi"/>
+          <w:sz w:val="20"/>
+          <w:szCs w:val="20"/>
+        </w:rPr>
+      </w:pPr>
+    </w:p>
+    <w:p>
+      <w:pPr>
+        <w:spacing w:after="0" w:line="240" w:lineRule="auto"/>
+        <w:ind w:left="66"/>
+        <w:rPr>
+          <w:rFonts w:cstheme="minorHAnsi"/>
+          <w:sz w:val="20"/>
+          <w:szCs w:val="20"/>
+        </w:rPr>
+      </w:pPr>
+    </w:p>
+    <w:p>
+      <w:pPr>
+        <w:spacing w:after="0" w:line="240" w:lineRule="auto"/>
+        <w:ind w:left="66"/>
+        <w:rPr>
+          <w:rFonts w:cstheme="minorHAnsi"/>
+          <w:sz w:val="20"/>
+          <w:szCs w:val="20"/>
+        </w:rPr>
+      </w:pPr>
+    </w:p>
+    <w:p>
+      <w:pPr>
+        <w:spacing w:after="0" w:line="240" w:lineRule="auto"/>
+        <w:ind w:left="66"/>
+        <w:rPr>
+          <w:rFonts w:cstheme="minorHAnsi"/>
+          <w:sz w:val="20"/>
+          <w:szCs w:val="20"/>
+        </w:rPr>
+      </w:pPr>
+    </w:p>
+    <w:p>
+      <w:pPr>
+        <w:spacing w:after="0" w:line="240" w:lineRule="auto"/>
+        <w:ind w:left="66"/>
+        <w:rPr>
+          <w:rFonts w:cstheme="minorHAnsi"/>
+          <w:sz w:val="20"/>
+          <w:szCs w:val="20"/>
+        </w:rPr>
+      </w:pPr>
+    </w:p>
+    <w:p>
+      <w:pPr>
+        <w:spacing w:after="0" w:line="240" w:lineRule="auto"/>
+        <w:ind w:left="66"/>
+        <w:rPr>
+          <w:rFonts w:cstheme="minorHAnsi"/>
+          <w:sz w:val="20"/>
+          <w:szCs w:val="20"/>
+        </w:rPr>
+      </w:pPr>
+    </w:p>
+    <w:p>
+      <w:pPr>
+        <w:spacing w:after="0" w:line="240" w:lineRule="auto"/>
+        <w:ind w:left="66"/>
+        <w:rPr>
+          <w:rFonts w:cstheme="minorHAnsi"/>
+          <w:sz w:val="20"/>
+          <w:szCs w:val="20"/>
+        </w:rPr>
+      </w:pPr>
+    </w:p>
+    <w:p>
+      <w:pPr>
+        <w:spacing w:after="0" w:line="240" w:lineRule="auto"/>
+        <w:ind w:left="66"/>
+        <w:rPr>
+          <w:rFonts w:cstheme="minorHAnsi"/>
+          <w:sz w:val="20"/>
+          <w:szCs w:val="20"/>
+        </w:rPr>
+      </w:pPr>
+    </w:p>
+    <w:p>
+      <w:pPr>
+        <w:spacing w:after="0" w:line="240" w:lineRule="auto"/>
+        <w:ind w:left="66"/>
+        <w:rPr>
+          <w:rFonts w:cstheme="minorHAnsi"/>
+          <w:sz w:val="20"/>
+          <w:szCs w:val="20"/>
+        </w:rPr>
+      </w:pPr>
+    </w:p>
+    <w:p>
+      <w:pPr>
+        <w:spacing w:after="0" w:line="240" w:lineRule="auto"/>
+        <w:ind w:left="66"/>
+        <w:rPr>
+          <w:rFonts w:cstheme="minorHAnsi"/>
+          <w:sz w:val="20"/>
+          <w:szCs w:val="20"/>
+        </w:rPr>
+      </w:pPr>
+    </w:p>
+    <w:p>
+      <w:pPr>
+        <w:spacing w:after="0" w:line="240" w:lineRule="auto"/>
+        <w:ind w:left="66"/>
+        <w:rPr>
+          <w:rFonts w:cstheme="minorHAnsi"/>
+          <w:sz w:val="20"/>
+          <w:szCs w:val="20"/>
+        </w:rPr>
+      </w:pPr>
+    </w:p>
+    <w:p>
+      <w:pPr>
+        <w:spacing w:after="0" w:line="240" w:lineRule="auto"/>
+        <w:ind w:left="66"/>
+        <w:rPr>
+          <w:rFonts w:cstheme="minorHAnsi"/>
+          <w:sz w:val="20"/>
+          <w:szCs w:val="20"/>
+        </w:rPr>
+      </w:pPr>
+    </w:p>
+    <w:p>
+      <w:pPr>
+        <w:spacing w:after="0" w:line="240" w:lineRule="auto"/>
+        <w:ind w:left="66"/>
+        <w:rPr>
+          <w:rFonts w:cstheme="minorHAnsi"/>
+          <w:sz w:val="20"/>
+          <w:szCs w:val="20"/>
+        </w:rPr>
+      </w:pPr>
+    </w:p>
+    <w:p>
+      <w:pPr>
+        <w:spacing w:after="0" w:line="240" w:lineRule="auto"/>
+        <w:ind w:left="66"/>
+        <w:rPr>
+          <w:rFonts w:cstheme="minorHAnsi"/>
+          <w:sz w:val="20"/>
+          <w:szCs w:val="20"/>
+        </w:rPr>
+      </w:pPr>
+    </w:p>
+    <w:p>
+      <w:pPr>
+        <w:spacing w:after="0" w:line="240" w:lineRule="auto"/>
+        <w:ind w:left="66"/>
+        <w:rPr>
+          <w:rFonts w:cstheme="minorHAnsi"/>
+          <w:sz w:val="20"/>
+          <w:szCs w:val="20"/>
+        </w:rPr>
+      </w:pPr>
+    </w:p>
+    <w:p>
+      <w:pPr>
+        <w:spacing w:after="0" w:line="240" w:lineRule="auto"/>
+        <w:ind w:left="66"/>
+        <w:rPr>
+          <w:rFonts w:cstheme="minorHAnsi"/>
+          <w:sz w:val="20"/>
+          <w:szCs w:val="20"/>
+        </w:rPr>
+      </w:pPr>
+    </w:p>
+    <w:p>
+      <w:pPr>
+        <w:spacing w:after="0" w:line="240" w:lineRule="auto"/>
+        <w:ind w:left="66"/>
+        <w:rPr>
+          <w:rFonts w:cstheme="minorHAnsi"/>
+          <w:sz w:val="20"/>
+          <w:szCs w:val="20"/>
+        </w:rPr>
+      </w:pPr>
+    </w:p>
+    <w:p>
+      <w:pPr>
+        <w:spacing w:after="0" w:line="240" w:lineRule="auto"/>
+        <w:ind w:left="66"/>
+        <w:rPr>
+          <w:rFonts w:cstheme="minorHAnsi"/>
+          <w:sz w:val="20"/>
+          <w:szCs w:val="20"/>
+        </w:rPr>
+      </w:pPr>
+    </w:p>
+    <w:p>
+      <w:pPr>
+        <w:spacing w:after="0" w:line="240" w:lineRule="auto"/>
+        <w:ind w:left="66"/>
+        <w:rPr>
+          <w:rFonts w:cstheme="minorHAnsi"/>
+          <w:sz w:val="20"/>
+          <w:szCs w:val="20"/>
+        </w:rPr>
+      </w:pPr>
+    </w:p>
+    <w:p>
+      <w:pPr>
+        <w:spacing w:after="0" w:line="240" w:lineRule="auto"/>
+        <w:ind w:left="66"/>
+        <w:rPr>
+          <w:rFonts w:cstheme="minorHAnsi"/>
+          <w:sz w:val="20"/>
+          <w:szCs w:val="20"/>
+        </w:rPr>
+      </w:pPr>
+    </w:p>
+    <w:p>
+      <w:pPr>
+        <w:spacing w:after="0" w:line="240" w:lineRule="auto"/>
+        <w:ind w:left="66"/>
+        <w:rPr>
+          <w:rFonts w:cstheme="minorHAnsi"/>
+          <w:sz w:val="20"/>
+          <w:szCs w:val="20"/>
+        </w:rPr>
+      </w:pPr>
+    </w:p>
+    <w:p>
+      <w:pPr>
+        <w:spacing w:after="0" w:line="240" w:lineRule="auto"/>
+        <w:ind w:left="66"/>
+        <w:rPr>
+          <w:rFonts w:cstheme="minorHAnsi"/>
+          <w:sz w:val="20"/>
+          <w:szCs w:val="20"/>
+        </w:rPr>
+      </w:pPr>
+    </w:p>
+    <w:p>
+      <w:pPr>
+        <w:spacing w:after="0" w:line="240" w:lineRule="auto"/>
+        <w:ind w:left="66"/>
+        <w:rPr>
+          <w:rFonts w:cstheme="minorHAnsi"/>
+          <w:sz w:val="20"/>
+          <w:szCs w:val="20"/>
+        </w:rPr>
+      </w:pPr>
+    </w:p>
+    <w:p>
+      <w:pPr>
+        <w:spacing w:after="0" w:line="240" w:lineRule="auto"/>
+        <w:ind w:left="66"/>
+        <w:rPr>
+          <w:rFonts w:cstheme="minorHAnsi"/>
+          <w:sz w:val="20"/>
+          <w:szCs w:val="20"/>
+        </w:rPr>
+      </w:pPr>
+    </w:p>
+    <w:p>
+      <w:pPr>
+        <w:spacing w:after="0" w:line="240" w:lineRule="auto"/>
+        <w:ind w:left="66"/>
+        <w:rPr>
+          <w:rFonts w:cstheme="minorHAnsi"/>
+          <w:sz w:val="20"/>
+          <w:szCs w:val="20"/>
+        </w:rPr>
+      </w:pPr>
+    </w:p>
+    <w:p>
+      <w:pPr>
+        <w:spacing w:after="0" w:line="240" w:lineRule="auto"/>
+        <w:ind w:left="66"/>
+        <w:rPr>
+          <w:rFonts w:cstheme="minorHAnsi"/>
+          <w:sz w:val="20"/>
+          <w:szCs w:val="20"/>
+        </w:rPr>
+      </w:pPr>
+    </w:p>
+    <w:p>
+      <w:pPr>
+        <w:spacing w:after="0" w:line="240" w:lineRule="auto"/>
+        <w:ind w:left="66"/>
+        <w:rPr>
+          <w:rFonts w:cstheme="minorHAnsi"/>
+          <w:sz w:val="20"/>
+          <w:szCs w:val="20"/>
+        </w:rPr>
+      </w:pPr>
+    </w:p>
+    <w:p>
+      <w:pPr>
+        <w:spacing w:after="0" w:line="240" w:lineRule="auto"/>
+        <w:ind w:left="66"/>
+        <w:rPr>
+          <w:rFonts w:cstheme="minorHAnsi"/>
+          <w:sz w:val="20"/>
+          <w:szCs w:val="20"/>
+        </w:rPr>
+      </w:pPr>
+    </w:p>
+    <w:p>
+      <w:pPr>
+        <w:spacing w:after="0" w:line="240" w:lineRule="auto"/>
+        <w:ind w:left="66"/>
+        <w:rPr>
+          <w:rFonts w:cstheme="minorHAnsi"/>
+          <w:sz w:val="20"/>
+          <w:szCs w:val="20"/>
+        </w:rPr>
+      </w:pPr>
+    </w:p>
+    <w:p>
+      <w:pPr>
+        <w:spacing w:after="0" w:line="240" w:lineRule="auto"/>
+        <w:ind w:left="66"/>
+        <w:rPr>
+          <w:rFonts w:cstheme="minorHAnsi"/>
+          <w:sz w:val="20"/>
+          <w:szCs w:val="20"/>
+        </w:rPr>
+      </w:pPr>
+    </w:p>
+    <w:p>
+      <w:pPr>
+        <w:spacing w:after="0" w:line="240" w:lineRule="auto"/>
+        <w:ind w:left="66"/>
+        <w:rPr>
+          <w:rFonts w:cstheme="minorHAnsi"/>
+          <w:sz w:val="20"/>
+          <w:szCs w:val="20"/>
+        </w:rPr>
+      </w:pPr>
+    </w:p>
+    <w:p>
+      <w:pPr>
+        <w:spacing w:after="0" w:line="240" w:lineRule="auto"/>
+        <w:ind w:left="66"/>
+        <w:rPr>
+          <w:rFonts w:cstheme="minorHAnsi"/>
+          <w:sz w:val="20"/>
+          <w:szCs w:val="20"/>
+        </w:rPr>
+      </w:pPr>
+    </w:p>
+    <w:p>
+      <w:pPr>
+        <w:spacing w:after="0" w:line="240" w:lineRule="auto"/>
+        <w:ind w:left="66"/>
+        <w:rPr>
+          <w:rFonts w:cstheme="minorHAnsi"/>
+          <w:sz w:val="20"/>
+          <w:szCs w:val="20"/>
+        </w:rPr>
+      </w:pPr>
+    </w:p>
+    <w:p>
+      <w:pPr>
+        <w:spacing w:after="0" w:line="240" w:lineRule="auto"/>
+        <w:ind w:left="66"/>
+        <w:rPr>
+          <w:rFonts w:cstheme="minorHAnsi"/>
+          <w:sz w:val="20"/>
+          <w:szCs w:val="20"/>
+        </w:rPr>
+      </w:pPr>
+    </w:p>
+    <w:p>
+      <w:pPr>
+        <w:spacing w:after="0" w:line="240" w:lineRule="auto"/>
+        <w:ind w:left="66"/>
+        <w:rPr>
+          <w:rFonts w:cstheme="minorHAnsi"/>
+          <w:sz w:val="20"/>
+          <w:szCs w:val="20"/>
+        </w:rPr>
+      </w:pPr>
+    </w:p>
+    <w:p>
+      <w:pPr>
+        <w:spacing w:after="0" w:line="240" w:lineRule="auto"/>
+        <w:ind w:left="66"/>
+        <w:rPr>
+          <w:rFonts w:cstheme="minorHAnsi"/>
+          <w:sz w:val="20"/>
+          <w:szCs w:val="20"/>
+        </w:rPr>
+      </w:pPr>
+    </w:p>
+    <w:p>
+      <w:pPr>
+        <w:spacing w:after="0" w:line="240" w:lineRule="auto"/>
+        <w:ind w:left="66"/>
+        <w:rPr>
+          <w:rFonts w:cstheme="minorHAnsi"/>
+          <w:sz w:val="20"/>
+          <w:szCs w:val="20"/>
+        </w:rPr>
+      </w:pPr>
+    </w:p>
+    <w:p>
+      <w:pPr>
+        <w:spacing w:after="0" w:line="240" w:lineRule="auto"/>
+        <w:ind w:left="66"/>
+        <w:rPr>
+          <w:rFonts w:cstheme="minorHAnsi"/>
+          <w:sz w:val="20"/>
+          <w:szCs w:val="20"/>
+        </w:rPr>
+      </w:pPr>
+    </w:p>
+    <w:p>
+      <w:pPr>
+        <w:spacing w:after="0" w:line="240" w:lineRule="auto"/>
+        <w:ind w:left="66"/>
+        <w:rPr>
+          <w:rFonts w:cstheme="minorHAnsi"/>
+          <w:sz w:val="20"/>
+          <w:szCs w:val="20"/>
+        </w:rPr>
+      </w:pPr>
+    </w:p>
+    <w:p>
+      <w:pPr>
+        <w:spacing w:after="0" w:line="240" w:lineRule="auto"/>
+        <w:ind w:left="66"/>
+        <w:rPr>
+          <w:rFonts w:cstheme="minorHAnsi"/>
+          <w:sz w:val="20"/>
+          <w:szCs w:val="20"/>
+        </w:rPr>
+      </w:pPr>
+    </w:p>
+    <w:p>
+      <w:pPr>
+        <w:spacing w:after="0" w:line="240" w:lineRule="auto"/>
+        <w:ind w:left="66"/>
+        <w:rPr>
+          <w:rFonts w:cstheme="minorHAnsi"/>
+          <w:sz w:val="20"/>
+          <w:szCs w:val="20"/>
+        </w:rPr>
+      </w:pPr>
+    </w:p>
+    <w:p>
+      <w:pPr>
+        <w:spacing w:after="0" w:line="240" w:lineRule="auto"/>
+        <w:ind w:left="66"/>
+        <w:rPr>
+          <w:rFonts w:cstheme="minorHAnsi"/>
+          <w:sz w:val="20"/>
+          <w:szCs w:val="20"/>
+        </w:rPr>
+      </w:pPr>
+    </w:p>
+    <w:p>
+      <w:pPr>
+        <w:spacing w:after="0" w:line="240" w:lineRule="auto"/>
+        <w:ind w:left="66"/>
+        <w:rPr>
+          <w:rFonts w:cstheme="minorHAnsi"/>
+          <w:sz w:val="20"/>
+          <w:szCs w:val="20"/>
+        </w:rPr>
+      </w:pPr>
+    </w:p>
+    <w:p>
+      <w:pPr>
+        <w:spacing w:after="0" w:line="240" w:lineRule="auto"/>
+        <w:ind w:left="66"/>
+        <w:rPr>
+          <w:rFonts w:cstheme="minorHAnsi"/>
+          <w:sz w:val="20"/>
+          <w:szCs w:val="20"/>
+        </w:rPr>
+      </w:pPr>
+    </w:p>
+    <w:p>
+      <w:pPr>
+        <w:spacing w:after="0" w:line="240" w:lineRule="auto"/>
+        <w:ind w:left="66"/>
+        <w:rPr>
+          <w:rFonts w:cstheme="minorHAnsi"/>
+          <w:sz w:val="20"/>
+          <w:szCs w:val="20"/>
+        </w:rPr>
+      </w:pPr>
+    </w:p>
+    <w:p>
+      <w:pPr>
+        <w:spacing w:after="0" w:line="240" w:lineRule="auto"/>
+        <w:ind w:left="66"/>
+        <w:rPr>
+          <w:rFonts w:cstheme="minorHAnsi"/>
+          <w:sz w:val="20"/>
+          <w:szCs w:val="20"/>
+        </w:rPr>
+      </w:pPr>
+    </w:p>
+    <w:p>
+      <w:pPr>
+        <w:spacing w:after="0" w:line="240" w:lineRule="auto"/>
+        <w:ind w:left="66"/>
+        <w:rPr>
+          <w:rFonts w:cstheme="minorHAnsi"/>
+          <w:sz w:val="20"/>
+          <w:szCs w:val="20"/>
+        </w:rPr>
+      </w:pPr>
+    </w:p>
+    <w:p>
+      <w:pPr>
+        <w:spacing w:after="0" w:line="240" w:lineRule="auto"/>
+        <w:ind w:left="66"/>
+        <w:rPr>
+          <w:rFonts w:cstheme="minorHAnsi"/>
+          <w:sz w:val="20"/>
+          <w:szCs w:val="20"/>
+        </w:rPr>
+      </w:pPr>
+    </w:p>
+    <w:p>
+      <w:pPr>
+        <w:spacing w:after="0" w:line="240" w:lineRule="auto"/>
+        <w:ind w:left="66"/>
+        <w:rPr>
+          <w:rFonts w:cstheme="minorHAnsi"/>
+          <w:sz w:val="20"/>
+          <w:szCs w:val="20"/>
+        </w:rPr>
+      </w:pPr>
+    </w:p>
+    <w:p>
+      <w:pPr>
+        <w:spacing w:after="0" w:line="240" w:lineRule="auto"/>
+        <w:ind w:left="66"/>
+        <w:rPr>
+          <w:rFonts w:cstheme="minorHAnsi"/>
+          <w:sz w:val="20"/>
+          <w:szCs w:val="20"/>
+        </w:rPr>
+      </w:pPr>
+    </w:p>
+    <w:p>
+      <w:pPr>
+        <w:spacing w:after="0" w:line="240" w:lineRule="auto"/>
+        <w:ind w:left="66"/>
+        <w:rPr>
+          <w:rFonts w:cstheme="minorHAnsi"/>
+          <w:sz w:val="20"/>
+          <w:szCs w:val="20"/>
+        </w:rPr>
+      </w:pPr>
+    </w:p>
+    <w:p>
+      <w:pPr>
+        <w:spacing w:after="0" w:line="240" w:lineRule="auto"/>
+        <w:ind w:left="66"/>
+        <w:rPr>
+          <w:rFonts w:cstheme="minorHAnsi"/>
+          <w:sz w:val="20"/>
+          <w:szCs w:val="20"/>
+        </w:rPr>
+      </w:pPr>
+    </w:p>
+    <w:p>
+      <w:pPr>
+        <w:spacing w:after="0" w:line="240" w:lineRule="auto"/>
+        <w:ind w:left="66"/>
+        <w:rPr>
+          <w:rFonts w:cstheme="minorHAnsi"/>
+          <w:sz w:val="20"/>
+          <w:szCs w:val="20"/>
+        </w:rPr>
+      </w:pPr>
+    </w:p>
+    <w:p>
+      <w:pPr>
+        <w:spacing w:after="0" w:line="240" w:lineRule="auto"/>
+        <w:ind w:left="66"/>
+        <w:rPr>
+          <w:rFonts w:cstheme="minorHAnsi"/>
+          <w:sz w:val="20"/>
+          <w:szCs w:val="20"/>
+        </w:rPr>
+      </w:pPr>
+    </w:p>
+    <w:p>
+      <w:pPr>
+        <w:spacing w:after="0" w:line="240" w:lineRule="auto"/>
+        <w:ind w:left="66"/>
+        <w:rPr>
+          <w:rFonts w:cstheme="minorHAnsi"/>
+          <w:sz w:val="20"/>
+          <w:szCs w:val="20"/>
+        </w:rPr>
+      </w:pPr>
+    </w:p>
+    <w:p>
+      <w:pPr>
+        <w:spacing w:after="0" w:line="240" w:lineRule="auto"/>
+        <w:ind w:left="66"/>
+        <w:rPr>
+          <w:rFonts w:cstheme="minorHAnsi"/>
+          <w:sz w:val="20"/>
+          <w:szCs w:val="20"/>
+        </w:rPr>
+      </w:pPr>
+    </w:p>
+    <w:p>
+      <w:pPr>
+        <w:spacing w:after="0" w:line="240" w:lineRule="auto"/>
+        <w:ind w:left="66"/>
+        <w:rPr>
+          <w:rFonts w:cstheme="minorHAnsi"/>
+          <w:sz w:val="20"/>
+          <w:szCs w:val="20"/>
+        </w:rPr>
+      </w:pPr>
+    </w:p>
+    <w:p>
+      <w:pPr>
+        <w:spacing w:after="0" w:line="240" w:lineRule="auto"/>
+        <w:ind w:left="66"/>
+        <w:rPr>
+          <w:rFonts w:cstheme="minorHAnsi"/>
+          <w:sz w:val="20"/>
+          <w:szCs w:val="20"/>
+        </w:rPr>
+      </w:pPr>
+    </w:p>
+    <w:p>
+      <w:pPr>
+        <w:spacing w:after="0" w:line="240" w:lineRule="auto"/>
+        <w:ind w:left="66"/>
+        <w:rPr>
+          <w:rFonts w:cstheme="minorHAnsi"/>
+          <w:sz w:val="20"/>
+          <w:szCs w:val="20"/>
+        </w:rPr>
+      </w:pPr>
+    </w:p>
+    <w:p>
+      <w:pPr>
+        <w:spacing w:after="0" w:line="240" w:lineRule="auto"/>
+        <w:ind w:left="66"/>
+        <w:rPr>
+          <w:rFonts w:cstheme="minorHAnsi"/>
+          <w:sz w:val="20"/>
+          <w:szCs w:val="20"/>
+        </w:rPr>
+      </w:pPr>
+    </w:p>
+    <w:p>
+      <w:pPr>
+        <w:spacing w:after="0" w:line="240" w:lineRule="auto"/>
+        <w:ind w:left="66"/>
+        <w:rPr>
+          <w:rFonts w:cstheme="minorHAnsi"/>
+          <w:sz w:val="20"/>
+          <w:szCs w:val="20"/>
+        </w:rPr>
+      </w:pPr>
+    </w:p>
+    <w:p>
+      <w:pPr>
+        <w:spacing w:after="0" w:line="240" w:lineRule="auto"/>
+        <w:ind w:left="66"/>
+        <w:rPr>
+          <w:rFonts w:cstheme="minorHAnsi"/>
+          <w:sz w:val="20"/>
+          <w:szCs w:val="20"/>
+        </w:rPr>
+      </w:pPr>
+    </w:p>
+    <w:p>
+      <w:pPr>
+        <w:spacing w:after="0" w:line="240" w:lineRule="auto"/>
+        <w:ind w:left="66"/>
+        <w:rPr>
+          <w:rFonts w:cstheme="minorHAnsi"/>
+          <w:sz w:val="20"/>
+          <w:szCs w:val="20"/>
+        </w:rPr>
+      </w:pPr>
+    </w:p>
+    <w:p>
+      <w:pPr>
+        <w:spacing w:after="0" w:line="240" w:lineRule="auto"/>
+        <w:ind w:left="66"/>
+        <w:rPr>
+          <w:rFonts w:cstheme="minorHAnsi"/>
+          <w:sz w:val="20"/>
+          <w:szCs w:val="20"/>
+        </w:rPr>
+      </w:pPr>
+    </w:p>
+    <w:p>
+      <w:pPr>
+        <w:spacing w:after="0" w:line="240" w:lineRule="auto"/>
+        <w:ind w:left="66"/>
+        <w:rPr>
+          <w:rFonts w:cstheme="minorHAnsi"/>
+          <w:sz w:val="20"/>
+          <w:szCs w:val="20"/>
+        </w:rPr>
+      </w:pPr>
+    </w:p>
+    <w:p>
+      <w:pPr>
+        <w:spacing w:after="0" w:line="240" w:lineRule="auto"/>
+        <w:ind w:left="66"/>
+        <w:rPr>
+          <w:rFonts w:cstheme="minorHAnsi"/>
+          <w:sz w:val="20"/>
+          <w:szCs w:val="20"/>
+        </w:rPr>
+      </w:pPr>
+    </w:p>
+    <w:p>
+      <w:pPr>
+        <w:spacing w:after="0" w:line="240" w:lineRule="auto"/>
+        <w:ind w:left="66"/>
+        <w:rPr>
+          <w:rFonts w:cstheme="minorHAnsi"/>
+          <w:sz w:val="20"/>
+          <w:szCs w:val="20"/>
+        </w:rPr>
+      </w:pPr>
+    </w:p>
+    <w:p>
+      <w:pPr>
+        <w:spacing w:after="0" w:line="240" w:lineRule="auto"/>
+        <w:ind w:left="66"/>
+        <w:rPr>
+          <w:rFonts w:cstheme="minorHAnsi"/>
+          <w:sz w:val="20"/>
+          <w:szCs w:val="20"/>
+        </w:rPr>
+      </w:pPr>
+    </w:p>
+    <w:p>
+      <w:pPr>
+        <w:spacing w:after="0" w:line="240" w:lineRule="auto"/>
+        <w:ind w:left="66"/>
+        <w:rPr>
+          <w:rFonts w:cstheme="minorHAnsi"/>
+          <w:sz w:val="20"/>
+          <w:szCs w:val="20"/>
+        </w:rPr>
+      </w:pPr>
+    </w:p>
+    <w:p>
+      <w:pPr>
+        <w:spacing w:after="0" w:line="240" w:lineRule="auto"/>
+        <w:ind w:left="66"/>
+        <w:rPr>
+          <w:rFonts w:cstheme="minorHAnsi"/>
+          <w:sz w:val="20"/>
+          <w:szCs w:val="20"/>
+        </w:rPr>
+      </w:pPr>
+    </w:p>
+    <w:p>
+      <w:pPr>
+        <w:spacing w:after="0" w:line="240" w:lineRule="auto"/>
+        <w:ind w:left="66"/>
+        <w:rPr>
+          <w:rFonts w:cstheme="minorHAnsi"/>
+          <w:sz w:val="20"/>
+          <w:szCs w:val="20"/>
+        </w:rPr>
+      </w:pPr>
+    </w:p>
+    <w:p>
+      <w:pPr>
+        <w:spacing w:after="0" w:line="240" w:lineRule="auto"/>
+        <w:ind w:left="66"/>
+        <w:rPr>
+          <w:rFonts w:cstheme="minorHAnsi"/>
+          <w:sz w:val="20"/>
+          <w:szCs w:val="20"/>
+        </w:rPr>
+      </w:pPr>
+    </w:p>
+    <w:p>
+      <w:pPr>
+        <w:spacing w:after="0" w:line="240" w:lineRule="auto"/>
+        <w:ind w:left="66"/>
+        <w:rPr>
+          <w:rFonts w:cstheme="minorHAnsi"/>
+          <w:sz w:val="20"/>
+          <w:szCs w:val="20"/>
+        </w:rPr>
+      </w:pPr>
+    </w:p>
+    <w:p>
+      <w:pPr>
+        <w:spacing w:after="0" w:line="240" w:lineRule="auto"/>
+        <w:ind w:left="66"/>
+        <w:rPr>
+          <w:rFonts w:cstheme="minorHAnsi"/>
+          <w:sz w:val="20"/>
+          <w:szCs w:val="20"/>
+        </w:rPr>
+      </w:pPr>
+    </w:p>
+    <w:p>
+      <w:pPr>
+        <w:spacing w:after="0" w:line="240" w:lineRule="auto"/>
+        <w:ind w:left="66"/>
+        <w:rPr>
+          <w:rFonts w:cstheme="minorHAnsi"/>
+          <w:sz w:val="20"/>
+          <w:szCs w:val="20"/>
+        </w:rPr>
+      </w:pPr>
+    </w:p>
+    <w:p>
+      <w:pPr>
+        <w:spacing w:after="0" w:line="240" w:lineRule="auto"/>
+        <w:ind w:left="66"/>
+        <w:rPr>
+          <w:rFonts w:cstheme="minorHAnsi"/>
+          <w:sz w:val="20"/>
+          <w:szCs w:val="20"/>
+        </w:rPr>
+      </w:pPr>
+    </w:p>
+    <w:p>
+      <w:pPr>
+        <w:spacing w:after="0" w:line="240" w:lineRule="auto"/>
+        <w:ind w:left="66"/>
+        <w:rPr>
+          <w:rFonts w:cstheme="minorHAnsi"/>
+          <w:sz w:val="20"/>
+          <w:szCs w:val="20"/>
+        </w:rPr>
+      </w:pPr>
+    </w:p>
+    <w:p>
+      <w:pPr>
+        <w:spacing w:after="0" w:line="240" w:lineRule="auto"/>
+        <w:ind w:left="66"/>
+        <w:rPr>
+          <w:rFonts w:cstheme="minorHAnsi"/>
+          <w:sz w:val="20"/>
+          <w:szCs w:val="20"/>
+        </w:rPr>
+      </w:pPr>
+    </w:p>
+    <w:p>
+      <w:pPr>
+        <w:spacing w:after="0" w:line="240" w:lineRule="auto"/>
+        <w:ind w:left="66"/>
+        <w:rPr>
+          <w:rFonts w:cstheme="minorHAnsi"/>
+          <w:sz w:val="20"/>
+          <w:szCs w:val="20"/>
+        </w:rPr>
+      </w:pPr>
+    </w:p>
+    <w:p>
+      <w:pPr>
+        <w:spacing w:after="0" w:line="240" w:lineRule="auto"/>
+        <w:ind w:left="66"/>
+        <w:rPr>
+          <w:rFonts w:cstheme="minorHAnsi"/>
+          <w:sz w:val="20"/>
+          <w:szCs w:val="20"/>
+        </w:rPr>
+      </w:pPr>
+    </w:p>
+    <w:p>
+      <w:pPr>
+        <w:spacing w:after="0" w:line="240" w:lineRule="auto"/>
+        <w:ind w:left="66"/>
+        <w:rPr>
+          <w:rFonts w:cstheme="minorHAnsi"/>
+          <w:sz w:val="20"/>
+          <w:szCs w:val="20"/>
+        </w:rPr>
+      </w:pPr>
+    </w:p>
+    <w:p>
+      <w:pPr>
+        <w:spacing w:after="0" w:line="240" w:lineRule="auto"/>
+        <w:ind w:left="66"/>
+        <w:rPr>
+          <w:rFonts w:cstheme="minorHAnsi"/>
+          <w:sz w:val="20"/>
+          <w:szCs w:val="20"/>
+        </w:rPr>
+      </w:pPr>
+    </w:p>
+    <w:p>
+      <w:pPr>
+        <w:spacing w:after="0" w:line="240" w:lineRule="auto"/>
+        <w:ind w:left="66"/>
+        <w:rPr>
+          <w:rFonts w:cstheme="minorHAnsi"/>
+          <w:sz w:val="20"/>
+          <w:szCs w:val="20"/>
+        </w:rPr>
+      </w:pPr>
+    </w:p>
+    <w:p>
+      <w:pPr>
+        <w:spacing w:after="0" w:line="240" w:lineRule="auto"/>
+        <w:ind w:left="66"/>
+        <w:rPr>
+          <w:rFonts w:cstheme="minorHAnsi"/>
+          <w:sz w:val="20"/>
+          <w:szCs w:val="20"/>
+        </w:rPr>
+      </w:pPr>
+    </w:p>
+    <w:p>
+      <w:pPr>
+        <w:spacing w:after="0" w:line="240" w:lineRule="auto"/>
+        <w:ind w:left="66"/>
+        <w:rPr>
+          <w:rFonts w:cstheme="minorHAnsi"/>
+          <w:sz w:val="20"/>
+          <w:szCs w:val="20"/>
+        </w:rPr>
+      </w:pPr>
+    </w:p>
+    <w:p>
+      <w:pPr>
+        <w:spacing w:after="0" w:line="240" w:lineRule="auto"/>
+        <w:ind w:left="66"/>
+        <w:rPr>
+          <w:rFonts w:cstheme="minorHAnsi"/>
+          <w:sz w:val="20"/>
+          <w:szCs w:val="20"/>
+        </w:rPr>
+      </w:pPr>
+    </w:p>
+    <w:p>
+      <w:pPr>
+        <w:spacing w:after="0" w:line="240" w:lineRule="auto"/>
+        <w:ind w:left="66"/>
+        <w:rPr>
+          <w:rFonts w:cstheme="minorHAnsi"/>
+          <w:sz w:val="20"/>
+          <w:szCs w:val="20"/>
+        </w:rPr>
+      </w:pPr>
+    </w:p>
+    <w:p>
+      <w:pPr>
+        <w:spacing w:after="0" w:line="240" w:lineRule="auto"/>
+        <w:ind w:left="66"/>
+        <w:rPr>
+          <w:rFonts w:cstheme="minorHAnsi"/>
+          <w:sz w:val="20"/>
+          <w:szCs w:val="20"/>
+        </w:rPr>
+      </w:pPr>
+    </w:p>
+    <w:p>
+      <w:pPr>
+        <w:spacing w:after="0" w:line="240" w:lineRule="auto"/>
+        <w:ind w:left="66"/>
+        <w:rPr>
+          <w:rFonts w:cstheme="minorHAnsi"/>
+          <w:sz w:val="20"/>
+          <w:szCs w:val="20"/>
+        </w:rPr>
+      </w:pPr>
+    </w:p>
+    <w:p>
+      <w:pPr>
+        <w:spacing w:after="0" w:line="240" w:lineRule="auto"/>
+        <w:ind w:left="66"/>
+        <w:rPr>
+          <w:rFonts w:cstheme="minorHAnsi"/>
+          <w:sz w:val="20"/>
+          <w:szCs w:val="20"/>
+        </w:rPr>
+      </w:pPr>
+    </w:p>
+    <w:p>
+      <w:pPr>
+        <w:spacing w:after="0" w:line="240" w:lineRule="auto"/>
+        <w:ind w:left="66"/>
+        <w:rPr>
+          <w:rFonts w:cstheme="minorHAnsi"/>
+          <w:sz w:val="20"/>
+          <w:szCs w:val="20"/>
+        </w:rPr>
+      </w:pPr>
+    </w:p>
+    <w:p>
+      <w:pPr>
+        <w:spacing w:after="0" w:line="240" w:lineRule="auto"/>
+        <w:ind w:left="66"/>
+        <w:rPr>
+          <w:rFonts w:cstheme="minorHAnsi"/>
+          <w:sz w:val="20"/>
+          <w:szCs w:val="20"/>
+        </w:rPr>
+      </w:pPr>
+    </w:p>
+    <w:p>
+      <w:pPr>
+        <w:spacing w:after="0" w:line="240" w:lineRule="auto"/>
+        <w:ind w:left="66"/>
+        <w:rPr>
+          <w:rFonts w:cstheme="minorHAnsi"/>
+          <w:sz w:val="20"/>
+          <w:szCs w:val="20"/>
+        </w:rPr>
+      </w:pPr>
+    </w:p>
+    <w:p>
+      <w:pPr>
+        <w:spacing w:after="0" w:line="240" w:lineRule="auto"/>
+        <w:ind w:left="66"/>
+        <w:rPr>
+          <w:rFonts w:cstheme="minorHAnsi"/>
+          <w:sz w:val="20"/>
+          <w:szCs w:val="20"/>
+        </w:rPr>
+      </w:pPr>
+    </w:p>
+    <w:p>
+      <w:pPr>
+        <w:spacing w:after="0" w:line="240" w:lineRule="auto"/>
+        <w:ind w:left="66"/>
+        <w:rPr>
+          <w:rFonts w:cstheme="minorHAnsi"/>
+          <w:sz w:val="20"/>
+          <w:szCs w:val="20"/>
+        </w:rPr>
+      </w:pPr>
+    </w:p>
+    <w:p>
+      <w:pPr>
+        <w:spacing w:after="0" w:line="240" w:lineRule="auto"/>
+        <w:ind w:left="66"/>
+        <w:rPr>
+          <w:rFonts w:cstheme="minorHAnsi"/>
+          <w:sz w:val="20"/>
+          <w:szCs w:val="20"/>
+        </w:rPr>
+      </w:pPr>
+    </w:p>
+    <w:p>
+      <w:pPr>
+        <w:spacing w:after="0" w:line="240" w:lineRule="auto"/>
+        <w:ind w:left="66"/>
+        <w:rPr>
+          <w:rFonts w:cstheme="minorHAnsi"/>
+          <w:sz w:val="20"/>
+          <w:szCs w:val="20"/>
+        </w:rPr>
+      </w:pPr>
+    </w:p>
+    <w:p>
+      <w:pPr>
+        <w:spacing w:after="0" w:line="240" w:lineRule="auto"/>
+        <w:ind w:left="66"/>
+        <w:rPr>
+          <w:rFonts w:cstheme="minorHAnsi"/>
+          <w:sz w:val="20"/>
+          <w:szCs w:val="20"/>
+        </w:rPr>
+      </w:pPr>
+    </w:p>
+    <w:p>
+      <w:pPr>
+        <w:spacing w:after="0" w:line="240" w:lineRule="auto"/>
+        <w:ind w:left="66"/>
+        <w:rPr>
+          <w:rFonts w:cstheme="minorHAnsi"/>
+          <w:sz w:val="20"/>
+          <w:szCs w:val="20"/>
+        </w:rPr>
+      </w:pPr>
+    </w:p>
+    <w:p>
+      <w:pPr>
+        <w:spacing w:after="0" w:line="240" w:lineRule="auto"/>
+        <w:ind w:left="66"/>
+        <w:rPr>
+          <w:rFonts w:cstheme="minorHAnsi"/>
+          <w:sz w:val="20"/>
+          <w:szCs w:val="20"/>
+        </w:rPr>
+      </w:pPr>
+    </w:p>
+    <w:p>
+      <w:pPr>
+        <w:spacing w:after="0" w:line="240" w:lineRule="auto"/>
+        <w:ind w:left="66"/>
+        <w:rPr>
+          <w:rFonts w:cstheme="minorHAnsi"/>
+          <w:sz w:val="20"/>
+          <w:szCs w:val="20"/>
+        </w:rPr>
+      </w:pPr>
+    </w:p>
+    <w:p>
+      <w:pPr>
+        <w:spacing w:after="0" w:line="240" w:lineRule="auto"/>
+        <w:ind w:left="66"/>
+        <w:rPr>
+          <w:rFonts w:cstheme="minorHAnsi"/>
+          <w:sz w:val="20"/>
+          <w:szCs w:val="20"/>
+        </w:rPr>
+      </w:pPr>
+    </w:p>
+    <w:p>
+      <w:pPr>
+        <w:spacing w:after="0" w:line="240" w:lineRule="auto"/>
+        <w:ind w:left="66"/>
+        <w:rPr>
+          <w:rFonts w:cstheme="minorHAnsi"/>
+          <w:sz w:val="20"/>
+          <w:szCs w:val="20"/>
+        </w:rPr>
+      </w:pPr>
+    </w:p>
+    <w:p>
+      <w:pPr>
+        <w:spacing w:after="0" w:line="240" w:lineRule="auto"/>
+        <w:ind w:left="66"/>
+        <w:rPr>
+          <w:rFonts w:cstheme="minorHAnsi"/>
+          <w:sz w:val="20"/>
+          <w:szCs w:val="20"/>
+        </w:rPr>
+      </w:pPr>
+    </w:p>
+    <w:p>
+      <w:pPr>
+        <w:spacing w:after="0" w:line="240" w:lineRule="auto"/>
+        <w:ind w:left="66"/>
+        <w:rPr>
+          <w:rFonts w:cstheme="minorHAnsi"/>
+          <w:sz w:val="20"/>
+          <w:szCs w:val="20"/>
+        </w:rPr>
+      </w:pPr>
+    </w:p>
+    <w:p>
+      <w:pPr>
+        <w:spacing w:after="0" w:line="240" w:lineRule="auto"/>
+        <w:ind w:left="66"/>
+        <w:rPr>
+          <w:rFonts w:cstheme="minorHAnsi"/>
+          <w:sz w:val="20"/>
+          <w:szCs w:val="20"/>
+        </w:rPr>
+      </w:pPr>
+    </w:p>
+    <w:p>
+      <w:pPr>
+        <w:spacing w:after="0" w:line="240" w:lineRule="auto"/>
+        <w:ind w:left="66"/>
+        <w:rPr>
+          <w:rFonts w:cstheme="minorHAnsi"/>
+          <w:sz w:val="20"/>
+          <w:szCs w:val="20"/>
+        </w:rPr>
+      </w:pPr>
+    </w:p>
+    <w:p>
+      <w:pPr>
+        <w:spacing w:after="0" w:line="240" w:lineRule="auto"/>
+        <w:ind w:left="66"/>
+        <w:rPr>
+          <w:rFonts w:cstheme="minorHAnsi"/>
+          <w:sz w:val="20"/>
+          <w:szCs w:val="20"/>
+        </w:rPr>
+      </w:pPr>
+    </w:p>
+    <w:p>
+      <w:pPr>
+        <w:spacing w:after="0" w:line="240" w:lineRule="auto"/>
+        <w:ind w:left="66"/>
+        <w:rPr>
+          <w:rFonts w:cstheme="minorHAnsi"/>
+          <w:sz w:val="20"/>
+          <w:szCs w:val="20"/>
+        </w:rPr>
+      </w:pPr>
+    </w:p>
+    <w:p>
+      <w:pPr>
+        <w:spacing w:after="0" w:line="240" w:lineRule="auto"/>
+        <w:ind w:left="66"/>
+        <w:rPr>
+          <w:rFonts w:cstheme="minorHAnsi"/>
+          <w:sz w:val="20"/>
+          <w:szCs w:val="20"/>
+        </w:rPr>
+      </w:pPr>
+    </w:p>
+    <w:p>
+      <w:pPr>
+        <w:spacing w:after="0" w:line="240" w:lineRule="auto"/>
+        <w:ind w:left="66"/>
+        <w:rPr>
+          <w:rFonts w:cstheme="minorHAnsi"/>
+          <w:sz w:val="20"/>
+          <w:szCs w:val="20"/>
+        </w:rPr>
+      </w:pPr>
+    </w:p>
+    <w:p>
+      <w:pPr>
+        <w:spacing w:after="0" w:line="240" w:lineRule="auto"/>
+        <w:ind w:left="66"/>
+        <w:rPr>
+          <w:rFonts w:cstheme="minorHAnsi"/>
+          <w:sz w:val="20"/>
+          <w:szCs w:val="20"/>
+        </w:rPr>
+      </w:pPr>
+    </w:p>
+    <w:p>
+      <w:pPr>
+        <w:spacing w:after="0" w:line="240" w:lineRule="auto"/>
+        <w:ind w:left="66"/>
+        <w:rPr>
+          <w:rFonts w:cstheme="minorHAnsi"/>
+          <w:sz w:val="20"/>
+          <w:szCs w:val="20"/>
+        </w:rPr>
+      </w:pPr>
+    </w:p>
+    <w:p>
+      <w:pPr>
+        <w:spacing w:after="0" w:line="240" w:lineRule="auto"/>
+        <w:ind w:left="66"/>
+        <w:rPr>
+          <w:rFonts w:cstheme="minorHAnsi"/>
+          <w:sz w:val="20"/>
+          <w:szCs w:val="20"/>
+        </w:rPr>
+      </w:pPr>
+    </w:p>
+    <w:p>
+      <w:pPr>
+        <w:spacing w:after="0" w:line="240" w:lineRule="auto"/>
+        <w:ind w:left="66"/>
+        <w:rPr>
+          <w:rFonts w:cstheme="minorHAnsi"/>
+          <w:sz w:val="20"/>
+          <w:szCs w:val="20"/>
+        </w:rPr>
+      </w:pPr>
+    </w:p>
+    <w:p>
+      <w:pPr>
+        <w:spacing w:after="0" w:line="240" w:lineRule="auto"/>
+        <w:ind w:left="66"/>
+        <w:rPr>
+          <w:rFonts w:cstheme="minorHAnsi"/>
+          <w:sz w:val="20"/>
+          <w:szCs w:val="20"/>
+        </w:rPr>
+      </w:pPr>
+    </w:p>
+    <w:p>
+      <w:pPr>
+        <w:spacing w:after="0" w:line="240" w:lineRule="auto"/>
+        <w:ind w:left="66"/>
+        <w:rPr>
+          <w:rFonts w:cstheme="minorHAnsi"/>
+          <w:sz w:val="20"/>
+          <w:szCs w:val="20"/>
+        </w:rPr>
+      </w:pPr>
+    </w:p>
+    <w:p>
+      <w:pPr>
+        <w:spacing w:after="0" w:line="240" w:lineRule="auto"/>
+        <w:ind w:left="66"/>
+        <w:rPr>
+          <w:rFonts w:cstheme="minorHAnsi"/>
+          <w:sz w:val="20"/>
+          <w:szCs w:val="20"/>
+        </w:rPr>
+      </w:pPr>
+    </w:p>
+    <w:p>
+      <w:pPr>
+        <w:spacing w:after="0" w:line="240" w:lineRule="auto"/>
+        <w:ind w:left="66"/>
+        <w:rPr>
+          <w:rFonts w:cstheme="minorHAnsi"/>
+          <w:sz w:val="20"/>
+          <w:szCs w:val="20"/>
+        </w:rPr>
+      </w:pPr>
+    </w:p>
+    <w:p>
+      <w:pPr>
+        <w:spacing w:after="0" w:line="240" w:lineRule="auto"/>
+        <w:ind w:left="66"/>
+        <w:rPr>
+          <w:rFonts w:cstheme="minorHAnsi"/>
+          <w:sz w:val="20"/>
+          <w:szCs w:val="20"/>
+        </w:rPr>
+      </w:pPr>
+    </w:p>
+    <w:p>
+      <w:pPr>
+        <w:spacing w:after="0" w:line="240" w:lineRule="auto"/>
+        <w:ind w:left="66"/>
+        <w:rPr>
+          <w:rFonts w:cstheme="minorHAnsi"/>
+          <w:sz w:val="20"/>
+          <w:szCs w:val="20"/>
+        </w:rPr>
+      </w:pPr>
+    </w:p>
+    <w:p>
+      <w:pPr>
+        <w:spacing w:after="0" w:line="240" w:lineRule="auto"/>
+        <w:ind w:left="66"/>
+        <w:rPr>
+          <w:rFonts w:cstheme="minorHAnsi"/>
+          <w:sz w:val="20"/>
+          <w:szCs w:val="20"/>
+        </w:rPr>
+      </w:pPr>
+    </w:p>
+    <w:p>
+      <w:pPr>
+        <w:spacing w:after="0" w:line="240" w:lineRule="auto"/>
+        <w:ind w:left="66"/>
+        <w:rPr>
+          <w:rFonts w:cstheme="minorHAnsi"/>
+          <w:sz w:val="20"/>
+          <w:szCs w:val="20"/>
+        </w:rPr>
+      </w:pPr>
+    </w:p>
+    <w:p>
+      <w:pPr>
+        <w:spacing w:after="0" w:line="240" w:lineRule="auto"/>
+        <w:ind w:left="66"/>
+        <w:rPr>
+          <w:rFonts w:cstheme="minorHAnsi"/>
+          <w:sz w:val="20"/>
+          <w:szCs w:val="20"/>
+        </w:rPr>
+      </w:pPr>
+    </w:p>
+    <w:p>
+      <w:pPr>
+        <w:spacing w:after="0" w:line="240" w:lineRule="auto"/>
+        <w:ind w:left="66"/>
+        <w:rPr>
+          <w:rFonts w:cstheme="minorHAnsi"/>
+          <w:sz w:val="20"/>
+          <w:szCs w:val="20"/>
+        </w:rPr>
+      </w:pPr>
+    </w:p>
+    <w:p>
+      <w:pPr>
+        <w:spacing w:after="0" w:line="240" w:lineRule="auto"/>
+        <w:ind w:left="66"/>
+        <w:rPr>
+          <w:rFonts w:cstheme="minorHAnsi"/>
+          <w:sz w:val="20"/>
+          <w:szCs w:val="20"/>
+        </w:rPr>
+      </w:pPr>
+    </w:p>
+    <w:p>
+      <w:pPr>
+        <w:spacing w:after="0" w:line="240" w:lineRule="auto"/>
+        <w:ind w:left="66"/>
+        <w:rPr>
+          <w:rFonts w:cstheme="minorHAnsi"/>
+          <w:sz w:val="20"/>
+          <w:szCs w:val="20"/>
+        </w:rPr>
+      </w:pPr>
+    </w:p>
+    <w:p>
+      <w:pPr>
+        <w:spacing w:after="0" w:line="240" w:lineRule="auto"/>
+        <w:ind w:left="66"/>
+        <w:rPr>
+          <w:rFonts w:cstheme="minorHAnsi"/>
+          <w:sz w:val="20"/>
+          <w:szCs w:val="20"/>
+        </w:rPr>
+      </w:pPr>
+    </w:p>
+    <w:p>
+      <w:pPr>
+        <w:spacing w:after="0" w:line="240" w:lineRule="auto"/>
+        <w:ind w:left="66"/>
+        <w:rPr>
+          <w:rFonts w:cstheme="minorHAnsi"/>
+          <w:sz w:val="20"/>
+          <w:szCs w:val="20"/>
+        </w:rPr>
+      </w:pPr>
+    </w:p>
+    <w:p>
+      <w:pPr>
+        <w:spacing w:after="0" w:line="240" w:lineRule="auto"/>
+        <w:ind w:left="66"/>
+        <w:rPr>
+          <w:rFonts w:cstheme="minorHAnsi"/>
+          <w:b/>
+          <w:bCs/>
           <w:sz w:val="20"/>
           <w:szCs w:val="20"/>
         </w:rPr>
@@ -6459,7 +12583,7 @@
     </w:p>
     <w:sectPr>
       <w:pgSz w:w="11906" w:h="16838"/>
-      <w:pgMar w:top="426" w:right="1440" w:bottom="426" w:left="1440" w:header="708" w:footer="708" w:gutter="0"/>
+      <w:pgMar w:top="284" w:right="1440" w:bottom="142" w:left="1440" w:header="708" w:footer="708" w:gutter="0"/>
       <w:cols w:space="708"/>
       <w:docGrid w:linePitch="360"/>
     </w:sectPr>
@@ -6590,7 +12714,7 @@
   <w:abstractNum w:abstractNumId="1" w15:restartNumberingAfterBreak="0">
     <w:nsid w:val="073937AA"/>
     <w:multiLevelType w:val="multilevel"/>
-    <w:tmpl w:val="6FF8E2CC"/>
+    <w:tmpl w:val="D5EA266E"/>
     <w:lvl w:ilvl="0">
       <w:start w:val="1"/>
       <w:numFmt w:val="bullet"/>
@@ -6607,20 +12731,17 @@
         <w:sz w:val="20"/>
       </w:rPr>
     </w:lvl>
-    <w:lvl w:ilvl="1" w:tentative="1">
-      <w:start w:val="1"/>
-      <w:numFmt w:val="bullet"/>
-      <w:lvlText w:val="o"/>
-      <w:lvlJc w:val="left"/>
-      <w:pPr>
-        <w:tabs>
-          <w:tab w:val="num" w:pos="1440"/>
-        </w:tabs>
+    <w:lvl w:ilvl="1">
+      <w:start w:val="12"/>
+      <w:numFmt w:val="decimal"/>
+      <w:lvlText w:val="%2."/>
+      <w:lvlJc w:val="left"/>
+      <w:pPr>
         <w:ind w:left="1440" w:hanging="360"/>
       </w:pPr>
       <w:rPr>
-        <w:rFonts w:ascii="Courier New" w:hAnsi="Courier New" w:hint="default"/>
-        <w:sz w:val="20"/>
+        <w:rFonts w:hint="default"/>
+        <w:b/>
       </w:rPr>
     </w:lvl>
     <w:lvl w:ilvl="2" w:tentative="1">
@@ -6850,6 +12971,119 @@
     </w:lvl>
   </w:abstractNum>
   <w:abstractNum w:abstractNumId="3" w15:restartNumberingAfterBreak="0">
+    <w:nsid w:val="0A3137C5"/>
+    <w:multiLevelType w:val="hybridMultilevel"/>
+    <w:tmpl w:val="8DDE1304"/>
+    <w:lvl w:ilvl="0" w:tplc="40090001">
+      <w:start w:val="1"/>
+      <w:numFmt w:val="bullet"/>
+      <w:lvlText w:val=""/>
+      <w:lvlJc w:val="left"/>
+      <w:pPr>
+        <w:ind w:left="720" w:hanging="360"/>
+      </w:pPr>
+      <w:rPr>
+        <w:rFonts w:ascii="Symbol" w:hAnsi="Symbol" w:hint="default"/>
+      </w:rPr>
+    </w:lvl>
+    <w:lvl w:ilvl="1" w:tplc="40090003" w:tentative="1">
+      <w:start w:val="1"/>
+      <w:numFmt w:val="bullet"/>
+      <w:lvlText w:val="o"/>
+      <w:lvlJc w:val="left"/>
+      <w:pPr>
+        <w:ind w:left="1440" w:hanging="360"/>
+      </w:pPr>
+      <w:rPr>
+        <w:rFonts w:ascii="Courier New" w:hAnsi="Courier New" w:cs="Courier New" w:hint="default"/>
+      </w:rPr>
+    </w:lvl>
+    <w:lvl w:ilvl="2" w:tplc="40090005" w:tentative="1">
+      <w:start w:val="1"/>
+      <w:numFmt w:val="bullet"/>
+      <w:lvlText w:val=""/>
+      <w:lvlJc w:val="left"/>
+      <w:pPr>
+        <w:ind w:left="2160" w:hanging="360"/>
+      </w:pPr>
+      <w:rPr>
+        <w:rFonts w:ascii="Wingdings" w:hAnsi="Wingdings" w:hint="default"/>
+      </w:rPr>
+    </w:lvl>
+    <w:lvl w:ilvl="3" w:tplc="40090001" w:tentative="1">
+      <w:start w:val="1"/>
+      <w:numFmt w:val="bullet"/>
+      <w:lvlText w:val=""/>
+      <w:lvlJc w:val="left"/>
+      <w:pPr>
+        <w:ind w:left="2880" w:hanging="360"/>
+      </w:pPr>
+      <w:rPr>
+        <w:rFonts w:ascii="Symbol" w:hAnsi="Symbol" w:hint="default"/>
+      </w:rPr>
+    </w:lvl>
+    <w:lvl w:ilvl="4" w:tplc="40090003" w:tentative="1">
+      <w:start w:val="1"/>
+      <w:numFmt w:val="bullet"/>
+      <w:lvlText w:val="o"/>
+      <w:lvlJc w:val="left"/>
+      <w:pPr>
+        <w:ind w:left="3600" w:hanging="360"/>
+      </w:pPr>
+      <w:rPr>
+        <w:rFonts w:ascii="Courier New" w:hAnsi="Courier New" w:cs="Courier New" w:hint="default"/>
+      </w:rPr>
+    </w:lvl>
+    <w:lvl w:ilvl="5" w:tplc="40090005" w:tentative="1">
+      <w:start w:val="1"/>
+      <w:numFmt w:val="bullet"/>
+      <w:lvlText w:val=""/>
+      <w:lvlJc w:val="left"/>
+      <w:pPr>
+        <w:ind w:left="4320" w:hanging="360"/>
+      </w:pPr>
+      <w:rPr>
+        <w:rFonts w:ascii="Wingdings" w:hAnsi="Wingdings" w:hint="default"/>
+      </w:rPr>
+    </w:lvl>
+    <w:lvl w:ilvl="6" w:tplc="40090001" w:tentative="1">
+      <w:start w:val="1"/>
+      <w:numFmt w:val="bullet"/>
+      <w:lvlText w:val=""/>
+      <w:lvlJc w:val="left"/>
+      <w:pPr>
+        <w:ind w:left="5040" w:hanging="360"/>
+      </w:pPr>
+      <w:rPr>
+        <w:rFonts w:ascii="Symbol" w:hAnsi="Symbol" w:hint="default"/>
+      </w:rPr>
+    </w:lvl>
+    <w:lvl w:ilvl="7" w:tplc="40090003" w:tentative="1">
+      <w:start w:val="1"/>
+      <w:numFmt w:val="bullet"/>
+      <w:lvlText w:val="o"/>
+      <w:lvlJc w:val="left"/>
+      <w:pPr>
+        <w:ind w:left="5760" w:hanging="360"/>
+      </w:pPr>
+      <w:rPr>
+        <w:rFonts w:ascii="Courier New" w:hAnsi="Courier New" w:cs="Courier New" w:hint="default"/>
+      </w:rPr>
+    </w:lvl>
+    <w:lvl w:ilvl="8" w:tplc="40090005" w:tentative="1">
+      <w:start w:val="1"/>
+      <w:numFmt w:val="bullet"/>
+      <w:lvlText w:val=""/>
+      <w:lvlJc w:val="left"/>
+      <w:pPr>
+        <w:ind w:left="6480" w:hanging="360"/>
+      </w:pPr>
+      <w:rPr>
+        <w:rFonts w:ascii="Wingdings" w:hAnsi="Wingdings" w:hint="default"/>
+      </w:rPr>
+    </w:lvl>
+  </w:abstractNum>
+  <w:abstractNum w:abstractNumId="4" w15:restartNumberingAfterBreak="0">
     <w:nsid w:val="0C86138C"/>
     <w:multiLevelType w:val="multilevel"/>
     <w:tmpl w:val="3ADC6AD6"/>
@@ -6998,7 +13232,7 @@
       </w:rPr>
     </w:lvl>
   </w:abstractNum>
-  <w:abstractNum w:abstractNumId="4" w15:restartNumberingAfterBreak="0">
+  <w:abstractNum w:abstractNumId="5" w15:restartNumberingAfterBreak="0">
     <w:nsid w:val="0D244A0E"/>
     <w:multiLevelType w:val="hybridMultilevel"/>
     <w:tmpl w:val="6426785E"/>
@@ -7111,7 +13345,7 @@
       </w:rPr>
     </w:lvl>
   </w:abstractNum>
-  <w:abstractNum w:abstractNumId="5" w15:restartNumberingAfterBreak="0">
+  <w:abstractNum w:abstractNumId="6" w15:restartNumberingAfterBreak="0">
     <w:nsid w:val="0DD25F8B"/>
     <w:multiLevelType w:val="hybridMultilevel"/>
     <w:tmpl w:val="477AA226"/>
@@ -7197,7 +13431,7 @@
       </w:pPr>
     </w:lvl>
   </w:abstractNum>
-  <w:abstractNum w:abstractNumId="6" w15:restartNumberingAfterBreak="0">
+  <w:abstractNum w:abstractNumId="7" w15:restartNumberingAfterBreak="0">
     <w:nsid w:val="0E1F63F5"/>
     <w:multiLevelType w:val="multilevel"/>
     <w:tmpl w:val="1A243F20"/>
@@ -7346,7 +13580,7 @@
       </w:rPr>
     </w:lvl>
   </w:abstractNum>
-  <w:abstractNum w:abstractNumId="7" w15:restartNumberingAfterBreak="0">
+  <w:abstractNum w:abstractNumId="8" w15:restartNumberingAfterBreak="0">
     <w:nsid w:val="0FBB3A09"/>
     <w:multiLevelType w:val="hybridMultilevel"/>
     <w:tmpl w:val="671615F8"/>
@@ -7459,7 +13693,7 @@
       </w:rPr>
     </w:lvl>
   </w:abstractNum>
-  <w:abstractNum w:abstractNumId="8" w15:restartNumberingAfterBreak="0">
+  <w:abstractNum w:abstractNumId="9" w15:restartNumberingAfterBreak="0">
     <w:nsid w:val="121C6840"/>
     <w:multiLevelType w:val="hybridMultilevel"/>
     <w:tmpl w:val="49F837F6"/>
@@ -7572,7 +13806,7 @@
       </w:rPr>
     </w:lvl>
   </w:abstractNum>
-  <w:abstractNum w:abstractNumId="9" w15:restartNumberingAfterBreak="0">
+  <w:abstractNum w:abstractNumId="10" w15:restartNumberingAfterBreak="0">
     <w:nsid w:val="122B3C61"/>
     <w:multiLevelType w:val="hybridMultilevel"/>
     <w:tmpl w:val="3ABA5B9E"/>
@@ -7658,7 +13892,7 @@
       </w:pPr>
     </w:lvl>
   </w:abstractNum>
-  <w:abstractNum w:abstractNumId="10" w15:restartNumberingAfterBreak="0">
+  <w:abstractNum w:abstractNumId="11" w15:restartNumberingAfterBreak="0">
     <w:nsid w:val="139D209E"/>
     <w:multiLevelType w:val="hybridMultilevel"/>
     <w:tmpl w:val="A9827BA0"/>
@@ -7744,7 +13978,7 @@
       </w:pPr>
     </w:lvl>
   </w:abstractNum>
-  <w:abstractNum w:abstractNumId="11" w15:restartNumberingAfterBreak="0">
+  <w:abstractNum w:abstractNumId="12" w15:restartNumberingAfterBreak="0">
     <w:nsid w:val="16AC671B"/>
     <w:multiLevelType w:val="hybridMultilevel"/>
     <w:tmpl w:val="AA4EE70E"/>
@@ -7833,7 +14067,120 @@
       </w:pPr>
     </w:lvl>
   </w:abstractNum>
-  <w:abstractNum w:abstractNumId="12" w15:restartNumberingAfterBreak="0">
+  <w:abstractNum w:abstractNumId="13" w15:restartNumberingAfterBreak="0">
+    <w:nsid w:val="17BD5DE8"/>
+    <w:multiLevelType w:val="hybridMultilevel"/>
+    <w:tmpl w:val="CEDEA8D4"/>
+    <w:lvl w:ilvl="0" w:tplc="40090001">
+      <w:start w:val="1"/>
+      <w:numFmt w:val="bullet"/>
+      <w:lvlText w:val=""/>
+      <w:lvlJc w:val="left"/>
+      <w:pPr>
+        <w:ind w:left="720" w:hanging="360"/>
+      </w:pPr>
+      <w:rPr>
+        <w:rFonts w:ascii="Symbol" w:hAnsi="Symbol" w:hint="default"/>
+      </w:rPr>
+    </w:lvl>
+    <w:lvl w:ilvl="1" w:tplc="40090003" w:tentative="1">
+      <w:start w:val="1"/>
+      <w:numFmt w:val="bullet"/>
+      <w:lvlText w:val="o"/>
+      <w:lvlJc w:val="left"/>
+      <w:pPr>
+        <w:ind w:left="1440" w:hanging="360"/>
+      </w:pPr>
+      <w:rPr>
+        <w:rFonts w:ascii="Courier New" w:hAnsi="Courier New" w:cs="Courier New" w:hint="default"/>
+      </w:rPr>
+    </w:lvl>
+    <w:lvl w:ilvl="2" w:tplc="40090005" w:tentative="1">
+      <w:start w:val="1"/>
+      <w:numFmt w:val="bullet"/>
+      <w:lvlText w:val=""/>
+      <w:lvlJc w:val="left"/>
+      <w:pPr>
+        <w:ind w:left="2160" w:hanging="360"/>
+      </w:pPr>
+      <w:rPr>
+        <w:rFonts w:ascii="Wingdings" w:hAnsi="Wingdings" w:hint="default"/>
+      </w:rPr>
+    </w:lvl>
+    <w:lvl w:ilvl="3" w:tplc="40090001" w:tentative="1">
+      <w:start w:val="1"/>
+      <w:numFmt w:val="bullet"/>
+      <w:lvlText w:val=""/>
+      <w:lvlJc w:val="left"/>
+      <w:pPr>
+        <w:ind w:left="2880" w:hanging="360"/>
+      </w:pPr>
+      <w:rPr>
+        <w:rFonts w:ascii="Symbol" w:hAnsi="Symbol" w:hint="default"/>
+      </w:rPr>
+    </w:lvl>
+    <w:lvl w:ilvl="4" w:tplc="40090003" w:tentative="1">
+      <w:start w:val="1"/>
+      <w:numFmt w:val="bullet"/>
+      <w:lvlText w:val="o"/>
+      <w:lvlJc w:val="left"/>
+      <w:pPr>
+        <w:ind w:left="3600" w:hanging="360"/>
+      </w:pPr>
+      <w:rPr>
+        <w:rFonts w:ascii="Courier New" w:hAnsi="Courier New" w:cs="Courier New" w:hint="default"/>
+      </w:rPr>
+    </w:lvl>
+    <w:lvl w:ilvl="5" w:tplc="40090005" w:tentative="1">
+      <w:start w:val="1"/>
+      <w:numFmt w:val="bullet"/>
+      <w:lvlText w:val=""/>
+      <w:lvlJc w:val="left"/>
+      <w:pPr>
+        <w:ind w:left="4320" w:hanging="360"/>
+      </w:pPr>
+      <w:rPr>
+        <w:rFonts w:ascii="Wingdings" w:hAnsi="Wingdings" w:hint="default"/>
+      </w:rPr>
+    </w:lvl>
+    <w:lvl w:ilvl="6" w:tplc="40090001" w:tentative="1">
+      <w:start w:val="1"/>
+      <w:numFmt w:val="bullet"/>
+      <w:lvlText w:val=""/>
+      <w:lvlJc w:val="left"/>
+      <w:pPr>
+        <w:ind w:left="5040" w:hanging="360"/>
+      </w:pPr>
+      <w:rPr>
+        <w:rFonts w:ascii="Symbol" w:hAnsi="Symbol" w:hint="default"/>
+      </w:rPr>
+    </w:lvl>
+    <w:lvl w:ilvl="7" w:tplc="40090003" w:tentative="1">
+      <w:start w:val="1"/>
+      <w:numFmt w:val="bullet"/>
+      <w:lvlText w:val="o"/>
+      <w:lvlJc w:val="left"/>
+      <w:pPr>
+        <w:ind w:left="5760" w:hanging="360"/>
+      </w:pPr>
+      <w:rPr>
+        <w:rFonts w:ascii="Courier New" w:hAnsi="Courier New" w:cs="Courier New" w:hint="default"/>
+      </w:rPr>
+    </w:lvl>
+    <w:lvl w:ilvl="8" w:tplc="40090005" w:tentative="1">
+      <w:start w:val="1"/>
+      <w:numFmt w:val="bullet"/>
+      <w:lvlText w:val=""/>
+      <w:lvlJc w:val="left"/>
+      <w:pPr>
+        <w:ind w:left="6480" w:hanging="360"/>
+      </w:pPr>
+      <w:rPr>
+        <w:rFonts w:ascii="Wingdings" w:hAnsi="Wingdings" w:hint="default"/>
+      </w:rPr>
+    </w:lvl>
+  </w:abstractNum>
+  <w:abstractNum w:abstractNumId="14" w15:restartNumberingAfterBreak="0">
     <w:nsid w:val="1BE421B5"/>
     <w:multiLevelType w:val="multilevel"/>
     <w:tmpl w:val="C982125A"/>
@@ -7962,7 +14309,7 @@
       </w:rPr>
     </w:lvl>
   </w:abstractNum>
-  <w:abstractNum w:abstractNumId="13" w15:restartNumberingAfterBreak="0">
+  <w:abstractNum w:abstractNumId="15" w15:restartNumberingAfterBreak="0">
     <w:nsid w:val="1DAD3B0C"/>
     <w:multiLevelType w:val="hybridMultilevel"/>
     <w:tmpl w:val="E1D425E4"/>
@@ -8075,7 +14422,96 @@
       </w:rPr>
     </w:lvl>
   </w:abstractNum>
-  <w:abstractNum w:abstractNumId="14" w15:restartNumberingAfterBreak="0">
+  <w:abstractNum w:abstractNumId="16" w15:restartNumberingAfterBreak="0">
+    <w:nsid w:val="1E5026C5"/>
+    <w:multiLevelType w:val="hybridMultilevel"/>
+    <w:tmpl w:val="A7FE42D0"/>
+    <w:lvl w:ilvl="0" w:tplc="AFBC6CF4">
+      <w:start w:val="1"/>
+      <w:numFmt w:val="decimal"/>
+      <w:lvlText w:val="%1."/>
+      <w:lvlJc w:val="left"/>
+      <w:pPr>
+        <w:ind w:left="720" w:hanging="360"/>
+      </w:pPr>
+      <w:rPr>
+        <w:rFonts w:hint="default"/>
+      </w:rPr>
+    </w:lvl>
+    <w:lvl w:ilvl="1" w:tplc="40090019" w:tentative="1">
+      <w:start w:val="1"/>
+      <w:numFmt w:val="lowerLetter"/>
+      <w:lvlText w:val="%2."/>
+      <w:lvlJc w:val="left"/>
+      <w:pPr>
+        <w:ind w:left="1440" w:hanging="360"/>
+      </w:pPr>
+    </w:lvl>
+    <w:lvl w:ilvl="2" w:tplc="4009001B" w:tentative="1">
+      <w:start w:val="1"/>
+      <w:numFmt w:val="lowerRoman"/>
+      <w:lvlText w:val="%3."/>
+      <w:lvlJc w:val="right"/>
+      <w:pPr>
+        <w:ind w:left="2160" w:hanging="180"/>
+      </w:pPr>
+    </w:lvl>
+    <w:lvl w:ilvl="3" w:tplc="4009000F" w:tentative="1">
+      <w:start w:val="1"/>
+      <w:numFmt w:val="decimal"/>
+      <w:lvlText w:val="%4."/>
+      <w:lvlJc w:val="left"/>
+      <w:pPr>
+        <w:ind w:left="2880" w:hanging="360"/>
+      </w:pPr>
+    </w:lvl>
+    <w:lvl w:ilvl="4" w:tplc="40090019" w:tentative="1">
+      <w:start w:val="1"/>
+      <w:numFmt w:val="lowerLetter"/>
+      <w:lvlText w:val="%5."/>
+      <w:lvlJc w:val="left"/>
+      <w:pPr>
+        <w:ind w:left="3600" w:hanging="360"/>
+      </w:pPr>
+    </w:lvl>
+    <w:lvl w:ilvl="5" w:tplc="4009001B" w:tentative="1">
+      <w:start w:val="1"/>
+      <w:numFmt w:val="lowerRoman"/>
+      <w:lvlText w:val="%6."/>
+      <w:lvlJc w:val="right"/>
+      <w:pPr>
+        <w:ind w:left="4320" w:hanging="180"/>
+      </w:pPr>
+    </w:lvl>
+    <w:lvl w:ilvl="6" w:tplc="4009000F" w:tentative="1">
+      <w:start w:val="1"/>
+      <w:numFmt w:val="decimal"/>
+      <w:lvlText w:val="%7."/>
+      <w:lvlJc w:val="left"/>
+      <w:pPr>
+        <w:ind w:left="5040" w:hanging="360"/>
+      </w:pPr>
+    </w:lvl>
+    <w:lvl w:ilvl="7" w:tplc="40090019" w:tentative="1">
+      <w:start w:val="1"/>
+      <w:numFmt w:val="lowerLetter"/>
+      <w:lvlText w:val="%8."/>
+      <w:lvlJc w:val="left"/>
+      <w:pPr>
+        <w:ind w:left="5760" w:hanging="360"/>
+      </w:pPr>
+    </w:lvl>
+    <w:lvl w:ilvl="8" w:tplc="4009001B" w:tentative="1">
+      <w:start w:val="1"/>
+      <w:numFmt w:val="lowerRoman"/>
+      <w:lvlText w:val="%9."/>
+      <w:lvlJc w:val="right"/>
+      <w:pPr>
+        <w:ind w:left="6480" w:hanging="180"/>
+      </w:pPr>
+    </w:lvl>
+  </w:abstractNum>
+  <w:abstractNum w:abstractNumId="17" w15:restartNumberingAfterBreak="0">
     <w:nsid w:val="20B620E6"/>
     <w:multiLevelType w:val="multilevel"/>
     <w:tmpl w:val="847C20E8"/>
@@ -8224,7 +14660,96 @@
       </w:rPr>
     </w:lvl>
   </w:abstractNum>
-  <w:abstractNum w:abstractNumId="15" w15:restartNumberingAfterBreak="0">
+  <w:abstractNum w:abstractNumId="18" w15:restartNumberingAfterBreak="0">
+    <w:nsid w:val="23495646"/>
+    <w:multiLevelType w:val="hybridMultilevel"/>
+    <w:tmpl w:val="855C95BE"/>
+    <w:lvl w:ilvl="0" w:tplc="A0F68824">
+      <w:start w:val="1"/>
+      <w:numFmt w:val="decimal"/>
+      <w:lvlText w:val="%1."/>
+      <w:lvlJc w:val="left"/>
+      <w:pPr>
+        <w:ind w:left="720" w:hanging="360"/>
+      </w:pPr>
+      <w:rPr>
+        <w:rFonts w:hint="default"/>
+      </w:rPr>
+    </w:lvl>
+    <w:lvl w:ilvl="1" w:tplc="FFFFFFFF" w:tentative="1">
+      <w:start w:val="1"/>
+      <w:numFmt w:val="lowerLetter"/>
+      <w:lvlText w:val="%2."/>
+      <w:lvlJc w:val="left"/>
+      <w:pPr>
+        <w:ind w:left="1440" w:hanging="360"/>
+      </w:pPr>
+    </w:lvl>
+    <w:lvl w:ilvl="2" w:tplc="FFFFFFFF" w:tentative="1">
+      <w:start w:val="1"/>
+      <w:numFmt w:val="lowerRoman"/>
+      <w:lvlText w:val="%3."/>
+      <w:lvlJc w:val="right"/>
+      <w:pPr>
+        <w:ind w:left="2160" w:hanging="180"/>
+      </w:pPr>
+    </w:lvl>
+    <w:lvl w:ilvl="3" w:tplc="FFFFFFFF" w:tentative="1">
+      <w:start w:val="1"/>
+      <w:numFmt w:val="decimal"/>
+      <w:lvlText w:val="%4."/>
+      <w:lvlJc w:val="left"/>
+      <w:pPr>
+        <w:ind w:left="2880" w:hanging="360"/>
+      </w:pPr>
+    </w:lvl>
+    <w:lvl w:ilvl="4" w:tplc="FFFFFFFF" w:tentative="1">
+      <w:start w:val="1"/>
+      <w:numFmt w:val="lowerLetter"/>
+      <w:lvlText w:val="%5."/>
+      <w:lvlJc w:val="left"/>
+      <w:pPr>
+        <w:ind w:left="3600" w:hanging="360"/>
+      </w:pPr>
+    </w:lvl>
+    <w:lvl w:ilvl="5" w:tplc="FFFFFFFF" w:tentative="1">
+      <w:start w:val="1"/>
+      <w:numFmt w:val="lowerRoman"/>
+      <w:lvlText w:val="%6."/>
+      <w:lvlJc w:val="right"/>
+      <w:pPr>
+        <w:ind w:left="4320" w:hanging="180"/>
+      </w:pPr>
+    </w:lvl>
+    <w:lvl w:ilvl="6" w:tplc="FFFFFFFF" w:tentative="1">
+      <w:start w:val="1"/>
+      <w:numFmt w:val="decimal"/>
+      <w:lvlText w:val="%7."/>
+      <w:lvlJc w:val="left"/>
+      <w:pPr>
+        <w:ind w:left="5040" w:hanging="360"/>
+      </w:pPr>
+    </w:lvl>
+    <w:lvl w:ilvl="7" w:tplc="FFFFFFFF" w:tentative="1">
+      <w:start w:val="1"/>
+      <w:numFmt w:val="lowerLetter"/>
+      <w:lvlText w:val="%8."/>
+      <w:lvlJc w:val="left"/>
+      <w:pPr>
+        <w:ind w:left="5760" w:hanging="360"/>
+      </w:pPr>
+    </w:lvl>
+    <w:lvl w:ilvl="8" w:tplc="FFFFFFFF" w:tentative="1">
+      <w:start w:val="1"/>
+      <w:numFmt w:val="lowerRoman"/>
+      <w:lvlText w:val="%9."/>
+      <w:lvlJc w:val="right"/>
+      <w:pPr>
+        <w:ind w:left="6480" w:hanging="180"/>
+      </w:pPr>
+    </w:lvl>
+  </w:abstractNum>
+  <w:abstractNum w:abstractNumId="19" w15:restartNumberingAfterBreak="0">
     <w:nsid w:val="25BC5BB3"/>
     <w:multiLevelType w:val="hybridMultilevel"/>
     <w:tmpl w:val="7426445C"/>
@@ -8337,7 +14862,7 @@
       </w:rPr>
     </w:lvl>
   </w:abstractNum>
-  <w:abstractNum w:abstractNumId="16" w15:restartNumberingAfterBreak="0">
+  <w:abstractNum w:abstractNumId="20" w15:restartNumberingAfterBreak="0">
     <w:nsid w:val="2C87674B"/>
     <w:multiLevelType w:val="hybridMultilevel"/>
     <w:tmpl w:val="E1B45CA0"/>
@@ -8450,7 +14975,7 @@
       </w:rPr>
     </w:lvl>
   </w:abstractNum>
-  <w:abstractNum w:abstractNumId="17" w15:restartNumberingAfterBreak="0">
+  <w:abstractNum w:abstractNumId="21" w15:restartNumberingAfterBreak="0">
     <w:nsid w:val="31764BDD"/>
     <w:multiLevelType w:val="hybridMultilevel"/>
     <w:tmpl w:val="211EF5B2"/>
@@ -8536,7 +15061,96 @@
       </w:pPr>
     </w:lvl>
   </w:abstractNum>
-  <w:abstractNum w:abstractNumId="18" w15:restartNumberingAfterBreak="0">
+  <w:abstractNum w:abstractNumId="22" w15:restartNumberingAfterBreak="0">
+    <w:nsid w:val="327A3D5B"/>
+    <w:multiLevelType w:val="hybridMultilevel"/>
+    <w:tmpl w:val="F878DAD0"/>
+    <w:lvl w:ilvl="0" w:tplc="A596E82A">
+      <w:start w:val="1"/>
+      <w:numFmt w:val="decimal"/>
+      <w:lvlText w:val="%1."/>
+      <w:lvlJc w:val="left"/>
+      <w:pPr>
+        <w:ind w:left="720" w:hanging="360"/>
+      </w:pPr>
+      <w:rPr>
+        <w:rFonts w:hint="default"/>
+      </w:rPr>
+    </w:lvl>
+    <w:lvl w:ilvl="1" w:tplc="FFFFFFFF" w:tentative="1">
+      <w:start w:val="1"/>
+      <w:numFmt w:val="lowerLetter"/>
+      <w:lvlText w:val="%2."/>
+      <w:lvlJc w:val="left"/>
+      <w:pPr>
+        <w:ind w:left="1440" w:hanging="360"/>
+      </w:pPr>
+    </w:lvl>
+    <w:lvl w:ilvl="2" w:tplc="FFFFFFFF" w:tentative="1">
+      <w:start w:val="1"/>
+      <w:numFmt w:val="lowerRoman"/>
+      <w:lvlText w:val="%3."/>
+      <w:lvlJc w:val="right"/>
+      <w:pPr>
+        <w:ind w:left="2160" w:hanging="180"/>
+      </w:pPr>
+    </w:lvl>
+    <w:lvl w:ilvl="3" w:tplc="FFFFFFFF" w:tentative="1">
+      <w:start w:val="1"/>
+      <w:numFmt w:val="decimal"/>
+      <w:lvlText w:val="%4."/>
+      <w:lvlJc w:val="left"/>
+      <w:pPr>
+        <w:ind w:left="2880" w:hanging="360"/>
+      </w:pPr>
+    </w:lvl>
+    <w:lvl w:ilvl="4" w:tplc="FFFFFFFF" w:tentative="1">
+      <w:start w:val="1"/>
+      <w:numFmt w:val="lowerLetter"/>
+      <w:lvlText w:val="%5."/>
+      <w:lvlJc w:val="left"/>
+      <w:pPr>
+        <w:ind w:left="3600" w:hanging="360"/>
+      </w:pPr>
+    </w:lvl>
+    <w:lvl w:ilvl="5" w:tplc="FFFFFFFF" w:tentative="1">
+      <w:start w:val="1"/>
+      <w:numFmt w:val="lowerRoman"/>
+      <w:lvlText w:val="%6."/>
+      <w:lvlJc w:val="right"/>
+      <w:pPr>
+        <w:ind w:left="4320" w:hanging="180"/>
+      </w:pPr>
+    </w:lvl>
+    <w:lvl w:ilvl="6" w:tplc="FFFFFFFF" w:tentative="1">
+      <w:start w:val="1"/>
+      <w:numFmt w:val="decimal"/>
+      <w:lvlText w:val="%7."/>
+      <w:lvlJc w:val="left"/>
+      <w:pPr>
+        <w:ind w:left="5040" w:hanging="360"/>
+      </w:pPr>
+    </w:lvl>
+    <w:lvl w:ilvl="7" w:tplc="FFFFFFFF" w:tentative="1">
+      <w:start w:val="1"/>
+      <w:numFmt w:val="lowerLetter"/>
+      <w:lvlText w:val="%8."/>
+      <w:lvlJc w:val="left"/>
+      <w:pPr>
+        <w:ind w:left="5760" w:hanging="360"/>
+      </w:pPr>
+    </w:lvl>
+    <w:lvl w:ilvl="8" w:tplc="FFFFFFFF" w:tentative="1">
+      <w:start w:val="1"/>
+      <w:numFmt w:val="lowerRoman"/>
+      <w:lvlText w:val="%9."/>
+      <w:lvlJc w:val="right"/>
+      <w:pPr>
+        <w:ind w:left="6480" w:hanging="180"/>
+      </w:pPr>
+    </w:lvl>
+  </w:abstractNum>
+  <w:abstractNum w:abstractNumId="23" w15:restartNumberingAfterBreak="0">
     <w:nsid w:val="32E06722"/>
     <w:multiLevelType w:val="multilevel"/>
     <w:tmpl w:val="92ECCB5E"/>
@@ -8685,7 +15299,7 @@
       </w:rPr>
     </w:lvl>
   </w:abstractNum>
-  <w:abstractNum w:abstractNumId="19" w15:restartNumberingAfterBreak="0">
+  <w:abstractNum w:abstractNumId="24" w15:restartNumberingAfterBreak="0">
     <w:nsid w:val="33823E79"/>
     <w:multiLevelType w:val="hybridMultilevel"/>
     <w:tmpl w:val="CB2CE722"/>
@@ -8798,7 +15412,245 @@
       </w:rPr>
     </w:lvl>
   </w:abstractNum>
-  <w:abstractNum w:abstractNumId="20" w15:restartNumberingAfterBreak="0">
+  <w:abstractNum w:abstractNumId="25" w15:restartNumberingAfterBreak="0">
+    <w:nsid w:val="3907711F"/>
+    <w:multiLevelType w:val="hybridMultilevel"/>
+    <w:tmpl w:val="174AE800"/>
+    <w:lvl w:ilvl="0" w:tplc="4009000F">
+      <w:start w:val="1"/>
+      <w:numFmt w:val="decimal"/>
+      <w:lvlText w:val="%1."/>
+      <w:lvlJc w:val="left"/>
+      <w:pPr>
+        <w:ind w:left="720" w:hanging="360"/>
+      </w:pPr>
+      <w:rPr>
+        <w:rFonts w:hint="default"/>
+      </w:rPr>
+    </w:lvl>
+    <w:lvl w:ilvl="1" w:tplc="40090019" w:tentative="1">
+      <w:start w:val="1"/>
+      <w:numFmt w:val="lowerLetter"/>
+      <w:lvlText w:val="%2."/>
+      <w:lvlJc w:val="left"/>
+      <w:pPr>
+        <w:ind w:left="1440" w:hanging="360"/>
+      </w:pPr>
+    </w:lvl>
+    <w:lvl w:ilvl="2" w:tplc="4009001B" w:tentative="1">
+      <w:start w:val="1"/>
+      <w:numFmt w:val="lowerRoman"/>
+      <w:lvlText w:val="%3."/>
+      <w:lvlJc w:val="right"/>
+      <w:pPr>
+        <w:ind w:left="2160" w:hanging="180"/>
+      </w:pPr>
+    </w:lvl>
+    <w:lvl w:ilvl="3" w:tplc="4009000F" w:tentative="1">
+      <w:start w:val="1"/>
+      <w:numFmt w:val="decimal"/>
+      <w:lvlText w:val="%4."/>
+      <w:lvlJc w:val="left"/>
+      <w:pPr>
+        <w:ind w:left="2880" w:hanging="360"/>
+      </w:pPr>
+    </w:lvl>
+    <w:lvl w:ilvl="4" w:tplc="40090019" w:tentative="1">
+      <w:start w:val="1"/>
+      <w:numFmt w:val="lowerLetter"/>
+      <w:lvlText w:val="%5."/>
+      <w:lvlJc w:val="left"/>
+      <w:pPr>
+        <w:ind w:left="3600" w:hanging="360"/>
+      </w:pPr>
+    </w:lvl>
+    <w:lvl w:ilvl="5" w:tplc="4009001B" w:tentative="1">
+      <w:start w:val="1"/>
+      <w:numFmt w:val="lowerRoman"/>
+      <w:lvlText w:val="%6."/>
+      <w:lvlJc w:val="right"/>
+      <w:pPr>
+        <w:ind w:left="4320" w:hanging="180"/>
+      </w:pPr>
+    </w:lvl>
+    <w:lvl w:ilvl="6" w:tplc="4009000F" w:tentative="1">
+      <w:start w:val="1"/>
+      <w:numFmt w:val="decimal"/>
+      <w:lvlText w:val="%7."/>
+      <w:lvlJc w:val="left"/>
+      <w:pPr>
+        <w:ind w:left="5040" w:hanging="360"/>
+      </w:pPr>
+    </w:lvl>
+    <w:lvl w:ilvl="7" w:tplc="40090019" w:tentative="1">
+      <w:start w:val="1"/>
+      <w:numFmt w:val="lowerLetter"/>
+      <w:lvlText w:val="%8."/>
+      <w:lvlJc w:val="left"/>
+      <w:pPr>
+        <w:ind w:left="5760" w:hanging="360"/>
+      </w:pPr>
+    </w:lvl>
+    <w:lvl w:ilvl="8" w:tplc="4009001B" w:tentative="1">
+      <w:start w:val="1"/>
+      <w:numFmt w:val="lowerRoman"/>
+      <w:lvlText w:val="%9."/>
+      <w:lvlJc w:val="right"/>
+      <w:pPr>
+        <w:ind w:left="6480" w:hanging="180"/>
+      </w:pPr>
+    </w:lvl>
+  </w:abstractNum>
+  <w:abstractNum w:abstractNumId="26" w15:restartNumberingAfterBreak="0">
+    <w:nsid w:val="3A2E41A7"/>
+    <w:multiLevelType w:val="multilevel"/>
+    <w:tmpl w:val="E83E291A"/>
+    <w:lvl w:ilvl="0">
+      <w:start w:val="1"/>
+      <w:numFmt w:val="bullet"/>
+      <w:lvlText w:val=""/>
+      <w:lvlJc w:val="left"/>
+      <w:pPr>
+        <w:tabs>
+          <w:tab w:val="num" w:pos="720"/>
+        </w:tabs>
+        <w:ind w:left="720" w:hanging="360"/>
+      </w:pPr>
+      <w:rPr>
+        <w:rFonts w:ascii="Symbol" w:hAnsi="Symbol" w:hint="default"/>
+        <w:sz w:val="20"/>
+      </w:rPr>
+    </w:lvl>
+    <w:lvl w:ilvl="1" w:tentative="1">
+      <w:start w:val="1"/>
+      <w:numFmt w:val="bullet"/>
+      <w:lvlText w:val="o"/>
+      <w:lvlJc w:val="left"/>
+      <w:pPr>
+        <w:tabs>
+          <w:tab w:val="num" w:pos="1440"/>
+        </w:tabs>
+        <w:ind w:left="1440" w:hanging="360"/>
+      </w:pPr>
+      <w:rPr>
+        <w:rFonts w:ascii="Courier New" w:hAnsi="Courier New" w:hint="default"/>
+        <w:sz w:val="20"/>
+      </w:rPr>
+    </w:lvl>
+    <w:lvl w:ilvl="2" w:tentative="1">
+      <w:start w:val="1"/>
+      <w:numFmt w:val="bullet"/>
+      <w:lvlText w:val=""/>
+      <w:lvlJc w:val="left"/>
+      <w:pPr>
+        <w:tabs>
+          <w:tab w:val="num" w:pos="2160"/>
+        </w:tabs>
+        <w:ind w:left="2160" w:hanging="360"/>
+      </w:pPr>
+      <w:rPr>
+        <w:rFonts w:ascii="Wingdings" w:hAnsi="Wingdings" w:hint="default"/>
+        <w:sz w:val="20"/>
+      </w:rPr>
+    </w:lvl>
+    <w:lvl w:ilvl="3" w:tentative="1">
+      <w:start w:val="1"/>
+      <w:numFmt w:val="bullet"/>
+      <w:lvlText w:val=""/>
+      <w:lvlJc w:val="left"/>
+      <w:pPr>
+        <w:tabs>
+          <w:tab w:val="num" w:pos="2880"/>
+        </w:tabs>
+        <w:ind w:left="2880" w:hanging="360"/>
+      </w:pPr>
+      <w:rPr>
+        <w:rFonts w:ascii="Wingdings" w:hAnsi="Wingdings" w:hint="default"/>
+        <w:sz w:val="20"/>
+      </w:rPr>
+    </w:lvl>
+    <w:lvl w:ilvl="4" w:tentative="1">
+      <w:start w:val="1"/>
+      <w:numFmt w:val="bullet"/>
+      <w:lvlText w:val=""/>
+      <w:lvlJc w:val="left"/>
+      <w:pPr>
+        <w:tabs>
+          <w:tab w:val="num" w:pos="3600"/>
+        </w:tabs>
+        <w:ind w:left="3600" w:hanging="360"/>
+      </w:pPr>
+      <w:rPr>
+        <w:rFonts w:ascii="Wingdings" w:hAnsi="Wingdings" w:hint="default"/>
+        <w:sz w:val="20"/>
+      </w:rPr>
+    </w:lvl>
+    <w:lvl w:ilvl="5" w:tentative="1">
+      <w:start w:val="1"/>
+      <w:numFmt w:val="bullet"/>
+      <w:lvlText w:val=""/>
+      <w:lvlJc w:val="left"/>
+      <w:pPr>
+        <w:tabs>
+          <w:tab w:val="num" w:pos="4320"/>
+        </w:tabs>
+        <w:ind w:left="4320" w:hanging="360"/>
+      </w:pPr>
+      <w:rPr>
+        <w:rFonts w:ascii="Wingdings" w:hAnsi="Wingdings" w:hint="default"/>
+        <w:sz w:val="20"/>
+      </w:rPr>
+    </w:lvl>
+    <w:lvl w:ilvl="6" w:tentative="1">
+      <w:start w:val="1"/>
+      <w:numFmt w:val="bullet"/>
+      <w:lvlText w:val=""/>
+      <w:lvlJc w:val="left"/>
+      <w:pPr>
+        <w:tabs>
+          <w:tab w:val="num" w:pos="5040"/>
+        </w:tabs>
+        <w:ind w:left="5040" w:hanging="360"/>
+      </w:pPr>
+      <w:rPr>
+        <w:rFonts w:ascii="Wingdings" w:hAnsi="Wingdings" w:hint="default"/>
+        <w:sz w:val="20"/>
+      </w:rPr>
+    </w:lvl>
+    <w:lvl w:ilvl="7" w:tentative="1">
+      <w:start w:val="1"/>
+      <w:numFmt w:val="bullet"/>
+      <w:lvlText w:val=""/>
+      <w:lvlJc w:val="left"/>
+      <w:pPr>
+        <w:tabs>
+          <w:tab w:val="num" w:pos="5760"/>
+        </w:tabs>
+        <w:ind w:left="5760" w:hanging="360"/>
+      </w:pPr>
+      <w:rPr>
+        <w:rFonts w:ascii="Wingdings" w:hAnsi="Wingdings" w:hint="default"/>
+        <w:sz w:val="20"/>
+      </w:rPr>
+    </w:lvl>
+    <w:lvl w:ilvl="8" w:tentative="1">
+      <w:start w:val="1"/>
+      <w:numFmt w:val="bullet"/>
+      <w:lvlText w:val=""/>
+      <w:lvlJc w:val="left"/>
+      <w:pPr>
+        <w:tabs>
+          <w:tab w:val="num" w:pos="6480"/>
+        </w:tabs>
+        <w:ind w:left="6480" w:hanging="360"/>
+      </w:pPr>
+      <w:rPr>
+        <w:rFonts w:ascii="Wingdings" w:hAnsi="Wingdings" w:hint="default"/>
+        <w:sz w:val="20"/>
+      </w:rPr>
+    </w:lvl>
+  </w:abstractNum>
+  <w:abstractNum w:abstractNumId="27" w15:restartNumberingAfterBreak="0">
     <w:nsid w:val="3B0F70E7"/>
     <w:multiLevelType w:val="hybridMultilevel"/>
     <w:tmpl w:val="1EFCF3F6"/>
@@ -8911,7 +15763,7 @@
       </w:rPr>
     </w:lvl>
   </w:abstractNum>
-  <w:abstractNum w:abstractNumId="21" w15:restartNumberingAfterBreak="0">
+  <w:abstractNum w:abstractNumId="28" w15:restartNumberingAfterBreak="0">
     <w:nsid w:val="40083525"/>
     <w:multiLevelType w:val="hybridMultilevel"/>
     <w:tmpl w:val="2BF47F8C"/>
@@ -9024,7 +15876,295 @@
       </w:rPr>
     </w:lvl>
   </w:abstractNum>
-  <w:abstractNum w:abstractNumId="22" w15:restartNumberingAfterBreak="0">
+  <w:abstractNum w:abstractNumId="29" w15:restartNumberingAfterBreak="0">
+    <w:nsid w:val="43056B48"/>
+    <w:multiLevelType w:val="hybridMultilevel"/>
+    <w:tmpl w:val="E662C5C4"/>
+    <w:lvl w:ilvl="0" w:tplc="40090001">
+      <w:start w:val="1"/>
+      <w:numFmt w:val="bullet"/>
+      <w:lvlText w:val=""/>
+      <w:lvlJc w:val="left"/>
+      <w:pPr>
+        <w:ind w:left="720" w:hanging="360"/>
+      </w:pPr>
+      <w:rPr>
+        <w:rFonts w:ascii="Symbol" w:hAnsi="Symbol" w:hint="default"/>
+      </w:rPr>
+    </w:lvl>
+    <w:lvl w:ilvl="1" w:tplc="40090003" w:tentative="1">
+      <w:start w:val="1"/>
+      <w:numFmt w:val="bullet"/>
+      <w:lvlText w:val="o"/>
+      <w:lvlJc w:val="left"/>
+      <w:pPr>
+        <w:ind w:left="1440" w:hanging="360"/>
+      </w:pPr>
+      <w:rPr>
+        <w:rFonts w:ascii="Courier New" w:hAnsi="Courier New" w:cs="Courier New" w:hint="default"/>
+      </w:rPr>
+    </w:lvl>
+    <w:lvl w:ilvl="2" w:tplc="40090005" w:tentative="1">
+      <w:start w:val="1"/>
+      <w:numFmt w:val="bullet"/>
+      <w:lvlText w:val=""/>
+      <w:lvlJc w:val="left"/>
+      <w:pPr>
+        <w:ind w:left="2160" w:hanging="360"/>
+      </w:pPr>
+      <w:rPr>
+        <w:rFonts w:ascii="Wingdings" w:hAnsi="Wingdings" w:hint="default"/>
+      </w:rPr>
+    </w:lvl>
+    <w:lvl w:ilvl="3" w:tplc="40090001" w:tentative="1">
+      <w:start w:val="1"/>
+      <w:numFmt w:val="bullet"/>
+      <w:lvlText w:val=""/>
+      <w:lvlJc w:val="left"/>
+      <w:pPr>
+        <w:ind w:left="2880" w:hanging="360"/>
+      </w:pPr>
+      <w:rPr>
+        <w:rFonts w:ascii="Symbol" w:hAnsi="Symbol" w:hint="default"/>
+      </w:rPr>
+    </w:lvl>
+    <w:lvl w:ilvl="4" w:tplc="40090003" w:tentative="1">
+      <w:start w:val="1"/>
+      <w:numFmt w:val="bullet"/>
+      <w:lvlText w:val="o"/>
+      <w:lvlJc w:val="left"/>
+      <w:pPr>
+        <w:ind w:left="3600" w:hanging="360"/>
+      </w:pPr>
+      <w:rPr>
+        <w:rFonts w:ascii="Courier New" w:hAnsi="Courier New" w:cs="Courier New" w:hint="default"/>
+      </w:rPr>
+    </w:lvl>
+    <w:lvl w:ilvl="5" w:tplc="40090005" w:tentative="1">
+      <w:start w:val="1"/>
+      <w:numFmt w:val="bullet"/>
+      <w:lvlText w:val=""/>
+      <w:lvlJc w:val="left"/>
+      <w:pPr>
+        <w:ind w:left="4320" w:hanging="360"/>
+      </w:pPr>
+      <w:rPr>
+        <w:rFonts w:ascii="Wingdings" w:hAnsi="Wingdings" w:hint="default"/>
+      </w:rPr>
+    </w:lvl>
+    <w:lvl w:ilvl="6" w:tplc="40090001" w:tentative="1">
+      <w:start w:val="1"/>
+      <w:numFmt w:val="bullet"/>
+      <w:lvlText w:val=""/>
+      <w:lvlJc w:val="left"/>
+      <w:pPr>
+        <w:ind w:left="5040" w:hanging="360"/>
+      </w:pPr>
+      <w:rPr>
+        <w:rFonts w:ascii="Symbol" w:hAnsi="Symbol" w:hint="default"/>
+      </w:rPr>
+    </w:lvl>
+    <w:lvl w:ilvl="7" w:tplc="40090003" w:tentative="1">
+      <w:start w:val="1"/>
+      <w:numFmt w:val="bullet"/>
+      <w:lvlText w:val="o"/>
+      <w:lvlJc w:val="left"/>
+      <w:pPr>
+        <w:ind w:left="5760" w:hanging="360"/>
+      </w:pPr>
+      <w:rPr>
+        <w:rFonts w:ascii="Courier New" w:hAnsi="Courier New" w:cs="Courier New" w:hint="default"/>
+      </w:rPr>
+    </w:lvl>
+    <w:lvl w:ilvl="8" w:tplc="40090005" w:tentative="1">
+      <w:start w:val="1"/>
+      <w:numFmt w:val="bullet"/>
+      <w:lvlText w:val=""/>
+      <w:lvlJc w:val="left"/>
+      <w:pPr>
+        <w:ind w:left="6480" w:hanging="360"/>
+      </w:pPr>
+      <w:rPr>
+        <w:rFonts w:ascii="Wingdings" w:hAnsi="Wingdings" w:hint="default"/>
+      </w:rPr>
+    </w:lvl>
+  </w:abstractNum>
+  <w:abstractNum w:abstractNumId="30" w15:restartNumberingAfterBreak="0">
+    <w:nsid w:val="46B00DB2"/>
+    <w:multiLevelType w:val="hybridMultilevel"/>
+    <w:tmpl w:val="3BFA2DEC"/>
+    <w:lvl w:ilvl="0" w:tplc="F8C400A4">
+      <w:start w:val="1"/>
+      <w:numFmt w:val="decimal"/>
+      <w:lvlText w:val="%1."/>
+      <w:lvlJc w:val="left"/>
+      <w:pPr>
+        <w:ind w:left="720" w:hanging="360"/>
+      </w:pPr>
+      <w:rPr>
+        <w:rFonts w:hint="default"/>
+      </w:rPr>
+    </w:lvl>
+    <w:lvl w:ilvl="1" w:tplc="40090019" w:tentative="1">
+      <w:start w:val="1"/>
+      <w:numFmt w:val="lowerLetter"/>
+      <w:lvlText w:val="%2."/>
+      <w:lvlJc w:val="left"/>
+      <w:pPr>
+        <w:ind w:left="1440" w:hanging="360"/>
+      </w:pPr>
+    </w:lvl>
+    <w:lvl w:ilvl="2" w:tplc="4009001B" w:tentative="1">
+      <w:start w:val="1"/>
+      <w:numFmt w:val="lowerRoman"/>
+      <w:lvlText w:val="%3."/>
+      <w:lvlJc w:val="right"/>
+      <w:pPr>
+        <w:ind w:left="2160" w:hanging="180"/>
+      </w:pPr>
+    </w:lvl>
+    <w:lvl w:ilvl="3" w:tplc="4009000F" w:tentative="1">
+      <w:start w:val="1"/>
+      <w:numFmt w:val="decimal"/>
+      <w:lvlText w:val="%4."/>
+      <w:lvlJc w:val="left"/>
+      <w:pPr>
+        <w:ind w:left="2880" w:hanging="360"/>
+      </w:pPr>
+    </w:lvl>
+    <w:lvl w:ilvl="4" w:tplc="40090019" w:tentative="1">
+      <w:start w:val="1"/>
+      <w:numFmt w:val="lowerLetter"/>
+      <w:lvlText w:val="%5."/>
+      <w:lvlJc w:val="left"/>
+      <w:pPr>
+        <w:ind w:left="3600" w:hanging="360"/>
+      </w:pPr>
+    </w:lvl>
+    <w:lvl w:ilvl="5" w:tplc="4009001B" w:tentative="1">
+      <w:start w:val="1"/>
+      <w:numFmt w:val="lowerRoman"/>
+      <w:lvlText w:val="%6."/>
+      <w:lvlJc w:val="right"/>
+      <w:pPr>
+        <w:ind w:left="4320" w:hanging="180"/>
+      </w:pPr>
+    </w:lvl>
+    <w:lvl w:ilvl="6" w:tplc="4009000F" w:tentative="1">
+      <w:start w:val="1"/>
+      <w:numFmt w:val="decimal"/>
+      <w:lvlText w:val="%7."/>
+      <w:lvlJc w:val="left"/>
+      <w:pPr>
+        <w:ind w:left="5040" w:hanging="360"/>
+      </w:pPr>
+    </w:lvl>
+    <w:lvl w:ilvl="7" w:tplc="40090019" w:tentative="1">
+      <w:start w:val="1"/>
+      <w:numFmt w:val="lowerLetter"/>
+      <w:lvlText w:val="%8."/>
+      <w:lvlJc w:val="left"/>
+      <w:pPr>
+        <w:ind w:left="5760" w:hanging="360"/>
+      </w:pPr>
+    </w:lvl>
+    <w:lvl w:ilvl="8" w:tplc="4009001B" w:tentative="1">
+      <w:start w:val="1"/>
+      <w:numFmt w:val="lowerRoman"/>
+      <w:lvlText w:val="%9."/>
+      <w:lvlJc w:val="right"/>
+      <w:pPr>
+        <w:ind w:left="6480" w:hanging="180"/>
+      </w:pPr>
+    </w:lvl>
+  </w:abstractNum>
+  <w:abstractNum w:abstractNumId="31" w15:restartNumberingAfterBreak="0">
+    <w:nsid w:val="48D41E29"/>
+    <w:multiLevelType w:val="hybridMultilevel"/>
+    <w:tmpl w:val="8A74E856"/>
+    <w:lvl w:ilvl="0" w:tplc="4009000F">
+      <w:start w:val="1"/>
+      <w:numFmt w:val="decimal"/>
+      <w:lvlText w:val="%1."/>
+      <w:lvlJc w:val="left"/>
+      <w:pPr>
+        <w:ind w:left="720" w:hanging="360"/>
+      </w:pPr>
+    </w:lvl>
+    <w:lvl w:ilvl="1" w:tplc="40090019" w:tentative="1">
+      <w:start w:val="1"/>
+      <w:numFmt w:val="lowerLetter"/>
+      <w:lvlText w:val="%2."/>
+      <w:lvlJc w:val="left"/>
+      <w:pPr>
+        <w:ind w:left="1440" w:hanging="360"/>
+      </w:pPr>
+    </w:lvl>
+    <w:lvl w:ilvl="2" w:tplc="4009001B" w:tentative="1">
+      <w:start w:val="1"/>
+      <w:numFmt w:val="lowerRoman"/>
+      <w:lvlText w:val="%3."/>
+      <w:lvlJc w:val="right"/>
+      <w:pPr>
+        <w:ind w:left="2160" w:hanging="180"/>
+      </w:pPr>
+    </w:lvl>
+    <w:lvl w:ilvl="3" w:tplc="4009000F" w:tentative="1">
+      <w:start w:val="1"/>
+      <w:numFmt w:val="decimal"/>
+      <w:lvlText w:val="%4."/>
+      <w:lvlJc w:val="left"/>
+      <w:pPr>
+        <w:ind w:left="2880" w:hanging="360"/>
+      </w:pPr>
+    </w:lvl>
+    <w:lvl w:ilvl="4" w:tplc="40090019" w:tentative="1">
+      <w:start w:val="1"/>
+      <w:numFmt w:val="lowerLetter"/>
+      <w:lvlText w:val="%5."/>
+      <w:lvlJc w:val="left"/>
+      <w:pPr>
+        <w:ind w:left="3600" w:hanging="360"/>
+      </w:pPr>
+    </w:lvl>
+    <w:lvl w:ilvl="5" w:tplc="4009001B" w:tentative="1">
+      <w:start w:val="1"/>
+      <w:numFmt w:val="lowerRoman"/>
+      <w:lvlText w:val="%6."/>
+      <w:lvlJc w:val="right"/>
+      <w:pPr>
+        <w:ind w:left="4320" w:hanging="180"/>
+      </w:pPr>
+    </w:lvl>
+    <w:lvl w:ilvl="6" w:tplc="4009000F" w:tentative="1">
+      <w:start w:val="1"/>
+      <w:numFmt w:val="decimal"/>
+      <w:lvlText w:val="%7."/>
+      <w:lvlJc w:val="left"/>
+      <w:pPr>
+        <w:ind w:left="5040" w:hanging="360"/>
+      </w:pPr>
+    </w:lvl>
+    <w:lvl w:ilvl="7" w:tplc="40090019" w:tentative="1">
+      <w:start w:val="1"/>
+      <w:numFmt w:val="lowerLetter"/>
+      <w:lvlText w:val="%8."/>
+      <w:lvlJc w:val="left"/>
+      <w:pPr>
+        <w:ind w:left="5760" w:hanging="360"/>
+      </w:pPr>
+    </w:lvl>
+    <w:lvl w:ilvl="8" w:tplc="4009001B" w:tentative="1">
+      <w:start w:val="1"/>
+      <w:numFmt w:val="lowerRoman"/>
+      <w:lvlText w:val="%9."/>
+      <w:lvlJc w:val="right"/>
+      <w:pPr>
+        <w:ind w:left="6480" w:hanging="180"/>
+      </w:pPr>
+    </w:lvl>
+  </w:abstractNum>
+  <w:abstractNum w:abstractNumId="32" w15:restartNumberingAfterBreak="0">
     <w:nsid w:val="4A642488"/>
     <w:multiLevelType w:val="hybridMultilevel"/>
     <w:tmpl w:val="58E25B7C"/>
@@ -9110,7 +16250,7 @@
       </w:pPr>
     </w:lvl>
   </w:abstractNum>
-  <w:abstractNum w:abstractNumId="23" w15:restartNumberingAfterBreak="0">
+  <w:abstractNum w:abstractNumId="33" w15:restartNumberingAfterBreak="0">
     <w:nsid w:val="4A950B6C"/>
     <w:multiLevelType w:val="multilevel"/>
     <w:tmpl w:val="BD945DD0"/>
@@ -9259,7 +16399,96 @@
       </w:rPr>
     </w:lvl>
   </w:abstractNum>
-  <w:abstractNum w:abstractNumId="24" w15:restartNumberingAfterBreak="0">
+  <w:abstractNum w:abstractNumId="34" w15:restartNumberingAfterBreak="0">
+    <w:nsid w:val="4B5248B3"/>
+    <w:multiLevelType w:val="hybridMultilevel"/>
+    <w:tmpl w:val="4A6EB79A"/>
+    <w:lvl w:ilvl="0" w:tplc="D832AEA0">
+      <w:start w:val="1"/>
+      <w:numFmt w:val="decimal"/>
+      <w:lvlText w:val="%1."/>
+      <w:lvlJc w:val="left"/>
+      <w:pPr>
+        <w:ind w:left="720" w:hanging="360"/>
+      </w:pPr>
+      <w:rPr>
+        <w:rFonts w:hint="default"/>
+      </w:rPr>
+    </w:lvl>
+    <w:lvl w:ilvl="1" w:tplc="40090019" w:tentative="1">
+      <w:start w:val="1"/>
+      <w:numFmt w:val="lowerLetter"/>
+      <w:lvlText w:val="%2."/>
+      <w:lvlJc w:val="left"/>
+      <w:pPr>
+        <w:ind w:left="1440" w:hanging="360"/>
+      </w:pPr>
+    </w:lvl>
+    <w:lvl w:ilvl="2" w:tplc="4009001B" w:tentative="1">
+      <w:start w:val="1"/>
+      <w:numFmt w:val="lowerRoman"/>
+      <w:lvlText w:val="%3."/>
+      <w:lvlJc w:val="right"/>
+      <w:pPr>
+        <w:ind w:left="2160" w:hanging="180"/>
+      </w:pPr>
+    </w:lvl>
+    <w:lvl w:ilvl="3" w:tplc="4009000F" w:tentative="1">
+      <w:start w:val="1"/>
+      <w:numFmt w:val="decimal"/>
+      <w:lvlText w:val="%4."/>
+      <w:lvlJc w:val="left"/>
+      <w:pPr>
+        <w:ind w:left="2880" w:hanging="360"/>
+      </w:pPr>
+    </w:lvl>
+    <w:lvl w:ilvl="4" w:tplc="40090019" w:tentative="1">
+      <w:start w:val="1"/>
+      <w:numFmt w:val="lowerLetter"/>
+      <w:lvlText w:val="%5."/>
+      <w:lvlJc w:val="left"/>
+      <w:pPr>
+        <w:ind w:left="3600" w:hanging="360"/>
+      </w:pPr>
+    </w:lvl>
+    <w:lvl w:ilvl="5" w:tplc="4009001B" w:tentative="1">
+      <w:start w:val="1"/>
+      <w:numFmt w:val="lowerRoman"/>
+      <w:lvlText w:val="%6."/>
+      <w:lvlJc w:val="right"/>
+      <w:pPr>
+        <w:ind w:left="4320" w:hanging="180"/>
+      </w:pPr>
+    </w:lvl>
+    <w:lvl w:ilvl="6" w:tplc="4009000F" w:tentative="1">
+      <w:start w:val="1"/>
+      <w:numFmt w:val="decimal"/>
+      <w:lvlText w:val="%7."/>
+      <w:lvlJc w:val="left"/>
+      <w:pPr>
+        <w:ind w:left="5040" w:hanging="360"/>
+      </w:pPr>
+    </w:lvl>
+    <w:lvl w:ilvl="7" w:tplc="40090019" w:tentative="1">
+      <w:start w:val="1"/>
+      <w:numFmt w:val="lowerLetter"/>
+      <w:lvlText w:val="%8."/>
+      <w:lvlJc w:val="left"/>
+      <w:pPr>
+        <w:ind w:left="5760" w:hanging="360"/>
+      </w:pPr>
+    </w:lvl>
+    <w:lvl w:ilvl="8" w:tplc="4009001B" w:tentative="1">
+      <w:start w:val="1"/>
+      <w:numFmt w:val="lowerRoman"/>
+      <w:lvlText w:val="%9."/>
+      <w:lvlJc w:val="right"/>
+      <w:pPr>
+        <w:ind w:left="6480" w:hanging="180"/>
+      </w:pPr>
+    </w:lvl>
+  </w:abstractNum>
+  <w:abstractNum w:abstractNumId="35" w15:restartNumberingAfterBreak="0">
     <w:nsid w:val="52E13908"/>
     <w:multiLevelType w:val="multilevel"/>
     <w:tmpl w:val="DFA0ACB0"/>
@@ -9404,7 +16633,7 @@
       </w:rPr>
     </w:lvl>
   </w:abstractNum>
-  <w:abstractNum w:abstractNumId="25" w15:restartNumberingAfterBreak="0">
+  <w:abstractNum w:abstractNumId="36" w15:restartNumberingAfterBreak="0">
     <w:nsid w:val="5C660D76"/>
     <w:multiLevelType w:val="hybridMultilevel"/>
     <w:tmpl w:val="F654A158"/>
@@ -9517,7 +16746,156 @@
       </w:rPr>
     </w:lvl>
   </w:abstractNum>
-  <w:abstractNum w:abstractNumId="26" w15:restartNumberingAfterBreak="0">
+  <w:abstractNum w:abstractNumId="37" w15:restartNumberingAfterBreak="0">
+    <w:nsid w:val="5F174AD2"/>
+    <w:multiLevelType w:val="multilevel"/>
+    <w:tmpl w:val="322895F0"/>
+    <w:lvl w:ilvl="0">
+      <w:start w:val="1"/>
+      <w:numFmt w:val="bullet"/>
+      <w:lvlText w:val=""/>
+      <w:lvlJc w:val="left"/>
+      <w:pPr>
+        <w:tabs>
+          <w:tab w:val="num" w:pos="720"/>
+        </w:tabs>
+        <w:ind w:left="720" w:hanging="360"/>
+      </w:pPr>
+      <w:rPr>
+        <w:rFonts w:ascii="Symbol" w:hAnsi="Symbol" w:hint="default"/>
+        <w:sz w:val="20"/>
+      </w:rPr>
+    </w:lvl>
+    <w:lvl w:ilvl="1" w:tentative="1">
+      <w:start w:val="1"/>
+      <w:numFmt w:val="bullet"/>
+      <w:lvlText w:val="o"/>
+      <w:lvlJc w:val="left"/>
+      <w:pPr>
+        <w:tabs>
+          <w:tab w:val="num" w:pos="1440"/>
+        </w:tabs>
+        <w:ind w:left="1440" w:hanging="360"/>
+      </w:pPr>
+      <w:rPr>
+        <w:rFonts w:ascii="Courier New" w:hAnsi="Courier New" w:hint="default"/>
+        <w:sz w:val="20"/>
+      </w:rPr>
+    </w:lvl>
+    <w:lvl w:ilvl="2" w:tentative="1">
+      <w:start w:val="1"/>
+      <w:numFmt w:val="bullet"/>
+      <w:lvlText w:val=""/>
+      <w:lvlJc w:val="left"/>
+      <w:pPr>
+        <w:tabs>
+          <w:tab w:val="num" w:pos="2160"/>
+        </w:tabs>
+        <w:ind w:left="2160" w:hanging="360"/>
+      </w:pPr>
+      <w:rPr>
+        <w:rFonts w:ascii="Wingdings" w:hAnsi="Wingdings" w:hint="default"/>
+        <w:sz w:val="20"/>
+      </w:rPr>
+    </w:lvl>
+    <w:lvl w:ilvl="3" w:tentative="1">
+      <w:start w:val="1"/>
+      <w:numFmt w:val="bullet"/>
+      <w:lvlText w:val=""/>
+      <w:lvlJc w:val="left"/>
+      <w:pPr>
+        <w:tabs>
+          <w:tab w:val="num" w:pos="2880"/>
+        </w:tabs>
+        <w:ind w:left="2880" w:hanging="360"/>
+      </w:pPr>
+      <w:rPr>
+        <w:rFonts w:ascii="Wingdings" w:hAnsi="Wingdings" w:hint="default"/>
+        <w:sz w:val="20"/>
+      </w:rPr>
+    </w:lvl>
+    <w:lvl w:ilvl="4" w:tentative="1">
+      <w:start w:val="1"/>
+      <w:numFmt w:val="bullet"/>
+      <w:lvlText w:val=""/>
+      <w:lvlJc w:val="left"/>
+      <w:pPr>
+        <w:tabs>
+          <w:tab w:val="num" w:pos="3600"/>
+        </w:tabs>
+        <w:ind w:left="3600" w:hanging="360"/>
+      </w:pPr>
+      <w:rPr>
+        <w:rFonts w:ascii="Wingdings" w:hAnsi="Wingdings" w:hint="default"/>
+        <w:sz w:val="20"/>
+      </w:rPr>
+    </w:lvl>
+    <w:lvl w:ilvl="5" w:tentative="1">
+      <w:start w:val="1"/>
+      <w:numFmt w:val="bullet"/>
+      <w:lvlText w:val=""/>
+      <w:lvlJc w:val="left"/>
+      <w:pPr>
+        <w:tabs>
+          <w:tab w:val="num" w:pos="4320"/>
+        </w:tabs>
+        <w:ind w:left="4320" w:hanging="360"/>
+      </w:pPr>
+      <w:rPr>
+        <w:rFonts w:ascii="Wingdings" w:hAnsi="Wingdings" w:hint="default"/>
+        <w:sz w:val="20"/>
+      </w:rPr>
+    </w:lvl>
+    <w:lvl w:ilvl="6" w:tentative="1">
+      <w:start w:val="1"/>
+      <w:numFmt w:val="bullet"/>
+      <w:lvlText w:val=""/>
+      <w:lvlJc w:val="left"/>
+      <w:pPr>
+        <w:tabs>
+          <w:tab w:val="num" w:pos="5040"/>
+        </w:tabs>
+        <w:ind w:left="5040" w:hanging="360"/>
+      </w:pPr>
+      <w:rPr>
+        <w:rFonts w:ascii="Wingdings" w:hAnsi="Wingdings" w:hint="default"/>
+        <w:sz w:val="20"/>
+      </w:rPr>
+    </w:lvl>
+    <w:lvl w:ilvl="7" w:tentative="1">
+      <w:start w:val="1"/>
+      <w:numFmt w:val="bullet"/>
+      <w:lvlText w:val=""/>
+      <w:lvlJc w:val="left"/>
+      <w:pPr>
+        <w:tabs>
+          <w:tab w:val="num" w:pos="5760"/>
+        </w:tabs>
+        <w:ind w:left="5760" w:hanging="360"/>
+      </w:pPr>
+      <w:rPr>
+        <w:rFonts w:ascii="Wingdings" w:hAnsi="Wingdings" w:hint="default"/>
+        <w:sz w:val="20"/>
+      </w:rPr>
+    </w:lvl>
+    <w:lvl w:ilvl="8" w:tentative="1">
+      <w:start w:val="1"/>
+      <w:numFmt w:val="bullet"/>
+      <w:lvlText w:val=""/>
+      <w:lvlJc w:val="left"/>
+      <w:pPr>
+        <w:tabs>
+          <w:tab w:val="num" w:pos="6480"/>
+        </w:tabs>
+        <w:ind w:left="6480" w:hanging="360"/>
+      </w:pPr>
+      <w:rPr>
+        <w:rFonts w:ascii="Wingdings" w:hAnsi="Wingdings" w:hint="default"/>
+        <w:sz w:val="20"/>
+      </w:rPr>
+    </w:lvl>
+  </w:abstractNum>
+  <w:abstractNum w:abstractNumId="38" w15:restartNumberingAfterBreak="0">
     <w:nsid w:val="60BF3DB8"/>
     <w:multiLevelType w:val="multilevel"/>
     <w:tmpl w:val="E5E2B176"/>
@@ -9666,7 +17044,7 @@
       </w:rPr>
     </w:lvl>
   </w:abstractNum>
-  <w:abstractNum w:abstractNumId="27" w15:restartNumberingAfterBreak="0">
+  <w:abstractNum w:abstractNumId="39" w15:restartNumberingAfterBreak="0">
     <w:nsid w:val="63631B73"/>
     <w:multiLevelType w:val="hybridMultilevel"/>
     <w:tmpl w:val="27E27A66"/>
@@ -9755,7 +17133,185 @@
       </w:pPr>
     </w:lvl>
   </w:abstractNum>
-  <w:abstractNum w:abstractNumId="28" w15:restartNumberingAfterBreak="0">
+  <w:abstractNum w:abstractNumId="40" w15:restartNumberingAfterBreak="0">
+    <w:nsid w:val="636E4A00"/>
+    <w:multiLevelType w:val="hybridMultilevel"/>
+    <w:tmpl w:val="55864E02"/>
+    <w:lvl w:ilvl="0" w:tplc="FC4EE1D8">
+      <w:start w:val="1"/>
+      <w:numFmt w:val="decimal"/>
+      <w:lvlText w:val="%1."/>
+      <w:lvlJc w:val="left"/>
+      <w:pPr>
+        <w:ind w:left="720" w:hanging="360"/>
+      </w:pPr>
+      <w:rPr>
+        <w:rFonts w:hint="default"/>
+      </w:rPr>
+    </w:lvl>
+    <w:lvl w:ilvl="1" w:tplc="40090019" w:tentative="1">
+      <w:start w:val="1"/>
+      <w:numFmt w:val="lowerLetter"/>
+      <w:lvlText w:val="%2."/>
+      <w:lvlJc w:val="left"/>
+      <w:pPr>
+        <w:ind w:left="1440" w:hanging="360"/>
+      </w:pPr>
+    </w:lvl>
+    <w:lvl w:ilvl="2" w:tplc="4009001B" w:tentative="1">
+      <w:start w:val="1"/>
+      <w:numFmt w:val="lowerRoman"/>
+      <w:lvlText w:val="%3."/>
+      <w:lvlJc w:val="right"/>
+      <w:pPr>
+        <w:ind w:left="2160" w:hanging="180"/>
+      </w:pPr>
+    </w:lvl>
+    <w:lvl w:ilvl="3" w:tplc="4009000F" w:tentative="1">
+      <w:start w:val="1"/>
+      <w:numFmt w:val="decimal"/>
+      <w:lvlText w:val="%4."/>
+      <w:lvlJc w:val="left"/>
+      <w:pPr>
+        <w:ind w:left="2880" w:hanging="360"/>
+      </w:pPr>
+    </w:lvl>
+    <w:lvl w:ilvl="4" w:tplc="40090019" w:tentative="1">
+      <w:start w:val="1"/>
+      <w:numFmt w:val="lowerLetter"/>
+      <w:lvlText w:val="%5."/>
+      <w:lvlJc w:val="left"/>
+      <w:pPr>
+        <w:ind w:left="3600" w:hanging="360"/>
+      </w:pPr>
+    </w:lvl>
+    <w:lvl w:ilvl="5" w:tplc="4009001B" w:tentative="1">
+      <w:start w:val="1"/>
+      <w:numFmt w:val="lowerRoman"/>
+      <w:lvlText w:val="%6."/>
+      <w:lvlJc w:val="right"/>
+      <w:pPr>
+        <w:ind w:left="4320" w:hanging="180"/>
+      </w:pPr>
+    </w:lvl>
+    <w:lvl w:ilvl="6" w:tplc="4009000F" w:tentative="1">
+      <w:start w:val="1"/>
+      <w:numFmt w:val="decimal"/>
+      <w:lvlText w:val="%7."/>
+      <w:lvlJc w:val="left"/>
+      <w:pPr>
+        <w:ind w:left="5040" w:hanging="360"/>
+      </w:pPr>
+    </w:lvl>
+    <w:lvl w:ilvl="7" w:tplc="40090019" w:tentative="1">
+      <w:start w:val="1"/>
+      <w:numFmt w:val="lowerLetter"/>
+      <w:lvlText w:val="%8."/>
+      <w:lvlJc w:val="left"/>
+      <w:pPr>
+        <w:ind w:left="5760" w:hanging="360"/>
+      </w:pPr>
+    </w:lvl>
+    <w:lvl w:ilvl="8" w:tplc="4009001B" w:tentative="1">
+      <w:start w:val="1"/>
+      <w:numFmt w:val="lowerRoman"/>
+      <w:lvlText w:val="%9."/>
+      <w:lvlJc w:val="right"/>
+      <w:pPr>
+        <w:ind w:left="6480" w:hanging="180"/>
+      </w:pPr>
+    </w:lvl>
+  </w:abstractNum>
+  <w:abstractNum w:abstractNumId="41" w15:restartNumberingAfterBreak="0">
+    <w:nsid w:val="66CF5307"/>
+    <w:multiLevelType w:val="hybridMultilevel"/>
+    <w:tmpl w:val="8E527034"/>
+    <w:lvl w:ilvl="0" w:tplc="4009000F">
+      <w:start w:val="1"/>
+      <w:numFmt w:val="decimal"/>
+      <w:lvlText w:val="%1."/>
+      <w:lvlJc w:val="left"/>
+      <w:pPr>
+        <w:ind w:left="720" w:hanging="360"/>
+      </w:pPr>
+      <w:rPr>
+        <w:rFonts w:hint="default"/>
+      </w:rPr>
+    </w:lvl>
+    <w:lvl w:ilvl="1" w:tplc="40090019" w:tentative="1">
+      <w:start w:val="1"/>
+      <w:numFmt w:val="lowerLetter"/>
+      <w:lvlText w:val="%2."/>
+      <w:lvlJc w:val="left"/>
+      <w:pPr>
+        <w:ind w:left="1440" w:hanging="360"/>
+      </w:pPr>
+    </w:lvl>
+    <w:lvl w:ilvl="2" w:tplc="4009001B" w:tentative="1">
+      <w:start w:val="1"/>
+      <w:numFmt w:val="lowerRoman"/>
+      <w:lvlText w:val="%3."/>
+      <w:lvlJc w:val="right"/>
+      <w:pPr>
+        <w:ind w:left="2160" w:hanging="180"/>
+      </w:pPr>
+    </w:lvl>
+    <w:lvl w:ilvl="3" w:tplc="4009000F" w:tentative="1">
+      <w:start w:val="1"/>
+      <w:numFmt w:val="decimal"/>
+      <w:lvlText w:val="%4."/>
+      <w:lvlJc w:val="left"/>
+      <w:pPr>
+        <w:ind w:left="2880" w:hanging="360"/>
+      </w:pPr>
+    </w:lvl>
+    <w:lvl w:ilvl="4" w:tplc="40090019" w:tentative="1">
+      <w:start w:val="1"/>
+      <w:numFmt w:val="lowerLetter"/>
+      <w:lvlText w:val="%5."/>
+      <w:lvlJc w:val="left"/>
+      <w:pPr>
+        <w:ind w:left="3600" w:hanging="360"/>
+      </w:pPr>
+    </w:lvl>
+    <w:lvl w:ilvl="5" w:tplc="4009001B" w:tentative="1">
+      <w:start w:val="1"/>
+      <w:numFmt w:val="lowerRoman"/>
+      <w:lvlText w:val="%6."/>
+      <w:lvlJc w:val="right"/>
+      <w:pPr>
+        <w:ind w:left="4320" w:hanging="180"/>
+      </w:pPr>
+    </w:lvl>
+    <w:lvl w:ilvl="6" w:tplc="4009000F" w:tentative="1">
+      <w:start w:val="1"/>
+      <w:numFmt w:val="decimal"/>
+      <w:lvlText w:val="%7."/>
+      <w:lvlJc w:val="left"/>
+      <w:pPr>
+        <w:ind w:left="5040" w:hanging="360"/>
+      </w:pPr>
+    </w:lvl>
+    <w:lvl w:ilvl="7" w:tplc="40090019" w:tentative="1">
+      <w:start w:val="1"/>
+      <w:numFmt w:val="lowerLetter"/>
+      <w:lvlText w:val="%8."/>
+      <w:lvlJc w:val="left"/>
+      <w:pPr>
+        <w:ind w:left="5760" w:hanging="360"/>
+      </w:pPr>
+    </w:lvl>
+    <w:lvl w:ilvl="8" w:tplc="4009001B" w:tentative="1">
+      <w:start w:val="1"/>
+      <w:numFmt w:val="lowerRoman"/>
+      <w:lvlText w:val="%9."/>
+      <w:lvlJc w:val="right"/>
+      <w:pPr>
+        <w:ind w:left="6480" w:hanging="180"/>
+      </w:pPr>
+    </w:lvl>
+  </w:abstractNum>
+  <w:abstractNum w:abstractNumId="42" w15:restartNumberingAfterBreak="0">
     <w:nsid w:val="66EC2D1F"/>
     <w:multiLevelType w:val="hybridMultilevel"/>
     <w:tmpl w:val="6AC8E508"/>
@@ -9868,7 +17424,93 @@
       </w:rPr>
     </w:lvl>
   </w:abstractNum>
-  <w:abstractNum w:abstractNumId="29" w15:restartNumberingAfterBreak="0">
+  <w:abstractNum w:abstractNumId="43" w15:restartNumberingAfterBreak="0">
+    <w:nsid w:val="67A91DAE"/>
+    <w:multiLevelType w:val="hybridMultilevel"/>
+    <w:tmpl w:val="20469220"/>
+    <w:lvl w:ilvl="0" w:tplc="4009000F">
+      <w:start w:val="1"/>
+      <w:numFmt w:val="decimal"/>
+      <w:lvlText w:val="%1."/>
+      <w:lvlJc w:val="left"/>
+      <w:pPr>
+        <w:ind w:left="720" w:hanging="360"/>
+      </w:pPr>
+    </w:lvl>
+    <w:lvl w:ilvl="1" w:tplc="40090019" w:tentative="1">
+      <w:start w:val="1"/>
+      <w:numFmt w:val="lowerLetter"/>
+      <w:lvlText w:val="%2."/>
+      <w:lvlJc w:val="left"/>
+      <w:pPr>
+        <w:ind w:left="1440" w:hanging="360"/>
+      </w:pPr>
+    </w:lvl>
+    <w:lvl w:ilvl="2" w:tplc="4009001B" w:tentative="1">
+      <w:start w:val="1"/>
+      <w:numFmt w:val="lowerRoman"/>
+      <w:lvlText w:val="%3."/>
+      <w:lvlJc w:val="right"/>
+      <w:pPr>
+        <w:ind w:left="2160" w:hanging="180"/>
+      </w:pPr>
+    </w:lvl>
+    <w:lvl w:ilvl="3" w:tplc="4009000F" w:tentative="1">
+      <w:start w:val="1"/>
+      <w:numFmt w:val="decimal"/>
+      <w:lvlText w:val="%4."/>
+      <w:lvlJc w:val="left"/>
+      <w:pPr>
+        <w:ind w:left="2880" w:hanging="360"/>
+      </w:pPr>
+    </w:lvl>
+    <w:lvl w:ilvl="4" w:tplc="40090019" w:tentative="1">
+      <w:start w:val="1"/>
+      <w:numFmt w:val="lowerLetter"/>
+      <w:lvlText w:val="%5."/>
+      <w:lvlJc w:val="left"/>
+      <w:pPr>
+        <w:ind w:left="3600" w:hanging="360"/>
+      </w:pPr>
+    </w:lvl>
+    <w:lvl w:ilvl="5" w:tplc="4009001B" w:tentative="1">
+      <w:start w:val="1"/>
+      <w:numFmt w:val="lowerRoman"/>
+      <w:lvlText w:val="%6."/>
+      <w:lvlJc w:val="right"/>
+      <w:pPr>
+        <w:ind w:left="4320" w:hanging="180"/>
+      </w:pPr>
+    </w:lvl>
+    <w:lvl w:ilvl="6" w:tplc="4009000F" w:tentative="1">
+      <w:start w:val="1"/>
+      <w:numFmt w:val="decimal"/>
+      <w:lvlText w:val="%7."/>
+      <w:lvlJc w:val="left"/>
+      <w:pPr>
+        <w:ind w:left="5040" w:hanging="360"/>
+      </w:pPr>
+    </w:lvl>
+    <w:lvl w:ilvl="7" w:tplc="40090019" w:tentative="1">
+      <w:start w:val="1"/>
+      <w:numFmt w:val="lowerLetter"/>
+      <w:lvlText w:val="%8."/>
+      <w:lvlJc w:val="left"/>
+      <w:pPr>
+        <w:ind w:left="5760" w:hanging="360"/>
+      </w:pPr>
+    </w:lvl>
+    <w:lvl w:ilvl="8" w:tplc="4009001B" w:tentative="1">
+      <w:start w:val="1"/>
+      <w:numFmt w:val="lowerRoman"/>
+      <w:lvlText w:val="%9."/>
+      <w:lvlJc w:val="right"/>
+      <w:pPr>
+        <w:ind w:left="6480" w:hanging="180"/>
+      </w:pPr>
+    </w:lvl>
+  </w:abstractNum>
+  <w:abstractNum w:abstractNumId="44" w15:restartNumberingAfterBreak="0">
     <w:nsid w:val="68A02053"/>
     <w:multiLevelType w:val="hybridMultilevel"/>
     <w:tmpl w:val="78E8F086"/>
@@ -9954,7 +17596,7 @@
       </w:pPr>
     </w:lvl>
   </w:abstractNum>
-  <w:abstractNum w:abstractNumId="30" w15:restartNumberingAfterBreak="0">
+  <w:abstractNum w:abstractNumId="45" w15:restartNumberingAfterBreak="0">
     <w:nsid w:val="6AEA6D48"/>
     <w:multiLevelType w:val="hybridMultilevel"/>
     <w:tmpl w:val="41942CD4"/>
@@ -10067,7 +17709,7 @@
       </w:rPr>
     </w:lvl>
   </w:abstractNum>
-  <w:abstractNum w:abstractNumId="31" w15:restartNumberingAfterBreak="0">
+  <w:abstractNum w:abstractNumId="46" w15:restartNumberingAfterBreak="0">
     <w:nsid w:val="798245A1"/>
     <w:multiLevelType w:val="multilevel"/>
     <w:tmpl w:val="D4E29C7E"/>
@@ -10216,7 +17858,7 @@
       </w:rPr>
     </w:lvl>
   </w:abstractNum>
-  <w:abstractNum w:abstractNumId="32" w15:restartNumberingAfterBreak="0">
+  <w:abstractNum w:abstractNumId="47" w15:restartNumberingAfterBreak="0">
     <w:nsid w:val="7DF907F8"/>
     <w:multiLevelType w:val="multilevel"/>
     <w:tmpl w:val="D0481822"/>
@@ -10365,10 +18007,10 @@
       </w:rPr>
     </w:lvl>
   </w:abstractNum>
-  <w:abstractNum w:abstractNumId="33" w15:restartNumberingAfterBreak="0">
+  <w:abstractNum w:abstractNumId="48" w15:restartNumberingAfterBreak="0">
     <w:nsid w:val="7E123F7B"/>
     <w:multiLevelType w:val="hybridMultilevel"/>
-    <w:tmpl w:val="F31CFE70"/>
+    <w:tmpl w:val="37809860"/>
     <w:lvl w:ilvl="0" w:tplc="40090001">
       <w:start w:val="1"/>
       <w:numFmt w:val="bullet"/>
@@ -10478,7 +18120,7 @@
       </w:rPr>
     </w:lvl>
   </w:abstractNum>
-  <w:abstractNum w:abstractNumId="34" w15:restartNumberingAfterBreak="0">
+  <w:abstractNum w:abstractNumId="49" w15:restartNumberingAfterBreak="0">
     <w:nsid w:val="7E75290A"/>
     <w:multiLevelType w:val="hybridMultilevel"/>
     <w:tmpl w:val="2F203DF8"/>
@@ -10564,110 +18206,336 @@
       </w:pPr>
     </w:lvl>
   </w:abstractNum>
+  <w:abstractNum w:abstractNumId="50" w15:restartNumberingAfterBreak="0">
+    <w:nsid w:val="7E821522"/>
+    <w:multiLevelType w:val="hybridMultilevel"/>
+    <w:tmpl w:val="D15E8CC6"/>
+    <w:lvl w:ilvl="0" w:tplc="4009000F">
+      <w:start w:val="1"/>
+      <w:numFmt w:val="decimal"/>
+      <w:lvlText w:val="%1."/>
+      <w:lvlJc w:val="left"/>
+      <w:pPr>
+        <w:ind w:left="720" w:hanging="360"/>
+      </w:pPr>
+    </w:lvl>
+    <w:lvl w:ilvl="1" w:tplc="40090019" w:tentative="1">
+      <w:start w:val="1"/>
+      <w:numFmt w:val="lowerLetter"/>
+      <w:lvlText w:val="%2."/>
+      <w:lvlJc w:val="left"/>
+      <w:pPr>
+        <w:ind w:left="1440" w:hanging="360"/>
+      </w:pPr>
+    </w:lvl>
+    <w:lvl w:ilvl="2" w:tplc="4009001B" w:tentative="1">
+      <w:start w:val="1"/>
+      <w:numFmt w:val="lowerRoman"/>
+      <w:lvlText w:val="%3."/>
+      <w:lvlJc w:val="right"/>
+      <w:pPr>
+        <w:ind w:left="2160" w:hanging="180"/>
+      </w:pPr>
+    </w:lvl>
+    <w:lvl w:ilvl="3" w:tplc="4009000F" w:tentative="1">
+      <w:start w:val="1"/>
+      <w:numFmt w:val="decimal"/>
+      <w:lvlText w:val="%4."/>
+      <w:lvlJc w:val="left"/>
+      <w:pPr>
+        <w:ind w:left="2880" w:hanging="360"/>
+      </w:pPr>
+    </w:lvl>
+    <w:lvl w:ilvl="4" w:tplc="40090019" w:tentative="1">
+      <w:start w:val="1"/>
+      <w:numFmt w:val="lowerLetter"/>
+      <w:lvlText w:val="%5."/>
+      <w:lvlJc w:val="left"/>
+      <w:pPr>
+        <w:ind w:left="3600" w:hanging="360"/>
+      </w:pPr>
+    </w:lvl>
+    <w:lvl w:ilvl="5" w:tplc="4009001B" w:tentative="1">
+      <w:start w:val="1"/>
+      <w:numFmt w:val="lowerRoman"/>
+      <w:lvlText w:val="%6."/>
+      <w:lvlJc w:val="right"/>
+      <w:pPr>
+        <w:ind w:left="4320" w:hanging="180"/>
+      </w:pPr>
+    </w:lvl>
+    <w:lvl w:ilvl="6" w:tplc="4009000F" w:tentative="1">
+      <w:start w:val="1"/>
+      <w:numFmt w:val="decimal"/>
+      <w:lvlText w:val="%7."/>
+      <w:lvlJc w:val="left"/>
+      <w:pPr>
+        <w:ind w:left="5040" w:hanging="360"/>
+      </w:pPr>
+    </w:lvl>
+    <w:lvl w:ilvl="7" w:tplc="40090019" w:tentative="1">
+      <w:start w:val="1"/>
+      <w:numFmt w:val="lowerLetter"/>
+      <w:lvlText w:val="%8."/>
+      <w:lvlJc w:val="left"/>
+      <w:pPr>
+        <w:ind w:left="5760" w:hanging="360"/>
+      </w:pPr>
+    </w:lvl>
+    <w:lvl w:ilvl="8" w:tplc="4009001B" w:tentative="1">
+      <w:start w:val="1"/>
+      <w:numFmt w:val="lowerRoman"/>
+      <w:lvlText w:val="%9."/>
+      <w:lvlJc w:val="right"/>
+      <w:pPr>
+        <w:ind w:left="6480" w:hanging="180"/>
+      </w:pPr>
+    </w:lvl>
+  </w:abstractNum>
+  <w:abstractNum w:abstractNumId="51" w15:restartNumberingAfterBreak="0">
+    <w:nsid w:val="7F9B1F90"/>
+    <w:multiLevelType w:val="hybridMultilevel"/>
+    <w:tmpl w:val="3B1AD3DE"/>
+    <w:lvl w:ilvl="0" w:tplc="F5AA43E6">
+      <w:start w:val="3"/>
+      <w:numFmt w:val="decimal"/>
+      <w:lvlText w:val="%1."/>
+      <w:lvlJc w:val="left"/>
+      <w:pPr>
+        <w:ind w:left="720" w:hanging="360"/>
+      </w:pPr>
+      <w:rPr>
+        <w:rFonts w:hint="default"/>
+      </w:rPr>
+    </w:lvl>
+    <w:lvl w:ilvl="1" w:tplc="40090019" w:tentative="1">
+      <w:start w:val="1"/>
+      <w:numFmt w:val="lowerLetter"/>
+      <w:lvlText w:val="%2."/>
+      <w:lvlJc w:val="left"/>
+      <w:pPr>
+        <w:ind w:left="1440" w:hanging="360"/>
+      </w:pPr>
+    </w:lvl>
+    <w:lvl w:ilvl="2" w:tplc="4009001B" w:tentative="1">
+      <w:start w:val="1"/>
+      <w:numFmt w:val="lowerRoman"/>
+      <w:lvlText w:val="%3."/>
+      <w:lvlJc w:val="right"/>
+      <w:pPr>
+        <w:ind w:left="2160" w:hanging="180"/>
+      </w:pPr>
+    </w:lvl>
+    <w:lvl w:ilvl="3" w:tplc="4009000F" w:tentative="1">
+      <w:start w:val="1"/>
+      <w:numFmt w:val="decimal"/>
+      <w:lvlText w:val="%4."/>
+      <w:lvlJc w:val="left"/>
+      <w:pPr>
+        <w:ind w:left="2880" w:hanging="360"/>
+      </w:pPr>
+    </w:lvl>
+    <w:lvl w:ilvl="4" w:tplc="40090019" w:tentative="1">
+      <w:start w:val="1"/>
+      <w:numFmt w:val="lowerLetter"/>
+      <w:lvlText w:val="%5."/>
+      <w:lvlJc w:val="left"/>
+      <w:pPr>
+        <w:ind w:left="3600" w:hanging="360"/>
+      </w:pPr>
+    </w:lvl>
+    <w:lvl w:ilvl="5" w:tplc="4009001B" w:tentative="1">
+      <w:start w:val="1"/>
+      <w:numFmt w:val="lowerRoman"/>
+      <w:lvlText w:val="%6."/>
+      <w:lvlJc w:val="right"/>
+      <w:pPr>
+        <w:ind w:left="4320" w:hanging="180"/>
+      </w:pPr>
+    </w:lvl>
+    <w:lvl w:ilvl="6" w:tplc="4009000F" w:tentative="1">
+      <w:start w:val="1"/>
+      <w:numFmt w:val="decimal"/>
+      <w:lvlText w:val="%7."/>
+      <w:lvlJc w:val="left"/>
+      <w:pPr>
+        <w:ind w:left="5040" w:hanging="360"/>
+      </w:pPr>
+    </w:lvl>
+    <w:lvl w:ilvl="7" w:tplc="40090019" w:tentative="1">
+      <w:start w:val="1"/>
+      <w:numFmt w:val="lowerLetter"/>
+      <w:lvlText w:val="%8."/>
+      <w:lvlJc w:val="left"/>
+      <w:pPr>
+        <w:ind w:left="5760" w:hanging="360"/>
+      </w:pPr>
+    </w:lvl>
+    <w:lvl w:ilvl="8" w:tplc="4009001B" w:tentative="1">
+      <w:start w:val="1"/>
+      <w:numFmt w:val="lowerRoman"/>
+      <w:lvlText w:val="%9."/>
+      <w:lvlJc w:val="right"/>
+      <w:pPr>
+        <w:ind w:left="6480" w:hanging="180"/>
+      </w:pPr>
+    </w:lvl>
+  </w:abstractNum>
   <w:num w:numId="1" w16cid:durableId="547760854">
-    <w:abstractNumId w:val="32"/>
+    <w:abstractNumId w:val="47"/>
   </w:num>
   <w:num w:numId="2" w16cid:durableId="112870013">
     <w:abstractNumId w:val="0"/>
   </w:num>
   <w:num w:numId="3" w16cid:durableId="1066297082">
-    <w:abstractNumId w:val="24"/>
+    <w:abstractNumId w:val="35"/>
   </w:num>
   <w:num w:numId="4" w16cid:durableId="375544249">
-    <w:abstractNumId w:val="12"/>
+    <w:abstractNumId w:val="14"/>
   </w:num>
   <w:num w:numId="5" w16cid:durableId="1102913561">
-    <w:abstractNumId w:val="18"/>
+    <w:abstractNumId w:val="23"/>
   </w:num>
   <w:num w:numId="6" w16cid:durableId="2060545769">
+    <w:abstractNumId w:val="21"/>
+  </w:num>
+  <w:num w:numId="7" w16cid:durableId="1324044657">
+    <w:abstractNumId w:val="38"/>
+  </w:num>
+  <w:num w:numId="8" w16cid:durableId="98184746">
+    <w:abstractNumId w:val="32"/>
+  </w:num>
+  <w:num w:numId="9" w16cid:durableId="182013550">
+    <w:abstractNumId w:val="4"/>
+  </w:num>
+  <w:num w:numId="10" w16cid:durableId="1909684561">
+    <w:abstractNumId w:val="44"/>
+  </w:num>
+  <w:num w:numId="11" w16cid:durableId="468674835">
+    <w:abstractNumId w:val="7"/>
+  </w:num>
+  <w:num w:numId="12" w16cid:durableId="303313759">
+    <w:abstractNumId w:val="6"/>
+  </w:num>
+  <w:num w:numId="13" w16cid:durableId="1941378677">
     <w:abstractNumId w:val="17"/>
   </w:num>
-  <w:num w:numId="7" w16cid:durableId="1324044657">
-    <w:abstractNumId w:val="26"/>
-  </w:num>
-  <w:num w:numId="8" w16cid:durableId="98184746">
-    <w:abstractNumId w:val="22"/>
-  </w:num>
-  <w:num w:numId="9" w16cid:durableId="182013550">
-    <w:abstractNumId w:val="3"/>
-  </w:num>
-  <w:num w:numId="10" w16cid:durableId="1909684561">
-    <w:abstractNumId w:val="29"/>
-  </w:num>
-  <w:num w:numId="11" w16cid:durableId="468674835">
-    <w:abstractNumId w:val="6"/>
-  </w:num>
-  <w:num w:numId="12" w16cid:durableId="303313759">
-    <w:abstractNumId w:val="5"/>
-  </w:num>
-  <w:num w:numId="13" w16cid:durableId="1941378677">
-    <w:abstractNumId w:val="14"/>
-  </w:num>
   <w:num w:numId="14" w16cid:durableId="1658071050">
-    <w:abstractNumId w:val="20"/>
+    <w:abstractNumId w:val="27"/>
   </w:num>
   <w:num w:numId="15" w16cid:durableId="1856843268">
-    <w:abstractNumId w:val="34"/>
+    <w:abstractNumId w:val="49"/>
   </w:num>
   <w:num w:numId="16" w16cid:durableId="2056733104">
-    <w:abstractNumId w:val="31"/>
+    <w:abstractNumId w:val="46"/>
   </w:num>
   <w:num w:numId="17" w16cid:durableId="352073398">
-    <w:abstractNumId w:val="9"/>
+    <w:abstractNumId w:val="10"/>
   </w:num>
   <w:num w:numId="18" w16cid:durableId="880899920">
-    <w:abstractNumId w:val="23"/>
+    <w:abstractNumId w:val="33"/>
   </w:num>
   <w:num w:numId="19" w16cid:durableId="1963266159">
-    <w:abstractNumId w:val="10"/>
+    <w:abstractNumId w:val="11"/>
   </w:num>
   <w:num w:numId="20" w16cid:durableId="1434083292">
-    <w:abstractNumId w:val="11"/>
+    <w:abstractNumId w:val="12"/>
   </w:num>
   <w:num w:numId="21" w16cid:durableId="509570059">
     <w:abstractNumId w:val="1"/>
   </w:num>
   <w:num w:numId="22" w16cid:durableId="1888905990">
+    <w:abstractNumId w:val="9"/>
+  </w:num>
+  <w:num w:numId="23" w16cid:durableId="1001546929">
+    <w:abstractNumId w:val="39"/>
+  </w:num>
+  <w:num w:numId="24" w16cid:durableId="2016109498">
     <w:abstractNumId w:val="8"/>
   </w:num>
-  <w:num w:numId="23" w16cid:durableId="1001546929">
-    <w:abstractNumId w:val="27"/>
-  </w:num>
-  <w:num w:numId="24" w16cid:durableId="2016109498">
-    <w:abstractNumId w:val="7"/>
-  </w:num>
   <w:num w:numId="25" w16cid:durableId="836769810">
-    <w:abstractNumId w:val="16"/>
+    <w:abstractNumId w:val="20"/>
   </w:num>
   <w:num w:numId="26" w16cid:durableId="49619448">
+    <w:abstractNumId w:val="42"/>
+  </w:num>
+  <w:num w:numId="27" w16cid:durableId="1091588831">
+    <w:abstractNumId w:val="45"/>
+  </w:num>
+  <w:num w:numId="28" w16cid:durableId="1316226302">
+    <w:abstractNumId w:val="24"/>
+  </w:num>
+  <w:num w:numId="29" w16cid:durableId="731119912">
+    <w:abstractNumId w:val="5"/>
+  </w:num>
+  <w:num w:numId="30" w16cid:durableId="1482456804">
     <w:abstractNumId w:val="28"/>
   </w:num>
-  <w:num w:numId="27" w16cid:durableId="1091588831">
-    <w:abstractNumId w:val="30"/>
-  </w:num>
-  <w:num w:numId="28" w16cid:durableId="1316226302">
-    <w:abstractNumId w:val="19"/>
-  </w:num>
-  <w:num w:numId="29" w16cid:durableId="731119912">
-    <w:abstractNumId w:val="4"/>
-  </w:num>
-  <w:num w:numId="30" w16cid:durableId="1482456804">
-    <w:abstractNumId w:val="21"/>
-  </w:num>
   <w:num w:numId="31" w16cid:durableId="1733458492">
-    <w:abstractNumId w:val="13"/>
+    <w:abstractNumId w:val="15"/>
   </w:num>
   <w:num w:numId="32" w16cid:durableId="769738866">
-    <w:abstractNumId w:val="33"/>
+    <w:abstractNumId w:val="48"/>
   </w:num>
   <w:num w:numId="33" w16cid:durableId="2029674655">
     <w:abstractNumId w:val="2"/>
   </w:num>
   <w:num w:numId="34" w16cid:durableId="1764909057">
+    <w:abstractNumId w:val="36"/>
+  </w:num>
+  <w:num w:numId="35" w16cid:durableId="1460802618">
+    <w:abstractNumId w:val="19"/>
+  </w:num>
+  <w:num w:numId="36" w16cid:durableId="2093811967">
+    <w:abstractNumId w:val="41"/>
+  </w:num>
+  <w:num w:numId="37" w16cid:durableId="1859267411">
+    <w:abstractNumId w:val="31"/>
+  </w:num>
+  <w:num w:numId="38" w16cid:durableId="1741830400">
+    <w:abstractNumId w:val="43"/>
+  </w:num>
+  <w:num w:numId="39" w16cid:durableId="493300045">
     <w:abstractNumId w:val="25"/>
   </w:num>
-  <w:num w:numId="35" w16cid:durableId="1460802618">
-    <w:abstractNumId w:val="15"/>
+  <w:num w:numId="40" w16cid:durableId="1842039721">
+    <w:abstractNumId w:val="30"/>
+  </w:num>
+  <w:num w:numId="41" w16cid:durableId="477959858">
+    <w:abstractNumId w:val="26"/>
+  </w:num>
+  <w:num w:numId="42" w16cid:durableId="502479676">
+    <w:abstractNumId w:val="16"/>
+  </w:num>
+  <w:num w:numId="43" w16cid:durableId="307318697">
+    <w:abstractNumId w:val="29"/>
+  </w:num>
+  <w:num w:numId="44" w16cid:durableId="1273854510">
+    <w:abstractNumId w:val="50"/>
+  </w:num>
+  <w:num w:numId="45" w16cid:durableId="90973953">
+    <w:abstractNumId w:val="13"/>
+  </w:num>
+  <w:num w:numId="46" w16cid:durableId="457912309">
+    <w:abstractNumId w:val="3"/>
+  </w:num>
+  <w:num w:numId="47" w16cid:durableId="42410849">
+    <w:abstractNumId w:val="22"/>
+  </w:num>
+  <w:num w:numId="48" w16cid:durableId="1751152673">
+    <w:abstractNumId w:val="40"/>
+  </w:num>
+  <w:num w:numId="49" w16cid:durableId="1372655259">
+    <w:abstractNumId w:val="37"/>
+  </w:num>
+  <w:num w:numId="50" w16cid:durableId="2097021567">
+    <w:abstractNumId w:val="18"/>
+  </w:num>
+  <w:num w:numId="51" w16cid:durableId="571697622">
+    <w:abstractNumId w:val="51"/>
+  </w:num>
+  <w:num w:numId="52" w16cid:durableId="1787961601">
+    <w:abstractNumId w:val="34"/>
   </w:num>
 </w:numbering>
 </file>
@@ -11123,7 +18991,6 @@
     <w:next w:val="Normal"/>
     <w:link w:val="Heading3Char"/>
     <w:uiPriority w:val="9"/>
-    <w:semiHidden/>
     <w:unhideWhenUsed/>
     <w:qFormat/>
     <w:rsid w:val="008A54EF"/>
@@ -11275,7 +19142,6 @@
   <w:style w:type="character" w:default="1" w:styleId="DefaultParagraphFont">
     <w:name w:val="Default Paragraph Font"/>
     <w:uiPriority w:val="1"/>
-    <w:semiHidden/>
     <w:unhideWhenUsed/>
   </w:style>
   <w:style w:type="table" w:default="1" w:styleId="TableNormal">
@@ -11331,7 +19197,6 @@
     <w:basedOn w:val="DefaultParagraphFont"/>
     <w:link w:val="Heading3"/>
     <w:uiPriority w:val="9"/>
-    <w:semiHidden/>
     <w:rsid w:val="008A54EF"/>
     <w:rPr>
       <w:rFonts w:eastAsiaTheme="majorEastAsia" w:cstheme="majorBidi"/>

--- a/PLSQL Assignments.docx
+++ b/PLSQL Assignments.docx
@@ -10222,17 +10222,152 @@
           <w:szCs w:val="20"/>
         </w:rPr>
       </w:pPr>
-    </w:p>
-    <w:p>
-      <w:pPr>
-        <w:spacing w:after="0" w:line="240" w:lineRule="auto"/>
-        <w:ind w:left="66"/>
-        <w:rPr>
-          <w:rFonts w:cstheme="minorHAnsi"/>
-          <w:sz w:val="20"/>
-          <w:szCs w:val="20"/>
-        </w:rPr>
-      </w:pPr>
+      <w:r>
+        <w:rPr>
+          <w:rFonts w:cstheme="minorHAnsi"/>
+          <w:b/>
+          <w:bCs/>
+          <w:sz w:val="20"/>
+          <w:szCs w:val="20"/>
+        </w:rPr>
+        <w:t>Cursor-Based Salary Increment</w:t>
+      </w:r>
+    </w:p>
+    <w:p>
+      <w:pPr>
+        <w:spacing w:after="0" w:line="240" w:lineRule="auto"/>
+        <w:ind w:left="66"/>
+        <w:rPr>
+          <w:rFonts w:cstheme="minorHAnsi"/>
+          <w:sz w:val="20"/>
+          <w:szCs w:val="20"/>
+        </w:rPr>
+      </w:pPr>
+    </w:p>
+    <w:p>
+      <w:pPr>
+        <w:spacing w:after="0" w:line="240" w:lineRule="auto"/>
+        <w:ind w:left="66"/>
+        <w:rPr>
+          <w:rFonts w:cstheme="minorHAnsi"/>
+          <w:sz w:val="20"/>
+          <w:szCs w:val="20"/>
+        </w:rPr>
+      </w:pPr>
+      <w:r>
+        <w:rPr>
+          <w:rFonts w:cstheme="minorHAnsi"/>
+          <w:sz w:val="20"/>
+          <w:szCs w:val="20"/>
+        </w:rPr>
+        <w:t xml:space="preserve">Use cursor to increase salary by 5% for all </w:t>
+      </w:r>
+      <w:proofErr w:type="gramStart"/>
+      <w:r>
+        <w:rPr>
+          <w:rFonts w:cstheme="minorHAnsi"/>
+          <w:sz w:val="20"/>
+          <w:szCs w:val="20"/>
+        </w:rPr>
+        <w:t>employees</w:t>
+      </w:r>
+      <w:proofErr w:type="gramEnd"/>
+      <w:r>
+        <w:rPr>
+          <w:rFonts w:cstheme="minorHAnsi"/>
+          <w:sz w:val="20"/>
+          <w:szCs w:val="20"/>
+        </w:rPr>
+        <w:t xml:space="preserve"> department-wise</w:t>
+      </w:r>
+    </w:p>
+    <w:p>
+      <w:pPr>
+        <w:spacing w:after="0" w:line="240" w:lineRule="auto"/>
+        <w:ind w:left="66"/>
+        <w:rPr>
+          <w:rFonts w:cstheme="minorHAnsi"/>
+          <w:b/>
+          <w:bCs/>
+          <w:sz w:val="20"/>
+          <w:szCs w:val="20"/>
+        </w:rPr>
+      </w:pPr>
+    </w:p>
+    <w:p>
+      <w:pPr>
+        <w:spacing w:after="0" w:line="240" w:lineRule="auto"/>
+        <w:ind w:left="66"/>
+        <w:rPr>
+          <w:rFonts w:cstheme="minorHAnsi"/>
+          <w:b/>
+          <w:bCs/>
+          <w:sz w:val="20"/>
+          <w:szCs w:val="20"/>
+        </w:rPr>
+      </w:pPr>
+      <w:r>
+        <w:rPr>
+          <w:rFonts w:cstheme="minorHAnsi"/>
+          <w:b/>
+          <w:bCs/>
+          <w:sz w:val="20"/>
+          <w:szCs w:val="20"/>
+        </w:rPr>
+        <w:t>Table Structure</w:t>
+      </w:r>
+    </w:p>
+    <w:p>
+      <w:pPr>
+        <w:spacing w:after="0" w:line="240" w:lineRule="auto"/>
+        <w:ind w:left="66"/>
+        <w:rPr>
+          <w:rFonts w:cstheme="minorHAnsi"/>
+          <w:sz w:val="20"/>
+          <w:szCs w:val="20"/>
+        </w:rPr>
+      </w:pPr>
+    </w:p>
+    <w:p>
+      <w:pPr>
+        <w:pStyle w:val="ListParagraph"/>
+        <w:numPr>
+          <w:ilvl w:val="0"/>
+          <w:numId w:val="54"/>
+        </w:numPr>
+        <w:spacing w:after="0" w:line="240" w:lineRule="auto"/>
+        <w:rPr>
+          <w:rFonts w:cstheme="minorHAnsi"/>
+          <w:sz w:val="20"/>
+          <w:szCs w:val="20"/>
+        </w:rPr>
+      </w:pPr>
+      <w:r>
+        <w:rPr>
+          <w:rFonts w:cstheme="minorHAnsi"/>
+          <w:sz w:val="20"/>
+          <w:szCs w:val="20"/>
+        </w:rPr>
+        <w:t xml:space="preserve">CREATE TABLE employees (emp_id INT, dept_id INT, salary </w:t>
+      </w:r>
+      <w:proofErr w:type="gramStart"/>
+      <w:r>
+        <w:rPr>
+          <w:rFonts w:cstheme="minorHAnsi"/>
+          <w:sz w:val="20"/>
+          <w:szCs w:val="20"/>
+        </w:rPr>
+        <w:t>DECIMAL(</w:t>
+      </w:r>
+      <w:proofErr w:type="gramEnd"/>
+      <w:r>
+        <w:rPr>
+          <w:rFonts w:cstheme="minorHAnsi"/>
+          <w:sz w:val="20"/>
+          <w:szCs w:val="20"/>
+        </w:rPr>
+        <w:t>10,2));</w:t>
+      </w:r>
     </w:p>
     <w:p>
       <w:pPr>
@@ -10274,17 +10409,173 @@
           <w:szCs w:val="20"/>
         </w:rPr>
       </w:pPr>
-    </w:p>
-    <w:p>
-      <w:pPr>
-        <w:spacing w:after="0" w:line="240" w:lineRule="auto"/>
-        <w:ind w:left="66"/>
-        <w:rPr>
-          <w:rFonts w:cstheme="minorHAnsi"/>
-          <w:sz w:val="20"/>
-          <w:szCs w:val="20"/>
-        </w:rPr>
-      </w:pPr>
+      <w:r>
+        <w:rPr>
+          <w:rFonts w:cstheme="minorHAnsi"/>
+          <w:b/>
+          <w:bCs/>
+          <w:sz w:val="20"/>
+          <w:szCs w:val="20"/>
+        </w:rPr>
+        <w:t>Trigger + Procedure Combo</w:t>
+      </w:r>
+    </w:p>
+    <w:p>
+      <w:pPr>
+        <w:spacing w:after="0" w:line="240" w:lineRule="auto"/>
+        <w:ind w:left="66"/>
+        <w:rPr>
+          <w:rFonts w:cstheme="minorHAnsi"/>
+          <w:sz w:val="20"/>
+          <w:szCs w:val="20"/>
+        </w:rPr>
+      </w:pPr>
+    </w:p>
+    <w:p>
+      <w:pPr>
+        <w:pStyle w:val="ListParagraph"/>
+        <w:numPr>
+          <w:ilvl w:val="0"/>
+          <w:numId w:val="46"/>
+        </w:numPr>
+        <w:spacing w:after="0" w:line="240" w:lineRule="auto"/>
+        <w:rPr>
+          <w:rFonts w:cstheme="minorHAnsi"/>
+          <w:sz w:val="20"/>
+          <w:szCs w:val="20"/>
+        </w:rPr>
+      </w:pPr>
+      <w:r>
+        <w:rPr>
+          <w:rFonts w:cstheme="minorHAnsi"/>
+          <w:sz w:val="20"/>
+          <w:szCs w:val="20"/>
+        </w:rPr>
+        <w:t>Write a procedure to insert order</w:t>
+      </w:r>
+    </w:p>
+    <w:p>
+      <w:pPr>
+        <w:pStyle w:val="ListParagraph"/>
+        <w:numPr>
+          <w:ilvl w:val="0"/>
+          <w:numId w:val="46"/>
+        </w:numPr>
+        <w:spacing w:after="0" w:line="240" w:lineRule="auto"/>
+        <w:rPr>
+          <w:rFonts w:cstheme="minorHAnsi"/>
+          <w:sz w:val="20"/>
+          <w:szCs w:val="20"/>
+        </w:rPr>
+      </w:pPr>
+      <w:r>
+        <w:rPr>
+          <w:rFonts w:cstheme="minorHAnsi"/>
+          <w:sz w:val="20"/>
+          <w:szCs w:val="20"/>
+        </w:rPr>
+        <w:t>Trigger should automatically reduce stock after insert</w:t>
+      </w:r>
+    </w:p>
+    <w:p>
+      <w:pPr>
+        <w:spacing w:after="0" w:line="240" w:lineRule="auto"/>
+        <w:rPr>
+          <w:rFonts w:cstheme="minorHAnsi"/>
+          <w:sz w:val="20"/>
+          <w:szCs w:val="20"/>
+        </w:rPr>
+      </w:pPr>
+    </w:p>
+    <w:p>
+      <w:pPr>
+        <w:spacing w:after="0" w:line="240" w:lineRule="auto"/>
+        <w:rPr>
+          <w:rFonts w:cstheme="minorHAnsi"/>
+          <w:b/>
+          <w:bCs/>
+          <w:sz w:val="20"/>
+          <w:szCs w:val="20"/>
+        </w:rPr>
+      </w:pPr>
+      <w:r>
+        <w:rPr>
+          <w:rFonts w:cstheme="minorHAnsi"/>
+          <w:b/>
+          <w:bCs/>
+          <w:sz w:val="20"/>
+          <w:szCs w:val="20"/>
+        </w:rPr>
+        <w:t>Table Structure</w:t>
+      </w:r>
+    </w:p>
+    <w:p>
+      <w:pPr>
+        <w:pStyle w:val="ListParagraph"/>
+        <w:spacing w:after="0" w:line="240" w:lineRule="auto"/>
+        <w:rPr>
+          <w:rFonts w:cstheme="minorHAnsi"/>
+          <w:sz w:val="20"/>
+          <w:szCs w:val="20"/>
+        </w:rPr>
+      </w:pPr>
+    </w:p>
+    <w:p>
+      <w:pPr>
+        <w:pStyle w:val="ListParagraph"/>
+        <w:numPr>
+          <w:ilvl w:val="0"/>
+          <w:numId w:val="57"/>
+        </w:numPr>
+        <w:spacing w:after="0" w:line="240" w:lineRule="auto"/>
+        <w:rPr>
+          <w:rFonts w:cstheme="minorHAnsi"/>
+          <w:sz w:val="20"/>
+          <w:szCs w:val="20"/>
+        </w:rPr>
+      </w:pPr>
+      <w:r>
+        <w:rPr>
+          <w:rFonts w:cstheme="minorHAnsi"/>
+          <w:sz w:val="20"/>
+          <w:szCs w:val="20"/>
+        </w:rPr>
+        <w:t>CREATE TABLE products (product_id INT, stock INT);</w:t>
+      </w:r>
+    </w:p>
+    <w:p>
+      <w:pPr>
+        <w:spacing w:after="0" w:line="240" w:lineRule="auto"/>
+        <w:ind w:left="360"/>
+        <w:rPr>
+          <w:rFonts w:cstheme="minorHAnsi"/>
+          <w:sz w:val="20"/>
+          <w:szCs w:val="20"/>
+        </w:rPr>
+      </w:pPr>
+    </w:p>
+    <w:p>
+      <w:pPr>
+        <w:pStyle w:val="ListParagraph"/>
+        <w:numPr>
+          <w:ilvl w:val="0"/>
+          <w:numId w:val="57"/>
+        </w:numPr>
+        <w:spacing w:after="0" w:line="240" w:lineRule="auto"/>
+        <w:rPr>
+          <w:rFonts w:cstheme="minorHAnsi"/>
+          <w:sz w:val="20"/>
+          <w:szCs w:val="20"/>
+        </w:rPr>
+      </w:pPr>
+      <w:r>
+        <w:rPr>
+          <w:rFonts w:cstheme="minorHAnsi"/>
+          <w:sz w:val="20"/>
+          <w:szCs w:val="20"/>
+        </w:rPr>
+        <w:t>CREATE TABLE orders (order_id INT, product_id INT, quantity INT);</w:t>
+      </w:r>
     </w:p>
     <w:p>
       <w:pPr>
@@ -10327,17 +10618,231 @@
           <w:szCs w:val="20"/>
         </w:rPr>
       </w:pPr>
-    </w:p>
-    <w:p>
-      <w:pPr>
-        <w:spacing w:after="0" w:line="240" w:lineRule="auto"/>
-        <w:ind w:left="66"/>
-        <w:rPr>
-          <w:rFonts w:cstheme="minorHAnsi"/>
-          <w:sz w:val="20"/>
-          <w:szCs w:val="20"/>
-        </w:rPr>
-      </w:pPr>
+      <w:r>
+        <w:rPr>
+          <w:rFonts w:cstheme="minorHAnsi"/>
+          <w:b/>
+          <w:bCs/>
+          <w:sz w:val="20"/>
+          <w:szCs w:val="20"/>
+        </w:rPr>
+        <w:t>Hotel – Room Upgrade</w:t>
+      </w:r>
+    </w:p>
+    <w:p>
+      <w:pPr>
+        <w:spacing w:after="0" w:line="240" w:lineRule="auto"/>
+        <w:ind w:left="66"/>
+        <w:rPr>
+          <w:rFonts w:cstheme="minorHAnsi"/>
+          <w:sz w:val="20"/>
+          <w:szCs w:val="20"/>
+        </w:rPr>
+      </w:pPr>
+    </w:p>
+    <w:p>
+      <w:pPr>
+        <w:spacing w:after="0" w:line="240" w:lineRule="auto"/>
+        <w:ind w:left="66"/>
+        <w:rPr>
+          <w:rFonts w:cstheme="minorHAnsi"/>
+          <w:sz w:val="20"/>
+          <w:szCs w:val="20"/>
+        </w:rPr>
+      </w:pPr>
+      <w:r>
+        <w:rPr>
+          <w:rFonts w:cstheme="minorHAnsi"/>
+          <w:sz w:val="20"/>
+          <w:szCs w:val="20"/>
+        </w:rPr>
+        <w:t>Write a procedure to upgrade a guest’s room</w:t>
+      </w:r>
+    </w:p>
+    <w:p>
+      <w:pPr>
+        <w:numPr>
+          <w:ilvl w:val="0"/>
+          <w:numId w:val="58"/>
+        </w:numPr>
+        <w:spacing w:after="0" w:line="240" w:lineRule="auto"/>
+        <w:rPr>
+          <w:rFonts w:cstheme="minorHAnsi"/>
+          <w:sz w:val="20"/>
+          <w:szCs w:val="20"/>
+        </w:rPr>
+      </w:pPr>
+      <w:r>
+        <w:rPr>
+          <w:rFonts w:cstheme="minorHAnsi"/>
+          <w:sz w:val="20"/>
+          <w:szCs w:val="20"/>
+        </w:rPr>
+        <w:t xml:space="preserve">Change room number </w:t>
+      </w:r>
+    </w:p>
+    <w:p>
+      <w:pPr>
+        <w:numPr>
+          <w:ilvl w:val="0"/>
+          <w:numId w:val="58"/>
+        </w:numPr>
+        <w:spacing w:after="0" w:line="240" w:lineRule="auto"/>
+        <w:rPr>
+          <w:rFonts w:cstheme="minorHAnsi"/>
+          <w:sz w:val="20"/>
+          <w:szCs w:val="20"/>
+        </w:rPr>
+      </w:pPr>
+      <w:r>
+        <w:rPr>
+          <w:rFonts w:cstheme="minorHAnsi"/>
+          <w:sz w:val="20"/>
+          <w:szCs w:val="20"/>
+        </w:rPr>
+        <w:t xml:space="preserve">Update old room → Available </w:t>
+      </w:r>
+    </w:p>
+    <w:p>
+      <w:pPr>
+        <w:numPr>
+          <w:ilvl w:val="0"/>
+          <w:numId w:val="58"/>
+        </w:numPr>
+        <w:spacing w:after="0" w:line="240" w:lineRule="auto"/>
+        <w:rPr>
+          <w:rFonts w:cstheme="minorHAnsi"/>
+          <w:sz w:val="20"/>
+          <w:szCs w:val="20"/>
+        </w:rPr>
+      </w:pPr>
+      <w:r>
+        <w:rPr>
+          <w:rFonts w:cstheme="minorHAnsi"/>
+          <w:sz w:val="20"/>
+          <w:szCs w:val="20"/>
+        </w:rPr>
+        <w:t>Update new room → Occupied</w:t>
+      </w:r>
+    </w:p>
+    <w:p>
+      <w:pPr>
+        <w:spacing w:after="0" w:line="240" w:lineRule="auto"/>
+        <w:ind w:left="66"/>
+        <w:rPr>
+          <w:rFonts w:cstheme="minorHAnsi"/>
+          <w:sz w:val="20"/>
+          <w:szCs w:val="20"/>
+        </w:rPr>
+      </w:pPr>
+    </w:p>
+    <w:p>
+      <w:pPr>
+        <w:spacing w:after="0" w:line="240" w:lineRule="auto"/>
+        <w:rPr>
+          <w:rFonts w:cstheme="minorHAnsi"/>
+          <w:b/>
+          <w:bCs/>
+          <w:sz w:val="20"/>
+          <w:szCs w:val="20"/>
+        </w:rPr>
+      </w:pPr>
+      <w:r>
+        <w:rPr>
+          <w:rFonts w:cstheme="minorHAnsi"/>
+          <w:b/>
+          <w:bCs/>
+          <w:sz w:val="20"/>
+          <w:szCs w:val="20"/>
+        </w:rPr>
+        <w:t>Table Structure</w:t>
+      </w:r>
+    </w:p>
+    <w:p>
+      <w:pPr>
+        <w:spacing w:after="0" w:line="240" w:lineRule="auto"/>
+        <w:ind w:left="66"/>
+        <w:rPr>
+          <w:rFonts w:cstheme="minorHAnsi"/>
+          <w:sz w:val="20"/>
+          <w:szCs w:val="20"/>
+        </w:rPr>
+      </w:pPr>
+    </w:p>
+    <w:p>
+      <w:pPr>
+        <w:pStyle w:val="ListParagraph"/>
+        <w:numPr>
+          <w:ilvl w:val="0"/>
+          <w:numId w:val="59"/>
+        </w:numPr>
+        <w:spacing w:after="0" w:line="240" w:lineRule="auto"/>
+        <w:rPr>
+          <w:rFonts w:cstheme="minorHAnsi"/>
+          <w:sz w:val="20"/>
+          <w:szCs w:val="20"/>
+        </w:rPr>
+      </w:pPr>
+      <w:r>
+        <w:rPr>
+          <w:rFonts w:cstheme="minorHAnsi"/>
+          <w:sz w:val="20"/>
+          <w:szCs w:val="20"/>
+        </w:rPr>
+        <w:t xml:space="preserve">CREATE TABLE rooms (room_no INT PRIMARY KEY, status </w:t>
+      </w:r>
+      <w:proofErr w:type="gramStart"/>
+      <w:r>
+        <w:rPr>
+          <w:rFonts w:cstheme="minorHAnsi"/>
+          <w:sz w:val="20"/>
+          <w:szCs w:val="20"/>
+        </w:rPr>
+        <w:t>VARCHAR(</w:t>
+      </w:r>
+      <w:proofErr w:type="gramEnd"/>
+      <w:r>
+        <w:rPr>
+          <w:rFonts w:cstheme="minorHAnsi"/>
+          <w:sz w:val="20"/>
+          <w:szCs w:val="20"/>
+        </w:rPr>
+        <w:t>20));</w:t>
+      </w:r>
+    </w:p>
+    <w:p>
+      <w:pPr>
+        <w:spacing w:after="0" w:line="240" w:lineRule="auto"/>
+        <w:ind w:left="66"/>
+        <w:rPr>
+          <w:rFonts w:cstheme="minorHAnsi"/>
+          <w:sz w:val="20"/>
+          <w:szCs w:val="20"/>
+        </w:rPr>
+      </w:pPr>
+    </w:p>
+    <w:p>
+      <w:pPr>
+        <w:pStyle w:val="ListParagraph"/>
+        <w:numPr>
+          <w:ilvl w:val="0"/>
+          <w:numId w:val="59"/>
+        </w:numPr>
+        <w:spacing w:after="0" w:line="240" w:lineRule="auto"/>
+        <w:rPr>
+          <w:rFonts w:cstheme="minorHAnsi"/>
+          <w:sz w:val="20"/>
+          <w:szCs w:val="20"/>
+        </w:rPr>
+      </w:pPr>
+      <w:r>
+        <w:rPr>
+          <w:rFonts w:cstheme="minorHAnsi"/>
+          <w:sz w:val="20"/>
+          <w:szCs w:val="20"/>
+        </w:rPr>
+        <w:t>CREATE TABLE guests (guest_id INT PRIMARY KEY, room_no INT);</w:t>
+      </w:r>
     </w:p>
     <w:p>
       <w:pPr>
@@ -10380,17 +10885,217 @@
           <w:szCs w:val="20"/>
         </w:rPr>
       </w:pPr>
-    </w:p>
-    <w:p>
-      <w:pPr>
-        <w:spacing w:after="0" w:line="240" w:lineRule="auto"/>
-        <w:ind w:left="66"/>
-        <w:rPr>
-          <w:rFonts w:cstheme="minorHAnsi"/>
-          <w:sz w:val="20"/>
-          <w:szCs w:val="20"/>
-        </w:rPr>
-      </w:pPr>
+      <w:r>
+        <w:rPr>
+          <w:rFonts w:cstheme="minorHAnsi"/>
+          <w:b/>
+          <w:bCs/>
+          <w:sz w:val="20"/>
+          <w:szCs w:val="20"/>
+        </w:rPr>
+        <w:t>Library – Reserve Book</w:t>
+      </w:r>
+    </w:p>
+    <w:p>
+      <w:pPr>
+        <w:spacing w:after="0" w:line="240" w:lineRule="auto"/>
+        <w:ind w:left="66"/>
+        <w:rPr>
+          <w:rFonts w:cstheme="minorHAnsi"/>
+          <w:sz w:val="20"/>
+          <w:szCs w:val="20"/>
+        </w:rPr>
+      </w:pPr>
+    </w:p>
+    <w:p>
+      <w:pPr>
+        <w:spacing w:after="0" w:line="240" w:lineRule="auto"/>
+        <w:ind w:left="66"/>
+        <w:rPr>
+          <w:rFonts w:cstheme="minorHAnsi"/>
+          <w:sz w:val="20"/>
+          <w:szCs w:val="20"/>
+        </w:rPr>
+      </w:pPr>
+      <w:r>
+        <w:rPr>
+          <w:rFonts w:cstheme="minorHAnsi"/>
+          <w:sz w:val="20"/>
+          <w:szCs w:val="20"/>
+        </w:rPr>
+        <w:t>Write a procedure to reserve a book if it is already issued</w:t>
+      </w:r>
+    </w:p>
+    <w:p>
+      <w:pPr>
+        <w:spacing w:after="0" w:line="240" w:lineRule="auto"/>
+        <w:ind w:left="66"/>
+        <w:rPr>
+          <w:rFonts w:cstheme="minorHAnsi"/>
+          <w:sz w:val="20"/>
+          <w:szCs w:val="20"/>
+        </w:rPr>
+      </w:pPr>
+    </w:p>
+    <w:p>
+      <w:pPr>
+        <w:pStyle w:val="ListParagraph"/>
+        <w:numPr>
+          <w:ilvl w:val="0"/>
+          <w:numId w:val="60"/>
+        </w:numPr>
+        <w:spacing w:after="0" w:line="240" w:lineRule="auto"/>
+        <w:rPr>
+          <w:rFonts w:cstheme="minorHAnsi"/>
+          <w:sz w:val="20"/>
+          <w:szCs w:val="20"/>
+        </w:rPr>
+      </w:pPr>
+      <w:r>
+        <w:rPr>
+          <w:rFonts w:cstheme="minorHAnsi"/>
+          <w:sz w:val="20"/>
+          <w:szCs w:val="20"/>
+        </w:rPr>
+        <w:t>Insert into reservation table</w:t>
+      </w:r>
+    </w:p>
+    <w:p>
+      <w:pPr>
+        <w:spacing w:after="0" w:line="240" w:lineRule="auto"/>
+        <w:ind w:left="66"/>
+        <w:rPr>
+          <w:rFonts w:cstheme="minorHAnsi"/>
+          <w:sz w:val="20"/>
+          <w:szCs w:val="20"/>
+        </w:rPr>
+      </w:pPr>
+    </w:p>
+    <w:p>
+      <w:pPr>
+        <w:spacing w:after="0" w:line="240" w:lineRule="auto"/>
+        <w:rPr>
+          <w:rFonts w:cstheme="minorHAnsi"/>
+          <w:b/>
+          <w:bCs/>
+          <w:sz w:val="20"/>
+          <w:szCs w:val="20"/>
+        </w:rPr>
+      </w:pPr>
+      <w:r>
+        <w:rPr>
+          <w:rFonts w:cstheme="minorHAnsi"/>
+          <w:b/>
+          <w:bCs/>
+          <w:sz w:val="20"/>
+          <w:szCs w:val="20"/>
+        </w:rPr>
+        <w:t>Table Structure</w:t>
+      </w:r>
+    </w:p>
+    <w:p>
+      <w:pPr>
+        <w:spacing w:after="0" w:line="240" w:lineRule="auto"/>
+        <w:ind w:left="66"/>
+        <w:rPr>
+          <w:rFonts w:cstheme="minorHAnsi"/>
+          <w:sz w:val="20"/>
+          <w:szCs w:val="20"/>
+        </w:rPr>
+      </w:pPr>
+    </w:p>
+    <w:p>
+      <w:pPr>
+        <w:pStyle w:val="ListParagraph"/>
+        <w:numPr>
+          <w:ilvl w:val="0"/>
+          <w:numId w:val="61"/>
+        </w:numPr>
+        <w:spacing w:after="0" w:line="240" w:lineRule="auto"/>
+        <w:rPr>
+          <w:rFonts w:cstheme="minorHAnsi"/>
+          <w:sz w:val="20"/>
+          <w:szCs w:val="20"/>
+        </w:rPr>
+      </w:pPr>
+      <w:r>
+        <w:rPr>
+          <w:rFonts w:cstheme="minorHAnsi"/>
+          <w:sz w:val="20"/>
+          <w:szCs w:val="20"/>
+        </w:rPr>
+        <w:t xml:space="preserve">CREATE TABLE books (book_id INT PRIMARY KEY, status </w:t>
+      </w:r>
+      <w:proofErr w:type="gramStart"/>
+      <w:r>
+        <w:rPr>
+          <w:rFonts w:cstheme="minorHAnsi"/>
+          <w:sz w:val="20"/>
+          <w:szCs w:val="20"/>
+        </w:rPr>
+        <w:t>VARCHAR(</w:t>
+      </w:r>
+      <w:proofErr w:type="gramEnd"/>
+      <w:r>
+        <w:rPr>
+          <w:rFonts w:cstheme="minorHAnsi"/>
+          <w:sz w:val="20"/>
+          <w:szCs w:val="20"/>
+        </w:rPr>
+        <w:t>20));</w:t>
+      </w:r>
+    </w:p>
+    <w:p>
+      <w:pPr>
+        <w:spacing w:after="0" w:line="240" w:lineRule="auto"/>
+        <w:ind w:left="66"/>
+        <w:rPr>
+          <w:rFonts w:cstheme="minorHAnsi"/>
+          <w:sz w:val="20"/>
+          <w:szCs w:val="20"/>
+        </w:rPr>
+      </w:pPr>
+    </w:p>
+    <w:p>
+      <w:pPr>
+        <w:pStyle w:val="ListParagraph"/>
+        <w:numPr>
+          <w:ilvl w:val="0"/>
+          <w:numId w:val="61"/>
+        </w:numPr>
+        <w:spacing w:after="0" w:line="240" w:lineRule="auto"/>
+        <w:rPr>
+          <w:rFonts w:cstheme="minorHAnsi"/>
+          <w:sz w:val="20"/>
+          <w:szCs w:val="20"/>
+        </w:rPr>
+      </w:pPr>
+      <w:r>
+        <w:rPr>
+          <w:rFonts w:cstheme="minorHAnsi"/>
+          <w:sz w:val="20"/>
+          <w:szCs w:val="20"/>
+        </w:rPr>
+        <w:t xml:space="preserve">CREATE TABLE reservations (res_id INT AUTO_INCREMENT PRIMARY KEY, student_id INT, book_id INT, res_date DATE DEFAULT </w:t>
+      </w:r>
+      <w:proofErr w:type="gramStart"/>
+      <w:r>
+        <w:rPr>
+          <w:rFonts w:cstheme="minorHAnsi"/>
+          <w:sz w:val="20"/>
+          <w:szCs w:val="20"/>
+        </w:rPr>
+        <w:t>CURDATE(</w:t>
+      </w:r>
+      <w:proofErr w:type="gramEnd"/>
+      <w:r>
+        <w:rPr>
+          <w:rFonts w:cstheme="minorHAnsi"/>
+          <w:sz w:val="20"/>
+          <w:szCs w:val="20"/>
+        </w:rPr>
+        <w:t>));</w:t>
+      </w:r>
     </w:p>
     <w:p>
       <w:pPr>
@@ -10433,6 +11138,165 @@
           <w:szCs w:val="20"/>
         </w:rPr>
       </w:pPr>
+      <w:r>
+        <w:rPr>
+          <w:rFonts w:cstheme="minorHAnsi"/>
+          <w:b/>
+          <w:bCs/>
+          <w:sz w:val="20"/>
+          <w:szCs w:val="20"/>
+        </w:rPr>
+        <w:t>Banking – Interest Calculation</w:t>
+      </w:r>
+    </w:p>
+    <w:p>
+      <w:pPr>
+        <w:spacing w:after="0" w:line="240" w:lineRule="auto"/>
+        <w:rPr>
+          <w:rFonts w:cstheme="minorHAnsi"/>
+          <w:sz w:val="20"/>
+          <w:szCs w:val="20"/>
+        </w:rPr>
+      </w:pPr>
+    </w:p>
+    <w:p>
+      <w:pPr>
+        <w:spacing w:after="0" w:line="240" w:lineRule="auto"/>
+        <w:rPr>
+          <w:rFonts w:cstheme="minorHAnsi"/>
+          <w:sz w:val="20"/>
+          <w:szCs w:val="20"/>
+        </w:rPr>
+      </w:pPr>
+      <w:r>
+        <w:rPr>
+          <w:rFonts w:cstheme="minorHAnsi"/>
+          <w:sz w:val="20"/>
+          <w:szCs w:val="20"/>
+        </w:rPr>
+        <w:t>Write a procedure to add yearly interest (5%) to all savings accounts</w:t>
+      </w:r>
+    </w:p>
+    <w:p>
+      <w:pPr>
+        <w:spacing w:after="0" w:line="240" w:lineRule="auto"/>
+        <w:rPr>
+          <w:rFonts w:cstheme="minorHAnsi"/>
+          <w:sz w:val="20"/>
+          <w:szCs w:val="20"/>
+        </w:rPr>
+      </w:pPr>
+    </w:p>
+    <w:p>
+      <w:pPr>
+        <w:spacing w:after="0" w:line="240" w:lineRule="auto"/>
+        <w:rPr>
+          <w:rFonts w:cstheme="minorHAnsi"/>
+          <w:b/>
+          <w:bCs/>
+          <w:sz w:val="20"/>
+          <w:szCs w:val="20"/>
+        </w:rPr>
+      </w:pPr>
+      <w:r>
+        <w:rPr>
+          <w:rFonts w:cstheme="minorHAnsi"/>
+          <w:b/>
+          <w:bCs/>
+          <w:sz w:val="20"/>
+          <w:szCs w:val="20"/>
+        </w:rPr>
+        <w:t>Table Structure</w:t>
+      </w:r>
+    </w:p>
+    <w:p>
+      <w:pPr>
+        <w:spacing w:after="0" w:line="240" w:lineRule="auto"/>
+        <w:rPr>
+          <w:rFonts w:cstheme="minorHAnsi"/>
+          <w:b/>
+          <w:bCs/>
+          <w:sz w:val="20"/>
+          <w:szCs w:val="20"/>
+        </w:rPr>
+      </w:pPr>
+    </w:p>
+    <w:p>
+      <w:pPr>
+        <w:pStyle w:val="ListParagraph"/>
+        <w:numPr>
+          <w:ilvl w:val="0"/>
+          <w:numId w:val="63"/>
+        </w:numPr>
+        <w:spacing w:after="0" w:line="240" w:lineRule="auto"/>
+        <w:rPr>
+          <w:rFonts w:cstheme="minorHAnsi"/>
+          <w:sz w:val="20"/>
+          <w:szCs w:val="20"/>
+        </w:rPr>
+      </w:pPr>
+      <w:r>
+        <w:rPr>
+          <w:rFonts w:cstheme="minorHAnsi"/>
+          <w:sz w:val="20"/>
+          <w:szCs w:val="20"/>
+        </w:rPr>
+        <w:t xml:space="preserve">CREATE TABLE accounts (acc_no INT PRIMARY KEY, balance </w:t>
+      </w:r>
+      <w:proofErr w:type="gramStart"/>
+      <w:r>
+        <w:rPr>
+          <w:rFonts w:cstheme="minorHAnsi"/>
+          <w:sz w:val="20"/>
+          <w:szCs w:val="20"/>
+        </w:rPr>
+        <w:t>DECIMAL(</w:t>
+      </w:r>
+      <w:proofErr w:type="gramEnd"/>
+      <w:r>
+        <w:rPr>
+          <w:rFonts w:cstheme="minorHAnsi"/>
+          <w:sz w:val="20"/>
+          <w:szCs w:val="20"/>
+        </w:rPr>
+        <w:t xml:space="preserve">10,2), </w:t>
+      </w:r>
+      <w:proofErr w:type="spellStart"/>
+      <w:r>
+        <w:rPr>
+          <w:rFonts w:cstheme="minorHAnsi"/>
+          <w:sz w:val="20"/>
+          <w:szCs w:val="20"/>
+        </w:rPr>
+        <w:t>acc_type</w:t>
+      </w:r>
+      <w:proofErr w:type="spellEnd"/>
+      <w:r>
+        <w:rPr>
+          <w:rFonts w:cstheme="minorHAnsi"/>
+          <w:sz w:val="20"/>
+          <w:szCs w:val="20"/>
+        </w:rPr>
+        <w:t xml:space="preserve"> </w:t>
+      </w:r>
+      <w:proofErr w:type="gramStart"/>
+      <w:r>
+        <w:rPr>
+          <w:rFonts w:cstheme="minorHAnsi"/>
+          <w:sz w:val="20"/>
+          <w:szCs w:val="20"/>
+        </w:rPr>
+        <w:t>VARCHAR(</w:t>
+      </w:r>
+      <w:proofErr w:type="gramEnd"/>
+      <w:r>
+        <w:rPr>
+          <w:rFonts w:cstheme="minorHAnsi"/>
+          <w:sz w:val="20"/>
+          <w:szCs w:val="20"/>
+        </w:rPr>
+        <w:t>20));</w:t>
+      </w:r>
     </w:p>
     <w:p>
       <w:pPr>
@@ -10449,6 +11313,233 @@
     </w:p>
     <w:p>
       <w:pPr>
+        <w:spacing w:after="0" w:line="240" w:lineRule="auto"/>
+        <w:ind w:left="66"/>
+        <w:rPr>
+          <w:rFonts w:cstheme="minorHAnsi"/>
+          <w:sz w:val="20"/>
+          <w:szCs w:val="20"/>
+        </w:rPr>
+      </w:pPr>
+    </w:p>
+    <w:p>
+      <w:pPr>
+        <w:pStyle w:val="ListParagraph"/>
+        <w:numPr>
+          <w:ilvl w:val="1"/>
+          <w:numId w:val="21"/>
+        </w:numPr>
+        <w:spacing w:after="0" w:line="240" w:lineRule="auto"/>
+        <w:ind w:left="426"/>
+        <w:rPr>
+          <w:rFonts w:cstheme="minorHAnsi"/>
+          <w:b/>
+          <w:bCs/>
+          <w:sz w:val="20"/>
+          <w:szCs w:val="20"/>
+        </w:rPr>
+      </w:pPr>
+      <w:r>
+        <w:rPr>
+          <w:rFonts w:cstheme="minorHAnsi"/>
+          <w:b/>
+          <w:bCs/>
+          <w:sz w:val="20"/>
+          <w:szCs w:val="20"/>
+        </w:rPr>
+        <w:t>E-Commerce – Apply Discount</w:t>
+      </w:r>
+    </w:p>
+    <w:p>
+      <w:pPr>
+        <w:spacing w:after="0" w:line="240" w:lineRule="auto"/>
+        <w:ind w:left="66"/>
+        <w:rPr>
+          <w:rFonts w:cstheme="minorHAnsi"/>
+          <w:sz w:val="20"/>
+          <w:szCs w:val="20"/>
+        </w:rPr>
+      </w:pPr>
+    </w:p>
+    <w:p>
+      <w:pPr>
+        <w:spacing w:after="0" w:line="240" w:lineRule="auto"/>
+        <w:ind w:left="66"/>
+        <w:rPr>
+          <w:rFonts w:cstheme="minorHAnsi"/>
+          <w:sz w:val="20"/>
+          <w:szCs w:val="20"/>
+        </w:rPr>
+      </w:pPr>
+      <w:r>
+        <w:rPr>
+          <w:rFonts w:cstheme="minorHAnsi"/>
+          <w:sz w:val="20"/>
+          <w:szCs w:val="20"/>
+        </w:rPr>
+        <w:t>Write a procedure to apply discount</w:t>
+      </w:r>
+    </w:p>
+    <w:p>
+      <w:pPr>
+        <w:spacing w:after="0" w:line="240" w:lineRule="auto"/>
+        <w:ind w:left="66"/>
+        <w:rPr>
+          <w:rFonts w:cstheme="minorHAnsi"/>
+          <w:sz w:val="20"/>
+          <w:szCs w:val="20"/>
+        </w:rPr>
+      </w:pPr>
+    </w:p>
+    <w:p>
+      <w:pPr>
+        <w:pStyle w:val="ListParagraph"/>
+        <w:numPr>
+          <w:ilvl w:val="0"/>
+          <w:numId w:val="60"/>
+        </w:numPr>
+        <w:spacing w:after="0" w:line="240" w:lineRule="auto"/>
+        <w:rPr>
+          <w:rFonts w:cstheme="minorHAnsi"/>
+          <w:sz w:val="20"/>
+          <w:szCs w:val="20"/>
+        </w:rPr>
+      </w:pPr>
+      <w:r>
+        <w:rPr>
+          <w:rFonts w:cstheme="minorHAnsi"/>
+          <w:sz w:val="20"/>
+          <w:szCs w:val="20"/>
+        </w:rPr>
+        <w:t>10% discount if total &gt; 5000</w:t>
+      </w:r>
+    </w:p>
+    <w:p>
+      <w:pPr>
+        <w:spacing w:after="0" w:line="240" w:lineRule="auto"/>
+        <w:ind w:left="66"/>
+        <w:rPr>
+          <w:rFonts w:cstheme="minorHAnsi"/>
+          <w:sz w:val="20"/>
+          <w:szCs w:val="20"/>
+        </w:rPr>
+      </w:pPr>
+    </w:p>
+    <w:p>
+      <w:pPr>
+        <w:spacing w:after="0" w:line="240" w:lineRule="auto"/>
+        <w:ind w:left="66"/>
+        <w:rPr>
+          <w:rFonts w:cstheme="minorHAnsi"/>
+          <w:b/>
+          <w:bCs/>
+          <w:sz w:val="20"/>
+          <w:szCs w:val="20"/>
+        </w:rPr>
+      </w:pPr>
+      <w:r>
+        <w:rPr>
+          <w:rFonts w:cstheme="minorHAnsi"/>
+          <w:b/>
+          <w:bCs/>
+          <w:sz w:val="20"/>
+          <w:szCs w:val="20"/>
+        </w:rPr>
+        <w:t>Table Structure</w:t>
+      </w:r>
+    </w:p>
+    <w:p>
+      <w:pPr>
+        <w:spacing w:after="0" w:line="240" w:lineRule="auto"/>
+        <w:ind w:left="66"/>
+        <w:rPr>
+          <w:rFonts w:cstheme="minorHAnsi"/>
+          <w:b/>
+          <w:bCs/>
+          <w:sz w:val="20"/>
+          <w:szCs w:val="20"/>
+        </w:rPr>
+      </w:pPr>
+    </w:p>
+    <w:p>
+      <w:pPr>
+        <w:pStyle w:val="ListParagraph"/>
+        <w:numPr>
+          <w:ilvl w:val="0"/>
+          <w:numId w:val="64"/>
+        </w:numPr>
+        <w:spacing w:after="0" w:line="240" w:lineRule="auto"/>
+        <w:rPr>
+          <w:rFonts w:cstheme="minorHAnsi"/>
+          <w:sz w:val="20"/>
+          <w:szCs w:val="20"/>
+        </w:rPr>
+      </w:pPr>
+      <w:r>
+        <w:rPr>
+          <w:rFonts w:cstheme="minorHAnsi"/>
+          <w:sz w:val="20"/>
+          <w:szCs w:val="20"/>
+        </w:rPr>
+        <w:t xml:space="preserve">CREATE TABLE orders (order_id INT PRIMARY KEY, total_amount </w:t>
+      </w:r>
+      <w:proofErr w:type="gramStart"/>
+      <w:r>
+        <w:rPr>
+          <w:rFonts w:cstheme="minorHAnsi"/>
+          <w:sz w:val="20"/>
+          <w:szCs w:val="20"/>
+        </w:rPr>
+        <w:t>DECIMAL(</w:t>
+      </w:r>
+      <w:proofErr w:type="gramEnd"/>
+      <w:r>
+        <w:rPr>
+          <w:rFonts w:cstheme="minorHAnsi"/>
+          <w:sz w:val="20"/>
+          <w:szCs w:val="20"/>
+        </w:rPr>
+        <w:t xml:space="preserve">10,2), </w:t>
+      </w:r>
+      <w:proofErr w:type="spellStart"/>
+      <w:r>
+        <w:rPr>
+          <w:rFonts w:cstheme="minorHAnsi"/>
+          <w:sz w:val="20"/>
+          <w:szCs w:val="20"/>
+        </w:rPr>
+        <w:t>final_amount</w:t>
+      </w:r>
+      <w:proofErr w:type="spellEnd"/>
+      <w:r>
+        <w:rPr>
+          <w:rFonts w:cstheme="minorHAnsi"/>
+          <w:sz w:val="20"/>
+          <w:szCs w:val="20"/>
+        </w:rPr>
+        <w:t xml:space="preserve"> </w:t>
+      </w:r>
+      <w:proofErr w:type="gramStart"/>
+      <w:r>
+        <w:rPr>
+          <w:rFonts w:cstheme="minorHAnsi"/>
+          <w:sz w:val="20"/>
+          <w:szCs w:val="20"/>
+        </w:rPr>
+        <w:t>DECIMAL(</w:t>
+      </w:r>
+      <w:proofErr w:type="gramEnd"/>
+      <w:r>
+        <w:rPr>
+          <w:rFonts w:cstheme="minorHAnsi"/>
+          <w:sz w:val="20"/>
+          <w:szCs w:val="20"/>
+        </w:rPr>
+        <w:t>10,2));</w:t>
+      </w:r>
+    </w:p>
+    <w:p>
+      <w:pPr>
         <w:pBdr>
           <w:bottom w:val="single" w:sz="6" w:space="1" w:color="auto"/>
         </w:pBdr>
@@ -10473,6 +11564,106 @@
     </w:p>
     <w:p>
       <w:pPr>
+        <w:pStyle w:val="ListParagraph"/>
+        <w:numPr>
+          <w:ilvl w:val="1"/>
+          <w:numId w:val="21"/>
+        </w:numPr>
+        <w:spacing w:after="0" w:line="240" w:lineRule="auto"/>
+        <w:ind w:left="426"/>
+        <w:rPr>
+          <w:rFonts w:cstheme="minorHAnsi"/>
+          <w:b/>
+          <w:bCs/>
+          <w:sz w:val="20"/>
+          <w:szCs w:val="20"/>
+        </w:rPr>
+      </w:pPr>
+    </w:p>
+    <w:p>
+      <w:pPr>
+        <w:spacing w:after="0" w:line="240" w:lineRule="auto"/>
+        <w:ind w:left="66"/>
+        <w:rPr>
+          <w:rFonts w:cstheme="minorHAnsi"/>
+          <w:sz w:val="20"/>
+          <w:szCs w:val="20"/>
+        </w:rPr>
+      </w:pPr>
+    </w:p>
+    <w:p>
+      <w:pPr>
+        <w:spacing w:after="0" w:line="240" w:lineRule="auto"/>
+        <w:ind w:left="66"/>
+        <w:rPr>
+          <w:rFonts w:cstheme="minorHAnsi"/>
+          <w:sz w:val="20"/>
+          <w:szCs w:val="20"/>
+        </w:rPr>
+      </w:pPr>
+    </w:p>
+    <w:p>
+      <w:pPr>
+        <w:spacing w:after="0" w:line="240" w:lineRule="auto"/>
+        <w:ind w:left="66"/>
+        <w:rPr>
+          <w:rFonts w:cstheme="minorHAnsi"/>
+          <w:sz w:val="20"/>
+          <w:szCs w:val="20"/>
+        </w:rPr>
+      </w:pPr>
+    </w:p>
+    <w:p>
+      <w:pPr>
+        <w:spacing w:after="0" w:line="240" w:lineRule="auto"/>
+        <w:ind w:left="66"/>
+        <w:rPr>
+          <w:rFonts w:cstheme="minorHAnsi"/>
+          <w:b/>
+          <w:bCs/>
+          <w:sz w:val="20"/>
+          <w:szCs w:val="20"/>
+        </w:rPr>
+      </w:pPr>
+      <w:r>
+        <w:rPr>
+          <w:rFonts w:cstheme="minorHAnsi"/>
+          <w:b/>
+          <w:bCs/>
+          <w:sz w:val="20"/>
+          <w:szCs w:val="20"/>
+        </w:rPr>
+        <w:t>Table Structure</w:t>
+      </w:r>
+    </w:p>
+    <w:p>
+      <w:pPr>
+        <w:spacing w:after="0" w:line="240" w:lineRule="auto"/>
+        <w:ind w:left="66"/>
+        <w:rPr>
+          <w:rFonts w:cstheme="minorHAnsi"/>
+          <w:b/>
+          <w:bCs/>
+          <w:sz w:val="20"/>
+          <w:szCs w:val="20"/>
+        </w:rPr>
+      </w:pPr>
+    </w:p>
+    <w:p>
+      <w:pPr>
+        <w:spacing w:after="0" w:line="240" w:lineRule="auto"/>
+        <w:ind w:left="66"/>
+        <w:rPr>
+          <w:rFonts w:cstheme="minorHAnsi"/>
+          <w:b/>
+          <w:bCs/>
+          <w:sz w:val="20"/>
+          <w:szCs w:val="20"/>
+        </w:rPr>
+      </w:pPr>
+    </w:p>
+    <w:p>
+      <w:pPr>
         <w:spacing w:after="0" w:line="240" w:lineRule="auto"/>
         <w:ind w:left="66"/>
         <w:rPr>
@@ -10519,6 +11710,95 @@
     </w:p>
     <w:p>
       <w:pPr>
+        <w:pStyle w:val="ListParagraph"/>
+        <w:numPr>
+          <w:ilvl w:val="1"/>
+          <w:numId w:val="21"/>
+        </w:numPr>
+        <w:spacing w:after="0" w:line="240" w:lineRule="auto"/>
+        <w:ind w:left="426"/>
+        <w:rPr>
+          <w:rFonts w:cstheme="minorHAnsi"/>
+          <w:b/>
+          <w:bCs/>
+          <w:sz w:val="20"/>
+          <w:szCs w:val="20"/>
+        </w:rPr>
+      </w:pPr>
+    </w:p>
+    <w:p>
+      <w:pPr>
+        <w:spacing w:after="0" w:line="240" w:lineRule="auto"/>
+        <w:ind w:left="66"/>
+        <w:rPr>
+          <w:rFonts w:cstheme="minorHAnsi"/>
+          <w:sz w:val="20"/>
+          <w:szCs w:val="20"/>
+        </w:rPr>
+      </w:pPr>
+    </w:p>
+    <w:p>
+      <w:pPr>
+        <w:spacing w:after="0" w:line="240" w:lineRule="auto"/>
+        <w:ind w:left="66"/>
+        <w:rPr>
+          <w:rFonts w:cstheme="minorHAnsi"/>
+          <w:sz w:val="20"/>
+          <w:szCs w:val="20"/>
+        </w:rPr>
+      </w:pPr>
+    </w:p>
+    <w:p>
+      <w:pPr>
+        <w:spacing w:after="0" w:line="240" w:lineRule="auto"/>
+        <w:ind w:left="66"/>
+        <w:rPr>
+          <w:rFonts w:cstheme="minorHAnsi"/>
+          <w:b/>
+          <w:bCs/>
+          <w:sz w:val="20"/>
+          <w:szCs w:val="20"/>
+        </w:rPr>
+      </w:pPr>
+      <w:r>
+        <w:rPr>
+          <w:rFonts w:cstheme="minorHAnsi"/>
+          <w:b/>
+          <w:bCs/>
+          <w:sz w:val="20"/>
+          <w:szCs w:val="20"/>
+        </w:rPr>
+        <w:t>Table Structure</w:t>
+      </w:r>
+    </w:p>
+    <w:p>
+      <w:pPr>
+        <w:spacing w:after="0" w:line="240" w:lineRule="auto"/>
+        <w:ind w:left="66"/>
+        <w:rPr>
+          <w:rFonts w:cstheme="minorHAnsi"/>
+          <w:b/>
+          <w:bCs/>
+          <w:sz w:val="20"/>
+          <w:szCs w:val="20"/>
+        </w:rPr>
+      </w:pPr>
+    </w:p>
+    <w:p>
+      <w:pPr>
+        <w:spacing w:after="0" w:line="240" w:lineRule="auto"/>
+        <w:ind w:left="66"/>
+        <w:rPr>
+          <w:rFonts w:cstheme="minorHAnsi"/>
+          <w:b/>
+          <w:bCs/>
+          <w:sz w:val="20"/>
+          <w:szCs w:val="20"/>
+        </w:rPr>
+      </w:pPr>
+    </w:p>
+    <w:p>
+      <w:pPr>
         <w:spacing w:after="0" w:line="240" w:lineRule="auto"/>
         <w:ind w:left="66"/>
         <w:rPr>
@@ -10576,6 +11856,106 @@
     </w:p>
     <w:p>
       <w:pPr>
+        <w:pStyle w:val="ListParagraph"/>
+        <w:numPr>
+          <w:ilvl w:val="1"/>
+          <w:numId w:val="21"/>
+        </w:numPr>
+        <w:spacing w:after="0" w:line="240" w:lineRule="auto"/>
+        <w:ind w:left="426"/>
+        <w:rPr>
+          <w:rFonts w:cstheme="minorHAnsi"/>
+          <w:b/>
+          <w:bCs/>
+          <w:sz w:val="20"/>
+          <w:szCs w:val="20"/>
+        </w:rPr>
+      </w:pPr>
+    </w:p>
+    <w:p>
+      <w:pPr>
+        <w:spacing w:after="0" w:line="240" w:lineRule="auto"/>
+        <w:ind w:left="66"/>
+        <w:rPr>
+          <w:rFonts w:cstheme="minorHAnsi"/>
+          <w:sz w:val="20"/>
+          <w:szCs w:val="20"/>
+        </w:rPr>
+      </w:pPr>
+    </w:p>
+    <w:p>
+      <w:pPr>
+        <w:spacing w:after="0" w:line="240" w:lineRule="auto"/>
+        <w:ind w:left="66"/>
+        <w:rPr>
+          <w:rFonts w:cstheme="minorHAnsi"/>
+          <w:sz w:val="20"/>
+          <w:szCs w:val="20"/>
+        </w:rPr>
+      </w:pPr>
+    </w:p>
+    <w:p>
+      <w:pPr>
+        <w:spacing w:after="0" w:line="240" w:lineRule="auto"/>
+        <w:ind w:left="66"/>
+        <w:rPr>
+          <w:rFonts w:cstheme="minorHAnsi"/>
+          <w:b/>
+          <w:bCs/>
+          <w:sz w:val="20"/>
+          <w:szCs w:val="20"/>
+        </w:rPr>
+      </w:pPr>
+      <w:r>
+        <w:rPr>
+          <w:rFonts w:cstheme="minorHAnsi"/>
+          <w:b/>
+          <w:bCs/>
+          <w:sz w:val="20"/>
+          <w:szCs w:val="20"/>
+        </w:rPr>
+        <w:t>Table Structure</w:t>
+      </w:r>
+    </w:p>
+    <w:p>
+      <w:pPr>
+        <w:spacing w:after="0" w:line="240" w:lineRule="auto"/>
+        <w:ind w:left="66"/>
+        <w:rPr>
+          <w:rFonts w:cstheme="minorHAnsi"/>
+          <w:b/>
+          <w:bCs/>
+          <w:sz w:val="20"/>
+          <w:szCs w:val="20"/>
+        </w:rPr>
+      </w:pPr>
+    </w:p>
+    <w:p>
+      <w:pPr>
+        <w:spacing w:after="0" w:line="240" w:lineRule="auto"/>
+        <w:ind w:left="66"/>
+        <w:rPr>
+          <w:rFonts w:cstheme="minorHAnsi"/>
+          <w:b/>
+          <w:bCs/>
+          <w:sz w:val="20"/>
+          <w:szCs w:val="20"/>
+        </w:rPr>
+      </w:pPr>
+    </w:p>
+    <w:p>
+      <w:pPr>
+        <w:spacing w:after="0" w:line="240" w:lineRule="auto"/>
+        <w:ind w:left="66"/>
+        <w:rPr>
+          <w:rFonts w:cstheme="minorHAnsi"/>
+          <w:sz w:val="20"/>
+          <w:szCs w:val="20"/>
+        </w:rPr>
+      </w:pPr>
+    </w:p>
+    <w:p>
+      <w:pPr>
         <w:spacing w:after="0" w:line="240" w:lineRule="auto"/>
         <w:ind w:left="66"/>
         <w:rPr>
@@ -10633,6 +12013,119 @@
     </w:p>
     <w:p>
       <w:pPr>
+        <w:pStyle w:val="ListParagraph"/>
+        <w:numPr>
+          <w:ilvl w:val="1"/>
+          <w:numId w:val="21"/>
+        </w:numPr>
+        <w:spacing w:after="0" w:line="240" w:lineRule="auto"/>
+        <w:ind w:left="426"/>
+        <w:rPr>
+          <w:rFonts w:cstheme="minorHAnsi"/>
+          <w:b/>
+          <w:bCs/>
+          <w:sz w:val="20"/>
+          <w:szCs w:val="20"/>
+        </w:rPr>
+      </w:pPr>
+    </w:p>
+    <w:p>
+      <w:pPr>
+        <w:spacing w:after="0" w:line="240" w:lineRule="auto"/>
+        <w:ind w:left="66"/>
+        <w:rPr>
+          <w:rFonts w:cstheme="minorHAnsi"/>
+          <w:sz w:val="20"/>
+          <w:szCs w:val="20"/>
+        </w:rPr>
+      </w:pPr>
+    </w:p>
+    <w:p>
+      <w:pPr>
+        <w:spacing w:after="0" w:line="240" w:lineRule="auto"/>
+        <w:ind w:left="66"/>
+        <w:rPr>
+          <w:rFonts w:cstheme="minorHAnsi"/>
+          <w:sz w:val="20"/>
+          <w:szCs w:val="20"/>
+        </w:rPr>
+      </w:pPr>
+    </w:p>
+    <w:p>
+      <w:pPr>
+        <w:spacing w:after="0" w:line="240" w:lineRule="auto"/>
+        <w:ind w:left="66"/>
+        <w:rPr>
+          <w:rFonts w:cstheme="minorHAnsi"/>
+          <w:b/>
+          <w:bCs/>
+          <w:sz w:val="20"/>
+          <w:szCs w:val="20"/>
+        </w:rPr>
+      </w:pPr>
+      <w:r>
+        <w:rPr>
+          <w:rFonts w:cstheme="minorHAnsi"/>
+          <w:b/>
+          <w:bCs/>
+          <w:sz w:val="20"/>
+          <w:szCs w:val="20"/>
+        </w:rPr>
+        <w:t>Table Structure</w:t>
+      </w:r>
+    </w:p>
+    <w:p>
+      <w:pPr>
+        <w:spacing w:after="0" w:line="240" w:lineRule="auto"/>
+        <w:ind w:left="66"/>
+        <w:rPr>
+          <w:rFonts w:cstheme="minorHAnsi"/>
+          <w:b/>
+          <w:bCs/>
+          <w:sz w:val="20"/>
+          <w:szCs w:val="20"/>
+        </w:rPr>
+      </w:pPr>
+    </w:p>
+    <w:p>
+      <w:pPr>
+        <w:spacing w:after="0" w:line="240" w:lineRule="auto"/>
+        <w:ind w:left="66"/>
+        <w:rPr>
+          <w:rFonts w:cstheme="minorHAnsi"/>
+          <w:b/>
+          <w:bCs/>
+          <w:sz w:val="20"/>
+          <w:szCs w:val="20"/>
+        </w:rPr>
+      </w:pPr>
+    </w:p>
+    <w:p>
+      <w:pPr>
+        <w:spacing w:after="0" w:line="240" w:lineRule="auto"/>
+        <w:ind w:left="66"/>
+        <w:rPr>
+          <w:rFonts w:cstheme="minorHAnsi"/>
+          <w:b/>
+          <w:bCs/>
+          <w:sz w:val="20"/>
+          <w:szCs w:val="20"/>
+        </w:rPr>
+      </w:pPr>
+    </w:p>
+    <w:p>
+      <w:pPr>
+        <w:spacing w:after="0" w:line="240" w:lineRule="auto"/>
+        <w:ind w:left="66"/>
+        <w:rPr>
+          <w:rFonts w:cstheme="minorHAnsi"/>
+          <w:sz w:val="20"/>
+          <w:szCs w:val="20"/>
+        </w:rPr>
+      </w:pPr>
+    </w:p>
+    <w:p>
+      <w:pPr>
         <w:pBdr>
           <w:bottom w:val="single" w:sz="6" w:space="1" w:color="auto"/>
         </w:pBdr>
@@ -10679,6 +12172,145 @@
     </w:p>
     <w:p>
       <w:pPr>
+        <w:pStyle w:val="ListParagraph"/>
+        <w:numPr>
+          <w:ilvl w:val="1"/>
+          <w:numId w:val="21"/>
+        </w:numPr>
+        <w:spacing w:after="0" w:line="240" w:lineRule="auto"/>
+        <w:ind w:left="426"/>
+        <w:rPr>
+          <w:rFonts w:cstheme="minorHAnsi"/>
+          <w:b/>
+          <w:bCs/>
+          <w:sz w:val="20"/>
+          <w:szCs w:val="20"/>
+        </w:rPr>
+      </w:pPr>
+    </w:p>
+    <w:p>
+      <w:pPr>
+        <w:spacing w:after="0" w:line="240" w:lineRule="auto"/>
+        <w:ind w:left="66"/>
+        <w:rPr>
+          <w:rFonts w:cstheme="minorHAnsi"/>
+          <w:sz w:val="20"/>
+          <w:szCs w:val="20"/>
+        </w:rPr>
+      </w:pPr>
+    </w:p>
+    <w:p>
+      <w:pPr>
+        <w:spacing w:after="0" w:line="240" w:lineRule="auto"/>
+        <w:ind w:left="66"/>
+        <w:rPr>
+          <w:rFonts w:cstheme="minorHAnsi"/>
+          <w:sz w:val="20"/>
+          <w:szCs w:val="20"/>
+        </w:rPr>
+      </w:pPr>
+    </w:p>
+    <w:p>
+      <w:pPr>
+        <w:spacing w:after="0" w:line="240" w:lineRule="auto"/>
+        <w:ind w:left="66"/>
+        <w:rPr>
+          <w:rFonts w:cstheme="minorHAnsi"/>
+          <w:b/>
+          <w:bCs/>
+          <w:sz w:val="20"/>
+          <w:szCs w:val="20"/>
+        </w:rPr>
+      </w:pPr>
+      <w:r>
+        <w:rPr>
+          <w:rFonts w:cstheme="minorHAnsi"/>
+          <w:b/>
+          <w:bCs/>
+          <w:sz w:val="20"/>
+          <w:szCs w:val="20"/>
+        </w:rPr>
+        <w:t>Table Structure</w:t>
+      </w:r>
+    </w:p>
+    <w:p>
+      <w:pPr>
+        <w:spacing w:after="0" w:line="240" w:lineRule="auto"/>
+        <w:ind w:left="66"/>
+        <w:rPr>
+          <w:rFonts w:cstheme="minorHAnsi"/>
+          <w:b/>
+          <w:bCs/>
+          <w:sz w:val="20"/>
+          <w:szCs w:val="20"/>
+        </w:rPr>
+      </w:pPr>
+    </w:p>
+    <w:p>
+      <w:pPr>
+        <w:spacing w:after="0" w:line="240" w:lineRule="auto"/>
+        <w:ind w:left="66"/>
+        <w:rPr>
+          <w:rFonts w:cstheme="minorHAnsi"/>
+          <w:b/>
+          <w:bCs/>
+          <w:sz w:val="20"/>
+          <w:szCs w:val="20"/>
+        </w:rPr>
+      </w:pPr>
+    </w:p>
+    <w:p>
+      <w:pPr>
+        <w:spacing w:after="0" w:line="240" w:lineRule="auto"/>
+        <w:ind w:left="66"/>
+        <w:rPr>
+          <w:rFonts w:cstheme="minorHAnsi"/>
+          <w:b/>
+          <w:bCs/>
+          <w:sz w:val="20"/>
+          <w:szCs w:val="20"/>
+        </w:rPr>
+      </w:pPr>
+    </w:p>
+    <w:p>
+      <w:pPr>
+        <w:spacing w:after="0" w:line="240" w:lineRule="auto"/>
+        <w:ind w:left="66"/>
+        <w:rPr>
+          <w:rFonts w:cstheme="minorHAnsi"/>
+          <w:b/>
+          <w:bCs/>
+          <w:sz w:val="20"/>
+          <w:szCs w:val="20"/>
+        </w:rPr>
+      </w:pPr>
+    </w:p>
+    <w:p>
+      <w:pPr>
+        <w:spacing w:after="0" w:line="240" w:lineRule="auto"/>
+        <w:ind w:left="66"/>
+        <w:rPr>
+          <w:rFonts w:cstheme="minorHAnsi"/>
+          <w:b/>
+          <w:bCs/>
+          <w:sz w:val="20"/>
+          <w:szCs w:val="20"/>
+        </w:rPr>
+      </w:pPr>
+    </w:p>
+    <w:p>
+      <w:pPr>
+        <w:spacing w:after="0" w:line="240" w:lineRule="auto"/>
+        <w:ind w:left="66"/>
+        <w:rPr>
+          <w:rFonts w:cstheme="minorHAnsi"/>
+          <w:sz w:val="20"/>
+          <w:szCs w:val="20"/>
+        </w:rPr>
+      </w:pPr>
+    </w:p>
+    <w:p>
+      <w:pPr>
         <w:pBdr>
           <w:bottom w:val="single" w:sz="6" w:space="1" w:color="auto"/>
         </w:pBdr>
@@ -10714,6 +12346,143 @@
     </w:p>
     <w:p>
       <w:pPr>
+        <w:pStyle w:val="ListParagraph"/>
+        <w:numPr>
+          <w:ilvl w:val="1"/>
+          <w:numId w:val="21"/>
+        </w:numPr>
+        <w:spacing w:after="0" w:line="240" w:lineRule="auto"/>
+        <w:ind w:left="426"/>
+        <w:rPr>
+          <w:rFonts w:cstheme="minorHAnsi"/>
+          <w:b/>
+          <w:bCs/>
+          <w:sz w:val="20"/>
+          <w:szCs w:val="20"/>
+        </w:rPr>
+      </w:pPr>
+    </w:p>
+    <w:p>
+      <w:pPr>
+        <w:spacing w:after="0" w:line="240" w:lineRule="auto"/>
+        <w:ind w:left="66"/>
+        <w:rPr>
+          <w:rFonts w:cstheme="minorHAnsi"/>
+          <w:sz w:val="20"/>
+          <w:szCs w:val="20"/>
+        </w:rPr>
+      </w:pPr>
+    </w:p>
+    <w:p>
+      <w:pPr>
+        <w:spacing w:after="0" w:line="240" w:lineRule="auto"/>
+        <w:ind w:left="66"/>
+        <w:rPr>
+          <w:rFonts w:cstheme="minorHAnsi"/>
+          <w:sz w:val="20"/>
+          <w:szCs w:val="20"/>
+        </w:rPr>
+      </w:pPr>
+    </w:p>
+    <w:p>
+      <w:pPr>
+        <w:spacing w:after="0" w:line="240" w:lineRule="auto"/>
+        <w:ind w:left="66"/>
+        <w:rPr>
+          <w:rFonts w:cstheme="minorHAnsi"/>
+          <w:sz w:val="20"/>
+          <w:szCs w:val="20"/>
+        </w:rPr>
+      </w:pPr>
+    </w:p>
+    <w:p>
+      <w:pPr>
+        <w:spacing w:after="0" w:line="240" w:lineRule="auto"/>
+        <w:ind w:left="66"/>
+        <w:rPr>
+          <w:rFonts w:cstheme="minorHAnsi"/>
+          <w:b/>
+          <w:bCs/>
+          <w:sz w:val="20"/>
+          <w:szCs w:val="20"/>
+        </w:rPr>
+      </w:pPr>
+      <w:r>
+        <w:rPr>
+          <w:rFonts w:cstheme="minorHAnsi"/>
+          <w:b/>
+          <w:bCs/>
+          <w:sz w:val="20"/>
+          <w:szCs w:val="20"/>
+        </w:rPr>
+        <w:t>Table Structure</w:t>
+      </w:r>
+    </w:p>
+    <w:p>
+      <w:pPr>
+        <w:spacing w:after="0" w:line="240" w:lineRule="auto"/>
+        <w:ind w:left="66"/>
+        <w:rPr>
+          <w:rFonts w:cstheme="minorHAnsi"/>
+          <w:b/>
+          <w:bCs/>
+          <w:sz w:val="20"/>
+          <w:szCs w:val="20"/>
+        </w:rPr>
+      </w:pPr>
+    </w:p>
+    <w:p>
+      <w:pPr>
+        <w:spacing w:after="0" w:line="240" w:lineRule="auto"/>
+        <w:ind w:left="66"/>
+        <w:rPr>
+          <w:rFonts w:cstheme="minorHAnsi"/>
+          <w:b/>
+          <w:bCs/>
+          <w:sz w:val="20"/>
+          <w:szCs w:val="20"/>
+        </w:rPr>
+      </w:pPr>
+    </w:p>
+    <w:p>
+      <w:pPr>
+        <w:spacing w:after="0" w:line="240" w:lineRule="auto"/>
+        <w:ind w:left="66"/>
+        <w:rPr>
+          <w:rFonts w:cstheme="minorHAnsi"/>
+          <w:b/>
+          <w:bCs/>
+          <w:sz w:val="20"/>
+          <w:szCs w:val="20"/>
+        </w:rPr>
+      </w:pPr>
+    </w:p>
+    <w:p>
+      <w:pPr>
+        <w:spacing w:after="0" w:line="240" w:lineRule="auto"/>
+        <w:ind w:left="66"/>
+        <w:rPr>
+          <w:rFonts w:cstheme="minorHAnsi"/>
+          <w:b/>
+          <w:bCs/>
+          <w:sz w:val="20"/>
+          <w:szCs w:val="20"/>
+        </w:rPr>
+      </w:pPr>
+    </w:p>
+    <w:p>
+      <w:pPr>
+        <w:spacing w:after="0" w:line="240" w:lineRule="auto"/>
+        <w:ind w:left="66"/>
+        <w:rPr>
+          <w:rFonts w:cstheme="minorHAnsi"/>
+          <w:sz w:val="20"/>
+          <w:szCs w:val="20"/>
+        </w:rPr>
+      </w:pPr>
+    </w:p>
+    <w:p>
+      <w:pPr>
         <w:spacing w:after="0" w:line="240" w:lineRule="auto"/>
         <w:ind w:left="66"/>
         <w:rPr>
@@ -10771,6 +12540,95 @@
     </w:p>
     <w:p>
       <w:pPr>
+        <w:pStyle w:val="ListParagraph"/>
+        <w:numPr>
+          <w:ilvl w:val="1"/>
+          <w:numId w:val="21"/>
+        </w:numPr>
+        <w:spacing w:after="0" w:line="240" w:lineRule="auto"/>
+        <w:ind w:left="426"/>
+        <w:rPr>
+          <w:rFonts w:cstheme="minorHAnsi"/>
+          <w:b/>
+          <w:bCs/>
+          <w:sz w:val="20"/>
+          <w:szCs w:val="20"/>
+        </w:rPr>
+      </w:pPr>
+    </w:p>
+    <w:p>
+      <w:pPr>
+        <w:spacing w:after="0" w:line="240" w:lineRule="auto"/>
+        <w:ind w:left="66"/>
+        <w:rPr>
+          <w:rFonts w:cstheme="minorHAnsi"/>
+          <w:sz w:val="20"/>
+          <w:szCs w:val="20"/>
+        </w:rPr>
+      </w:pPr>
+    </w:p>
+    <w:p>
+      <w:pPr>
+        <w:spacing w:after="0" w:line="240" w:lineRule="auto"/>
+        <w:ind w:left="66"/>
+        <w:rPr>
+          <w:rFonts w:cstheme="minorHAnsi"/>
+          <w:b/>
+          <w:bCs/>
+          <w:sz w:val="20"/>
+          <w:szCs w:val="20"/>
+        </w:rPr>
+      </w:pPr>
+      <w:r>
+        <w:rPr>
+          <w:rFonts w:cstheme="minorHAnsi"/>
+          <w:b/>
+          <w:bCs/>
+          <w:sz w:val="20"/>
+          <w:szCs w:val="20"/>
+        </w:rPr>
+        <w:t>Table Structure</w:t>
+      </w:r>
+    </w:p>
+    <w:p>
+      <w:pPr>
+        <w:spacing w:after="0" w:line="240" w:lineRule="auto"/>
+        <w:ind w:left="66"/>
+        <w:rPr>
+          <w:rFonts w:cstheme="minorHAnsi"/>
+          <w:b/>
+          <w:bCs/>
+          <w:sz w:val="20"/>
+          <w:szCs w:val="20"/>
+        </w:rPr>
+      </w:pPr>
+    </w:p>
+    <w:p>
+      <w:pPr>
+        <w:spacing w:after="0" w:line="240" w:lineRule="auto"/>
+        <w:ind w:left="66"/>
+        <w:rPr>
+          <w:rFonts w:cstheme="minorHAnsi"/>
+          <w:b/>
+          <w:bCs/>
+          <w:sz w:val="20"/>
+          <w:szCs w:val="20"/>
+        </w:rPr>
+      </w:pPr>
+    </w:p>
+    <w:p>
+      <w:pPr>
+        <w:spacing w:after="0" w:line="240" w:lineRule="auto"/>
+        <w:ind w:left="66"/>
+        <w:rPr>
+          <w:rFonts w:cstheme="minorHAnsi"/>
+          <w:sz w:val="20"/>
+          <w:szCs w:val="20"/>
+        </w:rPr>
+      </w:pPr>
+    </w:p>
+    <w:p>
+      <w:pPr>
         <w:pBdr>
           <w:bottom w:val="single" w:sz="6" w:space="1" w:color="auto"/>
         </w:pBdr>
@@ -10806,45 +12664,114 @@
     </w:p>
     <w:p>
       <w:pPr>
-        <w:spacing w:after="0" w:line="240" w:lineRule="auto"/>
-        <w:ind w:left="66"/>
-        <w:rPr>
-          <w:rFonts w:cstheme="minorHAnsi"/>
-          <w:sz w:val="20"/>
-          <w:szCs w:val="20"/>
-        </w:rPr>
-      </w:pPr>
-    </w:p>
-    <w:p>
-      <w:pPr>
-        <w:pBdr>
-          <w:bottom w:val="single" w:sz="6" w:space="1" w:color="auto"/>
-        </w:pBdr>
-        <w:spacing w:after="0" w:line="240" w:lineRule="auto"/>
-        <w:rPr>
-          <w:rFonts w:cstheme="minorHAnsi"/>
-          <w:sz w:val="20"/>
-          <w:szCs w:val="20"/>
-        </w:rPr>
-      </w:pPr>
-    </w:p>
-    <w:p>
-      <w:pPr>
-        <w:spacing w:after="0" w:line="240" w:lineRule="auto"/>
-        <w:ind w:left="66"/>
-        <w:rPr>
-          <w:rFonts w:cstheme="minorHAnsi"/>
-          <w:sz w:val="20"/>
-          <w:szCs w:val="20"/>
-        </w:rPr>
-      </w:pPr>
-    </w:p>
-    <w:p>
-      <w:pPr>
-        <w:spacing w:after="0" w:line="240" w:lineRule="auto"/>
-        <w:ind w:left="66"/>
-        <w:rPr>
-          <w:rFonts w:cstheme="minorHAnsi"/>
+        <w:pStyle w:val="ListParagraph"/>
+        <w:numPr>
+          <w:ilvl w:val="1"/>
+          <w:numId w:val="21"/>
+        </w:numPr>
+        <w:spacing w:after="0" w:line="240" w:lineRule="auto"/>
+        <w:ind w:left="426"/>
+        <w:rPr>
+          <w:rFonts w:cstheme="minorHAnsi"/>
+          <w:b/>
+          <w:bCs/>
+          <w:sz w:val="20"/>
+          <w:szCs w:val="20"/>
+        </w:rPr>
+      </w:pPr>
+    </w:p>
+    <w:p>
+      <w:pPr>
+        <w:spacing w:after="0" w:line="240" w:lineRule="auto"/>
+        <w:ind w:left="66"/>
+        <w:rPr>
+          <w:rFonts w:cstheme="minorHAnsi"/>
+          <w:sz w:val="20"/>
+          <w:szCs w:val="20"/>
+        </w:rPr>
+      </w:pPr>
+    </w:p>
+    <w:p>
+      <w:pPr>
+        <w:spacing w:after="0" w:line="240" w:lineRule="auto"/>
+        <w:ind w:left="66"/>
+        <w:rPr>
+          <w:rFonts w:cstheme="minorHAnsi"/>
+          <w:sz w:val="20"/>
+          <w:szCs w:val="20"/>
+        </w:rPr>
+      </w:pPr>
+    </w:p>
+    <w:p>
+      <w:pPr>
+        <w:spacing w:after="0" w:line="240" w:lineRule="auto"/>
+        <w:ind w:left="66"/>
+        <w:rPr>
+          <w:rFonts w:cstheme="minorHAnsi"/>
+          <w:b/>
+          <w:bCs/>
+          <w:sz w:val="20"/>
+          <w:szCs w:val="20"/>
+        </w:rPr>
+      </w:pPr>
+      <w:r>
+        <w:rPr>
+          <w:rFonts w:cstheme="minorHAnsi"/>
+          <w:b/>
+          <w:bCs/>
+          <w:sz w:val="20"/>
+          <w:szCs w:val="20"/>
+        </w:rPr>
+        <w:t>Table Structure</w:t>
+      </w:r>
+    </w:p>
+    <w:p>
+      <w:pPr>
+        <w:spacing w:after="0" w:line="240" w:lineRule="auto"/>
+        <w:ind w:left="66"/>
+        <w:rPr>
+          <w:rFonts w:cstheme="minorHAnsi"/>
+          <w:b/>
+          <w:bCs/>
+          <w:sz w:val="20"/>
+          <w:szCs w:val="20"/>
+        </w:rPr>
+      </w:pPr>
+    </w:p>
+    <w:p>
+      <w:pPr>
+        <w:spacing w:after="0" w:line="240" w:lineRule="auto"/>
+        <w:ind w:left="66"/>
+        <w:rPr>
+          <w:rFonts w:cstheme="minorHAnsi"/>
+          <w:b/>
+          <w:bCs/>
+          <w:sz w:val="20"/>
+          <w:szCs w:val="20"/>
+        </w:rPr>
+      </w:pPr>
+    </w:p>
+    <w:p>
+      <w:pPr>
+        <w:spacing w:after="0" w:line="240" w:lineRule="auto"/>
+        <w:ind w:left="66"/>
+        <w:rPr>
+          <w:rFonts w:cstheme="minorHAnsi"/>
+          <w:b/>
+          <w:bCs/>
+          <w:sz w:val="20"/>
+          <w:szCs w:val="20"/>
+        </w:rPr>
+      </w:pPr>
+    </w:p>
+    <w:p>
+      <w:pPr>
+        <w:spacing w:after="0" w:line="240" w:lineRule="auto"/>
+        <w:ind w:left="66"/>
+        <w:rPr>
+          <w:rFonts w:cstheme="minorHAnsi"/>
+          <w:b/>
+          <w:bCs/>
           <w:sz w:val="20"/>
           <w:szCs w:val="20"/>
         </w:rPr>
@@ -12712,6 +14639,95 @@
     </w:lvl>
   </w:abstractNum>
   <w:abstractNum w:abstractNumId="1" w15:restartNumberingAfterBreak="0">
+    <w:nsid w:val="06FE789C"/>
+    <w:multiLevelType w:val="hybridMultilevel"/>
+    <w:tmpl w:val="1F00965E"/>
+    <w:lvl w:ilvl="0" w:tplc="67464C8C">
+      <w:start w:val="1"/>
+      <w:numFmt w:val="decimal"/>
+      <w:lvlText w:val="%1."/>
+      <w:lvlJc w:val="left"/>
+      <w:pPr>
+        <w:ind w:left="786" w:hanging="360"/>
+      </w:pPr>
+      <w:rPr>
+        <w:rFonts w:hint="default"/>
+      </w:rPr>
+    </w:lvl>
+    <w:lvl w:ilvl="1" w:tplc="FFFFFFFF" w:tentative="1">
+      <w:start w:val="1"/>
+      <w:numFmt w:val="lowerLetter"/>
+      <w:lvlText w:val="%2."/>
+      <w:lvlJc w:val="left"/>
+      <w:pPr>
+        <w:ind w:left="1440" w:hanging="360"/>
+      </w:pPr>
+    </w:lvl>
+    <w:lvl w:ilvl="2" w:tplc="FFFFFFFF" w:tentative="1">
+      <w:start w:val="1"/>
+      <w:numFmt w:val="lowerRoman"/>
+      <w:lvlText w:val="%3."/>
+      <w:lvlJc w:val="right"/>
+      <w:pPr>
+        <w:ind w:left="2160" w:hanging="180"/>
+      </w:pPr>
+    </w:lvl>
+    <w:lvl w:ilvl="3" w:tplc="FFFFFFFF" w:tentative="1">
+      <w:start w:val="1"/>
+      <w:numFmt w:val="decimal"/>
+      <w:lvlText w:val="%4."/>
+      <w:lvlJc w:val="left"/>
+      <w:pPr>
+        <w:ind w:left="2880" w:hanging="360"/>
+      </w:pPr>
+    </w:lvl>
+    <w:lvl w:ilvl="4" w:tplc="FFFFFFFF" w:tentative="1">
+      <w:start w:val="1"/>
+      <w:numFmt w:val="lowerLetter"/>
+      <w:lvlText w:val="%5."/>
+      <w:lvlJc w:val="left"/>
+      <w:pPr>
+        <w:ind w:left="3600" w:hanging="360"/>
+      </w:pPr>
+    </w:lvl>
+    <w:lvl w:ilvl="5" w:tplc="FFFFFFFF" w:tentative="1">
+      <w:start w:val="1"/>
+      <w:numFmt w:val="lowerRoman"/>
+      <w:lvlText w:val="%6."/>
+      <w:lvlJc w:val="right"/>
+      <w:pPr>
+        <w:ind w:left="4320" w:hanging="180"/>
+      </w:pPr>
+    </w:lvl>
+    <w:lvl w:ilvl="6" w:tplc="FFFFFFFF" w:tentative="1">
+      <w:start w:val="1"/>
+      <w:numFmt w:val="decimal"/>
+      <w:lvlText w:val="%7."/>
+      <w:lvlJc w:val="left"/>
+      <w:pPr>
+        <w:ind w:left="5040" w:hanging="360"/>
+      </w:pPr>
+    </w:lvl>
+    <w:lvl w:ilvl="7" w:tplc="FFFFFFFF" w:tentative="1">
+      <w:start w:val="1"/>
+      <w:numFmt w:val="lowerLetter"/>
+      <w:lvlText w:val="%8."/>
+      <w:lvlJc w:val="left"/>
+      <w:pPr>
+        <w:ind w:left="5760" w:hanging="360"/>
+      </w:pPr>
+    </w:lvl>
+    <w:lvl w:ilvl="8" w:tplc="FFFFFFFF" w:tentative="1">
+      <w:start w:val="1"/>
+      <w:numFmt w:val="lowerRoman"/>
+      <w:lvlText w:val="%9."/>
+      <w:lvlJc w:val="right"/>
+      <w:pPr>
+        <w:ind w:left="6480" w:hanging="180"/>
+      </w:pPr>
+    </w:lvl>
+  </w:abstractNum>
+  <w:abstractNum w:abstractNumId="2" w15:restartNumberingAfterBreak="0">
     <w:nsid w:val="073937AA"/>
     <w:multiLevelType w:val="multilevel"/>
     <w:tmpl w:val="D5EA266E"/>
@@ -12857,7 +14873,7 @@
       </w:rPr>
     </w:lvl>
   </w:abstractNum>
-  <w:abstractNum w:abstractNumId="2" w15:restartNumberingAfterBreak="0">
+  <w:abstractNum w:abstractNumId="3" w15:restartNumberingAfterBreak="0">
     <w:nsid w:val="09E84BD0"/>
     <w:multiLevelType w:val="hybridMultilevel"/>
     <w:tmpl w:val="7CB8FF24"/>
@@ -12970,10 +14986,10 @@
       </w:rPr>
     </w:lvl>
   </w:abstractNum>
-  <w:abstractNum w:abstractNumId="3" w15:restartNumberingAfterBreak="0">
+  <w:abstractNum w:abstractNumId="4" w15:restartNumberingAfterBreak="0">
     <w:nsid w:val="0A3137C5"/>
     <w:multiLevelType w:val="hybridMultilevel"/>
-    <w:tmpl w:val="8DDE1304"/>
+    <w:tmpl w:val="7F7E81B0"/>
     <w:lvl w:ilvl="0" w:tplc="40090001">
       <w:start w:val="1"/>
       <w:numFmt w:val="bullet"/>
@@ -13083,7 +15099,96 @@
       </w:rPr>
     </w:lvl>
   </w:abstractNum>
-  <w:abstractNum w:abstractNumId="4" w15:restartNumberingAfterBreak="0">
+  <w:abstractNum w:abstractNumId="5" w15:restartNumberingAfterBreak="0">
+    <w:nsid w:val="0B491902"/>
+    <w:multiLevelType w:val="hybridMultilevel"/>
+    <w:tmpl w:val="2DC8A726"/>
+    <w:lvl w:ilvl="0" w:tplc="24F4EF78">
+      <w:start w:val="1"/>
+      <w:numFmt w:val="decimal"/>
+      <w:lvlText w:val="%1."/>
+      <w:lvlJc w:val="left"/>
+      <w:pPr>
+        <w:ind w:left="786" w:hanging="360"/>
+      </w:pPr>
+      <w:rPr>
+        <w:rFonts w:hint="default"/>
+      </w:rPr>
+    </w:lvl>
+    <w:lvl w:ilvl="1" w:tplc="40090019" w:tentative="1">
+      <w:start w:val="1"/>
+      <w:numFmt w:val="lowerLetter"/>
+      <w:lvlText w:val="%2."/>
+      <w:lvlJc w:val="left"/>
+      <w:pPr>
+        <w:ind w:left="1440" w:hanging="360"/>
+      </w:pPr>
+    </w:lvl>
+    <w:lvl w:ilvl="2" w:tplc="4009001B" w:tentative="1">
+      <w:start w:val="1"/>
+      <w:numFmt w:val="lowerRoman"/>
+      <w:lvlText w:val="%3."/>
+      <w:lvlJc w:val="right"/>
+      <w:pPr>
+        <w:ind w:left="2160" w:hanging="180"/>
+      </w:pPr>
+    </w:lvl>
+    <w:lvl w:ilvl="3" w:tplc="4009000F" w:tentative="1">
+      <w:start w:val="1"/>
+      <w:numFmt w:val="decimal"/>
+      <w:lvlText w:val="%4."/>
+      <w:lvlJc w:val="left"/>
+      <w:pPr>
+        <w:ind w:left="2880" w:hanging="360"/>
+      </w:pPr>
+    </w:lvl>
+    <w:lvl w:ilvl="4" w:tplc="40090019" w:tentative="1">
+      <w:start w:val="1"/>
+      <w:numFmt w:val="lowerLetter"/>
+      <w:lvlText w:val="%5."/>
+      <w:lvlJc w:val="left"/>
+      <w:pPr>
+        <w:ind w:left="3600" w:hanging="360"/>
+      </w:pPr>
+    </w:lvl>
+    <w:lvl w:ilvl="5" w:tplc="4009001B" w:tentative="1">
+      <w:start w:val="1"/>
+      <w:numFmt w:val="lowerRoman"/>
+      <w:lvlText w:val="%6."/>
+      <w:lvlJc w:val="right"/>
+      <w:pPr>
+        <w:ind w:left="4320" w:hanging="180"/>
+      </w:pPr>
+    </w:lvl>
+    <w:lvl w:ilvl="6" w:tplc="4009000F" w:tentative="1">
+      <w:start w:val="1"/>
+      <w:numFmt w:val="decimal"/>
+      <w:lvlText w:val="%7."/>
+      <w:lvlJc w:val="left"/>
+      <w:pPr>
+        <w:ind w:left="5040" w:hanging="360"/>
+      </w:pPr>
+    </w:lvl>
+    <w:lvl w:ilvl="7" w:tplc="40090019" w:tentative="1">
+      <w:start w:val="1"/>
+      <w:numFmt w:val="lowerLetter"/>
+      <w:lvlText w:val="%8."/>
+      <w:lvlJc w:val="left"/>
+      <w:pPr>
+        <w:ind w:left="5760" w:hanging="360"/>
+      </w:pPr>
+    </w:lvl>
+    <w:lvl w:ilvl="8" w:tplc="4009001B" w:tentative="1">
+      <w:start w:val="1"/>
+      <w:numFmt w:val="lowerRoman"/>
+      <w:lvlText w:val="%9."/>
+      <w:lvlJc w:val="right"/>
+      <w:pPr>
+        <w:ind w:left="6480" w:hanging="180"/>
+      </w:pPr>
+    </w:lvl>
+  </w:abstractNum>
+  <w:abstractNum w:abstractNumId="6" w15:restartNumberingAfterBreak="0">
     <w:nsid w:val="0C86138C"/>
     <w:multiLevelType w:val="multilevel"/>
     <w:tmpl w:val="3ADC6AD6"/>
@@ -13232,7 +15337,7 @@
       </w:rPr>
     </w:lvl>
   </w:abstractNum>
-  <w:abstractNum w:abstractNumId="5" w15:restartNumberingAfterBreak="0">
+  <w:abstractNum w:abstractNumId="7" w15:restartNumberingAfterBreak="0">
     <w:nsid w:val="0D244A0E"/>
     <w:multiLevelType w:val="hybridMultilevel"/>
     <w:tmpl w:val="6426785E"/>
@@ -13345,7 +15450,7 @@
       </w:rPr>
     </w:lvl>
   </w:abstractNum>
-  <w:abstractNum w:abstractNumId="6" w15:restartNumberingAfterBreak="0">
+  <w:abstractNum w:abstractNumId="8" w15:restartNumberingAfterBreak="0">
     <w:nsid w:val="0DD25F8B"/>
     <w:multiLevelType w:val="hybridMultilevel"/>
     <w:tmpl w:val="477AA226"/>
@@ -13431,7 +15536,7 @@
       </w:pPr>
     </w:lvl>
   </w:abstractNum>
-  <w:abstractNum w:abstractNumId="7" w15:restartNumberingAfterBreak="0">
+  <w:abstractNum w:abstractNumId="9" w15:restartNumberingAfterBreak="0">
     <w:nsid w:val="0E1F63F5"/>
     <w:multiLevelType w:val="multilevel"/>
     <w:tmpl w:val="1A243F20"/>
@@ -13580,7 +15685,7 @@
       </w:rPr>
     </w:lvl>
   </w:abstractNum>
-  <w:abstractNum w:abstractNumId="8" w15:restartNumberingAfterBreak="0">
+  <w:abstractNum w:abstractNumId="10" w15:restartNumberingAfterBreak="0">
     <w:nsid w:val="0FBB3A09"/>
     <w:multiLevelType w:val="hybridMultilevel"/>
     <w:tmpl w:val="671615F8"/>
@@ -13693,7 +15798,7 @@
       </w:rPr>
     </w:lvl>
   </w:abstractNum>
-  <w:abstractNum w:abstractNumId="9" w15:restartNumberingAfterBreak="0">
+  <w:abstractNum w:abstractNumId="11" w15:restartNumberingAfterBreak="0">
     <w:nsid w:val="121C6840"/>
     <w:multiLevelType w:val="hybridMultilevel"/>
     <w:tmpl w:val="49F837F6"/>
@@ -13806,7 +15911,7 @@
       </w:rPr>
     </w:lvl>
   </w:abstractNum>
-  <w:abstractNum w:abstractNumId="10" w15:restartNumberingAfterBreak="0">
+  <w:abstractNum w:abstractNumId="12" w15:restartNumberingAfterBreak="0">
     <w:nsid w:val="122B3C61"/>
     <w:multiLevelType w:val="hybridMultilevel"/>
     <w:tmpl w:val="3ABA5B9E"/>
@@ -13892,7 +15997,96 @@
       </w:pPr>
     </w:lvl>
   </w:abstractNum>
-  <w:abstractNum w:abstractNumId="11" w15:restartNumberingAfterBreak="0">
+  <w:abstractNum w:abstractNumId="13" w15:restartNumberingAfterBreak="0">
+    <w:nsid w:val="12EA5EA5"/>
+    <w:multiLevelType w:val="hybridMultilevel"/>
+    <w:tmpl w:val="576C2CCC"/>
+    <w:lvl w:ilvl="0" w:tplc="1AEE7ACC">
+      <w:start w:val="1"/>
+      <w:numFmt w:val="decimal"/>
+      <w:lvlText w:val="%1."/>
+      <w:lvlJc w:val="left"/>
+      <w:pPr>
+        <w:ind w:left="720" w:hanging="360"/>
+      </w:pPr>
+      <w:rPr>
+        <w:rFonts w:hint="default"/>
+      </w:rPr>
+    </w:lvl>
+    <w:lvl w:ilvl="1" w:tplc="40090019" w:tentative="1">
+      <w:start w:val="1"/>
+      <w:numFmt w:val="lowerLetter"/>
+      <w:lvlText w:val="%2."/>
+      <w:lvlJc w:val="left"/>
+      <w:pPr>
+        <w:ind w:left="1440" w:hanging="360"/>
+      </w:pPr>
+    </w:lvl>
+    <w:lvl w:ilvl="2" w:tplc="4009001B" w:tentative="1">
+      <w:start w:val="1"/>
+      <w:numFmt w:val="lowerRoman"/>
+      <w:lvlText w:val="%3."/>
+      <w:lvlJc w:val="right"/>
+      <w:pPr>
+        <w:ind w:left="2160" w:hanging="180"/>
+      </w:pPr>
+    </w:lvl>
+    <w:lvl w:ilvl="3" w:tplc="4009000F" w:tentative="1">
+      <w:start w:val="1"/>
+      <w:numFmt w:val="decimal"/>
+      <w:lvlText w:val="%4."/>
+      <w:lvlJc w:val="left"/>
+      <w:pPr>
+        <w:ind w:left="2880" w:hanging="360"/>
+      </w:pPr>
+    </w:lvl>
+    <w:lvl w:ilvl="4" w:tplc="40090019" w:tentative="1">
+      <w:start w:val="1"/>
+      <w:numFmt w:val="lowerLetter"/>
+      <w:lvlText w:val="%5."/>
+      <w:lvlJc w:val="left"/>
+      <w:pPr>
+        <w:ind w:left="3600" w:hanging="360"/>
+      </w:pPr>
+    </w:lvl>
+    <w:lvl w:ilvl="5" w:tplc="4009001B" w:tentative="1">
+      <w:start w:val="1"/>
+      <w:numFmt w:val="lowerRoman"/>
+      <w:lvlText w:val="%6."/>
+      <w:lvlJc w:val="right"/>
+      <w:pPr>
+        <w:ind w:left="4320" w:hanging="180"/>
+      </w:pPr>
+    </w:lvl>
+    <w:lvl w:ilvl="6" w:tplc="4009000F" w:tentative="1">
+      <w:start w:val="1"/>
+      <w:numFmt w:val="decimal"/>
+      <w:lvlText w:val="%7."/>
+      <w:lvlJc w:val="left"/>
+      <w:pPr>
+        <w:ind w:left="5040" w:hanging="360"/>
+      </w:pPr>
+    </w:lvl>
+    <w:lvl w:ilvl="7" w:tplc="40090019" w:tentative="1">
+      <w:start w:val="1"/>
+      <w:numFmt w:val="lowerLetter"/>
+      <w:lvlText w:val="%8."/>
+      <w:lvlJc w:val="left"/>
+      <w:pPr>
+        <w:ind w:left="5760" w:hanging="360"/>
+      </w:pPr>
+    </w:lvl>
+    <w:lvl w:ilvl="8" w:tplc="4009001B" w:tentative="1">
+      <w:start w:val="1"/>
+      <w:numFmt w:val="lowerRoman"/>
+      <w:lvlText w:val="%9."/>
+      <w:lvlJc w:val="right"/>
+      <w:pPr>
+        <w:ind w:left="6480" w:hanging="180"/>
+      </w:pPr>
+    </w:lvl>
+  </w:abstractNum>
+  <w:abstractNum w:abstractNumId="14" w15:restartNumberingAfterBreak="0">
     <w:nsid w:val="139D209E"/>
     <w:multiLevelType w:val="hybridMultilevel"/>
     <w:tmpl w:val="A9827BA0"/>
@@ -13978,7 +16172,7 @@
       </w:pPr>
     </w:lvl>
   </w:abstractNum>
-  <w:abstractNum w:abstractNumId="12" w15:restartNumberingAfterBreak="0">
+  <w:abstractNum w:abstractNumId="15" w15:restartNumberingAfterBreak="0">
     <w:nsid w:val="16AC671B"/>
     <w:multiLevelType w:val="hybridMultilevel"/>
     <w:tmpl w:val="AA4EE70E"/>
@@ -14067,7 +16261,7 @@
       </w:pPr>
     </w:lvl>
   </w:abstractNum>
-  <w:abstractNum w:abstractNumId="13" w15:restartNumberingAfterBreak="0">
+  <w:abstractNum w:abstractNumId="16" w15:restartNumberingAfterBreak="0">
     <w:nsid w:val="17BD5DE8"/>
     <w:multiLevelType w:val="hybridMultilevel"/>
     <w:tmpl w:val="CEDEA8D4"/>
@@ -14180,7 +16374,7 @@
       </w:rPr>
     </w:lvl>
   </w:abstractNum>
-  <w:abstractNum w:abstractNumId="14" w15:restartNumberingAfterBreak="0">
+  <w:abstractNum w:abstractNumId="17" w15:restartNumberingAfterBreak="0">
     <w:nsid w:val="1BE421B5"/>
     <w:multiLevelType w:val="multilevel"/>
     <w:tmpl w:val="C982125A"/>
@@ -14309,7 +16503,7 @@
       </w:rPr>
     </w:lvl>
   </w:abstractNum>
-  <w:abstractNum w:abstractNumId="15" w15:restartNumberingAfterBreak="0">
+  <w:abstractNum w:abstractNumId="18" w15:restartNumberingAfterBreak="0">
     <w:nsid w:val="1DAD3B0C"/>
     <w:multiLevelType w:val="hybridMultilevel"/>
     <w:tmpl w:val="E1D425E4"/>
@@ -14422,7 +16616,7 @@
       </w:rPr>
     </w:lvl>
   </w:abstractNum>
-  <w:abstractNum w:abstractNumId="16" w15:restartNumberingAfterBreak="0">
+  <w:abstractNum w:abstractNumId="19" w15:restartNumberingAfterBreak="0">
     <w:nsid w:val="1E5026C5"/>
     <w:multiLevelType w:val="hybridMultilevel"/>
     <w:tmpl w:val="A7FE42D0"/>
@@ -14511,7 +16705,96 @@
       </w:pPr>
     </w:lvl>
   </w:abstractNum>
-  <w:abstractNum w:abstractNumId="17" w15:restartNumberingAfterBreak="0">
+  <w:abstractNum w:abstractNumId="20" w15:restartNumberingAfterBreak="0">
+    <w:nsid w:val="1F245CA1"/>
+    <w:multiLevelType w:val="hybridMultilevel"/>
+    <w:tmpl w:val="C71865D0"/>
+    <w:lvl w:ilvl="0" w:tplc="24F4EF78">
+      <w:start w:val="1"/>
+      <w:numFmt w:val="decimal"/>
+      <w:lvlText w:val="%1."/>
+      <w:lvlJc w:val="left"/>
+      <w:pPr>
+        <w:ind w:left="786" w:hanging="360"/>
+      </w:pPr>
+      <w:rPr>
+        <w:rFonts w:hint="default"/>
+      </w:rPr>
+    </w:lvl>
+    <w:lvl w:ilvl="1" w:tplc="40090019" w:tentative="1">
+      <w:start w:val="1"/>
+      <w:numFmt w:val="lowerLetter"/>
+      <w:lvlText w:val="%2."/>
+      <w:lvlJc w:val="left"/>
+      <w:pPr>
+        <w:ind w:left="1440" w:hanging="360"/>
+      </w:pPr>
+    </w:lvl>
+    <w:lvl w:ilvl="2" w:tplc="4009001B" w:tentative="1">
+      <w:start w:val="1"/>
+      <w:numFmt w:val="lowerRoman"/>
+      <w:lvlText w:val="%3."/>
+      <w:lvlJc w:val="right"/>
+      <w:pPr>
+        <w:ind w:left="2160" w:hanging="180"/>
+      </w:pPr>
+    </w:lvl>
+    <w:lvl w:ilvl="3" w:tplc="4009000F" w:tentative="1">
+      <w:start w:val="1"/>
+      <w:numFmt w:val="decimal"/>
+      <w:lvlText w:val="%4."/>
+      <w:lvlJc w:val="left"/>
+      <w:pPr>
+        <w:ind w:left="2880" w:hanging="360"/>
+      </w:pPr>
+    </w:lvl>
+    <w:lvl w:ilvl="4" w:tplc="40090019" w:tentative="1">
+      <w:start w:val="1"/>
+      <w:numFmt w:val="lowerLetter"/>
+      <w:lvlText w:val="%5."/>
+      <w:lvlJc w:val="left"/>
+      <w:pPr>
+        <w:ind w:left="3600" w:hanging="360"/>
+      </w:pPr>
+    </w:lvl>
+    <w:lvl w:ilvl="5" w:tplc="4009001B" w:tentative="1">
+      <w:start w:val="1"/>
+      <w:numFmt w:val="lowerRoman"/>
+      <w:lvlText w:val="%6."/>
+      <w:lvlJc w:val="right"/>
+      <w:pPr>
+        <w:ind w:left="4320" w:hanging="180"/>
+      </w:pPr>
+    </w:lvl>
+    <w:lvl w:ilvl="6" w:tplc="4009000F" w:tentative="1">
+      <w:start w:val="1"/>
+      <w:numFmt w:val="decimal"/>
+      <w:lvlText w:val="%7."/>
+      <w:lvlJc w:val="left"/>
+      <w:pPr>
+        <w:ind w:left="5040" w:hanging="360"/>
+      </w:pPr>
+    </w:lvl>
+    <w:lvl w:ilvl="7" w:tplc="40090019" w:tentative="1">
+      <w:start w:val="1"/>
+      <w:numFmt w:val="lowerLetter"/>
+      <w:lvlText w:val="%8."/>
+      <w:lvlJc w:val="left"/>
+      <w:pPr>
+        <w:ind w:left="5760" w:hanging="360"/>
+      </w:pPr>
+    </w:lvl>
+    <w:lvl w:ilvl="8" w:tplc="4009001B" w:tentative="1">
+      <w:start w:val="1"/>
+      <w:numFmt w:val="lowerRoman"/>
+      <w:lvlText w:val="%9."/>
+      <w:lvlJc w:val="right"/>
+      <w:pPr>
+        <w:ind w:left="6480" w:hanging="180"/>
+      </w:pPr>
+    </w:lvl>
+  </w:abstractNum>
+  <w:abstractNum w:abstractNumId="21" w15:restartNumberingAfterBreak="0">
     <w:nsid w:val="20B620E6"/>
     <w:multiLevelType w:val="multilevel"/>
     <w:tmpl w:val="847C20E8"/>
@@ -14660,7 +16943,96 @@
       </w:rPr>
     </w:lvl>
   </w:abstractNum>
-  <w:abstractNum w:abstractNumId="18" w15:restartNumberingAfterBreak="0">
+  <w:abstractNum w:abstractNumId="22" w15:restartNumberingAfterBreak="0">
+    <w:nsid w:val="20B905E2"/>
+    <w:multiLevelType w:val="hybridMultilevel"/>
+    <w:tmpl w:val="C29EAEEC"/>
+    <w:lvl w:ilvl="0" w:tplc="2E84FA24">
+      <w:start w:val="1"/>
+      <w:numFmt w:val="decimal"/>
+      <w:lvlText w:val="%1."/>
+      <w:lvlJc w:val="left"/>
+      <w:pPr>
+        <w:ind w:left="786" w:hanging="360"/>
+      </w:pPr>
+      <w:rPr>
+        <w:rFonts w:hint="default"/>
+      </w:rPr>
+    </w:lvl>
+    <w:lvl w:ilvl="1" w:tplc="40090019" w:tentative="1">
+      <w:start w:val="1"/>
+      <w:numFmt w:val="lowerLetter"/>
+      <w:lvlText w:val="%2."/>
+      <w:lvlJc w:val="left"/>
+      <w:pPr>
+        <w:ind w:left="1506" w:hanging="360"/>
+      </w:pPr>
+    </w:lvl>
+    <w:lvl w:ilvl="2" w:tplc="4009001B" w:tentative="1">
+      <w:start w:val="1"/>
+      <w:numFmt w:val="lowerRoman"/>
+      <w:lvlText w:val="%3."/>
+      <w:lvlJc w:val="right"/>
+      <w:pPr>
+        <w:ind w:left="2226" w:hanging="180"/>
+      </w:pPr>
+    </w:lvl>
+    <w:lvl w:ilvl="3" w:tplc="4009000F" w:tentative="1">
+      <w:start w:val="1"/>
+      <w:numFmt w:val="decimal"/>
+      <w:lvlText w:val="%4."/>
+      <w:lvlJc w:val="left"/>
+      <w:pPr>
+        <w:ind w:left="2946" w:hanging="360"/>
+      </w:pPr>
+    </w:lvl>
+    <w:lvl w:ilvl="4" w:tplc="40090019" w:tentative="1">
+      <w:start w:val="1"/>
+      <w:numFmt w:val="lowerLetter"/>
+      <w:lvlText w:val="%5."/>
+      <w:lvlJc w:val="left"/>
+      <w:pPr>
+        <w:ind w:left="3666" w:hanging="360"/>
+      </w:pPr>
+    </w:lvl>
+    <w:lvl w:ilvl="5" w:tplc="4009001B" w:tentative="1">
+      <w:start w:val="1"/>
+      <w:numFmt w:val="lowerRoman"/>
+      <w:lvlText w:val="%6."/>
+      <w:lvlJc w:val="right"/>
+      <w:pPr>
+        <w:ind w:left="4386" w:hanging="180"/>
+      </w:pPr>
+    </w:lvl>
+    <w:lvl w:ilvl="6" w:tplc="4009000F" w:tentative="1">
+      <w:start w:val="1"/>
+      <w:numFmt w:val="decimal"/>
+      <w:lvlText w:val="%7."/>
+      <w:lvlJc w:val="left"/>
+      <w:pPr>
+        <w:ind w:left="5106" w:hanging="360"/>
+      </w:pPr>
+    </w:lvl>
+    <w:lvl w:ilvl="7" w:tplc="40090019" w:tentative="1">
+      <w:start w:val="1"/>
+      <w:numFmt w:val="lowerLetter"/>
+      <w:lvlText w:val="%8."/>
+      <w:lvlJc w:val="left"/>
+      <w:pPr>
+        <w:ind w:left="5826" w:hanging="360"/>
+      </w:pPr>
+    </w:lvl>
+    <w:lvl w:ilvl="8" w:tplc="4009001B" w:tentative="1">
+      <w:start w:val="1"/>
+      <w:numFmt w:val="lowerRoman"/>
+      <w:lvlText w:val="%9."/>
+      <w:lvlJc w:val="right"/>
+      <w:pPr>
+        <w:ind w:left="6546" w:hanging="180"/>
+      </w:pPr>
+    </w:lvl>
+  </w:abstractNum>
+  <w:abstractNum w:abstractNumId="23" w15:restartNumberingAfterBreak="0">
     <w:nsid w:val="23495646"/>
     <w:multiLevelType w:val="hybridMultilevel"/>
     <w:tmpl w:val="855C95BE"/>
@@ -14749,7 +17121,7 @@
       </w:pPr>
     </w:lvl>
   </w:abstractNum>
-  <w:abstractNum w:abstractNumId="19" w15:restartNumberingAfterBreak="0">
+  <w:abstractNum w:abstractNumId="24" w15:restartNumberingAfterBreak="0">
     <w:nsid w:val="25BC5BB3"/>
     <w:multiLevelType w:val="hybridMultilevel"/>
     <w:tmpl w:val="7426445C"/>
@@ -14862,7 +17234,156 @@
       </w:rPr>
     </w:lvl>
   </w:abstractNum>
-  <w:abstractNum w:abstractNumId="20" w15:restartNumberingAfterBreak="0">
+  <w:abstractNum w:abstractNumId="25" w15:restartNumberingAfterBreak="0">
+    <w:nsid w:val="28FA403E"/>
+    <w:multiLevelType w:val="multilevel"/>
+    <w:tmpl w:val="85349392"/>
+    <w:lvl w:ilvl="0">
+      <w:start w:val="1"/>
+      <w:numFmt w:val="bullet"/>
+      <w:lvlText w:val=""/>
+      <w:lvlJc w:val="left"/>
+      <w:pPr>
+        <w:tabs>
+          <w:tab w:val="num" w:pos="720"/>
+        </w:tabs>
+        <w:ind w:left="720" w:hanging="360"/>
+      </w:pPr>
+      <w:rPr>
+        <w:rFonts w:ascii="Symbol" w:hAnsi="Symbol" w:hint="default"/>
+        <w:sz w:val="20"/>
+      </w:rPr>
+    </w:lvl>
+    <w:lvl w:ilvl="1" w:tentative="1">
+      <w:start w:val="1"/>
+      <w:numFmt w:val="bullet"/>
+      <w:lvlText w:val="o"/>
+      <w:lvlJc w:val="left"/>
+      <w:pPr>
+        <w:tabs>
+          <w:tab w:val="num" w:pos="1440"/>
+        </w:tabs>
+        <w:ind w:left="1440" w:hanging="360"/>
+      </w:pPr>
+      <w:rPr>
+        <w:rFonts w:ascii="Courier New" w:hAnsi="Courier New" w:hint="default"/>
+        <w:sz w:val="20"/>
+      </w:rPr>
+    </w:lvl>
+    <w:lvl w:ilvl="2" w:tentative="1">
+      <w:start w:val="1"/>
+      <w:numFmt w:val="bullet"/>
+      <w:lvlText w:val=""/>
+      <w:lvlJc w:val="left"/>
+      <w:pPr>
+        <w:tabs>
+          <w:tab w:val="num" w:pos="2160"/>
+        </w:tabs>
+        <w:ind w:left="2160" w:hanging="360"/>
+      </w:pPr>
+      <w:rPr>
+        <w:rFonts w:ascii="Wingdings" w:hAnsi="Wingdings" w:hint="default"/>
+        <w:sz w:val="20"/>
+      </w:rPr>
+    </w:lvl>
+    <w:lvl w:ilvl="3" w:tentative="1">
+      <w:start w:val="1"/>
+      <w:numFmt w:val="bullet"/>
+      <w:lvlText w:val=""/>
+      <w:lvlJc w:val="left"/>
+      <w:pPr>
+        <w:tabs>
+          <w:tab w:val="num" w:pos="2880"/>
+        </w:tabs>
+        <w:ind w:left="2880" w:hanging="360"/>
+      </w:pPr>
+      <w:rPr>
+        <w:rFonts w:ascii="Wingdings" w:hAnsi="Wingdings" w:hint="default"/>
+        <w:sz w:val="20"/>
+      </w:rPr>
+    </w:lvl>
+    <w:lvl w:ilvl="4" w:tentative="1">
+      <w:start w:val="1"/>
+      <w:numFmt w:val="bullet"/>
+      <w:lvlText w:val=""/>
+      <w:lvlJc w:val="left"/>
+      <w:pPr>
+        <w:tabs>
+          <w:tab w:val="num" w:pos="3600"/>
+        </w:tabs>
+        <w:ind w:left="3600" w:hanging="360"/>
+      </w:pPr>
+      <w:rPr>
+        <w:rFonts w:ascii="Wingdings" w:hAnsi="Wingdings" w:hint="default"/>
+        <w:sz w:val="20"/>
+      </w:rPr>
+    </w:lvl>
+    <w:lvl w:ilvl="5" w:tentative="1">
+      <w:start w:val="1"/>
+      <w:numFmt w:val="bullet"/>
+      <w:lvlText w:val=""/>
+      <w:lvlJc w:val="left"/>
+      <w:pPr>
+        <w:tabs>
+          <w:tab w:val="num" w:pos="4320"/>
+        </w:tabs>
+        <w:ind w:left="4320" w:hanging="360"/>
+      </w:pPr>
+      <w:rPr>
+        <w:rFonts w:ascii="Wingdings" w:hAnsi="Wingdings" w:hint="default"/>
+        <w:sz w:val="20"/>
+      </w:rPr>
+    </w:lvl>
+    <w:lvl w:ilvl="6" w:tentative="1">
+      <w:start w:val="1"/>
+      <w:numFmt w:val="bullet"/>
+      <w:lvlText w:val=""/>
+      <w:lvlJc w:val="left"/>
+      <w:pPr>
+        <w:tabs>
+          <w:tab w:val="num" w:pos="5040"/>
+        </w:tabs>
+        <w:ind w:left="5040" w:hanging="360"/>
+      </w:pPr>
+      <w:rPr>
+        <w:rFonts w:ascii="Wingdings" w:hAnsi="Wingdings" w:hint="default"/>
+        <w:sz w:val="20"/>
+      </w:rPr>
+    </w:lvl>
+    <w:lvl w:ilvl="7" w:tentative="1">
+      <w:start w:val="1"/>
+      <w:numFmt w:val="bullet"/>
+      <w:lvlText w:val=""/>
+      <w:lvlJc w:val="left"/>
+      <w:pPr>
+        <w:tabs>
+          <w:tab w:val="num" w:pos="5760"/>
+        </w:tabs>
+        <w:ind w:left="5760" w:hanging="360"/>
+      </w:pPr>
+      <w:rPr>
+        <w:rFonts w:ascii="Wingdings" w:hAnsi="Wingdings" w:hint="default"/>
+        <w:sz w:val="20"/>
+      </w:rPr>
+    </w:lvl>
+    <w:lvl w:ilvl="8" w:tentative="1">
+      <w:start w:val="1"/>
+      <w:numFmt w:val="bullet"/>
+      <w:lvlText w:val=""/>
+      <w:lvlJc w:val="left"/>
+      <w:pPr>
+        <w:tabs>
+          <w:tab w:val="num" w:pos="6480"/>
+        </w:tabs>
+        <w:ind w:left="6480" w:hanging="360"/>
+      </w:pPr>
+      <w:rPr>
+        <w:rFonts w:ascii="Wingdings" w:hAnsi="Wingdings" w:hint="default"/>
+        <w:sz w:val="20"/>
+      </w:rPr>
+    </w:lvl>
+  </w:abstractNum>
+  <w:abstractNum w:abstractNumId="26" w15:restartNumberingAfterBreak="0">
     <w:nsid w:val="2C87674B"/>
     <w:multiLevelType w:val="hybridMultilevel"/>
     <w:tmpl w:val="E1B45CA0"/>
@@ -14975,7 +17496,7 @@
       </w:rPr>
     </w:lvl>
   </w:abstractNum>
-  <w:abstractNum w:abstractNumId="21" w15:restartNumberingAfterBreak="0">
+  <w:abstractNum w:abstractNumId="27" w15:restartNumberingAfterBreak="0">
     <w:nsid w:val="31764BDD"/>
     <w:multiLevelType w:val="hybridMultilevel"/>
     <w:tmpl w:val="211EF5B2"/>
@@ -15061,7 +17582,7 @@
       </w:pPr>
     </w:lvl>
   </w:abstractNum>
-  <w:abstractNum w:abstractNumId="22" w15:restartNumberingAfterBreak="0">
+  <w:abstractNum w:abstractNumId="28" w15:restartNumberingAfterBreak="0">
     <w:nsid w:val="327A3D5B"/>
     <w:multiLevelType w:val="hybridMultilevel"/>
     <w:tmpl w:val="F878DAD0"/>
@@ -15150,7 +17671,7 @@
       </w:pPr>
     </w:lvl>
   </w:abstractNum>
-  <w:abstractNum w:abstractNumId="23" w15:restartNumberingAfterBreak="0">
+  <w:abstractNum w:abstractNumId="29" w15:restartNumberingAfterBreak="0">
     <w:nsid w:val="32E06722"/>
     <w:multiLevelType w:val="multilevel"/>
     <w:tmpl w:val="92ECCB5E"/>
@@ -15299,7 +17820,7 @@
       </w:rPr>
     </w:lvl>
   </w:abstractNum>
-  <w:abstractNum w:abstractNumId="24" w15:restartNumberingAfterBreak="0">
+  <w:abstractNum w:abstractNumId="30" w15:restartNumberingAfterBreak="0">
     <w:nsid w:val="33823E79"/>
     <w:multiLevelType w:val="hybridMultilevel"/>
     <w:tmpl w:val="CB2CE722"/>
@@ -15412,10 +17933,10 @@
       </w:rPr>
     </w:lvl>
   </w:abstractNum>
-  <w:abstractNum w:abstractNumId="25" w15:restartNumberingAfterBreak="0">
+  <w:abstractNum w:abstractNumId="31" w15:restartNumberingAfterBreak="0">
     <w:nsid w:val="3907711F"/>
     <w:multiLevelType w:val="hybridMultilevel"/>
-    <w:tmpl w:val="174AE800"/>
+    <w:tmpl w:val="FC8AD2E8"/>
     <w:lvl w:ilvl="0" w:tplc="4009000F">
       <w:start w:val="1"/>
       <w:numFmt w:val="decimal"/>
@@ -15501,7 +18022,7 @@
       </w:pPr>
     </w:lvl>
   </w:abstractNum>
-  <w:abstractNum w:abstractNumId="26" w15:restartNumberingAfterBreak="0">
+  <w:abstractNum w:abstractNumId="32" w15:restartNumberingAfterBreak="0">
     <w:nsid w:val="3A2E41A7"/>
     <w:multiLevelType w:val="multilevel"/>
     <w:tmpl w:val="E83E291A"/>
@@ -15650,7 +18171,7 @@
       </w:rPr>
     </w:lvl>
   </w:abstractNum>
-  <w:abstractNum w:abstractNumId="27" w15:restartNumberingAfterBreak="0">
+  <w:abstractNum w:abstractNumId="33" w15:restartNumberingAfterBreak="0">
     <w:nsid w:val="3B0F70E7"/>
     <w:multiLevelType w:val="hybridMultilevel"/>
     <w:tmpl w:val="1EFCF3F6"/>
@@ -15763,7 +18284,7 @@
       </w:rPr>
     </w:lvl>
   </w:abstractNum>
-  <w:abstractNum w:abstractNumId="28" w15:restartNumberingAfterBreak="0">
+  <w:abstractNum w:abstractNumId="34" w15:restartNumberingAfterBreak="0">
     <w:nsid w:val="40083525"/>
     <w:multiLevelType w:val="hybridMultilevel"/>
     <w:tmpl w:val="2BF47F8C"/>
@@ -15876,7 +18397,7 @@
       </w:rPr>
     </w:lvl>
   </w:abstractNum>
-  <w:abstractNum w:abstractNumId="29" w15:restartNumberingAfterBreak="0">
+  <w:abstractNum w:abstractNumId="35" w15:restartNumberingAfterBreak="0">
     <w:nsid w:val="43056B48"/>
     <w:multiLevelType w:val="hybridMultilevel"/>
     <w:tmpl w:val="E662C5C4"/>
@@ -15989,7 +18510,7 @@
       </w:rPr>
     </w:lvl>
   </w:abstractNum>
-  <w:abstractNum w:abstractNumId="30" w15:restartNumberingAfterBreak="0">
+  <w:abstractNum w:abstractNumId="36" w15:restartNumberingAfterBreak="0">
     <w:nsid w:val="46B00DB2"/>
     <w:multiLevelType w:val="hybridMultilevel"/>
     <w:tmpl w:val="3BFA2DEC"/>
@@ -16078,7 +18599,96 @@
       </w:pPr>
     </w:lvl>
   </w:abstractNum>
-  <w:abstractNum w:abstractNumId="31" w15:restartNumberingAfterBreak="0">
+  <w:abstractNum w:abstractNumId="37" w15:restartNumberingAfterBreak="0">
+    <w:nsid w:val="47BF27EE"/>
+    <w:multiLevelType w:val="hybridMultilevel"/>
+    <w:tmpl w:val="5F7451A8"/>
+    <w:lvl w:ilvl="0" w:tplc="679A1D02">
+      <w:start w:val="1"/>
+      <w:numFmt w:val="decimal"/>
+      <w:lvlText w:val="%1."/>
+      <w:lvlJc w:val="left"/>
+      <w:pPr>
+        <w:ind w:left="720" w:hanging="360"/>
+      </w:pPr>
+      <w:rPr>
+        <w:rFonts w:hint="default"/>
+      </w:rPr>
+    </w:lvl>
+    <w:lvl w:ilvl="1" w:tplc="40090019" w:tentative="1">
+      <w:start w:val="1"/>
+      <w:numFmt w:val="lowerLetter"/>
+      <w:lvlText w:val="%2."/>
+      <w:lvlJc w:val="left"/>
+      <w:pPr>
+        <w:ind w:left="1440" w:hanging="360"/>
+      </w:pPr>
+    </w:lvl>
+    <w:lvl w:ilvl="2" w:tplc="4009001B" w:tentative="1">
+      <w:start w:val="1"/>
+      <w:numFmt w:val="lowerRoman"/>
+      <w:lvlText w:val="%3."/>
+      <w:lvlJc w:val="right"/>
+      <w:pPr>
+        <w:ind w:left="2160" w:hanging="180"/>
+      </w:pPr>
+    </w:lvl>
+    <w:lvl w:ilvl="3" w:tplc="4009000F" w:tentative="1">
+      <w:start w:val="1"/>
+      <w:numFmt w:val="decimal"/>
+      <w:lvlText w:val="%4."/>
+      <w:lvlJc w:val="left"/>
+      <w:pPr>
+        <w:ind w:left="2880" w:hanging="360"/>
+      </w:pPr>
+    </w:lvl>
+    <w:lvl w:ilvl="4" w:tplc="40090019" w:tentative="1">
+      <w:start w:val="1"/>
+      <w:numFmt w:val="lowerLetter"/>
+      <w:lvlText w:val="%5."/>
+      <w:lvlJc w:val="left"/>
+      <w:pPr>
+        <w:ind w:left="3600" w:hanging="360"/>
+      </w:pPr>
+    </w:lvl>
+    <w:lvl w:ilvl="5" w:tplc="4009001B" w:tentative="1">
+      <w:start w:val="1"/>
+      <w:numFmt w:val="lowerRoman"/>
+      <w:lvlText w:val="%6."/>
+      <w:lvlJc w:val="right"/>
+      <w:pPr>
+        <w:ind w:left="4320" w:hanging="180"/>
+      </w:pPr>
+    </w:lvl>
+    <w:lvl w:ilvl="6" w:tplc="4009000F" w:tentative="1">
+      <w:start w:val="1"/>
+      <w:numFmt w:val="decimal"/>
+      <w:lvlText w:val="%7."/>
+      <w:lvlJc w:val="left"/>
+      <w:pPr>
+        <w:ind w:left="5040" w:hanging="360"/>
+      </w:pPr>
+    </w:lvl>
+    <w:lvl w:ilvl="7" w:tplc="40090019" w:tentative="1">
+      <w:start w:val="1"/>
+      <w:numFmt w:val="lowerLetter"/>
+      <w:lvlText w:val="%8."/>
+      <w:lvlJc w:val="left"/>
+      <w:pPr>
+        <w:ind w:left="5760" w:hanging="360"/>
+      </w:pPr>
+    </w:lvl>
+    <w:lvl w:ilvl="8" w:tplc="4009001B" w:tentative="1">
+      <w:start w:val="1"/>
+      <w:numFmt w:val="lowerRoman"/>
+      <w:lvlText w:val="%9."/>
+      <w:lvlJc w:val="right"/>
+      <w:pPr>
+        <w:ind w:left="6480" w:hanging="180"/>
+      </w:pPr>
+    </w:lvl>
+  </w:abstractNum>
+  <w:abstractNum w:abstractNumId="38" w15:restartNumberingAfterBreak="0">
     <w:nsid w:val="48D41E29"/>
     <w:multiLevelType w:val="hybridMultilevel"/>
     <w:tmpl w:val="8A74E856"/>
@@ -16164,7 +18774,7 @@
       </w:pPr>
     </w:lvl>
   </w:abstractNum>
-  <w:abstractNum w:abstractNumId="32" w15:restartNumberingAfterBreak="0">
+  <w:abstractNum w:abstractNumId="39" w15:restartNumberingAfterBreak="0">
     <w:nsid w:val="4A642488"/>
     <w:multiLevelType w:val="hybridMultilevel"/>
     <w:tmpl w:val="58E25B7C"/>
@@ -16250,7 +18860,7 @@
       </w:pPr>
     </w:lvl>
   </w:abstractNum>
-  <w:abstractNum w:abstractNumId="33" w15:restartNumberingAfterBreak="0">
+  <w:abstractNum w:abstractNumId="40" w15:restartNumberingAfterBreak="0">
     <w:nsid w:val="4A950B6C"/>
     <w:multiLevelType w:val="multilevel"/>
     <w:tmpl w:val="BD945DD0"/>
@@ -16399,7 +19009,7 @@
       </w:rPr>
     </w:lvl>
   </w:abstractNum>
-  <w:abstractNum w:abstractNumId="34" w15:restartNumberingAfterBreak="0">
+  <w:abstractNum w:abstractNumId="41" w15:restartNumberingAfterBreak="0">
     <w:nsid w:val="4B5248B3"/>
     <w:multiLevelType w:val="hybridMultilevel"/>
     <w:tmpl w:val="4A6EB79A"/>
@@ -16488,7 +19098,7 @@
       </w:pPr>
     </w:lvl>
   </w:abstractNum>
-  <w:abstractNum w:abstractNumId="35" w15:restartNumberingAfterBreak="0">
+  <w:abstractNum w:abstractNumId="42" w15:restartNumberingAfterBreak="0">
     <w:nsid w:val="52E13908"/>
     <w:multiLevelType w:val="multilevel"/>
     <w:tmpl w:val="DFA0ACB0"/>
@@ -16633,7 +19243,209 @@
       </w:rPr>
     </w:lvl>
   </w:abstractNum>
-  <w:abstractNum w:abstractNumId="36" w15:restartNumberingAfterBreak="0">
+  <w:abstractNum w:abstractNumId="43" w15:restartNumberingAfterBreak="0">
+    <w:nsid w:val="56B94850"/>
+    <w:multiLevelType w:val="hybridMultilevel"/>
+    <w:tmpl w:val="9BE673EE"/>
+    <w:lvl w:ilvl="0" w:tplc="40090001">
+      <w:start w:val="1"/>
+      <w:numFmt w:val="bullet"/>
+      <w:lvlText w:val=""/>
+      <w:lvlJc w:val="left"/>
+      <w:pPr>
+        <w:ind w:left="786" w:hanging="360"/>
+      </w:pPr>
+      <w:rPr>
+        <w:rFonts w:ascii="Symbol" w:hAnsi="Symbol" w:hint="default"/>
+      </w:rPr>
+    </w:lvl>
+    <w:lvl w:ilvl="1" w:tplc="40090003" w:tentative="1">
+      <w:start w:val="1"/>
+      <w:numFmt w:val="bullet"/>
+      <w:lvlText w:val="o"/>
+      <w:lvlJc w:val="left"/>
+      <w:pPr>
+        <w:ind w:left="1506" w:hanging="360"/>
+      </w:pPr>
+      <w:rPr>
+        <w:rFonts w:ascii="Courier New" w:hAnsi="Courier New" w:cs="Courier New" w:hint="default"/>
+      </w:rPr>
+    </w:lvl>
+    <w:lvl w:ilvl="2" w:tplc="40090005" w:tentative="1">
+      <w:start w:val="1"/>
+      <w:numFmt w:val="bullet"/>
+      <w:lvlText w:val=""/>
+      <w:lvlJc w:val="left"/>
+      <w:pPr>
+        <w:ind w:left="2226" w:hanging="360"/>
+      </w:pPr>
+      <w:rPr>
+        <w:rFonts w:ascii="Wingdings" w:hAnsi="Wingdings" w:hint="default"/>
+      </w:rPr>
+    </w:lvl>
+    <w:lvl w:ilvl="3" w:tplc="40090001" w:tentative="1">
+      <w:start w:val="1"/>
+      <w:numFmt w:val="bullet"/>
+      <w:lvlText w:val=""/>
+      <w:lvlJc w:val="left"/>
+      <w:pPr>
+        <w:ind w:left="2946" w:hanging="360"/>
+      </w:pPr>
+      <w:rPr>
+        <w:rFonts w:ascii="Symbol" w:hAnsi="Symbol" w:hint="default"/>
+      </w:rPr>
+    </w:lvl>
+    <w:lvl w:ilvl="4" w:tplc="40090003" w:tentative="1">
+      <w:start w:val="1"/>
+      <w:numFmt w:val="bullet"/>
+      <w:lvlText w:val="o"/>
+      <w:lvlJc w:val="left"/>
+      <w:pPr>
+        <w:ind w:left="3666" w:hanging="360"/>
+      </w:pPr>
+      <w:rPr>
+        <w:rFonts w:ascii="Courier New" w:hAnsi="Courier New" w:cs="Courier New" w:hint="default"/>
+      </w:rPr>
+    </w:lvl>
+    <w:lvl w:ilvl="5" w:tplc="40090005" w:tentative="1">
+      <w:start w:val="1"/>
+      <w:numFmt w:val="bullet"/>
+      <w:lvlText w:val=""/>
+      <w:lvlJc w:val="left"/>
+      <w:pPr>
+        <w:ind w:left="4386" w:hanging="360"/>
+      </w:pPr>
+      <w:rPr>
+        <w:rFonts w:ascii="Wingdings" w:hAnsi="Wingdings" w:hint="default"/>
+      </w:rPr>
+    </w:lvl>
+    <w:lvl w:ilvl="6" w:tplc="40090001" w:tentative="1">
+      <w:start w:val="1"/>
+      <w:numFmt w:val="bullet"/>
+      <w:lvlText w:val=""/>
+      <w:lvlJc w:val="left"/>
+      <w:pPr>
+        <w:ind w:left="5106" w:hanging="360"/>
+      </w:pPr>
+      <w:rPr>
+        <w:rFonts w:ascii="Symbol" w:hAnsi="Symbol" w:hint="default"/>
+      </w:rPr>
+    </w:lvl>
+    <w:lvl w:ilvl="7" w:tplc="40090003" w:tentative="1">
+      <w:start w:val="1"/>
+      <w:numFmt w:val="bullet"/>
+      <w:lvlText w:val="o"/>
+      <w:lvlJc w:val="left"/>
+      <w:pPr>
+        <w:ind w:left="5826" w:hanging="360"/>
+      </w:pPr>
+      <w:rPr>
+        <w:rFonts w:ascii="Courier New" w:hAnsi="Courier New" w:cs="Courier New" w:hint="default"/>
+      </w:rPr>
+    </w:lvl>
+    <w:lvl w:ilvl="8" w:tplc="40090005" w:tentative="1">
+      <w:start w:val="1"/>
+      <w:numFmt w:val="bullet"/>
+      <w:lvlText w:val=""/>
+      <w:lvlJc w:val="left"/>
+      <w:pPr>
+        <w:ind w:left="6546" w:hanging="360"/>
+      </w:pPr>
+      <w:rPr>
+        <w:rFonts w:ascii="Wingdings" w:hAnsi="Wingdings" w:hint="default"/>
+      </w:rPr>
+    </w:lvl>
+  </w:abstractNum>
+  <w:abstractNum w:abstractNumId="44" w15:restartNumberingAfterBreak="0">
+    <w:nsid w:val="5820102F"/>
+    <w:multiLevelType w:val="hybridMultilevel"/>
+    <w:tmpl w:val="EBF48FDE"/>
+    <w:lvl w:ilvl="0" w:tplc="2E84FA24">
+      <w:start w:val="1"/>
+      <w:numFmt w:val="decimal"/>
+      <w:lvlText w:val="%1."/>
+      <w:lvlJc w:val="left"/>
+      <w:pPr>
+        <w:ind w:left="786" w:hanging="360"/>
+      </w:pPr>
+      <w:rPr>
+        <w:rFonts w:hint="default"/>
+      </w:rPr>
+    </w:lvl>
+    <w:lvl w:ilvl="1" w:tplc="40090019" w:tentative="1">
+      <w:start w:val="1"/>
+      <w:numFmt w:val="lowerLetter"/>
+      <w:lvlText w:val="%2."/>
+      <w:lvlJc w:val="left"/>
+      <w:pPr>
+        <w:ind w:left="1506" w:hanging="360"/>
+      </w:pPr>
+    </w:lvl>
+    <w:lvl w:ilvl="2" w:tplc="4009001B" w:tentative="1">
+      <w:start w:val="1"/>
+      <w:numFmt w:val="lowerRoman"/>
+      <w:lvlText w:val="%3."/>
+      <w:lvlJc w:val="right"/>
+      <w:pPr>
+        <w:ind w:left="2226" w:hanging="180"/>
+      </w:pPr>
+    </w:lvl>
+    <w:lvl w:ilvl="3" w:tplc="4009000F" w:tentative="1">
+      <w:start w:val="1"/>
+      <w:numFmt w:val="decimal"/>
+      <w:lvlText w:val="%4."/>
+      <w:lvlJc w:val="left"/>
+      <w:pPr>
+        <w:ind w:left="2946" w:hanging="360"/>
+      </w:pPr>
+    </w:lvl>
+    <w:lvl w:ilvl="4" w:tplc="40090019" w:tentative="1">
+      <w:start w:val="1"/>
+      <w:numFmt w:val="lowerLetter"/>
+      <w:lvlText w:val="%5."/>
+      <w:lvlJc w:val="left"/>
+      <w:pPr>
+        <w:ind w:left="3666" w:hanging="360"/>
+      </w:pPr>
+    </w:lvl>
+    <w:lvl w:ilvl="5" w:tplc="4009001B" w:tentative="1">
+      <w:start w:val="1"/>
+      <w:numFmt w:val="lowerRoman"/>
+      <w:lvlText w:val="%6."/>
+      <w:lvlJc w:val="right"/>
+      <w:pPr>
+        <w:ind w:left="4386" w:hanging="180"/>
+      </w:pPr>
+    </w:lvl>
+    <w:lvl w:ilvl="6" w:tplc="4009000F" w:tentative="1">
+      <w:start w:val="1"/>
+      <w:numFmt w:val="decimal"/>
+      <w:lvlText w:val="%7."/>
+      <w:lvlJc w:val="left"/>
+      <w:pPr>
+        <w:ind w:left="5106" w:hanging="360"/>
+      </w:pPr>
+    </w:lvl>
+    <w:lvl w:ilvl="7" w:tplc="40090019" w:tentative="1">
+      <w:start w:val="1"/>
+      <w:numFmt w:val="lowerLetter"/>
+      <w:lvlText w:val="%8."/>
+      <w:lvlJc w:val="left"/>
+      <w:pPr>
+        <w:ind w:left="5826" w:hanging="360"/>
+      </w:pPr>
+    </w:lvl>
+    <w:lvl w:ilvl="8" w:tplc="4009001B" w:tentative="1">
+      <w:start w:val="1"/>
+      <w:numFmt w:val="lowerRoman"/>
+      <w:lvlText w:val="%9."/>
+      <w:lvlJc w:val="right"/>
+      <w:pPr>
+        <w:ind w:left="6546" w:hanging="180"/>
+      </w:pPr>
+    </w:lvl>
+  </w:abstractNum>
+  <w:abstractNum w:abstractNumId="45" w15:restartNumberingAfterBreak="0">
     <w:nsid w:val="5C660D76"/>
     <w:multiLevelType w:val="hybridMultilevel"/>
     <w:tmpl w:val="F654A158"/>
@@ -16746,7 +19558,7 @@
       </w:rPr>
     </w:lvl>
   </w:abstractNum>
-  <w:abstractNum w:abstractNumId="37" w15:restartNumberingAfterBreak="0">
+  <w:abstractNum w:abstractNumId="46" w15:restartNumberingAfterBreak="0">
     <w:nsid w:val="5F174AD2"/>
     <w:multiLevelType w:val="multilevel"/>
     <w:tmpl w:val="322895F0"/>
@@ -16895,7 +19707,7 @@
       </w:rPr>
     </w:lvl>
   </w:abstractNum>
-  <w:abstractNum w:abstractNumId="38" w15:restartNumberingAfterBreak="0">
+  <w:abstractNum w:abstractNumId="47" w15:restartNumberingAfterBreak="0">
     <w:nsid w:val="60BF3DB8"/>
     <w:multiLevelType w:val="multilevel"/>
     <w:tmpl w:val="E5E2B176"/>
@@ -17044,7 +19856,7 @@
       </w:rPr>
     </w:lvl>
   </w:abstractNum>
-  <w:abstractNum w:abstractNumId="39" w15:restartNumberingAfterBreak="0">
+  <w:abstractNum w:abstractNumId="48" w15:restartNumberingAfterBreak="0">
     <w:nsid w:val="63631B73"/>
     <w:multiLevelType w:val="hybridMultilevel"/>
     <w:tmpl w:val="27E27A66"/>
@@ -17133,7 +19945,7 @@
       </w:pPr>
     </w:lvl>
   </w:abstractNum>
-  <w:abstractNum w:abstractNumId="40" w15:restartNumberingAfterBreak="0">
+  <w:abstractNum w:abstractNumId="49" w15:restartNumberingAfterBreak="0">
     <w:nsid w:val="636E4A00"/>
     <w:multiLevelType w:val="hybridMultilevel"/>
     <w:tmpl w:val="55864E02"/>
@@ -17222,7 +20034,7 @@
       </w:pPr>
     </w:lvl>
   </w:abstractNum>
-  <w:abstractNum w:abstractNumId="41" w15:restartNumberingAfterBreak="0">
+  <w:abstractNum w:abstractNumId="50" w15:restartNumberingAfterBreak="0">
     <w:nsid w:val="66CF5307"/>
     <w:multiLevelType w:val="hybridMultilevel"/>
     <w:tmpl w:val="8E527034"/>
@@ -17311,7 +20123,7 @@
       </w:pPr>
     </w:lvl>
   </w:abstractNum>
-  <w:abstractNum w:abstractNumId="42" w15:restartNumberingAfterBreak="0">
+  <w:abstractNum w:abstractNumId="51" w15:restartNumberingAfterBreak="0">
     <w:nsid w:val="66EC2D1F"/>
     <w:multiLevelType w:val="hybridMultilevel"/>
     <w:tmpl w:val="6AC8E508"/>
@@ -17424,7 +20236,7 @@
       </w:rPr>
     </w:lvl>
   </w:abstractNum>
-  <w:abstractNum w:abstractNumId="43" w15:restartNumberingAfterBreak="0">
+  <w:abstractNum w:abstractNumId="52" w15:restartNumberingAfterBreak="0">
     <w:nsid w:val="67A91DAE"/>
     <w:multiLevelType w:val="hybridMultilevel"/>
     <w:tmpl w:val="20469220"/>
@@ -17510,7 +20322,7 @@
       </w:pPr>
     </w:lvl>
   </w:abstractNum>
-  <w:abstractNum w:abstractNumId="44" w15:restartNumberingAfterBreak="0">
+  <w:abstractNum w:abstractNumId="53" w15:restartNumberingAfterBreak="0">
     <w:nsid w:val="68A02053"/>
     <w:multiLevelType w:val="hybridMultilevel"/>
     <w:tmpl w:val="78E8F086"/>
@@ -17596,7 +20408,7 @@
       </w:pPr>
     </w:lvl>
   </w:abstractNum>
-  <w:abstractNum w:abstractNumId="45" w15:restartNumberingAfterBreak="0">
+  <w:abstractNum w:abstractNumId="54" w15:restartNumberingAfterBreak="0">
     <w:nsid w:val="6AEA6D48"/>
     <w:multiLevelType w:val="hybridMultilevel"/>
     <w:tmpl w:val="41942CD4"/>
@@ -17709,7 +20521,184 @@
       </w:rPr>
     </w:lvl>
   </w:abstractNum>
-  <w:abstractNum w:abstractNumId="46" w15:restartNumberingAfterBreak="0">
+  <w:abstractNum w:abstractNumId="55" w15:restartNumberingAfterBreak="0">
+    <w:nsid w:val="6E3B21F0"/>
+    <w:multiLevelType w:val="hybridMultilevel"/>
+    <w:tmpl w:val="51BC0A8A"/>
+    <w:lvl w:ilvl="0" w:tplc="78F6171C">
+      <w:numFmt w:val="decimal"/>
+      <w:lvlText w:val="%1."/>
+      <w:lvlJc w:val="left"/>
+      <w:pPr>
+        <w:ind w:left="720" w:hanging="360"/>
+      </w:pPr>
+      <w:rPr>
+        <w:rFonts w:hint="default"/>
+      </w:rPr>
+    </w:lvl>
+    <w:lvl w:ilvl="1" w:tplc="40090019" w:tentative="1">
+      <w:start w:val="1"/>
+      <w:numFmt w:val="lowerLetter"/>
+      <w:lvlText w:val="%2."/>
+      <w:lvlJc w:val="left"/>
+      <w:pPr>
+        <w:ind w:left="1440" w:hanging="360"/>
+      </w:pPr>
+    </w:lvl>
+    <w:lvl w:ilvl="2" w:tplc="4009001B" w:tentative="1">
+      <w:start w:val="1"/>
+      <w:numFmt w:val="lowerRoman"/>
+      <w:lvlText w:val="%3."/>
+      <w:lvlJc w:val="right"/>
+      <w:pPr>
+        <w:ind w:left="2160" w:hanging="180"/>
+      </w:pPr>
+    </w:lvl>
+    <w:lvl w:ilvl="3" w:tplc="4009000F" w:tentative="1">
+      <w:start w:val="1"/>
+      <w:numFmt w:val="decimal"/>
+      <w:lvlText w:val="%4."/>
+      <w:lvlJc w:val="left"/>
+      <w:pPr>
+        <w:ind w:left="2880" w:hanging="360"/>
+      </w:pPr>
+    </w:lvl>
+    <w:lvl w:ilvl="4" w:tplc="40090019" w:tentative="1">
+      <w:start w:val="1"/>
+      <w:numFmt w:val="lowerLetter"/>
+      <w:lvlText w:val="%5."/>
+      <w:lvlJc w:val="left"/>
+      <w:pPr>
+        <w:ind w:left="3600" w:hanging="360"/>
+      </w:pPr>
+    </w:lvl>
+    <w:lvl w:ilvl="5" w:tplc="4009001B" w:tentative="1">
+      <w:start w:val="1"/>
+      <w:numFmt w:val="lowerRoman"/>
+      <w:lvlText w:val="%6."/>
+      <w:lvlJc w:val="right"/>
+      <w:pPr>
+        <w:ind w:left="4320" w:hanging="180"/>
+      </w:pPr>
+    </w:lvl>
+    <w:lvl w:ilvl="6" w:tplc="4009000F" w:tentative="1">
+      <w:start w:val="1"/>
+      <w:numFmt w:val="decimal"/>
+      <w:lvlText w:val="%7."/>
+      <w:lvlJc w:val="left"/>
+      <w:pPr>
+        <w:ind w:left="5040" w:hanging="360"/>
+      </w:pPr>
+    </w:lvl>
+    <w:lvl w:ilvl="7" w:tplc="40090019" w:tentative="1">
+      <w:start w:val="1"/>
+      <w:numFmt w:val="lowerLetter"/>
+      <w:lvlText w:val="%8."/>
+      <w:lvlJc w:val="left"/>
+      <w:pPr>
+        <w:ind w:left="5760" w:hanging="360"/>
+      </w:pPr>
+    </w:lvl>
+    <w:lvl w:ilvl="8" w:tplc="4009001B" w:tentative="1">
+      <w:start w:val="1"/>
+      <w:numFmt w:val="lowerRoman"/>
+      <w:lvlText w:val="%9."/>
+      <w:lvlJc w:val="right"/>
+      <w:pPr>
+        <w:ind w:left="6480" w:hanging="180"/>
+      </w:pPr>
+    </w:lvl>
+  </w:abstractNum>
+  <w:abstractNum w:abstractNumId="56" w15:restartNumberingAfterBreak="0">
+    <w:nsid w:val="743D2677"/>
+    <w:multiLevelType w:val="hybridMultilevel"/>
+    <w:tmpl w:val="AB2AEB64"/>
+    <w:lvl w:ilvl="0" w:tplc="2E84FA24">
+      <w:start w:val="1"/>
+      <w:numFmt w:val="decimal"/>
+      <w:lvlText w:val="%1."/>
+      <w:lvlJc w:val="left"/>
+      <w:pPr>
+        <w:ind w:left="720" w:hanging="360"/>
+      </w:pPr>
+      <w:rPr>
+        <w:rFonts w:hint="default"/>
+      </w:rPr>
+    </w:lvl>
+    <w:lvl w:ilvl="1" w:tplc="40090019" w:tentative="1">
+      <w:start w:val="1"/>
+      <w:numFmt w:val="lowerLetter"/>
+      <w:lvlText w:val="%2."/>
+      <w:lvlJc w:val="left"/>
+      <w:pPr>
+        <w:ind w:left="1440" w:hanging="360"/>
+      </w:pPr>
+    </w:lvl>
+    <w:lvl w:ilvl="2" w:tplc="4009001B" w:tentative="1">
+      <w:start w:val="1"/>
+      <w:numFmt w:val="lowerRoman"/>
+      <w:lvlText w:val="%3."/>
+      <w:lvlJc w:val="right"/>
+      <w:pPr>
+        <w:ind w:left="2160" w:hanging="180"/>
+      </w:pPr>
+    </w:lvl>
+    <w:lvl w:ilvl="3" w:tplc="4009000F" w:tentative="1">
+      <w:start w:val="1"/>
+      <w:numFmt w:val="decimal"/>
+      <w:lvlText w:val="%4."/>
+      <w:lvlJc w:val="left"/>
+      <w:pPr>
+        <w:ind w:left="2880" w:hanging="360"/>
+      </w:pPr>
+    </w:lvl>
+    <w:lvl w:ilvl="4" w:tplc="40090019" w:tentative="1">
+      <w:start w:val="1"/>
+      <w:numFmt w:val="lowerLetter"/>
+      <w:lvlText w:val="%5."/>
+      <w:lvlJc w:val="left"/>
+      <w:pPr>
+        <w:ind w:left="3600" w:hanging="360"/>
+      </w:pPr>
+    </w:lvl>
+    <w:lvl w:ilvl="5" w:tplc="4009001B" w:tentative="1">
+      <w:start w:val="1"/>
+      <w:numFmt w:val="lowerRoman"/>
+      <w:lvlText w:val="%6."/>
+      <w:lvlJc w:val="right"/>
+      <w:pPr>
+        <w:ind w:left="4320" w:hanging="180"/>
+      </w:pPr>
+    </w:lvl>
+    <w:lvl w:ilvl="6" w:tplc="4009000F" w:tentative="1">
+      <w:start w:val="1"/>
+      <w:numFmt w:val="decimal"/>
+      <w:lvlText w:val="%7."/>
+      <w:lvlJc w:val="left"/>
+      <w:pPr>
+        <w:ind w:left="5040" w:hanging="360"/>
+      </w:pPr>
+    </w:lvl>
+    <w:lvl w:ilvl="7" w:tplc="40090019" w:tentative="1">
+      <w:start w:val="1"/>
+      <w:numFmt w:val="lowerLetter"/>
+      <w:lvlText w:val="%8."/>
+      <w:lvlJc w:val="left"/>
+      <w:pPr>
+        <w:ind w:left="5760" w:hanging="360"/>
+      </w:pPr>
+    </w:lvl>
+    <w:lvl w:ilvl="8" w:tplc="4009001B" w:tentative="1">
+      <w:start w:val="1"/>
+      <w:numFmt w:val="lowerRoman"/>
+      <w:lvlText w:val="%9."/>
+      <w:lvlJc w:val="right"/>
+      <w:pPr>
+        <w:ind w:left="6480" w:hanging="180"/>
+      </w:pPr>
+    </w:lvl>
+  </w:abstractNum>
+  <w:abstractNum w:abstractNumId="57" w15:restartNumberingAfterBreak="0">
     <w:nsid w:val="798245A1"/>
     <w:multiLevelType w:val="multilevel"/>
     <w:tmpl w:val="D4E29C7E"/>
@@ -17858,7 +20847,96 @@
       </w:rPr>
     </w:lvl>
   </w:abstractNum>
-  <w:abstractNum w:abstractNumId="47" w15:restartNumberingAfterBreak="0">
+  <w:abstractNum w:abstractNumId="58" w15:restartNumberingAfterBreak="0">
+    <w:nsid w:val="7C4818D0"/>
+    <w:multiLevelType w:val="hybridMultilevel"/>
+    <w:tmpl w:val="A61CFC8E"/>
+    <w:lvl w:ilvl="0" w:tplc="B462A4B8">
+      <w:start w:val="1"/>
+      <w:numFmt w:val="decimal"/>
+      <w:lvlText w:val="%1."/>
+      <w:lvlJc w:val="left"/>
+      <w:pPr>
+        <w:ind w:left="720" w:hanging="360"/>
+      </w:pPr>
+      <w:rPr>
+        <w:rFonts w:hint="default"/>
+      </w:rPr>
+    </w:lvl>
+    <w:lvl w:ilvl="1" w:tplc="40090019" w:tentative="1">
+      <w:start w:val="1"/>
+      <w:numFmt w:val="lowerLetter"/>
+      <w:lvlText w:val="%2."/>
+      <w:lvlJc w:val="left"/>
+      <w:pPr>
+        <w:ind w:left="1440" w:hanging="360"/>
+      </w:pPr>
+    </w:lvl>
+    <w:lvl w:ilvl="2" w:tplc="4009001B" w:tentative="1">
+      <w:start w:val="1"/>
+      <w:numFmt w:val="lowerRoman"/>
+      <w:lvlText w:val="%3."/>
+      <w:lvlJc w:val="right"/>
+      <w:pPr>
+        <w:ind w:left="2160" w:hanging="180"/>
+      </w:pPr>
+    </w:lvl>
+    <w:lvl w:ilvl="3" w:tplc="4009000F" w:tentative="1">
+      <w:start w:val="1"/>
+      <w:numFmt w:val="decimal"/>
+      <w:lvlText w:val="%4."/>
+      <w:lvlJc w:val="left"/>
+      <w:pPr>
+        <w:ind w:left="2880" w:hanging="360"/>
+      </w:pPr>
+    </w:lvl>
+    <w:lvl w:ilvl="4" w:tplc="40090019" w:tentative="1">
+      <w:start w:val="1"/>
+      <w:numFmt w:val="lowerLetter"/>
+      <w:lvlText w:val="%5."/>
+      <w:lvlJc w:val="left"/>
+      <w:pPr>
+        <w:ind w:left="3600" w:hanging="360"/>
+      </w:pPr>
+    </w:lvl>
+    <w:lvl w:ilvl="5" w:tplc="4009001B" w:tentative="1">
+      <w:start w:val="1"/>
+      <w:numFmt w:val="lowerRoman"/>
+      <w:lvlText w:val="%6."/>
+      <w:lvlJc w:val="right"/>
+      <w:pPr>
+        <w:ind w:left="4320" w:hanging="180"/>
+      </w:pPr>
+    </w:lvl>
+    <w:lvl w:ilvl="6" w:tplc="4009000F" w:tentative="1">
+      <w:start w:val="1"/>
+      <w:numFmt w:val="decimal"/>
+      <w:lvlText w:val="%7."/>
+      <w:lvlJc w:val="left"/>
+      <w:pPr>
+        <w:ind w:left="5040" w:hanging="360"/>
+      </w:pPr>
+    </w:lvl>
+    <w:lvl w:ilvl="7" w:tplc="40090019" w:tentative="1">
+      <w:start w:val="1"/>
+      <w:numFmt w:val="lowerLetter"/>
+      <w:lvlText w:val="%8."/>
+      <w:lvlJc w:val="left"/>
+      <w:pPr>
+        <w:ind w:left="5760" w:hanging="360"/>
+      </w:pPr>
+    </w:lvl>
+    <w:lvl w:ilvl="8" w:tplc="4009001B" w:tentative="1">
+      <w:start w:val="1"/>
+      <w:numFmt w:val="lowerRoman"/>
+      <w:lvlText w:val="%9."/>
+      <w:lvlJc w:val="right"/>
+      <w:pPr>
+        <w:ind w:left="6480" w:hanging="180"/>
+      </w:pPr>
+    </w:lvl>
+  </w:abstractNum>
+  <w:abstractNum w:abstractNumId="59" w15:restartNumberingAfterBreak="0">
     <w:nsid w:val="7DF907F8"/>
     <w:multiLevelType w:val="multilevel"/>
     <w:tmpl w:val="D0481822"/>
@@ -18007,7 +21085,7 @@
       </w:rPr>
     </w:lvl>
   </w:abstractNum>
-  <w:abstractNum w:abstractNumId="48" w15:restartNumberingAfterBreak="0">
+  <w:abstractNum w:abstractNumId="60" w15:restartNumberingAfterBreak="0">
     <w:nsid w:val="7E123F7B"/>
     <w:multiLevelType w:val="hybridMultilevel"/>
     <w:tmpl w:val="37809860"/>
@@ -18120,7 +21198,7 @@
       </w:rPr>
     </w:lvl>
   </w:abstractNum>
-  <w:abstractNum w:abstractNumId="49" w15:restartNumberingAfterBreak="0">
+  <w:abstractNum w:abstractNumId="61" w15:restartNumberingAfterBreak="0">
     <w:nsid w:val="7E75290A"/>
     <w:multiLevelType w:val="hybridMultilevel"/>
     <w:tmpl w:val="2F203DF8"/>
@@ -18206,7 +21284,7 @@
       </w:pPr>
     </w:lvl>
   </w:abstractNum>
-  <w:abstractNum w:abstractNumId="50" w15:restartNumberingAfterBreak="0">
+  <w:abstractNum w:abstractNumId="62" w15:restartNumberingAfterBreak="0">
     <w:nsid w:val="7E821522"/>
     <w:multiLevelType w:val="hybridMultilevel"/>
     <w:tmpl w:val="D15E8CC6"/>
@@ -18292,7 +21370,7 @@
       </w:pPr>
     </w:lvl>
   </w:abstractNum>
-  <w:abstractNum w:abstractNumId="51" w15:restartNumberingAfterBreak="0">
+  <w:abstractNum w:abstractNumId="63" w15:restartNumberingAfterBreak="0">
     <w:nsid w:val="7F9B1F90"/>
     <w:multiLevelType w:val="hybridMultilevel"/>
     <w:tmpl w:val="3B1AD3DE"/>
@@ -18382,160 +21460,196 @@
     </w:lvl>
   </w:abstractNum>
   <w:num w:numId="1" w16cid:durableId="547760854">
-    <w:abstractNumId w:val="47"/>
+    <w:abstractNumId w:val="59"/>
   </w:num>
   <w:num w:numId="2" w16cid:durableId="112870013">
     <w:abstractNumId w:val="0"/>
   </w:num>
   <w:num w:numId="3" w16cid:durableId="1066297082">
+    <w:abstractNumId w:val="42"/>
+  </w:num>
+  <w:num w:numId="4" w16cid:durableId="375544249">
+    <w:abstractNumId w:val="17"/>
+  </w:num>
+  <w:num w:numId="5" w16cid:durableId="1102913561">
+    <w:abstractNumId w:val="29"/>
+  </w:num>
+  <w:num w:numId="6" w16cid:durableId="2060545769">
+    <w:abstractNumId w:val="27"/>
+  </w:num>
+  <w:num w:numId="7" w16cid:durableId="1324044657">
+    <w:abstractNumId w:val="47"/>
+  </w:num>
+  <w:num w:numId="8" w16cid:durableId="98184746">
+    <w:abstractNumId w:val="39"/>
+  </w:num>
+  <w:num w:numId="9" w16cid:durableId="182013550">
+    <w:abstractNumId w:val="6"/>
+  </w:num>
+  <w:num w:numId="10" w16cid:durableId="1909684561">
+    <w:abstractNumId w:val="53"/>
+  </w:num>
+  <w:num w:numId="11" w16cid:durableId="468674835">
+    <w:abstractNumId w:val="9"/>
+  </w:num>
+  <w:num w:numId="12" w16cid:durableId="303313759">
+    <w:abstractNumId w:val="8"/>
+  </w:num>
+  <w:num w:numId="13" w16cid:durableId="1941378677">
+    <w:abstractNumId w:val="21"/>
+  </w:num>
+  <w:num w:numId="14" w16cid:durableId="1658071050">
+    <w:abstractNumId w:val="33"/>
+  </w:num>
+  <w:num w:numId="15" w16cid:durableId="1856843268">
+    <w:abstractNumId w:val="61"/>
+  </w:num>
+  <w:num w:numId="16" w16cid:durableId="2056733104">
+    <w:abstractNumId w:val="57"/>
+  </w:num>
+  <w:num w:numId="17" w16cid:durableId="352073398">
+    <w:abstractNumId w:val="12"/>
+  </w:num>
+  <w:num w:numId="18" w16cid:durableId="880899920">
+    <w:abstractNumId w:val="40"/>
+  </w:num>
+  <w:num w:numId="19" w16cid:durableId="1963266159">
+    <w:abstractNumId w:val="14"/>
+  </w:num>
+  <w:num w:numId="20" w16cid:durableId="1434083292">
+    <w:abstractNumId w:val="15"/>
+  </w:num>
+  <w:num w:numId="21" w16cid:durableId="509570059">
+    <w:abstractNumId w:val="2"/>
+  </w:num>
+  <w:num w:numId="22" w16cid:durableId="1888905990">
+    <w:abstractNumId w:val="11"/>
+  </w:num>
+  <w:num w:numId="23" w16cid:durableId="1001546929">
+    <w:abstractNumId w:val="48"/>
+  </w:num>
+  <w:num w:numId="24" w16cid:durableId="2016109498">
+    <w:abstractNumId w:val="10"/>
+  </w:num>
+  <w:num w:numId="25" w16cid:durableId="836769810">
+    <w:abstractNumId w:val="26"/>
+  </w:num>
+  <w:num w:numId="26" w16cid:durableId="49619448">
+    <w:abstractNumId w:val="51"/>
+  </w:num>
+  <w:num w:numId="27" w16cid:durableId="1091588831">
+    <w:abstractNumId w:val="54"/>
+  </w:num>
+  <w:num w:numId="28" w16cid:durableId="1316226302">
+    <w:abstractNumId w:val="30"/>
+  </w:num>
+  <w:num w:numId="29" w16cid:durableId="731119912">
+    <w:abstractNumId w:val="7"/>
+  </w:num>
+  <w:num w:numId="30" w16cid:durableId="1482456804">
+    <w:abstractNumId w:val="34"/>
+  </w:num>
+  <w:num w:numId="31" w16cid:durableId="1733458492">
+    <w:abstractNumId w:val="18"/>
+  </w:num>
+  <w:num w:numId="32" w16cid:durableId="769738866">
+    <w:abstractNumId w:val="60"/>
+  </w:num>
+  <w:num w:numId="33" w16cid:durableId="2029674655">
+    <w:abstractNumId w:val="3"/>
+  </w:num>
+  <w:num w:numId="34" w16cid:durableId="1764909057">
+    <w:abstractNumId w:val="45"/>
+  </w:num>
+  <w:num w:numId="35" w16cid:durableId="1460802618">
+    <w:abstractNumId w:val="24"/>
+  </w:num>
+  <w:num w:numId="36" w16cid:durableId="2093811967">
+    <w:abstractNumId w:val="50"/>
+  </w:num>
+  <w:num w:numId="37" w16cid:durableId="1859267411">
+    <w:abstractNumId w:val="38"/>
+  </w:num>
+  <w:num w:numId="38" w16cid:durableId="1741830400">
+    <w:abstractNumId w:val="52"/>
+  </w:num>
+  <w:num w:numId="39" w16cid:durableId="493300045">
+    <w:abstractNumId w:val="31"/>
+  </w:num>
+  <w:num w:numId="40" w16cid:durableId="1842039721">
+    <w:abstractNumId w:val="36"/>
+  </w:num>
+  <w:num w:numId="41" w16cid:durableId="477959858">
+    <w:abstractNumId w:val="32"/>
+  </w:num>
+  <w:num w:numId="42" w16cid:durableId="502479676">
+    <w:abstractNumId w:val="19"/>
+  </w:num>
+  <w:num w:numId="43" w16cid:durableId="307318697">
     <w:abstractNumId w:val="35"/>
   </w:num>
-  <w:num w:numId="4" w16cid:durableId="375544249">
-    <w:abstractNumId w:val="14"/>
+  <w:num w:numId="44" w16cid:durableId="1273854510">
+    <w:abstractNumId w:val="62"/>
   </w:num>
-  <w:num w:numId="5" w16cid:durableId="1102913561">
+  <w:num w:numId="45" w16cid:durableId="90973953">
+    <w:abstractNumId w:val="16"/>
+  </w:num>
+  <w:num w:numId="46" w16cid:durableId="457912309">
+    <w:abstractNumId w:val="4"/>
+  </w:num>
+  <w:num w:numId="47" w16cid:durableId="42410849">
+    <w:abstractNumId w:val="28"/>
+  </w:num>
+  <w:num w:numId="48" w16cid:durableId="1751152673">
+    <w:abstractNumId w:val="49"/>
+  </w:num>
+  <w:num w:numId="49" w16cid:durableId="1372655259">
+    <w:abstractNumId w:val="46"/>
+  </w:num>
+  <w:num w:numId="50" w16cid:durableId="2097021567">
     <w:abstractNumId w:val="23"/>
   </w:num>
-  <w:num w:numId="6" w16cid:durableId="2060545769">
-    <w:abstractNumId w:val="21"/>
+  <w:num w:numId="51" w16cid:durableId="571697622">
+    <w:abstractNumId w:val="63"/>
   </w:num>
-  <w:num w:numId="7" w16cid:durableId="1324044657">
-    <w:abstractNumId w:val="38"/>
+  <w:num w:numId="52" w16cid:durableId="1787961601">
+    <w:abstractNumId w:val="41"/>
   </w:num>
-  <w:num w:numId="8" w16cid:durableId="98184746">
-    <w:abstractNumId w:val="32"/>
+  <w:num w:numId="53" w16cid:durableId="803234512">
+    <w:abstractNumId w:val="13"/>
   </w:num>
-  <w:num w:numId="9" w16cid:durableId="182013550">
-    <w:abstractNumId w:val="4"/>
+  <w:num w:numId="54" w16cid:durableId="262305211">
+    <w:abstractNumId w:val="37"/>
   </w:num>
-  <w:num w:numId="10" w16cid:durableId="1909684561">
+  <w:num w:numId="55" w16cid:durableId="1437944789">
+    <w:abstractNumId w:val="58"/>
+  </w:num>
+  <w:num w:numId="56" w16cid:durableId="160630332">
+    <w:abstractNumId w:val="55"/>
+  </w:num>
+  <w:num w:numId="57" w16cid:durableId="2116902213">
+    <w:abstractNumId w:val="56"/>
+  </w:num>
+  <w:num w:numId="58" w16cid:durableId="1631781334">
+    <w:abstractNumId w:val="25"/>
+  </w:num>
+  <w:num w:numId="59" w16cid:durableId="1416395035">
     <w:abstractNumId w:val="44"/>
   </w:num>
-  <w:num w:numId="11" w16cid:durableId="468674835">
-    <w:abstractNumId w:val="7"/>
+  <w:num w:numId="60" w16cid:durableId="120923253">
+    <w:abstractNumId w:val="43"/>
   </w:num>
-  <w:num w:numId="12" w16cid:durableId="303313759">
-    <w:abstractNumId w:val="6"/>
+  <w:num w:numId="61" w16cid:durableId="1010566114">
+    <w:abstractNumId w:val="22"/>
   </w:num>
-  <w:num w:numId="13" w16cid:durableId="1941378677">
-    <w:abstractNumId w:val="17"/>
+  <w:num w:numId="62" w16cid:durableId="1229149399">
+    <w:abstractNumId w:val="5"/>
   </w:num>
-  <w:num w:numId="14" w16cid:durableId="1658071050">
-    <w:abstractNumId w:val="27"/>
-  </w:num>
-  <w:num w:numId="15" w16cid:durableId="1856843268">
-    <w:abstractNumId w:val="49"/>
-  </w:num>
-  <w:num w:numId="16" w16cid:durableId="2056733104">
-    <w:abstractNumId w:val="46"/>
-  </w:num>
-  <w:num w:numId="17" w16cid:durableId="352073398">
-    <w:abstractNumId w:val="10"/>
-  </w:num>
-  <w:num w:numId="18" w16cid:durableId="880899920">
-    <w:abstractNumId w:val="33"/>
-  </w:num>
-  <w:num w:numId="19" w16cid:durableId="1963266159">
-    <w:abstractNumId w:val="11"/>
-  </w:num>
-  <w:num w:numId="20" w16cid:durableId="1434083292">
-    <w:abstractNumId w:val="12"/>
-  </w:num>
-  <w:num w:numId="21" w16cid:durableId="509570059">
-    <w:abstractNumId w:val="1"/>
-  </w:num>
-  <w:num w:numId="22" w16cid:durableId="1888905990">
-    <w:abstractNumId w:val="9"/>
-  </w:num>
-  <w:num w:numId="23" w16cid:durableId="1001546929">
-    <w:abstractNumId w:val="39"/>
-  </w:num>
-  <w:num w:numId="24" w16cid:durableId="2016109498">
-    <w:abstractNumId w:val="8"/>
-  </w:num>
-  <w:num w:numId="25" w16cid:durableId="836769810">
+  <w:num w:numId="63" w16cid:durableId="491797892">
     <w:abstractNumId w:val="20"/>
   </w:num>
-  <w:num w:numId="26" w16cid:durableId="49619448">
-    <w:abstractNumId w:val="42"/>
-  </w:num>
-  <w:num w:numId="27" w16cid:durableId="1091588831">
-    <w:abstractNumId w:val="45"/>
-  </w:num>
-  <w:num w:numId="28" w16cid:durableId="1316226302">
-    <w:abstractNumId w:val="24"/>
-  </w:num>
-  <w:num w:numId="29" w16cid:durableId="731119912">
-    <w:abstractNumId w:val="5"/>
-  </w:num>
-  <w:num w:numId="30" w16cid:durableId="1482456804">
-    <w:abstractNumId w:val="28"/>
-  </w:num>
-  <w:num w:numId="31" w16cid:durableId="1733458492">
-    <w:abstractNumId w:val="15"/>
-  </w:num>
-  <w:num w:numId="32" w16cid:durableId="769738866">
-    <w:abstractNumId w:val="48"/>
-  </w:num>
-  <w:num w:numId="33" w16cid:durableId="2029674655">
-    <w:abstractNumId w:val="2"/>
-  </w:num>
-  <w:num w:numId="34" w16cid:durableId="1764909057">
-    <w:abstractNumId w:val="36"/>
-  </w:num>
-  <w:num w:numId="35" w16cid:durableId="1460802618">
-    <w:abstractNumId w:val="19"/>
-  </w:num>
-  <w:num w:numId="36" w16cid:durableId="2093811967">
-    <w:abstractNumId w:val="41"/>
-  </w:num>
-  <w:num w:numId="37" w16cid:durableId="1859267411">
-    <w:abstractNumId w:val="31"/>
-  </w:num>
-  <w:num w:numId="38" w16cid:durableId="1741830400">
-    <w:abstractNumId w:val="43"/>
-  </w:num>
-  <w:num w:numId="39" w16cid:durableId="493300045">
-    <w:abstractNumId w:val="25"/>
-  </w:num>
-  <w:num w:numId="40" w16cid:durableId="1842039721">
-    <w:abstractNumId w:val="30"/>
-  </w:num>
-  <w:num w:numId="41" w16cid:durableId="477959858">
-    <w:abstractNumId w:val="26"/>
-  </w:num>
-  <w:num w:numId="42" w16cid:durableId="502479676">
-    <w:abstractNumId w:val="16"/>
-  </w:num>
-  <w:num w:numId="43" w16cid:durableId="307318697">
-    <w:abstractNumId w:val="29"/>
-  </w:num>
-  <w:num w:numId="44" w16cid:durableId="1273854510">
-    <w:abstractNumId w:val="50"/>
-  </w:num>
-  <w:num w:numId="45" w16cid:durableId="90973953">
-    <w:abstractNumId w:val="13"/>
-  </w:num>
-  <w:num w:numId="46" w16cid:durableId="457912309">
-    <w:abstractNumId w:val="3"/>
-  </w:num>
-  <w:num w:numId="47" w16cid:durableId="42410849">
-    <w:abstractNumId w:val="22"/>
-  </w:num>
-  <w:num w:numId="48" w16cid:durableId="1751152673">
-    <w:abstractNumId w:val="40"/>
-  </w:num>
-  <w:num w:numId="49" w16cid:durableId="1372655259">
-    <w:abstractNumId w:val="37"/>
-  </w:num>
-  <w:num w:numId="50" w16cid:durableId="2097021567">
-    <w:abstractNumId w:val="18"/>
-  </w:num>
-  <w:num w:numId="51" w16cid:durableId="571697622">
-    <w:abstractNumId w:val="51"/>
-  </w:num>
-  <w:num w:numId="52" w16cid:durableId="1787961601">
-    <w:abstractNumId w:val="34"/>
+  <w:num w:numId="64" w16cid:durableId="981425004">
+    <w:abstractNumId w:val="1"/>
   </w:num>
 </w:numbering>
 </file>

--- a/PLSQL Assignments.docx
+++ b/PLSQL Assignments.docx
@@ -3211,25 +3211,7 @@
           <w:sz w:val="20"/>
           <w:szCs w:val="20"/>
         </w:rPr>
-        <w:t xml:space="preserve"> status from the </w:t>
-      </w:r>
-      <w:proofErr w:type="gramStart"/>
-      <w:r>
-        <w:rPr>
-          <w:rFonts w:cstheme="minorHAnsi"/>
-          <w:sz w:val="20"/>
-          <w:szCs w:val="20"/>
-        </w:rPr>
-        <w:t>patients</w:t>
-      </w:r>
-      <w:proofErr w:type="gramEnd"/>
-      <w:r>
-        <w:rPr>
-          <w:rFonts w:cstheme="minorHAnsi"/>
-          <w:sz w:val="20"/>
-          <w:szCs w:val="20"/>
-        </w:rPr>
-        <w:t xml:space="preserve"> table.</w:t>
+        <w:t xml:space="preserve"> status from the patients table.</w:t>
       </w:r>
     </w:p>
     <w:p>
@@ -4514,7 +4496,6 @@
         </w:rPr>
         <w:t xml:space="preserve">passenger_name </w:t>
       </w:r>
-      <w:proofErr w:type="gramStart"/>
       <w:r>
         <w:rPr>
           <w:rFonts w:cstheme="minorHAnsi"/>
@@ -4529,16 +4510,7 @@
           <w:sz w:val="20"/>
           <w:szCs w:val="20"/>
         </w:rPr>
-        <w:t>ARCHAR(</w:t>
-      </w:r>
-      <w:proofErr w:type="gramEnd"/>
-      <w:r>
-        <w:rPr>
-          <w:rFonts w:cstheme="minorHAnsi"/>
-          <w:sz w:val="20"/>
-          <w:szCs w:val="20"/>
-        </w:rPr>
-        <w:t>50),</w:t>
+        <w:t>ARCHAR(50),</w:t>
       </w:r>
       <w:r>
         <w:rPr>
@@ -4588,23 +4560,13 @@
         </w:rPr>
         <w:t xml:space="preserve">booking_date DATE DEFAULT </w:t>
       </w:r>
-      <w:proofErr w:type="gramStart"/>
-      <w:r>
-        <w:rPr>
-          <w:rFonts w:cstheme="minorHAnsi"/>
-          <w:sz w:val="20"/>
-          <w:szCs w:val="20"/>
-        </w:rPr>
-        <w:t>CURDATE(</w:t>
-      </w:r>
-      <w:proofErr w:type="gramEnd"/>
-      <w:r>
-        <w:rPr>
-          <w:rFonts w:cstheme="minorHAnsi"/>
-          <w:sz w:val="20"/>
-          <w:szCs w:val="20"/>
-        </w:rPr>
-        <w:t>)</w:t>
+      <w:r>
+        <w:rPr>
+          <w:rFonts w:cstheme="minorHAnsi"/>
+          <w:sz w:val="20"/>
+          <w:szCs w:val="20"/>
+        </w:rPr>
+        <w:t>CURDATE()</w:t>
       </w:r>
       <w:r>
         <w:rPr>
@@ -4628,25 +4590,7 @@
           <w:sz w:val="20"/>
           <w:szCs w:val="20"/>
         </w:rPr>
-        <w:t xml:space="preserve">status </w:t>
-      </w:r>
-      <w:proofErr w:type="gramStart"/>
-      <w:r>
-        <w:rPr>
-          <w:rFonts w:cstheme="minorHAnsi"/>
-          <w:sz w:val="20"/>
-          <w:szCs w:val="20"/>
-        </w:rPr>
-        <w:t>VARCHAR(</w:t>
-      </w:r>
-      <w:proofErr w:type="gramEnd"/>
-      <w:r>
-        <w:rPr>
-          <w:rFonts w:cstheme="minorHAnsi"/>
-          <w:sz w:val="20"/>
-          <w:szCs w:val="20"/>
-        </w:rPr>
-        <w:t>20) DEFAULT 'CONFIRMED</w:t>
+        <w:t>status VARCHAR(20) DEFAULT 'CONFIRMED</w:t>
       </w:r>
       <w:r>
         <w:rPr>
@@ -4858,25 +4802,7 @@
           <w:sz w:val="20"/>
           <w:szCs w:val="20"/>
         </w:rPr>
-        <w:t>Procedure apply_</w:t>
-      </w:r>
-      <w:proofErr w:type="gramStart"/>
-      <w:r>
-        <w:rPr>
-          <w:rFonts w:cstheme="minorHAnsi"/>
-          <w:sz w:val="20"/>
-          <w:szCs w:val="20"/>
-        </w:rPr>
-        <w:t>discount(</w:t>
-      </w:r>
-      <w:proofErr w:type="gramEnd"/>
-      <w:r>
-        <w:rPr>
-          <w:rFonts w:cstheme="minorHAnsi"/>
-          <w:sz w:val="20"/>
-          <w:szCs w:val="20"/>
-        </w:rPr>
-        <w:t>p_category, p_percent)</w:t>
+        <w:t>Procedure apply_discount(p_category, p_percent)</w:t>
       </w:r>
     </w:p>
     <w:p>
@@ -6274,25 +6200,7 @@
           <w:sz w:val="20"/>
           <w:szCs w:val="20"/>
         </w:rPr>
-        <w:t xml:space="preserve">status </w:t>
-      </w:r>
-      <w:proofErr w:type="gramStart"/>
-      <w:r>
-        <w:rPr>
-          <w:rFonts w:cstheme="minorHAnsi"/>
-          <w:sz w:val="20"/>
-          <w:szCs w:val="20"/>
-        </w:rPr>
-        <w:t>VARCHAR(</w:t>
-      </w:r>
-      <w:proofErr w:type="gramEnd"/>
-      <w:r>
-        <w:rPr>
-          <w:rFonts w:cstheme="minorHAnsi"/>
-          <w:sz w:val="20"/>
-          <w:szCs w:val="20"/>
-        </w:rPr>
-        <w:t>20)</w:t>
+        <w:t>status VARCHAR(20)</w:t>
       </w:r>
       <w:r>
         <w:rPr>
@@ -7742,25 +7650,7 @@
           <w:sz w:val="20"/>
           <w:szCs w:val="20"/>
         </w:rPr>
-        <w:t>check_</w:t>
-      </w:r>
-      <w:proofErr w:type="gramStart"/>
-      <w:r>
-        <w:rPr>
-          <w:rFonts w:cstheme="minorHAnsi"/>
-          <w:sz w:val="20"/>
-          <w:szCs w:val="20"/>
-        </w:rPr>
-        <w:t>in(</w:t>
-      </w:r>
-      <w:proofErr w:type="gramEnd"/>
-      <w:r>
-        <w:rPr>
-          <w:rFonts w:cstheme="minorHAnsi"/>
-          <w:sz w:val="20"/>
-          <w:szCs w:val="20"/>
-        </w:rPr>
-        <w:t>p_guest_id, p_room_no)</w:t>
+        <w:t>check_in(p_guest_id, p_room_no)</w:t>
       </w:r>
     </w:p>
     <w:p>
@@ -7859,25 +7749,7 @@
           <w:sz w:val="20"/>
           <w:szCs w:val="20"/>
         </w:rPr>
-        <w:t xml:space="preserve">CREATE TABLE rooms (room_no INT PRIMARY KEY, status </w:t>
-      </w:r>
-      <w:proofErr w:type="gramStart"/>
-      <w:r>
-        <w:rPr>
-          <w:rFonts w:cstheme="minorHAnsi"/>
-          <w:sz w:val="20"/>
-          <w:szCs w:val="20"/>
-        </w:rPr>
-        <w:t>VARCHAR(</w:t>
-      </w:r>
-      <w:proofErr w:type="gramEnd"/>
-      <w:r>
-        <w:rPr>
-          <w:rFonts w:cstheme="minorHAnsi"/>
-          <w:sz w:val="20"/>
-          <w:szCs w:val="20"/>
-        </w:rPr>
-        <w:t>20) DEFAULT 'Available');</w:t>
+        <w:t>CREATE TABLE rooms (room_no INT PRIMARY KEY, status VARCHAR(20) DEFAULT 'Available');</w:t>
       </w:r>
     </w:p>
     <w:p>
@@ -8375,43 +8247,7 @@
           <w:sz w:val="20"/>
           <w:szCs w:val="20"/>
         </w:rPr>
-        <w:t xml:space="preserve">CREATE TABLE bills (bill_id INT AUTO_INCREMENT PRIMARY KEY, guest_id </w:t>
-      </w:r>
-      <w:proofErr w:type="gramStart"/>
-      <w:r>
-        <w:rPr>
-          <w:rFonts w:cstheme="minorHAnsi"/>
-          <w:sz w:val="20"/>
-          <w:szCs w:val="20"/>
-        </w:rPr>
-        <w:t>INT,total</w:t>
-      </w:r>
-      <w:proofErr w:type="gramEnd"/>
-      <w:r>
-        <w:rPr>
-          <w:rFonts w:cstheme="minorHAnsi"/>
-          <w:sz w:val="20"/>
-          <w:szCs w:val="20"/>
-        </w:rPr>
-        <w:t xml:space="preserve">_amount </w:t>
-      </w:r>
-      <w:proofErr w:type="gramStart"/>
-      <w:r>
-        <w:rPr>
-          <w:rFonts w:cstheme="minorHAnsi"/>
-          <w:sz w:val="20"/>
-          <w:szCs w:val="20"/>
-        </w:rPr>
-        <w:t>DECIMAL(</w:t>
-      </w:r>
-      <w:proofErr w:type="gramEnd"/>
-      <w:r>
-        <w:rPr>
-          <w:rFonts w:cstheme="minorHAnsi"/>
-          <w:sz w:val="20"/>
-          <w:szCs w:val="20"/>
-        </w:rPr>
-        <w:t>10,2));</w:t>
+        <w:t>CREATE TABLE bills (bill_id INT AUTO_INCREMENT PRIMARY KEY, guest_id INT,total_amount DECIMAL(10,2));</w:t>
       </w:r>
     </w:p>
     <w:p>
@@ -8444,61 +8280,7 @@
           <w:sz w:val="20"/>
           <w:szCs w:val="20"/>
         </w:rPr>
-        <w:t xml:space="preserve">CREATE TABLE services (service_id INT PRIMARY </w:t>
-      </w:r>
-      <w:proofErr w:type="gramStart"/>
-      <w:r>
-        <w:rPr>
-          <w:rFonts w:cstheme="minorHAnsi"/>
-          <w:sz w:val="20"/>
-          <w:szCs w:val="20"/>
-        </w:rPr>
-        <w:t xml:space="preserve">KEY,   </w:t>
-      </w:r>
-      <w:proofErr w:type="gramEnd"/>
-      <w:r>
-        <w:rPr>
-          <w:rFonts w:cstheme="minorHAnsi"/>
-          <w:sz w:val="20"/>
-          <w:szCs w:val="20"/>
-        </w:rPr>
-        <w:t xml:space="preserve">  service_name </w:t>
-      </w:r>
-      <w:proofErr w:type="gramStart"/>
-      <w:r>
-        <w:rPr>
-          <w:rFonts w:cstheme="minorHAnsi"/>
-          <w:sz w:val="20"/>
-          <w:szCs w:val="20"/>
-        </w:rPr>
-        <w:t>VARCHAR(</w:t>
-      </w:r>
-      <w:proofErr w:type="gramEnd"/>
-      <w:r>
-        <w:rPr>
-          <w:rFonts w:cstheme="minorHAnsi"/>
-          <w:sz w:val="20"/>
-          <w:szCs w:val="20"/>
-        </w:rPr>
-        <w:t xml:space="preserve">50), price </w:t>
-      </w:r>
-      <w:proofErr w:type="gramStart"/>
-      <w:r>
-        <w:rPr>
-          <w:rFonts w:cstheme="minorHAnsi"/>
-          <w:sz w:val="20"/>
-          <w:szCs w:val="20"/>
-        </w:rPr>
-        <w:t>DECIMAL(</w:t>
-      </w:r>
-      <w:proofErr w:type="gramEnd"/>
-      <w:r>
-        <w:rPr>
-          <w:rFonts w:cstheme="minorHAnsi"/>
-          <w:sz w:val="20"/>
-          <w:szCs w:val="20"/>
-        </w:rPr>
-        <w:t>10,2));</w:t>
+        <w:t>CREATE TABLE services (service_id INT PRIMARY KEY,     service_name VARCHAR(50), price DECIMAL(10,2));</w:t>
       </w:r>
     </w:p>
     <w:p>
@@ -8735,25 +8517,7 @@
           <w:sz w:val="20"/>
           <w:szCs w:val="20"/>
         </w:rPr>
-        <w:t>Write a procedure transfer_</w:t>
-      </w:r>
-      <w:proofErr w:type="gramStart"/>
-      <w:r>
-        <w:rPr>
-          <w:rFonts w:cstheme="minorHAnsi"/>
-          <w:sz w:val="20"/>
-          <w:szCs w:val="20"/>
-        </w:rPr>
-        <w:t>funds(</w:t>
-      </w:r>
-      <w:proofErr w:type="gramEnd"/>
-      <w:r>
-        <w:rPr>
-          <w:rFonts w:cstheme="minorHAnsi"/>
-          <w:sz w:val="20"/>
-          <w:szCs w:val="20"/>
-        </w:rPr>
-        <w:t>from_acc, to_acc, amount)</w:t>
+        <w:t>Write a procedure transfer_funds(from_acc, to_acc, amount)</w:t>
       </w:r>
     </w:p>
     <w:p>
@@ -8920,25 +8684,7 @@
           <w:sz w:val="20"/>
           <w:szCs w:val="20"/>
         </w:rPr>
-        <w:t xml:space="preserve">CREATE TABLE accounts (acc_no INT PRIMARY KEY, </w:t>
-      </w:r>
-      <w:proofErr w:type="gramStart"/>
-      <w:r>
-        <w:rPr>
-          <w:rFonts w:cstheme="minorHAnsi"/>
-          <w:sz w:val="20"/>
-          <w:szCs w:val="20"/>
-        </w:rPr>
-        <w:t>balance  DECIMAL</w:t>
-      </w:r>
-      <w:proofErr w:type="gramEnd"/>
-      <w:r>
-        <w:rPr>
-          <w:rFonts w:cstheme="minorHAnsi"/>
-          <w:sz w:val="20"/>
-          <w:szCs w:val="20"/>
-        </w:rPr>
-        <w:t>(10,2));</w:t>
+        <w:t>CREATE TABLE accounts (acc_no INT PRIMARY KEY, balance  DECIMAL(10,2));</w:t>
       </w:r>
     </w:p>
     <w:p>
@@ -8971,61 +8717,7 @@
           <w:sz w:val="20"/>
           <w:szCs w:val="20"/>
         </w:rPr>
-        <w:t xml:space="preserve">CREATE TABLE transactions (txn_id INT AUTO_INCREMENT PRIMARY KEY, from_acc INT, to_acc INT, amount </w:t>
-      </w:r>
-      <w:proofErr w:type="gramStart"/>
-      <w:r>
-        <w:rPr>
-          <w:rFonts w:cstheme="minorHAnsi"/>
-          <w:sz w:val="20"/>
-          <w:szCs w:val="20"/>
-        </w:rPr>
-        <w:t>DECIMAL(</w:t>
-      </w:r>
-      <w:proofErr w:type="gramEnd"/>
-      <w:r>
-        <w:rPr>
-          <w:rFonts w:cstheme="minorHAnsi"/>
-          <w:sz w:val="20"/>
-          <w:szCs w:val="20"/>
-        </w:rPr>
-        <w:t>10,2</w:t>
-      </w:r>
-      <w:proofErr w:type="gramStart"/>
-      <w:r>
-        <w:rPr>
-          <w:rFonts w:cstheme="minorHAnsi"/>
-          <w:sz w:val="20"/>
-          <w:szCs w:val="20"/>
-        </w:rPr>
-        <w:t xml:space="preserve">),   </w:t>
-      </w:r>
-      <w:proofErr w:type="gramEnd"/>
-      <w:r>
-        <w:rPr>
-          <w:rFonts w:cstheme="minorHAnsi"/>
-          <w:sz w:val="20"/>
-          <w:szCs w:val="20"/>
-        </w:rPr>
-        <w:t xml:space="preserve">txn_date DATE DEFAULT </w:t>
-      </w:r>
-      <w:proofErr w:type="gramStart"/>
-      <w:r>
-        <w:rPr>
-          <w:rFonts w:cstheme="minorHAnsi"/>
-          <w:sz w:val="20"/>
-          <w:szCs w:val="20"/>
-        </w:rPr>
-        <w:t>CURDATE(</w:t>
-      </w:r>
-      <w:proofErr w:type="gramEnd"/>
-      <w:r>
-        <w:rPr>
-          <w:rFonts w:cstheme="minorHAnsi"/>
-          <w:sz w:val="20"/>
-          <w:szCs w:val="20"/>
-        </w:rPr>
-        <w:t>));</w:t>
+        <w:t>CREATE TABLE transactions (txn_id INT AUTO_INCREMENT PRIMARY KEY, from_acc INT, to_acc INT, amount DECIMAL(10,2),   txn_date DATE DEFAULT CURDATE());</w:t>
       </w:r>
     </w:p>
     <w:p>
@@ -9246,25 +8938,7 @@
           <w:sz w:val="20"/>
           <w:szCs w:val="20"/>
         </w:rPr>
-        <w:t xml:space="preserve">CREATE TABLE orders (order_id INT PRIMARY KEY, product_id INT, quantity INT, status </w:t>
-      </w:r>
-      <w:proofErr w:type="gramStart"/>
-      <w:r>
-        <w:rPr>
-          <w:rFonts w:cstheme="minorHAnsi"/>
-          <w:sz w:val="20"/>
-          <w:szCs w:val="20"/>
-        </w:rPr>
-        <w:t>VARCHAR(</w:t>
-      </w:r>
-      <w:proofErr w:type="gramEnd"/>
-      <w:r>
-        <w:rPr>
-          <w:rFonts w:cstheme="minorHAnsi"/>
-          <w:sz w:val="20"/>
-          <w:szCs w:val="20"/>
-        </w:rPr>
-        <w:t>20));</w:t>
+        <w:t>CREATE TABLE orders (order_id INT PRIMARY KEY, product_id INT, quantity INT, status VARCHAR(20));</w:t>
       </w:r>
     </w:p>
     <w:p>
@@ -9440,25 +9114,7 @@
           <w:sz w:val="20"/>
           <w:szCs w:val="20"/>
         </w:rPr>
-        <w:t xml:space="preserve">CREATE TABLE marks (student_id INT, subject </w:t>
-      </w:r>
-      <w:proofErr w:type="gramStart"/>
-      <w:r>
-        <w:rPr>
-          <w:rFonts w:cstheme="minorHAnsi"/>
-          <w:sz w:val="20"/>
-          <w:szCs w:val="20"/>
-        </w:rPr>
-        <w:t>VARCHAR(</w:t>
-      </w:r>
-      <w:proofErr w:type="gramEnd"/>
-      <w:r>
-        <w:rPr>
-          <w:rFonts w:cstheme="minorHAnsi"/>
-          <w:sz w:val="20"/>
-          <w:szCs w:val="20"/>
-        </w:rPr>
-        <w:t>50), marks INT);</w:t>
+        <w:t>CREATE TABLE marks (student_id INT, subject VARCHAR(50), marks INT);</w:t>
       </w:r>
     </w:p>
     <w:p>
@@ -9492,25 +9148,7 @@
           <w:sz w:val="20"/>
           <w:szCs w:val="20"/>
         </w:rPr>
-        <w:t xml:space="preserve">CREATE TABLE results (student_id INT, total INT, grade </w:t>
-      </w:r>
-      <w:proofErr w:type="gramStart"/>
-      <w:r>
-        <w:rPr>
-          <w:rFonts w:cstheme="minorHAnsi"/>
-          <w:sz w:val="20"/>
-          <w:szCs w:val="20"/>
-        </w:rPr>
-        <w:t>VARCHAR(</w:t>
-      </w:r>
-      <w:proofErr w:type="gramEnd"/>
-      <w:r>
-        <w:rPr>
-          <w:rFonts w:cstheme="minorHAnsi"/>
-          <w:sz w:val="20"/>
-          <w:szCs w:val="20"/>
-        </w:rPr>
-        <w:t>10));</w:t>
+        <w:t>CREATE TABLE results (student_id INT, total INT, grade VARCHAR(10));</w:t>
       </w:r>
     </w:p>
     <w:p>
@@ -9661,43 +9299,7 @@
           <w:sz w:val="20"/>
           <w:szCs w:val="20"/>
         </w:rPr>
-        <w:t xml:space="preserve">CREATE TABLE employees (emp_id INT PRIMARY KEY, name </w:t>
-      </w:r>
-      <w:proofErr w:type="gramStart"/>
-      <w:r>
-        <w:rPr>
-          <w:rFonts w:cstheme="minorHAnsi"/>
-          <w:sz w:val="20"/>
-          <w:szCs w:val="20"/>
-        </w:rPr>
-        <w:t>VARCHAR(</w:t>
-      </w:r>
-      <w:proofErr w:type="gramEnd"/>
-      <w:r>
-        <w:rPr>
-          <w:rFonts w:cstheme="minorHAnsi"/>
-          <w:sz w:val="20"/>
-          <w:szCs w:val="20"/>
-        </w:rPr>
-        <w:t xml:space="preserve">50), salary </w:t>
-      </w:r>
-      <w:proofErr w:type="gramStart"/>
-      <w:r>
-        <w:rPr>
-          <w:rFonts w:cstheme="minorHAnsi"/>
-          <w:sz w:val="20"/>
-          <w:szCs w:val="20"/>
-        </w:rPr>
-        <w:t>DECIMAL(</w:t>
-      </w:r>
-      <w:proofErr w:type="gramEnd"/>
-      <w:r>
-        <w:rPr>
-          <w:rFonts w:cstheme="minorHAnsi"/>
-          <w:sz w:val="20"/>
-          <w:szCs w:val="20"/>
-        </w:rPr>
-        <w:t>10,2));</w:t>
+        <w:t>CREATE TABLE employees (emp_id INT PRIMARY KEY, name VARCHAR(50), salary DECIMAL(10,2));</w:t>
       </w:r>
     </w:p>
     <w:p>
@@ -9889,43 +9491,7 @@
           <w:sz w:val="20"/>
           <w:szCs w:val="20"/>
         </w:rPr>
-        <w:t xml:space="preserve">CREATE TABLE patients (patient_id INT PRIMARY KEY, name </w:t>
-      </w:r>
-      <w:proofErr w:type="gramStart"/>
-      <w:r>
-        <w:rPr>
-          <w:rFonts w:cstheme="minorHAnsi"/>
-          <w:sz w:val="20"/>
-          <w:szCs w:val="20"/>
-        </w:rPr>
-        <w:t>VARCHAR(</w:t>
-      </w:r>
-      <w:proofErr w:type="gramEnd"/>
-      <w:r>
-        <w:rPr>
-          <w:rFonts w:cstheme="minorHAnsi"/>
-          <w:sz w:val="20"/>
-          <w:szCs w:val="20"/>
-        </w:rPr>
-        <w:t xml:space="preserve">50), status </w:t>
-      </w:r>
-      <w:proofErr w:type="gramStart"/>
-      <w:r>
-        <w:rPr>
-          <w:rFonts w:cstheme="minorHAnsi"/>
-          <w:sz w:val="20"/>
-          <w:szCs w:val="20"/>
-        </w:rPr>
-        <w:t>VARCHAR(</w:t>
-      </w:r>
-      <w:proofErr w:type="gramEnd"/>
-      <w:r>
-        <w:rPr>
-          <w:rFonts w:cstheme="minorHAnsi"/>
-          <w:sz w:val="20"/>
-          <w:szCs w:val="20"/>
-        </w:rPr>
-        <w:t>20));</w:t>
+        <w:t>CREATE TABLE patients (patient_id INT PRIMARY KEY, name VARCHAR(50), status VARCHAR(20));</w:t>
       </w:r>
     </w:p>
     <w:p>
@@ -10160,25 +9726,7 @@
           <w:sz w:val="20"/>
           <w:szCs w:val="20"/>
         </w:rPr>
-        <w:t xml:space="preserve">CREATE TABLE stock_alert (alert_id INT AUTO_INCREMENT PRIMARY KEY, product_id INT, </w:t>
-      </w:r>
-      <w:proofErr w:type="spellStart"/>
-      <w:r>
-        <w:rPr>
-          <w:rFonts w:cstheme="minorHAnsi"/>
-          <w:sz w:val="20"/>
-          <w:szCs w:val="20"/>
-        </w:rPr>
-        <w:t>alert_date</w:t>
-      </w:r>
-      <w:proofErr w:type="spellEnd"/>
-      <w:r>
-        <w:rPr>
-          <w:rFonts w:cstheme="minorHAnsi"/>
-          <w:sz w:val="20"/>
-          <w:szCs w:val="20"/>
-        </w:rPr>
-        <w:t xml:space="preserve"> DATE);</w:t>
+        <w:t>CREATE TABLE stock_alert (alert_id INT AUTO_INCREMENT PRIMARY KEY, product_id INT, alert_date DATE);</w:t>
       </w:r>
     </w:p>
     <w:p>
@@ -10260,25 +9808,7 @@
           <w:sz w:val="20"/>
           <w:szCs w:val="20"/>
         </w:rPr>
-        <w:t xml:space="preserve">Use cursor to increase salary by 5% for all </w:t>
-      </w:r>
-      <w:proofErr w:type="gramStart"/>
-      <w:r>
-        <w:rPr>
-          <w:rFonts w:cstheme="minorHAnsi"/>
-          <w:sz w:val="20"/>
-          <w:szCs w:val="20"/>
-        </w:rPr>
-        <w:t>employees</w:t>
-      </w:r>
-      <w:proofErr w:type="gramEnd"/>
-      <w:r>
-        <w:rPr>
-          <w:rFonts w:cstheme="minorHAnsi"/>
-          <w:sz w:val="20"/>
-          <w:szCs w:val="20"/>
-        </w:rPr>
-        <w:t xml:space="preserve"> department-wise</w:t>
+        <w:t>Use cursor to increase salary by 5% for all employees department-wise</w:t>
       </w:r>
     </w:p>
     <w:p>
@@ -10348,25 +9878,7 @@
           <w:sz w:val="20"/>
           <w:szCs w:val="20"/>
         </w:rPr>
-        <w:t xml:space="preserve">CREATE TABLE employees (emp_id INT, dept_id INT, salary </w:t>
-      </w:r>
-      <w:proofErr w:type="gramStart"/>
-      <w:r>
-        <w:rPr>
-          <w:rFonts w:cstheme="minorHAnsi"/>
-          <w:sz w:val="20"/>
-          <w:szCs w:val="20"/>
-        </w:rPr>
-        <w:t>DECIMAL(</w:t>
-      </w:r>
-      <w:proofErr w:type="gramEnd"/>
-      <w:r>
-        <w:rPr>
-          <w:rFonts w:cstheme="minorHAnsi"/>
-          <w:sz w:val="20"/>
-          <w:szCs w:val="20"/>
-        </w:rPr>
-        <w:t>10,2));</w:t>
+        <w:t>CREATE TABLE employees (emp_id INT, dept_id INT, salary DECIMAL(10,2));</w:t>
       </w:r>
     </w:p>
     <w:p>
@@ -10789,25 +10301,7 @@
           <w:sz w:val="20"/>
           <w:szCs w:val="20"/>
         </w:rPr>
-        <w:t xml:space="preserve">CREATE TABLE rooms (room_no INT PRIMARY KEY, status </w:t>
-      </w:r>
-      <w:proofErr w:type="gramStart"/>
-      <w:r>
-        <w:rPr>
-          <w:rFonts w:cstheme="minorHAnsi"/>
-          <w:sz w:val="20"/>
-          <w:szCs w:val="20"/>
-        </w:rPr>
-        <w:t>VARCHAR(</w:t>
-      </w:r>
-      <w:proofErr w:type="gramEnd"/>
-      <w:r>
-        <w:rPr>
-          <w:rFonts w:cstheme="minorHAnsi"/>
-          <w:sz w:val="20"/>
-          <w:szCs w:val="20"/>
-        </w:rPr>
-        <w:t>20));</w:t>
+        <w:t>CREATE TABLE rooms (room_no INT PRIMARY KEY, status VARCHAR(20));</w:t>
       </w:r>
     </w:p>
     <w:p>
@@ -11024,25 +10518,7 @@
           <w:sz w:val="20"/>
           <w:szCs w:val="20"/>
         </w:rPr>
-        <w:t xml:space="preserve">CREATE TABLE books (book_id INT PRIMARY KEY, status </w:t>
-      </w:r>
-      <w:proofErr w:type="gramStart"/>
-      <w:r>
-        <w:rPr>
-          <w:rFonts w:cstheme="minorHAnsi"/>
-          <w:sz w:val="20"/>
-          <w:szCs w:val="20"/>
-        </w:rPr>
-        <w:t>VARCHAR(</w:t>
-      </w:r>
-      <w:proofErr w:type="gramEnd"/>
-      <w:r>
-        <w:rPr>
-          <w:rFonts w:cstheme="minorHAnsi"/>
-          <w:sz w:val="20"/>
-          <w:szCs w:val="20"/>
-        </w:rPr>
-        <w:t>20));</w:t>
+        <w:t>CREATE TABLE books (book_id INT PRIMARY KEY, status VARCHAR(20));</w:t>
       </w:r>
     </w:p>
     <w:p>
@@ -11076,25 +10552,7 @@
           <w:sz w:val="20"/>
           <w:szCs w:val="20"/>
         </w:rPr>
-        <w:t xml:space="preserve">CREATE TABLE reservations (res_id INT AUTO_INCREMENT PRIMARY KEY, student_id INT, book_id INT, res_date DATE DEFAULT </w:t>
-      </w:r>
-      <w:proofErr w:type="gramStart"/>
-      <w:r>
-        <w:rPr>
-          <w:rFonts w:cstheme="minorHAnsi"/>
-          <w:sz w:val="20"/>
-          <w:szCs w:val="20"/>
-        </w:rPr>
-        <w:t>CURDATE(</w:t>
-      </w:r>
-      <w:proofErr w:type="gramEnd"/>
-      <w:r>
-        <w:rPr>
-          <w:rFonts w:cstheme="minorHAnsi"/>
-          <w:sz w:val="20"/>
-          <w:szCs w:val="20"/>
-        </w:rPr>
-        <w:t>));</w:t>
+        <w:t>CREATE TABLE reservations (res_id INT AUTO_INCREMENT PRIMARY KEY, student_id INT, book_id INT, res_date DATE DEFAULT CURDATE());</w:t>
       </w:r>
     </w:p>
     <w:p>
@@ -11241,25 +10699,7 @@
           <w:sz w:val="20"/>
           <w:szCs w:val="20"/>
         </w:rPr>
-        <w:t xml:space="preserve">CREATE TABLE accounts (acc_no INT PRIMARY KEY, balance </w:t>
-      </w:r>
-      <w:proofErr w:type="gramStart"/>
-      <w:r>
-        <w:rPr>
-          <w:rFonts w:cstheme="minorHAnsi"/>
-          <w:sz w:val="20"/>
-          <w:szCs w:val="20"/>
-        </w:rPr>
-        <w:t>DECIMAL(</w:t>
-      </w:r>
-      <w:proofErr w:type="gramEnd"/>
-      <w:r>
-        <w:rPr>
-          <w:rFonts w:cstheme="minorHAnsi"/>
-          <w:sz w:val="20"/>
-          <w:szCs w:val="20"/>
-        </w:rPr>
-        <w:t xml:space="preserve">10,2), </w:t>
+        <w:t xml:space="preserve">CREATE TABLE accounts (acc_no INT PRIMARY KEY, balance DECIMAL(10,2), </w:t>
       </w:r>
       <w:proofErr w:type="spellStart"/>
       <w:r>
@@ -11277,25 +10717,7 @@
           <w:sz w:val="20"/>
           <w:szCs w:val="20"/>
         </w:rPr>
-        <w:t xml:space="preserve"> </w:t>
-      </w:r>
-      <w:proofErr w:type="gramStart"/>
-      <w:r>
-        <w:rPr>
-          <w:rFonts w:cstheme="minorHAnsi"/>
-          <w:sz w:val="20"/>
-          <w:szCs w:val="20"/>
-        </w:rPr>
-        <w:t>VARCHAR(</w:t>
-      </w:r>
-      <w:proofErr w:type="gramEnd"/>
-      <w:r>
-        <w:rPr>
-          <w:rFonts w:cstheme="minorHAnsi"/>
-          <w:sz w:val="20"/>
-          <w:szCs w:val="20"/>
-        </w:rPr>
-        <w:t>20));</w:t>
+        <w:t xml:space="preserve"> VARCHAR(20));</w:t>
       </w:r>
     </w:p>
     <w:p>
@@ -11481,25 +10903,7 @@
           <w:sz w:val="20"/>
           <w:szCs w:val="20"/>
         </w:rPr>
-        <w:t xml:space="preserve">CREATE TABLE orders (order_id INT PRIMARY KEY, total_amount </w:t>
-      </w:r>
-      <w:proofErr w:type="gramStart"/>
-      <w:r>
-        <w:rPr>
-          <w:rFonts w:cstheme="minorHAnsi"/>
-          <w:sz w:val="20"/>
-          <w:szCs w:val="20"/>
-        </w:rPr>
-        <w:t>DECIMAL(</w:t>
-      </w:r>
-      <w:proofErr w:type="gramEnd"/>
-      <w:r>
-        <w:rPr>
-          <w:rFonts w:cstheme="minorHAnsi"/>
-          <w:sz w:val="20"/>
-          <w:szCs w:val="20"/>
-        </w:rPr>
-        <w:t xml:space="preserve">10,2), </w:t>
+        <w:t xml:space="preserve">CREATE TABLE orders (order_id INT PRIMARY KEY, total_amount DECIMAL(10,2), </w:t>
       </w:r>
       <w:proofErr w:type="spellStart"/>
       <w:r>
@@ -11517,25 +10921,7 @@
           <w:sz w:val="20"/>
           <w:szCs w:val="20"/>
         </w:rPr>
-        <w:t xml:space="preserve"> </w:t>
-      </w:r>
-      <w:proofErr w:type="gramStart"/>
-      <w:r>
-        <w:rPr>
-          <w:rFonts w:cstheme="minorHAnsi"/>
-          <w:sz w:val="20"/>
-          <w:szCs w:val="20"/>
-        </w:rPr>
-        <w:t>DECIMAL(</w:t>
-      </w:r>
-      <w:proofErr w:type="gramEnd"/>
-      <w:r>
-        <w:rPr>
-          <w:rFonts w:cstheme="minorHAnsi"/>
-          <w:sz w:val="20"/>
-          <w:szCs w:val="20"/>
-        </w:rPr>
-        <w:t>10,2));</w:t>
+        <w:t xml:space="preserve"> DECIMAL(10,2));</w:t>
       </w:r>
     </w:p>
     <w:p>
@@ -11579,33 +10965,84 @@
           <w:szCs w:val="20"/>
         </w:rPr>
       </w:pPr>
-    </w:p>
-    <w:p>
-      <w:pPr>
-        <w:spacing w:after="0" w:line="240" w:lineRule="auto"/>
-        <w:ind w:left="66"/>
-        <w:rPr>
-          <w:rFonts w:cstheme="minorHAnsi"/>
-          <w:sz w:val="20"/>
-          <w:szCs w:val="20"/>
-        </w:rPr>
-      </w:pPr>
-    </w:p>
-    <w:p>
-      <w:pPr>
-        <w:spacing w:after="0" w:line="240" w:lineRule="auto"/>
-        <w:ind w:left="66"/>
-        <w:rPr>
-          <w:rFonts w:cstheme="minorHAnsi"/>
-          <w:sz w:val="20"/>
-          <w:szCs w:val="20"/>
-        </w:rPr>
-      </w:pPr>
-    </w:p>
-    <w:p>
-      <w:pPr>
-        <w:spacing w:after="0" w:line="240" w:lineRule="auto"/>
-        <w:ind w:left="66"/>
+      <w:r>
+        <w:rPr>
+          <w:rFonts w:cstheme="minorHAnsi"/>
+          <w:b/>
+          <w:bCs/>
+          <w:sz w:val="20"/>
+          <w:szCs w:val="20"/>
+        </w:rPr>
+        <w:t>Student – Scholarship Eligibility</w:t>
+      </w:r>
+    </w:p>
+    <w:p>
+      <w:pPr>
+        <w:spacing w:after="0" w:line="240" w:lineRule="auto"/>
+        <w:ind w:left="66"/>
+        <w:rPr>
+          <w:rFonts w:cstheme="minorHAnsi"/>
+          <w:sz w:val="20"/>
+          <w:szCs w:val="20"/>
+        </w:rPr>
+      </w:pPr>
+    </w:p>
+    <w:p>
+      <w:pPr>
+        <w:spacing w:after="0" w:line="240" w:lineRule="auto"/>
+        <w:ind w:left="66"/>
+        <w:rPr>
+          <w:rFonts w:cstheme="minorHAnsi"/>
+          <w:sz w:val="20"/>
+          <w:szCs w:val="20"/>
+        </w:rPr>
+      </w:pPr>
+      <w:r>
+        <w:rPr>
+          <w:rFonts w:cstheme="minorHAnsi"/>
+          <w:sz w:val="20"/>
+          <w:szCs w:val="20"/>
+        </w:rPr>
+        <w:t>Write a procedure to mark students eligible for scholarship</w:t>
+      </w:r>
+    </w:p>
+    <w:p>
+      <w:pPr>
+        <w:spacing w:after="0" w:line="240" w:lineRule="auto"/>
+        <w:ind w:left="66"/>
+        <w:rPr>
+          <w:rFonts w:cstheme="minorHAnsi"/>
+          <w:sz w:val="20"/>
+          <w:szCs w:val="20"/>
+        </w:rPr>
+      </w:pPr>
+    </w:p>
+    <w:p>
+      <w:pPr>
+        <w:pStyle w:val="ListParagraph"/>
+        <w:numPr>
+          <w:ilvl w:val="0"/>
+          <w:numId w:val="60"/>
+        </w:numPr>
+        <w:spacing w:after="0" w:line="240" w:lineRule="auto"/>
+        <w:rPr>
+          <w:rFonts w:cstheme="minorHAnsi"/>
+          <w:sz w:val="20"/>
+          <w:szCs w:val="20"/>
+        </w:rPr>
+      </w:pPr>
+      <w:r>
+        <w:rPr>
+          <w:rFonts w:cstheme="minorHAnsi"/>
+          <w:sz w:val="20"/>
+          <w:szCs w:val="20"/>
+        </w:rPr>
+        <w:t>Marks &gt; 85</w:t>
+      </w:r>
+    </w:p>
+    <w:p>
+      <w:pPr>
+        <w:spacing w:after="0" w:line="240" w:lineRule="auto"/>
         <w:rPr>
           <w:rFonts w:cstheme="minorHAnsi"/>
           <w:sz w:val="20"/>
@@ -11651,38 +11088,28 @@
     </w:p>
     <w:p>
       <w:pPr>
-        <w:spacing w:after="0" w:line="240" w:lineRule="auto"/>
-        <w:ind w:left="66"/>
-        <w:rPr>
-          <w:rFonts w:cstheme="minorHAnsi"/>
-          <w:b/>
-          <w:bCs/>
-          <w:sz w:val="20"/>
-          <w:szCs w:val="20"/>
-        </w:rPr>
-      </w:pPr>
-    </w:p>
-    <w:p>
-      <w:pPr>
-        <w:spacing w:after="0" w:line="240" w:lineRule="auto"/>
-        <w:ind w:left="66"/>
-        <w:rPr>
-          <w:rFonts w:cstheme="minorHAnsi"/>
-          <w:sz w:val="20"/>
-          <w:szCs w:val="20"/>
-        </w:rPr>
-      </w:pPr>
-    </w:p>
-    <w:p>
-      <w:pPr>
-        <w:spacing w:after="0" w:line="240" w:lineRule="auto"/>
-        <w:ind w:left="66"/>
-        <w:rPr>
-          <w:rFonts w:cstheme="minorHAnsi"/>
-          <w:sz w:val="20"/>
-          <w:szCs w:val="20"/>
-        </w:rPr>
-      </w:pPr>
+        <w:pStyle w:val="ListParagraph"/>
+        <w:numPr>
+          <w:ilvl w:val="0"/>
+          <w:numId w:val="65"/>
+        </w:numPr>
+        <w:spacing w:after="0" w:line="240" w:lineRule="auto"/>
+        <w:rPr>
+          <w:rFonts w:cstheme="minorHAnsi"/>
+          <w:b/>
+          <w:bCs/>
+          <w:sz w:val="20"/>
+          <w:szCs w:val="20"/>
+        </w:rPr>
+      </w:pPr>
+      <w:r>
+        <w:rPr>
+          <w:rFonts w:cstheme="minorHAnsi"/>
+          <w:sz w:val="20"/>
+          <w:szCs w:val="20"/>
+        </w:rPr>
+        <w:t>CREATE TABLE students (student_id INT PRIMARY KEY, name VARCHAR(50), marks INT, scholarship VARCHAR(10));</w:t>
+      </w:r>
     </w:p>
     <w:p>
       <w:pPr>
@@ -11725,17 +11152,80 @@
           <w:szCs w:val="20"/>
         </w:rPr>
       </w:pPr>
-    </w:p>
-    <w:p>
-      <w:pPr>
-        <w:spacing w:after="0" w:line="240" w:lineRule="auto"/>
-        <w:ind w:left="66"/>
-        <w:rPr>
-          <w:rFonts w:cstheme="minorHAnsi"/>
-          <w:sz w:val="20"/>
-          <w:szCs w:val="20"/>
-        </w:rPr>
-      </w:pPr>
+      <w:r>
+        <w:rPr>
+          <w:rFonts w:cstheme="minorHAnsi"/>
+          <w:b/>
+          <w:bCs/>
+          <w:sz w:val="20"/>
+          <w:szCs w:val="20"/>
+        </w:rPr>
+        <w:t>Payroll – Tax Deduction</w:t>
+      </w:r>
+    </w:p>
+    <w:p>
+      <w:pPr>
+        <w:spacing w:after="0" w:line="240" w:lineRule="auto"/>
+        <w:ind w:left="66"/>
+        <w:rPr>
+          <w:rFonts w:cstheme="minorHAnsi"/>
+          <w:sz w:val="20"/>
+          <w:szCs w:val="20"/>
+        </w:rPr>
+      </w:pPr>
+    </w:p>
+    <w:p>
+      <w:pPr>
+        <w:spacing w:after="0" w:line="240" w:lineRule="auto"/>
+        <w:ind w:left="66"/>
+        <w:rPr>
+          <w:rFonts w:cstheme="minorHAnsi"/>
+          <w:sz w:val="20"/>
+          <w:szCs w:val="20"/>
+        </w:rPr>
+      </w:pPr>
+      <w:r>
+        <w:rPr>
+          <w:rFonts w:cstheme="minorHAnsi"/>
+          <w:sz w:val="20"/>
+          <w:szCs w:val="20"/>
+        </w:rPr>
+        <w:t>Write a procedure to deduct tax</w:t>
+      </w:r>
+    </w:p>
+    <w:p>
+      <w:pPr>
+        <w:spacing w:after="0" w:line="240" w:lineRule="auto"/>
+        <w:ind w:left="66"/>
+        <w:rPr>
+          <w:rFonts w:cstheme="minorHAnsi"/>
+          <w:sz w:val="20"/>
+          <w:szCs w:val="20"/>
+        </w:rPr>
+      </w:pPr>
+    </w:p>
+    <w:p>
+      <w:pPr>
+        <w:pStyle w:val="ListParagraph"/>
+        <w:numPr>
+          <w:ilvl w:val="0"/>
+          <w:numId w:val="60"/>
+        </w:numPr>
+        <w:spacing w:after="0" w:line="240" w:lineRule="auto"/>
+        <w:rPr>
+          <w:rFonts w:cstheme="minorHAnsi"/>
+          <w:sz w:val="20"/>
+          <w:szCs w:val="20"/>
+        </w:rPr>
+      </w:pPr>
+      <w:r>
+        <w:rPr>
+          <w:rFonts w:cstheme="minorHAnsi"/>
+          <w:sz w:val="20"/>
+          <w:szCs w:val="20"/>
+        </w:rPr>
+        <w:t>10% if salary &gt; 50,000</w:t>
+      </w:r>
     </w:p>
     <w:p>
       <w:pPr>
@@ -11786,38 +11276,26 @@
     </w:p>
     <w:p>
       <w:pPr>
-        <w:spacing w:after="0" w:line="240" w:lineRule="auto"/>
-        <w:ind w:left="66"/>
-        <w:rPr>
-          <w:rFonts w:cstheme="minorHAnsi"/>
-          <w:b/>
-          <w:bCs/>
-          <w:sz w:val="20"/>
-          <w:szCs w:val="20"/>
-        </w:rPr>
-      </w:pPr>
-    </w:p>
-    <w:p>
-      <w:pPr>
-        <w:spacing w:after="0" w:line="240" w:lineRule="auto"/>
-        <w:ind w:left="66"/>
-        <w:rPr>
-          <w:rFonts w:cstheme="minorHAnsi"/>
-          <w:sz w:val="20"/>
-          <w:szCs w:val="20"/>
-        </w:rPr>
-      </w:pPr>
-    </w:p>
-    <w:p>
-      <w:pPr>
-        <w:spacing w:after="0" w:line="240" w:lineRule="auto"/>
-        <w:ind w:left="66"/>
-        <w:rPr>
-          <w:rFonts w:cstheme="minorHAnsi"/>
-          <w:sz w:val="20"/>
-          <w:szCs w:val="20"/>
-        </w:rPr>
-      </w:pPr>
+        <w:pStyle w:val="ListParagraph"/>
+        <w:numPr>
+          <w:ilvl w:val="0"/>
+          <w:numId w:val="66"/>
+        </w:numPr>
+        <w:spacing w:after="0" w:line="240" w:lineRule="auto"/>
+        <w:rPr>
+          <w:rFonts w:cstheme="minorHAnsi"/>
+          <w:sz w:val="20"/>
+          <w:szCs w:val="20"/>
+        </w:rPr>
+      </w:pPr>
+      <w:r>
+        <w:rPr>
+          <w:rFonts w:cstheme="minorHAnsi"/>
+          <w:sz w:val="20"/>
+          <w:szCs w:val="20"/>
+        </w:rPr>
+        <w:t>CREATE TABLE employees (emp_id INT PRIMARY KEY, salary DECIMAL(10,2), tax DECIMAL(10,2));</w:t>
+      </w:r>
     </w:p>
     <w:p>
       <w:pPr>
@@ -11835,18 +11313,6 @@
     <w:p>
       <w:pPr>
         <w:spacing w:after="0" w:line="240" w:lineRule="auto"/>
-        <w:ind w:left="66"/>
-        <w:rPr>
-          <w:rFonts w:cstheme="minorHAnsi"/>
-          <w:sz w:val="20"/>
-          <w:szCs w:val="20"/>
-        </w:rPr>
-      </w:pPr>
-    </w:p>
-    <w:p>
-      <w:pPr>
-        <w:spacing w:after="0" w:line="240" w:lineRule="auto"/>
-        <w:ind w:left="66"/>
         <w:rPr>
           <w:rFonts w:cstheme="minorHAnsi"/>
           <w:sz w:val="20"/>
@@ -11871,17 +11337,46 @@
           <w:szCs w:val="20"/>
         </w:rPr>
       </w:pPr>
-    </w:p>
-    <w:p>
-      <w:pPr>
-        <w:spacing w:after="0" w:line="240" w:lineRule="auto"/>
-        <w:ind w:left="66"/>
-        <w:rPr>
-          <w:rFonts w:cstheme="minorHAnsi"/>
-          <w:sz w:val="20"/>
-          <w:szCs w:val="20"/>
-        </w:rPr>
-      </w:pPr>
+      <w:r>
+        <w:rPr>
+          <w:rFonts w:cstheme="minorHAnsi"/>
+          <w:b/>
+          <w:bCs/>
+          <w:sz w:val="20"/>
+          <w:szCs w:val="20"/>
+        </w:rPr>
+        <w:t>Hospital – Doctor Assignment</w:t>
+      </w:r>
+    </w:p>
+    <w:p>
+      <w:pPr>
+        <w:spacing w:after="0" w:line="240" w:lineRule="auto"/>
+        <w:ind w:left="66"/>
+        <w:rPr>
+          <w:rFonts w:cstheme="minorHAnsi"/>
+          <w:sz w:val="20"/>
+          <w:szCs w:val="20"/>
+        </w:rPr>
+      </w:pPr>
+    </w:p>
+    <w:p>
+      <w:pPr>
+        <w:spacing w:after="0" w:line="240" w:lineRule="auto"/>
+        <w:ind w:left="66"/>
+        <w:rPr>
+          <w:rFonts w:cstheme="minorHAnsi"/>
+          <w:sz w:val="20"/>
+          <w:szCs w:val="20"/>
+        </w:rPr>
+      </w:pPr>
+      <w:r>
+        <w:rPr>
+          <w:rFonts w:cstheme="minorHAnsi"/>
+          <w:sz w:val="20"/>
+          <w:szCs w:val="20"/>
+        </w:rPr>
+        <w:t>Assign a doctor to patient based on specialization</w:t>
+      </w:r>
     </w:p>
     <w:p>
       <w:pPr>
@@ -11932,38 +11427,96 @@
     </w:p>
     <w:p>
       <w:pPr>
-        <w:spacing w:after="0" w:line="240" w:lineRule="auto"/>
-        <w:ind w:left="66"/>
-        <w:rPr>
-          <w:rFonts w:cstheme="minorHAnsi"/>
-          <w:b/>
-          <w:bCs/>
-          <w:sz w:val="20"/>
-          <w:szCs w:val="20"/>
-        </w:rPr>
-      </w:pPr>
-    </w:p>
-    <w:p>
-      <w:pPr>
-        <w:spacing w:after="0" w:line="240" w:lineRule="auto"/>
-        <w:ind w:left="66"/>
-        <w:rPr>
-          <w:rFonts w:cstheme="minorHAnsi"/>
-          <w:sz w:val="20"/>
-          <w:szCs w:val="20"/>
-        </w:rPr>
-      </w:pPr>
-    </w:p>
-    <w:p>
-      <w:pPr>
-        <w:spacing w:after="0" w:line="240" w:lineRule="auto"/>
-        <w:ind w:left="66"/>
-        <w:rPr>
-          <w:rFonts w:cstheme="minorHAnsi"/>
-          <w:sz w:val="20"/>
-          <w:szCs w:val="20"/>
-        </w:rPr>
-      </w:pPr>
+        <w:pStyle w:val="ListParagraph"/>
+        <w:numPr>
+          <w:ilvl w:val="0"/>
+          <w:numId w:val="67"/>
+        </w:numPr>
+        <w:spacing w:after="0" w:line="240" w:lineRule="auto"/>
+        <w:rPr>
+          <w:rFonts w:cstheme="minorHAnsi"/>
+          <w:sz w:val="20"/>
+          <w:szCs w:val="20"/>
+        </w:rPr>
+      </w:pPr>
+      <w:r>
+        <w:rPr>
+          <w:rFonts w:cstheme="minorHAnsi"/>
+          <w:sz w:val="20"/>
+          <w:szCs w:val="20"/>
+        </w:rPr>
+        <w:t>CREATE TABLE doctors (</w:t>
+      </w:r>
+      <w:proofErr w:type="spellStart"/>
+      <w:r>
+        <w:rPr>
+          <w:rFonts w:cstheme="minorHAnsi"/>
+          <w:sz w:val="20"/>
+          <w:szCs w:val="20"/>
+        </w:rPr>
+        <w:t>doctor_id</w:t>
+      </w:r>
+      <w:proofErr w:type="spellEnd"/>
+      <w:r>
+        <w:rPr>
+          <w:rFonts w:cstheme="minorHAnsi"/>
+          <w:sz w:val="20"/>
+          <w:szCs w:val="20"/>
+        </w:rPr>
+        <w:t xml:space="preserve"> INT PRIMARY KEY, specialization VARCHAR(50));</w:t>
+      </w:r>
+    </w:p>
+    <w:p>
+      <w:pPr>
+        <w:spacing w:after="0" w:line="240" w:lineRule="auto"/>
+        <w:ind w:left="426"/>
+        <w:rPr>
+          <w:rFonts w:cstheme="minorHAnsi"/>
+          <w:sz w:val="20"/>
+          <w:szCs w:val="20"/>
+        </w:rPr>
+      </w:pPr>
+    </w:p>
+    <w:p>
+      <w:pPr>
+        <w:pStyle w:val="ListParagraph"/>
+        <w:numPr>
+          <w:ilvl w:val="0"/>
+          <w:numId w:val="67"/>
+        </w:numPr>
+        <w:spacing w:after="0" w:line="240" w:lineRule="auto"/>
+        <w:rPr>
+          <w:rFonts w:cstheme="minorHAnsi"/>
+          <w:sz w:val="20"/>
+          <w:szCs w:val="20"/>
+        </w:rPr>
+      </w:pPr>
+      <w:r>
+        <w:rPr>
+          <w:rFonts w:cstheme="minorHAnsi"/>
+          <w:sz w:val="20"/>
+          <w:szCs w:val="20"/>
+        </w:rPr>
+        <w:t xml:space="preserve">CREATE TABLE patients (patient_id INT PRIMARY KEY, disease VARCHAR(50), </w:t>
+      </w:r>
+      <w:proofErr w:type="spellStart"/>
+      <w:r>
+        <w:rPr>
+          <w:rFonts w:cstheme="minorHAnsi"/>
+          <w:sz w:val="20"/>
+          <w:szCs w:val="20"/>
+        </w:rPr>
+        <w:t>doctor_id</w:t>
+      </w:r>
+      <w:proofErr w:type="spellEnd"/>
+      <w:r>
+        <w:rPr>
+          <w:rFonts w:cstheme="minorHAnsi"/>
+          <w:sz w:val="20"/>
+          <w:szCs w:val="20"/>
+        </w:rPr>
+        <w:t xml:space="preserve"> INT);</w:t>
+      </w:r>
     </w:p>
     <w:p>
       <w:pPr>
@@ -11971,28 +11524,6 @@
           <w:bottom w:val="single" w:sz="6" w:space="1" w:color="auto"/>
         </w:pBdr>
         <w:spacing w:after="0" w:line="240" w:lineRule="auto"/>
-        <w:rPr>
-          <w:rFonts w:cstheme="minorHAnsi"/>
-          <w:sz w:val="20"/>
-          <w:szCs w:val="20"/>
-        </w:rPr>
-      </w:pPr>
-    </w:p>
-    <w:p>
-      <w:pPr>
-        <w:spacing w:after="0" w:line="240" w:lineRule="auto"/>
-        <w:ind w:left="66"/>
-        <w:rPr>
-          <w:rFonts w:cstheme="minorHAnsi"/>
-          <w:sz w:val="20"/>
-          <w:szCs w:val="20"/>
-        </w:rPr>
-      </w:pPr>
-    </w:p>
-    <w:p>
-      <w:pPr>
-        <w:spacing w:after="0" w:line="240" w:lineRule="auto"/>
-        <w:ind w:left="66"/>
         <w:rPr>
           <w:rFonts w:cstheme="minorHAnsi"/>
           <w:sz w:val="20"/>
@@ -12028,17 +11559,46 @@
           <w:szCs w:val="20"/>
         </w:rPr>
       </w:pPr>
-    </w:p>
-    <w:p>
-      <w:pPr>
-        <w:spacing w:after="0" w:line="240" w:lineRule="auto"/>
-        <w:ind w:left="66"/>
-        <w:rPr>
-          <w:rFonts w:cstheme="minorHAnsi"/>
-          <w:sz w:val="20"/>
-          <w:szCs w:val="20"/>
-        </w:rPr>
-      </w:pPr>
+      <w:r>
+        <w:rPr>
+          <w:rFonts w:cstheme="minorHAnsi"/>
+          <w:b/>
+          <w:bCs/>
+          <w:sz w:val="20"/>
+          <w:szCs w:val="20"/>
+        </w:rPr>
+        <w:t>Inventory – Product Restock</w:t>
+      </w:r>
+    </w:p>
+    <w:p>
+      <w:pPr>
+        <w:spacing w:after="0" w:line="240" w:lineRule="auto"/>
+        <w:ind w:left="66"/>
+        <w:rPr>
+          <w:rFonts w:cstheme="minorHAnsi"/>
+          <w:sz w:val="20"/>
+          <w:szCs w:val="20"/>
+        </w:rPr>
+      </w:pPr>
+    </w:p>
+    <w:p>
+      <w:pPr>
+        <w:spacing w:after="0" w:line="240" w:lineRule="auto"/>
+        <w:ind w:left="66"/>
+        <w:rPr>
+          <w:rFonts w:cstheme="minorHAnsi"/>
+          <w:sz w:val="20"/>
+          <w:szCs w:val="20"/>
+        </w:rPr>
+      </w:pPr>
+      <w:r>
+        <w:rPr>
+          <w:rFonts w:cstheme="minorHAnsi"/>
+          <w:sz w:val="20"/>
+          <w:szCs w:val="20"/>
+        </w:rPr>
+        <w:t>Write a procedure to increase stock when new shipment arrives</w:t>
+      </w:r>
     </w:p>
     <w:p>
       <w:pPr>
@@ -12089,40 +11649,26 @@
     </w:p>
     <w:p>
       <w:pPr>
-        <w:spacing w:after="0" w:line="240" w:lineRule="auto"/>
-        <w:ind w:left="66"/>
-        <w:rPr>
-          <w:rFonts w:cstheme="minorHAnsi"/>
-          <w:b/>
-          <w:bCs/>
-          <w:sz w:val="20"/>
-          <w:szCs w:val="20"/>
-        </w:rPr>
-      </w:pPr>
-    </w:p>
-    <w:p>
-      <w:pPr>
-        <w:spacing w:after="0" w:line="240" w:lineRule="auto"/>
-        <w:ind w:left="66"/>
-        <w:rPr>
-          <w:rFonts w:cstheme="minorHAnsi"/>
-          <w:b/>
-          <w:bCs/>
-          <w:sz w:val="20"/>
-          <w:szCs w:val="20"/>
-        </w:rPr>
-      </w:pPr>
-    </w:p>
-    <w:p>
-      <w:pPr>
-        <w:spacing w:after="0" w:line="240" w:lineRule="auto"/>
-        <w:ind w:left="66"/>
-        <w:rPr>
-          <w:rFonts w:cstheme="minorHAnsi"/>
-          <w:sz w:val="20"/>
-          <w:szCs w:val="20"/>
-        </w:rPr>
-      </w:pPr>
+        <w:pStyle w:val="ListParagraph"/>
+        <w:numPr>
+          <w:ilvl w:val="0"/>
+          <w:numId w:val="69"/>
+        </w:numPr>
+        <w:spacing w:after="0" w:line="240" w:lineRule="auto"/>
+        <w:rPr>
+          <w:rFonts w:cstheme="minorHAnsi"/>
+          <w:sz w:val="20"/>
+          <w:szCs w:val="20"/>
+        </w:rPr>
+      </w:pPr>
+      <w:r>
+        <w:rPr>
+          <w:rFonts w:cstheme="minorHAnsi"/>
+          <w:sz w:val="20"/>
+          <w:szCs w:val="20"/>
+        </w:rPr>
+        <w:t>CREATE TABLE products (product_id INT PRIMARY KEY, stock INT);</w:t>
+      </w:r>
     </w:p>
     <w:p>
       <w:pPr>
@@ -12187,17 +11733,46 @@
           <w:szCs w:val="20"/>
         </w:rPr>
       </w:pPr>
-    </w:p>
-    <w:p>
-      <w:pPr>
-        <w:spacing w:after="0" w:line="240" w:lineRule="auto"/>
-        <w:ind w:left="66"/>
-        <w:rPr>
-          <w:rFonts w:cstheme="minorHAnsi"/>
-          <w:sz w:val="20"/>
-          <w:szCs w:val="20"/>
-        </w:rPr>
-      </w:pPr>
+      <w:r>
+        <w:rPr>
+          <w:rFonts w:cstheme="minorHAnsi"/>
+          <w:b/>
+          <w:bCs/>
+          <w:sz w:val="20"/>
+          <w:szCs w:val="20"/>
+        </w:rPr>
+        <w:t>Attendance – Absent Alert</w:t>
+      </w:r>
+    </w:p>
+    <w:p>
+      <w:pPr>
+        <w:spacing w:after="0" w:line="240" w:lineRule="auto"/>
+        <w:ind w:left="66"/>
+        <w:rPr>
+          <w:rFonts w:cstheme="minorHAnsi"/>
+          <w:sz w:val="20"/>
+          <w:szCs w:val="20"/>
+        </w:rPr>
+      </w:pPr>
+    </w:p>
+    <w:p>
+      <w:pPr>
+        <w:spacing w:after="0" w:line="240" w:lineRule="auto"/>
+        <w:ind w:left="66"/>
+        <w:rPr>
+          <w:rFonts w:cstheme="minorHAnsi"/>
+          <w:sz w:val="20"/>
+          <w:szCs w:val="20"/>
+        </w:rPr>
+      </w:pPr>
+      <w:r>
+        <w:rPr>
+          <w:rFonts w:cstheme="minorHAnsi"/>
+          <w:sz w:val="20"/>
+          <w:szCs w:val="20"/>
+        </w:rPr>
+        <w:t>Find students absent for more than 3 consecutive days and log them</w:t>
+      </w:r>
     </w:p>
     <w:p>
       <w:pPr>
@@ -12248,66 +11823,62 @@
     </w:p>
     <w:p>
       <w:pPr>
-        <w:spacing w:after="0" w:line="240" w:lineRule="auto"/>
-        <w:ind w:left="66"/>
-        <w:rPr>
-          <w:rFonts w:cstheme="minorHAnsi"/>
-          <w:b/>
-          <w:bCs/>
-          <w:sz w:val="20"/>
-          <w:szCs w:val="20"/>
-        </w:rPr>
-      </w:pPr>
-    </w:p>
-    <w:p>
-      <w:pPr>
-        <w:spacing w:after="0" w:line="240" w:lineRule="auto"/>
-        <w:ind w:left="66"/>
-        <w:rPr>
-          <w:rFonts w:cstheme="minorHAnsi"/>
-          <w:b/>
-          <w:bCs/>
-          <w:sz w:val="20"/>
-          <w:szCs w:val="20"/>
-        </w:rPr>
-      </w:pPr>
-    </w:p>
-    <w:p>
-      <w:pPr>
-        <w:spacing w:after="0" w:line="240" w:lineRule="auto"/>
-        <w:ind w:left="66"/>
-        <w:rPr>
-          <w:rFonts w:cstheme="minorHAnsi"/>
-          <w:b/>
-          <w:bCs/>
-          <w:sz w:val="20"/>
-          <w:szCs w:val="20"/>
-        </w:rPr>
-      </w:pPr>
-    </w:p>
-    <w:p>
-      <w:pPr>
-        <w:spacing w:after="0" w:line="240" w:lineRule="auto"/>
-        <w:ind w:left="66"/>
-        <w:rPr>
-          <w:rFonts w:cstheme="minorHAnsi"/>
-          <w:b/>
-          <w:bCs/>
-          <w:sz w:val="20"/>
-          <w:szCs w:val="20"/>
-        </w:rPr>
-      </w:pPr>
-    </w:p>
-    <w:p>
-      <w:pPr>
-        <w:spacing w:after="0" w:line="240" w:lineRule="auto"/>
-        <w:ind w:left="66"/>
-        <w:rPr>
-          <w:rFonts w:cstheme="minorHAnsi"/>
-          <w:sz w:val="20"/>
-          <w:szCs w:val="20"/>
-        </w:rPr>
-      </w:pPr>
+        <w:pStyle w:val="ListParagraph"/>
+        <w:numPr>
+          <w:ilvl w:val="0"/>
+          <w:numId w:val="70"/>
+        </w:numPr>
+        <w:spacing w:after="0" w:line="240" w:lineRule="auto"/>
+        <w:rPr>
+          <w:rFonts w:cstheme="minorHAnsi"/>
+          <w:sz w:val="20"/>
+          <w:szCs w:val="20"/>
+        </w:rPr>
+      </w:pPr>
+      <w:r>
+        <w:rPr>
+          <w:rFonts w:cstheme="minorHAnsi"/>
+          <w:sz w:val="20"/>
+          <w:szCs w:val="20"/>
+        </w:rPr>
+        <w:t>CREATE TABLE attendance (student_id INT, status VARCHAR(10), date DATE);</w:t>
+      </w:r>
+    </w:p>
+    <w:p>
+      <w:pPr>
+        <w:spacing w:after="0" w:line="240" w:lineRule="auto"/>
+        <w:ind w:left="66"/>
+        <w:rPr>
+          <w:rFonts w:cstheme="minorHAnsi"/>
+          <w:b/>
+          <w:bCs/>
+          <w:sz w:val="20"/>
+          <w:szCs w:val="20"/>
+        </w:rPr>
+      </w:pPr>
+    </w:p>
+    <w:p>
+      <w:pPr>
+        <w:pStyle w:val="ListParagraph"/>
+        <w:numPr>
+          <w:ilvl w:val="0"/>
+          <w:numId w:val="70"/>
+        </w:numPr>
+        <w:spacing w:after="0" w:line="240" w:lineRule="auto"/>
+        <w:rPr>
+          <w:rFonts w:cstheme="minorHAnsi"/>
+          <w:sz w:val="20"/>
+          <w:szCs w:val="20"/>
+        </w:rPr>
+      </w:pPr>
+      <w:r>
+        <w:rPr>
+          <w:rFonts w:cstheme="minorHAnsi"/>
+          <w:sz w:val="20"/>
+          <w:szCs w:val="20"/>
+        </w:rPr>
+        <w:t>CREATE TABLE alert_log (log_id INT AUTO_INCREMENT PRIMARY KEY, student_id INT, alert_date DATE);</w:t>
+      </w:r>
     </w:p>
     <w:p>
       <w:pPr>
@@ -12315,17 +11886,6 @@
           <w:bottom w:val="single" w:sz="6" w:space="1" w:color="auto"/>
         </w:pBdr>
         <w:spacing w:after="0" w:line="240" w:lineRule="auto"/>
-        <w:rPr>
-          <w:rFonts w:cstheme="minorHAnsi"/>
-          <w:sz w:val="20"/>
-          <w:szCs w:val="20"/>
-        </w:rPr>
-      </w:pPr>
-    </w:p>
-    <w:p>
-      <w:pPr>
-        <w:spacing w:after="0" w:line="240" w:lineRule="auto"/>
-        <w:ind w:left="66"/>
         <w:rPr>
           <w:rFonts w:cstheme="minorHAnsi"/>
           <w:sz w:val="20"/>
@@ -12361,28 +11921,80 @@
           <w:szCs w:val="20"/>
         </w:rPr>
       </w:pPr>
-    </w:p>
-    <w:p>
-      <w:pPr>
-        <w:spacing w:after="0" w:line="240" w:lineRule="auto"/>
-        <w:ind w:left="66"/>
-        <w:rPr>
-          <w:rFonts w:cstheme="minorHAnsi"/>
-          <w:sz w:val="20"/>
-          <w:szCs w:val="20"/>
-        </w:rPr>
-      </w:pPr>
-    </w:p>
-    <w:p>
-      <w:pPr>
-        <w:spacing w:after="0" w:line="240" w:lineRule="auto"/>
-        <w:ind w:left="66"/>
-        <w:rPr>
-          <w:rFonts w:cstheme="minorHAnsi"/>
-          <w:sz w:val="20"/>
-          <w:szCs w:val="20"/>
-        </w:rPr>
-      </w:pPr>
+      <w:r>
+        <w:rPr>
+          <w:rFonts w:cstheme="minorHAnsi"/>
+          <w:b/>
+          <w:bCs/>
+          <w:sz w:val="20"/>
+          <w:szCs w:val="20"/>
+        </w:rPr>
+        <w:t>Banking – Account Closure</w:t>
+      </w:r>
+    </w:p>
+    <w:p>
+      <w:pPr>
+        <w:spacing w:after="0" w:line="240" w:lineRule="auto"/>
+        <w:ind w:left="66"/>
+        <w:rPr>
+          <w:rFonts w:cstheme="minorHAnsi"/>
+          <w:sz w:val="20"/>
+          <w:szCs w:val="20"/>
+        </w:rPr>
+      </w:pPr>
+    </w:p>
+    <w:p>
+      <w:pPr>
+        <w:spacing w:after="0" w:line="240" w:lineRule="auto"/>
+        <w:ind w:left="66"/>
+        <w:rPr>
+          <w:rFonts w:cstheme="minorHAnsi"/>
+          <w:sz w:val="20"/>
+          <w:szCs w:val="20"/>
+        </w:rPr>
+      </w:pPr>
+      <w:r>
+        <w:rPr>
+          <w:rFonts w:cstheme="minorHAnsi"/>
+          <w:sz w:val="20"/>
+          <w:szCs w:val="20"/>
+        </w:rPr>
+        <w:t>Write a procedure to close account</w:t>
+      </w:r>
+    </w:p>
+    <w:p>
+      <w:pPr>
+        <w:spacing w:after="0" w:line="240" w:lineRule="auto"/>
+        <w:ind w:left="66"/>
+        <w:rPr>
+          <w:rFonts w:cstheme="minorHAnsi"/>
+          <w:sz w:val="20"/>
+          <w:szCs w:val="20"/>
+        </w:rPr>
+      </w:pPr>
+    </w:p>
+    <w:p>
+      <w:pPr>
+        <w:pStyle w:val="ListParagraph"/>
+        <w:numPr>
+          <w:ilvl w:val="0"/>
+          <w:numId w:val="72"/>
+        </w:numPr>
+        <w:spacing w:after="0" w:line="240" w:lineRule="auto"/>
+        <w:rPr>
+          <w:rFonts w:cstheme="minorHAnsi"/>
+          <w:sz w:val="20"/>
+          <w:szCs w:val="20"/>
+        </w:rPr>
+      </w:pPr>
+      <w:r>
+        <w:rPr>
+          <w:rFonts w:cstheme="minorHAnsi"/>
+          <w:sz w:val="20"/>
+          <w:szCs w:val="20"/>
+        </w:rPr>
+        <w:t>Only if balance = 0</w:t>
+      </w:r>
     </w:p>
     <w:p>
       <w:pPr>
@@ -12433,64 +12045,26 @@
     </w:p>
     <w:p>
       <w:pPr>
-        <w:spacing w:after="0" w:line="240" w:lineRule="auto"/>
-        <w:ind w:left="66"/>
-        <w:rPr>
-          <w:rFonts w:cstheme="minorHAnsi"/>
-          <w:b/>
-          <w:bCs/>
-          <w:sz w:val="20"/>
-          <w:szCs w:val="20"/>
-        </w:rPr>
-      </w:pPr>
-    </w:p>
-    <w:p>
-      <w:pPr>
-        <w:spacing w:after="0" w:line="240" w:lineRule="auto"/>
-        <w:ind w:left="66"/>
-        <w:rPr>
-          <w:rFonts w:cstheme="minorHAnsi"/>
-          <w:b/>
-          <w:bCs/>
-          <w:sz w:val="20"/>
-          <w:szCs w:val="20"/>
-        </w:rPr>
-      </w:pPr>
-    </w:p>
-    <w:p>
-      <w:pPr>
-        <w:spacing w:after="0" w:line="240" w:lineRule="auto"/>
-        <w:ind w:left="66"/>
-        <w:rPr>
-          <w:rFonts w:cstheme="minorHAnsi"/>
-          <w:b/>
-          <w:bCs/>
-          <w:sz w:val="20"/>
-          <w:szCs w:val="20"/>
-        </w:rPr>
-      </w:pPr>
-    </w:p>
-    <w:p>
-      <w:pPr>
-        <w:spacing w:after="0" w:line="240" w:lineRule="auto"/>
-        <w:ind w:left="66"/>
-        <w:rPr>
-          <w:rFonts w:cstheme="minorHAnsi"/>
-          <w:sz w:val="20"/>
-          <w:szCs w:val="20"/>
-        </w:rPr>
-      </w:pPr>
-    </w:p>
-    <w:p>
-      <w:pPr>
-        <w:spacing w:after="0" w:line="240" w:lineRule="auto"/>
-        <w:ind w:left="66"/>
-        <w:rPr>
-          <w:rFonts w:cstheme="minorHAnsi"/>
-          <w:sz w:val="20"/>
-          <w:szCs w:val="20"/>
-        </w:rPr>
-      </w:pPr>
+        <w:pStyle w:val="ListParagraph"/>
+        <w:numPr>
+          <w:ilvl w:val="0"/>
+          <w:numId w:val="73"/>
+        </w:numPr>
+        <w:spacing w:after="0" w:line="240" w:lineRule="auto"/>
+        <w:rPr>
+          <w:rFonts w:cstheme="minorHAnsi"/>
+          <w:sz w:val="20"/>
+          <w:szCs w:val="20"/>
+        </w:rPr>
+      </w:pPr>
+      <w:r>
+        <w:rPr>
+          <w:rFonts w:cstheme="minorHAnsi"/>
+          <w:sz w:val="20"/>
+          <w:szCs w:val="20"/>
+        </w:rPr>
+        <w:t>CREATE TABLE accounts (acc_no INT PRIMARY KEY, balance DECIMAL(10,2), status VARCHAR(20));</w:t>
+      </w:r>
     </w:p>
     <w:p>
       <w:pPr>
@@ -12498,28 +12072,6 @@
           <w:bottom w:val="single" w:sz="6" w:space="1" w:color="auto"/>
         </w:pBdr>
         <w:spacing w:after="0" w:line="240" w:lineRule="auto"/>
-        <w:rPr>
-          <w:rFonts w:cstheme="minorHAnsi"/>
-          <w:sz w:val="20"/>
-          <w:szCs w:val="20"/>
-        </w:rPr>
-      </w:pPr>
-    </w:p>
-    <w:p>
-      <w:pPr>
-        <w:spacing w:after="0" w:line="240" w:lineRule="auto"/>
-        <w:ind w:left="66"/>
-        <w:rPr>
-          <w:rFonts w:cstheme="minorHAnsi"/>
-          <w:sz w:val="20"/>
-          <w:szCs w:val="20"/>
-        </w:rPr>
-      </w:pPr>
-    </w:p>
-    <w:p>
-      <w:pPr>
-        <w:spacing w:after="0" w:line="240" w:lineRule="auto"/>
-        <w:ind w:left="66"/>
         <w:rPr>
           <w:rFonts w:cstheme="minorHAnsi"/>
           <w:sz w:val="20"/>
@@ -12555,6 +12107,46 @@
           <w:szCs w:val="20"/>
         </w:rPr>
       </w:pPr>
+      <w:r>
+        <w:rPr>
+          <w:rFonts w:cstheme="minorHAnsi"/>
+          <w:b/>
+          <w:bCs/>
+          <w:sz w:val="20"/>
+          <w:szCs w:val="20"/>
+        </w:rPr>
+        <w:t>E-Commerce – Top Selling Product</w:t>
+      </w:r>
+    </w:p>
+    <w:p>
+      <w:pPr>
+        <w:spacing w:after="0" w:line="240" w:lineRule="auto"/>
+        <w:ind w:left="66"/>
+        <w:rPr>
+          <w:rFonts w:cstheme="minorHAnsi"/>
+          <w:sz w:val="20"/>
+          <w:szCs w:val="20"/>
+        </w:rPr>
+      </w:pPr>
+    </w:p>
+    <w:p>
+      <w:pPr>
+        <w:spacing w:after="0" w:line="240" w:lineRule="auto"/>
+        <w:ind w:left="66"/>
+        <w:rPr>
+          <w:rFonts w:cstheme="minorHAnsi"/>
+          <w:sz w:val="20"/>
+          <w:szCs w:val="20"/>
+        </w:rPr>
+      </w:pPr>
+      <w:r>
+        <w:rPr>
+          <w:rFonts w:cstheme="minorHAnsi"/>
+          <w:sz w:val="20"/>
+          <w:szCs w:val="20"/>
+        </w:rPr>
+        <w:t>Write a procedure to find and store top-selling product</w:t>
+      </w:r>
     </w:p>
     <w:p>
       <w:pPr>
@@ -12605,27 +12197,62 @@
     </w:p>
     <w:p>
       <w:pPr>
-        <w:spacing w:after="0" w:line="240" w:lineRule="auto"/>
-        <w:ind w:left="66"/>
-        <w:rPr>
-          <w:rFonts w:cstheme="minorHAnsi"/>
-          <w:b/>
-          <w:bCs/>
-          <w:sz w:val="20"/>
-          <w:szCs w:val="20"/>
-        </w:rPr>
-      </w:pPr>
-    </w:p>
-    <w:p>
-      <w:pPr>
-        <w:spacing w:after="0" w:line="240" w:lineRule="auto"/>
-        <w:ind w:left="66"/>
-        <w:rPr>
-          <w:rFonts w:cstheme="minorHAnsi"/>
-          <w:sz w:val="20"/>
-          <w:szCs w:val="20"/>
-        </w:rPr>
-      </w:pPr>
+        <w:pStyle w:val="ListParagraph"/>
+        <w:numPr>
+          <w:ilvl w:val="0"/>
+          <w:numId w:val="74"/>
+        </w:numPr>
+        <w:spacing w:after="0" w:line="240" w:lineRule="auto"/>
+        <w:rPr>
+          <w:rFonts w:cstheme="minorHAnsi"/>
+          <w:sz w:val="20"/>
+          <w:szCs w:val="20"/>
+        </w:rPr>
+      </w:pPr>
+      <w:r>
+        <w:rPr>
+          <w:rFonts w:cstheme="minorHAnsi"/>
+          <w:sz w:val="20"/>
+          <w:szCs w:val="20"/>
+        </w:rPr>
+        <w:t>CREATE TABLE orders (order_id INT, product_id INT, quantity INT);</w:t>
+      </w:r>
+    </w:p>
+    <w:p>
+      <w:pPr>
+        <w:spacing w:after="0" w:line="240" w:lineRule="auto"/>
+        <w:ind w:left="66"/>
+        <w:rPr>
+          <w:rFonts w:cstheme="minorHAnsi"/>
+          <w:b/>
+          <w:bCs/>
+          <w:sz w:val="20"/>
+          <w:szCs w:val="20"/>
+        </w:rPr>
+      </w:pPr>
+    </w:p>
+    <w:p>
+      <w:pPr>
+        <w:pStyle w:val="ListParagraph"/>
+        <w:numPr>
+          <w:ilvl w:val="0"/>
+          <w:numId w:val="74"/>
+        </w:numPr>
+        <w:spacing w:after="0" w:line="240" w:lineRule="auto"/>
+        <w:rPr>
+          <w:rFonts w:cstheme="minorHAnsi"/>
+          <w:sz w:val="20"/>
+          <w:szCs w:val="20"/>
+        </w:rPr>
+      </w:pPr>
+      <w:r>
+        <w:rPr>
+          <w:rFonts w:cstheme="minorHAnsi"/>
+          <w:sz w:val="20"/>
+          <w:szCs w:val="20"/>
+        </w:rPr>
+        <w:t>CREATE TABLE top_products (product_id INT, total_sold INT);</w:t>
+      </w:r>
     </w:p>
     <w:p>
       <w:pPr>
@@ -12633,17 +12260,6 @@
           <w:bottom w:val="single" w:sz="6" w:space="1" w:color="auto"/>
         </w:pBdr>
         <w:spacing w:after="0" w:line="240" w:lineRule="auto"/>
-        <w:rPr>
-          <w:rFonts w:cstheme="minorHAnsi"/>
-          <w:sz w:val="20"/>
-          <w:szCs w:val="20"/>
-        </w:rPr>
-      </w:pPr>
-    </w:p>
-    <w:p>
-      <w:pPr>
-        <w:spacing w:after="0" w:line="240" w:lineRule="auto"/>
-        <w:ind w:left="66"/>
         <w:rPr>
           <w:rFonts w:cstheme="minorHAnsi"/>
           <w:sz w:val="20"/>
@@ -12679,17 +12295,80 @@
           <w:szCs w:val="20"/>
         </w:rPr>
       </w:pPr>
-    </w:p>
-    <w:p>
-      <w:pPr>
-        <w:spacing w:after="0" w:line="240" w:lineRule="auto"/>
-        <w:ind w:left="66"/>
-        <w:rPr>
-          <w:rFonts w:cstheme="minorHAnsi"/>
-          <w:sz w:val="20"/>
-          <w:szCs w:val="20"/>
-        </w:rPr>
-      </w:pPr>
+      <w:r>
+        <w:rPr>
+          <w:rFonts w:cstheme="minorHAnsi"/>
+          <w:b/>
+          <w:bCs/>
+          <w:sz w:val="20"/>
+          <w:szCs w:val="20"/>
+        </w:rPr>
+        <w:t>College – Course Enrollment</w:t>
+      </w:r>
+    </w:p>
+    <w:p>
+      <w:pPr>
+        <w:spacing w:after="0" w:line="240" w:lineRule="auto"/>
+        <w:ind w:left="66"/>
+        <w:rPr>
+          <w:rFonts w:cstheme="minorHAnsi"/>
+          <w:sz w:val="20"/>
+          <w:szCs w:val="20"/>
+        </w:rPr>
+      </w:pPr>
+    </w:p>
+    <w:p>
+      <w:pPr>
+        <w:spacing w:after="0" w:line="240" w:lineRule="auto"/>
+        <w:ind w:left="66"/>
+        <w:rPr>
+          <w:rFonts w:cstheme="minorHAnsi"/>
+          <w:sz w:val="20"/>
+          <w:szCs w:val="20"/>
+        </w:rPr>
+      </w:pPr>
+      <w:r>
+        <w:rPr>
+          <w:rFonts w:cstheme="minorHAnsi"/>
+          <w:sz w:val="20"/>
+          <w:szCs w:val="20"/>
+        </w:rPr>
+        <w:t>Enroll student in course</w:t>
+      </w:r>
+    </w:p>
+    <w:p>
+      <w:pPr>
+        <w:spacing w:after="0" w:line="240" w:lineRule="auto"/>
+        <w:ind w:left="66"/>
+        <w:rPr>
+          <w:rFonts w:cstheme="minorHAnsi"/>
+          <w:sz w:val="20"/>
+          <w:szCs w:val="20"/>
+        </w:rPr>
+      </w:pPr>
+    </w:p>
+    <w:p>
+      <w:pPr>
+        <w:pStyle w:val="ListParagraph"/>
+        <w:numPr>
+          <w:ilvl w:val="0"/>
+          <w:numId w:val="72"/>
+        </w:numPr>
+        <w:spacing w:after="0" w:line="240" w:lineRule="auto"/>
+        <w:rPr>
+          <w:rFonts w:cstheme="minorHAnsi"/>
+          <w:sz w:val="20"/>
+          <w:szCs w:val="20"/>
+        </w:rPr>
+      </w:pPr>
+      <w:r>
+        <w:rPr>
+          <w:rFonts w:cstheme="minorHAnsi"/>
+          <w:sz w:val="20"/>
+          <w:szCs w:val="20"/>
+        </w:rPr>
+        <w:t>Avoid duplicate enrollment</w:t>
+      </w:r>
     </w:p>
     <w:p>
       <w:pPr>
@@ -12740,53 +12419,26 @@
     </w:p>
     <w:p>
       <w:pPr>
-        <w:spacing w:after="0" w:line="240" w:lineRule="auto"/>
-        <w:ind w:left="66"/>
-        <w:rPr>
-          <w:rFonts w:cstheme="minorHAnsi"/>
-          <w:b/>
-          <w:bCs/>
-          <w:sz w:val="20"/>
-          <w:szCs w:val="20"/>
-        </w:rPr>
-      </w:pPr>
-    </w:p>
-    <w:p>
-      <w:pPr>
-        <w:spacing w:after="0" w:line="240" w:lineRule="auto"/>
-        <w:ind w:left="66"/>
-        <w:rPr>
-          <w:rFonts w:cstheme="minorHAnsi"/>
-          <w:b/>
-          <w:bCs/>
-          <w:sz w:val="20"/>
-          <w:szCs w:val="20"/>
-        </w:rPr>
-      </w:pPr>
-    </w:p>
-    <w:p>
-      <w:pPr>
-        <w:spacing w:after="0" w:line="240" w:lineRule="auto"/>
-        <w:ind w:left="66"/>
-        <w:rPr>
-          <w:rFonts w:cstheme="minorHAnsi"/>
-          <w:b/>
-          <w:bCs/>
-          <w:sz w:val="20"/>
-          <w:szCs w:val="20"/>
-        </w:rPr>
-      </w:pPr>
-    </w:p>
-    <w:p>
-      <w:pPr>
-        <w:spacing w:after="0" w:line="240" w:lineRule="auto"/>
-        <w:ind w:left="66"/>
-        <w:rPr>
-          <w:rFonts w:cstheme="minorHAnsi"/>
-          <w:sz w:val="20"/>
-          <w:szCs w:val="20"/>
-        </w:rPr>
-      </w:pPr>
+        <w:pStyle w:val="ListParagraph"/>
+        <w:numPr>
+          <w:ilvl w:val="0"/>
+          <w:numId w:val="75"/>
+        </w:numPr>
+        <w:spacing w:after="0" w:line="240" w:lineRule="auto"/>
+        <w:rPr>
+          <w:rFonts w:cstheme="minorHAnsi"/>
+          <w:sz w:val="20"/>
+          <w:szCs w:val="20"/>
+        </w:rPr>
+      </w:pPr>
+      <w:r>
+        <w:rPr>
+          <w:rFonts w:cstheme="minorHAnsi"/>
+          <w:sz w:val="20"/>
+          <w:szCs w:val="20"/>
+        </w:rPr>
+        <w:t>CREATE TABLE enrollments (student_id INT, course_id INT);</w:t>
+      </w:r>
     </w:p>
     <w:p>
       <w:pPr>
@@ -12814,157 +12466,2776 @@
     </w:p>
     <w:p>
       <w:pPr>
-        <w:spacing w:after="0" w:line="240" w:lineRule="auto"/>
-        <w:ind w:left="66"/>
-        <w:rPr>
-          <w:rFonts w:cstheme="minorHAnsi"/>
-          <w:sz w:val="20"/>
-          <w:szCs w:val="20"/>
-        </w:rPr>
-      </w:pPr>
-    </w:p>
-    <w:p>
-      <w:pPr>
-        <w:spacing w:after="0" w:line="240" w:lineRule="auto"/>
-        <w:ind w:left="66"/>
-        <w:rPr>
-          <w:rFonts w:cstheme="minorHAnsi"/>
-          <w:sz w:val="20"/>
-          <w:szCs w:val="20"/>
-        </w:rPr>
-      </w:pPr>
-    </w:p>
-    <w:p>
-      <w:pPr>
-        <w:spacing w:after="0" w:line="240" w:lineRule="auto"/>
-        <w:ind w:left="66"/>
-        <w:rPr>
-          <w:rFonts w:cstheme="minorHAnsi"/>
-          <w:sz w:val="20"/>
-          <w:szCs w:val="20"/>
-        </w:rPr>
-      </w:pPr>
-    </w:p>
-    <w:p>
-      <w:pPr>
-        <w:spacing w:after="0" w:line="240" w:lineRule="auto"/>
-        <w:ind w:left="66"/>
-        <w:rPr>
-          <w:rFonts w:cstheme="minorHAnsi"/>
-          <w:sz w:val="20"/>
-          <w:szCs w:val="20"/>
-        </w:rPr>
-      </w:pPr>
-    </w:p>
-    <w:p>
-      <w:pPr>
-        <w:spacing w:after="0" w:line="240" w:lineRule="auto"/>
-        <w:ind w:left="66"/>
-        <w:rPr>
-          <w:rFonts w:cstheme="minorHAnsi"/>
-          <w:sz w:val="20"/>
-          <w:szCs w:val="20"/>
-        </w:rPr>
-      </w:pPr>
-    </w:p>
-    <w:p>
-      <w:pPr>
-        <w:spacing w:after="0" w:line="240" w:lineRule="auto"/>
-        <w:ind w:left="66"/>
-        <w:rPr>
-          <w:rFonts w:cstheme="minorHAnsi"/>
-          <w:sz w:val="20"/>
-          <w:szCs w:val="20"/>
-        </w:rPr>
-      </w:pPr>
-    </w:p>
-    <w:p>
-      <w:pPr>
-        <w:spacing w:after="0" w:line="240" w:lineRule="auto"/>
-        <w:ind w:left="66"/>
-        <w:rPr>
-          <w:rFonts w:cstheme="minorHAnsi"/>
-          <w:sz w:val="20"/>
-          <w:szCs w:val="20"/>
-        </w:rPr>
-      </w:pPr>
-    </w:p>
-    <w:p>
-      <w:pPr>
-        <w:spacing w:after="0" w:line="240" w:lineRule="auto"/>
-        <w:ind w:left="66"/>
-        <w:rPr>
-          <w:rFonts w:cstheme="minorHAnsi"/>
-          <w:sz w:val="20"/>
-          <w:szCs w:val="20"/>
-        </w:rPr>
-      </w:pPr>
-    </w:p>
-    <w:p>
-      <w:pPr>
-        <w:spacing w:after="0" w:line="240" w:lineRule="auto"/>
-        <w:ind w:left="66"/>
-        <w:rPr>
-          <w:rFonts w:cstheme="minorHAnsi"/>
-          <w:sz w:val="20"/>
-          <w:szCs w:val="20"/>
-        </w:rPr>
-      </w:pPr>
-    </w:p>
-    <w:p>
-      <w:pPr>
-        <w:spacing w:after="0" w:line="240" w:lineRule="auto"/>
-        <w:ind w:left="66"/>
-        <w:rPr>
-          <w:rFonts w:cstheme="minorHAnsi"/>
-          <w:sz w:val="20"/>
-          <w:szCs w:val="20"/>
-        </w:rPr>
-      </w:pPr>
-    </w:p>
-    <w:p>
-      <w:pPr>
-        <w:spacing w:after="0" w:line="240" w:lineRule="auto"/>
-        <w:ind w:left="66"/>
-        <w:rPr>
-          <w:rFonts w:cstheme="minorHAnsi"/>
-          <w:sz w:val="20"/>
-          <w:szCs w:val="20"/>
-        </w:rPr>
-      </w:pPr>
-    </w:p>
-    <w:p>
-      <w:pPr>
-        <w:spacing w:after="0" w:line="240" w:lineRule="auto"/>
-        <w:ind w:left="66"/>
-        <w:rPr>
-          <w:rFonts w:cstheme="minorHAnsi"/>
-          <w:sz w:val="20"/>
-          <w:szCs w:val="20"/>
-        </w:rPr>
-      </w:pPr>
-    </w:p>
-    <w:p>
-      <w:pPr>
-        <w:spacing w:after="0" w:line="240" w:lineRule="auto"/>
-        <w:ind w:left="66"/>
-        <w:rPr>
-          <w:rFonts w:cstheme="minorHAnsi"/>
-          <w:sz w:val="20"/>
-          <w:szCs w:val="20"/>
-        </w:rPr>
-      </w:pPr>
-    </w:p>
-    <w:p>
-      <w:pPr>
-        <w:spacing w:after="0" w:line="240" w:lineRule="auto"/>
-        <w:ind w:left="66"/>
-        <w:rPr>
-          <w:rFonts w:cstheme="minorHAnsi"/>
-          <w:sz w:val="20"/>
-          <w:szCs w:val="20"/>
-        </w:rPr>
-      </w:pPr>
+        <w:pStyle w:val="ListParagraph"/>
+        <w:numPr>
+          <w:ilvl w:val="1"/>
+          <w:numId w:val="21"/>
+        </w:numPr>
+        <w:spacing w:after="0" w:line="240" w:lineRule="auto"/>
+        <w:ind w:left="426"/>
+        <w:rPr>
+          <w:rFonts w:cstheme="minorHAnsi"/>
+          <w:b/>
+          <w:bCs/>
+          <w:sz w:val="20"/>
+          <w:szCs w:val="20"/>
+        </w:rPr>
+      </w:pPr>
+      <w:r>
+        <w:rPr>
+          <w:rFonts w:cstheme="minorHAnsi"/>
+          <w:b/>
+          <w:bCs/>
+          <w:sz w:val="20"/>
+          <w:szCs w:val="20"/>
+        </w:rPr>
+        <w:t>Hotel – Food Order System</w:t>
+      </w:r>
+    </w:p>
+    <w:p>
+      <w:pPr>
+        <w:spacing w:after="0" w:line="240" w:lineRule="auto"/>
+        <w:ind w:left="66"/>
+        <w:rPr>
+          <w:rFonts w:cstheme="minorHAnsi"/>
+          <w:sz w:val="20"/>
+          <w:szCs w:val="20"/>
+        </w:rPr>
+      </w:pPr>
+    </w:p>
+    <w:p>
+      <w:pPr>
+        <w:spacing w:after="0" w:line="240" w:lineRule="auto"/>
+        <w:ind w:left="66"/>
+        <w:rPr>
+          <w:rFonts w:cstheme="minorHAnsi"/>
+          <w:sz w:val="20"/>
+          <w:szCs w:val="20"/>
+        </w:rPr>
+      </w:pPr>
+      <w:r>
+        <w:rPr>
+          <w:rFonts w:cstheme="minorHAnsi"/>
+          <w:sz w:val="20"/>
+          <w:szCs w:val="20"/>
+        </w:rPr>
+        <w:t>Write a procedure to add food order to guest bill</w:t>
+      </w:r>
+    </w:p>
+    <w:p>
+      <w:pPr>
+        <w:spacing w:after="0" w:line="240" w:lineRule="auto"/>
+        <w:ind w:left="66"/>
+        <w:rPr>
+          <w:rFonts w:cstheme="minorHAnsi"/>
+          <w:sz w:val="20"/>
+          <w:szCs w:val="20"/>
+        </w:rPr>
+      </w:pPr>
+    </w:p>
+    <w:p>
+      <w:pPr>
+        <w:spacing w:after="0" w:line="240" w:lineRule="auto"/>
+        <w:ind w:left="66"/>
+        <w:rPr>
+          <w:rFonts w:cstheme="minorHAnsi"/>
+          <w:b/>
+          <w:bCs/>
+          <w:sz w:val="20"/>
+          <w:szCs w:val="20"/>
+        </w:rPr>
+      </w:pPr>
+      <w:r>
+        <w:rPr>
+          <w:rFonts w:cstheme="minorHAnsi"/>
+          <w:b/>
+          <w:bCs/>
+          <w:sz w:val="20"/>
+          <w:szCs w:val="20"/>
+        </w:rPr>
+        <w:t>Table Structure</w:t>
+      </w:r>
+    </w:p>
+    <w:p>
+      <w:pPr>
+        <w:spacing w:after="0" w:line="240" w:lineRule="auto"/>
+        <w:ind w:left="66"/>
+        <w:rPr>
+          <w:rFonts w:cstheme="minorHAnsi"/>
+          <w:b/>
+          <w:bCs/>
+          <w:sz w:val="20"/>
+          <w:szCs w:val="20"/>
+        </w:rPr>
+      </w:pPr>
+    </w:p>
+    <w:p>
+      <w:pPr>
+        <w:pStyle w:val="ListParagraph"/>
+        <w:numPr>
+          <w:ilvl w:val="0"/>
+          <w:numId w:val="76"/>
+        </w:numPr>
+        <w:spacing w:after="0" w:line="240" w:lineRule="auto"/>
+        <w:rPr>
+          <w:rFonts w:cstheme="minorHAnsi"/>
+          <w:sz w:val="20"/>
+          <w:szCs w:val="20"/>
+        </w:rPr>
+      </w:pPr>
+      <w:r>
+        <w:rPr>
+          <w:rFonts w:cstheme="minorHAnsi"/>
+          <w:sz w:val="20"/>
+          <w:szCs w:val="20"/>
+        </w:rPr>
+        <w:t>CREATE TABLE food_menu (item_id INT PRIMARY KEY, price DECIMAL(10,2));</w:t>
+      </w:r>
+    </w:p>
+    <w:p>
+      <w:pPr>
+        <w:spacing w:after="0" w:line="240" w:lineRule="auto"/>
+        <w:ind w:left="426"/>
+        <w:rPr>
+          <w:rFonts w:cstheme="minorHAnsi"/>
+          <w:sz w:val="20"/>
+          <w:szCs w:val="20"/>
+        </w:rPr>
+      </w:pPr>
+    </w:p>
+    <w:p>
+      <w:pPr>
+        <w:pStyle w:val="ListParagraph"/>
+        <w:numPr>
+          <w:ilvl w:val="0"/>
+          <w:numId w:val="76"/>
+        </w:numPr>
+        <w:spacing w:after="0" w:line="240" w:lineRule="auto"/>
+        <w:rPr>
+          <w:rFonts w:cstheme="minorHAnsi"/>
+          <w:sz w:val="20"/>
+          <w:szCs w:val="20"/>
+        </w:rPr>
+      </w:pPr>
+      <w:r>
+        <w:rPr>
+          <w:rFonts w:cstheme="minorHAnsi"/>
+          <w:sz w:val="20"/>
+          <w:szCs w:val="20"/>
+        </w:rPr>
+        <w:t>CREATE TABLE food_orders (order_id INT AUTO_INCREMENT PRIMARY KEY, guest_id INT, item_id INT, quantity INT);</w:t>
+      </w:r>
+    </w:p>
+    <w:p>
+      <w:pPr>
+        <w:pBdr>
+          <w:bottom w:val="single" w:sz="6" w:space="1" w:color="auto"/>
+        </w:pBdr>
+        <w:spacing w:after="0" w:line="240" w:lineRule="auto"/>
+        <w:rPr>
+          <w:rFonts w:cstheme="minorHAnsi"/>
+          <w:sz w:val="20"/>
+          <w:szCs w:val="20"/>
+        </w:rPr>
+      </w:pPr>
+    </w:p>
+    <w:p>
+      <w:pPr>
+        <w:spacing w:after="0" w:line="240" w:lineRule="auto"/>
+        <w:rPr>
+          <w:rFonts w:cstheme="minorHAnsi"/>
+          <w:sz w:val="20"/>
+          <w:szCs w:val="20"/>
+        </w:rPr>
+      </w:pPr>
+    </w:p>
+    <w:p>
+      <w:pPr>
+        <w:pStyle w:val="ListParagraph"/>
+        <w:numPr>
+          <w:ilvl w:val="1"/>
+          <w:numId w:val="21"/>
+        </w:numPr>
+        <w:spacing w:after="0" w:line="240" w:lineRule="auto"/>
+        <w:ind w:left="426"/>
+        <w:rPr>
+          <w:rFonts w:cstheme="minorHAnsi"/>
+          <w:b/>
+          <w:bCs/>
+          <w:sz w:val="20"/>
+          <w:szCs w:val="20"/>
+        </w:rPr>
+      </w:pPr>
+      <w:r>
+        <w:rPr>
+          <w:rFonts w:cstheme="minorHAnsi"/>
+          <w:b/>
+          <w:bCs/>
+          <w:sz w:val="20"/>
+          <w:szCs w:val="20"/>
+        </w:rPr>
+        <w:t>Cursor – Department-wise Highest Salary</w:t>
+      </w:r>
+    </w:p>
+    <w:p>
+      <w:pPr>
+        <w:spacing w:after="0" w:line="240" w:lineRule="auto"/>
+        <w:rPr>
+          <w:rFonts w:cstheme="minorHAnsi"/>
+          <w:sz w:val="20"/>
+          <w:szCs w:val="20"/>
+        </w:rPr>
+      </w:pPr>
+    </w:p>
+    <w:p>
+      <w:pPr>
+        <w:spacing w:after="0" w:line="240" w:lineRule="auto"/>
+        <w:rPr>
+          <w:rFonts w:cstheme="minorHAnsi"/>
+          <w:sz w:val="20"/>
+          <w:szCs w:val="20"/>
+        </w:rPr>
+      </w:pPr>
+      <w:r>
+        <w:rPr>
+          <w:rFonts w:cstheme="minorHAnsi"/>
+          <w:sz w:val="20"/>
+          <w:szCs w:val="20"/>
+        </w:rPr>
+        <w:t>Use cursor to find highest salary in each department</w:t>
+      </w:r>
+    </w:p>
+    <w:p>
+      <w:pPr>
+        <w:spacing w:after="0" w:line="240" w:lineRule="auto"/>
+        <w:rPr>
+          <w:rFonts w:cstheme="minorHAnsi"/>
+          <w:sz w:val="20"/>
+          <w:szCs w:val="20"/>
+        </w:rPr>
+      </w:pPr>
+    </w:p>
+    <w:p>
+      <w:pPr>
+        <w:spacing w:after="0" w:line="240" w:lineRule="auto"/>
+        <w:rPr>
+          <w:rFonts w:cstheme="minorHAnsi"/>
+          <w:b/>
+          <w:bCs/>
+          <w:sz w:val="20"/>
+          <w:szCs w:val="20"/>
+        </w:rPr>
+      </w:pPr>
+      <w:r>
+        <w:rPr>
+          <w:rFonts w:cstheme="minorHAnsi"/>
+          <w:b/>
+          <w:bCs/>
+          <w:sz w:val="20"/>
+          <w:szCs w:val="20"/>
+        </w:rPr>
+        <w:t>Table Structure</w:t>
+      </w:r>
+    </w:p>
+    <w:p>
+      <w:pPr>
+        <w:spacing w:after="0" w:line="240" w:lineRule="auto"/>
+        <w:rPr>
+          <w:rFonts w:cstheme="minorHAnsi"/>
+          <w:b/>
+          <w:bCs/>
+          <w:sz w:val="20"/>
+          <w:szCs w:val="20"/>
+        </w:rPr>
+      </w:pPr>
+    </w:p>
+    <w:p>
+      <w:pPr>
+        <w:pStyle w:val="ListParagraph"/>
+        <w:numPr>
+          <w:ilvl w:val="0"/>
+          <w:numId w:val="77"/>
+        </w:numPr>
+        <w:spacing w:after="0" w:line="240" w:lineRule="auto"/>
+        <w:rPr>
+          <w:rFonts w:cstheme="minorHAnsi"/>
+          <w:sz w:val="20"/>
+          <w:szCs w:val="20"/>
+        </w:rPr>
+      </w:pPr>
+      <w:r>
+        <w:rPr>
+          <w:rFonts w:cstheme="minorHAnsi"/>
+          <w:sz w:val="20"/>
+          <w:szCs w:val="20"/>
+        </w:rPr>
+        <w:t>CREATE TABLE employees (emp_id INT, dept_id INT, salary DECIMAL(10,2));</w:t>
+      </w:r>
+    </w:p>
+    <w:p>
+      <w:pPr>
+        <w:pBdr>
+          <w:bottom w:val="single" w:sz="6" w:space="1" w:color="auto"/>
+        </w:pBdr>
+        <w:spacing w:after="0" w:line="240" w:lineRule="auto"/>
+        <w:rPr>
+          <w:rFonts w:cstheme="minorHAnsi"/>
+          <w:sz w:val="20"/>
+          <w:szCs w:val="20"/>
+        </w:rPr>
+      </w:pPr>
+    </w:p>
+    <w:p>
+      <w:pPr>
+        <w:spacing w:after="0" w:line="240" w:lineRule="auto"/>
+        <w:rPr>
+          <w:rFonts w:cstheme="minorHAnsi"/>
+          <w:sz w:val="20"/>
+          <w:szCs w:val="20"/>
+        </w:rPr>
+      </w:pPr>
+    </w:p>
+    <w:p>
+      <w:pPr>
+        <w:pStyle w:val="ListParagraph"/>
+        <w:numPr>
+          <w:ilvl w:val="1"/>
+          <w:numId w:val="21"/>
+        </w:numPr>
+        <w:spacing w:after="0" w:line="240" w:lineRule="auto"/>
+        <w:ind w:left="426"/>
+        <w:rPr>
+          <w:rFonts w:cstheme="minorHAnsi"/>
+          <w:b/>
+          <w:bCs/>
+          <w:sz w:val="20"/>
+          <w:szCs w:val="20"/>
+        </w:rPr>
+      </w:pPr>
+      <w:r>
+        <w:rPr>
+          <w:rFonts w:cstheme="minorHAnsi"/>
+          <w:b/>
+          <w:bCs/>
+          <w:sz w:val="20"/>
+          <w:szCs w:val="20"/>
+        </w:rPr>
+        <w:t>Inventory – Expiry Alert System</w:t>
+      </w:r>
+    </w:p>
+    <w:p>
+      <w:pPr>
+        <w:spacing w:after="0" w:line="240" w:lineRule="auto"/>
+        <w:ind w:left="66"/>
+        <w:rPr>
+          <w:rFonts w:cstheme="minorHAnsi"/>
+          <w:sz w:val="20"/>
+          <w:szCs w:val="20"/>
+        </w:rPr>
+      </w:pPr>
+    </w:p>
+    <w:p>
+      <w:pPr>
+        <w:spacing w:after="0" w:line="240" w:lineRule="auto"/>
+        <w:ind w:left="66"/>
+        <w:rPr>
+          <w:rFonts w:cstheme="minorHAnsi"/>
+          <w:sz w:val="20"/>
+          <w:szCs w:val="20"/>
+        </w:rPr>
+      </w:pPr>
+      <w:r>
+        <w:rPr>
+          <w:rFonts w:cstheme="minorHAnsi"/>
+          <w:sz w:val="20"/>
+          <w:szCs w:val="20"/>
+        </w:rPr>
+        <w:t>Log products expiring within 7 days</w:t>
+      </w:r>
+    </w:p>
+    <w:p>
+      <w:pPr>
+        <w:spacing w:after="0" w:line="240" w:lineRule="auto"/>
+        <w:ind w:left="66"/>
+        <w:rPr>
+          <w:rFonts w:cstheme="minorHAnsi"/>
+          <w:sz w:val="20"/>
+          <w:szCs w:val="20"/>
+        </w:rPr>
+      </w:pPr>
+    </w:p>
+    <w:p>
+      <w:pPr>
+        <w:spacing w:after="0" w:line="240" w:lineRule="auto"/>
+        <w:ind w:left="66"/>
+        <w:rPr>
+          <w:rFonts w:cstheme="minorHAnsi"/>
+          <w:sz w:val="20"/>
+          <w:szCs w:val="20"/>
+        </w:rPr>
+      </w:pPr>
+      <w:r>
+        <w:rPr>
+          <w:rFonts w:cstheme="minorHAnsi"/>
+          <w:b/>
+          <w:bCs/>
+          <w:sz w:val="20"/>
+          <w:szCs w:val="20"/>
+        </w:rPr>
+        <w:t>Table Structure</w:t>
+      </w:r>
+    </w:p>
+    <w:p>
+      <w:pPr>
+        <w:spacing w:after="0" w:line="240" w:lineRule="auto"/>
+        <w:ind w:left="66"/>
+        <w:rPr>
+          <w:rFonts w:cstheme="minorHAnsi"/>
+          <w:sz w:val="20"/>
+          <w:szCs w:val="20"/>
+        </w:rPr>
+      </w:pPr>
+    </w:p>
+    <w:p>
+      <w:pPr>
+        <w:pStyle w:val="ListParagraph"/>
+        <w:numPr>
+          <w:ilvl w:val="0"/>
+          <w:numId w:val="78"/>
+        </w:numPr>
+        <w:spacing w:after="0" w:line="240" w:lineRule="auto"/>
+        <w:rPr>
+          <w:rFonts w:cstheme="minorHAnsi"/>
+          <w:sz w:val="20"/>
+          <w:szCs w:val="20"/>
+        </w:rPr>
+      </w:pPr>
+      <w:r>
+        <w:rPr>
+          <w:rFonts w:cstheme="minorHAnsi"/>
+          <w:sz w:val="20"/>
+          <w:szCs w:val="20"/>
+        </w:rPr>
+        <w:t>CREATE TABLE products (product_id INT, expiry_date DATE);</w:t>
+      </w:r>
+    </w:p>
+    <w:p>
+      <w:pPr>
+        <w:spacing w:after="0" w:line="240" w:lineRule="auto"/>
+        <w:ind w:left="66"/>
+        <w:rPr>
+          <w:rFonts w:cstheme="minorHAnsi"/>
+          <w:sz w:val="20"/>
+          <w:szCs w:val="20"/>
+        </w:rPr>
+      </w:pPr>
+    </w:p>
+    <w:p>
+      <w:pPr>
+        <w:pStyle w:val="ListParagraph"/>
+        <w:numPr>
+          <w:ilvl w:val="0"/>
+          <w:numId w:val="78"/>
+        </w:numPr>
+        <w:spacing w:after="0" w:line="240" w:lineRule="auto"/>
+        <w:rPr>
+          <w:rFonts w:cstheme="minorHAnsi"/>
+          <w:sz w:val="20"/>
+          <w:szCs w:val="20"/>
+        </w:rPr>
+      </w:pPr>
+      <w:r>
+        <w:rPr>
+          <w:rFonts w:cstheme="minorHAnsi"/>
+          <w:sz w:val="20"/>
+          <w:szCs w:val="20"/>
+        </w:rPr>
+        <w:t>CREATE TABLE expiry_alert (product_id INT, alert_date DATE);</w:t>
+      </w:r>
+    </w:p>
+    <w:p>
+      <w:pPr>
+        <w:pBdr>
+          <w:bottom w:val="single" w:sz="6" w:space="1" w:color="auto"/>
+        </w:pBdr>
+        <w:spacing w:after="0" w:line="240" w:lineRule="auto"/>
+        <w:rPr>
+          <w:rFonts w:cstheme="minorHAnsi"/>
+          <w:sz w:val="20"/>
+          <w:szCs w:val="20"/>
+        </w:rPr>
+      </w:pPr>
+    </w:p>
+    <w:p>
+      <w:pPr>
+        <w:spacing w:after="0" w:line="240" w:lineRule="auto"/>
+        <w:ind w:left="66"/>
+        <w:rPr>
+          <w:rFonts w:cstheme="minorHAnsi"/>
+          <w:sz w:val="20"/>
+          <w:szCs w:val="20"/>
+        </w:rPr>
+      </w:pPr>
+    </w:p>
+    <w:p>
+      <w:pPr>
+        <w:pStyle w:val="ListParagraph"/>
+        <w:numPr>
+          <w:ilvl w:val="1"/>
+          <w:numId w:val="21"/>
+        </w:numPr>
+        <w:spacing w:after="0" w:line="240" w:lineRule="auto"/>
+        <w:ind w:left="426"/>
+        <w:rPr>
+          <w:rFonts w:cstheme="minorHAnsi"/>
+          <w:b/>
+          <w:bCs/>
+          <w:sz w:val="20"/>
+          <w:szCs w:val="20"/>
+        </w:rPr>
+      </w:pPr>
+      <w:r>
+        <w:rPr>
+          <w:rFonts w:cstheme="minorHAnsi"/>
+          <w:b/>
+          <w:bCs/>
+          <w:sz w:val="20"/>
+          <w:szCs w:val="20"/>
+        </w:rPr>
+        <w:t>Ride Sharing – Surge Pricing</w:t>
+      </w:r>
+    </w:p>
+    <w:p>
+      <w:pPr>
+        <w:spacing w:after="0" w:line="240" w:lineRule="auto"/>
+        <w:ind w:left="66"/>
+        <w:rPr>
+          <w:rFonts w:cstheme="minorHAnsi"/>
+          <w:sz w:val="20"/>
+          <w:szCs w:val="20"/>
+        </w:rPr>
+      </w:pPr>
+    </w:p>
+    <w:p>
+      <w:pPr>
+        <w:spacing w:after="0" w:line="240" w:lineRule="auto"/>
+        <w:ind w:left="66"/>
+        <w:rPr>
+          <w:rFonts w:cstheme="minorHAnsi"/>
+          <w:sz w:val="20"/>
+          <w:szCs w:val="20"/>
+        </w:rPr>
+      </w:pPr>
+      <w:r>
+        <w:rPr>
+          <w:rFonts w:cstheme="minorHAnsi"/>
+          <w:sz w:val="20"/>
+          <w:szCs w:val="20"/>
+        </w:rPr>
+        <w:t>Write a procedure to apply surge pricing</w:t>
+      </w:r>
+    </w:p>
+    <w:p>
+      <w:pPr>
+        <w:spacing w:after="0" w:line="240" w:lineRule="auto"/>
+        <w:ind w:left="66"/>
+        <w:rPr>
+          <w:rFonts w:cstheme="minorHAnsi"/>
+          <w:sz w:val="20"/>
+          <w:szCs w:val="20"/>
+        </w:rPr>
+      </w:pPr>
+    </w:p>
+    <w:p>
+      <w:pPr>
+        <w:pStyle w:val="ListParagraph"/>
+        <w:numPr>
+          <w:ilvl w:val="0"/>
+          <w:numId w:val="72"/>
+        </w:numPr>
+        <w:spacing w:after="0" w:line="240" w:lineRule="auto"/>
+        <w:rPr>
+          <w:rFonts w:cstheme="minorHAnsi"/>
+          <w:sz w:val="20"/>
+          <w:szCs w:val="20"/>
+        </w:rPr>
+      </w:pPr>
+      <w:r>
+        <w:rPr>
+          <w:rFonts w:cstheme="minorHAnsi"/>
+          <w:sz w:val="20"/>
+          <w:szCs w:val="20"/>
+        </w:rPr>
+        <w:t>If active rides in an area &gt; 50 → increase fare by 20%</w:t>
+      </w:r>
+    </w:p>
+    <w:p>
+      <w:pPr>
+        <w:spacing w:after="0" w:line="240" w:lineRule="auto"/>
+        <w:ind w:left="66"/>
+        <w:rPr>
+          <w:rFonts w:cstheme="minorHAnsi"/>
+          <w:sz w:val="20"/>
+          <w:szCs w:val="20"/>
+        </w:rPr>
+      </w:pPr>
+    </w:p>
+    <w:p>
+      <w:pPr>
+        <w:spacing w:after="0" w:line="240" w:lineRule="auto"/>
+        <w:ind w:left="66"/>
+        <w:rPr>
+          <w:rFonts w:cstheme="minorHAnsi"/>
+          <w:b/>
+          <w:bCs/>
+          <w:sz w:val="20"/>
+          <w:szCs w:val="20"/>
+        </w:rPr>
+      </w:pPr>
+      <w:r>
+        <w:rPr>
+          <w:rFonts w:cstheme="minorHAnsi"/>
+          <w:b/>
+          <w:bCs/>
+          <w:sz w:val="20"/>
+          <w:szCs w:val="20"/>
+        </w:rPr>
+        <w:t>Table Structure</w:t>
+      </w:r>
+    </w:p>
+    <w:p>
+      <w:pPr>
+        <w:spacing w:after="0" w:line="240" w:lineRule="auto"/>
+        <w:ind w:left="66"/>
+        <w:rPr>
+          <w:rFonts w:cstheme="minorHAnsi"/>
+          <w:b/>
+          <w:bCs/>
+          <w:sz w:val="20"/>
+          <w:szCs w:val="20"/>
+        </w:rPr>
+      </w:pPr>
+    </w:p>
+    <w:p>
+      <w:pPr>
+        <w:pStyle w:val="ListParagraph"/>
+        <w:numPr>
+          <w:ilvl w:val="0"/>
+          <w:numId w:val="79"/>
+        </w:numPr>
+        <w:spacing w:after="0" w:line="240" w:lineRule="auto"/>
+        <w:rPr>
+          <w:rFonts w:cstheme="minorHAnsi"/>
+          <w:sz w:val="20"/>
+          <w:szCs w:val="20"/>
+        </w:rPr>
+      </w:pPr>
+      <w:r>
+        <w:rPr>
+          <w:rFonts w:cstheme="minorHAnsi"/>
+          <w:sz w:val="20"/>
+          <w:szCs w:val="20"/>
+        </w:rPr>
+        <w:t>CREATE TABLE rides (</w:t>
+      </w:r>
+      <w:proofErr w:type="spellStart"/>
+      <w:r>
+        <w:rPr>
+          <w:rFonts w:cstheme="minorHAnsi"/>
+          <w:sz w:val="20"/>
+          <w:szCs w:val="20"/>
+        </w:rPr>
+        <w:t>ride_id</w:t>
+      </w:r>
+      <w:proofErr w:type="spellEnd"/>
+      <w:r>
+        <w:rPr>
+          <w:rFonts w:cstheme="minorHAnsi"/>
+          <w:sz w:val="20"/>
+          <w:szCs w:val="20"/>
+        </w:rPr>
+        <w:t xml:space="preserve"> INT PRIMARY KEY, area VARCHAR(50), fare DECIMAL(10,2), status VARCHAR(20));</w:t>
+      </w:r>
+    </w:p>
+    <w:p>
+      <w:pPr>
+        <w:spacing w:after="0" w:line="240" w:lineRule="auto"/>
+        <w:rPr>
+          <w:rFonts w:cstheme="minorHAnsi"/>
+          <w:sz w:val="20"/>
+          <w:szCs w:val="20"/>
+        </w:rPr>
+      </w:pPr>
+    </w:p>
+    <w:p>
+      <w:pPr>
+        <w:pStyle w:val="ListParagraph"/>
+        <w:numPr>
+          <w:ilvl w:val="0"/>
+          <w:numId w:val="79"/>
+        </w:numPr>
+        <w:spacing w:after="0" w:line="240" w:lineRule="auto"/>
+        <w:rPr>
+          <w:rFonts w:cstheme="minorHAnsi"/>
+          <w:sz w:val="20"/>
+          <w:szCs w:val="20"/>
+        </w:rPr>
+      </w:pPr>
+      <w:r>
+        <w:rPr>
+          <w:rFonts w:cstheme="minorHAnsi"/>
+          <w:sz w:val="20"/>
+          <w:szCs w:val="20"/>
+        </w:rPr>
+        <w:t xml:space="preserve">CREATE TABLE </w:t>
+      </w:r>
+      <w:proofErr w:type="spellStart"/>
+      <w:r>
+        <w:rPr>
+          <w:rFonts w:cstheme="minorHAnsi"/>
+          <w:sz w:val="20"/>
+          <w:szCs w:val="20"/>
+        </w:rPr>
+        <w:t>surge_log</w:t>
+      </w:r>
+      <w:proofErr w:type="spellEnd"/>
+      <w:r>
+        <w:rPr>
+          <w:rFonts w:cstheme="minorHAnsi"/>
+          <w:sz w:val="20"/>
+          <w:szCs w:val="20"/>
+        </w:rPr>
+        <w:t xml:space="preserve"> (log_id INT AUTO_INCREMENT PRIMARY KEY, area VARCHAR(50), </w:t>
+      </w:r>
+      <w:proofErr w:type="spellStart"/>
+      <w:r>
+        <w:rPr>
+          <w:rFonts w:cstheme="minorHAnsi"/>
+          <w:sz w:val="20"/>
+          <w:szCs w:val="20"/>
+        </w:rPr>
+        <w:t>surge_multiplier</w:t>
+      </w:r>
+      <w:proofErr w:type="spellEnd"/>
+      <w:r>
+        <w:rPr>
+          <w:rFonts w:cstheme="minorHAnsi"/>
+          <w:sz w:val="20"/>
+          <w:szCs w:val="20"/>
+        </w:rPr>
+        <w:t xml:space="preserve"> DECIMAL(5,2), </w:t>
+      </w:r>
+      <w:proofErr w:type="spellStart"/>
+      <w:r>
+        <w:rPr>
+          <w:rFonts w:cstheme="minorHAnsi"/>
+          <w:sz w:val="20"/>
+          <w:szCs w:val="20"/>
+        </w:rPr>
+        <w:t>applied_dateDATE</w:t>
+      </w:r>
+      <w:proofErr w:type="spellEnd"/>
+      <w:r>
+        <w:rPr>
+          <w:rFonts w:cstheme="minorHAnsi"/>
+          <w:sz w:val="20"/>
+          <w:szCs w:val="20"/>
+        </w:rPr>
+        <w:t>);</w:t>
+      </w:r>
+    </w:p>
+    <w:p>
+      <w:pPr>
+        <w:pBdr>
+          <w:bottom w:val="single" w:sz="6" w:space="1" w:color="auto"/>
+        </w:pBdr>
+        <w:spacing w:after="0" w:line="240" w:lineRule="auto"/>
+        <w:rPr>
+          <w:rFonts w:cstheme="minorHAnsi"/>
+          <w:sz w:val="20"/>
+          <w:szCs w:val="20"/>
+        </w:rPr>
+      </w:pPr>
+    </w:p>
+    <w:p>
+      <w:pPr>
+        <w:pBdr>
+          <w:bottom w:val="single" w:sz="6" w:space="1" w:color="auto"/>
+        </w:pBdr>
+        <w:spacing w:after="0" w:line="240" w:lineRule="auto"/>
+        <w:rPr>
+          <w:rFonts w:cstheme="minorHAnsi"/>
+          <w:sz w:val="20"/>
+          <w:szCs w:val="20"/>
+        </w:rPr>
+      </w:pPr>
+    </w:p>
+    <w:p>
+      <w:pPr>
+        <w:spacing w:after="0" w:line="240" w:lineRule="auto"/>
+        <w:ind w:left="66"/>
+        <w:rPr>
+          <w:rFonts w:cstheme="minorHAnsi"/>
+          <w:sz w:val="20"/>
+          <w:szCs w:val="20"/>
+        </w:rPr>
+      </w:pPr>
+    </w:p>
+    <w:p>
+      <w:pPr>
+        <w:pStyle w:val="ListParagraph"/>
+        <w:numPr>
+          <w:ilvl w:val="1"/>
+          <w:numId w:val="21"/>
+        </w:numPr>
+        <w:spacing w:after="0" w:line="240" w:lineRule="auto"/>
+        <w:ind w:left="426"/>
+        <w:rPr>
+          <w:rFonts w:cstheme="minorHAnsi"/>
+          <w:b/>
+          <w:bCs/>
+          <w:sz w:val="20"/>
+          <w:szCs w:val="20"/>
+        </w:rPr>
+      </w:pPr>
+    </w:p>
+    <w:p>
+      <w:pPr>
+        <w:spacing w:after="0" w:line="240" w:lineRule="auto"/>
+        <w:ind w:left="66"/>
+        <w:rPr>
+          <w:rFonts w:cstheme="minorHAnsi"/>
+          <w:sz w:val="20"/>
+          <w:szCs w:val="20"/>
+        </w:rPr>
+      </w:pPr>
+    </w:p>
+    <w:p>
+      <w:pPr>
+        <w:spacing w:after="0" w:line="240" w:lineRule="auto"/>
+        <w:ind w:left="66"/>
+        <w:rPr>
+          <w:rFonts w:cstheme="minorHAnsi"/>
+          <w:sz w:val="20"/>
+          <w:szCs w:val="20"/>
+        </w:rPr>
+      </w:pPr>
+    </w:p>
+    <w:p>
+      <w:pPr>
+        <w:spacing w:after="0" w:line="240" w:lineRule="auto"/>
+        <w:ind w:left="66"/>
+        <w:rPr>
+          <w:rFonts w:cstheme="minorHAnsi"/>
+          <w:sz w:val="20"/>
+          <w:szCs w:val="20"/>
+        </w:rPr>
+      </w:pPr>
+    </w:p>
+    <w:p>
+      <w:pPr>
+        <w:spacing w:after="0" w:line="240" w:lineRule="auto"/>
+        <w:ind w:left="66"/>
+        <w:rPr>
+          <w:rFonts w:cstheme="minorHAnsi"/>
+          <w:sz w:val="20"/>
+          <w:szCs w:val="20"/>
+        </w:rPr>
+      </w:pPr>
+    </w:p>
+    <w:p>
+      <w:pPr>
+        <w:spacing w:after="0" w:line="240" w:lineRule="auto"/>
+        <w:ind w:left="66"/>
+        <w:rPr>
+          <w:rFonts w:cstheme="minorHAnsi"/>
+          <w:b/>
+          <w:bCs/>
+          <w:sz w:val="20"/>
+          <w:szCs w:val="20"/>
+        </w:rPr>
+      </w:pPr>
+      <w:r>
+        <w:rPr>
+          <w:rFonts w:cstheme="minorHAnsi"/>
+          <w:b/>
+          <w:bCs/>
+          <w:sz w:val="20"/>
+          <w:szCs w:val="20"/>
+        </w:rPr>
+        <w:t>Table Structure</w:t>
+      </w:r>
+    </w:p>
+    <w:p>
+      <w:pPr>
+        <w:spacing w:after="0" w:line="240" w:lineRule="auto"/>
+        <w:ind w:left="66"/>
+        <w:rPr>
+          <w:rFonts w:cstheme="minorHAnsi"/>
+          <w:b/>
+          <w:bCs/>
+          <w:sz w:val="20"/>
+          <w:szCs w:val="20"/>
+        </w:rPr>
+      </w:pPr>
+    </w:p>
+    <w:p>
+      <w:pPr>
+        <w:pBdr>
+          <w:bottom w:val="single" w:sz="6" w:space="1" w:color="auto"/>
+        </w:pBdr>
+        <w:spacing w:after="0" w:line="240" w:lineRule="auto"/>
+        <w:rPr>
+          <w:rFonts w:cstheme="minorHAnsi"/>
+          <w:sz w:val="20"/>
+          <w:szCs w:val="20"/>
+        </w:rPr>
+      </w:pPr>
+    </w:p>
+    <w:p>
+      <w:pPr>
+        <w:spacing w:after="0" w:line="240" w:lineRule="auto"/>
+        <w:ind w:left="66"/>
+        <w:rPr>
+          <w:rFonts w:cstheme="minorHAnsi"/>
+          <w:sz w:val="20"/>
+          <w:szCs w:val="20"/>
+        </w:rPr>
+      </w:pPr>
+    </w:p>
+    <w:p>
+      <w:pPr>
+        <w:spacing w:after="0" w:line="240" w:lineRule="auto"/>
+        <w:ind w:left="66"/>
+        <w:rPr>
+          <w:rFonts w:cstheme="minorHAnsi"/>
+          <w:sz w:val="20"/>
+          <w:szCs w:val="20"/>
+        </w:rPr>
+      </w:pPr>
+    </w:p>
+    <w:p>
+      <w:pPr>
+        <w:spacing w:after="0" w:line="240" w:lineRule="auto"/>
+        <w:ind w:left="66"/>
+        <w:rPr>
+          <w:rFonts w:cstheme="minorHAnsi"/>
+          <w:sz w:val="20"/>
+          <w:szCs w:val="20"/>
+        </w:rPr>
+      </w:pPr>
+    </w:p>
+    <w:p>
+      <w:pPr>
+        <w:pStyle w:val="ListParagraph"/>
+        <w:numPr>
+          <w:ilvl w:val="1"/>
+          <w:numId w:val="21"/>
+        </w:numPr>
+        <w:spacing w:after="0" w:line="240" w:lineRule="auto"/>
+        <w:ind w:left="426"/>
+        <w:rPr>
+          <w:rFonts w:cstheme="minorHAnsi"/>
+          <w:b/>
+          <w:bCs/>
+          <w:sz w:val="20"/>
+          <w:szCs w:val="20"/>
+        </w:rPr>
+      </w:pPr>
+    </w:p>
+    <w:p>
+      <w:pPr>
+        <w:spacing w:after="0" w:line="240" w:lineRule="auto"/>
+        <w:ind w:left="66"/>
+        <w:rPr>
+          <w:rFonts w:cstheme="minorHAnsi"/>
+          <w:sz w:val="20"/>
+          <w:szCs w:val="20"/>
+        </w:rPr>
+      </w:pPr>
+    </w:p>
+    <w:p>
+      <w:pPr>
+        <w:spacing w:after="0" w:line="240" w:lineRule="auto"/>
+        <w:ind w:left="66"/>
+        <w:rPr>
+          <w:rFonts w:cstheme="minorHAnsi"/>
+          <w:sz w:val="20"/>
+          <w:szCs w:val="20"/>
+        </w:rPr>
+      </w:pPr>
+    </w:p>
+    <w:p>
+      <w:pPr>
+        <w:spacing w:after="0" w:line="240" w:lineRule="auto"/>
+        <w:ind w:left="66"/>
+        <w:rPr>
+          <w:rFonts w:cstheme="minorHAnsi"/>
+          <w:sz w:val="20"/>
+          <w:szCs w:val="20"/>
+        </w:rPr>
+      </w:pPr>
+    </w:p>
+    <w:p>
+      <w:pPr>
+        <w:spacing w:after="0" w:line="240" w:lineRule="auto"/>
+        <w:ind w:left="66"/>
+        <w:rPr>
+          <w:rFonts w:cstheme="minorHAnsi"/>
+          <w:b/>
+          <w:bCs/>
+          <w:sz w:val="20"/>
+          <w:szCs w:val="20"/>
+        </w:rPr>
+      </w:pPr>
+      <w:r>
+        <w:rPr>
+          <w:rFonts w:cstheme="minorHAnsi"/>
+          <w:b/>
+          <w:bCs/>
+          <w:sz w:val="20"/>
+          <w:szCs w:val="20"/>
+        </w:rPr>
+        <w:t>Table Structure</w:t>
+      </w:r>
+    </w:p>
+    <w:p>
+      <w:pPr>
+        <w:spacing w:after="0" w:line="240" w:lineRule="auto"/>
+        <w:ind w:left="66"/>
+        <w:rPr>
+          <w:rFonts w:cstheme="minorHAnsi"/>
+          <w:b/>
+          <w:bCs/>
+          <w:sz w:val="20"/>
+          <w:szCs w:val="20"/>
+        </w:rPr>
+      </w:pPr>
+    </w:p>
+    <w:p>
+      <w:pPr>
+        <w:spacing w:after="0" w:line="240" w:lineRule="auto"/>
+        <w:ind w:left="66"/>
+        <w:rPr>
+          <w:rFonts w:cstheme="minorHAnsi"/>
+          <w:b/>
+          <w:bCs/>
+          <w:sz w:val="20"/>
+          <w:szCs w:val="20"/>
+        </w:rPr>
+      </w:pPr>
+    </w:p>
+    <w:p>
+      <w:pPr>
+        <w:pBdr>
+          <w:bottom w:val="single" w:sz="6" w:space="1" w:color="auto"/>
+        </w:pBdr>
+        <w:spacing w:after="0" w:line="240" w:lineRule="auto"/>
+        <w:rPr>
+          <w:rFonts w:cstheme="minorHAnsi"/>
+          <w:sz w:val="20"/>
+          <w:szCs w:val="20"/>
+        </w:rPr>
+      </w:pPr>
+    </w:p>
+    <w:p>
+      <w:pPr>
+        <w:spacing w:after="0" w:line="240" w:lineRule="auto"/>
+        <w:ind w:left="66"/>
+        <w:rPr>
+          <w:rFonts w:cstheme="minorHAnsi"/>
+          <w:sz w:val="20"/>
+          <w:szCs w:val="20"/>
+        </w:rPr>
+      </w:pPr>
+    </w:p>
+    <w:p>
+      <w:pPr>
+        <w:spacing w:after="0" w:line="240" w:lineRule="auto"/>
+        <w:rPr>
+          <w:rFonts w:cstheme="minorHAnsi"/>
+          <w:sz w:val="20"/>
+          <w:szCs w:val="20"/>
+        </w:rPr>
+      </w:pPr>
+    </w:p>
+    <w:p>
+      <w:pPr>
+        <w:pStyle w:val="ListParagraph"/>
+        <w:numPr>
+          <w:ilvl w:val="1"/>
+          <w:numId w:val="21"/>
+        </w:numPr>
+        <w:spacing w:after="0" w:line="240" w:lineRule="auto"/>
+        <w:ind w:left="426"/>
+        <w:rPr>
+          <w:rFonts w:cstheme="minorHAnsi"/>
+          <w:b/>
+          <w:bCs/>
+          <w:sz w:val="20"/>
+          <w:szCs w:val="20"/>
+        </w:rPr>
+      </w:pPr>
+    </w:p>
+    <w:p>
+      <w:pPr>
+        <w:spacing w:after="0" w:line="240" w:lineRule="auto"/>
+        <w:rPr>
+          <w:rFonts w:cstheme="minorHAnsi"/>
+          <w:sz w:val="20"/>
+          <w:szCs w:val="20"/>
+        </w:rPr>
+      </w:pPr>
+    </w:p>
+    <w:p>
+      <w:pPr>
+        <w:spacing w:after="0" w:line="240" w:lineRule="auto"/>
+        <w:rPr>
+          <w:rFonts w:cstheme="minorHAnsi"/>
+          <w:sz w:val="20"/>
+          <w:szCs w:val="20"/>
+        </w:rPr>
+      </w:pPr>
+    </w:p>
+    <w:p>
+      <w:pPr>
+        <w:spacing w:after="0" w:line="240" w:lineRule="auto"/>
+        <w:rPr>
+          <w:rFonts w:cstheme="minorHAnsi"/>
+          <w:sz w:val="20"/>
+          <w:szCs w:val="20"/>
+        </w:rPr>
+      </w:pPr>
+    </w:p>
+    <w:p>
+      <w:pPr>
+        <w:spacing w:after="0" w:line="240" w:lineRule="auto"/>
+        <w:rPr>
+          <w:rFonts w:cstheme="minorHAnsi"/>
+          <w:b/>
+          <w:bCs/>
+          <w:sz w:val="20"/>
+          <w:szCs w:val="20"/>
+        </w:rPr>
+      </w:pPr>
+      <w:r>
+        <w:rPr>
+          <w:rFonts w:cstheme="minorHAnsi"/>
+          <w:b/>
+          <w:bCs/>
+          <w:sz w:val="20"/>
+          <w:szCs w:val="20"/>
+        </w:rPr>
+        <w:t>Table Structure</w:t>
+      </w:r>
+    </w:p>
+    <w:p>
+      <w:pPr>
+        <w:spacing w:after="0" w:line="240" w:lineRule="auto"/>
+        <w:rPr>
+          <w:rFonts w:cstheme="minorHAnsi"/>
+          <w:b/>
+          <w:bCs/>
+          <w:sz w:val="20"/>
+          <w:szCs w:val="20"/>
+        </w:rPr>
+      </w:pPr>
+    </w:p>
+    <w:p>
+      <w:pPr>
+        <w:spacing w:after="0" w:line="240" w:lineRule="auto"/>
+        <w:rPr>
+          <w:rFonts w:cstheme="minorHAnsi"/>
+          <w:b/>
+          <w:bCs/>
+          <w:sz w:val="20"/>
+          <w:szCs w:val="20"/>
+        </w:rPr>
+      </w:pPr>
+    </w:p>
+    <w:p>
+      <w:pPr>
+        <w:spacing w:after="0" w:line="240" w:lineRule="auto"/>
+        <w:rPr>
+          <w:rFonts w:cstheme="minorHAnsi"/>
+          <w:sz w:val="20"/>
+          <w:szCs w:val="20"/>
+        </w:rPr>
+      </w:pPr>
+    </w:p>
+    <w:p>
+      <w:pPr>
+        <w:pBdr>
+          <w:bottom w:val="single" w:sz="6" w:space="1" w:color="auto"/>
+        </w:pBdr>
+        <w:spacing w:after="0" w:line="240" w:lineRule="auto"/>
+        <w:rPr>
+          <w:rFonts w:cstheme="minorHAnsi"/>
+          <w:sz w:val="20"/>
+          <w:szCs w:val="20"/>
+        </w:rPr>
+      </w:pPr>
+    </w:p>
+    <w:p>
+      <w:pPr>
+        <w:spacing w:after="0" w:line="240" w:lineRule="auto"/>
+        <w:rPr>
+          <w:rFonts w:cstheme="minorHAnsi"/>
+          <w:sz w:val="20"/>
+          <w:szCs w:val="20"/>
+        </w:rPr>
+      </w:pPr>
+    </w:p>
+    <w:p>
+      <w:pPr>
+        <w:pStyle w:val="ListParagraph"/>
+        <w:numPr>
+          <w:ilvl w:val="1"/>
+          <w:numId w:val="21"/>
+        </w:numPr>
+        <w:spacing w:after="0" w:line="240" w:lineRule="auto"/>
+        <w:ind w:left="426"/>
+        <w:rPr>
+          <w:rFonts w:cstheme="minorHAnsi"/>
+          <w:b/>
+          <w:bCs/>
+          <w:sz w:val="20"/>
+          <w:szCs w:val="20"/>
+        </w:rPr>
+      </w:pPr>
+    </w:p>
+    <w:p>
+      <w:pPr>
+        <w:spacing w:after="0" w:line="240" w:lineRule="auto"/>
+        <w:rPr>
+          <w:rFonts w:cstheme="minorHAnsi"/>
+          <w:sz w:val="20"/>
+          <w:szCs w:val="20"/>
+        </w:rPr>
+      </w:pPr>
+    </w:p>
+    <w:p>
+      <w:pPr>
+        <w:spacing w:after="0" w:line="240" w:lineRule="auto"/>
+        <w:rPr>
+          <w:rFonts w:cstheme="minorHAnsi"/>
+          <w:sz w:val="20"/>
+          <w:szCs w:val="20"/>
+        </w:rPr>
+      </w:pPr>
+    </w:p>
+    <w:p>
+      <w:pPr>
+        <w:spacing w:after="0" w:line="240" w:lineRule="auto"/>
+        <w:rPr>
+          <w:rFonts w:cstheme="minorHAnsi"/>
+          <w:sz w:val="20"/>
+          <w:szCs w:val="20"/>
+        </w:rPr>
+      </w:pPr>
+    </w:p>
+    <w:p>
+      <w:pPr>
+        <w:spacing w:after="0" w:line="240" w:lineRule="auto"/>
+        <w:rPr>
+          <w:rFonts w:cstheme="minorHAnsi"/>
+          <w:sz w:val="20"/>
+          <w:szCs w:val="20"/>
+        </w:rPr>
+      </w:pPr>
+    </w:p>
+    <w:p>
+      <w:pPr>
+        <w:spacing w:after="0" w:line="240" w:lineRule="auto"/>
+        <w:rPr>
+          <w:rFonts w:cstheme="minorHAnsi"/>
+          <w:sz w:val="20"/>
+          <w:szCs w:val="20"/>
+        </w:rPr>
+      </w:pPr>
+    </w:p>
+    <w:p>
+      <w:pPr>
+        <w:spacing w:after="0" w:line="240" w:lineRule="auto"/>
+        <w:rPr>
+          <w:rFonts w:cstheme="minorHAnsi"/>
+          <w:b/>
+          <w:bCs/>
+          <w:sz w:val="20"/>
+          <w:szCs w:val="20"/>
+        </w:rPr>
+      </w:pPr>
+      <w:r>
+        <w:rPr>
+          <w:rFonts w:cstheme="minorHAnsi"/>
+          <w:b/>
+          <w:bCs/>
+          <w:sz w:val="20"/>
+          <w:szCs w:val="20"/>
+        </w:rPr>
+        <w:t>Table Structure</w:t>
+      </w:r>
+    </w:p>
+    <w:p>
+      <w:pPr>
+        <w:spacing w:after="0" w:line="240" w:lineRule="auto"/>
+        <w:rPr>
+          <w:rFonts w:cstheme="minorHAnsi"/>
+          <w:b/>
+          <w:bCs/>
+          <w:sz w:val="20"/>
+          <w:szCs w:val="20"/>
+        </w:rPr>
+      </w:pPr>
+    </w:p>
+    <w:p>
+      <w:pPr>
+        <w:spacing w:after="0" w:line="240" w:lineRule="auto"/>
+        <w:rPr>
+          <w:rFonts w:cstheme="minorHAnsi"/>
+          <w:b/>
+          <w:bCs/>
+          <w:sz w:val="20"/>
+          <w:szCs w:val="20"/>
+        </w:rPr>
+      </w:pPr>
+    </w:p>
+    <w:p>
+      <w:pPr>
+        <w:spacing w:after="0" w:line="240" w:lineRule="auto"/>
+        <w:rPr>
+          <w:rFonts w:cstheme="minorHAnsi"/>
+          <w:b/>
+          <w:bCs/>
+          <w:sz w:val="20"/>
+          <w:szCs w:val="20"/>
+        </w:rPr>
+      </w:pPr>
+    </w:p>
+    <w:p>
+      <w:pPr>
+        <w:pBdr>
+          <w:bottom w:val="single" w:sz="6" w:space="1" w:color="auto"/>
+        </w:pBdr>
+        <w:spacing w:after="0" w:line="240" w:lineRule="auto"/>
+        <w:rPr>
+          <w:rFonts w:cstheme="minorHAnsi"/>
+          <w:sz w:val="20"/>
+          <w:szCs w:val="20"/>
+        </w:rPr>
+      </w:pPr>
+    </w:p>
+    <w:p>
+      <w:pPr>
+        <w:spacing w:after="0" w:line="240" w:lineRule="auto"/>
+        <w:rPr>
+          <w:rFonts w:cstheme="minorHAnsi"/>
+          <w:sz w:val="20"/>
+          <w:szCs w:val="20"/>
+        </w:rPr>
+      </w:pPr>
+    </w:p>
+    <w:p>
+      <w:pPr>
+        <w:spacing w:after="0" w:line="240" w:lineRule="auto"/>
+        <w:rPr>
+          <w:rFonts w:cstheme="minorHAnsi"/>
+          <w:sz w:val="20"/>
+          <w:szCs w:val="20"/>
+        </w:rPr>
+      </w:pPr>
+    </w:p>
+    <w:p>
+      <w:pPr>
+        <w:pStyle w:val="ListParagraph"/>
+        <w:numPr>
+          <w:ilvl w:val="1"/>
+          <w:numId w:val="21"/>
+        </w:numPr>
+        <w:spacing w:after="0" w:line="240" w:lineRule="auto"/>
+        <w:ind w:left="426"/>
+        <w:rPr>
+          <w:rFonts w:cstheme="minorHAnsi"/>
+          <w:b/>
+          <w:bCs/>
+          <w:sz w:val="20"/>
+          <w:szCs w:val="20"/>
+        </w:rPr>
+      </w:pPr>
+    </w:p>
+    <w:p>
+      <w:pPr>
+        <w:spacing w:after="0" w:line="240" w:lineRule="auto"/>
+        <w:rPr>
+          <w:rFonts w:cstheme="minorHAnsi"/>
+          <w:sz w:val="20"/>
+          <w:szCs w:val="20"/>
+        </w:rPr>
+      </w:pPr>
+    </w:p>
+    <w:p>
+      <w:pPr>
+        <w:spacing w:after="0" w:line="240" w:lineRule="auto"/>
+        <w:rPr>
+          <w:rFonts w:cstheme="minorHAnsi"/>
+          <w:sz w:val="20"/>
+          <w:szCs w:val="20"/>
+        </w:rPr>
+      </w:pPr>
+    </w:p>
+    <w:p>
+      <w:pPr>
+        <w:spacing w:after="0" w:line="240" w:lineRule="auto"/>
+        <w:rPr>
+          <w:rFonts w:cstheme="minorHAnsi"/>
+          <w:sz w:val="20"/>
+          <w:szCs w:val="20"/>
+        </w:rPr>
+      </w:pPr>
+    </w:p>
+    <w:p>
+      <w:pPr>
+        <w:spacing w:after="0" w:line="240" w:lineRule="auto"/>
+        <w:rPr>
+          <w:rFonts w:cstheme="minorHAnsi"/>
+          <w:sz w:val="20"/>
+          <w:szCs w:val="20"/>
+        </w:rPr>
+      </w:pPr>
+    </w:p>
+    <w:p>
+      <w:pPr>
+        <w:spacing w:after="0" w:line="240" w:lineRule="auto"/>
+        <w:rPr>
+          <w:rFonts w:cstheme="minorHAnsi"/>
+          <w:sz w:val="20"/>
+          <w:szCs w:val="20"/>
+        </w:rPr>
+      </w:pPr>
+    </w:p>
+    <w:p>
+      <w:pPr>
+        <w:spacing w:after="0" w:line="240" w:lineRule="auto"/>
+        <w:rPr>
+          <w:rFonts w:cstheme="minorHAnsi"/>
+          <w:b/>
+          <w:bCs/>
+          <w:sz w:val="20"/>
+          <w:szCs w:val="20"/>
+        </w:rPr>
+      </w:pPr>
+      <w:r>
+        <w:rPr>
+          <w:rFonts w:cstheme="minorHAnsi"/>
+          <w:b/>
+          <w:bCs/>
+          <w:sz w:val="20"/>
+          <w:szCs w:val="20"/>
+        </w:rPr>
+        <w:t>Table Structure</w:t>
+      </w:r>
+    </w:p>
+    <w:p>
+      <w:pPr>
+        <w:spacing w:after="0" w:line="240" w:lineRule="auto"/>
+        <w:rPr>
+          <w:rFonts w:cstheme="minorHAnsi"/>
+          <w:b/>
+          <w:bCs/>
+          <w:sz w:val="20"/>
+          <w:szCs w:val="20"/>
+        </w:rPr>
+      </w:pPr>
+    </w:p>
+    <w:p>
+      <w:pPr>
+        <w:spacing w:after="0" w:line="240" w:lineRule="auto"/>
+        <w:rPr>
+          <w:rFonts w:cstheme="minorHAnsi"/>
+          <w:b/>
+          <w:bCs/>
+          <w:sz w:val="20"/>
+          <w:szCs w:val="20"/>
+        </w:rPr>
+      </w:pPr>
+    </w:p>
+    <w:p>
+      <w:pPr>
+        <w:spacing w:after="0" w:line="240" w:lineRule="auto"/>
+        <w:rPr>
+          <w:rFonts w:cstheme="minorHAnsi"/>
+          <w:b/>
+          <w:bCs/>
+          <w:sz w:val="20"/>
+          <w:szCs w:val="20"/>
+        </w:rPr>
+      </w:pPr>
+    </w:p>
+    <w:p>
+      <w:pPr>
+        <w:pBdr>
+          <w:bottom w:val="single" w:sz="6" w:space="1" w:color="auto"/>
+        </w:pBdr>
+        <w:spacing w:after="0" w:line="240" w:lineRule="auto"/>
+        <w:rPr>
+          <w:rFonts w:cstheme="minorHAnsi"/>
+          <w:sz w:val="20"/>
+          <w:szCs w:val="20"/>
+        </w:rPr>
+      </w:pPr>
+    </w:p>
+    <w:p>
+      <w:pPr>
+        <w:spacing w:after="0" w:line="240" w:lineRule="auto"/>
+        <w:rPr>
+          <w:rFonts w:cstheme="minorHAnsi"/>
+          <w:b/>
+          <w:bCs/>
+          <w:sz w:val="20"/>
+          <w:szCs w:val="20"/>
+        </w:rPr>
+      </w:pPr>
+    </w:p>
+    <w:p>
+      <w:pPr>
+        <w:spacing w:after="0" w:line="240" w:lineRule="auto"/>
+        <w:rPr>
+          <w:rFonts w:cstheme="minorHAnsi"/>
+          <w:sz w:val="20"/>
+          <w:szCs w:val="20"/>
+        </w:rPr>
+      </w:pPr>
+    </w:p>
+    <w:p>
+      <w:pPr>
+        <w:pStyle w:val="ListParagraph"/>
+        <w:numPr>
+          <w:ilvl w:val="1"/>
+          <w:numId w:val="21"/>
+        </w:numPr>
+        <w:spacing w:after="0" w:line="240" w:lineRule="auto"/>
+        <w:ind w:left="426"/>
+        <w:rPr>
+          <w:rFonts w:cstheme="minorHAnsi"/>
+          <w:b/>
+          <w:bCs/>
+          <w:sz w:val="20"/>
+          <w:szCs w:val="20"/>
+        </w:rPr>
+      </w:pPr>
+    </w:p>
+    <w:p>
+      <w:pPr>
+        <w:spacing w:after="0" w:line="240" w:lineRule="auto"/>
+        <w:rPr>
+          <w:rFonts w:cstheme="minorHAnsi"/>
+          <w:sz w:val="20"/>
+          <w:szCs w:val="20"/>
+        </w:rPr>
+      </w:pPr>
+    </w:p>
+    <w:p>
+      <w:pPr>
+        <w:spacing w:after="0" w:line="240" w:lineRule="auto"/>
+        <w:rPr>
+          <w:rFonts w:cstheme="minorHAnsi"/>
+          <w:sz w:val="20"/>
+          <w:szCs w:val="20"/>
+        </w:rPr>
+      </w:pPr>
+    </w:p>
+    <w:p>
+      <w:pPr>
+        <w:spacing w:after="0" w:line="240" w:lineRule="auto"/>
+        <w:rPr>
+          <w:rFonts w:cstheme="minorHAnsi"/>
+          <w:sz w:val="20"/>
+          <w:szCs w:val="20"/>
+        </w:rPr>
+      </w:pPr>
+    </w:p>
+    <w:p>
+      <w:pPr>
+        <w:spacing w:after="0" w:line="240" w:lineRule="auto"/>
+        <w:rPr>
+          <w:rFonts w:cstheme="minorHAnsi"/>
+          <w:sz w:val="20"/>
+          <w:szCs w:val="20"/>
+        </w:rPr>
+      </w:pPr>
+    </w:p>
+    <w:p>
+      <w:pPr>
+        <w:spacing w:after="0" w:line="240" w:lineRule="auto"/>
+        <w:rPr>
+          <w:rFonts w:cstheme="minorHAnsi"/>
+          <w:sz w:val="20"/>
+          <w:szCs w:val="20"/>
+        </w:rPr>
+      </w:pPr>
+    </w:p>
+    <w:p>
+      <w:pPr>
+        <w:spacing w:after="0" w:line="240" w:lineRule="auto"/>
+        <w:rPr>
+          <w:rFonts w:cstheme="minorHAnsi"/>
+          <w:b/>
+          <w:bCs/>
+          <w:sz w:val="20"/>
+          <w:szCs w:val="20"/>
+        </w:rPr>
+      </w:pPr>
+      <w:r>
+        <w:rPr>
+          <w:rFonts w:cstheme="minorHAnsi"/>
+          <w:b/>
+          <w:bCs/>
+          <w:sz w:val="20"/>
+          <w:szCs w:val="20"/>
+        </w:rPr>
+        <w:t>Table Structure</w:t>
+      </w:r>
+    </w:p>
+    <w:p>
+      <w:pPr>
+        <w:spacing w:after="0" w:line="240" w:lineRule="auto"/>
+        <w:rPr>
+          <w:rFonts w:cstheme="minorHAnsi"/>
+          <w:b/>
+          <w:bCs/>
+          <w:sz w:val="20"/>
+          <w:szCs w:val="20"/>
+        </w:rPr>
+      </w:pPr>
+    </w:p>
+    <w:p>
+      <w:pPr>
+        <w:spacing w:after="0" w:line="240" w:lineRule="auto"/>
+        <w:rPr>
+          <w:rFonts w:cstheme="minorHAnsi"/>
+          <w:b/>
+          <w:bCs/>
+          <w:sz w:val="20"/>
+          <w:szCs w:val="20"/>
+        </w:rPr>
+      </w:pPr>
+    </w:p>
+    <w:p>
+      <w:pPr>
+        <w:spacing w:after="0" w:line="240" w:lineRule="auto"/>
+        <w:rPr>
+          <w:rFonts w:cstheme="minorHAnsi"/>
+          <w:b/>
+          <w:bCs/>
+          <w:sz w:val="20"/>
+          <w:szCs w:val="20"/>
+        </w:rPr>
+      </w:pPr>
+    </w:p>
+    <w:p>
+      <w:pPr>
+        <w:pBdr>
+          <w:bottom w:val="single" w:sz="6" w:space="1" w:color="auto"/>
+        </w:pBdr>
+        <w:spacing w:after="0" w:line="240" w:lineRule="auto"/>
+        <w:rPr>
+          <w:rFonts w:cstheme="minorHAnsi"/>
+          <w:sz w:val="20"/>
+          <w:szCs w:val="20"/>
+        </w:rPr>
+      </w:pPr>
+    </w:p>
+    <w:p>
+      <w:pPr>
+        <w:spacing w:after="0" w:line="240" w:lineRule="auto"/>
+        <w:rPr>
+          <w:rFonts w:cstheme="minorHAnsi"/>
+          <w:sz w:val="20"/>
+          <w:szCs w:val="20"/>
+        </w:rPr>
+      </w:pPr>
+    </w:p>
+    <w:p>
+      <w:pPr>
+        <w:spacing w:after="0" w:line="240" w:lineRule="auto"/>
+        <w:rPr>
+          <w:rFonts w:cstheme="minorHAnsi"/>
+          <w:sz w:val="20"/>
+          <w:szCs w:val="20"/>
+        </w:rPr>
+      </w:pPr>
+    </w:p>
+    <w:p>
+      <w:pPr>
+        <w:pStyle w:val="ListParagraph"/>
+        <w:numPr>
+          <w:ilvl w:val="1"/>
+          <w:numId w:val="21"/>
+        </w:numPr>
+        <w:spacing w:after="0" w:line="240" w:lineRule="auto"/>
+        <w:ind w:left="426"/>
+        <w:rPr>
+          <w:rFonts w:cstheme="minorHAnsi"/>
+          <w:b/>
+          <w:bCs/>
+          <w:sz w:val="20"/>
+          <w:szCs w:val="20"/>
+        </w:rPr>
+      </w:pPr>
+    </w:p>
+    <w:p>
+      <w:pPr>
+        <w:spacing w:after="0" w:line="240" w:lineRule="auto"/>
+        <w:rPr>
+          <w:rFonts w:cstheme="minorHAnsi"/>
+          <w:sz w:val="20"/>
+          <w:szCs w:val="20"/>
+        </w:rPr>
+      </w:pPr>
+    </w:p>
+    <w:p>
+      <w:pPr>
+        <w:spacing w:after="0" w:line="240" w:lineRule="auto"/>
+        <w:rPr>
+          <w:rFonts w:cstheme="minorHAnsi"/>
+          <w:sz w:val="20"/>
+          <w:szCs w:val="20"/>
+        </w:rPr>
+      </w:pPr>
+    </w:p>
+    <w:p>
+      <w:pPr>
+        <w:spacing w:after="0" w:line="240" w:lineRule="auto"/>
+        <w:rPr>
+          <w:rFonts w:cstheme="minorHAnsi"/>
+          <w:sz w:val="20"/>
+          <w:szCs w:val="20"/>
+        </w:rPr>
+      </w:pPr>
+    </w:p>
+    <w:p>
+      <w:pPr>
+        <w:spacing w:after="0" w:line="240" w:lineRule="auto"/>
+        <w:rPr>
+          <w:rFonts w:cstheme="minorHAnsi"/>
+          <w:sz w:val="20"/>
+          <w:szCs w:val="20"/>
+        </w:rPr>
+      </w:pPr>
+    </w:p>
+    <w:p>
+      <w:pPr>
+        <w:spacing w:after="0" w:line="240" w:lineRule="auto"/>
+        <w:rPr>
+          <w:rFonts w:cstheme="minorHAnsi"/>
+          <w:sz w:val="20"/>
+          <w:szCs w:val="20"/>
+        </w:rPr>
+      </w:pPr>
+    </w:p>
+    <w:p>
+      <w:pPr>
+        <w:spacing w:after="0" w:line="240" w:lineRule="auto"/>
+        <w:rPr>
+          <w:rFonts w:cstheme="minorHAnsi"/>
+          <w:b/>
+          <w:bCs/>
+          <w:sz w:val="20"/>
+          <w:szCs w:val="20"/>
+        </w:rPr>
+      </w:pPr>
+      <w:r>
+        <w:rPr>
+          <w:rFonts w:cstheme="minorHAnsi"/>
+          <w:b/>
+          <w:bCs/>
+          <w:sz w:val="20"/>
+          <w:szCs w:val="20"/>
+        </w:rPr>
+        <w:t>Table Structure</w:t>
+      </w:r>
+    </w:p>
+    <w:p>
+      <w:pPr>
+        <w:spacing w:after="0" w:line="240" w:lineRule="auto"/>
+        <w:rPr>
+          <w:rFonts w:cstheme="minorHAnsi"/>
+          <w:b/>
+          <w:bCs/>
+          <w:sz w:val="20"/>
+          <w:szCs w:val="20"/>
+        </w:rPr>
+      </w:pPr>
+    </w:p>
+    <w:p>
+      <w:pPr>
+        <w:spacing w:after="0" w:line="240" w:lineRule="auto"/>
+        <w:rPr>
+          <w:rFonts w:cstheme="minorHAnsi"/>
+          <w:b/>
+          <w:bCs/>
+          <w:sz w:val="20"/>
+          <w:szCs w:val="20"/>
+        </w:rPr>
+      </w:pPr>
+    </w:p>
+    <w:p>
+      <w:pPr>
+        <w:spacing w:after="0" w:line="240" w:lineRule="auto"/>
+        <w:rPr>
+          <w:rFonts w:cstheme="minorHAnsi"/>
+          <w:b/>
+          <w:bCs/>
+          <w:sz w:val="20"/>
+          <w:szCs w:val="20"/>
+        </w:rPr>
+      </w:pPr>
+    </w:p>
+    <w:p>
+      <w:pPr>
+        <w:spacing w:after="0" w:line="240" w:lineRule="auto"/>
+        <w:rPr>
+          <w:rFonts w:cstheme="minorHAnsi"/>
+          <w:b/>
+          <w:bCs/>
+          <w:sz w:val="20"/>
+          <w:szCs w:val="20"/>
+        </w:rPr>
+      </w:pPr>
+    </w:p>
+    <w:p>
+      <w:pPr>
+        <w:pBdr>
+          <w:bottom w:val="single" w:sz="6" w:space="1" w:color="auto"/>
+        </w:pBdr>
+        <w:spacing w:after="0" w:line="240" w:lineRule="auto"/>
+        <w:rPr>
+          <w:rFonts w:cstheme="minorHAnsi"/>
+          <w:sz w:val="20"/>
+          <w:szCs w:val="20"/>
+        </w:rPr>
+      </w:pPr>
+    </w:p>
+    <w:p>
+      <w:pPr>
+        <w:spacing w:after="0" w:line="240" w:lineRule="auto"/>
+        <w:rPr>
+          <w:rFonts w:cstheme="minorHAnsi"/>
+          <w:b/>
+          <w:bCs/>
+          <w:sz w:val="20"/>
+          <w:szCs w:val="20"/>
+        </w:rPr>
+      </w:pPr>
+    </w:p>
+    <w:p>
+      <w:pPr>
+        <w:spacing w:after="0" w:line="240" w:lineRule="auto"/>
+        <w:rPr>
+          <w:rFonts w:cstheme="minorHAnsi"/>
+          <w:b/>
+          <w:bCs/>
+          <w:sz w:val="20"/>
+          <w:szCs w:val="20"/>
+        </w:rPr>
+      </w:pPr>
+    </w:p>
+    <w:p>
+      <w:pPr>
+        <w:spacing w:after="0" w:line="240" w:lineRule="auto"/>
+        <w:rPr>
+          <w:rFonts w:cstheme="minorHAnsi"/>
+          <w:sz w:val="20"/>
+          <w:szCs w:val="20"/>
+        </w:rPr>
+      </w:pPr>
+    </w:p>
+    <w:p>
+      <w:pPr>
+        <w:pStyle w:val="ListParagraph"/>
+        <w:numPr>
+          <w:ilvl w:val="1"/>
+          <w:numId w:val="21"/>
+        </w:numPr>
+        <w:spacing w:after="0" w:line="240" w:lineRule="auto"/>
+        <w:ind w:left="426"/>
+        <w:rPr>
+          <w:rFonts w:cstheme="minorHAnsi"/>
+          <w:b/>
+          <w:bCs/>
+          <w:sz w:val="20"/>
+          <w:szCs w:val="20"/>
+        </w:rPr>
+      </w:pPr>
+    </w:p>
+    <w:p>
+      <w:pPr>
+        <w:spacing w:after="0" w:line="240" w:lineRule="auto"/>
+        <w:rPr>
+          <w:rFonts w:cstheme="minorHAnsi"/>
+          <w:sz w:val="20"/>
+          <w:szCs w:val="20"/>
+        </w:rPr>
+      </w:pPr>
+    </w:p>
+    <w:p>
+      <w:pPr>
+        <w:spacing w:after="0" w:line="240" w:lineRule="auto"/>
+        <w:rPr>
+          <w:rFonts w:cstheme="minorHAnsi"/>
+          <w:sz w:val="20"/>
+          <w:szCs w:val="20"/>
+        </w:rPr>
+      </w:pPr>
+    </w:p>
+    <w:p>
+      <w:pPr>
+        <w:spacing w:after="0" w:line="240" w:lineRule="auto"/>
+        <w:rPr>
+          <w:rFonts w:cstheme="minorHAnsi"/>
+          <w:sz w:val="20"/>
+          <w:szCs w:val="20"/>
+        </w:rPr>
+      </w:pPr>
+    </w:p>
+    <w:p>
+      <w:pPr>
+        <w:spacing w:after="0" w:line="240" w:lineRule="auto"/>
+        <w:rPr>
+          <w:rFonts w:cstheme="minorHAnsi"/>
+          <w:b/>
+          <w:bCs/>
+          <w:sz w:val="20"/>
+          <w:szCs w:val="20"/>
+        </w:rPr>
+      </w:pPr>
+      <w:r>
+        <w:rPr>
+          <w:rFonts w:cstheme="minorHAnsi"/>
+          <w:b/>
+          <w:bCs/>
+          <w:sz w:val="20"/>
+          <w:szCs w:val="20"/>
+        </w:rPr>
+        <w:t>Table Structure</w:t>
+      </w:r>
+    </w:p>
+    <w:p>
+      <w:pPr>
+        <w:spacing w:after="0" w:line="240" w:lineRule="auto"/>
+        <w:rPr>
+          <w:rFonts w:cstheme="minorHAnsi"/>
+          <w:b/>
+          <w:bCs/>
+          <w:sz w:val="20"/>
+          <w:szCs w:val="20"/>
+        </w:rPr>
+      </w:pPr>
+    </w:p>
+    <w:p>
+      <w:pPr>
+        <w:spacing w:after="0" w:line="240" w:lineRule="auto"/>
+        <w:rPr>
+          <w:rFonts w:cstheme="minorHAnsi"/>
+          <w:b/>
+          <w:bCs/>
+          <w:sz w:val="20"/>
+          <w:szCs w:val="20"/>
+        </w:rPr>
+      </w:pPr>
+    </w:p>
+    <w:p>
+      <w:pPr>
+        <w:spacing w:after="0" w:line="240" w:lineRule="auto"/>
+        <w:rPr>
+          <w:rFonts w:cstheme="minorHAnsi"/>
+          <w:b/>
+          <w:bCs/>
+          <w:sz w:val="20"/>
+          <w:szCs w:val="20"/>
+        </w:rPr>
+      </w:pPr>
+    </w:p>
+    <w:p>
+      <w:pPr>
+        <w:spacing w:after="0" w:line="240" w:lineRule="auto"/>
+        <w:rPr>
+          <w:rFonts w:cstheme="minorHAnsi"/>
+          <w:b/>
+          <w:bCs/>
+          <w:sz w:val="20"/>
+          <w:szCs w:val="20"/>
+        </w:rPr>
+      </w:pPr>
+    </w:p>
+    <w:p>
+      <w:pPr>
+        <w:pBdr>
+          <w:bottom w:val="single" w:sz="6" w:space="1" w:color="auto"/>
+        </w:pBdr>
+        <w:spacing w:after="0" w:line="240" w:lineRule="auto"/>
+        <w:rPr>
+          <w:rFonts w:cstheme="minorHAnsi"/>
+          <w:sz w:val="20"/>
+          <w:szCs w:val="20"/>
+        </w:rPr>
+      </w:pPr>
+    </w:p>
+    <w:p>
+      <w:pPr>
+        <w:spacing w:after="0" w:line="240" w:lineRule="auto"/>
+        <w:rPr>
+          <w:rFonts w:cstheme="minorHAnsi"/>
+          <w:b/>
+          <w:bCs/>
+          <w:sz w:val="20"/>
+          <w:szCs w:val="20"/>
+        </w:rPr>
+      </w:pPr>
+    </w:p>
+    <w:p>
+      <w:pPr>
+        <w:spacing w:after="0" w:line="240" w:lineRule="auto"/>
+        <w:rPr>
+          <w:rFonts w:cstheme="minorHAnsi"/>
+          <w:sz w:val="20"/>
+          <w:szCs w:val="20"/>
+        </w:rPr>
+      </w:pPr>
+    </w:p>
+    <w:p>
+      <w:pPr>
+        <w:spacing w:after="0" w:line="240" w:lineRule="auto"/>
+        <w:rPr>
+          <w:rFonts w:cstheme="minorHAnsi"/>
+          <w:sz w:val="20"/>
+          <w:szCs w:val="20"/>
+        </w:rPr>
+      </w:pPr>
+    </w:p>
+    <w:p>
+      <w:pPr>
+        <w:pStyle w:val="ListParagraph"/>
+        <w:numPr>
+          <w:ilvl w:val="1"/>
+          <w:numId w:val="21"/>
+        </w:numPr>
+        <w:spacing w:after="0" w:line="240" w:lineRule="auto"/>
+        <w:ind w:left="426"/>
+        <w:rPr>
+          <w:rFonts w:cstheme="minorHAnsi"/>
+          <w:b/>
+          <w:bCs/>
+          <w:sz w:val="20"/>
+          <w:szCs w:val="20"/>
+        </w:rPr>
+      </w:pPr>
+    </w:p>
+    <w:p>
+      <w:pPr>
+        <w:spacing w:after="0" w:line="240" w:lineRule="auto"/>
+        <w:rPr>
+          <w:rFonts w:cstheme="minorHAnsi"/>
+          <w:sz w:val="20"/>
+          <w:szCs w:val="20"/>
+        </w:rPr>
+      </w:pPr>
+    </w:p>
+    <w:p>
+      <w:pPr>
+        <w:spacing w:after="0" w:line="240" w:lineRule="auto"/>
+        <w:rPr>
+          <w:rFonts w:cstheme="minorHAnsi"/>
+          <w:sz w:val="20"/>
+          <w:szCs w:val="20"/>
+        </w:rPr>
+      </w:pPr>
+    </w:p>
+    <w:p>
+      <w:pPr>
+        <w:spacing w:after="0" w:line="240" w:lineRule="auto"/>
+        <w:rPr>
+          <w:rFonts w:cstheme="minorHAnsi"/>
+          <w:sz w:val="20"/>
+          <w:szCs w:val="20"/>
+        </w:rPr>
+      </w:pPr>
+    </w:p>
+    <w:p>
+      <w:pPr>
+        <w:spacing w:after="0" w:line="240" w:lineRule="auto"/>
+        <w:rPr>
+          <w:rFonts w:cstheme="minorHAnsi"/>
+          <w:b/>
+          <w:bCs/>
+          <w:sz w:val="20"/>
+          <w:szCs w:val="20"/>
+        </w:rPr>
+      </w:pPr>
+      <w:r>
+        <w:rPr>
+          <w:rFonts w:cstheme="minorHAnsi"/>
+          <w:b/>
+          <w:bCs/>
+          <w:sz w:val="20"/>
+          <w:szCs w:val="20"/>
+        </w:rPr>
+        <w:t>Table Structure</w:t>
+      </w:r>
+    </w:p>
+    <w:p>
+      <w:pPr>
+        <w:spacing w:after="0" w:line="240" w:lineRule="auto"/>
+        <w:rPr>
+          <w:rFonts w:cstheme="minorHAnsi"/>
+          <w:b/>
+          <w:bCs/>
+          <w:sz w:val="20"/>
+          <w:szCs w:val="20"/>
+        </w:rPr>
+      </w:pPr>
+    </w:p>
+    <w:p>
+      <w:pPr>
+        <w:spacing w:after="0" w:line="240" w:lineRule="auto"/>
+        <w:rPr>
+          <w:rFonts w:cstheme="minorHAnsi"/>
+          <w:sz w:val="20"/>
+          <w:szCs w:val="20"/>
+        </w:rPr>
+      </w:pPr>
+    </w:p>
+    <w:p>
+      <w:pPr>
+        <w:spacing w:after="0" w:line="240" w:lineRule="auto"/>
+        <w:rPr>
+          <w:rFonts w:cstheme="minorHAnsi"/>
+          <w:sz w:val="20"/>
+          <w:szCs w:val="20"/>
+        </w:rPr>
+      </w:pPr>
+    </w:p>
+    <w:p>
+      <w:pPr>
+        <w:spacing w:after="0" w:line="240" w:lineRule="auto"/>
+        <w:rPr>
+          <w:rFonts w:cstheme="minorHAnsi"/>
+          <w:sz w:val="20"/>
+          <w:szCs w:val="20"/>
+        </w:rPr>
+      </w:pPr>
+    </w:p>
+    <w:p>
+      <w:pPr>
+        <w:spacing w:after="0" w:line="240" w:lineRule="auto"/>
+        <w:rPr>
+          <w:rFonts w:cstheme="minorHAnsi"/>
+          <w:sz w:val="20"/>
+          <w:szCs w:val="20"/>
+        </w:rPr>
+      </w:pPr>
+    </w:p>
+    <w:p>
+      <w:pPr>
+        <w:spacing w:after="0" w:line="240" w:lineRule="auto"/>
+        <w:rPr>
+          <w:rFonts w:cstheme="minorHAnsi"/>
+          <w:sz w:val="20"/>
+          <w:szCs w:val="20"/>
+        </w:rPr>
+      </w:pPr>
+    </w:p>
+    <w:p>
+      <w:pPr>
+        <w:pBdr>
+          <w:bottom w:val="single" w:sz="6" w:space="1" w:color="auto"/>
+        </w:pBdr>
+        <w:spacing w:after="0" w:line="240" w:lineRule="auto"/>
+        <w:rPr>
+          <w:rFonts w:cstheme="minorHAnsi"/>
+          <w:sz w:val="20"/>
+          <w:szCs w:val="20"/>
+        </w:rPr>
+      </w:pPr>
+    </w:p>
+    <w:p>
+      <w:pPr>
+        <w:spacing w:after="0" w:line="240" w:lineRule="auto"/>
+        <w:rPr>
+          <w:rFonts w:cstheme="minorHAnsi"/>
+          <w:sz w:val="20"/>
+          <w:szCs w:val="20"/>
+        </w:rPr>
+      </w:pPr>
+    </w:p>
+    <w:p>
+      <w:pPr>
+        <w:spacing w:after="0" w:line="240" w:lineRule="auto"/>
+        <w:rPr>
+          <w:rFonts w:cstheme="minorHAnsi"/>
+          <w:sz w:val="20"/>
+          <w:szCs w:val="20"/>
+        </w:rPr>
+      </w:pPr>
+    </w:p>
+    <w:p>
+      <w:pPr>
+        <w:pStyle w:val="ListParagraph"/>
+        <w:numPr>
+          <w:ilvl w:val="1"/>
+          <w:numId w:val="21"/>
+        </w:numPr>
+        <w:spacing w:after="0" w:line="240" w:lineRule="auto"/>
+        <w:ind w:left="426"/>
+        <w:rPr>
+          <w:rFonts w:cstheme="minorHAnsi"/>
+          <w:b/>
+          <w:bCs/>
+          <w:sz w:val="20"/>
+          <w:szCs w:val="20"/>
+        </w:rPr>
+      </w:pPr>
+    </w:p>
+    <w:p>
+      <w:pPr>
+        <w:spacing w:after="0" w:line="240" w:lineRule="auto"/>
+        <w:rPr>
+          <w:rFonts w:cstheme="minorHAnsi"/>
+          <w:sz w:val="20"/>
+          <w:szCs w:val="20"/>
+        </w:rPr>
+      </w:pPr>
+    </w:p>
+    <w:p>
+      <w:pPr>
+        <w:spacing w:after="0" w:line="240" w:lineRule="auto"/>
+        <w:rPr>
+          <w:rFonts w:cstheme="minorHAnsi"/>
+          <w:sz w:val="20"/>
+          <w:szCs w:val="20"/>
+        </w:rPr>
+      </w:pPr>
+    </w:p>
+    <w:p>
+      <w:pPr>
+        <w:spacing w:after="0" w:line="240" w:lineRule="auto"/>
+        <w:rPr>
+          <w:rFonts w:cstheme="minorHAnsi"/>
+          <w:sz w:val="20"/>
+          <w:szCs w:val="20"/>
+        </w:rPr>
+      </w:pPr>
+    </w:p>
+    <w:p>
+      <w:pPr>
+        <w:spacing w:after="0" w:line="240" w:lineRule="auto"/>
+        <w:rPr>
+          <w:rFonts w:cstheme="minorHAnsi"/>
+          <w:sz w:val="20"/>
+          <w:szCs w:val="20"/>
+        </w:rPr>
+      </w:pPr>
+    </w:p>
+    <w:p>
+      <w:pPr>
+        <w:spacing w:after="0" w:line="240" w:lineRule="auto"/>
+        <w:rPr>
+          <w:rFonts w:cstheme="minorHAnsi"/>
+          <w:b/>
+          <w:bCs/>
+          <w:sz w:val="20"/>
+          <w:szCs w:val="20"/>
+        </w:rPr>
+      </w:pPr>
+      <w:r>
+        <w:rPr>
+          <w:rFonts w:cstheme="minorHAnsi"/>
+          <w:b/>
+          <w:bCs/>
+          <w:sz w:val="20"/>
+          <w:szCs w:val="20"/>
+        </w:rPr>
+        <w:t>Table Structure</w:t>
+      </w:r>
+    </w:p>
+    <w:p>
+      <w:pPr>
+        <w:spacing w:after="0" w:line="240" w:lineRule="auto"/>
+        <w:rPr>
+          <w:rFonts w:cstheme="minorHAnsi"/>
+          <w:b/>
+          <w:bCs/>
+          <w:sz w:val="20"/>
+          <w:szCs w:val="20"/>
+        </w:rPr>
+      </w:pPr>
+    </w:p>
+    <w:p>
+      <w:pPr>
+        <w:spacing w:after="0" w:line="240" w:lineRule="auto"/>
+        <w:rPr>
+          <w:rFonts w:cstheme="minorHAnsi"/>
+          <w:b/>
+          <w:bCs/>
+          <w:sz w:val="20"/>
+          <w:szCs w:val="20"/>
+        </w:rPr>
+      </w:pPr>
+    </w:p>
+    <w:p>
+      <w:pPr>
+        <w:spacing w:after="0" w:line="240" w:lineRule="auto"/>
+        <w:rPr>
+          <w:rFonts w:cstheme="minorHAnsi"/>
+          <w:b/>
+          <w:bCs/>
+          <w:sz w:val="20"/>
+          <w:szCs w:val="20"/>
+        </w:rPr>
+      </w:pPr>
+    </w:p>
+    <w:p>
+      <w:pPr>
+        <w:spacing w:after="0" w:line="240" w:lineRule="auto"/>
+        <w:rPr>
+          <w:rFonts w:cstheme="minorHAnsi"/>
+          <w:b/>
+          <w:bCs/>
+          <w:sz w:val="20"/>
+          <w:szCs w:val="20"/>
+        </w:rPr>
+      </w:pPr>
+    </w:p>
+    <w:p>
+      <w:pPr>
+        <w:spacing w:after="0" w:line="240" w:lineRule="auto"/>
+        <w:rPr>
+          <w:rFonts w:cstheme="minorHAnsi"/>
+          <w:b/>
+          <w:bCs/>
+          <w:sz w:val="20"/>
+          <w:szCs w:val="20"/>
+        </w:rPr>
+      </w:pPr>
+    </w:p>
+    <w:p>
+      <w:pPr>
+        <w:spacing w:after="0" w:line="240" w:lineRule="auto"/>
+        <w:rPr>
+          <w:rFonts w:cstheme="minorHAnsi"/>
+          <w:b/>
+          <w:bCs/>
+          <w:sz w:val="20"/>
+          <w:szCs w:val="20"/>
+        </w:rPr>
+      </w:pPr>
+    </w:p>
+    <w:p>
+      <w:pPr>
+        <w:spacing w:after="0" w:line="240" w:lineRule="auto"/>
+        <w:rPr>
+          <w:rFonts w:cstheme="minorHAnsi"/>
+          <w:b/>
+          <w:bCs/>
+          <w:sz w:val="20"/>
+          <w:szCs w:val="20"/>
+        </w:rPr>
+      </w:pPr>
+    </w:p>
+    <w:p>
+      <w:pPr>
+        <w:pBdr>
+          <w:bottom w:val="single" w:sz="6" w:space="1" w:color="auto"/>
+        </w:pBdr>
+        <w:spacing w:after="0" w:line="240" w:lineRule="auto"/>
+        <w:rPr>
+          <w:rFonts w:cstheme="minorHAnsi"/>
+          <w:sz w:val="20"/>
+          <w:szCs w:val="20"/>
+        </w:rPr>
+      </w:pPr>
+    </w:p>
+    <w:p>
+      <w:pPr>
+        <w:spacing w:after="0" w:line="240" w:lineRule="auto"/>
+        <w:rPr>
+          <w:rFonts w:cstheme="minorHAnsi"/>
+          <w:b/>
+          <w:bCs/>
+          <w:sz w:val="20"/>
+          <w:szCs w:val="20"/>
+        </w:rPr>
+      </w:pPr>
+    </w:p>
+    <w:p>
+      <w:pPr>
+        <w:spacing w:after="0" w:line="240" w:lineRule="auto"/>
+        <w:rPr>
+          <w:rFonts w:cstheme="minorHAnsi"/>
+          <w:sz w:val="20"/>
+          <w:szCs w:val="20"/>
+        </w:rPr>
+      </w:pPr>
+    </w:p>
+    <w:p>
+      <w:pPr>
+        <w:spacing w:after="0" w:line="240" w:lineRule="auto"/>
+        <w:rPr>
+          <w:rFonts w:cstheme="minorHAnsi"/>
+          <w:sz w:val="20"/>
+          <w:szCs w:val="20"/>
+        </w:rPr>
+      </w:pPr>
+    </w:p>
+    <w:p>
+      <w:pPr>
+        <w:pStyle w:val="ListParagraph"/>
+        <w:numPr>
+          <w:ilvl w:val="1"/>
+          <w:numId w:val="21"/>
+        </w:numPr>
+        <w:spacing w:after="0" w:line="240" w:lineRule="auto"/>
+        <w:ind w:left="426"/>
+        <w:rPr>
+          <w:rFonts w:cstheme="minorHAnsi"/>
+          <w:b/>
+          <w:bCs/>
+          <w:sz w:val="20"/>
+          <w:szCs w:val="20"/>
+        </w:rPr>
+      </w:pPr>
+    </w:p>
+    <w:p>
+      <w:pPr>
+        <w:spacing w:after="0" w:line="240" w:lineRule="auto"/>
+        <w:rPr>
+          <w:rFonts w:cstheme="minorHAnsi"/>
+          <w:sz w:val="20"/>
+          <w:szCs w:val="20"/>
+        </w:rPr>
+      </w:pPr>
+    </w:p>
+    <w:p>
+      <w:pPr>
+        <w:spacing w:after="0" w:line="240" w:lineRule="auto"/>
+        <w:ind w:left="66"/>
+        <w:rPr>
+          <w:rFonts w:cstheme="minorHAnsi"/>
+          <w:sz w:val="20"/>
+          <w:szCs w:val="20"/>
+        </w:rPr>
+      </w:pPr>
+    </w:p>
+    <w:p>
+      <w:pPr>
+        <w:spacing w:after="0" w:line="240" w:lineRule="auto"/>
+        <w:ind w:left="66"/>
+        <w:rPr>
+          <w:rFonts w:cstheme="minorHAnsi"/>
+          <w:sz w:val="20"/>
+          <w:szCs w:val="20"/>
+        </w:rPr>
+      </w:pPr>
+    </w:p>
+    <w:p>
+      <w:pPr>
+        <w:spacing w:after="0" w:line="240" w:lineRule="auto"/>
+        <w:ind w:left="66"/>
+        <w:rPr>
+          <w:rFonts w:cstheme="minorHAnsi"/>
+          <w:sz w:val="20"/>
+          <w:szCs w:val="20"/>
+        </w:rPr>
+      </w:pPr>
+    </w:p>
+    <w:p>
+      <w:pPr>
+        <w:spacing w:after="0" w:line="240" w:lineRule="auto"/>
+        <w:ind w:left="66"/>
+        <w:rPr>
+          <w:rFonts w:cstheme="minorHAnsi"/>
+          <w:sz w:val="20"/>
+          <w:szCs w:val="20"/>
+        </w:rPr>
+      </w:pPr>
+    </w:p>
+    <w:p>
+      <w:pPr>
+        <w:spacing w:after="0" w:line="240" w:lineRule="auto"/>
+        <w:ind w:left="66"/>
+        <w:rPr>
+          <w:rFonts w:cstheme="minorHAnsi"/>
+          <w:sz w:val="20"/>
+          <w:szCs w:val="20"/>
+        </w:rPr>
+      </w:pPr>
+    </w:p>
+    <w:p>
+      <w:pPr>
+        <w:spacing w:after="0" w:line="240" w:lineRule="auto"/>
+        <w:ind w:left="66"/>
+        <w:rPr>
+          <w:rFonts w:cstheme="minorHAnsi"/>
+          <w:sz w:val="20"/>
+          <w:szCs w:val="20"/>
+        </w:rPr>
+      </w:pPr>
+      <w:r>
+        <w:rPr>
+          <w:rFonts w:cstheme="minorHAnsi"/>
+          <w:b/>
+          <w:bCs/>
+          <w:sz w:val="20"/>
+          <w:szCs w:val="20"/>
+        </w:rPr>
+        <w:t>Table Structure</w:t>
+      </w:r>
+    </w:p>
+    <w:p>
+      <w:pPr>
+        <w:spacing w:after="0" w:line="240" w:lineRule="auto"/>
+        <w:ind w:left="66"/>
+        <w:rPr>
+          <w:rFonts w:cstheme="minorHAnsi"/>
+          <w:sz w:val="20"/>
+          <w:szCs w:val="20"/>
+        </w:rPr>
+      </w:pPr>
+    </w:p>
+    <w:p>
+      <w:pPr>
+        <w:spacing w:after="0" w:line="240" w:lineRule="auto"/>
+        <w:ind w:left="66"/>
+        <w:rPr>
+          <w:rFonts w:cstheme="minorHAnsi"/>
+          <w:sz w:val="20"/>
+          <w:szCs w:val="20"/>
+        </w:rPr>
+      </w:pPr>
+    </w:p>
+    <w:p>
+      <w:pPr>
+        <w:spacing w:after="0" w:line="240" w:lineRule="auto"/>
+        <w:ind w:left="66"/>
+        <w:rPr>
+          <w:rFonts w:cstheme="minorHAnsi"/>
+          <w:sz w:val="20"/>
+          <w:szCs w:val="20"/>
+        </w:rPr>
+      </w:pPr>
+    </w:p>
+    <w:p>
+      <w:pPr>
+        <w:pBdr>
+          <w:bottom w:val="single" w:sz="6" w:space="1" w:color="auto"/>
+        </w:pBdr>
+        <w:spacing w:after="0" w:line="240" w:lineRule="auto"/>
+        <w:rPr>
+          <w:rFonts w:cstheme="minorHAnsi"/>
+          <w:sz w:val="20"/>
+          <w:szCs w:val="20"/>
+        </w:rPr>
+      </w:pPr>
+    </w:p>
+    <w:p>
+      <w:pPr>
+        <w:spacing w:after="0" w:line="240" w:lineRule="auto"/>
+        <w:ind w:left="66"/>
+        <w:rPr>
+          <w:rFonts w:cstheme="minorHAnsi"/>
+          <w:sz w:val="20"/>
+          <w:szCs w:val="20"/>
+        </w:rPr>
+      </w:pPr>
+    </w:p>
+    <w:p>
+      <w:pPr>
+        <w:spacing w:after="0" w:line="240" w:lineRule="auto"/>
+        <w:ind w:left="66"/>
+        <w:rPr>
+          <w:rFonts w:cstheme="minorHAnsi"/>
+          <w:sz w:val="20"/>
+          <w:szCs w:val="20"/>
+        </w:rPr>
+      </w:pPr>
+    </w:p>
+    <w:p>
+      <w:pPr>
+        <w:spacing w:after="0" w:line="240" w:lineRule="auto"/>
+        <w:ind w:left="66"/>
+        <w:rPr>
+          <w:rFonts w:cstheme="minorHAnsi"/>
+          <w:sz w:val="20"/>
+          <w:szCs w:val="20"/>
+        </w:rPr>
+      </w:pPr>
+    </w:p>
+    <w:p>
+      <w:pPr>
+        <w:spacing w:after="0" w:line="240" w:lineRule="auto"/>
+        <w:ind w:left="66"/>
+        <w:rPr>
+          <w:rFonts w:cstheme="minorHAnsi"/>
+          <w:sz w:val="20"/>
+          <w:szCs w:val="20"/>
+        </w:rPr>
+      </w:pPr>
+    </w:p>
+    <w:p>
+      <w:pPr>
+        <w:spacing w:after="0" w:line="240" w:lineRule="auto"/>
+        <w:ind w:left="66"/>
+        <w:rPr>
+          <w:rFonts w:cstheme="minorHAnsi"/>
+          <w:sz w:val="20"/>
+          <w:szCs w:val="20"/>
+        </w:rPr>
+      </w:pPr>
+    </w:p>
+    <w:p>
+      <w:pPr>
+        <w:spacing w:after="0" w:line="240" w:lineRule="auto"/>
+        <w:ind w:left="66"/>
+        <w:rPr>
+          <w:rFonts w:cstheme="minorHAnsi"/>
+          <w:sz w:val="20"/>
+          <w:szCs w:val="20"/>
+        </w:rPr>
+      </w:pPr>
+    </w:p>
+    <w:p>
+      <w:pPr>
+        <w:spacing w:after="0" w:line="240" w:lineRule="auto"/>
+        <w:ind w:left="66"/>
+        <w:rPr>
+          <w:rFonts w:cstheme="minorHAnsi"/>
+          <w:sz w:val="20"/>
+          <w:szCs w:val="20"/>
+        </w:rPr>
+      </w:pPr>
+    </w:p>
+    <w:p>
+      <w:pPr>
+        <w:spacing w:after="0" w:line="240" w:lineRule="auto"/>
+        <w:ind w:left="66"/>
+        <w:rPr>
+          <w:rFonts w:cstheme="minorHAnsi"/>
+          <w:sz w:val="20"/>
+          <w:szCs w:val="20"/>
+        </w:rPr>
+      </w:pPr>
+    </w:p>
+    <w:p>
+      <w:pPr>
+        <w:spacing w:after="0" w:line="240" w:lineRule="auto"/>
+        <w:ind w:left="66"/>
+        <w:rPr>
+          <w:rFonts w:cstheme="minorHAnsi"/>
+          <w:sz w:val="20"/>
+          <w:szCs w:val="20"/>
+        </w:rPr>
+      </w:pPr>
+    </w:p>
+    <w:p>
+      <w:pPr>
+        <w:spacing w:after="0" w:line="240" w:lineRule="auto"/>
+        <w:rPr>
+          <w:rFonts w:cstheme="minorHAnsi"/>
+          <w:sz w:val="20"/>
+          <w:szCs w:val="20"/>
+        </w:rPr>
+      </w:pPr>
+    </w:p>
+    <w:p>
+      <w:pPr>
+        <w:spacing w:after="0" w:line="240" w:lineRule="auto"/>
+        <w:rPr>
+          <w:rFonts w:cstheme="minorHAnsi"/>
+          <w:sz w:val="20"/>
+          <w:szCs w:val="20"/>
+        </w:rPr>
+      </w:pPr>
+    </w:p>
+    <w:p>
+      <w:pPr>
+        <w:pStyle w:val="ListParagraph"/>
+        <w:numPr>
+          <w:ilvl w:val="1"/>
+          <w:numId w:val="21"/>
+        </w:numPr>
+        <w:spacing w:after="0" w:line="240" w:lineRule="auto"/>
+        <w:ind w:left="426"/>
+        <w:rPr>
+          <w:rFonts w:cstheme="minorHAnsi"/>
+          <w:sz w:val="20"/>
+          <w:szCs w:val="20"/>
+        </w:rPr>
+      </w:pPr>
+    </w:p>
+    <w:p>
+      <w:pPr>
+        <w:spacing w:after="0" w:line="240" w:lineRule="auto"/>
+        <w:ind w:left="66"/>
+        <w:rPr>
+          <w:rFonts w:cstheme="minorHAnsi"/>
+          <w:sz w:val="20"/>
+          <w:szCs w:val="20"/>
+        </w:rPr>
+      </w:pPr>
+    </w:p>
+    <w:p>
+      <w:pPr>
+        <w:spacing w:after="0" w:line="240" w:lineRule="auto"/>
+        <w:ind w:left="66"/>
+        <w:rPr>
+          <w:rFonts w:cstheme="minorHAnsi"/>
+          <w:sz w:val="20"/>
+          <w:szCs w:val="20"/>
+        </w:rPr>
+      </w:pPr>
+    </w:p>
+    <w:p>
+      <w:pPr>
+        <w:spacing w:after="0" w:line="240" w:lineRule="auto"/>
+        <w:ind w:left="66"/>
+        <w:rPr>
+          <w:rFonts w:cstheme="minorHAnsi"/>
+          <w:sz w:val="20"/>
+          <w:szCs w:val="20"/>
+        </w:rPr>
+      </w:pPr>
+    </w:p>
+    <w:p>
+      <w:pPr>
+        <w:spacing w:after="0" w:line="240" w:lineRule="auto"/>
+        <w:ind w:left="66"/>
+        <w:rPr>
+          <w:rFonts w:cstheme="minorHAnsi"/>
+          <w:sz w:val="20"/>
+          <w:szCs w:val="20"/>
+        </w:rPr>
+      </w:pPr>
+    </w:p>
+    <w:p>
+      <w:pPr>
+        <w:spacing w:after="0" w:line="240" w:lineRule="auto"/>
+        <w:ind w:left="66"/>
+        <w:rPr>
+          <w:rFonts w:cstheme="minorHAnsi"/>
+          <w:sz w:val="20"/>
+          <w:szCs w:val="20"/>
+        </w:rPr>
+      </w:pPr>
+      <w:r>
+        <w:rPr>
+          <w:rFonts w:cstheme="minorHAnsi"/>
+          <w:b/>
+          <w:bCs/>
+          <w:sz w:val="20"/>
+          <w:szCs w:val="20"/>
+        </w:rPr>
+        <w:t>Table Structure</w:t>
+      </w:r>
     </w:p>
     <w:p>
       <w:pPr>
@@ -14521,6 +16792,95 @@
 <file path=word/numbering.xml><?xml version="1.0" encoding="utf-8"?>
 <w:numbering xmlns:wpc="http://schemas.microsoft.com/office/word/2010/wordprocessingCanvas" xmlns:cx="http://schemas.microsoft.com/office/drawing/2014/chartex" xmlns:cx1="http://schemas.microsoft.com/office/drawing/2015/9/8/chartex" xmlns:cx2="http://schemas.microsoft.com/office/drawing/2015/10/21/chartex" xmlns:cx3="http://schemas.microsoft.com/office/drawing/2016/5/9/chartex" xmlns:cx4="http://schemas.microsoft.com/office/drawing/2016/5/10/chartex" xmlns:cx5="http://schemas.microsoft.com/office/drawing/2016/5/11/chartex" xmlns:cx6="http://schemas.microsoft.com/office/drawing/2016/5/12/chartex" xmlns:cx7="http://schemas.microsoft.com/office/drawing/2016/5/13/chartex" xmlns:cx8="http://schemas.microsoft.com/office/drawing/2016/5/14/chartex" xmlns:mc="http://schemas.openxmlformats.org/markup-compatibility/2006" xmlns:aink="http://schemas.microsoft.com/office/drawing/2016/ink" xmlns:am3d="http://schemas.microsoft.com/office/drawing/2017/model3d" xmlns:o="urn:schemas-microsoft-com:office:office" xmlns:oel="http://schemas.microsoft.com/office/2019/extlst" xmlns:r="http://schemas.openxmlformats.org/officeDocument/2006/relationships" xmlns:m="http://schemas.openxmlformats.org/officeDocument/2006/math" xmlns:v="urn:schemas-microsoft-com:vml" xmlns:wp14="http://schemas.microsoft.com/office/word/2010/wordprocessingDrawing" xmlns:wp="http://schemas.openxmlformats.org/drawingml/2006/wordprocessingDrawing" xmlns:w10="urn:schemas-microsoft-com:office:word" xmlns:w="http://schemas.openxmlformats.org/wordprocessingml/2006/main" xmlns:w14="http://schemas.microsoft.com/office/word/2010/wordml" xmlns:w15="http://schemas.microsoft.com/office/word/2012/wordml" xmlns:w16cex="http://schemas.microsoft.com/office/word/2018/wordml/cex" xmlns:w16cid="http://schemas.microsoft.com/office/word/2016/wordml/cid" xmlns:w16="http://schemas.microsoft.com/office/word/2018/wordml" xmlns:w16du="http://schemas.microsoft.com/office/word/2023/wordml/word16du" xmlns:w16sdtdh="http://schemas.microsoft.com/office/word/2020/wordml/sdtdatahash" xmlns:w16sdtfl="http://schemas.microsoft.com/office/word/2024/wordml/sdtformatlock" xmlns:w16se="http://schemas.microsoft.com/office/word/2015/wordml/symex" xmlns:wpg="http://schemas.microsoft.com/office/word/2010/wordprocessingGroup" xmlns:wpi="http://schemas.microsoft.com/office/word/2010/wordprocessingInk" xmlns:wne="http://schemas.microsoft.com/office/word/2006/wordml" xmlns:wps="http://schemas.microsoft.com/office/word/2010/wordprocessingShape" mc:Ignorable="w14 w15 w16se w16cid w16 w16cex w16sdtdh w16sdtfl w16du wp14">
   <w:abstractNum w:abstractNumId="0" w15:restartNumberingAfterBreak="0">
+    <w:nsid w:val="00C11AA5"/>
+    <w:multiLevelType w:val="hybridMultilevel"/>
+    <w:tmpl w:val="C77C520A"/>
+    <w:lvl w:ilvl="0" w:tplc="32E02A86">
+      <w:start w:val="1"/>
+      <w:numFmt w:val="decimal"/>
+      <w:lvlText w:val="%1."/>
+      <w:lvlJc w:val="left"/>
+      <w:pPr>
+        <w:ind w:left="786" w:hanging="360"/>
+      </w:pPr>
+      <w:rPr>
+        <w:rFonts w:hint="default"/>
+      </w:rPr>
+    </w:lvl>
+    <w:lvl w:ilvl="1" w:tplc="40090019" w:tentative="1">
+      <w:start w:val="1"/>
+      <w:numFmt w:val="lowerLetter"/>
+      <w:lvlText w:val="%2."/>
+      <w:lvlJc w:val="left"/>
+      <w:pPr>
+        <w:ind w:left="1440" w:hanging="360"/>
+      </w:pPr>
+    </w:lvl>
+    <w:lvl w:ilvl="2" w:tplc="4009001B" w:tentative="1">
+      <w:start w:val="1"/>
+      <w:numFmt w:val="lowerRoman"/>
+      <w:lvlText w:val="%3."/>
+      <w:lvlJc w:val="right"/>
+      <w:pPr>
+        <w:ind w:left="2160" w:hanging="180"/>
+      </w:pPr>
+    </w:lvl>
+    <w:lvl w:ilvl="3" w:tplc="4009000F" w:tentative="1">
+      <w:start w:val="1"/>
+      <w:numFmt w:val="decimal"/>
+      <w:lvlText w:val="%4."/>
+      <w:lvlJc w:val="left"/>
+      <w:pPr>
+        <w:ind w:left="2880" w:hanging="360"/>
+      </w:pPr>
+    </w:lvl>
+    <w:lvl w:ilvl="4" w:tplc="40090019" w:tentative="1">
+      <w:start w:val="1"/>
+      <w:numFmt w:val="lowerLetter"/>
+      <w:lvlText w:val="%5."/>
+      <w:lvlJc w:val="left"/>
+      <w:pPr>
+        <w:ind w:left="3600" w:hanging="360"/>
+      </w:pPr>
+    </w:lvl>
+    <w:lvl w:ilvl="5" w:tplc="4009001B" w:tentative="1">
+      <w:start w:val="1"/>
+      <w:numFmt w:val="lowerRoman"/>
+      <w:lvlText w:val="%6."/>
+      <w:lvlJc w:val="right"/>
+      <w:pPr>
+        <w:ind w:left="4320" w:hanging="180"/>
+      </w:pPr>
+    </w:lvl>
+    <w:lvl w:ilvl="6" w:tplc="4009000F" w:tentative="1">
+      <w:start w:val="1"/>
+      <w:numFmt w:val="decimal"/>
+      <w:lvlText w:val="%7."/>
+      <w:lvlJc w:val="left"/>
+      <w:pPr>
+        <w:ind w:left="5040" w:hanging="360"/>
+      </w:pPr>
+    </w:lvl>
+    <w:lvl w:ilvl="7" w:tplc="40090019" w:tentative="1">
+      <w:start w:val="1"/>
+      <w:numFmt w:val="lowerLetter"/>
+      <w:lvlText w:val="%8."/>
+      <w:lvlJc w:val="left"/>
+      <w:pPr>
+        <w:ind w:left="5760" w:hanging="360"/>
+      </w:pPr>
+    </w:lvl>
+    <w:lvl w:ilvl="8" w:tplc="4009001B" w:tentative="1">
+      <w:start w:val="1"/>
+      <w:numFmt w:val="lowerRoman"/>
+      <w:lvlText w:val="%9."/>
+      <w:lvlJc w:val="right"/>
+      <w:pPr>
+        <w:ind w:left="6480" w:hanging="180"/>
+      </w:pPr>
+    </w:lvl>
+  </w:abstractNum>
+  <w:abstractNum w:abstractNumId="1" w15:restartNumberingAfterBreak="0">
     <w:nsid w:val="03173945"/>
     <w:multiLevelType w:val="multilevel"/>
     <w:tmpl w:val="0360C26A"/>
@@ -14638,7 +16998,7 @@
       </w:rPr>
     </w:lvl>
   </w:abstractNum>
-  <w:abstractNum w:abstractNumId="1" w15:restartNumberingAfterBreak="0">
+  <w:abstractNum w:abstractNumId="2" w15:restartNumberingAfterBreak="0">
     <w:nsid w:val="06FE789C"/>
     <w:multiLevelType w:val="hybridMultilevel"/>
     <w:tmpl w:val="1F00965E"/>
@@ -14727,7 +17087,7 @@
       </w:pPr>
     </w:lvl>
   </w:abstractNum>
-  <w:abstractNum w:abstractNumId="2" w15:restartNumberingAfterBreak="0">
+  <w:abstractNum w:abstractNumId="3" w15:restartNumberingAfterBreak="0">
     <w:nsid w:val="073937AA"/>
     <w:multiLevelType w:val="multilevel"/>
     <w:tmpl w:val="D5EA266E"/>
@@ -14873,7 +17233,7 @@
       </w:rPr>
     </w:lvl>
   </w:abstractNum>
-  <w:abstractNum w:abstractNumId="3" w15:restartNumberingAfterBreak="0">
+  <w:abstractNum w:abstractNumId="4" w15:restartNumberingAfterBreak="0">
     <w:nsid w:val="09E84BD0"/>
     <w:multiLevelType w:val="hybridMultilevel"/>
     <w:tmpl w:val="7CB8FF24"/>
@@ -14986,7 +17346,7 @@
       </w:rPr>
     </w:lvl>
   </w:abstractNum>
-  <w:abstractNum w:abstractNumId="4" w15:restartNumberingAfterBreak="0">
+  <w:abstractNum w:abstractNumId="5" w15:restartNumberingAfterBreak="0">
     <w:nsid w:val="0A3137C5"/>
     <w:multiLevelType w:val="hybridMultilevel"/>
     <w:tmpl w:val="7F7E81B0"/>
@@ -15099,7 +17459,7 @@
       </w:rPr>
     </w:lvl>
   </w:abstractNum>
-  <w:abstractNum w:abstractNumId="5" w15:restartNumberingAfterBreak="0">
+  <w:abstractNum w:abstractNumId="6" w15:restartNumberingAfterBreak="0">
     <w:nsid w:val="0B491902"/>
     <w:multiLevelType w:val="hybridMultilevel"/>
     <w:tmpl w:val="2DC8A726"/>
@@ -15188,7 +17548,7 @@
       </w:pPr>
     </w:lvl>
   </w:abstractNum>
-  <w:abstractNum w:abstractNumId="6" w15:restartNumberingAfterBreak="0">
+  <w:abstractNum w:abstractNumId="7" w15:restartNumberingAfterBreak="0">
     <w:nsid w:val="0C86138C"/>
     <w:multiLevelType w:val="multilevel"/>
     <w:tmpl w:val="3ADC6AD6"/>
@@ -15337,7 +17697,7 @@
       </w:rPr>
     </w:lvl>
   </w:abstractNum>
-  <w:abstractNum w:abstractNumId="7" w15:restartNumberingAfterBreak="0">
+  <w:abstractNum w:abstractNumId="8" w15:restartNumberingAfterBreak="0">
     <w:nsid w:val="0D244A0E"/>
     <w:multiLevelType w:val="hybridMultilevel"/>
     <w:tmpl w:val="6426785E"/>
@@ -15450,7 +17810,7 @@
       </w:rPr>
     </w:lvl>
   </w:abstractNum>
-  <w:abstractNum w:abstractNumId="8" w15:restartNumberingAfterBreak="0">
+  <w:abstractNum w:abstractNumId="9" w15:restartNumberingAfterBreak="0">
     <w:nsid w:val="0DD25F8B"/>
     <w:multiLevelType w:val="hybridMultilevel"/>
     <w:tmpl w:val="477AA226"/>
@@ -15536,7 +17896,7 @@
       </w:pPr>
     </w:lvl>
   </w:abstractNum>
-  <w:abstractNum w:abstractNumId="9" w15:restartNumberingAfterBreak="0">
+  <w:abstractNum w:abstractNumId="10" w15:restartNumberingAfterBreak="0">
     <w:nsid w:val="0E1F63F5"/>
     <w:multiLevelType w:val="multilevel"/>
     <w:tmpl w:val="1A243F20"/>
@@ -15685,7 +18045,7 @@
       </w:rPr>
     </w:lvl>
   </w:abstractNum>
-  <w:abstractNum w:abstractNumId="10" w15:restartNumberingAfterBreak="0">
+  <w:abstractNum w:abstractNumId="11" w15:restartNumberingAfterBreak="0">
     <w:nsid w:val="0FBB3A09"/>
     <w:multiLevelType w:val="hybridMultilevel"/>
     <w:tmpl w:val="671615F8"/>
@@ -15798,7 +18158,7 @@
       </w:rPr>
     </w:lvl>
   </w:abstractNum>
-  <w:abstractNum w:abstractNumId="11" w15:restartNumberingAfterBreak="0">
+  <w:abstractNum w:abstractNumId="12" w15:restartNumberingAfterBreak="0">
     <w:nsid w:val="121C6840"/>
     <w:multiLevelType w:val="hybridMultilevel"/>
     <w:tmpl w:val="49F837F6"/>
@@ -15911,7 +18271,7 @@
       </w:rPr>
     </w:lvl>
   </w:abstractNum>
-  <w:abstractNum w:abstractNumId="12" w15:restartNumberingAfterBreak="0">
+  <w:abstractNum w:abstractNumId="13" w15:restartNumberingAfterBreak="0">
     <w:nsid w:val="122B3C61"/>
     <w:multiLevelType w:val="hybridMultilevel"/>
     <w:tmpl w:val="3ABA5B9E"/>
@@ -15997,7 +18357,7 @@
       </w:pPr>
     </w:lvl>
   </w:abstractNum>
-  <w:abstractNum w:abstractNumId="13" w15:restartNumberingAfterBreak="0">
+  <w:abstractNum w:abstractNumId="14" w15:restartNumberingAfterBreak="0">
     <w:nsid w:val="12EA5EA5"/>
     <w:multiLevelType w:val="hybridMultilevel"/>
     <w:tmpl w:val="576C2CCC"/>
@@ -16086,7 +18446,7 @@
       </w:pPr>
     </w:lvl>
   </w:abstractNum>
-  <w:abstractNum w:abstractNumId="14" w15:restartNumberingAfterBreak="0">
+  <w:abstractNum w:abstractNumId="15" w15:restartNumberingAfterBreak="0">
     <w:nsid w:val="139D209E"/>
     <w:multiLevelType w:val="hybridMultilevel"/>
     <w:tmpl w:val="A9827BA0"/>
@@ -16172,7 +18532,7 @@
       </w:pPr>
     </w:lvl>
   </w:abstractNum>
-  <w:abstractNum w:abstractNumId="15" w15:restartNumberingAfterBreak="0">
+  <w:abstractNum w:abstractNumId="16" w15:restartNumberingAfterBreak="0">
     <w:nsid w:val="16AC671B"/>
     <w:multiLevelType w:val="hybridMultilevel"/>
     <w:tmpl w:val="AA4EE70E"/>
@@ -16261,7 +18621,7 @@
       </w:pPr>
     </w:lvl>
   </w:abstractNum>
-  <w:abstractNum w:abstractNumId="16" w15:restartNumberingAfterBreak="0">
+  <w:abstractNum w:abstractNumId="17" w15:restartNumberingAfterBreak="0">
     <w:nsid w:val="17BD5DE8"/>
     <w:multiLevelType w:val="hybridMultilevel"/>
     <w:tmpl w:val="CEDEA8D4"/>
@@ -16374,7 +18734,7 @@
       </w:rPr>
     </w:lvl>
   </w:abstractNum>
-  <w:abstractNum w:abstractNumId="17" w15:restartNumberingAfterBreak="0">
+  <w:abstractNum w:abstractNumId="18" w15:restartNumberingAfterBreak="0">
     <w:nsid w:val="1BE421B5"/>
     <w:multiLevelType w:val="multilevel"/>
     <w:tmpl w:val="C982125A"/>
@@ -16503,7 +18863,7 @@
       </w:rPr>
     </w:lvl>
   </w:abstractNum>
-  <w:abstractNum w:abstractNumId="18" w15:restartNumberingAfterBreak="0">
+  <w:abstractNum w:abstractNumId="19" w15:restartNumberingAfterBreak="0">
     <w:nsid w:val="1DAD3B0C"/>
     <w:multiLevelType w:val="hybridMultilevel"/>
     <w:tmpl w:val="E1D425E4"/>
@@ -16616,7 +18976,7 @@
       </w:rPr>
     </w:lvl>
   </w:abstractNum>
-  <w:abstractNum w:abstractNumId="19" w15:restartNumberingAfterBreak="0">
+  <w:abstractNum w:abstractNumId="20" w15:restartNumberingAfterBreak="0">
     <w:nsid w:val="1E5026C5"/>
     <w:multiLevelType w:val="hybridMultilevel"/>
     <w:tmpl w:val="A7FE42D0"/>
@@ -16705,7 +19065,7 @@
       </w:pPr>
     </w:lvl>
   </w:abstractNum>
-  <w:abstractNum w:abstractNumId="20" w15:restartNumberingAfterBreak="0">
+  <w:abstractNum w:abstractNumId="21" w15:restartNumberingAfterBreak="0">
     <w:nsid w:val="1F245CA1"/>
     <w:multiLevelType w:val="hybridMultilevel"/>
     <w:tmpl w:val="C71865D0"/>
@@ -16794,7 +19154,7 @@
       </w:pPr>
     </w:lvl>
   </w:abstractNum>
-  <w:abstractNum w:abstractNumId="21" w15:restartNumberingAfterBreak="0">
+  <w:abstractNum w:abstractNumId="22" w15:restartNumberingAfterBreak="0">
     <w:nsid w:val="20B620E6"/>
     <w:multiLevelType w:val="multilevel"/>
     <w:tmpl w:val="847C20E8"/>
@@ -16943,7 +19303,7 @@
       </w:rPr>
     </w:lvl>
   </w:abstractNum>
-  <w:abstractNum w:abstractNumId="22" w15:restartNumberingAfterBreak="0">
+  <w:abstractNum w:abstractNumId="23" w15:restartNumberingAfterBreak="0">
     <w:nsid w:val="20B905E2"/>
     <w:multiLevelType w:val="hybridMultilevel"/>
     <w:tmpl w:val="C29EAEEC"/>
@@ -17032,7 +19392,7 @@
       </w:pPr>
     </w:lvl>
   </w:abstractNum>
-  <w:abstractNum w:abstractNumId="23" w15:restartNumberingAfterBreak="0">
+  <w:abstractNum w:abstractNumId="24" w15:restartNumberingAfterBreak="0">
     <w:nsid w:val="23495646"/>
     <w:multiLevelType w:val="hybridMultilevel"/>
     <w:tmpl w:val="855C95BE"/>
@@ -17121,7 +19481,7 @@
       </w:pPr>
     </w:lvl>
   </w:abstractNum>
-  <w:abstractNum w:abstractNumId="24" w15:restartNumberingAfterBreak="0">
+  <w:abstractNum w:abstractNumId="25" w15:restartNumberingAfterBreak="0">
     <w:nsid w:val="25BC5BB3"/>
     <w:multiLevelType w:val="hybridMultilevel"/>
     <w:tmpl w:val="7426445C"/>
@@ -17234,7 +19594,274 @@
       </w:rPr>
     </w:lvl>
   </w:abstractNum>
-  <w:abstractNum w:abstractNumId="25" w15:restartNumberingAfterBreak="0">
+  <w:abstractNum w:abstractNumId="26" w15:restartNumberingAfterBreak="0">
+    <w:nsid w:val="267A4AA8"/>
+    <w:multiLevelType w:val="hybridMultilevel"/>
+    <w:tmpl w:val="9B626F9E"/>
+    <w:lvl w:ilvl="0" w:tplc="F410BFA2">
+      <w:start w:val="1"/>
+      <w:numFmt w:val="decimal"/>
+      <w:lvlText w:val="%1."/>
+      <w:lvlJc w:val="left"/>
+      <w:pPr>
+        <w:ind w:left="786" w:hanging="360"/>
+      </w:pPr>
+      <w:rPr>
+        <w:rFonts w:hint="default"/>
+      </w:rPr>
+    </w:lvl>
+    <w:lvl w:ilvl="1" w:tplc="40090019" w:tentative="1">
+      <w:start w:val="1"/>
+      <w:numFmt w:val="lowerLetter"/>
+      <w:lvlText w:val="%2."/>
+      <w:lvlJc w:val="left"/>
+      <w:pPr>
+        <w:ind w:left="1440" w:hanging="360"/>
+      </w:pPr>
+    </w:lvl>
+    <w:lvl w:ilvl="2" w:tplc="4009001B" w:tentative="1">
+      <w:start w:val="1"/>
+      <w:numFmt w:val="lowerRoman"/>
+      <w:lvlText w:val="%3."/>
+      <w:lvlJc w:val="right"/>
+      <w:pPr>
+        <w:ind w:left="2160" w:hanging="180"/>
+      </w:pPr>
+    </w:lvl>
+    <w:lvl w:ilvl="3" w:tplc="4009000F" w:tentative="1">
+      <w:start w:val="1"/>
+      <w:numFmt w:val="decimal"/>
+      <w:lvlText w:val="%4."/>
+      <w:lvlJc w:val="left"/>
+      <w:pPr>
+        <w:ind w:left="2880" w:hanging="360"/>
+      </w:pPr>
+    </w:lvl>
+    <w:lvl w:ilvl="4" w:tplc="40090019" w:tentative="1">
+      <w:start w:val="1"/>
+      <w:numFmt w:val="lowerLetter"/>
+      <w:lvlText w:val="%5."/>
+      <w:lvlJc w:val="left"/>
+      <w:pPr>
+        <w:ind w:left="3600" w:hanging="360"/>
+      </w:pPr>
+    </w:lvl>
+    <w:lvl w:ilvl="5" w:tplc="4009001B" w:tentative="1">
+      <w:start w:val="1"/>
+      <w:numFmt w:val="lowerRoman"/>
+      <w:lvlText w:val="%6."/>
+      <w:lvlJc w:val="right"/>
+      <w:pPr>
+        <w:ind w:left="4320" w:hanging="180"/>
+      </w:pPr>
+    </w:lvl>
+    <w:lvl w:ilvl="6" w:tplc="4009000F" w:tentative="1">
+      <w:start w:val="1"/>
+      <w:numFmt w:val="decimal"/>
+      <w:lvlText w:val="%7."/>
+      <w:lvlJc w:val="left"/>
+      <w:pPr>
+        <w:ind w:left="5040" w:hanging="360"/>
+      </w:pPr>
+    </w:lvl>
+    <w:lvl w:ilvl="7" w:tplc="40090019" w:tentative="1">
+      <w:start w:val="1"/>
+      <w:numFmt w:val="lowerLetter"/>
+      <w:lvlText w:val="%8."/>
+      <w:lvlJc w:val="left"/>
+      <w:pPr>
+        <w:ind w:left="5760" w:hanging="360"/>
+      </w:pPr>
+    </w:lvl>
+    <w:lvl w:ilvl="8" w:tplc="4009001B" w:tentative="1">
+      <w:start w:val="1"/>
+      <w:numFmt w:val="lowerRoman"/>
+      <w:lvlText w:val="%9."/>
+      <w:lvlJc w:val="right"/>
+      <w:pPr>
+        <w:ind w:left="6480" w:hanging="180"/>
+      </w:pPr>
+    </w:lvl>
+  </w:abstractNum>
+  <w:abstractNum w:abstractNumId="27" w15:restartNumberingAfterBreak="0">
+    <w:nsid w:val="26D44CC7"/>
+    <w:multiLevelType w:val="hybridMultilevel"/>
+    <w:tmpl w:val="EC9C9C18"/>
+    <w:lvl w:ilvl="0" w:tplc="ACCEF4F8">
+      <w:start w:val="1"/>
+      <w:numFmt w:val="decimal"/>
+      <w:lvlText w:val="%1."/>
+      <w:lvlJc w:val="left"/>
+      <w:pPr>
+        <w:ind w:left="786" w:hanging="360"/>
+      </w:pPr>
+      <w:rPr>
+        <w:rFonts w:hint="default"/>
+      </w:rPr>
+    </w:lvl>
+    <w:lvl w:ilvl="1" w:tplc="FFFFFFFF" w:tentative="1">
+      <w:start w:val="1"/>
+      <w:numFmt w:val="lowerLetter"/>
+      <w:lvlText w:val="%2."/>
+      <w:lvlJc w:val="left"/>
+      <w:pPr>
+        <w:ind w:left="1440" w:hanging="360"/>
+      </w:pPr>
+    </w:lvl>
+    <w:lvl w:ilvl="2" w:tplc="FFFFFFFF" w:tentative="1">
+      <w:start w:val="1"/>
+      <w:numFmt w:val="lowerRoman"/>
+      <w:lvlText w:val="%3."/>
+      <w:lvlJc w:val="right"/>
+      <w:pPr>
+        <w:ind w:left="2160" w:hanging="180"/>
+      </w:pPr>
+    </w:lvl>
+    <w:lvl w:ilvl="3" w:tplc="FFFFFFFF" w:tentative="1">
+      <w:start w:val="1"/>
+      <w:numFmt w:val="decimal"/>
+      <w:lvlText w:val="%4."/>
+      <w:lvlJc w:val="left"/>
+      <w:pPr>
+        <w:ind w:left="2880" w:hanging="360"/>
+      </w:pPr>
+    </w:lvl>
+    <w:lvl w:ilvl="4" w:tplc="FFFFFFFF" w:tentative="1">
+      <w:start w:val="1"/>
+      <w:numFmt w:val="lowerLetter"/>
+      <w:lvlText w:val="%5."/>
+      <w:lvlJc w:val="left"/>
+      <w:pPr>
+        <w:ind w:left="3600" w:hanging="360"/>
+      </w:pPr>
+    </w:lvl>
+    <w:lvl w:ilvl="5" w:tplc="FFFFFFFF" w:tentative="1">
+      <w:start w:val="1"/>
+      <w:numFmt w:val="lowerRoman"/>
+      <w:lvlText w:val="%6."/>
+      <w:lvlJc w:val="right"/>
+      <w:pPr>
+        <w:ind w:left="4320" w:hanging="180"/>
+      </w:pPr>
+    </w:lvl>
+    <w:lvl w:ilvl="6" w:tplc="FFFFFFFF" w:tentative="1">
+      <w:start w:val="1"/>
+      <w:numFmt w:val="decimal"/>
+      <w:lvlText w:val="%7."/>
+      <w:lvlJc w:val="left"/>
+      <w:pPr>
+        <w:ind w:left="5040" w:hanging="360"/>
+      </w:pPr>
+    </w:lvl>
+    <w:lvl w:ilvl="7" w:tplc="FFFFFFFF" w:tentative="1">
+      <w:start w:val="1"/>
+      <w:numFmt w:val="lowerLetter"/>
+      <w:lvlText w:val="%8."/>
+      <w:lvlJc w:val="left"/>
+      <w:pPr>
+        <w:ind w:left="5760" w:hanging="360"/>
+      </w:pPr>
+    </w:lvl>
+    <w:lvl w:ilvl="8" w:tplc="FFFFFFFF" w:tentative="1">
+      <w:start w:val="1"/>
+      <w:numFmt w:val="lowerRoman"/>
+      <w:lvlText w:val="%9."/>
+      <w:lvlJc w:val="right"/>
+      <w:pPr>
+        <w:ind w:left="6480" w:hanging="180"/>
+      </w:pPr>
+    </w:lvl>
+  </w:abstractNum>
+  <w:abstractNum w:abstractNumId="28" w15:restartNumberingAfterBreak="0">
+    <w:nsid w:val="28DD689E"/>
+    <w:multiLevelType w:val="hybridMultilevel"/>
+    <w:tmpl w:val="659454D8"/>
+    <w:lvl w:ilvl="0" w:tplc="B7F601D8">
+      <w:start w:val="1"/>
+      <w:numFmt w:val="decimal"/>
+      <w:lvlText w:val="%1."/>
+      <w:lvlJc w:val="left"/>
+      <w:pPr>
+        <w:ind w:left="852" w:hanging="360"/>
+      </w:pPr>
+      <w:rPr>
+        <w:rFonts w:hint="default"/>
+      </w:rPr>
+    </w:lvl>
+    <w:lvl w:ilvl="1" w:tplc="40090019" w:tentative="1">
+      <w:start w:val="1"/>
+      <w:numFmt w:val="lowerLetter"/>
+      <w:lvlText w:val="%2."/>
+      <w:lvlJc w:val="left"/>
+      <w:pPr>
+        <w:ind w:left="1506" w:hanging="360"/>
+      </w:pPr>
+    </w:lvl>
+    <w:lvl w:ilvl="2" w:tplc="4009001B" w:tentative="1">
+      <w:start w:val="1"/>
+      <w:numFmt w:val="lowerRoman"/>
+      <w:lvlText w:val="%3."/>
+      <w:lvlJc w:val="right"/>
+      <w:pPr>
+        <w:ind w:left="2226" w:hanging="180"/>
+      </w:pPr>
+    </w:lvl>
+    <w:lvl w:ilvl="3" w:tplc="4009000F" w:tentative="1">
+      <w:start w:val="1"/>
+      <w:numFmt w:val="decimal"/>
+      <w:lvlText w:val="%4."/>
+      <w:lvlJc w:val="left"/>
+      <w:pPr>
+        <w:ind w:left="2946" w:hanging="360"/>
+      </w:pPr>
+    </w:lvl>
+    <w:lvl w:ilvl="4" w:tplc="40090019" w:tentative="1">
+      <w:start w:val="1"/>
+      <w:numFmt w:val="lowerLetter"/>
+      <w:lvlText w:val="%5."/>
+      <w:lvlJc w:val="left"/>
+      <w:pPr>
+        <w:ind w:left="3666" w:hanging="360"/>
+      </w:pPr>
+    </w:lvl>
+    <w:lvl w:ilvl="5" w:tplc="4009001B" w:tentative="1">
+      <w:start w:val="1"/>
+      <w:numFmt w:val="lowerRoman"/>
+      <w:lvlText w:val="%6."/>
+      <w:lvlJc w:val="right"/>
+      <w:pPr>
+        <w:ind w:left="4386" w:hanging="180"/>
+      </w:pPr>
+    </w:lvl>
+    <w:lvl w:ilvl="6" w:tplc="4009000F" w:tentative="1">
+      <w:start w:val="1"/>
+      <w:numFmt w:val="decimal"/>
+      <w:lvlText w:val="%7."/>
+      <w:lvlJc w:val="left"/>
+      <w:pPr>
+        <w:ind w:left="5106" w:hanging="360"/>
+      </w:pPr>
+    </w:lvl>
+    <w:lvl w:ilvl="7" w:tplc="40090019" w:tentative="1">
+      <w:start w:val="1"/>
+      <w:numFmt w:val="lowerLetter"/>
+      <w:lvlText w:val="%8."/>
+      <w:lvlJc w:val="left"/>
+      <w:pPr>
+        <w:ind w:left="5826" w:hanging="360"/>
+      </w:pPr>
+    </w:lvl>
+    <w:lvl w:ilvl="8" w:tplc="4009001B" w:tentative="1">
+      <w:start w:val="1"/>
+      <w:numFmt w:val="lowerRoman"/>
+      <w:lvlText w:val="%9."/>
+      <w:lvlJc w:val="right"/>
+      <w:pPr>
+        <w:ind w:left="6546" w:hanging="180"/>
+      </w:pPr>
+    </w:lvl>
+  </w:abstractNum>
+  <w:abstractNum w:abstractNumId="29" w15:restartNumberingAfterBreak="0">
     <w:nsid w:val="28FA403E"/>
     <w:multiLevelType w:val="multilevel"/>
     <w:tmpl w:val="85349392"/>
@@ -17383,7 +20010,96 @@
       </w:rPr>
     </w:lvl>
   </w:abstractNum>
-  <w:abstractNum w:abstractNumId="26" w15:restartNumberingAfterBreak="0">
+  <w:abstractNum w:abstractNumId="30" w15:restartNumberingAfterBreak="0">
+    <w:nsid w:val="29DC2704"/>
+    <w:multiLevelType w:val="hybridMultilevel"/>
+    <w:tmpl w:val="2EAE2F06"/>
+    <w:lvl w:ilvl="0" w:tplc="502E6458">
+      <w:start w:val="1"/>
+      <w:numFmt w:val="decimal"/>
+      <w:lvlText w:val="%1."/>
+      <w:lvlJc w:val="left"/>
+      <w:pPr>
+        <w:ind w:left="786" w:hanging="360"/>
+      </w:pPr>
+      <w:rPr>
+        <w:rFonts w:hint="default"/>
+      </w:rPr>
+    </w:lvl>
+    <w:lvl w:ilvl="1" w:tplc="FFFFFFFF" w:tentative="1">
+      <w:start w:val="1"/>
+      <w:numFmt w:val="lowerLetter"/>
+      <w:lvlText w:val="%2."/>
+      <w:lvlJc w:val="left"/>
+      <w:pPr>
+        <w:ind w:left="1440" w:hanging="360"/>
+      </w:pPr>
+    </w:lvl>
+    <w:lvl w:ilvl="2" w:tplc="FFFFFFFF" w:tentative="1">
+      <w:start w:val="1"/>
+      <w:numFmt w:val="lowerRoman"/>
+      <w:lvlText w:val="%3."/>
+      <w:lvlJc w:val="right"/>
+      <w:pPr>
+        <w:ind w:left="2160" w:hanging="180"/>
+      </w:pPr>
+    </w:lvl>
+    <w:lvl w:ilvl="3" w:tplc="FFFFFFFF" w:tentative="1">
+      <w:start w:val="1"/>
+      <w:numFmt w:val="decimal"/>
+      <w:lvlText w:val="%4."/>
+      <w:lvlJc w:val="left"/>
+      <w:pPr>
+        <w:ind w:left="2880" w:hanging="360"/>
+      </w:pPr>
+    </w:lvl>
+    <w:lvl w:ilvl="4" w:tplc="FFFFFFFF" w:tentative="1">
+      <w:start w:val="1"/>
+      <w:numFmt w:val="lowerLetter"/>
+      <w:lvlText w:val="%5."/>
+      <w:lvlJc w:val="left"/>
+      <w:pPr>
+        <w:ind w:left="3600" w:hanging="360"/>
+      </w:pPr>
+    </w:lvl>
+    <w:lvl w:ilvl="5" w:tplc="FFFFFFFF" w:tentative="1">
+      <w:start w:val="1"/>
+      <w:numFmt w:val="lowerRoman"/>
+      <w:lvlText w:val="%6."/>
+      <w:lvlJc w:val="right"/>
+      <w:pPr>
+        <w:ind w:left="4320" w:hanging="180"/>
+      </w:pPr>
+    </w:lvl>
+    <w:lvl w:ilvl="6" w:tplc="FFFFFFFF" w:tentative="1">
+      <w:start w:val="1"/>
+      <w:numFmt w:val="decimal"/>
+      <w:lvlText w:val="%7."/>
+      <w:lvlJc w:val="left"/>
+      <w:pPr>
+        <w:ind w:left="5040" w:hanging="360"/>
+      </w:pPr>
+    </w:lvl>
+    <w:lvl w:ilvl="7" w:tplc="FFFFFFFF" w:tentative="1">
+      <w:start w:val="1"/>
+      <w:numFmt w:val="lowerLetter"/>
+      <w:lvlText w:val="%8."/>
+      <w:lvlJc w:val="left"/>
+      <w:pPr>
+        <w:ind w:left="5760" w:hanging="360"/>
+      </w:pPr>
+    </w:lvl>
+    <w:lvl w:ilvl="8" w:tplc="FFFFFFFF" w:tentative="1">
+      <w:start w:val="1"/>
+      <w:numFmt w:val="lowerRoman"/>
+      <w:lvlText w:val="%9."/>
+      <w:lvlJc w:val="right"/>
+      <w:pPr>
+        <w:ind w:left="6480" w:hanging="180"/>
+      </w:pPr>
+    </w:lvl>
+  </w:abstractNum>
+  <w:abstractNum w:abstractNumId="31" w15:restartNumberingAfterBreak="0">
     <w:nsid w:val="2C87674B"/>
     <w:multiLevelType w:val="hybridMultilevel"/>
     <w:tmpl w:val="E1B45CA0"/>
@@ -17496,7 +20212,7 @@
       </w:rPr>
     </w:lvl>
   </w:abstractNum>
-  <w:abstractNum w:abstractNumId="27" w15:restartNumberingAfterBreak="0">
+  <w:abstractNum w:abstractNumId="32" w15:restartNumberingAfterBreak="0">
     <w:nsid w:val="31764BDD"/>
     <w:multiLevelType w:val="hybridMultilevel"/>
     <w:tmpl w:val="211EF5B2"/>
@@ -17582,7 +20298,7 @@
       </w:pPr>
     </w:lvl>
   </w:abstractNum>
-  <w:abstractNum w:abstractNumId="28" w15:restartNumberingAfterBreak="0">
+  <w:abstractNum w:abstractNumId="33" w15:restartNumberingAfterBreak="0">
     <w:nsid w:val="327A3D5B"/>
     <w:multiLevelType w:val="hybridMultilevel"/>
     <w:tmpl w:val="F878DAD0"/>
@@ -17671,7 +20387,7 @@
       </w:pPr>
     </w:lvl>
   </w:abstractNum>
-  <w:abstractNum w:abstractNumId="29" w15:restartNumberingAfterBreak="0">
+  <w:abstractNum w:abstractNumId="34" w15:restartNumberingAfterBreak="0">
     <w:nsid w:val="32E06722"/>
     <w:multiLevelType w:val="multilevel"/>
     <w:tmpl w:val="92ECCB5E"/>
@@ -17820,7 +20536,7 @@
       </w:rPr>
     </w:lvl>
   </w:abstractNum>
-  <w:abstractNum w:abstractNumId="30" w15:restartNumberingAfterBreak="0">
+  <w:abstractNum w:abstractNumId="35" w15:restartNumberingAfterBreak="0">
     <w:nsid w:val="33823E79"/>
     <w:multiLevelType w:val="hybridMultilevel"/>
     <w:tmpl w:val="CB2CE722"/>
@@ -17933,7 +20649,96 @@
       </w:rPr>
     </w:lvl>
   </w:abstractNum>
-  <w:abstractNum w:abstractNumId="31" w15:restartNumberingAfterBreak="0">
+  <w:abstractNum w:abstractNumId="36" w15:restartNumberingAfterBreak="0">
+    <w:nsid w:val="33CD0CEE"/>
+    <w:multiLevelType w:val="hybridMultilevel"/>
+    <w:tmpl w:val="1A22CD82"/>
+    <w:lvl w:ilvl="0" w:tplc="E4CE52F6">
+      <w:start w:val="31"/>
+      <w:numFmt w:val="decimal"/>
+      <w:lvlText w:val="%1."/>
+      <w:lvlJc w:val="left"/>
+      <w:pPr>
+        <w:ind w:left="786" w:hanging="360"/>
+      </w:pPr>
+      <w:rPr>
+        <w:rFonts w:hint="default"/>
+      </w:rPr>
+    </w:lvl>
+    <w:lvl w:ilvl="1" w:tplc="FFFFFFFF" w:tentative="1">
+      <w:start w:val="1"/>
+      <w:numFmt w:val="lowerLetter"/>
+      <w:lvlText w:val="%2."/>
+      <w:lvlJc w:val="left"/>
+      <w:pPr>
+        <w:ind w:left="1440" w:hanging="360"/>
+      </w:pPr>
+    </w:lvl>
+    <w:lvl w:ilvl="2" w:tplc="FFFFFFFF" w:tentative="1">
+      <w:start w:val="1"/>
+      <w:numFmt w:val="lowerRoman"/>
+      <w:lvlText w:val="%3."/>
+      <w:lvlJc w:val="right"/>
+      <w:pPr>
+        <w:ind w:left="2160" w:hanging="180"/>
+      </w:pPr>
+    </w:lvl>
+    <w:lvl w:ilvl="3" w:tplc="FFFFFFFF" w:tentative="1">
+      <w:start w:val="1"/>
+      <w:numFmt w:val="decimal"/>
+      <w:lvlText w:val="%4."/>
+      <w:lvlJc w:val="left"/>
+      <w:pPr>
+        <w:ind w:left="2880" w:hanging="360"/>
+      </w:pPr>
+    </w:lvl>
+    <w:lvl w:ilvl="4" w:tplc="FFFFFFFF" w:tentative="1">
+      <w:start w:val="1"/>
+      <w:numFmt w:val="lowerLetter"/>
+      <w:lvlText w:val="%5."/>
+      <w:lvlJc w:val="left"/>
+      <w:pPr>
+        <w:ind w:left="3600" w:hanging="360"/>
+      </w:pPr>
+    </w:lvl>
+    <w:lvl w:ilvl="5" w:tplc="FFFFFFFF" w:tentative="1">
+      <w:start w:val="1"/>
+      <w:numFmt w:val="lowerRoman"/>
+      <w:lvlText w:val="%6."/>
+      <w:lvlJc w:val="right"/>
+      <w:pPr>
+        <w:ind w:left="4320" w:hanging="180"/>
+      </w:pPr>
+    </w:lvl>
+    <w:lvl w:ilvl="6" w:tplc="FFFFFFFF" w:tentative="1">
+      <w:start w:val="1"/>
+      <w:numFmt w:val="decimal"/>
+      <w:lvlText w:val="%7."/>
+      <w:lvlJc w:val="left"/>
+      <w:pPr>
+        <w:ind w:left="5040" w:hanging="360"/>
+      </w:pPr>
+    </w:lvl>
+    <w:lvl w:ilvl="7" w:tplc="FFFFFFFF" w:tentative="1">
+      <w:start w:val="1"/>
+      <w:numFmt w:val="lowerLetter"/>
+      <w:lvlText w:val="%8."/>
+      <w:lvlJc w:val="left"/>
+      <w:pPr>
+        <w:ind w:left="5760" w:hanging="360"/>
+      </w:pPr>
+    </w:lvl>
+    <w:lvl w:ilvl="8" w:tplc="FFFFFFFF" w:tentative="1">
+      <w:start w:val="1"/>
+      <w:numFmt w:val="lowerRoman"/>
+      <w:lvlText w:val="%9."/>
+      <w:lvlJc w:val="right"/>
+      <w:pPr>
+        <w:ind w:left="6480" w:hanging="180"/>
+      </w:pPr>
+    </w:lvl>
+  </w:abstractNum>
+  <w:abstractNum w:abstractNumId="37" w15:restartNumberingAfterBreak="0">
     <w:nsid w:val="3907711F"/>
     <w:multiLevelType w:val="hybridMultilevel"/>
     <w:tmpl w:val="FC8AD2E8"/>
@@ -18022,7 +20827,7 @@
       </w:pPr>
     </w:lvl>
   </w:abstractNum>
-  <w:abstractNum w:abstractNumId="32" w15:restartNumberingAfterBreak="0">
+  <w:abstractNum w:abstractNumId="38" w15:restartNumberingAfterBreak="0">
     <w:nsid w:val="3A2E41A7"/>
     <w:multiLevelType w:val="multilevel"/>
     <w:tmpl w:val="E83E291A"/>
@@ -18171,7 +20976,7 @@
       </w:rPr>
     </w:lvl>
   </w:abstractNum>
-  <w:abstractNum w:abstractNumId="33" w15:restartNumberingAfterBreak="0">
+  <w:abstractNum w:abstractNumId="39" w15:restartNumberingAfterBreak="0">
     <w:nsid w:val="3B0F70E7"/>
     <w:multiLevelType w:val="hybridMultilevel"/>
     <w:tmpl w:val="1EFCF3F6"/>
@@ -18284,7 +21089,96 @@
       </w:rPr>
     </w:lvl>
   </w:abstractNum>
-  <w:abstractNum w:abstractNumId="34" w15:restartNumberingAfterBreak="0">
+  <w:abstractNum w:abstractNumId="40" w15:restartNumberingAfterBreak="0">
+    <w:nsid w:val="3E9C2B9A"/>
+    <w:multiLevelType w:val="hybridMultilevel"/>
+    <w:tmpl w:val="D4382106"/>
+    <w:lvl w:ilvl="0" w:tplc="B7F601D8">
+      <w:start w:val="1"/>
+      <w:numFmt w:val="decimal"/>
+      <w:lvlText w:val="%1."/>
+      <w:lvlJc w:val="left"/>
+      <w:pPr>
+        <w:ind w:left="786" w:hanging="360"/>
+      </w:pPr>
+      <w:rPr>
+        <w:rFonts w:hint="default"/>
+      </w:rPr>
+    </w:lvl>
+    <w:lvl w:ilvl="1" w:tplc="40090019" w:tentative="1">
+      <w:start w:val="1"/>
+      <w:numFmt w:val="lowerLetter"/>
+      <w:lvlText w:val="%2."/>
+      <w:lvlJc w:val="left"/>
+      <w:pPr>
+        <w:ind w:left="1440" w:hanging="360"/>
+      </w:pPr>
+    </w:lvl>
+    <w:lvl w:ilvl="2" w:tplc="4009001B" w:tentative="1">
+      <w:start w:val="1"/>
+      <w:numFmt w:val="lowerRoman"/>
+      <w:lvlText w:val="%3."/>
+      <w:lvlJc w:val="right"/>
+      <w:pPr>
+        <w:ind w:left="2160" w:hanging="180"/>
+      </w:pPr>
+    </w:lvl>
+    <w:lvl w:ilvl="3" w:tplc="4009000F" w:tentative="1">
+      <w:start w:val="1"/>
+      <w:numFmt w:val="decimal"/>
+      <w:lvlText w:val="%4."/>
+      <w:lvlJc w:val="left"/>
+      <w:pPr>
+        <w:ind w:left="2880" w:hanging="360"/>
+      </w:pPr>
+    </w:lvl>
+    <w:lvl w:ilvl="4" w:tplc="40090019" w:tentative="1">
+      <w:start w:val="1"/>
+      <w:numFmt w:val="lowerLetter"/>
+      <w:lvlText w:val="%5."/>
+      <w:lvlJc w:val="left"/>
+      <w:pPr>
+        <w:ind w:left="3600" w:hanging="360"/>
+      </w:pPr>
+    </w:lvl>
+    <w:lvl w:ilvl="5" w:tplc="4009001B" w:tentative="1">
+      <w:start w:val="1"/>
+      <w:numFmt w:val="lowerRoman"/>
+      <w:lvlText w:val="%6."/>
+      <w:lvlJc w:val="right"/>
+      <w:pPr>
+        <w:ind w:left="4320" w:hanging="180"/>
+      </w:pPr>
+    </w:lvl>
+    <w:lvl w:ilvl="6" w:tplc="4009000F" w:tentative="1">
+      <w:start w:val="1"/>
+      <w:numFmt w:val="decimal"/>
+      <w:lvlText w:val="%7."/>
+      <w:lvlJc w:val="left"/>
+      <w:pPr>
+        <w:ind w:left="5040" w:hanging="360"/>
+      </w:pPr>
+    </w:lvl>
+    <w:lvl w:ilvl="7" w:tplc="40090019" w:tentative="1">
+      <w:start w:val="1"/>
+      <w:numFmt w:val="lowerLetter"/>
+      <w:lvlText w:val="%8."/>
+      <w:lvlJc w:val="left"/>
+      <w:pPr>
+        <w:ind w:left="5760" w:hanging="360"/>
+      </w:pPr>
+    </w:lvl>
+    <w:lvl w:ilvl="8" w:tplc="4009001B" w:tentative="1">
+      <w:start w:val="1"/>
+      <w:numFmt w:val="lowerRoman"/>
+      <w:lvlText w:val="%9."/>
+      <w:lvlJc w:val="right"/>
+      <w:pPr>
+        <w:ind w:left="6480" w:hanging="180"/>
+      </w:pPr>
+    </w:lvl>
+  </w:abstractNum>
+  <w:abstractNum w:abstractNumId="41" w15:restartNumberingAfterBreak="0">
     <w:nsid w:val="40083525"/>
     <w:multiLevelType w:val="hybridMultilevel"/>
     <w:tmpl w:val="2BF47F8C"/>
@@ -18397,7 +21291,7 @@
       </w:rPr>
     </w:lvl>
   </w:abstractNum>
-  <w:abstractNum w:abstractNumId="35" w15:restartNumberingAfterBreak="0">
+  <w:abstractNum w:abstractNumId="42" w15:restartNumberingAfterBreak="0">
     <w:nsid w:val="43056B48"/>
     <w:multiLevelType w:val="hybridMultilevel"/>
     <w:tmpl w:val="E662C5C4"/>
@@ -18510,7 +21404,7 @@
       </w:rPr>
     </w:lvl>
   </w:abstractNum>
-  <w:abstractNum w:abstractNumId="36" w15:restartNumberingAfterBreak="0">
+  <w:abstractNum w:abstractNumId="43" w15:restartNumberingAfterBreak="0">
     <w:nsid w:val="46B00DB2"/>
     <w:multiLevelType w:val="hybridMultilevel"/>
     <w:tmpl w:val="3BFA2DEC"/>
@@ -18599,7 +21493,7 @@
       </w:pPr>
     </w:lvl>
   </w:abstractNum>
-  <w:abstractNum w:abstractNumId="37" w15:restartNumberingAfterBreak="0">
+  <w:abstractNum w:abstractNumId="44" w15:restartNumberingAfterBreak="0">
     <w:nsid w:val="47BF27EE"/>
     <w:multiLevelType w:val="hybridMultilevel"/>
     <w:tmpl w:val="5F7451A8"/>
@@ -18688,7 +21582,7 @@
       </w:pPr>
     </w:lvl>
   </w:abstractNum>
-  <w:abstractNum w:abstractNumId="38" w15:restartNumberingAfterBreak="0">
+  <w:abstractNum w:abstractNumId="45" w15:restartNumberingAfterBreak="0">
     <w:nsid w:val="48D41E29"/>
     <w:multiLevelType w:val="hybridMultilevel"/>
     <w:tmpl w:val="8A74E856"/>
@@ -18774,7 +21668,7 @@
       </w:pPr>
     </w:lvl>
   </w:abstractNum>
-  <w:abstractNum w:abstractNumId="39" w15:restartNumberingAfterBreak="0">
+  <w:abstractNum w:abstractNumId="46" w15:restartNumberingAfterBreak="0">
     <w:nsid w:val="4A642488"/>
     <w:multiLevelType w:val="hybridMultilevel"/>
     <w:tmpl w:val="58E25B7C"/>
@@ -18860,7 +21754,7 @@
       </w:pPr>
     </w:lvl>
   </w:abstractNum>
-  <w:abstractNum w:abstractNumId="40" w15:restartNumberingAfterBreak="0">
+  <w:abstractNum w:abstractNumId="47" w15:restartNumberingAfterBreak="0">
     <w:nsid w:val="4A950B6C"/>
     <w:multiLevelType w:val="multilevel"/>
     <w:tmpl w:val="BD945DD0"/>
@@ -19009,7 +21903,7 @@
       </w:rPr>
     </w:lvl>
   </w:abstractNum>
-  <w:abstractNum w:abstractNumId="41" w15:restartNumberingAfterBreak="0">
+  <w:abstractNum w:abstractNumId="48" w15:restartNumberingAfterBreak="0">
     <w:nsid w:val="4B5248B3"/>
     <w:multiLevelType w:val="hybridMultilevel"/>
     <w:tmpl w:val="4A6EB79A"/>
@@ -19098,7 +21992,209 @@
       </w:pPr>
     </w:lvl>
   </w:abstractNum>
-  <w:abstractNum w:abstractNumId="42" w15:restartNumberingAfterBreak="0">
+  <w:abstractNum w:abstractNumId="49" w15:restartNumberingAfterBreak="0">
+    <w:nsid w:val="4EBC5560"/>
+    <w:multiLevelType w:val="hybridMultilevel"/>
+    <w:tmpl w:val="0BE47780"/>
+    <w:lvl w:ilvl="0" w:tplc="73CA98A0">
+      <w:start w:val="1"/>
+      <w:numFmt w:val="decimal"/>
+      <w:lvlText w:val="%1."/>
+      <w:lvlJc w:val="left"/>
+      <w:pPr>
+        <w:ind w:left="786" w:hanging="360"/>
+      </w:pPr>
+      <w:rPr>
+        <w:rFonts w:hint="default"/>
+      </w:rPr>
+    </w:lvl>
+    <w:lvl w:ilvl="1" w:tplc="FFFFFFFF" w:tentative="1">
+      <w:start w:val="1"/>
+      <w:numFmt w:val="lowerLetter"/>
+      <w:lvlText w:val="%2."/>
+      <w:lvlJc w:val="left"/>
+      <w:pPr>
+        <w:ind w:left="1440" w:hanging="360"/>
+      </w:pPr>
+    </w:lvl>
+    <w:lvl w:ilvl="2" w:tplc="FFFFFFFF" w:tentative="1">
+      <w:start w:val="1"/>
+      <w:numFmt w:val="lowerRoman"/>
+      <w:lvlText w:val="%3."/>
+      <w:lvlJc w:val="right"/>
+      <w:pPr>
+        <w:ind w:left="2160" w:hanging="180"/>
+      </w:pPr>
+    </w:lvl>
+    <w:lvl w:ilvl="3" w:tplc="FFFFFFFF" w:tentative="1">
+      <w:start w:val="1"/>
+      <w:numFmt w:val="decimal"/>
+      <w:lvlText w:val="%4."/>
+      <w:lvlJc w:val="left"/>
+      <w:pPr>
+        <w:ind w:left="2880" w:hanging="360"/>
+      </w:pPr>
+    </w:lvl>
+    <w:lvl w:ilvl="4" w:tplc="FFFFFFFF" w:tentative="1">
+      <w:start w:val="1"/>
+      <w:numFmt w:val="lowerLetter"/>
+      <w:lvlText w:val="%5."/>
+      <w:lvlJc w:val="left"/>
+      <w:pPr>
+        <w:ind w:left="3600" w:hanging="360"/>
+      </w:pPr>
+    </w:lvl>
+    <w:lvl w:ilvl="5" w:tplc="FFFFFFFF" w:tentative="1">
+      <w:start w:val="1"/>
+      <w:numFmt w:val="lowerRoman"/>
+      <w:lvlText w:val="%6."/>
+      <w:lvlJc w:val="right"/>
+      <w:pPr>
+        <w:ind w:left="4320" w:hanging="180"/>
+      </w:pPr>
+    </w:lvl>
+    <w:lvl w:ilvl="6" w:tplc="FFFFFFFF" w:tentative="1">
+      <w:start w:val="1"/>
+      <w:numFmt w:val="decimal"/>
+      <w:lvlText w:val="%7."/>
+      <w:lvlJc w:val="left"/>
+      <w:pPr>
+        <w:ind w:left="5040" w:hanging="360"/>
+      </w:pPr>
+    </w:lvl>
+    <w:lvl w:ilvl="7" w:tplc="FFFFFFFF" w:tentative="1">
+      <w:start w:val="1"/>
+      <w:numFmt w:val="lowerLetter"/>
+      <w:lvlText w:val="%8."/>
+      <w:lvlJc w:val="left"/>
+      <w:pPr>
+        <w:ind w:left="5760" w:hanging="360"/>
+      </w:pPr>
+    </w:lvl>
+    <w:lvl w:ilvl="8" w:tplc="FFFFFFFF" w:tentative="1">
+      <w:start w:val="1"/>
+      <w:numFmt w:val="lowerRoman"/>
+      <w:lvlText w:val="%9."/>
+      <w:lvlJc w:val="right"/>
+      <w:pPr>
+        <w:ind w:left="6480" w:hanging="180"/>
+      </w:pPr>
+    </w:lvl>
+  </w:abstractNum>
+  <w:abstractNum w:abstractNumId="50" w15:restartNumberingAfterBreak="0">
+    <w:nsid w:val="50AB6376"/>
+    <w:multiLevelType w:val="hybridMultilevel"/>
+    <w:tmpl w:val="DF6A918A"/>
+    <w:lvl w:ilvl="0" w:tplc="40090001">
+      <w:start w:val="1"/>
+      <w:numFmt w:val="bullet"/>
+      <w:lvlText w:val=""/>
+      <w:lvlJc w:val="left"/>
+      <w:pPr>
+        <w:ind w:left="786" w:hanging="360"/>
+      </w:pPr>
+      <w:rPr>
+        <w:rFonts w:ascii="Symbol" w:hAnsi="Symbol" w:hint="default"/>
+      </w:rPr>
+    </w:lvl>
+    <w:lvl w:ilvl="1" w:tplc="40090003" w:tentative="1">
+      <w:start w:val="1"/>
+      <w:numFmt w:val="bullet"/>
+      <w:lvlText w:val="o"/>
+      <w:lvlJc w:val="left"/>
+      <w:pPr>
+        <w:ind w:left="1506" w:hanging="360"/>
+      </w:pPr>
+      <w:rPr>
+        <w:rFonts w:ascii="Courier New" w:hAnsi="Courier New" w:cs="Courier New" w:hint="default"/>
+      </w:rPr>
+    </w:lvl>
+    <w:lvl w:ilvl="2" w:tplc="40090005" w:tentative="1">
+      <w:start w:val="1"/>
+      <w:numFmt w:val="bullet"/>
+      <w:lvlText w:val=""/>
+      <w:lvlJc w:val="left"/>
+      <w:pPr>
+        <w:ind w:left="2226" w:hanging="360"/>
+      </w:pPr>
+      <w:rPr>
+        <w:rFonts w:ascii="Wingdings" w:hAnsi="Wingdings" w:hint="default"/>
+      </w:rPr>
+    </w:lvl>
+    <w:lvl w:ilvl="3" w:tplc="40090001" w:tentative="1">
+      <w:start w:val="1"/>
+      <w:numFmt w:val="bullet"/>
+      <w:lvlText w:val=""/>
+      <w:lvlJc w:val="left"/>
+      <w:pPr>
+        <w:ind w:left="2946" w:hanging="360"/>
+      </w:pPr>
+      <w:rPr>
+        <w:rFonts w:ascii="Symbol" w:hAnsi="Symbol" w:hint="default"/>
+      </w:rPr>
+    </w:lvl>
+    <w:lvl w:ilvl="4" w:tplc="40090003" w:tentative="1">
+      <w:start w:val="1"/>
+      <w:numFmt w:val="bullet"/>
+      <w:lvlText w:val="o"/>
+      <w:lvlJc w:val="left"/>
+      <w:pPr>
+        <w:ind w:left="3666" w:hanging="360"/>
+      </w:pPr>
+      <w:rPr>
+        <w:rFonts w:ascii="Courier New" w:hAnsi="Courier New" w:cs="Courier New" w:hint="default"/>
+      </w:rPr>
+    </w:lvl>
+    <w:lvl w:ilvl="5" w:tplc="40090005" w:tentative="1">
+      <w:start w:val="1"/>
+      <w:numFmt w:val="bullet"/>
+      <w:lvlText w:val=""/>
+      <w:lvlJc w:val="left"/>
+      <w:pPr>
+        <w:ind w:left="4386" w:hanging="360"/>
+      </w:pPr>
+      <w:rPr>
+        <w:rFonts w:ascii="Wingdings" w:hAnsi="Wingdings" w:hint="default"/>
+      </w:rPr>
+    </w:lvl>
+    <w:lvl w:ilvl="6" w:tplc="40090001" w:tentative="1">
+      <w:start w:val="1"/>
+      <w:numFmt w:val="bullet"/>
+      <w:lvlText w:val=""/>
+      <w:lvlJc w:val="left"/>
+      <w:pPr>
+        <w:ind w:left="5106" w:hanging="360"/>
+      </w:pPr>
+      <w:rPr>
+        <w:rFonts w:ascii="Symbol" w:hAnsi="Symbol" w:hint="default"/>
+      </w:rPr>
+    </w:lvl>
+    <w:lvl w:ilvl="7" w:tplc="40090003" w:tentative="1">
+      <w:start w:val="1"/>
+      <w:numFmt w:val="bullet"/>
+      <w:lvlText w:val="o"/>
+      <w:lvlJc w:val="left"/>
+      <w:pPr>
+        <w:ind w:left="5826" w:hanging="360"/>
+      </w:pPr>
+      <w:rPr>
+        <w:rFonts w:ascii="Courier New" w:hAnsi="Courier New" w:cs="Courier New" w:hint="default"/>
+      </w:rPr>
+    </w:lvl>
+    <w:lvl w:ilvl="8" w:tplc="40090005" w:tentative="1">
+      <w:start w:val="1"/>
+      <w:numFmt w:val="bullet"/>
+      <w:lvlText w:val=""/>
+      <w:lvlJc w:val="left"/>
+      <w:pPr>
+        <w:ind w:left="6546" w:hanging="360"/>
+      </w:pPr>
+      <w:rPr>
+        <w:rFonts w:ascii="Wingdings" w:hAnsi="Wingdings" w:hint="default"/>
+      </w:rPr>
+    </w:lvl>
+  </w:abstractNum>
+  <w:abstractNum w:abstractNumId="51" w15:restartNumberingAfterBreak="0">
     <w:nsid w:val="52E13908"/>
     <w:multiLevelType w:val="multilevel"/>
     <w:tmpl w:val="DFA0ACB0"/>
@@ -19243,10 +22339,10 @@
       </w:rPr>
     </w:lvl>
   </w:abstractNum>
-  <w:abstractNum w:abstractNumId="43" w15:restartNumberingAfterBreak="0">
+  <w:abstractNum w:abstractNumId="52" w15:restartNumberingAfterBreak="0">
     <w:nsid w:val="56B94850"/>
     <w:multiLevelType w:val="hybridMultilevel"/>
-    <w:tmpl w:val="9BE673EE"/>
+    <w:tmpl w:val="78665E68"/>
     <w:lvl w:ilvl="0" w:tplc="40090001">
       <w:start w:val="1"/>
       <w:numFmt w:val="bullet"/>
@@ -19356,7 +22452,96 @@
       </w:rPr>
     </w:lvl>
   </w:abstractNum>
-  <w:abstractNum w:abstractNumId="44" w15:restartNumberingAfterBreak="0">
+  <w:abstractNum w:abstractNumId="53" w15:restartNumberingAfterBreak="0">
+    <w:nsid w:val="57CB494A"/>
+    <w:multiLevelType w:val="hybridMultilevel"/>
+    <w:tmpl w:val="61B49DDC"/>
+    <w:lvl w:ilvl="0" w:tplc="62DAA804">
+      <w:start w:val="1"/>
+      <w:numFmt w:val="decimal"/>
+      <w:lvlText w:val="%1."/>
+      <w:lvlJc w:val="left"/>
+      <w:pPr>
+        <w:ind w:left="786" w:hanging="360"/>
+      </w:pPr>
+      <w:rPr>
+        <w:rFonts w:hint="default"/>
+      </w:rPr>
+    </w:lvl>
+    <w:lvl w:ilvl="1" w:tplc="FFFFFFFF" w:tentative="1">
+      <w:start w:val="1"/>
+      <w:numFmt w:val="lowerLetter"/>
+      <w:lvlText w:val="%2."/>
+      <w:lvlJc w:val="left"/>
+      <w:pPr>
+        <w:ind w:left="1440" w:hanging="360"/>
+      </w:pPr>
+    </w:lvl>
+    <w:lvl w:ilvl="2" w:tplc="FFFFFFFF" w:tentative="1">
+      <w:start w:val="1"/>
+      <w:numFmt w:val="lowerRoman"/>
+      <w:lvlText w:val="%3."/>
+      <w:lvlJc w:val="right"/>
+      <w:pPr>
+        <w:ind w:left="2160" w:hanging="180"/>
+      </w:pPr>
+    </w:lvl>
+    <w:lvl w:ilvl="3" w:tplc="FFFFFFFF" w:tentative="1">
+      <w:start w:val="1"/>
+      <w:numFmt w:val="decimal"/>
+      <w:lvlText w:val="%4."/>
+      <w:lvlJc w:val="left"/>
+      <w:pPr>
+        <w:ind w:left="2880" w:hanging="360"/>
+      </w:pPr>
+    </w:lvl>
+    <w:lvl w:ilvl="4" w:tplc="FFFFFFFF" w:tentative="1">
+      <w:start w:val="1"/>
+      <w:numFmt w:val="lowerLetter"/>
+      <w:lvlText w:val="%5."/>
+      <w:lvlJc w:val="left"/>
+      <w:pPr>
+        <w:ind w:left="3600" w:hanging="360"/>
+      </w:pPr>
+    </w:lvl>
+    <w:lvl w:ilvl="5" w:tplc="FFFFFFFF" w:tentative="1">
+      <w:start w:val="1"/>
+      <w:numFmt w:val="lowerRoman"/>
+      <w:lvlText w:val="%6."/>
+      <w:lvlJc w:val="right"/>
+      <w:pPr>
+        <w:ind w:left="4320" w:hanging="180"/>
+      </w:pPr>
+    </w:lvl>
+    <w:lvl w:ilvl="6" w:tplc="FFFFFFFF" w:tentative="1">
+      <w:start w:val="1"/>
+      <w:numFmt w:val="decimal"/>
+      <w:lvlText w:val="%7."/>
+      <w:lvlJc w:val="left"/>
+      <w:pPr>
+        <w:ind w:left="5040" w:hanging="360"/>
+      </w:pPr>
+    </w:lvl>
+    <w:lvl w:ilvl="7" w:tplc="FFFFFFFF" w:tentative="1">
+      <w:start w:val="1"/>
+      <w:numFmt w:val="lowerLetter"/>
+      <w:lvlText w:val="%8."/>
+      <w:lvlJc w:val="left"/>
+      <w:pPr>
+        <w:ind w:left="5760" w:hanging="360"/>
+      </w:pPr>
+    </w:lvl>
+    <w:lvl w:ilvl="8" w:tplc="FFFFFFFF" w:tentative="1">
+      <w:start w:val="1"/>
+      <w:numFmt w:val="lowerRoman"/>
+      <w:lvlText w:val="%9."/>
+      <w:lvlJc w:val="right"/>
+      <w:pPr>
+        <w:ind w:left="6480" w:hanging="180"/>
+      </w:pPr>
+    </w:lvl>
+  </w:abstractNum>
+  <w:abstractNum w:abstractNumId="54" w15:restartNumberingAfterBreak="0">
     <w:nsid w:val="5820102F"/>
     <w:multiLevelType w:val="hybridMultilevel"/>
     <w:tmpl w:val="EBF48FDE"/>
@@ -19445,7 +22630,7 @@
       </w:pPr>
     </w:lvl>
   </w:abstractNum>
-  <w:abstractNum w:abstractNumId="45" w15:restartNumberingAfterBreak="0">
+  <w:abstractNum w:abstractNumId="55" w15:restartNumberingAfterBreak="0">
     <w:nsid w:val="5C660D76"/>
     <w:multiLevelType w:val="hybridMultilevel"/>
     <w:tmpl w:val="F654A158"/>
@@ -19558,7 +22743,7 @@
       </w:rPr>
     </w:lvl>
   </w:abstractNum>
-  <w:abstractNum w:abstractNumId="46" w15:restartNumberingAfterBreak="0">
+  <w:abstractNum w:abstractNumId="56" w15:restartNumberingAfterBreak="0">
     <w:nsid w:val="5F174AD2"/>
     <w:multiLevelType w:val="multilevel"/>
     <w:tmpl w:val="322895F0"/>
@@ -19707,7 +22892,7 @@
       </w:rPr>
     </w:lvl>
   </w:abstractNum>
-  <w:abstractNum w:abstractNumId="47" w15:restartNumberingAfterBreak="0">
+  <w:abstractNum w:abstractNumId="57" w15:restartNumberingAfterBreak="0">
     <w:nsid w:val="60BF3DB8"/>
     <w:multiLevelType w:val="multilevel"/>
     <w:tmpl w:val="E5E2B176"/>
@@ -19856,7 +23041,96 @@
       </w:rPr>
     </w:lvl>
   </w:abstractNum>
-  <w:abstractNum w:abstractNumId="48" w15:restartNumberingAfterBreak="0">
+  <w:abstractNum w:abstractNumId="58" w15:restartNumberingAfterBreak="0">
+    <w:nsid w:val="627327D7"/>
+    <w:multiLevelType w:val="hybridMultilevel"/>
+    <w:tmpl w:val="17243E76"/>
+    <w:lvl w:ilvl="0" w:tplc="29B46CDC">
+      <w:start w:val="1"/>
+      <w:numFmt w:val="decimal"/>
+      <w:lvlText w:val="%1."/>
+      <w:lvlJc w:val="left"/>
+      <w:pPr>
+        <w:ind w:left="786" w:hanging="360"/>
+      </w:pPr>
+      <w:rPr>
+        <w:rFonts w:hint="default"/>
+      </w:rPr>
+    </w:lvl>
+    <w:lvl w:ilvl="1" w:tplc="40090019" w:tentative="1">
+      <w:start w:val="1"/>
+      <w:numFmt w:val="lowerLetter"/>
+      <w:lvlText w:val="%2."/>
+      <w:lvlJc w:val="left"/>
+      <w:pPr>
+        <w:ind w:left="1440" w:hanging="360"/>
+      </w:pPr>
+    </w:lvl>
+    <w:lvl w:ilvl="2" w:tplc="4009001B" w:tentative="1">
+      <w:start w:val="1"/>
+      <w:numFmt w:val="lowerRoman"/>
+      <w:lvlText w:val="%3."/>
+      <w:lvlJc w:val="right"/>
+      <w:pPr>
+        <w:ind w:left="2160" w:hanging="180"/>
+      </w:pPr>
+    </w:lvl>
+    <w:lvl w:ilvl="3" w:tplc="4009000F" w:tentative="1">
+      <w:start w:val="1"/>
+      <w:numFmt w:val="decimal"/>
+      <w:lvlText w:val="%4."/>
+      <w:lvlJc w:val="left"/>
+      <w:pPr>
+        <w:ind w:left="2880" w:hanging="360"/>
+      </w:pPr>
+    </w:lvl>
+    <w:lvl w:ilvl="4" w:tplc="40090019" w:tentative="1">
+      <w:start w:val="1"/>
+      <w:numFmt w:val="lowerLetter"/>
+      <w:lvlText w:val="%5."/>
+      <w:lvlJc w:val="left"/>
+      <w:pPr>
+        <w:ind w:left="3600" w:hanging="360"/>
+      </w:pPr>
+    </w:lvl>
+    <w:lvl w:ilvl="5" w:tplc="4009001B" w:tentative="1">
+      <w:start w:val="1"/>
+      <w:numFmt w:val="lowerRoman"/>
+      <w:lvlText w:val="%6."/>
+      <w:lvlJc w:val="right"/>
+      <w:pPr>
+        <w:ind w:left="4320" w:hanging="180"/>
+      </w:pPr>
+    </w:lvl>
+    <w:lvl w:ilvl="6" w:tplc="4009000F" w:tentative="1">
+      <w:start w:val="1"/>
+      <w:numFmt w:val="decimal"/>
+      <w:lvlText w:val="%7."/>
+      <w:lvlJc w:val="left"/>
+      <w:pPr>
+        <w:ind w:left="5040" w:hanging="360"/>
+      </w:pPr>
+    </w:lvl>
+    <w:lvl w:ilvl="7" w:tplc="40090019" w:tentative="1">
+      <w:start w:val="1"/>
+      <w:numFmt w:val="lowerLetter"/>
+      <w:lvlText w:val="%8."/>
+      <w:lvlJc w:val="left"/>
+      <w:pPr>
+        <w:ind w:left="5760" w:hanging="360"/>
+      </w:pPr>
+    </w:lvl>
+    <w:lvl w:ilvl="8" w:tplc="4009001B" w:tentative="1">
+      <w:start w:val="1"/>
+      <w:numFmt w:val="lowerRoman"/>
+      <w:lvlText w:val="%9."/>
+      <w:lvlJc w:val="right"/>
+      <w:pPr>
+        <w:ind w:left="6480" w:hanging="180"/>
+      </w:pPr>
+    </w:lvl>
+  </w:abstractNum>
+  <w:abstractNum w:abstractNumId="59" w15:restartNumberingAfterBreak="0">
     <w:nsid w:val="63631B73"/>
     <w:multiLevelType w:val="hybridMultilevel"/>
     <w:tmpl w:val="27E27A66"/>
@@ -19945,7 +23219,7 @@
       </w:pPr>
     </w:lvl>
   </w:abstractNum>
-  <w:abstractNum w:abstractNumId="49" w15:restartNumberingAfterBreak="0">
+  <w:abstractNum w:abstractNumId="60" w15:restartNumberingAfterBreak="0">
     <w:nsid w:val="636E4A00"/>
     <w:multiLevelType w:val="hybridMultilevel"/>
     <w:tmpl w:val="55864E02"/>
@@ -20034,7 +23308,96 @@
       </w:pPr>
     </w:lvl>
   </w:abstractNum>
-  <w:abstractNum w:abstractNumId="50" w15:restartNumberingAfterBreak="0">
+  <w:abstractNum w:abstractNumId="61" w15:restartNumberingAfterBreak="0">
+    <w:nsid w:val="65A11495"/>
+    <w:multiLevelType w:val="hybridMultilevel"/>
+    <w:tmpl w:val="BE2AD0BC"/>
+    <w:lvl w:ilvl="0" w:tplc="8EF2747C">
+      <w:start w:val="1"/>
+      <w:numFmt w:val="decimal"/>
+      <w:lvlText w:val="%1."/>
+      <w:lvlJc w:val="left"/>
+      <w:pPr>
+        <w:ind w:left="786" w:hanging="360"/>
+      </w:pPr>
+      <w:rPr>
+        <w:rFonts w:hint="default"/>
+      </w:rPr>
+    </w:lvl>
+    <w:lvl w:ilvl="1" w:tplc="FFFFFFFF" w:tentative="1">
+      <w:start w:val="1"/>
+      <w:numFmt w:val="lowerLetter"/>
+      <w:lvlText w:val="%2."/>
+      <w:lvlJc w:val="left"/>
+      <w:pPr>
+        <w:ind w:left="1440" w:hanging="360"/>
+      </w:pPr>
+    </w:lvl>
+    <w:lvl w:ilvl="2" w:tplc="FFFFFFFF" w:tentative="1">
+      <w:start w:val="1"/>
+      <w:numFmt w:val="lowerRoman"/>
+      <w:lvlText w:val="%3."/>
+      <w:lvlJc w:val="right"/>
+      <w:pPr>
+        <w:ind w:left="2160" w:hanging="180"/>
+      </w:pPr>
+    </w:lvl>
+    <w:lvl w:ilvl="3" w:tplc="FFFFFFFF" w:tentative="1">
+      <w:start w:val="1"/>
+      <w:numFmt w:val="decimal"/>
+      <w:lvlText w:val="%4."/>
+      <w:lvlJc w:val="left"/>
+      <w:pPr>
+        <w:ind w:left="2880" w:hanging="360"/>
+      </w:pPr>
+    </w:lvl>
+    <w:lvl w:ilvl="4" w:tplc="FFFFFFFF" w:tentative="1">
+      <w:start w:val="1"/>
+      <w:numFmt w:val="lowerLetter"/>
+      <w:lvlText w:val="%5."/>
+      <w:lvlJc w:val="left"/>
+      <w:pPr>
+        <w:ind w:left="3600" w:hanging="360"/>
+      </w:pPr>
+    </w:lvl>
+    <w:lvl w:ilvl="5" w:tplc="FFFFFFFF" w:tentative="1">
+      <w:start w:val="1"/>
+      <w:numFmt w:val="lowerRoman"/>
+      <w:lvlText w:val="%6."/>
+      <w:lvlJc w:val="right"/>
+      <w:pPr>
+        <w:ind w:left="4320" w:hanging="180"/>
+      </w:pPr>
+    </w:lvl>
+    <w:lvl w:ilvl="6" w:tplc="FFFFFFFF" w:tentative="1">
+      <w:start w:val="1"/>
+      <w:numFmt w:val="decimal"/>
+      <w:lvlText w:val="%7."/>
+      <w:lvlJc w:val="left"/>
+      <w:pPr>
+        <w:ind w:left="5040" w:hanging="360"/>
+      </w:pPr>
+    </w:lvl>
+    <w:lvl w:ilvl="7" w:tplc="FFFFFFFF" w:tentative="1">
+      <w:start w:val="1"/>
+      <w:numFmt w:val="lowerLetter"/>
+      <w:lvlText w:val="%8."/>
+      <w:lvlJc w:val="left"/>
+      <w:pPr>
+        <w:ind w:left="5760" w:hanging="360"/>
+      </w:pPr>
+    </w:lvl>
+    <w:lvl w:ilvl="8" w:tplc="FFFFFFFF" w:tentative="1">
+      <w:start w:val="1"/>
+      <w:numFmt w:val="lowerRoman"/>
+      <w:lvlText w:val="%9."/>
+      <w:lvlJc w:val="right"/>
+      <w:pPr>
+        <w:ind w:left="6480" w:hanging="180"/>
+      </w:pPr>
+    </w:lvl>
+  </w:abstractNum>
+  <w:abstractNum w:abstractNumId="62" w15:restartNumberingAfterBreak="0">
     <w:nsid w:val="66CF5307"/>
     <w:multiLevelType w:val="hybridMultilevel"/>
     <w:tmpl w:val="8E527034"/>
@@ -20123,7 +23486,7 @@
       </w:pPr>
     </w:lvl>
   </w:abstractNum>
-  <w:abstractNum w:abstractNumId="51" w15:restartNumberingAfterBreak="0">
+  <w:abstractNum w:abstractNumId="63" w15:restartNumberingAfterBreak="0">
     <w:nsid w:val="66EC2D1F"/>
     <w:multiLevelType w:val="hybridMultilevel"/>
     <w:tmpl w:val="6AC8E508"/>
@@ -20236,7 +23599,7 @@
       </w:rPr>
     </w:lvl>
   </w:abstractNum>
-  <w:abstractNum w:abstractNumId="52" w15:restartNumberingAfterBreak="0">
+  <w:abstractNum w:abstractNumId="64" w15:restartNumberingAfterBreak="0">
     <w:nsid w:val="67A91DAE"/>
     <w:multiLevelType w:val="hybridMultilevel"/>
     <w:tmpl w:val="20469220"/>
@@ -20322,7 +23685,7 @@
       </w:pPr>
     </w:lvl>
   </w:abstractNum>
-  <w:abstractNum w:abstractNumId="53" w15:restartNumberingAfterBreak="0">
+  <w:abstractNum w:abstractNumId="65" w15:restartNumberingAfterBreak="0">
     <w:nsid w:val="68A02053"/>
     <w:multiLevelType w:val="hybridMultilevel"/>
     <w:tmpl w:val="78E8F086"/>
@@ -20408,7 +23771,7 @@
       </w:pPr>
     </w:lvl>
   </w:abstractNum>
-  <w:abstractNum w:abstractNumId="54" w15:restartNumberingAfterBreak="0">
+  <w:abstractNum w:abstractNumId="66" w15:restartNumberingAfterBreak="0">
     <w:nsid w:val="6AEA6D48"/>
     <w:multiLevelType w:val="hybridMultilevel"/>
     <w:tmpl w:val="41942CD4"/>
@@ -20521,7 +23884,96 @@
       </w:rPr>
     </w:lvl>
   </w:abstractNum>
-  <w:abstractNum w:abstractNumId="55" w15:restartNumberingAfterBreak="0">
+  <w:abstractNum w:abstractNumId="67" w15:restartNumberingAfterBreak="0">
+    <w:nsid w:val="6DA65A70"/>
+    <w:multiLevelType w:val="hybridMultilevel"/>
+    <w:tmpl w:val="77AA1FF2"/>
+    <w:lvl w:ilvl="0" w:tplc="05B671E6">
+      <w:start w:val="1"/>
+      <w:numFmt w:val="decimal"/>
+      <w:lvlText w:val="%1."/>
+      <w:lvlJc w:val="left"/>
+      <w:pPr>
+        <w:ind w:left="786" w:hanging="360"/>
+      </w:pPr>
+      <w:rPr>
+        <w:rFonts w:hint="default"/>
+      </w:rPr>
+    </w:lvl>
+    <w:lvl w:ilvl="1" w:tplc="40090019" w:tentative="1">
+      <w:start w:val="1"/>
+      <w:numFmt w:val="lowerLetter"/>
+      <w:lvlText w:val="%2."/>
+      <w:lvlJc w:val="left"/>
+      <w:pPr>
+        <w:ind w:left="1440" w:hanging="360"/>
+      </w:pPr>
+    </w:lvl>
+    <w:lvl w:ilvl="2" w:tplc="4009001B" w:tentative="1">
+      <w:start w:val="1"/>
+      <w:numFmt w:val="lowerRoman"/>
+      <w:lvlText w:val="%3."/>
+      <w:lvlJc w:val="right"/>
+      <w:pPr>
+        <w:ind w:left="2160" w:hanging="180"/>
+      </w:pPr>
+    </w:lvl>
+    <w:lvl w:ilvl="3" w:tplc="4009000F" w:tentative="1">
+      <w:start w:val="1"/>
+      <w:numFmt w:val="decimal"/>
+      <w:lvlText w:val="%4."/>
+      <w:lvlJc w:val="left"/>
+      <w:pPr>
+        <w:ind w:left="2880" w:hanging="360"/>
+      </w:pPr>
+    </w:lvl>
+    <w:lvl w:ilvl="4" w:tplc="40090019" w:tentative="1">
+      <w:start w:val="1"/>
+      <w:numFmt w:val="lowerLetter"/>
+      <w:lvlText w:val="%5."/>
+      <w:lvlJc w:val="left"/>
+      <w:pPr>
+        <w:ind w:left="3600" w:hanging="360"/>
+      </w:pPr>
+    </w:lvl>
+    <w:lvl w:ilvl="5" w:tplc="4009001B" w:tentative="1">
+      <w:start w:val="1"/>
+      <w:numFmt w:val="lowerRoman"/>
+      <w:lvlText w:val="%6."/>
+      <w:lvlJc w:val="right"/>
+      <w:pPr>
+        <w:ind w:left="4320" w:hanging="180"/>
+      </w:pPr>
+    </w:lvl>
+    <w:lvl w:ilvl="6" w:tplc="4009000F" w:tentative="1">
+      <w:start w:val="1"/>
+      <w:numFmt w:val="decimal"/>
+      <w:lvlText w:val="%7."/>
+      <w:lvlJc w:val="left"/>
+      <w:pPr>
+        <w:ind w:left="5040" w:hanging="360"/>
+      </w:pPr>
+    </w:lvl>
+    <w:lvl w:ilvl="7" w:tplc="40090019" w:tentative="1">
+      <w:start w:val="1"/>
+      <w:numFmt w:val="lowerLetter"/>
+      <w:lvlText w:val="%8."/>
+      <w:lvlJc w:val="left"/>
+      <w:pPr>
+        <w:ind w:left="5760" w:hanging="360"/>
+      </w:pPr>
+    </w:lvl>
+    <w:lvl w:ilvl="8" w:tplc="4009001B" w:tentative="1">
+      <w:start w:val="1"/>
+      <w:numFmt w:val="lowerRoman"/>
+      <w:lvlText w:val="%9."/>
+      <w:lvlJc w:val="right"/>
+      <w:pPr>
+        <w:ind w:left="6480" w:hanging="180"/>
+      </w:pPr>
+    </w:lvl>
+  </w:abstractNum>
+  <w:abstractNum w:abstractNumId="68" w15:restartNumberingAfterBreak="0">
     <w:nsid w:val="6E3B21F0"/>
     <w:multiLevelType w:val="hybridMultilevel"/>
     <w:tmpl w:val="51BC0A8A"/>
@@ -20609,7 +24061,7 @@
       </w:pPr>
     </w:lvl>
   </w:abstractNum>
-  <w:abstractNum w:abstractNumId="56" w15:restartNumberingAfterBreak="0">
+  <w:abstractNum w:abstractNumId="69" w15:restartNumberingAfterBreak="0">
     <w:nsid w:val="743D2677"/>
     <w:multiLevelType w:val="hybridMultilevel"/>
     <w:tmpl w:val="AB2AEB64"/>
@@ -20698,7 +24150,96 @@
       </w:pPr>
     </w:lvl>
   </w:abstractNum>
-  <w:abstractNum w:abstractNumId="57" w15:restartNumberingAfterBreak="0">
+  <w:abstractNum w:abstractNumId="70" w15:restartNumberingAfterBreak="0">
+    <w:nsid w:val="76D400E1"/>
+    <w:multiLevelType w:val="hybridMultilevel"/>
+    <w:tmpl w:val="7EF26DCA"/>
+    <w:lvl w:ilvl="0" w:tplc="3F6A1644">
+      <w:start w:val="1"/>
+      <w:numFmt w:val="decimal"/>
+      <w:lvlText w:val="%1."/>
+      <w:lvlJc w:val="left"/>
+      <w:pPr>
+        <w:ind w:left="786" w:hanging="360"/>
+      </w:pPr>
+      <w:rPr>
+        <w:rFonts w:hint="default"/>
+      </w:rPr>
+    </w:lvl>
+    <w:lvl w:ilvl="1" w:tplc="FFFFFFFF" w:tentative="1">
+      <w:start w:val="1"/>
+      <w:numFmt w:val="lowerLetter"/>
+      <w:lvlText w:val="%2."/>
+      <w:lvlJc w:val="left"/>
+      <w:pPr>
+        <w:ind w:left="1440" w:hanging="360"/>
+      </w:pPr>
+    </w:lvl>
+    <w:lvl w:ilvl="2" w:tplc="FFFFFFFF" w:tentative="1">
+      <w:start w:val="1"/>
+      <w:numFmt w:val="lowerRoman"/>
+      <w:lvlText w:val="%3."/>
+      <w:lvlJc w:val="right"/>
+      <w:pPr>
+        <w:ind w:left="2160" w:hanging="180"/>
+      </w:pPr>
+    </w:lvl>
+    <w:lvl w:ilvl="3" w:tplc="FFFFFFFF" w:tentative="1">
+      <w:start w:val="1"/>
+      <w:numFmt w:val="decimal"/>
+      <w:lvlText w:val="%4."/>
+      <w:lvlJc w:val="left"/>
+      <w:pPr>
+        <w:ind w:left="2880" w:hanging="360"/>
+      </w:pPr>
+    </w:lvl>
+    <w:lvl w:ilvl="4" w:tplc="FFFFFFFF" w:tentative="1">
+      <w:start w:val="1"/>
+      <w:numFmt w:val="lowerLetter"/>
+      <w:lvlText w:val="%5."/>
+      <w:lvlJc w:val="left"/>
+      <w:pPr>
+        <w:ind w:left="3600" w:hanging="360"/>
+      </w:pPr>
+    </w:lvl>
+    <w:lvl w:ilvl="5" w:tplc="FFFFFFFF" w:tentative="1">
+      <w:start w:val="1"/>
+      <w:numFmt w:val="lowerRoman"/>
+      <w:lvlText w:val="%6."/>
+      <w:lvlJc w:val="right"/>
+      <w:pPr>
+        <w:ind w:left="4320" w:hanging="180"/>
+      </w:pPr>
+    </w:lvl>
+    <w:lvl w:ilvl="6" w:tplc="FFFFFFFF" w:tentative="1">
+      <w:start w:val="1"/>
+      <w:numFmt w:val="decimal"/>
+      <w:lvlText w:val="%7."/>
+      <w:lvlJc w:val="left"/>
+      <w:pPr>
+        <w:ind w:left="5040" w:hanging="360"/>
+      </w:pPr>
+    </w:lvl>
+    <w:lvl w:ilvl="7" w:tplc="FFFFFFFF" w:tentative="1">
+      <w:start w:val="1"/>
+      <w:numFmt w:val="lowerLetter"/>
+      <w:lvlText w:val="%8."/>
+      <w:lvlJc w:val="left"/>
+      <w:pPr>
+        <w:ind w:left="5760" w:hanging="360"/>
+      </w:pPr>
+    </w:lvl>
+    <w:lvl w:ilvl="8" w:tplc="FFFFFFFF" w:tentative="1">
+      <w:start w:val="1"/>
+      <w:numFmt w:val="lowerRoman"/>
+      <w:lvlText w:val="%9."/>
+      <w:lvlJc w:val="right"/>
+      <w:pPr>
+        <w:ind w:left="6480" w:hanging="180"/>
+      </w:pPr>
+    </w:lvl>
+  </w:abstractNum>
+  <w:abstractNum w:abstractNumId="71" w15:restartNumberingAfterBreak="0">
     <w:nsid w:val="798245A1"/>
     <w:multiLevelType w:val="multilevel"/>
     <w:tmpl w:val="D4E29C7E"/>
@@ -20847,7 +24388,96 @@
       </w:rPr>
     </w:lvl>
   </w:abstractNum>
-  <w:abstractNum w:abstractNumId="58" w15:restartNumberingAfterBreak="0">
+  <w:abstractNum w:abstractNumId="72" w15:restartNumberingAfterBreak="0">
+    <w:nsid w:val="7B4606AD"/>
+    <w:multiLevelType w:val="hybridMultilevel"/>
+    <w:tmpl w:val="906C02F2"/>
+    <w:lvl w:ilvl="0" w:tplc="AA921E94">
+      <w:start w:val="1"/>
+      <w:numFmt w:val="decimal"/>
+      <w:lvlText w:val="%1."/>
+      <w:lvlJc w:val="left"/>
+      <w:pPr>
+        <w:ind w:left="786" w:hanging="360"/>
+      </w:pPr>
+      <w:rPr>
+        <w:rFonts w:hint="default"/>
+      </w:rPr>
+    </w:lvl>
+    <w:lvl w:ilvl="1" w:tplc="40090019" w:tentative="1">
+      <w:start w:val="1"/>
+      <w:numFmt w:val="lowerLetter"/>
+      <w:lvlText w:val="%2."/>
+      <w:lvlJc w:val="left"/>
+      <w:pPr>
+        <w:ind w:left="1440" w:hanging="360"/>
+      </w:pPr>
+    </w:lvl>
+    <w:lvl w:ilvl="2" w:tplc="4009001B" w:tentative="1">
+      <w:start w:val="1"/>
+      <w:numFmt w:val="lowerRoman"/>
+      <w:lvlText w:val="%3."/>
+      <w:lvlJc w:val="right"/>
+      <w:pPr>
+        <w:ind w:left="2160" w:hanging="180"/>
+      </w:pPr>
+    </w:lvl>
+    <w:lvl w:ilvl="3" w:tplc="4009000F" w:tentative="1">
+      <w:start w:val="1"/>
+      <w:numFmt w:val="decimal"/>
+      <w:lvlText w:val="%4."/>
+      <w:lvlJc w:val="left"/>
+      <w:pPr>
+        <w:ind w:left="2880" w:hanging="360"/>
+      </w:pPr>
+    </w:lvl>
+    <w:lvl w:ilvl="4" w:tplc="40090019" w:tentative="1">
+      <w:start w:val="1"/>
+      <w:numFmt w:val="lowerLetter"/>
+      <w:lvlText w:val="%5."/>
+      <w:lvlJc w:val="left"/>
+      <w:pPr>
+        <w:ind w:left="3600" w:hanging="360"/>
+      </w:pPr>
+    </w:lvl>
+    <w:lvl w:ilvl="5" w:tplc="4009001B" w:tentative="1">
+      <w:start w:val="1"/>
+      <w:numFmt w:val="lowerRoman"/>
+      <w:lvlText w:val="%6."/>
+      <w:lvlJc w:val="right"/>
+      <w:pPr>
+        <w:ind w:left="4320" w:hanging="180"/>
+      </w:pPr>
+    </w:lvl>
+    <w:lvl w:ilvl="6" w:tplc="4009000F" w:tentative="1">
+      <w:start w:val="1"/>
+      <w:numFmt w:val="decimal"/>
+      <w:lvlText w:val="%7."/>
+      <w:lvlJc w:val="left"/>
+      <w:pPr>
+        <w:ind w:left="5040" w:hanging="360"/>
+      </w:pPr>
+    </w:lvl>
+    <w:lvl w:ilvl="7" w:tplc="40090019" w:tentative="1">
+      <w:start w:val="1"/>
+      <w:numFmt w:val="lowerLetter"/>
+      <w:lvlText w:val="%8."/>
+      <w:lvlJc w:val="left"/>
+      <w:pPr>
+        <w:ind w:left="5760" w:hanging="360"/>
+      </w:pPr>
+    </w:lvl>
+    <w:lvl w:ilvl="8" w:tplc="4009001B" w:tentative="1">
+      <w:start w:val="1"/>
+      <w:numFmt w:val="lowerRoman"/>
+      <w:lvlText w:val="%9."/>
+      <w:lvlJc w:val="right"/>
+      <w:pPr>
+        <w:ind w:left="6480" w:hanging="180"/>
+      </w:pPr>
+    </w:lvl>
+  </w:abstractNum>
+  <w:abstractNum w:abstractNumId="73" w15:restartNumberingAfterBreak="0">
     <w:nsid w:val="7C4818D0"/>
     <w:multiLevelType w:val="hybridMultilevel"/>
     <w:tmpl w:val="A61CFC8E"/>
@@ -20936,7 +24566,7 @@
       </w:pPr>
     </w:lvl>
   </w:abstractNum>
-  <w:abstractNum w:abstractNumId="59" w15:restartNumberingAfterBreak="0">
+  <w:abstractNum w:abstractNumId="74" w15:restartNumberingAfterBreak="0">
     <w:nsid w:val="7DF907F8"/>
     <w:multiLevelType w:val="multilevel"/>
     <w:tmpl w:val="D0481822"/>
@@ -21085,7 +24715,7 @@
       </w:rPr>
     </w:lvl>
   </w:abstractNum>
-  <w:abstractNum w:abstractNumId="60" w15:restartNumberingAfterBreak="0">
+  <w:abstractNum w:abstractNumId="75" w15:restartNumberingAfterBreak="0">
     <w:nsid w:val="7E123F7B"/>
     <w:multiLevelType w:val="hybridMultilevel"/>
     <w:tmpl w:val="37809860"/>
@@ -21198,7 +24828,7 @@
       </w:rPr>
     </w:lvl>
   </w:abstractNum>
-  <w:abstractNum w:abstractNumId="61" w15:restartNumberingAfterBreak="0">
+  <w:abstractNum w:abstractNumId="76" w15:restartNumberingAfterBreak="0">
     <w:nsid w:val="7E75290A"/>
     <w:multiLevelType w:val="hybridMultilevel"/>
     <w:tmpl w:val="2F203DF8"/>
@@ -21284,7 +24914,7 @@
       </w:pPr>
     </w:lvl>
   </w:abstractNum>
-  <w:abstractNum w:abstractNumId="62" w15:restartNumberingAfterBreak="0">
+  <w:abstractNum w:abstractNumId="77" w15:restartNumberingAfterBreak="0">
     <w:nsid w:val="7E821522"/>
     <w:multiLevelType w:val="hybridMultilevel"/>
     <w:tmpl w:val="D15E8CC6"/>
@@ -21370,7 +25000,7 @@
       </w:pPr>
     </w:lvl>
   </w:abstractNum>
-  <w:abstractNum w:abstractNumId="63" w15:restartNumberingAfterBreak="0">
+  <w:abstractNum w:abstractNumId="78" w15:restartNumberingAfterBreak="0">
     <w:nsid w:val="7F9B1F90"/>
     <w:multiLevelType w:val="hybridMultilevel"/>
     <w:tmpl w:val="3B1AD3DE"/>
@@ -21460,196 +25090,241 @@
     </w:lvl>
   </w:abstractNum>
   <w:num w:numId="1" w16cid:durableId="547760854">
+    <w:abstractNumId w:val="74"/>
+  </w:num>
+  <w:num w:numId="2" w16cid:durableId="112870013">
+    <w:abstractNumId w:val="1"/>
+  </w:num>
+  <w:num w:numId="3" w16cid:durableId="1066297082">
+    <w:abstractNumId w:val="51"/>
+  </w:num>
+  <w:num w:numId="4" w16cid:durableId="375544249">
+    <w:abstractNumId w:val="18"/>
+  </w:num>
+  <w:num w:numId="5" w16cid:durableId="1102913561">
+    <w:abstractNumId w:val="34"/>
+  </w:num>
+  <w:num w:numId="6" w16cid:durableId="2060545769">
+    <w:abstractNumId w:val="32"/>
+  </w:num>
+  <w:num w:numId="7" w16cid:durableId="1324044657">
+    <w:abstractNumId w:val="57"/>
+  </w:num>
+  <w:num w:numId="8" w16cid:durableId="98184746">
+    <w:abstractNumId w:val="46"/>
+  </w:num>
+  <w:num w:numId="9" w16cid:durableId="182013550">
+    <w:abstractNumId w:val="7"/>
+  </w:num>
+  <w:num w:numId="10" w16cid:durableId="1909684561">
+    <w:abstractNumId w:val="65"/>
+  </w:num>
+  <w:num w:numId="11" w16cid:durableId="468674835">
+    <w:abstractNumId w:val="10"/>
+  </w:num>
+  <w:num w:numId="12" w16cid:durableId="303313759">
+    <w:abstractNumId w:val="9"/>
+  </w:num>
+  <w:num w:numId="13" w16cid:durableId="1941378677">
+    <w:abstractNumId w:val="22"/>
+  </w:num>
+  <w:num w:numId="14" w16cid:durableId="1658071050">
+    <w:abstractNumId w:val="39"/>
+  </w:num>
+  <w:num w:numId="15" w16cid:durableId="1856843268">
+    <w:abstractNumId w:val="76"/>
+  </w:num>
+  <w:num w:numId="16" w16cid:durableId="2056733104">
+    <w:abstractNumId w:val="71"/>
+  </w:num>
+  <w:num w:numId="17" w16cid:durableId="352073398">
+    <w:abstractNumId w:val="13"/>
+  </w:num>
+  <w:num w:numId="18" w16cid:durableId="880899920">
+    <w:abstractNumId w:val="47"/>
+  </w:num>
+  <w:num w:numId="19" w16cid:durableId="1963266159">
+    <w:abstractNumId w:val="15"/>
+  </w:num>
+  <w:num w:numId="20" w16cid:durableId="1434083292">
+    <w:abstractNumId w:val="16"/>
+  </w:num>
+  <w:num w:numId="21" w16cid:durableId="509570059">
+    <w:abstractNumId w:val="3"/>
+  </w:num>
+  <w:num w:numId="22" w16cid:durableId="1888905990">
+    <w:abstractNumId w:val="12"/>
+  </w:num>
+  <w:num w:numId="23" w16cid:durableId="1001546929">
     <w:abstractNumId w:val="59"/>
   </w:num>
-  <w:num w:numId="2" w16cid:durableId="112870013">
+  <w:num w:numId="24" w16cid:durableId="2016109498">
+    <w:abstractNumId w:val="11"/>
+  </w:num>
+  <w:num w:numId="25" w16cid:durableId="836769810">
+    <w:abstractNumId w:val="31"/>
+  </w:num>
+  <w:num w:numId="26" w16cid:durableId="49619448">
+    <w:abstractNumId w:val="63"/>
+  </w:num>
+  <w:num w:numId="27" w16cid:durableId="1091588831">
+    <w:abstractNumId w:val="66"/>
+  </w:num>
+  <w:num w:numId="28" w16cid:durableId="1316226302">
+    <w:abstractNumId w:val="35"/>
+  </w:num>
+  <w:num w:numId="29" w16cid:durableId="731119912">
+    <w:abstractNumId w:val="8"/>
+  </w:num>
+  <w:num w:numId="30" w16cid:durableId="1482456804">
+    <w:abstractNumId w:val="41"/>
+  </w:num>
+  <w:num w:numId="31" w16cid:durableId="1733458492">
+    <w:abstractNumId w:val="19"/>
+  </w:num>
+  <w:num w:numId="32" w16cid:durableId="769738866">
+    <w:abstractNumId w:val="75"/>
+  </w:num>
+  <w:num w:numId="33" w16cid:durableId="2029674655">
+    <w:abstractNumId w:val="4"/>
+  </w:num>
+  <w:num w:numId="34" w16cid:durableId="1764909057">
+    <w:abstractNumId w:val="55"/>
+  </w:num>
+  <w:num w:numId="35" w16cid:durableId="1460802618">
+    <w:abstractNumId w:val="25"/>
+  </w:num>
+  <w:num w:numId="36" w16cid:durableId="2093811967">
+    <w:abstractNumId w:val="62"/>
+  </w:num>
+  <w:num w:numId="37" w16cid:durableId="1859267411">
+    <w:abstractNumId w:val="45"/>
+  </w:num>
+  <w:num w:numId="38" w16cid:durableId="1741830400">
+    <w:abstractNumId w:val="64"/>
+  </w:num>
+  <w:num w:numId="39" w16cid:durableId="493300045">
+    <w:abstractNumId w:val="37"/>
+  </w:num>
+  <w:num w:numId="40" w16cid:durableId="1842039721">
+    <w:abstractNumId w:val="43"/>
+  </w:num>
+  <w:num w:numId="41" w16cid:durableId="477959858">
+    <w:abstractNumId w:val="38"/>
+  </w:num>
+  <w:num w:numId="42" w16cid:durableId="502479676">
+    <w:abstractNumId w:val="20"/>
+  </w:num>
+  <w:num w:numId="43" w16cid:durableId="307318697">
+    <w:abstractNumId w:val="42"/>
+  </w:num>
+  <w:num w:numId="44" w16cid:durableId="1273854510">
+    <w:abstractNumId w:val="77"/>
+  </w:num>
+  <w:num w:numId="45" w16cid:durableId="90973953">
+    <w:abstractNumId w:val="17"/>
+  </w:num>
+  <w:num w:numId="46" w16cid:durableId="457912309">
+    <w:abstractNumId w:val="5"/>
+  </w:num>
+  <w:num w:numId="47" w16cid:durableId="42410849">
+    <w:abstractNumId w:val="33"/>
+  </w:num>
+  <w:num w:numId="48" w16cid:durableId="1751152673">
+    <w:abstractNumId w:val="60"/>
+  </w:num>
+  <w:num w:numId="49" w16cid:durableId="1372655259">
+    <w:abstractNumId w:val="56"/>
+  </w:num>
+  <w:num w:numId="50" w16cid:durableId="2097021567">
+    <w:abstractNumId w:val="24"/>
+  </w:num>
+  <w:num w:numId="51" w16cid:durableId="571697622">
+    <w:abstractNumId w:val="78"/>
+  </w:num>
+  <w:num w:numId="52" w16cid:durableId="1787961601">
+    <w:abstractNumId w:val="48"/>
+  </w:num>
+  <w:num w:numId="53" w16cid:durableId="803234512">
+    <w:abstractNumId w:val="14"/>
+  </w:num>
+  <w:num w:numId="54" w16cid:durableId="262305211">
+    <w:abstractNumId w:val="44"/>
+  </w:num>
+  <w:num w:numId="55" w16cid:durableId="1437944789">
+    <w:abstractNumId w:val="73"/>
+  </w:num>
+  <w:num w:numId="56" w16cid:durableId="160630332">
+    <w:abstractNumId w:val="68"/>
+  </w:num>
+  <w:num w:numId="57" w16cid:durableId="2116902213">
+    <w:abstractNumId w:val="69"/>
+  </w:num>
+  <w:num w:numId="58" w16cid:durableId="1631781334">
+    <w:abstractNumId w:val="29"/>
+  </w:num>
+  <w:num w:numId="59" w16cid:durableId="1416395035">
+    <w:abstractNumId w:val="54"/>
+  </w:num>
+  <w:num w:numId="60" w16cid:durableId="120923253">
+    <w:abstractNumId w:val="52"/>
+  </w:num>
+  <w:num w:numId="61" w16cid:durableId="1010566114">
+    <w:abstractNumId w:val="23"/>
+  </w:num>
+  <w:num w:numId="62" w16cid:durableId="1229149399">
+    <w:abstractNumId w:val="6"/>
+  </w:num>
+  <w:num w:numId="63" w16cid:durableId="491797892">
+    <w:abstractNumId w:val="21"/>
+  </w:num>
+  <w:num w:numId="64" w16cid:durableId="981425004">
+    <w:abstractNumId w:val="2"/>
+  </w:num>
+  <w:num w:numId="65" w16cid:durableId="129445236">
+    <w:abstractNumId w:val="49"/>
+  </w:num>
+  <w:num w:numId="66" w16cid:durableId="2003729089">
+    <w:abstractNumId w:val="30"/>
+  </w:num>
+  <w:num w:numId="67" w16cid:durableId="967203898">
+    <w:abstractNumId w:val="61"/>
+  </w:num>
+  <w:num w:numId="68" w16cid:durableId="1164204164">
+    <w:abstractNumId w:val="36"/>
+  </w:num>
+  <w:num w:numId="69" w16cid:durableId="1368749256">
     <w:abstractNumId w:val="0"/>
   </w:num>
-  <w:num w:numId="3" w16cid:durableId="1066297082">
-    <w:abstractNumId w:val="42"/>
+  <w:num w:numId="70" w16cid:durableId="96100356">
+    <w:abstractNumId w:val="40"/>
   </w:num>
-  <w:num w:numId="4" w16cid:durableId="375544249">
-    <w:abstractNumId w:val="17"/>
+  <w:num w:numId="71" w16cid:durableId="1419256297">
+    <w:abstractNumId w:val="28"/>
   </w:num>
-  <w:num w:numId="5" w16cid:durableId="1102913561">
-    <w:abstractNumId w:val="29"/>
+  <w:num w:numId="72" w16cid:durableId="2029024432">
+    <w:abstractNumId w:val="50"/>
   </w:num>
-  <w:num w:numId="6" w16cid:durableId="2060545769">
+  <w:num w:numId="73" w16cid:durableId="1030569930">
     <w:abstractNumId w:val="27"/>
   </w:num>
-  <w:num w:numId="7" w16cid:durableId="1324044657">
-    <w:abstractNumId w:val="47"/>
+  <w:num w:numId="74" w16cid:durableId="1286425677">
+    <w:abstractNumId w:val="72"/>
   </w:num>
-  <w:num w:numId="8" w16cid:durableId="98184746">
-    <w:abstractNumId w:val="39"/>
-  </w:num>
-  <w:num w:numId="9" w16cid:durableId="182013550">
-    <w:abstractNumId w:val="6"/>
-  </w:num>
-  <w:num w:numId="10" w16cid:durableId="1909684561">
+  <w:num w:numId="75" w16cid:durableId="1506549305">
     <w:abstractNumId w:val="53"/>
   </w:num>
-  <w:num w:numId="11" w16cid:durableId="468674835">
-    <w:abstractNumId w:val="9"/>
+  <w:num w:numId="76" w16cid:durableId="1243301000">
+    <w:abstractNumId w:val="58"/>
   </w:num>
-  <w:num w:numId="12" w16cid:durableId="303313759">
-    <w:abstractNumId w:val="8"/>
+  <w:num w:numId="77" w16cid:durableId="1403868717">
+    <w:abstractNumId w:val="70"/>
   </w:num>
-  <w:num w:numId="13" w16cid:durableId="1941378677">
-    <w:abstractNumId w:val="21"/>
-  </w:num>
-  <w:num w:numId="14" w16cid:durableId="1658071050">
-    <w:abstractNumId w:val="33"/>
-  </w:num>
-  <w:num w:numId="15" w16cid:durableId="1856843268">
-    <w:abstractNumId w:val="61"/>
-  </w:num>
-  <w:num w:numId="16" w16cid:durableId="2056733104">
-    <w:abstractNumId w:val="57"/>
-  </w:num>
-  <w:num w:numId="17" w16cid:durableId="352073398">
-    <w:abstractNumId w:val="12"/>
-  </w:num>
-  <w:num w:numId="18" w16cid:durableId="880899920">
-    <w:abstractNumId w:val="40"/>
-  </w:num>
-  <w:num w:numId="19" w16cid:durableId="1963266159">
-    <w:abstractNumId w:val="14"/>
-  </w:num>
-  <w:num w:numId="20" w16cid:durableId="1434083292">
-    <w:abstractNumId w:val="15"/>
-  </w:num>
-  <w:num w:numId="21" w16cid:durableId="509570059">
-    <w:abstractNumId w:val="2"/>
-  </w:num>
-  <w:num w:numId="22" w16cid:durableId="1888905990">
-    <w:abstractNumId w:val="11"/>
-  </w:num>
-  <w:num w:numId="23" w16cid:durableId="1001546929">
-    <w:abstractNumId w:val="48"/>
-  </w:num>
-  <w:num w:numId="24" w16cid:durableId="2016109498">
-    <w:abstractNumId w:val="10"/>
-  </w:num>
-  <w:num w:numId="25" w16cid:durableId="836769810">
+  <w:num w:numId="78" w16cid:durableId="215287945">
     <w:abstractNumId w:val="26"/>
   </w:num>
-  <w:num w:numId="26" w16cid:durableId="49619448">
-    <w:abstractNumId w:val="51"/>
-  </w:num>
-  <w:num w:numId="27" w16cid:durableId="1091588831">
-    <w:abstractNumId w:val="54"/>
-  </w:num>
-  <w:num w:numId="28" w16cid:durableId="1316226302">
-    <w:abstractNumId w:val="30"/>
-  </w:num>
-  <w:num w:numId="29" w16cid:durableId="731119912">
-    <w:abstractNumId w:val="7"/>
-  </w:num>
-  <w:num w:numId="30" w16cid:durableId="1482456804">
-    <w:abstractNumId w:val="34"/>
-  </w:num>
-  <w:num w:numId="31" w16cid:durableId="1733458492">
-    <w:abstractNumId w:val="18"/>
-  </w:num>
-  <w:num w:numId="32" w16cid:durableId="769738866">
-    <w:abstractNumId w:val="60"/>
-  </w:num>
-  <w:num w:numId="33" w16cid:durableId="2029674655">
-    <w:abstractNumId w:val="3"/>
-  </w:num>
-  <w:num w:numId="34" w16cid:durableId="1764909057">
-    <w:abstractNumId w:val="45"/>
-  </w:num>
-  <w:num w:numId="35" w16cid:durableId="1460802618">
-    <w:abstractNumId w:val="24"/>
-  </w:num>
-  <w:num w:numId="36" w16cid:durableId="2093811967">
-    <w:abstractNumId w:val="50"/>
-  </w:num>
-  <w:num w:numId="37" w16cid:durableId="1859267411">
-    <w:abstractNumId w:val="38"/>
-  </w:num>
-  <w:num w:numId="38" w16cid:durableId="1741830400">
-    <w:abstractNumId w:val="52"/>
-  </w:num>
-  <w:num w:numId="39" w16cid:durableId="493300045">
-    <w:abstractNumId w:val="31"/>
-  </w:num>
-  <w:num w:numId="40" w16cid:durableId="1842039721">
-    <w:abstractNumId w:val="36"/>
-  </w:num>
-  <w:num w:numId="41" w16cid:durableId="477959858">
-    <w:abstractNumId w:val="32"/>
-  </w:num>
-  <w:num w:numId="42" w16cid:durableId="502479676">
-    <w:abstractNumId w:val="19"/>
-  </w:num>
-  <w:num w:numId="43" w16cid:durableId="307318697">
-    <w:abstractNumId w:val="35"/>
-  </w:num>
-  <w:num w:numId="44" w16cid:durableId="1273854510">
-    <w:abstractNumId w:val="62"/>
-  </w:num>
-  <w:num w:numId="45" w16cid:durableId="90973953">
-    <w:abstractNumId w:val="16"/>
-  </w:num>
-  <w:num w:numId="46" w16cid:durableId="457912309">
-    <w:abstractNumId w:val="4"/>
-  </w:num>
-  <w:num w:numId="47" w16cid:durableId="42410849">
-    <w:abstractNumId w:val="28"/>
-  </w:num>
-  <w:num w:numId="48" w16cid:durableId="1751152673">
-    <w:abstractNumId w:val="49"/>
-  </w:num>
-  <w:num w:numId="49" w16cid:durableId="1372655259">
-    <w:abstractNumId w:val="46"/>
-  </w:num>
-  <w:num w:numId="50" w16cid:durableId="2097021567">
-    <w:abstractNumId w:val="23"/>
-  </w:num>
-  <w:num w:numId="51" w16cid:durableId="571697622">
-    <w:abstractNumId w:val="63"/>
-  </w:num>
-  <w:num w:numId="52" w16cid:durableId="1787961601">
-    <w:abstractNumId w:val="41"/>
-  </w:num>
-  <w:num w:numId="53" w16cid:durableId="803234512">
-    <w:abstractNumId w:val="13"/>
-  </w:num>
-  <w:num w:numId="54" w16cid:durableId="262305211">
-    <w:abstractNumId w:val="37"/>
-  </w:num>
-  <w:num w:numId="55" w16cid:durableId="1437944789">
-    <w:abstractNumId w:val="58"/>
-  </w:num>
-  <w:num w:numId="56" w16cid:durableId="160630332">
-    <w:abstractNumId w:val="55"/>
-  </w:num>
-  <w:num w:numId="57" w16cid:durableId="2116902213">
-    <w:abstractNumId w:val="56"/>
-  </w:num>
-  <w:num w:numId="58" w16cid:durableId="1631781334">
-    <w:abstractNumId w:val="25"/>
-  </w:num>
-  <w:num w:numId="59" w16cid:durableId="1416395035">
-    <w:abstractNumId w:val="44"/>
-  </w:num>
-  <w:num w:numId="60" w16cid:durableId="120923253">
-    <w:abstractNumId w:val="43"/>
-  </w:num>
-  <w:num w:numId="61" w16cid:durableId="1010566114">
-    <w:abstractNumId w:val="22"/>
-  </w:num>
-  <w:num w:numId="62" w16cid:durableId="1229149399">
-    <w:abstractNumId w:val="5"/>
-  </w:num>
-  <w:num w:numId="63" w16cid:durableId="491797892">
-    <w:abstractNumId w:val="20"/>
-  </w:num>
-  <w:num w:numId="64" w16cid:durableId="981425004">
-    <w:abstractNumId w:val="1"/>
+  <w:num w:numId="79" w16cid:durableId="2067021560">
+    <w:abstractNumId w:val="67"/>
   </w:num>
 </w:numbering>
 </file>

--- a/PLSQL Assignments.docx
+++ b/PLSQL Assignments.docx
@@ -3211,7 +3211,25 @@
           <w:sz w:val="20"/>
           <w:szCs w:val="20"/>
         </w:rPr>
-        <w:t xml:space="preserve"> status from the patients table.</w:t>
+        <w:t xml:space="preserve"> status from the </w:t>
+      </w:r>
+      <w:proofErr w:type="gramStart"/>
+      <w:r>
+        <w:rPr>
+          <w:rFonts w:cstheme="minorHAnsi"/>
+          <w:sz w:val="20"/>
+          <w:szCs w:val="20"/>
+        </w:rPr>
+        <w:t>patients</w:t>
+      </w:r>
+      <w:proofErr w:type="gramEnd"/>
+      <w:r>
+        <w:rPr>
+          <w:rFonts w:cstheme="minorHAnsi"/>
+          <w:sz w:val="20"/>
+          <w:szCs w:val="20"/>
+        </w:rPr>
+        <w:t xml:space="preserve"> table.</w:t>
       </w:r>
     </w:p>
     <w:p>
@@ -4496,6 +4514,7 @@
         </w:rPr>
         <w:t xml:space="preserve">passenger_name </w:t>
       </w:r>
+      <w:proofErr w:type="gramStart"/>
       <w:r>
         <w:rPr>
           <w:rFonts w:cstheme="minorHAnsi"/>
@@ -4510,7 +4529,16 @@
           <w:sz w:val="20"/>
           <w:szCs w:val="20"/>
         </w:rPr>
-        <w:t>ARCHAR(50),</w:t>
+        <w:t>ARCHAR(</w:t>
+      </w:r>
+      <w:proofErr w:type="gramEnd"/>
+      <w:r>
+        <w:rPr>
+          <w:rFonts w:cstheme="minorHAnsi"/>
+          <w:sz w:val="20"/>
+          <w:szCs w:val="20"/>
+        </w:rPr>
+        <w:t>50),</w:t>
       </w:r>
       <w:r>
         <w:rPr>
@@ -4560,13 +4588,23 @@
         </w:rPr>
         <w:t xml:space="preserve">booking_date DATE DEFAULT </w:t>
       </w:r>
-      <w:r>
-        <w:rPr>
-          <w:rFonts w:cstheme="minorHAnsi"/>
-          <w:sz w:val="20"/>
-          <w:szCs w:val="20"/>
-        </w:rPr>
-        <w:t>CURDATE()</w:t>
+      <w:proofErr w:type="gramStart"/>
+      <w:r>
+        <w:rPr>
+          <w:rFonts w:cstheme="minorHAnsi"/>
+          <w:sz w:val="20"/>
+          <w:szCs w:val="20"/>
+        </w:rPr>
+        <w:t>CURDATE(</w:t>
+      </w:r>
+      <w:proofErr w:type="gramEnd"/>
+      <w:r>
+        <w:rPr>
+          <w:rFonts w:cstheme="minorHAnsi"/>
+          <w:sz w:val="20"/>
+          <w:szCs w:val="20"/>
+        </w:rPr>
+        <w:t>)</w:t>
       </w:r>
       <w:r>
         <w:rPr>
@@ -4590,7 +4628,25 @@
           <w:sz w:val="20"/>
           <w:szCs w:val="20"/>
         </w:rPr>
-        <w:t>status VARCHAR(20) DEFAULT 'CONFIRMED</w:t>
+        <w:t xml:space="preserve">status </w:t>
+      </w:r>
+      <w:proofErr w:type="gramStart"/>
+      <w:r>
+        <w:rPr>
+          <w:rFonts w:cstheme="minorHAnsi"/>
+          <w:sz w:val="20"/>
+          <w:szCs w:val="20"/>
+        </w:rPr>
+        <w:t>VARCHAR(</w:t>
+      </w:r>
+      <w:proofErr w:type="gramEnd"/>
+      <w:r>
+        <w:rPr>
+          <w:rFonts w:cstheme="minorHAnsi"/>
+          <w:sz w:val="20"/>
+          <w:szCs w:val="20"/>
+        </w:rPr>
+        <w:t>20) DEFAULT 'CONFIRMED</w:t>
       </w:r>
       <w:r>
         <w:rPr>
@@ -4802,7 +4858,25 @@
           <w:sz w:val="20"/>
           <w:szCs w:val="20"/>
         </w:rPr>
-        <w:t>Procedure apply_discount(p_category, p_percent)</w:t>
+        <w:t>Procedure apply_</w:t>
+      </w:r>
+      <w:proofErr w:type="gramStart"/>
+      <w:r>
+        <w:rPr>
+          <w:rFonts w:cstheme="minorHAnsi"/>
+          <w:sz w:val="20"/>
+          <w:szCs w:val="20"/>
+        </w:rPr>
+        <w:t>discount(</w:t>
+      </w:r>
+      <w:proofErr w:type="gramEnd"/>
+      <w:r>
+        <w:rPr>
+          <w:rFonts w:cstheme="minorHAnsi"/>
+          <w:sz w:val="20"/>
+          <w:szCs w:val="20"/>
+        </w:rPr>
+        <w:t>p_category, p_percent)</w:t>
       </w:r>
     </w:p>
     <w:p>
@@ -6200,7 +6274,25 @@
           <w:sz w:val="20"/>
           <w:szCs w:val="20"/>
         </w:rPr>
-        <w:t>status VARCHAR(20)</w:t>
+        <w:t xml:space="preserve">status </w:t>
+      </w:r>
+      <w:proofErr w:type="gramStart"/>
+      <w:r>
+        <w:rPr>
+          <w:rFonts w:cstheme="minorHAnsi"/>
+          <w:sz w:val="20"/>
+          <w:szCs w:val="20"/>
+        </w:rPr>
+        <w:t>VARCHAR(</w:t>
+      </w:r>
+      <w:proofErr w:type="gramEnd"/>
+      <w:r>
+        <w:rPr>
+          <w:rFonts w:cstheme="minorHAnsi"/>
+          <w:sz w:val="20"/>
+          <w:szCs w:val="20"/>
+        </w:rPr>
+        <w:t>20)</w:t>
       </w:r>
       <w:r>
         <w:rPr>
@@ -7650,7 +7742,25 @@
           <w:sz w:val="20"/>
           <w:szCs w:val="20"/>
         </w:rPr>
-        <w:t>check_in(p_guest_id, p_room_no)</w:t>
+        <w:t>check_</w:t>
+      </w:r>
+      <w:proofErr w:type="gramStart"/>
+      <w:r>
+        <w:rPr>
+          <w:rFonts w:cstheme="minorHAnsi"/>
+          <w:sz w:val="20"/>
+          <w:szCs w:val="20"/>
+        </w:rPr>
+        <w:t>in(</w:t>
+      </w:r>
+      <w:proofErr w:type="gramEnd"/>
+      <w:r>
+        <w:rPr>
+          <w:rFonts w:cstheme="minorHAnsi"/>
+          <w:sz w:val="20"/>
+          <w:szCs w:val="20"/>
+        </w:rPr>
+        <w:t>p_guest_id, p_room_no)</w:t>
       </w:r>
     </w:p>
     <w:p>
@@ -7749,7 +7859,25 @@
           <w:sz w:val="20"/>
           <w:szCs w:val="20"/>
         </w:rPr>
-        <w:t>CREATE TABLE rooms (room_no INT PRIMARY KEY, status VARCHAR(20) DEFAULT 'Available');</w:t>
+        <w:t xml:space="preserve">CREATE TABLE rooms (room_no INT PRIMARY KEY, status </w:t>
+      </w:r>
+      <w:proofErr w:type="gramStart"/>
+      <w:r>
+        <w:rPr>
+          <w:rFonts w:cstheme="minorHAnsi"/>
+          <w:sz w:val="20"/>
+          <w:szCs w:val="20"/>
+        </w:rPr>
+        <w:t>VARCHAR(</w:t>
+      </w:r>
+      <w:proofErr w:type="gramEnd"/>
+      <w:r>
+        <w:rPr>
+          <w:rFonts w:cstheme="minorHAnsi"/>
+          <w:sz w:val="20"/>
+          <w:szCs w:val="20"/>
+        </w:rPr>
+        <w:t>20) DEFAULT 'Available');</w:t>
       </w:r>
     </w:p>
     <w:p>
@@ -8247,7 +8375,43 @@
           <w:sz w:val="20"/>
           <w:szCs w:val="20"/>
         </w:rPr>
-        <w:t>CREATE TABLE bills (bill_id INT AUTO_INCREMENT PRIMARY KEY, guest_id INT,total_amount DECIMAL(10,2));</w:t>
+        <w:t xml:space="preserve">CREATE TABLE bills (bill_id INT AUTO_INCREMENT PRIMARY KEY, guest_id </w:t>
+      </w:r>
+      <w:proofErr w:type="gramStart"/>
+      <w:r>
+        <w:rPr>
+          <w:rFonts w:cstheme="minorHAnsi"/>
+          <w:sz w:val="20"/>
+          <w:szCs w:val="20"/>
+        </w:rPr>
+        <w:t>INT,total</w:t>
+      </w:r>
+      <w:proofErr w:type="gramEnd"/>
+      <w:r>
+        <w:rPr>
+          <w:rFonts w:cstheme="minorHAnsi"/>
+          <w:sz w:val="20"/>
+          <w:szCs w:val="20"/>
+        </w:rPr>
+        <w:t xml:space="preserve">_amount </w:t>
+      </w:r>
+      <w:proofErr w:type="gramStart"/>
+      <w:r>
+        <w:rPr>
+          <w:rFonts w:cstheme="minorHAnsi"/>
+          <w:sz w:val="20"/>
+          <w:szCs w:val="20"/>
+        </w:rPr>
+        <w:t>DECIMAL(</w:t>
+      </w:r>
+      <w:proofErr w:type="gramEnd"/>
+      <w:r>
+        <w:rPr>
+          <w:rFonts w:cstheme="minorHAnsi"/>
+          <w:sz w:val="20"/>
+          <w:szCs w:val="20"/>
+        </w:rPr>
+        <w:t>10,2));</w:t>
       </w:r>
     </w:p>
     <w:p>
@@ -8280,7 +8444,61 @@
           <w:sz w:val="20"/>
           <w:szCs w:val="20"/>
         </w:rPr>
-        <w:t>CREATE TABLE services (service_id INT PRIMARY KEY,     service_name VARCHAR(50), price DECIMAL(10,2));</w:t>
+        <w:t xml:space="preserve">CREATE TABLE services (service_id INT PRIMARY </w:t>
+      </w:r>
+      <w:proofErr w:type="gramStart"/>
+      <w:r>
+        <w:rPr>
+          <w:rFonts w:cstheme="minorHAnsi"/>
+          <w:sz w:val="20"/>
+          <w:szCs w:val="20"/>
+        </w:rPr>
+        <w:t xml:space="preserve">KEY,   </w:t>
+      </w:r>
+      <w:proofErr w:type="gramEnd"/>
+      <w:r>
+        <w:rPr>
+          <w:rFonts w:cstheme="minorHAnsi"/>
+          <w:sz w:val="20"/>
+          <w:szCs w:val="20"/>
+        </w:rPr>
+        <w:t xml:space="preserve">  service_name </w:t>
+      </w:r>
+      <w:proofErr w:type="gramStart"/>
+      <w:r>
+        <w:rPr>
+          <w:rFonts w:cstheme="minorHAnsi"/>
+          <w:sz w:val="20"/>
+          <w:szCs w:val="20"/>
+        </w:rPr>
+        <w:t>VARCHAR(</w:t>
+      </w:r>
+      <w:proofErr w:type="gramEnd"/>
+      <w:r>
+        <w:rPr>
+          <w:rFonts w:cstheme="minorHAnsi"/>
+          <w:sz w:val="20"/>
+          <w:szCs w:val="20"/>
+        </w:rPr>
+        <w:t xml:space="preserve">50), price </w:t>
+      </w:r>
+      <w:proofErr w:type="gramStart"/>
+      <w:r>
+        <w:rPr>
+          <w:rFonts w:cstheme="minorHAnsi"/>
+          <w:sz w:val="20"/>
+          <w:szCs w:val="20"/>
+        </w:rPr>
+        <w:t>DECIMAL(</w:t>
+      </w:r>
+      <w:proofErr w:type="gramEnd"/>
+      <w:r>
+        <w:rPr>
+          <w:rFonts w:cstheme="minorHAnsi"/>
+          <w:sz w:val="20"/>
+          <w:szCs w:val="20"/>
+        </w:rPr>
+        <w:t>10,2));</w:t>
       </w:r>
     </w:p>
     <w:p>
@@ -8517,7 +8735,25 @@
           <w:sz w:val="20"/>
           <w:szCs w:val="20"/>
         </w:rPr>
-        <w:t>Write a procedure transfer_funds(from_acc, to_acc, amount)</w:t>
+        <w:t>Write a procedure transfer_</w:t>
+      </w:r>
+      <w:proofErr w:type="gramStart"/>
+      <w:r>
+        <w:rPr>
+          <w:rFonts w:cstheme="minorHAnsi"/>
+          <w:sz w:val="20"/>
+          <w:szCs w:val="20"/>
+        </w:rPr>
+        <w:t>funds(</w:t>
+      </w:r>
+      <w:proofErr w:type="gramEnd"/>
+      <w:r>
+        <w:rPr>
+          <w:rFonts w:cstheme="minorHAnsi"/>
+          <w:sz w:val="20"/>
+          <w:szCs w:val="20"/>
+        </w:rPr>
+        <w:t>from_acc, to_acc, amount)</w:t>
       </w:r>
     </w:p>
     <w:p>
@@ -8684,7 +8920,25 @@
           <w:sz w:val="20"/>
           <w:szCs w:val="20"/>
         </w:rPr>
-        <w:t>CREATE TABLE accounts (acc_no INT PRIMARY KEY, balance  DECIMAL(10,2));</w:t>
+        <w:t xml:space="preserve">CREATE TABLE accounts (acc_no INT PRIMARY KEY, </w:t>
+      </w:r>
+      <w:proofErr w:type="gramStart"/>
+      <w:r>
+        <w:rPr>
+          <w:rFonts w:cstheme="minorHAnsi"/>
+          <w:sz w:val="20"/>
+          <w:szCs w:val="20"/>
+        </w:rPr>
+        <w:t>balance  DECIMAL</w:t>
+      </w:r>
+      <w:proofErr w:type="gramEnd"/>
+      <w:r>
+        <w:rPr>
+          <w:rFonts w:cstheme="minorHAnsi"/>
+          <w:sz w:val="20"/>
+          <w:szCs w:val="20"/>
+        </w:rPr>
+        <w:t>(10,2));</w:t>
       </w:r>
     </w:p>
     <w:p>
@@ -8717,7 +8971,61 @@
           <w:sz w:val="20"/>
           <w:szCs w:val="20"/>
         </w:rPr>
-        <w:t>CREATE TABLE transactions (txn_id INT AUTO_INCREMENT PRIMARY KEY, from_acc INT, to_acc INT, amount DECIMAL(10,2),   txn_date DATE DEFAULT CURDATE());</w:t>
+        <w:t xml:space="preserve">CREATE TABLE transactions (txn_id INT AUTO_INCREMENT PRIMARY KEY, from_acc INT, to_acc INT, amount </w:t>
+      </w:r>
+      <w:proofErr w:type="gramStart"/>
+      <w:r>
+        <w:rPr>
+          <w:rFonts w:cstheme="minorHAnsi"/>
+          <w:sz w:val="20"/>
+          <w:szCs w:val="20"/>
+        </w:rPr>
+        <w:t>DECIMAL(</w:t>
+      </w:r>
+      <w:proofErr w:type="gramEnd"/>
+      <w:r>
+        <w:rPr>
+          <w:rFonts w:cstheme="minorHAnsi"/>
+          <w:sz w:val="20"/>
+          <w:szCs w:val="20"/>
+        </w:rPr>
+        <w:t>10,2</w:t>
+      </w:r>
+      <w:proofErr w:type="gramStart"/>
+      <w:r>
+        <w:rPr>
+          <w:rFonts w:cstheme="minorHAnsi"/>
+          <w:sz w:val="20"/>
+          <w:szCs w:val="20"/>
+        </w:rPr>
+        <w:t xml:space="preserve">),   </w:t>
+      </w:r>
+      <w:proofErr w:type="gramEnd"/>
+      <w:r>
+        <w:rPr>
+          <w:rFonts w:cstheme="minorHAnsi"/>
+          <w:sz w:val="20"/>
+          <w:szCs w:val="20"/>
+        </w:rPr>
+        <w:t xml:space="preserve">txn_date DATE DEFAULT </w:t>
+      </w:r>
+      <w:proofErr w:type="gramStart"/>
+      <w:r>
+        <w:rPr>
+          <w:rFonts w:cstheme="minorHAnsi"/>
+          <w:sz w:val="20"/>
+          <w:szCs w:val="20"/>
+        </w:rPr>
+        <w:t>CURDATE(</w:t>
+      </w:r>
+      <w:proofErr w:type="gramEnd"/>
+      <w:r>
+        <w:rPr>
+          <w:rFonts w:cstheme="minorHAnsi"/>
+          <w:sz w:val="20"/>
+          <w:szCs w:val="20"/>
+        </w:rPr>
+        <w:t>));</w:t>
       </w:r>
     </w:p>
     <w:p>
@@ -8938,7 +9246,25 @@
           <w:sz w:val="20"/>
           <w:szCs w:val="20"/>
         </w:rPr>
-        <w:t>CREATE TABLE orders (order_id INT PRIMARY KEY, product_id INT, quantity INT, status VARCHAR(20));</w:t>
+        <w:t xml:space="preserve">CREATE TABLE orders (order_id INT PRIMARY KEY, product_id INT, quantity INT, status </w:t>
+      </w:r>
+      <w:proofErr w:type="gramStart"/>
+      <w:r>
+        <w:rPr>
+          <w:rFonts w:cstheme="minorHAnsi"/>
+          <w:sz w:val="20"/>
+          <w:szCs w:val="20"/>
+        </w:rPr>
+        <w:t>VARCHAR(</w:t>
+      </w:r>
+      <w:proofErr w:type="gramEnd"/>
+      <w:r>
+        <w:rPr>
+          <w:rFonts w:cstheme="minorHAnsi"/>
+          <w:sz w:val="20"/>
+          <w:szCs w:val="20"/>
+        </w:rPr>
+        <w:t>20));</w:t>
       </w:r>
     </w:p>
     <w:p>
@@ -9114,7 +9440,25 @@
           <w:sz w:val="20"/>
           <w:szCs w:val="20"/>
         </w:rPr>
-        <w:t>CREATE TABLE marks (student_id INT, subject VARCHAR(50), marks INT);</w:t>
+        <w:t xml:space="preserve">CREATE TABLE marks (student_id INT, subject </w:t>
+      </w:r>
+      <w:proofErr w:type="gramStart"/>
+      <w:r>
+        <w:rPr>
+          <w:rFonts w:cstheme="minorHAnsi"/>
+          <w:sz w:val="20"/>
+          <w:szCs w:val="20"/>
+        </w:rPr>
+        <w:t>VARCHAR(</w:t>
+      </w:r>
+      <w:proofErr w:type="gramEnd"/>
+      <w:r>
+        <w:rPr>
+          <w:rFonts w:cstheme="minorHAnsi"/>
+          <w:sz w:val="20"/>
+          <w:szCs w:val="20"/>
+        </w:rPr>
+        <w:t>50), marks INT);</w:t>
       </w:r>
     </w:p>
     <w:p>
@@ -9148,7 +9492,25 @@
           <w:sz w:val="20"/>
           <w:szCs w:val="20"/>
         </w:rPr>
-        <w:t>CREATE TABLE results (student_id INT, total INT, grade VARCHAR(10));</w:t>
+        <w:t xml:space="preserve">CREATE TABLE results (student_id INT, total INT, grade </w:t>
+      </w:r>
+      <w:proofErr w:type="gramStart"/>
+      <w:r>
+        <w:rPr>
+          <w:rFonts w:cstheme="minorHAnsi"/>
+          <w:sz w:val="20"/>
+          <w:szCs w:val="20"/>
+        </w:rPr>
+        <w:t>VARCHAR(</w:t>
+      </w:r>
+      <w:proofErr w:type="gramEnd"/>
+      <w:r>
+        <w:rPr>
+          <w:rFonts w:cstheme="minorHAnsi"/>
+          <w:sz w:val="20"/>
+          <w:szCs w:val="20"/>
+        </w:rPr>
+        <w:t>10));</w:t>
       </w:r>
     </w:p>
     <w:p>
@@ -9299,7 +9661,43 @@
           <w:sz w:val="20"/>
           <w:szCs w:val="20"/>
         </w:rPr>
-        <w:t>CREATE TABLE employees (emp_id INT PRIMARY KEY, name VARCHAR(50), salary DECIMAL(10,2));</w:t>
+        <w:t xml:space="preserve">CREATE TABLE employees (emp_id INT PRIMARY KEY, name </w:t>
+      </w:r>
+      <w:proofErr w:type="gramStart"/>
+      <w:r>
+        <w:rPr>
+          <w:rFonts w:cstheme="minorHAnsi"/>
+          <w:sz w:val="20"/>
+          <w:szCs w:val="20"/>
+        </w:rPr>
+        <w:t>VARCHAR(</w:t>
+      </w:r>
+      <w:proofErr w:type="gramEnd"/>
+      <w:r>
+        <w:rPr>
+          <w:rFonts w:cstheme="minorHAnsi"/>
+          <w:sz w:val="20"/>
+          <w:szCs w:val="20"/>
+        </w:rPr>
+        <w:t xml:space="preserve">50), salary </w:t>
+      </w:r>
+      <w:proofErr w:type="gramStart"/>
+      <w:r>
+        <w:rPr>
+          <w:rFonts w:cstheme="minorHAnsi"/>
+          <w:sz w:val="20"/>
+          <w:szCs w:val="20"/>
+        </w:rPr>
+        <w:t>DECIMAL(</w:t>
+      </w:r>
+      <w:proofErr w:type="gramEnd"/>
+      <w:r>
+        <w:rPr>
+          <w:rFonts w:cstheme="minorHAnsi"/>
+          <w:sz w:val="20"/>
+          <w:szCs w:val="20"/>
+        </w:rPr>
+        <w:t>10,2));</w:t>
       </w:r>
     </w:p>
     <w:p>
@@ -9491,7 +9889,43 @@
           <w:sz w:val="20"/>
           <w:szCs w:val="20"/>
         </w:rPr>
-        <w:t>CREATE TABLE patients (patient_id INT PRIMARY KEY, name VARCHAR(50), status VARCHAR(20));</w:t>
+        <w:t xml:space="preserve">CREATE TABLE patients (patient_id INT PRIMARY KEY, name </w:t>
+      </w:r>
+      <w:proofErr w:type="gramStart"/>
+      <w:r>
+        <w:rPr>
+          <w:rFonts w:cstheme="minorHAnsi"/>
+          <w:sz w:val="20"/>
+          <w:szCs w:val="20"/>
+        </w:rPr>
+        <w:t>VARCHAR(</w:t>
+      </w:r>
+      <w:proofErr w:type="gramEnd"/>
+      <w:r>
+        <w:rPr>
+          <w:rFonts w:cstheme="minorHAnsi"/>
+          <w:sz w:val="20"/>
+          <w:szCs w:val="20"/>
+        </w:rPr>
+        <w:t xml:space="preserve">50), status </w:t>
+      </w:r>
+      <w:proofErr w:type="gramStart"/>
+      <w:r>
+        <w:rPr>
+          <w:rFonts w:cstheme="minorHAnsi"/>
+          <w:sz w:val="20"/>
+          <w:szCs w:val="20"/>
+        </w:rPr>
+        <w:t>VARCHAR(</w:t>
+      </w:r>
+      <w:proofErr w:type="gramEnd"/>
+      <w:r>
+        <w:rPr>
+          <w:rFonts w:cstheme="minorHAnsi"/>
+          <w:sz w:val="20"/>
+          <w:szCs w:val="20"/>
+        </w:rPr>
+        <w:t>20));</w:t>
       </w:r>
     </w:p>
     <w:p>
@@ -9808,7 +10242,25 @@
           <w:sz w:val="20"/>
           <w:szCs w:val="20"/>
         </w:rPr>
-        <w:t>Use cursor to increase salary by 5% for all employees department-wise</w:t>
+        <w:t xml:space="preserve">Use cursor to increase salary by 5% for all </w:t>
+      </w:r>
+      <w:proofErr w:type="gramStart"/>
+      <w:r>
+        <w:rPr>
+          <w:rFonts w:cstheme="minorHAnsi"/>
+          <w:sz w:val="20"/>
+          <w:szCs w:val="20"/>
+        </w:rPr>
+        <w:t>employees</w:t>
+      </w:r>
+      <w:proofErr w:type="gramEnd"/>
+      <w:r>
+        <w:rPr>
+          <w:rFonts w:cstheme="minorHAnsi"/>
+          <w:sz w:val="20"/>
+          <w:szCs w:val="20"/>
+        </w:rPr>
+        <w:t xml:space="preserve"> department-wise</w:t>
       </w:r>
     </w:p>
     <w:p>
@@ -9878,7 +10330,25 @@
           <w:sz w:val="20"/>
           <w:szCs w:val="20"/>
         </w:rPr>
-        <w:t>CREATE TABLE employees (emp_id INT, dept_id INT, salary DECIMAL(10,2));</w:t>
+        <w:t xml:space="preserve">CREATE TABLE employees (emp_id INT, dept_id INT, salary </w:t>
+      </w:r>
+      <w:proofErr w:type="gramStart"/>
+      <w:r>
+        <w:rPr>
+          <w:rFonts w:cstheme="minorHAnsi"/>
+          <w:sz w:val="20"/>
+          <w:szCs w:val="20"/>
+        </w:rPr>
+        <w:t>DECIMAL(</w:t>
+      </w:r>
+      <w:proofErr w:type="gramEnd"/>
+      <w:r>
+        <w:rPr>
+          <w:rFonts w:cstheme="minorHAnsi"/>
+          <w:sz w:val="20"/>
+          <w:szCs w:val="20"/>
+        </w:rPr>
+        <w:t>10,2));</w:t>
       </w:r>
     </w:p>
     <w:p>
@@ -10301,7 +10771,25 @@
           <w:sz w:val="20"/>
           <w:szCs w:val="20"/>
         </w:rPr>
-        <w:t>CREATE TABLE rooms (room_no INT PRIMARY KEY, status VARCHAR(20));</w:t>
+        <w:t xml:space="preserve">CREATE TABLE rooms (room_no INT PRIMARY KEY, status </w:t>
+      </w:r>
+      <w:proofErr w:type="gramStart"/>
+      <w:r>
+        <w:rPr>
+          <w:rFonts w:cstheme="minorHAnsi"/>
+          <w:sz w:val="20"/>
+          <w:szCs w:val="20"/>
+        </w:rPr>
+        <w:t>VARCHAR(</w:t>
+      </w:r>
+      <w:proofErr w:type="gramEnd"/>
+      <w:r>
+        <w:rPr>
+          <w:rFonts w:cstheme="minorHAnsi"/>
+          <w:sz w:val="20"/>
+          <w:szCs w:val="20"/>
+        </w:rPr>
+        <w:t>20));</w:t>
       </w:r>
     </w:p>
     <w:p>
@@ -10518,7 +11006,25 @@
           <w:sz w:val="20"/>
           <w:szCs w:val="20"/>
         </w:rPr>
-        <w:t>CREATE TABLE books (book_id INT PRIMARY KEY, status VARCHAR(20));</w:t>
+        <w:t xml:space="preserve">CREATE TABLE books (book_id INT PRIMARY KEY, status </w:t>
+      </w:r>
+      <w:proofErr w:type="gramStart"/>
+      <w:r>
+        <w:rPr>
+          <w:rFonts w:cstheme="minorHAnsi"/>
+          <w:sz w:val="20"/>
+          <w:szCs w:val="20"/>
+        </w:rPr>
+        <w:t>VARCHAR(</w:t>
+      </w:r>
+      <w:proofErr w:type="gramEnd"/>
+      <w:r>
+        <w:rPr>
+          <w:rFonts w:cstheme="minorHAnsi"/>
+          <w:sz w:val="20"/>
+          <w:szCs w:val="20"/>
+        </w:rPr>
+        <w:t>20));</w:t>
       </w:r>
     </w:p>
     <w:p>
@@ -10552,7 +11058,25 @@
           <w:sz w:val="20"/>
           <w:szCs w:val="20"/>
         </w:rPr>
-        <w:t>CREATE TABLE reservations (res_id INT AUTO_INCREMENT PRIMARY KEY, student_id INT, book_id INT, res_date DATE DEFAULT CURDATE());</w:t>
+        <w:t xml:space="preserve">CREATE TABLE reservations (res_id INT AUTO_INCREMENT PRIMARY KEY, student_id INT, book_id INT, res_date DATE DEFAULT </w:t>
+      </w:r>
+      <w:proofErr w:type="gramStart"/>
+      <w:r>
+        <w:rPr>
+          <w:rFonts w:cstheme="minorHAnsi"/>
+          <w:sz w:val="20"/>
+          <w:szCs w:val="20"/>
+        </w:rPr>
+        <w:t>CURDATE(</w:t>
+      </w:r>
+      <w:proofErr w:type="gramEnd"/>
+      <w:r>
+        <w:rPr>
+          <w:rFonts w:cstheme="minorHAnsi"/>
+          <w:sz w:val="20"/>
+          <w:szCs w:val="20"/>
+        </w:rPr>
+        <w:t>));</w:t>
       </w:r>
     </w:p>
     <w:p>
@@ -10699,7 +11223,25 @@
           <w:sz w:val="20"/>
           <w:szCs w:val="20"/>
         </w:rPr>
-        <w:t xml:space="preserve">CREATE TABLE accounts (acc_no INT PRIMARY KEY, balance DECIMAL(10,2), </w:t>
+        <w:t xml:space="preserve">CREATE TABLE accounts (acc_no INT PRIMARY KEY, balance </w:t>
+      </w:r>
+      <w:proofErr w:type="gramStart"/>
+      <w:r>
+        <w:rPr>
+          <w:rFonts w:cstheme="minorHAnsi"/>
+          <w:sz w:val="20"/>
+          <w:szCs w:val="20"/>
+        </w:rPr>
+        <w:t>DECIMAL(</w:t>
+      </w:r>
+      <w:proofErr w:type="gramEnd"/>
+      <w:r>
+        <w:rPr>
+          <w:rFonts w:cstheme="minorHAnsi"/>
+          <w:sz w:val="20"/>
+          <w:szCs w:val="20"/>
+        </w:rPr>
+        <w:t xml:space="preserve">10,2), </w:t>
       </w:r>
       <w:proofErr w:type="spellStart"/>
       <w:r>
@@ -10717,7 +11259,25 @@
           <w:sz w:val="20"/>
           <w:szCs w:val="20"/>
         </w:rPr>
-        <w:t xml:space="preserve"> VARCHAR(20));</w:t>
+        <w:t xml:space="preserve"> </w:t>
+      </w:r>
+      <w:proofErr w:type="gramStart"/>
+      <w:r>
+        <w:rPr>
+          <w:rFonts w:cstheme="minorHAnsi"/>
+          <w:sz w:val="20"/>
+          <w:szCs w:val="20"/>
+        </w:rPr>
+        <w:t>VARCHAR(</w:t>
+      </w:r>
+      <w:proofErr w:type="gramEnd"/>
+      <w:r>
+        <w:rPr>
+          <w:rFonts w:cstheme="minorHAnsi"/>
+          <w:sz w:val="20"/>
+          <w:szCs w:val="20"/>
+        </w:rPr>
+        <w:t>20));</w:t>
       </w:r>
     </w:p>
     <w:p>
@@ -10903,7 +11463,25 @@
           <w:sz w:val="20"/>
           <w:szCs w:val="20"/>
         </w:rPr>
-        <w:t xml:space="preserve">CREATE TABLE orders (order_id INT PRIMARY KEY, total_amount DECIMAL(10,2), </w:t>
+        <w:t xml:space="preserve">CREATE TABLE orders (order_id INT PRIMARY KEY, total_amount </w:t>
+      </w:r>
+      <w:proofErr w:type="gramStart"/>
+      <w:r>
+        <w:rPr>
+          <w:rFonts w:cstheme="minorHAnsi"/>
+          <w:sz w:val="20"/>
+          <w:szCs w:val="20"/>
+        </w:rPr>
+        <w:t>DECIMAL(</w:t>
+      </w:r>
+      <w:proofErr w:type="gramEnd"/>
+      <w:r>
+        <w:rPr>
+          <w:rFonts w:cstheme="minorHAnsi"/>
+          <w:sz w:val="20"/>
+          <w:szCs w:val="20"/>
+        </w:rPr>
+        <w:t xml:space="preserve">10,2), </w:t>
       </w:r>
       <w:proofErr w:type="spellStart"/>
       <w:r>
@@ -10921,7 +11499,25 @@
           <w:sz w:val="20"/>
           <w:szCs w:val="20"/>
         </w:rPr>
-        <w:t xml:space="preserve"> DECIMAL(10,2));</w:t>
+        <w:t xml:space="preserve"> </w:t>
+      </w:r>
+      <w:proofErr w:type="gramStart"/>
+      <w:r>
+        <w:rPr>
+          <w:rFonts w:cstheme="minorHAnsi"/>
+          <w:sz w:val="20"/>
+          <w:szCs w:val="20"/>
+        </w:rPr>
+        <w:t>DECIMAL(</w:t>
+      </w:r>
+      <w:proofErr w:type="gramEnd"/>
+      <w:r>
+        <w:rPr>
+          <w:rFonts w:cstheme="minorHAnsi"/>
+          <w:sz w:val="20"/>
+          <w:szCs w:val="20"/>
+        </w:rPr>
+        <w:t>10,2));</w:t>
       </w:r>
     </w:p>
     <w:p>
@@ -11108,7 +11704,43 @@
           <w:sz w:val="20"/>
           <w:szCs w:val="20"/>
         </w:rPr>
-        <w:t>CREATE TABLE students (student_id INT PRIMARY KEY, name VARCHAR(50), marks INT, scholarship VARCHAR(10));</w:t>
+        <w:t xml:space="preserve">CREATE TABLE students (student_id INT PRIMARY KEY, name </w:t>
+      </w:r>
+      <w:proofErr w:type="gramStart"/>
+      <w:r>
+        <w:rPr>
+          <w:rFonts w:cstheme="minorHAnsi"/>
+          <w:sz w:val="20"/>
+          <w:szCs w:val="20"/>
+        </w:rPr>
+        <w:t>VARCHAR(</w:t>
+      </w:r>
+      <w:proofErr w:type="gramEnd"/>
+      <w:r>
+        <w:rPr>
+          <w:rFonts w:cstheme="minorHAnsi"/>
+          <w:sz w:val="20"/>
+          <w:szCs w:val="20"/>
+        </w:rPr>
+        <w:t xml:space="preserve">50), marks INT, scholarship </w:t>
+      </w:r>
+      <w:proofErr w:type="gramStart"/>
+      <w:r>
+        <w:rPr>
+          <w:rFonts w:cstheme="minorHAnsi"/>
+          <w:sz w:val="20"/>
+          <w:szCs w:val="20"/>
+        </w:rPr>
+        <w:t>VARCHAR(</w:t>
+      </w:r>
+      <w:proofErr w:type="gramEnd"/>
+      <w:r>
+        <w:rPr>
+          <w:rFonts w:cstheme="minorHAnsi"/>
+          <w:sz w:val="20"/>
+          <w:szCs w:val="20"/>
+        </w:rPr>
+        <w:t>10));</w:t>
       </w:r>
     </w:p>
     <w:p>
@@ -11294,7 +11926,43 @@
           <w:sz w:val="20"/>
           <w:szCs w:val="20"/>
         </w:rPr>
-        <w:t>CREATE TABLE employees (emp_id INT PRIMARY KEY, salary DECIMAL(10,2), tax DECIMAL(10,2));</w:t>
+        <w:t xml:space="preserve">CREATE TABLE employees (emp_id INT PRIMARY KEY, salary </w:t>
+      </w:r>
+      <w:proofErr w:type="gramStart"/>
+      <w:r>
+        <w:rPr>
+          <w:rFonts w:cstheme="minorHAnsi"/>
+          <w:sz w:val="20"/>
+          <w:szCs w:val="20"/>
+        </w:rPr>
+        <w:t>DECIMAL(</w:t>
+      </w:r>
+      <w:proofErr w:type="gramEnd"/>
+      <w:r>
+        <w:rPr>
+          <w:rFonts w:cstheme="minorHAnsi"/>
+          <w:sz w:val="20"/>
+          <w:szCs w:val="20"/>
+        </w:rPr>
+        <w:t xml:space="preserve">10,2), tax </w:t>
+      </w:r>
+      <w:proofErr w:type="gramStart"/>
+      <w:r>
+        <w:rPr>
+          <w:rFonts w:cstheme="minorHAnsi"/>
+          <w:sz w:val="20"/>
+          <w:szCs w:val="20"/>
+        </w:rPr>
+        <w:t>DECIMAL(</w:t>
+      </w:r>
+      <w:proofErr w:type="gramEnd"/>
+      <w:r>
+        <w:rPr>
+          <w:rFonts w:cstheme="minorHAnsi"/>
+          <w:sz w:val="20"/>
+          <w:szCs w:val="20"/>
+        </w:rPr>
+        <w:t>10,2));</w:t>
       </w:r>
     </w:p>
     <w:p>
@@ -11463,7 +12131,25 @@
           <w:sz w:val="20"/>
           <w:szCs w:val="20"/>
         </w:rPr>
-        <w:t xml:space="preserve"> INT PRIMARY KEY, specialization VARCHAR(50));</w:t>
+        <w:t xml:space="preserve"> INT PRIMARY KEY, specialization </w:t>
+      </w:r>
+      <w:proofErr w:type="gramStart"/>
+      <w:r>
+        <w:rPr>
+          <w:rFonts w:cstheme="minorHAnsi"/>
+          <w:sz w:val="20"/>
+          <w:szCs w:val="20"/>
+        </w:rPr>
+        <w:t>VARCHAR(</w:t>
+      </w:r>
+      <w:proofErr w:type="gramEnd"/>
+      <w:r>
+        <w:rPr>
+          <w:rFonts w:cstheme="minorHAnsi"/>
+          <w:sz w:val="20"/>
+          <w:szCs w:val="20"/>
+        </w:rPr>
+        <w:t>50));</w:t>
       </w:r>
     </w:p>
     <w:p>
@@ -11497,7 +12183,25 @@
           <w:sz w:val="20"/>
           <w:szCs w:val="20"/>
         </w:rPr>
-        <w:t xml:space="preserve">CREATE TABLE patients (patient_id INT PRIMARY KEY, disease VARCHAR(50), </w:t>
+        <w:t xml:space="preserve">CREATE TABLE patients (patient_id INT PRIMARY KEY, disease </w:t>
+      </w:r>
+      <w:proofErr w:type="gramStart"/>
+      <w:r>
+        <w:rPr>
+          <w:rFonts w:cstheme="minorHAnsi"/>
+          <w:sz w:val="20"/>
+          <w:szCs w:val="20"/>
+        </w:rPr>
+        <w:t>VARCHAR(</w:t>
+      </w:r>
+      <w:proofErr w:type="gramEnd"/>
+      <w:r>
+        <w:rPr>
+          <w:rFonts w:cstheme="minorHAnsi"/>
+          <w:sz w:val="20"/>
+          <w:szCs w:val="20"/>
+        </w:rPr>
+        <w:t xml:space="preserve">50), </w:t>
       </w:r>
       <w:proofErr w:type="spellStart"/>
       <w:r>
@@ -11841,7 +12545,25 @@
           <w:sz w:val="20"/>
           <w:szCs w:val="20"/>
         </w:rPr>
-        <w:t>CREATE TABLE attendance (student_id INT, status VARCHAR(10), date DATE);</w:t>
+        <w:t xml:space="preserve">CREATE TABLE attendance (student_id INT, status </w:t>
+      </w:r>
+      <w:proofErr w:type="gramStart"/>
+      <w:r>
+        <w:rPr>
+          <w:rFonts w:cstheme="minorHAnsi"/>
+          <w:sz w:val="20"/>
+          <w:szCs w:val="20"/>
+        </w:rPr>
+        <w:t>VARCHAR(</w:t>
+      </w:r>
+      <w:proofErr w:type="gramEnd"/>
+      <w:r>
+        <w:rPr>
+          <w:rFonts w:cstheme="minorHAnsi"/>
+          <w:sz w:val="20"/>
+          <w:szCs w:val="20"/>
+        </w:rPr>
+        <w:t>10), date DATE);</w:t>
       </w:r>
     </w:p>
     <w:p>
@@ -12063,7 +12785,43 @@
           <w:sz w:val="20"/>
           <w:szCs w:val="20"/>
         </w:rPr>
-        <w:t>CREATE TABLE accounts (acc_no INT PRIMARY KEY, balance DECIMAL(10,2), status VARCHAR(20));</w:t>
+        <w:t xml:space="preserve">CREATE TABLE accounts (acc_no INT PRIMARY KEY, balance </w:t>
+      </w:r>
+      <w:proofErr w:type="gramStart"/>
+      <w:r>
+        <w:rPr>
+          <w:rFonts w:cstheme="minorHAnsi"/>
+          <w:sz w:val="20"/>
+          <w:szCs w:val="20"/>
+        </w:rPr>
+        <w:t>DECIMAL(</w:t>
+      </w:r>
+      <w:proofErr w:type="gramEnd"/>
+      <w:r>
+        <w:rPr>
+          <w:rFonts w:cstheme="minorHAnsi"/>
+          <w:sz w:val="20"/>
+          <w:szCs w:val="20"/>
+        </w:rPr>
+        <w:t xml:space="preserve">10,2), status </w:t>
+      </w:r>
+      <w:proofErr w:type="gramStart"/>
+      <w:r>
+        <w:rPr>
+          <w:rFonts w:cstheme="minorHAnsi"/>
+          <w:sz w:val="20"/>
+          <w:szCs w:val="20"/>
+        </w:rPr>
+        <w:t>VARCHAR(</w:t>
+      </w:r>
+      <w:proofErr w:type="gramEnd"/>
+      <w:r>
+        <w:rPr>
+          <w:rFonts w:cstheme="minorHAnsi"/>
+          <w:sz w:val="20"/>
+          <w:szCs w:val="20"/>
+        </w:rPr>
+        <w:t>20));</w:t>
       </w:r>
     </w:p>
     <w:p>
@@ -12589,7 +13347,25 @@
           <w:sz w:val="20"/>
           <w:szCs w:val="20"/>
         </w:rPr>
-        <w:t>CREATE TABLE food_menu (item_id INT PRIMARY KEY, price DECIMAL(10,2));</w:t>
+        <w:t xml:space="preserve">CREATE TABLE food_menu (item_id INT PRIMARY KEY, price </w:t>
+      </w:r>
+      <w:proofErr w:type="gramStart"/>
+      <w:r>
+        <w:rPr>
+          <w:rFonts w:cstheme="minorHAnsi"/>
+          <w:sz w:val="20"/>
+          <w:szCs w:val="20"/>
+        </w:rPr>
+        <w:t>DECIMAL(</w:t>
+      </w:r>
+      <w:proofErr w:type="gramEnd"/>
+      <w:r>
+        <w:rPr>
+          <w:rFonts w:cstheme="minorHAnsi"/>
+          <w:sz w:val="20"/>
+          <w:szCs w:val="20"/>
+        </w:rPr>
+        <w:t>10,2));</w:t>
       </w:r>
     </w:p>
     <w:p>
@@ -12769,7 +13545,25 @@
           <w:sz w:val="20"/>
           <w:szCs w:val="20"/>
         </w:rPr>
-        <w:t>CREATE TABLE employees (emp_id INT, dept_id INT, salary DECIMAL(10,2));</w:t>
+        <w:t xml:space="preserve">CREATE TABLE employees (emp_id INT, dept_id INT, salary </w:t>
+      </w:r>
+      <w:proofErr w:type="gramStart"/>
+      <w:r>
+        <w:rPr>
+          <w:rFonts w:cstheme="minorHAnsi"/>
+          <w:sz w:val="20"/>
+          <w:szCs w:val="20"/>
+        </w:rPr>
+        <w:t>DECIMAL(</w:t>
+      </w:r>
+      <w:proofErr w:type="gramEnd"/>
+      <w:r>
+        <w:rPr>
+          <w:rFonts w:cstheme="minorHAnsi"/>
+          <w:sz w:val="20"/>
+          <w:szCs w:val="20"/>
+        </w:rPr>
+        <w:t>10,2));</w:t>
       </w:r>
     </w:p>
     <w:p>
@@ -13154,7 +13948,61 @@
           <w:sz w:val="20"/>
           <w:szCs w:val="20"/>
         </w:rPr>
-        <w:t xml:space="preserve"> INT PRIMARY KEY, area VARCHAR(50), fare DECIMAL(10,2), status VARCHAR(20));</w:t>
+        <w:t xml:space="preserve"> INT PRIMARY KEY, area </w:t>
+      </w:r>
+      <w:proofErr w:type="gramStart"/>
+      <w:r>
+        <w:rPr>
+          <w:rFonts w:cstheme="minorHAnsi"/>
+          <w:sz w:val="20"/>
+          <w:szCs w:val="20"/>
+        </w:rPr>
+        <w:t>VARCHAR(</w:t>
+      </w:r>
+      <w:proofErr w:type="gramEnd"/>
+      <w:r>
+        <w:rPr>
+          <w:rFonts w:cstheme="minorHAnsi"/>
+          <w:sz w:val="20"/>
+          <w:szCs w:val="20"/>
+        </w:rPr>
+        <w:t xml:space="preserve">50), fare </w:t>
+      </w:r>
+      <w:proofErr w:type="gramStart"/>
+      <w:r>
+        <w:rPr>
+          <w:rFonts w:cstheme="minorHAnsi"/>
+          <w:sz w:val="20"/>
+          <w:szCs w:val="20"/>
+        </w:rPr>
+        <w:t>DECIMAL(</w:t>
+      </w:r>
+      <w:proofErr w:type="gramEnd"/>
+      <w:r>
+        <w:rPr>
+          <w:rFonts w:cstheme="minorHAnsi"/>
+          <w:sz w:val="20"/>
+          <w:szCs w:val="20"/>
+        </w:rPr>
+        <w:t xml:space="preserve">10,2), status </w:t>
+      </w:r>
+      <w:proofErr w:type="gramStart"/>
+      <w:r>
+        <w:rPr>
+          <w:rFonts w:cstheme="minorHAnsi"/>
+          <w:sz w:val="20"/>
+          <w:szCs w:val="20"/>
+        </w:rPr>
+        <w:t>VARCHAR(</w:t>
+      </w:r>
+      <w:proofErr w:type="gramEnd"/>
+      <w:r>
+        <w:rPr>
+          <w:rFonts w:cstheme="minorHAnsi"/>
+          <w:sz w:val="20"/>
+          <w:szCs w:val="20"/>
+        </w:rPr>
+        <w:t>20));</w:t>
       </w:r>
     </w:p>
     <w:p>
@@ -13205,7 +14053,25 @@
           <w:sz w:val="20"/>
           <w:szCs w:val="20"/>
         </w:rPr>
-        <w:t xml:space="preserve"> (log_id INT AUTO_INCREMENT PRIMARY KEY, area VARCHAR(50), </w:t>
+        <w:t xml:space="preserve"> (log_id INT AUTO_INCREMENT PRIMARY KEY, area </w:t>
+      </w:r>
+      <w:proofErr w:type="gramStart"/>
+      <w:r>
+        <w:rPr>
+          <w:rFonts w:cstheme="minorHAnsi"/>
+          <w:sz w:val="20"/>
+          <w:szCs w:val="20"/>
+        </w:rPr>
+        <w:t>VARCHAR(</w:t>
+      </w:r>
+      <w:proofErr w:type="gramEnd"/>
+      <w:r>
+        <w:rPr>
+          <w:rFonts w:cstheme="minorHAnsi"/>
+          <w:sz w:val="20"/>
+          <w:szCs w:val="20"/>
+        </w:rPr>
+        <w:t xml:space="preserve">50), </w:t>
       </w:r>
       <w:proofErr w:type="spellStart"/>
       <w:r>
@@ -13223,7 +14089,25 @@
           <w:sz w:val="20"/>
           <w:szCs w:val="20"/>
         </w:rPr>
-        <w:t xml:space="preserve"> DECIMAL(5,2), </w:t>
+        <w:t xml:space="preserve"> </w:t>
+      </w:r>
+      <w:proofErr w:type="gramStart"/>
+      <w:r>
+        <w:rPr>
+          <w:rFonts w:cstheme="minorHAnsi"/>
+          <w:sz w:val="20"/>
+          <w:szCs w:val="20"/>
+        </w:rPr>
+        <w:t>DECIMAL(</w:t>
+      </w:r>
+      <w:proofErr w:type="gramEnd"/>
+      <w:r>
+        <w:rPr>
+          <w:rFonts w:cstheme="minorHAnsi"/>
+          <w:sz w:val="20"/>
+          <w:szCs w:val="20"/>
+        </w:rPr>
+        <w:t xml:space="preserve">5,2), </w:t>
       </w:r>
       <w:proofErr w:type="spellStart"/>
       <w:r>
@@ -13298,28 +14182,80 @@
           <w:szCs w:val="20"/>
         </w:rPr>
       </w:pPr>
-    </w:p>
-    <w:p>
-      <w:pPr>
-        <w:spacing w:after="0" w:line="240" w:lineRule="auto"/>
-        <w:ind w:left="66"/>
-        <w:rPr>
-          <w:rFonts w:cstheme="minorHAnsi"/>
-          <w:sz w:val="20"/>
-          <w:szCs w:val="20"/>
-        </w:rPr>
-      </w:pPr>
-    </w:p>
-    <w:p>
-      <w:pPr>
-        <w:spacing w:after="0" w:line="240" w:lineRule="auto"/>
-        <w:ind w:left="66"/>
-        <w:rPr>
-          <w:rFonts w:cstheme="minorHAnsi"/>
-          <w:sz w:val="20"/>
-          <w:szCs w:val="20"/>
-        </w:rPr>
-      </w:pPr>
+      <w:r>
+        <w:rPr>
+          <w:rFonts w:cstheme="minorHAnsi"/>
+          <w:b/>
+          <w:bCs/>
+          <w:sz w:val="20"/>
+          <w:szCs w:val="20"/>
+        </w:rPr>
+        <w:t>Online Exam – Auto Submit</w:t>
+      </w:r>
+    </w:p>
+    <w:p>
+      <w:pPr>
+        <w:spacing w:after="0" w:line="240" w:lineRule="auto"/>
+        <w:ind w:left="66"/>
+        <w:rPr>
+          <w:rFonts w:cstheme="minorHAnsi"/>
+          <w:sz w:val="20"/>
+          <w:szCs w:val="20"/>
+        </w:rPr>
+      </w:pPr>
+    </w:p>
+    <w:p>
+      <w:pPr>
+        <w:spacing w:after="0" w:line="240" w:lineRule="auto"/>
+        <w:ind w:left="66"/>
+        <w:rPr>
+          <w:rFonts w:cstheme="minorHAnsi"/>
+          <w:sz w:val="20"/>
+          <w:szCs w:val="20"/>
+        </w:rPr>
+      </w:pPr>
+      <w:r>
+        <w:rPr>
+          <w:rFonts w:cstheme="minorHAnsi"/>
+          <w:sz w:val="20"/>
+          <w:szCs w:val="20"/>
+        </w:rPr>
+        <w:t>Write a procedure to auto-submit exam</w:t>
+      </w:r>
+    </w:p>
+    <w:p>
+      <w:pPr>
+        <w:spacing w:after="0" w:line="240" w:lineRule="auto"/>
+        <w:ind w:left="66"/>
+        <w:rPr>
+          <w:rFonts w:cstheme="minorHAnsi"/>
+          <w:sz w:val="20"/>
+          <w:szCs w:val="20"/>
+        </w:rPr>
+      </w:pPr>
+    </w:p>
+    <w:p>
+      <w:pPr>
+        <w:pStyle w:val="ListParagraph"/>
+        <w:numPr>
+          <w:ilvl w:val="0"/>
+          <w:numId w:val="72"/>
+        </w:numPr>
+        <w:spacing w:after="0" w:line="240" w:lineRule="auto"/>
+        <w:rPr>
+          <w:rFonts w:cstheme="minorHAnsi"/>
+          <w:sz w:val="20"/>
+          <w:szCs w:val="20"/>
+        </w:rPr>
+      </w:pPr>
+      <w:r>
+        <w:rPr>
+          <w:rFonts w:cstheme="minorHAnsi"/>
+          <w:sz w:val="20"/>
+          <w:szCs w:val="20"/>
+        </w:rPr>
+        <w:t>If current time &gt; end_time → mark status = 'Submitted'</w:t>
+      </w:r>
     </w:p>
     <w:p>
       <w:pPr>
@@ -13378,6 +14314,47 @@
           <w:szCs w:val="20"/>
         </w:rPr>
       </w:pPr>
+    </w:p>
+    <w:p>
+      <w:pPr>
+        <w:pStyle w:val="ListParagraph"/>
+        <w:numPr>
+          <w:ilvl w:val="0"/>
+          <w:numId w:val="80"/>
+        </w:numPr>
+        <w:spacing w:after="0" w:line="240" w:lineRule="auto"/>
+        <w:rPr>
+          <w:rFonts w:cstheme="minorHAnsi"/>
+          <w:sz w:val="20"/>
+          <w:szCs w:val="20"/>
+        </w:rPr>
+      </w:pPr>
+      <w:r>
+        <w:rPr>
+          <w:rFonts w:cstheme="minorHAnsi"/>
+          <w:sz w:val="20"/>
+          <w:szCs w:val="20"/>
+        </w:rPr>
+        <w:t xml:space="preserve">CREATE TABLE exams (exam_id INT PRIMARY KEY, student_id INT, end_time DATETIME, status </w:t>
+      </w:r>
+      <w:proofErr w:type="gramStart"/>
+      <w:r>
+        <w:rPr>
+          <w:rFonts w:cstheme="minorHAnsi"/>
+          <w:sz w:val="20"/>
+          <w:szCs w:val="20"/>
+        </w:rPr>
+        <w:t>VARCHAR(</w:t>
+      </w:r>
+      <w:proofErr w:type="gramEnd"/>
+      <w:r>
+        <w:rPr>
+          <w:rFonts w:cstheme="minorHAnsi"/>
+          <w:sz w:val="20"/>
+          <w:szCs w:val="20"/>
+        </w:rPr>
+        <w:t>20));</w:t>
+      </w:r>
     </w:p>
     <w:p>
       <w:pPr>
@@ -13385,28 +14362,6 @@
           <w:bottom w:val="single" w:sz="6" w:space="1" w:color="auto"/>
         </w:pBdr>
         <w:spacing w:after="0" w:line="240" w:lineRule="auto"/>
-        <w:rPr>
-          <w:rFonts w:cstheme="minorHAnsi"/>
-          <w:sz w:val="20"/>
-          <w:szCs w:val="20"/>
-        </w:rPr>
-      </w:pPr>
-    </w:p>
-    <w:p>
-      <w:pPr>
-        <w:spacing w:after="0" w:line="240" w:lineRule="auto"/>
-        <w:ind w:left="66"/>
-        <w:rPr>
-          <w:rFonts w:cstheme="minorHAnsi"/>
-          <w:sz w:val="20"/>
-          <w:szCs w:val="20"/>
-        </w:rPr>
-      </w:pPr>
-    </w:p>
-    <w:p>
-      <w:pPr>
-        <w:spacing w:after="0" w:line="240" w:lineRule="auto"/>
-        <w:ind w:left="66"/>
         <w:rPr>
           <w:rFonts w:cstheme="minorHAnsi"/>
           <w:sz w:val="20"/>
@@ -13442,28 +14397,68 @@
           <w:szCs w:val="20"/>
         </w:rPr>
       </w:pPr>
-    </w:p>
-    <w:p>
-      <w:pPr>
-        <w:spacing w:after="0" w:line="240" w:lineRule="auto"/>
-        <w:ind w:left="66"/>
-        <w:rPr>
-          <w:rFonts w:cstheme="minorHAnsi"/>
-          <w:sz w:val="20"/>
-          <w:szCs w:val="20"/>
-        </w:rPr>
-      </w:pPr>
-    </w:p>
-    <w:p>
-      <w:pPr>
-        <w:spacing w:after="0" w:line="240" w:lineRule="auto"/>
-        <w:ind w:left="66"/>
-        <w:rPr>
-          <w:rFonts w:cstheme="minorHAnsi"/>
-          <w:sz w:val="20"/>
-          <w:szCs w:val="20"/>
-        </w:rPr>
-      </w:pPr>
+      <w:r>
+        <w:rPr>
+          <w:rFonts w:cstheme="minorHAnsi"/>
+          <w:b/>
+          <w:bCs/>
+          <w:sz w:val="20"/>
+          <w:szCs w:val="20"/>
+        </w:rPr>
+        <w:t>Subscription System – Auto Renewal</w:t>
+      </w:r>
+    </w:p>
+    <w:p>
+      <w:pPr>
+        <w:spacing w:after="0" w:line="240" w:lineRule="auto"/>
+        <w:ind w:left="66"/>
+        <w:rPr>
+          <w:rFonts w:cstheme="minorHAnsi"/>
+          <w:sz w:val="20"/>
+          <w:szCs w:val="20"/>
+        </w:rPr>
+      </w:pPr>
+    </w:p>
+    <w:p>
+      <w:pPr>
+        <w:spacing w:after="0" w:line="240" w:lineRule="auto"/>
+        <w:ind w:left="66"/>
+        <w:rPr>
+          <w:rFonts w:cstheme="minorHAnsi"/>
+          <w:sz w:val="20"/>
+          <w:szCs w:val="20"/>
+        </w:rPr>
+      </w:pPr>
+      <w:r>
+        <w:rPr>
+          <w:rFonts w:cstheme="minorHAnsi"/>
+          <w:sz w:val="20"/>
+          <w:szCs w:val="20"/>
+        </w:rPr>
+        <w:t>Renew subscription if expiry_date = today</w:t>
+      </w:r>
+    </w:p>
+    <w:p>
+      <w:pPr>
+        <w:numPr>
+          <w:ilvl w:val="0"/>
+          <w:numId w:val="81"/>
+        </w:numPr>
+        <w:spacing w:after="0" w:line="240" w:lineRule="auto"/>
+        <w:rPr>
+          <w:rFonts w:cstheme="minorHAnsi"/>
+          <w:sz w:val="20"/>
+          <w:szCs w:val="20"/>
+        </w:rPr>
+      </w:pPr>
+      <w:r>
+        <w:rPr>
+          <w:rFonts w:cstheme="minorHAnsi"/>
+          <w:sz w:val="20"/>
+          <w:szCs w:val="20"/>
+        </w:rPr>
+        <w:t>Extend by 30 days</w:t>
+      </w:r>
     </w:p>
     <w:p>
       <w:pPr>
@@ -13514,16 +14509,80 @@
     </w:p>
     <w:p>
       <w:pPr>
-        <w:spacing w:after="0" w:line="240" w:lineRule="auto"/>
-        <w:ind w:left="66"/>
-        <w:rPr>
-          <w:rFonts w:cstheme="minorHAnsi"/>
-          <w:b/>
-          <w:bCs/>
-          <w:sz w:val="20"/>
-          <w:szCs w:val="20"/>
-        </w:rPr>
-      </w:pPr>
+        <w:pStyle w:val="ListParagraph"/>
+        <w:numPr>
+          <w:ilvl w:val="0"/>
+          <w:numId w:val="82"/>
+        </w:numPr>
+        <w:spacing w:after="0" w:line="240" w:lineRule="auto"/>
+        <w:rPr>
+          <w:rFonts w:cstheme="minorHAnsi"/>
+          <w:sz w:val="20"/>
+          <w:szCs w:val="20"/>
+        </w:rPr>
+      </w:pPr>
+      <w:r>
+        <w:rPr>
+          <w:rFonts w:cstheme="minorHAnsi"/>
+          <w:sz w:val="20"/>
+          <w:szCs w:val="20"/>
+        </w:rPr>
+        <w:t>CREATE TABLE subscriptions (</w:t>
+      </w:r>
+      <w:proofErr w:type="spellStart"/>
+      <w:r>
+        <w:rPr>
+          <w:rFonts w:cstheme="minorHAnsi"/>
+          <w:sz w:val="20"/>
+          <w:szCs w:val="20"/>
+        </w:rPr>
+        <w:t>sub_id</w:t>
+      </w:r>
+      <w:proofErr w:type="spellEnd"/>
+      <w:r>
+        <w:rPr>
+          <w:rFonts w:cstheme="minorHAnsi"/>
+          <w:sz w:val="20"/>
+          <w:szCs w:val="20"/>
+        </w:rPr>
+        <w:t xml:space="preserve"> INT PRIMARY KEY, </w:t>
+      </w:r>
+      <w:proofErr w:type="spellStart"/>
+      <w:r>
+        <w:rPr>
+          <w:rFonts w:cstheme="minorHAnsi"/>
+          <w:sz w:val="20"/>
+          <w:szCs w:val="20"/>
+        </w:rPr>
+        <w:t>user_id</w:t>
+      </w:r>
+      <w:proofErr w:type="spellEnd"/>
+      <w:r>
+        <w:rPr>
+          <w:rFonts w:cstheme="minorHAnsi"/>
+          <w:sz w:val="20"/>
+          <w:szCs w:val="20"/>
+        </w:rPr>
+        <w:t xml:space="preserve"> INT, expiry_date DATE, status </w:t>
+      </w:r>
+      <w:proofErr w:type="gramStart"/>
+      <w:r>
+        <w:rPr>
+          <w:rFonts w:cstheme="minorHAnsi"/>
+          <w:sz w:val="20"/>
+          <w:szCs w:val="20"/>
+        </w:rPr>
+        <w:t>VARCHAR(</w:t>
+      </w:r>
+      <w:proofErr w:type="gramEnd"/>
+      <w:r>
+        <w:rPr>
+          <w:rFonts w:cstheme="minorHAnsi"/>
+          <w:sz w:val="20"/>
+          <w:szCs w:val="20"/>
+        </w:rPr>
+        <w:t>20));</w:t>
+      </w:r>
     </w:p>
     <w:p>
       <w:pPr>
@@ -13531,17 +14590,6 @@
           <w:bottom w:val="single" w:sz="6" w:space="1" w:color="auto"/>
         </w:pBdr>
         <w:spacing w:after="0" w:line="240" w:lineRule="auto"/>
-        <w:rPr>
-          <w:rFonts w:cstheme="minorHAnsi"/>
-          <w:sz w:val="20"/>
-          <w:szCs w:val="20"/>
-        </w:rPr>
-      </w:pPr>
-    </w:p>
-    <w:p>
-      <w:pPr>
-        <w:spacing w:after="0" w:line="240" w:lineRule="auto"/>
-        <w:ind w:left="66"/>
         <w:rPr>
           <w:rFonts w:cstheme="minorHAnsi"/>
           <w:sz w:val="20"/>
@@ -13576,26 +14624,77 @@
           <w:szCs w:val="20"/>
         </w:rPr>
       </w:pPr>
-    </w:p>
-    <w:p>
-      <w:pPr>
-        <w:spacing w:after="0" w:line="240" w:lineRule="auto"/>
-        <w:rPr>
-          <w:rFonts w:cstheme="minorHAnsi"/>
-          <w:sz w:val="20"/>
-          <w:szCs w:val="20"/>
-        </w:rPr>
-      </w:pPr>
-    </w:p>
-    <w:p>
-      <w:pPr>
-        <w:spacing w:after="0" w:line="240" w:lineRule="auto"/>
-        <w:rPr>
-          <w:rFonts w:cstheme="minorHAnsi"/>
-          <w:sz w:val="20"/>
-          <w:szCs w:val="20"/>
-        </w:rPr>
-      </w:pPr>
+      <w:r>
+        <w:rPr>
+          <w:rFonts w:cstheme="minorHAnsi"/>
+          <w:b/>
+          <w:bCs/>
+          <w:sz w:val="20"/>
+          <w:szCs w:val="20"/>
+        </w:rPr>
+        <w:t>Logistics – Route Optimization Flag</w:t>
+      </w:r>
+    </w:p>
+    <w:p>
+      <w:pPr>
+        <w:spacing w:after="0" w:line="240" w:lineRule="auto"/>
+        <w:rPr>
+          <w:rFonts w:cstheme="minorHAnsi"/>
+          <w:sz w:val="20"/>
+          <w:szCs w:val="20"/>
+        </w:rPr>
+      </w:pPr>
+    </w:p>
+    <w:p>
+      <w:pPr>
+        <w:spacing w:after="0" w:line="240" w:lineRule="auto"/>
+        <w:rPr>
+          <w:rFonts w:cstheme="minorHAnsi"/>
+          <w:sz w:val="20"/>
+          <w:szCs w:val="20"/>
+        </w:rPr>
+      </w:pPr>
+      <w:r>
+        <w:rPr>
+          <w:rFonts w:cstheme="minorHAnsi"/>
+          <w:sz w:val="20"/>
+          <w:szCs w:val="20"/>
+        </w:rPr>
+        <w:t>Mark deliveries as “High Priority”</w:t>
+      </w:r>
+    </w:p>
+    <w:p>
+      <w:pPr>
+        <w:spacing w:after="0" w:line="240" w:lineRule="auto"/>
+        <w:rPr>
+          <w:rFonts w:cstheme="minorHAnsi"/>
+          <w:sz w:val="20"/>
+          <w:szCs w:val="20"/>
+        </w:rPr>
+      </w:pPr>
+    </w:p>
+    <w:p>
+      <w:pPr>
+        <w:pStyle w:val="ListParagraph"/>
+        <w:numPr>
+          <w:ilvl w:val="0"/>
+          <w:numId w:val="72"/>
+        </w:numPr>
+        <w:spacing w:after="0" w:line="240" w:lineRule="auto"/>
+        <w:rPr>
+          <w:rFonts w:cstheme="minorHAnsi"/>
+          <w:sz w:val="20"/>
+          <w:szCs w:val="20"/>
+        </w:rPr>
+      </w:pPr>
+      <w:r>
+        <w:rPr>
+          <w:rFonts w:cstheme="minorHAnsi"/>
+          <w:sz w:val="20"/>
+          <w:szCs w:val="20"/>
+        </w:rPr>
+        <w:t>If delivery delay &gt; 2 days</w:t>
+      </w:r>
     </w:p>
     <w:p>
       <w:pPr>
@@ -13643,31 +14742,134 @@
     </w:p>
     <w:p>
       <w:pPr>
-        <w:spacing w:after="0" w:line="240" w:lineRule="auto"/>
-        <w:rPr>
-          <w:rFonts w:cstheme="minorHAnsi"/>
-          <w:b/>
-          <w:bCs/>
-          <w:sz w:val="20"/>
-          <w:szCs w:val="20"/>
-        </w:rPr>
-      </w:pPr>
-    </w:p>
-    <w:p>
-      <w:pPr>
-        <w:spacing w:after="0" w:line="240" w:lineRule="auto"/>
-        <w:rPr>
-          <w:rFonts w:cstheme="minorHAnsi"/>
-          <w:sz w:val="20"/>
-          <w:szCs w:val="20"/>
-        </w:rPr>
-      </w:pPr>
+        <w:pStyle w:val="ListParagraph"/>
+        <w:numPr>
+          <w:ilvl w:val="0"/>
+          <w:numId w:val="83"/>
+        </w:numPr>
+        <w:spacing w:after="0" w:line="240" w:lineRule="auto"/>
+        <w:rPr>
+          <w:rFonts w:cstheme="minorHAnsi"/>
+          <w:sz w:val="20"/>
+          <w:szCs w:val="20"/>
+        </w:rPr>
+      </w:pPr>
+      <w:r>
+        <w:rPr>
+          <w:rFonts w:cstheme="minorHAnsi"/>
+          <w:sz w:val="20"/>
+          <w:szCs w:val="20"/>
+        </w:rPr>
+        <w:t>CREATE TABLE deliveries (</w:t>
+      </w:r>
+      <w:proofErr w:type="spellStart"/>
+      <w:r>
+        <w:rPr>
+          <w:rFonts w:cstheme="minorHAnsi"/>
+          <w:sz w:val="20"/>
+          <w:szCs w:val="20"/>
+        </w:rPr>
+        <w:t>delivery_id</w:t>
+      </w:r>
+      <w:proofErr w:type="spellEnd"/>
+      <w:r>
+        <w:rPr>
+          <w:rFonts w:cstheme="minorHAnsi"/>
+          <w:sz w:val="20"/>
+          <w:szCs w:val="20"/>
+        </w:rPr>
+        <w:t xml:space="preserve"> INT PRIMARY KEY, </w:t>
+      </w:r>
+      <w:proofErr w:type="spellStart"/>
+      <w:r>
+        <w:rPr>
+          <w:rFonts w:cstheme="minorHAnsi"/>
+          <w:sz w:val="20"/>
+          <w:szCs w:val="20"/>
+        </w:rPr>
+        <w:t>expected_date</w:t>
+      </w:r>
+      <w:proofErr w:type="spellEnd"/>
+      <w:r>
+        <w:rPr>
+          <w:rFonts w:cstheme="minorHAnsi"/>
+          <w:sz w:val="20"/>
+          <w:szCs w:val="20"/>
+        </w:rPr>
+        <w:t xml:space="preserve"> DATE, </w:t>
+      </w:r>
+      <w:proofErr w:type="spellStart"/>
+      <w:r>
+        <w:rPr>
+          <w:rFonts w:cstheme="minorHAnsi"/>
+          <w:sz w:val="20"/>
+          <w:szCs w:val="20"/>
+        </w:rPr>
+        <w:t>actual_date</w:t>
+      </w:r>
+      <w:proofErr w:type="spellEnd"/>
+      <w:r>
+        <w:rPr>
+          <w:rFonts w:cstheme="minorHAnsi"/>
+          <w:sz w:val="20"/>
+          <w:szCs w:val="20"/>
+        </w:rPr>
+        <w:t xml:space="preserve"> DATE, priority </w:t>
+      </w:r>
+      <w:proofErr w:type="gramStart"/>
+      <w:r>
+        <w:rPr>
+          <w:rFonts w:cstheme="minorHAnsi"/>
+          <w:sz w:val="20"/>
+          <w:szCs w:val="20"/>
+        </w:rPr>
+        <w:t>VARCHAR(</w:t>
+      </w:r>
+      <w:proofErr w:type="gramEnd"/>
+      <w:r>
+        <w:rPr>
+          <w:rFonts w:cstheme="minorHAnsi"/>
+          <w:sz w:val="20"/>
+          <w:szCs w:val="20"/>
+        </w:rPr>
+        <w:t>20));</w:t>
+      </w:r>
     </w:p>
     <w:p>
       <w:pPr>
         <w:pBdr>
           <w:bottom w:val="single" w:sz="6" w:space="1" w:color="auto"/>
         </w:pBdr>
+        <w:spacing w:after="0" w:line="240" w:lineRule="auto"/>
+        <w:rPr>
+          <w:rFonts w:cstheme="minorHAnsi"/>
+          <w:sz w:val="20"/>
+          <w:szCs w:val="20"/>
+        </w:rPr>
+      </w:pPr>
+    </w:p>
+    <w:p>
+      <w:pPr>
+        <w:spacing w:after="0" w:line="240" w:lineRule="auto"/>
+        <w:rPr>
+          <w:rFonts w:cstheme="minorHAnsi"/>
+          <w:sz w:val="20"/>
+          <w:szCs w:val="20"/>
+        </w:rPr>
+      </w:pPr>
+    </w:p>
+    <w:p>
+      <w:pPr>
+        <w:spacing w:after="0" w:line="240" w:lineRule="auto"/>
+        <w:rPr>
+          <w:rFonts w:cstheme="minorHAnsi"/>
+          <w:sz w:val="20"/>
+          <w:szCs w:val="20"/>
+        </w:rPr>
+      </w:pPr>
+    </w:p>
+    <w:p>
+      <w:pPr>
         <w:spacing w:after="0" w:line="240" w:lineRule="auto"/>
         <w:rPr>
           <w:rFonts w:cstheme="minorHAnsi"/>
@@ -13703,46 +14905,146 @@
           <w:szCs w:val="20"/>
         </w:rPr>
       </w:pPr>
-    </w:p>
-    <w:p>
-      <w:pPr>
-        <w:spacing w:after="0" w:line="240" w:lineRule="auto"/>
-        <w:rPr>
-          <w:rFonts w:cstheme="minorHAnsi"/>
-          <w:sz w:val="20"/>
-          <w:szCs w:val="20"/>
-        </w:rPr>
-      </w:pPr>
-    </w:p>
-    <w:p>
-      <w:pPr>
-        <w:spacing w:after="0" w:line="240" w:lineRule="auto"/>
-        <w:rPr>
-          <w:rFonts w:cstheme="minorHAnsi"/>
-          <w:sz w:val="20"/>
-          <w:szCs w:val="20"/>
-        </w:rPr>
-      </w:pPr>
-    </w:p>
-    <w:p>
-      <w:pPr>
-        <w:spacing w:after="0" w:line="240" w:lineRule="auto"/>
-        <w:rPr>
-          <w:rFonts w:cstheme="minorHAnsi"/>
-          <w:sz w:val="20"/>
-          <w:szCs w:val="20"/>
-        </w:rPr>
-      </w:pPr>
-    </w:p>
-    <w:p>
-      <w:pPr>
-        <w:spacing w:after="0" w:line="240" w:lineRule="auto"/>
-        <w:rPr>
-          <w:rFonts w:cstheme="minorHAnsi"/>
-          <w:sz w:val="20"/>
-          <w:szCs w:val="20"/>
-        </w:rPr>
-      </w:pPr>
+      <w:r>
+        <w:rPr>
+          <w:rFonts w:cstheme="minorHAnsi"/>
+          <w:b/>
+          <w:bCs/>
+          <w:sz w:val="20"/>
+          <w:szCs w:val="20"/>
+        </w:rPr>
+        <w:t>Banking – Atomic Fund Transfer with Rollback</w:t>
+      </w:r>
+    </w:p>
+    <w:p>
+      <w:pPr>
+        <w:spacing w:after="0" w:line="240" w:lineRule="auto"/>
+        <w:rPr>
+          <w:rFonts w:cstheme="minorHAnsi"/>
+          <w:sz w:val="20"/>
+          <w:szCs w:val="20"/>
+        </w:rPr>
+      </w:pPr>
+    </w:p>
+    <w:p>
+      <w:pPr>
+        <w:spacing w:after="0" w:line="240" w:lineRule="auto"/>
+        <w:rPr>
+          <w:rFonts w:cstheme="minorHAnsi"/>
+          <w:sz w:val="20"/>
+          <w:szCs w:val="20"/>
+        </w:rPr>
+      </w:pPr>
+      <w:r>
+        <w:rPr>
+          <w:rFonts w:cstheme="minorHAnsi"/>
+          <w:sz w:val="20"/>
+          <w:szCs w:val="20"/>
+        </w:rPr>
+        <w:t>Write a procedure transfer_funds</w:t>
+      </w:r>
+    </w:p>
+    <w:p>
+      <w:pPr>
+        <w:spacing w:after="0" w:line="240" w:lineRule="auto"/>
+        <w:rPr>
+          <w:rFonts w:cstheme="minorHAnsi"/>
+          <w:sz w:val="20"/>
+          <w:szCs w:val="20"/>
+        </w:rPr>
+      </w:pPr>
+    </w:p>
+    <w:p>
+      <w:pPr>
+        <w:pStyle w:val="ListParagraph"/>
+        <w:numPr>
+          <w:ilvl w:val="0"/>
+          <w:numId w:val="72"/>
+        </w:numPr>
+        <w:spacing w:after="0" w:line="240" w:lineRule="auto"/>
+        <w:rPr>
+          <w:rFonts w:cstheme="minorHAnsi"/>
+          <w:sz w:val="20"/>
+          <w:szCs w:val="20"/>
+        </w:rPr>
+      </w:pPr>
+      <w:r>
+        <w:rPr>
+          <w:rFonts w:cstheme="minorHAnsi"/>
+          <w:sz w:val="20"/>
+          <w:szCs w:val="20"/>
+        </w:rPr>
+        <w:t>Deduct from sender, add to receiver</w:t>
+      </w:r>
+    </w:p>
+    <w:p>
+      <w:pPr>
+        <w:pStyle w:val="ListParagraph"/>
+        <w:numPr>
+          <w:ilvl w:val="0"/>
+          <w:numId w:val="72"/>
+        </w:numPr>
+        <w:spacing w:after="0" w:line="240" w:lineRule="auto"/>
+        <w:rPr>
+          <w:rFonts w:cstheme="minorHAnsi"/>
+          <w:sz w:val="20"/>
+          <w:szCs w:val="20"/>
+        </w:rPr>
+      </w:pPr>
+      <w:r>
+        <w:rPr>
+          <w:rFonts w:cstheme="minorHAnsi"/>
+          <w:sz w:val="20"/>
+          <w:szCs w:val="20"/>
+        </w:rPr>
+        <w:t>If receiver account doesn’t exist → rollback</w:t>
+      </w:r>
+    </w:p>
+    <w:p>
+      <w:pPr>
+        <w:pStyle w:val="ListParagraph"/>
+        <w:numPr>
+          <w:ilvl w:val="0"/>
+          <w:numId w:val="72"/>
+        </w:numPr>
+        <w:spacing w:after="0" w:line="240" w:lineRule="auto"/>
+        <w:rPr>
+          <w:rFonts w:cstheme="minorHAnsi"/>
+          <w:sz w:val="20"/>
+          <w:szCs w:val="20"/>
+        </w:rPr>
+      </w:pPr>
+      <w:r>
+        <w:rPr>
+          <w:rFonts w:cstheme="minorHAnsi"/>
+          <w:sz w:val="20"/>
+          <w:szCs w:val="20"/>
+        </w:rPr>
+        <w:t>If insufficient balance → rollback</w:t>
+      </w:r>
+    </w:p>
+    <w:p>
+      <w:pPr>
+        <w:pStyle w:val="ListParagraph"/>
+        <w:numPr>
+          <w:ilvl w:val="0"/>
+          <w:numId w:val="72"/>
+        </w:numPr>
+        <w:spacing w:after="0" w:line="240" w:lineRule="auto"/>
+        <w:rPr>
+          <w:rFonts w:cstheme="minorHAnsi"/>
+          <w:sz w:val="20"/>
+          <w:szCs w:val="20"/>
+        </w:rPr>
+      </w:pPr>
+      <w:r>
+        <w:rPr>
+          <w:rFonts w:cstheme="minorHAnsi"/>
+          <w:sz w:val="20"/>
+          <w:szCs w:val="20"/>
+        </w:rPr>
+        <w:t>Log transaction only if successful</w:t>
+      </w:r>
     </w:p>
     <w:p>
       <w:pPr>
@@ -13790,43 +15092,119 @@
     </w:p>
     <w:p>
       <w:pPr>
-        <w:spacing w:after="0" w:line="240" w:lineRule="auto"/>
-        <w:rPr>
-          <w:rFonts w:cstheme="minorHAnsi"/>
-          <w:b/>
-          <w:bCs/>
-          <w:sz w:val="20"/>
-          <w:szCs w:val="20"/>
-        </w:rPr>
-      </w:pPr>
-    </w:p>
-    <w:p>
-      <w:pPr>
-        <w:spacing w:after="0" w:line="240" w:lineRule="auto"/>
-        <w:rPr>
-          <w:rFonts w:cstheme="minorHAnsi"/>
-          <w:b/>
-          <w:bCs/>
-          <w:sz w:val="20"/>
-          <w:szCs w:val="20"/>
-        </w:rPr>
-      </w:pPr>
+        <w:pStyle w:val="ListParagraph"/>
+        <w:numPr>
+          <w:ilvl w:val="0"/>
+          <w:numId w:val="84"/>
+        </w:numPr>
+        <w:spacing w:after="0" w:line="240" w:lineRule="auto"/>
+        <w:rPr>
+          <w:rFonts w:cstheme="minorHAnsi"/>
+          <w:sz w:val="20"/>
+          <w:szCs w:val="20"/>
+        </w:rPr>
+      </w:pPr>
+      <w:r>
+        <w:rPr>
+          <w:rFonts w:cstheme="minorHAnsi"/>
+          <w:sz w:val="20"/>
+          <w:szCs w:val="20"/>
+        </w:rPr>
+        <w:t xml:space="preserve">CREATE TABLE accounts (acc_no INT PRIMARY KEY, balance </w:t>
+      </w:r>
+      <w:proofErr w:type="gramStart"/>
+      <w:r>
+        <w:rPr>
+          <w:rFonts w:cstheme="minorHAnsi"/>
+          <w:sz w:val="20"/>
+          <w:szCs w:val="20"/>
+        </w:rPr>
+        <w:t>DECIMAL(</w:t>
+      </w:r>
+      <w:proofErr w:type="gramEnd"/>
+      <w:r>
+        <w:rPr>
+          <w:rFonts w:cstheme="minorHAnsi"/>
+          <w:sz w:val="20"/>
+          <w:szCs w:val="20"/>
+        </w:rPr>
+        <w:t>10,2));</w:t>
+      </w:r>
+    </w:p>
+    <w:p>
+      <w:pPr>
+        <w:spacing w:after="0" w:line="240" w:lineRule="auto"/>
+        <w:rPr>
+          <w:rFonts w:cstheme="minorHAnsi"/>
+          <w:sz w:val="20"/>
+          <w:szCs w:val="20"/>
+        </w:rPr>
+      </w:pPr>
+    </w:p>
+    <w:p>
+      <w:pPr>
+        <w:pStyle w:val="ListParagraph"/>
+        <w:numPr>
+          <w:ilvl w:val="0"/>
+          <w:numId w:val="84"/>
+        </w:numPr>
+        <w:spacing w:after="0" w:line="240" w:lineRule="auto"/>
+        <w:rPr>
+          <w:rFonts w:cstheme="minorHAnsi"/>
+          <w:sz w:val="20"/>
+          <w:szCs w:val="20"/>
+        </w:rPr>
+      </w:pPr>
+      <w:r>
+        <w:rPr>
+          <w:rFonts w:cstheme="minorHAnsi"/>
+          <w:sz w:val="20"/>
+          <w:szCs w:val="20"/>
+        </w:rPr>
+        <w:t xml:space="preserve">CREATE TABLE transactions (txn_id INT AUTO_INCREMENT PRIMARY KEY, from_acc INT, to_acc INT, amount </w:t>
+      </w:r>
+      <w:proofErr w:type="gramStart"/>
+      <w:r>
+        <w:rPr>
+          <w:rFonts w:cstheme="minorHAnsi"/>
+          <w:sz w:val="20"/>
+          <w:szCs w:val="20"/>
+        </w:rPr>
+        <w:t>DECIMAL(</w:t>
+      </w:r>
+      <w:proofErr w:type="gramEnd"/>
+      <w:r>
+        <w:rPr>
+          <w:rFonts w:cstheme="minorHAnsi"/>
+          <w:sz w:val="20"/>
+          <w:szCs w:val="20"/>
+        </w:rPr>
+        <w:t xml:space="preserve">10,2), status </w:t>
+      </w:r>
+      <w:proofErr w:type="gramStart"/>
+      <w:r>
+        <w:rPr>
+          <w:rFonts w:cstheme="minorHAnsi"/>
+          <w:sz w:val="20"/>
+          <w:szCs w:val="20"/>
+        </w:rPr>
+        <w:t>VARCHAR(</w:t>
+      </w:r>
+      <w:proofErr w:type="gramEnd"/>
+      <w:r>
+        <w:rPr>
+          <w:rFonts w:cstheme="minorHAnsi"/>
+          <w:sz w:val="20"/>
+          <w:szCs w:val="20"/>
+        </w:rPr>
+        <w:t>20), txn_date DATETIME);</w:t>
+      </w:r>
     </w:p>
     <w:p>
       <w:pPr>
         <w:pBdr>
           <w:bottom w:val="single" w:sz="6" w:space="1" w:color="auto"/>
         </w:pBdr>
-        <w:spacing w:after="0" w:line="240" w:lineRule="auto"/>
-        <w:rPr>
-          <w:rFonts w:cstheme="minorHAnsi"/>
-          <w:sz w:val="20"/>
-          <w:szCs w:val="20"/>
-        </w:rPr>
-      </w:pPr>
-    </w:p>
-    <w:p>
-      <w:pPr>
         <w:spacing w:after="0" w:line="240" w:lineRule="auto"/>
         <w:rPr>
           <w:rFonts w:cstheme="minorHAnsi"/>
@@ -18735,6 +20113,95 @@
     </w:lvl>
   </w:abstractNum>
   <w:abstractNum w:abstractNumId="18" w15:restartNumberingAfterBreak="0">
+    <w:nsid w:val="18BA420C"/>
+    <w:multiLevelType w:val="hybridMultilevel"/>
+    <w:tmpl w:val="343EA732"/>
+    <w:lvl w:ilvl="0" w:tplc="67CEA7C2">
+      <w:start w:val="1"/>
+      <w:numFmt w:val="decimal"/>
+      <w:lvlText w:val="%1."/>
+      <w:lvlJc w:val="left"/>
+      <w:pPr>
+        <w:ind w:left="720" w:hanging="360"/>
+      </w:pPr>
+      <w:rPr>
+        <w:rFonts w:hint="default"/>
+      </w:rPr>
+    </w:lvl>
+    <w:lvl w:ilvl="1" w:tplc="FFFFFFFF" w:tentative="1">
+      <w:start w:val="1"/>
+      <w:numFmt w:val="lowerLetter"/>
+      <w:lvlText w:val="%2."/>
+      <w:lvlJc w:val="left"/>
+      <w:pPr>
+        <w:ind w:left="1440" w:hanging="360"/>
+      </w:pPr>
+    </w:lvl>
+    <w:lvl w:ilvl="2" w:tplc="FFFFFFFF" w:tentative="1">
+      <w:start w:val="1"/>
+      <w:numFmt w:val="lowerRoman"/>
+      <w:lvlText w:val="%3."/>
+      <w:lvlJc w:val="right"/>
+      <w:pPr>
+        <w:ind w:left="2160" w:hanging="180"/>
+      </w:pPr>
+    </w:lvl>
+    <w:lvl w:ilvl="3" w:tplc="FFFFFFFF" w:tentative="1">
+      <w:start w:val="1"/>
+      <w:numFmt w:val="decimal"/>
+      <w:lvlText w:val="%4."/>
+      <w:lvlJc w:val="left"/>
+      <w:pPr>
+        <w:ind w:left="2880" w:hanging="360"/>
+      </w:pPr>
+    </w:lvl>
+    <w:lvl w:ilvl="4" w:tplc="FFFFFFFF" w:tentative="1">
+      <w:start w:val="1"/>
+      <w:numFmt w:val="lowerLetter"/>
+      <w:lvlText w:val="%5."/>
+      <w:lvlJc w:val="left"/>
+      <w:pPr>
+        <w:ind w:left="3600" w:hanging="360"/>
+      </w:pPr>
+    </w:lvl>
+    <w:lvl w:ilvl="5" w:tplc="FFFFFFFF" w:tentative="1">
+      <w:start w:val="1"/>
+      <w:numFmt w:val="lowerRoman"/>
+      <w:lvlText w:val="%6."/>
+      <w:lvlJc w:val="right"/>
+      <w:pPr>
+        <w:ind w:left="4320" w:hanging="180"/>
+      </w:pPr>
+    </w:lvl>
+    <w:lvl w:ilvl="6" w:tplc="FFFFFFFF" w:tentative="1">
+      <w:start w:val="1"/>
+      <w:numFmt w:val="decimal"/>
+      <w:lvlText w:val="%7."/>
+      <w:lvlJc w:val="left"/>
+      <w:pPr>
+        <w:ind w:left="5040" w:hanging="360"/>
+      </w:pPr>
+    </w:lvl>
+    <w:lvl w:ilvl="7" w:tplc="FFFFFFFF" w:tentative="1">
+      <w:start w:val="1"/>
+      <w:numFmt w:val="lowerLetter"/>
+      <w:lvlText w:val="%8."/>
+      <w:lvlJc w:val="left"/>
+      <w:pPr>
+        <w:ind w:left="5760" w:hanging="360"/>
+      </w:pPr>
+    </w:lvl>
+    <w:lvl w:ilvl="8" w:tplc="FFFFFFFF" w:tentative="1">
+      <w:start w:val="1"/>
+      <w:numFmt w:val="lowerRoman"/>
+      <w:lvlText w:val="%9."/>
+      <w:lvlJc w:val="right"/>
+      <w:pPr>
+        <w:ind w:left="6480" w:hanging="180"/>
+      </w:pPr>
+    </w:lvl>
+  </w:abstractNum>
+  <w:abstractNum w:abstractNumId="19" w15:restartNumberingAfterBreak="0">
     <w:nsid w:val="1BE421B5"/>
     <w:multiLevelType w:val="multilevel"/>
     <w:tmpl w:val="C982125A"/>
@@ -18863,7 +20330,7 @@
       </w:rPr>
     </w:lvl>
   </w:abstractNum>
-  <w:abstractNum w:abstractNumId="19" w15:restartNumberingAfterBreak="0">
+  <w:abstractNum w:abstractNumId="20" w15:restartNumberingAfterBreak="0">
     <w:nsid w:val="1DAD3B0C"/>
     <w:multiLevelType w:val="hybridMultilevel"/>
     <w:tmpl w:val="E1D425E4"/>
@@ -18976,7 +20443,7 @@
       </w:rPr>
     </w:lvl>
   </w:abstractNum>
-  <w:abstractNum w:abstractNumId="20" w15:restartNumberingAfterBreak="0">
+  <w:abstractNum w:abstractNumId="21" w15:restartNumberingAfterBreak="0">
     <w:nsid w:val="1E5026C5"/>
     <w:multiLevelType w:val="hybridMultilevel"/>
     <w:tmpl w:val="A7FE42D0"/>
@@ -19065,7 +20532,7 @@
       </w:pPr>
     </w:lvl>
   </w:abstractNum>
-  <w:abstractNum w:abstractNumId="21" w15:restartNumberingAfterBreak="0">
+  <w:abstractNum w:abstractNumId="22" w15:restartNumberingAfterBreak="0">
     <w:nsid w:val="1F245CA1"/>
     <w:multiLevelType w:val="hybridMultilevel"/>
     <w:tmpl w:val="C71865D0"/>
@@ -19154,7 +20621,7 @@
       </w:pPr>
     </w:lvl>
   </w:abstractNum>
-  <w:abstractNum w:abstractNumId="22" w15:restartNumberingAfterBreak="0">
+  <w:abstractNum w:abstractNumId="23" w15:restartNumberingAfterBreak="0">
     <w:nsid w:val="20B620E6"/>
     <w:multiLevelType w:val="multilevel"/>
     <w:tmpl w:val="847C20E8"/>
@@ -19303,7 +20770,7 @@
       </w:rPr>
     </w:lvl>
   </w:abstractNum>
-  <w:abstractNum w:abstractNumId="23" w15:restartNumberingAfterBreak="0">
+  <w:abstractNum w:abstractNumId="24" w15:restartNumberingAfterBreak="0">
     <w:nsid w:val="20B905E2"/>
     <w:multiLevelType w:val="hybridMultilevel"/>
     <w:tmpl w:val="C29EAEEC"/>
@@ -19392,7 +20859,96 @@
       </w:pPr>
     </w:lvl>
   </w:abstractNum>
-  <w:abstractNum w:abstractNumId="24" w15:restartNumberingAfterBreak="0">
+  <w:abstractNum w:abstractNumId="25" w15:restartNumberingAfterBreak="0">
+    <w:nsid w:val="20D94E23"/>
+    <w:multiLevelType w:val="hybridMultilevel"/>
+    <w:tmpl w:val="A79C94F8"/>
+    <w:lvl w:ilvl="0" w:tplc="9B045116">
+      <w:start w:val="1"/>
+      <w:numFmt w:val="decimal"/>
+      <w:lvlText w:val="%1."/>
+      <w:lvlJc w:val="left"/>
+      <w:pPr>
+        <w:ind w:left="720" w:hanging="360"/>
+      </w:pPr>
+      <w:rPr>
+        <w:rFonts w:hint="default"/>
+      </w:rPr>
+    </w:lvl>
+    <w:lvl w:ilvl="1" w:tplc="40090019" w:tentative="1">
+      <w:start w:val="1"/>
+      <w:numFmt w:val="lowerLetter"/>
+      <w:lvlText w:val="%2."/>
+      <w:lvlJc w:val="left"/>
+      <w:pPr>
+        <w:ind w:left="1440" w:hanging="360"/>
+      </w:pPr>
+    </w:lvl>
+    <w:lvl w:ilvl="2" w:tplc="4009001B" w:tentative="1">
+      <w:start w:val="1"/>
+      <w:numFmt w:val="lowerRoman"/>
+      <w:lvlText w:val="%3."/>
+      <w:lvlJc w:val="right"/>
+      <w:pPr>
+        <w:ind w:left="2160" w:hanging="180"/>
+      </w:pPr>
+    </w:lvl>
+    <w:lvl w:ilvl="3" w:tplc="4009000F" w:tentative="1">
+      <w:start w:val="1"/>
+      <w:numFmt w:val="decimal"/>
+      <w:lvlText w:val="%4."/>
+      <w:lvlJc w:val="left"/>
+      <w:pPr>
+        <w:ind w:left="2880" w:hanging="360"/>
+      </w:pPr>
+    </w:lvl>
+    <w:lvl w:ilvl="4" w:tplc="40090019" w:tentative="1">
+      <w:start w:val="1"/>
+      <w:numFmt w:val="lowerLetter"/>
+      <w:lvlText w:val="%5."/>
+      <w:lvlJc w:val="left"/>
+      <w:pPr>
+        <w:ind w:left="3600" w:hanging="360"/>
+      </w:pPr>
+    </w:lvl>
+    <w:lvl w:ilvl="5" w:tplc="4009001B" w:tentative="1">
+      <w:start w:val="1"/>
+      <w:numFmt w:val="lowerRoman"/>
+      <w:lvlText w:val="%6."/>
+      <w:lvlJc w:val="right"/>
+      <w:pPr>
+        <w:ind w:left="4320" w:hanging="180"/>
+      </w:pPr>
+    </w:lvl>
+    <w:lvl w:ilvl="6" w:tplc="4009000F" w:tentative="1">
+      <w:start w:val="1"/>
+      <w:numFmt w:val="decimal"/>
+      <w:lvlText w:val="%7."/>
+      <w:lvlJc w:val="left"/>
+      <w:pPr>
+        <w:ind w:left="5040" w:hanging="360"/>
+      </w:pPr>
+    </w:lvl>
+    <w:lvl w:ilvl="7" w:tplc="40090019" w:tentative="1">
+      <w:start w:val="1"/>
+      <w:numFmt w:val="lowerLetter"/>
+      <w:lvlText w:val="%8."/>
+      <w:lvlJc w:val="left"/>
+      <w:pPr>
+        <w:ind w:left="5760" w:hanging="360"/>
+      </w:pPr>
+    </w:lvl>
+    <w:lvl w:ilvl="8" w:tplc="4009001B" w:tentative="1">
+      <w:start w:val="1"/>
+      <w:numFmt w:val="lowerRoman"/>
+      <w:lvlText w:val="%9."/>
+      <w:lvlJc w:val="right"/>
+      <w:pPr>
+        <w:ind w:left="6480" w:hanging="180"/>
+      </w:pPr>
+    </w:lvl>
+  </w:abstractNum>
+  <w:abstractNum w:abstractNumId="26" w15:restartNumberingAfterBreak="0">
     <w:nsid w:val="23495646"/>
     <w:multiLevelType w:val="hybridMultilevel"/>
     <w:tmpl w:val="855C95BE"/>
@@ -19481,7 +21037,7 @@
       </w:pPr>
     </w:lvl>
   </w:abstractNum>
-  <w:abstractNum w:abstractNumId="25" w15:restartNumberingAfterBreak="0">
+  <w:abstractNum w:abstractNumId="27" w15:restartNumberingAfterBreak="0">
     <w:nsid w:val="25BC5BB3"/>
     <w:multiLevelType w:val="hybridMultilevel"/>
     <w:tmpl w:val="7426445C"/>
@@ -19594,7 +21150,96 @@
       </w:rPr>
     </w:lvl>
   </w:abstractNum>
-  <w:abstractNum w:abstractNumId="26" w15:restartNumberingAfterBreak="0">
+  <w:abstractNum w:abstractNumId="28" w15:restartNumberingAfterBreak="0">
+    <w:nsid w:val="26426476"/>
+    <w:multiLevelType w:val="hybridMultilevel"/>
+    <w:tmpl w:val="217CF57A"/>
+    <w:lvl w:ilvl="0" w:tplc="FA32110E">
+      <w:start w:val="1"/>
+      <w:numFmt w:val="decimal"/>
+      <w:lvlText w:val="%1."/>
+      <w:lvlJc w:val="left"/>
+      <w:pPr>
+        <w:ind w:left="720" w:hanging="360"/>
+      </w:pPr>
+      <w:rPr>
+        <w:rFonts w:hint="default"/>
+      </w:rPr>
+    </w:lvl>
+    <w:lvl w:ilvl="1" w:tplc="40090019" w:tentative="1">
+      <w:start w:val="1"/>
+      <w:numFmt w:val="lowerLetter"/>
+      <w:lvlText w:val="%2."/>
+      <w:lvlJc w:val="left"/>
+      <w:pPr>
+        <w:ind w:left="1440" w:hanging="360"/>
+      </w:pPr>
+    </w:lvl>
+    <w:lvl w:ilvl="2" w:tplc="4009001B" w:tentative="1">
+      <w:start w:val="1"/>
+      <w:numFmt w:val="lowerRoman"/>
+      <w:lvlText w:val="%3."/>
+      <w:lvlJc w:val="right"/>
+      <w:pPr>
+        <w:ind w:left="2160" w:hanging="180"/>
+      </w:pPr>
+    </w:lvl>
+    <w:lvl w:ilvl="3" w:tplc="4009000F" w:tentative="1">
+      <w:start w:val="1"/>
+      <w:numFmt w:val="decimal"/>
+      <w:lvlText w:val="%4."/>
+      <w:lvlJc w:val="left"/>
+      <w:pPr>
+        <w:ind w:left="2880" w:hanging="360"/>
+      </w:pPr>
+    </w:lvl>
+    <w:lvl w:ilvl="4" w:tplc="40090019" w:tentative="1">
+      <w:start w:val="1"/>
+      <w:numFmt w:val="lowerLetter"/>
+      <w:lvlText w:val="%5."/>
+      <w:lvlJc w:val="left"/>
+      <w:pPr>
+        <w:ind w:left="3600" w:hanging="360"/>
+      </w:pPr>
+    </w:lvl>
+    <w:lvl w:ilvl="5" w:tplc="4009001B" w:tentative="1">
+      <w:start w:val="1"/>
+      <w:numFmt w:val="lowerRoman"/>
+      <w:lvlText w:val="%6."/>
+      <w:lvlJc w:val="right"/>
+      <w:pPr>
+        <w:ind w:left="4320" w:hanging="180"/>
+      </w:pPr>
+    </w:lvl>
+    <w:lvl w:ilvl="6" w:tplc="4009000F" w:tentative="1">
+      <w:start w:val="1"/>
+      <w:numFmt w:val="decimal"/>
+      <w:lvlText w:val="%7."/>
+      <w:lvlJc w:val="left"/>
+      <w:pPr>
+        <w:ind w:left="5040" w:hanging="360"/>
+      </w:pPr>
+    </w:lvl>
+    <w:lvl w:ilvl="7" w:tplc="40090019" w:tentative="1">
+      <w:start w:val="1"/>
+      <w:numFmt w:val="lowerLetter"/>
+      <w:lvlText w:val="%8."/>
+      <w:lvlJc w:val="left"/>
+      <w:pPr>
+        <w:ind w:left="5760" w:hanging="360"/>
+      </w:pPr>
+    </w:lvl>
+    <w:lvl w:ilvl="8" w:tplc="4009001B" w:tentative="1">
+      <w:start w:val="1"/>
+      <w:numFmt w:val="lowerRoman"/>
+      <w:lvlText w:val="%9."/>
+      <w:lvlJc w:val="right"/>
+      <w:pPr>
+        <w:ind w:left="6480" w:hanging="180"/>
+      </w:pPr>
+    </w:lvl>
+  </w:abstractNum>
+  <w:abstractNum w:abstractNumId="29" w15:restartNumberingAfterBreak="0">
     <w:nsid w:val="267A4AA8"/>
     <w:multiLevelType w:val="hybridMultilevel"/>
     <w:tmpl w:val="9B626F9E"/>
@@ -19683,7 +21328,7 @@
       </w:pPr>
     </w:lvl>
   </w:abstractNum>
-  <w:abstractNum w:abstractNumId="27" w15:restartNumberingAfterBreak="0">
+  <w:abstractNum w:abstractNumId="30" w15:restartNumberingAfterBreak="0">
     <w:nsid w:val="26D44CC7"/>
     <w:multiLevelType w:val="hybridMultilevel"/>
     <w:tmpl w:val="EC9C9C18"/>
@@ -19772,7 +21417,7 @@
       </w:pPr>
     </w:lvl>
   </w:abstractNum>
-  <w:abstractNum w:abstractNumId="28" w15:restartNumberingAfterBreak="0">
+  <w:abstractNum w:abstractNumId="31" w15:restartNumberingAfterBreak="0">
     <w:nsid w:val="28DD689E"/>
     <w:multiLevelType w:val="hybridMultilevel"/>
     <w:tmpl w:val="659454D8"/>
@@ -19861,7 +21506,7 @@
       </w:pPr>
     </w:lvl>
   </w:abstractNum>
-  <w:abstractNum w:abstractNumId="29" w15:restartNumberingAfterBreak="0">
+  <w:abstractNum w:abstractNumId="32" w15:restartNumberingAfterBreak="0">
     <w:nsid w:val="28FA403E"/>
     <w:multiLevelType w:val="multilevel"/>
     <w:tmpl w:val="85349392"/>
@@ -20010,7 +21655,7 @@
       </w:rPr>
     </w:lvl>
   </w:abstractNum>
-  <w:abstractNum w:abstractNumId="30" w15:restartNumberingAfterBreak="0">
+  <w:abstractNum w:abstractNumId="33" w15:restartNumberingAfterBreak="0">
     <w:nsid w:val="29DC2704"/>
     <w:multiLevelType w:val="hybridMultilevel"/>
     <w:tmpl w:val="2EAE2F06"/>
@@ -20099,7 +21744,7 @@
       </w:pPr>
     </w:lvl>
   </w:abstractNum>
-  <w:abstractNum w:abstractNumId="31" w15:restartNumberingAfterBreak="0">
+  <w:abstractNum w:abstractNumId="34" w15:restartNumberingAfterBreak="0">
     <w:nsid w:val="2C87674B"/>
     <w:multiLevelType w:val="hybridMultilevel"/>
     <w:tmpl w:val="E1B45CA0"/>
@@ -20212,7 +21857,7 @@
       </w:rPr>
     </w:lvl>
   </w:abstractNum>
-  <w:abstractNum w:abstractNumId="32" w15:restartNumberingAfterBreak="0">
+  <w:abstractNum w:abstractNumId="35" w15:restartNumberingAfterBreak="0">
     <w:nsid w:val="31764BDD"/>
     <w:multiLevelType w:val="hybridMultilevel"/>
     <w:tmpl w:val="211EF5B2"/>
@@ -20298,7 +21943,7 @@
       </w:pPr>
     </w:lvl>
   </w:abstractNum>
-  <w:abstractNum w:abstractNumId="33" w15:restartNumberingAfterBreak="0">
+  <w:abstractNum w:abstractNumId="36" w15:restartNumberingAfterBreak="0">
     <w:nsid w:val="327A3D5B"/>
     <w:multiLevelType w:val="hybridMultilevel"/>
     <w:tmpl w:val="F878DAD0"/>
@@ -20387,7 +22032,7 @@
       </w:pPr>
     </w:lvl>
   </w:abstractNum>
-  <w:abstractNum w:abstractNumId="34" w15:restartNumberingAfterBreak="0">
+  <w:abstractNum w:abstractNumId="37" w15:restartNumberingAfterBreak="0">
     <w:nsid w:val="32E06722"/>
     <w:multiLevelType w:val="multilevel"/>
     <w:tmpl w:val="92ECCB5E"/>
@@ -20536,7 +22181,7 @@
       </w:rPr>
     </w:lvl>
   </w:abstractNum>
-  <w:abstractNum w:abstractNumId="35" w15:restartNumberingAfterBreak="0">
+  <w:abstractNum w:abstractNumId="38" w15:restartNumberingAfterBreak="0">
     <w:nsid w:val="33823E79"/>
     <w:multiLevelType w:val="hybridMultilevel"/>
     <w:tmpl w:val="CB2CE722"/>
@@ -20649,7 +22294,7 @@
       </w:rPr>
     </w:lvl>
   </w:abstractNum>
-  <w:abstractNum w:abstractNumId="36" w15:restartNumberingAfterBreak="0">
+  <w:abstractNum w:abstractNumId="39" w15:restartNumberingAfterBreak="0">
     <w:nsid w:val="33CD0CEE"/>
     <w:multiLevelType w:val="hybridMultilevel"/>
     <w:tmpl w:val="1A22CD82"/>
@@ -20738,10 +22383,10 @@
       </w:pPr>
     </w:lvl>
   </w:abstractNum>
-  <w:abstractNum w:abstractNumId="37" w15:restartNumberingAfterBreak="0">
+  <w:abstractNum w:abstractNumId="40" w15:restartNumberingAfterBreak="0">
     <w:nsid w:val="3907711F"/>
     <w:multiLevelType w:val="hybridMultilevel"/>
-    <w:tmpl w:val="FC8AD2E8"/>
+    <w:tmpl w:val="808E2E96"/>
     <w:lvl w:ilvl="0" w:tplc="4009000F">
       <w:start w:val="1"/>
       <w:numFmt w:val="decimal"/>
@@ -20827,7 +22472,7 @@
       </w:pPr>
     </w:lvl>
   </w:abstractNum>
-  <w:abstractNum w:abstractNumId="38" w15:restartNumberingAfterBreak="0">
+  <w:abstractNum w:abstractNumId="41" w15:restartNumberingAfterBreak="0">
     <w:nsid w:val="3A2E41A7"/>
     <w:multiLevelType w:val="multilevel"/>
     <w:tmpl w:val="E83E291A"/>
@@ -20976,7 +22621,7 @@
       </w:rPr>
     </w:lvl>
   </w:abstractNum>
-  <w:abstractNum w:abstractNumId="39" w15:restartNumberingAfterBreak="0">
+  <w:abstractNum w:abstractNumId="42" w15:restartNumberingAfterBreak="0">
     <w:nsid w:val="3B0F70E7"/>
     <w:multiLevelType w:val="hybridMultilevel"/>
     <w:tmpl w:val="1EFCF3F6"/>
@@ -21089,7 +22734,93 @@
       </w:rPr>
     </w:lvl>
   </w:abstractNum>
-  <w:abstractNum w:abstractNumId="40" w15:restartNumberingAfterBreak="0">
+  <w:abstractNum w:abstractNumId="43" w15:restartNumberingAfterBreak="0">
+    <w:nsid w:val="3BBF3FA4"/>
+    <w:multiLevelType w:val="hybridMultilevel"/>
+    <w:tmpl w:val="83DE556C"/>
+    <w:lvl w:ilvl="0" w:tplc="4009000F">
+      <w:start w:val="1"/>
+      <w:numFmt w:val="decimal"/>
+      <w:lvlText w:val="%1."/>
+      <w:lvlJc w:val="left"/>
+      <w:pPr>
+        <w:ind w:left="720" w:hanging="360"/>
+      </w:pPr>
+    </w:lvl>
+    <w:lvl w:ilvl="1" w:tplc="40090019" w:tentative="1">
+      <w:start w:val="1"/>
+      <w:numFmt w:val="lowerLetter"/>
+      <w:lvlText w:val="%2."/>
+      <w:lvlJc w:val="left"/>
+      <w:pPr>
+        <w:ind w:left="1440" w:hanging="360"/>
+      </w:pPr>
+    </w:lvl>
+    <w:lvl w:ilvl="2" w:tplc="4009001B" w:tentative="1">
+      <w:start w:val="1"/>
+      <w:numFmt w:val="lowerRoman"/>
+      <w:lvlText w:val="%3."/>
+      <w:lvlJc w:val="right"/>
+      <w:pPr>
+        <w:ind w:left="2160" w:hanging="180"/>
+      </w:pPr>
+    </w:lvl>
+    <w:lvl w:ilvl="3" w:tplc="4009000F" w:tentative="1">
+      <w:start w:val="1"/>
+      <w:numFmt w:val="decimal"/>
+      <w:lvlText w:val="%4."/>
+      <w:lvlJc w:val="left"/>
+      <w:pPr>
+        <w:ind w:left="2880" w:hanging="360"/>
+      </w:pPr>
+    </w:lvl>
+    <w:lvl w:ilvl="4" w:tplc="40090019" w:tentative="1">
+      <w:start w:val="1"/>
+      <w:numFmt w:val="lowerLetter"/>
+      <w:lvlText w:val="%5."/>
+      <w:lvlJc w:val="left"/>
+      <w:pPr>
+        <w:ind w:left="3600" w:hanging="360"/>
+      </w:pPr>
+    </w:lvl>
+    <w:lvl w:ilvl="5" w:tplc="4009001B" w:tentative="1">
+      <w:start w:val="1"/>
+      <w:numFmt w:val="lowerRoman"/>
+      <w:lvlText w:val="%6."/>
+      <w:lvlJc w:val="right"/>
+      <w:pPr>
+        <w:ind w:left="4320" w:hanging="180"/>
+      </w:pPr>
+    </w:lvl>
+    <w:lvl w:ilvl="6" w:tplc="4009000F" w:tentative="1">
+      <w:start w:val="1"/>
+      <w:numFmt w:val="decimal"/>
+      <w:lvlText w:val="%7."/>
+      <w:lvlJc w:val="left"/>
+      <w:pPr>
+        <w:ind w:left="5040" w:hanging="360"/>
+      </w:pPr>
+    </w:lvl>
+    <w:lvl w:ilvl="7" w:tplc="40090019" w:tentative="1">
+      <w:start w:val="1"/>
+      <w:numFmt w:val="lowerLetter"/>
+      <w:lvlText w:val="%8."/>
+      <w:lvlJc w:val="left"/>
+      <w:pPr>
+        <w:ind w:left="5760" w:hanging="360"/>
+      </w:pPr>
+    </w:lvl>
+    <w:lvl w:ilvl="8" w:tplc="4009001B" w:tentative="1">
+      <w:start w:val="1"/>
+      <w:numFmt w:val="lowerRoman"/>
+      <w:lvlText w:val="%9."/>
+      <w:lvlJc w:val="right"/>
+      <w:pPr>
+        <w:ind w:left="6480" w:hanging="180"/>
+      </w:pPr>
+    </w:lvl>
+  </w:abstractNum>
+  <w:abstractNum w:abstractNumId="44" w15:restartNumberingAfterBreak="0">
     <w:nsid w:val="3E9C2B9A"/>
     <w:multiLevelType w:val="hybridMultilevel"/>
     <w:tmpl w:val="D4382106"/>
@@ -21178,7 +22909,7 @@
       </w:pPr>
     </w:lvl>
   </w:abstractNum>
-  <w:abstractNum w:abstractNumId="41" w15:restartNumberingAfterBreak="0">
+  <w:abstractNum w:abstractNumId="45" w15:restartNumberingAfterBreak="0">
     <w:nsid w:val="40083525"/>
     <w:multiLevelType w:val="hybridMultilevel"/>
     <w:tmpl w:val="2BF47F8C"/>
@@ -21291,7 +23022,7 @@
       </w:rPr>
     </w:lvl>
   </w:abstractNum>
-  <w:abstractNum w:abstractNumId="42" w15:restartNumberingAfterBreak="0">
+  <w:abstractNum w:abstractNumId="46" w15:restartNumberingAfterBreak="0">
     <w:nsid w:val="43056B48"/>
     <w:multiLevelType w:val="hybridMultilevel"/>
     <w:tmpl w:val="E662C5C4"/>
@@ -21404,7 +23135,7 @@
       </w:rPr>
     </w:lvl>
   </w:abstractNum>
-  <w:abstractNum w:abstractNumId="43" w15:restartNumberingAfterBreak="0">
+  <w:abstractNum w:abstractNumId="47" w15:restartNumberingAfterBreak="0">
     <w:nsid w:val="46B00DB2"/>
     <w:multiLevelType w:val="hybridMultilevel"/>
     <w:tmpl w:val="3BFA2DEC"/>
@@ -21493,7 +23224,7 @@
       </w:pPr>
     </w:lvl>
   </w:abstractNum>
-  <w:abstractNum w:abstractNumId="44" w15:restartNumberingAfterBreak="0">
+  <w:abstractNum w:abstractNumId="48" w15:restartNumberingAfterBreak="0">
     <w:nsid w:val="47BF27EE"/>
     <w:multiLevelType w:val="hybridMultilevel"/>
     <w:tmpl w:val="5F7451A8"/>
@@ -21582,7 +23313,7 @@
       </w:pPr>
     </w:lvl>
   </w:abstractNum>
-  <w:abstractNum w:abstractNumId="45" w15:restartNumberingAfterBreak="0">
+  <w:abstractNum w:abstractNumId="49" w15:restartNumberingAfterBreak="0">
     <w:nsid w:val="48D41E29"/>
     <w:multiLevelType w:val="hybridMultilevel"/>
     <w:tmpl w:val="8A74E856"/>
@@ -21668,7 +23399,7 @@
       </w:pPr>
     </w:lvl>
   </w:abstractNum>
-  <w:abstractNum w:abstractNumId="46" w15:restartNumberingAfterBreak="0">
+  <w:abstractNum w:abstractNumId="50" w15:restartNumberingAfterBreak="0">
     <w:nsid w:val="4A642488"/>
     <w:multiLevelType w:val="hybridMultilevel"/>
     <w:tmpl w:val="58E25B7C"/>
@@ -21754,7 +23485,7 @@
       </w:pPr>
     </w:lvl>
   </w:abstractNum>
-  <w:abstractNum w:abstractNumId="47" w15:restartNumberingAfterBreak="0">
+  <w:abstractNum w:abstractNumId="51" w15:restartNumberingAfterBreak="0">
     <w:nsid w:val="4A950B6C"/>
     <w:multiLevelType w:val="multilevel"/>
     <w:tmpl w:val="BD945DD0"/>
@@ -21903,7 +23634,7 @@
       </w:rPr>
     </w:lvl>
   </w:abstractNum>
-  <w:abstractNum w:abstractNumId="48" w15:restartNumberingAfterBreak="0">
+  <w:abstractNum w:abstractNumId="52" w15:restartNumberingAfterBreak="0">
     <w:nsid w:val="4B5248B3"/>
     <w:multiLevelType w:val="hybridMultilevel"/>
     <w:tmpl w:val="4A6EB79A"/>
@@ -21992,7 +23723,7 @@
       </w:pPr>
     </w:lvl>
   </w:abstractNum>
-  <w:abstractNum w:abstractNumId="49" w15:restartNumberingAfterBreak="0">
+  <w:abstractNum w:abstractNumId="53" w15:restartNumberingAfterBreak="0">
     <w:nsid w:val="4EBC5560"/>
     <w:multiLevelType w:val="hybridMultilevel"/>
     <w:tmpl w:val="0BE47780"/>
@@ -22081,10 +23812,10 @@
       </w:pPr>
     </w:lvl>
   </w:abstractNum>
-  <w:abstractNum w:abstractNumId="50" w15:restartNumberingAfterBreak="0">
+  <w:abstractNum w:abstractNumId="54" w15:restartNumberingAfterBreak="0">
     <w:nsid w:val="50AB6376"/>
     <w:multiLevelType w:val="hybridMultilevel"/>
-    <w:tmpl w:val="DF6A918A"/>
+    <w:tmpl w:val="B93230DA"/>
     <w:lvl w:ilvl="0" w:tplc="40090001">
       <w:start w:val="1"/>
       <w:numFmt w:val="bullet"/>
@@ -22194,7 +23925,7 @@
       </w:rPr>
     </w:lvl>
   </w:abstractNum>
-  <w:abstractNum w:abstractNumId="51" w15:restartNumberingAfterBreak="0">
+  <w:abstractNum w:abstractNumId="55" w15:restartNumberingAfterBreak="0">
     <w:nsid w:val="52E13908"/>
     <w:multiLevelType w:val="multilevel"/>
     <w:tmpl w:val="DFA0ACB0"/>
@@ -22339,7 +24070,7 @@
       </w:rPr>
     </w:lvl>
   </w:abstractNum>
-  <w:abstractNum w:abstractNumId="52" w15:restartNumberingAfterBreak="0">
+  <w:abstractNum w:abstractNumId="56" w15:restartNumberingAfterBreak="0">
     <w:nsid w:val="56B94850"/>
     <w:multiLevelType w:val="hybridMultilevel"/>
     <w:tmpl w:val="78665E68"/>
@@ -22452,7 +24183,7 @@
       </w:rPr>
     </w:lvl>
   </w:abstractNum>
-  <w:abstractNum w:abstractNumId="53" w15:restartNumberingAfterBreak="0">
+  <w:abstractNum w:abstractNumId="57" w15:restartNumberingAfterBreak="0">
     <w:nsid w:val="57CB494A"/>
     <w:multiLevelType w:val="hybridMultilevel"/>
     <w:tmpl w:val="61B49DDC"/>
@@ -22541,7 +24272,7 @@
       </w:pPr>
     </w:lvl>
   </w:abstractNum>
-  <w:abstractNum w:abstractNumId="54" w15:restartNumberingAfterBreak="0">
+  <w:abstractNum w:abstractNumId="58" w15:restartNumberingAfterBreak="0">
     <w:nsid w:val="5820102F"/>
     <w:multiLevelType w:val="hybridMultilevel"/>
     <w:tmpl w:val="EBF48FDE"/>
@@ -22630,7 +24361,7 @@
       </w:pPr>
     </w:lvl>
   </w:abstractNum>
-  <w:abstractNum w:abstractNumId="55" w15:restartNumberingAfterBreak="0">
+  <w:abstractNum w:abstractNumId="59" w15:restartNumberingAfterBreak="0">
     <w:nsid w:val="5C660D76"/>
     <w:multiLevelType w:val="hybridMultilevel"/>
     <w:tmpl w:val="F654A158"/>
@@ -22743,7 +24474,156 @@
       </w:rPr>
     </w:lvl>
   </w:abstractNum>
-  <w:abstractNum w:abstractNumId="56" w15:restartNumberingAfterBreak="0">
+  <w:abstractNum w:abstractNumId="60" w15:restartNumberingAfterBreak="0">
+    <w:nsid w:val="5DBF4464"/>
+    <w:multiLevelType w:val="multilevel"/>
+    <w:tmpl w:val="F4EA3954"/>
+    <w:lvl w:ilvl="0">
+      <w:start w:val="1"/>
+      <w:numFmt w:val="bullet"/>
+      <w:lvlText w:val=""/>
+      <w:lvlJc w:val="left"/>
+      <w:pPr>
+        <w:tabs>
+          <w:tab w:val="num" w:pos="720"/>
+        </w:tabs>
+        <w:ind w:left="720" w:hanging="360"/>
+      </w:pPr>
+      <w:rPr>
+        <w:rFonts w:ascii="Symbol" w:hAnsi="Symbol" w:hint="default"/>
+        <w:sz w:val="20"/>
+      </w:rPr>
+    </w:lvl>
+    <w:lvl w:ilvl="1" w:tentative="1">
+      <w:start w:val="1"/>
+      <w:numFmt w:val="bullet"/>
+      <w:lvlText w:val="o"/>
+      <w:lvlJc w:val="left"/>
+      <w:pPr>
+        <w:tabs>
+          <w:tab w:val="num" w:pos="1440"/>
+        </w:tabs>
+        <w:ind w:left="1440" w:hanging="360"/>
+      </w:pPr>
+      <w:rPr>
+        <w:rFonts w:ascii="Courier New" w:hAnsi="Courier New" w:hint="default"/>
+        <w:sz w:val="20"/>
+      </w:rPr>
+    </w:lvl>
+    <w:lvl w:ilvl="2" w:tentative="1">
+      <w:start w:val="1"/>
+      <w:numFmt w:val="bullet"/>
+      <w:lvlText w:val=""/>
+      <w:lvlJc w:val="left"/>
+      <w:pPr>
+        <w:tabs>
+          <w:tab w:val="num" w:pos="2160"/>
+        </w:tabs>
+        <w:ind w:left="2160" w:hanging="360"/>
+      </w:pPr>
+      <w:rPr>
+        <w:rFonts w:ascii="Wingdings" w:hAnsi="Wingdings" w:hint="default"/>
+        <w:sz w:val="20"/>
+      </w:rPr>
+    </w:lvl>
+    <w:lvl w:ilvl="3" w:tentative="1">
+      <w:start w:val="1"/>
+      <w:numFmt w:val="bullet"/>
+      <w:lvlText w:val=""/>
+      <w:lvlJc w:val="left"/>
+      <w:pPr>
+        <w:tabs>
+          <w:tab w:val="num" w:pos="2880"/>
+        </w:tabs>
+        <w:ind w:left="2880" w:hanging="360"/>
+      </w:pPr>
+      <w:rPr>
+        <w:rFonts w:ascii="Wingdings" w:hAnsi="Wingdings" w:hint="default"/>
+        <w:sz w:val="20"/>
+      </w:rPr>
+    </w:lvl>
+    <w:lvl w:ilvl="4" w:tentative="1">
+      <w:start w:val="1"/>
+      <w:numFmt w:val="bullet"/>
+      <w:lvlText w:val=""/>
+      <w:lvlJc w:val="left"/>
+      <w:pPr>
+        <w:tabs>
+          <w:tab w:val="num" w:pos="3600"/>
+        </w:tabs>
+        <w:ind w:left="3600" w:hanging="360"/>
+      </w:pPr>
+      <w:rPr>
+        <w:rFonts w:ascii="Wingdings" w:hAnsi="Wingdings" w:hint="default"/>
+        <w:sz w:val="20"/>
+      </w:rPr>
+    </w:lvl>
+    <w:lvl w:ilvl="5" w:tentative="1">
+      <w:start w:val="1"/>
+      <w:numFmt w:val="bullet"/>
+      <w:lvlText w:val=""/>
+      <w:lvlJc w:val="left"/>
+      <w:pPr>
+        <w:tabs>
+          <w:tab w:val="num" w:pos="4320"/>
+        </w:tabs>
+        <w:ind w:left="4320" w:hanging="360"/>
+      </w:pPr>
+      <w:rPr>
+        <w:rFonts w:ascii="Wingdings" w:hAnsi="Wingdings" w:hint="default"/>
+        <w:sz w:val="20"/>
+      </w:rPr>
+    </w:lvl>
+    <w:lvl w:ilvl="6" w:tentative="1">
+      <w:start w:val="1"/>
+      <w:numFmt w:val="bullet"/>
+      <w:lvlText w:val=""/>
+      <w:lvlJc w:val="left"/>
+      <w:pPr>
+        <w:tabs>
+          <w:tab w:val="num" w:pos="5040"/>
+        </w:tabs>
+        <w:ind w:left="5040" w:hanging="360"/>
+      </w:pPr>
+      <w:rPr>
+        <w:rFonts w:ascii="Wingdings" w:hAnsi="Wingdings" w:hint="default"/>
+        <w:sz w:val="20"/>
+      </w:rPr>
+    </w:lvl>
+    <w:lvl w:ilvl="7" w:tentative="1">
+      <w:start w:val="1"/>
+      <w:numFmt w:val="bullet"/>
+      <w:lvlText w:val=""/>
+      <w:lvlJc w:val="left"/>
+      <w:pPr>
+        <w:tabs>
+          <w:tab w:val="num" w:pos="5760"/>
+        </w:tabs>
+        <w:ind w:left="5760" w:hanging="360"/>
+      </w:pPr>
+      <w:rPr>
+        <w:rFonts w:ascii="Wingdings" w:hAnsi="Wingdings" w:hint="default"/>
+        <w:sz w:val="20"/>
+      </w:rPr>
+    </w:lvl>
+    <w:lvl w:ilvl="8" w:tentative="1">
+      <w:start w:val="1"/>
+      <w:numFmt w:val="bullet"/>
+      <w:lvlText w:val=""/>
+      <w:lvlJc w:val="left"/>
+      <w:pPr>
+        <w:tabs>
+          <w:tab w:val="num" w:pos="6480"/>
+        </w:tabs>
+        <w:ind w:left="6480" w:hanging="360"/>
+      </w:pPr>
+      <w:rPr>
+        <w:rFonts w:ascii="Wingdings" w:hAnsi="Wingdings" w:hint="default"/>
+        <w:sz w:val="20"/>
+      </w:rPr>
+    </w:lvl>
+  </w:abstractNum>
+  <w:abstractNum w:abstractNumId="61" w15:restartNumberingAfterBreak="0">
     <w:nsid w:val="5F174AD2"/>
     <w:multiLevelType w:val="multilevel"/>
     <w:tmpl w:val="322895F0"/>
@@ -22892,7 +24772,7 @@
       </w:rPr>
     </w:lvl>
   </w:abstractNum>
-  <w:abstractNum w:abstractNumId="57" w15:restartNumberingAfterBreak="0">
+  <w:abstractNum w:abstractNumId="62" w15:restartNumberingAfterBreak="0">
     <w:nsid w:val="60BF3DB8"/>
     <w:multiLevelType w:val="multilevel"/>
     <w:tmpl w:val="E5E2B176"/>
@@ -23041,7 +24921,7 @@
       </w:rPr>
     </w:lvl>
   </w:abstractNum>
-  <w:abstractNum w:abstractNumId="58" w15:restartNumberingAfterBreak="0">
+  <w:abstractNum w:abstractNumId="63" w15:restartNumberingAfterBreak="0">
     <w:nsid w:val="627327D7"/>
     <w:multiLevelType w:val="hybridMultilevel"/>
     <w:tmpl w:val="17243E76"/>
@@ -23130,7 +25010,7 @@
       </w:pPr>
     </w:lvl>
   </w:abstractNum>
-  <w:abstractNum w:abstractNumId="59" w15:restartNumberingAfterBreak="0">
+  <w:abstractNum w:abstractNumId="64" w15:restartNumberingAfterBreak="0">
     <w:nsid w:val="63631B73"/>
     <w:multiLevelType w:val="hybridMultilevel"/>
     <w:tmpl w:val="27E27A66"/>
@@ -23219,7 +25099,7 @@
       </w:pPr>
     </w:lvl>
   </w:abstractNum>
-  <w:abstractNum w:abstractNumId="60" w15:restartNumberingAfterBreak="0">
+  <w:abstractNum w:abstractNumId="65" w15:restartNumberingAfterBreak="0">
     <w:nsid w:val="636E4A00"/>
     <w:multiLevelType w:val="hybridMultilevel"/>
     <w:tmpl w:val="55864E02"/>
@@ -23308,7 +25188,7 @@
       </w:pPr>
     </w:lvl>
   </w:abstractNum>
-  <w:abstractNum w:abstractNumId="61" w15:restartNumberingAfterBreak="0">
+  <w:abstractNum w:abstractNumId="66" w15:restartNumberingAfterBreak="0">
     <w:nsid w:val="65A11495"/>
     <w:multiLevelType w:val="hybridMultilevel"/>
     <w:tmpl w:val="BE2AD0BC"/>
@@ -23397,7 +25277,7 @@
       </w:pPr>
     </w:lvl>
   </w:abstractNum>
-  <w:abstractNum w:abstractNumId="62" w15:restartNumberingAfterBreak="0">
+  <w:abstractNum w:abstractNumId="67" w15:restartNumberingAfterBreak="0">
     <w:nsid w:val="66CF5307"/>
     <w:multiLevelType w:val="hybridMultilevel"/>
     <w:tmpl w:val="8E527034"/>
@@ -23486,7 +25366,7 @@
       </w:pPr>
     </w:lvl>
   </w:abstractNum>
-  <w:abstractNum w:abstractNumId="63" w15:restartNumberingAfterBreak="0">
+  <w:abstractNum w:abstractNumId="68" w15:restartNumberingAfterBreak="0">
     <w:nsid w:val="66EC2D1F"/>
     <w:multiLevelType w:val="hybridMultilevel"/>
     <w:tmpl w:val="6AC8E508"/>
@@ -23599,7 +25479,7 @@
       </w:rPr>
     </w:lvl>
   </w:abstractNum>
-  <w:abstractNum w:abstractNumId="64" w15:restartNumberingAfterBreak="0">
+  <w:abstractNum w:abstractNumId="69" w15:restartNumberingAfterBreak="0">
     <w:nsid w:val="67A91DAE"/>
     <w:multiLevelType w:val="hybridMultilevel"/>
     <w:tmpl w:val="20469220"/>
@@ -23685,7 +25565,7 @@
       </w:pPr>
     </w:lvl>
   </w:abstractNum>
-  <w:abstractNum w:abstractNumId="65" w15:restartNumberingAfterBreak="0">
+  <w:abstractNum w:abstractNumId="70" w15:restartNumberingAfterBreak="0">
     <w:nsid w:val="68A02053"/>
     <w:multiLevelType w:val="hybridMultilevel"/>
     <w:tmpl w:val="78E8F086"/>
@@ -23771,7 +25651,7 @@
       </w:pPr>
     </w:lvl>
   </w:abstractNum>
-  <w:abstractNum w:abstractNumId="66" w15:restartNumberingAfterBreak="0">
+  <w:abstractNum w:abstractNumId="71" w15:restartNumberingAfterBreak="0">
     <w:nsid w:val="6AEA6D48"/>
     <w:multiLevelType w:val="hybridMultilevel"/>
     <w:tmpl w:val="41942CD4"/>
@@ -23884,7 +25764,7 @@
       </w:rPr>
     </w:lvl>
   </w:abstractNum>
-  <w:abstractNum w:abstractNumId="67" w15:restartNumberingAfterBreak="0">
+  <w:abstractNum w:abstractNumId="72" w15:restartNumberingAfterBreak="0">
     <w:nsid w:val="6DA65A70"/>
     <w:multiLevelType w:val="hybridMultilevel"/>
     <w:tmpl w:val="77AA1FF2"/>
@@ -23973,7 +25853,7 @@
       </w:pPr>
     </w:lvl>
   </w:abstractNum>
-  <w:abstractNum w:abstractNumId="68" w15:restartNumberingAfterBreak="0">
+  <w:abstractNum w:abstractNumId="73" w15:restartNumberingAfterBreak="0">
     <w:nsid w:val="6E3B21F0"/>
     <w:multiLevelType w:val="hybridMultilevel"/>
     <w:tmpl w:val="51BC0A8A"/>
@@ -24061,7 +25941,7 @@
       </w:pPr>
     </w:lvl>
   </w:abstractNum>
-  <w:abstractNum w:abstractNumId="69" w15:restartNumberingAfterBreak="0">
+  <w:abstractNum w:abstractNumId="74" w15:restartNumberingAfterBreak="0">
     <w:nsid w:val="743D2677"/>
     <w:multiLevelType w:val="hybridMultilevel"/>
     <w:tmpl w:val="AB2AEB64"/>
@@ -24150,7 +26030,7 @@
       </w:pPr>
     </w:lvl>
   </w:abstractNum>
-  <w:abstractNum w:abstractNumId="70" w15:restartNumberingAfterBreak="0">
+  <w:abstractNum w:abstractNumId="75" w15:restartNumberingAfterBreak="0">
     <w:nsid w:val="76D400E1"/>
     <w:multiLevelType w:val="hybridMultilevel"/>
     <w:tmpl w:val="7EF26DCA"/>
@@ -24239,7 +26119,7 @@
       </w:pPr>
     </w:lvl>
   </w:abstractNum>
-  <w:abstractNum w:abstractNumId="71" w15:restartNumberingAfterBreak="0">
+  <w:abstractNum w:abstractNumId="76" w15:restartNumberingAfterBreak="0">
     <w:nsid w:val="798245A1"/>
     <w:multiLevelType w:val="multilevel"/>
     <w:tmpl w:val="D4E29C7E"/>
@@ -24388,7 +26268,7 @@
       </w:rPr>
     </w:lvl>
   </w:abstractNum>
-  <w:abstractNum w:abstractNumId="72" w15:restartNumberingAfterBreak="0">
+  <w:abstractNum w:abstractNumId="77" w15:restartNumberingAfterBreak="0">
     <w:nsid w:val="7B4606AD"/>
     <w:multiLevelType w:val="hybridMultilevel"/>
     <w:tmpl w:val="906C02F2"/>
@@ -24477,7 +26357,7 @@
       </w:pPr>
     </w:lvl>
   </w:abstractNum>
-  <w:abstractNum w:abstractNumId="73" w15:restartNumberingAfterBreak="0">
+  <w:abstractNum w:abstractNumId="78" w15:restartNumberingAfterBreak="0">
     <w:nsid w:val="7C4818D0"/>
     <w:multiLevelType w:val="hybridMultilevel"/>
     <w:tmpl w:val="A61CFC8E"/>
@@ -24566,7 +26446,7 @@
       </w:pPr>
     </w:lvl>
   </w:abstractNum>
-  <w:abstractNum w:abstractNumId="74" w15:restartNumberingAfterBreak="0">
+  <w:abstractNum w:abstractNumId="79" w15:restartNumberingAfterBreak="0">
     <w:nsid w:val="7DF907F8"/>
     <w:multiLevelType w:val="multilevel"/>
     <w:tmpl w:val="D0481822"/>
@@ -24715,7 +26595,7 @@
       </w:rPr>
     </w:lvl>
   </w:abstractNum>
-  <w:abstractNum w:abstractNumId="75" w15:restartNumberingAfterBreak="0">
+  <w:abstractNum w:abstractNumId="80" w15:restartNumberingAfterBreak="0">
     <w:nsid w:val="7E123F7B"/>
     <w:multiLevelType w:val="hybridMultilevel"/>
     <w:tmpl w:val="37809860"/>
@@ -24828,7 +26708,7 @@
       </w:rPr>
     </w:lvl>
   </w:abstractNum>
-  <w:abstractNum w:abstractNumId="76" w15:restartNumberingAfterBreak="0">
+  <w:abstractNum w:abstractNumId="81" w15:restartNumberingAfterBreak="0">
     <w:nsid w:val="7E75290A"/>
     <w:multiLevelType w:val="hybridMultilevel"/>
     <w:tmpl w:val="2F203DF8"/>
@@ -24914,7 +26794,7 @@
       </w:pPr>
     </w:lvl>
   </w:abstractNum>
-  <w:abstractNum w:abstractNumId="77" w15:restartNumberingAfterBreak="0">
+  <w:abstractNum w:abstractNumId="82" w15:restartNumberingAfterBreak="0">
     <w:nsid w:val="7E821522"/>
     <w:multiLevelType w:val="hybridMultilevel"/>
     <w:tmpl w:val="D15E8CC6"/>
@@ -25000,7 +26880,7 @@
       </w:pPr>
     </w:lvl>
   </w:abstractNum>
-  <w:abstractNum w:abstractNumId="78" w15:restartNumberingAfterBreak="0">
+  <w:abstractNum w:abstractNumId="83" w15:restartNumberingAfterBreak="0">
     <w:nsid w:val="7F9B1F90"/>
     <w:multiLevelType w:val="hybridMultilevel"/>
     <w:tmpl w:val="3B1AD3DE"/>
@@ -25090,34 +26970,34 @@
     </w:lvl>
   </w:abstractNum>
   <w:num w:numId="1" w16cid:durableId="547760854">
-    <w:abstractNumId w:val="74"/>
+    <w:abstractNumId w:val="79"/>
   </w:num>
   <w:num w:numId="2" w16cid:durableId="112870013">
     <w:abstractNumId w:val="1"/>
   </w:num>
   <w:num w:numId="3" w16cid:durableId="1066297082">
-    <w:abstractNumId w:val="51"/>
+    <w:abstractNumId w:val="55"/>
   </w:num>
   <w:num w:numId="4" w16cid:durableId="375544249">
-    <w:abstractNumId w:val="18"/>
+    <w:abstractNumId w:val="19"/>
   </w:num>
   <w:num w:numId="5" w16cid:durableId="1102913561">
-    <w:abstractNumId w:val="34"/>
+    <w:abstractNumId w:val="37"/>
   </w:num>
   <w:num w:numId="6" w16cid:durableId="2060545769">
-    <w:abstractNumId w:val="32"/>
+    <w:abstractNumId w:val="35"/>
   </w:num>
   <w:num w:numId="7" w16cid:durableId="1324044657">
-    <w:abstractNumId w:val="57"/>
+    <w:abstractNumId w:val="62"/>
   </w:num>
   <w:num w:numId="8" w16cid:durableId="98184746">
-    <w:abstractNumId w:val="46"/>
+    <w:abstractNumId w:val="50"/>
   </w:num>
   <w:num w:numId="9" w16cid:durableId="182013550">
     <w:abstractNumId w:val="7"/>
   </w:num>
   <w:num w:numId="10" w16cid:durableId="1909684561">
-    <w:abstractNumId w:val="65"/>
+    <w:abstractNumId w:val="70"/>
   </w:num>
   <w:num w:numId="11" w16cid:durableId="468674835">
     <w:abstractNumId w:val="10"/>
@@ -25126,22 +27006,22 @@
     <w:abstractNumId w:val="9"/>
   </w:num>
   <w:num w:numId="13" w16cid:durableId="1941378677">
-    <w:abstractNumId w:val="22"/>
+    <w:abstractNumId w:val="23"/>
   </w:num>
   <w:num w:numId="14" w16cid:durableId="1658071050">
-    <w:abstractNumId w:val="39"/>
+    <w:abstractNumId w:val="42"/>
   </w:num>
   <w:num w:numId="15" w16cid:durableId="1856843268">
-    <w:abstractNumId w:val="76"/>
+    <w:abstractNumId w:val="81"/>
   </w:num>
   <w:num w:numId="16" w16cid:durableId="2056733104">
-    <w:abstractNumId w:val="71"/>
+    <w:abstractNumId w:val="76"/>
   </w:num>
   <w:num w:numId="17" w16cid:durableId="352073398">
     <w:abstractNumId w:val="13"/>
   </w:num>
   <w:num w:numId="18" w16cid:durableId="880899920">
-    <w:abstractNumId w:val="47"/>
+    <w:abstractNumId w:val="51"/>
   </w:num>
   <w:num w:numId="19" w16cid:durableId="1963266159">
     <w:abstractNumId w:val="15"/>
@@ -25156,70 +27036,70 @@
     <w:abstractNumId w:val="12"/>
   </w:num>
   <w:num w:numId="23" w16cid:durableId="1001546929">
-    <w:abstractNumId w:val="59"/>
+    <w:abstractNumId w:val="64"/>
   </w:num>
   <w:num w:numId="24" w16cid:durableId="2016109498">
     <w:abstractNumId w:val="11"/>
   </w:num>
   <w:num w:numId="25" w16cid:durableId="836769810">
-    <w:abstractNumId w:val="31"/>
+    <w:abstractNumId w:val="34"/>
   </w:num>
   <w:num w:numId="26" w16cid:durableId="49619448">
-    <w:abstractNumId w:val="63"/>
+    <w:abstractNumId w:val="68"/>
   </w:num>
   <w:num w:numId="27" w16cid:durableId="1091588831">
-    <w:abstractNumId w:val="66"/>
+    <w:abstractNumId w:val="71"/>
   </w:num>
   <w:num w:numId="28" w16cid:durableId="1316226302">
-    <w:abstractNumId w:val="35"/>
+    <w:abstractNumId w:val="38"/>
   </w:num>
   <w:num w:numId="29" w16cid:durableId="731119912">
     <w:abstractNumId w:val="8"/>
   </w:num>
   <w:num w:numId="30" w16cid:durableId="1482456804">
-    <w:abstractNumId w:val="41"/>
+    <w:abstractNumId w:val="45"/>
   </w:num>
   <w:num w:numId="31" w16cid:durableId="1733458492">
-    <w:abstractNumId w:val="19"/>
+    <w:abstractNumId w:val="20"/>
   </w:num>
   <w:num w:numId="32" w16cid:durableId="769738866">
-    <w:abstractNumId w:val="75"/>
+    <w:abstractNumId w:val="80"/>
   </w:num>
   <w:num w:numId="33" w16cid:durableId="2029674655">
     <w:abstractNumId w:val="4"/>
   </w:num>
   <w:num w:numId="34" w16cid:durableId="1764909057">
-    <w:abstractNumId w:val="55"/>
+    <w:abstractNumId w:val="59"/>
   </w:num>
   <w:num w:numId="35" w16cid:durableId="1460802618">
-    <w:abstractNumId w:val="25"/>
+    <w:abstractNumId w:val="27"/>
   </w:num>
   <w:num w:numId="36" w16cid:durableId="2093811967">
-    <w:abstractNumId w:val="62"/>
+    <w:abstractNumId w:val="67"/>
   </w:num>
   <w:num w:numId="37" w16cid:durableId="1859267411">
-    <w:abstractNumId w:val="45"/>
+    <w:abstractNumId w:val="49"/>
   </w:num>
   <w:num w:numId="38" w16cid:durableId="1741830400">
-    <w:abstractNumId w:val="64"/>
+    <w:abstractNumId w:val="69"/>
   </w:num>
   <w:num w:numId="39" w16cid:durableId="493300045">
-    <w:abstractNumId w:val="37"/>
+    <w:abstractNumId w:val="40"/>
   </w:num>
   <w:num w:numId="40" w16cid:durableId="1842039721">
-    <w:abstractNumId w:val="43"/>
+    <w:abstractNumId w:val="47"/>
   </w:num>
   <w:num w:numId="41" w16cid:durableId="477959858">
-    <w:abstractNumId w:val="38"/>
+    <w:abstractNumId w:val="41"/>
   </w:num>
   <w:num w:numId="42" w16cid:durableId="502479676">
-    <w:abstractNumId w:val="20"/>
+    <w:abstractNumId w:val="21"/>
   </w:num>
   <w:num w:numId="43" w16cid:durableId="307318697">
-    <w:abstractNumId w:val="42"/>
+    <w:abstractNumId w:val="46"/>
   </w:num>
   <w:num w:numId="44" w16cid:durableId="1273854510">
-    <w:abstractNumId w:val="77"/>
+    <w:abstractNumId w:val="82"/>
   </w:num>
   <w:num w:numId="45" w16cid:durableId="90973953">
     <w:abstractNumId w:val="17"/>
@@ -25228,103 +27108,118 @@
     <w:abstractNumId w:val="5"/>
   </w:num>
   <w:num w:numId="47" w16cid:durableId="42410849">
-    <w:abstractNumId w:val="33"/>
+    <w:abstractNumId w:val="36"/>
   </w:num>
   <w:num w:numId="48" w16cid:durableId="1751152673">
-    <w:abstractNumId w:val="60"/>
+    <w:abstractNumId w:val="65"/>
   </w:num>
   <w:num w:numId="49" w16cid:durableId="1372655259">
-    <w:abstractNumId w:val="56"/>
+    <w:abstractNumId w:val="61"/>
   </w:num>
   <w:num w:numId="50" w16cid:durableId="2097021567">
-    <w:abstractNumId w:val="24"/>
+    <w:abstractNumId w:val="26"/>
   </w:num>
   <w:num w:numId="51" w16cid:durableId="571697622">
-    <w:abstractNumId w:val="78"/>
+    <w:abstractNumId w:val="83"/>
   </w:num>
   <w:num w:numId="52" w16cid:durableId="1787961601">
-    <w:abstractNumId w:val="48"/>
+    <w:abstractNumId w:val="52"/>
   </w:num>
   <w:num w:numId="53" w16cid:durableId="803234512">
     <w:abstractNumId w:val="14"/>
   </w:num>
   <w:num w:numId="54" w16cid:durableId="262305211">
-    <w:abstractNumId w:val="44"/>
+    <w:abstractNumId w:val="48"/>
   </w:num>
   <w:num w:numId="55" w16cid:durableId="1437944789">
+    <w:abstractNumId w:val="78"/>
+  </w:num>
+  <w:num w:numId="56" w16cid:durableId="160630332">
     <w:abstractNumId w:val="73"/>
   </w:num>
-  <w:num w:numId="56" w16cid:durableId="160630332">
-    <w:abstractNumId w:val="68"/>
-  </w:num>
   <w:num w:numId="57" w16cid:durableId="2116902213">
-    <w:abstractNumId w:val="69"/>
+    <w:abstractNumId w:val="74"/>
   </w:num>
   <w:num w:numId="58" w16cid:durableId="1631781334">
-    <w:abstractNumId w:val="29"/>
+    <w:abstractNumId w:val="32"/>
   </w:num>
   <w:num w:numId="59" w16cid:durableId="1416395035">
-    <w:abstractNumId w:val="54"/>
+    <w:abstractNumId w:val="58"/>
   </w:num>
   <w:num w:numId="60" w16cid:durableId="120923253">
-    <w:abstractNumId w:val="52"/>
+    <w:abstractNumId w:val="56"/>
   </w:num>
   <w:num w:numId="61" w16cid:durableId="1010566114">
-    <w:abstractNumId w:val="23"/>
+    <w:abstractNumId w:val="24"/>
   </w:num>
   <w:num w:numId="62" w16cid:durableId="1229149399">
     <w:abstractNumId w:val="6"/>
   </w:num>
   <w:num w:numId="63" w16cid:durableId="491797892">
-    <w:abstractNumId w:val="21"/>
+    <w:abstractNumId w:val="22"/>
   </w:num>
   <w:num w:numId="64" w16cid:durableId="981425004">
     <w:abstractNumId w:val="2"/>
   </w:num>
   <w:num w:numId="65" w16cid:durableId="129445236">
-    <w:abstractNumId w:val="49"/>
+    <w:abstractNumId w:val="53"/>
   </w:num>
   <w:num w:numId="66" w16cid:durableId="2003729089">
-    <w:abstractNumId w:val="30"/>
+    <w:abstractNumId w:val="33"/>
   </w:num>
   <w:num w:numId="67" w16cid:durableId="967203898">
-    <w:abstractNumId w:val="61"/>
+    <w:abstractNumId w:val="66"/>
   </w:num>
   <w:num w:numId="68" w16cid:durableId="1164204164">
-    <w:abstractNumId w:val="36"/>
+    <w:abstractNumId w:val="39"/>
   </w:num>
   <w:num w:numId="69" w16cid:durableId="1368749256">
     <w:abstractNumId w:val="0"/>
   </w:num>
   <w:num w:numId="70" w16cid:durableId="96100356">
-    <w:abstractNumId w:val="40"/>
+    <w:abstractNumId w:val="44"/>
   </w:num>
   <w:num w:numId="71" w16cid:durableId="1419256297">
+    <w:abstractNumId w:val="31"/>
+  </w:num>
+  <w:num w:numId="72" w16cid:durableId="2029024432">
+    <w:abstractNumId w:val="54"/>
+  </w:num>
+  <w:num w:numId="73" w16cid:durableId="1030569930">
+    <w:abstractNumId w:val="30"/>
+  </w:num>
+  <w:num w:numId="74" w16cid:durableId="1286425677">
+    <w:abstractNumId w:val="77"/>
+  </w:num>
+  <w:num w:numId="75" w16cid:durableId="1506549305">
+    <w:abstractNumId w:val="57"/>
+  </w:num>
+  <w:num w:numId="76" w16cid:durableId="1243301000">
+    <w:abstractNumId w:val="63"/>
+  </w:num>
+  <w:num w:numId="77" w16cid:durableId="1403868717">
+    <w:abstractNumId w:val="75"/>
+  </w:num>
+  <w:num w:numId="78" w16cid:durableId="215287945">
+    <w:abstractNumId w:val="29"/>
+  </w:num>
+  <w:num w:numId="79" w16cid:durableId="2067021560">
+    <w:abstractNumId w:val="72"/>
+  </w:num>
+  <w:num w:numId="80" w16cid:durableId="1187600780">
     <w:abstractNumId w:val="28"/>
   </w:num>
-  <w:num w:numId="72" w16cid:durableId="2029024432">
-    <w:abstractNumId w:val="50"/>
+  <w:num w:numId="81" w16cid:durableId="1510558287">
+    <w:abstractNumId w:val="60"/>
   </w:num>
-  <w:num w:numId="73" w16cid:durableId="1030569930">
-    <w:abstractNumId w:val="27"/>
+  <w:num w:numId="82" w16cid:durableId="2085687387">
+    <w:abstractNumId w:val="18"/>
   </w:num>
-  <w:num w:numId="74" w16cid:durableId="1286425677">
-    <w:abstractNumId w:val="72"/>
+  <w:num w:numId="83" w16cid:durableId="607003710">
+    <w:abstractNumId w:val="25"/>
   </w:num>
-  <w:num w:numId="75" w16cid:durableId="1506549305">
-    <w:abstractNumId w:val="53"/>
-  </w:num>
-  <w:num w:numId="76" w16cid:durableId="1243301000">
-    <w:abstractNumId w:val="58"/>
-  </w:num>
-  <w:num w:numId="77" w16cid:durableId="1403868717">
-    <w:abstractNumId w:val="70"/>
-  </w:num>
-  <w:num w:numId="78" w16cid:durableId="215287945">
-    <w:abstractNumId w:val="26"/>
-  </w:num>
-  <w:num w:numId="79" w16cid:durableId="2067021560">
-    <w:abstractNumId w:val="67"/>
+  <w:num w:numId="84" w16cid:durableId="1586113957">
+    <w:abstractNumId w:val="43"/>
   </w:num>
 </w:numbering>
 </file>

--- a/PLSQL Assignments.docx
+++ b/PLSQL Assignments.docx
@@ -3211,25 +3211,7 @@
           <w:sz w:val="20"/>
           <w:szCs w:val="20"/>
         </w:rPr>
-        <w:t xml:space="preserve"> status from the </w:t>
-      </w:r>
-      <w:proofErr w:type="gramStart"/>
-      <w:r>
-        <w:rPr>
-          <w:rFonts w:cstheme="minorHAnsi"/>
-          <w:sz w:val="20"/>
-          <w:szCs w:val="20"/>
-        </w:rPr>
-        <w:t>patients</w:t>
-      </w:r>
-      <w:proofErr w:type="gramEnd"/>
-      <w:r>
-        <w:rPr>
-          <w:rFonts w:cstheme="minorHAnsi"/>
-          <w:sz w:val="20"/>
-          <w:szCs w:val="20"/>
-        </w:rPr>
-        <w:t xml:space="preserve"> table.</w:t>
+        <w:t xml:space="preserve"> status from the patients table.</w:t>
       </w:r>
     </w:p>
     <w:p>
@@ -4514,7 +4496,6 @@
         </w:rPr>
         <w:t xml:space="preserve">passenger_name </w:t>
       </w:r>
-      <w:proofErr w:type="gramStart"/>
       <w:r>
         <w:rPr>
           <w:rFonts w:cstheme="minorHAnsi"/>
@@ -4529,16 +4510,7 @@
           <w:sz w:val="20"/>
           <w:szCs w:val="20"/>
         </w:rPr>
-        <w:t>ARCHAR(</w:t>
-      </w:r>
-      <w:proofErr w:type="gramEnd"/>
-      <w:r>
-        <w:rPr>
-          <w:rFonts w:cstheme="minorHAnsi"/>
-          <w:sz w:val="20"/>
-          <w:szCs w:val="20"/>
-        </w:rPr>
-        <w:t>50),</w:t>
+        <w:t>ARCHAR(50),</w:t>
       </w:r>
       <w:r>
         <w:rPr>
@@ -4588,23 +4560,13 @@
         </w:rPr>
         <w:t xml:space="preserve">booking_date DATE DEFAULT </w:t>
       </w:r>
-      <w:proofErr w:type="gramStart"/>
-      <w:r>
-        <w:rPr>
-          <w:rFonts w:cstheme="minorHAnsi"/>
-          <w:sz w:val="20"/>
-          <w:szCs w:val="20"/>
-        </w:rPr>
-        <w:t>CURDATE(</w:t>
-      </w:r>
-      <w:proofErr w:type="gramEnd"/>
-      <w:r>
-        <w:rPr>
-          <w:rFonts w:cstheme="minorHAnsi"/>
-          <w:sz w:val="20"/>
-          <w:szCs w:val="20"/>
-        </w:rPr>
-        <w:t>)</w:t>
+      <w:r>
+        <w:rPr>
+          <w:rFonts w:cstheme="minorHAnsi"/>
+          <w:sz w:val="20"/>
+          <w:szCs w:val="20"/>
+        </w:rPr>
+        <w:t>CURDATE()</w:t>
       </w:r>
       <w:r>
         <w:rPr>
@@ -4628,25 +4590,7 @@
           <w:sz w:val="20"/>
           <w:szCs w:val="20"/>
         </w:rPr>
-        <w:t xml:space="preserve">status </w:t>
-      </w:r>
-      <w:proofErr w:type="gramStart"/>
-      <w:r>
-        <w:rPr>
-          <w:rFonts w:cstheme="minorHAnsi"/>
-          <w:sz w:val="20"/>
-          <w:szCs w:val="20"/>
-        </w:rPr>
-        <w:t>VARCHAR(</w:t>
-      </w:r>
-      <w:proofErr w:type="gramEnd"/>
-      <w:r>
-        <w:rPr>
-          <w:rFonts w:cstheme="minorHAnsi"/>
-          <w:sz w:val="20"/>
-          <w:szCs w:val="20"/>
-        </w:rPr>
-        <w:t>20) DEFAULT 'CONFIRMED</w:t>
+        <w:t>status VARCHAR(20) DEFAULT 'CONFIRMED</w:t>
       </w:r>
       <w:r>
         <w:rPr>
@@ -4858,25 +4802,7 @@
           <w:sz w:val="20"/>
           <w:szCs w:val="20"/>
         </w:rPr>
-        <w:t>Procedure apply_</w:t>
-      </w:r>
-      <w:proofErr w:type="gramStart"/>
-      <w:r>
-        <w:rPr>
-          <w:rFonts w:cstheme="minorHAnsi"/>
-          <w:sz w:val="20"/>
-          <w:szCs w:val="20"/>
-        </w:rPr>
-        <w:t>discount(</w:t>
-      </w:r>
-      <w:proofErr w:type="gramEnd"/>
-      <w:r>
-        <w:rPr>
-          <w:rFonts w:cstheme="minorHAnsi"/>
-          <w:sz w:val="20"/>
-          <w:szCs w:val="20"/>
-        </w:rPr>
-        <w:t>p_category, p_percent)</w:t>
+        <w:t>Procedure apply_discount(p_category, p_percent)</w:t>
       </w:r>
     </w:p>
     <w:p>
@@ -6274,25 +6200,7 @@
           <w:sz w:val="20"/>
           <w:szCs w:val="20"/>
         </w:rPr>
-        <w:t xml:space="preserve">status </w:t>
-      </w:r>
-      <w:proofErr w:type="gramStart"/>
-      <w:r>
-        <w:rPr>
-          <w:rFonts w:cstheme="minorHAnsi"/>
-          <w:sz w:val="20"/>
-          <w:szCs w:val="20"/>
-        </w:rPr>
-        <w:t>VARCHAR(</w:t>
-      </w:r>
-      <w:proofErr w:type="gramEnd"/>
-      <w:r>
-        <w:rPr>
-          <w:rFonts w:cstheme="minorHAnsi"/>
-          <w:sz w:val="20"/>
-          <w:szCs w:val="20"/>
-        </w:rPr>
-        <w:t>20)</w:t>
+        <w:t>status VARCHAR(20)</w:t>
       </w:r>
       <w:r>
         <w:rPr>
@@ -7742,25 +7650,7 @@
           <w:sz w:val="20"/>
           <w:szCs w:val="20"/>
         </w:rPr>
-        <w:t>check_</w:t>
-      </w:r>
-      <w:proofErr w:type="gramStart"/>
-      <w:r>
-        <w:rPr>
-          <w:rFonts w:cstheme="minorHAnsi"/>
-          <w:sz w:val="20"/>
-          <w:szCs w:val="20"/>
-        </w:rPr>
-        <w:t>in(</w:t>
-      </w:r>
-      <w:proofErr w:type="gramEnd"/>
-      <w:r>
-        <w:rPr>
-          <w:rFonts w:cstheme="minorHAnsi"/>
-          <w:sz w:val="20"/>
-          <w:szCs w:val="20"/>
-        </w:rPr>
-        <w:t>p_guest_id, p_room_no)</w:t>
+        <w:t>check_in(p_guest_id, p_room_no)</w:t>
       </w:r>
     </w:p>
     <w:p>
@@ -7859,25 +7749,7 @@
           <w:sz w:val="20"/>
           <w:szCs w:val="20"/>
         </w:rPr>
-        <w:t xml:space="preserve">CREATE TABLE rooms (room_no INT PRIMARY KEY, status </w:t>
-      </w:r>
-      <w:proofErr w:type="gramStart"/>
-      <w:r>
-        <w:rPr>
-          <w:rFonts w:cstheme="minorHAnsi"/>
-          <w:sz w:val="20"/>
-          <w:szCs w:val="20"/>
-        </w:rPr>
-        <w:t>VARCHAR(</w:t>
-      </w:r>
-      <w:proofErr w:type="gramEnd"/>
-      <w:r>
-        <w:rPr>
-          <w:rFonts w:cstheme="minorHAnsi"/>
-          <w:sz w:val="20"/>
-          <w:szCs w:val="20"/>
-        </w:rPr>
-        <w:t>20) DEFAULT 'Available');</w:t>
+        <w:t>CREATE TABLE rooms (room_no INT PRIMARY KEY, status VARCHAR(20) DEFAULT 'Available');</w:t>
       </w:r>
     </w:p>
     <w:p>
@@ -8375,43 +8247,7 @@
           <w:sz w:val="20"/>
           <w:szCs w:val="20"/>
         </w:rPr>
-        <w:t xml:space="preserve">CREATE TABLE bills (bill_id INT AUTO_INCREMENT PRIMARY KEY, guest_id </w:t>
-      </w:r>
-      <w:proofErr w:type="gramStart"/>
-      <w:r>
-        <w:rPr>
-          <w:rFonts w:cstheme="minorHAnsi"/>
-          <w:sz w:val="20"/>
-          <w:szCs w:val="20"/>
-        </w:rPr>
-        <w:t>INT,total</w:t>
-      </w:r>
-      <w:proofErr w:type="gramEnd"/>
-      <w:r>
-        <w:rPr>
-          <w:rFonts w:cstheme="minorHAnsi"/>
-          <w:sz w:val="20"/>
-          <w:szCs w:val="20"/>
-        </w:rPr>
-        <w:t xml:space="preserve">_amount </w:t>
-      </w:r>
-      <w:proofErr w:type="gramStart"/>
-      <w:r>
-        <w:rPr>
-          <w:rFonts w:cstheme="minorHAnsi"/>
-          <w:sz w:val="20"/>
-          <w:szCs w:val="20"/>
-        </w:rPr>
-        <w:t>DECIMAL(</w:t>
-      </w:r>
-      <w:proofErr w:type="gramEnd"/>
-      <w:r>
-        <w:rPr>
-          <w:rFonts w:cstheme="minorHAnsi"/>
-          <w:sz w:val="20"/>
-          <w:szCs w:val="20"/>
-        </w:rPr>
-        <w:t>10,2));</w:t>
+        <w:t>CREATE TABLE bills (bill_id INT AUTO_INCREMENT PRIMARY KEY, guest_id INT,total_amount DECIMAL(10,2));</w:t>
       </w:r>
     </w:p>
     <w:p>
@@ -8444,61 +8280,7 @@
           <w:sz w:val="20"/>
           <w:szCs w:val="20"/>
         </w:rPr>
-        <w:t xml:space="preserve">CREATE TABLE services (service_id INT PRIMARY </w:t>
-      </w:r>
-      <w:proofErr w:type="gramStart"/>
-      <w:r>
-        <w:rPr>
-          <w:rFonts w:cstheme="minorHAnsi"/>
-          <w:sz w:val="20"/>
-          <w:szCs w:val="20"/>
-        </w:rPr>
-        <w:t xml:space="preserve">KEY,   </w:t>
-      </w:r>
-      <w:proofErr w:type="gramEnd"/>
-      <w:r>
-        <w:rPr>
-          <w:rFonts w:cstheme="minorHAnsi"/>
-          <w:sz w:val="20"/>
-          <w:szCs w:val="20"/>
-        </w:rPr>
-        <w:t xml:space="preserve">  service_name </w:t>
-      </w:r>
-      <w:proofErr w:type="gramStart"/>
-      <w:r>
-        <w:rPr>
-          <w:rFonts w:cstheme="minorHAnsi"/>
-          <w:sz w:val="20"/>
-          <w:szCs w:val="20"/>
-        </w:rPr>
-        <w:t>VARCHAR(</w:t>
-      </w:r>
-      <w:proofErr w:type="gramEnd"/>
-      <w:r>
-        <w:rPr>
-          <w:rFonts w:cstheme="minorHAnsi"/>
-          <w:sz w:val="20"/>
-          <w:szCs w:val="20"/>
-        </w:rPr>
-        <w:t xml:space="preserve">50), price </w:t>
-      </w:r>
-      <w:proofErr w:type="gramStart"/>
-      <w:r>
-        <w:rPr>
-          <w:rFonts w:cstheme="minorHAnsi"/>
-          <w:sz w:val="20"/>
-          <w:szCs w:val="20"/>
-        </w:rPr>
-        <w:t>DECIMAL(</w:t>
-      </w:r>
-      <w:proofErr w:type="gramEnd"/>
-      <w:r>
-        <w:rPr>
-          <w:rFonts w:cstheme="minorHAnsi"/>
-          <w:sz w:val="20"/>
-          <w:szCs w:val="20"/>
-        </w:rPr>
-        <w:t>10,2));</w:t>
+        <w:t>CREATE TABLE services (service_id INT PRIMARY KEY,     service_name VARCHAR(50), price DECIMAL(10,2));</w:t>
       </w:r>
     </w:p>
     <w:p>
@@ -8735,25 +8517,7 @@
           <w:sz w:val="20"/>
           <w:szCs w:val="20"/>
         </w:rPr>
-        <w:t>Write a procedure transfer_</w:t>
-      </w:r>
-      <w:proofErr w:type="gramStart"/>
-      <w:r>
-        <w:rPr>
-          <w:rFonts w:cstheme="minorHAnsi"/>
-          <w:sz w:val="20"/>
-          <w:szCs w:val="20"/>
-        </w:rPr>
-        <w:t>funds(</w:t>
-      </w:r>
-      <w:proofErr w:type="gramEnd"/>
-      <w:r>
-        <w:rPr>
-          <w:rFonts w:cstheme="minorHAnsi"/>
-          <w:sz w:val="20"/>
-          <w:szCs w:val="20"/>
-        </w:rPr>
-        <w:t>from_acc, to_acc, amount)</w:t>
+        <w:t>Write a procedure transfer_funds(from_acc, to_acc, amount)</w:t>
       </w:r>
     </w:p>
     <w:p>
@@ -8920,25 +8684,7 @@
           <w:sz w:val="20"/>
           <w:szCs w:val="20"/>
         </w:rPr>
-        <w:t xml:space="preserve">CREATE TABLE accounts (acc_no INT PRIMARY KEY, </w:t>
-      </w:r>
-      <w:proofErr w:type="gramStart"/>
-      <w:r>
-        <w:rPr>
-          <w:rFonts w:cstheme="minorHAnsi"/>
-          <w:sz w:val="20"/>
-          <w:szCs w:val="20"/>
-        </w:rPr>
-        <w:t>balance  DECIMAL</w:t>
-      </w:r>
-      <w:proofErr w:type="gramEnd"/>
-      <w:r>
-        <w:rPr>
-          <w:rFonts w:cstheme="minorHAnsi"/>
-          <w:sz w:val="20"/>
-          <w:szCs w:val="20"/>
-        </w:rPr>
-        <w:t>(10,2));</w:t>
+        <w:t>CREATE TABLE accounts (acc_no INT PRIMARY KEY, balance  DECIMAL(10,2));</w:t>
       </w:r>
     </w:p>
     <w:p>
@@ -8971,61 +8717,7 @@
           <w:sz w:val="20"/>
           <w:szCs w:val="20"/>
         </w:rPr>
-        <w:t xml:space="preserve">CREATE TABLE transactions (txn_id INT AUTO_INCREMENT PRIMARY KEY, from_acc INT, to_acc INT, amount </w:t>
-      </w:r>
-      <w:proofErr w:type="gramStart"/>
-      <w:r>
-        <w:rPr>
-          <w:rFonts w:cstheme="minorHAnsi"/>
-          <w:sz w:val="20"/>
-          <w:szCs w:val="20"/>
-        </w:rPr>
-        <w:t>DECIMAL(</w:t>
-      </w:r>
-      <w:proofErr w:type="gramEnd"/>
-      <w:r>
-        <w:rPr>
-          <w:rFonts w:cstheme="minorHAnsi"/>
-          <w:sz w:val="20"/>
-          <w:szCs w:val="20"/>
-        </w:rPr>
-        <w:t>10,2</w:t>
-      </w:r>
-      <w:proofErr w:type="gramStart"/>
-      <w:r>
-        <w:rPr>
-          <w:rFonts w:cstheme="minorHAnsi"/>
-          <w:sz w:val="20"/>
-          <w:szCs w:val="20"/>
-        </w:rPr>
-        <w:t xml:space="preserve">),   </w:t>
-      </w:r>
-      <w:proofErr w:type="gramEnd"/>
-      <w:r>
-        <w:rPr>
-          <w:rFonts w:cstheme="minorHAnsi"/>
-          <w:sz w:val="20"/>
-          <w:szCs w:val="20"/>
-        </w:rPr>
-        <w:t xml:space="preserve">txn_date DATE DEFAULT </w:t>
-      </w:r>
-      <w:proofErr w:type="gramStart"/>
-      <w:r>
-        <w:rPr>
-          <w:rFonts w:cstheme="minorHAnsi"/>
-          <w:sz w:val="20"/>
-          <w:szCs w:val="20"/>
-        </w:rPr>
-        <w:t>CURDATE(</w:t>
-      </w:r>
-      <w:proofErr w:type="gramEnd"/>
-      <w:r>
-        <w:rPr>
-          <w:rFonts w:cstheme="minorHAnsi"/>
-          <w:sz w:val="20"/>
-          <w:szCs w:val="20"/>
-        </w:rPr>
-        <w:t>));</w:t>
+        <w:t>CREATE TABLE transactions (txn_id INT AUTO_INCREMENT PRIMARY KEY, from_acc INT, to_acc INT, amount DECIMAL(10,2),   txn_date DATE DEFAULT CURDATE());</w:t>
       </w:r>
     </w:p>
     <w:p>
@@ -9246,25 +8938,7 @@
           <w:sz w:val="20"/>
           <w:szCs w:val="20"/>
         </w:rPr>
-        <w:t xml:space="preserve">CREATE TABLE orders (order_id INT PRIMARY KEY, product_id INT, quantity INT, status </w:t>
-      </w:r>
-      <w:proofErr w:type="gramStart"/>
-      <w:r>
-        <w:rPr>
-          <w:rFonts w:cstheme="minorHAnsi"/>
-          <w:sz w:val="20"/>
-          <w:szCs w:val="20"/>
-        </w:rPr>
-        <w:t>VARCHAR(</w:t>
-      </w:r>
-      <w:proofErr w:type="gramEnd"/>
-      <w:r>
-        <w:rPr>
-          <w:rFonts w:cstheme="minorHAnsi"/>
-          <w:sz w:val="20"/>
-          <w:szCs w:val="20"/>
-        </w:rPr>
-        <w:t>20));</w:t>
+        <w:t>CREATE TABLE orders (order_id INT PRIMARY KEY, product_id INT, quantity INT, status VARCHAR(20));</w:t>
       </w:r>
     </w:p>
     <w:p>
@@ -9440,25 +9114,7 @@
           <w:sz w:val="20"/>
           <w:szCs w:val="20"/>
         </w:rPr>
-        <w:t xml:space="preserve">CREATE TABLE marks (student_id INT, subject </w:t>
-      </w:r>
-      <w:proofErr w:type="gramStart"/>
-      <w:r>
-        <w:rPr>
-          <w:rFonts w:cstheme="minorHAnsi"/>
-          <w:sz w:val="20"/>
-          <w:szCs w:val="20"/>
-        </w:rPr>
-        <w:t>VARCHAR(</w:t>
-      </w:r>
-      <w:proofErr w:type="gramEnd"/>
-      <w:r>
-        <w:rPr>
-          <w:rFonts w:cstheme="minorHAnsi"/>
-          <w:sz w:val="20"/>
-          <w:szCs w:val="20"/>
-        </w:rPr>
-        <w:t>50), marks INT);</w:t>
+        <w:t>CREATE TABLE marks (student_id INT, subject VARCHAR(50), marks INT);</w:t>
       </w:r>
     </w:p>
     <w:p>
@@ -9492,25 +9148,7 @@
           <w:sz w:val="20"/>
           <w:szCs w:val="20"/>
         </w:rPr>
-        <w:t xml:space="preserve">CREATE TABLE results (student_id INT, total INT, grade </w:t>
-      </w:r>
-      <w:proofErr w:type="gramStart"/>
-      <w:r>
-        <w:rPr>
-          <w:rFonts w:cstheme="minorHAnsi"/>
-          <w:sz w:val="20"/>
-          <w:szCs w:val="20"/>
-        </w:rPr>
-        <w:t>VARCHAR(</w:t>
-      </w:r>
-      <w:proofErr w:type="gramEnd"/>
-      <w:r>
-        <w:rPr>
-          <w:rFonts w:cstheme="minorHAnsi"/>
-          <w:sz w:val="20"/>
-          <w:szCs w:val="20"/>
-        </w:rPr>
-        <w:t>10));</w:t>
+        <w:t>CREATE TABLE results (student_id INT, total INT, grade VARCHAR(10));</w:t>
       </w:r>
     </w:p>
     <w:p>
@@ -9661,43 +9299,7 @@
           <w:sz w:val="20"/>
           <w:szCs w:val="20"/>
         </w:rPr>
-        <w:t xml:space="preserve">CREATE TABLE employees (emp_id INT PRIMARY KEY, name </w:t>
-      </w:r>
-      <w:proofErr w:type="gramStart"/>
-      <w:r>
-        <w:rPr>
-          <w:rFonts w:cstheme="minorHAnsi"/>
-          <w:sz w:val="20"/>
-          <w:szCs w:val="20"/>
-        </w:rPr>
-        <w:t>VARCHAR(</w:t>
-      </w:r>
-      <w:proofErr w:type="gramEnd"/>
-      <w:r>
-        <w:rPr>
-          <w:rFonts w:cstheme="minorHAnsi"/>
-          <w:sz w:val="20"/>
-          <w:szCs w:val="20"/>
-        </w:rPr>
-        <w:t xml:space="preserve">50), salary </w:t>
-      </w:r>
-      <w:proofErr w:type="gramStart"/>
-      <w:r>
-        <w:rPr>
-          <w:rFonts w:cstheme="minorHAnsi"/>
-          <w:sz w:val="20"/>
-          <w:szCs w:val="20"/>
-        </w:rPr>
-        <w:t>DECIMAL(</w:t>
-      </w:r>
-      <w:proofErr w:type="gramEnd"/>
-      <w:r>
-        <w:rPr>
-          <w:rFonts w:cstheme="minorHAnsi"/>
-          <w:sz w:val="20"/>
-          <w:szCs w:val="20"/>
-        </w:rPr>
-        <w:t>10,2));</w:t>
+        <w:t>CREATE TABLE employees (emp_id INT PRIMARY KEY, name VARCHAR(50), salary DECIMAL(10,2));</w:t>
       </w:r>
     </w:p>
     <w:p>
@@ -9889,43 +9491,7 @@
           <w:sz w:val="20"/>
           <w:szCs w:val="20"/>
         </w:rPr>
-        <w:t xml:space="preserve">CREATE TABLE patients (patient_id INT PRIMARY KEY, name </w:t>
-      </w:r>
-      <w:proofErr w:type="gramStart"/>
-      <w:r>
-        <w:rPr>
-          <w:rFonts w:cstheme="minorHAnsi"/>
-          <w:sz w:val="20"/>
-          <w:szCs w:val="20"/>
-        </w:rPr>
-        <w:t>VARCHAR(</w:t>
-      </w:r>
-      <w:proofErr w:type="gramEnd"/>
-      <w:r>
-        <w:rPr>
-          <w:rFonts w:cstheme="minorHAnsi"/>
-          <w:sz w:val="20"/>
-          <w:szCs w:val="20"/>
-        </w:rPr>
-        <w:t xml:space="preserve">50), status </w:t>
-      </w:r>
-      <w:proofErr w:type="gramStart"/>
-      <w:r>
-        <w:rPr>
-          <w:rFonts w:cstheme="minorHAnsi"/>
-          <w:sz w:val="20"/>
-          <w:szCs w:val="20"/>
-        </w:rPr>
-        <w:t>VARCHAR(</w:t>
-      </w:r>
-      <w:proofErr w:type="gramEnd"/>
-      <w:r>
-        <w:rPr>
-          <w:rFonts w:cstheme="minorHAnsi"/>
-          <w:sz w:val="20"/>
-          <w:szCs w:val="20"/>
-        </w:rPr>
-        <w:t>20));</w:t>
+        <w:t>CREATE TABLE patients (patient_id INT PRIMARY KEY, name VARCHAR(50), status VARCHAR(20));</w:t>
       </w:r>
     </w:p>
     <w:p>
@@ -10242,25 +9808,7 @@
           <w:sz w:val="20"/>
           <w:szCs w:val="20"/>
         </w:rPr>
-        <w:t xml:space="preserve">Use cursor to increase salary by 5% for all </w:t>
-      </w:r>
-      <w:proofErr w:type="gramStart"/>
-      <w:r>
-        <w:rPr>
-          <w:rFonts w:cstheme="minorHAnsi"/>
-          <w:sz w:val="20"/>
-          <w:szCs w:val="20"/>
-        </w:rPr>
-        <w:t>employees</w:t>
-      </w:r>
-      <w:proofErr w:type="gramEnd"/>
-      <w:r>
-        <w:rPr>
-          <w:rFonts w:cstheme="minorHAnsi"/>
-          <w:sz w:val="20"/>
-          <w:szCs w:val="20"/>
-        </w:rPr>
-        <w:t xml:space="preserve"> department-wise</w:t>
+        <w:t>Use cursor to increase salary by 5% for all employees department-wise</w:t>
       </w:r>
     </w:p>
     <w:p>
@@ -10330,25 +9878,7 @@
           <w:sz w:val="20"/>
           <w:szCs w:val="20"/>
         </w:rPr>
-        <w:t xml:space="preserve">CREATE TABLE employees (emp_id INT, dept_id INT, salary </w:t>
-      </w:r>
-      <w:proofErr w:type="gramStart"/>
-      <w:r>
-        <w:rPr>
-          <w:rFonts w:cstheme="minorHAnsi"/>
-          <w:sz w:val="20"/>
-          <w:szCs w:val="20"/>
-        </w:rPr>
-        <w:t>DECIMAL(</w:t>
-      </w:r>
-      <w:proofErr w:type="gramEnd"/>
-      <w:r>
-        <w:rPr>
-          <w:rFonts w:cstheme="minorHAnsi"/>
-          <w:sz w:val="20"/>
-          <w:szCs w:val="20"/>
-        </w:rPr>
-        <w:t>10,2));</w:t>
+        <w:t>CREATE TABLE employees (emp_id INT, dept_id INT, salary DECIMAL(10,2));</w:t>
       </w:r>
     </w:p>
     <w:p>
@@ -10771,25 +10301,7 @@
           <w:sz w:val="20"/>
           <w:szCs w:val="20"/>
         </w:rPr>
-        <w:t xml:space="preserve">CREATE TABLE rooms (room_no INT PRIMARY KEY, status </w:t>
-      </w:r>
-      <w:proofErr w:type="gramStart"/>
-      <w:r>
-        <w:rPr>
-          <w:rFonts w:cstheme="minorHAnsi"/>
-          <w:sz w:val="20"/>
-          <w:szCs w:val="20"/>
-        </w:rPr>
-        <w:t>VARCHAR(</w:t>
-      </w:r>
-      <w:proofErr w:type="gramEnd"/>
-      <w:r>
-        <w:rPr>
-          <w:rFonts w:cstheme="minorHAnsi"/>
-          <w:sz w:val="20"/>
-          <w:szCs w:val="20"/>
-        </w:rPr>
-        <w:t>20));</w:t>
+        <w:t>CREATE TABLE rooms (room_no INT PRIMARY KEY, status VARCHAR(20));</w:t>
       </w:r>
     </w:p>
     <w:p>
@@ -11006,25 +10518,7 @@
           <w:sz w:val="20"/>
           <w:szCs w:val="20"/>
         </w:rPr>
-        <w:t xml:space="preserve">CREATE TABLE books (book_id INT PRIMARY KEY, status </w:t>
-      </w:r>
-      <w:proofErr w:type="gramStart"/>
-      <w:r>
-        <w:rPr>
-          <w:rFonts w:cstheme="minorHAnsi"/>
-          <w:sz w:val="20"/>
-          <w:szCs w:val="20"/>
-        </w:rPr>
-        <w:t>VARCHAR(</w:t>
-      </w:r>
-      <w:proofErr w:type="gramEnd"/>
-      <w:r>
-        <w:rPr>
-          <w:rFonts w:cstheme="minorHAnsi"/>
-          <w:sz w:val="20"/>
-          <w:szCs w:val="20"/>
-        </w:rPr>
-        <w:t>20));</w:t>
+        <w:t>CREATE TABLE books (book_id INT PRIMARY KEY, status VARCHAR(20));</w:t>
       </w:r>
     </w:p>
     <w:p>
@@ -11058,25 +10552,7 @@
           <w:sz w:val="20"/>
           <w:szCs w:val="20"/>
         </w:rPr>
-        <w:t xml:space="preserve">CREATE TABLE reservations (res_id INT AUTO_INCREMENT PRIMARY KEY, student_id INT, book_id INT, res_date DATE DEFAULT </w:t>
-      </w:r>
-      <w:proofErr w:type="gramStart"/>
-      <w:r>
-        <w:rPr>
-          <w:rFonts w:cstheme="minorHAnsi"/>
-          <w:sz w:val="20"/>
-          <w:szCs w:val="20"/>
-        </w:rPr>
-        <w:t>CURDATE(</w:t>
-      </w:r>
-      <w:proofErr w:type="gramEnd"/>
-      <w:r>
-        <w:rPr>
-          <w:rFonts w:cstheme="minorHAnsi"/>
-          <w:sz w:val="20"/>
-          <w:szCs w:val="20"/>
-        </w:rPr>
-        <w:t>));</w:t>
+        <w:t>CREATE TABLE reservations (res_id INT AUTO_INCREMENT PRIMARY KEY, student_id INT, book_id INT, res_date DATE DEFAULT CURDATE());</w:t>
       </w:r>
     </w:p>
     <w:p>
@@ -11223,25 +10699,7 @@
           <w:sz w:val="20"/>
           <w:szCs w:val="20"/>
         </w:rPr>
-        <w:t xml:space="preserve">CREATE TABLE accounts (acc_no INT PRIMARY KEY, balance </w:t>
-      </w:r>
-      <w:proofErr w:type="gramStart"/>
-      <w:r>
-        <w:rPr>
-          <w:rFonts w:cstheme="minorHAnsi"/>
-          <w:sz w:val="20"/>
-          <w:szCs w:val="20"/>
-        </w:rPr>
-        <w:t>DECIMAL(</w:t>
-      </w:r>
-      <w:proofErr w:type="gramEnd"/>
-      <w:r>
-        <w:rPr>
-          <w:rFonts w:cstheme="minorHAnsi"/>
-          <w:sz w:val="20"/>
-          <w:szCs w:val="20"/>
-        </w:rPr>
-        <w:t xml:space="preserve">10,2), </w:t>
+        <w:t xml:space="preserve">CREATE TABLE accounts (acc_no INT PRIMARY KEY, balance DECIMAL(10,2), </w:t>
       </w:r>
       <w:proofErr w:type="spellStart"/>
       <w:r>
@@ -11259,25 +10717,7 @@
           <w:sz w:val="20"/>
           <w:szCs w:val="20"/>
         </w:rPr>
-        <w:t xml:space="preserve"> </w:t>
-      </w:r>
-      <w:proofErr w:type="gramStart"/>
-      <w:r>
-        <w:rPr>
-          <w:rFonts w:cstheme="minorHAnsi"/>
-          <w:sz w:val="20"/>
-          <w:szCs w:val="20"/>
-        </w:rPr>
-        <w:t>VARCHAR(</w:t>
-      </w:r>
-      <w:proofErr w:type="gramEnd"/>
-      <w:r>
-        <w:rPr>
-          <w:rFonts w:cstheme="minorHAnsi"/>
-          <w:sz w:val="20"/>
-          <w:szCs w:val="20"/>
-        </w:rPr>
-        <w:t>20));</w:t>
+        <w:t xml:space="preserve"> VARCHAR(20));</w:t>
       </w:r>
     </w:p>
     <w:p>
@@ -11463,25 +10903,7 @@
           <w:sz w:val="20"/>
           <w:szCs w:val="20"/>
         </w:rPr>
-        <w:t xml:space="preserve">CREATE TABLE orders (order_id INT PRIMARY KEY, total_amount </w:t>
-      </w:r>
-      <w:proofErr w:type="gramStart"/>
-      <w:r>
-        <w:rPr>
-          <w:rFonts w:cstheme="minorHAnsi"/>
-          <w:sz w:val="20"/>
-          <w:szCs w:val="20"/>
-        </w:rPr>
-        <w:t>DECIMAL(</w:t>
-      </w:r>
-      <w:proofErr w:type="gramEnd"/>
-      <w:r>
-        <w:rPr>
-          <w:rFonts w:cstheme="minorHAnsi"/>
-          <w:sz w:val="20"/>
-          <w:szCs w:val="20"/>
-        </w:rPr>
-        <w:t xml:space="preserve">10,2), </w:t>
+        <w:t xml:space="preserve">CREATE TABLE orders (order_id INT PRIMARY KEY, total_amount DECIMAL(10,2), </w:t>
       </w:r>
       <w:proofErr w:type="spellStart"/>
       <w:r>
@@ -11499,25 +10921,7 @@
           <w:sz w:val="20"/>
           <w:szCs w:val="20"/>
         </w:rPr>
-        <w:t xml:space="preserve"> </w:t>
-      </w:r>
-      <w:proofErr w:type="gramStart"/>
-      <w:r>
-        <w:rPr>
-          <w:rFonts w:cstheme="minorHAnsi"/>
-          <w:sz w:val="20"/>
-          <w:szCs w:val="20"/>
-        </w:rPr>
-        <w:t>DECIMAL(</w:t>
-      </w:r>
-      <w:proofErr w:type="gramEnd"/>
-      <w:r>
-        <w:rPr>
-          <w:rFonts w:cstheme="minorHAnsi"/>
-          <w:sz w:val="20"/>
-          <w:szCs w:val="20"/>
-        </w:rPr>
-        <w:t>10,2));</w:t>
+        <w:t xml:space="preserve"> DECIMAL(10,2));</w:t>
       </w:r>
     </w:p>
     <w:p>
@@ -11704,43 +11108,7 @@
           <w:sz w:val="20"/>
           <w:szCs w:val="20"/>
         </w:rPr>
-        <w:t xml:space="preserve">CREATE TABLE students (student_id INT PRIMARY KEY, name </w:t>
-      </w:r>
-      <w:proofErr w:type="gramStart"/>
-      <w:r>
-        <w:rPr>
-          <w:rFonts w:cstheme="minorHAnsi"/>
-          <w:sz w:val="20"/>
-          <w:szCs w:val="20"/>
-        </w:rPr>
-        <w:t>VARCHAR(</w:t>
-      </w:r>
-      <w:proofErr w:type="gramEnd"/>
-      <w:r>
-        <w:rPr>
-          <w:rFonts w:cstheme="minorHAnsi"/>
-          <w:sz w:val="20"/>
-          <w:szCs w:val="20"/>
-        </w:rPr>
-        <w:t xml:space="preserve">50), marks INT, scholarship </w:t>
-      </w:r>
-      <w:proofErr w:type="gramStart"/>
-      <w:r>
-        <w:rPr>
-          <w:rFonts w:cstheme="minorHAnsi"/>
-          <w:sz w:val="20"/>
-          <w:szCs w:val="20"/>
-        </w:rPr>
-        <w:t>VARCHAR(</w:t>
-      </w:r>
-      <w:proofErr w:type="gramEnd"/>
-      <w:r>
-        <w:rPr>
-          <w:rFonts w:cstheme="minorHAnsi"/>
-          <w:sz w:val="20"/>
-          <w:szCs w:val="20"/>
-        </w:rPr>
-        <w:t>10));</w:t>
+        <w:t>CREATE TABLE students (student_id INT PRIMARY KEY, name VARCHAR(50), marks INT, scholarship VARCHAR(10));</w:t>
       </w:r>
     </w:p>
     <w:p>
@@ -11926,43 +11294,7 @@
           <w:sz w:val="20"/>
           <w:szCs w:val="20"/>
         </w:rPr>
-        <w:t xml:space="preserve">CREATE TABLE employees (emp_id INT PRIMARY KEY, salary </w:t>
-      </w:r>
-      <w:proofErr w:type="gramStart"/>
-      <w:r>
-        <w:rPr>
-          <w:rFonts w:cstheme="minorHAnsi"/>
-          <w:sz w:val="20"/>
-          <w:szCs w:val="20"/>
-        </w:rPr>
-        <w:t>DECIMAL(</w:t>
-      </w:r>
-      <w:proofErr w:type="gramEnd"/>
-      <w:r>
-        <w:rPr>
-          <w:rFonts w:cstheme="minorHAnsi"/>
-          <w:sz w:val="20"/>
-          <w:szCs w:val="20"/>
-        </w:rPr>
-        <w:t xml:space="preserve">10,2), tax </w:t>
-      </w:r>
-      <w:proofErr w:type="gramStart"/>
-      <w:r>
-        <w:rPr>
-          <w:rFonts w:cstheme="minorHAnsi"/>
-          <w:sz w:val="20"/>
-          <w:szCs w:val="20"/>
-        </w:rPr>
-        <w:t>DECIMAL(</w:t>
-      </w:r>
-      <w:proofErr w:type="gramEnd"/>
-      <w:r>
-        <w:rPr>
-          <w:rFonts w:cstheme="minorHAnsi"/>
-          <w:sz w:val="20"/>
-          <w:szCs w:val="20"/>
-        </w:rPr>
-        <w:t>10,2));</w:t>
+        <w:t>CREATE TABLE employees (emp_id INT PRIMARY KEY, salary DECIMAL(10,2), tax DECIMAL(10,2));</w:t>
       </w:r>
     </w:p>
     <w:p>
@@ -12131,25 +11463,7 @@
           <w:sz w:val="20"/>
           <w:szCs w:val="20"/>
         </w:rPr>
-        <w:t xml:space="preserve"> INT PRIMARY KEY, specialization </w:t>
-      </w:r>
-      <w:proofErr w:type="gramStart"/>
-      <w:r>
-        <w:rPr>
-          <w:rFonts w:cstheme="minorHAnsi"/>
-          <w:sz w:val="20"/>
-          <w:szCs w:val="20"/>
-        </w:rPr>
-        <w:t>VARCHAR(</w:t>
-      </w:r>
-      <w:proofErr w:type="gramEnd"/>
-      <w:r>
-        <w:rPr>
-          <w:rFonts w:cstheme="minorHAnsi"/>
-          <w:sz w:val="20"/>
-          <w:szCs w:val="20"/>
-        </w:rPr>
-        <w:t>50));</w:t>
+        <w:t xml:space="preserve"> INT PRIMARY KEY, specialization VARCHAR(50));</w:t>
       </w:r>
     </w:p>
     <w:p>
@@ -12183,25 +11497,7 @@
           <w:sz w:val="20"/>
           <w:szCs w:val="20"/>
         </w:rPr>
-        <w:t xml:space="preserve">CREATE TABLE patients (patient_id INT PRIMARY KEY, disease </w:t>
-      </w:r>
-      <w:proofErr w:type="gramStart"/>
-      <w:r>
-        <w:rPr>
-          <w:rFonts w:cstheme="minorHAnsi"/>
-          <w:sz w:val="20"/>
-          <w:szCs w:val="20"/>
-        </w:rPr>
-        <w:t>VARCHAR(</w:t>
-      </w:r>
-      <w:proofErr w:type="gramEnd"/>
-      <w:r>
-        <w:rPr>
-          <w:rFonts w:cstheme="minorHAnsi"/>
-          <w:sz w:val="20"/>
-          <w:szCs w:val="20"/>
-        </w:rPr>
-        <w:t xml:space="preserve">50), </w:t>
+        <w:t xml:space="preserve">CREATE TABLE patients (patient_id INT PRIMARY KEY, disease VARCHAR(50), </w:t>
       </w:r>
       <w:proofErr w:type="spellStart"/>
       <w:r>
@@ -12545,25 +11841,7 @@
           <w:sz w:val="20"/>
           <w:szCs w:val="20"/>
         </w:rPr>
-        <w:t xml:space="preserve">CREATE TABLE attendance (student_id INT, status </w:t>
-      </w:r>
-      <w:proofErr w:type="gramStart"/>
-      <w:r>
-        <w:rPr>
-          <w:rFonts w:cstheme="minorHAnsi"/>
-          <w:sz w:val="20"/>
-          <w:szCs w:val="20"/>
-        </w:rPr>
-        <w:t>VARCHAR(</w:t>
-      </w:r>
-      <w:proofErr w:type="gramEnd"/>
-      <w:r>
-        <w:rPr>
-          <w:rFonts w:cstheme="minorHAnsi"/>
-          <w:sz w:val="20"/>
-          <w:szCs w:val="20"/>
-        </w:rPr>
-        <w:t>10), date DATE);</w:t>
+        <w:t>CREATE TABLE attendance (student_id INT, status VARCHAR(10), date DATE);</w:t>
       </w:r>
     </w:p>
     <w:p>
@@ -12785,43 +12063,7 @@
           <w:sz w:val="20"/>
           <w:szCs w:val="20"/>
         </w:rPr>
-        <w:t xml:space="preserve">CREATE TABLE accounts (acc_no INT PRIMARY KEY, balance </w:t>
-      </w:r>
-      <w:proofErr w:type="gramStart"/>
-      <w:r>
-        <w:rPr>
-          <w:rFonts w:cstheme="minorHAnsi"/>
-          <w:sz w:val="20"/>
-          <w:szCs w:val="20"/>
-        </w:rPr>
-        <w:t>DECIMAL(</w:t>
-      </w:r>
-      <w:proofErr w:type="gramEnd"/>
-      <w:r>
-        <w:rPr>
-          <w:rFonts w:cstheme="minorHAnsi"/>
-          <w:sz w:val="20"/>
-          <w:szCs w:val="20"/>
-        </w:rPr>
-        <w:t xml:space="preserve">10,2), status </w:t>
-      </w:r>
-      <w:proofErr w:type="gramStart"/>
-      <w:r>
-        <w:rPr>
-          <w:rFonts w:cstheme="minorHAnsi"/>
-          <w:sz w:val="20"/>
-          <w:szCs w:val="20"/>
-        </w:rPr>
-        <w:t>VARCHAR(</w:t>
-      </w:r>
-      <w:proofErr w:type="gramEnd"/>
-      <w:r>
-        <w:rPr>
-          <w:rFonts w:cstheme="minorHAnsi"/>
-          <w:sz w:val="20"/>
-          <w:szCs w:val="20"/>
-        </w:rPr>
-        <w:t>20));</w:t>
+        <w:t>CREATE TABLE accounts (acc_no INT PRIMARY KEY, balance DECIMAL(10,2), status VARCHAR(20));</w:t>
       </w:r>
     </w:p>
     <w:p>
@@ -13347,25 +12589,7 @@
           <w:sz w:val="20"/>
           <w:szCs w:val="20"/>
         </w:rPr>
-        <w:t xml:space="preserve">CREATE TABLE food_menu (item_id INT PRIMARY KEY, price </w:t>
-      </w:r>
-      <w:proofErr w:type="gramStart"/>
-      <w:r>
-        <w:rPr>
-          <w:rFonts w:cstheme="minorHAnsi"/>
-          <w:sz w:val="20"/>
-          <w:szCs w:val="20"/>
-        </w:rPr>
-        <w:t>DECIMAL(</w:t>
-      </w:r>
-      <w:proofErr w:type="gramEnd"/>
-      <w:r>
-        <w:rPr>
-          <w:rFonts w:cstheme="minorHAnsi"/>
-          <w:sz w:val="20"/>
-          <w:szCs w:val="20"/>
-        </w:rPr>
-        <w:t>10,2));</w:t>
+        <w:t>CREATE TABLE food_menu (item_id INT PRIMARY KEY, price DECIMAL(10,2));</w:t>
       </w:r>
     </w:p>
     <w:p>
@@ -13545,25 +12769,7 @@
           <w:sz w:val="20"/>
           <w:szCs w:val="20"/>
         </w:rPr>
-        <w:t xml:space="preserve">CREATE TABLE employees (emp_id INT, dept_id INT, salary </w:t>
-      </w:r>
-      <w:proofErr w:type="gramStart"/>
-      <w:r>
-        <w:rPr>
-          <w:rFonts w:cstheme="minorHAnsi"/>
-          <w:sz w:val="20"/>
-          <w:szCs w:val="20"/>
-        </w:rPr>
-        <w:t>DECIMAL(</w:t>
-      </w:r>
-      <w:proofErr w:type="gramEnd"/>
-      <w:r>
-        <w:rPr>
-          <w:rFonts w:cstheme="minorHAnsi"/>
-          <w:sz w:val="20"/>
-          <w:szCs w:val="20"/>
-        </w:rPr>
-        <w:t>10,2));</w:t>
+        <w:t>CREATE TABLE employees (emp_id INT, dept_id INT, salary DECIMAL(10,2));</w:t>
       </w:r>
     </w:p>
     <w:p>
@@ -13948,61 +13154,7 @@
           <w:sz w:val="20"/>
           <w:szCs w:val="20"/>
         </w:rPr>
-        <w:t xml:space="preserve"> INT PRIMARY KEY, area </w:t>
-      </w:r>
-      <w:proofErr w:type="gramStart"/>
-      <w:r>
-        <w:rPr>
-          <w:rFonts w:cstheme="minorHAnsi"/>
-          <w:sz w:val="20"/>
-          <w:szCs w:val="20"/>
-        </w:rPr>
-        <w:t>VARCHAR(</w:t>
-      </w:r>
-      <w:proofErr w:type="gramEnd"/>
-      <w:r>
-        <w:rPr>
-          <w:rFonts w:cstheme="minorHAnsi"/>
-          <w:sz w:val="20"/>
-          <w:szCs w:val="20"/>
-        </w:rPr>
-        <w:t xml:space="preserve">50), fare </w:t>
-      </w:r>
-      <w:proofErr w:type="gramStart"/>
-      <w:r>
-        <w:rPr>
-          <w:rFonts w:cstheme="minorHAnsi"/>
-          <w:sz w:val="20"/>
-          <w:szCs w:val="20"/>
-        </w:rPr>
-        <w:t>DECIMAL(</w:t>
-      </w:r>
-      <w:proofErr w:type="gramEnd"/>
-      <w:r>
-        <w:rPr>
-          <w:rFonts w:cstheme="minorHAnsi"/>
-          <w:sz w:val="20"/>
-          <w:szCs w:val="20"/>
-        </w:rPr>
-        <w:t xml:space="preserve">10,2), status </w:t>
-      </w:r>
-      <w:proofErr w:type="gramStart"/>
-      <w:r>
-        <w:rPr>
-          <w:rFonts w:cstheme="minorHAnsi"/>
-          <w:sz w:val="20"/>
-          <w:szCs w:val="20"/>
-        </w:rPr>
-        <w:t>VARCHAR(</w:t>
-      </w:r>
-      <w:proofErr w:type="gramEnd"/>
-      <w:r>
-        <w:rPr>
-          <w:rFonts w:cstheme="minorHAnsi"/>
-          <w:sz w:val="20"/>
-          <w:szCs w:val="20"/>
-        </w:rPr>
-        <w:t>20));</w:t>
+        <w:t xml:space="preserve"> INT PRIMARY KEY, area VARCHAR(50), fare DECIMAL(10,2), status VARCHAR(20));</w:t>
       </w:r>
     </w:p>
     <w:p>
@@ -14053,25 +13205,7 @@
           <w:sz w:val="20"/>
           <w:szCs w:val="20"/>
         </w:rPr>
-        <w:t xml:space="preserve"> (log_id INT AUTO_INCREMENT PRIMARY KEY, area </w:t>
-      </w:r>
-      <w:proofErr w:type="gramStart"/>
-      <w:r>
-        <w:rPr>
-          <w:rFonts w:cstheme="minorHAnsi"/>
-          <w:sz w:val="20"/>
-          <w:szCs w:val="20"/>
-        </w:rPr>
-        <w:t>VARCHAR(</w:t>
-      </w:r>
-      <w:proofErr w:type="gramEnd"/>
-      <w:r>
-        <w:rPr>
-          <w:rFonts w:cstheme="minorHAnsi"/>
-          <w:sz w:val="20"/>
-          <w:szCs w:val="20"/>
-        </w:rPr>
-        <w:t xml:space="preserve">50), </w:t>
+        <w:t xml:space="preserve"> (log_id INT AUTO_INCREMENT PRIMARY KEY, area VARCHAR(50), </w:t>
       </w:r>
       <w:proofErr w:type="spellStart"/>
       <w:r>
@@ -14089,25 +13223,7 @@
           <w:sz w:val="20"/>
           <w:szCs w:val="20"/>
         </w:rPr>
-        <w:t xml:space="preserve"> </w:t>
-      </w:r>
-      <w:proofErr w:type="gramStart"/>
-      <w:r>
-        <w:rPr>
-          <w:rFonts w:cstheme="minorHAnsi"/>
-          <w:sz w:val="20"/>
-          <w:szCs w:val="20"/>
-        </w:rPr>
-        <w:t>DECIMAL(</w:t>
-      </w:r>
-      <w:proofErr w:type="gramEnd"/>
-      <w:r>
-        <w:rPr>
-          <w:rFonts w:cstheme="minorHAnsi"/>
-          <w:sz w:val="20"/>
-          <w:szCs w:val="20"/>
-        </w:rPr>
-        <w:t xml:space="preserve">5,2), </w:t>
+        <w:t xml:space="preserve"> DECIMAL(5,2), </w:t>
       </w:r>
       <w:proofErr w:type="spellStart"/>
       <w:r>
@@ -14335,25 +13451,7 @@
           <w:sz w:val="20"/>
           <w:szCs w:val="20"/>
         </w:rPr>
-        <w:t xml:space="preserve">CREATE TABLE exams (exam_id INT PRIMARY KEY, student_id INT, end_time DATETIME, status </w:t>
-      </w:r>
-      <w:proofErr w:type="gramStart"/>
-      <w:r>
-        <w:rPr>
-          <w:rFonts w:cstheme="minorHAnsi"/>
-          <w:sz w:val="20"/>
-          <w:szCs w:val="20"/>
-        </w:rPr>
-        <w:t>VARCHAR(</w:t>
-      </w:r>
-      <w:proofErr w:type="gramEnd"/>
-      <w:r>
-        <w:rPr>
-          <w:rFonts w:cstheme="minorHAnsi"/>
-          <w:sz w:val="20"/>
-          <w:szCs w:val="20"/>
-        </w:rPr>
-        <w:t>20));</w:t>
+        <w:t>CREATE TABLE exams (exam_id INT PRIMARY KEY, student_id INT, end_time DATETIME, status VARCHAR(20));</w:t>
       </w:r>
     </w:p>
     <w:p>
@@ -14563,25 +13661,7 @@
           <w:sz w:val="20"/>
           <w:szCs w:val="20"/>
         </w:rPr>
-        <w:t xml:space="preserve"> INT, expiry_date DATE, status </w:t>
-      </w:r>
-      <w:proofErr w:type="gramStart"/>
-      <w:r>
-        <w:rPr>
-          <w:rFonts w:cstheme="minorHAnsi"/>
-          <w:sz w:val="20"/>
-          <w:szCs w:val="20"/>
-        </w:rPr>
-        <w:t>VARCHAR(</w:t>
-      </w:r>
-      <w:proofErr w:type="gramEnd"/>
-      <w:r>
-        <w:rPr>
-          <w:rFonts w:cstheme="minorHAnsi"/>
-          <w:sz w:val="20"/>
-          <w:szCs w:val="20"/>
-        </w:rPr>
-        <w:t>20));</w:t>
+        <w:t xml:space="preserve"> INT, expiry_date DATE, status VARCHAR(20));</w:t>
       </w:r>
     </w:p>
     <w:p>
@@ -14814,25 +13894,7 @@
           <w:sz w:val="20"/>
           <w:szCs w:val="20"/>
         </w:rPr>
-        <w:t xml:space="preserve"> DATE, priority </w:t>
-      </w:r>
-      <w:proofErr w:type="gramStart"/>
-      <w:r>
-        <w:rPr>
-          <w:rFonts w:cstheme="minorHAnsi"/>
-          <w:sz w:val="20"/>
-          <w:szCs w:val="20"/>
-        </w:rPr>
-        <w:t>VARCHAR(</w:t>
-      </w:r>
-      <w:proofErr w:type="gramEnd"/>
-      <w:r>
-        <w:rPr>
-          <w:rFonts w:cstheme="minorHAnsi"/>
-          <w:sz w:val="20"/>
-          <w:szCs w:val="20"/>
-        </w:rPr>
-        <w:t>20));</w:t>
+        <w:t xml:space="preserve"> DATE, priority VARCHAR(20));</w:t>
       </w:r>
     </w:p>
     <w:p>
@@ -15110,25 +14172,7 @@
           <w:sz w:val="20"/>
           <w:szCs w:val="20"/>
         </w:rPr>
-        <w:t xml:space="preserve">CREATE TABLE accounts (acc_no INT PRIMARY KEY, balance </w:t>
-      </w:r>
-      <w:proofErr w:type="gramStart"/>
-      <w:r>
-        <w:rPr>
-          <w:rFonts w:cstheme="minorHAnsi"/>
-          <w:sz w:val="20"/>
-          <w:szCs w:val="20"/>
-        </w:rPr>
-        <w:t>DECIMAL(</w:t>
-      </w:r>
-      <w:proofErr w:type="gramEnd"/>
-      <w:r>
-        <w:rPr>
-          <w:rFonts w:cstheme="minorHAnsi"/>
-          <w:sz w:val="20"/>
-          <w:szCs w:val="20"/>
-        </w:rPr>
-        <w:t>10,2));</w:t>
+        <w:t>CREATE TABLE accounts (acc_no INT PRIMARY KEY, balance DECIMAL(10,2));</w:t>
       </w:r>
     </w:p>
     <w:p>
@@ -15161,43 +14205,7 @@
           <w:sz w:val="20"/>
           <w:szCs w:val="20"/>
         </w:rPr>
-        <w:t xml:space="preserve">CREATE TABLE transactions (txn_id INT AUTO_INCREMENT PRIMARY KEY, from_acc INT, to_acc INT, amount </w:t>
-      </w:r>
-      <w:proofErr w:type="gramStart"/>
-      <w:r>
-        <w:rPr>
-          <w:rFonts w:cstheme="minorHAnsi"/>
-          <w:sz w:val="20"/>
-          <w:szCs w:val="20"/>
-        </w:rPr>
-        <w:t>DECIMAL(</w:t>
-      </w:r>
-      <w:proofErr w:type="gramEnd"/>
-      <w:r>
-        <w:rPr>
-          <w:rFonts w:cstheme="minorHAnsi"/>
-          <w:sz w:val="20"/>
-          <w:szCs w:val="20"/>
-        </w:rPr>
-        <w:t xml:space="preserve">10,2), status </w:t>
-      </w:r>
-      <w:proofErr w:type="gramStart"/>
-      <w:r>
-        <w:rPr>
-          <w:rFonts w:cstheme="minorHAnsi"/>
-          <w:sz w:val="20"/>
-          <w:szCs w:val="20"/>
-        </w:rPr>
-        <w:t>VARCHAR(</w:t>
-      </w:r>
-      <w:proofErr w:type="gramEnd"/>
-      <w:r>
-        <w:rPr>
-          <w:rFonts w:cstheme="minorHAnsi"/>
-          <w:sz w:val="20"/>
-          <w:szCs w:val="20"/>
-        </w:rPr>
-        <w:t>20), txn_date DATETIME);</w:t>
+        <w:t>CREATE TABLE transactions (txn_id INT AUTO_INCREMENT PRIMARY KEY, from_acc INT, to_acc INT, amount DECIMAL(10,2), status VARCHAR(20), txn_date DATETIME);</w:t>
       </w:r>
     </w:p>
     <w:p>
@@ -15240,46 +14248,146 @@
           <w:szCs w:val="20"/>
         </w:rPr>
       </w:pPr>
-    </w:p>
-    <w:p>
-      <w:pPr>
-        <w:spacing w:after="0" w:line="240" w:lineRule="auto"/>
-        <w:rPr>
-          <w:rFonts w:cstheme="minorHAnsi"/>
-          <w:sz w:val="20"/>
-          <w:szCs w:val="20"/>
-        </w:rPr>
-      </w:pPr>
-    </w:p>
-    <w:p>
-      <w:pPr>
-        <w:spacing w:after="0" w:line="240" w:lineRule="auto"/>
-        <w:rPr>
-          <w:rFonts w:cstheme="minorHAnsi"/>
-          <w:sz w:val="20"/>
-          <w:szCs w:val="20"/>
-        </w:rPr>
-      </w:pPr>
-    </w:p>
-    <w:p>
-      <w:pPr>
-        <w:spacing w:after="0" w:line="240" w:lineRule="auto"/>
-        <w:rPr>
-          <w:rFonts w:cstheme="minorHAnsi"/>
-          <w:sz w:val="20"/>
-          <w:szCs w:val="20"/>
-        </w:rPr>
-      </w:pPr>
-    </w:p>
-    <w:p>
-      <w:pPr>
-        <w:spacing w:after="0" w:line="240" w:lineRule="auto"/>
-        <w:rPr>
-          <w:rFonts w:cstheme="minorHAnsi"/>
-          <w:sz w:val="20"/>
-          <w:szCs w:val="20"/>
-        </w:rPr>
-      </w:pPr>
+      <w:r>
+        <w:rPr>
+          <w:rFonts w:cstheme="minorHAnsi"/>
+          <w:b/>
+          <w:bCs/>
+          <w:sz w:val="20"/>
+          <w:szCs w:val="20"/>
+        </w:rPr>
+        <w:t>E-Commerce – Order Placement with Multiple Items</w:t>
+      </w:r>
+    </w:p>
+    <w:p>
+      <w:pPr>
+        <w:spacing w:after="0" w:line="240" w:lineRule="auto"/>
+        <w:rPr>
+          <w:rFonts w:cstheme="minorHAnsi"/>
+          <w:sz w:val="20"/>
+          <w:szCs w:val="20"/>
+        </w:rPr>
+      </w:pPr>
+    </w:p>
+    <w:p>
+      <w:pPr>
+        <w:spacing w:after="0" w:line="240" w:lineRule="auto"/>
+        <w:rPr>
+          <w:rFonts w:cstheme="minorHAnsi"/>
+          <w:sz w:val="20"/>
+          <w:szCs w:val="20"/>
+        </w:rPr>
+      </w:pPr>
+      <w:r>
+        <w:rPr>
+          <w:rFonts w:cstheme="minorHAnsi"/>
+          <w:sz w:val="20"/>
+          <w:szCs w:val="20"/>
+        </w:rPr>
+        <w:t>Write a procedure to place order</w:t>
+      </w:r>
+    </w:p>
+    <w:p>
+      <w:pPr>
+        <w:spacing w:after="0" w:line="240" w:lineRule="auto"/>
+        <w:rPr>
+          <w:rFonts w:cstheme="minorHAnsi"/>
+          <w:sz w:val="20"/>
+          <w:szCs w:val="20"/>
+        </w:rPr>
+      </w:pPr>
+    </w:p>
+    <w:p>
+      <w:pPr>
+        <w:pStyle w:val="ListParagraph"/>
+        <w:numPr>
+          <w:ilvl w:val="0"/>
+          <w:numId w:val="85"/>
+        </w:numPr>
+        <w:spacing w:after="0" w:line="240" w:lineRule="auto"/>
+        <w:rPr>
+          <w:rFonts w:cstheme="minorHAnsi"/>
+          <w:sz w:val="20"/>
+          <w:szCs w:val="20"/>
+        </w:rPr>
+      </w:pPr>
+      <w:r>
+        <w:rPr>
+          <w:rFonts w:cstheme="minorHAnsi"/>
+          <w:sz w:val="20"/>
+          <w:szCs w:val="20"/>
+        </w:rPr>
+        <w:t>Insert into orders</w:t>
+      </w:r>
+    </w:p>
+    <w:p>
+      <w:pPr>
+        <w:pStyle w:val="ListParagraph"/>
+        <w:numPr>
+          <w:ilvl w:val="0"/>
+          <w:numId w:val="85"/>
+        </w:numPr>
+        <w:spacing w:after="0" w:line="240" w:lineRule="auto"/>
+        <w:rPr>
+          <w:rFonts w:cstheme="minorHAnsi"/>
+          <w:sz w:val="20"/>
+          <w:szCs w:val="20"/>
+        </w:rPr>
+      </w:pPr>
+      <w:r>
+        <w:rPr>
+          <w:rFonts w:cstheme="minorHAnsi"/>
+          <w:sz w:val="20"/>
+          <w:szCs w:val="20"/>
+        </w:rPr>
+        <w:t>Insert multiple items into order_items</w:t>
+      </w:r>
+    </w:p>
+    <w:p>
+      <w:pPr>
+        <w:pStyle w:val="ListParagraph"/>
+        <w:numPr>
+          <w:ilvl w:val="0"/>
+          <w:numId w:val="85"/>
+        </w:numPr>
+        <w:spacing w:after="0" w:line="240" w:lineRule="auto"/>
+        <w:rPr>
+          <w:rFonts w:cstheme="minorHAnsi"/>
+          <w:sz w:val="20"/>
+          <w:szCs w:val="20"/>
+        </w:rPr>
+      </w:pPr>
+      <w:r>
+        <w:rPr>
+          <w:rFonts w:cstheme="minorHAnsi"/>
+          <w:sz w:val="20"/>
+          <w:szCs w:val="20"/>
+        </w:rPr>
+        <w:t>Reduce stock for each product</w:t>
+      </w:r>
+    </w:p>
+    <w:p>
+      <w:pPr>
+        <w:pStyle w:val="ListParagraph"/>
+        <w:numPr>
+          <w:ilvl w:val="0"/>
+          <w:numId w:val="85"/>
+        </w:numPr>
+        <w:spacing w:after="0" w:line="240" w:lineRule="auto"/>
+        <w:rPr>
+          <w:rFonts w:cstheme="minorHAnsi"/>
+          <w:sz w:val="20"/>
+          <w:szCs w:val="20"/>
+        </w:rPr>
+      </w:pPr>
+      <w:r>
+        <w:rPr>
+          <w:rFonts w:cstheme="minorHAnsi"/>
+          <w:sz w:val="20"/>
+          <w:szCs w:val="20"/>
+        </w:rPr>
+        <w:t>If any product stock is insufficient → rollback entire order</w:t>
+      </w:r>
     </w:p>
     <w:p>
       <w:pPr>
@@ -15327,27 +14435,110 @@
     </w:p>
     <w:p>
       <w:pPr>
-        <w:spacing w:after="0" w:line="240" w:lineRule="auto"/>
-        <w:rPr>
-          <w:rFonts w:cstheme="minorHAnsi"/>
-          <w:b/>
-          <w:bCs/>
-          <w:sz w:val="20"/>
-          <w:szCs w:val="20"/>
-        </w:rPr>
-      </w:pPr>
-    </w:p>
-    <w:p>
-      <w:pPr>
-        <w:spacing w:after="0" w:line="240" w:lineRule="auto"/>
-        <w:rPr>
-          <w:rFonts w:cstheme="minorHAnsi"/>
-          <w:b/>
-          <w:bCs/>
-          <w:sz w:val="20"/>
-          <w:szCs w:val="20"/>
-        </w:rPr>
-      </w:pPr>
+        <w:pStyle w:val="ListParagraph"/>
+        <w:numPr>
+          <w:ilvl w:val="0"/>
+          <w:numId w:val="86"/>
+        </w:numPr>
+        <w:spacing w:after="0" w:line="240" w:lineRule="auto"/>
+        <w:rPr>
+          <w:rFonts w:cstheme="minorHAnsi"/>
+          <w:sz w:val="20"/>
+          <w:szCs w:val="20"/>
+        </w:rPr>
+      </w:pPr>
+      <w:r>
+        <w:rPr>
+          <w:rFonts w:cstheme="minorHAnsi"/>
+          <w:sz w:val="20"/>
+          <w:szCs w:val="20"/>
+        </w:rPr>
+        <w:t>CREATE TABLE products (product_id INT PRIMARY KEY, stock INT);</w:t>
+      </w:r>
+    </w:p>
+    <w:p>
+      <w:pPr>
+        <w:spacing w:after="0" w:line="240" w:lineRule="auto"/>
+        <w:rPr>
+          <w:rFonts w:cstheme="minorHAnsi"/>
+          <w:sz w:val="20"/>
+          <w:szCs w:val="20"/>
+        </w:rPr>
+      </w:pPr>
+    </w:p>
+    <w:p>
+      <w:pPr>
+        <w:pStyle w:val="ListParagraph"/>
+        <w:numPr>
+          <w:ilvl w:val="0"/>
+          <w:numId w:val="86"/>
+        </w:numPr>
+        <w:spacing w:after="0" w:line="240" w:lineRule="auto"/>
+        <w:rPr>
+          <w:rFonts w:cstheme="minorHAnsi"/>
+          <w:sz w:val="20"/>
+          <w:szCs w:val="20"/>
+        </w:rPr>
+      </w:pPr>
+      <w:r>
+        <w:rPr>
+          <w:rFonts w:cstheme="minorHAnsi"/>
+          <w:sz w:val="20"/>
+          <w:szCs w:val="20"/>
+        </w:rPr>
+        <w:t xml:space="preserve">CREATE TABLE orders (order_id INT AUTO_INCREMENT PRIMARY KEY, </w:t>
+      </w:r>
+      <w:proofErr w:type="spellStart"/>
+      <w:r>
+        <w:rPr>
+          <w:rFonts w:cstheme="minorHAnsi"/>
+          <w:sz w:val="20"/>
+          <w:szCs w:val="20"/>
+        </w:rPr>
+        <w:t>user_id</w:t>
+      </w:r>
+      <w:proofErr w:type="spellEnd"/>
+      <w:r>
+        <w:rPr>
+          <w:rFonts w:cstheme="minorHAnsi"/>
+          <w:sz w:val="20"/>
+          <w:szCs w:val="20"/>
+        </w:rPr>
+        <w:t xml:space="preserve"> INT, order_date DATETIME);</w:t>
+      </w:r>
+    </w:p>
+    <w:p>
+      <w:pPr>
+        <w:spacing w:after="0" w:line="240" w:lineRule="auto"/>
+        <w:rPr>
+          <w:rFonts w:cstheme="minorHAnsi"/>
+          <w:sz w:val="20"/>
+          <w:szCs w:val="20"/>
+        </w:rPr>
+      </w:pPr>
+    </w:p>
+    <w:p>
+      <w:pPr>
+        <w:pStyle w:val="ListParagraph"/>
+        <w:numPr>
+          <w:ilvl w:val="0"/>
+          <w:numId w:val="86"/>
+        </w:numPr>
+        <w:spacing w:after="0" w:line="240" w:lineRule="auto"/>
+        <w:rPr>
+          <w:rFonts w:cstheme="minorHAnsi"/>
+          <w:sz w:val="20"/>
+          <w:szCs w:val="20"/>
+        </w:rPr>
+      </w:pPr>
+      <w:r>
+        <w:rPr>
+          <w:rFonts w:cstheme="minorHAnsi"/>
+          <w:sz w:val="20"/>
+          <w:szCs w:val="20"/>
+        </w:rPr>
+        <w:t>CREATE TABLE order_items (item_id INT AUTO_INCREMENT PRIMARY KEY, order_id INT, product_id INT, quantity INT);</w:t>
+      </w:r>
     </w:p>
     <w:p>
       <w:pPr>
@@ -15367,18 +14558,6 @@
         <w:spacing w:after="0" w:line="240" w:lineRule="auto"/>
         <w:rPr>
           <w:rFonts w:cstheme="minorHAnsi"/>
-          <w:b/>
-          <w:bCs/>
-          <w:sz w:val="20"/>
-          <w:szCs w:val="20"/>
-        </w:rPr>
-      </w:pPr>
-    </w:p>
-    <w:p>
-      <w:pPr>
-        <w:spacing w:after="0" w:line="240" w:lineRule="auto"/>
-        <w:rPr>
-          <w:rFonts w:cstheme="minorHAnsi"/>
           <w:sz w:val="20"/>
           <w:szCs w:val="20"/>
         </w:rPr>
@@ -15401,46 +14580,95 @@
           <w:szCs w:val="20"/>
         </w:rPr>
       </w:pPr>
-    </w:p>
-    <w:p>
-      <w:pPr>
-        <w:spacing w:after="0" w:line="240" w:lineRule="auto"/>
-        <w:rPr>
-          <w:rFonts w:cstheme="minorHAnsi"/>
-          <w:sz w:val="20"/>
-          <w:szCs w:val="20"/>
-        </w:rPr>
-      </w:pPr>
-    </w:p>
-    <w:p>
-      <w:pPr>
-        <w:spacing w:after="0" w:line="240" w:lineRule="auto"/>
-        <w:rPr>
-          <w:rFonts w:cstheme="minorHAnsi"/>
-          <w:sz w:val="20"/>
-          <w:szCs w:val="20"/>
-        </w:rPr>
-      </w:pPr>
-    </w:p>
-    <w:p>
-      <w:pPr>
-        <w:spacing w:after="0" w:line="240" w:lineRule="auto"/>
-        <w:rPr>
-          <w:rFonts w:cstheme="minorHAnsi"/>
-          <w:sz w:val="20"/>
-          <w:szCs w:val="20"/>
-        </w:rPr>
-      </w:pPr>
-    </w:p>
-    <w:p>
-      <w:pPr>
-        <w:spacing w:after="0" w:line="240" w:lineRule="auto"/>
-        <w:rPr>
-          <w:rFonts w:cstheme="minorHAnsi"/>
-          <w:sz w:val="20"/>
-          <w:szCs w:val="20"/>
-        </w:rPr>
-      </w:pPr>
+      <w:r>
+        <w:rPr>
+          <w:rFonts w:cstheme="minorHAnsi"/>
+          <w:b/>
+          <w:bCs/>
+          <w:sz w:val="20"/>
+          <w:szCs w:val="20"/>
+        </w:rPr>
+        <w:t>Hospital – Bed Allocation with Waiting List</w:t>
+      </w:r>
+    </w:p>
+    <w:p>
+      <w:pPr>
+        <w:spacing w:after="0" w:line="240" w:lineRule="auto"/>
+        <w:rPr>
+          <w:rFonts w:cstheme="minorHAnsi"/>
+          <w:sz w:val="20"/>
+          <w:szCs w:val="20"/>
+        </w:rPr>
+      </w:pPr>
+    </w:p>
+    <w:p>
+      <w:pPr>
+        <w:pStyle w:val="ListParagraph"/>
+        <w:numPr>
+          <w:ilvl w:val="0"/>
+          <w:numId w:val="85"/>
+        </w:numPr>
+        <w:spacing w:after="0" w:line="240" w:lineRule="auto"/>
+        <w:rPr>
+          <w:rFonts w:cstheme="minorHAnsi"/>
+          <w:sz w:val="20"/>
+          <w:szCs w:val="20"/>
+        </w:rPr>
+      </w:pPr>
+      <w:r>
+        <w:rPr>
+          <w:rFonts w:cstheme="minorHAnsi"/>
+          <w:sz w:val="20"/>
+          <w:szCs w:val="20"/>
+        </w:rPr>
+        <w:t>Allocate bed if available</w:t>
+      </w:r>
+    </w:p>
+    <w:p>
+      <w:pPr>
+        <w:pStyle w:val="ListParagraph"/>
+        <w:numPr>
+          <w:ilvl w:val="0"/>
+          <w:numId w:val="85"/>
+        </w:numPr>
+        <w:spacing w:after="0" w:line="240" w:lineRule="auto"/>
+        <w:rPr>
+          <w:rFonts w:cstheme="minorHAnsi"/>
+          <w:sz w:val="20"/>
+          <w:szCs w:val="20"/>
+        </w:rPr>
+      </w:pPr>
+      <w:r>
+        <w:rPr>
+          <w:rFonts w:cstheme="minorHAnsi"/>
+          <w:sz w:val="20"/>
+          <w:szCs w:val="20"/>
+        </w:rPr>
+        <w:t>If not → add patient to waiting list</w:t>
+      </w:r>
+    </w:p>
+    <w:p>
+      <w:pPr>
+        <w:pStyle w:val="ListParagraph"/>
+        <w:numPr>
+          <w:ilvl w:val="0"/>
+          <w:numId w:val="85"/>
+        </w:numPr>
+        <w:spacing w:after="0" w:line="240" w:lineRule="auto"/>
+        <w:rPr>
+          <w:rFonts w:cstheme="minorHAnsi"/>
+          <w:sz w:val="20"/>
+          <w:szCs w:val="20"/>
+        </w:rPr>
+      </w:pPr>
+      <w:r>
+        <w:rPr>
+          <w:rFonts w:cstheme="minorHAnsi"/>
+          <w:sz w:val="20"/>
+          <w:szCs w:val="20"/>
+        </w:rPr>
+        <w:t>When bed is freed → assign to next waiting patient</w:t>
+      </w:r>
     </w:p>
     <w:p>
       <w:pPr>
@@ -15488,27 +14716,146 @@
     </w:p>
     <w:p>
       <w:pPr>
-        <w:spacing w:after="0" w:line="240" w:lineRule="auto"/>
-        <w:rPr>
-          <w:rFonts w:cstheme="minorHAnsi"/>
-          <w:b/>
-          <w:bCs/>
-          <w:sz w:val="20"/>
-          <w:szCs w:val="20"/>
-        </w:rPr>
-      </w:pPr>
-    </w:p>
-    <w:p>
-      <w:pPr>
-        <w:spacing w:after="0" w:line="240" w:lineRule="auto"/>
-        <w:rPr>
-          <w:rFonts w:cstheme="minorHAnsi"/>
-          <w:b/>
-          <w:bCs/>
-          <w:sz w:val="20"/>
-          <w:szCs w:val="20"/>
-        </w:rPr>
-      </w:pPr>
+        <w:pStyle w:val="ListParagraph"/>
+        <w:numPr>
+          <w:ilvl w:val="0"/>
+          <w:numId w:val="87"/>
+        </w:numPr>
+        <w:spacing w:after="0" w:line="240" w:lineRule="auto"/>
+        <w:rPr>
+          <w:rFonts w:cstheme="minorHAnsi"/>
+          <w:sz w:val="20"/>
+          <w:szCs w:val="20"/>
+        </w:rPr>
+      </w:pPr>
+      <w:r>
+        <w:rPr>
+          <w:rFonts w:cstheme="minorHAnsi"/>
+          <w:sz w:val="20"/>
+          <w:szCs w:val="20"/>
+        </w:rPr>
+        <w:t>CREATE TABLE beds (</w:t>
+      </w:r>
+      <w:proofErr w:type="spellStart"/>
+      <w:r>
+        <w:rPr>
+          <w:rFonts w:cstheme="minorHAnsi"/>
+          <w:sz w:val="20"/>
+          <w:szCs w:val="20"/>
+        </w:rPr>
+        <w:t>bed_id</w:t>
+      </w:r>
+      <w:proofErr w:type="spellEnd"/>
+      <w:r>
+        <w:rPr>
+          <w:rFonts w:cstheme="minorHAnsi"/>
+          <w:sz w:val="20"/>
+          <w:szCs w:val="20"/>
+        </w:rPr>
+        <w:t xml:space="preserve"> INT PRIMARY KEY, status VARCHAR(20));</w:t>
+      </w:r>
+    </w:p>
+    <w:p>
+      <w:pPr>
+        <w:spacing w:after="0" w:line="240" w:lineRule="auto"/>
+        <w:rPr>
+          <w:rFonts w:cstheme="minorHAnsi"/>
+          <w:sz w:val="20"/>
+          <w:szCs w:val="20"/>
+        </w:rPr>
+      </w:pPr>
+    </w:p>
+    <w:p>
+      <w:pPr>
+        <w:pStyle w:val="ListParagraph"/>
+        <w:numPr>
+          <w:ilvl w:val="0"/>
+          <w:numId w:val="87"/>
+        </w:numPr>
+        <w:spacing w:after="0" w:line="240" w:lineRule="auto"/>
+        <w:rPr>
+          <w:rFonts w:cstheme="minorHAnsi"/>
+          <w:sz w:val="20"/>
+          <w:szCs w:val="20"/>
+        </w:rPr>
+      </w:pPr>
+      <w:r>
+        <w:rPr>
+          <w:rFonts w:cstheme="minorHAnsi"/>
+          <w:sz w:val="20"/>
+          <w:szCs w:val="20"/>
+        </w:rPr>
+        <w:t xml:space="preserve">CREATE TABLE patients (patient_id INT, </w:t>
+      </w:r>
+      <w:proofErr w:type="spellStart"/>
+      <w:r>
+        <w:rPr>
+          <w:rFonts w:cstheme="minorHAnsi"/>
+          <w:sz w:val="20"/>
+          <w:szCs w:val="20"/>
+        </w:rPr>
+        <w:t>bed_id</w:t>
+      </w:r>
+      <w:proofErr w:type="spellEnd"/>
+      <w:r>
+        <w:rPr>
+          <w:rFonts w:cstheme="minorHAnsi"/>
+          <w:sz w:val="20"/>
+          <w:szCs w:val="20"/>
+        </w:rPr>
+        <w:t xml:space="preserve"> INT);</w:t>
+      </w:r>
+    </w:p>
+    <w:p>
+      <w:pPr>
+        <w:spacing w:after="0" w:line="240" w:lineRule="auto"/>
+        <w:rPr>
+          <w:rFonts w:cstheme="minorHAnsi"/>
+          <w:sz w:val="20"/>
+          <w:szCs w:val="20"/>
+        </w:rPr>
+      </w:pPr>
+    </w:p>
+    <w:p>
+      <w:pPr>
+        <w:pStyle w:val="ListParagraph"/>
+        <w:numPr>
+          <w:ilvl w:val="0"/>
+          <w:numId w:val="87"/>
+        </w:numPr>
+        <w:spacing w:after="0" w:line="240" w:lineRule="auto"/>
+        <w:rPr>
+          <w:rFonts w:cstheme="minorHAnsi"/>
+          <w:sz w:val="20"/>
+          <w:szCs w:val="20"/>
+        </w:rPr>
+      </w:pPr>
+      <w:r>
+        <w:rPr>
+          <w:rFonts w:cstheme="minorHAnsi"/>
+          <w:sz w:val="20"/>
+          <w:szCs w:val="20"/>
+        </w:rPr>
+        <w:t xml:space="preserve">CREATE TABLE waiting_list (patient_id INT, </w:t>
+      </w:r>
+      <w:proofErr w:type="spellStart"/>
+      <w:r>
+        <w:rPr>
+          <w:rFonts w:cstheme="minorHAnsi"/>
+          <w:sz w:val="20"/>
+          <w:szCs w:val="20"/>
+        </w:rPr>
+        <w:t>request_time</w:t>
+      </w:r>
+      <w:proofErr w:type="spellEnd"/>
+      <w:r>
+        <w:rPr>
+          <w:rFonts w:cstheme="minorHAnsi"/>
+          <w:sz w:val="20"/>
+          <w:szCs w:val="20"/>
+        </w:rPr>
+        <w:t xml:space="preserve"> DATETIME);</w:t>
+      </w:r>
     </w:p>
     <w:p>
       <w:pPr>
@@ -15535,16 +14882,6 @@
     </w:p>
     <w:p>
       <w:pPr>
-        <w:spacing w:after="0" w:line="240" w:lineRule="auto"/>
-        <w:rPr>
-          <w:rFonts w:cstheme="minorHAnsi"/>
-          <w:sz w:val="20"/>
-          <w:szCs w:val="20"/>
-        </w:rPr>
-      </w:pPr>
-    </w:p>
-    <w:p>
-      <w:pPr>
         <w:pStyle w:val="ListParagraph"/>
         <w:numPr>
           <w:ilvl w:val="1"/>
@@ -15560,46 +14897,105 @@
           <w:szCs w:val="20"/>
         </w:rPr>
       </w:pPr>
-    </w:p>
-    <w:p>
-      <w:pPr>
-        <w:spacing w:after="0" w:line="240" w:lineRule="auto"/>
-        <w:rPr>
-          <w:rFonts w:cstheme="minorHAnsi"/>
-          <w:sz w:val="20"/>
-          <w:szCs w:val="20"/>
-        </w:rPr>
-      </w:pPr>
-    </w:p>
-    <w:p>
-      <w:pPr>
-        <w:spacing w:after="0" w:line="240" w:lineRule="auto"/>
-        <w:rPr>
-          <w:rFonts w:cstheme="minorHAnsi"/>
-          <w:sz w:val="20"/>
-          <w:szCs w:val="20"/>
-        </w:rPr>
-      </w:pPr>
-    </w:p>
-    <w:p>
-      <w:pPr>
-        <w:spacing w:after="0" w:line="240" w:lineRule="auto"/>
-        <w:rPr>
-          <w:rFonts w:cstheme="minorHAnsi"/>
-          <w:sz w:val="20"/>
-          <w:szCs w:val="20"/>
-        </w:rPr>
-      </w:pPr>
-    </w:p>
-    <w:p>
-      <w:pPr>
-        <w:spacing w:after="0" w:line="240" w:lineRule="auto"/>
-        <w:rPr>
-          <w:rFonts w:cstheme="minorHAnsi"/>
-          <w:sz w:val="20"/>
-          <w:szCs w:val="20"/>
-        </w:rPr>
-      </w:pPr>
+      <w:r>
+        <w:rPr>
+          <w:rFonts w:cstheme="minorHAnsi"/>
+          <w:b/>
+          <w:bCs/>
+          <w:sz w:val="20"/>
+          <w:szCs w:val="20"/>
+        </w:rPr>
+        <w:t>Airline – Dynamic Seat Allocation</w:t>
+      </w:r>
+    </w:p>
+    <w:p>
+      <w:pPr>
+        <w:spacing w:after="0" w:line="240" w:lineRule="auto"/>
+        <w:rPr>
+          <w:rFonts w:cstheme="minorHAnsi"/>
+          <w:sz w:val="20"/>
+          <w:szCs w:val="20"/>
+        </w:rPr>
+      </w:pPr>
+    </w:p>
+    <w:p>
+      <w:pPr>
+        <w:pStyle w:val="ListParagraph"/>
+        <w:numPr>
+          <w:ilvl w:val="0"/>
+          <w:numId w:val="85"/>
+        </w:numPr>
+        <w:spacing w:after="0" w:line="240" w:lineRule="auto"/>
+        <w:rPr>
+          <w:rFonts w:cstheme="minorHAnsi"/>
+          <w:sz w:val="20"/>
+          <w:szCs w:val="20"/>
+        </w:rPr>
+      </w:pPr>
+      <w:r>
+        <w:rPr>
+          <w:rFonts w:cstheme="minorHAnsi"/>
+          <w:sz w:val="20"/>
+          <w:szCs w:val="20"/>
+        </w:rPr>
+        <w:t>Assign seat based on class preference</w:t>
+      </w:r>
+    </w:p>
+    <w:p>
+      <w:pPr>
+        <w:pStyle w:val="ListParagraph"/>
+        <w:numPr>
+          <w:ilvl w:val="0"/>
+          <w:numId w:val="85"/>
+        </w:numPr>
+        <w:spacing w:after="0" w:line="240" w:lineRule="auto"/>
+        <w:rPr>
+          <w:rFonts w:cstheme="minorHAnsi"/>
+          <w:sz w:val="20"/>
+          <w:szCs w:val="20"/>
+        </w:rPr>
+      </w:pPr>
+      <w:r>
+        <w:rPr>
+          <w:rFonts w:cstheme="minorHAnsi"/>
+          <w:sz w:val="20"/>
+          <w:szCs w:val="20"/>
+        </w:rPr>
+        <w:t>If preferred class full → assign next available class</w:t>
+      </w:r>
+    </w:p>
+    <w:p>
+      <w:pPr>
+        <w:pStyle w:val="ListParagraph"/>
+        <w:numPr>
+          <w:ilvl w:val="0"/>
+          <w:numId w:val="85"/>
+        </w:numPr>
+        <w:spacing w:after="0" w:line="240" w:lineRule="auto"/>
+        <w:rPr>
+          <w:rFonts w:cstheme="minorHAnsi"/>
+          <w:sz w:val="20"/>
+          <w:szCs w:val="20"/>
+        </w:rPr>
+      </w:pPr>
+      <w:r>
+        <w:rPr>
+          <w:rFonts w:cstheme="minorHAnsi"/>
+          <w:sz w:val="20"/>
+          <w:szCs w:val="20"/>
+        </w:rPr>
+        <w:t xml:space="preserve">Maintain seat map </w:t>
+      </w:r>
+      <w:proofErr w:type="spellStart"/>
+      <w:r>
+        <w:rPr>
+          <w:rFonts w:cstheme="minorHAnsi"/>
+          <w:sz w:val="20"/>
+          <w:szCs w:val="20"/>
+        </w:rPr>
+        <w:t>consistencya</w:t>
+      </w:r>
+      <w:proofErr w:type="spellEnd"/>
     </w:p>
     <w:p>
       <w:pPr>
@@ -15647,39 +15043,77 @@
     </w:p>
     <w:p>
       <w:pPr>
-        <w:spacing w:after="0" w:line="240" w:lineRule="auto"/>
-        <w:rPr>
-          <w:rFonts w:cstheme="minorHAnsi"/>
-          <w:b/>
-          <w:bCs/>
-          <w:sz w:val="20"/>
-          <w:szCs w:val="20"/>
-        </w:rPr>
-      </w:pPr>
-    </w:p>
-    <w:p>
-      <w:pPr>
-        <w:spacing w:after="0" w:line="240" w:lineRule="auto"/>
-        <w:rPr>
-          <w:rFonts w:cstheme="minorHAnsi"/>
-          <w:b/>
-          <w:bCs/>
-          <w:sz w:val="20"/>
-          <w:szCs w:val="20"/>
-        </w:rPr>
-      </w:pPr>
-    </w:p>
-    <w:p>
-      <w:pPr>
-        <w:spacing w:after="0" w:line="240" w:lineRule="auto"/>
-        <w:rPr>
-          <w:rFonts w:cstheme="minorHAnsi"/>
-          <w:b/>
-          <w:bCs/>
-          <w:sz w:val="20"/>
-          <w:szCs w:val="20"/>
-        </w:rPr>
-      </w:pPr>
+        <w:pStyle w:val="ListParagraph"/>
+        <w:numPr>
+          <w:ilvl w:val="0"/>
+          <w:numId w:val="88"/>
+        </w:numPr>
+        <w:spacing w:after="0" w:line="240" w:lineRule="auto"/>
+        <w:rPr>
+          <w:rFonts w:cstheme="minorHAnsi"/>
+          <w:sz w:val="20"/>
+          <w:szCs w:val="20"/>
+        </w:rPr>
+      </w:pPr>
+      <w:r>
+        <w:rPr>
+          <w:rFonts w:cstheme="minorHAnsi"/>
+          <w:sz w:val="20"/>
+          <w:szCs w:val="20"/>
+        </w:rPr>
+        <w:t>CREATE TABLE seats (seat_id INT PRIMARY KEY, class VARCHAR(20), status VARCHAR(20));</w:t>
+      </w:r>
+    </w:p>
+    <w:p>
+      <w:pPr>
+        <w:spacing w:after="0" w:line="240" w:lineRule="auto"/>
+        <w:rPr>
+          <w:rFonts w:cstheme="minorHAnsi"/>
+          <w:sz w:val="20"/>
+          <w:szCs w:val="20"/>
+        </w:rPr>
+      </w:pPr>
+    </w:p>
+    <w:p>
+      <w:pPr>
+        <w:pStyle w:val="ListParagraph"/>
+        <w:numPr>
+          <w:ilvl w:val="0"/>
+          <w:numId w:val="88"/>
+        </w:numPr>
+        <w:spacing w:after="0" w:line="240" w:lineRule="auto"/>
+        <w:rPr>
+          <w:rFonts w:cstheme="minorHAnsi"/>
+          <w:sz w:val="20"/>
+          <w:szCs w:val="20"/>
+        </w:rPr>
+      </w:pPr>
+      <w:r>
+        <w:rPr>
+          <w:rFonts w:cstheme="minorHAnsi"/>
+          <w:sz w:val="20"/>
+          <w:szCs w:val="20"/>
+        </w:rPr>
+        <w:t xml:space="preserve">CREATE TABLE bookings (booking_id INT, </w:t>
+      </w:r>
+      <w:proofErr w:type="spellStart"/>
+      <w:r>
+        <w:rPr>
+          <w:rFonts w:cstheme="minorHAnsi"/>
+          <w:sz w:val="20"/>
+          <w:szCs w:val="20"/>
+        </w:rPr>
+        <w:t>passenger_id</w:t>
+      </w:r>
+      <w:proofErr w:type="spellEnd"/>
+      <w:r>
+        <w:rPr>
+          <w:rFonts w:cstheme="minorHAnsi"/>
+          <w:sz w:val="20"/>
+          <w:szCs w:val="20"/>
+        </w:rPr>
+        <w:t xml:space="preserve"> INT, seat_id INT);</w:t>
+      </w:r>
     </w:p>
     <w:p>
       <w:pPr>
@@ -15720,16 +15154,6 @@
     </w:p>
     <w:p>
       <w:pPr>
-        <w:spacing w:after="0" w:line="240" w:lineRule="auto"/>
-        <w:rPr>
-          <w:rFonts w:cstheme="minorHAnsi"/>
-          <w:sz w:val="20"/>
-          <w:szCs w:val="20"/>
-        </w:rPr>
-      </w:pPr>
-    </w:p>
-    <w:p>
-      <w:pPr>
         <w:pStyle w:val="ListParagraph"/>
         <w:numPr>
           <w:ilvl w:val="1"/>
@@ -15745,26 +15169,105 @@
           <w:szCs w:val="20"/>
         </w:rPr>
       </w:pPr>
-    </w:p>
-    <w:p>
-      <w:pPr>
-        <w:spacing w:after="0" w:line="240" w:lineRule="auto"/>
-        <w:rPr>
-          <w:rFonts w:cstheme="minorHAnsi"/>
-          <w:sz w:val="20"/>
-          <w:szCs w:val="20"/>
-        </w:rPr>
-      </w:pPr>
-    </w:p>
-    <w:p>
-      <w:pPr>
-        <w:spacing w:after="0" w:line="240" w:lineRule="auto"/>
-        <w:rPr>
-          <w:rFonts w:cstheme="minorHAnsi"/>
-          <w:sz w:val="20"/>
-          <w:szCs w:val="20"/>
-        </w:rPr>
-      </w:pPr>
+      <w:r>
+        <w:rPr>
+          <w:rFonts w:cstheme="minorHAnsi"/>
+          <w:b/>
+          <w:bCs/>
+          <w:sz w:val="20"/>
+          <w:szCs w:val="20"/>
+        </w:rPr>
+        <w:t>Payroll – Monthly Salary Processing</w:t>
+      </w:r>
+    </w:p>
+    <w:p>
+      <w:pPr>
+        <w:spacing w:after="0" w:line="240" w:lineRule="auto"/>
+        <w:rPr>
+          <w:rFonts w:cstheme="minorHAnsi"/>
+          <w:sz w:val="20"/>
+          <w:szCs w:val="20"/>
+        </w:rPr>
+      </w:pPr>
+    </w:p>
+    <w:p>
+      <w:pPr>
+        <w:pStyle w:val="ListParagraph"/>
+        <w:numPr>
+          <w:ilvl w:val="0"/>
+          <w:numId w:val="85"/>
+        </w:numPr>
+        <w:spacing w:after="0" w:line="240" w:lineRule="auto"/>
+        <w:rPr>
+          <w:rFonts w:cstheme="minorHAnsi"/>
+          <w:sz w:val="20"/>
+          <w:szCs w:val="20"/>
+        </w:rPr>
+      </w:pPr>
+      <w:r>
+        <w:rPr>
+          <w:rFonts w:cstheme="minorHAnsi"/>
+          <w:sz w:val="20"/>
+          <w:szCs w:val="20"/>
+        </w:rPr>
+        <w:t>Calculate salary = base + bonus – tax</w:t>
+      </w:r>
+    </w:p>
+    <w:p>
+      <w:pPr>
+        <w:pStyle w:val="ListParagraph"/>
+        <w:numPr>
+          <w:ilvl w:val="0"/>
+          <w:numId w:val="85"/>
+        </w:numPr>
+        <w:spacing w:after="0" w:line="240" w:lineRule="auto"/>
+        <w:rPr>
+          <w:rFonts w:cstheme="minorHAnsi"/>
+          <w:sz w:val="20"/>
+          <w:szCs w:val="20"/>
+        </w:rPr>
+      </w:pPr>
+      <w:r>
+        <w:rPr>
+          <w:rFonts w:cstheme="minorHAnsi"/>
+          <w:sz w:val="20"/>
+          <w:szCs w:val="20"/>
+        </w:rPr>
+        <w:t xml:space="preserve">Insert into </w:t>
+      </w:r>
+      <w:proofErr w:type="spellStart"/>
+      <w:r>
+        <w:rPr>
+          <w:rFonts w:cstheme="minorHAnsi"/>
+          <w:sz w:val="20"/>
+          <w:szCs w:val="20"/>
+        </w:rPr>
+        <w:t>salary_history</w:t>
+      </w:r>
+      <w:proofErr w:type="spellEnd"/>
+    </w:p>
+    <w:p>
+      <w:pPr>
+        <w:pStyle w:val="ListParagraph"/>
+        <w:numPr>
+          <w:ilvl w:val="0"/>
+          <w:numId w:val="85"/>
+        </w:numPr>
+        <w:spacing w:after="0" w:line="240" w:lineRule="auto"/>
+        <w:rPr>
+          <w:rFonts w:cstheme="minorHAnsi"/>
+          <w:sz w:val="20"/>
+          <w:szCs w:val="20"/>
+        </w:rPr>
+      </w:pPr>
+      <w:r>
+        <w:rPr>
+          <w:rFonts w:cstheme="minorHAnsi"/>
+          <w:sz w:val="20"/>
+          <w:szCs w:val="20"/>
+        </w:rPr>
+        <w:t>Prevent duplicate processing for same month</w:t>
+      </w:r>
     </w:p>
     <w:p>
       <w:pPr>
@@ -15812,39 +15315,95 @@
     </w:p>
     <w:p>
       <w:pPr>
-        <w:spacing w:after="0" w:line="240" w:lineRule="auto"/>
-        <w:rPr>
-          <w:rFonts w:cstheme="minorHAnsi"/>
-          <w:b/>
-          <w:bCs/>
-          <w:sz w:val="20"/>
-          <w:szCs w:val="20"/>
-        </w:rPr>
-      </w:pPr>
-    </w:p>
-    <w:p>
-      <w:pPr>
-        <w:spacing w:after="0" w:line="240" w:lineRule="auto"/>
-        <w:rPr>
-          <w:rFonts w:cstheme="minorHAnsi"/>
-          <w:b/>
-          <w:bCs/>
-          <w:sz w:val="20"/>
-          <w:szCs w:val="20"/>
-        </w:rPr>
-      </w:pPr>
-    </w:p>
-    <w:p>
-      <w:pPr>
-        <w:spacing w:after="0" w:line="240" w:lineRule="auto"/>
-        <w:rPr>
-          <w:rFonts w:cstheme="minorHAnsi"/>
-          <w:b/>
-          <w:bCs/>
-          <w:sz w:val="20"/>
-          <w:szCs w:val="20"/>
-        </w:rPr>
-      </w:pPr>
+        <w:pStyle w:val="ListParagraph"/>
+        <w:numPr>
+          <w:ilvl w:val="0"/>
+          <w:numId w:val="90"/>
+        </w:numPr>
+        <w:spacing w:after="0" w:line="240" w:lineRule="auto"/>
+        <w:rPr>
+          <w:rFonts w:cstheme="minorHAnsi"/>
+          <w:sz w:val="20"/>
+          <w:szCs w:val="20"/>
+        </w:rPr>
+      </w:pPr>
+      <w:r>
+        <w:rPr>
+          <w:rFonts w:cstheme="minorHAnsi"/>
+          <w:sz w:val="20"/>
+          <w:szCs w:val="20"/>
+        </w:rPr>
+        <w:t xml:space="preserve">CREATE TABLE employees (emp_id INT, </w:t>
+      </w:r>
+      <w:proofErr w:type="spellStart"/>
+      <w:r>
+        <w:rPr>
+          <w:rFonts w:cstheme="minorHAnsi"/>
+          <w:sz w:val="20"/>
+          <w:szCs w:val="20"/>
+        </w:rPr>
+        <w:t>base_salary</w:t>
+      </w:r>
+      <w:proofErr w:type="spellEnd"/>
+      <w:r>
+        <w:rPr>
+          <w:rFonts w:cstheme="minorHAnsi"/>
+          <w:sz w:val="20"/>
+          <w:szCs w:val="20"/>
+        </w:rPr>
+        <w:t xml:space="preserve"> DECIMAL(10,2), bonus DECIMAL(10,2), tax DECIMAL(10,2));</w:t>
+      </w:r>
+    </w:p>
+    <w:p>
+      <w:pPr>
+        <w:spacing w:after="0" w:line="240" w:lineRule="auto"/>
+        <w:rPr>
+          <w:rFonts w:cstheme="minorHAnsi"/>
+          <w:sz w:val="20"/>
+          <w:szCs w:val="20"/>
+        </w:rPr>
+      </w:pPr>
+    </w:p>
+    <w:p>
+      <w:pPr>
+        <w:pStyle w:val="ListParagraph"/>
+        <w:numPr>
+          <w:ilvl w:val="0"/>
+          <w:numId w:val="90"/>
+        </w:numPr>
+        <w:spacing w:after="0" w:line="240" w:lineRule="auto"/>
+        <w:rPr>
+          <w:rFonts w:cstheme="minorHAnsi"/>
+          <w:sz w:val="20"/>
+          <w:szCs w:val="20"/>
+        </w:rPr>
+      </w:pPr>
+      <w:r>
+        <w:rPr>
+          <w:rFonts w:cstheme="minorHAnsi"/>
+          <w:sz w:val="20"/>
+          <w:szCs w:val="20"/>
+        </w:rPr>
+        <w:t xml:space="preserve">CREATE TABLE </w:t>
+      </w:r>
+      <w:proofErr w:type="spellStart"/>
+      <w:r>
+        <w:rPr>
+          <w:rFonts w:cstheme="minorHAnsi"/>
+          <w:sz w:val="20"/>
+          <w:szCs w:val="20"/>
+        </w:rPr>
+        <w:t>salary_history</w:t>
+      </w:r>
+      <w:proofErr w:type="spellEnd"/>
+      <w:r>
+        <w:rPr>
+          <w:rFonts w:cstheme="minorHAnsi"/>
+          <w:sz w:val="20"/>
+          <w:szCs w:val="20"/>
+        </w:rPr>
+        <w:t xml:space="preserve"> (emp_id INT, month VARCHAR(20), net_salary DECIMAL(10,2));</w:t>
+      </w:r>
     </w:p>
     <w:p>
       <w:pPr>
@@ -15864,28 +15423,6 @@
         <w:spacing w:after="0" w:line="240" w:lineRule="auto"/>
         <w:rPr>
           <w:rFonts w:cstheme="minorHAnsi"/>
-          <w:b/>
-          <w:bCs/>
-          <w:sz w:val="20"/>
-          <w:szCs w:val="20"/>
-        </w:rPr>
-      </w:pPr>
-    </w:p>
-    <w:p>
-      <w:pPr>
-        <w:spacing w:after="0" w:line="240" w:lineRule="auto"/>
-        <w:rPr>
-          <w:rFonts w:cstheme="minorHAnsi"/>
-          <w:sz w:val="20"/>
-          <w:szCs w:val="20"/>
-        </w:rPr>
-      </w:pPr>
-    </w:p>
-    <w:p>
-      <w:pPr>
-        <w:spacing w:after="0" w:line="240" w:lineRule="auto"/>
-        <w:rPr>
-          <w:rFonts w:cstheme="minorHAnsi"/>
           <w:sz w:val="20"/>
           <w:szCs w:val="20"/>
         </w:rPr>
@@ -15908,26 +15445,95 @@
           <w:szCs w:val="20"/>
         </w:rPr>
       </w:pPr>
-    </w:p>
-    <w:p>
-      <w:pPr>
-        <w:spacing w:after="0" w:line="240" w:lineRule="auto"/>
-        <w:rPr>
-          <w:rFonts w:cstheme="minorHAnsi"/>
-          <w:sz w:val="20"/>
-          <w:szCs w:val="20"/>
-        </w:rPr>
-      </w:pPr>
-    </w:p>
-    <w:p>
-      <w:pPr>
-        <w:spacing w:after="0" w:line="240" w:lineRule="auto"/>
-        <w:rPr>
-          <w:rFonts w:cstheme="minorHAnsi"/>
-          <w:sz w:val="20"/>
-          <w:szCs w:val="20"/>
-        </w:rPr>
-      </w:pPr>
+      <w:r>
+        <w:rPr>
+          <w:rFonts w:cstheme="minorHAnsi"/>
+          <w:b/>
+          <w:bCs/>
+          <w:sz w:val="20"/>
+          <w:szCs w:val="20"/>
+        </w:rPr>
+        <w:t>Subscription – Prorated Billing</w:t>
+      </w:r>
+    </w:p>
+    <w:p>
+      <w:pPr>
+        <w:spacing w:after="0" w:line="240" w:lineRule="auto"/>
+        <w:rPr>
+          <w:rFonts w:cstheme="minorHAnsi"/>
+          <w:sz w:val="20"/>
+          <w:szCs w:val="20"/>
+        </w:rPr>
+      </w:pPr>
+    </w:p>
+    <w:p>
+      <w:pPr>
+        <w:pStyle w:val="ListParagraph"/>
+        <w:numPr>
+          <w:ilvl w:val="0"/>
+          <w:numId w:val="85"/>
+        </w:numPr>
+        <w:spacing w:after="0" w:line="240" w:lineRule="auto"/>
+        <w:rPr>
+          <w:rFonts w:cstheme="minorHAnsi"/>
+          <w:sz w:val="20"/>
+          <w:szCs w:val="20"/>
+        </w:rPr>
+      </w:pPr>
+      <w:r>
+        <w:rPr>
+          <w:rFonts w:cstheme="minorHAnsi"/>
+          <w:sz w:val="20"/>
+          <w:szCs w:val="20"/>
+        </w:rPr>
+        <w:t>Calculate bill based on remaining days in month</w:t>
+      </w:r>
+    </w:p>
+    <w:p>
+      <w:pPr>
+        <w:pStyle w:val="ListParagraph"/>
+        <w:numPr>
+          <w:ilvl w:val="0"/>
+          <w:numId w:val="85"/>
+        </w:numPr>
+        <w:spacing w:after="0" w:line="240" w:lineRule="auto"/>
+        <w:rPr>
+          <w:rFonts w:cstheme="minorHAnsi"/>
+          <w:sz w:val="20"/>
+          <w:szCs w:val="20"/>
+        </w:rPr>
+      </w:pPr>
+      <w:r>
+        <w:rPr>
+          <w:rFonts w:cstheme="minorHAnsi"/>
+          <w:sz w:val="20"/>
+          <w:szCs w:val="20"/>
+        </w:rPr>
+        <w:t>Update billing table</w:t>
+      </w:r>
+    </w:p>
+    <w:p>
+      <w:pPr>
+        <w:pStyle w:val="ListParagraph"/>
+        <w:numPr>
+          <w:ilvl w:val="0"/>
+          <w:numId w:val="85"/>
+        </w:numPr>
+        <w:spacing w:after="0" w:line="240" w:lineRule="auto"/>
+        <w:rPr>
+          <w:rFonts w:cstheme="minorHAnsi"/>
+          <w:sz w:val="20"/>
+          <w:szCs w:val="20"/>
+        </w:rPr>
+      </w:pPr>
+      <w:r>
+        <w:rPr>
+          <w:rFonts w:cstheme="minorHAnsi"/>
+          <w:sz w:val="20"/>
+          <w:szCs w:val="20"/>
+        </w:rPr>
+        <w:t>Handle mid-month plan change</w:t>
+      </w:r>
     </w:p>
     <w:p>
       <w:pPr>
@@ -15975,53 +15581,131 @@
     </w:p>
     <w:p>
       <w:pPr>
-        <w:spacing w:after="0" w:line="240" w:lineRule="auto"/>
-        <w:rPr>
-          <w:rFonts w:cstheme="minorHAnsi"/>
-          <w:sz w:val="20"/>
-          <w:szCs w:val="20"/>
-        </w:rPr>
-      </w:pPr>
-    </w:p>
-    <w:p>
-      <w:pPr>
-        <w:spacing w:after="0" w:line="240" w:lineRule="auto"/>
-        <w:rPr>
-          <w:rFonts w:cstheme="minorHAnsi"/>
-          <w:sz w:val="20"/>
-          <w:szCs w:val="20"/>
-        </w:rPr>
-      </w:pPr>
-    </w:p>
-    <w:p>
-      <w:pPr>
-        <w:spacing w:after="0" w:line="240" w:lineRule="auto"/>
-        <w:rPr>
-          <w:rFonts w:cstheme="minorHAnsi"/>
-          <w:sz w:val="20"/>
-          <w:szCs w:val="20"/>
-        </w:rPr>
-      </w:pPr>
-    </w:p>
-    <w:p>
-      <w:pPr>
-        <w:spacing w:after="0" w:line="240" w:lineRule="auto"/>
-        <w:rPr>
-          <w:rFonts w:cstheme="minorHAnsi"/>
-          <w:sz w:val="20"/>
-          <w:szCs w:val="20"/>
-        </w:rPr>
-      </w:pPr>
-    </w:p>
-    <w:p>
-      <w:pPr>
-        <w:spacing w:after="0" w:line="240" w:lineRule="auto"/>
-        <w:rPr>
-          <w:rFonts w:cstheme="minorHAnsi"/>
-          <w:sz w:val="20"/>
-          <w:szCs w:val="20"/>
-        </w:rPr>
-      </w:pPr>
+        <w:pStyle w:val="ListParagraph"/>
+        <w:numPr>
+          <w:ilvl w:val="0"/>
+          <w:numId w:val="91"/>
+        </w:numPr>
+        <w:spacing w:after="0" w:line="240" w:lineRule="auto"/>
+        <w:rPr>
+          <w:rFonts w:cstheme="minorHAnsi"/>
+          <w:sz w:val="20"/>
+          <w:szCs w:val="20"/>
+        </w:rPr>
+      </w:pPr>
+      <w:r>
+        <w:rPr>
+          <w:rFonts w:cstheme="minorHAnsi"/>
+          <w:sz w:val="20"/>
+          <w:szCs w:val="20"/>
+        </w:rPr>
+        <w:t>CREATE TABLE subscriptions (</w:t>
+      </w:r>
+      <w:proofErr w:type="spellStart"/>
+      <w:r>
+        <w:rPr>
+          <w:rFonts w:cstheme="minorHAnsi"/>
+          <w:sz w:val="20"/>
+          <w:szCs w:val="20"/>
+        </w:rPr>
+        <w:t>user_id</w:t>
+      </w:r>
+      <w:proofErr w:type="spellEnd"/>
+      <w:r>
+        <w:rPr>
+          <w:rFonts w:cstheme="minorHAnsi"/>
+          <w:sz w:val="20"/>
+          <w:szCs w:val="20"/>
+        </w:rPr>
+        <w:t xml:space="preserve"> INT, </w:t>
+      </w:r>
+      <w:proofErr w:type="spellStart"/>
+      <w:r>
+        <w:rPr>
+          <w:rFonts w:cstheme="minorHAnsi"/>
+          <w:sz w:val="20"/>
+          <w:szCs w:val="20"/>
+        </w:rPr>
+        <w:t>plan_price</w:t>
+      </w:r>
+      <w:proofErr w:type="spellEnd"/>
+      <w:r>
+        <w:rPr>
+          <w:rFonts w:cstheme="minorHAnsi"/>
+          <w:sz w:val="20"/>
+          <w:szCs w:val="20"/>
+        </w:rPr>
+        <w:t xml:space="preserve"> DECIMAL(10,2), start_date DATE);</w:t>
+      </w:r>
+    </w:p>
+    <w:p>
+      <w:pPr>
+        <w:spacing w:after="0" w:line="240" w:lineRule="auto"/>
+        <w:rPr>
+          <w:rFonts w:cstheme="minorHAnsi"/>
+          <w:sz w:val="20"/>
+          <w:szCs w:val="20"/>
+        </w:rPr>
+      </w:pPr>
+    </w:p>
+    <w:p>
+      <w:pPr>
+        <w:pStyle w:val="ListParagraph"/>
+        <w:numPr>
+          <w:ilvl w:val="0"/>
+          <w:numId w:val="91"/>
+        </w:numPr>
+        <w:spacing w:after="0" w:line="240" w:lineRule="auto"/>
+        <w:rPr>
+          <w:rFonts w:cstheme="minorHAnsi"/>
+          <w:sz w:val="20"/>
+          <w:szCs w:val="20"/>
+        </w:rPr>
+      </w:pPr>
+      <w:r>
+        <w:rPr>
+          <w:rFonts w:cstheme="minorHAnsi"/>
+          <w:sz w:val="20"/>
+          <w:szCs w:val="20"/>
+        </w:rPr>
+        <w:t xml:space="preserve">CREATE TABLE billing (bill_id INT AUTO_INCREMENT PRIMARY KEY, </w:t>
+      </w:r>
+      <w:proofErr w:type="spellStart"/>
+      <w:r>
+        <w:rPr>
+          <w:rFonts w:cstheme="minorHAnsi"/>
+          <w:sz w:val="20"/>
+          <w:szCs w:val="20"/>
+        </w:rPr>
+        <w:t>user_id</w:t>
+      </w:r>
+      <w:proofErr w:type="spellEnd"/>
+      <w:r>
+        <w:rPr>
+          <w:rFonts w:cstheme="minorHAnsi"/>
+          <w:sz w:val="20"/>
+          <w:szCs w:val="20"/>
+        </w:rPr>
+        <w:t xml:space="preserve"> INT, amount DECIMAL(10,2), </w:t>
+      </w:r>
+      <w:proofErr w:type="spellStart"/>
+      <w:r>
+        <w:rPr>
+          <w:rFonts w:cstheme="minorHAnsi"/>
+          <w:sz w:val="20"/>
+          <w:szCs w:val="20"/>
+        </w:rPr>
+        <w:t>bill_date</w:t>
+      </w:r>
+      <w:proofErr w:type="spellEnd"/>
+      <w:r>
+        <w:rPr>
+          <w:rFonts w:cstheme="minorHAnsi"/>
+          <w:sz w:val="20"/>
+          <w:szCs w:val="20"/>
+        </w:rPr>
+        <w:t xml:space="preserve"> DATE);</w:t>
+      </w:r>
     </w:p>
     <w:p>
       <w:pPr>
@@ -16048,16 +15732,6 @@
     </w:p>
     <w:p>
       <w:pPr>
-        <w:spacing w:after="0" w:line="240" w:lineRule="auto"/>
-        <w:rPr>
-          <w:rFonts w:cstheme="minorHAnsi"/>
-          <w:sz w:val="20"/>
-          <w:szCs w:val="20"/>
-        </w:rPr>
-      </w:pPr>
-    </w:p>
-    <w:p>
-      <w:pPr>
         <w:pStyle w:val="ListParagraph"/>
         <w:numPr>
           <w:ilvl w:val="1"/>
@@ -16073,36 +15747,72 @@
           <w:szCs w:val="20"/>
         </w:rPr>
       </w:pPr>
-    </w:p>
-    <w:p>
-      <w:pPr>
-        <w:spacing w:after="0" w:line="240" w:lineRule="auto"/>
-        <w:rPr>
-          <w:rFonts w:cstheme="minorHAnsi"/>
-          <w:sz w:val="20"/>
-          <w:szCs w:val="20"/>
-        </w:rPr>
-      </w:pPr>
-    </w:p>
-    <w:p>
-      <w:pPr>
-        <w:spacing w:after="0" w:line="240" w:lineRule="auto"/>
-        <w:rPr>
-          <w:rFonts w:cstheme="minorHAnsi"/>
-          <w:sz w:val="20"/>
-          <w:szCs w:val="20"/>
-        </w:rPr>
-      </w:pPr>
-    </w:p>
-    <w:p>
-      <w:pPr>
-        <w:spacing w:after="0" w:line="240" w:lineRule="auto"/>
-        <w:rPr>
-          <w:rFonts w:cstheme="minorHAnsi"/>
-          <w:sz w:val="20"/>
-          <w:szCs w:val="20"/>
-        </w:rPr>
-      </w:pPr>
+      <w:r>
+        <w:rPr>
+          <w:rFonts w:cstheme="minorHAnsi"/>
+          <w:b/>
+          <w:bCs/>
+          <w:sz w:val="20"/>
+          <w:szCs w:val="20"/>
+        </w:rPr>
+        <w:t>Inventory – Batch-wise Expiry Handling</w:t>
+      </w:r>
+    </w:p>
+    <w:p>
+      <w:pPr>
+        <w:spacing w:after="0" w:line="240" w:lineRule="auto"/>
+        <w:rPr>
+          <w:rFonts w:cstheme="minorHAnsi"/>
+          <w:sz w:val="20"/>
+          <w:szCs w:val="20"/>
+        </w:rPr>
+      </w:pPr>
+    </w:p>
+    <w:p>
+      <w:pPr>
+        <w:pStyle w:val="ListParagraph"/>
+        <w:numPr>
+          <w:ilvl w:val="0"/>
+          <w:numId w:val="85"/>
+        </w:numPr>
+        <w:spacing w:after="0" w:line="240" w:lineRule="auto"/>
+        <w:rPr>
+          <w:rFonts w:cstheme="minorHAnsi"/>
+          <w:sz w:val="20"/>
+          <w:szCs w:val="20"/>
+        </w:rPr>
+      </w:pPr>
+      <w:r>
+        <w:rPr>
+          <w:rFonts w:cstheme="minorHAnsi"/>
+          <w:sz w:val="20"/>
+          <w:szCs w:val="20"/>
+        </w:rPr>
+        <w:t>Deduct stock from oldest batch first (FIFO)</w:t>
+      </w:r>
+    </w:p>
+    <w:p>
+      <w:pPr>
+        <w:pStyle w:val="ListParagraph"/>
+        <w:numPr>
+          <w:ilvl w:val="0"/>
+          <w:numId w:val="85"/>
+        </w:numPr>
+        <w:spacing w:after="0" w:line="240" w:lineRule="auto"/>
+        <w:rPr>
+          <w:rFonts w:cstheme="minorHAnsi"/>
+          <w:sz w:val="20"/>
+          <w:szCs w:val="20"/>
+        </w:rPr>
+      </w:pPr>
+      <w:r>
+        <w:rPr>
+          <w:rFonts w:cstheme="minorHAnsi"/>
+          <w:sz w:val="20"/>
+          <w:szCs w:val="20"/>
+        </w:rPr>
+        <w:t>Prevent sale of expired batch</w:t>
+      </w:r>
     </w:p>
     <w:p>
       <w:pPr>
@@ -16150,75 +15860,26 @@
     </w:p>
     <w:p>
       <w:pPr>
-        <w:spacing w:after="0" w:line="240" w:lineRule="auto"/>
-        <w:rPr>
-          <w:rFonts w:cstheme="minorHAnsi"/>
-          <w:b/>
-          <w:bCs/>
-          <w:sz w:val="20"/>
-          <w:szCs w:val="20"/>
-        </w:rPr>
-      </w:pPr>
-    </w:p>
-    <w:p>
-      <w:pPr>
-        <w:spacing w:after="0" w:line="240" w:lineRule="auto"/>
-        <w:rPr>
-          <w:rFonts w:cstheme="minorHAnsi"/>
-          <w:b/>
-          <w:bCs/>
-          <w:sz w:val="20"/>
-          <w:szCs w:val="20"/>
-        </w:rPr>
-      </w:pPr>
-    </w:p>
-    <w:p>
-      <w:pPr>
-        <w:spacing w:after="0" w:line="240" w:lineRule="auto"/>
-        <w:rPr>
-          <w:rFonts w:cstheme="minorHAnsi"/>
-          <w:b/>
-          <w:bCs/>
-          <w:sz w:val="20"/>
-          <w:szCs w:val="20"/>
-        </w:rPr>
-      </w:pPr>
-    </w:p>
-    <w:p>
-      <w:pPr>
-        <w:spacing w:after="0" w:line="240" w:lineRule="auto"/>
-        <w:rPr>
-          <w:rFonts w:cstheme="minorHAnsi"/>
-          <w:b/>
-          <w:bCs/>
-          <w:sz w:val="20"/>
-          <w:szCs w:val="20"/>
-        </w:rPr>
-      </w:pPr>
-    </w:p>
-    <w:p>
-      <w:pPr>
-        <w:spacing w:after="0" w:line="240" w:lineRule="auto"/>
-        <w:rPr>
-          <w:rFonts w:cstheme="minorHAnsi"/>
-          <w:b/>
-          <w:bCs/>
-          <w:sz w:val="20"/>
-          <w:szCs w:val="20"/>
-        </w:rPr>
-      </w:pPr>
-    </w:p>
-    <w:p>
-      <w:pPr>
-        <w:spacing w:after="0" w:line="240" w:lineRule="auto"/>
-        <w:rPr>
-          <w:rFonts w:cstheme="minorHAnsi"/>
-          <w:b/>
-          <w:bCs/>
-          <w:sz w:val="20"/>
-          <w:szCs w:val="20"/>
-        </w:rPr>
-      </w:pPr>
+        <w:pStyle w:val="ListParagraph"/>
+        <w:numPr>
+          <w:ilvl w:val="0"/>
+          <w:numId w:val="92"/>
+        </w:numPr>
+        <w:spacing w:after="0" w:line="240" w:lineRule="auto"/>
+        <w:rPr>
+          <w:rFonts w:cstheme="minorHAnsi"/>
+          <w:sz w:val="20"/>
+          <w:szCs w:val="20"/>
+        </w:rPr>
+      </w:pPr>
+      <w:r>
+        <w:rPr>
+          <w:rFonts w:cstheme="minorHAnsi"/>
+          <w:sz w:val="20"/>
+          <w:szCs w:val="20"/>
+        </w:rPr>
+        <w:t>CREATE TABLE product_batches (batch_id INT, product_id INT, quantity INT, expiry_date DATE);</w:t>
+      </w:r>
     </w:p>
     <w:p>
       <w:pPr>
@@ -16247,26 +15908,6 @@
     </w:p>
     <w:p>
       <w:pPr>
-        <w:spacing w:after="0" w:line="240" w:lineRule="auto"/>
-        <w:rPr>
-          <w:rFonts w:cstheme="minorHAnsi"/>
-          <w:sz w:val="20"/>
-          <w:szCs w:val="20"/>
-        </w:rPr>
-      </w:pPr>
-    </w:p>
-    <w:p>
-      <w:pPr>
-        <w:spacing w:after="0" w:line="240" w:lineRule="auto"/>
-        <w:rPr>
-          <w:rFonts w:cstheme="minorHAnsi"/>
-          <w:sz w:val="20"/>
-          <w:szCs w:val="20"/>
-        </w:rPr>
-      </w:pPr>
-    </w:p>
-    <w:p>
-      <w:pPr>
         <w:pStyle w:val="ListParagraph"/>
         <w:numPr>
           <w:ilvl w:val="1"/>
@@ -16282,16 +15923,118 @@
           <w:szCs w:val="20"/>
         </w:rPr>
       </w:pPr>
-    </w:p>
-    <w:p>
-      <w:pPr>
-        <w:spacing w:after="0" w:line="240" w:lineRule="auto"/>
-        <w:rPr>
-          <w:rFonts w:cstheme="minorHAnsi"/>
-          <w:sz w:val="20"/>
-          <w:szCs w:val="20"/>
-        </w:rPr>
-      </w:pPr>
+      <w:r>
+        <w:rPr>
+          <w:rFonts w:cstheme="minorHAnsi"/>
+          <w:b/>
+          <w:bCs/>
+          <w:sz w:val="20"/>
+          <w:szCs w:val="20"/>
+        </w:rPr>
+        <w:t>Ride Sharing – Driver Matching System</w:t>
+      </w:r>
+    </w:p>
+    <w:p>
+      <w:pPr>
+        <w:spacing w:after="0" w:line="240" w:lineRule="auto"/>
+        <w:rPr>
+          <w:rFonts w:cstheme="minorHAnsi"/>
+          <w:sz w:val="20"/>
+          <w:szCs w:val="20"/>
+        </w:rPr>
+      </w:pPr>
+    </w:p>
+    <w:p>
+      <w:pPr>
+        <w:pStyle w:val="ListParagraph"/>
+        <w:numPr>
+          <w:ilvl w:val="0"/>
+          <w:numId w:val="85"/>
+        </w:numPr>
+        <w:spacing w:after="0" w:line="240" w:lineRule="auto"/>
+        <w:rPr>
+          <w:rFonts w:cstheme="minorHAnsi"/>
+          <w:sz w:val="20"/>
+          <w:szCs w:val="20"/>
+        </w:rPr>
+      </w:pPr>
+      <w:r>
+        <w:rPr>
+          <w:rFonts w:cstheme="minorHAnsi"/>
+          <w:sz w:val="20"/>
+          <w:szCs w:val="20"/>
+        </w:rPr>
+        <w:t>Find nearest available driver</w:t>
+      </w:r>
+    </w:p>
+    <w:p>
+      <w:pPr>
+        <w:pStyle w:val="ListParagraph"/>
+        <w:numPr>
+          <w:ilvl w:val="0"/>
+          <w:numId w:val="85"/>
+        </w:numPr>
+        <w:spacing w:after="0" w:line="240" w:lineRule="auto"/>
+        <w:rPr>
+          <w:rFonts w:cstheme="minorHAnsi"/>
+          <w:sz w:val="20"/>
+          <w:szCs w:val="20"/>
+        </w:rPr>
+      </w:pPr>
+      <w:r>
+        <w:rPr>
+          <w:rFonts w:cstheme="minorHAnsi"/>
+          <w:sz w:val="20"/>
+          <w:szCs w:val="20"/>
+        </w:rPr>
+        <w:t>Assign ride</w:t>
+      </w:r>
+    </w:p>
+    <w:p>
+      <w:pPr>
+        <w:pStyle w:val="ListParagraph"/>
+        <w:numPr>
+          <w:ilvl w:val="0"/>
+          <w:numId w:val="85"/>
+        </w:numPr>
+        <w:spacing w:after="0" w:line="240" w:lineRule="auto"/>
+        <w:rPr>
+          <w:rFonts w:cstheme="minorHAnsi"/>
+          <w:sz w:val="20"/>
+          <w:szCs w:val="20"/>
+        </w:rPr>
+      </w:pPr>
+      <w:r>
+        <w:rPr>
+          <w:rFonts w:cstheme="minorHAnsi"/>
+          <w:sz w:val="20"/>
+          <w:szCs w:val="20"/>
+        </w:rPr>
+        <w:t>Update driver status</w:t>
+      </w:r>
+    </w:p>
+    <w:p>
+      <w:pPr>
+        <w:pStyle w:val="ListParagraph"/>
+        <w:numPr>
+          <w:ilvl w:val="0"/>
+          <w:numId w:val="85"/>
+        </w:numPr>
+        <w:spacing w:after="0" w:line="240" w:lineRule="auto"/>
+        <w:rPr>
+          <w:rFonts w:cstheme="minorHAnsi"/>
+          <w:sz w:val="20"/>
+          <w:szCs w:val="20"/>
+        </w:rPr>
+      </w:pPr>
+      <w:r>
+        <w:rPr>
+          <w:rFonts w:cstheme="minorHAnsi"/>
+          <w:sz w:val="20"/>
+          <w:szCs w:val="20"/>
+        </w:rPr>
+        <w:t>Handle race condition (multiple requests)</w:t>
+      </w:r>
     </w:p>
     <w:p>
       <w:pPr>
@@ -16314,6 +16057,16 @@
           <w:szCs w:val="20"/>
         </w:rPr>
       </w:pPr>
+      <w:r>
+        <w:rPr>
+          <w:rFonts w:cstheme="minorHAnsi"/>
+          <w:b/>
+          <w:bCs/>
+          <w:sz w:val="20"/>
+          <w:szCs w:val="20"/>
+        </w:rPr>
+        <w:t>Table Structure</w:t>
+      </w:r>
     </w:p>
     <w:p>
       <w:pPr>
@@ -16328,6 +16081,47 @@
     </w:p>
     <w:p>
       <w:pPr>
+        <w:pStyle w:val="ListParagraph"/>
+        <w:numPr>
+          <w:ilvl w:val="0"/>
+          <w:numId w:val="93"/>
+        </w:numPr>
+        <w:spacing w:after="0" w:line="240" w:lineRule="auto"/>
+        <w:rPr>
+          <w:rFonts w:cstheme="minorHAnsi"/>
+          <w:sz w:val="20"/>
+          <w:szCs w:val="20"/>
+        </w:rPr>
+      </w:pPr>
+      <w:r>
+        <w:rPr>
+          <w:rFonts w:cstheme="minorHAnsi"/>
+          <w:sz w:val="20"/>
+          <w:szCs w:val="20"/>
+        </w:rPr>
+        <w:t>CREATE TABLE drivers (</w:t>
+      </w:r>
+      <w:proofErr w:type="spellStart"/>
+      <w:r>
+        <w:rPr>
+          <w:rFonts w:cstheme="minorHAnsi"/>
+          <w:sz w:val="20"/>
+          <w:szCs w:val="20"/>
+        </w:rPr>
+        <w:t>driver_id</w:t>
+      </w:r>
+      <w:proofErr w:type="spellEnd"/>
+      <w:r>
+        <w:rPr>
+          <w:rFonts w:cstheme="minorHAnsi"/>
+          <w:sz w:val="20"/>
+          <w:szCs w:val="20"/>
+        </w:rPr>
+        <w:t xml:space="preserve"> INT, location INT, status VARCHAR(20));</w:t>
+      </w:r>
+    </w:p>
+    <w:p>
+      <w:pPr>
         <w:spacing w:after="0" w:line="240" w:lineRule="auto"/>
         <w:ind w:left="66"/>
         <w:rPr>
@@ -16339,68 +16133,80 @@
     </w:p>
     <w:p>
       <w:pPr>
-        <w:spacing w:after="0" w:line="240" w:lineRule="auto"/>
-        <w:ind w:left="66"/>
-        <w:rPr>
-          <w:rFonts w:cstheme="minorHAnsi"/>
-          <w:sz w:val="20"/>
-          <w:szCs w:val="20"/>
-        </w:rPr>
-      </w:pPr>
-    </w:p>
-    <w:p>
-      <w:pPr>
-        <w:spacing w:after="0" w:line="240" w:lineRule="auto"/>
-        <w:ind w:left="66"/>
-        <w:rPr>
-          <w:rFonts w:cstheme="minorHAnsi"/>
-          <w:sz w:val="20"/>
-          <w:szCs w:val="20"/>
-        </w:rPr>
-      </w:pPr>
-      <w:r>
-        <w:rPr>
-          <w:rFonts w:cstheme="minorHAnsi"/>
-          <w:b/>
-          <w:bCs/>
-          <w:sz w:val="20"/>
-          <w:szCs w:val="20"/>
-        </w:rPr>
-        <w:t>Table Structure</w:t>
-      </w:r>
-    </w:p>
-    <w:p>
-      <w:pPr>
-        <w:spacing w:after="0" w:line="240" w:lineRule="auto"/>
-        <w:ind w:left="66"/>
-        <w:rPr>
-          <w:rFonts w:cstheme="minorHAnsi"/>
-          <w:sz w:val="20"/>
-          <w:szCs w:val="20"/>
-        </w:rPr>
-      </w:pPr>
-    </w:p>
-    <w:p>
-      <w:pPr>
-        <w:spacing w:after="0" w:line="240" w:lineRule="auto"/>
-        <w:ind w:left="66"/>
-        <w:rPr>
-          <w:rFonts w:cstheme="minorHAnsi"/>
-          <w:sz w:val="20"/>
-          <w:szCs w:val="20"/>
-        </w:rPr>
-      </w:pPr>
-    </w:p>
-    <w:p>
-      <w:pPr>
-        <w:spacing w:after="0" w:line="240" w:lineRule="auto"/>
-        <w:ind w:left="66"/>
-        <w:rPr>
-          <w:rFonts w:cstheme="minorHAnsi"/>
-          <w:sz w:val="20"/>
-          <w:szCs w:val="20"/>
-        </w:rPr>
-      </w:pPr>
+        <w:pStyle w:val="ListParagraph"/>
+        <w:numPr>
+          <w:ilvl w:val="0"/>
+          <w:numId w:val="93"/>
+        </w:numPr>
+        <w:spacing w:after="0" w:line="240" w:lineRule="auto"/>
+        <w:rPr>
+          <w:rFonts w:cstheme="minorHAnsi"/>
+          <w:sz w:val="20"/>
+          <w:szCs w:val="20"/>
+        </w:rPr>
+      </w:pPr>
+      <w:r>
+        <w:rPr>
+          <w:rFonts w:cstheme="minorHAnsi"/>
+          <w:sz w:val="20"/>
+          <w:szCs w:val="20"/>
+        </w:rPr>
+        <w:t>CREATE TABLE rides (</w:t>
+      </w:r>
+      <w:proofErr w:type="spellStart"/>
+      <w:r>
+        <w:rPr>
+          <w:rFonts w:cstheme="minorHAnsi"/>
+          <w:sz w:val="20"/>
+          <w:szCs w:val="20"/>
+        </w:rPr>
+        <w:t>ride_id</w:t>
+      </w:r>
+      <w:proofErr w:type="spellEnd"/>
+      <w:r>
+        <w:rPr>
+          <w:rFonts w:cstheme="minorHAnsi"/>
+          <w:sz w:val="20"/>
+          <w:szCs w:val="20"/>
+        </w:rPr>
+        <w:t xml:space="preserve"> INT, </w:t>
+      </w:r>
+      <w:proofErr w:type="spellStart"/>
+      <w:r>
+        <w:rPr>
+          <w:rFonts w:cstheme="minorHAnsi"/>
+          <w:sz w:val="20"/>
+          <w:szCs w:val="20"/>
+        </w:rPr>
+        <w:t>driver_id</w:t>
+      </w:r>
+      <w:proofErr w:type="spellEnd"/>
+      <w:r>
+        <w:rPr>
+          <w:rFonts w:cstheme="minorHAnsi"/>
+          <w:sz w:val="20"/>
+          <w:szCs w:val="20"/>
+        </w:rPr>
+        <w:t xml:space="preserve"> INT, </w:t>
+      </w:r>
+      <w:proofErr w:type="spellStart"/>
+      <w:r>
+        <w:rPr>
+          <w:rFonts w:cstheme="minorHAnsi"/>
+          <w:sz w:val="20"/>
+          <w:szCs w:val="20"/>
+        </w:rPr>
+        <w:t>user_id</w:t>
+      </w:r>
+      <w:proofErr w:type="spellEnd"/>
+      <w:r>
+        <w:rPr>
+          <w:rFonts w:cstheme="minorHAnsi"/>
+          <w:sz w:val="20"/>
+          <w:szCs w:val="20"/>
+        </w:rPr>
+        <w:t xml:space="preserve"> INT);</w:t>
+      </w:r>
     </w:p>
     <w:p>
       <w:pPr>
@@ -16418,115 +16224,6 @@
     <w:p>
       <w:pPr>
         <w:spacing w:after="0" w:line="240" w:lineRule="auto"/>
-        <w:ind w:left="66"/>
-        <w:rPr>
-          <w:rFonts w:cstheme="minorHAnsi"/>
-          <w:sz w:val="20"/>
-          <w:szCs w:val="20"/>
-        </w:rPr>
-      </w:pPr>
-    </w:p>
-    <w:p>
-      <w:pPr>
-        <w:spacing w:after="0" w:line="240" w:lineRule="auto"/>
-        <w:ind w:left="66"/>
-        <w:rPr>
-          <w:rFonts w:cstheme="minorHAnsi"/>
-          <w:sz w:val="20"/>
-          <w:szCs w:val="20"/>
-        </w:rPr>
-      </w:pPr>
-    </w:p>
-    <w:p>
-      <w:pPr>
-        <w:spacing w:after="0" w:line="240" w:lineRule="auto"/>
-        <w:ind w:left="66"/>
-        <w:rPr>
-          <w:rFonts w:cstheme="minorHAnsi"/>
-          <w:sz w:val="20"/>
-          <w:szCs w:val="20"/>
-        </w:rPr>
-      </w:pPr>
-    </w:p>
-    <w:p>
-      <w:pPr>
-        <w:spacing w:after="0" w:line="240" w:lineRule="auto"/>
-        <w:ind w:left="66"/>
-        <w:rPr>
-          <w:rFonts w:cstheme="minorHAnsi"/>
-          <w:sz w:val="20"/>
-          <w:szCs w:val="20"/>
-        </w:rPr>
-      </w:pPr>
-    </w:p>
-    <w:p>
-      <w:pPr>
-        <w:spacing w:after="0" w:line="240" w:lineRule="auto"/>
-        <w:ind w:left="66"/>
-        <w:rPr>
-          <w:rFonts w:cstheme="minorHAnsi"/>
-          <w:sz w:val="20"/>
-          <w:szCs w:val="20"/>
-        </w:rPr>
-      </w:pPr>
-    </w:p>
-    <w:p>
-      <w:pPr>
-        <w:spacing w:after="0" w:line="240" w:lineRule="auto"/>
-        <w:ind w:left="66"/>
-        <w:rPr>
-          <w:rFonts w:cstheme="minorHAnsi"/>
-          <w:sz w:val="20"/>
-          <w:szCs w:val="20"/>
-        </w:rPr>
-      </w:pPr>
-    </w:p>
-    <w:p>
-      <w:pPr>
-        <w:spacing w:after="0" w:line="240" w:lineRule="auto"/>
-        <w:ind w:left="66"/>
-        <w:rPr>
-          <w:rFonts w:cstheme="minorHAnsi"/>
-          <w:sz w:val="20"/>
-          <w:szCs w:val="20"/>
-        </w:rPr>
-      </w:pPr>
-    </w:p>
-    <w:p>
-      <w:pPr>
-        <w:spacing w:after="0" w:line="240" w:lineRule="auto"/>
-        <w:ind w:left="66"/>
-        <w:rPr>
-          <w:rFonts w:cstheme="minorHAnsi"/>
-          <w:sz w:val="20"/>
-          <w:szCs w:val="20"/>
-        </w:rPr>
-      </w:pPr>
-    </w:p>
-    <w:p>
-      <w:pPr>
-        <w:spacing w:after="0" w:line="240" w:lineRule="auto"/>
-        <w:ind w:left="66"/>
-        <w:rPr>
-          <w:rFonts w:cstheme="minorHAnsi"/>
-          <w:sz w:val="20"/>
-          <w:szCs w:val="20"/>
-        </w:rPr>
-      </w:pPr>
-    </w:p>
-    <w:p>
-      <w:pPr>
-        <w:spacing w:after="0" w:line="240" w:lineRule="auto"/>
-        <w:rPr>
-          <w:rFonts w:cstheme="minorHAnsi"/>
-          <w:sz w:val="20"/>
-          <w:szCs w:val="20"/>
-        </w:rPr>
-      </w:pPr>
-    </w:p>
-    <w:p>
-      <w:pPr>
-        <w:spacing w:after="0" w:line="240" w:lineRule="auto"/>
         <w:rPr>
           <w:rFonts w:cstheme="minorHAnsi"/>
           <w:sz w:val="20"/>
@@ -16549,6 +16246,14 @@
           <w:szCs w:val="20"/>
         </w:rPr>
       </w:pPr>
+      <w:r>
+        <w:rPr>
+          <w:rFonts w:cstheme="minorHAnsi"/>
+          <w:sz w:val="20"/>
+          <w:szCs w:val="20"/>
+        </w:rPr>
+        <w:t>Exam System – Auto Grading with Negative Marking</w:t>
+      </w:r>
     </w:p>
     <w:p>
       <w:pPr>
@@ -16563,6 +16268,75 @@
     </w:p>
     <w:p>
       <w:pPr>
+        <w:pStyle w:val="ListParagraph"/>
+        <w:numPr>
+          <w:ilvl w:val="0"/>
+          <w:numId w:val="85"/>
+        </w:numPr>
+        <w:spacing w:after="0" w:line="240" w:lineRule="auto"/>
+        <w:rPr>
+          <w:rFonts w:cstheme="minorHAnsi"/>
+          <w:sz w:val="20"/>
+          <w:szCs w:val="20"/>
+        </w:rPr>
+      </w:pPr>
+      <w:r>
+        <w:rPr>
+          <w:rFonts w:cstheme="minorHAnsi"/>
+          <w:sz w:val="20"/>
+          <w:szCs w:val="20"/>
+        </w:rPr>
+        <w:t>Calculate score</w:t>
+      </w:r>
+    </w:p>
+    <w:p>
+      <w:pPr>
+        <w:pStyle w:val="ListParagraph"/>
+        <w:numPr>
+          <w:ilvl w:val="0"/>
+          <w:numId w:val="85"/>
+        </w:numPr>
+        <w:spacing w:after="0" w:line="240" w:lineRule="auto"/>
+        <w:rPr>
+          <w:rFonts w:cstheme="minorHAnsi"/>
+          <w:sz w:val="20"/>
+          <w:szCs w:val="20"/>
+        </w:rPr>
+      </w:pPr>
+      <w:r>
+        <w:rPr>
+          <w:rFonts w:cstheme="minorHAnsi"/>
+          <w:sz w:val="20"/>
+          <w:szCs w:val="20"/>
+        </w:rPr>
+        <w:t>+4 for correct, -1 for wrong</w:t>
+      </w:r>
+    </w:p>
+    <w:p>
+      <w:pPr>
+        <w:pStyle w:val="ListParagraph"/>
+        <w:numPr>
+          <w:ilvl w:val="0"/>
+          <w:numId w:val="85"/>
+        </w:numPr>
+        <w:spacing w:after="0" w:line="240" w:lineRule="auto"/>
+        <w:rPr>
+          <w:rFonts w:cstheme="minorHAnsi"/>
+          <w:sz w:val="20"/>
+          <w:szCs w:val="20"/>
+        </w:rPr>
+      </w:pPr>
+      <w:r>
+        <w:rPr>
+          <w:rFonts w:cstheme="minorHAnsi"/>
+          <w:sz w:val="20"/>
+          <w:szCs w:val="20"/>
+        </w:rPr>
+        <w:t>Store final result</w:t>
+      </w:r>
+    </w:p>
+    <w:p>
+      <w:pPr>
         <w:spacing w:after="0" w:line="240" w:lineRule="auto"/>
         <w:ind w:left="66"/>
         <w:rPr>
@@ -16582,6 +16356,16 @@
           <w:szCs w:val="20"/>
         </w:rPr>
       </w:pPr>
+      <w:r>
+        <w:rPr>
+          <w:rFonts w:cstheme="minorHAnsi"/>
+          <w:b/>
+          <w:bCs/>
+          <w:sz w:val="20"/>
+          <w:szCs w:val="20"/>
+        </w:rPr>
+        <w:t>Table Structure</w:t>
+      </w:r>
     </w:p>
     <w:p>
       <w:pPr>
@@ -16596,6 +16380,65 @@
     </w:p>
     <w:p>
       <w:pPr>
+        <w:pStyle w:val="ListParagraph"/>
+        <w:numPr>
+          <w:ilvl w:val="0"/>
+          <w:numId w:val="94"/>
+        </w:numPr>
+        <w:spacing w:after="0" w:line="240" w:lineRule="auto"/>
+        <w:rPr>
+          <w:rFonts w:cstheme="minorHAnsi"/>
+          <w:sz w:val="20"/>
+          <w:szCs w:val="20"/>
+        </w:rPr>
+      </w:pPr>
+      <w:r>
+        <w:rPr>
+          <w:rFonts w:cstheme="minorHAnsi"/>
+          <w:sz w:val="20"/>
+          <w:szCs w:val="20"/>
+        </w:rPr>
+        <w:t xml:space="preserve">CREATE TABLE answers (student_id INT, </w:t>
+      </w:r>
+      <w:proofErr w:type="spellStart"/>
+      <w:r>
+        <w:rPr>
+          <w:rFonts w:cstheme="minorHAnsi"/>
+          <w:sz w:val="20"/>
+          <w:szCs w:val="20"/>
+        </w:rPr>
+        <w:t>question_id</w:t>
+      </w:r>
+      <w:proofErr w:type="spellEnd"/>
+      <w:r>
+        <w:rPr>
+          <w:rFonts w:cstheme="minorHAnsi"/>
+          <w:sz w:val="20"/>
+          <w:szCs w:val="20"/>
+        </w:rPr>
+        <w:t xml:space="preserve"> INT, </w:t>
+      </w:r>
+      <w:proofErr w:type="spellStart"/>
+      <w:r>
+        <w:rPr>
+          <w:rFonts w:cstheme="minorHAnsi"/>
+          <w:sz w:val="20"/>
+          <w:szCs w:val="20"/>
+        </w:rPr>
+        <w:t>is_correct</w:t>
+      </w:r>
+      <w:proofErr w:type="spellEnd"/>
+      <w:r>
+        <w:rPr>
+          <w:rFonts w:cstheme="minorHAnsi"/>
+          <w:sz w:val="20"/>
+          <w:szCs w:val="20"/>
+        </w:rPr>
+        <w:t xml:space="preserve"> BOOLEAN);</w:t>
+      </w:r>
+    </w:p>
+    <w:p>
+      <w:pPr>
         <w:spacing w:after="0" w:line="240" w:lineRule="auto"/>
         <w:ind w:left="66"/>
         <w:rPr>
@@ -16604,1550 +16447,46 @@
           <w:szCs w:val="20"/>
         </w:rPr>
       </w:pPr>
-      <w:r>
-        <w:rPr>
-          <w:rFonts w:cstheme="minorHAnsi"/>
-          <w:b/>
-          <w:bCs/>
-          <w:sz w:val="20"/>
-          <w:szCs w:val="20"/>
-        </w:rPr>
-        <w:t>Table Structure</w:t>
-      </w:r>
-    </w:p>
-    <w:p>
-      <w:pPr>
-        <w:spacing w:after="0" w:line="240" w:lineRule="auto"/>
-        <w:ind w:left="66"/>
-        <w:rPr>
-          <w:rFonts w:cstheme="minorHAnsi"/>
-          <w:sz w:val="20"/>
-          <w:szCs w:val="20"/>
-        </w:rPr>
-      </w:pPr>
-    </w:p>
-    <w:p>
-      <w:pPr>
-        <w:spacing w:after="0" w:line="240" w:lineRule="auto"/>
-        <w:ind w:left="66"/>
-        <w:rPr>
-          <w:rFonts w:cstheme="minorHAnsi"/>
-          <w:sz w:val="20"/>
-          <w:szCs w:val="20"/>
-        </w:rPr>
-      </w:pPr>
-    </w:p>
-    <w:p>
-      <w:pPr>
-        <w:spacing w:after="0" w:line="240" w:lineRule="auto"/>
-        <w:ind w:left="66"/>
-        <w:rPr>
-          <w:rFonts w:cstheme="minorHAnsi"/>
-          <w:sz w:val="20"/>
-          <w:szCs w:val="20"/>
-        </w:rPr>
-      </w:pPr>
-    </w:p>
-    <w:p>
-      <w:pPr>
-        <w:spacing w:after="0" w:line="240" w:lineRule="auto"/>
-        <w:ind w:left="66"/>
-        <w:rPr>
-          <w:rFonts w:cstheme="minorHAnsi"/>
-          <w:sz w:val="20"/>
-          <w:szCs w:val="20"/>
-        </w:rPr>
-      </w:pPr>
-    </w:p>
-    <w:p>
-      <w:pPr>
-        <w:spacing w:after="0" w:line="240" w:lineRule="auto"/>
-        <w:ind w:left="66"/>
-        <w:rPr>
-          <w:rFonts w:cstheme="minorHAnsi"/>
-          <w:sz w:val="20"/>
-          <w:szCs w:val="20"/>
-        </w:rPr>
-      </w:pPr>
-    </w:p>
-    <w:p>
-      <w:pPr>
-        <w:spacing w:after="0" w:line="240" w:lineRule="auto"/>
-        <w:ind w:left="66"/>
-        <w:rPr>
-          <w:rFonts w:cstheme="minorHAnsi"/>
-          <w:sz w:val="20"/>
-          <w:szCs w:val="20"/>
-        </w:rPr>
-      </w:pPr>
-    </w:p>
-    <w:p>
-      <w:pPr>
-        <w:spacing w:after="0" w:line="240" w:lineRule="auto"/>
-        <w:ind w:left="66"/>
-        <w:rPr>
-          <w:rFonts w:cstheme="minorHAnsi"/>
-          <w:sz w:val="20"/>
-          <w:szCs w:val="20"/>
-        </w:rPr>
-      </w:pPr>
-    </w:p>
-    <w:p>
-      <w:pPr>
-        <w:spacing w:after="0" w:line="240" w:lineRule="auto"/>
-        <w:ind w:left="66"/>
-        <w:rPr>
-          <w:rFonts w:cstheme="minorHAnsi"/>
-          <w:sz w:val="20"/>
-          <w:szCs w:val="20"/>
-        </w:rPr>
-      </w:pPr>
-    </w:p>
-    <w:p>
-      <w:pPr>
-        <w:spacing w:after="0" w:line="240" w:lineRule="auto"/>
-        <w:ind w:left="66"/>
-        <w:rPr>
-          <w:rFonts w:cstheme="minorHAnsi"/>
-          <w:sz w:val="20"/>
-          <w:szCs w:val="20"/>
-        </w:rPr>
-      </w:pPr>
-    </w:p>
-    <w:p>
-      <w:pPr>
-        <w:spacing w:after="0" w:line="240" w:lineRule="auto"/>
-        <w:ind w:left="66"/>
-        <w:rPr>
-          <w:rFonts w:cstheme="minorHAnsi"/>
-          <w:sz w:val="20"/>
-          <w:szCs w:val="20"/>
-        </w:rPr>
-      </w:pPr>
-    </w:p>
-    <w:p>
-      <w:pPr>
-        <w:spacing w:after="0" w:line="240" w:lineRule="auto"/>
-        <w:ind w:left="66"/>
-        <w:rPr>
-          <w:rFonts w:cstheme="minorHAnsi"/>
-          <w:sz w:val="20"/>
-          <w:szCs w:val="20"/>
-        </w:rPr>
-      </w:pPr>
-    </w:p>
-    <w:p>
-      <w:pPr>
-        <w:spacing w:after="0" w:line="240" w:lineRule="auto"/>
-        <w:ind w:left="66"/>
-        <w:rPr>
-          <w:rFonts w:cstheme="minorHAnsi"/>
-          <w:sz w:val="20"/>
-          <w:szCs w:val="20"/>
-        </w:rPr>
-      </w:pPr>
-    </w:p>
-    <w:p>
-      <w:pPr>
-        <w:spacing w:after="0" w:line="240" w:lineRule="auto"/>
-        <w:ind w:left="66"/>
-        <w:rPr>
-          <w:rFonts w:cstheme="minorHAnsi"/>
-          <w:sz w:val="20"/>
-          <w:szCs w:val="20"/>
-        </w:rPr>
-      </w:pPr>
-    </w:p>
-    <w:p>
-      <w:pPr>
-        <w:spacing w:after="0" w:line="240" w:lineRule="auto"/>
-        <w:ind w:left="66"/>
-        <w:rPr>
-          <w:rFonts w:cstheme="minorHAnsi"/>
-          <w:sz w:val="20"/>
-          <w:szCs w:val="20"/>
-        </w:rPr>
-      </w:pPr>
-    </w:p>
-    <w:p>
-      <w:pPr>
-        <w:spacing w:after="0" w:line="240" w:lineRule="auto"/>
-        <w:ind w:left="66"/>
-        <w:rPr>
-          <w:rFonts w:cstheme="minorHAnsi"/>
-          <w:sz w:val="20"/>
-          <w:szCs w:val="20"/>
-        </w:rPr>
-      </w:pPr>
-    </w:p>
-    <w:p>
-      <w:pPr>
-        <w:spacing w:after="0" w:line="240" w:lineRule="auto"/>
-        <w:ind w:left="66"/>
-        <w:rPr>
-          <w:rFonts w:cstheme="minorHAnsi"/>
-          <w:sz w:val="20"/>
-          <w:szCs w:val="20"/>
-        </w:rPr>
-      </w:pPr>
-    </w:p>
-    <w:p>
-      <w:pPr>
-        <w:spacing w:after="0" w:line="240" w:lineRule="auto"/>
-        <w:ind w:left="66"/>
-        <w:rPr>
-          <w:rFonts w:cstheme="minorHAnsi"/>
-          <w:sz w:val="20"/>
-          <w:szCs w:val="20"/>
-        </w:rPr>
-      </w:pPr>
-    </w:p>
-    <w:p>
-      <w:pPr>
-        <w:spacing w:after="0" w:line="240" w:lineRule="auto"/>
-        <w:ind w:left="66"/>
-        <w:rPr>
-          <w:rFonts w:cstheme="minorHAnsi"/>
-          <w:sz w:val="20"/>
-          <w:szCs w:val="20"/>
-        </w:rPr>
-      </w:pPr>
-    </w:p>
-    <w:p>
-      <w:pPr>
-        <w:spacing w:after="0" w:line="240" w:lineRule="auto"/>
-        <w:ind w:left="66"/>
-        <w:rPr>
-          <w:rFonts w:cstheme="minorHAnsi"/>
-          <w:sz w:val="20"/>
-          <w:szCs w:val="20"/>
-        </w:rPr>
-      </w:pPr>
-    </w:p>
-    <w:p>
-      <w:pPr>
-        <w:spacing w:after="0" w:line="240" w:lineRule="auto"/>
-        <w:ind w:left="66"/>
-        <w:rPr>
-          <w:rFonts w:cstheme="minorHAnsi"/>
-          <w:sz w:val="20"/>
-          <w:szCs w:val="20"/>
-        </w:rPr>
-      </w:pPr>
-    </w:p>
-    <w:p>
-      <w:pPr>
-        <w:spacing w:after="0" w:line="240" w:lineRule="auto"/>
-        <w:ind w:left="66"/>
-        <w:rPr>
-          <w:rFonts w:cstheme="minorHAnsi"/>
-          <w:sz w:val="20"/>
-          <w:szCs w:val="20"/>
-        </w:rPr>
-      </w:pPr>
-    </w:p>
-    <w:p>
-      <w:pPr>
-        <w:spacing w:after="0" w:line="240" w:lineRule="auto"/>
-        <w:ind w:left="66"/>
-        <w:rPr>
-          <w:rFonts w:cstheme="minorHAnsi"/>
-          <w:sz w:val="20"/>
-          <w:szCs w:val="20"/>
-        </w:rPr>
-      </w:pPr>
-    </w:p>
-    <w:p>
-      <w:pPr>
-        <w:spacing w:after="0" w:line="240" w:lineRule="auto"/>
-        <w:ind w:left="66"/>
-        <w:rPr>
-          <w:rFonts w:cstheme="minorHAnsi"/>
-          <w:sz w:val="20"/>
-          <w:szCs w:val="20"/>
-        </w:rPr>
-      </w:pPr>
-    </w:p>
-    <w:p>
-      <w:pPr>
-        <w:spacing w:after="0" w:line="240" w:lineRule="auto"/>
-        <w:ind w:left="66"/>
-        <w:rPr>
-          <w:rFonts w:cstheme="minorHAnsi"/>
-          <w:sz w:val="20"/>
-          <w:szCs w:val="20"/>
-        </w:rPr>
-      </w:pPr>
-    </w:p>
-    <w:p>
-      <w:pPr>
-        <w:spacing w:after="0" w:line="240" w:lineRule="auto"/>
-        <w:ind w:left="66"/>
-        <w:rPr>
-          <w:rFonts w:cstheme="minorHAnsi"/>
-          <w:sz w:val="20"/>
-          <w:szCs w:val="20"/>
-        </w:rPr>
-      </w:pPr>
-    </w:p>
-    <w:p>
-      <w:pPr>
-        <w:spacing w:after="0" w:line="240" w:lineRule="auto"/>
-        <w:ind w:left="66"/>
-        <w:rPr>
-          <w:rFonts w:cstheme="minorHAnsi"/>
-          <w:sz w:val="20"/>
-          <w:szCs w:val="20"/>
-        </w:rPr>
-      </w:pPr>
-    </w:p>
-    <w:p>
-      <w:pPr>
-        <w:spacing w:after="0" w:line="240" w:lineRule="auto"/>
-        <w:ind w:left="66"/>
-        <w:rPr>
-          <w:rFonts w:cstheme="minorHAnsi"/>
-          <w:sz w:val="20"/>
-          <w:szCs w:val="20"/>
-        </w:rPr>
-      </w:pPr>
-    </w:p>
-    <w:p>
-      <w:pPr>
-        <w:spacing w:after="0" w:line="240" w:lineRule="auto"/>
-        <w:ind w:left="66"/>
-        <w:rPr>
-          <w:rFonts w:cstheme="minorHAnsi"/>
-          <w:sz w:val="20"/>
-          <w:szCs w:val="20"/>
-        </w:rPr>
-      </w:pPr>
-    </w:p>
-    <w:p>
-      <w:pPr>
-        <w:spacing w:after="0" w:line="240" w:lineRule="auto"/>
-        <w:ind w:left="66"/>
-        <w:rPr>
-          <w:rFonts w:cstheme="minorHAnsi"/>
-          <w:sz w:val="20"/>
-          <w:szCs w:val="20"/>
-        </w:rPr>
-      </w:pPr>
-    </w:p>
-    <w:p>
-      <w:pPr>
-        <w:spacing w:after="0" w:line="240" w:lineRule="auto"/>
-        <w:ind w:left="66"/>
-        <w:rPr>
-          <w:rFonts w:cstheme="minorHAnsi"/>
-          <w:sz w:val="20"/>
-          <w:szCs w:val="20"/>
-        </w:rPr>
-      </w:pPr>
-    </w:p>
-    <w:p>
-      <w:pPr>
-        <w:spacing w:after="0" w:line="240" w:lineRule="auto"/>
-        <w:ind w:left="66"/>
-        <w:rPr>
-          <w:rFonts w:cstheme="minorHAnsi"/>
-          <w:sz w:val="20"/>
-          <w:szCs w:val="20"/>
-        </w:rPr>
-      </w:pPr>
-    </w:p>
-    <w:p>
-      <w:pPr>
-        <w:spacing w:after="0" w:line="240" w:lineRule="auto"/>
-        <w:ind w:left="66"/>
-        <w:rPr>
-          <w:rFonts w:cstheme="minorHAnsi"/>
-          <w:sz w:val="20"/>
-          <w:szCs w:val="20"/>
-        </w:rPr>
-      </w:pPr>
-    </w:p>
-    <w:p>
-      <w:pPr>
-        <w:spacing w:after="0" w:line="240" w:lineRule="auto"/>
-        <w:ind w:left="66"/>
-        <w:rPr>
-          <w:rFonts w:cstheme="minorHAnsi"/>
-          <w:sz w:val="20"/>
-          <w:szCs w:val="20"/>
-        </w:rPr>
-      </w:pPr>
-    </w:p>
-    <w:p>
-      <w:pPr>
-        <w:spacing w:after="0" w:line="240" w:lineRule="auto"/>
-        <w:ind w:left="66"/>
-        <w:rPr>
-          <w:rFonts w:cstheme="minorHAnsi"/>
-          <w:sz w:val="20"/>
-          <w:szCs w:val="20"/>
-        </w:rPr>
-      </w:pPr>
-    </w:p>
-    <w:p>
-      <w:pPr>
-        <w:spacing w:after="0" w:line="240" w:lineRule="auto"/>
-        <w:ind w:left="66"/>
-        <w:rPr>
-          <w:rFonts w:cstheme="minorHAnsi"/>
-          <w:sz w:val="20"/>
-          <w:szCs w:val="20"/>
-        </w:rPr>
-      </w:pPr>
-    </w:p>
-    <w:p>
-      <w:pPr>
-        <w:spacing w:after="0" w:line="240" w:lineRule="auto"/>
-        <w:ind w:left="66"/>
-        <w:rPr>
-          <w:rFonts w:cstheme="minorHAnsi"/>
-          <w:sz w:val="20"/>
-          <w:szCs w:val="20"/>
-        </w:rPr>
-      </w:pPr>
-    </w:p>
-    <w:p>
-      <w:pPr>
-        <w:spacing w:after="0" w:line="240" w:lineRule="auto"/>
-        <w:ind w:left="66"/>
-        <w:rPr>
-          <w:rFonts w:cstheme="minorHAnsi"/>
-          <w:sz w:val="20"/>
-          <w:szCs w:val="20"/>
-        </w:rPr>
-      </w:pPr>
-    </w:p>
-    <w:p>
-      <w:pPr>
-        <w:spacing w:after="0" w:line="240" w:lineRule="auto"/>
-        <w:ind w:left="66"/>
-        <w:rPr>
-          <w:rFonts w:cstheme="minorHAnsi"/>
-          <w:sz w:val="20"/>
-          <w:szCs w:val="20"/>
-        </w:rPr>
-      </w:pPr>
-    </w:p>
-    <w:p>
-      <w:pPr>
-        <w:spacing w:after="0" w:line="240" w:lineRule="auto"/>
-        <w:ind w:left="66"/>
-        <w:rPr>
-          <w:rFonts w:cstheme="minorHAnsi"/>
-          <w:sz w:val="20"/>
-          <w:szCs w:val="20"/>
-        </w:rPr>
-      </w:pPr>
-    </w:p>
-    <w:p>
-      <w:pPr>
-        <w:spacing w:after="0" w:line="240" w:lineRule="auto"/>
-        <w:ind w:left="66"/>
-        <w:rPr>
-          <w:rFonts w:cstheme="minorHAnsi"/>
-          <w:sz w:val="20"/>
-          <w:szCs w:val="20"/>
-        </w:rPr>
-      </w:pPr>
-    </w:p>
-    <w:p>
-      <w:pPr>
-        <w:spacing w:after="0" w:line="240" w:lineRule="auto"/>
-        <w:ind w:left="66"/>
-        <w:rPr>
-          <w:rFonts w:cstheme="minorHAnsi"/>
-          <w:sz w:val="20"/>
-          <w:szCs w:val="20"/>
-        </w:rPr>
-      </w:pPr>
-    </w:p>
-    <w:p>
-      <w:pPr>
-        <w:spacing w:after="0" w:line="240" w:lineRule="auto"/>
-        <w:ind w:left="66"/>
-        <w:rPr>
-          <w:rFonts w:cstheme="minorHAnsi"/>
-          <w:sz w:val="20"/>
-          <w:szCs w:val="20"/>
-        </w:rPr>
-      </w:pPr>
-    </w:p>
-    <w:p>
-      <w:pPr>
-        <w:spacing w:after="0" w:line="240" w:lineRule="auto"/>
-        <w:ind w:left="66"/>
-        <w:rPr>
-          <w:rFonts w:cstheme="minorHAnsi"/>
-          <w:sz w:val="20"/>
-          <w:szCs w:val="20"/>
-        </w:rPr>
-      </w:pPr>
-    </w:p>
-    <w:p>
-      <w:pPr>
-        <w:spacing w:after="0" w:line="240" w:lineRule="auto"/>
-        <w:ind w:left="66"/>
-        <w:rPr>
-          <w:rFonts w:cstheme="minorHAnsi"/>
-          <w:sz w:val="20"/>
-          <w:szCs w:val="20"/>
-        </w:rPr>
-      </w:pPr>
-    </w:p>
-    <w:p>
-      <w:pPr>
-        <w:spacing w:after="0" w:line="240" w:lineRule="auto"/>
-        <w:ind w:left="66"/>
-        <w:rPr>
-          <w:rFonts w:cstheme="minorHAnsi"/>
-          <w:sz w:val="20"/>
-          <w:szCs w:val="20"/>
-        </w:rPr>
-      </w:pPr>
-    </w:p>
-    <w:p>
-      <w:pPr>
-        <w:spacing w:after="0" w:line="240" w:lineRule="auto"/>
-        <w:ind w:left="66"/>
-        <w:rPr>
-          <w:rFonts w:cstheme="minorHAnsi"/>
-          <w:sz w:val="20"/>
-          <w:szCs w:val="20"/>
-        </w:rPr>
-      </w:pPr>
-    </w:p>
-    <w:p>
-      <w:pPr>
-        <w:spacing w:after="0" w:line="240" w:lineRule="auto"/>
-        <w:ind w:left="66"/>
-        <w:rPr>
-          <w:rFonts w:cstheme="minorHAnsi"/>
-          <w:sz w:val="20"/>
-          <w:szCs w:val="20"/>
-        </w:rPr>
-      </w:pPr>
-    </w:p>
-    <w:p>
-      <w:pPr>
-        <w:spacing w:after="0" w:line="240" w:lineRule="auto"/>
-        <w:ind w:left="66"/>
-        <w:rPr>
-          <w:rFonts w:cstheme="minorHAnsi"/>
-          <w:sz w:val="20"/>
-          <w:szCs w:val="20"/>
-        </w:rPr>
-      </w:pPr>
-    </w:p>
-    <w:p>
-      <w:pPr>
-        <w:spacing w:after="0" w:line="240" w:lineRule="auto"/>
-        <w:ind w:left="66"/>
-        <w:rPr>
-          <w:rFonts w:cstheme="minorHAnsi"/>
-          <w:sz w:val="20"/>
-          <w:szCs w:val="20"/>
-        </w:rPr>
-      </w:pPr>
-    </w:p>
-    <w:p>
-      <w:pPr>
-        <w:spacing w:after="0" w:line="240" w:lineRule="auto"/>
-        <w:ind w:left="66"/>
-        <w:rPr>
-          <w:rFonts w:cstheme="minorHAnsi"/>
-          <w:sz w:val="20"/>
-          <w:szCs w:val="20"/>
-        </w:rPr>
-      </w:pPr>
-    </w:p>
-    <w:p>
-      <w:pPr>
-        <w:spacing w:after="0" w:line="240" w:lineRule="auto"/>
-        <w:ind w:left="66"/>
-        <w:rPr>
-          <w:rFonts w:cstheme="minorHAnsi"/>
-          <w:sz w:val="20"/>
-          <w:szCs w:val="20"/>
-        </w:rPr>
-      </w:pPr>
-    </w:p>
-    <w:p>
-      <w:pPr>
-        <w:spacing w:after="0" w:line="240" w:lineRule="auto"/>
-        <w:ind w:left="66"/>
-        <w:rPr>
-          <w:rFonts w:cstheme="minorHAnsi"/>
-          <w:sz w:val="20"/>
-          <w:szCs w:val="20"/>
-        </w:rPr>
-      </w:pPr>
-    </w:p>
-    <w:p>
-      <w:pPr>
-        <w:spacing w:after="0" w:line="240" w:lineRule="auto"/>
-        <w:ind w:left="66"/>
-        <w:rPr>
-          <w:rFonts w:cstheme="minorHAnsi"/>
-          <w:sz w:val="20"/>
-          <w:szCs w:val="20"/>
-        </w:rPr>
-      </w:pPr>
-    </w:p>
-    <w:p>
-      <w:pPr>
-        <w:spacing w:after="0" w:line="240" w:lineRule="auto"/>
-        <w:ind w:left="66"/>
-        <w:rPr>
-          <w:rFonts w:cstheme="minorHAnsi"/>
-          <w:sz w:val="20"/>
-          <w:szCs w:val="20"/>
-        </w:rPr>
-      </w:pPr>
-    </w:p>
-    <w:p>
-      <w:pPr>
-        <w:spacing w:after="0" w:line="240" w:lineRule="auto"/>
-        <w:ind w:left="66"/>
-        <w:rPr>
-          <w:rFonts w:cstheme="minorHAnsi"/>
-          <w:sz w:val="20"/>
-          <w:szCs w:val="20"/>
-        </w:rPr>
-      </w:pPr>
-    </w:p>
-    <w:p>
-      <w:pPr>
-        <w:spacing w:after="0" w:line="240" w:lineRule="auto"/>
-        <w:ind w:left="66"/>
-        <w:rPr>
-          <w:rFonts w:cstheme="minorHAnsi"/>
-          <w:sz w:val="20"/>
-          <w:szCs w:val="20"/>
-        </w:rPr>
-      </w:pPr>
-    </w:p>
-    <w:p>
-      <w:pPr>
-        <w:spacing w:after="0" w:line="240" w:lineRule="auto"/>
-        <w:ind w:left="66"/>
-        <w:rPr>
-          <w:rFonts w:cstheme="minorHAnsi"/>
-          <w:sz w:val="20"/>
-          <w:szCs w:val="20"/>
-        </w:rPr>
-      </w:pPr>
-    </w:p>
-    <w:p>
-      <w:pPr>
-        <w:spacing w:after="0" w:line="240" w:lineRule="auto"/>
-        <w:ind w:left="66"/>
-        <w:rPr>
-          <w:rFonts w:cstheme="minorHAnsi"/>
-          <w:sz w:val="20"/>
-          <w:szCs w:val="20"/>
-        </w:rPr>
-      </w:pPr>
-    </w:p>
-    <w:p>
-      <w:pPr>
-        <w:spacing w:after="0" w:line="240" w:lineRule="auto"/>
-        <w:ind w:left="66"/>
-        <w:rPr>
-          <w:rFonts w:cstheme="minorHAnsi"/>
-          <w:sz w:val="20"/>
-          <w:szCs w:val="20"/>
-        </w:rPr>
-      </w:pPr>
-    </w:p>
-    <w:p>
-      <w:pPr>
-        <w:spacing w:after="0" w:line="240" w:lineRule="auto"/>
-        <w:ind w:left="66"/>
-        <w:rPr>
-          <w:rFonts w:cstheme="minorHAnsi"/>
-          <w:sz w:val="20"/>
-          <w:szCs w:val="20"/>
-        </w:rPr>
-      </w:pPr>
-    </w:p>
-    <w:p>
-      <w:pPr>
-        <w:spacing w:after="0" w:line="240" w:lineRule="auto"/>
-        <w:ind w:left="66"/>
-        <w:rPr>
-          <w:rFonts w:cstheme="minorHAnsi"/>
-          <w:sz w:val="20"/>
-          <w:szCs w:val="20"/>
-        </w:rPr>
-      </w:pPr>
-    </w:p>
-    <w:p>
-      <w:pPr>
-        <w:spacing w:after="0" w:line="240" w:lineRule="auto"/>
-        <w:ind w:left="66"/>
-        <w:rPr>
-          <w:rFonts w:cstheme="minorHAnsi"/>
-          <w:sz w:val="20"/>
-          <w:szCs w:val="20"/>
-        </w:rPr>
-      </w:pPr>
-    </w:p>
-    <w:p>
-      <w:pPr>
-        <w:spacing w:after="0" w:line="240" w:lineRule="auto"/>
-        <w:ind w:left="66"/>
-        <w:rPr>
-          <w:rFonts w:cstheme="minorHAnsi"/>
-          <w:sz w:val="20"/>
-          <w:szCs w:val="20"/>
-        </w:rPr>
-      </w:pPr>
-    </w:p>
-    <w:p>
-      <w:pPr>
-        <w:spacing w:after="0" w:line="240" w:lineRule="auto"/>
-        <w:ind w:left="66"/>
-        <w:rPr>
-          <w:rFonts w:cstheme="minorHAnsi"/>
-          <w:sz w:val="20"/>
-          <w:szCs w:val="20"/>
-        </w:rPr>
-      </w:pPr>
-    </w:p>
-    <w:p>
-      <w:pPr>
-        <w:spacing w:after="0" w:line="240" w:lineRule="auto"/>
-        <w:ind w:left="66"/>
-        <w:rPr>
-          <w:rFonts w:cstheme="minorHAnsi"/>
-          <w:sz w:val="20"/>
-          <w:szCs w:val="20"/>
-        </w:rPr>
-      </w:pPr>
-    </w:p>
-    <w:p>
-      <w:pPr>
-        <w:spacing w:after="0" w:line="240" w:lineRule="auto"/>
-        <w:ind w:left="66"/>
-        <w:rPr>
-          <w:rFonts w:cstheme="minorHAnsi"/>
-          <w:sz w:val="20"/>
-          <w:szCs w:val="20"/>
-        </w:rPr>
-      </w:pPr>
-    </w:p>
-    <w:p>
-      <w:pPr>
-        <w:spacing w:after="0" w:line="240" w:lineRule="auto"/>
-        <w:ind w:left="66"/>
-        <w:rPr>
-          <w:rFonts w:cstheme="minorHAnsi"/>
-          <w:sz w:val="20"/>
-          <w:szCs w:val="20"/>
-        </w:rPr>
-      </w:pPr>
-    </w:p>
-    <w:p>
-      <w:pPr>
-        <w:spacing w:after="0" w:line="240" w:lineRule="auto"/>
-        <w:ind w:left="66"/>
-        <w:rPr>
-          <w:rFonts w:cstheme="minorHAnsi"/>
-          <w:sz w:val="20"/>
-          <w:szCs w:val="20"/>
-        </w:rPr>
-      </w:pPr>
-    </w:p>
-    <w:p>
-      <w:pPr>
-        <w:spacing w:after="0" w:line="240" w:lineRule="auto"/>
-        <w:ind w:left="66"/>
-        <w:rPr>
-          <w:rFonts w:cstheme="minorHAnsi"/>
-          <w:sz w:val="20"/>
-          <w:szCs w:val="20"/>
-        </w:rPr>
-      </w:pPr>
-    </w:p>
-    <w:p>
-      <w:pPr>
-        <w:spacing w:after="0" w:line="240" w:lineRule="auto"/>
-        <w:ind w:left="66"/>
-        <w:rPr>
-          <w:rFonts w:cstheme="minorHAnsi"/>
-          <w:sz w:val="20"/>
-          <w:szCs w:val="20"/>
-        </w:rPr>
-      </w:pPr>
-    </w:p>
-    <w:p>
-      <w:pPr>
-        <w:spacing w:after="0" w:line="240" w:lineRule="auto"/>
-        <w:ind w:left="66"/>
-        <w:rPr>
-          <w:rFonts w:cstheme="minorHAnsi"/>
-          <w:sz w:val="20"/>
-          <w:szCs w:val="20"/>
-        </w:rPr>
-      </w:pPr>
-    </w:p>
-    <w:p>
-      <w:pPr>
-        <w:spacing w:after="0" w:line="240" w:lineRule="auto"/>
-        <w:ind w:left="66"/>
-        <w:rPr>
-          <w:rFonts w:cstheme="minorHAnsi"/>
-          <w:sz w:val="20"/>
-          <w:szCs w:val="20"/>
-        </w:rPr>
-      </w:pPr>
-    </w:p>
-    <w:p>
-      <w:pPr>
-        <w:spacing w:after="0" w:line="240" w:lineRule="auto"/>
-        <w:ind w:left="66"/>
-        <w:rPr>
-          <w:rFonts w:cstheme="minorHAnsi"/>
-          <w:sz w:val="20"/>
-          <w:szCs w:val="20"/>
-        </w:rPr>
-      </w:pPr>
-    </w:p>
-    <w:p>
-      <w:pPr>
-        <w:spacing w:after="0" w:line="240" w:lineRule="auto"/>
-        <w:ind w:left="66"/>
-        <w:rPr>
-          <w:rFonts w:cstheme="minorHAnsi"/>
-          <w:sz w:val="20"/>
-          <w:szCs w:val="20"/>
-        </w:rPr>
-      </w:pPr>
-    </w:p>
-    <w:p>
-      <w:pPr>
-        <w:spacing w:after="0" w:line="240" w:lineRule="auto"/>
-        <w:ind w:left="66"/>
-        <w:rPr>
-          <w:rFonts w:cstheme="minorHAnsi"/>
-          <w:sz w:val="20"/>
-          <w:szCs w:val="20"/>
-        </w:rPr>
-      </w:pPr>
-    </w:p>
-    <w:p>
-      <w:pPr>
-        <w:spacing w:after="0" w:line="240" w:lineRule="auto"/>
-        <w:ind w:left="66"/>
-        <w:rPr>
-          <w:rFonts w:cstheme="minorHAnsi"/>
-          <w:sz w:val="20"/>
-          <w:szCs w:val="20"/>
-        </w:rPr>
-      </w:pPr>
-    </w:p>
-    <w:p>
-      <w:pPr>
-        <w:spacing w:after="0" w:line="240" w:lineRule="auto"/>
-        <w:ind w:left="66"/>
-        <w:rPr>
-          <w:rFonts w:cstheme="minorHAnsi"/>
-          <w:sz w:val="20"/>
-          <w:szCs w:val="20"/>
-        </w:rPr>
-      </w:pPr>
-    </w:p>
-    <w:p>
-      <w:pPr>
-        <w:spacing w:after="0" w:line="240" w:lineRule="auto"/>
-        <w:ind w:left="66"/>
-        <w:rPr>
-          <w:rFonts w:cstheme="minorHAnsi"/>
-          <w:sz w:val="20"/>
-          <w:szCs w:val="20"/>
-        </w:rPr>
-      </w:pPr>
-    </w:p>
-    <w:p>
-      <w:pPr>
-        <w:spacing w:after="0" w:line="240" w:lineRule="auto"/>
-        <w:ind w:left="66"/>
-        <w:rPr>
-          <w:rFonts w:cstheme="minorHAnsi"/>
-          <w:sz w:val="20"/>
-          <w:szCs w:val="20"/>
-        </w:rPr>
-      </w:pPr>
-    </w:p>
-    <w:p>
-      <w:pPr>
-        <w:spacing w:after="0" w:line="240" w:lineRule="auto"/>
-        <w:ind w:left="66"/>
-        <w:rPr>
-          <w:rFonts w:cstheme="minorHAnsi"/>
-          <w:sz w:val="20"/>
-          <w:szCs w:val="20"/>
-        </w:rPr>
-      </w:pPr>
-    </w:p>
-    <w:p>
-      <w:pPr>
-        <w:spacing w:after="0" w:line="240" w:lineRule="auto"/>
-        <w:ind w:left="66"/>
-        <w:rPr>
-          <w:rFonts w:cstheme="minorHAnsi"/>
-          <w:sz w:val="20"/>
-          <w:szCs w:val="20"/>
-        </w:rPr>
-      </w:pPr>
-    </w:p>
-    <w:p>
-      <w:pPr>
-        <w:spacing w:after="0" w:line="240" w:lineRule="auto"/>
-        <w:ind w:left="66"/>
-        <w:rPr>
-          <w:rFonts w:cstheme="minorHAnsi"/>
-          <w:sz w:val="20"/>
-          <w:szCs w:val="20"/>
-        </w:rPr>
-      </w:pPr>
-    </w:p>
-    <w:p>
-      <w:pPr>
-        <w:spacing w:after="0" w:line="240" w:lineRule="auto"/>
-        <w:ind w:left="66"/>
-        <w:rPr>
-          <w:rFonts w:cstheme="minorHAnsi"/>
-          <w:sz w:val="20"/>
-          <w:szCs w:val="20"/>
-        </w:rPr>
-      </w:pPr>
-    </w:p>
-    <w:p>
-      <w:pPr>
-        <w:spacing w:after="0" w:line="240" w:lineRule="auto"/>
-        <w:ind w:left="66"/>
-        <w:rPr>
-          <w:rFonts w:cstheme="minorHAnsi"/>
-          <w:sz w:val="20"/>
-          <w:szCs w:val="20"/>
-        </w:rPr>
-      </w:pPr>
-    </w:p>
-    <w:p>
-      <w:pPr>
-        <w:spacing w:after="0" w:line="240" w:lineRule="auto"/>
-        <w:ind w:left="66"/>
-        <w:rPr>
-          <w:rFonts w:cstheme="minorHAnsi"/>
-          <w:sz w:val="20"/>
-          <w:szCs w:val="20"/>
-        </w:rPr>
-      </w:pPr>
-    </w:p>
-    <w:p>
-      <w:pPr>
-        <w:spacing w:after="0" w:line="240" w:lineRule="auto"/>
-        <w:ind w:left="66"/>
-        <w:rPr>
-          <w:rFonts w:cstheme="minorHAnsi"/>
-          <w:sz w:val="20"/>
-          <w:szCs w:val="20"/>
-        </w:rPr>
-      </w:pPr>
-    </w:p>
-    <w:p>
-      <w:pPr>
-        <w:spacing w:after="0" w:line="240" w:lineRule="auto"/>
-        <w:ind w:left="66"/>
-        <w:rPr>
-          <w:rFonts w:cstheme="minorHAnsi"/>
-          <w:sz w:val="20"/>
-          <w:szCs w:val="20"/>
-        </w:rPr>
-      </w:pPr>
-    </w:p>
-    <w:p>
-      <w:pPr>
-        <w:spacing w:after="0" w:line="240" w:lineRule="auto"/>
-        <w:ind w:left="66"/>
-        <w:rPr>
-          <w:rFonts w:cstheme="minorHAnsi"/>
-          <w:sz w:val="20"/>
-          <w:szCs w:val="20"/>
-        </w:rPr>
-      </w:pPr>
-    </w:p>
-    <w:p>
-      <w:pPr>
-        <w:spacing w:after="0" w:line="240" w:lineRule="auto"/>
-        <w:ind w:left="66"/>
-        <w:rPr>
-          <w:rFonts w:cstheme="minorHAnsi"/>
-          <w:sz w:val="20"/>
-          <w:szCs w:val="20"/>
-        </w:rPr>
-      </w:pPr>
-    </w:p>
-    <w:p>
-      <w:pPr>
-        <w:spacing w:after="0" w:line="240" w:lineRule="auto"/>
-        <w:ind w:left="66"/>
-        <w:rPr>
-          <w:rFonts w:cstheme="minorHAnsi"/>
-          <w:sz w:val="20"/>
-          <w:szCs w:val="20"/>
-        </w:rPr>
-      </w:pPr>
-    </w:p>
-    <w:p>
-      <w:pPr>
-        <w:spacing w:after="0" w:line="240" w:lineRule="auto"/>
-        <w:ind w:left="66"/>
-        <w:rPr>
-          <w:rFonts w:cstheme="minorHAnsi"/>
-          <w:sz w:val="20"/>
-          <w:szCs w:val="20"/>
-        </w:rPr>
-      </w:pPr>
-    </w:p>
-    <w:p>
-      <w:pPr>
-        <w:spacing w:after="0" w:line="240" w:lineRule="auto"/>
-        <w:ind w:left="66"/>
-        <w:rPr>
-          <w:rFonts w:cstheme="minorHAnsi"/>
-          <w:sz w:val="20"/>
-          <w:szCs w:val="20"/>
-        </w:rPr>
-      </w:pPr>
-    </w:p>
-    <w:p>
-      <w:pPr>
-        <w:spacing w:after="0" w:line="240" w:lineRule="auto"/>
-        <w:ind w:left="66"/>
-        <w:rPr>
-          <w:rFonts w:cstheme="minorHAnsi"/>
-          <w:sz w:val="20"/>
-          <w:szCs w:val="20"/>
-        </w:rPr>
-      </w:pPr>
-    </w:p>
-    <w:p>
-      <w:pPr>
-        <w:spacing w:after="0" w:line="240" w:lineRule="auto"/>
-        <w:ind w:left="66"/>
-        <w:rPr>
-          <w:rFonts w:cstheme="minorHAnsi"/>
-          <w:sz w:val="20"/>
-          <w:szCs w:val="20"/>
-        </w:rPr>
-      </w:pPr>
-    </w:p>
-    <w:p>
-      <w:pPr>
-        <w:spacing w:after="0" w:line="240" w:lineRule="auto"/>
-        <w:ind w:left="66"/>
-        <w:rPr>
-          <w:rFonts w:cstheme="minorHAnsi"/>
-          <w:sz w:val="20"/>
-          <w:szCs w:val="20"/>
-        </w:rPr>
-      </w:pPr>
-    </w:p>
-    <w:p>
-      <w:pPr>
-        <w:spacing w:after="0" w:line="240" w:lineRule="auto"/>
-        <w:ind w:left="66"/>
-        <w:rPr>
-          <w:rFonts w:cstheme="minorHAnsi"/>
-          <w:sz w:val="20"/>
-          <w:szCs w:val="20"/>
-        </w:rPr>
-      </w:pPr>
-    </w:p>
-    <w:p>
-      <w:pPr>
-        <w:spacing w:after="0" w:line="240" w:lineRule="auto"/>
-        <w:ind w:left="66"/>
-        <w:rPr>
-          <w:rFonts w:cstheme="minorHAnsi"/>
-          <w:sz w:val="20"/>
-          <w:szCs w:val="20"/>
-        </w:rPr>
-      </w:pPr>
-    </w:p>
-    <w:p>
-      <w:pPr>
-        <w:spacing w:after="0" w:line="240" w:lineRule="auto"/>
-        <w:ind w:left="66"/>
-        <w:rPr>
-          <w:rFonts w:cstheme="minorHAnsi"/>
-          <w:sz w:val="20"/>
-          <w:szCs w:val="20"/>
-        </w:rPr>
-      </w:pPr>
-    </w:p>
-    <w:p>
-      <w:pPr>
-        <w:spacing w:after="0" w:line="240" w:lineRule="auto"/>
-        <w:ind w:left="66"/>
-        <w:rPr>
-          <w:rFonts w:cstheme="minorHAnsi"/>
-          <w:sz w:val="20"/>
-          <w:szCs w:val="20"/>
-        </w:rPr>
-      </w:pPr>
-    </w:p>
-    <w:p>
-      <w:pPr>
-        <w:spacing w:after="0" w:line="240" w:lineRule="auto"/>
-        <w:ind w:left="66"/>
-        <w:rPr>
-          <w:rFonts w:cstheme="minorHAnsi"/>
-          <w:sz w:val="20"/>
-          <w:szCs w:val="20"/>
-        </w:rPr>
-      </w:pPr>
-    </w:p>
-    <w:p>
-      <w:pPr>
-        <w:spacing w:after="0" w:line="240" w:lineRule="auto"/>
-        <w:ind w:left="66"/>
-        <w:rPr>
-          <w:rFonts w:cstheme="minorHAnsi"/>
-          <w:sz w:val="20"/>
-          <w:szCs w:val="20"/>
-        </w:rPr>
-      </w:pPr>
-    </w:p>
-    <w:p>
-      <w:pPr>
-        <w:spacing w:after="0" w:line="240" w:lineRule="auto"/>
-        <w:ind w:left="66"/>
-        <w:rPr>
-          <w:rFonts w:cstheme="minorHAnsi"/>
-          <w:sz w:val="20"/>
-          <w:szCs w:val="20"/>
-        </w:rPr>
-      </w:pPr>
-    </w:p>
-    <w:p>
-      <w:pPr>
-        <w:spacing w:after="0" w:line="240" w:lineRule="auto"/>
-        <w:ind w:left="66"/>
-        <w:rPr>
-          <w:rFonts w:cstheme="minorHAnsi"/>
-          <w:sz w:val="20"/>
-          <w:szCs w:val="20"/>
-        </w:rPr>
-      </w:pPr>
-    </w:p>
-    <w:p>
-      <w:pPr>
-        <w:spacing w:after="0" w:line="240" w:lineRule="auto"/>
-        <w:ind w:left="66"/>
-        <w:rPr>
-          <w:rFonts w:cstheme="minorHAnsi"/>
-          <w:sz w:val="20"/>
-          <w:szCs w:val="20"/>
-        </w:rPr>
-      </w:pPr>
-    </w:p>
-    <w:p>
-      <w:pPr>
-        <w:spacing w:after="0" w:line="240" w:lineRule="auto"/>
-        <w:ind w:left="66"/>
-        <w:rPr>
-          <w:rFonts w:cstheme="minorHAnsi"/>
-          <w:sz w:val="20"/>
-          <w:szCs w:val="20"/>
-        </w:rPr>
-      </w:pPr>
-    </w:p>
-    <w:p>
-      <w:pPr>
-        <w:spacing w:after="0" w:line="240" w:lineRule="auto"/>
-        <w:ind w:left="66"/>
-        <w:rPr>
-          <w:rFonts w:cstheme="minorHAnsi"/>
-          <w:sz w:val="20"/>
-          <w:szCs w:val="20"/>
-        </w:rPr>
-      </w:pPr>
-    </w:p>
-    <w:p>
-      <w:pPr>
-        <w:spacing w:after="0" w:line="240" w:lineRule="auto"/>
-        <w:ind w:left="66"/>
-        <w:rPr>
-          <w:rFonts w:cstheme="minorHAnsi"/>
-          <w:sz w:val="20"/>
-          <w:szCs w:val="20"/>
-        </w:rPr>
-      </w:pPr>
-    </w:p>
-    <w:p>
-      <w:pPr>
-        <w:spacing w:after="0" w:line="240" w:lineRule="auto"/>
-        <w:ind w:left="66"/>
-        <w:rPr>
-          <w:rFonts w:cstheme="minorHAnsi"/>
-          <w:sz w:val="20"/>
-          <w:szCs w:val="20"/>
-        </w:rPr>
-      </w:pPr>
-    </w:p>
-    <w:p>
-      <w:pPr>
-        <w:spacing w:after="0" w:line="240" w:lineRule="auto"/>
-        <w:ind w:left="66"/>
-        <w:rPr>
-          <w:rFonts w:cstheme="minorHAnsi"/>
-          <w:sz w:val="20"/>
-          <w:szCs w:val="20"/>
-        </w:rPr>
-      </w:pPr>
-    </w:p>
-    <w:p>
-      <w:pPr>
-        <w:spacing w:after="0" w:line="240" w:lineRule="auto"/>
-        <w:ind w:left="66"/>
-        <w:rPr>
-          <w:rFonts w:cstheme="minorHAnsi"/>
-          <w:sz w:val="20"/>
-          <w:szCs w:val="20"/>
-        </w:rPr>
-      </w:pPr>
-    </w:p>
-    <w:p>
-      <w:pPr>
-        <w:spacing w:after="0" w:line="240" w:lineRule="auto"/>
-        <w:ind w:left="66"/>
-        <w:rPr>
-          <w:rFonts w:cstheme="minorHAnsi"/>
-          <w:sz w:val="20"/>
-          <w:szCs w:val="20"/>
-        </w:rPr>
-      </w:pPr>
-    </w:p>
-    <w:p>
-      <w:pPr>
-        <w:spacing w:after="0" w:line="240" w:lineRule="auto"/>
-        <w:ind w:left="66"/>
-        <w:rPr>
-          <w:rFonts w:cstheme="minorHAnsi"/>
-          <w:sz w:val="20"/>
-          <w:szCs w:val="20"/>
-        </w:rPr>
-      </w:pPr>
-    </w:p>
-    <w:p>
-      <w:pPr>
-        <w:spacing w:after="0" w:line="240" w:lineRule="auto"/>
-        <w:ind w:left="66"/>
-        <w:rPr>
-          <w:rFonts w:cstheme="minorHAnsi"/>
-          <w:sz w:val="20"/>
-          <w:szCs w:val="20"/>
-        </w:rPr>
-      </w:pPr>
-    </w:p>
-    <w:p>
-      <w:pPr>
-        <w:spacing w:after="0" w:line="240" w:lineRule="auto"/>
-        <w:ind w:left="66"/>
-        <w:rPr>
-          <w:rFonts w:cstheme="minorHAnsi"/>
-          <w:sz w:val="20"/>
-          <w:szCs w:val="20"/>
-        </w:rPr>
-      </w:pPr>
-    </w:p>
-    <w:p>
-      <w:pPr>
-        <w:spacing w:after="0" w:line="240" w:lineRule="auto"/>
-        <w:ind w:left="66"/>
-        <w:rPr>
-          <w:rFonts w:cstheme="minorHAnsi"/>
-          <w:sz w:val="20"/>
-          <w:szCs w:val="20"/>
-        </w:rPr>
-      </w:pPr>
-    </w:p>
-    <w:p>
-      <w:pPr>
-        <w:spacing w:after="0" w:line="240" w:lineRule="auto"/>
-        <w:ind w:left="66"/>
-        <w:rPr>
-          <w:rFonts w:cstheme="minorHAnsi"/>
-          <w:sz w:val="20"/>
-          <w:szCs w:val="20"/>
-        </w:rPr>
-      </w:pPr>
-    </w:p>
-    <w:p>
-      <w:pPr>
-        <w:spacing w:after="0" w:line="240" w:lineRule="auto"/>
-        <w:ind w:left="66"/>
-        <w:rPr>
-          <w:rFonts w:cstheme="minorHAnsi"/>
-          <w:sz w:val="20"/>
-          <w:szCs w:val="20"/>
-        </w:rPr>
-      </w:pPr>
-    </w:p>
-    <w:p>
-      <w:pPr>
-        <w:spacing w:after="0" w:line="240" w:lineRule="auto"/>
-        <w:ind w:left="66"/>
-        <w:rPr>
-          <w:rFonts w:cstheme="minorHAnsi"/>
-          <w:sz w:val="20"/>
-          <w:szCs w:val="20"/>
-        </w:rPr>
-      </w:pPr>
-    </w:p>
-    <w:p>
-      <w:pPr>
-        <w:spacing w:after="0" w:line="240" w:lineRule="auto"/>
-        <w:ind w:left="66"/>
-        <w:rPr>
-          <w:rFonts w:cstheme="minorHAnsi"/>
-          <w:sz w:val="20"/>
-          <w:szCs w:val="20"/>
-        </w:rPr>
-      </w:pPr>
-    </w:p>
-    <w:p>
-      <w:pPr>
-        <w:spacing w:after="0" w:line="240" w:lineRule="auto"/>
-        <w:ind w:left="66"/>
-        <w:rPr>
-          <w:rFonts w:cstheme="minorHAnsi"/>
-          <w:sz w:val="20"/>
-          <w:szCs w:val="20"/>
-        </w:rPr>
-      </w:pPr>
-    </w:p>
-    <w:p>
-      <w:pPr>
-        <w:spacing w:after="0" w:line="240" w:lineRule="auto"/>
-        <w:ind w:left="66"/>
-        <w:rPr>
-          <w:rFonts w:cstheme="minorHAnsi"/>
-          <w:sz w:val="20"/>
-          <w:szCs w:val="20"/>
-        </w:rPr>
-      </w:pPr>
-    </w:p>
-    <w:p>
-      <w:pPr>
-        <w:spacing w:after="0" w:line="240" w:lineRule="auto"/>
-        <w:ind w:left="66"/>
-        <w:rPr>
-          <w:rFonts w:cstheme="minorHAnsi"/>
-          <w:sz w:val="20"/>
-          <w:szCs w:val="20"/>
-        </w:rPr>
-      </w:pPr>
-    </w:p>
-    <w:p>
-      <w:pPr>
-        <w:spacing w:after="0" w:line="240" w:lineRule="auto"/>
-        <w:ind w:left="66"/>
-        <w:rPr>
-          <w:rFonts w:cstheme="minorHAnsi"/>
-          <w:sz w:val="20"/>
-          <w:szCs w:val="20"/>
-        </w:rPr>
-      </w:pPr>
-    </w:p>
-    <w:p>
-      <w:pPr>
-        <w:spacing w:after="0" w:line="240" w:lineRule="auto"/>
-        <w:ind w:left="66"/>
-        <w:rPr>
-          <w:rFonts w:cstheme="minorHAnsi"/>
-          <w:sz w:val="20"/>
-          <w:szCs w:val="20"/>
-        </w:rPr>
-      </w:pPr>
-    </w:p>
-    <w:p>
-      <w:pPr>
-        <w:spacing w:after="0" w:line="240" w:lineRule="auto"/>
-        <w:ind w:left="66"/>
-        <w:rPr>
-          <w:rFonts w:cstheme="minorHAnsi"/>
-          <w:sz w:val="20"/>
-          <w:szCs w:val="20"/>
-        </w:rPr>
-      </w:pPr>
-    </w:p>
-    <w:p>
-      <w:pPr>
-        <w:spacing w:after="0" w:line="240" w:lineRule="auto"/>
-        <w:ind w:left="66"/>
-        <w:rPr>
-          <w:rFonts w:cstheme="minorHAnsi"/>
-          <w:sz w:val="20"/>
-          <w:szCs w:val="20"/>
-        </w:rPr>
-      </w:pPr>
-    </w:p>
-    <w:p>
-      <w:pPr>
-        <w:spacing w:after="0" w:line="240" w:lineRule="auto"/>
-        <w:ind w:left="66"/>
-        <w:rPr>
-          <w:rFonts w:cstheme="minorHAnsi"/>
-          <w:sz w:val="20"/>
-          <w:szCs w:val="20"/>
-        </w:rPr>
-      </w:pPr>
-    </w:p>
-    <w:p>
-      <w:pPr>
-        <w:spacing w:after="0" w:line="240" w:lineRule="auto"/>
-        <w:ind w:left="66"/>
-        <w:rPr>
-          <w:rFonts w:cstheme="minorHAnsi"/>
-          <w:sz w:val="20"/>
-          <w:szCs w:val="20"/>
-        </w:rPr>
-      </w:pPr>
-    </w:p>
-    <w:p>
-      <w:pPr>
-        <w:spacing w:after="0" w:line="240" w:lineRule="auto"/>
-        <w:ind w:left="66"/>
-        <w:rPr>
-          <w:rFonts w:cstheme="minorHAnsi"/>
-          <w:sz w:val="20"/>
-          <w:szCs w:val="20"/>
-        </w:rPr>
-      </w:pPr>
-    </w:p>
-    <w:p>
-      <w:pPr>
-        <w:spacing w:after="0" w:line="240" w:lineRule="auto"/>
-        <w:ind w:left="66"/>
-        <w:rPr>
-          <w:rFonts w:cstheme="minorHAnsi"/>
-          <w:sz w:val="20"/>
-          <w:szCs w:val="20"/>
-        </w:rPr>
-      </w:pPr>
-    </w:p>
-    <w:p>
-      <w:pPr>
-        <w:spacing w:after="0" w:line="240" w:lineRule="auto"/>
-        <w:ind w:left="66"/>
-        <w:rPr>
-          <w:rFonts w:cstheme="minorHAnsi"/>
-          <w:sz w:val="20"/>
-          <w:szCs w:val="20"/>
-        </w:rPr>
-      </w:pPr>
-    </w:p>
-    <w:p>
-      <w:pPr>
-        <w:spacing w:after="0" w:line="240" w:lineRule="auto"/>
-        <w:ind w:left="66"/>
-        <w:rPr>
-          <w:rFonts w:cstheme="minorHAnsi"/>
-          <w:sz w:val="20"/>
-          <w:szCs w:val="20"/>
-        </w:rPr>
-      </w:pPr>
-    </w:p>
-    <w:p>
-      <w:pPr>
-        <w:spacing w:after="0" w:line="240" w:lineRule="auto"/>
-        <w:ind w:left="66"/>
-        <w:rPr>
-          <w:rFonts w:cstheme="minorHAnsi"/>
-          <w:sz w:val="20"/>
-          <w:szCs w:val="20"/>
-        </w:rPr>
-      </w:pPr>
-    </w:p>
-    <w:p>
-      <w:pPr>
-        <w:spacing w:after="0" w:line="240" w:lineRule="auto"/>
-        <w:ind w:left="66"/>
-        <w:rPr>
-          <w:rFonts w:cstheme="minorHAnsi"/>
-          <w:sz w:val="20"/>
-          <w:szCs w:val="20"/>
-        </w:rPr>
-      </w:pPr>
-    </w:p>
-    <w:p>
-      <w:pPr>
-        <w:spacing w:after="0" w:line="240" w:lineRule="auto"/>
-        <w:ind w:left="66"/>
-        <w:rPr>
-          <w:rFonts w:cstheme="minorHAnsi"/>
-          <w:sz w:val="20"/>
-          <w:szCs w:val="20"/>
-        </w:rPr>
-      </w:pPr>
-    </w:p>
-    <w:p>
-      <w:pPr>
-        <w:spacing w:after="0" w:line="240" w:lineRule="auto"/>
-        <w:ind w:left="66"/>
-        <w:rPr>
-          <w:rFonts w:cstheme="minorHAnsi"/>
-          <w:sz w:val="20"/>
-          <w:szCs w:val="20"/>
-        </w:rPr>
-      </w:pPr>
-    </w:p>
-    <w:p>
-      <w:pPr>
-        <w:spacing w:after="0" w:line="240" w:lineRule="auto"/>
-        <w:ind w:left="66"/>
-        <w:rPr>
-          <w:rFonts w:cstheme="minorHAnsi"/>
-          <w:sz w:val="20"/>
-          <w:szCs w:val="20"/>
-        </w:rPr>
-      </w:pPr>
-    </w:p>
-    <w:p>
-      <w:pPr>
-        <w:spacing w:after="0" w:line="240" w:lineRule="auto"/>
-        <w:ind w:left="66"/>
-        <w:rPr>
-          <w:rFonts w:cstheme="minorHAnsi"/>
-          <w:sz w:val="20"/>
-          <w:szCs w:val="20"/>
-        </w:rPr>
-      </w:pPr>
-    </w:p>
-    <w:p>
-      <w:pPr>
-        <w:spacing w:after="0" w:line="240" w:lineRule="auto"/>
-        <w:ind w:left="66"/>
-        <w:rPr>
-          <w:rFonts w:cstheme="minorHAnsi"/>
-          <w:sz w:val="20"/>
-          <w:szCs w:val="20"/>
-        </w:rPr>
-      </w:pPr>
-    </w:p>
-    <w:p>
-      <w:pPr>
-        <w:spacing w:after="0" w:line="240" w:lineRule="auto"/>
-        <w:ind w:left="66"/>
+    </w:p>
+    <w:p>
+      <w:pPr>
+        <w:pStyle w:val="ListParagraph"/>
+        <w:numPr>
+          <w:ilvl w:val="0"/>
+          <w:numId w:val="94"/>
+        </w:numPr>
+        <w:spacing w:after="0" w:line="240" w:lineRule="auto"/>
+        <w:rPr>
+          <w:rFonts w:cstheme="minorHAnsi"/>
+          <w:sz w:val="20"/>
+          <w:szCs w:val="20"/>
+        </w:rPr>
+      </w:pPr>
+      <w:r>
+        <w:rPr>
+          <w:rFonts w:cstheme="minorHAnsi"/>
+          <w:sz w:val="20"/>
+          <w:szCs w:val="20"/>
+        </w:rPr>
+        <w:t>CREATE TABLE results (student_id INT, score INT);</w:t>
+      </w:r>
+    </w:p>
+    <w:p>
+      <w:pPr>
+        <w:pBdr>
+          <w:bottom w:val="single" w:sz="6" w:space="1" w:color="auto"/>
+        </w:pBdr>
+        <w:spacing w:after="0" w:line="240" w:lineRule="auto"/>
+        <w:rPr>
+          <w:rFonts w:cstheme="minorHAnsi"/>
+          <w:sz w:val="20"/>
+          <w:szCs w:val="20"/>
+        </w:rPr>
+      </w:pPr>
+    </w:p>
+    <w:p>
+      <w:pPr>
+        <w:spacing w:after="0" w:line="240" w:lineRule="auto"/>
         <w:rPr>
           <w:rFonts w:cstheme="minorHAnsi"/>
           <w:b/>
@@ -20202,6 +18541,92 @@
     </w:lvl>
   </w:abstractNum>
   <w:abstractNum w:abstractNumId="19" w15:restartNumberingAfterBreak="0">
+    <w:nsid w:val="1BB65CA2"/>
+    <w:multiLevelType w:val="hybridMultilevel"/>
+    <w:tmpl w:val="14764730"/>
+    <w:lvl w:ilvl="0" w:tplc="4009000F">
+      <w:start w:val="1"/>
+      <w:numFmt w:val="decimal"/>
+      <w:lvlText w:val="%1."/>
+      <w:lvlJc w:val="left"/>
+      <w:pPr>
+        <w:ind w:left="720" w:hanging="360"/>
+      </w:pPr>
+    </w:lvl>
+    <w:lvl w:ilvl="1" w:tplc="40090019" w:tentative="1">
+      <w:start w:val="1"/>
+      <w:numFmt w:val="lowerLetter"/>
+      <w:lvlText w:val="%2."/>
+      <w:lvlJc w:val="left"/>
+      <w:pPr>
+        <w:ind w:left="1440" w:hanging="360"/>
+      </w:pPr>
+    </w:lvl>
+    <w:lvl w:ilvl="2" w:tplc="4009001B" w:tentative="1">
+      <w:start w:val="1"/>
+      <w:numFmt w:val="lowerRoman"/>
+      <w:lvlText w:val="%3."/>
+      <w:lvlJc w:val="right"/>
+      <w:pPr>
+        <w:ind w:left="2160" w:hanging="180"/>
+      </w:pPr>
+    </w:lvl>
+    <w:lvl w:ilvl="3" w:tplc="4009000F" w:tentative="1">
+      <w:start w:val="1"/>
+      <w:numFmt w:val="decimal"/>
+      <w:lvlText w:val="%4."/>
+      <w:lvlJc w:val="left"/>
+      <w:pPr>
+        <w:ind w:left="2880" w:hanging="360"/>
+      </w:pPr>
+    </w:lvl>
+    <w:lvl w:ilvl="4" w:tplc="40090019" w:tentative="1">
+      <w:start w:val="1"/>
+      <w:numFmt w:val="lowerLetter"/>
+      <w:lvlText w:val="%5."/>
+      <w:lvlJc w:val="left"/>
+      <w:pPr>
+        <w:ind w:left="3600" w:hanging="360"/>
+      </w:pPr>
+    </w:lvl>
+    <w:lvl w:ilvl="5" w:tplc="4009001B" w:tentative="1">
+      <w:start w:val="1"/>
+      <w:numFmt w:val="lowerRoman"/>
+      <w:lvlText w:val="%6."/>
+      <w:lvlJc w:val="right"/>
+      <w:pPr>
+        <w:ind w:left="4320" w:hanging="180"/>
+      </w:pPr>
+    </w:lvl>
+    <w:lvl w:ilvl="6" w:tplc="4009000F" w:tentative="1">
+      <w:start w:val="1"/>
+      <w:numFmt w:val="decimal"/>
+      <w:lvlText w:val="%7."/>
+      <w:lvlJc w:val="left"/>
+      <w:pPr>
+        <w:ind w:left="5040" w:hanging="360"/>
+      </w:pPr>
+    </w:lvl>
+    <w:lvl w:ilvl="7" w:tplc="40090019" w:tentative="1">
+      <w:start w:val="1"/>
+      <w:numFmt w:val="lowerLetter"/>
+      <w:lvlText w:val="%8."/>
+      <w:lvlJc w:val="left"/>
+      <w:pPr>
+        <w:ind w:left="5760" w:hanging="360"/>
+      </w:pPr>
+    </w:lvl>
+    <w:lvl w:ilvl="8" w:tplc="4009001B" w:tentative="1">
+      <w:start w:val="1"/>
+      <w:numFmt w:val="lowerRoman"/>
+      <w:lvlText w:val="%9."/>
+      <w:lvlJc w:val="right"/>
+      <w:pPr>
+        <w:ind w:left="6480" w:hanging="180"/>
+      </w:pPr>
+    </w:lvl>
+  </w:abstractNum>
+  <w:abstractNum w:abstractNumId="20" w15:restartNumberingAfterBreak="0">
     <w:nsid w:val="1BE421B5"/>
     <w:multiLevelType w:val="multilevel"/>
     <w:tmpl w:val="C982125A"/>
@@ -20330,7 +18755,7 @@
       </w:rPr>
     </w:lvl>
   </w:abstractNum>
-  <w:abstractNum w:abstractNumId="20" w15:restartNumberingAfterBreak="0">
+  <w:abstractNum w:abstractNumId="21" w15:restartNumberingAfterBreak="0">
     <w:nsid w:val="1DAD3B0C"/>
     <w:multiLevelType w:val="hybridMultilevel"/>
     <w:tmpl w:val="E1D425E4"/>
@@ -20443,7 +18868,7 @@
       </w:rPr>
     </w:lvl>
   </w:abstractNum>
-  <w:abstractNum w:abstractNumId="21" w15:restartNumberingAfterBreak="0">
+  <w:abstractNum w:abstractNumId="22" w15:restartNumberingAfterBreak="0">
     <w:nsid w:val="1E5026C5"/>
     <w:multiLevelType w:val="hybridMultilevel"/>
     <w:tmpl w:val="A7FE42D0"/>
@@ -20532,7 +18957,93 @@
       </w:pPr>
     </w:lvl>
   </w:abstractNum>
-  <w:abstractNum w:abstractNumId="22" w15:restartNumberingAfterBreak="0">
+  <w:abstractNum w:abstractNumId="23" w15:restartNumberingAfterBreak="0">
+    <w:nsid w:val="1EF84E7D"/>
+    <w:multiLevelType w:val="hybridMultilevel"/>
+    <w:tmpl w:val="CCD47CC0"/>
+    <w:lvl w:ilvl="0" w:tplc="4009000F">
+      <w:start w:val="1"/>
+      <w:numFmt w:val="decimal"/>
+      <w:lvlText w:val="%1."/>
+      <w:lvlJc w:val="left"/>
+      <w:pPr>
+        <w:ind w:left="720" w:hanging="360"/>
+      </w:pPr>
+    </w:lvl>
+    <w:lvl w:ilvl="1" w:tplc="40090019" w:tentative="1">
+      <w:start w:val="1"/>
+      <w:numFmt w:val="lowerLetter"/>
+      <w:lvlText w:val="%2."/>
+      <w:lvlJc w:val="left"/>
+      <w:pPr>
+        <w:ind w:left="1440" w:hanging="360"/>
+      </w:pPr>
+    </w:lvl>
+    <w:lvl w:ilvl="2" w:tplc="4009001B" w:tentative="1">
+      <w:start w:val="1"/>
+      <w:numFmt w:val="lowerRoman"/>
+      <w:lvlText w:val="%3."/>
+      <w:lvlJc w:val="right"/>
+      <w:pPr>
+        <w:ind w:left="2160" w:hanging="180"/>
+      </w:pPr>
+    </w:lvl>
+    <w:lvl w:ilvl="3" w:tplc="4009000F" w:tentative="1">
+      <w:start w:val="1"/>
+      <w:numFmt w:val="decimal"/>
+      <w:lvlText w:val="%4."/>
+      <w:lvlJc w:val="left"/>
+      <w:pPr>
+        <w:ind w:left="2880" w:hanging="360"/>
+      </w:pPr>
+    </w:lvl>
+    <w:lvl w:ilvl="4" w:tplc="40090019" w:tentative="1">
+      <w:start w:val="1"/>
+      <w:numFmt w:val="lowerLetter"/>
+      <w:lvlText w:val="%5."/>
+      <w:lvlJc w:val="left"/>
+      <w:pPr>
+        <w:ind w:left="3600" w:hanging="360"/>
+      </w:pPr>
+    </w:lvl>
+    <w:lvl w:ilvl="5" w:tplc="4009001B" w:tentative="1">
+      <w:start w:val="1"/>
+      <w:numFmt w:val="lowerRoman"/>
+      <w:lvlText w:val="%6."/>
+      <w:lvlJc w:val="right"/>
+      <w:pPr>
+        <w:ind w:left="4320" w:hanging="180"/>
+      </w:pPr>
+    </w:lvl>
+    <w:lvl w:ilvl="6" w:tplc="4009000F" w:tentative="1">
+      <w:start w:val="1"/>
+      <w:numFmt w:val="decimal"/>
+      <w:lvlText w:val="%7."/>
+      <w:lvlJc w:val="left"/>
+      <w:pPr>
+        <w:ind w:left="5040" w:hanging="360"/>
+      </w:pPr>
+    </w:lvl>
+    <w:lvl w:ilvl="7" w:tplc="40090019" w:tentative="1">
+      <w:start w:val="1"/>
+      <w:numFmt w:val="lowerLetter"/>
+      <w:lvlText w:val="%8."/>
+      <w:lvlJc w:val="left"/>
+      <w:pPr>
+        <w:ind w:left="5760" w:hanging="360"/>
+      </w:pPr>
+    </w:lvl>
+    <w:lvl w:ilvl="8" w:tplc="4009001B" w:tentative="1">
+      <w:start w:val="1"/>
+      <w:numFmt w:val="lowerRoman"/>
+      <w:lvlText w:val="%9."/>
+      <w:lvlJc w:val="right"/>
+      <w:pPr>
+        <w:ind w:left="6480" w:hanging="180"/>
+      </w:pPr>
+    </w:lvl>
+  </w:abstractNum>
+  <w:abstractNum w:abstractNumId="24" w15:restartNumberingAfterBreak="0">
     <w:nsid w:val="1F245CA1"/>
     <w:multiLevelType w:val="hybridMultilevel"/>
     <w:tmpl w:val="C71865D0"/>
@@ -20621,7 +19132,7 @@
       </w:pPr>
     </w:lvl>
   </w:abstractNum>
-  <w:abstractNum w:abstractNumId="23" w15:restartNumberingAfterBreak="0">
+  <w:abstractNum w:abstractNumId="25" w15:restartNumberingAfterBreak="0">
     <w:nsid w:val="20B620E6"/>
     <w:multiLevelType w:val="multilevel"/>
     <w:tmpl w:val="847C20E8"/>
@@ -20770,7 +19281,7 @@
       </w:rPr>
     </w:lvl>
   </w:abstractNum>
-  <w:abstractNum w:abstractNumId="24" w15:restartNumberingAfterBreak="0">
+  <w:abstractNum w:abstractNumId="26" w15:restartNumberingAfterBreak="0">
     <w:nsid w:val="20B905E2"/>
     <w:multiLevelType w:val="hybridMultilevel"/>
     <w:tmpl w:val="C29EAEEC"/>
@@ -20859,7 +19370,7 @@
       </w:pPr>
     </w:lvl>
   </w:abstractNum>
-  <w:abstractNum w:abstractNumId="25" w15:restartNumberingAfterBreak="0">
+  <w:abstractNum w:abstractNumId="27" w15:restartNumberingAfterBreak="0">
     <w:nsid w:val="20D94E23"/>
     <w:multiLevelType w:val="hybridMultilevel"/>
     <w:tmpl w:val="A79C94F8"/>
@@ -20948,7 +19459,93 @@
       </w:pPr>
     </w:lvl>
   </w:abstractNum>
-  <w:abstractNum w:abstractNumId="26" w15:restartNumberingAfterBreak="0">
+  <w:abstractNum w:abstractNumId="28" w15:restartNumberingAfterBreak="0">
+    <w:nsid w:val="22027047"/>
+    <w:multiLevelType w:val="hybridMultilevel"/>
+    <w:tmpl w:val="F4C85176"/>
+    <w:lvl w:ilvl="0" w:tplc="4009000F">
+      <w:start w:val="1"/>
+      <w:numFmt w:val="decimal"/>
+      <w:lvlText w:val="%1."/>
+      <w:lvlJc w:val="left"/>
+      <w:pPr>
+        <w:ind w:left="720" w:hanging="360"/>
+      </w:pPr>
+    </w:lvl>
+    <w:lvl w:ilvl="1" w:tplc="40090019" w:tentative="1">
+      <w:start w:val="1"/>
+      <w:numFmt w:val="lowerLetter"/>
+      <w:lvlText w:val="%2."/>
+      <w:lvlJc w:val="left"/>
+      <w:pPr>
+        <w:ind w:left="1440" w:hanging="360"/>
+      </w:pPr>
+    </w:lvl>
+    <w:lvl w:ilvl="2" w:tplc="4009001B" w:tentative="1">
+      <w:start w:val="1"/>
+      <w:numFmt w:val="lowerRoman"/>
+      <w:lvlText w:val="%3."/>
+      <w:lvlJc w:val="right"/>
+      <w:pPr>
+        <w:ind w:left="2160" w:hanging="180"/>
+      </w:pPr>
+    </w:lvl>
+    <w:lvl w:ilvl="3" w:tplc="4009000F" w:tentative="1">
+      <w:start w:val="1"/>
+      <w:numFmt w:val="decimal"/>
+      <w:lvlText w:val="%4."/>
+      <w:lvlJc w:val="left"/>
+      <w:pPr>
+        <w:ind w:left="2880" w:hanging="360"/>
+      </w:pPr>
+    </w:lvl>
+    <w:lvl w:ilvl="4" w:tplc="40090019" w:tentative="1">
+      <w:start w:val="1"/>
+      <w:numFmt w:val="lowerLetter"/>
+      <w:lvlText w:val="%5."/>
+      <w:lvlJc w:val="left"/>
+      <w:pPr>
+        <w:ind w:left="3600" w:hanging="360"/>
+      </w:pPr>
+    </w:lvl>
+    <w:lvl w:ilvl="5" w:tplc="4009001B" w:tentative="1">
+      <w:start w:val="1"/>
+      <w:numFmt w:val="lowerRoman"/>
+      <w:lvlText w:val="%6."/>
+      <w:lvlJc w:val="right"/>
+      <w:pPr>
+        <w:ind w:left="4320" w:hanging="180"/>
+      </w:pPr>
+    </w:lvl>
+    <w:lvl w:ilvl="6" w:tplc="4009000F" w:tentative="1">
+      <w:start w:val="1"/>
+      <w:numFmt w:val="decimal"/>
+      <w:lvlText w:val="%7."/>
+      <w:lvlJc w:val="left"/>
+      <w:pPr>
+        <w:ind w:left="5040" w:hanging="360"/>
+      </w:pPr>
+    </w:lvl>
+    <w:lvl w:ilvl="7" w:tplc="40090019" w:tentative="1">
+      <w:start w:val="1"/>
+      <w:numFmt w:val="lowerLetter"/>
+      <w:lvlText w:val="%8."/>
+      <w:lvlJc w:val="left"/>
+      <w:pPr>
+        <w:ind w:left="5760" w:hanging="360"/>
+      </w:pPr>
+    </w:lvl>
+    <w:lvl w:ilvl="8" w:tplc="4009001B" w:tentative="1">
+      <w:start w:val="1"/>
+      <w:numFmt w:val="lowerRoman"/>
+      <w:lvlText w:val="%9."/>
+      <w:lvlJc w:val="right"/>
+      <w:pPr>
+        <w:ind w:left="6480" w:hanging="180"/>
+      </w:pPr>
+    </w:lvl>
+  </w:abstractNum>
+  <w:abstractNum w:abstractNumId="29" w15:restartNumberingAfterBreak="0">
     <w:nsid w:val="23495646"/>
     <w:multiLevelType w:val="hybridMultilevel"/>
     <w:tmpl w:val="855C95BE"/>
@@ -21037,7 +19634,179 @@
       </w:pPr>
     </w:lvl>
   </w:abstractNum>
-  <w:abstractNum w:abstractNumId="27" w15:restartNumberingAfterBreak="0">
+  <w:abstractNum w:abstractNumId="30" w15:restartNumberingAfterBreak="0">
+    <w:nsid w:val="24E80E6A"/>
+    <w:multiLevelType w:val="hybridMultilevel"/>
+    <w:tmpl w:val="347CDE10"/>
+    <w:lvl w:ilvl="0" w:tplc="4009000F">
+      <w:start w:val="1"/>
+      <w:numFmt w:val="decimal"/>
+      <w:lvlText w:val="%1."/>
+      <w:lvlJc w:val="left"/>
+      <w:pPr>
+        <w:ind w:left="720" w:hanging="360"/>
+      </w:pPr>
+    </w:lvl>
+    <w:lvl w:ilvl="1" w:tplc="40090019" w:tentative="1">
+      <w:start w:val="1"/>
+      <w:numFmt w:val="lowerLetter"/>
+      <w:lvlText w:val="%2."/>
+      <w:lvlJc w:val="left"/>
+      <w:pPr>
+        <w:ind w:left="1440" w:hanging="360"/>
+      </w:pPr>
+    </w:lvl>
+    <w:lvl w:ilvl="2" w:tplc="4009001B" w:tentative="1">
+      <w:start w:val="1"/>
+      <w:numFmt w:val="lowerRoman"/>
+      <w:lvlText w:val="%3."/>
+      <w:lvlJc w:val="right"/>
+      <w:pPr>
+        <w:ind w:left="2160" w:hanging="180"/>
+      </w:pPr>
+    </w:lvl>
+    <w:lvl w:ilvl="3" w:tplc="4009000F" w:tentative="1">
+      <w:start w:val="1"/>
+      <w:numFmt w:val="decimal"/>
+      <w:lvlText w:val="%4."/>
+      <w:lvlJc w:val="left"/>
+      <w:pPr>
+        <w:ind w:left="2880" w:hanging="360"/>
+      </w:pPr>
+    </w:lvl>
+    <w:lvl w:ilvl="4" w:tplc="40090019" w:tentative="1">
+      <w:start w:val="1"/>
+      <w:numFmt w:val="lowerLetter"/>
+      <w:lvlText w:val="%5."/>
+      <w:lvlJc w:val="left"/>
+      <w:pPr>
+        <w:ind w:left="3600" w:hanging="360"/>
+      </w:pPr>
+    </w:lvl>
+    <w:lvl w:ilvl="5" w:tplc="4009001B" w:tentative="1">
+      <w:start w:val="1"/>
+      <w:numFmt w:val="lowerRoman"/>
+      <w:lvlText w:val="%6."/>
+      <w:lvlJc w:val="right"/>
+      <w:pPr>
+        <w:ind w:left="4320" w:hanging="180"/>
+      </w:pPr>
+    </w:lvl>
+    <w:lvl w:ilvl="6" w:tplc="4009000F" w:tentative="1">
+      <w:start w:val="1"/>
+      <w:numFmt w:val="decimal"/>
+      <w:lvlText w:val="%7."/>
+      <w:lvlJc w:val="left"/>
+      <w:pPr>
+        <w:ind w:left="5040" w:hanging="360"/>
+      </w:pPr>
+    </w:lvl>
+    <w:lvl w:ilvl="7" w:tplc="40090019" w:tentative="1">
+      <w:start w:val="1"/>
+      <w:numFmt w:val="lowerLetter"/>
+      <w:lvlText w:val="%8."/>
+      <w:lvlJc w:val="left"/>
+      <w:pPr>
+        <w:ind w:left="5760" w:hanging="360"/>
+      </w:pPr>
+    </w:lvl>
+    <w:lvl w:ilvl="8" w:tplc="4009001B" w:tentative="1">
+      <w:start w:val="1"/>
+      <w:numFmt w:val="lowerRoman"/>
+      <w:lvlText w:val="%9."/>
+      <w:lvlJc w:val="right"/>
+      <w:pPr>
+        <w:ind w:left="6480" w:hanging="180"/>
+      </w:pPr>
+    </w:lvl>
+  </w:abstractNum>
+  <w:abstractNum w:abstractNumId="31" w15:restartNumberingAfterBreak="0">
+    <w:nsid w:val="25B674F3"/>
+    <w:multiLevelType w:val="hybridMultilevel"/>
+    <w:tmpl w:val="B8CE640C"/>
+    <w:lvl w:ilvl="0" w:tplc="4009000F">
+      <w:start w:val="1"/>
+      <w:numFmt w:val="decimal"/>
+      <w:lvlText w:val="%1."/>
+      <w:lvlJc w:val="left"/>
+      <w:pPr>
+        <w:ind w:left="720" w:hanging="360"/>
+      </w:pPr>
+    </w:lvl>
+    <w:lvl w:ilvl="1" w:tplc="40090019" w:tentative="1">
+      <w:start w:val="1"/>
+      <w:numFmt w:val="lowerLetter"/>
+      <w:lvlText w:val="%2."/>
+      <w:lvlJc w:val="left"/>
+      <w:pPr>
+        <w:ind w:left="1440" w:hanging="360"/>
+      </w:pPr>
+    </w:lvl>
+    <w:lvl w:ilvl="2" w:tplc="4009001B" w:tentative="1">
+      <w:start w:val="1"/>
+      <w:numFmt w:val="lowerRoman"/>
+      <w:lvlText w:val="%3."/>
+      <w:lvlJc w:val="right"/>
+      <w:pPr>
+        <w:ind w:left="2160" w:hanging="180"/>
+      </w:pPr>
+    </w:lvl>
+    <w:lvl w:ilvl="3" w:tplc="4009000F" w:tentative="1">
+      <w:start w:val="1"/>
+      <w:numFmt w:val="decimal"/>
+      <w:lvlText w:val="%4."/>
+      <w:lvlJc w:val="left"/>
+      <w:pPr>
+        <w:ind w:left="2880" w:hanging="360"/>
+      </w:pPr>
+    </w:lvl>
+    <w:lvl w:ilvl="4" w:tplc="40090019" w:tentative="1">
+      <w:start w:val="1"/>
+      <w:numFmt w:val="lowerLetter"/>
+      <w:lvlText w:val="%5."/>
+      <w:lvlJc w:val="left"/>
+      <w:pPr>
+        <w:ind w:left="3600" w:hanging="360"/>
+      </w:pPr>
+    </w:lvl>
+    <w:lvl w:ilvl="5" w:tplc="4009001B" w:tentative="1">
+      <w:start w:val="1"/>
+      <w:numFmt w:val="lowerRoman"/>
+      <w:lvlText w:val="%6."/>
+      <w:lvlJc w:val="right"/>
+      <w:pPr>
+        <w:ind w:left="4320" w:hanging="180"/>
+      </w:pPr>
+    </w:lvl>
+    <w:lvl w:ilvl="6" w:tplc="4009000F" w:tentative="1">
+      <w:start w:val="1"/>
+      <w:numFmt w:val="decimal"/>
+      <w:lvlText w:val="%7."/>
+      <w:lvlJc w:val="left"/>
+      <w:pPr>
+        <w:ind w:left="5040" w:hanging="360"/>
+      </w:pPr>
+    </w:lvl>
+    <w:lvl w:ilvl="7" w:tplc="40090019" w:tentative="1">
+      <w:start w:val="1"/>
+      <w:numFmt w:val="lowerLetter"/>
+      <w:lvlText w:val="%8."/>
+      <w:lvlJc w:val="left"/>
+      <w:pPr>
+        <w:ind w:left="5760" w:hanging="360"/>
+      </w:pPr>
+    </w:lvl>
+    <w:lvl w:ilvl="8" w:tplc="4009001B" w:tentative="1">
+      <w:start w:val="1"/>
+      <w:numFmt w:val="lowerRoman"/>
+      <w:lvlText w:val="%9."/>
+      <w:lvlJc w:val="right"/>
+      <w:pPr>
+        <w:ind w:left="6480" w:hanging="180"/>
+      </w:pPr>
+    </w:lvl>
+  </w:abstractNum>
+  <w:abstractNum w:abstractNumId="32" w15:restartNumberingAfterBreak="0">
     <w:nsid w:val="25BC5BB3"/>
     <w:multiLevelType w:val="hybridMultilevel"/>
     <w:tmpl w:val="7426445C"/>
@@ -21150,7 +19919,7 @@
       </w:rPr>
     </w:lvl>
   </w:abstractNum>
-  <w:abstractNum w:abstractNumId="28" w15:restartNumberingAfterBreak="0">
+  <w:abstractNum w:abstractNumId="33" w15:restartNumberingAfterBreak="0">
     <w:nsid w:val="26426476"/>
     <w:multiLevelType w:val="hybridMultilevel"/>
     <w:tmpl w:val="217CF57A"/>
@@ -21239,7 +20008,7 @@
       </w:pPr>
     </w:lvl>
   </w:abstractNum>
-  <w:abstractNum w:abstractNumId="29" w15:restartNumberingAfterBreak="0">
+  <w:abstractNum w:abstractNumId="34" w15:restartNumberingAfterBreak="0">
     <w:nsid w:val="267A4AA8"/>
     <w:multiLevelType w:val="hybridMultilevel"/>
     <w:tmpl w:val="9B626F9E"/>
@@ -21328,7 +20097,7 @@
       </w:pPr>
     </w:lvl>
   </w:abstractNum>
-  <w:abstractNum w:abstractNumId="30" w15:restartNumberingAfterBreak="0">
+  <w:abstractNum w:abstractNumId="35" w15:restartNumberingAfterBreak="0">
     <w:nsid w:val="26D44CC7"/>
     <w:multiLevelType w:val="hybridMultilevel"/>
     <w:tmpl w:val="EC9C9C18"/>
@@ -21417,7 +20186,7 @@
       </w:pPr>
     </w:lvl>
   </w:abstractNum>
-  <w:abstractNum w:abstractNumId="31" w15:restartNumberingAfterBreak="0">
+  <w:abstractNum w:abstractNumId="36" w15:restartNumberingAfterBreak="0">
     <w:nsid w:val="28DD689E"/>
     <w:multiLevelType w:val="hybridMultilevel"/>
     <w:tmpl w:val="659454D8"/>
@@ -21506,7 +20275,7 @@
       </w:pPr>
     </w:lvl>
   </w:abstractNum>
-  <w:abstractNum w:abstractNumId="32" w15:restartNumberingAfterBreak="0">
+  <w:abstractNum w:abstractNumId="37" w15:restartNumberingAfterBreak="0">
     <w:nsid w:val="28FA403E"/>
     <w:multiLevelType w:val="multilevel"/>
     <w:tmpl w:val="85349392"/>
@@ -21655,7 +20424,7 @@
       </w:rPr>
     </w:lvl>
   </w:abstractNum>
-  <w:abstractNum w:abstractNumId="33" w15:restartNumberingAfterBreak="0">
+  <w:abstractNum w:abstractNumId="38" w15:restartNumberingAfterBreak="0">
     <w:nsid w:val="29DC2704"/>
     <w:multiLevelType w:val="hybridMultilevel"/>
     <w:tmpl w:val="2EAE2F06"/>
@@ -21744,7 +20513,7 @@
       </w:pPr>
     </w:lvl>
   </w:abstractNum>
-  <w:abstractNum w:abstractNumId="34" w15:restartNumberingAfterBreak="0">
+  <w:abstractNum w:abstractNumId="39" w15:restartNumberingAfterBreak="0">
     <w:nsid w:val="2C87674B"/>
     <w:multiLevelType w:val="hybridMultilevel"/>
     <w:tmpl w:val="E1B45CA0"/>
@@ -21857,7 +20626,7 @@
       </w:rPr>
     </w:lvl>
   </w:abstractNum>
-  <w:abstractNum w:abstractNumId="35" w15:restartNumberingAfterBreak="0">
+  <w:abstractNum w:abstractNumId="40" w15:restartNumberingAfterBreak="0">
     <w:nsid w:val="31764BDD"/>
     <w:multiLevelType w:val="hybridMultilevel"/>
     <w:tmpl w:val="211EF5B2"/>
@@ -21943,7 +20712,7 @@
       </w:pPr>
     </w:lvl>
   </w:abstractNum>
-  <w:abstractNum w:abstractNumId="36" w15:restartNumberingAfterBreak="0">
+  <w:abstractNum w:abstractNumId="41" w15:restartNumberingAfterBreak="0">
     <w:nsid w:val="327A3D5B"/>
     <w:multiLevelType w:val="hybridMultilevel"/>
     <w:tmpl w:val="F878DAD0"/>
@@ -22032,7 +20801,96 @@
       </w:pPr>
     </w:lvl>
   </w:abstractNum>
-  <w:abstractNum w:abstractNumId="37" w15:restartNumberingAfterBreak="0">
+  <w:abstractNum w:abstractNumId="42" w15:restartNumberingAfterBreak="0">
+    <w:nsid w:val="32CA1BCF"/>
+    <w:multiLevelType w:val="hybridMultilevel"/>
+    <w:tmpl w:val="FA7AC3F8"/>
+    <w:lvl w:ilvl="0" w:tplc="ABF08DA4">
+      <w:start w:val="1"/>
+      <w:numFmt w:val="decimal"/>
+      <w:lvlText w:val="%1."/>
+      <w:lvlJc w:val="left"/>
+      <w:pPr>
+        <w:ind w:left="786" w:hanging="360"/>
+      </w:pPr>
+      <w:rPr>
+        <w:rFonts w:hint="default"/>
+      </w:rPr>
+    </w:lvl>
+    <w:lvl w:ilvl="1" w:tplc="40090019" w:tentative="1">
+      <w:start w:val="1"/>
+      <w:numFmt w:val="lowerLetter"/>
+      <w:lvlText w:val="%2."/>
+      <w:lvlJc w:val="left"/>
+      <w:pPr>
+        <w:ind w:left="1506" w:hanging="360"/>
+      </w:pPr>
+    </w:lvl>
+    <w:lvl w:ilvl="2" w:tplc="4009001B" w:tentative="1">
+      <w:start w:val="1"/>
+      <w:numFmt w:val="lowerRoman"/>
+      <w:lvlText w:val="%3."/>
+      <w:lvlJc w:val="right"/>
+      <w:pPr>
+        <w:ind w:left="2226" w:hanging="180"/>
+      </w:pPr>
+    </w:lvl>
+    <w:lvl w:ilvl="3" w:tplc="4009000F" w:tentative="1">
+      <w:start w:val="1"/>
+      <w:numFmt w:val="decimal"/>
+      <w:lvlText w:val="%4."/>
+      <w:lvlJc w:val="left"/>
+      <w:pPr>
+        <w:ind w:left="2946" w:hanging="360"/>
+      </w:pPr>
+    </w:lvl>
+    <w:lvl w:ilvl="4" w:tplc="40090019" w:tentative="1">
+      <w:start w:val="1"/>
+      <w:numFmt w:val="lowerLetter"/>
+      <w:lvlText w:val="%5."/>
+      <w:lvlJc w:val="left"/>
+      <w:pPr>
+        <w:ind w:left="3666" w:hanging="360"/>
+      </w:pPr>
+    </w:lvl>
+    <w:lvl w:ilvl="5" w:tplc="4009001B" w:tentative="1">
+      <w:start w:val="1"/>
+      <w:numFmt w:val="lowerRoman"/>
+      <w:lvlText w:val="%6."/>
+      <w:lvlJc w:val="right"/>
+      <w:pPr>
+        <w:ind w:left="4386" w:hanging="180"/>
+      </w:pPr>
+    </w:lvl>
+    <w:lvl w:ilvl="6" w:tplc="4009000F" w:tentative="1">
+      <w:start w:val="1"/>
+      <w:numFmt w:val="decimal"/>
+      <w:lvlText w:val="%7."/>
+      <w:lvlJc w:val="left"/>
+      <w:pPr>
+        <w:ind w:left="5106" w:hanging="360"/>
+      </w:pPr>
+    </w:lvl>
+    <w:lvl w:ilvl="7" w:tplc="40090019" w:tentative="1">
+      <w:start w:val="1"/>
+      <w:numFmt w:val="lowerLetter"/>
+      <w:lvlText w:val="%8."/>
+      <w:lvlJc w:val="left"/>
+      <w:pPr>
+        <w:ind w:left="5826" w:hanging="360"/>
+      </w:pPr>
+    </w:lvl>
+    <w:lvl w:ilvl="8" w:tplc="4009001B" w:tentative="1">
+      <w:start w:val="1"/>
+      <w:numFmt w:val="lowerRoman"/>
+      <w:lvlText w:val="%9."/>
+      <w:lvlJc w:val="right"/>
+      <w:pPr>
+        <w:ind w:left="6546" w:hanging="180"/>
+      </w:pPr>
+    </w:lvl>
+  </w:abstractNum>
+  <w:abstractNum w:abstractNumId="43" w15:restartNumberingAfterBreak="0">
     <w:nsid w:val="32E06722"/>
     <w:multiLevelType w:val="multilevel"/>
     <w:tmpl w:val="92ECCB5E"/>
@@ -22181,7 +21039,7 @@
       </w:rPr>
     </w:lvl>
   </w:abstractNum>
-  <w:abstractNum w:abstractNumId="38" w15:restartNumberingAfterBreak="0">
+  <w:abstractNum w:abstractNumId="44" w15:restartNumberingAfterBreak="0">
     <w:nsid w:val="33823E79"/>
     <w:multiLevelType w:val="hybridMultilevel"/>
     <w:tmpl w:val="CB2CE722"/>
@@ -22294,7 +21152,7 @@
       </w:rPr>
     </w:lvl>
   </w:abstractNum>
-  <w:abstractNum w:abstractNumId="39" w15:restartNumberingAfterBreak="0">
+  <w:abstractNum w:abstractNumId="45" w15:restartNumberingAfterBreak="0">
     <w:nsid w:val="33CD0CEE"/>
     <w:multiLevelType w:val="hybridMultilevel"/>
     <w:tmpl w:val="1A22CD82"/>
@@ -22383,7 +21241,7 @@
       </w:pPr>
     </w:lvl>
   </w:abstractNum>
-  <w:abstractNum w:abstractNumId="40" w15:restartNumberingAfterBreak="0">
+  <w:abstractNum w:abstractNumId="46" w15:restartNumberingAfterBreak="0">
     <w:nsid w:val="3907711F"/>
     <w:multiLevelType w:val="hybridMultilevel"/>
     <w:tmpl w:val="808E2E96"/>
@@ -22472,7 +21330,7 @@
       </w:pPr>
     </w:lvl>
   </w:abstractNum>
-  <w:abstractNum w:abstractNumId="41" w15:restartNumberingAfterBreak="0">
+  <w:abstractNum w:abstractNumId="47" w15:restartNumberingAfterBreak="0">
     <w:nsid w:val="3A2E41A7"/>
     <w:multiLevelType w:val="multilevel"/>
     <w:tmpl w:val="E83E291A"/>
@@ -22621,7 +21479,7 @@
       </w:rPr>
     </w:lvl>
   </w:abstractNum>
-  <w:abstractNum w:abstractNumId="42" w15:restartNumberingAfterBreak="0">
+  <w:abstractNum w:abstractNumId="48" w15:restartNumberingAfterBreak="0">
     <w:nsid w:val="3B0F70E7"/>
     <w:multiLevelType w:val="hybridMultilevel"/>
     <w:tmpl w:val="1EFCF3F6"/>
@@ -22734,7 +21592,7 @@
       </w:rPr>
     </w:lvl>
   </w:abstractNum>
-  <w:abstractNum w:abstractNumId="43" w15:restartNumberingAfterBreak="0">
+  <w:abstractNum w:abstractNumId="49" w15:restartNumberingAfterBreak="0">
     <w:nsid w:val="3BBF3FA4"/>
     <w:multiLevelType w:val="hybridMultilevel"/>
     <w:tmpl w:val="83DE556C"/>
@@ -22820,7 +21678,7 @@
       </w:pPr>
     </w:lvl>
   </w:abstractNum>
-  <w:abstractNum w:abstractNumId="44" w15:restartNumberingAfterBreak="0">
+  <w:abstractNum w:abstractNumId="50" w15:restartNumberingAfterBreak="0">
     <w:nsid w:val="3E9C2B9A"/>
     <w:multiLevelType w:val="hybridMultilevel"/>
     <w:tmpl w:val="D4382106"/>
@@ -22909,7 +21767,7 @@
       </w:pPr>
     </w:lvl>
   </w:abstractNum>
-  <w:abstractNum w:abstractNumId="45" w15:restartNumberingAfterBreak="0">
+  <w:abstractNum w:abstractNumId="51" w15:restartNumberingAfterBreak="0">
     <w:nsid w:val="40083525"/>
     <w:multiLevelType w:val="hybridMultilevel"/>
     <w:tmpl w:val="2BF47F8C"/>
@@ -23022,7 +21880,7 @@
       </w:rPr>
     </w:lvl>
   </w:abstractNum>
-  <w:abstractNum w:abstractNumId="46" w15:restartNumberingAfterBreak="0">
+  <w:abstractNum w:abstractNumId="52" w15:restartNumberingAfterBreak="0">
     <w:nsid w:val="43056B48"/>
     <w:multiLevelType w:val="hybridMultilevel"/>
     <w:tmpl w:val="E662C5C4"/>
@@ -23135,7 +21993,7 @@
       </w:rPr>
     </w:lvl>
   </w:abstractNum>
-  <w:abstractNum w:abstractNumId="47" w15:restartNumberingAfterBreak="0">
+  <w:abstractNum w:abstractNumId="53" w15:restartNumberingAfterBreak="0">
     <w:nsid w:val="46B00DB2"/>
     <w:multiLevelType w:val="hybridMultilevel"/>
     <w:tmpl w:val="3BFA2DEC"/>
@@ -23224,7 +22082,120 @@
       </w:pPr>
     </w:lvl>
   </w:abstractNum>
-  <w:abstractNum w:abstractNumId="48" w15:restartNumberingAfterBreak="0">
+  <w:abstractNum w:abstractNumId="54" w15:restartNumberingAfterBreak="0">
+    <w:nsid w:val="4709665B"/>
+    <w:multiLevelType w:val="hybridMultilevel"/>
+    <w:tmpl w:val="E840A0AE"/>
+    <w:lvl w:ilvl="0" w:tplc="40090001">
+      <w:start w:val="1"/>
+      <w:numFmt w:val="bullet"/>
+      <w:lvlText w:val=""/>
+      <w:lvlJc w:val="left"/>
+      <w:pPr>
+        <w:ind w:left="720" w:hanging="360"/>
+      </w:pPr>
+      <w:rPr>
+        <w:rFonts w:ascii="Symbol" w:hAnsi="Symbol" w:hint="default"/>
+      </w:rPr>
+    </w:lvl>
+    <w:lvl w:ilvl="1" w:tplc="40090003" w:tentative="1">
+      <w:start w:val="1"/>
+      <w:numFmt w:val="bullet"/>
+      <w:lvlText w:val="o"/>
+      <w:lvlJc w:val="left"/>
+      <w:pPr>
+        <w:ind w:left="1440" w:hanging="360"/>
+      </w:pPr>
+      <w:rPr>
+        <w:rFonts w:ascii="Courier New" w:hAnsi="Courier New" w:cs="Courier New" w:hint="default"/>
+      </w:rPr>
+    </w:lvl>
+    <w:lvl w:ilvl="2" w:tplc="40090005" w:tentative="1">
+      <w:start w:val="1"/>
+      <w:numFmt w:val="bullet"/>
+      <w:lvlText w:val=""/>
+      <w:lvlJc w:val="left"/>
+      <w:pPr>
+        <w:ind w:left="2160" w:hanging="360"/>
+      </w:pPr>
+      <w:rPr>
+        <w:rFonts w:ascii="Wingdings" w:hAnsi="Wingdings" w:hint="default"/>
+      </w:rPr>
+    </w:lvl>
+    <w:lvl w:ilvl="3" w:tplc="40090001" w:tentative="1">
+      <w:start w:val="1"/>
+      <w:numFmt w:val="bullet"/>
+      <w:lvlText w:val=""/>
+      <w:lvlJc w:val="left"/>
+      <w:pPr>
+        <w:ind w:left="2880" w:hanging="360"/>
+      </w:pPr>
+      <w:rPr>
+        <w:rFonts w:ascii="Symbol" w:hAnsi="Symbol" w:hint="default"/>
+      </w:rPr>
+    </w:lvl>
+    <w:lvl w:ilvl="4" w:tplc="40090003" w:tentative="1">
+      <w:start w:val="1"/>
+      <w:numFmt w:val="bullet"/>
+      <w:lvlText w:val="o"/>
+      <w:lvlJc w:val="left"/>
+      <w:pPr>
+        <w:ind w:left="3600" w:hanging="360"/>
+      </w:pPr>
+      <w:rPr>
+        <w:rFonts w:ascii="Courier New" w:hAnsi="Courier New" w:cs="Courier New" w:hint="default"/>
+      </w:rPr>
+    </w:lvl>
+    <w:lvl w:ilvl="5" w:tplc="40090005" w:tentative="1">
+      <w:start w:val="1"/>
+      <w:numFmt w:val="bullet"/>
+      <w:lvlText w:val=""/>
+      <w:lvlJc w:val="left"/>
+      <w:pPr>
+        <w:ind w:left="4320" w:hanging="360"/>
+      </w:pPr>
+      <w:rPr>
+        <w:rFonts w:ascii="Wingdings" w:hAnsi="Wingdings" w:hint="default"/>
+      </w:rPr>
+    </w:lvl>
+    <w:lvl w:ilvl="6" w:tplc="40090001" w:tentative="1">
+      <w:start w:val="1"/>
+      <w:numFmt w:val="bullet"/>
+      <w:lvlText w:val=""/>
+      <w:lvlJc w:val="left"/>
+      <w:pPr>
+        <w:ind w:left="5040" w:hanging="360"/>
+      </w:pPr>
+      <w:rPr>
+        <w:rFonts w:ascii="Symbol" w:hAnsi="Symbol" w:hint="default"/>
+      </w:rPr>
+    </w:lvl>
+    <w:lvl w:ilvl="7" w:tplc="40090003" w:tentative="1">
+      <w:start w:val="1"/>
+      <w:numFmt w:val="bullet"/>
+      <w:lvlText w:val="o"/>
+      <w:lvlJc w:val="left"/>
+      <w:pPr>
+        <w:ind w:left="5760" w:hanging="360"/>
+      </w:pPr>
+      <w:rPr>
+        <w:rFonts w:ascii="Courier New" w:hAnsi="Courier New" w:cs="Courier New" w:hint="default"/>
+      </w:rPr>
+    </w:lvl>
+    <w:lvl w:ilvl="8" w:tplc="40090005" w:tentative="1">
+      <w:start w:val="1"/>
+      <w:numFmt w:val="bullet"/>
+      <w:lvlText w:val=""/>
+      <w:lvlJc w:val="left"/>
+      <w:pPr>
+        <w:ind w:left="6480" w:hanging="360"/>
+      </w:pPr>
+      <w:rPr>
+        <w:rFonts w:ascii="Wingdings" w:hAnsi="Wingdings" w:hint="default"/>
+      </w:rPr>
+    </w:lvl>
+  </w:abstractNum>
+  <w:abstractNum w:abstractNumId="55" w15:restartNumberingAfterBreak="0">
     <w:nsid w:val="47BF27EE"/>
     <w:multiLevelType w:val="hybridMultilevel"/>
     <w:tmpl w:val="5F7451A8"/>
@@ -23313,7 +22284,7 @@
       </w:pPr>
     </w:lvl>
   </w:abstractNum>
-  <w:abstractNum w:abstractNumId="49" w15:restartNumberingAfterBreak="0">
+  <w:abstractNum w:abstractNumId="56" w15:restartNumberingAfterBreak="0">
     <w:nsid w:val="48D41E29"/>
     <w:multiLevelType w:val="hybridMultilevel"/>
     <w:tmpl w:val="8A74E856"/>
@@ -23399,7 +22370,7 @@
       </w:pPr>
     </w:lvl>
   </w:abstractNum>
-  <w:abstractNum w:abstractNumId="50" w15:restartNumberingAfterBreak="0">
+  <w:abstractNum w:abstractNumId="57" w15:restartNumberingAfterBreak="0">
     <w:nsid w:val="4A642488"/>
     <w:multiLevelType w:val="hybridMultilevel"/>
     <w:tmpl w:val="58E25B7C"/>
@@ -23485,7 +22456,7 @@
       </w:pPr>
     </w:lvl>
   </w:abstractNum>
-  <w:abstractNum w:abstractNumId="51" w15:restartNumberingAfterBreak="0">
+  <w:abstractNum w:abstractNumId="58" w15:restartNumberingAfterBreak="0">
     <w:nsid w:val="4A950B6C"/>
     <w:multiLevelType w:val="multilevel"/>
     <w:tmpl w:val="BD945DD0"/>
@@ -23634,7 +22605,7 @@
       </w:rPr>
     </w:lvl>
   </w:abstractNum>
-  <w:abstractNum w:abstractNumId="52" w15:restartNumberingAfterBreak="0">
+  <w:abstractNum w:abstractNumId="59" w15:restartNumberingAfterBreak="0">
     <w:nsid w:val="4B5248B3"/>
     <w:multiLevelType w:val="hybridMultilevel"/>
     <w:tmpl w:val="4A6EB79A"/>
@@ -23723,7 +22694,7 @@
       </w:pPr>
     </w:lvl>
   </w:abstractNum>
-  <w:abstractNum w:abstractNumId="53" w15:restartNumberingAfterBreak="0">
+  <w:abstractNum w:abstractNumId="60" w15:restartNumberingAfterBreak="0">
     <w:nsid w:val="4EBC5560"/>
     <w:multiLevelType w:val="hybridMultilevel"/>
     <w:tmpl w:val="0BE47780"/>
@@ -23812,7 +22783,93 @@
       </w:pPr>
     </w:lvl>
   </w:abstractNum>
-  <w:abstractNum w:abstractNumId="54" w15:restartNumberingAfterBreak="0">
+  <w:abstractNum w:abstractNumId="61" w15:restartNumberingAfterBreak="0">
+    <w:nsid w:val="4F3B5AD8"/>
+    <w:multiLevelType w:val="hybridMultilevel"/>
+    <w:tmpl w:val="D0803A60"/>
+    <w:lvl w:ilvl="0" w:tplc="4009000F">
+      <w:start w:val="1"/>
+      <w:numFmt w:val="decimal"/>
+      <w:lvlText w:val="%1."/>
+      <w:lvlJc w:val="left"/>
+      <w:pPr>
+        <w:ind w:left="720" w:hanging="360"/>
+      </w:pPr>
+    </w:lvl>
+    <w:lvl w:ilvl="1" w:tplc="40090019" w:tentative="1">
+      <w:start w:val="1"/>
+      <w:numFmt w:val="lowerLetter"/>
+      <w:lvlText w:val="%2."/>
+      <w:lvlJc w:val="left"/>
+      <w:pPr>
+        <w:ind w:left="1440" w:hanging="360"/>
+      </w:pPr>
+    </w:lvl>
+    <w:lvl w:ilvl="2" w:tplc="4009001B" w:tentative="1">
+      <w:start w:val="1"/>
+      <w:numFmt w:val="lowerRoman"/>
+      <w:lvlText w:val="%3."/>
+      <w:lvlJc w:val="right"/>
+      <w:pPr>
+        <w:ind w:left="2160" w:hanging="180"/>
+      </w:pPr>
+    </w:lvl>
+    <w:lvl w:ilvl="3" w:tplc="4009000F" w:tentative="1">
+      <w:start w:val="1"/>
+      <w:numFmt w:val="decimal"/>
+      <w:lvlText w:val="%4."/>
+      <w:lvlJc w:val="left"/>
+      <w:pPr>
+        <w:ind w:left="2880" w:hanging="360"/>
+      </w:pPr>
+    </w:lvl>
+    <w:lvl w:ilvl="4" w:tplc="40090019" w:tentative="1">
+      <w:start w:val="1"/>
+      <w:numFmt w:val="lowerLetter"/>
+      <w:lvlText w:val="%5."/>
+      <w:lvlJc w:val="left"/>
+      <w:pPr>
+        <w:ind w:left="3600" w:hanging="360"/>
+      </w:pPr>
+    </w:lvl>
+    <w:lvl w:ilvl="5" w:tplc="4009001B" w:tentative="1">
+      <w:start w:val="1"/>
+      <w:numFmt w:val="lowerRoman"/>
+      <w:lvlText w:val="%6."/>
+      <w:lvlJc w:val="right"/>
+      <w:pPr>
+        <w:ind w:left="4320" w:hanging="180"/>
+      </w:pPr>
+    </w:lvl>
+    <w:lvl w:ilvl="6" w:tplc="4009000F" w:tentative="1">
+      <w:start w:val="1"/>
+      <w:numFmt w:val="decimal"/>
+      <w:lvlText w:val="%7."/>
+      <w:lvlJc w:val="left"/>
+      <w:pPr>
+        <w:ind w:left="5040" w:hanging="360"/>
+      </w:pPr>
+    </w:lvl>
+    <w:lvl w:ilvl="7" w:tplc="40090019" w:tentative="1">
+      <w:start w:val="1"/>
+      <w:numFmt w:val="lowerLetter"/>
+      <w:lvlText w:val="%8."/>
+      <w:lvlJc w:val="left"/>
+      <w:pPr>
+        <w:ind w:left="5760" w:hanging="360"/>
+      </w:pPr>
+    </w:lvl>
+    <w:lvl w:ilvl="8" w:tplc="4009001B" w:tentative="1">
+      <w:start w:val="1"/>
+      <w:numFmt w:val="lowerRoman"/>
+      <w:lvlText w:val="%9."/>
+      <w:lvlJc w:val="right"/>
+      <w:pPr>
+        <w:ind w:left="6480" w:hanging="180"/>
+      </w:pPr>
+    </w:lvl>
+  </w:abstractNum>
+  <w:abstractNum w:abstractNumId="62" w15:restartNumberingAfterBreak="0">
     <w:nsid w:val="50AB6376"/>
     <w:multiLevelType w:val="hybridMultilevel"/>
     <w:tmpl w:val="B93230DA"/>
@@ -23925,7 +22982,7 @@
       </w:rPr>
     </w:lvl>
   </w:abstractNum>
-  <w:abstractNum w:abstractNumId="55" w15:restartNumberingAfterBreak="0">
+  <w:abstractNum w:abstractNumId="63" w15:restartNumberingAfterBreak="0">
     <w:nsid w:val="52E13908"/>
     <w:multiLevelType w:val="multilevel"/>
     <w:tmpl w:val="DFA0ACB0"/>
@@ -24070,7 +23127,96 @@
       </w:rPr>
     </w:lvl>
   </w:abstractNum>
-  <w:abstractNum w:abstractNumId="56" w15:restartNumberingAfterBreak="0">
+  <w:abstractNum w:abstractNumId="64" w15:restartNumberingAfterBreak="0">
+    <w:nsid w:val="55795B9D"/>
+    <w:multiLevelType w:val="hybridMultilevel"/>
+    <w:tmpl w:val="AF060C40"/>
+    <w:lvl w:ilvl="0" w:tplc="ABF08DA4">
+      <w:start w:val="1"/>
+      <w:numFmt w:val="decimal"/>
+      <w:lvlText w:val="%1."/>
+      <w:lvlJc w:val="left"/>
+      <w:pPr>
+        <w:ind w:left="720" w:hanging="360"/>
+      </w:pPr>
+      <w:rPr>
+        <w:rFonts w:hint="default"/>
+      </w:rPr>
+    </w:lvl>
+    <w:lvl w:ilvl="1" w:tplc="40090019" w:tentative="1">
+      <w:start w:val="1"/>
+      <w:numFmt w:val="lowerLetter"/>
+      <w:lvlText w:val="%2."/>
+      <w:lvlJc w:val="left"/>
+      <w:pPr>
+        <w:ind w:left="1440" w:hanging="360"/>
+      </w:pPr>
+    </w:lvl>
+    <w:lvl w:ilvl="2" w:tplc="4009001B" w:tentative="1">
+      <w:start w:val="1"/>
+      <w:numFmt w:val="lowerRoman"/>
+      <w:lvlText w:val="%3."/>
+      <w:lvlJc w:val="right"/>
+      <w:pPr>
+        <w:ind w:left="2160" w:hanging="180"/>
+      </w:pPr>
+    </w:lvl>
+    <w:lvl w:ilvl="3" w:tplc="4009000F" w:tentative="1">
+      <w:start w:val="1"/>
+      <w:numFmt w:val="decimal"/>
+      <w:lvlText w:val="%4."/>
+      <w:lvlJc w:val="left"/>
+      <w:pPr>
+        <w:ind w:left="2880" w:hanging="360"/>
+      </w:pPr>
+    </w:lvl>
+    <w:lvl w:ilvl="4" w:tplc="40090019" w:tentative="1">
+      <w:start w:val="1"/>
+      <w:numFmt w:val="lowerLetter"/>
+      <w:lvlText w:val="%5."/>
+      <w:lvlJc w:val="left"/>
+      <w:pPr>
+        <w:ind w:left="3600" w:hanging="360"/>
+      </w:pPr>
+    </w:lvl>
+    <w:lvl w:ilvl="5" w:tplc="4009001B" w:tentative="1">
+      <w:start w:val="1"/>
+      <w:numFmt w:val="lowerRoman"/>
+      <w:lvlText w:val="%6."/>
+      <w:lvlJc w:val="right"/>
+      <w:pPr>
+        <w:ind w:left="4320" w:hanging="180"/>
+      </w:pPr>
+    </w:lvl>
+    <w:lvl w:ilvl="6" w:tplc="4009000F" w:tentative="1">
+      <w:start w:val="1"/>
+      <w:numFmt w:val="decimal"/>
+      <w:lvlText w:val="%7."/>
+      <w:lvlJc w:val="left"/>
+      <w:pPr>
+        <w:ind w:left="5040" w:hanging="360"/>
+      </w:pPr>
+    </w:lvl>
+    <w:lvl w:ilvl="7" w:tplc="40090019" w:tentative="1">
+      <w:start w:val="1"/>
+      <w:numFmt w:val="lowerLetter"/>
+      <w:lvlText w:val="%8."/>
+      <w:lvlJc w:val="left"/>
+      <w:pPr>
+        <w:ind w:left="5760" w:hanging="360"/>
+      </w:pPr>
+    </w:lvl>
+    <w:lvl w:ilvl="8" w:tplc="4009001B" w:tentative="1">
+      <w:start w:val="1"/>
+      <w:numFmt w:val="lowerRoman"/>
+      <w:lvlText w:val="%9."/>
+      <w:lvlJc w:val="right"/>
+      <w:pPr>
+        <w:ind w:left="6480" w:hanging="180"/>
+      </w:pPr>
+    </w:lvl>
+  </w:abstractNum>
+  <w:abstractNum w:abstractNumId="65" w15:restartNumberingAfterBreak="0">
     <w:nsid w:val="56B94850"/>
     <w:multiLevelType w:val="hybridMultilevel"/>
     <w:tmpl w:val="78665E68"/>
@@ -24183,7 +23329,7 @@
       </w:rPr>
     </w:lvl>
   </w:abstractNum>
-  <w:abstractNum w:abstractNumId="57" w15:restartNumberingAfterBreak="0">
+  <w:abstractNum w:abstractNumId="66" w15:restartNumberingAfterBreak="0">
     <w:nsid w:val="57CB494A"/>
     <w:multiLevelType w:val="hybridMultilevel"/>
     <w:tmpl w:val="61B49DDC"/>
@@ -24272,7 +23418,7 @@
       </w:pPr>
     </w:lvl>
   </w:abstractNum>
-  <w:abstractNum w:abstractNumId="58" w15:restartNumberingAfterBreak="0">
+  <w:abstractNum w:abstractNumId="67" w15:restartNumberingAfterBreak="0">
     <w:nsid w:val="5820102F"/>
     <w:multiLevelType w:val="hybridMultilevel"/>
     <w:tmpl w:val="EBF48FDE"/>
@@ -24361,7 +23507,7 @@
       </w:pPr>
     </w:lvl>
   </w:abstractNum>
-  <w:abstractNum w:abstractNumId="59" w15:restartNumberingAfterBreak="0">
+  <w:abstractNum w:abstractNumId="68" w15:restartNumberingAfterBreak="0">
     <w:nsid w:val="5C660D76"/>
     <w:multiLevelType w:val="hybridMultilevel"/>
     <w:tmpl w:val="F654A158"/>
@@ -24474,7 +23620,7 @@
       </w:rPr>
     </w:lvl>
   </w:abstractNum>
-  <w:abstractNum w:abstractNumId="60" w15:restartNumberingAfterBreak="0">
+  <w:abstractNum w:abstractNumId="69" w15:restartNumberingAfterBreak="0">
     <w:nsid w:val="5DBF4464"/>
     <w:multiLevelType w:val="multilevel"/>
     <w:tmpl w:val="F4EA3954"/>
@@ -24623,7 +23769,7 @@
       </w:rPr>
     </w:lvl>
   </w:abstractNum>
-  <w:abstractNum w:abstractNumId="61" w15:restartNumberingAfterBreak="0">
+  <w:abstractNum w:abstractNumId="70" w15:restartNumberingAfterBreak="0">
     <w:nsid w:val="5F174AD2"/>
     <w:multiLevelType w:val="multilevel"/>
     <w:tmpl w:val="322895F0"/>
@@ -24772,7 +23918,7 @@
       </w:rPr>
     </w:lvl>
   </w:abstractNum>
-  <w:abstractNum w:abstractNumId="62" w15:restartNumberingAfterBreak="0">
+  <w:abstractNum w:abstractNumId="71" w15:restartNumberingAfterBreak="0">
     <w:nsid w:val="60BF3DB8"/>
     <w:multiLevelType w:val="multilevel"/>
     <w:tmpl w:val="E5E2B176"/>
@@ -24921,7 +24067,7 @@
       </w:rPr>
     </w:lvl>
   </w:abstractNum>
-  <w:abstractNum w:abstractNumId="63" w15:restartNumberingAfterBreak="0">
+  <w:abstractNum w:abstractNumId="72" w15:restartNumberingAfterBreak="0">
     <w:nsid w:val="627327D7"/>
     <w:multiLevelType w:val="hybridMultilevel"/>
     <w:tmpl w:val="17243E76"/>
@@ -25010,7 +24156,7 @@
       </w:pPr>
     </w:lvl>
   </w:abstractNum>
-  <w:abstractNum w:abstractNumId="64" w15:restartNumberingAfterBreak="0">
+  <w:abstractNum w:abstractNumId="73" w15:restartNumberingAfterBreak="0">
     <w:nsid w:val="63631B73"/>
     <w:multiLevelType w:val="hybridMultilevel"/>
     <w:tmpl w:val="27E27A66"/>
@@ -25099,7 +24245,7 @@
       </w:pPr>
     </w:lvl>
   </w:abstractNum>
-  <w:abstractNum w:abstractNumId="65" w15:restartNumberingAfterBreak="0">
+  <w:abstractNum w:abstractNumId="74" w15:restartNumberingAfterBreak="0">
     <w:nsid w:val="636E4A00"/>
     <w:multiLevelType w:val="hybridMultilevel"/>
     <w:tmpl w:val="55864E02"/>
@@ -25188,7 +24334,7 @@
       </w:pPr>
     </w:lvl>
   </w:abstractNum>
-  <w:abstractNum w:abstractNumId="66" w15:restartNumberingAfterBreak="0">
+  <w:abstractNum w:abstractNumId="75" w15:restartNumberingAfterBreak="0">
     <w:nsid w:val="65A11495"/>
     <w:multiLevelType w:val="hybridMultilevel"/>
     <w:tmpl w:val="BE2AD0BC"/>
@@ -25277,7 +24423,7 @@
       </w:pPr>
     </w:lvl>
   </w:abstractNum>
-  <w:abstractNum w:abstractNumId="67" w15:restartNumberingAfterBreak="0">
+  <w:abstractNum w:abstractNumId="76" w15:restartNumberingAfterBreak="0">
     <w:nsid w:val="66CF5307"/>
     <w:multiLevelType w:val="hybridMultilevel"/>
     <w:tmpl w:val="8E527034"/>
@@ -25366,7 +24512,7 @@
       </w:pPr>
     </w:lvl>
   </w:abstractNum>
-  <w:abstractNum w:abstractNumId="68" w15:restartNumberingAfterBreak="0">
+  <w:abstractNum w:abstractNumId="77" w15:restartNumberingAfterBreak="0">
     <w:nsid w:val="66EC2D1F"/>
     <w:multiLevelType w:val="hybridMultilevel"/>
     <w:tmpl w:val="6AC8E508"/>
@@ -25479,7 +24625,7 @@
       </w:rPr>
     </w:lvl>
   </w:abstractNum>
-  <w:abstractNum w:abstractNumId="69" w15:restartNumberingAfterBreak="0">
+  <w:abstractNum w:abstractNumId="78" w15:restartNumberingAfterBreak="0">
     <w:nsid w:val="67A91DAE"/>
     <w:multiLevelType w:val="hybridMultilevel"/>
     <w:tmpl w:val="20469220"/>
@@ -25565,7 +24711,7 @@
       </w:pPr>
     </w:lvl>
   </w:abstractNum>
-  <w:abstractNum w:abstractNumId="70" w15:restartNumberingAfterBreak="0">
+  <w:abstractNum w:abstractNumId="79" w15:restartNumberingAfterBreak="0">
     <w:nsid w:val="68A02053"/>
     <w:multiLevelType w:val="hybridMultilevel"/>
     <w:tmpl w:val="78E8F086"/>
@@ -25651,7 +24797,7 @@
       </w:pPr>
     </w:lvl>
   </w:abstractNum>
-  <w:abstractNum w:abstractNumId="71" w15:restartNumberingAfterBreak="0">
+  <w:abstractNum w:abstractNumId="80" w15:restartNumberingAfterBreak="0">
     <w:nsid w:val="6AEA6D48"/>
     <w:multiLevelType w:val="hybridMultilevel"/>
     <w:tmpl w:val="41942CD4"/>
@@ -25764,7 +24910,120 @@
       </w:rPr>
     </w:lvl>
   </w:abstractNum>
-  <w:abstractNum w:abstractNumId="72" w15:restartNumberingAfterBreak="0">
+  <w:abstractNum w:abstractNumId="81" w15:restartNumberingAfterBreak="0">
+    <w:nsid w:val="6C1F3D41"/>
+    <w:multiLevelType w:val="hybridMultilevel"/>
+    <w:tmpl w:val="7442666C"/>
+    <w:lvl w:ilvl="0" w:tplc="40090001">
+      <w:start w:val="1"/>
+      <w:numFmt w:val="bullet"/>
+      <w:lvlText w:val=""/>
+      <w:lvlJc w:val="left"/>
+      <w:pPr>
+        <w:ind w:left="720" w:hanging="360"/>
+      </w:pPr>
+      <w:rPr>
+        <w:rFonts w:ascii="Symbol" w:hAnsi="Symbol" w:hint="default"/>
+      </w:rPr>
+    </w:lvl>
+    <w:lvl w:ilvl="1" w:tplc="40090003" w:tentative="1">
+      <w:start w:val="1"/>
+      <w:numFmt w:val="bullet"/>
+      <w:lvlText w:val="o"/>
+      <w:lvlJc w:val="left"/>
+      <w:pPr>
+        <w:ind w:left="1440" w:hanging="360"/>
+      </w:pPr>
+      <w:rPr>
+        <w:rFonts w:ascii="Courier New" w:hAnsi="Courier New" w:cs="Courier New" w:hint="default"/>
+      </w:rPr>
+    </w:lvl>
+    <w:lvl w:ilvl="2" w:tplc="40090005" w:tentative="1">
+      <w:start w:val="1"/>
+      <w:numFmt w:val="bullet"/>
+      <w:lvlText w:val=""/>
+      <w:lvlJc w:val="left"/>
+      <w:pPr>
+        <w:ind w:left="2160" w:hanging="360"/>
+      </w:pPr>
+      <w:rPr>
+        <w:rFonts w:ascii="Wingdings" w:hAnsi="Wingdings" w:hint="default"/>
+      </w:rPr>
+    </w:lvl>
+    <w:lvl w:ilvl="3" w:tplc="40090001" w:tentative="1">
+      <w:start w:val="1"/>
+      <w:numFmt w:val="bullet"/>
+      <w:lvlText w:val=""/>
+      <w:lvlJc w:val="left"/>
+      <w:pPr>
+        <w:ind w:left="2880" w:hanging="360"/>
+      </w:pPr>
+      <w:rPr>
+        <w:rFonts w:ascii="Symbol" w:hAnsi="Symbol" w:hint="default"/>
+      </w:rPr>
+    </w:lvl>
+    <w:lvl w:ilvl="4" w:tplc="40090003" w:tentative="1">
+      <w:start w:val="1"/>
+      <w:numFmt w:val="bullet"/>
+      <w:lvlText w:val="o"/>
+      <w:lvlJc w:val="left"/>
+      <w:pPr>
+        <w:ind w:left="3600" w:hanging="360"/>
+      </w:pPr>
+      <w:rPr>
+        <w:rFonts w:ascii="Courier New" w:hAnsi="Courier New" w:cs="Courier New" w:hint="default"/>
+      </w:rPr>
+    </w:lvl>
+    <w:lvl w:ilvl="5" w:tplc="40090005" w:tentative="1">
+      <w:start w:val="1"/>
+      <w:numFmt w:val="bullet"/>
+      <w:lvlText w:val=""/>
+      <w:lvlJc w:val="left"/>
+      <w:pPr>
+        <w:ind w:left="4320" w:hanging="360"/>
+      </w:pPr>
+      <w:rPr>
+        <w:rFonts w:ascii="Wingdings" w:hAnsi="Wingdings" w:hint="default"/>
+      </w:rPr>
+    </w:lvl>
+    <w:lvl w:ilvl="6" w:tplc="40090001" w:tentative="1">
+      <w:start w:val="1"/>
+      <w:numFmt w:val="bullet"/>
+      <w:lvlText w:val=""/>
+      <w:lvlJc w:val="left"/>
+      <w:pPr>
+        <w:ind w:left="5040" w:hanging="360"/>
+      </w:pPr>
+      <w:rPr>
+        <w:rFonts w:ascii="Symbol" w:hAnsi="Symbol" w:hint="default"/>
+      </w:rPr>
+    </w:lvl>
+    <w:lvl w:ilvl="7" w:tplc="40090003" w:tentative="1">
+      <w:start w:val="1"/>
+      <w:numFmt w:val="bullet"/>
+      <w:lvlText w:val="o"/>
+      <w:lvlJc w:val="left"/>
+      <w:pPr>
+        <w:ind w:left="5760" w:hanging="360"/>
+      </w:pPr>
+      <w:rPr>
+        <w:rFonts w:ascii="Courier New" w:hAnsi="Courier New" w:cs="Courier New" w:hint="default"/>
+      </w:rPr>
+    </w:lvl>
+    <w:lvl w:ilvl="8" w:tplc="40090005" w:tentative="1">
+      <w:start w:val="1"/>
+      <w:numFmt w:val="bullet"/>
+      <w:lvlText w:val=""/>
+      <w:lvlJc w:val="left"/>
+      <w:pPr>
+        <w:ind w:left="6480" w:hanging="360"/>
+      </w:pPr>
+      <w:rPr>
+        <w:rFonts w:ascii="Wingdings" w:hAnsi="Wingdings" w:hint="default"/>
+      </w:rPr>
+    </w:lvl>
+  </w:abstractNum>
+  <w:abstractNum w:abstractNumId="82" w15:restartNumberingAfterBreak="0">
     <w:nsid w:val="6DA65A70"/>
     <w:multiLevelType w:val="hybridMultilevel"/>
     <w:tmpl w:val="77AA1FF2"/>
@@ -25853,7 +25112,7 @@
       </w:pPr>
     </w:lvl>
   </w:abstractNum>
-  <w:abstractNum w:abstractNumId="73" w15:restartNumberingAfterBreak="0">
+  <w:abstractNum w:abstractNumId="83" w15:restartNumberingAfterBreak="0">
     <w:nsid w:val="6E3B21F0"/>
     <w:multiLevelType w:val="hybridMultilevel"/>
     <w:tmpl w:val="51BC0A8A"/>
@@ -25941,7 +25200,7 @@
       </w:pPr>
     </w:lvl>
   </w:abstractNum>
-  <w:abstractNum w:abstractNumId="74" w15:restartNumberingAfterBreak="0">
+  <w:abstractNum w:abstractNumId="84" w15:restartNumberingAfterBreak="0">
     <w:nsid w:val="743D2677"/>
     <w:multiLevelType w:val="hybridMultilevel"/>
     <w:tmpl w:val="AB2AEB64"/>
@@ -26030,7 +25289,7 @@
       </w:pPr>
     </w:lvl>
   </w:abstractNum>
-  <w:abstractNum w:abstractNumId="75" w15:restartNumberingAfterBreak="0">
+  <w:abstractNum w:abstractNumId="85" w15:restartNumberingAfterBreak="0">
     <w:nsid w:val="76D400E1"/>
     <w:multiLevelType w:val="hybridMultilevel"/>
     <w:tmpl w:val="7EF26DCA"/>
@@ -26119,7 +25378,7 @@
       </w:pPr>
     </w:lvl>
   </w:abstractNum>
-  <w:abstractNum w:abstractNumId="76" w15:restartNumberingAfterBreak="0">
+  <w:abstractNum w:abstractNumId="86" w15:restartNumberingAfterBreak="0">
     <w:nsid w:val="798245A1"/>
     <w:multiLevelType w:val="multilevel"/>
     <w:tmpl w:val="D4E29C7E"/>
@@ -26268,7 +25527,7 @@
       </w:rPr>
     </w:lvl>
   </w:abstractNum>
-  <w:abstractNum w:abstractNumId="77" w15:restartNumberingAfterBreak="0">
+  <w:abstractNum w:abstractNumId="87" w15:restartNumberingAfterBreak="0">
     <w:nsid w:val="7B4606AD"/>
     <w:multiLevelType w:val="hybridMultilevel"/>
     <w:tmpl w:val="906C02F2"/>
@@ -26357,7 +25616,7 @@
       </w:pPr>
     </w:lvl>
   </w:abstractNum>
-  <w:abstractNum w:abstractNumId="78" w15:restartNumberingAfterBreak="0">
+  <w:abstractNum w:abstractNumId="88" w15:restartNumberingAfterBreak="0">
     <w:nsid w:val="7C4818D0"/>
     <w:multiLevelType w:val="hybridMultilevel"/>
     <w:tmpl w:val="A61CFC8E"/>
@@ -26446,7 +25705,7 @@
       </w:pPr>
     </w:lvl>
   </w:abstractNum>
-  <w:abstractNum w:abstractNumId="79" w15:restartNumberingAfterBreak="0">
+  <w:abstractNum w:abstractNumId="89" w15:restartNumberingAfterBreak="0">
     <w:nsid w:val="7DF907F8"/>
     <w:multiLevelType w:val="multilevel"/>
     <w:tmpl w:val="D0481822"/>
@@ -26595,7 +25854,7 @@
       </w:rPr>
     </w:lvl>
   </w:abstractNum>
-  <w:abstractNum w:abstractNumId="80" w15:restartNumberingAfterBreak="0">
+  <w:abstractNum w:abstractNumId="90" w15:restartNumberingAfterBreak="0">
     <w:nsid w:val="7E123F7B"/>
     <w:multiLevelType w:val="hybridMultilevel"/>
     <w:tmpl w:val="37809860"/>
@@ -26708,7 +25967,7 @@
       </w:rPr>
     </w:lvl>
   </w:abstractNum>
-  <w:abstractNum w:abstractNumId="81" w15:restartNumberingAfterBreak="0">
+  <w:abstractNum w:abstractNumId="91" w15:restartNumberingAfterBreak="0">
     <w:nsid w:val="7E75290A"/>
     <w:multiLevelType w:val="hybridMultilevel"/>
     <w:tmpl w:val="2F203DF8"/>
@@ -26794,7 +26053,7 @@
       </w:pPr>
     </w:lvl>
   </w:abstractNum>
-  <w:abstractNum w:abstractNumId="82" w15:restartNumberingAfterBreak="0">
+  <w:abstractNum w:abstractNumId="92" w15:restartNumberingAfterBreak="0">
     <w:nsid w:val="7E821522"/>
     <w:multiLevelType w:val="hybridMultilevel"/>
     <w:tmpl w:val="D15E8CC6"/>
@@ -26880,7 +26139,7 @@
       </w:pPr>
     </w:lvl>
   </w:abstractNum>
-  <w:abstractNum w:abstractNumId="83" w15:restartNumberingAfterBreak="0">
+  <w:abstractNum w:abstractNumId="93" w15:restartNumberingAfterBreak="0">
     <w:nsid w:val="7F9B1F90"/>
     <w:multiLevelType w:val="hybridMultilevel"/>
     <w:tmpl w:val="3B1AD3DE"/>
@@ -26970,34 +26229,34 @@
     </w:lvl>
   </w:abstractNum>
   <w:num w:numId="1" w16cid:durableId="547760854">
-    <w:abstractNumId w:val="79"/>
+    <w:abstractNumId w:val="89"/>
   </w:num>
   <w:num w:numId="2" w16cid:durableId="112870013">
     <w:abstractNumId w:val="1"/>
   </w:num>
   <w:num w:numId="3" w16cid:durableId="1066297082">
-    <w:abstractNumId w:val="55"/>
+    <w:abstractNumId w:val="63"/>
   </w:num>
   <w:num w:numId="4" w16cid:durableId="375544249">
-    <w:abstractNumId w:val="19"/>
+    <w:abstractNumId w:val="20"/>
   </w:num>
   <w:num w:numId="5" w16cid:durableId="1102913561">
-    <w:abstractNumId w:val="37"/>
+    <w:abstractNumId w:val="43"/>
   </w:num>
   <w:num w:numId="6" w16cid:durableId="2060545769">
-    <w:abstractNumId w:val="35"/>
+    <w:abstractNumId w:val="40"/>
   </w:num>
   <w:num w:numId="7" w16cid:durableId="1324044657">
-    <w:abstractNumId w:val="62"/>
+    <w:abstractNumId w:val="71"/>
   </w:num>
   <w:num w:numId="8" w16cid:durableId="98184746">
-    <w:abstractNumId w:val="50"/>
+    <w:abstractNumId w:val="57"/>
   </w:num>
   <w:num w:numId="9" w16cid:durableId="182013550">
     <w:abstractNumId w:val="7"/>
   </w:num>
   <w:num w:numId="10" w16cid:durableId="1909684561">
-    <w:abstractNumId w:val="70"/>
+    <w:abstractNumId w:val="79"/>
   </w:num>
   <w:num w:numId="11" w16cid:durableId="468674835">
     <w:abstractNumId w:val="10"/>
@@ -27006,22 +26265,22 @@
     <w:abstractNumId w:val="9"/>
   </w:num>
   <w:num w:numId="13" w16cid:durableId="1941378677">
-    <w:abstractNumId w:val="23"/>
+    <w:abstractNumId w:val="25"/>
   </w:num>
   <w:num w:numId="14" w16cid:durableId="1658071050">
-    <w:abstractNumId w:val="42"/>
+    <w:abstractNumId w:val="48"/>
   </w:num>
   <w:num w:numId="15" w16cid:durableId="1856843268">
-    <w:abstractNumId w:val="81"/>
+    <w:abstractNumId w:val="91"/>
   </w:num>
   <w:num w:numId="16" w16cid:durableId="2056733104">
-    <w:abstractNumId w:val="76"/>
+    <w:abstractNumId w:val="86"/>
   </w:num>
   <w:num w:numId="17" w16cid:durableId="352073398">
     <w:abstractNumId w:val="13"/>
   </w:num>
   <w:num w:numId="18" w16cid:durableId="880899920">
-    <w:abstractNumId w:val="51"/>
+    <w:abstractNumId w:val="58"/>
   </w:num>
   <w:num w:numId="19" w16cid:durableId="1963266159">
     <w:abstractNumId w:val="15"/>
@@ -27036,70 +26295,70 @@
     <w:abstractNumId w:val="12"/>
   </w:num>
   <w:num w:numId="23" w16cid:durableId="1001546929">
-    <w:abstractNumId w:val="64"/>
+    <w:abstractNumId w:val="73"/>
   </w:num>
   <w:num w:numId="24" w16cid:durableId="2016109498">
     <w:abstractNumId w:val="11"/>
   </w:num>
   <w:num w:numId="25" w16cid:durableId="836769810">
-    <w:abstractNumId w:val="34"/>
+    <w:abstractNumId w:val="39"/>
   </w:num>
   <w:num w:numId="26" w16cid:durableId="49619448">
-    <w:abstractNumId w:val="68"/>
+    <w:abstractNumId w:val="77"/>
   </w:num>
   <w:num w:numId="27" w16cid:durableId="1091588831">
-    <w:abstractNumId w:val="71"/>
+    <w:abstractNumId w:val="80"/>
   </w:num>
   <w:num w:numId="28" w16cid:durableId="1316226302">
-    <w:abstractNumId w:val="38"/>
+    <w:abstractNumId w:val="44"/>
   </w:num>
   <w:num w:numId="29" w16cid:durableId="731119912">
     <w:abstractNumId w:val="8"/>
   </w:num>
   <w:num w:numId="30" w16cid:durableId="1482456804">
-    <w:abstractNumId w:val="45"/>
+    <w:abstractNumId w:val="51"/>
   </w:num>
   <w:num w:numId="31" w16cid:durableId="1733458492">
-    <w:abstractNumId w:val="20"/>
+    <w:abstractNumId w:val="21"/>
   </w:num>
   <w:num w:numId="32" w16cid:durableId="769738866">
-    <w:abstractNumId w:val="80"/>
+    <w:abstractNumId w:val="90"/>
   </w:num>
   <w:num w:numId="33" w16cid:durableId="2029674655">
     <w:abstractNumId w:val="4"/>
   </w:num>
   <w:num w:numId="34" w16cid:durableId="1764909057">
-    <w:abstractNumId w:val="59"/>
+    <w:abstractNumId w:val="68"/>
   </w:num>
   <w:num w:numId="35" w16cid:durableId="1460802618">
-    <w:abstractNumId w:val="27"/>
+    <w:abstractNumId w:val="32"/>
   </w:num>
   <w:num w:numId="36" w16cid:durableId="2093811967">
-    <w:abstractNumId w:val="67"/>
+    <w:abstractNumId w:val="76"/>
   </w:num>
   <w:num w:numId="37" w16cid:durableId="1859267411">
-    <w:abstractNumId w:val="49"/>
+    <w:abstractNumId w:val="56"/>
   </w:num>
   <w:num w:numId="38" w16cid:durableId="1741830400">
-    <w:abstractNumId w:val="69"/>
+    <w:abstractNumId w:val="78"/>
   </w:num>
   <w:num w:numId="39" w16cid:durableId="493300045">
-    <w:abstractNumId w:val="40"/>
+    <w:abstractNumId w:val="46"/>
   </w:num>
   <w:num w:numId="40" w16cid:durableId="1842039721">
+    <w:abstractNumId w:val="53"/>
+  </w:num>
+  <w:num w:numId="41" w16cid:durableId="477959858">
     <w:abstractNumId w:val="47"/>
   </w:num>
-  <w:num w:numId="41" w16cid:durableId="477959858">
-    <w:abstractNumId w:val="41"/>
-  </w:num>
   <w:num w:numId="42" w16cid:durableId="502479676">
-    <w:abstractNumId w:val="21"/>
+    <w:abstractNumId w:val="22"/>
   </w:num>
   <w:num w:numId="43" w16cid:durableId="307318697">
-    <w:abstractNumId w:val="46"/>
+    <w:abstractNumId w:val="52"/>
   </w:num>
   <w:num w:numId="44" w16cid:durableId="1273854510">
-    <w:abstractNumId w:val="82"/>
+    <w:abstractNumId w:val="92"/>
   </w:num>
   <w:num w:numId="45" w16cid:durableId="90973953">
     <w:abstractNumId w:val="17"/>
@@ -27108,118 +26367,148 @@
     <w:abstractNumId w:val="5"/>
   </w:num>
   <w:num w:numId="47" w16cid:durableId="42410849">
-    <w:abstractNumId w:val="36"/>
+    <w:abstractNumId w:val="41"/>
   </w:num>
   <w:num w:numId="48" w16cid:durableId="1751152673">
-    <w:abstractNumId w:val="65"/>
+    <w:abstractNumId w:val="74"/>
   </w:num>
   <w:num w:numId="49" w16cid:durableId="1372655259">
-    <w:abstractNumId w:val="61"/>
+    <w:abstractNumId w:val="70"/>
   </w:num>
   <w:num w:numId="50" w16cid:durableId="2097021567">
-    <w:abstractNumId w:val="26"/>
+    <w:abstractNumId w:val="29"/>
   </w:num>
   <w:num w:numId="51" w16cid:durableId="571697622">
-    <w:abstractNumId w:val="83"/>
+    <w:abstractNumId w:val="93"/>
   </w:num>
   <w:num w:numId="52" w16cid:durableId="1787961601">
-    <w:abstractNumId w:val="52"/>
+    <w:abstractNumId w:val="59"/>
   </w:num>
   <w:num w:numId="53" w16cid:durableId="803234512">
     <w:abstractNumId w:val="14"/>
   </w:num>
   <w:num w:numId="54" w16cid:durableId="262305211">
-    <w:abstractNumId w:val="48"/>
+    <w:abstractNumId w:val="55"/>
   </w:num>
   <w:num w:numId="55" w16cid:durableId="1437944789">
-    <w:abstractNumId w:val="78"/>
+    <w:abstractNumId w:val="88"/>
   </w:num>
   <w:num w:numId="56" w16cid:durableId="160630332">
-    <w:abstractNumId w:val="73"/>
+    <w:abstractNumId w:val="83"/>
   </w:num>
   <w:num w:numId="57" w16cid:durableId="2116902213">
-    <w:abstractNumId w:val="74"/>
+    <w:abstractNumId w:val="84"/>
   </w:num>
   <w:num w:numId="58" w16cid:durableId="1631781334">
-    <w:abstractNumId w:val="32"/>
+    <w:abstractNumId w:val="37"/>
   </w:num>
   <w:num w:numId="59" w16cid:durableId="1416395035">
-    <w:abstractNumId w:val="58"/>
+    <w:abstractNumId w:val="67"/>
   </w:num>
   <w:num w:numId="60" w16cid:durableId="120923253">
-    <w:abstractNumId w:val="56"/>
+    <w:abstractNumId w:val="65"/>
   </w:num>
   <w:num w:numId="61" w16cid:durableId="1010566114">
-    <w:abstractNumId w:val="24"/>
+    <w:abstractNumId w:val="26"/>
   </w:num>
   <w:num w:numId="62" w16cid:durableId="1229149399">
     <w:abstractNumId w:val="6"/>
   </w:num>
   <w:num w:numId="63" w16cid:durableId="491797892">
-    <w:abstractNumId w:val="22"/>
+    <w:abstractNumId w:val="24"/>
   </w:num>
   <w:num w:numId="64" w16cid:durableId="981425004">
     <w:abstractNumId w:val="2"/>
   </w:num>
   <w:num w:numId="65" w16cid:durableId="129445236">
-    <w:abstractNumId w:val="53"/>
+    <w:abstractNumId w:val="60"/>
   </w:num>
   <w:num w:numId="66" w16cid:durableId="2003729089">
-    <w:abstractNumId w:val="33"/>
+    <w:abstractNumId w:val="38"/>
   </w:num>
   <w:num w:numId="67" w16cid:durableId="967203898">
-    <w:abstractNumId w:val="66"/>
+    <w:abstractNumId w:val="75"/>
   </w:num>
   <w:num w:numId="68" w16cid:durableId="1164204164">
-    <w:abstractNumId w:val="39"/>
+    <w:abstractNumId w:val="45"/>
   </w:num>
   <w:num w:numId="69" w16cid:durableId="1368749256">
     <w:abstractNumId w:val="0"/>
   </w:num>
   <w:num w:numId="70" w16cid:durableId="96100356">
-    <w:abstractNumId w:val="44"/>
+    <w:abstractNumId w:val="50"/>
   </w:num>
   <w:num w:numId="71" w16cid:durableId="1419256297">
-    <w:abstractNumId w:val="31"/>
+    <w:abstractNumId w:val="36"/>
   </w:num>
   <w:num w:numId="72" w16cid:durableId="2029024432">
-    <w:abstractNumId w:val="54"/>
+    <w:abstractNumId w:val="62"/>
   </w:num>
   <w:num w:numId="73" w16cid:durableId="1030569930">
-    <w:abstractNumId w:val="30"/>
+    <w:abstractNumId w:val="35"/>
   </w:num>
   <w:num w:numId="74" w16cid:durableId="1286425677">
-    <w:abstractNumId w:val="77"/>
+    <w:abstractNumId w:val="87"/>
   </w:num>
   <w:num w:numId="75" w16cid:durableId="1506549305">
-    <w:abstractNumId w:val="57"/>
+    <w:abstractNumId w:val="66"/>
   </w:num>
   <w:num w:numId="76" w16cid:durableId="1243301000">
-    <w:abstractNumId w:val="63"/>
+    <w:abstractNumId w:val="72"/>
   </w:num>
   <w:num w:numId="77" w16cid:durableId="1403868717">
-    <w:abstractNumId w:val="75"/>
+    <w:abstractNumId w:val="85"/>
   </w:num>
   <w:num w:numId="78" w16cid:durableId="215287945">
-    <w:abstractNumId w:val="29"/>
+    <w:abstractNumId w:val="34"/>
   </w:num>
   <w:num w:numId="79" w16cid:durableId="2067021560">
-    <w:abstractNumId w:val="72"/>
+    <w:abstractNumId w:val="82"/>
   </w:num>
   <w:num w:numId="80" w16cid:durableId="1187600780">
-    <w:abstractNumId w:val="28"/>
+    <w:abstractNumId w:val="33"/>
   </w:num>
   <w:num w:numId="81" w16cid:durableId="1510558287">
-    <w:abstractNumId w:val="60"/>
+    <w:abstractNumId w:val="69"/>
   </w:num>
   <w:num w:numId="82" w16cid:durableId="2085687387">
     <w:abstractNumId w:val="18"/>
   </w:num>
   <w:num w:numId="83" w16cid:durableId="607003710">
-    <w:abstractNumId w:val="25"/>
+    <w:abstractNumId w:val="27"/>
   </w:num>
   <w:num w:numId="84" w16cid:durableId="1586113957">
-    <w:abstractNumId w:val="43"/>
+    <w:abstractNumId w:val="49"/>
+  </w:num>
+  <w:num w:numId="85" w16cid:durableId="902913052">
+    <w:abstractNumId w:val="81"/>
+  </w:num>
+  <w:num w:numId="86" w16cid:durableId="1801654526">
+    <w:abstractNumId w:val="30"/>
+  </w:num>
+  <w:num w:numId="87" w16cid:durableId="2050032601">
+    <w:abstractNumId w:val="61"/>
+  </w:num>
+  <w:num w:numId="88" w16cid:durableId="797459247">
+    <w:abstractNumId w:val="31"/>
+  </w:num>
+  <w:num w:numId="89" w16cid:durableId="333649052">
+    <w:abstractNumId w:val="54"/>
+  </w:num>
+  <w:num w:numId="90" w16cid:durableId="874851764">
+    <w:abstractNumId w:val="19"/>
+  </w:num>
+  <w:num w:numId="91" w16cid:durableId="702094024">
+    <w:abstractNumId w:val="23"/>
+  </w:num>
+  <w:num w:numId="92" w16cid:durableId="403186397">
+    <w:abstractNumId w:val="28"/>
+  </w:num>
+  <w:num w:numId="93" w16cid:durableId="530459168">
+    <w:abstractNumId w:val="64"/>
+  </w:num>
+  <w:num w:numId="94" w16cid:durableId="1030764505">
+    <w:abstractNumId w:val="42"/>
   </w:num>
 </w:numbering>
 </file>

--- a/PLSQL Assignments.docx
+++ b/PLSQL Assignments.docx
@@ -414,7 +414,25 @@
           <w:sz w:val="20"/>
           <w:szCs w:val="20"/>
         </w:rPr>
-        <w:t>salesmanName VARCHAR(100) NOT NULL);</w:t>
+        <w:t xml:space="preserve">salesmanName </w:t>
+      </w:r>
+      <w:proofErr w:type="gramStart"/>
+      <w:r>
+        <w:rPr>
+          <w:rFonts w:cstheme="minorHAnsi"/>
+          <w:sz w:val="20"/>
+          <w:szCs w:val="20"/>
+        </w:rPr>
+        <w:t>VARCHAR(</w:t>
+      </w:r>
+      <w:proofErr w:type="gramEnd"/>
+      <w:r>
+        <w:rPr>
+          <w:rFonts w:cstheme="minorHAnsi"/>
+          <w:sz w:val="20"/>
+          <w:szCs w:val="20"/>
+        </w:rPr>
+        <w:t>100) NOT NULL);</w:t>
       </w:r>
     </w:p>
     <w:p>
@@ -458,7 +476,25 @@
           <w:sz w:val="20"/>
           <w:szCs w:val="20"/>
         </w:rPr>
-        <w:t>(regionID INT PRIMARY KEY, regionName VARCHAR(50) NOT NULL);</w:t>
+        <w:t xml:space="preserve">(regionID INT PRIMARY KEY, regionName </w:t>
+      </w:r>
+      <w:proofErr w:type="gramStart"/>
+      <w:r>
+        <w:rPr>
+          <w:rFonts w:cstheme="minorHAnsi"/>
+          <w:sz w:val="20"/>
+          <w:szCs w:val="20"/>
+        </w:rPr>
+        <w:t>VARCHAR(</w:t>
+      </w:r>
+      <w:proofErr w:type="gramEnd"/>
+      <w:r>
+        <w:rPr>
+          <w:rFonts w:cstheme="minorHAnsi"/>
+          <w:sz w:val="20"/>
+          <w:szCs w:val="20"/>
+        </w:rPr>
+        <w:t>50) NOT NULL);</w:t>
       </w:r>
     </w:p>
     <w:p>
@@ -502,7 +538,25 @@
           <w:sz w:val="20"/>
           <w:szCs w:val="20"/>
         </w:rPr>
-        <w:t>(productID INT PRIMARY KEY, productName VARCHAR(100) NOT NULL);</w:t>
+        <w:t xml:space="preserve">(productID INT PRIMARY KEY, productName </w:t>
+      </w:r>
+      <w:proofErr w:type="gramStart"/>
+      <w:r>
+        <w:rPr>
+          <w:rFonts w:cstheme="minorHAnsi"/>
+          <w:sz w:val="20"/>
+          <w:szCs w:val="20"/>
+        </w:rPr>
+        <w:t>VARCHAR(</w:t>
+      </w:r>
+      <w:proofErr w:type="gramEnd"/>
+      <w:r>
+        <w:rPr>
+          <w:rFonts w:cstheme="minorHAnsi"/>
+          <w:sz w:val="20"/>
+          <w:szCs w:val="20"/>
+        </w:rPr>
+        <w:t>100) NOT NULL);</w:t>
       </w:r>
     </w:p>
     <w:p>
@@ -2112,6 +2166,19 @@
           <w:szCs w:val="32"/>
         </w:rPr>
       </w:pPr>
+    </w:p>
+    <w:p>
+      <w:pPr>
+        <w:spacing w:after="0" w:line="240" w:lineRule="auto"/>
+        <w:jc w:val="center"/>
+        <w:rPr>
+          <w:rFonts w:cstheme="minorHAnsi"/>
+          <w:b/>
+          <w:bCs/>
+          <w:sz w:val="32"/>
+          <w:szCs w:val="32"/>
+        </w:rPr>
+      </w:pPr>
       <w:r>
         <w:rPr>
           <w:rFonts w:cstheme="minorHAnsi"/>
@@ -2194,7 +2261,25 @@
           <w:sz w:val="20"/>
           <w:szCs w:val="20"/>
         </w:rPr>
-        <w:t xml:space="preserve"> transfer_funds(p_from_acc, p_to_acc, p_amount)</w:t>
+        <w:t xml:space="preserve"> transfer_</w:t>
+      </w:r>
+      <w:proofErr w:type="gramStart"/>
+      <w:r>
+        <w:rPr>
+          <w:rFonts w:cstheme="minorHAnsi"/>
+          <w:sz w:val="20"/>
+          <w:szCs w:val="20"/>
+        </w:rPr>
+        <w:t>funds(</w:t>
+      </w:r>
+      <w:proofErr w:type="gramEnd"/>
+      <w:r>
+        <w:rPr>
+          <w:rFonts w:cstheme="minorHAnsi"/>
+          <w:sz w:val="20"/>
+          <w:szCs w:val="20"/>
+        </w:rPr>
+        <w:t>p_from_acc, p_to_acc, p_amount)</w:t>
       </w:r>
     </w:p>
     <w:p>
@@ -2351,7 +2436,25 @@
           <w:sz w:val="20"/>
           <w:szCs w:val="20"/>
         </w:rPr>
-        <w:t>CREATE TABLE accounts (acc_no INT PRIMARY KEY, cust_name VARCHAR(50), balance INT);</w:t>
+        <w:t xml:space="preserve">CREATE TABLE accounts (acc_no INT PRIMARY KEY, cust_name </w:t>
+      </w:r>
+      <w:proofErr w:type="gramStart"/>
+      <w:r>
+        <w:rPr>
+          <w:rFonts w:cstheme="minorHAnsi"/>
+          <w:sz w:val="20"/>
+          <w:szCs w:val="20"/>
+        </w:rPr>
+        <w:t>VARCHAR(</w:t>
+      </w:r>
+      <w:proofErr w:type="gramEnd"/>
+      <w:r>
+        <w:rPr>
+          <w:rFonts w:cstheme="minorHAnsi"/>
+          <w:sz w:val="20"/>
+          <w:szCs w:val="20"/>
+        </w:rPr>
+        <w:t>50), balance INT);</w:t>
       </w:r>
     </w:p>
     <w:p>
@@ -2502,7 +2605,25 @@
           <w:sz w:val="20"/>
           <w:szCs w:val="20"/>
         </w:rPr>
-        <w:t xml:space="preserve"> place_order(p_customer_id, p_product_id, p_qty)</w:t>
+        <w:t xml:space="preserve"> place_</w:t>
+      </w:r>
+      <w:proofErr w:type="gramStart"/>
+      <w:r>
+        <w:rPr>
+          <w:rFonts w:cstheme="minorHAnsi"/>
+          <w:sz w:val="20"/>
+          <w:szCs w:val="20"/>
+        </w:rPr>
+        <w:t>order(</w:t>
+      </w:r>
+      <w:proofErr w:type="gramEnd"/>
+      <w:r>
+        <w:rPr>
+          <w:rFonts w:cstheme="minorHAnsi"/>
+          <w:sz w:val="20"/>
+          <w:szCs w:val="20"/>
+        </w:rPr>
+        <w:t>p_customer_id, p_product_id, p_qty)</w:t>
       </w:r>
     </w:p>
     <w:p>
@@ -2681,7 +2802,25 @@
           <w:sz w:val="20"/>
           <w:szCs w:val="20"/>
         </w:rPr>
-        <w:t>product_name VARCHAR(50),</w:t>
+        <w:t xml:space="preserve">product_name </w:t>
+      </w:r>
+      <w:proofErr w:type="gramStart"/>
+      <w:r>
+        <w:rPr>
+          <w:rFonts w:cstheme="minorHAnsi"/>
+          <w:sz w:val="20"/>
+          <w:szCs w:val="20"/>
+        </w:rPr>
+        <w:t>VARCHAR(</w:t>
+      </w:r>
+      <w:proofErr w:type="gramEnd"/>
+      <w:r>
+        <w:rPr>
+          <w:rFonts w:cstheme="minorHAnsi"/>
+          <w:sz w:val="20"/>
+          <w:szCs w:val="20"/>
+        </w:rPr>
+        <w:t>50),</w:t>
       </w:r>
       <w:r>
         <w:rPr>
@@ -2925,13 +3064,23 @@
         </w:rPr>
         <w:t xml:space="preserve">order_date DATE DEFAULT </w:t>
       </w:r>
-      <w:r>
-        <w:rPr>
-          <w:rFonts w:cstheme="minorHAnsi"/>
-          <w:sz w:val="20"/>
-          <w:szCs w:val="20"/>
-        </w:rPr>
-        <w:t>curdate()</w:t>
+      <w:proofErr w:type="gramStart"/>
+      <w:r>
+        <w:rPr>
+          <w:rFonts w:cstheme="minorHAnsi"/>
+          <w:sz w:val="20"/>
+          <w:szCs w:val="20"/>
+        </w:rPr>
+        <w:t>curdate(</w:t>
+      </w:r>
+      <w:proofErr w:type="gramEnd"/>
+      <w:r>
+        <w:rPr>
+          <w:rFonts w:cstheme="minorHAnsi"/>
+          <w:sz w:val="20"/>
+          <w:szCs w:val="20"/>
+        </w:rPr>
+        <w:t>)</w:t>
       </w:r>
       <w:r>
         <w:rPr>
@@ -3211,7 +3360,25 @@
           <w:sz w:val="20"/>
           <w:szCs w:val="20"/>
         </w:rPr>
-        <w:t xml:space="preserve"> status from the patients table.</w:t>
+        <w:t xml:space="preserve"> status from the </w:t>
+      </w:r>
+      <w:proofErr w:type="gramStart"/>
+      <w:r>
+        <w:rPr>
+          <w:rFonts w:cstheme="minorHAnsi"/>
+          <w:sz w:val="20"/>
+          <w:szCs w:val="20"/>
+        </w:rPr>
+        <w:t>patients</w:t>
+      </w:r>
+      <w:proofErr w:type="gramEnd"/>
+      <w:r>
+        <w:rPr>
+          <w:rFonts w:cstheme="minorHAnsi"/>
+          <w:sz w:val="20"/>
+          <w:szCs w:val="20"/>
+        </w:rPr>
+        <w:t xml:space="preserve"> table.</w:t>
       </w:r>
     </w:p>
     <w:p>
@@ -3325,6 +3492,18 @@
         </w:rPr>
         <w:t>Table Structure</w:t>
       </w:r>
+    </w:p>
+    <w:p>
+      <w:pPr>
+        <w:spacing w:after="0" w:line="240" w:lineRule="auto"/>
+        <w:rPr>
+          <w:rFonts w:cstheme="minorHAnsi"/>
+          <w:b/>
+          <w:bCs/>
+          <w:sz w:val="20"/>
+          <w:szCs w:val="20"/>
+        </w:rPr>
+      </w:pPr>
     </w:p>
     <w:p>
       <w:pPr>
@@ -3346,7 +3525,43 @@
           <w:sz w:val="20"/>
           <w:szCs w:val="20"/>
         </w:rPr>
-        <w:t>CREATE TABLE patients (patient_id INT PRIMARY KEY, name VARCHAR(50), insurance VARCHAR(3) CHECK (insurance IN ('YES','NO')));</w:t>
+        <w:t xml:space="preserve">CREATE TABLE patients (patient_id INT PRIMARY KEY, name </w:t>
+      </w:r>
+      <w:proofErr w:type="gramStart"/>
+      <w:r>
+        <w:rPr>
+          <w:rFonts w:cstheme="minorHAnsi"/>
+          <w:sz w:val="20"/>
+          <w:szCs w:val="20"/>
+        </w:rPr>
+        <w:t>VARCHAR(</w:t>
+      </w:r>
+      <w:proofErr w:type="gramEnd"/>
+      <w:r>
+        <w:rPr>
+          <w:rFonts w:cstheme="minorHAnsi"/>
+          <w:sz w:val="20"/>
+          <w:szCs w:val="20"/>
+        </w:rPr>
+        <w:t xml:space="preserve">50), insurance </w:t>
+      </w:r>
+      <w:proofErr w:type="gramStart"/>
+      <w:r>
+        <w:rPr>
+          <w:rFonts w:cstheme="minorHAnsi"/>
+          <w:sz w:val="20"/>
+          <w:szCs w:val="20"/>
+        </w:rPr>
+        <w:t>VARCHAR(</w:t>
+      </w:r>
+      <w:proofErr w:type="gramEnd"/>
+      <w:r>
+        <w:rPr>
+          <w:rFonts w:cstheme="minorHAnsi"/>
+          <w:sz w:val="20"/>
+          <w:szCs w:val="20"/>
+        </w:rPr>
+        <w:t>3) CHECK (insurance IN ('YES','NO')));</w:t>
       </w:r>
     </w:p>
     <w:p>
@@ -3463,7 +3678,25 @@
           <w:sz w:val="20"/>
           <w:szCs w:val="20"/>
         </w:rPr>
-        <w:t>total_treatment_cost(p_patient_id INT)</w:t>
+        <w:t>total_treatment_</w:t>
+      </w:r>
+      <w:proofErr w:type="gramStart"/>
+      <w:r>
+        <w:rPr>
+          <w:rFonts w:cstheme="minorHAnsi"/>
+          <w:sz w:val="20"/>
+          <w:szCs w:val="20"/>
+        </w:rPr>
+        <w:t>cost(</w:t>
+      </w:r>
+      <w:proofErr w:type="gramEnd"/>
+      <w:r>
+        <w:rPr>
+          <w:rFonts w:cstheme="minorHAnsi"/>
+          <w:sz w:val="20"/>
+          <w:szCs w:val="20"/>
+        </w:rPr>
+        <w:t>p_patient_id INT)</w:t>
       </w:r>
     </w:p>
     <w:p>
@@ -3610,7 +3843,25 @@
           <w:sz w:val="20"/>
           <w:szCs w:val="20"/>
         </w:rPr>
-        <w:t>patient_status(p_patient_id INT)</w:t>
+        <w:t>patient_</w:t>
+      </w:r>
+      <w:proofErr w:type="gramStart"/>
+      <w:r>
+        <w:rPr>
+          <w:rFonts w:cstheme="minorHAnsi"/>
+          <w:sz w:val="20"/>
+          <w:szCs w:val="20"/>
+        </w:rPr>
+        <w:t>status(</w:t>
+      </w:r>
+      <w:proofErr w:type="gramEnd"/>
+      <w:r>
+        <w:rPr>
+          <w:rFonts w:cstheme="minorHAnsi"/>
+          <w:sz w:val="20"/>
+          <w:szCs w:val="20"/>
+        </w:rPr>
+        <w:t>p_patient_id INT)</w:t>
       </w:r>
     </w:p>
     <w:p>
@@ -3683,7 +3934,25 @@
           <w:sz w:val="20"/>
           <w:szCs w:val="20"/>
         </w:rPr>
-        <w:t>highest_bill_patient()</w:t>
+        <w:t>highest_bill_</w:t>
+      </w:r>
+      <w:proofErr w:type="gramStart"/>
+      <w:r>
+        <w:rPr>
+          <w:rFonts w:cstheme="minorHAnsi"/>
+          <w:sz w:val="20"/>
+          <w:szCs w:val="20"/>
+        </w:rPr>
+        <w:t>patient(</w:t>
+      </w:r>
+      <w:proofErr w:type="gramEnd"/>
+      <w:r>
+        <w:rPr>
+          <w:rFonts w:cstheme="minorHAnsi"/>
+          <w:sz w:val="20"/>
+          <w:szCs w:val="20"/>
+        </w:rPr>
+        <w:t>)</w:t>
       </w:r>
     </w:p>
     <w:p>
@@ -3766,7 +4035,25 @@
           <w:sz w:val="20"/>
           <w:szCs w:val="20"/>
         </w:rPr>
-        <w:t>medicine_expense(p_patient_id INT)</w:t>
+        <w:t>medicine_</w:t>
+      </w:r>
+      <w:proofErr w:type="gramStart"/>
+      <w:r>
+        <w:rPr>
+          <w:rFonts w:cstheme="minorHAnsi"/>
+          <w:sz w:val="20"/>
+          <w:szCs w:val="20"/>
+        </w:rPr>
+        <w:t>expense(</w:t>
+      </w:r>
+      <w:proofErr w:type="gramEnd"/>
+      <w:r>
+        <w:rPr>
+          <w:rFonts w:cstheme="minorHAnsi"/>
+          <w:sz w:val="20"/>
+          <w:szCs w:val="20"/>
+        </w:rPr>
+        <w:t>p_patient_id INT)</w:t>
       </w:r>
     </w:p>
     <w:p>
@@ -3839,7 +4126,25 @@
           <w:sz w:val="20"/>
           <w:szCs w:val="20"/>
         </w:rPr>
-        <w:t>doctor_expense(p_patient_id INT)</w:t>
+        <w:t>doctor_</w:t>
+      </w:r>
+      <w:proofErr w:type="gramStart"/>
+      <w:r>
+        <w:rPr>
+          <w:rFonts w:cstheme="minorHAnsi"/>
+          <w:sz w:val="20"/>
+          <w:szCs w:val="20"/>
+        </w:rPr>
+        <w:t>expense(</w:t>
+      </w:r>
+      <w:proofErr w:type="gramEnd"/>
+      <w:r>
+        <w:rPr>
+          <w:rFonts w:cstheme="minorHAnsi"/>
+          <w:sz w:val="20"/>
+          <w:szCs w:val="20"/>
+        </w:rPr>
+        <w:t>p_patient_id INT)</w:t>
       </w:r>
     </w:p>
     <w:p>
@@ -3912,7 +4217,43 @@
           <w:sz w:val="20"/>
           <w:szCs w:val="20"/>
         </w:rPr>
-        <w:t>net_payable_with_tax(p_patient_id INT, tax_rate DECIMAL(5,2))</w:t>
+        <w:t>net_payable_with_</w:t>
+      </w:r>
+      <w:proofErr w:type="gramStart"/>
+      <w:r>
+        <w:rPr>
+          <w:rFonts w:cstheme="minorHAnsi"/>
+          <w:sz w:val="20"/>
+          <w:szCs w:val="20"/>
+        </w:rPr>
+        <w:t>tax(</w:t>
+      </w:r>
+      <w:proofErr w:type="gramEnd"/>
+      <w:r>
+        <w:rPr>
+          <w:rFonts w:cstheme="minorHAnsi"/>
+          <w:sz w:val="20"/>
+          <w:szCs w:val="20"/>
+        </w:rPr>
+        <w:t xml:space="preserve">p_patient_id INT, tax_rate </w:t>
+      </w:r>
+      <w:proofErr w:type="gramStart"/>
+      <w:r>
+        <w:rPr>
+          <w:rFonts w:cstheme="minorHAnsi"/>
+          <w:sz w:val="20"/>
+          <w:szCs w:val="20"/>
+        </w:rPr>
+        <w:t>DECIMAL(</w:t>
+      </w:r>
+      <w:proofErr w:type="gramEnd"/>
+      <w:r>
+        <w:rPr>
+          <w:rFonts w:cstheme="minorHAnsi"/>
+          <w:sz w:val="20"/>
+          <w:szCs w:val="20"/>
+        </w:rPr>
+        <w:t>5,2))</w:t>
       </w:r>
     </w:p>
     <w:p>
@@ -4099,6 +4440,18 @@
         </w:rPr>
         <w:t>Table Structure</w:t>
       </w:r>
+    </w:p>
+    <w:p>
+      <w:pPr>
+        <w:spacing w:after="0" w:line="240" w:lineRule="auto"/>
+        <w:rPr>
+          <w:rFonts w:cstheme="minorHAnsi"/>
+          <w:b/>
+          <w:bCs/>
+          <w:sz w:val="20"/>
+          <w:szCs w:val="20"/>
+        </w:rPr>
+      </w:pPr>
     </w:p>
     <w:p>
       <w:pPr>
@@ -4170,7 +4523,25 @@
           <w:sz w:val="20"/>
           <w:szCs w:val="20"/>
         </w:rPr>
-        <w:t>CREATE TABLE payroll_history (payroll_id INT AUTO_INCREMENT PRIMARY KEY, emp_id INT, net_salary INT, payroll_date DATE DEFAULT CURDATE());</w:t>
+        <w:t xml:space="preserve">CREATE TABLE payroll_history (payroll_id INT AUTO_INCREMENT PRIMARY KEY, emp_id INT, net_salary INT, payroll_date DATE DEFAULT </w:t>
+      </w:r>
+      <w:proofErr w:type="gramStart"/>
+      <w:r>
+        <w:rPr>
+          <w:rFonts w:cstheme="minorHAnsi"/>
+          <w:sz w:val="20"/>
+          <w:szCs w:val="20"/>
+        </w:rPr>
+        <w:t>CURDATE(</w:t>
+      </w:r>
+      <w:proofErr w:type="gramEnd"/>
+      <w:r>
+        <w:rPr>
+          <w:rFonts w:cstheme="minorHAnsi"/>
+          <w:sz w:val="20"/>
+          <w:szCs w:val="20"/>
+        </w:rPr>
+        <w:t>));</w:t>
       </w:r>
     </w:p>
     <w:p>
@@ -4255,7 +4626,25 @@
           <w:sz w:val="20"/>
           <w:szCs w:val="20"/>
         </w:rPr>
-        <w:t xml:space="preserve"> book_ticket(p_passenger, p_train_id)</w:t>
+        <w:t xml:space="preserve"> book_</w:t>
+      </w:r>
+      <w:proofErr w:type="gramStart"/>
+      <w:r>
+        <w:rPr>
+          <w:rFonts w:cstheme="minorHAnsi"/>
+          <w:sz w:val="20"/>
+          <w:szCs w:val="20"/>
+        </w:rPr>
+        <w:t>ticket(</w:t>
+      </w:r>
+      <w:proofErr w:type="gramEnd"/>
+      <w:r>
+        <w:rPr>
+          <w:rFonts w:cstheme="minorHAnsi"/>
+          <w:sz w:val="20"/>
+          <w:szCs w:val="20"/>
+        </w:rPr>
+        <w:t>p_passenger, p_train_id)</w:t>
       </w:r>
     </w:p>
     <w:p>
@@ -4359,6 +4748,19 @@
         </w:rPr>
         <w:t>Table Structure</w:t>
       </w:r>
+    </w:p>
+    <w:p>
+      <w:pPr>
+        <w:spacing w:after="0" w:line="240" w:lineRule="auto"/>
+        <w:ind w:left="360"/>
+        <w:rPr>
+          <w:rFonts w:cstheme="minorHAnsi"/>
+          <w:b/>
+          <w:bCs/>
+          <w:sz w:val="20"/>
+          <w:szCs w:val="20"/>
+        </w:rPr>
+      </w:pPr>
     </w:p>
     <w:p>
       <w:pPr>
@@ -4396,7 +4798,25 @@
           <w:sz w:val="20"/>
           <w:szCs w:val="20"/>
         </w:rPr>
-        <w:t>train_name VARCHAR(50),</w:t>
+        <w:t xml:space="preserve">train_name </w:t>
+      </w:r>
+      <w:proofErr w:type="gramStart"/>
+      <w:r>
+        <w:rPr>
+          <w:rFonts w:cstheme="minorHAnsi"/>
+          <w:sz w:val="20"/>
+          <w:szCs w:val="20"/>
+        </w:rPr>
+        <w:t>VARCHAR(</w:t>
+      </w:r>
+      <w:proofErr w:type="gramEnd"/>
+      <w:r>
+        <w:rPr>
+          <w:rFonts w:cstheme="minorHAnsi"/>
+          <w:sz w:val="20"/>
+          <w:szCs w:val="20"/>
+        </w:rPr>
+        <w:t>50),</w:t>
       </w:r>
       <w:r>
         <w:rPr>
@@ -4496,6 +4916,7 @@
         </w:rPr>
         <w:t xml:space="preserve">passenger_name </w:t>
       </w:r>
+      <w:proofErr w:type="gramStart"/>
       <w:r>
         <w:rPr>
           <w:rFonts w:cstheme="minorHAnsi"/>
@@ -4510,7 +4931,16 @@
           <w:sz w:val="20"/>
           <w:szCs w:val="20"/>
         </w:rPr>
-        <w:t>ARCHAR(50),</w:t>
+        <w:t>ARCHAR(</w:t>
+      </w:r>
+      <w:proofErr w:type="gramEnd"/>
+      <w:r>
+        <w:rPr>
+          <w:rFonts w:cstheme="minorHAnsi"/>
+          <w:sz w:val="20"/>
+          <w:szCs w:val="20"/>
+        </w:rPr>
+        <w:t>50),</w:t>
       </w:r>
       <w:r>
         <w:rPr>
@@ -4560,13 +4990,23 @@
         </w:rPr>
         <w:t xml:space="preserve">booking_date DATE DEFAULT </w:t>
       </w:r>
-      <w:r>
-        <w:rPr>
-          <w:rFonts w:cstheme="minorHAnsi"/>
-          <w:sz w:val="20"/>
-          <w:szCs w:val="20"/>
-        </w:rPr>
-        <w:t>CURDATE()</w:t>
+      <w:proofErr w:type="gramStart"/>
+      <w:r>
+        <w:rPr>
+          <w:rFonts w:cstheme="minorHAnsi"/>
+          <w:sz w:val="20"/>
+          <w:szCs w:val="20"/>
+        </w:rPr>
+        <w:t>CURDATE(</w:t>
+      </w:r>
+      <w:proofErr w:type="gramEnd"/>
+      <w:r>
+        <w:rPr>
+          <w:rFonts w:cstheme="minorHAnsi"/>
+          <w:sz w:val="20"/>
+          <w:szCs w:val="20"/>
+        </w:rPr>
+        <w:t>)</w:t>
       </w:r>
       <w:r>
         <w:rPr>
@@ -4590,7 +5030,25 @@
           <w:sz w:val="20"/>
           <w:szCs w:val="20"/>
         </w:rPr>
-        <w:t>status VARCHAR(20) DEFAULT 'CONFIRMED</w:t>
+        <w:t xml:space="preserve">status </w:t>
+      </w:r>
+      <w:proofErr w:type="gramStart"/>
+      <w:r>
+        <w:rPr>
+          <w:rFonts w:cstheme="minorHAnsi"/>
+          <w:sz w:val="20"/>
+          <w:szCs w:val="20"/>
+        </w:rPr>
+        <w:t>VARCHAR(</w:t>
+      </w:r>
+      <w:proofErr w:type="gramEnd"/>
+      <w:r>
+        <w:rPr>
+          <w:rFonts w:cstheme="minorHAnsi"/>
+          <w:sz w:val="20"/>
+          <w:szCs w:val="20"/>
+        </w:rPr>
+        <w:t>20) DEFAULT 'CONFIRMED</w:t>
       </w:r>
       <w:r>
         <w:rPr>
@@ -4673,6 +5131,7 @@
         </w:rPr>
         <w:t xml:space="preserve">passenger_name </w:t>
       </w:r>
+      <w:proofErr w:type="gramStart"/>
       <w:r>
         <w:rPr>
           <w:rFonts w:cstheme="minorHAnsi"/>
@@ -4687,7 +5146,16 @@
           <w:sz w:val="20"/>
           <w:szCs w:val="20"/>
         </w:rPr>
-        <w:t>RCHAR(50),</w:t>
+        <w:t>RCHAR(</w:t>
+      </w:r>
+      <w:proofErr w:type="gramEnd"/>
+      <w:r>
+        <w:rPr>
+          <w:rFonts w:cstheme="minorHAnsi"/>
+          <w:sz w:val="20"/>
+          <w:szCs w:val="20"/>
+        </w:rPr>
+        <w:t>50),</w:t>
       </w:r>
       <w:r>
         <w:rPr>
@@ -4721,13 +5189,23 @@
         </w:rPr>
         <w:t xml:space="preserve">request_date DATE DEFAULT </w:t>
       </w:r>
-      <w:r>
-        <w:rPr>
-          <w:rFonts w:cstheme="minorHAnsi"/>
-          <w:sz w:val="20"/>
-          <w:szCs w:val="20"/>
-        </w:rPr>
-        <w:t>CURDATE()</w:t>
+      <w:proofErr w:type="gramStart"/>
+      <w:r>
+        <w:rPr>
+          <w:rFonts w:cstheme="minorHAnsi"/>
+          <w:sz w:val="20"/>
+          <w:szCs w:val="20"/>
+        </w:rPr>
+        <w:t>CURDATE(</w:t>
+      </w:r>
+      <w:proofErr w:type="gramEnd"/>
+      <w:r>
+        <w:rPr>
+          <w:rFonts w:cstheme="minorHAnsi"/>
+          <w:sz w:val="20"/>
+          <w:szCs w:val="20"/>
+        </w:rPr>
+        <w:t>)</w:t>
       </w:r>
       <w:r>
         <w:rPr>
@@ -4802,7 +5280,25 @@
           <w:sz w:val="20"/>
           <w:szCs w:val="20"/>
         </w:rPr>
-        <w:t>Procedure apply_discount(p_category, p_percent)</w:t>
+        <w:t>Procedure apply_</w:t>
+      </w:r>
+      <w:proofErr w:type="gramStart"/>
+      <w:r>
+        <w:rPr>
+          <w:rFonts w:cstheme="minorHAnsi"/>
+          <w:sz w:val="20"/>
+          <w:szCs w:val="20"/>
+        </w:rPr>
+        <w:t>discount(</w:t>
+      </w:r>
+      <w:proofErr w:type="gramEnd"/>
+      <w:r>
+        <w:rPr>
+          <w:rFonts w:cstheme="minorHAnsi"/>
+          <w:sz w:val="20"/>
+          <w:szCs w:val="20"/>
+        </w:rPr>
+        <w:t>p_category, p_percent)</w:t>
       </w:r>
     </w:p>
     <w:p>
@@ -4897,6 +5393,19 @@
         </w:rPr>
         <w:t>Table Structure</w:t>
       </w:r>
+    </w:p>
+    <w:p>
+      <w:pPr>
+        <w:spacing w:after="0" w:line="240" w:lineRule="auto"/>
+        <w:ind w:left="360"/>
+        <w:rPr>
+          <w:rFonts w:cstheme="minorHAnsi"/>
+          <w:b/>
+          <w:bCs/>
+          <w:sz w:val="20"/>
+          <w:szCs w:val="20"/>
+        </w:rPr>
+      </w:pPr>
     </w:p>
     <w:p>
       <w:pPr>
@@ -4934,7 +5443,25 @@
           <w:sz w:val="20"/>
           <w:szCs w:val="20"/>
         </w:rPr>
-        <w:t>category VARCHAR(30),</w:t>
+        <w:t xml:space="preserve">category </w:t>
+      </w:r>
+      <w:proofErr w:type="gramStart"/>
+      <w:r>
+        <w:rPr>
+          <w:rFonts w:cstheme="minorHAnsi"/>
+          <w:sz w:val="20"/>
+          <w:szCs w:val="20"/>
+        </w:rPr>
+        <w:t>VARCHAR(</w:t>
+      </w:r>
+      <w:proofErr w:type="gramEnd"/>
+      <w:r>
+        <w:rPr>
+          <w:rFonts w:cstheme="minorHAnsi"/>
+          <w:sz w:val="20"/>
+          <w:szCs w:val="20"/>
+        </w:rPr>
+        <w:t>30),</w:t>
       </w:r>
       <w:r>
         <w:rPr>
@@ -4984,15 +5511,43 @@
           <w:sz w:val="20"/>
           <w:szCs w:val="20"/>
         </w:rPr>
-        <w:t xml:space="preserve">CREATE TABLE discount_history (hist_id INT AUTO_INCREMENT PRIMARY KEY, category VARCHAR(30), percent INT, updated_on DATE DEFAULT </w:t>
-      </w:r>
-      <w:r>
-        <w:rPr>
-          <w:rFonts w:cstheme="minorHAnsi"/>
-          <w:sz w:val="20"/>
-          <w:szCs w:val="20"/>
-        </w:rPr>
-        <w:t>CURDATE()</w:t>
+        <w:t xml:space="preserve">CREATE TABLE discount_history (hist_id INT AUTO_INCREMENT PRIMARY KEY, category </w:t>
+      </w:r>
+      <w:proofErr w:type="gramStart"/>
+      <w:r>
+        <w:rPr>
+          <w:rFonts w:cstheme="minorHAnsi"/>
+          <w:sz w:val="20"/>
+          <w:szCs w:val="20"/>
+        </w:rPr>
+        <w:t>VARCHAR(</w:t>
+      </w:r>
+      <w:proofErr w:type="gramEnd"/>
+      <w:r>
+        <w:rPr>
+          <w:rFonts w:cstheme="minorHAnsi"/>
+          <w:sz w:val="20"/>
+          <w:szCs w:val="20"/>
+        </w:rPr>
+        <w:t xml:space="preserve">30), percent INT, updated_on DATE DEFAULT </w:t>
+      </w:r>
+      <w:proofErr w:type="gramStart"/>
+      <w:r>
+        <w:rPr>
+          <w:rFonts w:cstheme="minorHAnsi"/>
+          <w:sz w:val="20"/>
+          <w:szCs w:val="20"/>
+        </w:rPr>
+        <w:t>CURDATE(</w:t>
+      </w:r>
+      <w:proofErr w:type="gramEnd"/>
+      <w:r>
+        <w:rPr>
+          <w:rFonts w:cstheme="minorHAnsi"/>
+          <w:sz w:val="20"/>
+          <w:szCs w:val="20"/>
+        </w:rPr>
+        <w:t>)</w:t>
       </w:r>
       <w:r>
         <w:rPr>
@@ -5161,6 +5716,18 @@
     </w:p>
     <w:p>
       <w:pPr>
+        <w:spacing w:after="0" w:line="240" w:lineRule="auto"/>
+        <w:rPr>
+          <w:rFonts w:cstheme="minorHAnsi"/>
+          <w:b/>
+          <w:bCs/>
+          <w:sz w:val="20"/>
+          <w:szCs w:val="20"/>
+        </w:rPr>
+      </w:pPr>
+    </w:p>
+    <w:p>
+      <w:pPr>
         <w:pStyle w:val="ListParagraph"/>
         <w:numPr>
           <w:ilvl w:val="0"/>
@@ -5439,13 +6006,23 @@
         </w:rPr>
         <w:t xml:space="preserve">calc_date DATE DEFAULT </w:t>
       </w:r>
-      <w:r>
-        <w:rPr>
-          <w:rFonts w:cstheme="minorHAnsi"/>
-          <w:sz w:val="20"/>
-          <w:szCs w:val="20"/>
-        </w:rPr>
-        <w:t>CURDATE()</w:t>
+      <w:proofErr w:type="gramStart"/>
+      <w:r>
+        <w:rPr>
+          <w:rFonts w:cstheme="minorHAnsi"/>
+          <w:sz w:val="20"/>
+          <w:szCs w:val="20"/>
+        </w:rPr>
+        <w:t>CURDATE(</w:t>
+      </w:r>
+      <w:proofErr w:type="gramEnd"/>
+      <w:r>
+        <w:rPr>
+          <w:rFonts w:cstheme="minorHAnsi"/>
+          <w:sz w:val="20"/>
+          <w:szCs w:val="20"/>
+        </w:rPr>
+        <w:t>)</w:t>
       </w:r>
       <w:r>
         <w:rPr>
@@ -5722,7 +6299,25 @@
           <w:sz w:val="20"/>
           <w:szCs w:val="20"/>
         </w:rPr>
-        <w:t>place_order(IN p_order_id INT, IN p_product_id INT, IN p_qty INT)</w:t>
+        <w:t>place_</w:t>
+      </w:r>
+      <w:proofErr w:type="gramStart"/>
+      <w:r>
+        <w:rPr>
+          <w:rFonts w:cstheme="minorHAnsi"/>
+          <w:sz w:val="20"/>
+          <w:szCs w:val="20"/>
+        </w:rPr>
+        <w:t>order(</w:t>
+      </w:r>
+      <w:proofErr w:type="gramEnd"/>
+      <w:r>
+        <w:rPr>
+          <w:rFonts w:cstheme="minorHAnsi"/>
+          <w:sz w:val="20"/>
+          <w:szCs w:val="20"/>
+        </w:rPr>
+        <w:t>IN p_order_id INT, IN p_product_id INT, IN p_qty INT)</w:t>
       </w:r>
     </w:p>
     <w:p>
@@ -5902,7 +6497,25 @@
           <w:sz w:val="20"/>
           <w:szCs w:val="20"/>
         </w:rPr>
-        <w:t xml:space="preserve"> update_order_qty(IN p_order_id INT, IN p_new_qty INT)</w:t>
+        <w:t xml:space="preserve"> update_order_</w:t>
+      </w:r>
+      <w:proofErr w:type="gramStart"/>
+      <w:r>
+        <w:rPr>
+          <w:rFonts w:cstheme="minorHAnsi"/>
+          <w:sz w:val="20"/>
+          <w:szCs w:val="20"/>
+        </w:rPr>
+        <w:t>qty(</w:t>
+      </w:r>
+      <w:proofErr w:type="gramEnd"/>
+      <w:r>
+        <w:rPr>
+          <w:rFonts w:cstheme="minorHAnsi"/>
+          <w:sz w:val="20"/>
+          <w:szCs w:val="20"/>
+        </w:rPr>
+        <w:t>IN p_order_id INT, IN p_new_qty INT)</w:t>
       </w:r>
     </w:p>
     <w:p>
@@ -6020,7 +6633,43 @@
           <w:sz w:val="20"/>
           <w:szCs w:val="20"/>
         </w:rPr>
-        <w:t xml:space="preserve"> add_product(IN p_product_id INT, IN p_name VARCHAR(50), IN p_stock INT)</w:t>
+        <w:t xml:space="preserve"> add_</w:t>
+      </w:r>
+      <w:proofErr w:type="gramStart"/>
+      <w:r>
+        <w:rPr>
+          <w:rFonts w:cstheme="minorHAnsi"/>
+          <w:sz w:val="20"/>
+          <w:szCs w:val="20"/>
+        </w:rPr>
+        <w:t>product(</w:t>
+      </w:r>
+      <w:proofErr w:type="gramEnd"/>
+      <w:r>
+        <w:rPr>
+          <w:rFonts w:cstheme="minorHAnsi"/>
+          <w:sz w:val="20"/>
+          <w:szCs w:val="20"/>
+        </w:rPr>
+        <w:t xml:space="preserve">IN p_product_id INT, IN p_name </w:t>
+      </w:r>
+      <w:proofErr w:type="gramStart"/>
+      <w:r>
+        <w:rPr>
+          <w:rFonts w:cstheme="minorHAnsi"/>
+          <w:sz w:val="20"/>
+          <w:szCs w:val="20"/>
+        </w:rPr>
+        <w:t>VARCHAR(</w:t>
+      </w:r>
+      <w:proofErr w:type="gramEnd"/>
+      <w:r>
+        <w:rPr>
+          <w:rFonts w:cstheme="minorHAnsi"/>
+          <w:sz w:val="20"/>
+          <w:szCs w:val="20"/>
+        </w:rPr>
+        <w:t>50), IN p_stock INT)</w:t>
       </w:r>
     </w:p>
     <w:p>
@@ -6095,7 +6744,25 @@
           <w:sz w:val="20"/>
           <w:szCs w:val="20"/>
         </w:rPr>
-        <w:t>get_orders_for_product(IN p_product_id INT)</w:t>
+        <w:t>get_orders_for_</w:t>
+      </w:r>
+      <w:proofErr w:type="gramStart"/>
+      <w:r>
+        <w:rPr>
+          <w:rFonts w:cstheme="minorHAnsi"/>
+          <w:sz w:val="20"/>
+          <w:szCs w:val="20"/>
+        </w:rPr>
+        <w:t>product(</w:t>
+      </w:r>
+      <w:proofErr w:type="gramEnd"/>
+      <w:r>
+        <w:rPr>
+          <w:rFonts w:cstheme="minorHAnsi"/>
+          <w:sz w:val="20"/>
+          <w:szCs w:val="20"/>
+        </w:rPr>
+        <w:t>IN p_product_id INT)</w:t>
       </w:r>
     </w:p>
     <w:p>
@@ -6131,6 +6798,18 @@
         </w:rPr>
         <w:t>Table Structure</w:t>
       </w:r>
+    </w:p>
+    <w:p>
+      <w:pPr>
+        <w:spacing w:after="0" w:line="240" w:lineRule="auto"/>
+        <w:rPr>
+          <w:rFonts w:cstheme="minorHAnsi"/>
+          <w:b/>
+          <w:bCs/>
+          <w:sz w:val="20"/>
+          <w:szCs w:val="20"/>
+        </w:rPr>
+      </w:pPr>
     </w:p>
     <w:p>
       <w:pPr>
@@ -6200,7 +6879,25 @@
           <w:sz w:val="20"/>
           <w:szCs w:val="20"/>
         </w:rPr>
-        <w:t>status VARCHAR(20)</w:t>
+        <w:t xml:space="preserve">status </w:t>
+      </w:r>
+      <w:proofErr w:type="gramStart"/>
+      <w:r>
+        <w:rPr>
+          <w:rFonts w:cstheme="minorHAnsi"/>
+          <w:sz w:val="20"/>
+          <w:szCs w:val="20"/>
+        </w:rPr>
+        <w:t>VARCHAR(</w:t>
+      </w:r>
+      <w:proofErr w:type="gramEnd"/>
+      <w:r>
+        <w:rPr>
+          <w:rFonts w:cstheme="minorHAnsi"/>
+          <w:sz w:val="20"/>
+          <w:szCs w:val="20"/>
+        </w:rPr>
+        <w:t>20)</w:t>
       </w:r>
       <w:r>
         <w:rPr>
@@ -6282,7 +6979,25 @@
           <w:sz w:val="20"/>
           <w:szCs w:val="20"/>
         </w:rPr>
-        <w:t>product_name VARCHAR(50),</w:t>
+        <w:t xml:space="preserve">product_name </w:t>
+      </w:r>
+      <w:proofErr w:type="gramStart"/>
+      <w:r>
+        <w:rPr>
+          <w:rFonts w:cstheme="minorHAnsi"/>
+          <w:sz w:val="20"/>
+          <w:szCs w:val="20"/>
+        </w:rPr>
+        <w:t>VARCHAR(</w:t>
+      </w:r>
+      <w:proofErr w:type="gramEnd"/>
+      <w:r>
+        <w:rPr>
+          <w:rFonts w:cstheme="minorHAnsi"/>
+          <w:sz w:val="20"/>
+          <w:szCs w:val="20"/>
+        </w:rPr>
+        <w:t>50),</w:t>
       </w:r>
       <w:r>
         <w:rPr>
@@ -6381,6 +7096,7 @@
         </w:rPr>
         <w:t xml:space="preserve">action </w:t>
       </w:r>
+      <w:proofErr w:type="gramStart"/>
       <w:r>
         <w:rPr>
           <w:rFonts w:cstheme="minorHAnsi"/>
@@ -6395,7 +7111,16 @@
           <w:sz w:val="20"/>
           <w:szCs w:val="20"/>
         </w:rPr>
-        <w:t>ARCHAR(20),</w:t>
+        <w:t>ARCHAR(</w:t>
+      </w:r>
+      <w:proofErr w:type="gramEnd"/>
+      <w:r>
+        <w:rPr>
+          <w:rFonts w:cstheme="minorHAnsi"/>
+          <w:sz w:val="20"/>
+          <w:szCs w:val="20"/>
+        </w:rPr>
+        <w:t>20),</w:t>
       </w:r>
       <w:r>
         <w:rPr>
@@ -6411,7 +7136,25 @@
           <w:sz w:val="20"/>
           <w:szCs w:val="20"/>
         </w:rPr>
-        <w:t>log_date DATE DEFAULT CURDATE());</w:t>
+        <w:t xml:space="preserve">log_date DATE DEFAULT </w:t>
+      </w:r>
+      <w:proofErr w:type="gramStart"/>
+      <w:r>
+        <w:rPr>
+          <w:rFonts w:cstheme="minorHAnsi"/>
+          <w:sz w:val="20"/>
+          <w:szCs w:val="20"/>
+        </w:rPr>
+        <w:t>CURDATE(</w:t>
+      </w:r>
+      <w:proofErr w:type="gramEnd"/>
+      <w:r>
+        <w:rPr>
+          <w:rFonts w:cstheme="minorHAnsi"/>
+          <w:sz w:val="20"/>
+          <w:szCs w:val="20"/>
+        </w:rPr>
+        <w:t>));</w:t>
       </w:r>
     </w:p>
     <w:p>
@@ -6504,7 +7247,25 @@
           <w:sz w:val="20"/>
           <w:szCs w:val="20"/>
         </w:rPr>
-        <w:t>check_order_status(p_order_id INT)</w:t>
+        <w:t>check_order_</w:t>
+      </w:r>
+      <w:proofErr w:type="gramStart"/>
+      <w:r>
+        <w:rPr>
+          <w:rFonts w:cstheme="minorHAnsi"/>
+          <w:sz w:val="20"/>
+          <w:szCs w:val="20"/>
+        </w:rPr>
+        <w:t>status(</w:t>
+      </w:r>
+      <w:proofErr w:type="gramEnd"/>
+      <w:r>
+        <w:rPr>
+          <w:rFonts w:cstheme="minorHAnsi"/>
+          <w:sz w:val="20"/>
+          <w:szCs w:val="20"/>
+        </w:rPr>
+        <w:t>p_order_id INT)</w:t>
       </w:r>
     </w:p>
     <w:p>
@@ -6631,7 +7392,25 @@
           <w:sz w:val="20"/>
           <w:szCs w:val="20"/>
         </w:rPr>
-        <w:t>product_cancel_count(p_product_id INT)</w:t>
+        <w:t>product_cancel_</w:t>
+      </w:r>
+      <w:proofErr w:type="gramStart"/>
+      <w:r>
+        <w:rPr>
+          <w:rFonts w:cstheme="minorHAnsi"/>
+          <w:sz w:val="20"/>
+          <w:szCs w:val="20"/>
+        </w:rPr>
+        <w:t>count(</w:t>
+      </w:r>
+      <w:proofErr w:type="gramEnd"/>
+      <w:r>
+        <w:rPr>
+          <w:rFonts w:cstheme="minorHAnsi"/>
+          <w:sz w:val="20"/>
+          <w:szCs w:val="20"/>
+        </w:rPr>
+        <w:t>p_product_id INT)</w:t>
       </w:r>
     </w:p>
     <w:p>
@@ -6702,7 +7481,25 @@
           <w:sz w:val="20"/>
           <w:szCs w:val="20"/>
         </w:rPr>
-        <w:t>get_stock(p_product_id INT)</w:t>
+        <w:t>get_</w:t>
+      </w:r>
+      <w:proofErr w:type="gramStart"/>
+      <w:r>
+        <w:rPr>
+          <w:rFonts w:cstheme="minorHAnsi"/>
+          <w:sz w:val="20"/>
+          <w:szCs w:val="20"/>
+        </w:rPr>
+        <w:t>stock(</w:t>
+      </w:r>
+      <w:proofErr w:type="gramEnd"/>
+      <w:r>
+        <w:rPr>
+          <w:rFonts w:cstheme="minorHAnsi"/>
+          <w:sz w:val="20"/>
+          <w:szCs w:val="20"/>
+        </w:rPr>
+        <w:t>p_product_id INT)</w:t>
       </w:r>
     </w:p>
     <w:p>
@@ -6793,7 +7590,25 @@
           <w:sz w:val="20"/>
           <w:szCs w:val="20"/>
         </w:rPr>
-        <w:t>product_cancelled_qty(p_product_id INT)</w:t>
+        <w:t>product_cancelled_</w:t>
+      </w:r>
+      <w:proofErr w:type="gramStart"/>
+      <w:r>
+        <w:rPr>
+          <w:rFonts w:cstheme="minorHAnsi"/>
+          <w:sz w:val="20"/>
+          <w:szCs w:val="20"/>
+        </w:rPr>
+        <w:t>qty(</w:t>
+      </w:r>
+      <w:proofErr w:type="gramEnd"/>
+      <w:r>
+        <w:rPr>
+          <w:rFonts w:cstheme="minorHAnsi"/>
+          <w:sz w:val="20"/>
+          <w:szCs w:val="20"/>
+        </w:rPr>
+        <w:t>p_product_id INT)</w:t>
       </w:r>
     </w:p>
     <w:p>
@@ -6924,7 +7739,25 @@
           <w:sz w:val="20"/>
           <w:szCs w:val="20"/>
         </w:rPr>
-        <w:t>first_order_action(p_order_id INT)</w:t>
+        <w:t>first_order_</w:t>
+      </w:r>
+      <w:proofErr w:type="gramStart"/>
+      <w:r>
+        <w:rPr>
+          <w:rFonts w:cstheme="minorHAnsi"/>
+          <w:sz w:val="20"/>
+          <w:szCs w:val="20"/>
+        </w:rPr>
+        <w:t>action(</w:t>
+      </w:r>
+      <w:proofErr w:type="gramEnd"/>
+      <w:r>
+        <w:rPr>
+          <w:rFonts w:cstheme="minorHAnsi"/>
+          <w:sz w:val="20"/>
+          <w:szCs w:val="20"/>
+        </w:rPr>
+        <w:t>p_order_id INT)</w:t>
       </w:r>
     </w:p>
     <w:p>
@@ -6995,7 +7828,25 @@
           <w:sz w:val="20"/>
           <w:szCs w:val="20"/>
         </w:rPr>
-        <w:t>last_order_action(p_order_id INT)</w:t>
+        <w:t>last_order_</w:t>
+      </w:r>
+      <w:proofErr w:type="gramStart"/>
+      <w:r>
+        <w:rPr>
+          <w:rFonts w:cstheme="minorHAnsi"/>
+          <w:sz w:val="20"/>
+          <w:szCs w:val="20"/>
+        </w:rPr>
+        <w:t>action(</w:t>
+      </w:r>
+      <w:proofErr w:type="gramEnd"/>
+      <w:r>
+        <w:rPr>
+          <w:rFonts w:cstheme="minorHAnsi"/>
+          <w:sz w:val="20"/>
+          <w:szCs w:val="20"/>
+        </w:rPr>
+        <w:t>p_order_id INT)</w:t>
       </w:r>
     </w:p>
     <w:p>
@@ -7086,7 +7937,25 @@
           <w:sz w:val="20"/>
           <w:szCs w:val="20"/>
         </w:rPr>
-        <w:t>is_out_of_stock(p_product_id INT)</w:t>
+        <w:t>is_out_of_</w:t>
+      </w:r>
+      <w:proofErr w:type="gramStart"/>
+      <w:r>
+        <w:rPr>
+          <w:rFonts w:cstheme="minorHAnsi"/>
+          <w:sz w:val="20"/>
+          <w:szCs w:val="20"/>
+        </w:rPr>
+        <w:t>stock(</w:t>
+      </w:r>
+      <w:proofErr w:type="gramEnd"/>
+      <w:r>
+        <w:rPr>
+          <w:rFonts w:cstheme="minorHAnsi"/>
+          <w:sz w:val="20"/>
+          <w:szCs w:val="20"/>
+        </w:rPr>
+        <w:t>p_product_id INT)</w:t>
       </w:r>
     </w:p>
     <w:p>
@@ -7157,7 +8026,25 @@
           <w:sz w:val="20"/>
           <w:szCs w:val="20"/>
         </w:rPr>
-        <w:t>get_order_status(p_order_id INT)</w:t>
+        <w:t>get_order_</w:t>
+      </w:r>
+      <w:proofErr w:type="gramStart"/>
+      <w:r>
+        <w:rPr>
+          <w:rFonts w:cstheme="minorHAnsi"/>
+          <w:sz w:val="20"/>
+          <w:szCs w:val="20"/>
+        </w:rPr>
+        <w:t>status(</w:t>
+      </w:r>
+      <w:proofErr w:type="gramEnd"/>
+      <w:r>
+        <w:rPr>
+          <w:rFonts w:cstheme="minorHAnsi"/>
+          <w:sz w:val="20"/>
+          <w:szCs w:val="20"/>
+        </w:rPr>
+        <w:t>p_order_id INT)</w:t>
       </w:r>
     </w:p>
     <w:p>
@@ -7238,7 +8125,25 @@
           <w:sz w:val="20"/>
           <w:szCs w:val="20"/>
         </w:rPr>
-        <w:t>can_cancel(p_order_id INT)</w:t>
+        <w:t>can_</w:t>
+      </w:r>
+      <w:proofErr w:type="gramStart"/>
+      <w:r>
+        <w:rPr>
+          <w:rFonts w:cstheme="minorHAnsi"/>
+          <w:sz w:val="20"/>
+          <w:szCs w:val="20"/>
+        </w:rPr>
+        <w:t>cancel(</w:t>
+      </w:r>
+      <w:proofErr w:type="gramEnd"/>
+      <w:r>
+        <w:rPr>
+          <w:rFonts w:cstheme="minorHAnsi"/>
+          <w:sz w:val="20"/>
+          <w:szCs w:val="20"/>
+        </w:rPr>
+        <w:t>p_order_id INT)</w:t>
       </w:r>
     </w:p>
     <w:p>
@@ -7329,7 +8234,25 @@
           <w:sz w:val="20"/>
           <w:szCs w:val="20"/>
         </w:rPr>
-        <w:t>days_since_order(p_order_id INT)</w:t>
+        <w:t>days_since_</w:t>
+      </w:r>
+      <w:proofErr w:type="gramStart"/>
+      <w:r>
+        <w:rPr>
+          <w:rFonts w:cstheme="minorHAnsi"/>
+          <w:sz w:val="20"/>
+          <w:szCs w:val="20"/>
+        </w:rPr>
+        <w:t>order(</w:t>
+      </w:r>
+      <w:proofErr w:type="gramEnd"/>
+      <w:r>
+        <w:rPr>
+          <w:rFonts w:cstheme="minorHAnsi"/>
+          <w:sz w:val="20"/>
+          <w:szCs w:val="20"/>
+        </w:rPr>
+        <w:t>p_order_id INT)</w:t>
       </w:r>
     </w:p>
     <w:p>
@@ -7416,8 +8339,18 @@
           <w:sz w:val="20"/>
           <w:szCs w:val="20"/>
         </w:rPr>
-        <w:t xml:space="preserve"> promote_students(p_course_id)</w:t>
-      </w:r>
+        <w:t xml:space="preserve"> </w:t>
+      </w:r>
+      <w:proofErr w:type="gramStart"/>
+      <w:r>
+        <w:rPr>
+          <w:rFonts w:cstheme="minorHAnsi"/>
+          <w:sz w:val="20"/>
+          <w:szCs w:val="20"/>
+        </w:rPr>
+        <w:t>promote_students(p_course_id)</w:t>
+      </w:r>
+      <w:proofErr w:type="gramEnd"/>
     </w:p>
     <w:p>
       <w:pPr>
@@ -7494,6 +8427,18 @@
         </w:rPr>
         <w:t>Table Structure</w:t>
       </w:r>
+    </w:p>
+    <w:p>
+      <w:pPr>
+        <w:spacing w:after="0" w:line="240" w:lineRule="auto"/>
+        <w:rPr>
+          <w:rFonts w:cstheme="minorHAnsi"/>
+          <w:b/>
+          <w:bCs/>
+          <w:sz w:val="20"/>
+          <w:szCs w:val="20"/>
+        </w:rPr>
+      </w:pPr>
     </w:p>
     <w:p>
       <w:pPr>
@@ -7650,7 +8595,25 @@
           <w:sz w:val="20"/>
           <w:szCs w:val="20"/>
         </w:rPr>
-        <w:t>check_in(p_guest_id, p_room_no)</w:t>
+        <w:t>check_</w:t>
+      </w:r>
+      <w:proofErr w:type="gramStart"/>
+      <w:r>
+        <w:rPr>
+          <w:rFonts w:cstheme="minorHAnsi"/>
+          <w:sz w:val="20"/>
+          <w:szCs w:val="20"/>
+        </w:rPr>
+        <w:t>in(</w:t>
+      </w:r>
+      <w:proofErr w:type="gramEnd"/>
+      <w:r>
+        <w:rPr>
+          <w:rFonts w:cstheme="minorHAnsi"/>
+          <w:sz w:val="20"/>
+          <w:szCs w:val="20"/>
+        </w:rPr>
+        <w:t>p_guest_id, p_room_no)</w:t>
       </w:r>
     </w:p>
     <w:p>
@@ -7728,6 +8691,18 @@
         </w:rPr>
         <w:t>Table Structure</w:t>
       </w:r>
+    </w:p>
+    <w:p>
+      <w:pPr>
+        <w:spacing w:after="0" w:line="240" w:lineRule="auto"/>
+        <w:rPr>
+          <w:rFonts w:cstheme="minorHAnsi"/>
+          <w:b/>
+          <w:bCs/>
+          <w:sz w:val="20"/>
+          <w:szCs w:val="20"/>
+        </w:rPr>
+      </w:pPr>
     </w:p>
     <w:p>
       <w:pPr>
@@ -7749,7 +8724,25 @@
           <w:sz w:val="20"/>
           <w:szCs w:val="20"/>
         </w:rPr>
-        <w:t>CREATE TABLE rooms (room_no INT PRIMARY KEY, status VARCHAR(20) DEFAULT 'Available');</w:t>
+        <w:t xml:space="preserve">CREATE TABLE rooms (room_no INT PRIMARY KEY, status </w:t>
+      </w:r>
+      <w:proofErr w:type="gramStart"/>
+      <w:r>
+        <w:rPr>
+          <w:rFonts w:cstheme="minorHAnsi"/>
+          <w:sz w:val="20"/>
+          <w:szCs w:val="20"/>
+        </w:rPr>
+        <w:t>VARCHAR(</w:t>
+      </w:r>
+      <w:proofErr w:type="gramEnd"/>
+      <w:r>
+        <w:rPr>
+          <w:rFonts w:cstheme="minorHAnsi"/>
+          <w:sz w:val="20"/>
+          <w:szCs w:val="20"/>
+        </w:rPr>
+        <w:t>20) DEFAULT 'Available');</w:t>
       </w:r>
     </w:p>
     <w:p>
@@ -7817,13 +8810,23 @@
         </w:rPr>
         <w:t xml:space="preserve">checkin_date DATE DEFAULT </w:t>
       </w:r>
-      <w:r>
-        <w:rPr>
-          <w:rFonts w:cstheme="minorHAnsi"/>
-          <w:sz w:val="20"/>
-          <w:szCs w:val="20"/>
-        </w:rPr>
-        <w:t>CURDATE()</w:t>
+      <w:proofErr w:type="gramStart"/>
+      <w:r>
+        <w:rPr>
+          <w:rFonts w:cstheme="minorHAnsi"/>
+          <w:sz w:val="20"/>
+          <w:szCs w:val="20"/>
+        </w:rPr>
+        <w:t>CURDATE(</w:t>
+      </w:r>
+      <w:proofErr w:type="gramEnd"/>
+      <w:r>
+        <w:rPr>
+          <w:rFonts w:cstheme="minorHAnsi"/>
+          <w:sz w:val="20"/>
+          <w:szCs w:val="20"/>
+        </w:rPr>
+        <w:t>)</w:t>
       </w:r>
       <w:r>
         <w:rPr>
@@ -7997,6 +9000,18 @@
     </w:p>
     <w:p>
       <w:pPr>
+        <w:spacing w:after="0" w:line="240" w:lineRule="auto"/>
+        <w:rPr>
+          <w:rFonts w:cstheme="minorHAnsi"/>
+          <w:b/>
+          <w:bCs/>
+          <w:sz w:val="20"/>
+          <w:szCs w:val="20"/>
+        </w:rPr>
+      </w:pPr>
+    </w:p>
+    <w:p>
+      <w:pPr>
         <w:pStyle w:val="ListParagraph"/>
         <w:numPr>
           <w:ilvl w:val="0"/>
@@ -8049,7 +9064,25 @@
           <w:sz w:val="20"/>
           <w:szCs w:val="20"/>
         </w:rPr>
-        <w:t>CREATE TABLE ReorderRequests (reorder_id INT NOT NULL AUTO_INCREMENT PRIMARY KEY, inventory_id INT, request_date DATE DEFAULT CURRENT_DATE, quantity_requested INT, status VARCHAR(20) DEFAULT 'pending', FOREIGN KEY (inventory_id) REFERENCES Inventory(inventory_id));</w:t>
+        <w:t xml:space="preserve">CREATE TABLE ReorderRequests (reorder_id INT NOT NULL AUTO_INCREMENT PRIMARY KEY, inventory_id INT, request_date DATE DEFAULT CURRENT_DATE, quantity_requested INT, status </w:t>
+      </w:r>
+      <w:proofErr w:type="gramStart"/>
+      <w:r>
+        <w:rPr>
+          <w:rFonts w:cstheme="minorHAnsi"/>
+          <w:sz w:val="20"/>
+          <w:szCs w:val="20"/>
+        </w:rPr>
+        <w:t>VARCHAR(</w:t>
+      </w:r>
+      <w:proofErr w:type="gramEnd"/>
+      <w:r>
+        <w:rPr>
+          <w:rFonts w:cstheme="minorHAnsi"/>
+          <w:sz w:val="20"/>
+          <w:szCs w:val="20"/>
+        </w:rPr>
+        <w:t>20) DEFAULT 'pending', FOREIGN KEY (inventory_id) REFERENCES Inventory(inventory_id));</w:t>
       </w:r>
     </w:p>
     <w:p>
@@ -8247,7 +9280,43 @@
           <w:sz w:val="20"/>
           <w:szCs w:val="20"/>
         </w:rPr>
-        <w:t>CREATE TABLE bills (bill_id INT AUTO_INCREMENT PRIMARY KEY, guest_id INT,total_amount DECIMAL(10,2));</w:t>
+        <w:t xml:space="preserve">CREATE TABLE bills (bill_id INT AUTO_INCREMENT PRIMARY KEY, guest_id </w:t>
+      </w:r>
+      <w:proofErr w:type="gramStart"/>
+      <w:r>
+        <w:rPr>
+          <w:rFonts w:cstheme="minorHAnsi"/>
+          <w:sz w:val="20"/>
+          <w:szCs w:val="20"/>
+        </w:rPr>
+        <w:t>INT,total</w:t>
+      </w:r>
+      <w:proofErr w:type="gramEnd"/>
+      <w:r>
+        <w:rPr>
+          <w:rFonts w:cstheme="minorHAnsi"/>
+          <w:sz w:val="20"/>
+          <w:szCs w:val="20"/>
+        </w:rPr>
+        <w:t xml:space="preserve">_amount </w:t>
+      </w:r>
+      <w:proofErr w:type="gramStart"/>
+      <w:r>
+        <w:rPr>
+          <w:rFonts w:cstheme="minorHAnsi"/>
+          <w:sz w:val="20"/>
+          <w:szCs w:val="20"/>
+        </w:rPr>
+        <w:t>DECIMAL(</w:t>
+      </w:r>
+      <w:proofErr w:type="gramEnd"/>
+      <w:r>
+        <w:rPr>
+          <w:rFonts w:cstheme="minorHAnsi"/>
+          <w:sz w:val="20"/>
+          <w:szCs w:val="20"/>
+        </w:rPr>
+        <w:t>10,2));</w:t>
       </w:r>
     </w:p>
     <w:p>
@@ -8280,7 +9349,61 @@
           <w:sz w:val="20"/>
           <w:szCs w:val="20"/>
         </w:rPr>
-        <w:t>CREATE TABLE services (service_id INT PRIMARY KEY,     service_name VARCHAR(50), price DECIMAL(10,2));</w:t>
+        <w:t xml:space="preserve">CREATE TABLE services (service_id INT PRIMARY </w:t>
+      </w:r>
+      <w:proofErr w:type="gramStart"/>
+      <w:r>
+        <w:rPr>
+          <w:rFonts w:cstheme="minorHAnsi"/>
+          <w:sz w:val="20"/>
+          <w:szCs w:val="20"/>
+        </w:rPr>
+        <w:t xml:space="preserve">KEY,   </w:t>
+      </w:r>
+      <w:proofErr w:type="gramEnd"/>
+      <w:r>
+        <w:rPr>
+          <w:rFonts w:cstheme="minorHAnsi"/>
+          <w:sz w:val="20"/>
+          <w:szCs w:val="20"/>
+        </w:rPr>
+        <w:t xml:space="preserve">  service_name </w:t>
+      </w:r>
+      <w:proofErr w:type="gramStart"/>
+      <w:r>
+        <w:rPr>
+          <w:rFonts w:cstheme="minorHAnsi"/>
+          <w:sz w:val="20"/>
+          <w:szCs w:val="20"/>
+        </w:rPr>
+        <w:t>VARCHAR(</w:t>
+      </w:r>
+      <w:proofErr w:type="gramEnd"/>
+      <w:r>
+        <w:rPr>
+          <w:rFonts w:cstheme="minorHAnsi"/>
+          <w:sz w:val="20"/>
+          <w:szCs w:val="20"/>
+        </w:rPr>
+        <w:t xml:space="preserve">50), price </w:t>
+      </w:r>
+      <w:proofErr w:type="gramStart"/>
+      <w:r>
+        <w:rPr>
+          <w:rFonts w:cstheme="minorHAnsi"/>
+          <w:sz w:val="20"/>
+          <w:szCs w:val="20"/>
+        </w:rPr>
+        <w:t>DECIMAL(</w:t>
+      </w:r>
+      <w:proofErr w:type="gramEnd"/>
+      <w:r>
+        <w:rPr>
+          <w:rFonts w:cstheme="minorHAnsi"/>
+          <w:sz w:val="20"/>
+          <w:szCs w:val="20"/>
+        </w:rPr>
+        <w:t>10,2));</w:t>
       </w:r>
     </w:p>
     <w:p>
@@ -8517,7 +9640,25 @@
           <w:sz w:val="20"/>
           <w:szCs w:val="20"/>
         </w:rPr>
-        <w:t>Write a procedure transfer_funds(from_acc, to_acc, amount)</w:t>
+        <w:t>Write a procedure transfer_</w:t>
+      </w:r>
+      <w:proofErr w:type="gramStart"/>
+      <w:r>
+        <w:rPr>
+          <w:rFonts w:cstheme="minorHAnsi"/>
+          <w:sz w:val="20"/>
+          <w:szCs w:val="20"/>
+        </w:rPr>
+        <w:t>funds(</w:t>
+      </w:r>
+      <w:proofErr w:type="gramEnd"/>
+      <w:r>
+        <w:rPr>
+          <w:rFonts w:cstheme="minorHAnsi"/>
+          <w:sz w:val="20"/>
+          <w:szCs w:val="20"/>
+        </w:rPr>
+        <w:t>from_acc, to_acc, amount)</w:t>
       </w:r>
     </w:p>
     <w:p>
@@ -8684,7 +9825,25 @@
           <w:sz w:val="20"/>
           <w:szCs w:val="20"/>
         </w:rPr>
-        <w:t>CREATE TABLE accounts (acc_no INT PRIMARY KEY, balance  DECIMAL(10,2));</w:t>
+        <w:t xml:space="preserve">CREATE TABLE accounts (acc_no INT PRIMARY KEY, </w:t>
+      </w:r>
+      <w:proofErr w:type="gramStart"/>
+      <w:r>
+        <w:rPr>
+          <w:rFonts w:cstheme="minorHAnsi"/>
+          <w:sz w:val="20"/>
+          <w:szCs w:val="20"/>
+        </w:rPr>
+        <w:t>balance  DECIMAL</w:t>
+      </w:r>
+      <w:proofErr w:type="gramEnd"/>
+      <w:r>
+        <w:rPr>
+          <w:rFonts w:cstheme="minorHAnsi"/>
+          <w:sz w:val="20"/>
+          <w:szCs w:val="20"/>
+        </w:rPr>
+        <w:t>(10,2));</w:t>
       </w:r>
     </w:p>
     <w:p>
@@ -8717,7 +9876,61 @@
           <w:sz w:val="20"/>
           <w:szCs w:val="20"/>
         </w:rPr>
-        <w:t>CREATE TABLE transactions (txn_id INT AUTO_INCREMENT PRIMARY KEY, from_acc INT, to_acc INT, amount DECIMAL(10,2),   txn_date DATE DEFAULT CURDATE());</w:t>
+        <w:t xml:space="preserve">CREATE TABLE transactions (txn_id INT AUTO_INCREMENT PRIMARY KEY, from_acc INT, to_acc INT, amount </w:t>
+      </w:r>
+      <w:proofErr w:type="gramStart"/>
+      <w:r>
+        <w:rPr>
+          <w:rFonts w:cstheme="minorHAnsi"/>
+          <w:sz w:val="20"/>
+          <w:szCs w:val="20"/>
+        </w:rPr>
+        <w:t>DECIMAL(</w:t>
+      </w:r>
+      <w:proofErr w:type="gramEnd"/>
+      <w:r>
+        <w:rPr>
+          <w:rFonts w:cstheme="minorHAnsi"/>
+          <w:sz w:val="20"/>
+          <w:szCs w:val="20"/>
+        </w:rPr>
+        <w:t>10,2</w:t>
+      </w:r>
+      <w:proofErr w:type="gramStart"/>
+      <w:r>
+        <w:rPr>
+          <w:rFonts w:cstheme="minorHAnsi"/>
+          <w:sz w:val="20"/>
+          <w:szCs w:val="20"/>
+        </w:rPr>
+        <w:t xml:space="preserve">),   </w:t>
+      </w:r>
+      <w:proofErr w:type="gramEnd"/>
+      <w:r>
+        <w:rPr>
+          <w:rFonts w:cstheme="minorHAnsi"/>
+          <w:sz w:val="20"/>
+          <w:szCs w:val="20"/>
+        </w:rPr>
+        <w:t xml:space="preserve">txn_date DATE DEFAULT </w:t>
+      </w:r>
+      <w:proofErr w:type="gramStart"/>
+      <w:r>
+        <w:rPr>
+          <w:rFonts w:cstheme="minorHAnsi"/>
+          <w:sz w:val="20"/>
+          <w:szCs w:val="20"/>
+        </w:rPr>
+        <w:t>CURDATE(</w:t>
+      </w:r>
+      <w:proofErr w:type="gramEnd"/>
+      <w:r>
+        <w:rPr>
+          <w:rFonts w:cstheme="minorHAnsi"/>
+          <w:sz w:val="20"/>
+          <w:szCs w:val="20"/>
+        </w:rPr>
+        <w:t>));</w:t>
       </w:r>
     </w:p>
     <w:p>
@@ -8938,7 +10151,25 @@
           <w:sz w:val="20"/>
           <w:szCs w:val="20"/>
         </w:rPr>
-        <w:t>CREATE TABLE orders (order_id INT PRIMARY KEY, product_id INT, quantity INT, status VARCHAR(20));</w:t>
+        <w:t xml:space="preserve">CREATE TABLE orders (order_id INT PRIMARY KEY, product_id INT, quantity INT, status </w:t>
+      </w:r>
+      <w:proofErr w:type="gramStart"/>
+      <w:r>
+        <w:rPr>
+          <w:rFonts w:cstheme="minorHAnsi"/>
+          <w:sz w:val="20"/>
+          <w:szCs w:val="20"/>
+        </w:rPr>
+        <w:t>VARCHAR(</w:t>
+      </w:r>
+      <w:proofErr w:type="gramEnd"/>
+      <w:r>
+        <w:rPr>
+          <w:rFonts w:cstheme="minorHAnsi"/>
+          <w:sz w:val="20"/>
+          <w:szCs w:val="20"/>
+        </w:rPr>
+        <w:t>20));</w:t>
       </w:r>
     </w:p>
     <w:p>
@@ -9114,7 +10345,25 @@
           <w:sz w:val="20"/>
           <w:szCs w:val="20"/>
         </w:rPr>
-        <w:t>CREATE TABLE marks (student_id INT, subject VARCHAR(50), marks INT);</w:t>
+        <w:t xml:space="preserve">CREATE TABLE marks (student_id INT, subject </w:t>
+      </w:r>
+      <w:proofErr w:type="gramStart"/>
+      <w:r>
+        <w:rPr>
+          <w:rFonts w:cstheme="minorHAnsi"/>
+          <w:sz w:val="20"/>
+          <w:szCs w:val="20"/>
+        </w:rPr>
+        <w:t>VARCHAR(</w:t>
+      </w:r>
+      <w:proofErr w:type="gramEnd"/>
+      <w:r>
+        <w:rPr>
+          <w:rFonts w:cstheme="minorHAnsi"/>
+          <w:sz w:val="20"/>
+          <w:szCs w:val="20"/>
+        </w:rPr>
+        <w:t>50), marks INT);</w:t>
       </w:r>
     </w:p>
     <w:p>
@@ -9148,7 +10397,25 @@
           <w:sz w:val="20"/>
           <w:szCs w:val="20"/>
         </w:rPr>
-        <w:t>CREATE TABLE results (student_id INT, total INT, grade VARCHAR(10));</w:t>
+        <w:t xml:space="preserve">CREATE TABLE results (student_id INT, total INT, grade </w:t>
+      </w:r>
+      <w:proofErr w:type="gramStart"/>
+      <w:r>
+        <w:rPr>
+          <w:rFonts w:cstheme="minorHAnsi"/>
+          <w:sz w:val="20"/>
+          <w:szCs w:val="20"/>
+        </w:rPr>
+        <w:t>VARCHAR(</w:t>
+      </w:r>
+      <w:proofErr w:type="gramEnd"/>
+      <w:r>
+        <w:rPr>
+          <w:rFonts w:cstheme="minorHAnsi"/>
+          <w:sz w:val="20"/>
+          <w:szCs w:val="20"/>
+        </w:rPr>
+        <w:t>10));</w:t>
       </w:r>
     </w:p>
     <w:p>
@@ -9299,7 +10566,43 @@
           <w:sz w:val="20"/>
           <w:szCs w:val="20"/>
         </w:rPr>
-        <w:t>CREATE TABLE employees (emp_id INT PRIMARY KEY, name VARCHAR(50), salary DECIMAL(10,2));</w:t>
+        <w:t xml:space="preserve">CREATE TABLE employees (emp_id INT PRIMARY KEY, name </w:t>
+      </w:r>
+      <w:proofErr w:type="gramStart"/>
+      <w:r>
+        <w:rPr>
+          <w:rFonts w:cstheme="minorHAnsi"/>
+          <w:sz w:val="20"/>
+          <w:szCs w:val="20"/>
+        </w:rPr>
+        <w:t>VARCHAR(</w:t>
+      </w:r>
+      <w:proofErr w:type="gramEnd"/>
+      <w:r>
+        <w:rPr>
+          <w:rFonts w:cstheme="minorHAnsi"/>
+          <w:sz w:val="20"/>
+          <w:szCs w:val="20"/>
+        </w:rPr>
+        <w:t xml:space="preserve">50), salary </w:t>
+      </w:r>
+      <w:proofErr w:type="gramStart"/>
+      <w:r>
+        <w:rPr>
+          <w:rFonts w:cstheme="minorHAnsi"/>
+          <w:sz w:val="20"/>
+          <w:szCs w:val="20"/>
+        </w:rPr>
+        <w:t>DECIMAL(</w:t>
+      </w:r>
+      <w:proofErr w:type="gramEnd"/>
+      <w:r>
+        <w:rPr>
+          <w:rFonts w:cstheme="minorHAnsi"/>
+          <w:sz w:val="20"/>
+          <w:szCs w:val="20"/>
+        </w:rPr>
+        <w:t>10,2));</w:t>
       </w:r>
     </w:p>
     <w:p>
@@ -9491,7 +10794,43 @@
           <w:sz w:val="20"/>
           <w:szCs w:val="20"/>
         </w:rPr>
-        <w:t>CREATE TABLE patients (patient_id INT PRIMARY KEY, name VARCHAR(50), status VARCHAR(20));</w:t>
+        <w:t xml:space="preserve">CREATE TABLE patients (patient_id INT PRIMARY KEY, name </w:t>
+      </w:r>
+      <w:proofErr w:type="gramStart"/>
+      <w:r>
+        <w:rPr>
+          <w:rFonts w:cstheme="minorHAnsi"/>
+          <w:sz w:val="20"/>
+          <w:szCs w:val="20"/>
+        </w:rPr>
+        <w:t>VARCHAR(</w:t>
+      </w:r>
+      <w:proofErr w:type="gramEnd"/>
+      <w:r>
+        <w:rPr>
+          <w:rFonts w:cstheme="minorHAnsi"/>
+          <w:sz w:val="20"/>
+          <w:szCs w:val="20"/>
+        </w:rPr>
+        <w:t xml:space="preserve">50), status </w:t>
+      </w:r>
+      <w:proofErr w:type="gramStart"/>
+      <w:r>
+        <w:rPr>
+          <w:rFonts w:cstheme="minorHAnsi"/>
+          <w:sz w:val="20"/>
+          <w:szCs w:val="20"/>
+        </w:rPr>
+        <w:t>VARCHAR(</w:t>
+      </w:r>
+      <w:proofErr w:type="gramEnd"/>
+      <w:r>
+        <w:rPr>
+          <w:rFonts w:cstheme="minorHAnsi"/>
+          <w:sz w:val="20"/>
+          <w:szCs w:val="20"/>
+        </w:rPr>
+        <w:t>20));</w:t>
       </w:r>
     </w:p>
     <w:p>
@@ -9808,7 +11147,25 @@
           <w:sz w:val="20"/>
           <w:szCs w:val="20"/>
         </w:rPr>
-        <w:t>Use cursor to increase salary by 5% for all employees department-wise</w:t>
+        <w:t xml:space="preserve">Use cursor to increase salary by 5% for all </w:t>
+      </w:r>
+      <w:proofErr w:type="gramStart"/>
+      <w:r>
+        <w:rPr>
+          <w:rFonts w:cstheme="minorHAnsi"/>
+          <w:sz w:val="20"/>
+          <w:szCs w:val="20"/>
+        </w:rPr>
+        <w:t>employees</w:t>
+      </w:r>
+      <w:proofErr w:type="gramEnd"/>
+      <w:r>
+        <w:rPr>
+          <w:rFonts w:cstheme="minorHAnsi"/>
+          <w:sz w:val="20"/>
+          <w:szCs w:val="20"/>
+        </w:rPr>
+        <w:t xml:space="preserve"> department-wise</w:t>
       </w:r>
     </w:p>
     <w:p>
@@ -9878,7 +11235,25 @@
           <w:sz w:val="20"/>
           <w:szCs w:val="20"/>
         </w:rPr>
-        <w:t>CREATE TABLE employees (emp_id INT, dept_id INT, salary DECIMAL(10,2));</w:t>
+        <w:t xml:space="preserve">CREATE TABLE employees (emp_id INT, dept_id INT, salary </w:t>
+      </w:r>
+      <w:proofErr w:type="gramStart"/>
+      <w:r>
+        <w:rPr>
+          <w:rFonts w:cstheme="minorHAnsi"/>
+          <w:sz w:val="20"/>
+          <w:szCs w:val="20"/>
+        </w:rPr>
+        <w:t>DECIMAL(</w:t>
+      </w:r>
+      <w:proofErr w:type="gramEnd"/>
+      <w:r>
+        <w:rPr>
+          <w:rFonts w:cstheme="minorHAnsi"/>
+          <w:sz w:val="20"/>
+          <w:szCs w:val="20"/>
+        </w:rPr>
+        <w:t>10,2));</w:t>
       </w:r>
     </w:p>
     <w:p>
@@ -10301,7 +11676,25 @@
           <w:sz w:val="20"/>
           <w:szCs w:val="20"/>
         </w:rPr>
-        <w:t>CREATE TABLE rooms (room_no INT PRIMARY KEY, status VARCHAR(20));</w:t>
+        <w:t xml:space="preserve">CREATE TABLE rooms (room_no INT PRIMARY KEY, status </w:t>
+      </w:r>
+      <w:proofErr w:type="gramStart"/>
+      <w:r>
+        <w:rPr>
+          <w:rFonts w:cstheme="minorHAnsi"/>
+          <w:sz w:val="20"/>
+          <w:szCs w:val="20"/>
+        </w:rPr>
+        <w:t>VARCHAR(</w:t>
+      </w:r>
+      <w:proofErr w:type="gramEnd"/>
+      <w:r>
+        <w:rPr>
+          <w:rFonts w:cstheme="minorHAnsi"/>
+          <w:sz w:val="20"/>
+          <w:szCs w:val="20"/>
+        </w:rPr>
+        <w:t>20));</w:t>
       </w:r>
     </w:p>
     <w:p>
@@ -10518,7 +11911,25 @@
           <w:sz w:val="20"/>
           <w:szCs w:val="20"/>
         </w:rPr>
-        <w:t>CREATE TABLE books (book_id INT PRIMARY KEY, status VARCHAR(20));</w:t>
+        <w:t xml:space="preserve">CREATE TABLE books (book_id INT PRIMARY KEY, status </w:t>
+      </w:r>
+      <w:proofErr w:type="gramStart"/>
+      <w:r>
+        <w:rPr>
+          <w:rFonts w:cstheme="minorHAnsi"/>
+          <w:sz w:val="20"/>
+          <w:szCs w:val="20"/>
+        </w:rPr>
+        <w:t>VARCHAR(</w:t>
+      </w:r>
+      <w:proofErr w:type="gramEnd"/>
+      <w:r>
+        <w:rPr>
+          <w:rFonts w:cstheme="minorHAnsi"/>
+          <w:sz w:val="20"/>
+          <w:szCs w:val="20"/>
+        </w:rPr>
+        <w:t>20));</w:t>
       </w:r>
     </w:p>
     <w:p>
@@ -10552,7 +11963,25 @@
           <w:sz w:val="20"/>
           <w:szCs w:val="20"/>
         </w:rPr>
-        <w:t>CREATE TABLE reservations (res_id INT AUTO_INCREMENT PRIMARY KEY, student_id INT, book_id INT, res_date DATE DEFAULT CURDATE());</w:t>
+        <w:t xml:space="preserve">CREATE TABLE reservations (res_id INT AUTO_INCREMENT PRIMARY KEY, student_id INT, book_id INT, res_date DATE DEFAULT </w:t>
+      </w:r>
+      <w:proofErr w:type="gramStart"/>
+      <w:r>
+        <w:rPr>
+          <w:rFonts w:cstheme="minorHAnsi"/>
+          <w:sz w:val="20"/>
+          <w:szCs w:val="20"/>
+        </w:rPr>
+        <w:t>CURDATE(</w:t>
+      </w:r>
+      <w:proofErr w:type="gramEnd"/>
+      <w:r>
+        <w:rPr>
+          <w:rFonts w:cstheme="minorHAnsi"/>
+          <w:sz w:val="20"/>
+          <w:szCs w:val="20"/>
+        </w:rPr>
+        <w:t>));</w:t>
       </w:r>
     </w:p>
     <w:p>
@@ -10699,7 +12128,25 @@
           <w:sz w:val="20"/>
           <w:szCs w:val="20"/>
         </w:rPr>
-        <w:t xml:space="preserve">CREATE TABLE accounts (acc_no INT PRIMARY KEY, balance DECIMAL(10,2), </w:t>
+        <w:t xml:space="preserve">CREATE TABLE accounts (acc_no INT PRIMARY KEY, balance </w:t>
+      </w:r>
+      <w:proofErr w:type="gramStart"/>
+      <w:r>
+        <w:rPr>
+          <w:rFonts w:cstheme="minorHAnsi"/>
+          <w:sz w:val="20"/>
+          <w:szCs w:val="20"/>
+        </w:rPr>
+        <w:t>DECIMAL(</w:t>
+      </w:r>
+      <w:proofErr w:type="gramEnd"/>
+      <w:r>
+        <w:rPr>
+          <w:rFonts w:cstheme="minorHAnsi"/>
+          <w:sz w:val="20"/>
+          <w:szCs w:val="20"/>
+        </w:rPr>
+        <w:t xml:space="preserve">10,2), </w:t>
       </w:r>
       <w:proofErr w:type="spellStart"/>
       <w:r>
@@ -10717,7 +12164,25 @@
           <w:sz w:val="20"/>
           <w:szCs w:val="20"/>
         </w:rPr>
-        <w:t xml:space="preserve"> VARCHAR(20));</w:t>
+        <w:t xml:space="preserve"> </w:t>
+      </w:r>
+      <w:proofErr w:type="gramStart"/>
+      <w:r>
+        <w:rPr>
+          <w:rFonts w:cstheme="minorHAnsi"/>
+          <w:sz w:val="20"/>
+          <w:szCs w:val="20"/>
+        </w:rPr>
+        <w:t>VARCHAR(</w:t>
+      </w:r>
+      <w:proofErr w:type="gramEnd"/>
+      <w:r>
+        <w:rPr>
+          <w:rFonts w:cstheme="minorHAnsi"/>
+          <w:sz w:val="20"/>
+          <w:szCs w:val="20"/>
+        </w:rPr>
+        <w:t>20));</w:t>
       </w:r>
     </w:p>
     <w:p>
@@ -10903,7 +12368,25 @@
           <w:sz w:val="20"/>
           <w:szCs w:val="20"/>
         </w:rPr>
-        <w:t xml:space="preserve">CREATE TABLE orders (order_id INT PRIMARY KEY, total_amount DECIMAL(10,2), </w:t>
+        <w:t xml:space="preserve">CREATE TABLE orders (order_id INT PRIMARY KEY, total_amount </w:t>
+      </w:r>
+      <w:proofErr w:type="gramStart"/>
+      <w:r>
+        <w:rPr>
+          <w:rFonts w:cstheme="minorHAnsi"/>
+          <w:sz w:val="20"/>
+          <w:szCs w:val="20"/>
+        </w:rPr>
+        <w:t>DECIMAL(</w:t>
+      </w:r>
+      <w:proofErr w:type="gramEnd"/>
+      <w:r>
+        <w:rPr>
+          <w:rFonts w:cstheme="minorHAnsi"/>
+          <w:sz w:val="20"/>
+          <w:szCs w:val="20"/>
+        </w:rPr>
+        <w:t xml:space="preserve">10,2), </w:t>
       </w:r>
       <w:proofErr w:type="spellStart"/>
       <w:r>
@@ -10921,7 +12404,25 @@
           <w:sz w:val="20"/>
           <w:szCs w:val="20"/>
         </w:rPr>
-        <w:t xml:space="preserve"> DECIMAL(10,2));</w:t>
+        <w:t xml:space="preserve"> </w:t>
+      </w:r>
+      <w:proofErr w:type="gramStart"/>
+      <w:r>
+        <w:rPr>
+          <w:rFonts w:cstheme="minorHAnsi"/>
+          <w:sz w:val="20"/>
+          <w:szCs w:val="20"/>
+        </w:rPr>
+        <w:t>DECIMAL(</w:t>
+      </w:r>
+      <w:proofErr w:type="gramEnd"/>
+      <w:r>
+        <w:rPr>
+          <w:rFonts w:cstheme="minorHAnsi"/>
+          <w:sz w:val="20"/>
+          <w:szCs w:val="20"/>
+        </w:rPr>
+        <w:t>10,2));</w:t>
       </w:r>
     </w:p>
     <w:p>
@@ -11108,7 +12609,43 @@
           <w:sz w:val="20"/>
           <w:szCs w:val="20"/>
         </w:rPr>
-        <w:t>CREATE TABLE students (student_id INT PRIMARY KEY, name VARCHAR(50), marks INT, scholarship VARCHAR(10));</w:t>
+        <w:t xml:space="preserve">CREATE TABLE students (student_id INT PRIMARY KEY, name </w:t>
+      </w:r>
+      <w:proofErr w:type="gramStart"/>
+      <w:r>
+        <w:rPr>
+          <w:rFonts w:cstheme="minorHAnsi"/>
+          <w:sz w:val="20"/>
+          <w:szCs w:val="20"/>
+        </w:rPr>
+        <w:t>VARCHAR(</w:t>
+      </w:r>
+      <w:proofErr w:type="gramEnd"/>
+      <w:r>
+        <w:rPr>
+          <w:rFonts w:cstheme="minorHAnsi"/>
+          <w:sz w:val="20"/>
+          <w:szCs w:val="20"/>
+        </w:rPr>
+        <w:t xml:space="preserve">50), marks INT, scholarship </w:t>
+      </w:r>
+      <w:proofErr w:type="gramStart"/>
+      <w:r>
+        <w:rPr>
+          <w:rFonts w:cstheme="minorHAnsi"/>
+          <w:sz w:val="20"/>
+          <w:szCs w:val="20"/>
+        </w:rPr>
+        <w:t>VARCHAR(</w:t>
+      </w:r>
+      <w:proofErr w:type="gramEnd"/>
+      <w:r>
+        <w:rPr>
+          <w:rFonts w:cstheme="minorHAnsi"/>
+          <w:sz w:val="20"/>
+          <w:szCs w:val="20"/>
+        </w:rPr>
+        <w:t>10));</w:t>
       </w:r>
     </w:p>
     <w:p>
@@ -11294,7 +12831,43 @@
           <w:sz w:val="20"/>
           <w:szCs w:val="20"/>
         </w:rPr>
-        <w:t>CREATE TABLE employees (emp_id INT PRIMARY KEY, salary DECIMAL(10,2), tax DECIMAL(10,2));</w:t>
+        <w:t xml:space="preserve">CREATE TABLE employees (emp_id INT PRIMARY KEY, salary </w:t>
+      </w:r>
+      <w:proofErr w:type="gramStart"/>
+      <w:r>
+        <w:rPr>
+          <w:rFonts w:cstheme="minorHAnsi"/>
+          <w:sz w:val="20"/>
+          <w:szCs w:val="20"/>
+        </w:rPr>
+        <w:t>DECIMAL(</w:t>
+      </w:r>
+      <w:proofErr w:type="gramEnd"/>
+      <w:r>
+        <w:rPr>
+          <w:rFonts w:cstheme="minorHAnsi"/>
+          <w:sz w:val="20"/>
+          <w:szCs w:val="20"/>
+        </w:rPr>
+        <w:t xml:space="preserve">10,2), tax </w:t>
+      </w:r>
+      <w:proofErr w:type="gramStart"/>
+      <w:r>
+        <w:rPr>
+          <w:rFonts w:cstheme="minorHAnsi"/>
+          <w:sz w:val="20"/>
+          <w:szCs w:val="20"/>
+        </w:rPr>
+        <w:t>DECIMAL(</w:t>
+      </w:r>
+      <w:proofErr w:type="gramEnd"/>
+      <w:r>
+        <w:rPr>
+          <w:rFonts w:cstheme="minorHAnsi"/>
+          <w:sz w:val="20"/>
+          <w:szCs w:val="20"/>
+        </w:rPr>
+        <w:t>10,2));</w:t>
       </w:r>
     </w:p>
     <w:p>
@@ -11463,7 +13036,25 @@
           <w:sz w:val="20"/>
           <w:szCs w:val="20"/>
         </w:rPr>
-        <w:t xml:space="preserve"> INT PRIMARY KEY, specialization VARCHAR(50));</w:t>
+        <w:t xml:space="preserve"> INT PRIMARY KEY, specialization </w:t>
+      </w:r>
+      <w:proofErr w:type="gramStart"/>
+      <w:r>
+        <w:rPr>
+          <w:rFonts w:cstheme="minorHAnsi"/>
+          <w:sz w:val="20"/>
+          <w:szCs w:val="20"/>
+        </w:rPr>
+        <w:t>VARCHAR(</w:t>
+      </w:r>
+      <w:proofErr w:type="gramEnd"/>
+      <w:r>
+        <w:rPr>
+          <w:rFonts w:cstheme="minorHAnsi"/>
+          <w:sz w:val="20"/>
+          <w:szCs w:val="20"/>
+        </w:rPr>
+        <w:t>50));</w:t>
       </w:r>
     </w:p>
     <w:p>
@@ -11497,7 +13088,25 @@
           <w:sz w:val="20"/>
           <w:szCs w:val="20"/>
         </w:rPr>
-        <w:t xml:space="preserve">CREATE TABLE patients (patient_id INT PRIMARY KEY, disease VARCHAR(50), </w:t>
+        <w:t xml:space="preserve">CREATE TABLE patients (patient_id INT PRIMARY KEY, disease </w:t>
+      </w:r>
+      <w:proofErr w:type="gramStart"/>
+      <w:r>
+        <w:rPr>
+          <w:rFonts w:cstheme="minorHAnsi"/>
+          <w:sz w:val="20"/>
+          <w:szCs w:val="20"/>
+        </w:rPr>
+        <w:t>VARCHAR(</w:t>
+      </w:r>
+      <w:proofErr w:type="gramEnd"/>
+      <w:r>
+        <w:rPr>
+          <w:rFonts w:cstheme="minorHAnsi"/>
+          <w:sz w:val="20"/>
+          <w:szCs w:val="20"/>
+        </w:rPr>
+        <w:t xml:space="preserve">50), </w:t>
       </w:r>
       <w:proofErr w:type="spellStart"/>
       <w:r>
@@ -11841,7 +13450,25 @@
           <w:sz w:val="20"/>
           <w:szCs w:val="20"/>
         </w:rPr>
-        <w:t>CREATE TABLE attendance (student_id INT, status VARCHAR(10), date DATE);</w:t>
+        <w:t xml:space="preserve">CREATE TABLE attendance (student_id INT, status </w:t>
+      </w:r>
+      <w:proofErr w:type="gramStart"/>
+      <w:r>
+        <w:rPr>
+          <w:rFonts w:cstheme="minorHAnsi"/>
+          <w:sz w:val="20"/>
+          <w:szCs w:val="20"/>
+        </w:rPr>
+        <w:t>VARCHAR(</w:t>
+      </w:r>
+      <w:proofErr w:type="gramEnd"/>
+      <w:r>
+        <w:rPr>
+          <w:rFonts w:cstheme="minorHAnsi"/>
+          <w:sz w:val="20"/>
+          <w:szCs w:val="20"/>
+        </w:rPr>
+        <w:t>10), date DATE);</w:t>
       </w:r>
     </w:p>
     <w:p>
@@ -12063,7 +13690,43 @@
           <w:sz w:val="20"/>
           <w:szCs w:val="20"/>
         </w:rPr>
-        <w:t>CREATE TABLE accounts (acc_no INT PRIMARY KEY, balance DECIMAL(10,2), status VARCHAR(20));</w:t>
+        <w:t xml:space="preserve">CREATE TABLE accounts (acc_no INT PRIMARY KEY, balance </w:t>
+      </w:r>
+      <w:proofErr w:type="gramStart"/>
+      <w:r>
+        <w:rPr>
+          <w:rFonts w:cstheme="minorHAnsi"/>
+          <w:sz w:val="20"/>
+          <w:szCs w:val="20"/>
+        </w:rPr>
+        <w:t>DECIMAL(</w:t>
+      </w:r>
+      <w:proofErr w:type="gramEnd"/>
+      <w:r>
+        <w:rPr>
+          <w:rFonts w:cstheme="minorHAnsi"/>
+          <w:sz w:val="20"/>
+          <w:szCs w:val="20"/>
+        </w:rPr>
+        <w:t xml:space="preserve">10,2), status </w:t>
+      </w:r>
+      <w:proofErr w:type="gramStart"/>
+      <w:r>
+        <w:rPr>
+          <w:rFonts w:cstheme="minorHAnsi"/>
+          <w:sz w:val="20"/>
+          <w:szCs w:val="20"/>
+        </w:rPr>
+        <w:t>VARCHAR(</w:t>
+      </w:r>
+      <w:proofErr w:type="gramEnd"/>
+      <w:r>
+        <w:rPr>
+          <w:rFonts w:cstheme="minorHAnsi"/>
+          <w:sz w:val="20"/>
+          <w:szCs w:val="20"/>
+        </w:rPr>
+        <w:t>20));</w:t>
       </w:r>
     </w:p>
     <w:p>
@@ -12589,7 +14252,25 @@
           <w:sz w:val="20"/>
           <w:szCs w:val="20"/>
         </w:rPr>
-        <w:t>CREATE TABLE food_menu (item_id INT PRIMARY KEY, price DECIMAL(10,2));</w:t>
+        <w:t xml:space="preserve">CREATE TABLE food_menu (item_id INT PRIMARY KEY, price </w:t>
+      </w:r>
+      <w:proofErr w:type="gramStart"/>
+      <w:r>
+        <w:rPr>
+          <w:rFonts w:cstheme="minorHAnsi"/>
+          <w:sz w:val="20"/>
+          <w:szCs w:val="20"/>
+        </w:rPr>
+        <w:t>DECIMAL(</w:t>
+      </w:r>
+      <w:proofErr w:type="gramEnd"/>
+      <w:r>
+        <w:rPr>
+          <w:rFonts w:cstheme="minorHAnsi"/>
+          <w:sz w:val="20"/>
+          <w:szCs w:val="20"/>
+        </w:rPr>
+        <w:t>10,2));</w:t>
       </w:r>
     </w:p>
     <w:p>
@@ -12769,7 +14450,25 @@
           <w:sz w:val="20"/>
           <w:szCs w:val="20"/>
         </w:rPr>
-        <w:t>CREATE TABLE employees (emp_id INT, dept_id INT, salary DECIMAL(10,2));</w:t>
+        <w:t xml:space="preserve">CREATE TABLE employees (emp_id INT, dept_id INT, salary </w:t>
+      </w:r>
+      <w:proofErr w:type="gramStart"/>
+      <w:r>
+        <w:rPr>
+          <w:rFonts w:cstheme="minorHAnsi"/>
+          <w:sz w:val="20"/>
+          <w:szCs w:val="20"/>
+        </w:rPr>
+        <w:t>DECIMAL(</w:t>
+      </w:r>
+      <w:proofErr w:type="gramEnd"/>
+      <w:r>
+        <w:rPr>
+          <w:rFonts w:cstheme="minorHAnsi"/>
+          <w:sz w:val="20"/>
+          <w:szCs w:val="20"/>
+        </w:rPr>
+        <w:t>10,2));</w:t>
       </w:r>
     </w:p>
     <w:p>
@@ -13154,7 +14853,61 @@
           <w:sz w:val="20"/>
           <w:szCs w:val="20"/>
         </w:rPr>
-        <w:t xml:space="preserve"> INT PRIMARY KEY, area VARCHAR(50), fare DECIMAL(10,2), status VARCHAR(20));</w:t>
+        <w:t xml:space="preserve"> INT PRIMARY KEY, area </w:t>
+      </w:r>
+      <w:proofErr w:type="gramStart"/>
+      <w:r>
+        <w:rPr>
+          <w:rFonts w:cstheme="minorHAnsi"/>
+          <w:sz w:val="20"/>
+          <w:szCs w:val="20"/>
+        </w:rPr>
+        <w:t>VARCHAR(</w:t>
+      </w:r>
+      <w:proofErr w:type="gramEnd"/>
+      <w:r>
+        <w:rPr>
+          <w:rFonts w:cstheme="minorHAnsi"/>
+          <w:sz w:val="20"/>
+          <w:szCs w:val="20"/>
+        </w:rPr>
+        <w:t xml:space="preserve">50), fare </w:t>
+      </w:r>
+      <w:proofErr w:type="gramStart"/>
+      <w:r>
+        <w:rPr>
+          <w:rFonts w:cstheme="minorHAnsi"/>
+          <w:sz w:val="20"/>
+          <w:szCs w:val="20"/>
+        </w:rPr>
+        <w:t>DECIMAL(</w:t>
+      </w:r>
+      <w:proofErr w:type="gramEnd"/>
+      <w:r>
+        <w:rPr>
+          <w:rFonts w:cstheme="minorHAnsi"/>
+          <w:sz w:val="20"/>
+          <w:szCs w:val="20"/>
+        </w:rPr>
+        <w:t xml:space="preserve">10,2), status </w:t>
+      </w:r>
+      <w:proofErr w:type="gramStart"/>
+      <w:r>
+        <w:rPr>
+          <w:rFonts w:cstheme="minorHAnsi"/>
+          <w:sz w:val="20"/>
+          <w:szCs w:val="20"/>
+        </w:rPr>
+        <w:t>VARCHAR(</w:t>
+      </w:r>
+      <w:proofErr w:type="gramEnd"/>
+      <w:r>
+        <w:rPr>
+          <w:rFonts w:cstheme="minorHAnsi"/>
+          <w:sz w:val="20"/>
+          <w:szCs w:val="20"/>
+        </w:rPr>
+        <w:t>20));</w:t>
       </w:r>
     </w:p>
     <w:p>
@@ -13205,7 +14958,25 @@
           <w:sz w:val="20"/>
           <w:szCs w:val="20"/>
         </w:rPr>
-        <w:t xml:space="preserve"> (log_id INT AUTO_INCREMENT PRIMARY KEY, area VARCHAR(50), </w:t>
+        <w:t xml:space="preserve"> (log_id INT AUTO_INCREMENT PRIMARY KEY, area </w:t>
+      </w:r>
+      <w:proofErr w:type="gramStart"/>
+      <w:r>
+        <w:rPr>
+          <w:rFonts w:cstheme="minorHAnsi"/>
+          <w:sz w:val="20"/>
+          <w:szCs w:val="20"/>
+        </w:rPr>
+        <w:t>VARCHAR(</w:t>
+      </w:r>
+      <w:proofErr w:type="gramEnd"/>
+      <w:r>
+        <w:rPr>
+          <w:rFonts w:cstheme="minorHAnsi"/>
+          <w:sz w:val="20"/>
+          <w:szCs w:val="20"/>
+        </w:rPr>
+        <w:t xml:space="preserve">50), </w:t>
       </w:r>
       <w:proofErr w:type="spellStart"/>
       <w:r>
@@ -13223,7 +14994,25 @@
           <w:sz w:val="20"/>
           <w:szCs w:val="20"/>
         </w:rPr>
-        <w:t xml:space="preserve"> DECIMAL(5,2), </w:t>
+        <w:t xml:space="preserve"> </w:t>
+      </w:r>
+      <w:proofErr w:type="gramStart"/>
+      <w:r>
+        <w:rPr>
+          <w:rFonts w:cstheme="minorHAnsi"/>
+          <w:sz w:val="20"/>
+          <w:szCs w:val="20"/>
+        </w:rPr>
+        <w:t>DECIMAL(</w:t>
+      </w:r>
+      <w:proofErr w:type="gramEnd"/>
+      <w:r>
+        <w:rPr>
+          <w:rFonts w:cstheme="minorHAnsi"/>
+          <w:sz w:val="20"/>
+          <w:szCs w:val="20"/>
+        </w:rPr>
+        <w:t xml:space="preserve">5,2), </w:t>
       </w:r>
       <w:proofErr w:type="spellStart"/>
       <w:r>
@@ -13451,7 +15240,25 @@
           <w:sz w:val="20"/>
           <w:szCs w:val="20"/>
         </w:rPr>
-        <w:t>CREATE TABLE exams (exam_id INT PRIMARY KEY, student_id INT, end_time DATETIME, status VARCHAR(20));</w:t>
+        <w:t xml:space="preserve">CREATE TABLE exams (exam_id INT PRIMARY KEY, student_id INT, end_time DATETIME, status </w:t>
+      </w:r>
+      <w:proofErr w:type="gramStart"/>
+      <w:r>
+        <w:rPr>
+          <w:rFonts w:cstheme="minorHAnsi"/>
+          <w:sz w:val="20"/>
+          <w:szCs w:val="20"/>
+        </w:rPr>
+        <w:t>VARCHAR(</w:t>
+      </w:r>
+      <w:proofErr w:type="gramEnd"/>
+      <w:r>
+        <w:rPr>
+          <w:rFonts w:cstheme="minorHAnsi"/>
+          <w:sz w:val="20"/>
+          <w:szCs w:val="20"/>
+        </w:rPr>
+        <w:t>20));</w:t>
       </w:r>
     </w:p>
     <w:p>
@@ -13661,7 +15468,25 @@
           <w:sz w:val="20"/>
           <w:szCs w:val="20"/>
         </w:rPr>
-        <w:t xml:space="preserve"> INT, expiry_date DATE, status VARCHAR(20));</w:t>
+        <w:t xml:space="preserve"> INT, expiry_date DATE, status </w:t>
+      </w:r>
+      <w:proofErr w:type="gramStart"/>
+      <w:r>
+        <w:rPr>
+          <w:rFonts w:cstheme="minorHAnsi"/>
+          <w:sz w:val="20"/>
+          <w:szCs w:val="20"/>
+        </w:rPr>
+        <w:t>VARCHAR(</w:t>
+      </w:r>
+      <w:proofErr w:type="gramEnd"/>
+      <w:r>
+        <w:rPr>
+          <w:rFonts w:cstheme="minorHAnsi"/>
+          <w:sz w:val="20"/>
+          <w:szCs w:val="20"/>
+        </w:rPr>
+        <w:t>20));</w:t>
       </w:r>
     </w:p>
     <w:p>
@@ -13894,7 +15719,25 @@
           <w:sz w:val="20"/>
           <w:szCs w:val="20"/>
         </w:rPr>
-        <w:t xml:space="preserve"> DATE, priority VARCHAR(20));</w:t>
+        <w:t xml:space="preserve"> DATE, priority </w:t>
+      </w:r>
+      <w:proofErr w:type="gramStart"/>
+      <w:r>
+        <w:rPr>
+          <w:rFonts w:cstheme="minorHAnsi"/>
+          <w:sz w:val="20"/>
+          <w:szCs w:val="20"/>
+        </w:rPr>
+        <w:t>VARCHAR(</w:t>
+      </w:r>
+      <w:proofErr w:type="gramEnd"/>
+      <w:r>
+        <w:rPr>
+          <w:rFonts w:cstheme="minorHAnsi"/>
+          <w:sz w:val="20"/>
+          <w:szCs w:val="20"/>
+        </w:rPr>
+        <w:t>20));</w:t>
       </w:r>
     </w:p>
     <w:p>
@@ -14172,7 +16015,25 @@
           <w:sz w:val="20"/>
           <w:szCs w:val="20"/>
         </w:rPr>
-        <w:t>CREATE TABLE accounts (acc_no INT PRIMARY KEY, balance DECIMAL(10,2));</w:t>
+        <w:t xml:space="preserve">CREATE TABLE accounts (acc_no INT PRIMARY KEY, balance </w:t>
+      </w:r>
+      <w:proofErr w:type="gramStart"/>
+      <w:r>
+        <w:rPr>
+          <w:rFonts w:cstheme="minorHAnsi"/>
+          <w:sz w:val="20"/>
+          <w:szCs w:val="20"/>
+        </w:rPr>
+        <w:t>DECIMAL(</w:t>
+      </w:r>
+      <w:proofErr w:type="gramEnd"/>
+      <w:r>
+        <w:rPr>
+          <w:rFonts w:cstheme="minorHAnsi"/>
+          <w:sz w:val="20"/>
+          <w:szCs w:val="20"/>
+        </w:rPr>
+        <w:t>10,2));</w:t>
       </w:r>
     </w:p>
     <w:p>
@@ -14205,7 +16066,43 @@
           <w:sz w:val="20"/>
           <w:szCs w:val="20"/>
         </w:rPr>
-        <w:t>CREATE TABLE transactions (txn_id INT AUTO_INCREMENT PRIMARY KEY, from_acc INT, to_acc INT, amount DECIMAL(10,2), status VARCHAR(20), txn_date DATETIME);</w:t>
+        <w:t xml:space="preserve">CREATE TABLE transactions (txn_id INT AUTO_INCREMENT PRIMARY KEY, from_acc INT, to_acc INT, amount </w:t>
+      </w:r>
+      <w:proofErr w:type="gramStart"/>
+      <w:r>
+        <w:rPr>
+          <w:rFonts w:cstheme="minorHAnsi"/>
+          <w:sz w:val="20"/>
+          <w:szCs w:val="20"/>
+        </w:rPr>
+        <w:t>DECIMAL(</w:t>
+      </w:r>
+      <w:proofErr w:type="gramEnd"/>
+      <w:r>
+        <w:rPr>
+          <w:rFonts w:cstheme="minorHAnsi"/>
+          <w:sz w:val="20"/>
+          <w:szCs w:val="20"/>
+        </w:rPr>
+        <w:t xml:space="preserve">10,2), status </w:t>
+      </w:r>
+      <w:proofErr w:type="gramStart"/>
+      <w:r>
+        <w:rPr>
+          <w:rFonts w:cstheme="minorHAnsi"/>
+          <w:sz w:val="20"/>
+          <w:szCs w:val="20"/>
+        </w:rPr>
+        <w:t>VARCHAR(</w:t>
+      </w:r>
+      <w:proofErr w:type="gramEnd"/>
+      <w:r>
+        <w:rPr>
+          <w:rFonts w:cstheme="minorHAnsi"/>
+          <w:sz w:val="20"/>
+          <w:szCs w:val="20"/>
+        </w:rPr>
+        <w:t>20), txn_date DATETIME);</w:t>
       </w:r>
     </w:p>
     <w:p>
@@ -14752,7 +16649,25 @@
           <w:sz w:val="20"/>
           <w:szCs w:val="20"/>
         </w:rPr>
-        <w:t xml:space="preserve"> INT PRIMARY KEY, status VARCHAR(20));</w:t>
+        <w:t xml:space="preserve"> INT PRIMARY KEY, status </w:t>
+      </w:r>
+      <w:proofErr w:type="gramStart"/>
+      <w:r>
+        <w:rPr>
+          <w:rFonts w:cstheme="minorHAnsi"/>
+          <w:sz w:val="20"/>
+          <w:szCs w:val="20"/>
+        </w:rPr>
+        <w:t>VARCHAR(</w:t>
+      </w:r>
+      <w:proofErr w:type="gramEnd"/>
+      <w:r>
+        <w:rPr>
+          <w:rFonts w:cstheme="minorHAnsi"/>
+          <w:sz w:val="20"/>
+          <w:szCs w:val="20"/>
+        </w:rPr>
+        <w:t>20));</w:t>
       </w:r>
     </w:p>
     <w:p>
@@ -14984,18 +16899,8 @@
           <w:sz w:val="20"/>
           <w:szCs w:val="20"/>
         </w:rPr>
-        <w:t xml:space="preserve">Maintain seat map </w:t>
-      </w:r>
-      <w:proofErr w:type="spellStart"/>
-      <w:r>
-        <w:rPr>
-          <w:rFonts w:cstheme="minorHAnsi"/>
-          <w:sz w:val="20"/>
-          <w:szCs w:val="20"/>
-        </w:rPr>
-        <w:t>consistencya</w:t>
-      </w:r>
-      <w:proofErr w:type="spellEnd"/>
+        <w:t>Maintain seat map consistencya</w:t>
+      </w:r>
     </w:p>
     <w:p>
       <w:pPr>
@@ -15061,7 +16966,43 @@
           <w:sz w:val="20"/>
           <w:szCs w:val="20"/>
         </w:rPr>
-        <w:t>CREATE TABLE seats (seat_id INT PRIMARY KEY, class VARCHAR(20), status VARCHAR(20));</w:t>
+        <w:t xml:space="preserve">CREATE TABLE seats (seat_id INT PRIMARY KEY, class </w:t>
+      </w:r>
+      <w:proofErr w:type="gramStart"/>
+      <w:r>
+        <w:rPr>
+          <w:rFonts w:cstheme="minorHAnsi"/>
+          <w:sz w:val="20"/>
+          <w:szCs w:val="20"/>
+        </w:rPr>
+        <w:t>VARCHAR(</w:t>
+      </w:r>
+      <w:proofErr w:type="gramEnd"/>
+      <w:r>
+        <w:rPr>
+          <w:rFonts w:cstheme="minorHAnsi"/>
+          <w:sz w:val="20"/>
+          <w:szCs w:val="20"/>
+        </w:rPr>
+        <w:t xml:space="preserve">20), status </w:t>
+      </w:r>
+      <w:proofErr w:type="gramStart"/>
+      <w:r>
+        <w:rPr>
+          <w:rFonts w:cstheme="minorHAnsi"/>
+          <w:sz w:val="20"/>
+          <w:szCs w:val="20"/>
+        </w:rPr>
+        <w:t>VARCHAR(</w:t>
+      </w:r>
+      <w:proofErr w:type="gramEnd"/>
+      <w:r>
+        <w:rPr>
+          <w:rFonts w:cstheme="minorHAnsi"/>
+          <w:sz w:val="20"/>
+          <w:szCs w:val="20"/>
+        </w:rPr>
+        <w:t>20));</w:t>
       </w:r>
     </w:p>
     <w:p>
@@ -15351,7 +17292,61 @@
           <w:sz w:val="20"/>
           <w:szCs w:val="20"/>
         </w:rPr>
-        <w:t xml:space="preserve"> DECIMAL(10,2), bonus DECIMAL(10,2), tax DECIMAL(10,2));</w:t>
+        <w:t xml:space="preserve"> </w:t>
+      </w:r>
+      <w:proofErr w:type="gramStart"/>
+      <w:r>
+        <w:rPr>
+          <w:rFonts w:cstheme="minorHAnsi"/>
+          <w:sz w:val="20"/>
+          <w:szCs w:val="20"/>
+        </w:rPr>
+        <w:t>DECIMAL(</w:t>
+      </w:r>
+      <w:proofErr w:type="gramEnd"/>
+      <w:r>
+        <w:rPr>
+          <w:rFonts w:cstheme="minorHAnsi"/>
+          <w:sz w:val="20"/>
+          <w:szCs w:val="20"/>
+        </w:rPr>
+        <w:t xml:space="preserve">10,2), bonus </w:t>
+      </w:r>
+      <w:proofErr w:type="gramStart"/>
+      <w:r>
+        <w:rPr>
+          <w:rFonts w:cstheme="minorHAnsi"/>
+          <w:sz w:val="20"/>
+          <w:szCs w:val="20"/>
+        </w:rPr>
+        <w:t>DECIMAL(</w:t>
+      </w:r>
+      <w:proofErr w:type="gramEnd"/>
+      <w:r>
+        <w:rPr>
+          <w:rFonts w:cstheme="minorHAnsi"/>
+          <w:sz w:val="20"/>
+          <w:szCs w:val="20"/>
+        </w:rPr>
+        <w:t xml:space="preserve">10,2), tax </w:t>
+      </w:r>
+      <w:proofErr w:type="gramStart"/>
+      <w:r>
+        <w:rPr>
+          <w:rFonts w:cstheme="minorHAnsi"/>
+          <w:sz w:val="20"/>
+          <w:szCs w:val="20"/>
+        </w:rPr>
+        <w:t>DECIMAL(</w:t>
+      </w:r>
+      <w:proofErr w:type="gramEnd"/>
+      <w:r>
+        <w:rPr>
+          <w:rFonts w:cstheme="minorHAnsi"/>
+          <w:sz w:val="20"/>
+          <w:szCs w:val="20"/>
+        </w:rPr>
+        <w:t>10,2));</w:t>
       </w:r>
     </w:p>
     <w:p>
@@ -15402,7 +17397,43 @@
           <w:sz w:val="20"/>
           <w:szCs w:val="20"/>
         </w:rPr>
-        <w:t xml:space="preserve"> (emp_id INT, month VARCHAR(20), net_salary DECIMAL(10,2));</w:t>
+        <w:t xml:space="preserve"> (emp_id INT, month </w:t>
+      </w:r>
+      <w:proofErr w:type="gramStart"/>
+      <w:r>
+        <w:rPr>
+          <w:rFonts w:cstheme="minorHAnsi"/>
+          <w:sz w:val="20"/>
+          <w:szCs w:val="20"/>
+        </w:rPr>
+        <w:t>VARCHAR(</w:t>
+      </w:r>
+      <w:proofErr w:type="gramEnd"/>
+      <w:r>
+        <w:rPr>
+          <w:rFonts w:cstheme="minorHAnsi"/>
+          <w:sz w:val="20"/>
+          <w:szCs w:val="20"/>
+        </w:rPr>
+        <w:t xml:space="preserve">20), net_salary </w:t>
+      </w:r>
+      <w:proofErr w:type="gramStart"/>
+      <w:r>
+        <w:rPr>
+          <w:rFonts w:cstheme="minorHAnsi"/>
+          <w:sz w:val="20"/>
+          <w:szCs w:val="20"/>
+        </w:rPr>
+        <w:t>DECIMAL(</w:t>
+      </w:r>
+      <w:proofErr w:type="gramEnd"/>
+      <w:r>
+        <w:rPr>
+          <w:rFonts w:cstheme="minorHAnsi"/>
+          <w:sz w:val="20"/>
+          <w:szCs w:val="20"/>
+        </w:rPr>
+        <w:t>10,2));</w:t>
       </w:r>
     </w:p>
     <w:p>
@@ -15635,7 +17666,25 @@
           <w:sz w:val="20"/>
           <w:szCs w:val="20"/>
         </w:rPr>
-        <w:t xml:space="preserve"> DECIMAL(10,2), start_date DATE);</w:t>
+        <w:t xml:space="preserve"> </w:t>
+      </w:r>
+      <w:proofErr w:type="gramStart"/>
+      <w:r>
+        <w:rPr>
+          <w:rFonts w:cstheme="minorHAnsi"/>
+          <w:sz w:val="20"/>
+          <w:szCs w:val="20"/>
+        </w:rPr>
+        <w:t>DECIMAL(</w:t>
+      </w:r>
+      <w:proofErr w:type="gramEnd"/>
+      <w:r>
+        <w:rPr>
+          <w:rFonts w:cstheme="minorHAnsi"/>
+          <w:sz w:val="20"/>
+          <w:szCs w:val="20"/>
+        </w:rPr>
+        <w:t>10,2), start_date DATE);</w:t>
       </w:r>
     </w:p>
     <w:p>
@@ -15686,7 +17735,25 @@
           <w:sz w:val="20"/>
           <w:szCs w:val="20"/>
         </w:rPr>
-        <w:t xml:space="preserve"> INT, amount DECIMAL(10,2), </w:t>
+        <w:t xml:space="preserve"> INT, amount </w:t>
+      </w:r>
+      <w:proofErr w:type="gramStart"/>
+      <w:r>
+        <w:rPr>
+          <w:rFonts w:cstheme="minorHAnsi"/>
+          <w:sz w:val="20"/>
+          <w:szCs w:val="20"/>
+        </w:rPr>
+        <w:t>DECIMAL(</w:t>
+      </w:r>
+      <w:proofErr w:type="gramEnd"/>
+      <w:r>
+        <w:rPr>
+          <w:rFonts w:cstheme="minorHAnsi"/>
+          <w:sz w:val="20"/>
+          <w:szCs w:val="20"/>
+        </w:rPr>
+        <w:t xml:space="preserve">10,2), </w:t>
       </w:r>
       <w:proofErr w:type="spellStart"/>
       <w:r>
@@ -16053,6 +18120,8 @@
         <w:ind w:left="66"/>
         <w:rPr>
           <w:rFonts w:cstheme="minorHAnsi"/>
+          <w:b/>
+          <w:bCs/>
           <w:sz w:val="20"/>
           <w:szCs w:val="20"/>
         </w:rPr>
@@ -16117,7 +18186,25 @@
           <w:sz w:val="20"/>
           <w:szCs w:val="20"/>
         </w:rPr>
-        <w:t xml:space="preserve"> INT, location INT, status VARCHAR(20));</w:t>
+        <w:t xml:space="preserve"> INT, location INT, status </w:t>
+      </w:r>
+      <w:proofErr w:type="gramStart"/>
+      <w:r>
+        <w:rPr>
+          <w:rFonts w:cstheme="minorHAnsi"/>
+          <w:sz w:val="20"/>
+          <w:szCs w:val="20"/>
+        </w:rPr>
+        <w:t>VARCHAR(</w:t>
+      </w:r>
+      <w:proofErr w:type="gramEnd"/>
+      <w:r>
+        <w:rPr>
+          <w:rFonts w:cstheme="minorHAnsi"/>
+          <w:sz w:val="20"/>
+          <w:szCs w:val="20"/>
+        </w:rPr>
+        <w:t>20));</w:t>
       </w:r>
     </w:p>
     <w:p>
@@ -16242,13 +18329,17 @@
         <w:ind w:left="426"/>
         <w:rPr>
           <w:rFonts w:cstheme="minorHAnsi"/>
-          <w:sz w:val="20"/>
-          <w:szCs w:val="20"/>
-        </w:rPr>
-      </w:pPr>
-      <w:r>
-        <w:rPr>
-          <w:rFonts w:cstheme="minorHAnsi"/>
+          <w:b/>
+          <w:bCs/>
+          <w:sz w:val="20"/>
+          <w:szCs w:val="20"/>
+        </w:rPr>
+      </w:pPr>
+      <w:r>
+        <w:rPr>
+          <w:rFonts w:cstheme="minorHAnsi"/>
+          <w:b/>
+          <w:bCs/>
           <w:sz w:val="20"/>
           <w:szCs w:val="20"/>
         </w:rPr>
@@ -16352,6 +18443,8 @@
         <w:ind w:left="66"/>
         <w:rPr>
           <w:rFonts w:cstheme="minorHAnsi"/>
+          <w:b/>
+          <w:bCs/>
           <w:sz w:val="20"/>
           <w:szCs w:val="20"/>
         </w:rPr>
@@ -16470,6 +18563,4012 @@
         </w:rPr>
         <w:t>CREATE TABLE results (student_id INT, score INT);</w:t>
       </w:r>
+    </w:p>
+    <w:p>
+      <w:pPr>
+        <w:pBdr>
+          <w:bottom w:val="single" w:sz="6" w:space="1" w:color="auto"/>
+        </w:pBdr>
+        <w:spacing w:after="0" w:line="240" w:lineRule="auto"/>
+        <w:rPr>
+          <w:rFonts w:cstheme="minorHAnsi"/>
+          <w:sz w:val="20"/>
+          <w:szCs w:val="20"/>
+        </w:rPr>
+      </w:pPr>
+    </w:p>
+    <w:p>
+      <w:pPr>
+        <w:spacing w:after="0" w:line="240" w:lineRule="auto"/>
+        <w:rPr>
+          <w:rFonts w:cstheme="minorHAnsi"/>
+          <w:b/>
+          <w:bCs/>
+          <w:sz w:val="20"/>
+          <w:szCs w:val="20"/>
+        </w:rPr>
+      </w:pPr>
+    </w:p>
+    <w:p>
+      <w:pPr>
+        <w:pStyle w:val="ListParagraph"/>
+        <w:numPr>
+          <w:ilvl w:val="1"/>
+          <w:numId w:val="21"/>
+        </w:numPr>
+        <w:spacing w:after="0" w:line="240" w:lineRule="auto"/>
+        <w:ind w:left="426"/>
+        <w:rPr>
+          <w:rFonts w:cstheme="minorHAnsi"/>
+          <w:b/>
+          <w:bCs/>
+          <w:sz w:val="20"/>
+          <w:szCs w:val="20"/>
+        </w:rPr>
+      </w:pPr>
+      <w:r>
+        <w:rPr>
+          <w:rFonts w:cstheme="minorHAnsi"/>
+          <w:b/>
+          <w:bCs/>
+          <w:sz w:val="20"/>
+          <w:szCs w:val="20"/>
+        </w:rPr>
+        <w:t>Fraud Detection – Transaction Pattern Analysis</w:t>
+      </w:r>
+    </w:p>
+    <w:p>
+      <w:pPr>
+        <w:spacing w:after="0" w:line="240" w:lineRule="auto"/>
+        <w:rPr>
+          <w:rFonts w:cstheme="minorHAnsi"/>
+          <w:b/>
+          <w:bCs/>
+          <w:sz w:val="20"/>
+          <w:szCs w:val="20"/>
+        </w:rPr>
+      </w:pPr>
+    </w:p>
+    <w:p>
+      <w:pPr>
+        <w:spacing w:after="0" w:line="240" w:lineRule="auto"/>
+        <w:rPr>
+          <w:rFonts w:cstheme="minorHAnsi"/>
+          <w:b/>
+          <w:bCs/>
+          <w:sz w:val="20"/>
+          <w:szCs w:val="20"/>
+        </w:rPr>
+      </w:pPr>
+      <w:r>
+        <w:rPr>
+          <w:rFonts w:cstheme="minorHAnsi"/>
+          <w:b/>
+          <w:bCs/>
+          <w:sz w:val="20"/>
+          <w:szCs w:val="20"/>
+        </w:rPr>
+        <w:t>Flag account if</w:t>
+      </w:r>
+    </w:p>
+    <w:p>
+      <w:pPr>
+        <w:spacing w:after="0" w:line="240" w:lineRule="auto"/>
+        <w:rPr>
+          <w:rFonts w:cstheme="minorHAnsi"/>
+          <w:b/>
+          <w:bCs/>
+          <w:sz w:val="20"/>
+          <w:szCs w:val="20"/>
+        </w:rPr>
+      </w:pPr>
+    </w:p>
+    <w:p>
+      <w:pPr>
+        <w:pStyle w:val="ListParagraph"/>
+        <w:numPr>
+          <w:ilvl w:val="0"/>
+          <w:numId w:val="85"/>
+        </w:numPr>
+        <w:spacing w:after="0" w:line="240" w:lineRule="auto"/>
+        <w:rPr>
+          <w:rFonts w:cstheme="minorHAnsi"/>
+          <w:sz w:val="20"/>
+          <w:szCs w:val="20"/>
+        </w:rPr>
+      </w:pPr>
+      <w:r>
+        <w:rPr>
+          <w:rFonts w:cstheme="minorHAnsi"/>
+          <w:sz w:val="20"/>
+          <w:szCs w:val="20"/>
+        </w:rPr>
+        <w:t>3 transactions &gt; ₹50,000 within 10 minutes</w:t>
+      </w:r>
+    </w:p>
+    <w:p>
+      <w:pPr>
+        <w:spacing w:after="0" w:line="240" w:lineRule="auto"/>
+        <w:rPr>
+          <w:rFonts w:cstheme="minorHAnsi"/>
+          <w:b/>
+          <w:bCs/>
+          <w:sz w:val="20"/>
+          <w:szCs w:val="20"/>
+        </w:rPr>
+      </w:pPr>
+    </w:p>
+    <w:p>
+      <w:pPr>
+        <w:spacing w:after="0" w:line="240" w:lineRule="auto"/>
+        <w:rPr>
+          <w:rFonts w:cstheme="minorHAnsi"/>
+          <w:b/>
+          <w:bCs/>
+          <w:sz w:val="20"/>
+          <w:szCs w:val="20"/>
+        </w:rPr>
+      </w:pPr>
+      <w:r>
+        <w:rPr>
+          <w:rFonts w:cstheme="minorHAnsi"/>
+          <w:b/>
+          <w:bCs/>
+          <w:sz w:val="20"/>
+          <w:szCs w:val="20"/>
+        </w:rPr>
+        <w:t>Table Structure</w:t>
+      </w:r>
+    </w:p>
+    <w:p>
+      <w:pPr>
+        <w:spacing w:after="0" w:line="240" w:lineRule="auto"/>
+        <w:rPr>
+          <w:rFonts w:cstheme="minorHAnsi"/>
+          <w:b/>
+          <w:bCs/>
+          <w:sz w:val="20"/>
+          <w:szCs w:val="20"/>
+        </w:rPr>
+      </w:pPr>
+    </w:p>
+    <w:p>
+      <w:pPr>
+        <w:pStyle w:val="ListParagraph"/>
+        <w:numPr>
+          <w:ilvl w:val="0"/>
+          <w:numId w:val="96"/>
+        </w:numPr>
+        <w:spacing w:after="0" w:line="240" w:lineRule="auto"/>
+        <w:rPr>
+          <w:rFonts w:cstheme="minorHAnsi"/>
+          <w:sz w:val="20"/>
+          <w:szCs w:val="20"/>
+        </w:rPr>
+      </w:pPr>
+      <w:r>
+        <w:rPr>
+          <w:rFonts w:cstheme="minorHAnsi"/>
+          <w:sz w:val="20"/>
+          <w:szCs w:val="20"/>
+        </w:rPr>
+        <w:t xml:space="preserve">CREATE TABLE transactions (txn_id INT, acc_no INT, amount </w:t>
+      </w:r>
+      <w:proofErr w:type="gramStart"/>
+      <w:r>
+        <w:rPr>
+          <w:rFonts w:cstheme="minorHAnsi"/>
+          <w:sz w:val="20"/>
+          <w:szCs w:val="20"/>
+        </w:rPr>
+        <w:t>DECIMAL(</w:t>
+      </w:r>
+      <w:proofErr w:type="gramEnd"/>
+      <w:r>
+        <w:rPr>
+          <w:rFonts w:cstheme="minorHAnsi"/>
+          <w:sz w:val="20"/>
+          <w:szCs w:val="20"/>
+        </w:rPr>
+        <w:t xml:space="preserve">10,2), </w:t>
+      </w:r>
+      <w:proofErr w:type="spellStart"/>
+      <w:r>
+        <w:rPr>
+          <w:rFonts w:cstheme="minorHAnsi"/>
+          <w:sz w:val="20"/>
+          <w:szCs w:val="20"/>
+        </w:rPr>
+        <w:t>txn_time</w:t>
+      </w:r>
+      <w:proofErr w:type="spellEnd"/>
+      <w:r>
+        <w:rPr>
+          <w:rFonts w:cstheme="minorHAnsi"/>
+          <w:sz w:val="20"/>
+          <w:szCs w:val="20"/>
+        </w:rPr>
+        <w:t xml:space="preserve"> DATETIME);</w:t>
+      </w:r>
+    </w:p>
+    <w:p>
+      <w:pPr>
+        <w:spacing w:after="0" w:line="240" w:lineRule="auto"/>
+        <w:rPr>
+          <w:rFonts w:cstheme="minorHAnsi"/>
+          <w:b/>
+          <w:bCs/>
+          <w:sz w:val="20"/>
+          <w:szCs w:val="20"/>
+        </w:rPr>
+      </w:pPr>
+    </w:p>
+    <w:p>
+      <w:pPr>
+        <w:pStyle w:val="ListParagraph"/>
+        <w:numPr>
+          <w:ilvl w:val="0"/>
+          <w:numId w:val="96"/>
+        </w:numPr>
+        <w:spacing w:after="0" w:line="240" w:lineRule="auto"/>
+        <w:rPr>
+          <w:rFonts w:cstheme="minorHAnsi"/>
+          <w:sz w:val="20"/>
+          <w:szCs w:val="20"/>
+        </w:rPr>
+      </w:pPr>
+      <w:r>
+        <w:rPr>
+          <w:rFonts w:cstheme="minorHAnsi"/>
+          <w:sz w:val="20"/>
+          <w:szCs w:val="20"/>
+        </w:rPr>
+        <w:t>CREATE TABLE fraud_alerts (acc_no INT, alert_time DATETIME);</w:t>
+      </w:r>
+    </w:p>
+    <w:p>
+      <w:pPr>
+        <w:pBdr>
+          <w:bottom w:val="single" w:sz="6" w:space="1" w:color="auto"/>
+        </w:pBdr>
+        <w:spacing w:after="0" w:line="240" w:lineRule="auto"/>
+        <w:rPr>
+          <w:rFonts w:cstheme="minorHAnsi"/>
+          <w:sz w:val="20"/>
+          <w:szCs w:val="20"/>
+        </w:rPr>
+      </w:pPr>
+    </w:p>
+    <w:p>
+      <w:pPr>
+        <w:spacing w:after="0" w:line="240" w:lineRule="auto"/>
+        <w:rPr>
+          <w:rFonts w:cstheme="minorHAnsi"/>
+          <w:b/>
+          <w:bCs/>
+          <w:sz w:val="20"/>
+          <w:szCs w:val="20"/>
+        </w:rPr>
+      </w:pPr>
+    </w:p>
+    <w:p>
+      <w:pPr>
+        <w:pStyle w:val="ListParagraph"/>
+        <w:numPr>
+          <w:ilvl w:val="1"/>
+          <w:numId w:val="21"/>
+        </w:numPr>
+        <w:spacing w:after="0" w:line="240" w:lineRule="auto"/>
+        <w:ind w:left="426"/>
+        <w:rPr>
+          <w:rFonts w:cstheme="minorHAnsi"/>
+          <w:b/>
+          <w:bCs/>
+          <w:sz w:val="20"/>
+          <w:szCs w:val="20"/>
+        </w:rPr>
+      </w:pPr>
+      <w:r>
+        <w:rPr>
+          <w:rFonts w:cstheme="minorHAnsi"/>
+          <w:b/>
+          <w:bCs/>
+          <w:sz w:val="20"/>
+          <w:szCs w:val="20"/>
+        </w:rPr>
+        <w:t>Logistics – Multi-Stop Delivery Optimization</w:t>
+      </w:r>
+    </w:p>
+    <w:p>
+      <w:pPr>
+        <w:spacing w:after="0" w:line="240" w:lineRule="auto"/>
+        <w:rPr>
+          <w:rFonts w:cstheme="minorHAnsi"/>
+          <w:b/>
+          <w:bCs/>
+          <w:sz w:val="20"/>
+          <w:szCs w:val="20"/>
+        </w:rPr>
+      </w:pPr>
+    </w:p>
+    <w:p>
+      <w:pPr>
+        <w:pStyle w:val="ListParagraph"/>
+        <w:numPr>
+          <w:ilvl w:val="0"/>
+          <w:numId w:val="85"/>
+        </w:numPr>
+        <w:spacing w:after="0" w:line="240" w:lineRule="auto"/>
+        <w:rPr>
+          <w:rFonts w:cstheme="minorHAnsi"/>
+          <w:sz w:val="20"/>
+          <w:szCs w:val="20"/>
+        </w:rPr>
+      </w:pPr>
+      <w:r>
+        <w:rPr>
+          <w:rFonts w:cstheme="minorHAnsi"/>
+          <w:sz w:val="20"/>
+          <w:szCs w:val="20"/>
+        </w:rPr>
+        <w:t>Assign delivery sequence</w:t>
+      </w:r>
+    </w:p>
+    <w:p>
+      <w:pPr>
+        <w:pStyle w:val="ListParagraph"/>
+        <w:numPr>
+          <w:ilvl w:val="0"/>
+          <w:numId w:val="85"/>
+        </w:numPr>
+        <w:spacing w:after="0" w:line="240" w:lineRule="auto"/>
+        <w:rPr>
+          <w:rFonts w:cstheme="minorHAnsi"/>
+          <w:sz w:val="20"/>
+          <w:szCs w:val="20"/>
+        </w:rPr>
+      </w:pPr>
+      <w:r>
+        <w:rPr>
+          <w:rFonts w:cstheme="minorHAnsi"/>
+          <w:sz w:val="20"/>
+          <w:szCs w:val="20"/>
+        </w:rPr>
+        <w:t>Minimize travel distance</w:t>
+      </w:r>
+    </w:p>
+    <w:p>
+      <w:pPr>
+        <w:pStyle w:val="ListParagraph"/>
+        <w:numPr>
+          <w:ilvl w:val="0"/>
+          <w:numId w:val="85"/>
+        </w:numPr>
+        <w:spacing w:after="0" w:line="240" w:lineRule="auto"/>
+        <w:rPr>
+          <w:rFonts w:cstheme="minorHAnsi"/>
+          <w:sz w:val="20"/>
+          <w:szCs w:val="20"/>
+        </w:rPr>
+      </w:pPr>
+      <w:r>
+        <w:rPr>
+          <w:rFonts w:cstheme="minorHAnsi"/>
+          <w:sz w:val="20"/>
+          <w:szCs w:val="20"/>
+        </w:rPr>
+        <w:t>Update route order</w:t>
+      </w:r>
+    </w:p>
+    <w:p>
+      <w:pPr>
+        <w:spacing w:after="0" w:line="240" w:lineRule="auto"/>
+        <w:rPr>
+          <w:rFonts w:cstheme="minorHAnsi"/>
+          <w:b/>
+          <w:bCs/>
+          <w:sz w:val="20"/>
+          <w:szCs w:val="20"/>
+        </w:rPr>
+      </w:pPr>
+    </w:p>
+    <w:p>
+      <w:pPr>
+        <w:spacing w:after="0" w:line="240" w:lineRule="auto"/>
+        <w:rPr>
+          <w:rFonts w:cstheme="minorHAnsi"/>
+          <w:b/>
+          <w:bCs/>
+          <w:sz w:val="20"/>
+          <w:szCs w:val="20"/>
+        </w:rPr>
+      </w:pPr>
+      <w:r>
+        <w:rPr>
+          <w:rFonts w:cstheme="minorHAnsi"/>
+          <w:b/>
+          <w:bCs/>
+          <w:sz w:val="20"/>
+          <w:szCs w:val="20"/>
+        </w:rPr>
+        <w:t>Table Structure</w:t>
+      </w:r>
+    </w:p>
+    <w:p>
+      <w:pPr>
+        <w:spacing w:after="0" w:line="240" w:lineRule="auto"/>
+        <w:rPr>
+          <w:rFonts w:cstheme="minorHAnsi"/>
+          <w:b/>
+          <w:bCs/>
+          <w:sz w:val="20"/>
+          <w:szCs w:val="20"/>
+        </w:rPr>
+      </w:pPr>
+    </w:p>
+    <w:p>
+      <w:pPr>
+        <w:pStyle w:val="ListParagraph"/>
+        <w:numPr>
+          <w:ilvl w:val="0"/>
+          <w:numId w:val="97"/>
+        </w:numPr>
+        <w:spacing w:after="0" w:line="240" w:lineRule="auto"/>
+        <w:rPr>
+          <w:rFonts w:cstheme="minorHAnsi"/>
+          <w:sz w:val="20"/>
+          <w:szCs w:val="20"/>
+        </w:rPr>
+      </w:pPr>
+      <w:r>
+        <w:rPr>
+          <w:rFonts w:cstheme="minorHAnsi"/>
+          <w:sz w:val="20"/>
+          <w:szCs w:val="20"/>
+        </w:rPr>
+        <w:t>CREATE TABLE deliveries (</w:t>
+      </w:r>
+      <w:proofErr w:type="spellStart"/>
+      <w:r>
+        <w:rPr>
+          <w:rFonts w:cstheme="minorHAnsi"/>
+          <w:sz w:val="20"/>
+          <w:szCs w:val="20"/>
+        </w:rPr>
+        <w:t>delivery_id</w:t>
+      </w:r>
+      <w:proofErr w:type="spellEnd"/>
+      <w:r>
+        <w:rPr>
+          <w:rFonts w:cstheme="minorHAnsi"/>
+          <w:sz w:val="20"/>
+          <w:szCs w:val="20"/>
+        </w:rPr>
+        <w:t xml:space="preserve"> INT, location INT, </w:t>
+      </w:r>
+      <w:proofErr w:type="spellStart"/>
+      <w:r>
+        <w:rPr>
+          <w:rFonts w:cstheme="minorHAnsi"/>
+          <w:sz w:val="20"/>
+          <w:szCs w:val="20"/>
+        </w:rPr>
+        <w:t>sequence_no</w:t>
+      </w:r>
+      <w:proofErr w:type="spellEnd"/>
+      <w:r>
+        <w:rPr>
+          <w:rFonts w:cstheme="minorHAnsi"/>
+          <w:sz w:val="20"/>
+          <w:szCs w:val="20"/>
+        </w:rPr>
+        <w:t xml:space="preserve"> INT);</w:t>
+      </w:r>
+    </w:p>
+    <w:p>
+      <w:pPr>
+        <w:pBdr>
+          <w:bottom w:val="single" w:sz="6" w:space="1" w:color="auto"/>
+        </w:pBdr>
+        <w:spacing w:after="0" w:line="240" w:lineRule="auto"/>
+        <w:rPr>
+          <w:rFonts w:cstheme="minorHAnsi"/>
+          <w:sz w:val="20"/>
+          <w:szCs w:val="20"/>
+        </w:rPr>
+      </w:pPr>
+    </w:p>
+    <w:p>
+      <w:pPr>
+        <w:spacing w:after="0" w:line="240" w:lineRule="auto"/>
+        <w:rPr>
+          <w:rFonts w:cstheme="minorHAnsi"/>
+          <w:b/>
+          <w:bCs/>
+          <w:sz w:val="20"/>
+          <w:szCs w:val="20"/>
+        </w:rPr>
+      </w:pPr>
+    </w:p>
+    <w:p>
+      <w:pPr>
+        <w:pStyle w:val="ListParagraph"/>
+        <w:numPr>
+          <w:ilvl w:val="1"/>
+          <w:numId w:val="21"/>
+        </w:numPr>
+        <w:spacing w:after="0" w:line="240" w:lineRule="auto"/>
+        <w:ind w:left="426"/>
+        <w:rPr>
+          <w:rFonts w:cstheme="minorHAnsi"/>
+          <w:b/>
+          <w:bCs/>
+          <w:sz w:val="20"/>
+          <w:szCs w:val="20"/>
+        </w:rPr>
+      </w:pPr>
+      <w:r>
+        <w:rPr>
+          <w:rFonts w:cstheme="minorHAnsi"/>
+          <w:b/>
+          <w:bCs/>
+          <w:sz w:val="20"/>
+          <w:szCs w:val="20"/>
+        </w:rPr>
+        <w:t>Banking – Daily Interest Accrual</w:t>
+      </w:r>
+    </w:p>
+    <w:p>
+      <w:pPr>
+        <w:spacing w:after="0" w:line="240" w:lineRule="auto"/>
+        <w:rPr>
+          <w:rFonts w:cstheme="minorHAnsi"/>
+          <w:b/>
+          <w:bCs/>
+          <w:sz w:val="20"/>
+          <w:szCs w:val="20"/>
+        </w:rPr>
+      </w:pPr>
+    </w:p>
+    <w:p>
+      <w:pPr>
+        <w:pStyle w:val="ListParagraph"/>
+        <w:numPr>
+          <w:ilvl w:val="0"/>
+          <w:numId w:val="98"/>
+        </w:numPr>
+        <w:spacing w:after="0" w:line="240" w:lineRule="auto"/>
+        <w:rPr>
+          <w:rFonts w:cstheme="minorHAnsi"/>
+          <w:sz w:val="20"/>
+          <w:szCs w:val="20"/>
+        </w:rPr>
+      </w:pPr>
+      <w:r>
+        <w:rPr>
+          <w:rFonts w:cstheme="minorHAnsi"/>
+          <w:sz w:val="20"/>
+          <w:szCs w:val="20"/>
+        </w:rPr>
+        <w:t>Calculate daily interest</w:t>
+      </w:r>
+    </w:p>
+    <w:p>
+      <w:pPr>
+        <w:pStyle w:val="ListParagraph"/>
+        <w:numPr>
+          <w:ilvl w:val="0"/>
+          <w:numId w:val="98"/>
+        </w:numPr>
+        <w:spacing w:after="0" w:line="240" w:lineRule="auto"/>
+        <w:rPr>
+          <w:rFonts w:cstheme="minorHAnsi"/>
+          <w:sz w:val="20"/>
+          <w:szCs w:val="20"/>
+        </w:rPr>
+      </w:pPr>
+      <w:r>
+        <w:rPr>
+          <w:rFonts w:cstheme="minorHAnsi"/>
+          <w:sz w:val="20"/>
+          <w:szCs w:val="20"/>
+        </w:rPr>
+        <w:t>Update balance</w:t>
+      </w:r>
+    </w:p>
+    <w:p>
+      <w:pPr>
+        <w:pStyle w:val="ListParagraph"/>
+        <w:numPr>
+          <w:ilvl w:val="0"/>
+          <w:numId w:val="98"/>
+        </w:numPr>
+        <w:spacing w:after="0" w:line="240" w:lineRule="auto"/>
+        <w:rPr>
+          <w:rFonts w:cstheme="minorHAnsi"/>
+          <w:sz w:val="20"/>
+          <w:szCs w:val="20"/>
+        </w:rPr>
+      </w:pPr>
+      <w:r>
+        <w:rPr>
+          <w:rFonts w:cstheme="minorHAnsi"/>
+          <w:sz w:val="20"/>
+          <w:szCs w:val="20"/>
+        </w:rPr>
+        <w:t>Log interest separately</w:t>
+      </w:r>
+    </w:p>
+    <w:p>
+      <w:pPr>
+        <w:spacing w:after="0" w:line="240" w:lineRule="auto"/>
+        <w:rPr>
+          <w:rFonts w:cstheme="minorHAnsi"/>
+          <w:b/>
+          <w:bCs/>
+          <w:sz w:val="20"/>
+          <w:szCs w:val="20"/>
+        </w:rPr>
+      </w:pPr>
+    </w:p>
+    <w:p>
+      <w:pPr>
+        <w:spacing w:after="0" w:line="240" w:lineRule="auto"/>
+        <w:rPr>
+          <w:rFonts w:cstheme="minorHAnsi"/>
+          <w:b/>
+          <w:bCs/>
+          <w:sz w:val="20"/>
+          <w:szCs w:val="20"/>
+        </w:rPr>
+      </w:pPr>
+      <w:r>
+        <w:rPr>
+          <w:rFonts w:cstheme="minorHAnsi"/>
+          <w:b/>
+          <w:bCs/>
+          <w:sz w:val="20"/>
+          <w:szCs w:val="20"/>
+        </w:rPr>
+        <w:t>Table Structure</w:t>
+      </w:r>
+    </w:p>
+    <w:p>
+      <w:pPr>
+        <w:spacing w:after="0" w:line="240" w:lineRule="auto"/>
+        <w:rPr>
+          <w:rFonts w:cstheme="minorHAnsi"/>
+          <w:b/>
+          <w:bCs/>
+          <w:sz w:val="20"/>
+          <w:szCs w:val="20"/>
+        </w:rPr>
+      </w:pPr>
+    </w:p>
+    <w:p>
+      <w:pPr>
+        <w:pStyle w:val="ListParagraph"/>
+        <w:numPr>
+          <w:ilvl w:val="0"/>
+          <w:numId w:val="99"/>
+        </w:numPr>
+        <w:spacing w:after="0" w:line="240" w:lineRule="auto"/>
+        <w:rPr>
+          <w:rFonts w:cstheme="minorHAnsi"/>
+          <w:sz w:val="20"/>
+          <w:szCs w:val="20"/>
+        </w:rPr>
+      </w:pPr>
+      <w:r>
+        <w:rPr>
+          <w:rFonts w:cstheme="minorHAnsi"/>
+          <w:sz w:val="20"/>
+          <w:szCs w:val="20"/>
+        </w:rPr>
+        <w:t xml:space="preserve">CREATE TABLE accounts (acc_no INT, balance </w:t>
+      </w:r>
+      <w:proofErr w:type="gramStart"/>
+      <w:r>
+        <w:rPr>
+          <w:rFonts w:cstheme="minorHAnsi"/>
+          <w:sz w:val="20"/>
+          <w:szCs w:val="20"/>
+        </w:rPr>
+        <w:t>DECIMAL(</w:t>
+      </w:r>
+      <w:proofErr w:type="gramEnd"/>
+      <w:r>
+        <w:rPr>
+          <w:rFonts w:cstheme="minorHAnsi"/>
+          <w:sz w:val="20"/>
+          <w:szCs w:val="20"/>
+        </w:rPr>
+        <w:t xml:space="preserve">10,2), interest_rate </w:t>
+      </w:r>
+      <w:proofErr w:type="gramStart"/>
+      <w:r>
+        <w:rPr>
+          <w:rFonts w:cstheme="minorHAnsi"/>
+          <w:sz w:val="20"/>
+          <w:szCs w:val="20"/>
+        </w:rPr>
+        <w:t>DECIMAL(</w:t>
+      </w:r>
+      <w:proofErr w:type="gramEnd"/>
+      <w:r>
+        <w:rPr>
+          <w:rFonts w:cstheme="minorHAnsi"/>
+          <w:sz w:val="20"/>
+          <w:szCs w:val="20"/>
+        </w:rPr>
+        <w:t>5,2));</w:t>
+      </w:r>
+    </w:p>
+    <w:p>
+      <w:pPr>
+        <w:spacing w:after="0" w:line="240" w:lineRule="auto"/>
+        <w:rPr>
+          <w:rFonts w:cstheme="minorHAnsi"/>
+          <w:sz w:val="20"/>
+          <w:szCs w:val="20"/>
+        </w:rPr>
+      </w:pPr>
+    </w:p>
+    <w:p>
+      <w:pPr>
+        <w:pStyle w:val="ListParagraph"/>
+        <w:numPr>
+          <w:ilvl w:val="0"/>
+          <w:numId w:val="99"/>
+        </w:numPr>
+        <w:spacing w:after="0" w:line="240" w:lineRule="auto"/>
+        <w:rPr>
+          <w:rFonts w:cstheme="minorHAnsi"/>
+          <w:sz w:val="20"/>
+          <w:szCs w:val="20"/>
+        </w:rPr>
+      </w:pPr>
+      <w:r>
+        <w:rPr>
+          <w:rFonts w:cstheme="minorHAnsi"/>
+          <w:sz w:val="20"/>
+          <w:szCs w:val="20"/>
+        </w:rPr>
+        <w:t xml:space="preserve">CREATE TABLE interest_log (acc_no INT, interest_amount </w:t>
+      </w:r>
+      <w:proofErr w:type="gramStart"/>
+      <w:r>
+        <w:rPr>
+          <w:rFonts w:cstheme="minorHAnsi"/>
+          <w:sz w:val="20"/>
+          <w:szCs w:val="20"/>
+        </w:rPr>
+        <w:t>DECIMAL(</w:t>
+      </w:r>
+      <w:proofErr w:type="gramEnd"/>
+      <w:r>
+        <w:rPr>
+          <w:rFonts w:cstheme="minorHAnsi"/>
+          <w:sz w:val="20"/>
+          <w:szCs w:val="20"/>
+        </w:rPr>
+        <w:t>10,2), calc_date DATE);</w:t>
+      </w:r>
+    </w:p>
+    <w:p>
+      <w:pPr>
+        <w:pBdr>
+          <w:bottom w:val="single" w:sz="6" w:space="1" w:color="auto"/>
+        </w:pBdr>
+        <w:spacing w:after="0" w:line="240" w:lineRule="auto"/>
+        <w:rPr>
+          <w:rFonts w:cstheme="minorHAnsi"/>
+          <w:sz w:val="20"/>
+          <w:szCs w:val="20"/>
+        </w:rPr>
+      </w:pPr>
+    </w:p>
+    <w:p>
+      <w:pPr>
+        <w:spacing w:after="0" w:line="240" w:lineRule="auto"/>
+        <w:rPr>
+          <w:rFonts w:cstheme="minorHAnsi"/>
+          <w:b/>
+          <w:bCs/>
+          <w:sz w:val="20"/>
+          <w:szCs w:val="20"/>
+        </w:rPr>
+      </w:pPr>
+    </w:p>
+    <w:p>
+      <w:pPr>
+        <w:pStyle w:val="ListParagraph"/>
+        <w:numPr>
+          <w:ilvl w:val="1"/>
+          <w:numId w:val="21"/>
+        </w:numPr>
+        <w:spacing w:after="0" w:line="240" w:lineRule="auto"/>
+        <w:ind w:left="426"/>
+        <w:rPr>
+          <w:rFonts w:cstheme="minorHAnsi"/>
+          <w:b/>
+          <w:bCs/>
+          <w:sz w:val="20"/>
+          <w:szCs w:val="20"/>
+        </w:rPr>
+      </w:pPr>
+      <w:r>
+        <w:rPr>
+          <w:rFonts w:cstheme="minorHAnsi"/>
+          <w:b/>
+          <w:bCs/>
+          <w:sz w:val="20"/>
+          <w:szCs w:val="20"/>
+        </w:rPr>
+        <w:t>Logistics – Multi-Stop Delivery Optimization</w:t>
+      </w:r>
+    </w:p>
+    <w:p>
+      <w:pPr>
+        <w:spacing w:after="0" w:line="240" w:lineRule="auto"/>
+        <w:rPr>
+          <w:rFonts w:cstheme="minorHAnsi"/>
+          <w:b/>
+          <w:bCs/>
+          <w:sz w:val="20"/>
+          <w:szCs w:val="20"/>
+        </w:rPr>
+      </w:pPr>
+    </w:p>
+    <w:p>
+      <w:pPr>
+        <w:pStyle w:val="ListParagraph"/>
+        <w:numPr>
+          <w:ilvl w:val="0"/>
+          <w:numId w:val="100"/>
+        </w:numPr>
+        <w:spacing w:after="0" w:line="240" w:lineRule="auto"/>
+        <w:rPr>
+          <w:rFonts w:cstheme="minorHAnsi"/>
+          <w:sz w:val="20"/>
+          <w:szCs w:val="20"/>
+        </w:rPr>
+      </w:pPr>
+      <w:r>
+        <w:rPr>
+          <w:rFonts w:cstheme="minorHAnsi"/>
+          <w:sz w:val="20"/>
+          <w:szCs w:val="20"/>
+        </w:rPr>
+        <w:t>Assign delivery sequence</w:t>
+      </w:r>
+    </w:p>
+    <w:p>
+      <w:pPr>
+        <w:pStyle w:val="ListParagraph"/>
+        <w:numPr>
+          <w:ilvl w:val="0"/>
+          <w:numId w:val="100"/>
+        </w:numPr>
+        <w:spacing w:after="0" w:line="240" w:lineRule="auto"/>
+        <w:rPr>
+          <w:rFonts w:cstheme="minorHAnsi"/>
+          <w:sz w:val="20"/>
+          <w:szCs w:val="20"/>
+        </w:rPr>
+      </w:pPr>
+      <w:r>
+        <w:rPr>
+          <w:rFonts w:cstheme="minorHAnsi"/>
+          <w:sz w:val="20"/>
+          <w:szCs w:val="20"/>
+        </w:rPr>
+        <w:t>Minimize travel distance</w:t>
+      </w:r>
+    </w:p>
+    <w:p>
+      <w:pPr>
+        <w:pStyle w:val="ListParagraph"/>
+        <w:numPr>
+          <w:ilvl w:val="0"/>
+          <w:numId w:val="100"/>
+        </w:numPr>
+        <w:spacing w:after="0" w:line="240" w:lineRule="auto"/>
+        <w:rPr>
+          <w:rFonts w:cstheme="minorHAnsi"/>
+          <w:sz w:val="20"/>
+          <w:szCs w:val="20"/>
+        </w:rPr>
+      </w:pPr>
+      <w:r>
+        <w:rPr>
+          <w:rFonts w:cstheme="minorHAnsi"/>
+          <w:sz w:val="20"/>
+          <w:szCs w:val="20"/>
+        </w:rPr>
+        <w:t>Update route order</w:t>
+      </w:r>
+    </w:p>
+    <w:p>
+      <w:pPr>
+        <w:spacing w:after="0" w:line="240" w:lineRule="auto"/>
+        <w:rPr>
+          <w:rFonts w:cstheme="minorHAnsi"/>
+          <w:b/>
+          <w:bCs/>
+          <w:sz w:val="20"/>
+          <w:szCs w:val="20"/>
+        </w:rPr>
+      </w:pPr>
+    </w:p>
+    <w:p>
+      <w:pPr>
+        <w:spacing w:after="0" w:line="240" w:lineRule="auto"/>
+        <w:rPr>
+          <w:rFonts w:cstheme="minorHAnsi"/>
+          <w:b/>
+          <w:bCs/>
+          <w:sz w:val="20"/>
+          <w:szCs w:val="20"/>
+        </w:rPr>
+      </w:pPr>
+      <w:r>
+        <w:rPr>
+          <w:rFonts w:cstheme="minorHAnsi"/>
+          <w:b/>
+          <w:bCs/>
+          <w:sz w:val="20"/>
+          <w:szCs w:val="20"/>
+        </w:rPr>
+        <w:t>Table Structure</w:t>
+      </w:r>
+    </w:p>
+    <w:p>
+      <w:pPr>
+        <w:spacing w:after="0" w:line="240" w:lineRule="auto"/>
+        <w:rPr>
+          <w:rFonts w:cstheme="minorHAnsi"/>
+          <w:b/>
+          <w:bCs/>
+          <w:sz w:val="20"/>
+          <w:szCs w:val="20"/>
+        </w:rPr>
+      </w:pPr>
+    </w:p>
+    <w:p>
+      <w:pPr>
+        <w:pStyle w:val="ListParagraph"/>
+        <w:numPr>
+          <w:ilvl w:val="0"/>
+          <w:numId w:val="101"/>
+        </w:numPr>
+        <w:spacing w:after="0" w:line="240" w:lineRule="auto"/>
+        <w:rPr>
+          <w:rFonts w:cstheme="minorHAnsi"/>
+          <w:sz w:val="20"/>
+          <w:szCs w:val="20"/>
+        </w:rPr>
+      </w:pPr>
+      <w:r>
+        <w:rPr>
+          <w:rFonts w:cstheme="minorHAnsi"/>
+          <w:sz w:val="20"/>
+          <w:szCs w:val="20"/>
+        </w:rPr>
+        <w:t>CREATE TABLE deliveries (</w:t>
+      </w:r>
+      <w:proofErr w:type="spellStart"/>
+      <w:r>
+        <w:rPr>
+          <w:rFonts w:cstheme="minorHAnsi"/>
+          <w:sz w:val="20"/>
+          <w:szCs w:val="20"/>
+        </w:rPr>
+        <w:t>delivery_id</w:t>
+      </w:r>
+      <w:proofErr w:type="spellEnd"/>
+      <w:r>
+        <w:rPr>
+          <w:rFonts w:cstheme="minorHAnsi"/>
+          <w:sz w:val="20"/>
+          <w:szCs w:val="20"/>
+        </w:rPr>
+        <w:t xml:space="preserve"> INT, location INT, </w:t>
+      </w:r>
+      <w:proofErr w:type="spellStart"/>
+      <w:r>
+        <w:rPr>
+          <w:rFonts w:cstheme="minorHAnsi"/>
+          <w:sz w:val="20"/>
+          <w:szCs w:val="20"/>
+        </w:rPr>
+        <w:t>sequence_no</w:t>
+      </w:r>
+      <w:proofErr w:type="spellEnd"/>
+      <w:r>
+        <w:rPr>
+          <w:rFonts w:cstheme="minorHAnsi"/>
+          <w:sz w:val="20"/>
+          <w:szCs w:val="20"/>
+        </w:rPr>
+        <w:t xml:space="preserve"> INT);</w:t>
+      </w:r>
+    </w:p>
+    <w:p>
+      <w:pPr>
+        <w:pBdr>
+          <w:bottom w:val="single" w:sz="6" w:space="1" w:color="auto"/>
+        </w:pBdr>
+        <w:spacing w:after="0" w:line="240" w:lineRule="auto"/>
+        <w:rPr>
+          <w:rFonts w:cstheme="minorHAnsi"/>
+          <w:sz w:val="20"/>
+          <w:szCs w:val="20"/>
+        </w:rPr>
+      </w:pPr>
+    </w:p>
+    <w:p>
+      <w:pPr>
+        <w:spacing w:after="0" w:line="240" w:lineRule="auto"/>
+        <w:rPr>
+          <w:rFonts w:cstheme="minorHAnsi"/>
+          <w:b/>
+          <w:bCs/>
+          <w:sz w:val="20"/>
+          <w:szCs w:val="20"/>
+        </w:rPr>
+      </w:pPr>
+    </w:p>
+    <w:p>
+      <w:pPr>
+        <w:pStyle w:val="ListParagraph"/>
+        <w:numPr>
+          <w:ilvl w:val="1"/>
+          <w:numId w:val="21"/>
+        </w:numPr>
+        <w:spacing w:after="0" w:line="240" w:lineRule="auto"/>
+        <w:ind w:left="426"/>
+        <w:rPr>
+          <w:rFonts w:cstheme="minorHAnsi"/>
+          <w:b/>
+          <w:bCs/>
+          <w:sz w:val="20"/>
+          <w:szCs w:val="20"/>
+        </w:rPr>
+      </w:pPr>
+      <w:r>
+        <w:rPr>
+          <w:rFonts w:cstheme="minorHAnsi"/>
+          <w:b/>
+          <w:bCs/>
+          <w:sz w:val="20"/>
+          <w:szCs w:val="20"/>
+        </w:rPr>
+        <w:t>OTT – Personalized Recommendation Engine</w:t>
+      </w:r>
+    </w:p>
+    <w:p>
+      <w:pPr>
+        <w:spacing w:after="0" w:line="240" w:lineRule="auto"/>
+        <w:rPr>
+          <w:rFonts w:cstheme="minorHAnsi"/>
+          <w:b/>
+          <w:bCs/>
+          <w:sz w:val="20"/>
+          <w:szCs w:val="20"/>
+        </w:rPr>
+      </w:pPr>
+    </w:p>
+    <w:p>
+      <w:pPr>
+        <w:pStyle w:val="ListParagraph"/>
+        <w:numPr>
+          <w:ilvl w:val="0"/>
+          <w:numId w:val="102"/>
+        </w:numPr>
+        <w:spacing w:after="0" w:line="240" w:lineRule="auto"/>
+        <w:rPr>
+          <w:rFonts w:cstheme="minorHAnsi"/>
+          <w:sz w:val="20"/>
+          <w:szCs w:val="20"/>
+        </w:rPr>
+      </w:pPr>
+      <w:r>
+        <w:rPr>
+          <w:rFonts w:cstheme="minorHAnsi"/>
+          <w:sz w:val="20"/>
+          <w:szCs w:val="20"/>
+        </w:rPr>
+        <w:t>Recommend content based on watch history</w:t>
+      </w:r>
+    </w:p>
+    <w:p>
+      <w:pPr>
+        <w:pStyle w:val="ListParagraph"/>
+        <w:numPr>
+          <w:ilvl w:val="0"/>
+          <w:numId w:val="102"/>
+        </w:numPr>
+        <w:spacing w:after="0" w:line="240" w:lineRule="auto"/>
+        <w:rPr>
+          <w:rFonts w:cstheme="minorHAnsi"/>
+          <w:sz w:val="20"/>
+          <w:szCs w:val="20"/>
+        </w:rPr>
+      </w:pPr>
+      <w:r>
+        <w:rPr>
+          <w:rFonts w:cstheme="minorHAnsi"/>
+          <w:sz w:val="20"/>
+          <w:szCs w:val="20"/>
+        </w:rPr>
+        <w:t>Store top 5 recommendations per user</w:t>
+      </w:r>
+    </w:p>
+    <w:p>
+      <w:pPr>
+        <w:spacing w:after="0" w:line="240" w:lineRule="auto"/>
+        <w:rPr>
+          <w:rFonts w:cstheme="minorHAnsi"/>
+          <w:b/>
+          <w:bCs/>
+          <w:sz w:val="20"/>
+          <w:szCs w:val="20"/>
+        </w:rPr>
+      </w:pPr>
+    </w:p>
+    <w:p>
+      <w:pPr>
+        <w:spacing w:after="0" w:line="240" w:lineRule="auto"/>
+        <w:rPr>
+          <w:rFonts w:cstheme="minorHAnsi"/>
+          <w:b/>
+          <w:bCs/>
+          <w:sz w:val="20"/>
+          <w:szCs w:val="20"/>
+        </w:rPr>
+      </w:pPr>
+      <w:r>
+        <w:rPr>
+          <w:rFonts w:cstheme="minorHAnsi"/>
+          <w:b/>
+          <w:bCs/>
+          <w:sz w:val="20"/>
+          <w:szCs w:val="20"/>
+        </w:rPr>
+        <w:t>Table Structure</w:t>
+      </w:r>
+    </w:p>
+    <w:p>
+      <w:pPr>
+        <w:pStyle w:val="ListParagraph"/>
+        <w:numPr>
+          <w:ilvl w:val="0"/>
+          <w:numId w:val="103"/>
+        </w:numPr>
+        <w:spacing w:after="0" w:line="240" w:lineRule="auto"/>
+        <w:rPr>
+          <w:rFonts w:cstheme="minorHAnsi"/>
+          <w:sz w:val="20"/>
+          <w:szCs w:val="20"/>
+        </w:rPr>
+      </w:pPr>
+      <w:r>
+        <w:rPr>
+          <w:rFonts w:cstheme="minorHAnsi"/>
+          <w:sz w:val="20"/>
+          <w:szCs w:val="20"/>
+        </w:rPr>
+        <w:t xml:space="preserve">CREATE TABLE </w:t>
+      </w:r>
+      <w:proofErr w:type="spellStart"/>
+      <w:r>
+        <w:rPr>
+          <w:rFonts w:cstheme="minorHAnsi"/>
+          <w:sz w:val="20"/>
+          <w:szCs w:val="20"/>
+        </w:rPr>
+        <w:t>watch_history</w:t>
+      </w:r>
+      <w:proofErr w:type="spellEnd"/>
+      <w:r>
+        <w:rPr>
+          <w:rFonts w:cstheme="minorHAnsi"/>
+          <w:sz w:val="20"/>
+          <w:szCs w:val="20"/>
+        </w:rPr>
+        <w:t xml:space="preserve"> (</w:t>
+      </w:r>
+      <w:proofErr w:type="spellStart"/>
+      <w:r>
+        <w:rPr>
+          <w:rFonts w:cstheme="minorHAnsi"/>
+          <w:sz w:val="20"/>
+          <w:szCs w:val="20"/>
+        </w:rPr>
+        <w:t>user_id</w:t>
+      </w:r>
+      <w:proofErr w:type="spellEnd"/>
+      <w:r>
+        <w:rPr>
+          <w:rFonts w:cstheme="minorHAnsi"/>
+          <w:sz w:val="20"/>
+          <w:szCs w:val="20"/>
+        </w:rPr>
+        <w:t xml:space="preserve"> INT, </w:t>
+      </w:r>
+      <w:proofErr w:type="spellStart"/>
+      <w:r>
+        <w:rPr>
+          <w:rFonts w:cstheme="minorHAnsi"/>
+          <w:sz w:val="20"/>
+          <w:szCs w:val="20"/>
+        </w:rPr>
+        <w:t>content_id</w:t>
+      </w:r>
+      <w:proofErr w:type="spellEnd"/>
+      <w:r>
+        <w:rPr>
+          <w:rFonts w:cstheme="minorHAnsi"/>
+          <w:sz w:val="20"/>
+          <w:szCs w:val="20"/>
+        </w:rPr>
+        <w:t xml:space="preserve"> INT);</w:t>
+      </w:r>
+    </w:p>
+    <w:p>
+      <w:pPr>
+        <w:spacing w:after="0" w:line="240" w:lineRule="auto"/>
+        <w:rPr>
+          <w:rFonts w:cstheme="minorHAnsi"/>
+          <w:sz w:val="20"/>
+          <w:szCs w:val="20"/>
+        </w:rPr>
+      </w:pPr>
+    </w:p>
+    <w:p>
+      <w:pPr>
+        <w:pStyle w:val="ListParagraph"/>
+        <w:numPr>
+          <w:ilvl w:val="0"/>
+          <w:numId w:val="103"/>
+        </w:numPr>
+        <w:spacing w:after="0" w:line="240" w:lineRule="auto"/>
+        <w:rPr>
+          <w:rFonts w:cstheme="minorHAnsi"/>
+          <w:sz w:val="20"/>
+          <w:szCs w:val="20"/>
+        </w:rPr>
+      </w:pPr>
+      <w:r>
+        <w:rPr>
+          <w:rFonts w:cstheme="minorHAnsi"/>
+          <w:sz w:val="20"/>
+          <w:szCs w:val="20"/>
+        </w:rPr>
+        <w:t>CREATE TABLE recommendations (</w:t>
+      </w:r>
+      <w:proofErr w:type="spellStart"/>
+      <w:r>
+        <w:rPr>
+          <w:rFonts w:cstheme="minorHAnsi"/>
+          <w:sz w:val="20"/>
+          <w:szCs w:val="20"/>
+        </w:rPr>
+        <w:t>user_id</w:t>
+      </w:r>
+      <w:proofErr w:type="spellEnd"/>
+      <w:r>
+        <w:rPr>
+          <w:rFonts w:cstheme="minorHAnsi"/>
+          <w:sz w:val="20"/>
+          <w:szCs w:val="20"/>
+        </w:rPr>
+        <w:t xml:space="preserve"> INT, </w:t>
+      </w:r>
+      <w:proofErr w:type="spellStart"/>
+      <w:r>
+        <w:rPr>
+          <w:rFonts w:cstheme="minorHAnsi"/>
+          <w:sz w:val="20"/>
+          <w:szCs w:val="20"/>
+        </w:rPr>
+        <w:t>content_id</w:t>
+      </w:r>
+      <w:proofErr w:type="spellEnd"/>
+      <w:r>
+        <w:rPr>
+          <w:rFonts w:cstheme="minorHAnsi"/>
+          <w:sz w:val="20"/>
+          <w:szCs w:val="20"/>
+        </w:rPr>
+        <w:t xml:space="preserve"> INT, score </w:t>
+      </w:r>
+      <w:proofErr w:type="gramStart"/>
+      <w:r>
+        <w:rPr>
+          <w:rFonts w:cstheme="minorHAnsi"/>
+          <w:sz w:val="20"/>
+          <w:szCs w:val="20"/>
+        </w:rPr>
+        <w:t>DECIMAL(</w:t>
+      </w:r>
+      <w:proofErr w:type="gramEnd"/>
+      <w:r>
+        <w:rPr>
+          <w:rFonts w:cstheme="minorHAnsi"/>
+          <w:sz w:val="20"/>
+          <w:szCs w:val="20"/>
+        </w:rPr>
+        <w:t>5,2));</w:t>
+      </w:r>
+    </w:p>
+    <w:p>
+      <w:pPr>
+        <w:pBdr>
+          <w:bottom w:val="single" w:sz="6" w:space="1" w:color="auto"/>
+        </w:pBdr>
+        <w:spacing w:after="0" w:line="240" w:lineRule="auto"/>
+        <w:rPr>
+          <w:rFonts w:cstheme="minorHAnsi"/>
+          <w:sz w:val="20"/>
+          <w:szCs w:val="20"/>
+        </w:rPr>
+      </w:pPr>
+    </w:p>
+    <w:p>
+      <w:pPr>
+        <w:spacing w:after="0" w:line="240" w:lineRule="auto"/>
+        <w:rPr>
+          <w:rFonts w:cstheme="minorHAnsi"/>
+          <w:b/>
+          <w:bCs/>
+          <w:sz w:val="20"/>
+          <w:szCs w:val="20"/>
+        </w:rPr>
+      </w:pPr>
+    </w:p>
+    <w:p>
+      <w:pPr>
+        <w:pStyle w:val="ListParagraph"/>
+        <w:numPr>
+          <w:ilvl w:val="1"/>
+          <w:numId w:val="21"/>
+        </w:numPr>
+        <w:spacing w:after="0" w:line="240" w:lineRule="auto"/>
+        <w:ind w:left="426"/>
+        <w:rPr>
+          <w:rFonts w:cstheme="minorHAnsi"/>
+          <w:b/>
+          <w:bCs/>
+          <w:sz w:val="20"/>
+          <w:szCs w:val="20"/>
+        </w:rPr>
+      </w:pPr>
+      <w:r>
+        <w:rPr>
+          <w:rFonts w:cstheme="minorHAnsi"/>
+          <w:b/>
+          <w:bCs/>
+          <w:sz w:val="20"/>
+          <w:szCs w:val="20"/>
+        </w:rPr>
+        <w:t>Shopping Cart – Merge Guest Cart on Login</w:t>
+      </w:r>
+    </w:p>
+    <w:p>
+      <w:pPr>
+        <w:spacing w:after="0" w:line="240" w:lineRule="auto"/>
+        <w:rPr>
+          <w:rFonts w:cstheme="minorHAnsi"/>
+          <w:b/>
+          <w:bCs/>
+          <w:sz w:val="20"/>
+          <w:szCs w:val="20"/>
+        </w:rPr>
+      </w:pPr>
+    </w:p>
+    <w:p>
+      <w:pPr>
+        <w:spacing w:after="0" w:line="240" w:lineRule="auto"/>
+        <w:rPr>
+          <w:rFonts w:cstheme="minorHAnsi"/>
+          <w:sz w:val="20"/>
+          <w:szCs w:val="20"/>
+        </w:rPr>
+      </w:pPr>
+      <w:r>
+        <w:rPr>
+          <w:rFonts w:cstheme="minorHAnsi"/>
+          <w:sz w:val="20"/>
+          <w:szCs w:val="20"/>
+        </w:rPr>
+        <w:t>Write a procedure to merge guest cart into user cart after login</w:t>
+      </w:r>
+    </w:p>
+    <w:p>
+      <w:pPr>
+        <w:spacing w:after="0" w:line="240" w:lineRule="auto"/>
+        <w:rPr>
+          <w:rFonts w:cstheme="minorHAnsi"/>
+          <w:sz w:val="20"/>
+          <w:szCs w:val="20"/>
+        </w:rPr>
+      </w:pPr>
+    </w:p>
+    <w:p>
+      <w:pPr>
+        <w:pStyle w:val="ListParagraph"/>
+        <w:numPr>
+          <w:ilvl w:val="0"/>
+          <w:numId w:val="104"/>
+        </w:numPr>
+        <w:spacing w:after="0" w:line="240" w:lineRule="auto"/>
+        <w:rPr>
+          <w:rFonts w:cstheme="minorHAnsi"/>
+          <w:sz w:val="20"/>
+          <w:szCs w:val="20"/>
+        </w:rPr>
+      </w:pPr>
+      <w:r>
+        <w:rPr>
+          <w:rFonts w:cstheme="minorHAnsi"/>
+          <w:sz w:val="20"/>
+          <w:szCs w:val="20"/>
+        </w:rPr>
+        <w:t>Combine quantities if same product exists</w:t>
+      </w:r>
+    </w:p>
+    <w:p>
+      <w:pPr>
+        <w:pStyle w:val="ListParagraph"/>
+        <w:numPr>
+          <w:ilvl w:val="0"/>
+          <w:numId w:val="104"/>
+        </w:numPr>
+        <w:spacing w:after="0" w:line="240" w:lineRule="auto"/>
+        <w:rPr>
+          <w:rFonts w:cstheme="minorHAnsi"/>
+          <w:sz w:val="20"/>
+          <w:szCs w:val="20"/>
+        </w:rPr>
+      </w:pPr>
+      <w:r>
+        <w:rPr>
+          <w:rFonts w:cstheme="minorHAnsi"/>
+          <w:sz w:val="20"/>
+          <w:szCs w:val="20"/>
+        </w:rPr>
+        <w:t>Delete guest cart after merge</w:t>
+      </w:r>
+    </w:p>
+    <w:p>
+      <w:pPr>
+        <w:spacing w:after="0" w:line="240" w:lineRule="auto"/>
+        <w:rPr>
+          <w:rFonts w:cstheme="minorHAnsi"/>
+          <w:b/>
+          <w:bCs/>
+          <w:sz w:val="20"/>
+          <w:szCs w:val="20"/>
+        </w:rPr>
+      </w:pPr>
+    </w:p>
+    <w:p>
+      <w:pPr>
+        <w:spacing w:after="0" w:line="240" w:lineRule="auto"/>
+        <w:rPr>
+          <w:rFonts w:cstheme="minorHAnsi"/>
+          <w:b/>
+          <w:bCs/>
+          <w:sz w:val="20"/>
+          <w:szCs w:val="20"/>
+        </w:rPr>
+      </w:pPr>
+      <w:r>
+        <w:rPr>
+          <w:rFonts w:cstheme="minorHAnsi"/>
+          <w:b/>
+          <w:bCs/>
+          <w:sz w:val="20"/>
+          <w:szCs w:val="20"/>
+        </w:rPr>
+        <w:t>Table Structure</w:t>
+      </w:r>
+    </w:p>
+    <w:p>
+      <w:pPr>
+        <w:spacing w:after="0" w:line="240" w:lineRule="auto"/>
+        <w:rPr>
+          <w:rFonts w:cstheme="minorHAnsi"/>
+          <w:b/>
+          <w:bCs/>
+          <w:sz w:val="20"/>
+          <w:szCs w:val="20"/>
+        </w:rPr>
+      </w:pPr>
+    </w:p>
+    <w:p>
+      <w:pPr>
+        <w:pStyle w:val="ListParagraph"/>
+        <w:numPr>
+          <w:ilvl w:val="0"/>
+          <w:numId w:val="105"/>
+        </w:numPr>
+        <w:spacing w:after="0" w:line="240" w:lineRule="auto"/>
+        <w:rPr>
+          <w:rFonts w:cstheme="minorHAnsi"/>
+          <w:sz w:val="20"/>
+          <w:szCs w:val="20"/>
+        </w:rPr>
+      </w:pPr>
+      <w:r>
+        <w:rPr>
+          <w:rFonts w:cstheme="minorHAnsi"/>
+          <w:sz w:val="20"/>
+          <w:szCs w:val="20"/>
+        </w:rPr>
+        <w:t>CREATE TABLE cart (</w:t>
+      </w:r>
+      <w:proofErr w:type="spellStart"/>
+      <w:r>
+        <w:rPr>
+          <w:rFonts w:cstheme="minorHAnsi"/>
+          <w:sz w:val="20"/>
+          <w:szCs w:val="20"/>
+        </w:rPr>
+        <w:t>cart_id</w:t>
+      </w:r>
+      <w:proofErr w:type="spellEnd"/>
+      <w:r>
+        <w:rPr>
+          <w:rFonts w:cstheme="minorHAnsi"/>
+          <w:sz w:val="20"/>
+          <w:szCs w:val="20"/>
+        </w:rPr>
+        <w:t xml:space="preserve"> INT, </w:t>
+      </w:r>
+      <w:proofErr w:type="spellStart"/>
+      <w:r>
+        <w:rPr>
+          <w:rFonts w:cstheme="minorHAnsi"/>
+          <w:sz w:val="20"/>
+          <w:szCs w:val="20"/>
+        </w:rPr>
+        <w:t>user_id</w:t>
+      </w:r>
+      <w:proofErr w:type="spellEnd"/>
+      <w:r>
+        <w:rPr>
+          <w:rFonts w:cstheme="minorHAnsi"/>
+          <w:sz w:val="20"/>
+          <w:szCs w:val="20"/>
+        </w:rPr>
+        <w:t xml:space="preserve"> INT, product_id INT, quantity INT);</w:t>
+      </w:r>
+    </w:p>
+    <w:p>
+      <w:pPr>
+        <w:spacing w:after="0" w:line="240" w:lineRule="auto"/>
+        <w:rPr>
+          <w:rFonts w:cstheme="minorHAnsi"/>
+          <w:sz w:val="20"/>
+          <w:szCs w:val="20"/>
+        </w:rPr>
+      </w:pPr>
+    </w:p>
+    <w:p>
+      <w:pPr>
+        <w:pStyle w:val="ListParagraph"/>
+        <w:numPr>
+          <w:ilvl w:val="0"/>
+          <w:numId w:val="105"/>
+        </w:numPr>
+        <w:spacing w:after="0" w:line="240" w:lineRule="auto"/>
+        <w:rPr>
+          <w:rFonts w:cstheme="minorHAnsi"/>
+          <w:sz w:val="20"/>
+          <w:szCs w:val="20"/>
+        </w:rPr>
+      </w:pPr>
+      <w:r>
+        <w:rPr>
+          <w:rFonts w:cstheme="minorHAnsi"/>
+          <w:sz w:val="20"/>
+          <w:szCs w:val="20"/>
+        </w:rPr>
+        <w:t xml:space="preserve">CREATE TABLE </w:t>
+      </w:r>
+      <w:proofErr w:type="spellStart"/>
+      <w:r>
+        <w:rPr>
+          <w:rFonts w:cstheme="minorHAnsi"/>
+          <w:sz w:val="20"/>
+          <w:szCs w:val="20"/>
+        </w:rPr>
+        <w:t>guest_cart</w:t>
+      </w:r>
+      <w:proofErr w:type="spellEnd"/>
+      <w:r>
+        <w:rPr>
+          <w:rFonts w:cstheme="minorHAnsi"/>
+          <w:sz w:val="20"/>
+          <w:szCs w:val="20"/>
+        </w:rPr>
+        <w:t xml:space="preserve"> (</w:t>
+      </w:r>
+      <w:proofErr w:type="spellStart"/>
+      <w:r>
+        <w:rPr>
+          <w:rFonts w:cstheme="minorHAnsi"/>
+          <w:sz w:val="20"/>
+          <w:szCs w:val="20"/>
+        </w:rPr>
+        <w:t>session_id</w:t>
+      </w:r>
+      <w:proofErr w:type="spellEnd"/>
+      <w:r>
+        <w:rPr>
+          <w:rFonts w:cstheme="minorHAnsi"/>
+          <w:sz w:val="20"/>
+          <w:szCs w:val="20"/>
+        </w:rPr>
+        <w:t xml:space="preserve"> </w:t>
+      </w:r>
+      <w:proofErr w:type="gramStart"/>
+      <w:r>
+        <w:rPr>
+          <w:rFonts w:cstheme="minorHAnsi"/>
+          <w:sz w:val="20"/>
+          <w:szCs w:val="20"/>
+        </w:rPr>
+        <w:t>VARCHAR(</w:t>
+      </w:r>
+      <w:proofErr w:type="gramEnd"/>
+      <w:r>
+        <w:rPr>
+          <w:rFonts w:cstheme="minorHAnsi"/>
+          <w:sz w:val="20"/>
+          <w:szCs w:val="20"/>
+        </w:rPr>
+        <w:t>50), product_id INT, quantity INT);</w:t>
+      </w:r>
+    </w:p>
+    <w:p>
+      <w:pPr>
+        <w:pBdr>
+          <w:bottom w:val="single" w:sz="6" w:space="1" w:color="auto"/>
+        </w:pBdr>
+        <w:spacing w:after="0" w:line="240" w:lineRule="auto"/>
+        <w:rPr>
+          <w:rFonts w:cstheme="minorHAnsi"/>
+          <w:sz w:val="20"/>
+          <w:szCs w:val="20"/>
+        </w:rPr>
+      </w:pPr>
+    </w:p>
+    <w:p>
+      <w:pPr>
+        <w:spacing w:after="0" w:line="240" w:lineRule="auto"/>
+        <w:rPr>
+          <w:rFonts w:cstheme="minorHAnsi"/>
+          <w:b/>
+          <w:bCs/>
+          <w:sz w:val="20"/>
+          <w:szCs w:val="20"/>
+        </w:rPr>
+      </w:pPr>
+    </w:p>
+    <w:p>
+      <w:pPr>
+        <w:pStyle w:val="ListParagraph"/>
+        <w:numPr>
+          <w:ilvl w:val="1"/>
+          <w:numId w:val="21"/>
+        </w:numPr>
+        <w:spacing w:after="0" w:line="240" w:lineRule="auto"/>
+        <w:ind w:left="426"/>
+        <w:rPr>
+          <w:rFonts w:cstheme="minorHAnsi"/>
+          <w:b/>
+          <w:bCs/>
+          <w:sz w:val="20"/>
+          <w:szCs w:val="20"/>
+        </w:rPr>
+      </w:pPr>
+      <w:r>
+        <w:rPr>
+          <w:rFonts w:cstheme="minorHAnsi"/>
+          <w:b/>
+          <w:bCs/>
+          <w:sz w:val="20"/>
+          <w:szCs w:val="20"/>
+        </w:rPr>
+        <w:t>Order – Partial Payment Handling</w:t>
+      </w:r>
+    </w:p>
+    <w:p>
+      <w:pPr>
+        <w:spacing w:after="0" w:line="240" w:lineRule="auto"/>
+        <w:ind w:left="1080"/>
+        <w:rPr>
+          <w:rFonts w:cstheme="minorHAnsi"/>
+          <w:b/>
+          <w:bCs/>
+          <w:sz w:val="20"/>
+          <w:szCs w:val="20"/>
+        </w:rPr>
+      </w:pPr>
+    </w:p>
+    <w:p>
+      <w:pPr>
+        <w:pStyle w:val="ListParagraph"/>
+        <w:numPr>
+          <w:ilvl w:val="0"/>
+          <w:numId w:val="107"/>
+        </w:numPr>
+        <w:spacing w:after="0" w:line="240" w:lineRule="auto"/>
+        <w:rPr>
+          <w:rFonts w:cstheme="minorHAnsi"/>
+          <w:sz w:val="20"/>
+          <w:szCs w:val="20"/>
+        </w:rPr>
+      </w:pPr>
+      <w:r>
+        <w:rPr>
+          <w:rFonts w:cstheme="minorHAnsi"/>
+          <w:sz w:val="20"/>
+          <w:szCs w:val="20"/>
+        </w:rPr>
+        <w:t>Allow multiple payments for one order</w:t>
+      </w:r>
+    </w:p>
+    <w:p>
+      <w:pPr>
+        <w:pStyle w:val="ListParagraph"/>
+        <w:numPr>
+          <w:ilvl w:val="0"/>
+          <w:numId w:val="107"/>
+        </w:numPr>
+        <w:spacing w:after="0" w:line="240" w:lineRule="auto"/>
+        <w:rPr>
+          <w:rFonts w:cstheme="minorHAnsi"/>
+          <w:sz w:val="20"/>
+          <w:szCs w:val="20"/>
+        </w:rPr>
+      </w:pPr>
+      <w:r>
+        <w:rPr>
+          <w:rFonts w:cstheme="minorHAnsi"/>
+          <w:sz w:val="20"/>
+          <w:szCs w:val="20"/>
+        </w:rPr>
+        <w:t>Mark order as ‘Paid’ only when full amount is received</w:t>
+      </w:r>
+    </w:p>
+    <w:p>
+      <w:pPr>
+        <w:spacing w:after="0" w:line="240" w:lineRule="auto"/>
+        <w:rPr>
+          <w:rFonts w:cstheme="minorHAnsi"/>
+          <w:b/>
+          <w:bCs/>
+          <w:sz w:val="20"/>
+          <w:szCs w:val="20"/>
+        </w:rPr>
+      </w:pPr>
+    </w:p>
+    <w:p>
+      <w:pPr>
+        <w:spacing w:after="0" w:line="240" w:lineRule="auto"/>
+        <w:rPr>
+          <w:rFonts w:cstheme="minorHAnsi"/>
+          <w:b/>
+          <w:bCs/>
+          <w:sz w:val="20"/>
+          <w:szCs w:val="20"/>
+        </w:rPr>
+      </w:pPr>
+      <w:r>
+        <w:rPr>
+          <w:rFonts w:cstheme="minorHAnsi"/>
+          <w:b/>
+          <w:bCs/>
+          <w:sz w:val="20"/>
+          <w:szCs w:val="20"/>
+        </w:rPr>
+        <w:t>Table Structure</w:t>
+      </w:r>
+    </w:p>
+    <w:p>
+      <w:pPr>
+        <w:spacing w:after="0" w:line="240" w:lineRule="auto"/>
+        <w:rPr>
+          <w:rFonts w:cstheme="minorHAnsi"/>
+          <w:b/>
+          <w:bCs/>
+          <w:sz w:val="20"/>
+          <w:szCs w:val="20"/>
+        </w:rPr>
+      </w:pPr>
+    </w:p>
+    <w:p>
+      <w:pPr>
+        <w:pStyle w:val="ListParagraph"/>
+        <w:numPr>
+          <w:ilvl w:val="0"/>
+          <w:numId w:val="108"/>
+        </w:numPr>
+        <w:spacing w:after="0" w:line="240" w:lineRule="auto"/>
+        <w:rPr>
+          <w:rFonts w:cstheme="minorHAnsi"/>
+          <w:sz w:val="20"/>
+          <w:szCs w:val="20"/>
+        </w:rPr>
+      </w:pPr>
+      <w:r>
+        <w:rPr>
+          <w:rFonts w:cstheme="minorHAnsi"/>
+          <w:sz w:val="20"/>
+          <w:szCs w:val="20"/>
+        </w:rPr>
+        <w:t xml:space="preserve">CREATE TABLE orders (order_id INT PRIMARY KEY, total_amount </w:t>
+      </w:r>
+      <w:proofErr w:type="gramStart"/>
+      <w:r>
+        <w:rPr>
+          <w:rFonts w:cstheme="minorHAnsi"/>
+          <w:sz w:val="20"/>
+          <w:szCs w:val="20"/>
+        </w:rPr>
+        <w:t>DECIMAL(</w:t>
+      </w:r>
+      <w:proofErr w:type="gramEnd"/>
+      <w:r>
+        <w:rPr>
+          <w:rFonts w:cstheme="minorHAnsi"/>
+          <w:sz w:val="20"/>
+          <w:szCs w:val="20"/>
+        </w:rPr>
+        <w:t xml:space="preserve">10,2), status </w:t>
+      </w:r>
+      <w:proofErr w:type="gramStart"/>
+      <w:r>
+        <w:rPr>
+          <w:rFonts w:cstheme="minorHAnsi"/>
+          <w:sz w:val="20"/>
+          <w:szCs w:val="20"/>
+        </w:rPr>
+        <w:t>VARCHAR(</w:t>
+      </w:r>
+      <w:proofErr w:type="gramEnd"/>
+      <w:r>
+        <w:rPr>
+          <w:rFonts w:cstheme="minorHAnsi"/>
+          <w:sz w:val="20"/>
+          <w:szCs w:val="20"/>
+        </w:rPr>
+        <w:t>20));</w:t>
+      </w:r>
+    </w:p>
+    <w:p>
+      <w:pPr>
+        <w:spacing w:after="0" w:line="240" w:lineRule="auto"/>
+        <w:rPr>
+          <w:rFonts w:cstheme="minorHAnsi"/>
+          <w:sz w:val="20"/>
+          <w:szCs w:val="20"/>
+        </w:rPr>
+      </w:pPr>
+    </w:p>
+    <w:p>
+      <w:pPr>
+        <w:pStyle w:val="ListParagraph"/>
+        <w:numPr>
+          <w:ilvl w:val="0"/>
+          <w:numId w:val="108"/>
+        </w:numPr>
+        <w:spacing w:after="0" w:line="240" w:lineRule="auto"/>
+        <w:rPr>
+          <w:rFonts w:cstheme="minorHAnsi"/>
+          <w:sz w:val="20"/>
+          <w:szCs w:val="20"/>
+        </w:rPr>
+      </w:pPr>
+      <w:r>
+        <w:rPr>
+          <w:rFonts w:cstheme="minorHAnsi"/>
+          <w:sz w:val="20"/>
+          <w:szCs w:val="20"/>
+        </w:rPr>
+        <w:t xml:space="preserve">CREATE TABLE payments (payment_id INT AUTO_INCREMENT PRIMARY KEY, order_id INT, </w:t>
+      </w:r>
+      <w:proofErr w:type="spellStart"/>
+      <w:r>
+        <w:rPr>
+          <w:rFonts w:cstheme="minorHAnsi"/>
+          <w:sz w:val="20"/>
+          <w:szCs w:val="20"/>
+        </w:rPr>
+        <w:t>paid_amount</w:t>
+      </w:r>
+      <w:proofErr w:type="spellEnd"/>
+      <w:r>
+        <w:rPr>
+          <w:rFonts w:cstheme="minorHAnsi"/>
+          <w:sz w:val="20"/>
+          <w:szCs w:val="20"/>
+        </w:rPr>
+        <w:t xml:space="preserve"> </w:t>
+      </w:r>
+      <w:proofErr w:type="gramStart"/>
+      <w:r>
+        <w:rPr>
+          <w:rFonts w:cstheme="minorHAnsi"/>
+          <w:sz w:val="20"/>
+          <w:szCs w:val="20"/>
+        </w:rPr>
+        <w:t>DECIMAL(</w:t>
+      </w:r>
+      <w:proofErr w:type="gramEnd"/>
+      <w:r>
+        <w:rPr>
+          <w:rFonts w:cstheme="minorHAnsi"/>
+          <w:sz w:val="20"/>
+          <w:szCs w:val="20"/>
+        </w:rPr>
+        <w:t>10,2));</w:t>
+      </w:r>
+    </w:p>
+    <w:p>
+      <w:pPr>
+        <w:spacing w:after="0" w:line="240" w:lineRule="auto"/>
+        <w:rPr>
+          <w:rFonts w:cstheme="minorHAnsi"/>
+          <w:b/>
+          <w:bCs/>
+          <w:sz w:val="20"/>
+          <w:szCs w:val="20"/>
+        </w:rPr>
+      </w:pPr>
+    </w:p>
+    <w:p>
+      <w:pPr>
+        <w:pBdr>
+          <w:bottom w:val="single" w:sz="6" w:space="1" w:color="auto"/>
+        </w:pBdr>
+        <w:spacing w:after="0" w:line="240" w:lineRule="auto"/>
+        <w:rPr>
+          <w:rFonts w:cstheme="minorHAnsi"/>
+          <w:sz w:val="20"/>
+          <w:szCs w:val="20"/>
+        </w:rPr>
+      </w:pPr>
+    </w:p>
+    <w:p>
+      <w:pPr>
+        <w:spacing w:after="0" w:line="240" w:lineRule="auto"/>
+        <w:rPr>
+          <w:rFonts w:cstheme="minorHAnsi"/>
+          <w:b/>
+          <w:bCs/>
+          <w:sz w:val="20"/>
+          <w:szCs w:val="20"/>
+        </w:rPr>
+      </w:pPr>
+    </w:p>
+    <w:p>
+      <w:pPr>
+        <w:pStyle w:val="ListParagraph"/>
+        <w:numPr>
+          <w:ilvl w:val="1"/>
+          <w:numId w:val="21"/>
+        </w:numPr>
+        <w:spacing w:after="0" w:line="240" w:lineRule="auto"/>
+        <w:ind w:left="426"/>
+        <w:rPr>
+          <w:rFonts w:cstheme="minorHAnsi"/>
+          <w:b/>
+          <w:bCs/>
+          <w:sz w:val="20"/>
+          <w:szCs w:val="20"/>
+        </w:rPr>
+      </w:pPr>
+    </w:p>
+    <w:p>
+      <w:pPr>
+        <w:spacing w:after="0" w:line="240" w:lineRule="auto"/>
+        <w:rPr>
+          <w:rFonts w:cstheme="minorHAnsi"/>
+          <w:b/>
+          <w:bCs/>
+          <w:sz w:val="20"/>
+          <w:szCs w:val="20"/>
+        </w:rPr>
+      </w:pPr>
+    </w:p>
+    <w:p>
+      <w:pPr>
+        <w:spacing w:after="0" w:line="240" w:lineRule="auto"/>
+        <w:rPr>
+          <w:rFonts w:cstheme="minorHAnsi"/>
+          <w:b/>
+          <w:bCs/>
+          <w:sz w:val="20"/>
+          <w:szCs w:val="20"/>
+        </w:rPr>
+      </w:pPr>
+    </w:p>
+    <w:p>
+      <w:pPr>
+        <w:spacing w:after="0" w:line="240" w:lineRule="auto"/>
+        <w:rPr>
+          <w:rFonts w:cstheme="minorHAnsi"/>
+          <w:b/>
+          <w:bCs/>
+          <w:sz w:val="20"/>
+          <w:szCs w:val="20"/>
+        </w:rPr>
+      </w:pPr>
+    </w:p>
+    <w:p>
+      <w:pPr>
+        <w:spacing w:after="0" w:line="240" w:lineRule="auto"/>
+        <w:rPr>
+          <w:rFonts w:cstheme="minorHAnsi"/>
+          <w:b/>
+          <w:bCs/>
+          <w:sz w:val="20"/>
+          <w:szCs w:val="20"/>
+        </w:rPr>
+      </w:pPr>
+      <w:r>
+        <w:rPr>
+          <w:rFonts w:cstheme="minorHAnsi"/>
+          <w:b/>
+          <w:bCs/>
+          <w:sz w:val="20"/>
+          <w:szCs w:val="20"/>
+        </w:rPr>
+        <w:t>Table Structure</w:t>
+      </w:r>
+    </w:p>
+    <w:p>
+      <w:pPr>
+        <w:spacing w:after="0" w:line="240" w:lineRule="auto"/>
+        <w:rPr>
+          <w:rFonts w:cstheme="minorHAnsi"/>
+          <w:b/>
+          <w:bCs/>
+          <w:sz w:val="20"/>
+          <w:szCs w:val="20"/>
+        </w:rPr>
+      </w:pPr>
+    </w:p>
+    <w:p>
+      <w:pPr>
+        <w:spacing w:after="0" w:line="240" w:lineRule="auto"/>
+        <w:rPr>
+          <w:rFonts w:cstheme="minorHAnsi"/>
+          <w:b/>
+          <w:bCs/>
+          <w:sz w:val="20"/>
+          <w:szCs w:val="20"/>
+        </w:rPr>
+      </w:pPr>
+    </w:p>
+    <w:p>
+      <w:pPr>
+        <w:spacing w:after="0" w:line="240" w:lineRule="auto"/>
+        <w:rPr>
+          <w:rFonts w:cstheme="minorHAnsi"/>
+          <w:b/>
+          <w:bCs/>
+          <w:sz w:val="20"/>
+          <w:szCs w:val="20"/>
+        </w:rPr>
+      </w:pPr>
+    </w:p>
+    <w:p>
+      <w:pPr>
+        <w:pBdr>
+          <w:bottom w:val="single" w:sz="6" w:space="1" w:color="auto"/>
+        </w:pBdr>
+        <w:spacing w:after="0" w:line="240" w:lineRule="auto"/>
+        <w:rPr>
+          <w:rFonts w:cstheme="minorHAnsi"/>
+          <w:sz w:val="20"/>
+          <w:szCs w:val="20"/>
+        </w:rPr>
+      </w:pPr>
+    </w:p>
+    <w:p>
+      <w:pPr>
+        <w:spacing w:after="0" w:line="240" w:lineRule="auto"/>
+        <w:rPr>
+          <w:rFonts w:cstheme="minorHAnsi"/>
+          <w:b/>
+          <w:bCs/>
+          <w:sz w:val="20"/>
+          <w:szCs w:val="20"/>
+        </w:rPr>
+      </w:pPr>
+    </w:p>
+    <w:p>
+      <w:pPr>
+        <w:pStyle w:val="ListParagraph"/>
+        <w:numPr>
+          <w:ilvl w:val="1"/>
+          <w:numId w:val="21"/>
+        </w:numPr>
+        <w:spacing w:after="0" w:line="240" w:lineRule="auto"/>
+        <w:ind w:left="426"/>
+        <w:rPr>
+          <w:rFonts w:cstheme="minorHAnsi"/>
+          <w:b/>
+          <w:bCs/>
+          <w:sz w:val="20"/>
+          <w:szCs w:val="20"/>
+        </w:rPr>
+      </w:pPr>
+    </w:p>
+    <w:p>
+      <w:pPr>
+        <w:spacing w:after="0" w:line="240" w:lineRule="auto"/>
+        <w:ind w:left="426"/>
+        <w:rPr>
+          <w:rFonts w:cstheme="minorHAnsi"/>
+          <w:b/>
+          <w:bCs/>
+          <w:sz w:val="20"/>
+          <w:szCs w:val="20"/>
+        </w:rPr>
+      </w:pPr>
+    </w:p>
+    <w:p>
+      <w:pPr>
+        <w:spacing w:after="0" w:line="240" w:lineRule="auto"/>
+        <w:ind w:left="426"/>
+        <w:rPr>
+          <w:rFonts w:cstheme="minorHAnsi"/>
+          <w:b/>
+          <w:bCs/>
+          <w:sz w:val="20"/>
+          <w:szCs w:val="20"/>
+        </w:rPr>
+      </w:pPr>
+    </w:p>
+    <w:p>
+      <w:pPr>
+        <w:spacing w:after="0" w:line="240" w:lineRule="auto"/>
+        <w:ind w:left="426"/>
+        <w:rPr>
+          <w:rFonts w:cstheme="minorHAnsi"/>
+          <w:b/>
+          <w:bCs/>
+          <w:sz w:val="20"/>
+          <w:szCs w:val="20"/>
+        </w:rPr>
+      </w:pPr>
+    </w:p>
+    <w:p>
+      <w:pPr>
+        <w:spacing w:after="0" w:line="240" w:lineRule="auto"/>
+        <w:rPr>
+          <w:rFonts w:cstheme="minorHAnsi"/>
+          <w:b/>
+          <w:bCs/>
+          <w:sz w:val="20"/>
+          <w:szCs w:val="20"/>
+        </w:rPr>
+      </w:pPr>
+      <w:r>
+        <w:rPr>
+          <w:rFonts w:cstheme="minorHAnsi"/>
+          <w:b/>
+          <w:bCs/>
+          <w:sz w:val="20"/>
+          <w:szCs w:val="20"/>
+        </w:rPr>
+        <w:t>Table Structure</w:t>
+      </w:r>
+    </w:p>
+    <w:p>
+      <w:pPr>
+        <w:spacing w:after="0" w:line="240" w:lineRule="auto"/>
+        <w:ind w:left="426"/>
+        <w:rPr>
+          <w:rFonts w:cstheme="minorHAnsi"/>
+          <w:b/>
+          <w:bCs/>
+          <w:sz w:val="20"/>
+          <w:szCs w:val="20"/>
+        </w:rPr>
+      </w:pPr>
+    </w:p>
+    <w:p>
+      <w:pPr>
+        <w:spacing w:after="0" w:line="240" w:lineRule="auto"/>
+        <w:ind w:left="426"/>
+        <w:rPr>
+          <w:rFonts w:cstheme="minorHAnsi"/>
+          <w:b/>
+          <w:bCs/>
+          <w:sz w:val="20"/>
+          <w:szCs w:val="20"/>
+        </w:rPr>
+      </w:pPr>
+    </w:p>
+    <w:p>
+      <w:pPr>
+        <w:spacing w:after="0" w:line="240" w:lineRule="auto"/>
+        <w:ind w:left="426"/>
+        <w:rPr>
+          <w:rFonts w:cstheme="minorHAnsi"/>
+          <w:b/>
+          <w:bCs/>
+          <w:sz w:val="20"/>
+          <w:szCs w:val="20"/>
+        </w:rPr>
+      </w:pPr>
+    </w:p>
+    <w:p>
+      <w:pPr>
+        <w:pBdr>
+          <w:bottom w:val="single" w:sz="6" w:space="1" w:color="auto"/>
+        </w:pBdr>
+        <w:spacing w:after="0" w:line="240" w:lineRule="auto"/>
+        <w:rPr>
+          <w:rFonts w:cstheme="minorHAnsi"/>
+          <w:sz w:val="20"/>
+          <w:szCs w:val="20"/>
+        </w:rPr>
+      </w:pPr>
+    </w:p>
+    <w:p>
+      <w:pPr>
+        <w:spacing w:after="0" w:line="240" w:lineRule="auto"/>
+        <w:ind w:left="426"/>
+        <w:rPr>
+          <w:rFonts w:cstheme="minorHAnsi"/>
+          <w:b/>
+          <w:bCs/>
+          <w:sz w:val="20"/>
+          <w:szCs w:val="20"/>
+        </w:rPr>
+      </w:pPr>
+    </w:p>
+    <w:p>
+      <w:pPr>
+        <w:pStyle w:val="ListParagraph"/>
+        <w:numPr>
+          <w:ilvl w:val="1"/>
+          <w:numId w:val="21"/>
+        </w:numPr>
+        <w:spacing w:after="0" w:line="240" w:lineRule="auto"/>
+        <w:ind w:left="426"/>
+        <w:rPr>
+          <w:rFonts w:cstheme="minorHAnsi"/>
+          <w:b/>
+          <w:bCs/>
+          <w:sz w:val="20"/>
+          <w:szCs w:val="20"/>
+        </w:rPr>
+      </w:pPr>
+    </w:p>
+    <w:p>
+      <w:pPr>
+        <w:spacing w:after="0" w:line="240" w:lineRule="auto"/>
+        <w:rPr>
+          <w:rFonts w:cstheme="minorHAnsi"/>
+          <w:b/>
+          <w:bCs/>
+          <w:sz w:val="20"/>
+          <w:szCs w:val="20"/>
+        </w:rPr>
+      </w:pPr>
+    </w:p>
+    <w:p>
+      <w:pPr>
+        <w:spacing w:after="0" w:line="240" w:lineRule="auto"/>
+        <w:rPr>
+          <w:rFonts w:cstheme="minorHAnsi"/>
+          <w:b/>
+          <w:bCs/>
+          <w:sz w:val="20"/>
+          <w:szCs w:val="20"/>
+        </w:rPr>
+      </w:pPr>
+    </w:p>
+    <w:p>
+      <w:pPr>
+        <w:spacing w:after="0" w:line="240" w:lineRule="auto"/>
+        <w:rPr>
+          <w:rFonts w:cstheme="minorHAnsi"/>
+          <w:b/>
+          <w:bCs/>
+          <w:sz w:val="20"/>
+          <w:szCs w:val="20"/>
+        </w:rPr>
+      </w:pPr>
+    </w:p>
+    <w:p>
+      <w:pPr>
+        <w:spacing w:after="0" w:line="240" w:lineRule="auto"/>
+        <w:rPr>
+          <w:rFonts w:cstheme="minorHAnsi"/>
+          <w:b/>
+          <w:bCs/>
+          <w:sz w:val="20"/>
+          <w:szCs w:val="20"/>
+        </w:rPr>
+      </w:pPr>
+      <w:r>
+        <w:rPr>
+          <w:rFonts w:cstheme="minorHAnsi"/>
+          <w:b/>
+          <w:bCs/>
+          <w:sz w:val="20"/>
+          <w:szCs w:val="20"/>
+        </w:rPr>
+        <w:t>Table Structure</w:t>
+      </w:r>
+    </w:p>
+    <w:p>
+      <w:pPr>
+        <w:spacing w:after="0" w:line="240" w:lineRule="auto"/>
+        <w:rPr>
+          <w:rFonts w:cstheme="minorHAnsi"/>
+          <w:b/>
+          <w:bCs/>
+          <w:sz w:val="20"/>
+          <w:szCs w:val="20"/>
+        </w:rPr>
+      </w:pPr>
+    </w:p>
+    <w:p>
+      <w:pPr>
+        <w:spacing w:after="0" w:line="240" w:lineRule="auto"/>
+        <w:rPr>
+          <w:rFonts w:cstheme="minorHAnsi"/>
+          <w:b/>
+          <w:bCs/>
+          <w:sz w:val="20"/>
+          <w:szCs w:val="20"/>
+        </w:rPr>
+      </w:pPr>
+    </w:p>
+    <w:p>
+      <w:pPr>
+        <w:spacing w:after="0" w:line="240" w:lineRule="auto"/>
+        <w:rPr>
+          <w:rFonts w:cstheme="minorHAnsi"/>
+          <w:b/>
+          <w:bCs/>
+          <w:sz w:val="20"/>
+          <w:szCs w:val="20"/>
+        </w:rPr>
+      </w:pPr>
+    </w:p>
+    <w:p>
+      <w:pPr>
+        <w:spacing w:after="0" w:line="240" w:lineRule="auto"/>
+        <w:rPr>
+          <w:rFonts w:cstheme="minorHAnsi"/>
+          <w:b/>
+          <w:bCs/>
+          <w:sz w:val="20"/>
+          <w:szCs w:val="20"/>
+        </w:rPr>
+      </w:pPr>
+    </w:p>
+    <w:p>
+      <w:pPr>
+        <w:spacing w:after="0" w:line="240" w:lineRule="auto"/>
+        <w:rPr>
+          <w:rFonts w:cstheme="minorHAnsi"/>
+          <w:b/>
+          <w:bCs/>
+          <w:sz w:val="20"/>
+          <w:szCs w:val="20"/>
+        </w:rPr>
+      </w:pPr>
+    </w:p>
+    <w:p>
+      <w:pPr>
+        <w:spacing w:after="0" w:line="240" w:lineRule="auto"/>
+        <w:rPr>
+          <w:rFonts w:cstheme="minorHAnsi"/>
+          <w:b/>
+          <w:bCs/>
+          <w:sz w:val="20"/>
+          <w:szCs w:val="20"/>
+        </w:rPr>
+      </w:pPr>
+    </w:p>
+    <w:p>
+      <w:pPr>
+        <w:spacing w:after="0" w:line="240" w:lineRule="auto"/>
+        <w:rPr>
+          <w:rFonts w:cstheme="minorHAnsi"/>
+          <w:b/>
+          <w:bCs/>
+          <w:sz w:val="20"/>
+          <w:szCs w:val="20"/>
+        </w:rPr>
+      </w:pPr>
+    </w:p>
+    <w:p>
+      <w:pPr>
+        <w:pBdr>
+          <w:bottom w:val="single" w:sz="6" w:space="1" w:color="auto"/>
+        </w:pBdr>
+        <w:spacing w:after="0" w:line="240" w:lineRule="auto"/>
+        <w:rPr>
+          <w:rFonts w:cstheme="minorHAnsi"/>
+          <w:sz w:val="20"/>
+          <w:szCs w:val="20"/>
+        </w:rPr>
+      </w:pPr>
+    </w:p>
+    <w:p>
+      <w:pPr>
+        <w:spacing w:after="0" w:line="240" w:lineRule="auto"/>
+        <w:rPr>
+          <w:rFonts w:cstheme="minorHAnsi"/>
+          <w:b/>
+          <w:bCs/>
+          <w:sz w:val="20"/>
+          <w:szCs w:val="20"/>
+        </w:rPr>
+      </w:pPr>
+    </w:p>
+    <w:p>
+      <w:pPr>
+        <w:spacing w:after="0" w:line="240" w:lineRule="auto"/>
+        <w:rPr>
+          <w:rFonts w:cstheme="minorHAnsi"/>
+          <w:b/>
+          <w:bCs/>
+          <w:sz w:val="20"/>
+          <w:szCs w:val="20"/>
+        </w:rPr>
+      </w:pPr>
+    </w:p>
+    <w:p>
+      <w:pPr>
+        <w:spacing w:after="0" w:line="240" w:lineRule="auto"/>
+        <w:rPr>
+          <w:rFonts w:cstheme="minorHAnsi"/>
+          <w:b/>
+          <w:bCs/>
+          <w:sz w:val="20"/>
+          <w:szCs w:val="20"/>
+        </w:rPr>
+      </w:pPr>
+    </w:p>
+    <w:p>
+      <w:pPr>
+        <w:spacing w:after="0" w:line="240" w:lineRule="auto"/>
+        <w:rPr>
+          <w:rFonts w:cstheme="minorHAnsi"/>
+          <w:b/>
+          <w:bCs/>
+          <w:sz w:val="20"/>
+          <w:szCs w:val="20"/>
+        </w:rPr>
+      </w:pPr>
+    </w:p>
+    <w:p>
+      <w:pPr>
+        <w:spacing w:after="0" w:line="240" w:lineRule="auto"/>
+        <w:rPr>
+          <w:rFonts w:cstheme="minorHAnsi"/>
+          <w:b/>
+          <w:bCs/>
+          <w:sz w:val="20"/>
+          <w:szCs w:val="20"/>
+        </w:rPr>
+      </w:pPr>
+    </w:p>
+    <w:p>
+      <w:pPr>
+        <w:spacing w:after="0" w:line="240" w:lineRule="auto"/>
+        <w:rPr>
+          <w:rFonts w:cstheme="minorHAnsi"/>
+          <w:b/>
+          <w:bCs/>
+          <w:sz w:val="20"/>
+          <w:szCs w:val="20"/>
+        </w:rPr>
+      </w:pPr>
+    </w:p>
+    <w:p>
+      <w:pPr>
+        <w:spacing w:after="0" w:line="240" w:lineRule="auto"/>
+        <w:rPr>
+          <w:rFonts w:cstheme="minorHAnsi"/>
+          <w:b/>
+          <w:bCs/>
+          <w:sz w:val="20"/>
+          <w:szCs w:val="20"/>
+        </w:rPr>
+      </w:pPr>
+    </w:p>
+    <w:p>
+      <w:pPr>
+        <w:spacing w:after="0" w:line="240" w:lineRule="auto"/>
+        <w:rPr>
+          <w:rFonts w:cstheme="minorHAnsi"/>
+          <w:b/>
+          <w:bCs/>
+          <w:sz w:val="20"/>
+          <w:szCs w:val="20"/>
+        </w:rPr>
+      </w:pPr>
+    </w:p>
+    <w:p>
+      <w:pPr>
+        <w:pBdr>
+          <w:bottom w:val="single" w:sz="6" w:space="1" w:color="auto"/>
+        </w:pBdr>
+        <w:spacing w:after="0" w:line="240" w:lineRule="auto"/>
+        <w:rPr>
+          <w:rFonts w:cstheme="minorHAnsi"/>
+          <w:sz w:val="20"/>
+          <w:szCs w:val="20"/>
+        </w:rPr>
+      </w:pPr>
+    </w:p>
+    <w:p>
+      <w:pPr>
+        <w:spacing w:after="0" w:line="240" w:lineRule="auto"/>
+        <w:rPr>
+          <w:rFonts w:cstheme="minorHAnsi"/>
+          <w:b/>
+          <w:bCs/>
+          <w:sz w:val="20"/>
+          <w:szCs w:val="20"/>
+        </w:rPr>
+      </w:pPr>
+    </w:p>
+    <w:p>
+      <w:pPr>
+        <w:spacing w:after="0" w:line="240" w:lineRule="auto"/>
+        <w:rPr>
+          <w:rFonts w:cstheme="minorHAnsi"/>
+          <w:b/>
+          <w:bCs/>
+          <w:sz w:val="20"/>
+          <w:szCs w:val="20"/>
+        </w:rPr>
+      </w:pPr>
+    </w:p>
+    <w:p>
+      <w:pPr>
+        <w:spacing w:after="0" w:line="240" w:lineRule="auto"/>
+        <w:rPr>
+          <w:rFonts w:cstheme="minorHAnsi"/>
+          <w:b/>
+          <w:bCs/>
+          <w:sz w:val="20"/>
+          <w:szCs w:val="20"/>
+        </w:rPr>
+      </w:pPr>
+    </w:p>
+    <w:p>
+      <w:pPr>
+        <w:spacing w:after="0" w:line="240" w:lineRule="auto"/>
+        <w:rPr>
+          <w:rFonts w:cstheme="minorHAnsi"/>
+          <w:b/>
+          <w:bCs/>
+          <w:sz w:val="20"/>
+          <w:szCs w:val="20"/>
+        </w:rPr>
+      </w:pPr>
+    </w:p>
+    <w:p>
+      <w:pPr>
+        <w:spacing w:after="0" w:line="240" w:lineRule="auto"/>
+        <w:rPr>
+          <w:rFonts w:cstheme="minorHAnsi"/>
+          <w:b/>
+          <w:bCs/>
+          <w:sz w:val="20"/>
+          <w:szCs w:val="20"/>
+        </w:rPr>
+      </w:pPr>
+    </w:p>
+    <w:p>
+      <w:pPr>
+        <w:spacing w:after="0" w:line="240" w:lineRule="auto"/>
+        <w:rPr>
+          <w:rFonts w:cstheme="minorHAnsi"/>
+          <w:b/>
+          <w:bCs/>
+          <w:sz w:val="20"/>
+          <w:szCs w:val="20"/>
+        </w:rPr>
+      </w:pPr>
+    </w:p>
+    <w:p>
+      <w:pPr>
+        <w:spacing w:after="0" w:line="240" w:lineRule="auto"/>
+        <w:rPr>
+          <w:rFonts w:cstheme="minorHAnsi"/>
+          <w:b/>
+          <w:bCs/>
+          <w:sz w:val="20"/>
+          <w:szCs w:val="20"/>
+        </w:rPr>
+      </w:pPr>
+    </w:p>
+    <w:p>
+      <w:pPr>
+        <w:spacing w:after="0" w:line="240" w:lineRule="auto"/>
+        <w:rPr>
+          <w:rFonts w:cstheme="minorHAnsi"/>
+          <w:b/>
+          <w:bCs/>
+          <w:sz w:val="20"/>
+          <w:szCs w:val="20"/>
+        </w:rPr>
+      </w:pPr>
+    </w:p>
+    <w:p>
+      <w:pPr>
+        <w:spacing w:after="0" w:line="240" w:lineRule="auto"/>
+        <w:rPr>
+          <w:rFonts w:cstheme="minorHAnsi"/>
+          <w:b/>
+          <w:bCs/>
+          <w:sz w:val="20"/>
+          <w:szCs w:val="20"/>
+        </w:rPr>
+      </w:pPr>
+    </w:p>
+    <w:p>
+      <w:pPr>
+        <w:pBdr>
+          <w:bottom w:val="single" w:sz="6" w:space="1" w:color="auto"/>
+        </w:pBdr>
+        <w:spacing w:after="0" w:line="240" w:lineRule="auto"/>
+        <w:rPr>
+          <w:rFonts w:cstheme="minorHAnsi"/>
+          <w:sz w:val="20"/>
+          <w:szCs w:val="20"/>
+        </w:rPr>
+      </w:pPr>
+    </w:p>
+    <w:p>
+      <w:pPr>
+        <w:spacing w:after="0" w:line="240" w:lineRule="auto"/>
+        <w:rPr>
+          <w:rFonts w:cstheme="minorHAnsi"/>
+          <w:b/>
+          <w:bCs/>
+          <w:sz w:val="20"/>
+          <w:szCs w:val="20"/>
+        </w:rPr>
+      </w:pPr>
+    </w:p>
+    <w:p>
+      <w:pPr>
+        <w:spacing w:after="0" w:line="240" w:lineRule="auto"/>
+        <w:rPr>
+          <w:rFonts w:cstheme="minorHAnsi"/>
+          <w:b/>
+          <w:bCs/>
+          <w:sz w:val="20"/>
+          <w:szCs w:val="20"/>
+        </w:rPr>
+      </w:pPr>
+    </w:p>
+    <w:p>
+      <w:pPr>
+        <w:spacing w:after="0" w:line="240" w:lineRule="auto"/>
+        <w:rPr>
+          <w:rFonts w:cstheme="minorHAnsi"/>
+          <w:b/>
+          <w:bCs/>
+          <w:sz w:val="20"/>
+          <w:szCs w:val="20"/>
+        </w:rPr>
+      </w:pPr>
+    </w:p>
+    <w:p>
+      <w:pPr>
+        <w:spacing w:after="0" w:line="240" w:lineRule="auto"/>
+        <w:rPr>
+          <w:rFonts w:cstheme="minorHAnsi"/>
+          <w:b/>
+          <w:bCs/>
+          <w:sz w:val="20"/>
+          <w:szCs w:val="20"/>
+        </w:rPr>
+      </w:pPr>
+    </w:p>
+    <w:p>
+      <w:pPr>
+        <w:spacing w:after="0" w:line="240" w:lineRule="auto"/>
+        <w:rPr>
+          <w:rFonts w:cstheme="minorHAnsi"/>
+          <w:b/>
+          <w:bCs/>
+          <w:sz w:val="20"/>
+          <w:szCs w:val="20"/>
+        </w:rPr>
+      </w:pPr>
+    </w:p>
+    <w:p>
+      <w:pPr>
+        <w:spacing w:after="0" w:line="240" w:lineRule="auto"/>
+        <w:rPr>
+          <w:rFonts w:cstheme="minorHAnsi"/>
+          <w:b/>
+          <w:bCs/>
+          <w:sz w:val="20"/>
+          <w:szCs w:val="20"/>
+        </w:rPr>
+      </w:pPr>
+    </w:p>
+    <w:p>
+      <w:pPr>
+        <w:spacing w:after="0" w:line="240" w:lineRule="auto"/>
+        <w:rPr>
+          <w:rFonts w:cstheme="minorHAnsi"/>
+          <w:b/>
+          <w:bCs/>
+          <w:sz w:val="20"/>
+          <w:szCs w:val="20"/>
+        </w:rPr>
+      </w:pPr>
+    </w:p>
+    <w:p>
+      <w:pPr>
+        <w:spacing w:after="0" w:line="240" w:lineRule="auto"/>
+        <w:rPr>
+          <w:rFonts w:cstheme="minorHAnsi"/>
+          <w:b/>
+          <w:bCs/>
+          <w:sz w:val="20"/>
+          <w:szCs w:val="20"/>
+        </w:rPr>
+      </w:pPr>
+    </w:p>
+    <w:p>
+      <w:pPr>
+        <w:spacing w:after="0" w:line="240" w:lineRule="auto"/>
+        <w:rPr>
+          <w:rFonts w:cstheme="minorHAnsi"/>
+          <w:b/>
+          <w:bCs/>
+          <w:sz w:val="20"/>
+          <w:szCs w:val="20"/>
+        </w:rPr>
+      </w:pPr>
+    </w:p>
+    <w:p>
+      <w:pPr>
+        <w:spacing w:after="0" w:line="240" w:lineRule="auto"/>
+        <w:rPr>
+          <w:rFonts w:cstheme="minorHAnsi"/>
+          <w:b/>
+          <w:bCs/>
+          <w:sz w:val="20"/>
+          <w:szCs w:val="20"/>
+        </w:rPr>
+      </w:pPr>
+    </w:p>
+    <w:p>
+      <w:pPr>
+        <w:spacing w:after="0" w:line="240" w:lineRule="auto"/>
+        <w:rPr>
+          <w:rFonts w:cstheme="minorHAnsi"/>
+          <w:b/>
+          <w:bCs/>
+          <w:sz w:val="20"/>
+          <w:szCs w:val="20"/>
+        </w:rPr>
+      </w:pPr>
+    </w:p>
+    <w:p>
+      <w:pPr>
+        <w:pBdr>
+          <w:bottom w:val="single" w:sz="6" w:space="1" w:color="auto"/>
+        </w:pBdr>
+        <w:spacing w:after="0" w:line="240" w:lineRule="auto"/>
+        <w:rPr>
+          <w:rFonts w:cstheme="minorHAnsi"/>
+          <w:sz w:val="20"/>
+          <w:szCs w:val="20"/>
+        </w:rPr>
+      </w:pPr>
+    </w:p>
+    <w:p>
+      <w:pPr>
+        <w:spacing w:after="0" w:line="240" w:lineRule="auto"/>
+        <w:rPr>
+          <w:rFonts w:cstheme="minorHAnsi"/>
+          <w:b/>
+          <w:bCs/>
+          <w:sz w:val="20"/>
+          <w:szCs w:val="20"/>
+        </w:rPr>
+      </w:pPr>
+    </w:p>
+    <w:p>
+      <w:pPr>
+        <w:spacing w:after="0" w:line="240" w:lineRule="auto"/>
+        <w:rPr>
+          <w:rFonts w:cstheme="minorHAnsi"/>
+          <w:b/>
+          <w:bCs/>
+          <w:sz w:val="20"/>
+          <w:szCs w:val="20"/>
+        </w:rPr>
+      </w:pPr>
+    </w:p>
+    <w:p>
+      <w:pPr>
+        <w:spacing w:after="0" w:line="240" w:lineRule="auto"/>
+        <w:rPr>
+          <w:rFonts w:cstheme="minorHAnsi"/>
+          <w:b/>
+          <w:bCs/>
+          <w:sz w:val="20"/>
+          <w:szCs w:val="20"/>
+        </w:rPr>
+      </w:pPr>
+    </w:p>
+    <w:p>
+      <w:pPr>
+        <w:spacing w:after="0" w:line="240" w:lineRule="auto"/>
+        <w:rPr>
+          <w:rFonts w:cstheme="minorHAnsi"/>
+          <w:b/>
+          <w:bCs/>
+          <w:sz w:val="20"/>
+          <w:szCs w:val="20"/>
+        </w:rPr>
+      </w:pPr>
+    </w:p>
+    <w:p>
+      <w:pPr>
+        <w:spacing w:after="0" w:line="240" w:lineRule="auto"/>
+        <w:rPr>
+          <w:rFonts w:cstheme="minorHAnsi"/>
+          <w:b/>
+          <w:bCs/>
+          <w:sz w:val="20"/>
+          <w:szCs w:val="20"/>
+        </w:rPr>
+      </w:pPr>
+    </w:p>
+    <w:p>
+      <w:pPr>
+        <w:spacing w:after="0" w:line="240" w:lineRule="auto"/>
+        <w:rPr>
+          <w:rFonts w:cstheme="minorHAnsi"/>
+          <w:b/>
+          <w:bCs/>
+          <w:sz w:val="20"/>
+          <w:szCs w:val="20"/>
+        </w:rPr>
+      </w:pPr>
+    </w:p>
+    <w:p>
+      <w:pPr>
+        <w:spacing w:after="0" w:line="240" w:lineRule="auto"/>
+        <w:rPr>
+          <w:rFonts w:cstheme="minorHAnsi"/>
+          <w:b/>
+          <w:bCs/>
+          <w:sz w:val="20"/>
+          <w:szCs w:val="20"/>
+        </w:rPr>
+      </w:pPr>
+    </w:p>
+    <w:p>
+      <w:pPr>
+        <w:spacing w:after="0" w:line="240" w:lineRule="auto"/>
+        <w:rPr>
+          <w:rFonts w:cstheme="minorHAnsi"/>
+          <w:b/>
+          <w:bCs/>
+          <w:sz w:val="20"/>
+          <w:szCs w:val="20"/>
+        </w:rPr>
+      </w:pPr>
+    </w:p>
+    <w:p>
+      <w:pPr>
+        <w:spacing w:after="0" w:line="240" w:lineRule="auto"/>
+        <w:rPr>
+          <w:rFonts w:cstheme="minorHAnsi"/>
+          <w:b/>
+          <w:bCs/>
+          <w:sz w:val="20"/>
+          <w:szCs w:val="20"/>
+        </w:rPr>
+      </w:pPr>
+    </w:p>
+    <w:p>
+      <w:pPr>
+        <w:spacing w:after="0" w:line="240" w:lineRule="auto"/>
+        <w:rPr>
+          <w:rFonts w:cstheme="minorHAnsi"/>
+          <w:b/>
+          <w:bCs/>
+          <w:sz w:val="20"/>
+          <w:szCs w:val="20"/>
+        </w:rPr>
+      </w:pPr>
+    </w:p>
+    <w:p>
+      <w:pPr>
+        <w:pBdr>
+          <w:bottom w:val="single" w:sz="6" w:space="1" w:color="auto"/>
+        </w:pBdr>
+        <w:spacing w:after="0" w:line="240" w:lineRule="auto"/>
+        <w:rPr>
+          <w:rFonts w:cstheme="minorHAnsi"/>
+          <w:sz w:val="20"/>
+          <w:szCs w:val="20"/>
+        </w:rPr>
+      </w:pPr>
+    </w:p>
+    <w:p>
+      <w:pPr>
+        <w:spacing w:after="0" w:line="240" w:lineRule="auto"/>
+        <w:rPr>
+          <w:rFonts w:cstheme="minorHAnsi"/>
+          <w:b/>
+          <w:bCs/>
+          <w:sz w:val="20"/>
+          <w:szCs w:val="20"/>
+        </w:rPr>
+      </w:pPr>
+    </w:p>
+    <w:p>
+      <w:pPr>
+        <w:spacing w:after="0" w:line="240" w:lineRule="auto"/>
+        <w:rPr>
+          <w:rFonts w:cstheme="minorHAnsi"/>
+          <w:b/>
+          <w:bCs/>
+          <w:sz w:val="20"/>
+          <w:szCs w:val="20"/>
+        </w:rPr>
+      </w:pPr>
+    </w:p>
+    <w:p>
+      <w:pPr>
+        <w:spacing w:after="0" w:line="240" w:lineRule="auto"/>
+        <w:rPr>
+          <w:rFonts w:cstheme="minorHAnsi"/>
+          <w:b/>
+          <w:bCs/>
+          <w:sz w:val="20"/>
+          <w:szCs w:val="20"/>
+        </w:rPr>
+      </w:pPr>
+    </w:p>
+    <w:p>
+      <w:pPr>
+        <w:spacing w:after="0" w:line="240" w:lineRule="auto"/>
+        <w:rPr>
+          <w:rFonts w:cstheme="minorHAnsi"/>
+          <w:b/>
+          <w:bCs/>
+          <w:sz w:val="20"/>
+          <w:szCs w:val="20"/>
+        </w:rPr>
+      </w:pPr>
+    </w:p>
+    <w:p>
+      <w:pPr>
+        <w:spacing w:after="0" w:line="240" w:lineRule="auto"/>
+        <w:rPr>
+          <w:rFonts w:cstheme="minorHAnsi"/>
+          <w:b/>
+          <w:bCs/>
+          <w:sz w:val="20"/>
+          <w:szCs w:val="20"/>
+        </w:rPr>
+      </w:pPr>
+    </w:p>
+    <w:p>
+      <w:pPr>
+        <w:spacing w:after="0" w:line="240" w:lineRule="auto"/>
+        <w:rPr>
+          <w:rFonts w:cstheme="minorHAnsi"/>
+          <w:b/>
+          <w:bCs/>
+          <w:sz w:val="20"/>
+          <w:szCs w:val="20"/>
+        </w:rPr>
+      </w:pPr>
+    </w:p>
+    <w:p>
+      <w:pPr>
+        <w:spacing w:after="0" w:line="240" w:lineRule="auto"/>
+        <w:rPr>
+          <w:rFonts w:cstheme="minorHAnsi"/>
+          <w:b/>
+          <w:bCs/>
+          <w:sz w:val="20"/>
+          <w:szCs w:val="20"/>
+        </w:rPr>
+      </w:pPr>
+    </w:p>
+    <w:p>
+      <w:pPr>
+        <w:spacing w:after="0" w:line="240" w:lineRule="auto"/>
+        <w:rPr>
+          <w:rFonts w:cstheme="minorHAnsi"/>
+          <w:b/>
+          <w:bCs/>
+          <w:sz w:val="20"/>
+          <w:szCs w:val="20"/>
+        </w:rPr>
+      </w:pPr>
+    </w:p>
+    <w:p>
+      <w:pPr>
+        <w:spacing w:after="0" w:line="240" w:lineRule="auto"/>
+        <w:rPr>
+          <w:rFonts w:cstheme="minorHAnsi"/>
+          <w:b/>
+          <w:bCs/>
+          <w:sz w:val="20"/>
+          <w:szCs w:val="20"/>
+        </w:rPr>
+      </w:pPr>
+    </w:p>
+    <w:p>
+      <w:pPr>
+        <w:spacing w:after="0" w:line="240" w:lineRule="auto"/>
+        <w:rPr>
+          <w:rFonts w:cstheme="minorHAnsi"/>
+          <w:b/>
+          <w:bCs/>
+          <w:sz w:val="20"/>
+          <w:szCs w:val="20"/>
+        </w:rPr>
+      </w:pPr>
+    </w:p>
+    <w:p>
+      <w:pPr>
+        <w:pBdr>
+          <w:bottom w:val="single" w:sz="6" w:space="1" w:color="auto"/>
+        </w:pBdr>
+        <w:spacing w:after="0" w:line="240" w:lineRule="auto"/>
+        <w:rPr>
+          <w:rFonts w:cstheme="minorHAnsi"/>
+          <w:sz w:val="20"/>
+          <w:szCs w:val="20"/>
+        </w:rPr>
+      </w:pPr>
+    </w:p>
+    <w:p>
+      <w:pPr>
+        <w:spacing w:after="0" w:line="240" w:lineRule="auto"/>
+        <w:rPr>
+          <w:rFonts w:cstheme="minorHAnsi"/>
+          <w:b/>
+          <w:bCs/>
+          <w:sz w:val="20"/>
+          <w:szCs w:val="20"/>
+        </w:rPr>
+      </w:pPr>
+    </w:p>
+    <w:p>
+      <w:pPr>
+        <w:spacing w:after="0" w:line="240" w:lineRule="auto"/>
+        <w:rPr>
+          <w:rFonts w:cstheme="minorHAnsi"/>
+          <w:b/>
+          <w:bCs/>
+          <w:sz w:val="20"/>
+          <w:szCs w:val="20"/>
+        </w:rPr>
+      </w:pPr>
+    </w:p>
+    <w:p>
+      <w:pPr>
+        <w:spacing w:after="0" w:line="240" w:lineRule="auto"/>
+        <w:rPr>
+          <w:rFonts w:cstheme="minorHAnsi"/>
+          <w:b/>
+          <w:bCs/>
+          <w:sz w:val="20"/>
+          <w:szCs w:val="20"/>
+        </w:rPr>
+      </w:pPr>
+    </w:p>
+    <w:p>
+      <w:pPr>
+        <w:spacing w:after="0" w:line="240" w:lineRule="auto"/>
+        <w:rPr>
+          <w:rFonts w:cstheme="minorHAnsi"/>
+          <w:b/>
+          <w:bCs/>
+          <w:sz w:val="20"/>
+          <w:szCs w:val="20"/>
+        </w:rPr>
+      </w:pPr>
+    </w:p>
+    <w:p>
+      <w:pPr>
+        <w:spacing w:after="0" w:line="240" w:lineRule="auto"/>
+        <w:rPr>
+          <w:rFonts w:cstheme="minorHAnsi"/>
+          <w:b/>
+          <w:bCs/>
+          <w:sz w:val="20"/>
+          <w:szCs w:val="20"/>
+        </w:rPr>
+      </w:pPr>
+    </w:p>
+    <w:p>
+      <w:pPr>
+        <w:spacing w:after="0" w:line="240" w:lineRule="auto"/>
+        <w:rPr>
+          <w:rFonts w:cstheme="minorHAnsi"/>
+          <w:b/>
+          <w:bCs/>
+          <w:sz w:val="20"/>
+          <w:szCs w:val="20"/>
+        </w:rPr>
+      </w:pPr>
+    </w:p>
+    <w:p>
+      <w:pPr>
+        <w:spacing w:after="0" w:line="240" w:lineRule="auto"/>
+        <w:rPr>
+          <w:rFonts w:cstheme="minorHAnsi"/>
+          <w:b/>
+          <w:bCs/>
+          <w:sz w:val="20"/>
+          <w:szCs w:val="20"/>
+        </w:rPr>
+      </w:pPr>
+    </w:p>
+    <w:p>
+      <w:pPr>
+        <w:spacing w:after="0" w:line="240" w:lineRule="auto"/>
+        <w:rPr>
+          <w:rFonts w:cstheme="minorHAnsi"/>
+          <w:b/>
+          <w:bCs/>
+          <w:sz w:val="20"/>
+          <w:szCs w:val="20"/>
+        </w:rPr>
+      </w:pPr>
+    </w:p>
+    <w:p>
+      <w:pPr>
+        <w:spacing w:after="0" w:line="240" w:lineRule="auto"/>
+        <w:rPr>
+          <w:rFonts w:cstheme="minorHAnsi"/>
+          <w:b/>
+          <w:bCs/>
+          <w:sz w:val="20"/>
+          <w:szCs w:val="20"/>
+        </w:rPr>
+      </w:pPr>
+    </w:p>
+    <w:p>
+      <w:pPr>
+        <w:spacing w:after="0" w:line="240" w:lineRule="auto"/>
+        <w:rPr>
+          <w:rFonts w:cstheme="minorHAnsi"/>
+          <w:b/>
+          <w:bCs/>
+          <w:sz w:val="20"/>
+          <w:szCs w:val="20"/>
+        </w:rPr>
+      </w:pPr>
+    </w:p>
+    <w:p>
+      <w:pPr>
+        <w:spacing w:after="0" w:line="240" w:lineRule="auto"/>
+        <w:rPr>
+          <w:rFonts w:cstheme="minorHAnsi"/>
+          <w:b/>
+          <w:bCs/>
+          <w:sz w:val="20"/>
+          <w:szCs w:val="20"/>
+        </w:rPr>
+      </w:pPr>
+    </w:p>
+    <w:p>
+      <w:pPr>
+        <w:pBdr>
+          <w:bottom w:val="single" w:sz="6" w:space="1" w:color="auto"/>
+        </w:pBdr>
+        <w:spacing w:after="0" w:line="240" w:lineRule="auto"/>
+        <w:rPr>
+          <w:rFonts w:cstheme="minorHAnsi"/>
+          <w:sz w:val="20"/>
+          <w:szCs w:val="20"/>
+        </w:rPr>
+      </w:pPr>
+    </w:p>
+    <w:p>
+      <w:pPr>
+        <w:spacing w:after="0" w:line="240" w:lineRule="auto"/>
+        <w:rPr>
+          <w:rFonts w:cstheme="minorHAnsi"/>
+          <w:b/>
+          <w:bCs/>
+          <w:sz w:val="20"/>
+          <w:szCs w:val="20"/>
+        </w:rPr>
+      </w:pPr>
+    </w:p>
+    <w:p>
+      <w:pPr>
+        <w:spacing w:after="0" w:line="240" w:lineRule="auto"/>
+        <w:rPr>
+          <w:rFonts w:cstheme="minorHAnsi"/>
+          <w:b/>
+          <w:bCs/>
+          <w:sz w:val="20"/>
+          <w:szCs w:val="20"/>
+        </w:rPr>
+      </w:pPr>
+    </w:p>
+    <w:p>
+      <w:pPr>
+        <w:spacing w:after="0" w:line="240" w:lineRule="auto"/>
+        <w:rPr>
+          <w:rFonts w:cstheme="minorHAnsi"/>
+          <w:b/>
+          <w:bCs/>
+          <w:sz w:val="20"/>
+          <w:szCs w:val="20"/>
+        </w:rPr>
+      </w:pPr>
+    </w:p>
+    <w:p>
+      <w:pPr>
+        <w:spacing w:after="0" w:line="240" w:lineRule="auto"/>
+        <w:rPr>
+          <w:rFonts w:cstheme="minorHAnsi"/>
+          <w:b/>
+          <w:bCs/>
+          <w:sz w:val="20"/>
+          <w:szCs w:val="20"/>
+        </w:rPr>
+      </w:pPr>
+    </w:p>
+    <w:p>
+      <w:pPr>
+        <w:spacing w:after="0" w:line="240" w:lineRule="auto"/>
+        <w:rPr>
+          <w:rFonts w:cstheme="minorHAnsi"/>
+          <w:b/>
+          <w:bCs/>
+          <w:sz w:val="20"/>
+          <w:szCs w:val="20"/>
+        </w:rPr>
+      </w:pPr>
+    </w:p>
+    <w:p>
+      <w:pPr>
+        <w:spacing w:after="0" w:line="240" w:lineRule="auto"/>
+        <w:rPr>
+          <w:rFonts w:cstheme="minorHAnsi"/>
+          <w:b/>
+          <w:bCs/>
+          <w:sz w:val="20"/>
+          <w:szCs w:val="20"/>
+        </w:rPr>
+      </w:pPr>
+    </w:p>
+    <w:p>
+      <w:pPr>
+        <w:spacing w:after="0" w:line="240" w:lineRule="auto"/>
+        <w:rPr>
+          <w:rFonts w:cstheme="minorHAnsi"/>
+          <w:b/>
+          <w:bCs/>
+          <w:sz w:val="20"/>
+          <w:szCs w:val="20"/>
+        </w:rPr>
+      </w:pPr>
+    </w:p>
+    <w:p>
+      <w:pPr>
+        <w:spacing w:after="0" w:line="240" w:lineRule="auto"/>
+        <w:rPr>
+          <w:rFonts w:cstheme="minorHAnsi"/>
+          <w:b/>
+          <w:bCs/>
+          <w:sz w:val="20"/>
+          <w:szCs w:val="20"/>
+        </w:rPr>
+      </w:pPr>
+    </w:p>
+    <w:p>
+      <w:pPr>
+        <w:spacing w:after="0" w:line="240" w:lineRule="auto"/>
+        <w:rPr>
+          <w:rFonts w:cstheme="minorHAnsi"/>
+          <w:b/>
+          <w:bCs/>
+          <w:sz w:val="20"/>
+          <w:szCs w:val="20"/>
+        </w:rPr>
+      </w:pPr>
+    </w:p>
+    <w:p>
+      <w:pPr>
+        <w:spacing w:after="0" w:line="240" w:lineRule="auto"/>
+        <w:rPr>
+          <w:rFonts w:cstheme="minorHAnsi"/>
+          <w:b/>
+          <w:bCs/>
+          <w:sz w:val="20"/>
+          <w:szCs w:val="20"/>
+        </w:rPr>
+      </w:pPr>
+    </w:p>
+    <w:p>
+      <w:pPr>
+        <w:pBdr>
+          <w:bottom w:val="single" w:sz="6" w:space="1" w:color="auto"/>
+        </w:pBdr>
+        <w:spacing w:after="0" w:line="240" w:lineRule="auto"/>
+        <w:rPr>
+          <w:rFonts w:cstheme="minorHAnsi"/>
+          <w:sz w:val="20"/>
+          <w:szCs w:val="20"/>
+        </w:rPr>
+      </w:pPr>
+    </w:p>
+    <w:p>
+      <w:pPr>
+        <w:spacing w:after="0" w:line="240" w:lineRule="auto"/>
+        <w:rPr>
+          <w:rFonts w:cstheme="minorHAnsi"/>
+          <w:b/>
+          <w:bCs/>
+          <w:sz w:val="20"/>
+          <w:szCs w:val="20"/>
+        </w:rPr>
+      </w:pPr>
+    </w:p>
+    <w:p>
+      <w:pPr>
+        <w:spacing w:after="0" w:line="240" w:lineRule="auto"/>
+        <w:rPr>
+          <w:rFonts w:cstheme="minorHAnsi"/>
+          <w:b/>
+          <w:bCs/>
+          <w:sz w:val="20"/>
+          <w:szCs w:val="20"/>
+        </w:rPr>
+      </w:pPr>
+    </w:p>
+    <w:p>
+      <w:pPr>
+        <w:spacing w:after="0" w:line="240" w:lineRule="auto"/>
+        <w:rPr>
+          <w:rFonts w:cstheme="minorHAnsi"/>
+          <w:b/>
+          <w:bCs/>
+          <w:sz w:val="20"/>
+          <w:szCs w:val="20"/>
+        </w:rPr>
+      </w:pPr>
+    </w:p>
+    <w:p>
+      <w:pPr>
+        <w:spacing w:after="0" w:line="240" w:lineRule="auto"/>
+        <w:rPr>
+          <w:rFonts w:cstheme="minorHAnsi"/>
+          <w:b/>
+          <w:bCs/>
+          <w:sz w:val="20"/>
+          <w:szCs w:val="20"/>
+        </w:rPr>
+      </w:pPr>
+    </w:p>
+    <w:p>
+      <w:pPr>
+        <w:spacing w:after="0" w:line="240" w:lineRule="auto"/>
+        <w:rPr>
+          <w:rFonts w:cstheme="minorHAnsi"/>
+          <w:b/>
+          <w:bCs/>
+          <w:sz w:val="20"/>
+          <w:szCs w:val="20"/>
+        </w:rPr>
+      </w:pPr>
+    </w:p>
+    <w:p>
+      <w:pPr>
+        <w:spacing w:after="0" w:line="240" w:lineRule="auto"/>
+        <w:rPr>
+          <w:rFonts w:cstheme="minorHAnsi"/>
+          <w:b/>
+          <w:bCs/>
+          <w:sz w:val="20"/>
+          <w:szCs w:val="20"/>
+        </w:rPr>
+      </w:pPr>
+    </w:p>
+    <w:p>
+      <w:pPr>
+        <w:spacing w:after="0" w:line="240" w:lineRule="auto"/>
+        <w:rPr>
+          <w:rFonts w:cstheme="minorHAnsi"/>
+          <w:b/>
+          <w:bCs/>
+          <w:sz w:val="20"/>
+          <w:szCs w:val="20"/>
+        </w:rPr>
+      </w:pPr>
+    </w:p>
+    <w:p>
+      <w:pPr>
+        <w:spacing w:after="0" w:line="240" w:lineRule="auto"/>
+        <w:rPr>
+          <w:rFonts w:cstheme="minorHAnsi"/>
+          <w:b/>
+          <w:bCs/>
+          <w:sz w:val="20"/>
+          <w:szCs w:val="20"/>
+        </w:rPr>
+      </w:pPr>
+    </w:p>
+    <w:p>
+      <w:pPr>
+        <w:spacing w:after="0" w:line="240" w:lineRule="auto"/>
+        <w:rPr>
+          <w:rFonts w:cstheme="minorHAnsi"/>
+          <w:b/>
+          <w:bCs/>
+          <w:sz w:val="20"/>
+          <w:szCs w:val="20"/>
+        </w:rPr>
+      </w:pPr>
+    </w:p>
+    <w:p>
+      <w:pPr>
+        <w:spacing w:after="0" w:line="240" w:lineRule="auto"/>
+        <w:rPr>
+          <w:rFonts w:cstheme="minorHAnsi"/>
+          <w:b/>
+          <w:bCs/>
+          <w:sz w:val="20"/>
+          <w:szCs w:val="20"/>
+        </w:rPr>
+      </w:pPr>
+    </w:p>
+    <w:p>
+      <w:pPr>
+        <w:spacing w:after="0" w:line="240" w:lineRule="auto"/>
+        <w:rPr>
+          <w:rFonts w:cstheme="minorHAnsi"/>
+          <w:b/>
+          <w:bCs/>
+          <w:sz w:val="20"/>
+          <w:szCs w:val="20"/>
+        </w:rPr>
+      </w:pPr>
+    </w:p>
+    <w:p>
+      <w:pPr>
+        <w:spacing w:after="0" w:line="240" w:lineRule="auto"/>
+        <w:rPr>
+          <w:rFonts w:cstheme="minorHAnsi"/>
+          <w:b/>
+          <w:bCs/>
+          <w:sz w:val="20"/>
+          <w:szCs w:val="20"/>
+        </w:rPr>
+      </w:pPr>
+    </w:p>
+    <w:p>
+      <w:pPr>
+        <w:spacing w:after="0" w:line="240" w:lineRule="auto"/>
+        <w:rPr>
+          <w:rFonts w:cstheme="minorHAnsi"/>
+          <w:b/>
+          <w:bCs/>
+          <w:sz w:val="20"/>
+          <w:szCs w:val="20"/>
+        </w:rPr>
+      </w:pPr>
+    </w:p>
+    <w:p>
+      <w:pPr>
+        <w:pBdr>
+          <w:bottom w:val="single" w:sz="6" w:space="1" w:color="auto"/>
+        </w:pBdr>
+        <w:spacing w:after="0" w:line="240" w:lineRule="auto"/>
+        <w:rPr>
+          <w:rFonts w:cstheme="minorHAnsi"/>
+          <w:sz w:val="20"/>
+          <w:szCs w:val="20"/>
+        </w:rPr>
+      </w:pPr>
+    </w:p>
+    <w:p>
+      <w:pPr>
+        <w:spacing w:after="0" w:line="240" w:lineRule="auto"/>
+        <w:rPr>
+          <w:rFonts w:cstheme="minorHAnsi"/>
+          <w:b/>
+          <w:bCs/>
+          <w:sz w:val="20"/>
+          <w:szCs w:val="20"/>
+        </w:rPr>
+      </w:pPr>
+    </w:p>
+    <w:p>
+      <w:pPr>
+        <w:spacing w:after="0" w:line="240" w:lineRule="auto"/>
+        <w:rPr>
+          <w:rFonts w:cstheme="minorHAnsi"/>
+          <w:b/>
+          <w:bCs/>
+          <w:sz w:val="20"/>
+          <w:szCs w:val="20"/>
+        </w:rPr>
+      </w:pPr>
+    </w:p>
+    <w:p>
+      <w:pPr>
+        <w:spacing w:after="0" w:line="240" w:lineRule="auto"/>
+        <w:rPr>
+          <w:rFonts w:cstheme="minorHAnsi"/>
+          <w:b/>
+          <w:bCs/>
+          <w:sz w:val="20"/>
+          <w:szCs w:val="20"/>
+        </w:rPr>
+      </w:pPr>
+    </w:p>
+    <w:p>
+      <w:pPr>
+        <w:spacing w:after="0" w:line="240" w:lineRule="auto"/>
+        <w:rPr>
+          <w:rFonts w:cstheme="minorHAnsi"/>
+          <w:b/>
+          <w:bCs/>
+          <w:sz w:val="20"/>
+          <w:szCs w:val="20"/>
+        </w:rPr>
+      </w:pPr>
+    </w:p>
+    <w:p>
+      <w:pPr>
+        <w:spacing w:after="0" w:line="240" w:lineRule="auto"/>
+        <w:rPr>
+          <w:rFonts w:cstheme="minorHAnsi"/>
+          <w:b/>
+          <w:bCs/>
+          <w:sz w:val="20"/>
+          <w:szCs w:val="20"/>
+        </w:rPr>
+      </w:pPr>
+    </w:p>
+    <w:p>
+      <w:pPr>
+        <w:spacing w:after="0" w:line="240" w:lineRule="auto"/>
+        <w:rPr>
+          <w:rFonts w:cstheme="minorHAnsi"/>
+          <w:b/>
+          <w:bCs/>
+          <w:sz w:val="20"/>
+          <w:szCs w:val="20"/>
+        </w:rPr>
+      </w:pPr>
+    </w:p>
+    <w:p>
+      <w:pPr>
+        <w:spacing w:after="0" w:line="240" w:lineRule="auto"/>
+        <w:rPr>
+          <w:rFonts w:cstheme="minorHAnsi"/>
+          <w:b/>
+          <w:bCs/>
+          <w:sz w:val="20"/>
+          <w:szCs w:val="20"/>
+        </w:rPr>
+      </w:pPr>
+    </w:p>
+    <w:p>
+      <w:pPr>
+        <w:spacing w:after="0" w:line="240" w:lineRule="auto"/>
+        <w:rPr>
+          <w:rFonts w:cstheme="minorHAnsi"/>
+          <w:b/>
+          <w:bCs/>
+          <w:sz w:val="20"/>
+          <w:szCs w:val="20"/>
+        </w:rPr>
+      </w:pPr>
+    </w:p>
+    <w:p>
+      <w:pPr>
+        <w:spacing w:after="0" w:line="240" w:lineRule="auto"/>
+        <w:rPr>
+          <w:rFonts w:cstheme="minorHAnsi"/>
+          <w:b/>
+          <w:bCs/>
+          <w:sz w:val="20"/>
+          <w:szCs w:val="20"/>
+        </w:rPr>
+      </w:pPr>
+    </w:p>
+    <w:p>
+      <w:pPr>
+        <w:spacing w:after="0" w:line="240" w:lineRule="auto"/>
+        <w:rPr>
+          <w:rFonts w:cstheme="minorHAnsi"/>
+          <w:b/>
+          <w:bCs/>
+          <w:sz w:val="20"/>
+          <w:szCs w:val="20"/>
+        </w:rPr>
+      </w:pPr>
+    </w:p>
+    <w:p>
+      <w:pPr>
+        <w:pBdr>
+          <w:bottom w:val="single" w:sz="6" w:space="1" w:color="auto"/>
+        </w:pBdr>
+        <w:spacing w:after="0" w:line="240" w:lineRule="auto"/>
+        <w:rPr>
+          <w:rFonts w:cstheme="minorHAnsi"/>
+          <w:sz w:val="20"/>
+          <w:szCs w:val="20"/>
+        </w:rPr>
+      </w:pPr>
+    </w:p>
+    <w:p>
+      <w:pPr>
+        <w:spacing w:after="0" w:line="240" w:lineRule="auto"/>
+        <w:rPr>
+          <w:rFonts w:cstheme="minorHAnsi"/>
+          <w:b/>
+          <w:bCs/>
+          <w:sz w:val="20"/>
+          <w:szCs w:val="20"/>
+        </w:rPr>
+      </w:pPr>
+    </w:p>
+    <w:p>
+      <w:pPr>
+        <w:spacing w:after="0" w:line="240" w:lineRule="auto"/>
+        <w:rPr>
+          <w:rFonts w:cstheme="minorHAnsi"/>
+          <w:b/>
+          <w:bCs/>
+          <w:sz w:val="20"/>
+          <w:szCs w:val="20"/>
+        </w:rPr>
+      </w:pPr>
+    </w:p>
+    <w:p>
+      <w:pPr>
+        <w:spacing w:after="0" w:line="240" w:lineRule="auto"/>
+        <w:rPr>
+          <w:rFonts w:cstheme="minorHAnsi"/>
+          <w:b/>
+          <w:bCs/>
+          <w:sz w:val="20"/>
+          <w:szCs w:val="20"/>
+        </w:rPr>
+      </w:pPr>
+    </w:p>
+    <w:p>
+      <w:pPr>
+        <w:spacing w:after="0" w:line="240" w:lineRule="auto"/>
+        <w:rPr>
+          <w:rFonts w:cstheme="minorHAnsi"/>
+          <w:b/>
+          <w:bCs/>
+          <w:sz w:val="20"/>
+          <w:szCs w:val="20"/>
+        </w:rPr>
+      </w:pPr>
+    </w:p>
+    <w:p>
+      <w:pPr>
+        <w:spacing w:after="0" w:line="240" w:lineRule="auto"/>
+        <w:rPr>
+          <w:rFonts w:cstheme="minorHAnsi"/>
+          <w:b/>
+          <w:bCs/>
+          <w:sz w:val="20"/>
+          <w:szCs w:val="20"/>
+        </w:rPr>
+      </w:pPr>
+    </w:p>
+    <w:p>
+      <w:pPr>
+        <w:spacing w:after="0" w:line="240" w:lineRule="auto"/>
+        <w:rPr>
+          <w:rFonts w:cstheme="minorHAnsi"/>
+          <w:b/>
+          <w:bCs/>
+          <w:sz w:val="20"/>
+          <w:szCs w:val="20"/>
+        </w:rPr>
+      </w:pPr>
+    </w:p>
+    <w:p>
+      <w:pPr>
+        <w:spacing w:after="0" w:line="240" w:lineRule="auto"/>
+        <w:rPr>
+          <w:rFonts w:cstheme="minorHAnsi"/>
+          <w:b/>
+          <w:bCs/>
+          <w:sz w:val="20"/>
+          <w:szCs w:val="20"/>
+        </w:rPr>
+      </w:pPr>
+    </w:p>
+    <w:p>
+      <w:pPr>
+        <w:spacing w:after="0" w:line="240" w:lineRule="auto"/>
+        <w:rPr>
+          <w:rFonts w:cstheme="minorHAnsi"/>
+          <w:b/>
+          <w:bCs/>
+          <w:sz w:val="20"/>
+          <w:szCs w:val="20"/>
+        </w:rPr>
+      </w:pPr>
+    </w:p>
+    <w:p>
+      <w:pPr>
+        <w:pBdr>
+          <w:bottom w:val="single" w:sz="6" w:space="1" w:color="auto"/>
+        </w:pBdr>
+        <w:spacing w:after="0" w:line="240" w:lineRule="auto"/>
+        <w:rPr>
+          <w:rFonts w:cstheme="minorHAnsi"/>
+          <w:sz w:val="20"/>
+          <w:szCs w:val="20"/>
+        </w:rPr>
+      </w:pPr>
+    </w:p>
+    <w:p>
+      <w:pPr>
+        <w:spacing w:after="0" w:line="240" w:lineRule="auto"/>
+        <w:rPr>
+          <w:rFonts w:cstheme="minorHAnsi"/>
+          <w:b/>
+          <w:bCs/>
+          <w:sz w:val="20"/>
+          <w:szCs w:val="20"/>
+        </w:rPr>
+      </w:pPr>
+    </w:p>
+    <w:p>
+      <w:pPr>
+        <w:spacing w:after="0" w:line="240" w:lineRule="auto"/>
+        <w:rPr>
+          <w:rFonts w:cstheme="minorHAnsi"/>
+          <w:b/>
+          <w:bCs/>
+          <w:sz w:val="20"/>
+          <w:szCs w:val="20"/>
+        </w:rPr>
+      </w:pPr>
+    </w:p>
+    <w:p>
+      <w:pPr>
+        <w:spacing w:after="0" w:line="240" w:lineRule="auto"/>
+        <w:rPr>
+          <w:rFonts w:cstheme="minorHAnsi"/>
+          <w:b/>
+          <w:bCs/>
+          <w:sz w:val="20"/>
+          <w:szCs w:val="20"/>
+        </w:rPr>
+      </w:pPr>
+    </w:p>
+    <w:p>
+      <w:pPr>
+        <w:spacing w:after="0" w:line="240" w:lineRule="auto"/>
+        <w:rPr>
+          <w:rFonts w:cstheme="minorHAnsi"/>
+          <w:b/>
+          <w:bCs/>
+          <w:sz w:val="20"/>
+          <w:szCs w:val="20"/>
+        </w:rPr>
+      </w:pPr>
+    </w:p>
+    <w:p>
+      <w:pPr>
+        <w:spacing w:after="0" w:line="240" w:lineRule="auto"/>
+        <w:rPr>
+          <w:rFonts w:cstheme="minorHAnsi"/>
+          <w:b/>
+          <w:bCs/>
+          <w:sz w:val="20"/>
+          <w:szCs w:val="20"/>
+        </w:rPr>
+      </w:pPr>
+    </w:p>
+    <w:p>
+      <w:pPr>
+        <w:spacing w:after="0" w:line="240" w:lineRule="auto"/>
+        <w:rPr>
+          <w:rFonts w:cstheme="minorHAnsi"/>
+          <w:b/>
+          <w:bCs/>
+          <w:sz w:val="20"/>
+          <w:szCs w:val="20"/>
+        </w:rPr>
+      </w:pPr>
+    </w:p>
+    <w:p>
+      <w:pPr>
+        <w:spacing w:after="0" w:line="240" w:lineRule="auto"/>
+        <w:rPr>
+          <w:rFonts w:cstheme="minorHAnsi"/>
+          <w:b/>
+          <w:bCs/>
+          <w:sz w:val="20"/>
+          <w:szCs w:val="20"/>
+        </w:rPr>
+      </w:pPr>
+    </w:p>
+    <w:p>
+      <w:pPr>
+        <w:spacing w:after="0" w:line="240" w:lineRule="auto"/>
+        <w:rPr>
+          <w:rFonts w:cstheme="minorHAnsi"/>
+          <w:b/>
+          <w:bCs/>
+          <w:sz w:val="20"/>
+          <w:szCs w:val="20"/>
+        </w:rPr>
+      </w:pPr>
+    </w:p>
+    <w:p>
+      <w:pPr>
+        <w:pBdr>
+          <w:bottom w:val="single" w:sz="6" w:space="1" w:color="auto"/>
+        </w:pBdr>
+        <w:spacing w:after="0" w:line="240" w:lineRule="auto"/>
+        <w:rPr>
+          <w:rFonts w:cstheme="minorHAnsi"/>
+          <w:sz w:val="20"/>
+          <w:szCs w:val="20"/>
+        </w:rPr>
+      </w:pPr>
+    </w:p>
+    <w:p>
+      <w:pPr>
+        <w:spacing w:after="0" w:line="240" w:lineRule="auto"/>
+        <w:rPr>
+          <w:rFonts w:cstheme="minorHAnsi"/>
+          <w:b/>
+          <w:bCs/>
+          <w:sz w:val="20"/>
+          <w:szCs w:val="20"/>
+        </w:rPr>
+      </w:pPr>
+    </w:p>
+    <w:p>
+      <w:pPr>
+        <w:spacing w:after="0" w:line="240" w:lineRule="auto"/>
+        <w:rPr>
+          <w:rFonts w:cstheme="minorHAnsi"/>
+          <w:b/>
+          <w:bCs/>
+          <w:sz w:val="20"/>
+          <w:szCs w:val="20"/>
+        </w:rPr>
+      </w:pPr>
+    </w:p>
+    <w:p>
+      <w:pPr>
+        <w:spacing w:after="0" w:line="240" w:lineRule="auto"/>
+        <w:rPr>
+          <w:rFonts w:cstheme="minorHAnsi"/>
+          <w:b/>
+          <w:bCs/>
+          <w:sz w:val="20"/>
+          <w:szCs w:val="20"/>
+        </w:rPr>
+      </w:pPr>
+    </w:p>
+    <w:p>
+      <w:pPr>
+        <w:spacing w:after="0" w:line="240" w:lineRule="auto"/>
+        <w:rPr>
+          <w:rFonts w:cstheme="minorHAnsi"/>
+          <w:b/>
+          <w:bCs/>
+          <w:sz w:val="20"/>
+          <w:szCs w:val="20"/>
+        </w:rPr>
+      </w:pPr>
+    </w:p>
+    <w:p>
+      <w:pPr>
+        <w:spacing w:after="0" w:line="240" w:lineRule="auto"/>
+        <w:rPr>
+          <w:rFonts w:cstheme="minorHAnsi"/>
+          <w:b/>
+          <w:bCs/>
+          <w:sz w:val="20"/>
+          <w:szCs w:val="20"/>
+        </w:rPr>
+      </w:pPr>
+    </w:p>
+    <w:p>
+      <w:pPr>
+        <w:spacing w:after="0" w:line="240" w:lineRule="auto"/>
+        <w:rPr>
+          <w:rFonts w:cstheme="minorHAnsi"/>
+          <w:b/>
+          <w:bCs/>
+          <w:sz w:val="20"/>
+          <w:szCs w:val="20"/>
+        </w:rPr>
+      </w:pPr>
+    </w:p>
+    <w:p>
+      <w:pPr>
+        <w:spacing w:after="0" w:line="240" w:lineRule="auto"/>
+        <w:rPr>
+          <w:rFonts w:cstheme="minorHAnsi"/>
+          <w:b/>
+          <w:bCs/>
+          <w:sz w:val="20"/>
+          <w:szCs w:val="20"/>
+        </w:rPr>
+      </w:pPr>
+    </w:p>
+    <w:p>
+      <w:pPr>
+        <w:spacing w:after="0" w:line="240" w:lineRule="auto"/>
+        <w:rPr>
+          <w:rFonts w:cstheme="minorHAnsi"/>
+          <w:b/>
+          <w:bCs/>
+          <w:sz w:val="20"/>
+          <w:szCs w:val="20"/>
+        </w:rPr>
+      </w:pPr>
+    </w:p>
+    <w:p>
+      <w:pPr>
+        <w:spacing w:after="0" w:line="240" w:lineRule="auto"/>
+        <w:rPr>
+          <w:rFonts w:cstheme="minorHAnsi"/>
+          <w:b/>
+          <w:bCs/>
+          <w:sz w:val="20"/>
+          <w:szCs w:val="20"/>
+        </w:rPr>
+      </w:pPr>
+    </w:p>
+    <w:p>
+      <w:pPr>
+        <w:spacing w:after="0" w:line="240" w:lineRule="auto"/>
+        <w:rPr>
+          <w:rFonts w:cstheme="minorHAnsi"/>
+          <w:b/>
+          <w:bCs/>
+          <w:sz w:val="20"/>
+          <w:szCs w:val="20"/>
+        </w:rPr>
+      </w:pPr>
     </w:p>
     <w:p>
       <w:pPr>
@@ -16598,6 +22697,119 @@
     </w:lvl>
   </w:abstractNum>
   <w:abstractNum w:abstractNumId="1" w15:restartNumberingAfterBreak="0">
+    <w:nsid w:val="02D00EB8"/>
+    <w:multiLevelType w:val="hybridMultilevel"/>
+    <w:tmpl w:val="AD481892"/>
+    <w:lvl w:ilvl="0" w:tplc="40090001">
+      <w:start w:val="1"/>
+      <w:numFmt w:val="bullet"/>
+      <w:lvlText w:val=""/>
+      <w:lvlJc w:val="left"/>
+      <w:pPr>
+        <w:ind w:left="720" w:hanging="360"/>
+      </w:pPr>
+      <w:rPr>
+        <w:rFonts w:ascii="Symbol" w:hAnsi="Symbol" w:hint="default"/>
+      </w:rPr>
+    </w:lvl>
+    <w:lvl w:ilvl="1" w:tplc="40090003" w:tentative="1">
+      <w:start w:val="1"/>
+      <w:numFmt w:val="bullet"/>
+      <w:lvlText w:val="o"/>
+      <w:lvlJc w:val="left"/>
+      <w:pPr>
+        <w:ind w:left="1440" w:hanging="360"/>
+      </w:pPr>
+      <w:rPr>
+        <w:rFonts w:ascii="Courier New" w:hAnsi="Courier New" w:cs="Courier New" w:hint="default"/>
+      </w:rPr>
+    </w:lvl>
+    <w:lvl w:ilvl="2" w:tplc="40090005" w:tentative="1">
+      <w:start w:val="1"/>
+      <w:numFmt w:val="bullet"/>
+      <w:lvlText w:val=""/>
+      <w:lvlJc w:val="left"/>
+      <w:pPr>
+        <w:ind w:left="2160" w:hanging="360"/>
+      </w:pPr>
+      <w:rPr>
+        <w:rFonts w:ascii="Wingdings" w:hAnsi="Wingdings" w:hint="default"/>
+      </w:rPr>
+    </w:lvl>
+    <w:lvl w:ilvl="3" w:tplc="40090001" w:tentative="1">
+      <w:start w:val="1"/>
+      <w:numFmt w:val="bullet"/>
+      <w:lvlText w:val=""/>
+      <w:lvlJc w:val="left"/>
+      <w:pPr>
+        <w:ind w:left="2880" w:hanging="360"/>
+      </w:pPr>
+      <w:rPr>
+        <w:rFonts w:ascii="Symbol" w:hAnsi="Symbol" w:hint="default"/>
+      </w:rPr>
+    </w:lvl>
+    <w:lvl w:ilvl="4" w:tplc="40090003" w:tentative="1">
+      <w:start w:val="1"/>
+      <w:numFmt w:val="bullet"/>
+      <w:lvlText w:val="o"/>
+      <w:lvlJc w:val="left"/>
+      <w:pPr>
+        <w:ind w:left="3600" w:hanging="360"/>
+      </w:pPr>
+      <w:rPr>
+        <w:rFonts w:ascii="Courier New" w:hAnsi="Courier New" w:cs="Courier New" w:hint="default"/>
+      </w:rPr>
+    </w:lvl>
+    <w:lvl w:ilvl="5" w:tplc="40090005" w:tentative="1">
+      <w:start w:val="1"/>
+      <w:numFmt w:val="bullet"/>
+      <w:lvlText w:val=""/>
+      <w:lvlJc w:val="left"/>
+      <w:pPr>
+        <w:ind w:left="4320" w:hanging="360"/>
+      </w:pPr>
+      <w:rPr>
+        <w:rFonts w:ascii="Wingdings" w:hAnsi="Wingdings" w:hint="default"/>
+      </w:rPr>
+    </w:lvl>
+    <w:lvl w:ilvl="6" w:tplc="40090001" w:tentative="1">
+      <w:start w:val="1"/>
+      <w:numFmt w:val="bullet"/>
+      <w:lvlText w:val=""/>
+      <w:lvlJc w:val="left"/>
+      <w:pPr>
+        <w:ind w:left="5040" w:hanging="360"/>
+      </w:pPr>
+      <w:rPr>
+        <w:rFonts w:ascii="Symbol" w:hAnsi="Symbol" w:hint="default"/>
+      </w:rPr>
+    </w:lvl>
+    <w:lvl w:ilvl="7" w:tplc="40090003" w:tentative="1">
+      <w:start w:val="1"/>
+      <w:numFmt w:val="bullet"/>
+      <w:lvlText w:val="o"/>
+      <w:lvlJc w:val="left"/>
+      <w:pPr>
+        <w:ind w:left="5760" w:hanging="360"/>
+      </w:pPr>
+      <w:rPr>
+        <w:rFonts w:ascii="Courier New" w:hAnsi="Courier New" w:cs="Courier New" w:hint="default"/>
+      </w:rPr>
+    </w:lvl>
+    <w:lvl w:ilvl="8" w:tplc="40090005" w:tentative="1">
+      <w:start w:val="1"/>
+      <w:numFmt w:val="bullet"/>
+      <w:lvlText w:val=""/>
+      <w:lvlJc w:val="left"/>
+      <w:pPr>
+        <w:ind w:left="6480" w:hanging="360"/>
+      </w:pPr>
+      <w:rPr>
+        <w:rFonts w:ascii="Wingdings" w:hAnsi="Wingdings" w:hint="default"/>
+      </w:rPr>
+    </w:lvl>
+  </w:abstractNum>
+  <w:abstractNum w:abstractNumId="2" w15:restartNumberingAfterBreak="0">
     <w:nsid w:val="03173945"/>
     <w:multiLevelType w:val="multilevel"/>
     <w:tmpl w:val="0360C26A"/>
@@ -16715,7 +22927,7 @@
       </w:rPr>
     </w:lvl>
   </w:abstractNum>
-  <w:abstractNum w:abstractNumId="2" w15:restartNumberingAfterBreak="0">
+  <w:abstractNum w:abstractNumId="3" w15:restartNumberingAfterBreak="0">
     <w:nsid w:val="06FE789C"/>
     <w:multiLevelType w:val="hybridMultilevel"/>
     <w:tmpl w:val="1F00965E"/>
@@ -16804,7 +23016,7 @@
       </w:pPr>
     </w:lvl>
   </w:abstractNum>
-  <w:abstractNum w:abstractNumId="3" w15:restartNumberingAfterBreak="0">
+  <w:abstractNum w:abstractNumId="4" w15:restartNumberingAfterBreak="0">
     <w:nsid w:val="073937AA"/>
     <w:multiLevelType w:val="multilevel"/>
     <w:tmpl w:val="D5EA266E"/>
@@ -16950,7 +23162,7 @@
       </w:rPr>
     </w:lvl>
   </w:abstractNum>
-  <w:abstractNum w:abstractNumId="4" w15:restartNumberingAfterBreak="0">
+  <w:abstractNum w:abstractNumId="5" w15:restartNumberingAfterBreak="0">
     <w:nsid w:val="09E84BD0"/>
     <w:multiLevelType w:val="hybridMultilevel"/>
     <w:tmpl w:val="7CB8FF24"/>
@@ -17063,7 +23275,7 @@
       </w:rPr>
     </w:lvl>
   </w:abstractNum>
-  <w:abstractNum w:abstractNumId="5" w15:restartNumberingAfterBreak="0">
+  <w:abstractNum w:abstractNumId="6" w15:restartNumberingAfterBreak="0">
     <w:nsid w:val="0A3137C5"/>
     <w:multiLevelType w:val="hybridMultilevel"/>
     <w:tmpl w:val="7F7E81B0"/>
@@ -17176,7 +23388,7 @@
       </w:rPr>
     </w:lvl>
   </w:abstractNum>
-  <w:abstractNum w:abstractNumId="6" w15:restartNumberingAfterBreak="0">
+  <w:abstractNum w:abstractNumId="7" w15:restartNumberingAfterBreak="0">
     <w:nsid w:val="0B491902"/>
     <w:multiLevelType w:val="hybridMultilevel"/>
     <w:tmpl w:val="2DC8A726"/>
@@ -17265,7 +23477,7 @@
       </w:pPr>
     </w:lvl>
   </w:abstractNum>
-  <w:abstractNum w:abstractNumId="7" w15:restartNumberingAfterBreak="0">
+  <w:abstractNum w:abstractNumId="8" w15:restartNumberingAfterBreak="0">
     <w:nsid w:val="0C86138C"/>
     <w:multiLevelType w:val="multilevel"/>
     <w:tmpl w:val="3ADC6AD6"/>
@@ -17414,7 +23626,7 @@
       </w:rPr>
     </w:lvl>
   </w:abstractNum>
-  <w:abstractNum w:abstractNumId="8" w15:restartNumberingAfterBreak="0">
+  <w:abstractNum w:abstractNumId="9" w15:restartNumberingAfterBreak="0">
     <w:nsid w:val="0D244A0E"/>
     <w:multiLevelType w:val="hybridMultilevel"/>
     <w:tmpl w:val="6426785E"/>
@@ -17527,7 +23739,7 @@
       </w:rPr>
     </w:lvl>
   </w:abstractNum>
-  <w:abstractNum w:abstractNumId="9" w15:restartNumberingAfterBreak="0">
+  <w:abstractNum w:abstractNumId="10" w15:restartNumberingAfterBreak="0">
     <w:nsid w:val="0DD25F8B"/>
     <w:multiLevelType w:val="hybridMultilevel"/>
     <w:tmpl w:val="477AA226"/>
@@ -17613,7 +23825,7 @@
       </w:pPr>
     </w:lvl>
   </w:abstractNum>
-  <w:abstractNum w:abstractNumId="10" w15:restartNumberingAfterBreak="0">
+  <w:abstractNum w:abstractNumId="11" w15:restartNumberingAfterBreak="0">
     <w:nsid w:val="0E1F63F5"/>
     <w:multiLevelType w:val="multilevel"/>
     <w:tmpl w:val="1A243F20"/>
@@ -17762,7 +23974,7 @@
       </w:rPr>
     </w:lvl>
   </w:abstractNum>
-  <w:abstractNum w:abstractNumId="11" w15:restartNumberingAfterBreak="0">
+  <w:abstractNum w:abstractNumId="12" w15:restartNumberingAfterBreak="0">
     <w:nsid w:val="0FBB3A09"/>
     <w:multiLevelType w:val="hybridMultilevel"/>
     <w:tmpl w:val="671615F8"/>
@@ -17875,7 +24087,7 @@
       </w:rPr>
     </w:lvl>
   </w:abstractNum>
-  <w:abstractNum w:abstractNumId="12" w15:restartNumberingAfterBreak="0">
+  <w:abstractNum w:abstractNumId="13" w15:restartNumberingAfterBreak="0">
     <w:nsid w:val="121C6840"/>
     <w:multiLevelType w:val="hybridMultilevel"/>
     <w:tmpl w:val="49F837F6"/>
@@ -17988,7 +24200,7 @@
       </w:rPr>
     </w:lvl>
   </w:abstractNum>
-  <w:abstractNum w:abstractNumId="13" w15:restartNumberingAfterBreak="0">
+  <w:abstractNum w:abstractNumId="14" w15:restartNumberingAfterBreak="0">
     <w:nsid w:val="122B3C61"/>
     <w:multiLevelType w:val="hybridMultilevel"/>
     <w:tmpl w:val="3ABA5B9E"/>
@@ -18074,7 +24286,7 @@
       </w:pPr>
     </w:lvl>
   </w:abstractNum>
-  <w:abstractNum w:abstractNumId="14" w15:restartNumberingAfterBreak="0">
+  <w:abstractNum w:abstractNumId="15" w15:restartNumberingAfterBreak="0">
     <w:nsid w:val="12EA5EA5"/>
     <w:multiLevelType w:val="hybridMultilevel"/>
     <w:tmpl w:val="576C2CCC"/>
@@ -18163,7 +24375,96 @@
       </w:pPr>
     </w:lvl>
   </w:abstractNum>
-  <w:abstractNum w:abstractNumId="15" w15:restartNumberingAfterBreak="0">
+  <w:abstractNum w:abstractNumId="16" w15:restartNumberingAfterBreak="0">
+    <w:nsid w:val="13584EDD"/>
+    <w:multiLevelType w:val="hybridMultilevel"/>
+    <w:tmpl w:val="9CC6EB00"/>
+    <w:lvl w:ilvl="0" w:tplc="249AB43E">
+      <w:start w:val="1"/>
+      <w:numFmt w:val="decimal"/>
+      <w:lvlText w:val="%1."/>
+      <w:lvlJc w:val="left"/>
+      <w:pPr>
+        <w:ind w:left="786" w:hanging="360"/>
+      </w:pPr>
+      <w:rPr>
+        <w:rFonts w:hint="default"/>
+      </w:rPr>
+    </w:lvl>
+    <w:lvl w:ilvl="1" w:tplc="40090019" w:tentative="1">
+      <w:start w:val="1"/>
+      <w:numFmt w:val="lowerLetter"/>
+      <w:lvlText w:val="%2."/>
+      <w:lvlJc w:val="left"/>
+      <w:pPr>
+        <w:ind w:left="1440" w:hanging="360"/>
+      </w:pPr>
+    </w:lvl>
+    <w:lvl w:ilvl="2" w:tplc="4009001B" w:tentative="1">
+      <w:start w:val="1"/>
+      <w:numFmt w:val="lowerRoman"/>
+      <w:lvlText w:val="%3."/>
+      <w:lvlJc w:val="right"/>
+      <w:pPr>
+        <w:ind w:left="2160" w:hanging="180"/>
+      </w:pPr>
+    </w:lvl>
+    <w:lvl w:ilvl="3" w:tplc="4009000F" w:tentative="1">
+      <w:start w:val="1"/>
+      <w:numFmt w:val="decimal"/>
+      <w:lvlText w:val="%4."/>
+      <w:lvlJc w:val="left"/>
+      <w:pPr>
+        <w:ind w:left="2880" w:hanging="360"/>
+      </w:pPr>
+    </w:lvl>
+    <w:lvl w:ilvl="4" w:tplc="40090019" w:tentative="1">
+      <w:start w:val="1"/>
+      <w:numFmt w:val="lowerLetter"/>
+      <w:lvlText w:val="%5."/>
+      <w:lvlJc w:val="left"/>
+      <w:pPr>
+        <w:ind w:left="3600" w:hanging="360"/>
+      </w:pPr>
+    </w:lvl>
+    <w:lvl w:ilvl="5" w:tplc="4009001B" w:tentative="1">
+      <w:start w:val="1"/>
+      <w:numFmt w:val="lowerRoman"/>
+      <w:lvlText w:val="%6."/>
+      <w:lvlJc w:val="right"/>
+      <w:pPr>
+        <w:ind w:left="4320" w:hanging="180"/>
+      </w:pPr>
+    </w:lvl>
+    <w:lvl w:ilvl="6" w:tplc="4009000F" w:tentative="1">
+      <w:start w:val="1"/>
+      <w:numFmt w:val="decimal"/>
+      <w:lvlText w:val="%7."/>
+      <w:lvlJc w:val="left"/>
+      <w:pPr>
+        <w:ind w:left="5040" w:hanging="360"/>
+      </w:pPr>
+    </w:lvl>
+    <w:lvl w:ilvl="7" w:tplc="40090019" w:tentative="1">
+      <w:start w:val="1"/>
+      <w:numFmt w:val="lowerLetter"/>
+      <w:lvlText w:val="%8."/>
+      <w:lvlJc w:val="left"/>
+      <w:pPr>
+        <w:ind w:left="5760" w:hanging="360"/>
+      </w:pPr>
+    </w:lvl>
+    <w:lvl w:ilvl="8" w:tplc="4009001B" w:tentative="1">
+      <w:start w:val="1"/>
+      <w:numFmt w:val="lowerRoman"/>
+      <w:lvlText w:val="%9."/>
+      <w:lvlJc w:val="right"/>
+      <w:pPr>
+        <w:ind w:left="6480" w:hanging="180"/>
+      </w:pPr>
+    </w:lvl>
+  </w:abstractNum>
+  <w:abstractNum w:abstractNumId="17" w15:restartNumberingAfterBreak="0">
     <w:nsid w:val="139D209E"/>
     <w:multiLevelType w:val="hybridMultilevel"/>
     <w:tmpl w:val="A9827BA0"/>
@@ -18249,7 +24550,7 @@
       </w:pPr>
     </w:lvl>
   </w:abstractNum>
-  <w:abstractNum w:abstractNumId="16" w15:restartNumberingAfterBreak="0">
+  <w:abstractNum w:abstractNumId="18" w15:restartNumberingAfterBreak="0">
     <w:nsid w:val="16AC671B"/>
     <w:multiLevelType w:val="hybridMultilevel"/>
     <w:tmpl w:val="AA4EE70E"/>
@@ -18338,7 +24639,7 @@
       </w:pPr>
     </w:lvl>
   </w:abstractNum>
-  <w:abstractNum w:abstractNumId="17" w15:restartNumberingAfterBreak="0">
+  <w:abstractNum w:abstractNumId="19" w15:restartNumberingAfterBreak="0">
     <w:nsid w:val="17BD5DE8"/>
     <w:multiLevelType w:val="hybridMultilevel"/>
     <w:tmpl w:val="CEDEA8D4"/>
@@ -18451,7 +24752,96 @@
       </w:rPr>
     </w:lvl>
   </w:abstractNum>
-  <w:abstractNum w:abstractNumId="18" w15:restartNumberingAfterBreak="0">
+  <w:abstractNum w:abstractNumId="20" w15:restartNumberingAfterBreak="0">
+    <w:nsid w:val="18511850"/>
+    <w:multiLevelType w:val="hybridMultilevel"/>
+    <w:tmpl w:val="B2F0107A"/>
+    <w:lvl w:ilvl="0" w:tplc="249AB43E">
+      <w:start w:val="1"/>
+      <w:numFmt w:val="decimal"/>
+      <w:lvlText w:val="%1."/>
+      <w:lvlJc w:val="left"/>
+      <w:pPr>
+        <w:ind w:left="786" w:hanging="360"/>
+      </w:pPr>
+      <w:rPr>
+        <w:rFonts w:hint="default"/>
+      </w:rPr>
+    </w:lvl>
+    <w:lvl w:ilvl="1" w:tplc="40090019" w:tentative="1">
+      <w:start w:val="1"/>
+      <w:numFmt w:val="lowerLetter"/>
+      <w:lvlText w:val="%2."/>
+      <w:lvlJc w:val="left"/>
+      <w:pPr>
+        <w:ind w:left="1440" w:hanging="360"/>
+      </w:pPr>
+    </w:lvl>
+    <w:lvl w:ilvl="2" w:tplc="4009001B" w:tentative="1">
+      <w:start w:val="1"/>
+      <w:numFmt w:val="lowerRoman"/>
+      <w:lvlText w:val="%3."/>
+      <w:lvlJc w:val="right"/>
+      <w:pPr>
+        <w:ind w:left="2160" w:hanging="180"/>
+      </w:pPr>
+    </w:lvl>
+    <w:lvl w:ilvl="3" w:tplc="4009000F" w:tentative="1">
+      <w:start w:val="1"/>
+      <w:numFmt w:val="decimal"/>
+      <w:lvlText w:val="%4."/>
+      <w:lvlJc w:val="left"/>
+      <w:pPr>
+        <w:ind w:left="2880" w:hanging="360"/>
+      </w:pPr>
+    </w:lvl>
+    <w:lvl w:ilvl="4" w:tplc="40090019" w:tentative="1">
+      <w:start w:val="1"/>
+      <w:numFmt w:val="lowerLetter"/>
+      <w:lvlText w:val="%5."/>
+      <w:lvlJc w:val="left"/>
+      <w:pPr>
+        <w:ind w:left="3600" w:hanging="360"/>
+      </w:pPr>
+    </w:lvl>
+    <w:lvl w:ilvl="5" w:tplc="4009001B" w:tentative="1">
+      <w:start w:val="1"/>
+      <w:numFmt w:val="lowerRoman"/>
+      <w:lvlText w:val="%6."/>
+      <w:lvlJc w:val="right"/>
+      <w:pPr>
+        <w:ind w:left="4320" w:hanging="180"/>
+      </w:pPr>
+    </w:lvl>
+    <w:lvl w:ilvl="6" w:tplc="4009000F" w:tentative="1">
+      <w:start w:val="1"/>
+      <w:numFmt w:val="decimal"/>
+      <w:lvlText w:val="%7."/>
+      <w:lvlJc w:val="left"/>
+      <w:pPr>
+        <w:ind w:left="5040" w:hanging="360"/>
+      </w:pPr>
+    </w:lvl>
+    <w:lvl w:ilvl="7" w:tplc="40090019" w:tentative="1">
+      <w:start w:val="1"/>
+      <w:numFmt w:val="lowerLetter"/>
+      <w:lvlText w:val="%8."/>
+      <w:lvlJc w:val="left"/>
+      <w:pPr>
+        <w:ind w:left="5760" w:hanging="360"/>
+      </w:pPr>
+    </w:lvl>
+    <w:lvl w:ilvl="8" w:tplc="4009001B" w:tentative="1">
+      <w:start w:val="1"/>
+      <w:numFmt w:val="lowerRoman"/>
+      <w:lvlText w:val="%9."/>
+      <w:lvlJc w:val="right"/>
+      <w:pPr>
+        <w:ind w:left="6480" w:hanging="180"/>
+      </w:pPr>
+    </w:lvl>
+  </w:abstractNum>
+  <w:abstractNum w:abstractNumId="21" w15:restartNumberingAfterBreak="0">
     <w:nsid w:val="18BA420C"/>
     <w:multiLevelType w:val="hybridMultilevel"/>
     <w:tmpl w:val="343EA732"/>
@@ -18540,7 +24930,322 @@
       </w:pPr>
     </w:lvl>
   </w:abstractNum>
-  <w:abstractNum w:abstractNumId="19" w15:restartNumberingAfterBreak="0">
+  <w:abstractNum w:abstractNumId="22" w15:restartNumberingAfterBreak="0">
+    <w:nsid w:val="19075426"/>
+    <w:multiLevelType w:val="hybridMultilevel"/>
+    <w:tmpl w:val="E5603A48"/>
+    <w:lvl w:ilvl="0" w:tplc="40090001">
+      <w:start w:val="1"/>
+      <w:numFmt w:val="bullet"/>
+      <w:lvlText w:val=""/>
+      <w:lvlJc w:val="left"/>
+      <w:pPr>
+        <w:ind w:left="720" w:hanging="360"/>
+      </w:pPr>
+      <w:rPr>
+        <w:rFonts w:ascii="Symbol" w:hAnsi="Symbol" w:hint="default"/>
+      </w:rPr>
+    </w:lvl>
+    <w:lvl w:ilvl="1" w:tplc="40090003" w:tentative="1">
+      <w:start w:val="1"/>
+      <w:numFmt w:val="bullet"/>
+      <w:lvlText w:val="o"/>
+      <w:lvlJc w:val="left"/>
+      <w:pPr>
+        <w:ind w:left="1440" w:hanging="360"/>
+      </w:pPr>
+      <w:rPr>
+        <w:rFonts w:ascii="Courier New" w:hAnsi="Courier New" w:cs="Courier New" w:hint="default"/>
+      </w:rPr>
+    </w:lvl>
+    <w:lvl w:ilvl="2" w:tplc="40090005" w:tentative="1">
+      <w:start w:val="1"/>
+      <w:numFmt w:val="bullet"/>
+      <w:lvlText w:val=""/>
+      <w:lvlJc w:val="left"/>
+      <w:pPr>
+        <w:ind w:left="2160" w:hanging="360"/>
+      </w:pPr>
+      <w:rPr>
+        <w:rFonts w:ascii="Wingdings" w:hAnsi="Wingdings" w:hint="default"/>
+      </w:rPr>
+    </w:lvl>
+    <w:lvl w:ilvl="3" w:tplc="40090001" w:tentative="1">
+      <w:start w:val="1"/>
+      <w:numFmt w:val="bullet"/>
+      <w:lvlText w:val=""/>
+      <w:lvlJc w:val="left"/>
+      <w:pPr>
+        <w:ind w:left="2880" w:hanging="360"/>
+      </w:pPr>
+      <w:rPr>
+        <w:rFonts w:ascii="Symbol" w:hAnsi="Symbol" w:hint="default"/>
+      </w:rPr>
+    </w:lvl>
+    <w:lvl w:ilvl="4" w:tplc="40090003" w:tentative="1">
+      <w:start w:val="1"/>
+      <w:numFmt w:val="bullet"/>
+      <w:lvlText w:val="o"/>
+      <w:lvlJc w:val="left"/>
+      <w:pPr>
+        <w:ind w:left="3600" w:hanging="360"/>
+      </w:pPr>
+      <w:rPr>
+        <w:rFonts w:ascii="Courier New" w:hAnsi="Courier New" w:cs="Courier New" w:hint="default"/>
+      </w:rPr>
+    </w:lvl>
+    <w:lvl w:ilvl="5" w:tplc="40090005" w:tentative="1">
+      <w:start w:val="1"/>
+      <w:numFmt w:val="bullet"/>
+      <w:lvlText w:val=""/>
+      <w:lvlJc w:val="left"/>
+      <w:pPr>
+        <w:ind w:left="4320" w:hanging="360"/>
+      </w:pPr>
+      <w:rPr>
+        <w:rFonts w:ascii="Wingdings" w:hAnsi="Wingdings" w:hint="default"/>
+      </w:rPr>
+    </w:lvl>
+    <w:lvl w:ilvl="6" w:tplc="40090001" w:tentative="1">
+      <w:start w:val="1"/>
+      <w:numFmt w:val="bullet"/>
+      <w:lvlText w:val=""/>
+      <w:lvlJc w:val="left"/>
+      <w:pPr>
+        <w:ind w:left="5040" w:hanging="360"/>
+      </w:pPr>
+      <w:rPr>
+        <w:rFonts w:ascii="Symbol" w:hAnsi="Symbol" w:hint="default"/>
+      </w:rPr>
+    </w:lvl>
+    <w:lvl w:ilvl="7" w:tplc="40090003" w:tentative="1">
+      <w:start w:val="1"/>
+      <w:numFmt w:val="bullet"/>
+      <w:lvlText w:val="o"/>
+      <w:lvlJc w:val="left"/>
+      <w:pPr>
+        <w:ind w:left="5760" w:hanging="360"/>
+      </w:pPr>
+      <w:rPr>
+        <w:rFonts w:ascii="Courier New" w:hAnsi="Courier New" w:cs="Courier New" w:hint="default"/>
+      </w:rPr>
+    </w:lvl>
+    <w:lvl w:ilvl="8" w:tplc="40090005" w:tentative="1">
+      <w:start w:val="1"/>
+      <w:numFmt w:val="bullet"/>
+      <w:lvlText w:val=""/>
+      <w:lvlJc w:val="left"/>
+      <w:pPr>
+        <w:ind w:left="6480" w:hanging="360"/>
+      </w:pPr>
+      <w:rPr>
+        <w:rFonts w:ascii="Wingdings" w:hAnsi="Wingdings" w:hint="default"/>
+      </w:rPr>
+    </w:lvl>
+  </w:abstractNum>
+  <w:abstractNum w:abstractNumId="23" w15:restartNumberingAfterBreak="0">
+    <w:nsid w:val="1A600361"/>
+    <w:multiLevelType w:val="hybridMultilevel"/>
+    <w:tmpl w:val="7DC2E11C"/>
+    <w:lvl w:ilvl="0" w:tplc="CD86396A">
+      <w:start w:val="1"/>
+      <w:numFmt w:val="decimal"/>
+      <w:lvlText w:val="%1."/>
+      <w:lvlJc w:val="left"/>
+      <w:pPr>
+        <w:ind w:left="786" w:hanging="360"/>
+      </w:pPr>
+      <w:rPr>
+        <w:rFonts w:hint="default"/>
+      </w:rPr>
+    </w:lvl>
+    <w:lvl w:ilvl="1" w:tplc="40090019" w:tentative="1">
+      <w:start w:val="1"/>
+      <w:numFmt w:val="lowerLetter"/>
+      <w:lvlText w:val="%2."/>
+      <w:lvlJc w:val="left"/>
+      <w:pPr>
+        <w:ind w:left="1440" w:hanging="360"/>
+      </w:pPr>
+    </w:lvl>
+    <w:lvl w:ilvl="2" w:tplc="4009001B" w:tentative="1">
+      <w:start w:val="1"/>
+      <w:numFmt w:val="lowerRoman"/>
+      <w:lvlText w:val="%3."/>
+      <w:lvlJc w:val="right"/>
+      <w:pPr>
+        <w:ind w:left="2160" w:hanging="180"/>
+      </w:pPr>
+    </w:lvl>
+    <w:lvl w:ilvl="3" w:tplc="4009000F" w:tentative="1">
+      <w:start w:val="1"/>
+      <w:numFmt w:val="decimal"/>
+      <w:lvlText w:val="%4."/>
+      <w:lvlJc w:val="left"/>
+      <w:pPr>
+        <w:ind w:left="2880" w:hanging="360"/>
+      </w:pPr>
+    </w:lvl>
+    <w:lvl w:ilvl="4" w:tplc="40090019" w:tentative="1">
+      <w:start w:val="1"/>
+      <w:numFmt w:val="lowerLetter"/>
+      <w:lvlText w:val="%5."/>
+      <w:lvlJc w:val="left"/>
+      <w:pPr>
+        <w:ind w:left="3600" w:hanging="360"/>
+      </w:pPr>
+    </w:lvl>
+    <w:lvl w:ilvl="5" w:tplc="4009001B" w:tentative="1">
+      <w:start w:val="1"/>
+      <w:numFmt w:val="lowerRoman"/>
+      <w:lvlText w:val="%6."/>
+      <w:lvlJc w:val="right"/>
+      <w:pPr>
+        <w:ind w:left="4320" w:hanging="180"/>
+      </w:pPr>
+    </w:lvl>
+    <w:lvl w:ilvl="6" w:tplc="4009000F" w:tentative="1">
+      <w:start w:val="1"/>
+      <w:numFmt w:val="decimal"/>
+      <w:lvlText w:val="%7."/>
+      <w:lvlJc w:val="left"/>
+      <w:pPr>
+        <w:ind w:left="5040" w:hanging="360"/>
+      </w:pPr>
+    </w:lvl>
+    <w:lvl w:ilvl="7" w:tplc="40090019" w:tentative="1">
+      <w:start w:val="1"/>
+      <w:numFmt w:val="lowerLetter"/>
+      <w:lvlText w:val="%8."/>
+      <w:lvlJc w:val="left"/>
+      <w:pPr>
+        <w:ind w:left="5760" w:hanging="360"/>
+      </w:pPr>
+    </w:lvl>
+    <w:lvl w:ilvl="8" w:tplc="4009001B" w:tentative="1">
+      <w:start w:val="1"/>
+      <w:numFmt w:val="lowerRoman"/>
+      <w:lvlText w:val="%9."/>
+      <w:lvlJc w:val="right"/>
+      <w:pPr>
+        <w:ind w:left="6480" w:hanging="180"/>
+      </w:pPr>
+    </w:lvl>
+  </w:abstractNum>
+  <w:abstractNum w:abstractNumId="24" w15:restartNumberingAfterBreak="0">
+    <w:nsid w:val="1A90341B"/>
+    <w:multiLevelType w:val="hybridMultilevel"/>
+    <w:tmpl w:val="6DA84D62"/>
+    <w:lvl w:ilvl="0" w:tplc="40090001">
+      <w:start w:val="1"/>
+      <w:numFmt w:val="bullet"/>
+      <w:lvlText w:val=""/>
+      <w:lvlJc w:val="left"/>
+      <w:pPr>
+        <w:ind w:left="720" w:hanging="360"/>
+      </w:pPr>
+      <w:rPr>
+        <w:rFonts w:ascii="Symbol" w:hAnsi="Symbol" w:hint="default"/>
+      </w:rPr>
+    </w:lvl>
+    <w:lvl w:ilvl="1" w:tplc="40090003" w:tentative="1">
+      <w:start w:val="1"/>
+      <w:numFmt w:val="bullet"/>
+      <w:lvlText w:val="o"/>
+      <w:lvlJc w:val="left"/>
+      <w:pPr>
+        <w:ind w:left="1440" w:hanging="360"/>
+      </w:pPr>
+      <w:rPr>
+        <w:rFonts w:ascii="Courier New" w:hAnsi="Courier New" w:cs="Courier New" w:hint="default"/>
+      </w:rPr>
+    </w:lvl>
+    <w:lvl w:ilvl="2" w:tplc="40090005" w:tentative="1">
+      <w:start w:val="1"/>
+      <w:numFmt w:val="bullet"/>
+      <w:lvlText w:val=""/>
+      <w:lvlJc w:val="left"/>
+      <w:pPr>
+        <w:ind w:left="2160" w:hanging="360"/>
+      </w:pPr>
+      <w:rPr>
+        <w:rFonts w:ascii="Wingdings" w:hAnsi="Wingdings" w:hint="default"/>
+      </w:rPr>
+    </w:lvl>
+    <w:lvl w:ilvl="3" w:tplc="40090001" w:tentative="1">
+      <w:start w:val="1"/>
+      <w:numFmt w:val="bullet"/>
+      <w:lvlText w:val=""/>
+      <w:lvlJc w:val="left"/>
+      <w:pPr>
+        <w:ind w:left="2880" w:hanging="360"/>
+      </w:pPr>
+      <w:rPr>
+        <w:rFonts w:ascii="Symbol" w:hAnsi="Symbol" w:hint="default"/>
+      </w:rPr>
+    </w:lvl>
+    <w:lvl w:ilvl="4" w:tplc="40090003" w:tentative="1">
+      <w:start w:val="1"/>
+      <w:numFmt w:val="bullet"/>
+      <w:lvlText w:val="o"/>
+      <w:lvlJc w:val="left"/>
+      <w:pPr>
+        <w:ind w:left="3600" w:hanging="360"/>
+      </w:pPr>
+      <w:rPr>
+        <w:rFonts w:ascii="Courier New" w:hAnsi="Courier New" w:cs="Courier New" w:hint="default"/>
+      </w:rPr>
+    </w:lvl>
+    <w:lvl w:ilvl="5" w:tplc="40090005" w:tentative="1">
+      <w:start w:val="1"/>
+      <w:numFmt w:val="bullet"/>
+      <w:lvlText w:val=""/>
+      <w:lvlJc w:val="left"/>
+      <w:pPr>
+        <w:ind w:left="4320" w:hanging="360"/>
+      </w:pPr>
+      <w:rPr>
+        <w:rFonts w:ascii="Wingdings" w:hAnsi="Wingdings" w:hint="default"/>
+      </w:rPr>
+    </w:lvl>
+    <w:lvl w:ilvl="6" w:tplc="40090001" w:tentative="1">
+      <w:start w:val="1"/>
+      <w:numFmt w:val="bullet"/>
+      <w:lvlText w:val=""/>
+      <w:lvlJc w:val="left"/>
+      <w:pPr>
+        <w:ind w:left="5040" w:hanging="360"/>
+      </w:pPr>
+      <w:rPr>
+        <w:rFonts w:ascii="Symbol" w:hAnsi="Symbol" w:hint="default"/>
+      </w:rPr>
+    </w:lvl>
+    <w:lvl w:ilvl="7" w:tplc="40090003" w:tentative="1">
+      <w:start w:val="1"/>
+      <w:numFmt w:val="bullet"/>
+      <w:lvlText w:val="o"/>
+      <w:lvlJc w:val="left"/>
+      <w:pPr>
+        <w:ind w:left="5760" w:hanging="360"/>
+      </w:pPr>
+      <w:rPr>
+        <w:rFonts w:ascii="Courier New" w:hAnsi="Courier New" w:cs="Courier New" w:hint="default"/>
+      </w:rPr>
+    </w:lvl>
+    <w:lvl w:ilvl="8" w:tplc="40090005" w:tentative="1">
+      <w:start w:val="1"/>
+      <w:numFmt w:val="bullet"/>
+      <w:lvlText w:val=""/>
+      <w:lvlJc w:val="left"/>
+      <w:pPr>
+        <w:ind w:left="6480" w:hanging="360"/>
+      </w:pPr>
+      <w:rPr>
+        <w:rFonts w:ascii="Wingdings" w:hAnsi="Wingdings" w:hint="default"/>
+      </w:rPr>
+    </w:lvl>
+  </w:abstractNum>
+  <w:abstractNum w:abstractNumId="25" w15:restartNumberingAfterBreak="0">
     <w:nsid w:val="1BB65CA2"/>
     <w:multiLevelType w:val="hybridMultilevel"/>
     <w:tmpl w:val="14764730"/>
@@ -18626,7 +25331,7 @@
       </w:pPr>
     </w:lvl>
   </w:abstractNum>
-  <w:abstractNum w:abstractNumId="20" w15:restartNumberingAfterBreak="0">
+  <w:abstractNum w:abstractNumId="26" w15:restartNumberingAfterBreak="0">
     <w:nsid w:val="1BE421B5"/>
     <w:multiLevelType w:val="multilevel"/>
     <w:tmpl w:val="C982125A"/>
@@ -18755,7 +25460,7 @@
       </w:rPr>
     </w:lvl>
   </w:abstractNum>
-  <w:abstractNum w:abstractNumId="21" w15:restartNumberingAfterBreak="0">
+  <w:abstractNum w:abstractNumId="27" w15:restartNumberingAfterBreak="0">
     <w:nsid w:val="1DAD3B0C"/>
     <w:multiLevelType w:val="hybridMultilevel"/>
     <w:tmpl w:val="E1D425E4"/>
@@ -18868,7 +25573,7 @@
       </w:rPr>
     </w:lvl>
   </w:abstractNum>
-  <w:abstractNum w:abstractNumId="22" w15:restartNumberingAfterBreak="0">
+  <w:abstractNum w:abstractNumId="28" w15:restartNumberingAfterBreak="0">
     <w:nsid w:val="1E5026C5"/>
     <w:multiLevelType w:val="hybridMultilevel"/>
     <w:tmpl w:val="A7FE42D0"/>
@@ -18957,7 +25662,7 @@
       </w:pPr>
     </w:lvl>
   </w:abstractNum>
-  <w:abstractNum w:abstractNumId="23" w15:restartNumberingAfterBreak="0">
+  <w:abstractNum w:abstractNumId="29" w15:restartNumberingAfterBreak="0">
     <w:nsid w:val="1EF84E7D"/>
     <w:multiLevelType w:val="hybridMultilevel"/>
     <w:tmpl w:val="CCD47CC0"/>
@@ -19043,7 +25748,7 @@
       </w:pPr>
     </w:lvl>
   </w:abstractNum>
-  <w:abstractNum w:abstractNumId="24" w15:restartNumberingAfterBreak="0">
+  <w:abstractNum w:abstractNumId="30" w15:restartNumberingAfterBreak="0">
     <w:nsid w:val="1F245CA1"/>
     <w:multiLevelType w:val="hybridMultilevel"/>
     <w:tmpl w:val="C71865D0"/>
@@ -19132,7 +25837,96 @@
       </w:pPr>
     </w:lvl>
   </w:abstractNum>
-  <w:abstractNum w:abstractNumId="25" w15:restartNumberingAfterBreak="0">
+  <w:abstractNum w:abstractNumId="31" w15:restartNumberingAfterBreak="0">
+    <w:nsid w:val="1F6B07D9"/>
+    <w:multiLevelType w:val="hybridMultilevel"/>
+    <w:tmpl w:val="A0346678"/>
+    <w:lvl w:ilvl="0" w:tplc="CD86396A">
+      <w:start w:val="1"/>
+      <w:numFmt w:val="decimal"/>
+      <w:lvlText w:val="%1."/>
+      <w:lvlJc w:val="left"/>
+      <w:pPr>
+        <w:ind w:left="786" w:hanging="360"/>
+      </w:pPr>
+      <w:rPr>
+        <w:rFonts w:hint="default"/>
+      </w:rPr>
+    </w:lvl>
+    <w:lvl w:ilvl="1" w:tplc="40090019" w:tentative="1">
+      <w:start w:val="1"/>
+      <w:numFmt w:val="lowerLetter"/>
+      <w:lvlText w:val="%2."/>
+      <w:lvlJc w:val="left"/>
+      <w:pPr>
+        <w:ind w:left="1440" w:hanging="360"/>
+      </w:pPr>
+    </w:lvl>
+    <w:lvl w:ilvl="2" w:tplc="4009001B" w:tentative="1">
+      <w:start w:val="1"/>
+      <w:numFmt w:val="lowerRoman"/>
+      <w:lvlText w:val="%3."/>
+      <w:lvlJc w:val="right"/>
+      <w:pPr>
+        <w:ind w:left="2160" w:hanging="180"/>
+      </w:pPr>
+    </w:lvl>
+    <w:lvl w:ilvl="3" w:tplc="4009000F" w:tentative="1">
+      <w:start w:val="1"/>
+      <w:numFmt w:val="decimal"/>
+      <w:lvlText w:val="%4."/>
+      <w:lvlJc w:val="left"/>
+      <w:pPr>
+        <w:ind w:left="2880" w:hanging="360"/>
+      </w:pPr>
+    </w:lvl>
+    <w:lvl w:ilvl="4" w:tplc="40090019" w:tentative="1">
+      <w:start w:val="1"/>
+      <w:numFmt w:val="lowerLetter"/>
+      <w:lvlText w:val="%5."/>
+      <w:lvlJc w:val="left"/>
+      <w:pPr>
+        <w:ind w:left="3600" w:hanging="360"/>
+      </w:pPr>
+    </w:lvl>
+    <w:lvl w:ilvl="5" w:tplc="4009001B" w:tentative="1">
+      <w:start w:val="1"/>
+      <w:numFmt w:val="lowerRoman"/>
+      <w:lvlText w:val="%6."/>
+      <w:lvlJc w:val="right"/>
+      <w:pPr>
+        <w:ind w:left="4320" w:hanging="180"/>
+      </w:pPr>
+    </w:lvl>
+    <w:lvl w:ilvl="6" w:tplc="4009000F" w:tentative="1">
+      <w:start w:val="1"/>
+      <w:numFmt w:val="decimal"/>
+      <w:lvlText w:val="%7."/>
+      <w:lvlJc w:val="left"/>
+      <w:pPr>
+        <w:ind w:left="5040" w:hanging="360"/>
+      </w:pPr>
+    </w:lvl>
+    <w:lvl w:ilvl="7" w:tplc="40090019" w:tentative="1">
+      <w:start w:val="1"/>
+      <w:numFmt w:val="lowerLetter"/>
+      <w:lvlText w:val="%8."/>
+      <w:lvlJc w:val="left"/>
+      <w:pPr>
+        <w:ind w:left="5760" w:hanging="360"/>
+      </w:pPr>
+    </w:lvl>
+    <w:lvl w:ilvl="8" w:tplc="4009001B" w:tentative="1">
+      <w:start w:val="1"/>
+      <w:numFmt w:val="lowerRoman"/>
+      <w:lvlText w:val="%9."/>
+      <w:lvlJc w:val="right"/>
+      <w:pPr>
+        <w:ind w:left="6480" w:hanging="180"/>
+      </w:pPr>
+    </w:lvl>
+  </w:abstractNum>
+  <w:abstractNum w:abstractNumId="32" w15:restartNumberingAfterBreak="0">
     <w:nsid w:val="20B620E6"/>
     <w:multiLevelType w:val="multilevel"/>
     <w:tmpl w:val="847C20E8"/>
@@ -19281,7 +26075,7 @@
       </w:rPr>
     </w:lvl>
   </w:abstractNum>
-  <w:abstractNum w:abstractNumId="26" w15:restartNumberingAfterBreak="0">
+  <w:abstractNum w:abstractNumId="33" w15:restartNumberingAfterBreak="0">
     <w:nsid w:val="20B905E2"/>
     <w:multiLevelType w:val="hybridMultilevel"/>
     <w:tmpl w:val="C29EAEEC"/>
@@ -19370,7 +26164,7 @@
       </w:pPr>
     </w:lvl>
   </w:abstractNum>
-  <w:abstractNum w:abstractNumId="27" w15:restartNumberingAfterBreak="0">
+  <w:abstractNum w:abstractNumId="34" w15:restartNumberingAfterBreak="0">
     <w:nsid w:val="20D94E23"/>
     <w:multiLevelType w:val="hybridMultilevel"/>
     <w:tmpl w:val="A79C94F8"/>
@@ -19459,7 +26253,7 @@
       </w:pPr>
     </w:lvl>
   </w:abstractNum>
-  <w:abstractNum w:abstractNumId="28" w15:restartNumberingAfterBreak="0">
+  <w:abstractNum w:abstractNumId="35" w15:restartNumberingAfterBreak="0">
     <w:nsid w:val="22027047"/>
     <w:multiLevelType w:val="hybridMultilevel"/>
     <w:tmpl w:val="F4C85176"/>
@@ -19545,7 +26339,96 @@
       </w:pPr>
     </w:lvl>
   </w:abstractNum>
-  <w:abstractNum w:abstractNumId="29" w15:restartNumberingAfterBreak="0">
+  <w:abstractNum w:abstractNumId="36" w15:restartNumberingAfterBreak="0">
+    <w:nsid w:val="2302379C"/>
+    <w:multiLevelType w:val="hybridMultilevel"/>
+    <w:tmpl w:val="43D6E348"/>
+    <w:lvl w:ilvl="0" w:tplc="AB1011E6">
+      <w:start w:val="1"/>
+      <w:numFmt w:val="decimal"/>
+      <w:lvlText w:val="%1."/>
+      <w:lvlJc w:val="left"/>
+      <w:pPr>
+        <w:ind w:left="786" w:hanging="360"/>
+      </w:pPr>
+      <w:rPr>
+        <w:rFonts w:hint="default"/>
+      </w:rPr>
+    </w:lvl>
+    <w:lvl w:ilvl="1" w:tplc="40090019" w:tentative="1">
+      <w:start w:val="1"/>
+      <w:numFmt w:val="lowerLetter"/>
+      <w:lvlText w:val="%2."/>
+      <w:lvlJc w:val="left"/>
+      <w:pPr>
+        <w:ind w:left="1440" w:hanging="360"/>
+      </w:pPr>
+    </w:lvl>
+    <w:lvl w:ilvl="2" w:tplc="4009001B" w:tentative="1">
+      <w:start w:val="1"/>
+      <w:numFmt w:val="lowerRoman"/>
+      <w:lvlText w:val="%3."/>
+      <w:lvlJc w:val="right"/>
+      <w:pPr>
+        <w:ind w:left="2160" w:hanging="180"/>
+      </w:pPr>
+    </w:lvl>
+    <w:lvl w:ilvl="3" w:tplc="4009000F" w:tentative="1">
+      <w:start w:val="1"/>
+      <w:numFmt w:val="decimal"/>
+      <w:lvlText w:val="%4."/>
+      <w:lvlJc w:val="left"/>
+      <w:pPr>
+        <w:ind w:left="2880" w:hanging="360"/>
+      </w:pPr>
+    </w:lvl>
+    <w:lvl w:ilvl="4" w:tplc="40090019" w:tentative="1">
+      <w:start w:val="1"/>
+      <w:numFmt w:val="lowerLetter"/>
+      <w:lvlText w:val="%5."/>
+      <w:lvlJc w:val="left"/>
+      <w:pPr>
+        <w:ind w:left="3600" w:hanging="360"/>
+      </w:pPr>
+    </w:lvl>
+    <w:lvl w:ilvl="5" w:tplc="4009001B" w:tentative="1">
+      <w:start w:val="1"/>
+      <w:numFmt w:val="lowerRoman"/>
+      <w:lvlText w:val="%6."/>
+      <w:lvlJc w:val="right"/>
+      <w:pPr>
+        <w:ind w:left="4320" w:hanging="180"/>
+      </w:pPr>
+    </w:lvl>
+    <w:lvl w:ilvl="6" w:tplc="4009000F" w:tentative="1">
+      <w:start w:val="1"/>
+      <w:numFmt w:val="decimal"/>
+      <w:lvlText w:val="%7."/>
+      <w:lvlJc w:val="left"/>
+      <w:pPr>
+        <w:ind w:left="5040" w:hanging="360"/>
+      </w:pPr>
+    </w:lvl>
+    <w:lvl w:ilvl="7" w:tplc="40090019" w:tentative="1">
+      <w:start w:val="1"/>
+      <w:numFmt w:val="lowerLetter"/>
+      <w:lvlText w:val="%8."/>
+      <w:lvlJc w:val="left"/>
+      <w:pPr>
+        <w:ind w:left="5760" w:hanging="360"/>
+      </w:pPr>
+    </w:lvl>
+    <w:lvl w:ilvl="8" w:tplc="4009001B" w:tentative="1">
+      <w:start w:val="1"/>
+      <w:numFmt w:val="lowerRoman"/>
+      <w:lvlText w:val="%9."/>
+      <w:lvlJc w:val="right"/>
+      <w:pPr>
+        <w:ind w:left="6480" w:hanging="180"/>
+      </w:pPr>
+    </w:lvl>
+  </w:abstractNum>
+  <w:abstractNum w:abstractNumId="37" w15:restartNumberingAfterBreak="0">
     <w:nsid w:val="23495646"/>
     <w:multiLevelType w:val="hybridMultilevel"/>
     <w:tmpl w:val="855C95BE"/>
@@ -19634,7 +26517,7 @@
       </w:pPr>
     </w:lvl>
   </w:abstractNum>
-  <w:abstractNum w:abstractNumId="30" w15:restartNumberingAfterBreak="0">
+  <w:abstractNum w:abstractNumId="38" w15:restartNumberingAfterBreak="0">
     <w:nsid w:val="24E80E6A"/>
     <w:multiLevelType w:val="hybridMultilevel"/>
     <w:tmpl w:val="347CDE10"/>
@@ -19720,7 +26603,96 @@
       </w:pPr>
     </w:lvl>
   </w:abstractNum>
-  <w:abstractNum w:abstractNumId="31" w15:restartNumberingAfterBreak="0">
+  <w:abstractNum w:abstractNumId="39" w15:restartNumberingAfterBreak="0">
+    <w:nsid w:val="25340110"/>
+    <w:multiLevelType w:val="hybridMultilevel"/>
+    <w:tmpl w:val="041ACF00"/>
+    <w:lvl w:ilvl="0" w:tplc="03EA6F14">
+      <w:start w:val="1"/>
+      <w:numFmt w:val="decimal"/>
+      <w:lvlText w:val="%1."/>
+      <w:lvlJc w:val="left"/>
+      <w:pPr>
+        <w:ind w:left="786" w:hanging="360"/>
+      </w:pPr>
+      <w:rPr>
+        <w:rFonts w:hint="default"/>
+      </w:rPr>
+    </w:lvl>
+    <w:lvl w:ilvl="1" w:tplc="40090019" w:tentative="1">
+      <w:start w:val="1"/>
+      <w:numFmt w:val="lowerLetter"/>
+      <w:lvlText w:val="%2."/>
+      <w:lvlJc w:val="left"/>
+      <w:pPr>
+        <w:ind w:left="1440" w:hanging="360"/>
+      </w:pPr>
+    </w:lvl>
+    <w:lvl w:ilvl="2" w:tplc="4009001B" w:tentative="1">
+      <w:start w:val="1"/>
+      <w:numFmt w:val="lowerRoman"/>
+      <w:lvlText w:val="%3."/>
+      <w:lvlJc w:val="right"/>
+      <w:pPr>
+        <w:ind w:left="2160" w:hanging="180"/>
+      </w:pPr>
+    </w:lvl>
+    <w:lvl w:ilvl="3" w:tplc="4009000F" w:tentative="1">
+      <w:start w:val="1"/>
+      <w:numFmt w:val="decimal"/>
+      <w:lvlText w:val="%4."/>
+      <w:lvlJc w:val="left"/>
+      <w:pPr>
+        <w:ind w:left="2880" w:hanging="360"/>
+      </w:pPr>
+    </w:lvl>
+    <w:lvl w:ilvl="4" w:tplc="40090019" w:tentative="1">
+      <w:start w:val="1"/>
+      <w:numFmt w:val="lowerLetter"/>
+      <w:lvlText w:val="%5."/>
+      <w:lvlJc w:val="left"/>
+      <w:pPr>
+        <w:ind w:left="3600" w:hanging="360"/>
+      </w:pPr>
+    </w:lvl>
+    <w:lvl w:ilvl="5" w:tplc="4009001B" w:tentative="1">
+      <w:start w:val="1"/>
+      <w:numFmt w:val="lowerRoman"/>
+      <w:lvlText w:val="%6."/>
+      <w:lvlJc w:val="right"/>
+      <w:pPr>
+        <w:ind w:left="4320" w:hanging="180"/>
+      </w:pPr>
+    </w:lvl>
+    <w:lvl w:ilvl="6" w:tplc="4009000F" w:tentative="1">
+      <w:start w:val="1"/>
+      <w:numFmt w:val="decimal"/>
+      <w:lvlText w:val="%7."/>
+      <w:lvlJc w:val="left"/>
+      <w:pPr>
+        <w:ind w:left="5040" w:hanging="360"/>
+      </w:pPr>
+    </w:lvl>
+    <w:lvl w:ilvl="7" w:tplc="40090019" w:tentative="1">
+      <w:start w:val="1"/>
+      <w:numFmt w:val="lowerLetter"/>
+      <w:lvlText w:val="%8."/>
+      <w:lvlJc w:val="left"/>
+      <w:pPr>
+        <w:ind w:left="5760" w:hanging="360"/>
+      </w:pPr>
+    </w:lvl>
+    <w:lvl w:ilvl="8" w:tplc="4009001B" w:tentative="1">
+      <w:start w:val="1"/>
+      <w:numFmt w:val="lowerRoman"/>
+      <w:lvlText w:val="%9."/>
+      <w:lvlJc w:val="right"/>
+      <w:pPr>
+        <w:ind w:left="6480" w:hanging="180"/>
+      </w:pPr>
+    </w:lvl>
+  </w:abstractNum>
+  <w:abstractNum w:abstractNumId="40" w15:restartNumberingAfterBreak="0">
     <w:nsid w:val="25B674F3"/>
     <w:multiLevelType w:val="hybridMultilevel"/>
     <w:tmpl w:val="B8CE640C"/>
@@ -19806,7 +26778,7 @@
       </w:pPr>
     </w:lvl>
   </w:abstractNum>
-  <w:abstractNum w:abstractNumId="32" w15:restartNumberingAfterBreak="0">
+  <w:abstractNum w:abstractNumId="41" w15:restartNumberingAfterBreak="0">
     <w:nsid w:val="25BC5BB3"/>
     <w:multiLevelType w:val="hybridMultilevel"/>
     <w:tmpl w:val="7426445C"/>
@@ -19919,7 +26891,7 @@
       </w:rPr>
     </w:lvl>
   </w:abstractNum>
-  <w:abstractNum w:abstractNumId="33" w15:restartNumberingAfterBreak="0">
+  <w:abstractNum w:abstractNumId="42" w15:restartNumberingAfterBreak="0">
     <w:nsid w:val="26426476"/>
     <w:multiLevelType w:val="hybridMultilevel"/>
     <w:tmpl w:val="217CF57A"/>
@@ -20008,7 +26980,7 @@
       </w:pPr>
     </w:lvl>
   </w:abstractNum>
-  <w:abstractNum w:abstractNumId="34" w15:restartNumberingAfterBreak="0">
+  <w:abstractNum w:abstractNumId="43" w15:restartNumberingAfterBreak="0">
     <w:nsid w:val="267A4AA8"/>
     <w:multiLevelType w:val="hybridMultilevel"/>
     <w:tmpl w:val="9B626F9E"/>
@@ -20097,7 +27069,7 @@
       </w:pPr>
     </w:lvl>
   </w:abstractNum>
-  <w:abstractNum w:abstractNumId="35" w15:restartNumberingAfterBreak="0">
+  <w:abstractNum w:abstractNumId="44" w15:restartNumberingAfterBreak="0">
     <w:nsid w:val="26D44CC7"/>
     <w:multiLevelType w:val="hybridMultilevel"/>
     <w:tmpl w:val="EC9C9C18"/>
@@ -20186,7 +27158,7 @@
       </w:pPr>
     </w:lvl>
   </w:abstractNum>
-  <w:abstractNum w:abstractNumId="36" w15:restartNumberingAfterBreak="0">
+  <w:abstractNum w:abstractNumId="45" w15:restartNumberingAfterBreak="0">
     <w:nsid w:val="28DD689E"/>
     <w:multiLevelType w:val="hybridMultilevel"/>
     <w:tmpl w:val="659454D8"/>
@@ -20275,7 +27247,7 @@
       </w:pPr>
     </w:lvl>
   </w:abstractNum>
-  <w:abstractNum w:abstractNumId="37" w15:restartNumberingAfterBreak="0">
+  <w:abstractNum w:abstractNumId="46" w15:restartNumberingAfterBreak="0">
     <w:nsid w:val="28FA403E"/>
     <w:multiLevelType w:val="multilevel"/>
     <w:tmpl w:val="85349392"/>
@@ -20424,7 +27396,7 @@
       </w:rPr>
     </w:lvl>
   </w:abstractNum>
-  <w:abstractNum w:abstractNumId="38" w15:restartNumberingAfterBreak="0">
+  <w:abstractNum w:abstractNumId="47" w15:restartNumberingAfterBreak="0">
     <w:nsid w:val="29DC2704"/>
     <w:multiLevelType w:val="hybridMultilevel"/>
     <w:tmpl w:val="2EAE2F06"/>
@@ -20513,7 +27485,7 @@
       </w:pPr>
     </w:lvl>
   </w:abstractNum>
-  <w:abstractNum w:abstractNumId="39" w15:restartNumberingAfterBreak="0">
+  <w:abstractNum w:abstractNumId="48" w15:restartNumberingAfterBreak="0">
     <w:nsid w:val="2C87674B"/>
     <w:multiLevelType w:val="hybridMultilevel"/>
     <w:tmpl w:val="E1B45CA0"/>
@@ -20626,7 +27598,7 @@
       </w:rPr>
     </w:lvl>
   </w:abstractNum>
-  <w:abstractNum w:abstractNumId="40" w15:restartNumberingAfterBreak="0">
+  <w:abstractNum w:abstractNumId="49" w15:restartNumberingAfterBreak="0">
     <w:nsid w:val="31764BDD"/>
     <w:multiLevelType w:val="hybridMultilevel"/>
     <w:tmpl w:val="211EF5B2"/>
@@ -20712,7 +27684,7 @@
       </w:pPr>
     </w:lvl>
   </w:abstractNum>
-  <w:abstractNum w:abstractNumId="41" w15:restartNumberingAfterBreak="0">
+  <w:abstractNum w:abstractNumId="50" w15:restartNumberingAfterBreak="0">
     <w:nsid w:val="327A3D5B"/>
     <w:multiLevelType w:val="hybridMultilevel"/>
     <w:tmpl w:val="F878DAD0"/>
@@ -20801,7 +27773,7 @@
       </w:pPr>
     </w:lvl>
   </w:abstractNum>
-  <w:abstractNum w:abstractNumId="42" w15:restartNumberingAfterBreak="0">
+  <w:abstractNum w:abstractNumId="51" w15:restartNumberingAfterBreak="0">
     <w:nsid w:val="32CA1BCF"/>
     <w:multiLevelType w:val="hybridMultilevel"/>
     <w:tmpl w:val="FA7AC3F8"/>
@@ -20890,7 +27862,7 @@
       </w:pPr>
     </w:lvl>
   </w:abstractNum>
-  <w:abstractNum w:abstractNumId="43" w15:restartNumberingAfterBreak="0">
+  <w:abstractNum w:abstractNumId="52" w15:restartNumberingAfterBreak="0">
     <w:nsid w:val="32E06722"/>
     <w:multiLevelType w:val="multilevel"/>
     <w:tmpl w:val="92ECCB5E"/>
@@ -21039,7 +28011,7 @@
       </w:rPr>
     </w:lvl>
   </w:abstractNum>
-  <w:abstractNum w:abstractNumId="44" w15:restartNumberingAfterBreak="0">
+  <w:abstractNum w:abstractNumId="53" w15:restartNumberingAfterBreak="0">
     <w:nsid w:val="33823E79"/>
     <w:multiLevelType w:val="hybridMultilevel"/>
     <w:tmpl w:val="CB2CE722"/>
@@ -21152,7 +28124,7 @@
       </w:rPr>
     </w:lvl>
   </w:abstractNum>
-  <w:abstractNum w:abstractNumId="45" w15:restartNumberingAfterBreak="0">
+  <w:abstractNum w:abstractNumId="54" w15:restartNumberingAfterBreak="0">
     <w:nsid w:val="33CD0CEE"/>
     <w:multiLevelType w:val="hybridMultilevel"/>
     <w:tmpl w:val="1A22CD82"/>
@@ -21241,7 +28213,7 @@
       </w:pPr>
     </w:lvl>
   </w:abstractNum>
-  <w:abstractNum w:abstractNumId="46" w15:restartNumberingAfterBreak="0">
+  <w:abstractNum w:abstractNumId="55" w15:restartNumberingAfterBreak="0">
     <w:nsid w:val="3907711F"/>
     <w:multiLevelType w:val="hybridMultilevel"/>
     <w:tmpl w:val="808E2E96"/>
@@ -21330,7 +28302,7 @@
       </w:pPr>
     </w:lvl>
   </w:abstractNum>
-  <w:abstractNum w:abstractNumId="47" w15:restartNumberingAfterBreak="0">
+  <w:abstractNum w:abstractNumId="56" w15:restartNumberingAfterBreak="0">
     <w:nsid w:val="3A2E41A7"/>
     <w:multiLevelType w:val="multilevel"/>
     <w:tmpl w:val="E83E291A"/>
@@ -21479,7 +28451,7 @@
       </w:rPr>
     </w:lvl>
   </w:abstractNum>
-  <w:abstractNum w:abstractNumId="48" w15:restartNumberingAfterBreak="0">
+  <w:abstractNum w:abstractNumId="57" w15:restartNumberingAfterBreak="0">
     <w:nsid w:val="3B0F70E7"/>
     <w:multiLevelType w:val="hybridMultilevel"/>
     <w:tmpl w:val="1EFCF3F6"/>
@@ -21592,7 +28564,7 @@
       </w:rPr>
     </w:lvl>
   </w:abstractNum>
-  <w:abstractNum w:abstractNumId="49" w15:restartNumberingAfterBreak="0">
+  <w:abstractNum w:abstractNumId="58" w15:restartNumberingAfterBreak="0">
     <w:nsid w:val="3BBF3FA4"/>
     <w:multiLevelType w:val="hybridMultilevel"/>
     <w:tmpl w:val="83DE556C"/>
@@ -21678,7 +28650,7 @@
       </w:pPr>
     </w:lvl>
   </w:abstractNum>
-  <w:abstractNum w:abstractNumId="50" w15:restartNumberingAfterBreak="0">
+  <w:abstractNum w:abstractNumId="59" w15:restartNumberingAfterBreak="0">
     <w:nsid w:val="3E9C2B9A"/>
     <w:multiLevelType w:val="hybridMultilevel"/>
     <w:tmpl w:val="D4382106"/>
@@ -21767,7 +28739,7 @@
       </w:pPr>
     </w:lvl>
   </w:abstractNum>
-  <w:abstractNum w:abstractNumId="51" w15:restartNumberingAfterBreak="0">
+  <w:abstractNum w:abstractNumId="60" w15:restartNumberingAfterBreak="0">
     <w:nsid w:val="40083525"/>
     <w:multiLevelType w:val="hybridMultilevel"/>
     <w:tmpl w:val="2BF47F8C"/>
@@ -21880,7 +28852,96 @@
       </w:rPr>
     </w:lvl>
   </w:abstractNum>
-  <w:abstractNum w:abstractNumId="52" w15:restartNumberingAfterBreak="0">
+  <w:abstractNum w:abstractNumId="61" w15:restartNumberingAfterBreak="0">
+    <w:nsid w:val="42B61097"/>
+    <w:multiLevelType w:val="hybridMultilevel"/>
+    <w:tmpl w:val="6AD032F8"/>
+    <w:lvl w:ilvl="0" w:tplc="03EA6F14">
+      <w:start w:val="1"/>
+      <w:numFmt w:val="decimal"/>
+      <w:lvlText w:val="%1."/>
+      <w:lvlJc w:val="left"/>
+      <w:pPr>
+        <w:ind w:left="786" w:hanging="360"/>
+      </w:pPr>
+      <w:rPr>
+        <w:rFonts w:hint="default"/>
+      </w:rPr>
+    </w:lvl>
+    <w:lvl w:ilvl="1" w:tplc="40090019">
+      <w:start w:val="1"/>
+      <w:numFmt w:val="lowerLetter"/>
+      <w:lvlText w:val="%2."/>
+      <w:lvlJc w:val="left"/>
+      <w:pPr>
+        <w:ind w:left="1440" w:hanging="360"/>
+      </w:pPr>
+    </w:lvl>
+    <w:lvl w:ilvl="2" w:tplc="4009001B" w:tentative="1">
+      <w:start w:val="1"/>
+      <w:numFmt w:val="lowerRoman"/>
+      <w:lvlText w:val="%3."/>
+      <w:lvlJc w:val="right"/>
+      <w:pPr>
+        <w:ind w:left="2160" w:hanging="180"/>
+      </w:pPr>
+    </w:lvl>
+    <w:lvl w:ilvl="3" w:tplc="4009000F" w:tentative="1">
+      <w:start w:val="1"/>
+      <w:numFmt w:val="decimal"/>
+      <w:lvlText w:val="%4."/>
+      <w:lvlJc w:val="left"/>
+      <w:pPr>
+        <w:ind w:left="2880" w:hanging="360"/>
+      </w:pPr>
+    </w:lvl>
+    <w:lvl w:ilvl="4" w:tplc="40090019" w:tentative="1">
+      <w:start w:val="1"/>
+      <w:numFmt w:val="lowerLetter"/>
+      <w:lvlText w:val="%5."/>
+      <w:lvlJc w:val="left"/>
+      <w:pPr>
+        <w:ind w:left="3600" w:hanging="360"/>
+      </w:pPr>
+    </w:lvl>
+    <w:lvl w:ilvl="5" w:tplc="4009001B" w:tentative="1">
+      <w:start w:val="1"/>
+      <w:numFmt w:val="lowerRoman"/>
+      <w:lvlText w:val="%6."/>
+      <w:lvlJc w:val="right"/>
+      <w:pPr>
+        <w:ind w:left="4320" w:hanging="180"/>
+      </w:pPr>
+    </w:lvl>
+    <w:lvl w:ilvl="6" w:tplc="4009000F" w:tentative="1">
+      <w:start w:val="1"/>
+      <w:numFmt w:val="decimal"/>
+      <w:lvlText w:val="%7."/>
+      <w:lvlJc w:val="left"/>
+      <w:pPr>
+        <w:ind w:left="5040" w:hanging="360"/>
+      </w:pPr>
+    </w:lvl>
+    <w:lvl w:ilvl="7" w:tplc="40090019" w:tentative="1">
+      <w:start w:val="1"/>
+      <w:numFmt w:val="lowerLetter"/>
+      <w:lvlText w:val="%8."/>
+      <w:lvlJc w:val="left"/>
+      <w:pPr>
+        <w:ind w:left="5760" w:hanging="360"/>
+      </w:pPr>
+    </w:lvl>
+    <w:lvl w:ilvl="8" w:tplc="4009001B" w:tentative="1">
+      <w:start w:val="1"/>
+      <w:numFmt w:val="lowerRoman"/>
+      <w:lvlText w:val="%9."/>
+      <w:lvlJc w:val="right"/>
+      <w:pPr>
+        <w:ind w:left="6480" w:hanging="180"/>
+      </w:pPr>
+    </w:lvl>
+  </w:abstractNum>
+  <w:abstractNum w:abstractNumId="62" w15:restartNumberingAfterBreak="0">
     <w:nsid w:val="43056B48"/>
     <w:multiLevelType w:val="hybridMultilevel"/>
     <w:tmpl w:val="E662C5C4"/>
@@ -21993,7 +29054,7 @@
       </w:rPr>
     </w:lvl>
   </w:abstractNum>
-  <w:abstractNum w:abstractNumId="53" w15:restartNumberingAfterBreak="0">
+  <w:abstractNum w:abstractNumId="63" w15:restartNumberingAfterBreak="0">
     <w:nsid w:val="46B00DB2"/>
     <w:multiLevelType w:val="hybridMultilevel"/>
     <w:tmpl w:val="3BFA2DEC"/>
@@ -22082,7 +29143,7 @@
       </w:pPr>
     </w:lvl>
   </w:abstractNum>
-  <w:abstractNum w:abstractNumId="54" w15:restartNumberingAfterBreak="0">
+  <w:abstractNum w:abstractNumId="64" w15:restartNumberingAfterBreak="0">
     <w:nsid w:val="4709665B"/>
     <w:multiLevelType w:val="hybridMultilevel"/>
     <w:tmpl w:val="E840A0AE"/>
@@ -22195,7 +29256,7 @@
       </w:rPr>
     </w:lvl>
   </w:abstractNum>
-  <w:abstractNum w:abstractNumId="55" w15:restartNumberingAfterBreak="0">
+  <w:abstractNum w:abstractNumId="65" w15:restartNumberingAfterBreak="0">
     <w:nsid w:val="47BF27EE"/>
     <w:multiLevelType w:val="hybridMultilevel"/>
     <w:tmpl w:val="5F7451A8"/>
@@ -22284,7 +29345,7 @@
       </w:pPr>
     </w:lvl>
   </w:abstractNum>
-  <w:abstractNum w:abstractNumId="56" w15:restartNumberingAfterBreak="0">
+  <w:abstractNum w:abstractNumId="66" w15:restartNumberingAfterBreak="0">
     <w:nsid w:val="48D41E29"/>
     <w:multiLevelType w:val="hybridMultilevel"/>
     <w:tmpl w:val="8A74E856"/>
@@ -22370,7 +29431,7 @@
       </w:pPr>
     </w:lvl>
   </w:abstractNum>
-  <w:abstractNum w:abstractNumId="57" w15:restartNumberingAfterBreak="0">
+  <w:abstractNum w:abstractNumId="67" w15:restartNumberingAfterBreak="0">
     <w:nsid w:val="4A642488"/>
     <w:multiLevelType w:val="hybridMultilevel"/>
     <w:tmpl w:val="58E25B7C"/>
@@ -22456,7 +29517,7 @@
       </w:pPr>
     </w:lvl>
   </w:abstractNum>
-  <w:abstractNum w:abstractNumId="58" w15:restartNumberingAfterBreak="0">
+  <w:abstractNum w:abstractNumId="68" w15:restartNumberingAfterBreak="0">
     <w:nsid w:val="4A950B6C"/>
     <w:multiLevelType w:val="multilevel"/>
     <w:tmpl w:val="BD945DD0"/>
@@ -22605,7 +29666,120 @@
       </w:rPr>
     </w:lvl>
   </w:abstractNum>
-  <w:abstractNum w:abstractNumId="59" w15:restartNumberingAfterBreak="0">
+  <w:abstractNum w:abstractNumId="69" w15:restartNumberingAfterBreak="0">
+    <w:nsid w:val="4B0E1854"/>
+    <w:multiLevelType w:val="hybridMultilevel"/>
+    <w:tmpl w:val="22AA4330"/>
+    <w:lvl w:ilvl="0" w:tplc="40090001">
+      <w:start w:val="1"/>
+      <w:numFmt w:val="bullet"/>
+      <w:lvlText w:val=""/>
+      <w:lvlJc w:val="left"/>
+      <w:pPr>
+        <w:ind w:left="720" w:hanging="360"/>
+      </w:pPr>
+      <w:rPr>
+        <w:rFonts w:ascii="Symbol" w:hAnsi="Symbol" w:hint="default"/>
+      </w:rPr>
+    </w:lvl>
+    <w:lvl w:ilvl="1" w:tplc="40090003" w:tentative="1">
+      <w:start w:val="1"/>
+      <w:numFmt w:val="bullet"/>
+      <w:lvlText w:val="o"/>
+      <w:lvlJc w:val="left"/>
+      <w:pPr>
+        <w:ind w:left="1440" w:hanging="360"/>
+      </w:pPr>
+      <w:rPr>
+        <w:rFonts w:ascii="Courier New" w:hAnsi="Courier New" w:cs="Courier New" w:hint="default"/>
+      </w:rPr>
+    </w:lvl>
+    <w:lvl w:ilvl="2" w:tplc="40090005" w:tentative="1">
+      <w:start w:val="1"/>
+      <w:numFmt w:val="bullet"/>
+      <w:lvlText w:val=""/>
+      <w:lvlJc w:val="left"/>
+      <w:pPr>
+        <w:ind w:left="2160" w:hanging="360"/>
+      </w:pPr>
+      <w:rPr>
+        <w:rFonts w:ascii="Wingdings" w:hAnsi="Wingdings" w:hint="default"/>
+      </w:rPr>
+    </w:lvl>
+    <w:lvl w:ilvl="3" w:tplc="40090001" w:tentative="1">
+      <w:start w:val="1"/>
+      <w:numFmt w:val="bullet"/>
+      <w:lvlText w:val=""/>
+      <w:lvlJc w:val="left"/>
+      <w:pPr>
+        <w:ind w:left="2880" w:hanging="360"/>
+      </w:pPr>
+      <w:rPr>
+        <w:rFonts w:ascii="Symbol" w:hAnsi="Symbol" w:hint="default"/>
+      </w:rPr>
+    </w:lvl>
+    <w:lvl w:ilvl="4" w:tplc="40090003" w:tentative="1">
+      <w:start w:val="1"/>
+      <w:numFmt w:val="bullet"/>
+      <w:lvlText w:val="o"/>
+      <w:lvlJc w:val="left"/>
+      <w:pPr>
+        <w:ind w:left="3600" w:hanging="360"/>
+      </w:pPr>
+      <w:rPr>
+        <w:rFonts w:ascii="Courier New" w:hAnsi="Courier New" w:cs="Courier New" w:hint="default"/>
+      </w:rPr>
+    </w:lvl>
+    <w:lvl w:ilvl="5" w:tplc="40090005" w:tentative="1">
+      <w:start w:val="1"/>
+      <w:numFmt w:val="bullet"/>
+      <w:lvlText w:val=""/>
+      <w:lvlJc w:val="left"/>
+      <w:pPr>
+        <w:ind w:left="4320" w:hanging="360"/>
+      </w:pPr>
+      <w:rPr>
+        <w:rFonts w:ascii="Wingdings" w:hAnsi="Wingdings" w:hint="default"/>
+      </w:rPr>
+    </w:lvl>
+    <w:lvl w:ilvl="6" w:tplc="40090001" w:tentative="1">
+      <w:start w:val="1"/>
+      <w:numFmt w:val="bullet"/>
+      <w:lvlText w:val=""/>
+      <w:lvlJc w:val="left"/>
+      <w:pPr>
+        <w:ind w:left="5040" w:hanging="360"/>
+      </w:pPr>
+      <w:rPr>
+        <w:rFonts w:ascii="Symbol" w:hAnsi="Symbol" w:hint="default"/>
+      </w:rPr>
+    </w:lvl>
+    <w:lvl w:ilvl="7" w:tplc="40090003" w:tentative="1">
+      <w:start w:val="1"/>
+      <w:numFmt w:val="bullet"/>
+      <w:lvlText w:val="o"/>
+      <w:lvlJc w:val="left"/>
+      <w:pPr>
+        <w:ind w:left="5760" w:hanging="360"/>
+      </w:pPr>
+      <w:rPr>
+        <w:rFonts w:ascii="Courier New" w:hAnsi="Courier New" w:cs="Courier New" w:hint="default"/>
+      </w:rPr>
+    </w:lvl>
+    <w:lvl w:ilvl="8" w:tplc="40090005" w:tentative="1">
+      <w:start w:val="1"/>
+      <w:numFmt w:val="bullet"/>
+      <w:lvlText w:val=""/>
+      <w:lvlJc w:val="left"/>
+      <w:pPr>
+        <w:ind w:left="6480" w:hanging="360"/>
+      </w:pPr>
+      <w:rPr>
+        <w:rFonts w:ascii="Wingdings" w:hAnsi="Wingdings" w:hint="default"/>
+      </w:rPr>
+    </w:lvl>
+  </w:abstractNum>
+  <w:abstractNum w:abstractNumId="70" w15:restartNumberingAfterBreak="0">
     <w:nsid w:val="4B5248B3"/>
     <w:multiLevelType w:val="hybridMultilevel"/>
     <w:tmpl w:val="4A6EB79A"/>
@@ -22694,7 +29868,7 @@
       </w:pPr>
     </w:lvl>
   </w:abstractNum>
-  <w:abstractNum w:abstractNumId="60" w15:restartNumberingAfterBreak="0">
+  <w:abstractNum w:abstractNumId="71" w15:restartNumberingAfterBreak="0">
     <w:nsid w:val="4EBC5560"/>
     <w:multiLevelType w:val="hybridMultilevel"/>
     <w:tmpl w:val="0BE47780"/>
@@ -22783,7 +29957,7 @@
       </w:pPr>
     </w:lvl>
   </w:abstractNum>
-  <w:abstractNum w:abstractNumId="61" w15:restartNumberingAfterBreak="0">
+  <w:abstractNum w:abstractNumId="72" w15:restartNumberingAfterBreak="0">
     <w:nsid w:val="4F3B5AD8"/>
     <w:multiLevelType w:val="hybridMultilevel"/>
     <w:tmpl w:val="D0803A60"/>
@@ -22869,7 +30043,7 @@
       </w:pPr>
     </w:lvl>
   </w:abstractNum>
-  <w:abstractNum w:abstractNumId="62" w15:restartNumberingAfterBreak="0">
+  <w:abstractNum w:abstractNumId="73" w15:restartNumberingAfterBreak="0">
     <w:nsid w:val="50AB6376"/>
     <w:multiLevelType w:val="hybridMultilevel"/>
     <w:tmpl w:val="B93230DA"/>
@@ -22982,7 +30156,7 @@
       </w:rPr>
     </w:lvl>
   </w:abstractNum>
-  <w:abstractNum w:abstractNumId="63" w15:restartNumberingAfterBreak="0">
+  <w:abstractNum w:abstractNumId="74" w15:restartNumberingAfterBreak="0">
     <w:nsid w:val="52E13908"/>
     <w:multiLevelType w:val="multilevel"/>
     <w:tmpl w:val="DFA0ACB0"/>
@@ -23127,7 +30301,7 @@
       </w:rPr>
     </w:lvl>
   </w:abstractNum>
-  <w:abstractNum w:abstractNumId="64" w15:restartNumberingAfterBreak="0">
+  <w:abstractNum w:abstractNumId="75" w15:restartNumberingAfterBreak="0">
     <w:nsid w:val="55795B9D"/>
     <w:multiLevelType w:val="hybridMultilevel"/>
     <w:tmpl w:val="AF060C40"/>
@@ -23216,7 +30390,7 @@
       </w:pPr>
     </w:lvl>
   </w:abstractNum>
-  <w:abstractNum w:abstractNumId="65" w15:restartNumberingAfterBreak="0">
+  <w:abstractNum w:abstractNumId="76" w15:restartNumberingAfterBreak="0">
     <w:nsid w:val="56B94850"/>
     <w:multiLevelType w:val="hybridMultilevel"/>
     <w:tmpl w:val="78665E68"/>
@@ -23329,7 +30503,7 @@
       </w:rPr>
     </w:lvl>
   </w:abstractNum>
-  <w:abstractNum w:abstractNumId="66" w15:restartNumberingAfterBreak="0">
+  <w:abstractNum w:abstractNumId="77" w15:restartNumberingAfterBreak="0">
     <w:nsid w:val="57CB494A"/>
     <w:multiLevelType w:val="hybridMultilevel"/>
     <w:tmpl w:val="61B49DDC"/>
@@ -23418,7 +30592,96 @@
       </w:pPr>
     </w:lvl>
   </w:abstractNum>
-  <w:abstractNum w:abstractNumId="67" w15:restartNumberingAfterBreak="0">
+  <w:abstractNum w:abstractNumId="78" w15:restartNumberingAfterBreak="0">
+    <w:nsid w:val="57DB44E0"/>
+    <w:multiLevelType w:val="hybridMultilevel"/>
+    <w:tmpl w:val="FBF20114"/>
+    <w:lvl w:ilvl="0" w:tplc="AB1011E6">
+      <w:start w:val="1"/>
+      <w:numFmt w:val="decimal"/>
+      <w:lvlText w:val="%1."/>
+      <w:lvlJc w:val="left"/>
+      <w:pPr>
+        <w:ind w:left="786" w:hanging="360"/>
+      </w:pPr>
+      <w:rPr>
+        <w:rFonts w:hint="default"/>
+      </w:rPr>
+    </w:lvl>
+    <w:lvl w:ilvl="1" w:tplc="40090019" w:tentative="1">
+      <w:start w:val="1"/>
+      <w:numFmt w:val="lowerLetter"/>
+      <w:lvlText w:val="%2."/>
+      <w:lvlJc w:val="left"/>
+      <w:pPr>
+        <w:ind w:left="1440" w:hanging="360"/>
+      </w:pPr>
+    </w:lvl>
+    <w:lvl w:ilvl="2" w:tplc="4009001B" w:tentative="1">
+      <w:start w:val="1"/>
+      <w:numFmt w:val="lowerRoman"/>
+      <w:lvlText w:val="%3."/>
+      <w:lvlJc w:val="right"/>
+      <w:pPr>
+        <w:ind w:left="2160" w:hanging="180"/>
+      </w:pPr>
+    </w:lvl>
+    <w:lvl w:ilvl="3" w:tplc="4009000F" w:tentative="1">
+      <w:start w:val="1"/>
+      <w:numFmt w:val="decimal"/>
+      <w:lvlText w:val="%4."/>
+      <w:lvlJc w:val="left"/>
+      <w:pPr>
+        <w:ind w:left="2880" w:hanging="360"/>
+      </w:pPr>
+    </w:lvl>
+    <w:lvl w:ilvl="4" w:tplc="40090019" w:tentative="1">
+      <w:start w:val="1"/>
+      <w:numFmt w:val="lowerLetter"/>
+      <w:lvlText w:val="%5."/>
+      <w:lvlJc w:val="left"/>
+      <w:pPr>
+        <w:ind w:left="3600" w:hanging="360"/>
+      </w:pPr>
+    </w:lvl>
+    <w:lvl w:ilvl="5" w:tplc="4009001B" w:tentative="1">
+      <w:start w:val="1"/>
+      <w:numFmt w:val="lowerRoman"/>
+      <w:lvlText w:val="%6."/>
+      <w:lvlJc w:val="right"/>
+      <w:pPr>
+        <w:ind w:left="4320" w:hanging="180"/>
+      </w:pPr>
+    </w:lvl>
+    <w:lvl w:ilvl="6" w:tplc="4009000F" w:tentative="1">
+      <w:start w:val="1"/>
+      <w:numFmt w:val="decimal"/>
+      <w:lvlText w:val="%7."/>
+      <w:lvlJc w:val="left"/>
+      <w:pPr>
+        <w:ind w:left="5040" w:hanging="360"/>
+      </w:pPr>
+    </w:lvl>
+    <w:lvl w:ilvl="7" w:tplc="40090019" w:tentative="1">
+      <w:start w:val="1"/>
+      <w:numFmt w:val="lowerLetter"/>
+      <w:lvlText w:val="%8."/>
+      <w:lvlJc w:val="left"/>
+      <w:pPr>
+        <w:ind w:left="5760" w:hanging="360"/>
+      </w:pPr>
+    </w:lvl>
+    <w:lvl w:ilvl="8" w:tplc="4009001B" w:tentative="1">
+      <w:start w:val="1"/>
+      <w:numFmt w:val="lowerRoman"/>
+      <w:lvlText w:val="%9."/>
+      <w:lvlJc w:val="right"/>
+      <w:pPr>
+        <w:ind w:left="6480" w:hanging="180"/>
+      </w:pPr>
+    </w:lvl>
+  </w:abstractNum>
+  <w:abstractNum w:abstractNumId="79" w15:restartNumberingAfterBreak="0">
     <w:nsid w:val="5820102F"/>
     <w:multiLevelType w:val="hybridMultilevel"/>
     <w:tmpl w:val="EBF48FDE"/>
@@ -23507,7 +30770,7 @@
       </w:pPr>
     </w:lvl>
   </w:abstractNum>
-  <w:abstractNum w:abstractNumId="68" w15:restartNumberingAfterBreak="0">
+  <w:abstractNum w:abstractNumId="80" w15:restartNumberingAfterBreak="0">
     <w:nsid w:val="5C660D76"/>
     <w:multiLevelType w:val="hybridMultilevel"/>
     <w:tmpl w:val="F654A158"/>
@@ -23620,7 +30883,7 @@
       </w:rPr>
     </w:lvl>
   </w:abstractNum>
-  <w:abstractNum w:abstractNumId="69" w15:restartNumberingAfterBreak="0">
+  <w:abstractNum w:abstractNumId="81" w15:restartNumberingAfterBreak="0">
     <w:nsid w:val="5DBF4464"/>
     <w:multiLevelType w:val="multilevel"/>
     <w:tmpl w:val="F4EA3954"/>
@@ -23769,7 +31032,7 @@
       </w:rPr>
     </w:lvl>
   </w:abstractNum>
-  <w:abstractNum w:abstractNumId="70" w15:restartNumberingAfterBreak="0">
+  <w:abstractNum w:abstractNumId="82" w15:restartNumberingAfterBreak="0">
     <w:nsid w:val="5F174AD2"/>
     <w:multiLevelType w:val="multilevel"/>
     <w:tmpl w:val="322895F0"/>
@@ -23918,7 +31181,7 @@
       </w:rPr>
     </w:lvl>
   </w:abstractNum>
-  <w:abstractNum w:abstractNumId="71" w15:restartNumberingAfterBreak="0">
+  <w:abstractNum w:abstractNumId="83" w15:restartNumberingAfterBreak="0">
     <w:nsid w:val="60BF3DB8"/>
     <w:multiLevelType w:val="multilevel"/>
     <w:tmpl w:val="E5E2B176"/>
@@ -24067,7 +31330,7 @@
       </w:rPr>
     </w:lvl>
   </w:abstractNum>
-  <w:abstractNum w:abstractNumId="72" w15:restartNumberingAfterBreak="0">
+  <w:abstractNum w:abstractNumId="84" w15:restartNumberingAfterBreak="0">
     <w:nsid w:val="627327D7"/>
     <w:multiLevelType w:val="hybridMultilevel"/>
     <w:tmpl w:val="17243E76"/>
@@ -24156,7 +31419,7 @@
       </w:pPr>
     </w:lvl>
   </w:abstractNum>
-  <w:abstractNum w:abstractNumId="73" w15:restartNumberingAfterBreak="0">
+  <w:abstractNum w:abstractNumId="85" w15:restartNumberingAfterBreak="0">
     <w:nsid w:val="63631B73"/>
     <w:multiLevelType w:val="hybridMultilevel"/>
     <w:tmpl w:val="27E27A66"/>
@@ -24245,7 +31508,7 @@
       </w:pPr>
     </w:lvl>
   </w:abstractNum>
-  <w:abstractNum w:abstractNumId="74" w15:restartNumberingAfterBreak="0">
+  <w:abstractNum w:abstractNumId="86" w15:restartNumberingAfterBreak="0">
     <w:nsid w:val="636E4A00"/>
     <w:multiLevelType w:val="hybridMultilevel"/>
     <w:tmpl w:val="55864E02"/>
@@ -24334,7 +31597,7 @@
       </w:pPr>
     </w:lvl>
   </w:abstractNum>
-  <w:abstractNum w:abstractNumId="75" w15:restartNumberingAfterBreak="0">
+  <w:abstractNum w:abstractNumId="87" w15:restartNumberingAfterBreak="0">
     <w:nsid w:val="65A11495"/>
     <w:multiLevelType w:val="hybridMultilevel"/>
     <w:tmpl w:val="BE2AD0BC"/>
@@ -24423,7 +31686,7 @@
       </w:pPr>
     </w:lvl>
   </w:abstractNum>
-  <w:abstractNum w:abstractNumId="76" w15:restartNumberingAfterBreak="0">
+  <w:abstractNum w:abstractNumId="88" w15:restartNumberingAfterBreak="0">
     <w:nsid w:val="66CF5307"/>
     <w:multiLevelType w:val="hybridMultilevel"/>
     <w:tmpl w:val="8E527034"/>
@@ -24512,7 +31775,7 @@
       </w:pPr>
     </w:lvl>
   </w:abstractNum>
-  <w:abstractNum w:abstractNumId="77" w15:restartNumberingAfterBreak="0">
+  <w:abstractNum w:abstractNumId="89" w15:restartNumberingAfterBreak="0">
     <w:nsid w:val="66EC2D1F"/>
     <w:multiLevelType w:val="hybridMultilevel"/>
     <w:tmpl w:val="6AC8E508"/>
@@ -24625,7 +31888,7 @@
       </w:rPr>
     </w:lvl>
   </w:abstractNum>
-  <w:abstractNum w:abstractNumId="78" w15:restartNumberingAfterBreak="0">
+  <w:abstractNum w:abstractNumId="90" w15:restartNumberingAfterBreak="0">
     <w:nsid w:val="67A91DAE"/>
     <w:multiLevelType w:val="hybridMultilevel"/>
     <w:tmpl w:val="20469220"/>
@@ -24711,7 +31974,7 @@
       </w:pPr>
     </w:lvl>
   </w:abstractNum>
-  <w:abstractNum w:abstractNumId="79" w15:restartNumberingAfterBreak="0">
+  <w:abstractNum w:abstractNumId="91" w15:restartNumberingAfterBreak="0">
     <w:nsid w:val="68A02053"/>
     <w:multiLevelType w:val="hybridMultilevel"/>
     <w:tmpl w:val="78E8F086"/>
@@ -24797,7 +32060,96 @@
       </w:pPr>
     </w:lvl>
   </w:abstractNum>
-  <w:abstractNum w:abstractNumId="80" w15:restartNumberingAfterBreak="0">
+  <w:abstractNum w:abstractNumId="92" w15:restartNumberingAfterBreak="0">
+    <w:nsid w:val="699712EC"/>
+    <w:multiLevelType w:val="hybridMultilevel"/>
+    <w:tmpl w:val="2094292C"/>
+    <w:lvl w:ilvl="0" w:tplc="03EA6F14">
+      <w:start w:val="1"/>
+      <w:numFmt w:val="decimal"/>
+      <w:lvlText w:val="%1."/>
+      <w:lvlJc w:val="left"/>
+      <w:pPr>
+        <w:ind w:left="786" w:hanging="360"/>
+      </w:pPr>
+      <w:rPr>
+        <w:rFonts w:hint="default"/>
+      </w:rPr>
+    </w:lvl>
+    <w:lvl w:ilvl="1" w:tplc="40090019" w:tentative="1">
+      <w:start w:val="1"/>
+      <w:numFmt w:val="lowerLetter"/>
+      <w:lvlText w:val="%2."/>
+      <w:lvlJc w:val="left"/>
+      <w:pPr>
+        <w:ind w:left="1440" w:hanging="360"/>
+      </w:pPr>
+    </w:lvl>
+    <w:lvl w:ilvl="2" w:tplc="4009001B" w:tentative="1">
+      <w:start w:val="1"/>
+      <w:numFmt w:val="lowerRoman"/>
+      <w:lvlText w:val="%3."/>
+      <w:lvlJc w:val="right"/>
+      <w:pPr>
+        <w:ind w:left="2160" w:hanging="180"/>
+      </w:pPr>
+    </w:lvl>
+    <w:lvl w:ilvl="3" w:tplc="4009000F" w:tentative="1">
+      <w:start w:val="1"/>
+      <w:numFmt w:val="decimal"/>
+      <w:lvlText w:val="%4."/>
+      <w:lvlJc w:val="left"/>
+      <w:pPr>
+        <w:ind w:left="2880" w:hanging="360"/>
+      </w:pPr>
+    </w:lvl>
+    <w:lvl w:ilvl="4" w:tplc="40090019" w:tentative="1">
+      <w:start w:val="1"/>
+      <w:numFmt w:val="lowerLetter"/>
+      <w:lvlText w:val="%5."/>
+      <w:lvlJc w:val="left"/>
+      <w:pPr>
+        <w:ind w:left="3600" w:hanging="360"/>
+      </w:pPr>
+    </w:lvl>
+    <w:lvl w:ilvl="5" w:tplc="4009001B" w:tentative="1">
+      <w:start w:val="1"/>
+      <w:numFmt w:val="lowerRoman"/>
+      <w:lvlText w:val="%6."/>
+      <w:lvlJc w:val="right"/>
+      <w:pPr>
+        <w:ind w:left="4320" w:hanging="180"/>
+      </w:pPr>
+    </w:lvl>
+    <w:lvl w:ilvl="6" w:tplc="4009000F" w:tentative="1">
+      <w:start w:val="1"/>
+      <w:numFmt w:val="decimal"/>
+      <w:lvlText w:val="%7."/>
+      <w:lvlJc w:val="left"/>
+      <w:pPr>
+        <w:ind w:left="5040" w:hanging="360"/>
+      </w:pPr>
+    </w:lvl>
+    <w:lvl w:ilvl="7" w:tplc="40090019" w:tentative="1">
+      <w:start w:val="1"/>
+      <w:numFmt w:val="lowerLetter"/>
+      <w:lvlText w:val="%8."/>
+      <w:lvlJc w:val="left"/>
+      <w:pPr>
+        <w:ind w:left="5760" w:hanging="360"/>
+      </w:pPr>
+    </w:lvl>
+    <w:lvl w:ilvl="8" w:tplc="4009001B" w:tentative="1">
+      <w:start w:val="1"/>
+      <w:numFmt w:val="lowerRoman"/>
+      <w:lvlText w:val="%9."/>
+      <w:lvlJc w:val="right"/>
+      <w:pPr>
+        <w:ind w:left="6480" w:hanging="180"/>
+      </w:pPr>
+    </w:lvl>
+  </w:abstractNum>
+  <w:abstractNum w:abstractNumId="93" w15:restartNumberingAfterBreak="0">
     <w:nsid w:val="6AEA6D48"/>
     <w:multiLevelType w:val="hybridMultilevel"/>
     <w:tmpl w:val="41942CD4"/>
@@ -24910,7 +32262,7 @@
       </w:rPr>
     </w:lvl>
   </w:abstractNum>
-  <w:abstractNum w:abstractNumId="81" w15:restartNumberingAfterBreak="0">
+  <w:abstractNum w:abstractNumId="94" w15:restartNumberingAfterBreak="0">
     <w:nsid w:val="6C1F3D41"/>
     <w:multiLevelType w:val="hybridMultilevel"/>
     <w:tmpl w:val="7442666C"/>
@@ -25023,7 +32375,7 @@
       </w:rPr>
     </w:lvl>
   </w:abstractNum>
-  <w:abstractNum w:abstractNumId="82" w15:restartNumberingAfterBreak="0">
+  <w:abstractNum w:abstractNumId="95" w15:restartNumberingAfterBreak="0">
     <w:nsid w:val="6DA65A70"/>
     <w:multiLevelType w:val="hybridMultilevel"/>
     <w:tmpl w:val="77AA1FF2"/>
@@ -25112,7 +32464,7 @@
       </w:pPr>
     </w:lvl>
   </w:abstractNum>
-  <w:abstractNum w:abstractNumId="83" w15:restartNumberingAfterBreak="0">
+  <w:abstractNum w:abstractNumId="96" w15:restartNumberingAfterBreak="0">
     <w:nsid w:val="6E3B21F0"/>
     <w:multiLevelType w:val="hybridMultilevel"/>
     <w:tmpl w:val="51BC0A8A"/>
@@ -25200,7 +32552,120 @@
       </w:pPr>
     </w:lvl>
   </w:abstractNum>
-  <w:abstractNum w:abstractNumId="84" w15:restartNumberingAfterBreak="0">
+  <w:abstractNum w:abstractNumId="97" w15:restartNumberingAfterBreak="0">
+    <w:nsid w:val="73541CF1"/>
+    <w:multiLevelType w:val="hybridMultilevel"/>
+    <w:tmpl w:val="014E4D9E"/>
+    <w:lvl w:ilvl="0" w:tplc="40090001">
+      <w:start w:val="1"/>
+      <w:numFmt w:val="bullet"/>
+      <w:lvlText w:val=""/>
+      <w:lvlJc w:val="left"/>
+      <w:pPr>
+        <w:ind w:left="720" w:hanging="360"/>
+      </w:pPr>
+      <w:rPr>
+        <w:rFonts w:ascii="Symbol" w:hAnsi="Symbol" w:hint="default"/>
+      </w:rPr>
+    </w:lvl>
+    <w:lvl w:ilvl="1" w:tplc="40090003" w:tentative="1">
+      <w:start w:val="1"/>
+      <w:numFmt w:val="bullet"/>
+      <w:lvlText w:val="o"/>
+      <w:lvlJc w:val="left"/>
+      <w:pPr>
+        <w:ind w:left="1440" w:hanging="360"/>
+      </w:pPr>
+      <w:rPr>
+        <w:rFonts w:ascii="Courier New" w:hAnsi="Courier New" w:cs="Courier New" w:hint="default"/>
+      </w:rPr>
+    </w:lvl>
+    <w:lvl w:ilvl="2" w:tplc="40090005" w:tentative="1">
+      <w:start w:val="1"/>
+      <w:numFmt w:val="bullet"/>
+      <w:lvlText w:val=""/>
+      <w:lvlJc w:val="left"/>
+      <w:pPr>
+        <w:ind w:left="2160" w:hanging="360"/>
+      </w:pPr>
+      <w:rPr>
+        <w:rFonts w:ascii="Wingdings" w:hAnsi="Wingdings" w:hint="default"/>
+      </w:rPr>
+    </w:lvl>
+    <w:lvl w:ilvl="3" w:tplc="40090001" w:tentative="1">
+      <w:start w:val="1"/>
+      <w:numFmt w:val="bullet"/>
+      <w:lvlText w:val=""/>
+      <w:lvlJc w:val="left"/>
+      <w:pPr>
+        <w:ind w:left="2880" w:hanging="360"/>
+      </w:pPr>
+      <w:rPr>
+        <w:rFonts w:ascii="Symbol" w:hAnsi="Symbol" w:hint="default"/>
+      </w:rPr>
+    </w:lvl>
+    <w:lvl w:ilvl="4" w:tplc="40090003" w:tentative="1">
+      <w:start w:val="1"/>
+      <w:numFmt w:val="bullet"/>
+      <w:lvlText w:val="o"/>
+      <w:lvlJc w:val="left"/>
+      <w:pPr>
+        <w:ind w:left="3600" w:hanging="360"/>
+      </w:pPr>
+      <w:rPr>
+        <w:rFonts w:ascii="Courier New" w:hAnsi="Courier New" w:cs="Courier New" w:hint="default"/>
+      </w:rPr>
+    </w:lvl>
+    <w:lvl w:ilvl="5" w:tplc="40090005" w:tentative="1">
+      <w:start w:val="1"/>
+      <w:numFmt w:val="bullet"/>
+      <w:lvlText w:val=""/>
+      <w:lvlJc w:val="left"/>
+      <w:pPr>
+        <w:ind w:left="4320" w:hanging="360"/>
+      </w:pPr>
+      <w:rPr>
+        <w:rFonts w:ascii="Wingdings" w:hAnsi="Wingdings" w:hint="default"/>
+      </w:rPr>
+    </w:lvl>
+    <w:lvl w:ilvl="6" w:tplc="40090001" w:tentative="1">
+      <w:start w:val="1"/>
+      <w:numFmt w:val="bullet"/>
+      <w:lvlText w:val=""/>
+      <w:lvlJc w:val="left"/>
+      <w:pPr>
+        <w:ind w:left="5040" w:hanging="360"/>
+      </w:pPr>
+      <w:rPr>
+        <w:rFonts w:ascii="Symbol" w:hAnsi="Symbol" w:hint="default"/>
+      </w:rPr>
+    </w:lvl>
+    <w:lvl w:ilvl="7" w:tplc="40090003" w:tentative="1">
+      <w:start w:val="1"/>
+      <w:numFmt w:val="bullet"/>
+      <w:lvlText w:val="o"/>
+      <w:lvlJc w:val="left"/>
+      <w:pPr>
+        <w:ind w:left="5760" w:hanging="360"/>
+      </w:pPr>
+      <w:rPr>
+        <w:rFonts w:ascii="Courier New" w:hAnsi="Courier New" w:cs="Courier New" w:hint="default"/>
+      </w:rPr>
+    </w:lvl>
+    <w:lvl w:ilvl="8" w:tplc="40090005" w:tentative="1">
+      <w:start w:val="1"/>
+      <w:numFmt w:val="bullet"/>
+      <w:lvlText w:val=""/>
+      <w:lvlJc w:val="left"/>
+      <w:pPr>
+        <w:ind w:left="6480" w:hanging="360"/>
+      </w:pPr>
+      <w:rPr>
+        <w:rFonts w:ascii="Wingdings" w:hAnsi="Wingdings" w:hint="default"/>
+      </w:rPr>
+    </w:lvl>
+  </w:abstractNum>
+  <w:abstractNum w:abstractNumId="98" w15:restartNumberingAfterBreak="0">
     <w:nsid w:val="743D2677"/>
     <w:multiLevelType w:val="hybridMultilevel"/>
     <w:tmpl w:val="AB2AEB64"/>
@@ -25289,7 +32754,7 @@
       </w:pPr>
     </w:lvl>
   </w:abstractNum>
-  <w:abstractNum w:abstractNumId="85" w15:restartNumberingAfterBreak="0">
+  <w:abstractNum w:abstractNumId="99" w15:restartNumberingAfterBreak="0">
     <w:nsid w:val="76D400E1"/>
     <w:multiLevelType w:val="hybridMultilevel"/>
     <w:tmpl w:val="7EF26DCA"/>
@@ -25378,7 +32843,7 @@
       </w:pPr>
     </w:lvl>
   </w:abstractNum>
-  <w:abstractNum w:abstractNumId="86" w15:restartNumberingAfterBreak="0">
+  <w:abstractNum w:abstractNumId="100" w15:restartNumberingAfterBreak="0">
     <w:nsid w:val="798245A1"/>
     <w:multiLevelType w:val="multilevel"/>
     <w:tmpl w:val="D4E29C7E"/>
@@ -25527,7 +32992,7 @@
       </w:rPr>
     </w:lvl>
   </w:abstractNum>
-  <w:abstractNum w:abstractNumId="87" w15:restartNumberingAfterBreak="0">
+  <w:abstractNum w:abstractNumId="101" w15:restartNumberingAfterBreak="0">
     <w:nsid w:val="7B4606AD"/>
     <w:multiLevelType w:val="hybridMultilevel"/>
     <w:tmpl w:val="906C02F2"/>
@@ -25616,7 +33081,7 @@
       </w:pPr>
     </w:lvl>
   </w:abstractNum>
-  <w:abstractNum w:abstractNumId="88" w15:restartNumberingAfterBreak="0">
+  <w:abstractNum w:abstractNumId="102" w15:restartNumberingAfterBreak="0">
     <w:nsid w:val="7C4818D0"/>
     <w:multiLevelType w:val="hybridMultilevel"/>
     <w:tmpl w:val="A61CFC8E"/>
@@ -25705,7 +33170,7 @@
       </w:pPr>
     </w:lvl>
   </w:abstractNum>
-  <w:abstractNum w:abstractNumId="89" w15:restartNumberingAfterBreak="0">
+  <w:abstractNum w:abstractNumId="103" w15:restartNumberingAfterBreak="0">
     <w:nsid w:val="7DF907F8"/>
     <w:multiLevelType w:val="multilevel"/>
     <w:tmpl w:val="D0481822"/>
@@ -25854,7 +33319,7 @@
       </w:rPr>
     </w:lvl>
   </w:abstractNum>
-  <w:abstractNum w:abstractNumId="90" w15:restartNumberingAfterBreak="0">
+  <w:abstractNum w:abstractNumId="104" w15:restartNumberingAfterBreak="0">
     <w:nsid w:val="7E123F7B"/>
     <w:multiLevelType w:val="hybridMultilevel"/>
     <w:tmpl w:val="37809860"/>
@@ -25967,7 +33432,7 @@
       </w:rPr>
     </w:lvl>
   </w:abstractNum>
-  <w:abstractNum w:abstractNumId="91" w15:restartNumberingAfterBreak="0">
+  <w:abstractNum w:abstractNumId="105" w15:restartNumberingAfterBreak="0">
     <w:nsid w:val="7E75290A"/>
     <w:multiLevelType w:val="hybridMultilevel"/>
     <w:tmpl w:val="2F203DF8"/>
@@ -26053,7 +33518,7 @@
       </w:pPr>
     </w:lvl>
   </w:abstractNum>
-  <w:abstractNum w:abstractNumId="92" w15:restartNumberingAfterBreak="0">
+  <w:abstractNum w:abstractNumId="106" w15:restartNumberingAfterBreak="0">
     <w:nsid w:val="7E821522"/>
     <w:multiLevelType w:val="hybridMultilevel"/>
     <w:tmpl w:val="D15E8CC6"/>
@@ -26139,7 +33604,7 @@
       </w:pPr>
     </w:lvl>
   </w:abstractNum>
-  <w:abstractNum w:abstractNumId="93" w15:restartNumberingAfterBreak="0">
+  <w:abstractNum w:abstractNumId="107" w15:restartNumberingAfterBreak="0">
     <w:nsid w:val="7F9B1F90"/>
     <w:multiLevelType w:val="hybridMultilevel"/>
     <w:tmpl w:val="3B1AD3DE"/>
@@ -26229,286 +33694,328 @@
     </w:lvl>
   </w:abstractNum>
   <w:num w:numId="1" w16cid:durableId="547760854">
+    <w:abstractNumId w:val="103"/>
+  </w:num>
+  <w:num w:numId="2" w16cid:durableId="112870013">
+    <w:abstractNumId w:val="2"/>
+  </w:num>
+  <w:num w:numId="3" w16cid:durableId="1066297082">
+    <w:abstractNumId w:val="74"/>
+  </w:num>
+  <w:num w:numId="4" w16cid:durableId="375544249">
+    <w:abstractNumId w:val="26"/>
+  </w:num>
+  <w:num w:numId="5" w16cid:durableId="1102913561">
+    <w:abstractNumId w:val="52"/>
+  </w:num>
+  <w:num w:numId="6" w16cid:durableId="2060545769">
+    <w:abstractNumId w:val="49"/>
+  </w:num>
+  <w:num w:numId="7" w16cid:durableId="1324044657">
+    <w:abstractNumId w:val="83"/>
+  </w:num>
+  <w:num w:numId="8" w16cid:durableId="98184746">
+    <w:abstractNumId w:val="67"/>
+  </w:num>
+  <w:num w:numId="9" w16cid:durableId="182013550">
+    <w:abstractNumId w:val="8"/>
+  </w:num>
+  <w:num w:numId="10" w16cid:durableId="1909684561">
+    <w:abstractNumId w:val="91"/>
+  </w:num>
+  <w:num w:numId="11" w16cid:durableId="468674835">
+    <w:abstractNumId w:val="11"/>
+  </w:num>
+  <w:num w:numId="12" w16cid:durableId="303313759">
+    <w:abstractNumId w:val="10"/>
+  </w:num>
+  <w:num w:numId="13" w16cid:durableId="1941378677">
+    <w:abstractNumId w:val="32"/>
+  </w:num>
+  <w:num w:numId="14" w16cid:durableId="1658071050">
+    <w:abstractNumId w:val="57"/>
+  </w:num>
+  <w:num w:numId="15" w16cid:durableId="1856843268">
+    <w:abstractNumId w:val="105"/>
+  </w:num>
+  <w:num w:numId="16" w16cid:durableId="2056733104">
+    <w:abstractNumId w:val="100"/>
+  </w:num>
+  <w:num w:numId="17" w16cid:durableId="352073398">
+    <w:abstractNumId w:val="14"/>
+  </w:num>
+  <w:num w:numId="18" w16cid:durableId="880899920">
+    <w:abstractNumId w:val="68"/>
+  </w:num>
+  <w:num w:numId="19" w16cid:durableId="1963266159">
+    <w:abstractNumId w:val="17"/>
+  </w:num>
+  <w:num w:numId="20" w16cid:durableId="1434083292">
+    <w:abstractNumId w:val="18"/>
+  </w:num>
+  <w:num w:numId="21" w16cid:durableId="509570059">
+    <w:abstractNumId w:val="4"/>
+  </w:num>
+  <w:num w:numId="22" w16cid:durableId="1888905990">
+    <w:abstractNumId w:val="13"/>
+  </w:num>
+  <w:num w:numId="23" w16cid:durableId="1001546929">
+    <w:abstractNumId w:val="85"/>
+  </w:num>
+  <w:num w:numId="24" w16cid:durableId="2016109498">
+    <w:abstractNumId w:val="12"/>
+  </w:num>
+  <w:num w:numId="25" w16cid:durableId="836769810">
+    <w:abstractNumId w:val="48"/>
+  </w:num>
+  <w:num w:numId="26" w16cid:durableId="49619448">
     <w:abstractNumId w:val="89"/>
   </w:num>
-  <w:num w:numId="2" w16cid:durableId="112870013">
-    <w:abstractNumId w:val="1"/>
+  <w:num w:numId="27" w16cid:durableId="1091588831">
+    <w:abstractNumId w:val="93"/>
   </w:num>
-  <w:num w:numId="3" w16cid:durableId="1066297082">
+  <w:num w:numId="28" w16cid:durableId="1316226302">
+    <w:abstractNumId w:val="53"/>
+  </w:num>
+  <w:num w:numId="29" w16cid:durableId="731119912">
+    <w:abstractNumId w:val="9"/>
+  </w:num>
+  <w:num w:numId="30" w16cid:durableId="1482456804">
+    <w:abstractNumId w:val="60"/>
+  </w:num>
+  <w:num w:numId="31" w16cid:durableId="1733458492">
+    <w:abstractNumId w:val="27"/>
+  </w:num>
+  <w:num w:numId="32" w16cid:durableId="769738866">
+    <w:abstractNumId w:val="104"/>
+  </w:num>
+  <w:num w:numId="33" w16cid:durableId="2029674655">
+    <w:abstractNumId w:val="5"/>
+  </w:num>
+  <w:num w:numId="34" w16cid:durableId="1764909057">
+    <w:abstractNumId w:val="80"/>
+  </w:num>
+  <w:num w:numId="35" w16cid:durableId="1460802618">
+    <w:abstractNumId w:val="41"/>
+  </w:num>
+  <w:num w:numId="36" w16cid:durableId="2093811967">
+    <w:abstractNumId w:val="88"/>
+  </w:num>
+  <w:num w:numId="37" w16cid:durableId="1859267411">
+    <w:abstractNumId w:val="66"/>
+  </w:num>
+  <w:num w:numId="38" w16cid:durableId="1741830400">
+    <w:abstractNumId w:val="90"/>
+  </w:num>
+  <w:num w:numId="39" w16cid:durableId="493300045">
+    <w:abstractNumId w:val="55"/>
+  </w:num>
+  <w:num w:numId="40" w16cid:durableId="1842039721">
     <w:abstractNumId w:val="63"/>
   </w:num>
-  <w:num w:numId="4" w16cid:durableId="375544249">
-    <w:abstractNumId w:val="20"/>
+  <w:num w:numId="41" w16cid:durableId="477959858">
+    <w:abstractNumId w:val="56"/>
   </w:num>
-  <w:num w:numId="5" w16cid:durableId="1102913561">
-    <w:abstractNumId w:val="43"/>
+  <w:num w:numId="42" w16cid:durableId="502479676">
+    <w:abstractNumId w:val="28"/>
   </w:num>
-  <w:num w:numId="6" w16cid:durableId="2060545769">
-    <w:abstractNumId w:val="40"/>
+  <w:num w:numId="43" w16cid:durableId="307318697">
+    <w:abstractNumId w:val="62"/>
   </w:num>
-  <w:num w:numId="7" w16cid:durableId="1324044657">
+  <w:num w:numId="44" w16cid:durableId="1273854510">
+    <w:abstractNumId w:val="106"/>
+  </w:num>
+  <w:num w:numId="45" w16cid:durableId="90973953">
+    <w:abstractNumId w:val="19"/>
+  </w:num>
+  <w:num w:numId="46" w16cid:durableId="457912309">
+    <w:abstractNumId w:val="6"/>
+  </w:num>
+  <w:num w:numId="47" w16cid:durableId="42410849">
+    <w:abstractNumId w:val="50"/>
+  </w:num>
+  <w:num w:numId="48" w16cid:durableId="1751152673">
+    <w:abstractNumId w:val="86"/>
+  </w:num>
+  <w:num w:numId="49" w16cid:durableId="1372655259">
+    <w:abstractNumId w:val="82"/>
+  </w:num>
+  <w:num w:numId="50" w16cid:durableId="2097021567">
+    <w:abstractNumId w:val="37"/>
+  </w:num>
+  <w:num w:numId="51" w16cid:durableId="571697622">
+    <w:abstractNumId w:val="107"/>
+  </w:num>
+  <w:num w:numId="52" w16cid:durableId="1787961601">
+    <w:abstractNumId w:val="70"/>
+  </w:num>
+  <w:num w:numId="53" w16cid:durableId="803234512">
+    <w:abstractNumId w:val="15"/>
+  </w:num>
+  <w:num w:numId="54" w16cid:durableId="262305211">
+    <w:abstractNumId w:val="65"/>
+  </w:num>
+  <w:num w:numId="55" w16cid:durableId="1437944789">
+    <w:abstractNumId w:val="102"/>
+  </w:num>
+  <w:num w:numId="56" w16cid:durableId="160630332">
+    <w:abstractNumId w:val="96"/>
+  </w:num>
+  <w:num w:numId="57" w16cid:durableId="2116902213">
+    <w:abstractNumId w:val="98"/>
+  </w:num>
+  <w:num w:numId="58" w16cid:durableId="1631781334">
+    <w:abstractNumId w:val="46"/>
+  </w:num>
+  <w:num w:numId="59" w16cid:durableId="1416395035">
+    <w:abstractNumId w:val="79"/>
+  </w:num>
+  <w:num w:numId="60" w16cid:durableId="120923253">
+    <w:abstractNumId w:val="76"/>
+  </w:num>
+  <w:num w:numId="61" w16cid:durableId="1010566114">
+    <w:abstractNumId w:val="33"/>
+  </w:num>
+  <w:num w:numId="62" w16cid:durableId="1229149399">
+    <w:abstractNumId w:val="7"/>
+  </w:num>
+  <w:num w:numId="63" w16cid:durableId="491797892">
+    <w:abstractNumId w:val="30"/>
+  </w:num>
+  <w:num w:numId="64" w16cid:durableId="981425004">
+    <w:abstractNumId w:val="3"/>
+  </w:num>
+  <w:num w:numId="65" w16cid:durableId="129445236">
     <w:abstractNumId w:val="71"/>
   </w:num>
-  <w:num w:numId="8" w16cid:durableId="98184746">
-    <w:abstractNumId w:val="57"/>
-  </w:num>
-  <w:num w:numId="9" w16cid:durableId="182013550">
-    <w:abstractNumId w:val="7"/>
-  </w:num>
-  <w:num w:numId="10" w16cid:durableId="1909684561">
-    <w:abstractNumId w:val="79"/>
-  </w:num>
-  <w:num w:numId="11" w16cid:durableId="468674835">
-    <w:abstractNumId w:val="10"/>
-  </w:num>
-  <w:num w:numId="12" w16cid:durableId="303313759">
-    <w:abstractNumId w:val="9"/>
-  </w:num>
-  <w:num w:numId="13" w16cid:durableId="1941378677">
-    <w:abstractNumId w:val="25"/>
-  </w:num>
-  <w:num w:numId="14" w16cid:durableId="1658071050">
-    <w:abstractNumId w:val="48"/>
-  </w:num>
-  <w:num w:numId="15" w16cid:durableId="1856843268">
-    <w:abstractNumId w:val="91"/>
-  </w:num>
-  <w:num w:numId="16" w16cid:durableId="2056733104">
-    <w:abstractNumId w:val="86"/>
-  </w:num>
-  <w:num w:numId="17" w16cid:durableId="352073398">
-    <w:abstractNumId w:val="13"/>
-  </w:num>
-  <w:num w:numId="18" w16cid:durableId="880899920">
-    <w:abstractNumId w:val="58"/>
-  </w:num>
-  <w:num w:numId="19" w16cid:durableId="1963266159">
-    <w:abstractNumId w:val="15"/>
-  </w:num>
-  <w:num w:numId="20" w16cid:durableId="1434083292">
-    <w:abstractNumId w:val="16"/>
-  </w:num>
-  <w:num w:numId="21" w16cid:durableId="509570059">
-    <w:abstractNumId w:val="3"/>
-  </w:num>
-  <w:num w:numId="22" w16cid:durableId="1888905990">
-    <w:abstractNumId w:val="12"/>
-  </w:num>
-  <w:num w:numId="23" w16cid:durableId="1001546929">
-    <w:abstractNumId w:val="73"/>
-  </w:num>
-  <w:num w:numId="24" w16cid:durableId="2016109498">
-    <w:abstractNumId w:val="11"/>
-  </w:num>
-  <w:num w:numId="25" w16cid:durableId="836769810">
-    <w:abstractNumId w:val="39"/>
-  </w:num>
-  <w:num w:numId="26" w16cid:durableId="49619448">
-    <w:abstractNumId w:val="77"/>
-  </w:num>
-  <w:num w:numId="27" w16cid:durableId="1091588831">
-    <w:abstractNumId w:val="80"/>
-  </w:num>
-  <w:num w:numId="28" w16cid:durableId="1316226302">
-    <w:abstractNumId w:val="44"/>
-  </w:num>
-  <w:num w:numId="29" w16cid:durableId="731119912">
-    <w:abstractNumId w:val="8"/>
-  </w:num>
-  <w:num w:numId="30" w16cid:durableId="1482456804">
-    <w:abstractNumId w:val="51"/>
-  </w:num>
-  <w:num w:numId="31" w16cid:durableId="1733458492">
-    <w:abstractNumId w:val="21"/>
-  </w:num>
-  <w:num w:numId="32" w16cid:durableId="769738866">
-    <w:abstractNumId w:val="90"/>
-  </w:num>
-  <w:num w:numId="33" w16cid:durableId="2029674655">
-    <w:abstractNumId w:val="4"/>
-  </w:num>
-  <w:num w:numId="34" w16cid:durableId="1764909057">
-    <w:abstractNumId w:val="68"/>
-  </w:num>
-  <w:num w:numId="35" w16cid:durableId="1460802618">
-    <w:abstractNumId w:val="32"/>
-  </w:num>
-  <w:num w:numId="36" w16cid:durableId="2093811967">
-    <w:abstractNumId w:val="76"/>
-  </w:num>
-  <w:num w:numId="37" w16cid:durableId="1859267411">
-    <w:abstractNumId w:val="56"/>
-  </w:num>
-  <w:num w:numId="38" w16cid:durableId="1741830400">
-    <w:abstractNumId w:val="78"/>
-  </w:num>
-  <w:num w:numId="39" w16cid:durableId="493300045">
-    <w:abstractNumId w:val="46"/>
-  </w:num>
-  <w:num w:numId="40" w16cid:durableId="1842039721">
-    <w:abstractNumId w:val="53"/>
-  </w:num>
-  <w:num w:numId="41" w16cid:durableId="477959858">
+  <w:num w:numId="66" w16cid:durableId="2003729089">
     <w:abstractNumId w:val="47"/>
   </w:num>
-  <w:num w:numId="42" w16cid:durableId="502479676">
-    <w:abstractNumId w:val="22"/>
-  </w:num>
-  <w:num w:numId="43" w16cid:durableId="307318697">
-    <w:abstractNumId w:val="52"/>
-  </w:num>
-  <w:num w:numId="44" w16cid:durableId="1273854510">
-    <w:abstractNumId w:val="92"/>
-  </w:num>
-  <w:num w:numId="45" w16cid:durableId="90973953">
-    <w:abstractNumId w:val="17"/>
-  </w:num>
-  <w:num w:numId="46" w16cid:durableId="457912309">
-    <w:abstractNumId w:val="5"/>
-  </w:num>
-  <w:num w:numId="47" w16cid:durableId="42410849">
-    <w:abstractNumId w:val="41"/>
-  </w:num>
-  <w:num w:numId="48" w16cid:durableId="1751152673">
-    <w:abstractNumId w:val="74"/>
-  </w:num>
-  <w:num w:numId="49" w16cid:durableId="1372655259">
-    <w:abstractNumId w:val="70"/>
-  </w:num>
-  <w:num w:numId="50" w16cid:durableId="2097021567">
-    <w:abstractNumId w:val="29"/>
-  </w:num>
-  <w:num w:numId="51" w16cid:durableId="571697622">
-    <w:abstractNumId w:val="93"/>
-  </w:num>
-  <w:num w:numId="52" w16cid:durableId="1787961601">
-    <w:abstractNumId w:val="59"/>
-  </w:num>
-  <w:num w:numId="53" w16cid:durableId="803234512">
-    <w:abstractNumId w:val="14"/>
-  </w:num>
-  <w:num w:numId="54" w16cid:durableId="262305211">
-    <w:abstractNumId w:val="55"/>
-  </w:num>
-  <w:num w:numId="55" w16cid:durableId="1437944789">
-    <w:abstractNumId w:val="88"/>
-  </w:num>
-  <w:num w:numId="56" w16cid:durableId="160630332">
-    <w:abstractNumId w:val="83"/>
-  </w:num>
-  <w:num w:numId="57" w16cid:durableId="2116902213">
-    <w:abstractNumId w:val="84"/>
-  </w:num>
-  <w:num w:numId="58" w16cid:durableId="1631781334">
-    <w:abstractNumId w:val="37"/>
-  </w:num>
-  <w:num w:numId="59" w16cid:durableId="1416395035">
-    <w:abstractNumId w:val="67"/>
-  </w:num>
-  <w:num w:numId="60" w16cid:durableId="120923253">
-    <w:abstractNumId w:val="65"/>
-  </w:num>
-  <w:num w:numId="61" w16cid:durableId="1010566114">
-    <w:abstractNumId w:val="26"/>
-  </w:num>
-  <w:num w:numId="62" w16cid:durableId="1229149399">
-    <w:abstractNumId w:val="6"/>
-  </w:num>
-  <w:num w:numId="63" w16cid:durableId="491797892">
-    <w:abstractNumId w:val="24"/>
-  </w:num>
-  <w:num w:numId="64" w16cid:durableId="981425004">
-    <w:abstractNumId w:val="2"/>
-  </w:num>
-  <w:num w:numId="65" w16cid:durableId="129445236">
-    <w:abstractNumId w:val="60"/>
-  </w:num>
-  <w:num w:numId="66" w16cid:durableId="2003729089">
-    <w:abstractNumId w:val="38"/>
-  </w:num>
   <w:num w:numId="67" w16cid:durableId="967203898">
-    <w:abstractNumId w:val="75"/>
+    <w:abstractNumId w:val="87"/>
   </w:num>
   <w:num w:numId="68" w16cid:durableId="1164204164">
-    <w:abstractNumId w:val="45"/>
+    <w:abstractNumId w:val="54"/>
   </w:num>
   <w:num w:numId="69" w16cid:durableId="1368749256">
     <w:abstractNumId w:val="0"/>
   </w:num>
   <w:num w:numId="70" w16cid:durableId="96100356">
-    <w:abstractNumId w:val="50"/>
+    <w:abstractNumId w:val="59"/>
   </w:num>
   <w:num w:numId="71" w16cid:durableId="1419256297">
+    <w:abstractNumId w:val="45"/>
+  </w:num>
+  <w:num w:numId="72" w16cid:durableId="2029024432">
+    <w:abstractNumId w:val="73"/>
+  </w:num>
+  <w:num w:numId="73" w16cid:durableId="1030569930">
+    <w:abstractNumId w:val="44"/>
+  </w:num>
+  <w:num w:numId="74" w16cid:durableId="1286425677">
+    <w:abstractNumId w:val="101"/>
+  </w:num>
+  <w:num w:numId="75" w16cid:durableId="1506549305">
+    <w:abstractNumId w:val="77"/>
+  </w:num>
+  <w:num w:numId="76" w16cid:durableId="1243301000">
+    <w:abstractNumId w:val="84"/>
+  </w:num>
+  <w:num w:numId="77" w16cid:durableId="1403868717">
+    <w:abstractNumId w:val="99"/>
+  </w:num>
+  <w:num w:numId="78" w16cid:durableId="215287945">
+    <w:abstractNumId w:val="43"/>
+  </w:num>
+  <w:num w:numId="79" w16cid:durableId="2067021560">
+    <w:abstractNumId w:val="95"/>
+  </w:num>
+  <w:num w:numId="80" w16cid:durableId="1187600780">
+    <w:abstractNumId w:val="42"/>
+  </w:num>
+  <w:num w:numId="81" w16cid:durableId="1510558287">
+    <w:abstractNumId w:val="81"/>
+  </w:num>
+  <w:num w:numId="82" w16cid:durableId="2085687387">
+    <w:abstractNumId w:val="21"/>
+  </w:num>
+  <w:num w:numId="83" w16cid:durableId="607003710">
+    <w:abstractNumId w:val="34"/>
+  </w:num>
+  <w:num w:numId="84" w16cid:durableId="1586113957">
+    <w:abstractNumId w:val="58"/>
+  </w:num>
+  <w:num w:numId="85" w16cid:durableId="902913052">
+    <w:abstractNumId w:val="94"/>
+  </w:num>
+  <w:num w:numId="86" w16cid:durableId="1801654526">
+    <w:abstractNumId w:val="38"/>
+  </w:num>
+  <w:num w:numId="87" w16cid:durableId="2050032601">
+    <w:abstractNumId w:val="72"/>
+  </w:num>
+  <w:num w:numId="88" w16cid:durableId="797459247">
+    <w:abstractNumId w:val="40"/>
+  </w:num>
+  <w:num w:numId="89" w16cid:durableId="333649052">
+    <w:abstractNumId w:val="64"/>
+  </w:num>
+  <w:num w:numId="90" w16cid:durableId="874851764">
+    <w:abstractNumId w:val="25"/>
+  </w:num>
+  <w:num w:numId="91" w16cid:durableId="702094024">
+    <w:abstractNumId w:val="29"/>
+  </w:num>
+  <w:num w:numId="92" w16cid:durableId="403186397">
+    <w:abstractNumId w:val="35"/>
+  </w:num>
+  <w:num w:numId="93" w16cid:durableId="530459168">
+    <w:abstractNumId w:val="75"/>
+  </w:num>
+  <w:num w:numId="94" w16cid:durableId="1030764505">
+    <w:abstractNumId w:val="51"/>
+  </w:num>
+  <w:num w:numId="95" w16cid:durableId="504369562">
+    <w:abstractNumId w:val="97"/>
+  </w:num>
+  <w:num w:numId="96" w16cid:durableId="660622628">
+    <w:abstractNumId w:val="20"/>
+  </w:num>
+  <w:num w:numId="97" w16cid:durableId="1021394204">
+    <w:abstractNumId w:val="16"/>
+  </w:num>
+  <w:num w:numId="98" w16cid:durableId="808327791">
+    <w:abstractNumId w:val="69"/>
+  </w:num>
+  <w:num w:numId="99" w16cid:durableId="2018582249">
+    <w:abstractNumId w:val="23"/>
+  </w:num>
+  <w:num w:numId="100" w16cid:durableId="1162041113">
+    <w:abstractNumId w:val="22"/>
+  </w:num>
+  <w:num w:numId="101" w16cid:durableId="1220166093">
+    <w:abstractNumId w:val="31"/>
+  </w:num>
+  <w:num w:numId="102" w16cid:durableId="247082183">
+    <w:abstractNumId w:val="1"/>
+  </w:num>
+  <w:num w:numId="103" w16cid:durableId="1557282392">
+    <w:abstractNumId w:val="92"/>
+  </w:num>
+  <w:num w:numId="104" w16cid:durableId="1605117040">
+    <w:abstractNumId w:val="24"/>
+  </w:num>
+  <w:num w:numId="105" w16cid:durableId="1169904836">
+    <w:abstractNumId w:val="39"/>
+  </w:num>
+  <w:num w:numId="106" w16cid:durableId="770736041">
+    <w:abstractNumId w:val="61"/>
+  </w:num>
+  <w:num w:numId="107" w16cid:durableId="1923490898">
     <w:abstractNumId w:val="36"/>
   </w:num>
-  <w:num w:numId="72" w16cid:durableId="2029024432">
-    <w:abstractNumId w:val="62"/>
-  </w:num>
-  <w:num w:numId="73" w16cid:durableId="1030569930">
-    <w:abstractNumId w:val="35"/>
-  </w:num>
-  <w:num w:numId="74" w16cid:durableId="1286425677">
-    <w:abstractNumId w:val="87"/>
-  </w:num>
-  <w:num w:numId="75" w16cid:durableId="1506549305">
-    <w:abstractNumId w:val="66"/>
-  </w:num>
-  <w:num w:numId="76" w16cid:durableId="1243301000">
-    <w:abstractNumId w:val="72"/>
-  </w:num>
-  <w:num w:numId="77" w16cid:durableId="1403868717">
-    <w:abstractNumId w:val="85"/>
-  </w:num>
-  <w:num w:numId="78" w16cid:durableId="215287945">
-    <w:abstractNumId w:val="34"/>
-  </w:num>
-  <w:num w:numId="79" w16cid:durableId="2067021560">
-    <w:abstractNumId w:val="82"/>
-  </w:num>
-  <w:num w:numId="80" w16cid:durableId="1187600780">
-    <w:abstractNumId w:val="33"/>
-  </w:num>
-  <w:num w:numId="81" w16cid:durableId="1510558287">
-    <w:abstractNumId w:val="69"/>
-  </w:num>
-  <w:num w:numId="82" w16cid:durableId="2085687387">
-    <w:abstractNumId w:val="18"/>
-  </w:num>
-  <w:num w:numId="83" w16cid:durableId="607003710">
-    <w:abstractNumId w:val="27"/>
-  </w:num>
-  <w:num w:numId="84" w16cid:durableId="1586113957">
-    <w:abstractNumId w:val="49"/>
-  </w:num>
-  <w:num w:numId="85" w16cid:durableId="902913052">
-    <w:abstractNumId w:val="81"/>
-  </w:num>
-  <w:num w:numId="86" w16cid:durableId="1801654526">
-    <w:abstractNumId w:val="30"/>
-  </w:num>
-  <w:num w:numId="87" w16cid:durableId="2050032601">
-    <w:abstractNumId w:val="61"/>
-  </w:num>
-  <w:num w:numId="88" w16cid:durableId="797459247">
-    <w:abstractNumId w:val="31"/>
-  </w:num>
-  <w:num w:numId="89" w16cid:durableId="333649052">
-    <w:abstractNumId w:val="54"/>
-  </w:num>
-  <w:num w:numId="90" w16cid:durableId="874851764">
-    <w:abstractNumId w:val="19"/>
-  </w:num>
-  <w:num w:numId="91" w16cid:durableId="702094024">
-    <w:abstractNumId w:val="23"/>
-  </w:num>
-  <w:num w:numId="92" w16cid:durableId="403186397">
-    <w:abstractNumId w:val="28"/>
-  </w:num>
-  <w:num w:numId="93" w16cid:durableId="530459168">
-    <w:abstractNumId w:val="64"/>
-  </w:num>
-  <w:num w:numId="94" w16cid:durableId="1030764505">
-    <w:abstractNumId w:val="42"/>
+  <w:num w:numId="108" w16cid:durableId="350574352">
+    <w:abstractNumId w:val="78"/>
   </w:num>
 </w:numbering>
 </file>

--- a/PLSQL Assignments.docx
+++ b/PLSQL Assignments.docx
@@ -15450,25 +15450,7 @@
           <w:sz w:val="20"/>
           <w:szCs w:val="20"/>
         </w:rPr>
-        <w:t xml:space="preserve"> INT PRIMARY KEY, </w:t>
-      </w:r>
-      <w:proofErr w:type="spellStart"/>
-      <w:r>
-        <w:rPr>
-          <w:rFonts w:cstheme="minorHAnsi"/>
-          <w:sz w:val="20"/>
-          <w:szCs w:val="20"/>
-        </w:rPr>
-        <w:t>user_id</w:t>
-      </w:r>
-      <w:proofErr w:type="spellEnd"/>
-      <w:r>
-        <w:rPr>
-          <w:rFonts w:cstheme="minorHAnsi"/>
-          <w:sz w:val="20"/>
-          <w:szCs w:val="20"/>
-        </w:rPr>
-        <w:t xml:space="preserve"> INT, expiry_date DATE, status </w:t>
+        <w:t xml:space="preserve"> INT PRIMARY KEY, user_id INT, expiry_date DATE, status </w:t>
       </w:r>
       <w:proofErr w:type="gramStart"/>
       <w:r>
@@ -16383,25 +16365,7 @@
           <w:sz w:val="20"/>
           <w:szCs w:val="20"/>
         </w:rPr>
-        <w:t xml:space="preserve">CREATE TABLE orders (order_id INT AUTO_INCREMENT PRIMARY KEY, </w:t>
-      </w:r>
-      <w:proofErr w:type="spellStart"/>
-      <w:r>
-        <w:rPr>
-          <w:rFonts w:cstheme="minorHAnsi"/>
-          <w:sz w:val="20"/>
-          <w:szCs w:val="20"/>
-        </w:rPr>
-        <w:t>user_id</w:t>
-      </w:r>
-      <w:proofErr w:type="spellEnd"/>
-      <w:r>
-        <w:rPr>
-          <w:rFonts w:cstheme="minorHAnsi"/>
-          <w:sz w:val="20"/>
-          <w:szCs w:val="20"/>
-        </w:rPr>
-        <w:t xml:space="preserve"> INT, order_date DATETIME);</w:t>
+        <w:t>CREATE TABLE orders (order_id INT AUTO_INCREMENT PRIMARY KEY, user_id INT, order_date DATETIME);</w:t>
       </w:r>
     </w:p>
     <w:p>
@@ -17630,25 +17594,7 @@
           <w:sz w:val="20"/>
           <w:szCs w:val="20"/>
         </w:rPr>
-        <w:t>CREATE TABLE subscriptions (</w:t>
-      </w:r>
-      <w:proofErr w:type="spellStart"/>
-      <w:r>
-        <w:rPr>
-          <w:rFonts w:cstheme="minorHAnsi"/>
-          <w:sz w:val="20"/>
-          <w:szCs w:val="20"/>
-        </w:rPr>
-        <w:t>user_id</w:t>
-      </w:r>
-      <w:proofErr w:type="spellEnd"/>
-      <w:r>
-        <w:rPr>
-          <w:rFonts w:cstheme="minorHAnsi"/>
-          <w:sz w:val="20"/>
-          <w:szCs w:val="20"/>
-        </w:rPr>
-        <w:t xml:space="preserve"> INT, </w:t>
+        <w:t xml:space="preserve">CREATE TABLE subscriptions (user_id INT, </w:t>
       </w:r>
       <w:proofErr w:type="spellStart"/>
       <w:r>
@@ -17717,25 +17663,7 @@
           <w:sz w:val="20"/>
           <w:szCs w:val="20"/>
         </w:rPr>
-        <w:t xml:space="preserve">CREATE TABLE billing (bill_id INT AUTO_INCREMENT PRIMARY KEY, </w:t>
-      </w:r>
-      <w:proofErr w:type="spellStart"/>
-      <w:r>
-        <w:rPr>
-          <w:rFonts w:cstheme="minorHAnsi"/>
-          <w:sz w:val="20"/>
-          <w:szCs w:val="20"/>
-        </w:rPr>
-        <w:t>user_id</w:t>
-      </w:r>
-      <w:proofErr w:type="spellEnd"/>
-      <w:r>
-        <w:rPr>
-          <w:rFonts w:cstheme="minorHAnsi"/>
-          <w:sz w:val="20"/>
-          <w:szCs w:val="20"/>
-        </w:rPr>
-        <w:t xml:space="preserve"> INT, amount </w:t>
+        <w:t xml:space="preserve">CREATE TABLE billing (bill_id INT AUTO_INCREMENT PRIMARY KEY, user_id INT, amount </w:t>
       </w:r>
       <w:proofErr w:type="gramStart"/>
       <w:r>
@@ -18274,25 +18202,7 @@
           <w:sz w:val="20"/>
           <w:szCs w:val="20"/>
         </w:rPr>
-        <w:t xml:space="preserve"> INT, </w:t>
-      </w:r>
-      <w:proofErr w:type="spellStart"/>
-      <w:r>
-        <w:rPr>
-          <w:rFonts w:cstheme="minorHAnsi"/>
-          <w:sz w:val="20"/>
-          <w:szCs w:val="20"/>
-        </w:rPr>
-        <w:t>user_id</w:t>
-      </w:r>
-      <w:proofErr w:type="spellEnd"/>
-      <w:r>
-        <w:rPr>
-          <w:rFonts w:cstheme="minorHAnsi"/>
-          <w:sz w:val="20"/>
-          <w:szCs w:val="20"/>
-        </w:rPr>
-        <w:t xml:space="preserve"> INT);</w:t>
+        <w:t xml:space="preserve"> INT, user_id INT);</w:t>
       </w:r>
     </w:p>
     <w:p>
@@ -19777,25 +19687,7 @@
           <w:sz w:val="20"/>
           <w:szCs w:val="20"/>
         </w:rPr>
-        <w:t xml:space="preserve"> (</w:t>
-      </w:r>
-      <w:proofErr w:type="spellStart"/>
-      <w:r>
-        <w:rPr>
-          <w:rFonts w:cstheme="minorHAnsi"/>
-          <w:sz w:val="20"/>
-          <w:szCs w:val="20"/>
-        </w:rPr>
-        <w:t>user_id</w:t>
-      </w:r>
-      <w:proofErr w:type="spellEnd"/>
-      <w:r>
-        <w:rPr>
-          <w:rFonts w:cstheme="minorHAnsi"/>
-          <w:sz w:val="20"/>
-          <w:szCs w:val="20"/>
-        </w:rPr>
-        <w:t xml:space="preserve"> INT, </w:t>
+        <w:t xml:space="preserve"> (user_id INT, </w:t>
       </w:r>
       <w:proofErr w:type="spellStart"/>
       <w:r>
@@ -19846,25 +19738,7 @@
           <w:sz w:val="20"/>
           <w:szCs w:val="20"/>
         </w:rPr>
-        <w:t>CREATE TABLE recommendations (</w:t>
-      </w:r>
-      <w:proofErr w:type="spellStart"/>
-      <w:r>
-        <w:rPr>
-          <w:rFonts w:cstheme="minorHAnsi"/>
-          <w:sz w:val="20"/>
-          <w:szCs w:val="20"/>
-        </w:rPr>
-        <w:t>user_id</w:t>
-      </w:r>
-      <w:proofErr w:type="spellEnd"/>
-      <w:r>
-        <w:rPr>
-          <w:rFonts w:cstheme="minorHAnsi"/>
-          <w:sz w:val="20"/>
-          <w:szCs w:val="20"/>
-        </w:rPr>
-        <w:t xml:space="preserve"> INT, </w:t>
+        <w:t xml:space="preserve">CREATE TABLE recommendations (user_id INT, </w:t>
       </w:r>
       <w:proofErr w:type="spellStart"/>
       <w:r>
@@ -20126,25 +20000,7 @@
           <w:sz w:val="20"/>
           <w:szCs w:val="20"/>
         </w:rPr>
-        <w:t xml:space="preserve"> INT, </w:t>
-      </w:r>
-      <w:proofErr w:type="spellStart"/>
-      <w:r>
-        <w:rPr>
-          <w:rFonts w:cstheme="minorHAnsi"/>
-          <w:sz w:val="20"/>
-          <w:szCs w:val="20"/>
-        </w:rPr>
-        <w:t>user_id</w:t>
-      </w:r>
-      <w:proofErr w:type="spellEnd"/>
-      <w:r>
-        <w:rPr>
-          <w:rFonts w:cstheme="minorHAnsi"/>
-          <w:sz w:val="20"/>
-          <w:szCs w:val="20"/>
-        </w:rPr>
-        <w:t xml:space="preserve"> INT, product_id INT, quantity INT);</w:t>
+        <w:t xml:space="preserve"> INT, user_id INT, product_id INT, quantity INT);</w:t>
       </w:r>
     </w:p>
     <w:p>
@@ -20522,18 +20378,6 @@
     </w:p>
     <w:p>
       <w:pPr>
-        <w:spacing w:after="0" w:line="240" w:lineRule="auto"/>
-        <w:rPr>
-          <w:rFonts w:cstheme="minorHAnsi"/>
-          <w:b/>
-          <w:bCs/>
-          <w:sz w:val="20"/>
-          <w:szCs w:val="20"/>
-        </w:rPr>
-      </w:pPr>
-    </w:p>
-    <w:p>
-      <w:pPr>
         <w:pBdr>
           <w:bottom w:val="single" w:sz="6" w:space="1" w:color="auto"/>
         </w:pBdr>
@@ -20574,30 +20418,120 @@
           <w:szCs w:val="20"/>
         </w:rPr>
       </w:pPr>
-    </w:p>
-    <w:p>
-      <w:pPr>
-        <w:spacing w:after="0" w:line="240" w:lineRule="auto"/>
-        <w:rPr>
-          <w:rFonts w:cstheme="minorHAnsi"/>
-          <w:b/>
-          <w:bCs/>
-          <w:sz w:val="20"/>
-          <w:szCs w:val="20"/>
-        </w:rPr>
-      </w:pPr>
-    </w:p>
-    <w:p>
-      <w:pPr>
-        <w:spacing w:after="0" w:line="240" w:lineRule="auto"/>
-        <w:rPr>
-          <w:rFonts w:cstheme="minorHAnsi"/>
-          <w:b/>
-          <w:bCs/>
-          <w:sz w:val="20"/>
-          <w:szCs w:val="20"/>
-        </w:rPr>
-      </w:pPr>
+      <w:r>
+        <w:rPr>
+          <w:rFonts w:cstheme="minorHAnsi"/>
+          <w:b/>
+          <w:bCs/>
+          <w:sz w:val="20"/>
+          <w:szCs w:val="20"/>
+        </w:rPr>
+        <w:t>Order Cancellation – Refund Workflow</w:t>
+      </w:r>
+    </w:p>
+    <w:p>
+      <w:pPr>
+        <w:spacing w:after="0" w:line="240" w:lineRule="auto"/>
+        <w:rPr>
+          <w:rFonts w:cstheme="minorHAnsi"/>
+          <w:b/>
+          <w:bCs/>
+          <w:sz w:val="20"/>
+          <w:szCs w:val="20"/>
+        </w:rPr>
+      </w:pPr>
+    </w:p>
+    <w:p>
+      <w:pPr>
+        <w:pStyle w:val="ListParagraph"/>
+        <w:numPr>
+          <w:ilvl w:val="0"/>
+          <w:numId w:val="21"/>
+        </w:numPr>
+        <w:spacing w:after="0" w:line="240" w:lineRule="auto"/>
+        <w:rPr>
+          <w:rFonts w:cstheme="minorHAnsi"/>
+          <w:sz w:val="20"/>
+          <w:szCs w:val="20"/>
+        </w:rPr>
+      </w:pPr>
+      <w:r>
+        <w:rPr>
+          <w:rFonts w:cstheme="minorHAnsi"/>
+          <w:sz w:val="20"/>
+          <w:szCs w:val="20"/>
+        </w:rPr>
+        <w:t>Cancel order</w:t>
+      </w:r>
+    </w:p>
+    <w:p>
+      <w:pPr>
+        <w:pStyle w:val="ListParagraph"/>
+        <w:numPr>
+          <w:ilvl w:val="0"/>
+          <w:numId w:val="21"/>
+        </w:numPr>
+        <w:spacing w:after="0" w:line="240" w:lineRule="auto"/>
+        <w:rPr>
+          <w:rFonts w:cstheme="minorHAnsi"/>
+          <w:sz w:val="20"/>
+          <w:szCs w:val="20"/>
+        </w:rPr>
+      </w:pPr>
+      <w:r>
+        <w:rPr>
+          <w:rFonts w:cstheme="minorHAnsi"/>
+          <w:sz w:val="20"/>
+          <w:szCs w:val="20"/>
+        </w:rPr>
+        <w:t>Initiate refund</w:t>
+      </w:r>
+    </w:p>
+    <w:p>
+      <w:pPr>
+        <w:pStyle w:val="ListParagraph"/>
+        <w:numPr>
+          <w:ilvl w:val="0"/>
+          <w:numId w:val="21"/>
+        </w:numPr>
+        <w:spacing w:after="0" w:line="240" w:lineRule="auto"/>
+        <w:rPr>
+          <w:rFonts w:cstheme="minorHAnsi"/>
+          <w:sz w:val="20"/>
+          <w:szCs w:val="20"/>
+        </w:rPr>
+      </w:pPr>
+      <w:r>
+        <w:rPr>
+          <w:rFonts w:cstheme="minorHAnsi"/>
+          <w:sz w:val="20"/>
+          <w:szCs w:val="20"/>
+        </w:rPr>
+        <w:t>Update order status</w:t>
+      </w:r>
+    </w:p>
+    <w:p>
+      <w:pPr>
+        <w:pStyle w:val="ListParagraph"/>
+        <w:numPr>
+          <w:ilvl w:val="0"/>
+          <w:numId w:val="21"/>
+        </w:numPr>
+        <w:spacing w:after="0" w:line="240" w:lineRule="auto"/>
+        <w:rPr>
+          <w:rFonts w:cstheme="minorHAnsi"/>
+          <w:sz w:val="20"/>
+          <w:szCs w:val="20"/>
+        </w:rPr>
+      </w:pPr>
+      <w:r>
+        <w:rPr>
+          <w:rFonts w:cstheme="minorHAnsi"/>
+          <w:sz w:val="20"/>
+          <w:szCs w:val="20"/>
+        </w:rPr>
+        <w:t>Prevent cancellation if already shipped</w:t>
+      </w:r>
     </w:p>
     <w:p>
       <w:pPr>
@@ -20647,27 +20581,149 @@
     </w:p>
     <w:p>
       <w:pPr>
-        <w:spacing w:after="0" w:line="240" w:lineRule="auto"/>
-        <w:rPr>
-          <w:rFonts w:cstheme="minorHAnsi"/>
-          <w:b/>
-          <w:bCs/>
-          <w:sz w:val="20"/>
-          <w:szCs w:val="20"/>
-        </w:rPr>
-      </w:pPr>
-    </w:p>
-    <w:p>
-      <w:pPr>
-        <w:spacing w:after="0" w:line="240" w:lineRule="auto"/>
-        <w:rPr>
-          <w:rFonts w:cstheme="minorHAnsi"/>
-          <w:b/>
-          <w:bCs/>
-          <w:sz w:val="20"/>
-          <w:szCs w:val="20"/>
-        </w:rPr>
-      </w:pPr>
+        <w:pStyle w:val="ListParagraph"/>
+        <w:numPr>
+          <w:ilvl w:val="0"/>
+          <w:numId w:val="109"/>
+        </w:numPr>
+        <w:spacing w:after="0" w:line="240" w:lineRule="auto"/>
+        <w:rPr>
+          <w:rFonts w:cstheme="minorHAnsi"/>
+          <w:sz w:val="20"/>
+          <w:szCs w:val="20"/>
+        </w:rPr>
+      </w:pPr>
+      <w:r>
+        <w:rPr>
+          <w:rFonts w:cstheme="minorHAnsi"/>
+          <w:sz w:val="20"/>
+          <w:szCs w:val="20"/>
+        </w:rPr>
+        <w:t xml:space="preserve">CREATE TABLE orders (order_id INT, status </w:t>
+      </w:r>
+      <w:proofErr w:type="gramStart"/>
+      <w:r>
+        <w:rPr>
+          <w:rFonts w:cstheme="minorHAnsi"/>
+          <w:sz w:val="20"/>
+          <w:szCs w:val="20"/>
+        </w:rPr>
+        <w:t>VARCHAR(</w:t>
+      </w:r>
+      <w:proofErr w:type="gramEnd"/>
+      <w:r>
+        <w:rPr>
+          <w:rFonts w:cstheme="minorHAnsi"/>
+          <w:sz w:val="20"/>
+          <w:szCs w:val="20"/>
+        </w:rPr>
+        <w:t xml:space="preserve">20), total_amount </w:t>
+      </w:r>
+      <w:proofErr w:type="gramStart"/>
+      <w:r>
+        <w:rPr>
+          <w:rFonts w:cstheme="minorHAnsi"/>
+          <w:sz w:val="20"/>
+          <w:szCs w:val="20"/>
+        </w:rPr>
+        <w:t>DECIMAL(</w:t>
+      </w:r>
+      <w:proofErr w:type="gramEnd"/>
+      <w:r>
+        <w:rPr>
+          <w:rFonts w:cstheme="minorHAnsi"/>
+          <w:sz w:val="20"/>
+          <w:szCs w:val="20"/>
+        </w:rPr>
+        <w:t>10,2));</w:t>
+      </w:r>
+    </w:p>
+    <w:p>
+      <w:pPr>
+        <w:spacing w:after="0" w:line="240" w:lineRule="auto"/>
+        <w:rPr>
+          <w:rFonts w:cstheme="minorHAnsi"/>
+          <w:sz w:val="20"/>
+          <w:szCs w:val="20"/>
+        </w:rPr>
+      </w:pPr>
+    </w:p>
+    <w:p>
+      <w:pPr>
+        <w:pStyle w:val="ListParagraph"/>
+        <w:numPr>
+          <w:ilvl w:val="0"/>
+          <w:numId w:val="109"/>
+        </w:numPr>
+        <w:spacing w:after="0" w:line="240" w:lineRule="auto"/>
+        <w:rPr>
+          <w:rFonts w:cstheme="minorHAnsi"/>
+          <w:sz w:val="20"/>
+          <w:szCs w:val="20"/>
+        </w:rPr>
+      </w:pPr>
+      <w:r>
+        <w:rPr>
+          <w:rFonts w:cstheme="minorHAnsi"/>
+          <w:sz w:val="20"/>
+          <w:szCs w:val="20"/>
+        </w:rPr>
+        <w:t>CREATE TABLE refunds (</w:t>
+      </w:r>
+      <w:proofErr w:type="spellStart"/>
+      <w:r>
+        <w:rPr>
+          <w:rFonts w:cstheme="minorHAnsi"/>
+          <w:sz w:val="20"/>
+          <w:szCs w:val="20"/>
+        </w:rPr>
+        <w:t>refund_id</w:t>
+      </w:r>
+      <w:proofErr w:type="spellEnd"/>
+      <w:r>
+        <w:rPr>
+          <w:rFonts w:cstheme="minorHAnsi"/>
+          <w:sz w:val="20"/>
+          <w:szCs w:val="20"/>
+        </w:rPr>
+        <w:t xml:space="preserve"> INT AUTO_INCREMENT PRIMARY KEY, order_id INT, amount </w:t>
+      </w:r>
+      <w:proofErr w:type="gramStart"/>
+      <w:r>
+        <w:rPr>
+          <w:rFonts w:cstheme="minorHAnsi"/>
+          <w:sz w:val="20"/>
+          <w:szCs w:val="20"/>
+        </w:rPr>
+        <w:t>DECIMAL(</w:t>
+      </w:r>
+      <w:proofErr w:type="gramEnd"/>
+      <w:r>
+        <w:rPr>
+          <w:rFonts w:cstheme="minorHAnsi"/>
+          <w:sz w:val="20"/>
+          <w:szCs w:val="20"/>
+        </w:rPr>
+        <w:t xml:space="preserve">10,2), status </w:t>
+      </w:r>
+      <w:proofErr w:type="gramStart"/>
+      <w:r>
+        <w:rPr>
+          <w:rFonts w:cstheme="minorHAnsi"/>
+          <w:sz w:val="20"/>
+          <w:szCs w:val="20"/>
+        </w:rPr>
+        <w:t>VARCHAR(</w:t>
+      </w:r>
+      <w:proofErr w:type="gramEnd"/>
+      <w:r>
+        <w:rPr>
+          <w:rFonts w:cstheme="minorHAnsi"/>
+          <w:sz w:val="20"/>
+          <w:szCs w:val="20"/>
+        </w:rPr>
+        <w:t>20));</w:t>
+      </w:r>
     </w:p>
     <w:p>
       <w:pPr>
@@ -20699,7 +20755,7 @@
         <w:pStyle w:val="ListParagraph"/>
         <w:numPr>
           <w:ilvl w:val="1"/>
-          <w:numId w:val="21"/>
+          <w:numId w:val="111"/>
         </w:numPr>
         <w:spacing w:after="0" w:line="240" w:lineRule="auto"/>
         <w:ind w:left="426"/>
@@ -20711,6 +20767,16 @@
           <w:szCs w:val="20"/>
         </w:rPr>
       </w:pPr>
+      <w:r>
+        <w:rPr>
+          <w:rFonts w:cstheme="minorHAnsi"/>
+          <w:b/>
+          <w:bCs/>
+          <w:sz w:val="20"/>
+          <w:szCs w:val="20"/>
+        </w:rPr>
+        <w:t>Inventory – Reserved Stock Management</w:t>
+      </w:r>
     </w:p>
     <w:p>
       <w:pPr>
@@ -20727,6 +20793,52 @@
     </w:p>
     <w:p>
       <w:pPr>
+        <w:pStyle w:val="ListParagraph"/>
+        <w:numPr>
+          <w:ilvl w:val="0"/>
+          <w:numId w:val="111"/>
+        </w:numPr>
+        <w:spacing w:after="0" w:line="240" w:lineRule="auto"/>
+        <w:rPr>
+          <w:rFonts w:cstheme="minorHAnsi"/>
+          <w:sz w:val="20"/>
+          <w:szCs w:val="20"/>
+        </w:rPr>
+      </w:pPr>
+      <w:r>
+        <w:rPr>
+          <w:rFonts w:cstheme="minorHAnsi"/>
+          <w:sz w:val="20"/>
+          <w:szCs w:val="20"/>
+        </w:rPr>
+        <w:t>Reserve stock when item added to cart</w:t>
+      </w:r>
+    </w:p>
+    <w:p>
+      <w:pPr>
+        <w:pStyle w:val="ListParagraph"/>
+        <w:numPr>
+          <w:ilvl w:val="0"/>
+          <w:numId w:val="111"/>
+        </w:numPr>
+        <w:spacing w:after="0" w:line="240" w:lineRule="auto"/>
+        <w:rPr>
+          <w:rFonts w:cstheme="minorHAnsi"/>
+          <w:sz w:val="20"/>
+          <w:szCs w:val="20"/>
+        </w:rPr>
+      </w:pPr>
+      <w:r>
+        <w:rPr>
+          <w:rFonts w:cstheme="minorHAnsi"/>
+          <w:sz w:val="20"/>
+          <w:szCs w:val="20"/>
+        </w:rPr>
+        <w:t>Release stock if cart abandoned (after 30 mins)</w:t>
+      </w:r>
+    </w:p>
+    <w:p>
+      <w:pPr>
         <w:spacing w:after="0" w:line="240" w:lineRule="auto"/>
         <w:ind w:left="426"/>
         <w:rPr>
@@ -20741,6 +20853,28 @@
     <w:p>
       <w:pPr>
         <w:spacing w:after="0" w:line="240" w:lineRule="auto"/>
+        <w:rPr>
+          <w:rFonts w:cstheme="minorHAnsi"/>
+          <w:b/>
+          <w:bCs/>
+          <w:sz w:val="20"/>
+          <w:szCs w:val="20"/>
+        </w:rPr>
+      </w:pPr>
+      <w:r>
+        <w:rPr>
+          <w:rFonts w:cstheme="minorHAnsi"/>
+          <w:b/>
+          <w:bCs/>
+          <w:sz w:val="20"/>
+          <w:szCs w:val="20"/>
+        </w:rPr>
+        <w:t>Table Structure</w:t>
+      </w:r>
+    </w:p>
+    <w:p>
+      <w:pPr>
+        <w:spacing w:after="0" w:line="240" w:lineRule="auto"/>
         <w:ind w:left="426"/>
         <w:rPr>
           <w:rFonts w:cstheme="minorHAnsi"/>
@@ -20753,24 +20887,25 @@
     </w:p>
     <w:p>
       <w:pPr>
-        <w:spacing w:after="0" w:line="240" w:lineRule="auto"/>
-        <w:rPr>
-          <w:rFonts w:cstheme="minorHAnsi"/>
-          <w:b/>
-          <w:bCs/>
-          <w:sz w:val="20"/>
-          <w:szCs w:val="20"/>
-        </w:rPr>
-      </w:pPr>
-      <w:r>
-        <w:rPr>
-          <w:rFonts w:cstheme="minorHAnsi"/>
-          <w:b/>
-          <w:bCs/>
-          <w:sz w:val="20"/>
-          <w:szCs w:val="20"/>
-        </w:rPr>
-        <w:t>Table Structure</w:t>
+        <w:pStyle w:val="ListParagraph"/>
+        <w:numPr>
+          <w:ilvl w:val="0"/>
+          <w:numId w:val="110"/>
+        </w:numPr>
+        <w:spacing w:after="0" w:line="240" w:lineRule="auto"/>
+        <w:rPr>
+          <w:rFonts w:cstheme="minorHAnsi"/>
+          <w:sz w:val="20"/>
+          <w:szCs w:val="20"/>
+        </w:rPr>
+      </w:pPr>
+      <w:r>
+        <w:rPr>
+          <w:rFonts w:cstheme="minorHAnsi"/>
+          <w:sz w:val="20"/>
+          <w:szCs w:val="20"/>
+        </w:rPr>
+        <w:t>CREATE TABLE products (product_id INT, stock INT, reserved_stock INT);</w:t>
       </w:r>
     </w:p>
     <w:p>
@@ -20779,38 +20914,33 @@
         <w:ind w:left="426"/>
         <w:rPr>
           <w:rFonts w:cstheme="minorHAnsi"/>
-          <w:b/>
-          <w:bCs/>
-          <w:sz w:val="20"/>
-          <w:szCs w:val="20"/>
-        </w:rPr>
-      </w:pPr>
-    </w:p>
-    <w:p>
-      <w:pPr>
-        <w:spacing w:after="0" w:line="240" w:lineRule="auto"/>
-        <w:ind w:left="426"/>
-        <w:rPr>
-          <w:rFonts w:cstheme="minorHAnsi"/>
-          <w:b/>
-          <w:bCs/>
-          <w:sz w:val="20"/>
-          <w:szCs w:val="20"/>
-        </w:rPr>
-      </w:pPr>
-    </w:p>
-    <w:p>
-      <w:pPr>
-        <w:spacing w:after="0" w:line="240" w:lineRule="auto"/>
-        <w:ind w:left="426"/>
-        <w:rPr>
-          <w:rFonts w:cstheme="minorHAnsi"/>
-          <w:b/>
-          <w:bCs/>
-          <w:sz w:val="20"/>
-          <w:szCs w:val="20"/>
-        </w:rPr>
-      </w:pPr>
+          <w:sz w:val="20"/>
+          <w:szCs w:val="20"/>
+        </w:rPr>
+      </w:pPr>
+    </w:p>
+    <w:p>
+      <w:pPr>
+        <w:pStyle w:val="ListParagraph"/>
+        <w:numPr>
+          <w:ilvl w:val="0"/>
+          <w:numId w:val="110"/>
+        </w:numPr>
+        <w:spacing w:after="0" w:line="240" w:lineRule="auto"/>
+        <w:rPr>
+          <w:rFonts w:cstheme="minorHAnsi"/>
+          <w:sz w:val="20"/>
+          <w:szCs w:val="20"/>
+        </w:rPr>
+      </w:pPr>
+      <w:r>
+        <w:rPr>
+          <w:rFonts w:cstheme="minorHAnsi"/>
+          <w:sz w:val="20"/>
+          <w:szCs w:val="20"/>
+        </w:rPr>
+        <w:t>CREATE TABLE cart (user_id INT, product_id INT, quantity INT, added_time DATETIME);</w:t>
+      </w:r>
     </w:p>
     <w:p>
       <w:pPr>
@@ -20843,7 +20973,7 @@
         <w:pStyle w:val="ListParagraph"/>
         <w:numPr>
           <w:ilvl w:val="1"/>
-          <w:numId w:val="21"/>
+          <w:numId w:val="58"/>
         </w:numPr>
         <w:spacing w:after="0" w:line="240" w:lineRule="auto"/>
         <w:ind w:left="426"/>
@@ -20855,30 +20985,125 @@
           <w:szCs w:val="20"/>
         </w:rPr>
       </w:pPr>
-    </w:p>
-    <w:p>
-      <w:pPr>
-        <w:spacing w:after="0" w:line="240" w:lineRule="auto"/>
-        <w:rPr>
-          <w:rFonts w:cstheme="minorHAnsi"/>
-          <w:b/>
-          <w:bCs/>
-          <w:sz w:val="20"/>
-          <w:szCs w:val="20"/>
-        </w:rPr>
-      </w:pPr>
-    </w:p>
-    <w:p>
-      <w:pPr>
-        <w:spacing w:after="0" w:line="240" w:lineRule="auto"/>
-        <w:rPr>
-          <w:rFonts w:cstheme="minorHAnsi"/>
-          <w:b/>
-          <w:bCs/>
-          <w:sz w:val="20"/>
-          <w:szCs w:val="20"/>
-        </w:rPr>
-      </w:pPr>
+      <w:r>
+        <w:rPr>
+          <w:rFonts w:cstheme="minorHAnsi"/>
+          <w:b/>
+          <w:bCs/>
+          <w:sz w:val="20"/>
+          <w:szCs w:val="20"/>
+        </w:rPr>
+        <w:t>Coupon System – Multi-Condition Validation</w:t>
+      </w:r>
+    </w:p>
+    <w:p>
+      <w:pPr>
+        <w:spacing w:after="0" w:line="240" w:lineRule="auto"/>
+        <w:rPr>
+          <w:rFonts w:cstheme="minorHAnsi"/>
+          <w:b/>
+          <w:bCs/>
+          <w:sz w:val="20"/>
+          <w:szCs w:val="20"/>
+        </w:rPr>
+      </w:pPr>
+    </w:p>
+    <w:p>
+      <w:pPr>
+        <w:spacing w:after="0" w:line="240" w:lineRule="auto"/>
+        <w:rPr>
+          <w:rFonts w:cstheme="minorHAnsi"/>
+          <w:sz w:val="20"/>
+          <w:szCs w:val="20"/>
+        </w:rPr>
+      </w:pPr>
+      <w:r>
+        <w:rPr>
+          <w:rFonts w:cstheme="minorHAnsi"/>
+          <w:sz w:val="20"/>
+          <w:szCs w:val="20"/>
+        </w:rPr>
+        <w:t>Apply coupon only if:</w:t>
+      </w:r>
+    </w:p>
+    <w:p>
+      <w:pPr>
+        <w:spacing w:after="0" w:line="240" w:lineRule="auto"/>
+        <w:rPr>
+          <w:rFonts w:cstheme="minorHAnsi"/>
+          <w:sz w:val="20"/>
+          <w:szCs w:val="20"/>
+        </w:rPr>
+      </w:pPr>
+    </w:p>
+    <w:p>
+      <w:pPr>
+        <w:pStyle w:val="ListParagraph"/>
+        <w:numPr>
+          <w:ilvl w:val="0"/>
+          <w:numId w:val="112"/>
+        </w:numPr>
+        <w:spacing w:after="0" w:line="240" w:lineRule="auto"/>
+        <w:rPr>
+          <w:rFonts w:cstheme="minorHAnsi"/>
+          <w:sz w:val="20"/>
+          <w:szCs w:val="20"/>
+        </w:rPr>
+      </w:pPr>
+      <w:r>
+        <w:rPr>
+          <w:rFonts w:cstheme="minorHAnsi"/>
+          <w:sz w:val="20"/>
+          <w:szCs w:val="20"/>
+        </w:rPr>
+        <w:t>Minimum order value satisfied</w:t>
+      </w:r>
+    </w:p>
+    <w:p>
+      <w:pPr>
+        <w:pStyle w:val="ListParagraph"/>
+        <w:numPr>
+          <w:ilvl w:val="0"/>
+          <w:numId w:val="112"/>
+        </w:numPr>
+        <w:spacing w:after="0" w:line="240" w:lineRule="auto"/>
+        <w:rPr>
+          <w:rFonts w:cstheme="minorHAnsi"/>
+          <w:sz w:val="20"/>
+          <w:szCs w:val="20"/>
+        </w:rPr>
+      </w:pPr>
+      <w:r>
+        <w:rPr>
+          <w:rFonts w:cstheme="minorHAnsi"/>
+          <w:sz w:val="20"/>
+          <w:szCs w:val="20"/>
+        </w:rPr>
+        <w:t>Coupon not expired</w:t>
+      </w:r>
+    </w:p>
+    <w:p>
+      <w:pPr>
+        <w:pStyle w:val="ListParagraph"/>
+        <w:numPr>
+          <w:ilvl w:val="0"/>
+          <w:numId w:val="112"/>
+        </w:numPr>
+        <w:spacing w:after="0" w:line="240" w:lineRule="auto"/>
+        <w:rPr>
+          <w:rFonts w:cstheme="minorHAnsi"/>
+          <w:sz w:val="20"/>
+          <w:szCs w:val="20"/>
+        </w:rPr>
+      </w:pPr>
+      <w:r>
+        <w:rPr>
+          <w:rFonts w:cstheme="minorHAnsi"/>
+          <w:sz w:val="20"/>
+          <w:szCs w:val="20"/>
+        </w:rPr>
+        <w:t>User hasn’t used it before</w:t>
+      </w:r>
     </w:p>
     <w:p>
       <w:pPr>
@@ -20928,75 +21153,77 @@
     </w:p>
     <w:p>
       <w:pPr>
-        <w:spacing w:after="0" w:line="240" w:lineRule="auto"/>
-        <w:rPr>
-          <w:rFonts w:cstheme="minorHAnsi"/>
-          <w:b/>
-          <w:bCs/>
-          <w:sz w:val="20"/>
-          <w:szCs w:val="20"/>
-        </w:rPr>
-      </w:pPr>
-    </w:p>
-    <w:p>
-      <w:pPr>
-        <w:spacing w:after="0" w:line="240" w:lineRule="auto"/>
-        <w:rPr>
-          <w:rFonts w:cstheme="minorHAnsi"/>
-          <w:b/>
-          <w:bCs/>
-          <w:sz w:val="20"/>
-          <w:szCs w:val="20"/>
-        </w:rPr>
-      </w:pPr>
-    </w:p>
-    <w:p>
-      <w:pPr>
-        <w:spacing w:after="0" w:line="240" w:lineRule="auto"/>
-        <w:rPr>
-          <w:rFonts w:cstheme="minorHAnsi"/>
-          <w:b/>
-          <w:bCs/>
-          <w:sz w:val="20"/>
-          <w:szCs w:val="20"/>
-        </w:rPr>
-      </w:pPr>
-    </w:p>
-    <w:p>
-      <w:pPr>
-        <w:spacing w:after="0" w:line="240" w:lineRule="auto"/>
-        <w:rPr>
-          <w:rFonts w:cstheme="minorHAnsi"/>
-          <w:b/>
-          <w:bCs/>
-          <w:sz w:val="20"/>
-          <w:szCs w:val="20"/>
-        </w:rPr>
-      </w:pPr>
-    </w:p>
-    <w:p>
-      <w:pPr>
-        <w:spacing w:after="0" w:line="240" w:lineRule="auto"/>
-        <w:rPr>
-          <w:rFonts w:cstheme="minorHAnsi"/>
-          <w:b/>
-          <w:bCs/>
-          <w:sz w:val="20"/>
-          <w:szCs w:val="20"/>
-        </w:rPr>
-      </w:pPr>
-    </w:p>
-    <w:p>
-      <w:pPr>
-        <w:spacing w:after="0" w:line="240" w:lineRule="auto"/>
-        <w:rPr>
-          <w:rFonts w:cstheme="minorHAnsi"/>
-          <w:b/>
-          <w:bCs/>
-          <w:sz w:val="20"/>
-          <w:szCs w:val="20"/>
-        </w:rPr>
-      </w:pPr>
+        <w:pStyle w:val="ListParagraph"/>
+        <w:numPr>
+          <w:ilvl w:val="0"/>
+          <w:numId w:val="114"/>
+        </w:numPr>
+        <w:spacing w:after="0" w:line="240" w:lineRule="auto"/>
+        <w:rPr>
+          <w:rFonts w:cstheme="minorHAnsi"/>
+          <w:sz w:val="20"/>
+          <w:szCs w:val="20"/>
+        </w:rPr>
+      </w:pPr>
+      <w:r>
+        <w:rPr>
+          <w:rFonts w:cstheme="minorHAnsi"/>
+          <w:sz w:val="20"/>
+          <w:szCs w:val="20"/>
+        </w:rPr>
+        <w:t xml:space="preserve">CREATE TABLE coupons (coupon_id INT, min_amount </w:t>
+      </w:r>
+      <w:proofErr w:type="gramStart"/>
+      <w:r>
+        <w:rPr>
+          <w:rFonts w:cstheme="minorHAnsi"/>
+          <w:sz w:val="20"/>
+          <w:szCs w:val="20"/>
+        </w:rPr>
+        <w:t>DECIMAL(</w:t>
+      </w:r>
+      <w:proofErr w:type="gramEnd"/>
+      <w:r>
+        <w:rPr>
+          <w:rFonts w:cstheme="minorHAnsi"/>
+          <w:sz w:val="20"/>
+          <w:szCs w:val="20"/>
+        </w:rPr>
+        <w:t>10,2), expiry_date DATE, discount_percent INT);</w:t>
+      </w:r>
+    </w:p>
+    <w:p>
+      <w:pPr>
+        <w:spacing w:after="0" w:line="240" w:lineRule="auto"/>
+        <w:rPr>
+          <w:rFonts w:cstheme="minorHAnsi"/>
+          <w:sz w:val="20"/>
+          <w:szCs w:val="20"/>
+        </w:rPr>
+      </w:pPr>
+    </w:p>
+    <w:p>
+      <w:pPr>
+        <w:pStyle w:val="ListParagraph"/>
+        <w:numPr>
+          <w:ilvl w:val="0"/>
+          <w:numId w:val="114"/>
+        </w:numPr>
+        <w:spacing w:after="0" w:line="240" w:lineRule="auto"/>
+        <w:rPr>
+          <w:rFonts w:cstheme="minorHAnsi"/>
+          <w:sz w:val="20"/>
+          <w:szCs w:val="20"/>
+        </w:rPr>
+      </w:pPr>
+      <w:r>
+        <w:rPr>
+          <w:rFonts w:cstheme="minorHAnsi"/>
+          <w:sz w:val="20"/>
+          <w:szCs w:val="20"/>
+        </w:rPr>
+        <w:t>CREATE TABLE coupon_usage (user_id INT, coupon_id INT);</w:t>
+      </w:r>
     </w:p>
     <w:p>
       <w:pPr>
@@ -22928,6 +23155,95 @@
     </w:lvl>
   </w:abstractNum>
   <w:abstractNum w:abstractNumId="3" w15:restartNumberingAfterBreak="0">
+    <w:nsid w:val="05287C14"/>
+    <w:multiLevelType w:val="hybridMultilevel"/>
+    <w:tmpl w:val="E3AE4EC4"/>
+    <w:lvl w:ilvl="0" w:tplc="AB1011E6">
+      <w:start w:val="1"/>
+      <w:numFmt w:val="decimal"/>
+      <w:lvlText w:val="%1."/>
+      <w:lvlJc w:val="left"/>
+      <w:pPr>
+        <w:ind w:left="786" w:hanging="360"/>
+      </w:pPr>
+      <w:rPr>
+        <w:rFonts w:hint="default"/>
+      </w:rPr>
+    </w:lvl>
+    <w:lvl w:ilvl="1" w:tplc="40090019" w:tentative="1">
+      <w:start w:val="1"/>
+      <w:numFmt w:val="lowerLetter"/>
+      <w:lvlText w:val="%2."/>
+      <w:lvlJc w:val="left"/>
+      <w:pPr>
+        <w:ind w:left="1440" w:hanging="360"/>
+      </w:pPr>
+    </w:lvl>
+    <w:lvl w:ilvl="2" w:tplc="4009001B" w:tentative="1">
+      <w:start w:val="1"/>
+      <w:numFmt w:val="lowerRoman"/>
+      <w:lvlText w:val="%3."/>
+      <w:lvlJc w:val="right"/>
+      <w:pPr>
+        <w:ind w:left="2160" w:hanging="180"/>
+      </w:pPr>
+    </w:lvl>
+    <w:lvl w:ilvl="3" w:tplc="4009000F" w:tentative="1">
+      <w:start w:val="1"/>
+      <w:numFmt w:val="decimal"/>
+      <w:lvlText w:val="%4."/>
+      <w:lvlJc w:val="left"/>
+      <w:pPr>
+        <w:ind w:left="2880" w:hanging="360"/>
+      </w:pPr>
+    </w:lvl>
+    <w:lvl w:ilvl="4" w:tplc="40090019" w:tentative="1">
+      <w:start w:val="1"/>
+      <w:numFmt w:val="lowerLetter"/>
+      <w:lvlText w:val="%5."/>
+      <w:lvlJc w:val="left"/>
+      <w:pPr>
+        <w:ind w:left="3600" w:hanging="360"/>
+      </w:pPr>
+    </w:lvl>
+    <w:lvl w:ilvl="5" w:tplc="4009001B" w:tentative="1">
+      <w:start w:val="1"/>
+      <w:numFmt w:val="lowerRoman"/>
+      <w:lvlText w:val="%6."/>
+      <w:lvlJc w:val="right"/>
+      <w:pPr>
+        <w:ind w:left="4320" w:hanging="180"/>
+      </w:pPr>
+    </w:lvl>
+    <w:lvl w:ilvl="6" w:tplc="4009000F" w:tentative="1">
+      <w:start w:val="1"/>
+      <w:numFmt w:val="decimal"/>
+      <w:lvlText w:val="%7."/>
+      <w:lvlJc w:val="left"/>
+      <w:pPr>
+        <w:ind w:left="5040" w:hanging="360"/>
+      </w:pPr>
+    </w:lvl>
+    <w:lvl w:ilvl="7" w:tplc="40090019" w:tentative="1">
+      <w:start w:val="1"/>
+      <w:numFmt w:val="lowerLetter"/>
+      <w:lvlText w:val="%8."/>
+      <w:lvlJc w:val="left"/>
+      <w:pPr>
+        <w:ind w:left="5760" w:hanging="360"/>
+      </w:pPr>
+    </w:lvl>
+    <w:lvl w:ilvl="8" w:tplc="4009001B" w:tentative="1">
+      <w:start w:val="1"/>
+      <w:numFmt w:val="lowerRoman"/>
+      <w:lvlText w:val="%9."/>
+      <w:lvlJc w:val="right"/>
+      <w:pPr>
+        <w:ind w:left="6480" w:hanging="180"/>
+      </w:pPr>
+    </w:lvl>
+  </w:abstractNum>
+  <w:abstractNum w:abstractNumId="4" w15:restartNumberingAfterBreak="0">
     <w:nsid w:val="06FE789C"/>
     <w:multiLevelType w:val="hybridMultilevel"/>
     <w:tmpl w:val="1F00965E"/>
@@ -23016,7 +23332,7 @@
       </w:pPr>
     </w:lvl>
   </w:abstractNum>
-  <w:abstractNum w:abstractNumId="4" w15:restartNumberingAfterBreak="0">
+  <w:abstractNum w:abstractNumId="5" w15:restartNumberingAfterBreak="0">
     <w:nsid w:val="073937AA"/>
     <w:multiLevelType w:val="multilevel"/>
     <w:tmpl w:val="D5EA266E"/>
@@ -23162,7 +23478,7 @@
       </w:rPr>
     </w:lvl>
   </w:abstractNum>
-  <w:abstractNum w:abstractNumId="5" w15:restartNumberingAfterBreak="0">
+  <w:abstractNum w:abstractNumId="6" w15:restartNumberingAfterBreak="0">
     <w:nsid w:val="09E84BD0"/>
     <w:multiLevelType w:val="hybridMultilevel"/>
     <w:tmpl w:val="7CB8FF24"/>
@@ -23275,7 +23591,7 @@
       </w:rPr>
     </w:lvl>
   </w:abstractNum>
-  <w:abstractNum w:abstractNumId="6" w15:restartNumberingAfterBreak="0">
+  <w:abstractNum w:abstractNumId="7" w15:restartNumberingAfterBreak="0">
     <w:nsid w:val="0A3137C5"/>
     <w:multiLevelType w:val="hybridMultilevel"/>
     <w:tmpl w:val="7F7E81B0"/>
@@ -23388,7 +23704,7 @@
       </w:rPr>
     </w:lvl>
   </w:abstractNum>
-  <w:abstractNum w:abstractNumId="7" w15:restartNumberingAfterBreak="0">
+  <w:abstractNum w:abstractNumId="8" w15:restartNumberingAfterBreak="0">
     <w:nsid w:val="0B491902"/>
     <w:multiLevelType w:val="hybridMultilevel"/>
     <w:tmpl w:val="2DC8A726"/>
@@ -23477,7 +23793,7 @@
       </w:pPr>
     </w:lvl>
   </w:abstractNum>
-  <w:abstractNum w:abstractNumId="8" w15:restartNumberingAfterBreak="0">
+  <w:abstractNum w:abstractNumId="9" w15:restartNumberingAfterBreak="0">
     <w:nsid w:val="0C86138C"/>
     <w:multiLevelType w:val="multilevel"/>
     <w:tmpl w:val="3ADC6AD6"/>
@@ -23626,7 +23942,7 @@
       </w:rPr>
     </w:lvl>
   </w:abstractNum>
-  <w:abstractNum w:abstractNumId="9" w15:restartNumberingAfterBreak="0">
+  <w:abstractNum w:abstractNumId="10" w15:restartNumberingAfterBreak="0">
     <w:nsid w:val="0D244A0E"/>
     <w:multiLevelType w:val="hybridMultilevel"/>
     <w:tmpl w:val="6426785E"/>
@@ -23739,7 +24055,7 @@
       </w:rPr>
     </w:lvl>
   </w:abstractNum>
-  <w:abstractNum w:abstractNumId="10" w15:restartNumberingAfterBreak="0">
+  <w:abstractNum w:abstractNumId="11" w15:restartNumberingAfterBreak="0">
     <w:nsid w:val="0DD25F8B"/>
     <w:multiLevelType w:val="hybridMultilevel"/>
     <w:tmpl w:val="477AA226"/>
@@ -23825,7 +24141,7 @@
       </w:pPr>
     </w:lvl>
   </w:abstractNum>
-  <w:abstractNum w:abstractNumId="11" w15:restartNumberingAfterBreak="0">
+  <w:abstractNum w:abstractNumId="12" w15:restartNumberingAfterBreak="0">
     <w:nsid w:val="0E1F63F5"/>
     <w:multiLevelType w:val="multilevel"/>
     <w:tmpl w:val="1A243F20"/>
@@ -23974,7 +24290,7 @@
       </w:rPr>
     </w:lvl>
   </w:abstractNum>
-  <w:abstractNum w:abstractNumId="12" w15:restartNumberingAfterBreak="0">
+  <w:abstractNum w:abstractNumId="13" w15:restartNumberingAfterBreak="0">
     <w:nsid w:val="0FBB3A09"/>
     <w:multiLevelType w:val="hybridMultilevel"/>
     <w:tmpl w:val="671615F8"/>
@@ -24087,7 +24403,7 @@
       </w:rPr>
     </w:lvl>
   </w:abstractNum>
-  <w:abstractNum w:abstractNumId="13" w15:restartNumberingAfterBreak="0">
+  <w:abstractNum w:abstractNumId="14" w15:restartNumberingAfterBreak="0">
     <w:nsid w:val="121C6840"/>
     <w:multiLevelType w:val="hybridMultilevel"/>
     <w:tmpl w:val="49F837F6"/>
@@ -24200,7 +24516,7 @@
       </w:rPr>
     </w:lvl>
   </w:abstractNum>
-  <w:abstractNum w:abstractNumId="14" w15:restartNumberingAfterBreak="0">
+  <w:abstractNum w:abstractNumId="15" w15:restartNumberingAfterBreak="0">
     <w:nsid w:val="122B3C61"/>
     <w:multiLevelType w:val="hybridMultilevel"/>
     <w:tmpl w:val="3ABA5B9E"/>
@@ -24286,7 +24602,7 @@
       </w:pPr>
     </w:lvl>
   </w:abstractNum>
-  <w:abstractNum w:abstractNumId="15" w15:restartNumberingAfterBreak="0">
+  <w:abstractNum w:abstractNumId="16" w15:restartNumberingAfterBreak="0">
     <w:nsid w:val="12EA5EA5"/>
     <w:multiLevelType w:val="hybridMultilevel"/>
     <w:tmpl w:val="576C2CCC"/>
@@ -24375,7 +24691,7 @@
       </w:pPr>
     </w:lvl>
   </w:abstractNum>
-  <w:abstractNum w:abstractNumId="16" w15:restartNumberingAfterBreak="0">
+  <w:abstractNum w:abstractNumId="17" w15:restartNumberingAfterBreak="0">
     <w:nsid w:val="13584EDD"/>
     <w:multiLevelType w:val="hybridMultilevel"/>
     <w:tmpl w:val="9CC6EB00"/>
@@ -24464,7 +24780,7 @@
       </w:pPr>
     </w:lvl>
   </w:abstractNum>
-  <w:abstractNum w:abstractNumId="17" w15:restartNumberingAfterBreak="0">
+  <w:abstractNum w:abstractNumId="18" w15:restartNumberingAfterBreak="0">
     <w:nsid w:val="139D209E"/>
     <w:multiLevelType w:val="hybridMultilevel"/>
     <w:tmpl w:val="A9827BA0"/>
@@ -24550,7 +24866,7 @@
       </w:pPr>
     </w:lvl>
   </w:abstractNum>
-  <w:abstractNum w:abstractNumId="18" w15:restartNumberingAfterBreak="0">
+  <w:abstractNum w:abstractNumId="19" w15:restartNumberingAfterBreak="0">
     <w:nsid w:val="16AC671B"/>
     <w:multiLevelType w:val="hybridMultilevel"/>
     <w:tmpl w:val="AA4EE70E"/>
@@ -24639,7 +24955,7 @@
       </w:pPr>
     </w:lvl>
   </w:abstractNum>
-  <w:abstractNum w:abstractNumId="19" w15:restartNumberingAfterBreak="0">
+  <w:abstractNum w:abstractNumId="20" w15:restartNumberingAfterBreak="0">
     <w:nsid w:val="17BD5DE8"/>
     <w:multiLevelType w:val="hybridMultilevel"/>
     <w:tmpl w:val="CEDEA8D4"/>
@@ -24752,7 +25068,7 @@
       </w:rPr>
     </w:lvl>
   </w:abstractNum>
-  <w:abstractNum w:abstractNumId="20" w15:restartNumberingAfterBreak="0">
+  <w:abstractNum w:abstractNumId="21" w15:restartNumberingAfterBreak="0">
     <w:nsid w:val="18511850"/>
     <w:multiLevelType w:val="hybridMultilevel"/>
     <w:tmpl w:val="B2F0107A"/>
@@ -24841,7 +25157,7 @@
       </w:pPr>
     </w:lvl>
   </w:abstractNum>
-  <w:abstractNum w:abstractNumId="21" w15:restartNumberingAfterBreak="0">
+  <w:abstractNum w:abstractNumId="22" w15:restartNumberingAfterBreak="0">
     <w:nsid w:val="18BA420C"/>
     <w:multiLevelType w:val="hybridMultilevel"/>
     <w:tmpl w:val="343EA732"/>
@@ -24930,7 +25246,7 @@
       </w:pPr>
     </w:lvl>
   </w:abstractNum>
-  <w:abstractNum w:abstractNumId="22" w15:restartNumberingAfterBreak="0">
+  <w:abstractNum w:abstractNumId="23" w15:restartNumberingAfterBreak="0">
     <w:nsid w:val="19075426"/>
     <w:multiLevelType w:val="hybridMultilevel"/>
     <w:tmpl w:val="E5603A48"/>
@@ -25043,7 +25359,7 @@
       </w:rPr>
     </w:lvl>
   </w:abstractNum>
-  <w:abstractNum w:abstractNumId="23" w15:restartNumberingAfterBreak="0">
+  <w:abstractNum w:abstractNumId="24" w15:restartNumberingAfterBreak="0">
     <w:nsid w:val="1A600361"/>
     <w:multiLevelType w:val="hybridMultilevel"/>
     <w:tmpl w:val="7DC2E11C"/>
@@ -25132,7 +25448,7 @@
       </w:pPr>
     </w:lvl>
   </w:abstractNum>
-  <w:abstractNum w:abstractNumId="24" w15:restartNumberingAfterBreak="0">
+  <w:abstractNum w:abstractNumId="25" w15:restartNumberingAfterBreak="0">
     <w:nsid w:val="1A90341B"/>
     <w:multiLevelType w:val="hybridMultilevel"/>
     <w:tmpl w:val="6DA84D62"/>
@@ -25245,7 +25561,7 @@
       </w:rPr>
     </w:lvl>
   </w:abstractNum>
-  <w:abstractNum w:abstractNumId="25" w15:restartNumberingAfterBreak="0">
+  <w:abstractNum w:abstractNumId="26" w15:restartNumberingAfterBreak="0">
     <w:nsid w:val="1BB65CA2"/>
     <w:multiLevelType w:val="hybridMultilevel"/>
     <w:tmpl w:val="14764730"/>
@@ -25331,7 +25647,7 @@
       </w:pPr>
     </w:lvl>
   </w:abstractNum>
-  <w:abstractNum w:abstractNumId="26" w15:restartNumberingAfterBreak="0">
+  <w:abstractNum w:abstractNumId="27" w15:restartNumberingAfterBreak="0">
     <w:nsid w:val="1BE421B5"/>
     <w:multiLevelType w:val="multilevel"/>
     <w:tmpl w:val="C982125A"/>
@@ -25460,7 +25776,7 @@
       </w:rPr>
     </w:lvl>
   </w:abstractNum>
-  <w:abstractNum w:abstractNumId="27" w15:restartNumberingAfterBreak="0">
+  <w:abstractNum w:abstractNumId="28" w15:restartNumberingAfterBreak="0">
     <w:nsid w:val="1DAD3B0C"/>
     <w:multiLevelType w:val="hybridMultilevel"/>
     <w:tmpl w:val="E1D425E4"/>
@@ -25573,7 +25889,7 @@
       </w:rPr>
     </w:lvl>
   </w:abstractNum>
-  <w:abstractNum w:abstractNumId="28" w15:restartNumberingAfterBreak="0">
+  <w:abstractNum w:abstractNumId="29" w15:restartNumberingAfterBreak="0">
     <w:nsid w:val="1E5026C5"/>
     <w:multiLevelType w:val="hybridMultilevel"/>
     <w:tmpl w:val="A7FE42D0"/>
@@ -25662,7 +25978,7 @@
       </w:pPr>
     </w:lvl>
   </w:abstractNum>
-  <w:abstractNum w:abstractNumId="29" w15:restartNumberingAfterBreak="0">
+  <w:abstractNum w:abstractNumId="30" w15:restartNumberingAfterBreak="0">
     <w:nsid w:val="1EF84E7D"/>
     <w:multiLevelType w:val="hybridMultilevel"/>
     <w:tmpl w:val="CCD47CC0"/>
@@ -25748,7 +26064,7 @@
       </w:pPr>
     </w:lvl>
   </w:abstractNum>
-  <w:abstractNum w:abstractNumId="30" w15:restartNumberingAfterBreak="0">
+  <w:abstractNum w:abstractNumId="31" w15:restartNumberingAfterBreak="0">
     <w:nsid w:val="1F245CA1"/>
     <w:multiLevelType w:val="hybridMultilevel"/>
     <w:tmpl w:val="C71865D0"/>
@@ -25837,7 +26153,7 @@
       </w:pPr>
     </w:lvl>
   </w:abstractNum>
-  <w:abstractNum w:abstractNumId="31" w15:restartNumberingAfterBreak="0">
+  <w:abstractNum w:abstractNumId="32" w15:restartNumberingAfterBreak="0">
     <w:nsid w:val="1F6B07D9"/>
     <w:multiLevelType w:val="hybridMultilevel"/>
     <w:tmpl w:val="A0346678"/>
@@ -25926,7 +26242,7 @@
       </w:pPr>
     </w:lvl>
   </w:abstractNum>
-  <w:abstractNum w:abstractNumId="32" w15:restartNumberingAfterBreak="0">
+  <w:abstractNum w:abstractNumId="33" w15:restartNumberingAfterBreak="0">
     <w:nsid w:val="20B620E6"/>
     <w:multiLevelType w:val="multilevel"/>
     <w:tmpl w:val="847C20E8"/>
@@ -26075,7 +26391,7 @@
       </w:rPr>
     </w:lvl>
   </w:abstractNum>
-  <w:abstractNum w:abstractNumId="33" w15:restartNumberingAfterBreak="0">
+  <w:abstractNum w:abstractNumId="34" w15:restartNumberingAfterBreak="0">
     <w:nsid w:val="20B905E2"/>
     <w:multiLevelType w:val="hybridMultilevel"/>
     <w:tmpl w:val="C29EAEEC"/>
@@ -26164,7 +26480,7 @@
       </w:pPr>
     </w:lvl>
   </w:abstractNum>
-  <w:abstractNum w:abstractNumId="34" w15:restartNumberingAfterBreak="0">
+  <w:abstractNum w:abstractNumId="35" w15:restartNumberingAfterBreak="0">
     <w:nsid w:val="20D94E23"/>
     <w:multiLevelType w:val="hybridMultilevel"/>
     <w:tmpl w:val="A79C94F8"/>
@@ -26253,7 +26569,7 @@
       </w:pPr>
     </w:lvl>
   </w:abstractNum>
-  <w:abstractNum w:abstractNumId="35" w15:restartNumberingAfterBreak="0">
+  <w:abstractNum w:abstractNumId="36" w15:restartNumberingAfterBreak="0">
     <w:nsid w:val="22027047"/>
     <w:multiLevelType w:val="hybridMultilevel"/>
     <w:tmpl w:val="F4C85176"/>
@@ -26339,7 +26655,7 @@
       </w:pPr>
     </w:lvl>
   </w:abstractNum>
-  <w:abstractNum w:abstractNumId="36" w15:restartNumberingAfterBreak="0">
+  <w:abstractNum w:abstractNumId="37" w15:restartNumberingAfterBreak="0">
     <w:nsid w:val="2302379C"/>
     <w:multiLevelType w:val="hybridMultilevel"/>
     <w:tmpl w:val="43D6E348"/>
@@ -26428,7 +26744,7 @@
       </w:pPr>
     </w:lvl>
   </w:abstractNum>
-  <w:abstractNum w:abstractNumId="37" w15:restartNumberingAfterBreak="0">
+  <w:abstractNum w:abstractNumId="38" w15:restartNumberingAfterBreak="0">
     <w:nsid w:val="23495646"/>
     <w:multiLevelType w:val="hybridMultilevel"/>
     <w:tmpl w:val="855C95BE"/>
@@ -26517,7 +26833,7 @@
       </w:pPr>
     </w:lvl>
   </w:abstractNum>
-  <w:abstractNum w:abstractNumId="38" w15:restartNumberingAfterBreak="0">
+  <w:abstractNum w:abstractNumId="39" w15:restartNumberingAfterBreak="0">
     <w:nsid w:val="24E80E6A"/>
     <w:multiLevelType w:val="hybridMultilevel"/>
     <w:tmpl w:val="347CDE10"/>
@@ -26603,7 +26919,7 @@
       </w:pPr>
     </w:lvl>
   </w:abstractNum>
-  <w:abstractNum w:abstractNumId="39" w15:restartNumberingAfterBreak="0">
+  <w:abstractNum w:abstractNumId="40" w15:restartNumberingAfterBreak="0">
     <w:nsid w:val="25340110"/>
     <w:multiLevelType w:val="hybridMultilevel"/>
     <w:tmpl w:val="041ACF00"/>
@@ -26692,7 +27008,7 @@
       </w:pPr>
     </w:lvl>
   </w:abstractNum>
-  <w:abstractNum w:abstractNumId="40" w15:restartNumberingAfterBreak="0">
+  <w:abstractNum w:abstractNumId="41" w15:restartNumberingAfterBreak="0">
     <w:nsid w:val="25B674F3"/>
     <w:multiLevelType w:val="hybridMultilevel"/>
     <w:tmpl w:val="B8CE640C"/>
@@ -26778,7 +27094,7 @@
       </w:pPr>
     </w:lvl>
   </w:abstractNum>
-  <w:abstractNum w:abstractNumId="41" w15:restartNumberingAfterBreak="0">
+  <w:abstractNum w:abstractNumId="42" w15:restartNumberingAfterBreak="0">
     <w:nsid w:val="25BC5BB3"/>
     <w:multiLevelType w:val="hybridMultilevel"/>
     <w:tmpl w:val="7426445C"/>
@@ -26891,7 +27207,7 @@
       </w:rPr>
     </w:lvl>
   </w:abstractNum>
-  <w:abstractNum w:abstractNumId="42" w15:restartNumberingAfterBreak="0">
+  <w:abstractNum w:abstractNumId="43" w15:restartNumberingAfterBreak="0">
     <w:nsid w:val="26426476"/>
     <w:multiLevelType w:val="hybridMultilevel"/>
     <w:tmpl w:val="217CF57A"/>
@@ -26980,7 +27296,7 @@
       </w:pPr>
     </w:lvl>
   </w:abstractNum>
-  <w:abstractNum w:abstractNumId="43" w15:restartNumberingAfterBreak="0">
+  <w:abstractNum w:abstractNumId="44" w15:restartNumberingAfterBreak="0">
     <w:nsid w:val="267A4AA8"/>
     <w:multiLevelType w:val="hybridMultilevel"/>
     <w:tmpl w:val="9B626F9E"/>
@@ -27069,7 +27385,7 @@
       </w:pPr>
     </w:lvl>
   </w:abstractNum>
-  <w:abstractNum w:abstractNumId="44" w15:restartNumberingAfterBreak="0">
+  <w:abstractNum w:abstractNumId="45" w15:restartNumberingAfterBreak="0">
     <w:nsid w:val="26D44CC7"/>
     <w:multiLevelType w:val="hybridMultilevel"/>
     <w:tmpl w:val="EC9C9C18"/>
@@ -27158,7 +27474,7 @@
       </w:pPr>
     </w:lvl>
   </w:abstractNum>
-  <w:abstractNum w:abstractNumId="45" w15:restartNumberingAfterBreak="0">
+  <w:abstractNum w:abstractNumId="46" w15:restartNumberingAfterBreak="0">
     <w:nsid w:val="28DD689E"/>
     <w:multiLevelType w:val="hybridMultilevel"/>
     <w:tmpl w:val="659454D8"/>
@@ -27247,10 +27563,10 @@
       </w:pPr>
     </w:lvl>
   </w:abstractNum>
-  <w:abstractNum w:abstractNumId="46" w15:restartNumberingAfterBreak="0">
+  <w:abstractNum w:abstractNumId="47" w15:restartNumberingAfterBreak="0">
     <w:nsid w:val="28FA403E"/>
     <w:multiLevelType w:val="multilevel"/>
-    <w:tmpl w:val="85349392"/>
+    <w:tmpl w:val="A418B78C"/>
     <w:lvl w:ilvl="0">
       <w:start w:val="1"/>
       <w:numFmt w:val="bullet"/>
@@ -27267,6 +27583,851 @@
         <w:sz w:val="20"/>
       </w:rPr>
     </w:lvl>
+    <w:lvl w:ilvl="1">
+      <w:start w:val="60"/>
+      <w:numFmt w:val="decimal"/>
+      <w:lvlText w:val="%2."/>
+      <w:lvlJc w:val="left"/>
+      <w:pPr>
+        <w:ind w:left="1440" w:hanging="360"/>
+      </w:pPr>
+      <w:rPr>
+        <w:rFonts w:hint="default"/>
+      </w:rPr>
+    </w:lvl>
+    <w:lvl w:ilvl="2" w:tentative="1">
+      <w:start w:val="1"/>
+      <w:numFmt w:val="bullet"/>
+      <w:lvlText w:val=""/>
+      <w:lvlJc w:val="left"/>
+      <w:pPr>
+        <w:tabs>
+          <w:tab w:val="num" w:pos="2160"/>
+        </w:tabs>
+        <w:ind w:left="2160" w:hanging="360"/>
+      </w:pPr>
+      <w:rPr>
+        <w:rFonts w:ascii="Wingdings" w:hAnsi="Wingdings" w:hint="default"/>
+        <w:sz w:val="20"/>
+      </w:rPr>
+    </w:lvl>
+    <w:lvl w:ilvl="3" w:tentative="1">
+      <w:start w:val="1"/>
+      <w:numFmt w:val="bullet"/>
+      <w:lvlText w:val=""/>
+      <w:lvlJc w:val="left"/>
+      <w:pPr>
+        <w:tabs>
+          <w:tab w:val="num" w:pos="2880"/>
+        </w:tabs>
+        <w:ind w:left="2880" w:hanging="360"/>
+      </w:pPr>
+      <w:rPr>
+        <w:rFonts w:ascii="Wingdings" w:hAnsi="Wingdings" w:hint="default"/>
+        <w:sz w:val="20"/>
+      </w:rPr>
+    </w:lvl>
+    <w:lvl w:ilvl="4" w:tentative="1">
+      <w:start w:val="1"/>
+      <w:numFmt w:val="bullet"/>
+      <w:lvlText w:val=""/>
+      <w:lvlJc w:val="left"/>
+      <w:pPr>
+        <w:tabs>
+          <w:tab w:val="num" w:pos="3600"/>
+        </w:tabs>
+        <w:ind w:left="3600" w:hanging="360"/>
+      </w:pPr>
+      <w:rPr>
+        <w:rFonts w:ascii="Wingdings" w:hAnsi="Wingdings" w:hint="default"/>
+        <w:sz w:val="20"/>
+      </w:rPr>
+    </w:lvl>
+    <w:lvl w:ilvl="5" w:tentative="1">
+      <w:start w:val="1"/>
+      <w:numFmt w:val="bullet"/>
+      <w:lvlText w:val=""/>
+      <w:lvlJc w:val="left"/>
+      <w:pPr>
+        <w:tabs>
+          <w:tab w:val="num" w:pos="4320"/>
+        </w:tabs>
+        <w:ind w:left="4320" w:hanging="360"/>
+      </w:pPr>
+      <w:rPr>
+        <w:rFonts w:ascii="Wingdings" w:hAnsi="Wingdings" w:hint="default"/>
+        <w:sz w:val="20"/>
+      </w:rPr>
+    </w:lvl>
+    <w:lvl w:ilvl="6" w:tentative="1">
+      <w:start w:val="1"/>
+      <w:numFmt w:val="bullet"/>
+      <w:lvlText w:val=""/>
+      <w:lvlJc w:val="left"/>
+      <w:pPr>
+        <w:tabs>
+          <w:tab w:val="num" w:pos="5040"/>
+        </w:tabs>
+        <w:ind w:left="5040" w:hanging="360"/>
+      </w:pPr>
+      <w:rPr>
+        <w:rFonts w:ascii="Wingdings" w:hAnsi="Wingdings" w:hint="default"/>
+        <w:sz w:val="20"/>
+      </w:rPr>
+    </w:lvl>
+    <w:lvl w:ilvl="7" w:tentative="1">
+      <w:start w:val="1"/>
+      <w:numFmt w:val="bullet"/>
+      <w:lvlText w:val=""/>
+      <w:lvlJc w:val="left"/>
+      <w:pPr>
+        <w:tabs>
+          <w:tab w:val="num" w:pos="5760"/>
+        </w:tabs>
+        <w:ind w:left="5760" w:hanging="360"/>
+      </w:pPr>
+      <w:rPr>
+        <w:rFonts w:ascii="Wingdings" w:hAnsi="Wingdings" w:hint="default"/>
+        <w:sz w:val="20"/>
+      </w:rPr>
+    </w:lvl>
+    <w:lvl w:ilvl="8" w:tentative="1">
+      <w:start w:val="1"/>
+      <w:numFmt w:val="bullet"/>
+      <w:lvlText w:val=""/>
+      <w:lvlJc w:val="left"/>
+      <w:pPr>
+        <w:tabs>
+          <w:tab w:val="num" w:pos="6480"/>
+        </w:tabs>
+        <w:ind w:left="6480" w:hanging="360"/>
+      </w:pPr>
+      <w:rPr>
+        <w:rFonts w:ascii="Wingdings" w:hAnsi="Wingdings" w:hint="default"/>
+        <w:sz w:val="20"/>
+      </w:rPr>
+    </w:lvl>
+  </w:abstractNum>
+  <w:abstractNum w:abstractNumId="48" w15:restartNumberingAfterBreak="0">
+    <w:nsid w:val="29DC2704"/>
+    <w:multiLevelType w:val="hybridMultilevel"/>
+    <w:tmpl w:val="2EAE2F06"/>
+    <w:lvl w:ilvl="0" w:tplc="502E6458">
+      <w:start w:val="1"/>
+      <w:numFmt w:val="decimal"/>
+      <w:lvlText w:val="%1."/>
+      <w:lvlJc w:val="left"/>
+      <w:pPr>
+        <w:ind w:left="786" w:hanging="360"/>
+      </w:pPr>
+      <w:rPr>
+        <w:rFonts w:hint="default"/>
+      </w:rPr>
+    </w:lvl>
+    <w:lvl w:ilvl="1" w:tplc="FFFFFFFF" w:tentative="1">
+      <w:start w:val="1"/>
+      <w:numFmt w:val="lowerLetter"/>
+      <w:lvlText w:val="%2."/>
+      <w:lvlJc w:val="left"/>
+      <w:pPr>
+        <w:ind w:left="1440" w:hanging="360"/>
+      </w:pPr>
+    </w:lvl>
+    <w:lvl w:ilvl="2" w:tplc="FFFFFFFF" w:tentative="1">
+      <w:start w:val="1"/>
+      <w:numFmt w:val="lowerRoman"/>
+      <w:lvlText w:val="%3."/>
+      <w:lvlJc w:val="right"/>
+      <w:pPr>
+        <w:ind w:left="2160" w:hanging="180"/>
+      </w:pPr>
+    </w:lvl>
+    <w:lvl w:ilvl="3" w:tplc="FFFFFFFF" w:tentative="1">
+      <w:start w:val="1"/>
+      <w:numFmt w:val="decimal"/>
+      <w:lvlText w:val="%4."/>
+      <w:lvlJc w:val="left"/>
+      <w:pPr>
+        <w:ind w:left="2880" w:hanging="360"/>
+      </w:pPr>
+    </w:lvl>
+    <w:lvl w:ilvl="4" w:tplc="FFFFFFFF" w:tentative="1">
+      <w:start w:val="1"/>
+      <w:numFmt w:val="lowerLetter"/>
+      <w:lvlText w:val="%5."/>
+      <w:lvlJc w:val="left"/>
+      <w:pPr>
+        <w:ind w:left="3600" w:hanging="360"/>
+      </w:pPr>
+    </w:lvl>
+    <w:lvl w:ilvl="5" w:tplc="FFFFFFFF" w:tentative="1">
+      <w:start w:val="1"/>
+      <w:numFmt w:val="lowerRoman"/>
+      <w:lvlText w:val="%6."/>
+      <w:lvlJc w:val="right"/>
+      <w:pPr>
+        <w:ind w:left="4320" w:hanging="180"/>
+      </w:pPr>
+    </w:lvl>
+    <w:lvl w:ilvl="6" w:tplc="FFFFFFFF" w:tentative="1">
+      <w:start w:val="1"/>
+      <w:numFmt w:val="decimal"/>
+      <w:lvlText w:val="%7."/>
+      <w:lvlJc w:val="left"/>
+      <w:pPr>
+        <w:ind w:left="5040" w:hanging="360"/>
+      </w:pPr>
+    </w:lvl>
+    <w:lvl w:ilvl="7" w:tplc="FFFFFFFF" w:tentative="1">
+      <w:start w:val="1"/>
+      <w:numFmt w:val="lowerLetter"/>
+      <w:lvlText w:val="%8."/>
+      <w:lvlJc w:val="left"/>
+      <w:pPr>
+        <w:ind w:left="5760" w:hanging="360"/>
+      </w:pPr>
+    </w:lvl>
+    <w:lvl w:ilvl="8" w:tplc="FFFFFFFF" w:tentative="1">
+      <w:start w:val="1"/>
+      <w:numFmt w:val="lowerRoman"/>
+      <w:lvlText w:val="%9."/>
+      <w:lvlJc w:val="right"/>
+      <w:pPr>
+        <w:ind w:left="6480" w:hanging="180"/>
+      </w:pPr>
+    </w:lvl>
+  </w:abstractNum>
+  <w:abstractNum w:abstractNumId="49" w15:restartNumberingAfterBreak="0">
+    <w:nsid w:val="2C87674B"/>
+    <w:multiLevelType w:val="hybridMultilevel"/>
+    <w:tmpl w:val="E1B45CA0"/>
+    <w:lvl w:ilvl="0" w:tplc="40090001">
+      <w:start w:val="1"/>
+      <w:numFmt w:val="bullet"/>
+      <w:lvlText w:val=""/>
+      <w:lvlJc w:val="left"/>
+      <w:pPr>
+        <w:ind w:left="720" w:hanging="360"/>
+      </w:pPr>
+      <w:rPr>
+        <w:rFonts w:ascii="Symbol" w:hAnsi="Symbol" w:hint="default"/>
+      </w:rPr>
+    </w:lvl>
+    <w:lvl w:ilvl="1" w:tplc="40090003" w:tentative="1">
+      <w:start w:val="1"/>
+      <w:numFmt w:val="bullet"/>
+      <w:lvlText w:val="o"/>
+      <w:lvlJc w:val="left"/>
+      <w:pPr>
+        <w:ind w:left="1440" w:hanging="360"/>
+      </w:pPr>
+      <w:rPr>
+        <w:rFonts w:ascii="Courier New" w:hAnsi="Courier New" w:cs="Courier New" w:hint="default"/>
+      </w:rPr>
+    </w:lvl>
+    <w:lvl w:ilvl="2" w:tplc="40090005" w:tentative="1">
+      <w:start w:val="1"/>
+      <w:numFmt w:val="bullet"/>
+      <w:lvlText w:val=""/>
+      <w:lvlJc w:val="left"/>
+      <w:pPr>
+        <w:ind w:left="2160" w:hanging="360"/>
+      </w:pPr>
+      <w:rPr>
+        <w:rFonts w:ascii="Wingdings" w:hAnsi="Wingdings" w:hint="default"/>
+      </w:rPr>
+    </w:lvl>
+    <w:lvl w:ilvl="3" w:tplc="40090001" w:tentative="1">
+      <w:start w:val="1"/>
+      <w:numFmt w:val="bullet"/>
+      <w:lvlText w:val=""/>
+      <w:lvlJc w:val="left"/>
+      <w:pPr>
+        <w:ind w:left="2880" w:hanging="360"/>
+      </w:pPr>
+      <w:rPr>
+        <w:rFonts w:ascii="Symbol" w:hAnsi="Symbol" w:hint="default"/>
+      </w:rPr>
+    </w:lvl>
+    <w:lvl w:ilvl="4" w:tplc="40090003" w:tentative="1">
+      <w:start w:val="1"/>
+      <w:numFmt w:val="bullet"/>
+      <w:lvlText w:val="o"/>
+      <w:lvlJc w:val="left"/>
+      <w:pPr>
+        <w:ind w:left="3600" w:hanging="360"/>
+      </w:pPr>
+      <w:rPr>
+        <w:rFonts w:ascii="Courier New" w:hAnsi="Courier New" w:cs="Courier New" w:hint="default"/>
+      </w:rPr>
+    </w:lvl>
+    <w:lvl w:ilvl="5" w:tplc="40090005" w:tentative="1">
+      <w:start w:val="1"/>
+      <w:numFmt w:val="bullet"/>
+      <w:lvlText w:val=""/>
+      <w:lvlJc w:val="left"/>
+      <w:pPr>
+        <w:ind w:left="4320" w:hanging="360"/>
+      </w:pPr>
+      <w:rPr>
+        <w:rFonts w:ascii="Wingdings" w:hAnsi="Wingdings" w:hint="default"/>
+      </w:rPr>
+    </w:lvl>
+    <w:lvl w:ilvl="6" w:tplc="40090001" w:tentative="1">
+      <w:start w:val="1"/>
+      <w:numFmt w:val="bullet"/>
+      <w:lvlText w:val=""/>
+      <w:lvlJc w:val="left"/>
+      <w:pPr>
+        <w:ind w:left="5040" w:hanging="360"/>
+      </w:pPr>
+      <w:rPr>
+        <w:rFonts w:ascii="Symbol" w:hAnsi="Symbol" w:hint="default"/>
+      </w:rPr>
+    </w:lvl>
+    <w:lvl w:ilvl="7" w:tplc="40090003" w:tentative="1">
+      <w:start w:val="1"/>
+      <w:numFmt w:val="bullet"/>
+      <w:lvlText w:val="o"/>
+      <w:lvlJc w:val="left"/>
+      <w:pPr>
+        <w:ind w:left="5760" w:hanging="360"/>
+      </w:pPr>
+      <w:rPr>
+        <w:rFonts w:ascii="Courier New" w:hAnsi="Courier New" w:cs="Courier New" w:hint="default"/>
+      </w:rPr>
+    </w:lvl>
+    <w:lvl w:ilvl="8" w:tplc="40090005" w:tentative="1">
+      <w:start w:val="1"/>
+      <w:numFmt w:val="bullet"/>
+      <w:lvlText w:val=""/>
+      <w:lvlJc w:val="left"/>
+      <w:pPr>
+        <w:ind w:left="6480" w:hanging="360"/>
+      </w:pPr>
+      <w:rPr>
+        <w:rFonts w:ascii="Wingdings" w:hAnsi="Wingdings" w:hint="default"/>
+      </w:rPr>
+    </w:lvl>
+  </w:abstractNum>
+  <w:abstractNum w:abstractNumId="50" w15:restartNumberingAfterBreak="0">
+    <w:nsid w:val="2FC97AC4"/>
+    <w:multiLevelType w:val="hybridMultilevel"/>
+    <w:tmpl w:val="EEA86790"/>
+    <w:lvl w:ilvl="0" w:tplc="AB1011E6">
+      <w:start w:val="1"/>
+      <w:numFmt w:val="decimal"/>
+      <w:lvlText w:val="%1."/>
+      <w:lvlJc w:val="left"/>
+      <w:pPr>
+        <w:ind w:left="1212" w:hanging="360"/>
+      </w:pPr>
+      <w:rPr>
+        <w:rFonts w:hint="default"/>
+      </w:rPr>
+    </w:lvl>
+    <w:lvl w:ilvl="1" w:tplc="40090019" w:tentative="1">
+      <w:start w:val="1"/>
+      <w:numFmt w:val="lowerLetter"/>
+      <w:lvlText w:val="%2."/>
+      <w:lvlJc w:val="left"/>
+      <w:pPr>
+        <w:ind w:left="1866" w:hanging="360"/>
+      </w:pPr>
+    </w:lvl>
+    <w:lvl w:ilvl="2" w:tplc="4009001B" w:tentative="1">
+      <w:start w:val="1"/>
+      <w:numFmt w:val="lowerRoman"/>
+      <w:lvlText w:val="%3."/>
+      <w:lvlJc w:val="right"/>
+      <w:pPr>
+        <w:ind w:left="2586" w:hanging="180"/>
+      </w:pPr>
+    </w:lvl>
+    <w:lvl w:ilvl="3" w:tplc="4009000F" w:tentative="1">
+      <w:start w:val="1"/>
+      <w:numFmt w:val="decimal"/>
+      <w:lvlText w:val="%4."/>
+      <w:lvlJc w:val="left"/>
+      <w:pPr>
+        <w:ind w:left="3306" w:hanging="360"/>
+      </w:pPr>
+    </w:lvl>
+    <w:lvl w:ilvl="4" w:tplc="40090019" w:tentative="1">
+      <w:start w:val="1"/>
+      <w:numFmt w:val="lowerLetter"/>
+      <w:lvlText w:val="%5."/>
+      <w:lvlJc w:val="left"/>
+      <w:pPr>
+        <w:ind w:left="4026" w:hanging="360"/>
+      </w:pPr>
+    </w:lvl>
+    <w:lvl w:ilvl="5" w:tplc="4009001B" w:tentative="1">
+      <w:start w:val="1"/>
+      <w:numFmt w:val="lowerRoman"/>
+      <w:lvlText w:val="%6."/>
+      <w:lvlJc w:val="right"/>
+      <w:pPr>
+        <w:ind w:left="4746" w:hanging="180"/>
+      </w:pPr>
+    </w:lvl>
+    <w:lvl w:ilvl="6" w:tplc="4009000F" w:tentative="1">
+      <w:start w:val="1"/>
+      <w:numFmt w:val="decimal"/>
+      <w:lvlText w:val="%7."/>
+      <w:lvlJc w:val="left"/>
+      <w:pPr>
+        <w:ind w:left="5466" w:hanging="360"/>
+      </w:pPr>
+    </w:lvl>
+    <w:lvl w:ilvl="7" w:tplc="40090019" w:tentative="1">
+      <w:start w:val="1"/>
+      <w:numFmt w:val="lowerLetter"/>
+      <w:lvlText w:val="%8."/>
+      <w:lvlJc w:val="left"/>
+      <w:pPr>
+        <w:ind w:left="6186" w:hanging="360"/>
+      </w:pPr>
+    </w:lvl>
+    <w:lvl w:ilvl="8" w:tplc="4009001B" w:tentative="1">
+      <w:start w:val="1"/>
+      <w:numFmt w:val="lowerRoman"/>
+      <w:lvlText w:val="%9."/>
+      <w:lvlJc w:val="right"/>
+      <w:pPr>
+        <w:ind w:left="6906" w:hanging="180"/>
+      </w:pPr>
+    </w:lvl>
+  </w:abstractNum>
+  <w:abstractNum w:abstractNumId="51" w15:restartNumberingAfterBreak="0">
+    <w:nsid w:val="306A021C"/>
+    <w:multiLevelType w:val="multilevel"/>
+    <w:tmpl w:val="A418B78C"/>
+    <w:lvl w:ilvl="0">
+      <w:start w:val="1"/>
+      <w:numFmt w:val="bullet"/>
+      <w:lvlText w:val=""/>
+      <w:lvlJc w:val="left"/>
+      <w:pPr>
+        <w:tabs>
+          <w:tab w:val="num" w:pos="720"/>
+        </w:tabs>
+        <w:ind w:left="720" w:hanging="360"/>
+      </w:pPr>
+      <w:rPr>
+        <w:rFonts w:ascii="Symbol" w:hAnsi="Symbol" w:hint="default"/>
+        <w:sz w:val="20"/>
+      </w:rPr>
+    </w:lvl>
+    <w:lvl w:ilvl="1">
+      <w:start w:val="60"/>
+      <w:numFmt w:val="decimal"/>
+      <w:lvlText w:val="%2."/>
+      <w:lvlJc w:val="left"/>
+      <w:pPr>
+        <w:ind w:left="1440" w:hanging="360"/>
+      </w:pPr>
+      <w:rPr>
+        <w:rFonts w:hint="default"/>
+      </w:rPr>
+    </w:lvl>
+    <w:lvl w:ilvl="2" w:tentative="1">
+      <w:start w:val="1"/>
+      <w:numFmt w:val="bullet"/>
+      <w:lvlText w:val=""/>
+      <w:lvlJc w:val="left"/>
+      <w:pPr>
+        <w:tabs>
+          <w:tab w:val="num" w:pos="2160"/>
+        </w:tabs>
+        <w:ind w:left="2160" w:hanging="360"/>
+      </w:pPr>
+      <w:rPr>
+        <w:rFonts w:ascii="Wingdings" w:hAnsi="Wingdings" w:hint="default"/>
+        <w:sz w:val="20"/>
+      </w:rPr>
+    </w:lvl>
+    <w:lvl w:ilvl="3" w:tentative="1">
+      <w:start w:val="1"/>
+      <w:numFmt w:val="bullet"/>
+      <w:lvlText w:val=""/>
+      <w:lvlJc w:val="left"/>
+      <w:pPr>
+        <w:tabs>
+          <w:tab w:val="num" w:pos="2880"/>
+        </w:tabs>
+        <w:ind w:left="2880" w:hanging="360"/>
+      </w:pPr>
+      <w:rPr>
+        <w:rFonts w:ascii="Wingdings" w:hAnsi="Wingdings" w:hint="default"/>
+        <w:sz w:val="20"/>
+      </w:rPr>
+    </w:lvl>
+    <w:lvl w:ilvl="4" w:tentative="1">
+      <w:start w:val="1"/>
+      <w:numFmt w:val="bullet"/>
+      <w:lvlText w:val=""/>
+      <w:lvlJc w:val="left"/>
+      <w:pPr>
+        <w:tabs>
+          <w:tab w:val="num" w:pos="3600"/>
+        </w:tabs>
+        <w:ind w:left="3600" w:hanging="360"/>
+      </w:pPr>
+      <w:rPr>
+        <w:rFonts w:ascii="Wingdings" w:hAnsi="Wingdings" w:hint="default"/>
+        <w:sz w:val="20"/>
+      </w:rPr>
+    </w:lvl>
+    <w:lvl w:ilvl="5" w:tentative="1">
+      <w:start w:val="1"/>
+      <w:numFmt w:val="bullet"/>
+      <w:lvlText w:val=""/>
+      <w:lvlJc w:val="left"/>
+      <w:pPr>
+        <w:tabs>
+          <w:tab w:val="num" w:pos="4320"/>
+        </w:tabs>
+        <w:ind w:left="4320" w:hanging="360"/>
+      </w:pPr>
+      <w:rPr>
+        <w:rFonts w:ascii="Wingdings" w:hAnsi="Wingdings" w:hint="default"/>
+        <w:sz w:val="20"/>
+      </w:rPr>
+    </w:lvl>
+    <w:lvl w:ilvl="6" w:tentative="1">
+      <w:start w:val="1"/>
+      <w:numFmt w:val="bullet"/>
+      <w:lvlText w:val=""/>
+      <w:lvlJc w:val="left"/>
+      <w:pPr>
+        <w:tabs>
+          <w:tab w:val="num" w:pos="5040"/>
+        </w:tabs>
+        <w:ind w:left="5040" w:hanging="360"/>
+      </w:pPr>
+      <w:rPr>
+        <w:rFonts w:ascii="Wingdings" w:hAnsi="Wingdings" w:hint="default"/>
+        <w:sz w:val="20"/>
+      </w:rPr>
+    </w:lvl>
+    <w:lvl w:ilvl="7" w:tentative="1">
+      <w:start w:val="1"/>
+      <w:numFmt w:val="bullet"/>
+      <w:lvlText w:val=""/>
+      <w:lvlJc w:val="left"/>
+      <w:pPr>
+        <w:tabs>
+          <w:tab w:val="num" w:pos="5760"/>
+        </w:tabs>
+        <w:ind w:left="5760" w:hanging="360"/>
+      </w:pPr>
+      <w:rPr>
+        <w:rFonts w:ascii="Wingdings" w:hAnsi="Wingdings" w:hint="default"/>
+        <w:sz w:val="20"/>
+      </w:rPr>
+    </w:lvl>
+    <w:lvl w:ilvl="8" w:tentative="1">
+      <w:start w:val="1"/>
+      <w:numFmt w:val="bullet"/>
+      <w:lvlText w:val=""/>
+      <w:lvlJc w:val="left"/>
+      <w:pPr>
+        <w:tabs>
+          <w:tab w:val="num" w:pos="6480"/>
+        </w:tabs>
+        <w:ind w:left="6480" w:hanging="360"/>
+      </w:pPr>
+      <w:rPr>
+        <w:rFonts w:ascii="Wingdings" w:hAnsi="Wingdings" w:hint="default"/>
+        <w:sz w:val="20"/>
+      </w:rPr>
+    </w:lvl>
+  </w:abstractNum>
+  <w:abstractNum w:abstractNumId="52" w15:restartNumberingAfterBreak="0">
+    <w:nsid w:val="31764BDD"/>
+    <w:multiLevelType w:val="hybridMultilevel"/>
+    <w:tmpl w:val="211EF5B2"/>
+    <w:lvl w:ilvl="0" w:tplc="4009000F">
+      <w:start w:val="1"/>
+      <w:numFmt w:val="decimal"/>
+      <w:lvlText w:val="%1."/>
+      <w:lvlJc w:val="left"/>
+      <w:pPr>
+        <w:ind w:left="720" w:hanging="360"/>
+      </w:pPr>
+    </w:lvl>
+    <w:lvl w:ilvl="1" w:tplc="40090019" w:tentative="1">
+      <w:start w:val="1"/>
+      <w:numFmt w:val="lowerLetter"/>
+      <w:lvlText w:val="%2."/>
+      <w:lvlJc w:val="left"/>
+      <w:pPr>
+        <w:ind w:left="1440" w:hanging="360"/>
+      </w:pPr>
+    </w:lvl>
+    <w:lvl w:ilvl="2" w:tplc="4009001B" w:tentative="1">
+      <w:start w:val="1"/>
+      <w:numFmt w:val="lowerRoman"/>
+      <w:lvlText w:val="%3."/>
+      <w:lvlJc w:val="right"/>
+      <w:pPr>
+        <w:ind w:left="2160" w:hanging="180"/>
+      </w:pPr>
+    </w:lvl>
+    <w:lvl w:ilvl="3" w:tplc="4009000F" w:tentative="1">
+      <w:start w:val="1"/>
+      <w:numFmt w:val="decimal"/>
+      <w:lvlText w:val="%4."/>
+      <w:lvlJc w:val="left"/>
+      <w:pPr>
+        <w:ind w:left="2880" w:hanging="360"/>
+      </w:pPr>
+    </w:lvl>
+    <w:lvl w:ilvl="4" w:tplc="40090019" w:tentative="1">
+      <w:start w:val="1"/>
+      <w:numFmt w:val="lowerLetter"/>
+      <w:lvlText w:val="%5."/>
+      <w:lvlJc w:val="left"/>
+      <w:pPr>
+        <w:ind w:left="3600" w:hanging="360"/>
+      </w:pPr>
+    </w:lvl>
+    <w:lvl w:ilvl="5" w:tplc="4009001B" w:tentative="1">
+      <w:start w:val="1"/>
+      <w:numFmt w:val="lowerRoman"/>
+      <w:lvlText w:val="%6."/>
+      <w:lvlJc w:val="right"/>
+      <w:pPr>
+        <w:ind w:left="4320" w:hanging="180"/>
+      </w:pPr>
+    </w:lvl>
+    <w:lvl w:ilvl="6" w:tplc="4009000F" w:tentative="1">
+      <w:start w:val="1"/>
+      <w:numFmt w:val="decimal"/>
+      <w:lvlText w:val="%7."/>
+      <w:lvlJc w:val="left"/>
+      <w:pPr>
+        <w:ind w:left="5040" w:hanging="360"/>
+      </w:pPr>
+    </w:lvl>
+    <w:lvl w:ilvl="7" w:tplc="40090019" w:tentative="1">
+      <w:start w:val="1"/>
+      <w:numFmt w:val="lowerLetter"/>
+      <w:lvlText w:val="%8."/>
+      <w:lvlJc w:val="left"/>
+      <w:pPr>
+        <w:ind w:left="5760" w:hanging="360"/>
+      </w:pPr>
+    </w:lvl>
+    <w:lvl w:ilvl="8" w:tplc="4009001B" w:tentative="1">
+      <w:start w:val="1"/>
+      <w:numFmt w:val="lowerRoman"/>
+      <w:lvlText w:val="%9."/>
+      <w:lvlJc w:val="right"/>
+      <w:pPr>
+        <w:ind w:left="6480" w:hanging="180"/>
+      </w:pPr>
+    </w:lvl>
+  </w:abstractNum>
+  <w:abstractNum w:abstractNumId="53" w15:restartNumberingAfterBreak="0">
+    <w:nsid w:val="327A3D5B"/>
+    <w:multiLevelType w:val="hybridMultilevel"/>
+    <w:tmpl w:val="F878DAD0"/>
+    <w:lvl w:ilvl="0" w:tplc="A596E82A">
+      <w:start w:val="1"/>
+      <w:numFmt w:val="decimal"/>
+      <w:lvlText w:val="%1."/>
+      <w:lvlJc w:val="left"/>
+      <w:pPr>
+        <w:ind w:left="720" w:hanging="360"/>
+      </w:pPr>
+      <w:rPr>
+        <w:rFonts w:hint="default"/>
+      </w:rPr>
+    </w:lvl>
+    <w:lvl w:ilvl="1" w:tplc="FFFFFFFF" w:tentative="1">
+      <w:start w:val="1"/>
+      <w:numFmt w:val="lowerLetter"/>
+      <w:lvlText w:val="%2."/>
+      <w:lvlJc w:val="left"/>
+      <w:pPr>
+        <w:ind w:left="1440" w:hanging="360"/>
+      </w:pPr>
+    </w:lvl>
+    <w:lvl w:ilvl="2" w:tplc="FFFFFFFF" w:tentative="1">
+      <w:start w:val="1"/>
+      <w:numFmt w:val="lowerRoman"/>
+      <w:lvlText w:val="%3."/>
+      <w:lvlJc w:val="right"/>
+      <w:pPr>
+        <w:ind w:left="2160" w:hanging="180"/>
+      </w:pPr>
+    </w:lvl>
+    <w:lvl w:ilvl="3" w:tplc="FFFFFFFF" w:tentative="1">
+      <w:start w:val="1"/>
+      <w:numFmt w:val="decimal"/>
+      <w:lvlText w:val="%4."/>
+      <w:lvlJc w:val="left"/>
+      <w:pPr>
+        <w:ind w:left="2880" w:hanging="360"/>
+      </w:pPr>
+    </w:lvl>
+    <w:lvl w:ilvl="4" w:tplc="FFFFFFFF" w:tentative="1">
+      <w:start w:val="1"/>
+      <w:numFmt w:val="lowerLetter"/>
+      <w:lvlText w:val="%5."/>
+      <w:lvlJc w:val="left"/>
+      <w:pPr>
+        <w:ind w:left="3600" w:hanging="360"/>
+      </w:pPr>
+    </w:lvl>
+    <w:lvl w:ilvl="5" w:tplc="FFFFFFFF" w:tentative="1">
+      <w:start w:val="1"/>
+      <w:numFmt w:val="lowerRoman"/>
+      <w:lvlText w:val="%6."/>
+      <w:lvlJc w:val="right"/>
+      <w:pPr>
+        <w:ind w:left="4320" w:hanging="180"/>
+      </w:pPr>
+    </w:lvl>
+    <w:lvl w:ilvl="6" w:tplc="FFFFFFFF" w:tentative="1">
+      <w:start w:val="1"/>
+      <w:numFmt w:val="decimal"/>
+      <w:lvlText w:val="%7."/>
+      <w:lvlJc w:val="left"/>
+      <w:pPr>
+        <w:ind w:left="5040" w:hanging="360"/>
+      </w:pPr>
+    </w:lvl>
+    <w:lvl w:ilvl="7" w:tplc="FFFFFFFF" w:tentative="1">
+      <w:start w:val="1"/>
+      <w:numFmt w:val="lowerLetter"/>
+      <w:lvlText w:val="%8."/>
+      <w:lvlJc w:val="left"/>
+      <w:pPr>
+        <w:ind w:left="5760" w:hanging="360"/>
+      </w:pPr>
+    </w:lvl>
+    <w:lvl w:ilvl="8" w:tplc="FFFFFFFF" w:tentative="1">
+      <w:start w:val="1"/>
+      <w:numFmt w:val="lowerRoman"/>
+      <w:lvlText w:val="%9."/>
+      <w:lvlJc w:val="right"/>
+      <w:pPr>
+        <w:ind w:left="6480" w:hanging="180"/>
+      </w:pPr>
+    </w:lvl>
+  </w:abstractNum>
+  <w:abstractNum w:abstractNumId="54" w15:restartNumberingAfterBreak="0">
+    <w:nsid w:val="32CA1BCF"/>
+    <w:multiLevelType w:val="hybridMultilevel"/>
+    <w:tmpl w:val="FA7AC3F8"/>
+    <w:lvl w:ilvl="0" w:tplc="ABF08DA4">
+      <w:start w:val="1"/>
+      <w:numFmt w:val="decimal"/>
+      <w:lvlText w:val="%1."/>
+      <w:lvlJc w:val="left"/>
+      <w:pPr>
+        <w:ind w:left="786" w:hanging="360"/>
+      </w:pPr>
+      <w:rPr>
+        <w:rFonts w:hint="default"/>
+      </w:rPr>
+    </w:lvl>
+    <w:lvl w:ilvl="1" w:tplc="40090019" w:tentative="1">
+      <w:start w:val="1"/>
+      <w:numFmt w:val="lowerLetter"/>
+      <w:lvlText w:val="%2."/>
+      <w:lvlJc w:val="left"/>
+      <w:pPr>
+        <w:ind w:left="1506" w:hanging="360"/>
+      </w:pPr>
+    </w:lvl>
+    <w:lvl w:ilvl="2" w:tplc="4009001B" w:tentative="1">
+      <w:start w:val="1"/>
+      <w:numFmt w:val="lowerRoman"/>
+      <w:lvlText w:val="%3."/>
+      <w:lvlJc w:val="right"/>
+      <w:pPr>
+        <w:ind w:left="2226" w:hanging="180"/>
+      </w:pPr>
+    </w:lvl>
+    <w:lvl w:ilvl="3" w:tplc="4009000F" w:tentative="1">
+      <w:start w:val="1"/>
+      <w:numFmt w:val="decimal"/>
+      <w:lvlText w:val="%4."/>
+      <w:lvlJc w:val="left"/>
+      <w:pPr>
+        <w:ind w:left="2946" w:hanging="360"/>
+      </w:pPr>
+    </w:lvl>
+    <w:lvl w:ilvl="4" w:tplc="40090019" w:tentative="1">
+      <w:start w:val="1"/>
+      <w:numFmt w:val="lowerLetter"/>
+      <w:lvlText w:val="%5."/>
+      <w:lvlJc w:val="left"/>
+      <w:pPr>
+        <w:ind w:left="3666" w:hanging="360"/>
+      </w:pPr>
+    </w:lvl>
+    <w:lvl w:ilvl="5" w:tplc="4009001B" w:tentative="1">
+      <w:start w:val="1"/>
+      <w:numFmt w:val="lowerRoman"/>
+      <w:lvlText w:val="%6."/>
+      <w:lvlJc w:val="right"/>
+      <w:pPr>
+        <w:ind w:left="4386" w:hanging="180"/>
+      </w:pPr>
+    </w:lvl>
+    <w:lvl w:ilvl="6" w:tplc="4009000F" w:tentative="1">
+      <w:start w:val="1"/>
+      <w:numFmt w:val="decimal"/>
+      <w:lvlText w:val="%7."/>
+      <w:lvlJc w:val="left"/>
+      <w:pPr>
+        <w:ind w:left="5106" w:hanging="360"/>
+      </w:pPr>
+    </w:lvl>
+    <w:lvl w:ilvl="7" w:tplc="40090019" w:tentative="1">
+      <w:start w:val="1"/>
+      <w:numFmt w:val="lowerLetter"/>
+      <w:lvlText w:val="%8."/>
+      <w:lvlJc w:val="left"/>
+      <w:pPr>
+        <w:ind w:left="5826" w:hanging="360"/>
+      </w:pPr>
+    </w:lvl>
+    <w:lvl w:ilvl="8" w:tplc="4009001B" w:tentative="1">
+      <w:start w:val="1"/>
+      <w:numFmt w:val="lowerRoman"/>
+      <w:lvlText w:val="%9."/>
+      <w:lvlJc w:val="right"/>
+      <w:pPr>
+        <w:ind w:left="6546" w:hanging="180"/>
+      </w:pPr>
+    </w:lvl>
+  </w:abstractNum>
+  <w:abstractNum w:abstractNumId="55" w15:restartNumberingAfterBreak="0">
+    <w:nsid w:val="32E06722"/>
+    <w:multiLevelType w:val="multilevel"/>
+    <w:tmpl w:val="92ECCB5E"/>
+    <w:lvl w:ilvl="0">
+      <w:start w:val="1"/>
+      <w:numFmt w:val="bullet"/>
+      <w:lvlText w:val=""/>
+      <w:lvlJc w:val="left"/>
+      <w:pPr>
+        <w:tabs>
+          <w:tab w:val="num" w:pos="720"/>
+        </w:tabs>
+        <w:ind w:left="720" w:hanging="360"/>
+      </w:pPr>
+      <w:rPr>
+        <w:rFonts w:ascii="Symbol" w:hAnsi="Symbol" w:hint="default"/>
+        <w:sz w:val="20"/>
+      </w:rPr>
+    </w:lvl>
     <w:lvl w:ilvl="1" w:tentative="1">
       <w:start w:val="1"/>
       <w:numFmt w:val="bullet"/>
@@ -27396,622 +28557,7 @@
       </w:rPr>
     </w:lvl>
   </w:abstractNum>
-  <w:abstractNum w:abstractNumId="47" w15:restartNumberingAfterBreak="0">
-    <w:nsid w:val="29DC2704"/>
-    <w:multiLevelType w:val="hybridMultilevel"/>
-    <w:tmpl w:val="2EAE2F06"/>
-    <w:lvl w:ilvl="0" w:tplc="502E6458">
-      <w:start w:val="1"/>
-      <w:numFmt w:val="decimal"/>
-      <w:lvlText w:val="%1."/>
-      <w:lvlJc w:val="left"/>
-      <w:pPr>
-        <w:ind w:left="786" w:hanging="360"/>
-      </w:pPr>
-      <w:rPr>
-        <w:rFonts w:hint="default"/>
-      </w:rPr>
-    </w:lvl>
-    <w:lvl w:ilvl="1" w:tplc="FFFFFFFF" w:tentative="1">
-      <w:start w:val="1"/>
-      <w:numFmt w:val="lowerLetter"/>
-      <w:lvlText w:val="%2."/>
-      <w:lvlJc w:val="left"/>
-      <w:pPr>
-        <w:ind w:left="1440" w:hanging="360"/>
-      </w:pPr>
-    </w:lvl>
-    <w:lvl w:ilvl="2" w:tplc="FFFFFFFF" w:tentative="1">
-      <w:start w:val="1"/>
-      <w:numFmt w:val="lowerRoman"/>
-      <w:lvlText w:val="%3."/>
-      <w:lvlJc w:val="right"/>
-      <w:pPr>
-        <w:ind w:left="2160" w:hanging="180"/>
-      </w:pPr>
-    </w:lvl>
-    <w:lvl w:ilvl="3" w:tplc="FFFFFFFF" w:tentative="1">
-      <w:start w:val="1"/>
-      <w:numFmt w:val="decimal"/>
-      <w:lvlText w:val="%4."/>
-      <w:lvlJc w:val="left"/>
-      <w:pPr>
-        <w:ind w:left="2880" w:hanging="360"/>
-      </w:pPr>
-    </w:lvl>
-    <w:lvl w:ilvl="4" w:tplc="FFFFFFFF" w:tentative="1">
-      <w:start w:val="1"/>
-      <w:numFmt w:val="lowerLetter"/>
-      <w:lvlText w:val="%5."/>
-      <w:lvlJc w:val="left"/>
-      <w:pPr>
-        <w:ind w:left="3600" w:hanging="360"/>
-      </w:pPr>
-    </w:lvl>
-    <w:lvl w:ilvl="5" w:tplc="FFFFFFFF" w:tentative="1">
-      <w:start w:val="1"/>
-      <w:numFmt w:val="lowerRoman"/>
-      <w:lvlText w:val="%6."/>
-      <w:lvlJc w:val="right"/>
-      <w:pPr>
-        <w:ind w:left="4320" w:hanging="180"/>
-      </w:pPr>
-    </w:lvl>
-    <w:lvl w:ilvl="6" w:tplc="FFFFFFFF" w:tentative="1">
-      <w:start w:val="1"/>
-      <w:numFmt w:val="decimal"/>
-      <w:lvlText w:val="%7."/>
-      <w:lvlJc w:val="left"/>
-      <w:pPr>
-        <w:ind w:left="5040" w:hanging="360"/>
-      </w:pPr>
-    </w:lvl>
-    <w:lvl w:ilvl="7" w:tplc="FFFFFFFF" w:tentative="1">
-      <w:start w:val="1"/>
-      <w:numFmt w:val="lowerLetter"/>
-      <w:lvlText w:val="%8."/>
-      <w:lvlJc w:val="left"/>
-      <w:pPr>
-        <w:ind w:left="5760" w:hanging="360"/>
-      </w:pPr>
-    </w:lvl>
-    <w:lvl w:ilvl="8" w:tplc="FFFFFFFF" w:tentative="1">
-      <w:start w:val="1"/>
-      <w:numFmt w:val="lowerRoman"/>
-      <w:lvlText w:val="%9."/>
-      <w:lvlJc w:val="right"/>
-      <w:pPr>
-        <w:ind w:left="6480" w:hanging="180"/>
-      </w:pPr>
-    </w:lvl>
-  </w:abstractNum>
-  <w:abstractNum w:abstractNumId="48" w15:restartNumberingAfterBreak="0">
-    <w:nsid w:val="2C87674B"/>
-    <w:multiLevelType w:val="hybridMultilevel"/>
-    <w:tmpl w:val="E1B45CA0"/>
-    <w:lvl w:ilvl="0" w:tplc="40090001">
-      <w:start w:val="1"/>
-      <w:numFmt w:val="bullet"/>
-      <w:lvlText w:val=""/>
-      <w:lvlJc w:val="left"/>
-      <w:pPr>
-        <w:ind w:left="720" w:hanging="360"/>
-      </w:pPr>
-      <w:rPr>
-        <w:rFonts w:ascii="Symbol" w:hAnsi="Symbol" w:hint="default"/>
-      </w:rPr>
-    </w:lvl>
-    <w:lvl w:ilvl="1" w:tplc="40090003" w:tentative="1">
-      <w:start w:val="1"/>
-      <w:numFmt w:val="bullet"/>
-      <w:lvlText w:val="o"/>
-      <w:lvlJc w:val="left"/>
-      <w:pPr>
-        <w:ind w:left="1440" w:hanging="360"/>
-      </w:pPr>
-      <w:rPr>
-        <w:rFonts w:ascii="Courier New" w:hAnsi="Courier New" w:cs="Courier New" w:hint="default"/>
-      </w:rPr>
-    </w:lvl>
-    <w:lvl w:ilvl="2" w:tplc="40090005" w:tentative="1">
-      <w:start w:val="1"/>
-      <w:numFmt w:val="bullet"/>
-      <w:lvlText w:val=""/>
-      <w:lvlJc w:val="left"/>
-      <w:pPr>
-        <w:ind w:left="2160" w:hanging="360"/>
-      </w:pPr>
-      <w:rPr>
-        <w:rFonts w:ascii="Wingdings" w:hAnsi="Wingdings" w:hint="default"/>
-      </w:rPr>
-    </w:lvl>
-    <w:lvl w:ilvl="3" w:tplc="40090001" w:tentative="1">
-      <w:start w:val="1"/>
-      <w:numFmt w:val="bullet"/>
-      <w:lvlText w:val=""/>
-      <w:lvlJc w:val="left"/>
-      <w:pPr>
-        <w:ind w:left="2880" w:hanging="360"/>
-      </w:pPr>
-      <w:rPr>
-        <w:rFonts w:ascii="Symbol" w:hAnsi="Symbol" w:hint="default"/>
-      </w:rPr>
-    </w:lvl>
-    <w:lvl w:ilvl="4" w:tplc="40090003" w:tentative="1">
-      <w:start w:val="1"/>
-      <w:numFmt w:val="bullet"/>
-      <w:lvlText w:val="o"/>
-      <w:lvlJc w:val="left"/>
-      <w:pPr>
-        <w:ind w:left="3600" w:hanging="360"/>
-      </w:pPr>
-      <w:rPr>
-        <w:rFonts w:ascii="Courier New" w:hAnsi="Courier New" w:cs="Courier New" w:hint="default"/>
-      </w:rPr>
-    </w:lvl>
-    <w:lvl w:ilvl="5" w:tplc="40090005" w:tentative="1">
-      <w:start w:val="1"/>
-      <w:numFmt w:val="bullet"/>
-      <w:lvlText w:val=""/>
-      <w:lvlJc w:val="left"/>
-      <w:pPr>
-        <w:ind w:left="4320" w:hanging="360"/>
-      </w:pPr>
-      <w:rPr>
-        <w:rFonts w:ascii="Wingdings" w:hAnsi="Wingdings" w:hint="default"/>
-      </w:rPr>
-    </w:lvl>
-    <w:lvl w:ilvl="6" w:tplc="40090001" w:tentative="1">
-      <w:start w:val="1"/>
-      <w:numFmt w:val="bullet"/>
-      <w:lvlText w:val=""/>
-      <w:lvlJc w:val="left"/>
-      <w:pPr>
-        <w:ind w:left="5040" w:hanging="360"/>
-      </w:pPr>
-      <w:rPr>
-        <w:rFonts w:ascii="Symbol" w:hAnsi="Symbol" w:hint="default"/>
-      </w:rPr>
-    </w:lvl>
-    <w:lvl w:ilvl="7" w:tplc="40090003" w:tentative="1">
-      <w:start w:val="1"/>
-      <w:numFmt w:val="bullet"/>
-      <w:lvlText w:val="o"/>
-      <w:lvlJc w:val="left"/>
-      <w:pPr>
-        <w:ind w:left="5760" w:hanging="360"/>
-      </w:pPr>
-      <w:rPr>
-        <w:rFonts w:ascii="Courier New" w:hAnsi="Courier New" w:cs="Courier New" w:hint="default"/>
-      </w:rPr>
-    </w:lvl>
-    <w:lvl w:ilvl="8" w:tplc="40090005" w:tentative="1">
-      <w:start w:val="1"/>
-      <w:numFmt w:val="bullet"/>
-      <w:lvlText w:val=""/>
-      <w:lvlJc w:val="left"/>
-      <w:pPr>
-        <w:ind w:left="6480" w:hanging="360"/>
-      </w:pPr>
-      <w:rPr>
-        <w:rFonts w:ascii="Wingdings" w:hAnsi="Wingdings" w:hint="default"/>
-      </w:rPr>
-    </w:lvl>
-  </w:abstractNum>
-  <w:abstractNum w:abstractNumId="49" w15:restartNumberingAfterBreak="0">
-    <w:nsid w:val="31764BDD"/>
-    <w:multiLevelType w:val="hybridMultilevel"/>
-    <w:tmpl w:val="211EF5B2"/>
-    <w:lvl w:ilvl="0" w:tplc="4009000F">
-      <w:start w:val="1"/>
-      <w:numFmt w:val="decimal"/>
-      <w:lvlText w:val="%1."/>
-      <w:lvlJc w:val="left"/>
-      <w:pPr>
-        <w:ind w:left="720" w:hanging="360"/>
-      </w:pPr>
-    </w:lvl>
-    <w:lvl w:ilvl="1" w:tplc="40090019" w:tentative="1">
-      <w:start w:val="1"/>
-      <w:numFmt w:val="lowerLetter"/>
-      <w:lvlText w:val="%2."/>
-      <w:lvlJc w:val="left"/>
-      <w:pPr>
-        <w:ind w:left="1440" w:hanging="360"/>
-      </w:pPr>
-    </w:lvl>
-    <w:lvl w:ilvl="2" w:tplc="4009001B" w:tentative="1">
-      <w:start w:val="1"/>
-      <w:numFmt w:val="lowerRoman"/>
-      <w:lvlText w:val="%3."/>
-      <w:lvlJc w:val="right"/>
-      <w:pPr>
-        <w:ind w:left="2160" w:hanging="180"/>
-      </w:pPr>
-    </w:lvl>
-    <w:lvl w:ilvl="3" w:tplc="4009000F" w:tentative="1">
-      <w:start w:val="1"/>
-      <w:numFmt w:val="decimal"/>
-      <w:lvlText w:val="%4."/>
-      <w:lvlJc w:val="left"/>
-      <w:pPr>
-        <w:ind w:left="2880" w:hanging="360"/>
-      </w:pPr>
-    </w:lvl>
-    <w:lvl w:ilvl="4" w:tplc="40090019" w:tentative="1">
-      <w:start w:val="1"/>
-      <w:numFmt w:val="lowerLetter"/>
-      <w:lvlText w:val="%5."/>
-      <w:lvlJc w:val="left"/>
-      <w:pPr>
-        <w:ind w:left="3600" w:hanging="360"/>
-      </w:pPr>
-    </w:lvl>
-    <w:lvl w:ilvl="5" w:tplc="4009001B" w:tentative="1">
-      <w:start w:val="1"/>
-      <w:numFmt w:val="lowerRoman"/>
-      <w:lvlText w:val="%6."/>
-      <w:lvlJc w:val="right"/>
-      <w:pPr>
-        <w:ind w:left="4320" w:hanging="180"/>
-      </w:pPr>
-    </w:lvl>
-    <w:lvl w:ilvl="6" w:tplc="4009000F" w:tentative="1">
-      <w:start w:val="1"/>
-      <w:numFmt w:val="decimal"/>
-      <w:lvlText w:val="%7."/>
-      <w:lvlJc w:val="left"/>
-      <w:pPr>
-        <w:ind w:left="5040" w:hanging="360"/>
-      </w:pPr>
-    </w:lvl>
-    <w:lvl w:ilvl="7" w:tplc="40090019" w:tentative="1">
-      <w:start w:val="1"/>
-      <w:numFmt w:val="lowerLetter"/>
-      <w:lvlText w:val="%8."/>
-      <w:lvlJc w:val="left"/>
-      <w:pPr>
-        <w:ind w:left="5760" w:hanging="360"/>
-      </w:pPr>
-    </w:lvl>
-    <w:lvl w:ilvl="8" w:tplc="4009001B" w:tentative="1">
-      <w:start w:val="1"/>
-      <w:numFmt w:val="lowerRoman"/>
-      <w:lvlText w:val="%9."/>
-      <w:lvlJc w:val="right"/>
-      <w:pPr>
-        <w:ind w:left="6480" w:hanging="180"/>
-      </w:pPr>
-    </w:lvl>
-  </w:abstractNum>
-  <w:abstractNum w:abstractNumId="50" w15:restartNumberingAfterBreak="0">
-    <w:nsid w:val="327A3D5B"/>
-    <w:multiLevelType w:val="hybridMultilevel"/>
-    <w:tmpl w:val="F878DAD0"/>
-    <w:lvl w:ilvl="0" w:tplc="A596E82A">
-      <w:start w:val="1"/>
-      <w:numFmt w:val="decimal"/>
-      <w:lvlText w:val="%1."/>
-      <w:lvlJc w:val="left"/>
-      <w:pPr>
-        <w:ind w:left="720" w:hanging="360"/>
-      </w:pPr>
-      <w:rPr>
-        <w:rFonts w:hint="default"/>
-      </w:rPr>
-    </w:lvl>
-    <w:lvl w:ilvl="1" w:tplc="FFFFFFFF" w:tentative="1">
-      <w:start w:val="1"/>
-      <w:numFmt w:val="lowerLetter"/>
-      <w:lvlText w:val="%2."/>
-      <w:lvlJc w:val="left"/>
-      <w:pPr>
-        <w:ind w:left="1440" w:hanging="360"/>
-      </w:pPr>
-    </w:lvl>
-    <w:lvl w:ilvl="2" w:tplc="FFFFFFFF" w:tentative="1">
-      <w:start w:val="1"/>
-      <w:numFmt w:val="lowerRoman"/>
-      <w:lvlText w:val="%3."/>
-      <w:lvlJc w:val="right"/>
-      <w:pPr>
-        <w:ind w:left="2160" w:hanging="180"/>
-      </w:pPr>
-    </w:lvl>
-    <w:lvl w:ilvl="3" w:tplc="FFFFFFFF" w:tentative="1">
-      <w:start w:val="1"/>
-      <w:numFmt w:val="decimal"/>
-      <w:lvlText w:val="%4."/>
-      <w:lvlJc w:val="left"/>
-      <w:pPr>
-        <w:ind w:left="2880" w:hanging="360"/>
-      </w:pPr>
-    </w:lvl>
-    <w:lvl w:ilvl="4" w:tplc="FFFFFFFF" w:tentative="1">
-      <w:start w:val="1"/>
-      <w:numFmt w:val="lowerLetter"/>
-      <w:lvlText w:val="%5."/>
-      <w:lvlJc w:val="left"/>
-      <w:pPr>
-        <w:ind w:left="3600" w:hanging="360"/>
-      </w:pPr>
-    </w:lvl>
-    <w:lvl w:ilvl="5" w:tplc="FFFFFFFF" w:tentative="1">
-      <w:start w:val="1"/>
-      <w:numFmt w:val="lowerRoman"/>
-      <w:lvlText w:val="%6."/>
-      <w:lvlJc w:val="right"/>
-      <w:pPr>
-        <w:ind w:left="4320" w:hanging="180"/>
-      </w:pPr>
-    </w:lvl>
-    <w:lvl w:ilvl="6" w:tplc="FFFFFFFF" w:tentative="1">
-      <w:start w:val="1"/>
-      <w:numFmt w:val="decimal"/>
-      <w:lvlText w:val="%7."/>
-      <w:lvlJc w:val="left"/>
-      <w:pPr>
-        <w:ind w:left="5040" w:hanging="360"/>
-      </w:pPr>
-    </w:lvl>
-    <w:lvl w:ilvl="7" w:tplc="FFFFFFFF" w:tentative="1">
-      <w:start w:val="1"/>
-      <w:numFmt w:val="lowerLetter"/>
-      <w:lvlText w:val="%8."/>
-      <w:lvlJc w:val="left"/>
-      <w:pPr>
-        <w:ind w:left="5760" w:hanging="360"/>
-      </w:pPr>
-    </w:lvl>
-    <w:lvl w:ilvl="8" w:tplc="FFFFFFFF" w:tentative="1">
-      <w:start w:val="1"/>
-      <w:numFmt w:val="lowerRoman"/>
-      <w:lvlText w:val="%9."/>
-      <w:lvlJc w:val="right"/>
-      <w:pPr>
-        <w:ind w:left="6480" w:hanging="180"/>
-      </w:pPr>
-    </w:lvl>
-  </w:abstractNum>
-  <w:abstractNum w:abstractNumId="51" w15:restartNumberingAfterBreak="0">
-    <w:nsid w:val="32CA1BCF"/>
-    <w:multiLevelType w:val="hybridMultilevel"/>
-    <w:tmpl w:val="FA7AC3F8"/>
-    <w:lvl w:ilvl="0" w:tplc="ABF08DA4">
-      <w:start w:val="1"/>
-      <w:numFmt w:val="decimal"/>
-      <w:lvlText w:val="%1."/>
-      <w:lvlJc w:val="left"/>
-      <w:pPr>
-        <w:ind w:left="786" w:hanging="360"/>
-      </w:pPr>
-      <w:rPr>
-        <w:rFonts w:hint="default"/>
-      </w:rPr>
-    </w:lvl>
-    <w:lvl w:ilvl="1" w:tplc="40090019" w:tentative="1">
-      <w:start w:val="1"/>
-      <w:numFmt w:val="lowerLetter"/>
-      <w:lvlText w:val="%2."/>
-      <w:lvlJc w:val="left"/>
-      <w:pPr>
-        <w:ind w:left="1506" w:hanging="360"/>
-      </w:pPr>
-    </w:lvl>
-    <w:lvl w:ilvl="2" w:tplc="4009001B" w:tentative="1">
-      <w:start w:val="1"/>
-      <w:numFmt w:val="lowerRoman"/>
-      <w:lvlText w:val="%3."/>
-      <w:lvlJc w:val="right"/>
-      <w:pPr>
-        <w:ind w:left="2226" w:hanging="180"/>
-      </w:pPr>
-    </w:lvl>
-    <w:lvl w:ilvl="3" w:tplc="4009000F" w:tentative="1">
-      <w:start w:val="1"/>
-      <w:numFmt w:val="decimal"/>
-      <w:lvlText w:val="%4."/>
-      <w:lvlJc w:val="left"/>
-      <w:pPr>
-        <w:ind w:left="2946" w:hanging="360"/>
-      </w:pPr>
-    </w:lvl>
-    <w:lvl w:ilvl="4" w:tplc="40090019" w:tentative="1">
-      <w:start w:val="1"/>
-      <w:numFmt w:val="lowerLetter"/>
-      <w:lvlText w:val="%5."/>
-      <w:lvlJc w:val="left"/>
-      <w:pPr>
-        <w:ind w:left="3666" w:hanging="360"/>
-      </w:pPr>
-    </w:lvl>
-    <w:lvl w:ilvl="5" w:tplc="4009001B" w:tentative="1">
-      <w:start w:val="1"/>
-      <w:numFmt w:val="lowerRoman"/>
-      <w:lvlText w:val="%6."/>
-      <w:lvlJc w:val="right"/>
-      <w:pPr>
-        <w:ind w:left="4386" w:hanging="180"/>
-      </w:pPr>
-    </w:lvl>
-    <w:lvl w:ilvl="6" w:tplc="4009000F" w:tentative="1">
-      <w:start w:val="1"/>
-      <w:numFmt w:val="decimal"/>
-      <w:lvlText w:val="%7."/>
-      <w:lvlJc w:val="left"/>
-      <w:pPr>
-        <w:ind w:left="5106" w:hanging="360"/>
-      </w:pPr>
-    </w:lvl>
-    <w:lvl w:ilvl="7" w:tplc="40090019" w:tentative="1">
-      <w:start w:val="1"/>
-      <w:numFmt w:val="lowerLetter"/>
-      <w:lvlText w:val="%8."/>
-      <w:lvlJc w:val="left"/>
-      <w:pPr>
-        <w:ind w:left="5826" w:hanging="360"/>
-      </w:pPr>
-    </w:lvl>
-    <w:lvl w:ilvl="8" w:tplc="4009001B" w:tentative="1">
-      <w:start w:val="1"/>
-      <w:numFmt w:val="lowerRoman"/>
-      <w:lvlText w:val="%9."/>
-      <w:lvlJc w:val="right"/>
-      <w:pPr>
-        <w:ind w:left="6546" w:hanging="180"/>
-      </w:pPr>
-    </w:lvl>
-  </w:abstractNum>
-  <w:abstractNum w:abstractNumId="52" w15:restartNumberingAfterBreak="0">
-    <w:nsid w:val="32E06722"/>
-    <w:multiLevelType w:val="multilevel"/>
-    <w:tmpl w:val="92ECCB5E"/>
-    <w:lvl w:ilvl="0">
-      <w:start w:val="1"/>
-      <w:numFmt w:val="bullet"/>
-      <w:lvlText w:val=""/>
-      <w:lvlJc w:val="left"/>
-      <w:pPr>
-        <w:tabs>
-          <w:tab w:val="num" w:pos="720"/>
-        </w:tabs>
-        <w:ind w:left="720" w:hanging="360"/>
-      </w:pPr>
-      <w:rPr>
-        <w:rFonts w:ascii="Symbol" w:hAnsi="Symbol" w:hint="default"/>
-        <w:sz w:val="20"/>
-      </w:rPr>
-    </w:lvl>
-    <w:lvl w:ilvl="1" w:tentative="1">
-      <w:start w:val="1"/>
-      <w:numFmt w:val="bullet"/>
-      <w:lvlText w:val="o"/>
-      <w:lvlJc w:val="left"/>
-      <w:pPr>
-        <w:tabs>
-          <w:tab w:val="num" w:pos="1440"/>
-        </w:tabs>
-        <w:ind w:left="1440" w:hanging="360"/>
-      </w:pPr>
-      <w:rPr>
-        <w:rFonts w:ascii="Courier New" w:hAnsi="Courier New" w:hint="default"/>
-        <w:sz w:val="20"/>
-      </w:rPr>
-    </w:lvl>
-    <w:lvl w:ilvl="2" w:tentative="1">
-      <w:start w:val="1"/>
-      <w:numFmt w:val="bullet"/>
-      <w:lvlText w:val=""/>
-      <w:lvlJc w:val="left"/>
-      <w:pPr>
-        <w:tabs>
-          <w:tab w:val="num" w:pos="2160"/>
-        </w:tabs>
-        <w:ind w:left="2160" w:hanging="360"/>
-      </w:pPr>
-      <w:rPr>
-        <w:rFonts w:ascii="Wingdings" w:hAnsi="Wingdings" w:hint="default"/>
-        <w:sz w:val="20"/>
-      </w:rPr>
-    </w:lvl>
-    <w:lvl w:ilvl="3" w:tentative="1">
-      <w:start w:val="1"/>
-      <w:numFmt w:val="bullet"/>
-      <w:lvlText w:val=""/>
-      <w:lvlJc w:val="left"/>
-      <w:pPr>
-        <w:tabs>
-          <w:tab w:val="num" w:pos="2880"/>
-        </w:tabs>
-        <w:ind w:left="2880" w:hanging="360"/>
-      </w:pPr>
-      <w:rPr>
-        <w:rFonts w:ascii="Wingdings" w:hAnsi="Wingdings" w:hint="default"/>
-        <w:sz w:val="20"/>
-      </w:rPr>
-    </w:lvl>
-    <w:lvl w:ilvl="4" w:tentative="1">
-      <w:start w:val="1"/>
-      <w:numFmt w:val="bullet"/>
-      <w:lvlText w:val=""/>
-      <w:lvlJc w:val="left"/>
-      <w:pPr>
-        <w:tabs>
-          <w:tab w:val="num" w:pos="3600"/>
-        </w:tabs>
-        <w:ind w:left="3600" w:hanging="360"/>
-      </w:pPr>
-      <w:rPr>
-        <w:rFonts w:ascii="Wingdings" w:hAnsi="Wingdings" w:hint="default"/>
-        <w:sz w:val="20"/>
-      </w:rPr>
-    </w:lvl>
-    <w:lvl w:ilvl="5" w:tentative="1">
-      <w:start w:val="1"/>
-      <w:numFmt w:val="bullet"/>
-      <w:lvlText w:val=""/>
-      <w:lvlJc w:val="left"/>
-      <w:pPr>
-        <w:tabs>
-          <w:tab w:val="num" w:pos="4320"/>
-        </w:tabs>
-        <w:ind w:left="4320" w:hanging="360"/>
-      </w:pPr>
-      <w:rPr>
-        <w:rFonts w:ascii="Wingdings" w:hAnsi="Wingdings" w:hint="default"/>
-        <w:sz w:val="20"/>
-      </w:rPr>
-    </w:lvl>
-    <w:lvl w:ilvl="6" w:tentative="1">
-      <w:start w:val="1"/>
-      <w:numFmt w:val="bullet"/>
-      <w:lvlText w:val=""/>
-      <w:lvlJc w:val="left"/>
-      <w:pPr>
-        <w:tabs>
-          <w:tab w:val="num" w:pos="5040"/>
-        </w:tabs>
-        <w:ind w:left="5040" w:hanging="360"/>
-      </w:pPr>
-      <w:rPr>
-        <w:rFonts w:ascii="Wingdings" w:hAnsi="Wingdings" w:hint="default"/>
-        <w:sz w:val="20"/>
-      </w:rPr>
-    </w:lvl>
-    <w:lvl w:ilvl="7" w:tentative="1">
-      <w:start w:val="1"/>
-      <w:numFmt w:val="bullet"/>
-      <w:lvlText w:val=""/>
-      <w:lvlJc w:val="left"/>
-      <w:pPr>
-        <w:tabs>
-          <w:tab w:val="num" w:pos="5760"/>
-        </w:tabs>
-        <w:ind w:left="5760" w:hanging="360"/>
-      </w:pPr>
-      <w:rPr>
-        <w:rFonts w:ascii="Wingdings" w:hAnsi="Wingdings" w:hint="default"/>
-        <w:sz w:val="20"/>
-      </w:rPr>
-    </w:lvl>
-    <w:lvl w:ilvl="8" w:tentative="1">
-      <w:start w:val="1"/>
-      <w:numFmt w:val="bullet"/>
-      <w:lvlText w:val=""/>
-      <w:lvlJc w:val="left"/>
-      <w:pPr>
-        <w:tabs>
-          <w:tab w:val="num" w:pos="6480"/>
-        </w:tabs>
-        <w:ind w:left="6480" w:hanging="360"/>
-      </w:pPr>
-      <w:rPr>
-        <w:rFonts w:ascii="Wingdings" w:hAnsi="Wingdings" w:hint="default"/>
-        <w:sz w:val="20"/>
-      </w:rPr>
-    </w:lvl>
-  </w:abstractNum>
-  <w:abstractNum w:abstractNumId="53" w15:restartNumberingAfterBreak="0">
+  <w:abstractNum w:abstractNumId="56" w15:restartNumberingAfterBreak="0">
     <w:nsid w:val="33823E79"/>
     <w:multiLevelType w:val="hybridMultilevel"/>
     <w:tmpl w:val="CB2CE722"/>
@@ -28124,7 +28670,7 @@
       </w:rPr>
     </w:lvl>
   </w:abstractNum>
-  <w:abstractNum w:abstractNumId="54" w15:restartNumberingAfterBreak="0">
+  <w:abstractNum w:abstractNumId="57" w15:restartNumberingAfterBreak="0">
     <w:nsid w:val="33CD0CEE"/>
     <w:multiLevelType w:val="hybridMultilevel"/>
     <w:tmpl w:val="1A22CD82"/>
@@ -28213,7 +28759,7 @@
       </w:pPr>
     </w:lvl>
   </w:abstractNum>
-  <w:abstractNum w:abstractNumId="55" w15:restartNumberingAfterBreak="0">
+  <w:abstractNum w:abstractNumId="58" w15:restartNumberingAfterBreak="0">
     <w:nsid w:val="3907711F"/>
     <w:multiLevelType w:val="hybridMultilevel"/>
     <w:tmpl w:val="808E2E96"/>
@@ -28302,7 +28848,7 @@
       </w:pPr>
     </w:lvl>
   </w:abstractNum>
-  <w:abstractNum w:abstractNumId="56" w15:restartNumberingAfterBreak="0">
+  <w:abstractNum w:abstractNumId="59" w15:restartNumberingAfterBreak="0">
     <w:nsid w:val="3A2E41A7"/>
     <w:multiLevelType w:val="multilevel"/>
     <w:tmpl w:val="E83E291A"/>
@@ -28451,7 +28997,7 @@
       </w:rPr>
     </w:lvl>
   </w:abstractNum>
-  <w:abstractNum w:abstractNumId="57" w15:restartNumberingAfterBreak="0">
+  <w:abstractNum w:abstractNumId="60" w15:restartNumberingAfterBreak="0">
     <w:nsid w:val="3B0F70E7"/>
     <w:multiLevelType w:val="hybridMultilevel"/>
     <w:tmpl w:val="1EFCF3F6"/>
@@ -28564,7 +29110,7 @@
       </w:rPr>
     </w:lvl>
   </w:abstractNum>
-  <w:abstractNum w:abstractNumId="58" w15:restartNumberingAfterBreak="0">
+  <w:abstractNum w:abstractNumId="61" w15:restartNumberingAfterBreak="0">
     <w:nsid w:val="3BBF3FA4"/>
     <w:multiLevelType w:val="hybridMultilevel"/>
     <w:tmpl w:val="83DE556C"/>
@@ -28650,7 +29196,7 @@
       </w:pPr>
     </w:lvl>
   </w:abstractNum>
-  <w:abstractNum w:abstractNumId="59" w15:restartNumberingAfterBreak="0">
+  <w:abstractNum w:abstractNumId="62" w15:restartNumberingAfterBreak="0">
     <w:nsid w:val="3E9C2B9A"/>
     <w:multiLevelType w:val="hybridMultilevel"/>
     <w:tmpl w:val="D4382106"/>
@@ -28739,7 +29285,7 @@
       </w:pPr>
     </w:lvl>
   </w:abstractNum>
-  <w:abstractNum w:abstractNumId="60" w15:restartNumberingAfterBreak="0">
+  <w:abstractNum w:abstractNumId="63" w15:restartNumberingAfterBreak="0">
     <w:nsid w:val="40083525"/>
     <w:multiLevelType w:val="hybridMultilevel"/>
     <w:tmpl w:val="2BF47F8C"/>
@@ -28852,7 +29398,7 @@
       </w:rPr>
     </w:lvl>
   </w:abstractNum>
-  <w:abstractNum w:abstractNumId="61" w15:restartNumberingAfterBreak="0">
+  <w:abstractNum w:abstractNumId="64" w15:restartNumberingAfterBreak="0">
     <w:nsid w:val="42B61097"/>
     <w:multiLevelType w:val="hybridMultilevel"/>
     <w:tmpl w:val="6AD032F8"/>
@@ -28941,7 +29487,7 @@
       </w:pPr>
     </w:lvl>
   </w:abstractNum>
-  <w:abstractNum w:abstractNumId="62" w15:restartNumberingAfterBreak="0">
+  <w:abstractNum w:abstractNumId="65" w15:restartNumberingAfterBreak="0">
     <w:nsid w:val="43056B48"/>
     <w:multiLevelType w:val="hybridMultilevel"/>
     <w:tmpl w:val="E662C5C4"/>
@@ -29054,7 +29600,153 @@
       </w:rPr>
     </w:lvl>
   </w:abstractNum>
-  <w:abstractNum w:abstractNumId="63" w15:restartNumberingAfterBreak="0">
+  <w:abstractNum w:abstractNumId="66" w15:restartNumberingAfterBreak="0">
+    <w:nsid w:val="456C0630"/>
+    <w:multiLevelType w:val="multilevel"/>
+    <w:tmpl w:val="D5EA266E"/>
+    <w:lvl w:ilvl="0">
+      <w:start w:val="1"/>
+      <w:numFmt w:val="bullet"/>
+      <w:lvlText w:val=""/>
+      <w:lvlJc w:val="left"/>
+      <w:pPr>
+        <w:tabs>
+          <w:tab w:val="num" w:pos="720"/>
+        </w:tabs>
+        <w:ind w:left="720" w:hanging="360"/>
+      </w:pPr>
+      <w:rPr>
+        <w:rFonts w:ascii="Symbol" w:hAnsi="Symbol" w:hint="default"/>
+        <w:sz w:val="20"/>
+      </w:rPr>
+    </w:lvl>
+    <w:lvl w:ilvl="1">
+      <w:start w:val="12"/>
+      <w:numFmt w:val="decimal"/>
+      <w:lvlText w:val="%2."/>
+      <w:lvlJc w:val="left"/>
+      <w:pPr>
+        <w:ind w:left="1440" w:hanging="360"/>
+      </w:pPr>
+      <w:rPr>
+        <w:rFonts w:hint="default"/>
+        <w:b/>
+      </w:rPr>
+    </w:lvl>
+    <w:lvl w:ilvl="2" w:tentative="1">
+      <w:start w:val="1"/>
+      <w:numFmt w:val="bullet"/>
+      <w:lvlText w:val=""/>
+      <w:lvlJc w:val="left"/>
+      <w:pPr>
+        <w:tabs>
+          <w:tab w:val="num" w:pos="2160"/>
+        </w:tabs>
+        <w:ind w:left="2160" w:hanging="360"/>
+      </w:pPr>
+      <w:rPr>
+        <w:rFonts w:ascii="Wingdings" w:hAnsi="Wingdings" w:hint="default"/>
+        <w:sz w:val="20"/>
+      </w:rPr>
+    </w:lvl>
+    <w:lvl w:ilvl="3" w:tentative="1">
+      <w:start w:val="1"/>
+      <w:numFmt w:val="bullet"/>
+      <w:lvlText w:val=""/>
+      <w:lvlJc w:val="left"/>
+      <w:pPr>
+        <w:tabs>
+          <w:tab w:val="num" w:pos="2880"/>
+        </w:tabs>
+        <w:ind w:left="2880" w:hanging="360"/>
+      </w:pPr>
+      <w:rPr>
+        <w:rFonts w:ascii="Wingdings" w:hAnsi="Wingdings" w:hint="default"/>
+        <w:sz w:val="20"/>
+      </w:rPr>
+    </w:lvl>
+    <w:lvl w:ilvl="4" w:tentative="1">
+      <w:start w:val="1"/>
+      <w:numFmt w:val="bullet"/>
+      <w:lvlText w:val=""/>
+      <w:lvlJc w:val="left"/>
+      <w:pPr>
+        <w:tabs>
+          <w:tab w:val="num" w:pos="3600"/>
+        </w:tabs>
+        <w:ind w:left="3600" w:hanging="360"/>
+      </w:pPr>
+      <w:rPr>
+        <w:rFonts w:ascii="Wingdings" w:hAnsi="Wingdings" w:hint="default"/>
+        <w:sz w:val="20"/>
+      </w:rPr>
+    </w:lvl>
+    <w:lvl w:ilvl="5" w:tentative="1">
+      <w:start w:val="1"/>
+      <w:numFmt w:val="bullet"/>
+      <w:lvlText w:val=""/>
+      <w:lvlJc w:val="left"/>
+      <w:pPr>
+        <w:tabs>
+          <w:tab w:val="num" w:pos="4320"/>
+        </w:tabs>
+        <w:ind w:left="4320" w:hanging="360"/>
+      </w:pPr>
+      <w:rPr>
+        <w:rFonts w:ascii="Wingdings" w:hAnsi="Wingdings" w:hint="default"/>
+        <w:sz w:val="20"/>
+      </w:rPr>
+    </w:lvl>
+    <w:lvl w:ilvl="6" w:tentative="1">
+      <w:start w:val="1"/>
+      <w:numFmt w:val="bullet"/>
+      <w:lvlText w:val=""/>
+      <w:lvlJc w:val="left"/>
+      <w:pPr>
+        <w:tabs>
+          <w:tab w:val="num" w:pos="5040"/>
+        </w:tabs>
+        <w:ind w:left="5040" w:hanging="360"/>
+      </w:pPr>
+      <w:rPr>
+        <w:rFonts w:ascii="Wingdings" w:hAnsi="Wingdings" w:hint="default"/>
+        <w:sz w:val="20"/>
+      </w:rPr>
+    </w:lvl>
+    <w:lvl w:ilvl="7" w:tentative="1">
+      <w:start w:val="1"/>
+      <w:numFmt w:val="bullet"/>
+      <w:lvlText w:val=""/>
+      <w:lvlJc w:val="left"/>
+      <w:pPr>
+        <w:tabs>
+          <w:tab w:val="num" w:pos="5760"/>
+        </w:tabs>
+        <w:ind w:left="5760" w:hanging="360"/>
+      </w:pPr>
+      <w:rPr>
+        <w:rFonts w:ascii="Wingdings" w:hAnsi="Wingdings" w:hint="default"/>
+        <w:sz w:val="20"/>
+      </w:rPr>
+    </w:lvl>
+    <w:lvl w:ilvl="8" w:tentative="1">
+      <w:start w:val="1"/>
+      <w:numFmt w:val="bullet"/>
+      <w:lvlText w:val=""/>
+      <w:lvlJc w:val="left"/>
+      <w:pPr>
+        <w:tabs>
+          <w:tab w:val="num" w:pos="6480"/>
+        </w:tabs>
+        <w:ind w:left="6480" w:hanging="360"/>
+      </w:pPr>
+      <w:rPr>
+        <w:rFonts w:ascii="Wingdings" w:hAnsi="Wingdings" w:hint="default"/>
+        <w:sz w:val="20"/>
+      </w:rPr>
+    </w:lvl>
+  </w:abstractNum>
+  <w:abstractNum w:abstractNumId="67" w15:restartNumberingAfterBreak="0">
     <w:nsid w:val="46B00DB2"/>
     <w:multiLevelType w:val="hybridMultilevel"/>
     <w:tmpl w:val="3BFA2DEC"/>
@@ -29143,7 +29835,7 @@
       </w:pPr>
     </w:lvl>
   </w:abstractNum>
-  <w:abstractNum w:abstractNumId="64" w15:restartNumberingAfterBreak="0">
+  <w:abstractNum w:abstractNumId="68" w15:restartNumberingAfterBreak="0">
     <w:nsid w:val="4709665B"/>
     <w:multiLevelType w:val="hybridMultilevel"/>
     <w:tmpl w:val="E840A0AE"/>
@@ -29256,7 +29948,7 @@
       </w:rPr>
     </w:lvl>
   </w:abstractNum>
-  <w:abstractNum w:abstractNumId="65" w15:restartNumberingAfterBreak="0">
+  <w:abstractNum w:abstractNumId="69" w15:restartNumberingAfterBreak="0">
     <w:nsid w:val="47BF27EE"/>
     <w:multiLevelType w:val="hybridMultilevel"/>
     <w:tmpl w:val="5F7451A8"/>
@@ -29345,7 +30037,7 @@
       </w:pPr>
     </w:lvl>
   </w:abstractNum>
-  <w:abstractNum w:abstractNumId="66" w15:restartNumberingAfterBreak="0">
+  <w:abstractNum w:abstractNumId="70" w15:restartNumberingAfterBreak="0">
     <w:nsid w:val="48D41E29"/>
     <w:multiLevelType w:val="hybridMultilevel"/>
     <w:tmpl w:val="8A74E856"/>
@@ -29431,7 +30123,7 @@
       </w:pPr>
     </w:lvl>
   </w:abstractNum>
-  <w:abstractNum w:abstractNumId="67" w15:restartNumberingAfterBreak="0">
+  <w:abstractNum w:abstractNumId="71" w15:restartNumberingAfterBreak="0">
     <w:nsid w:val="4A642488"/>
     <w:multiLevelType w:val="hybridMultilevel"/>
     <w:tmpl w:val="58E25B7C"/>
@@ -29517,7 +30209,7 @@
       </w:pPr>
     </w:lvl>
   </w:abstractNum>
-  <w:abstractNum w:abstractNumId="68" w15:restartNumberingAfterBreak="0">
+  <w:abstractNum w:abstractNumId="72" w15:restartNumberingAfterBreak="0">
     <w:nsid w:val="4A950B6C"/>
     <w:multiLevelType w:val="multilevel"/>
     <w:tmpl w:val="BD945DD0"/>
@@ -29666,7 +30358,153 @@
       </w:rPr>
     </w:lvl>
   </w:abstractNum>
-  <w:abstractNum w:abstractNumId="69" w15:restartNumberingAfterBreak="0">
+  <w:abstractNum w:abstractNumId="73" w15:restartNumberingAfterBreak="0">
+    <w:nsid w:val="4A956831"/>
+    <w:multiLevelType w:val="multilevel"/>
+    <w:tmpl w:val="D3CE1508"/>
+    <w:lvl w:ilvl="0">
+      <w:start w:val="7"/>
+      <w:numFmt w:val="bullet"/>
+      <w:lvlText w:val=""/>
+      <w:lvlJc w:val="left"/>
+      <w:pPr>
+        <w:tabs>
+          <w:tab w:val="num" w:pos="720"/>
+        </w:tabs>
+        <w:ind w:left="720" w:hanging="360"/>
+      </w:pPr>
+      <w:rPr>
+        <w:rFonts w:ascii="Symbol" w:hAnsi="Symbol" w:hint="default"/>
+        <w:sz w:val="20"/>
+      </w:rPr>
+    </w:lvl>
+    <w:lvl w:ilvl="1">
+      <w:start w:val="59"/>
+      <w:numFmt w:val="decimal"/>
+      <w:lvlText w:val="%2."/>
+      <w:lvlJc w:val="left"/>
+      <w:pPr>
+        <w:ind w:left="1440" w:hanging="360"/>
+      </w:pPr>
+      <w:rPr>
+        <w:rFonts w:hint="default"/>
+        <w:b/>
+      </w:rPr>
+    </w:lvl>
+    <w:lvl w:ilvl="2">
+      <w:start w:val="1"/>
+      <w:numFmt w:val="bullet"/>
+      <w:lvlText w:val=""/>
+      <w:lvlJc w:val="left"/>
+      <w:pPr>
+        <w:tabs>
+          <w:tab w:val="num" w:pos="2160"/>
+        </w:tabs>
+        <w:ind w:left="2160" w:hanging="360"/>
+      </w:pPr>
+      <w:rPr>
+        <w:rFonts w:ascii="Wingdings" w:hAnsi="Wingdings" w:hint="default"/>
+        <w:sz w:val="20"/>
+      </w:rPr>
+    </w:lvl>
+    <w:lvl w:ilvl="3">
+      <w:start w:val="1"/>
+      <w:numFmt w:val="bullet"/>
+      <w:lvlText w:val=""/>
+      <w:lvlJc w:val="left"/>
+      <w:pPr>
+        <w:tabs>
+          <w:tab w:val="num" w:pos="2880"/>
+        </w:tabs>
+        <w:ind w:left="2880" w:hanging="360"/>
+      </w:pPr>
+      <w:rPr>
+        <w:rFonts w:ascii="Wingdings" w:hAnsi="Wingdings" w:hint="default"/>
+        <w:sz w:val="20"/>
+      </w:rPr>
+    </w:lvl>
+    <w:lvl w:ilvl="4">
+      <w:start w:val="1"/>
+      <w:numFmt w:val="bullet"/>
+      <w:lvlText w:val=""/>
+      <w:lvlJc w:val="left"/>
+      <w:pPr>
+        <w:tabs>
+          <w:tab w:val="num" w:pos="3600"/>
+        </w:tabs>
+        <w:ind w:left="3600" w:hanging="360"/>
+      </w:pPr>
+      <w:rPr>
+        <w:rFonts w:ascii="Wingdings" w:hAnsi="Wingdings" w:hint="default"/>
+        <w:sz w:val="20"/>
+      </w:rPr>
+    </w:lvl>
+    <w:lvl w:ilvl="5">
+      <w:start w:val="1"/>
+      <w:numFmt w:val="bullet"/>
+      <w:lvlText w:val=""/>
+      <w:lvlJc w:val="left"/>
+      <w:pPr>
+        <w:tabs>
+          <w:tab w:val="num" w:pos="4320"/>
+        </w:tabs>
+        <w:ind w:left="4320" w:hanging="360"/>
+      </w:pPr>
+      <w:rPr>
+        <w:rFonts w:ascii="Wingdings" w:hAnsi="Wingdings" w:hint="default"/>
+        <w:sz w:val="20"/>
+      </w:rPr>
+    </w:lvl>
+    <w:lvl w:ilvl="6">
+      <w:start w:val="1"/>
+      <w:numFmt w:val="bullet"/>
+      <w:lvlText w:val=""/>
+      <w:lvlJc w:val="left"/>
+      <w:pPr>
+        <w:tabs>
+          <w:tab w:val="num" w:pos="5040"/>
+        </w:tabs>
+        <w:ind w:left="5040" w:hanging="360"/>
+      </w:pPr>
+      <w:rPr>
+        <w:rFonts w:ascii="Wingdings" w:hAnsi="Wingdings" w:hint="default"/>
+        <w:sz w:val="20"/>
+      </w:rPr>
+    </w:lvl>
+    <w:lvl w:ilvl="7">
+      <w:start w:val="1"/>
+      <w:numFmt w:val="bullet"/>
+      <w:lvlText w:val=""/>
+      <w:lvlJc w:val="left"/>
+      <w:pPr>
+        <w:tabs>
+          <w:tab w:val="num" w:pos="5760"/>
+        </w:tabs>
+        <w:ind w:left="5760" w:hanging="360"/>
+      </w:pPr>
+      <w:rPr>
+        <w:rFonts w:ascii="Wingdings" w:hAnsi="Wingdings" w:hint="default"/>
+        <w:sz w:val="20"/>
+      </w:rPr>
+    </w:lvl>
+    <w:lvl w:ilvl="8">
+      <w:start w:val="1"/>
+      <w:numFmt w:val="bullet"/>
+      <w:lvlText w:val=""/>
+      <w:lvlJc w:val="left"/>
+      <w:pPr>
+        <w:tabs>
+          <w:tab w:val="num" w:pos="6480"/>
+        </w:tabs>
+        <w:ind w:left="6480" w:hanging="360"/>
+      </w:pPr>
+      <w:rPr>
+        <w:rFonts w:ascii="Wingdings" w:hAnsi="Wingdings" w:hint="default"/>
+        <w:sz w:val="20"/>
+      </w:rPr>
+    </w:lvl>
+  </w:abstractNum>
+  <w:abstractNum w:abstractNumId="74" w15:restartNumberingAfterBreak="0">
     <w:nsid w:val="4B0E1854"/>
     <w:multiLevelType w:val="hybridMultilevel"/>
     <w:tmpl w:val="22AA4330"/>
@@ -29779,7 +30617,7 @@
       </w:rPr>
     </w:lvl>
   </w:abstractNum>
-  <w:abstractNum w:abstractNumId="70" w15:restartNumberingAfterBreak="0">
+  <w:abstractNum w:abstractNumId="75" w15:restartNumberingAfterBreak="0">
     <w:nsid w:val="4B5248B3"/>
     <w:multiLevelType w:val="hybridMultilevel"/>
     <w:tmpl w:val="4A6EB79A"/>
@@ -29868,7 +30706,7 @@
       </w:pPr>
     </w:lvl>
   </w:abstractNum>
-  <w:abstractNum w:abstractNumId="71" w15:restartNumberingAfterBreak="0">
+  <w:abstractNum w:abstractNumId="76" w15:restartNumberingAfterBreak="0">
     <w:nsid w:val="4EBC5560"/>
     <w:multiLevelType w:val="hybridMultilevel"/>
     <w:tmpl w:val="0BE47780"/>
@@ -29957,7 +30795,7 @@
       </w:pPr>
     </w:lvl>
   </w:abstractNum>
-  <w:abstractNum w:abstractNumId="72" w15:restartNumberingAfterBreak="0">
+  <w:abstractNum w:abstractNumId="77" w15:restartNumberingAfterBreak="0">
     <w:nsid w:val="4F3B5AD8"/>
     <w:multiLevelType w:val="hybridMultilevel"/>
     <w:tmpl w:val="D0803A60"/>
@@ -30043,7 +30881,152 @@
       </w:pPr>
     </w:lvl>
   </w:abstractNum>
-  <w:abstractNum w:abstractNumId="73" w15:restartNumberingAfterBreak="0">
+  <w:abstractNum w:abstractNumId="78" w15:restartNumberingAfterBreak="0">
+    <w:nsid w:val="4F774CF5"/>
+    <w:multiLevelType w:val="multilevel"/>
+    <w:tmpl w:val="4D72A3D6"/>
+    <w:lvl w:ilvl="0">
+      <w:start w:val="1"/>
+      <w:numFmt w:val="decimal"/>
+      <w:lvlText w:val="%1."/>
+      <w:lvlJc w:val="left"/>
+      <w:pPr>
+        <w:tabs>
+          <w:tab w:val="num" w:pos="720"/>
+        </w:tabs>
+        <w:ind w:left="720" w:hanging="360"/>
+      </w:pPr>
+      <w:rPr>
+        <w:rFonts w:hint="default"/>
+        <w:sz w:val="20"/>
+      </w:rPr>
+    </w:lvl>
+    <w:lvl w:ilvl="1">
+      <w:start w:val="60"/>
+      <w:numFmt w:val="decimal"/>
+      <w:lvlText w:val="%2."/>
+      <w:lvlJc w:val="left"/>
+      <w:pPr>
+        <w:ind w:left="1440" w:hanging="360"/>
+      </w:pPr>
+      <w:rPr>
+        <w:rFonts w:hint="default"/>
+      </w:rPr>
+    </w:lvl>
+    <w:lvl w:ilvl="2" w:tentative="1">
+      <w:start w:val="1"/>
+      <w:numFmt w:val="bullet"/>
+      <w:lvlText w:val=""/>
+      <w:lvlJc w:val="left"/>
+      <w:pPr>
+        <w:tabs>
+          <w:tab w:val="num" w:pos="2160"/>
+        </w:tabs>
+        <w:ind w:left="2160" w:hanging="360"/>
+      </w:pPr>
+      <w:rPr>
+        <w:rFonts w:ascii="Wingdings" w:hAnsi="Wingdings" w:hint="default"/>
+        <w:sz w:val="20"/>
+      </w:rPr>
+    </w:lvl>
+    <w:lvl w:ilvl="3" w:tentative="1">
+      <w:start w:val="1"/>
+      <w:numFmt w:val="bullet"/>
+      <w:lvlText w:val=""/>
+      <w:lvlJc w:val="left"/>
+      <w:pPr>
+        <w:tabs>
+          <w:tab w:val="num" w:pos="2880"/>
+        </w:tabs>
+        <w:ind w:left="2880" w:hanging="360"/>
+      </w:pPr>
+      <w:rPr>
+        <w:rFonts w:ascii="Wingdings" w:hAnsi="Wingdings" w:hint="default"/>
+        <w:sz w:val="20"/>
+      </w:rPr>
+    </w:lvl>
+    <w:lvl w:ilvl="4" w:tentative="1">
+      <w:start w:val="1"/>
+      <w:numFmt w:val="bullet"/>
+      <w:lvlText w:val=""/>
+      <w:lvlJc w:val="left"/>
+      <w:pPr>
+        <w:tabs>
+          <w:tab w:val="num" w:pos="3600"/>
+        </w:tabs>
+        <w:ind w:left="3600" w:hanging="360"/>
+      </w:pPr>
+      <w:rPr>
+        <w:rFonts w:ascii="Wingdings" w:hAnsi="Wingdings" w:hint="default"/>
+        <w:sz w:val="20"/>
+      </w:rPr>
+    </w:lvl>
+    <w:lvl w:ilvl="5" w:tentative="1">
+      <w:start w:val="1"/>
+      <w:numFmt w:val="bullet"/>
+      <w:lvlText w:val=""/>
+      <w:lvlJc w:val="left"/>
+      <w:pPr>
+        <w:tabs>
+          <w:tab w:val="num" w:pos="4320"/>
+        </w:tabs>
+        <w:ind w:left="4320" w:hanging="360"/>
+      </w:pPr>
+      <w:rPr>
+        <w:rFonts w:ascii="Wingdings" w:hAnsi="Wingdings" w:hint="default"/>
+        <w:sz w:val="20"/>
+      </w:rPr>
+    </w:lvl>
+    <w:lvl w:ilvl="6" w:tentative="1">
+      <w:start w:val="1"/>
+      <w:numFmt w:val="bullet"/>
+      <w:lvlText w:val=""/>
+      <w:lvlJc w:val="left"/>
+      <w:pPr>
+        <w:tabs>
+          <w:tab w:val="num" w:pos="5040"/>
+        </w:tabs>
+        <w:ind w:left="5040" w:hanging="360"/>
+      </w:pPr>
+      <w:rPr>
+        <w:rFonts w:ascii="Wingdings" w:hAnsi="Wingdings" w:hint="default"/>
+        <w:sz w:val="20"/>
+      </w:rPr>
+    </w:lvl>
+    <w:lvl w:ilvl="7" w:tentative="1">
+      <w:start w:val="1"/>
+      <w:numFmt w:val="bullet"/>
+      <w:lvlText w:val=""/>
+      <w:lvlJc w:val="left"/>
+      <w:pPr>
+        <w:tabs>
+          <w:tab w:val="num" w:pos="5760"/>
+        </w:tabs>
+        <w:ind w:left="5760" w:hanging="360"/>
+      </w:pPr>
+      <w:rPr>
+        <w:rFonts w:ascii="Wingdings" w:hAnsi="Wingdings" w:hint="default"/>
+        <w:sz w:val="20"/>
+      </w:rPr>
+    </w:lvl>
+    <w:lvl w:ilvl="8" w:tentative="1">
+      <w:start w:val="1"/>
+      <w:numFmt w:val="bullet"/>
+      <w:lvlText w:val=""/>
+      <w:lvlJc w:val="left"/>
+      <w:pPr>
+        <w:tabs>
+          <w:tab w:val="num" w:pos="6480"/>
+        </w:tabs>
+        <w:ind w:left="6480" w:hanging="360"/>
+      </w:pPr>
+      <w:rPr>
+        <w:rFonts w:ascii="Wingdings" w:hAnsi="Wingdings" w:hint="default"/>
+        <w:sz w:val="20"/>
+      </w:rPr>
+    </w:lvl>
+  </w:abstractNum>
+  <w:abstractNum w:abstractNumId="79" w15:restartNumberingAfterBreak="0">
     <w:nsid w:val="50AB6376"/>
     <w:multiLevelType w:val="hybridMultilevel"/>
     <w:tmpl w:val="B93230DA"/>
@@ -30156,7 +31139,7 @@
       </w:rPr>
     </w:lvl>
   </w:abstractNum>
-  <w:abstractNum w:abstractNumId="74" w15:restartNumberingAfterBreak="0">
+  <w:abstractNum w:abstractNumId="80" w15:restartNumberingAfterBreak="0">
     <w:nsid w:val="52E13908"/>
     <w:multiLevelType w:val="multilevel"/>
     <w:tmpl w:val="DFA0ACB0"/>
@@ -30301,7 +31284,7 @@
       </w:rPr>
     </w:lvl>
   </w:abstractNum>
-  <w:abstractNum w:abstractNumId="75" w15:restartNumberingAfterBreak="0">
+  <w:abstractNum w:abstractNumId="81" w15:restartNumberingAfterBreak="0">
     <w:nsid w:val="55795B9D"/>
     <w:multiLevelType w:val="hybridMultilevel"/>
     <w:tmpl w:val="AF060C40"/>
@@ -30390,7 +31373,7 @@
       </w:pPr>
     </w:lvl>
   </w:abstractNum>
-  <w:abstractNum w:abstractNumId="76" w15:restartNumberingAfterBreak="0">
+  <w:abstractNum w:abstractNumId="82" w15:restartNumberingAfterBreak="0">
     <w:nsid w:val="56B94850"/>
     <w:multiLevelType w:val="hybridMultilevel"/>
     <w:tmpl w:val="78665E68"/>
@@ -30503,7 +31486,7 @@
       </w:rPr>
     </w:lvl>
   </w:abstractNum>
-  <w:abstractNum w:abstractNumId="77" w15:restartNumberingAfterBreak="0">
+  <w:abstractNum w:abstractNumId="83" w15:restartNumberingAfterBreak="0">
     <w:nsid w:val="57CB494A"/>
     <w:multiLevelType w:val="hybridMultilevel"/>
     <w:tmpl w:val="61B49DDC"/>
@@ -30592,7 +31575,7 @@
       </w:pPr>
     </w:lvl>
   </w:abstractNum>
-  <w:abstractNum w:abstractNumId="78" w15:restartNumberingAfterBreak="0">
+  <w:abstractNum w:abstractNumId="84" w15:restartNumberingAfterBreak="0">
     <w:nsid w:val="57DB44E0"/>
     <w:multiLevelType w:val="hybridMultilevel"/>
     <w:tmpl w:val="FBF20114"/>
@@ -30681,7 +31664,7 @@
       </w:pPr>
     </w:lvl>
   </w:abstractNum>
-  <w:abstractNum w:abstractNumId="79" w15:restartNumberingAfterBreak="0">
+  <w:abstractNum w:abstractNumId="85" w15:restartNumberingAfterBreak="0">
     <w:nsid w:val="5820102F"/>
     <w:multiLevelType w:val="hybridMultilevel"/>
     <w:tmpl w:val="EBF48FDE"/>
@@ -30770,7 +31753,7 @@
       </w:pPr>
     </w:lvl>
   </w:abstractNum>
-  <w:abstractNum w:abstractNumId="80" w15:restartNumberingAfterBreak="0">
+  <w:abstractNum w:abstractNumId="86" w15:restartNumberingAfterBreak="0">
     <w:nsid w:val="5C660D76"/>
     <w:multiLevelType w:val="hybridMultilevel"/>
     <w:tmpl w:val="F654A158"/>
@@ -30883,10 +31866,10 @@
       </w:rPr>
     </w:lvl>
   </w:abstractNum>
-  <w:abstractNum w:abstractNumId="81" w15:restartNumberingAfterBreak="0">
+  <w:abstractNum w:abstractNumId="87" w15:restartNumberingAfterBreak="0">
     <w:nsid w:val="5DBF4464"/>
     <w:multiLevelType w:val="multilevel"/>
-    <w:tmpl w:val="F4EA3954"/>
+    <w:tmpl w:val="A79A53F8"/>
     <w:lvl w:ilvl="0">
       <w:start w:val="1"/>
       <w:numFmt w:val="bullet"/>
@@ -30903,6 +31886,151 @@
         <w:sz w:val="20"/>
       </w:rPr>
     </w:lvl>
+    <w:lvl w:ilvl="1">
+      <w:start w:val="59"/>
+      <w:numFmt w:val="decimal"/>
+      <w:lvlText w:val="%2."/>
+      <w:lvlJc w:val="left"/>
+      <w:pPr>
+        <w:ind w:left="1440" w:hanging="360"/>
+      </w:pPr>
+      <w:rPr>
+        <w:rFonts w:hint="default"/>
+      </w:rPr>
+    </w:lvl>
+    <w:lvl w:ilvl="2" w:tentative="1">
+      <w:start w:val="1"/>
+      <w:numFmt w:val="bullet"/>
+      <w:lvlText w:val=""/>
+      <w:lvlJc w:val="left"/>
+      <w:pPr>
+        <w:tabs>
+          <w:tab w:val="num" w:pos="2160"/>
+        </w:tabs>
+        <w:ind w:left="2160" w:hanging="360"/>
+      </w:pPr>
+      <w:rPr>
+        <w:rFonts w:ascii="Wingdings" w:hAnsi="Wingdings" w:hint="default"/>
+        <w:sz w:val="20"/>
+      </w:rPr>
+    </w:lvl>
+    <w:lvl w:ilvl="3" w:tentative="1">
+      <w:start w:val="1"/>
+      <w:numFmt w:val="bullet"/>
+      <w:lvlText w:val=""/>
+      <w:lvlJc w:val="left"/>
+      <w:pPr>
+        <w:tabs>
+          <w:tab w:val="num" w:pos="2880"/>
+        </w:tabs>
+        <w:ind w:left="2880" w:hanging="360"/>
+      </w:pPr>
+      <w:rPr>
+        <w:rFonts w:ascii="Wingdings" w:hAnsi="Wingdings" w:hint="default"/>
+        <w:sz w:val="20"/>
+      </w:rPr>
+    </w:lvl>
+    <w:lvl w:ilvl="4" w:tentative="1">
+      <w:start w:val="1"/>
+      <w:numFmt w:val="bullet"/>
+      <w:lvlText w:val=""/>
+      <w:lvlJc w:val="left"/>
+      <w:pPr>
+        <w:tabs>
+          <w:tab w:val="num" w:pos="3600"/>
+        </w:tabs>
+        <w:ind w:left="3600" w:hanging="360"/>
+      </w:pPr>
+      <w:rPr>
+        <w:rFonts w:ascii="Wingdings" w:hAnsi="Wingdings" w:hint="default"/>
+        <w:sz w:val="20"/>
+      </w:rPr>
+    </w:lvl>
+    <w:lvl w:ilvl="5" w:tentative="1">
+      <w:start w:val="1"/>
+      <w:numFmt w:val="bullet"/>
+      <w:lvlText w:val=""/>
+      <w:lvlJc w:val="left"/>
+      <w:pPr>
+        <w:tabs>
+          <w:tab w:val="num" w:pos="4320"/>
+        </w:tabs>
+        <w:ind w:left="4320" w:hanging="360"/>
+      </w:pPr>
+      <w:rPr>
+        <w:rFonts w:ascii="Wingdings" w:hAnsi="Wingdings" w:hint="default"/>
+        <w:sz w:val="20"/>
+      </w:rPr>
+    </w:lvl>
+    <w:lvl w:ilvl="6" w:tentative="1">
+      <w:start w:val="1"/>
+      <w:numFmt w:val="bullet"/>
+      <w:lvlText w:val=""/>
+      <w:lvlJc w:val="left"/>
+      <w:pPr>
+        <w:tabs>
+          <w:tab w:val="num" w:pos="5040"/>
+        </w:tabs>
+        <w:ind w:left="5040" w:hanging="360"/>
+      </w:pPr>
+      <w:rPr>
+        <w:rFonts w:ascii="Wingdings" w:hAnsi="Wingdings" w:hint="default"/>
+        <w:sz w:val="20"/>
+      </w:rPr>
+    </w:lvl>
+    <w:lvl w:ilvl="7" w:tentative="1">
+      <w:start w:val="1"/>
+      <w:numFmt w:val="bullet"/>
+      <w:lvlText w:val=""/>
+      <w:lvlJc w:val="left"/>
+      <w:pPr>
+        <w:tabs>
+          <w:tab w:val="num" w:pos="5760"/>
+        </w:tabs>
+        <w:ind w:left="5760" w:hanging="360"/>
+      </w:pPr>
+      <w:rPr>
+        <w:rFonts w:ascii="Wingdings" w:hAnsi="Wingdings" w:hint="default"/>
+        <w:sz w:val="20"/>
+      </w:rPr>
+    </w:lvl>
+    <w:lvl w:ilvl="8" w:tentative="1">
+      <w:start w:val="1"/>
+      <w:numFmt w:val="bullet"/>
+      <w:lvlText w:val=""/>
+      <w:lvlJc w:val="left"/>
+      <w:pPr>
+        <w:tabs>
+          <w:tab w:val="num" w:pos="6480"/>
+        </w:tabs>
+        <w:ind w:left="6480" w:hanging="360"/>
+      </w:pPr>
+      <w:rPr>
+        <w:rFonts w:ascii="Wingdings" w:hAnsi="Wingdings" w:hint="default"/>
+        <w:sz w:val="20"/>
+      </w:rPr>
+    </w:lvl>
+  </w:abstractNum>
+  <w:abstractNum w:abstractNumId="88" w15:restartNumberingAfterBreak="0">
+    <w:nsid w:val="5F174AD2"/>
+    <w:multiLevelType w:val="multilevel"/>
+    <w:tmpl w:val="322895F0"/>
+    <w:lvl w:ilvl="0">
+      <w:start w:val="1"/>
+      <w:numFmt w:val="bullet"/>
+      <w:lvlText w:val=""/>
+      <w:lvlJc w:val="left"/>
+      <w:pPr>
+        <w:tabs>
+          <w:tab w:val="num" w:pos="720"/>
+        </w:tabs>
+        <w:ind w:left="720" w:hanging="360"/>
+      </w:pPr>
+      <w:rPr>
+        <w:rFonts w:ascii="Symbol" w:hAnsi="Symbol" w:hint="default"/>
+        <w:sz w:val="20"/>
+      </w:rPr>
+    </w:lvl>
     <w:lvl w:ilvl="1" w:tentative="1">
       <w:start w:val="1"/>
       <w:numFmt w:val="bullet"/>
@@ -31032,10 +32160,10 @@
       </w:rPr>
     </w:lvl>
   </w:abstractNum>
-  <w:abstractNum w:abstractNumId="82" w15:restartNumberingAfterBreak="0">
-    <w:nsid w:val="5F174AD2"/>
+  <w:abstractNum w:abstractNumId="89" w15:restartNumberingAfterBreak="0">
+    <w:nsid w:val="60BF3DB8"/>
     <w:multiLevelType w:val="multilevel"/>
-    <w:tmpl w:val="322895F0"/>
+    <w:tmpl w:val="E5E2B176"/>
     <w:lvl w:ilvl="0">
       <w:start w:val="1"/>
       <w:numFmt w:val="bullet"/>
@@ -31181,156 +32309,7 @@
       </w:rPr>
     </w:lvl>
   </w:abstractNum>
-  <w:abstractNum w:abstractNumId="83" w15:restartNumberingAfterBreak="0">
-    <w:nsid w:val="60BF3DB8"/>
-    <w:multiLevelType w:val="multilevel"/>
-    <w:tmpl w:val="E5E2B176"/>
-    <w:lvl w:ilvl="0">
-      <w:start w:val="1"/>
-      <w:numFmt w:val="bullet"/>
-      <w:lvlText w:val=""/>
-      <w:lvlJc w:val="left"/>
-      <w:pPr>
-        <w:tabs>
-          <w:tab w:val="num" w:pos="720"/>
-        </w:tabs>
-        <w:ind w:left="720" w:hanging="360"/>
-      </w:pPr>
-      <w:rPr>
-        <w:rFonts w:ascii="Symbol" w:hAnsi="Symbol" w:hint="default"/>
-        <w:sz w:val="20"/>
-      </w:rPr>
-    </w:lvl>
-    <w:lvl w:ilvl="1" w:tentative="1">
-      <w:start w:val="1"/>
-      <w:numFmt w:val="bullet"/>
-      <w:lvlText w:val="o"/>
-      <w:lvlJc w:val="left"/>
-      <w:pPr>
-        <w:tabs>
-          <w:tab w:val="num" w:pos="1440"/>
-        </w:tabs>
-        <w:ind w:left="1440" w:hanging="360"/>
-      </w:pPr>
-      <w:rPr>
-        <w:rFonts w:ascii="Courier New" w:hAnsi="Courier New" w:hint="default"/>
-        <w:sz w:val="20"/>
-      </w:rPr>
-    </w:lvl>
-    <w:lvl w:ilvl="2" w:tentative="1">
-      <w:start w:val="1"/>
-      <w:numFmt w:val="bullet"/>
-      <w:lvlText w:val=""/>
-      <w:lvlJc w:val="left"/>
-      <w:pPr>
-        <w:tabs>
-          <w:tab w:val="num" w:pos="2160"/>
-        </w:tabs>
-        <w:ind w:left="2160" w:hanging="360"/>
-      </w:pPr>
-      <w:rPr>
-        <w:rFonts w:ascii="Wingdings" w:hAnsi="Wingdings" w:hint="default"/>
-        <w:sz w:val="20"/>
-      </w:rPr>
-    </w:lvl>
-    <w:lvl w:ilvl="3" w:tentative="1">
-      <w:start w:val="1"/>
-      <w:numFmt w:val="bullet"/>
-      <w:lvlText w:val=""/>
-      <w:lvlJc w:val="left"/>
-      <w:pPr>
-        <w:tabs>
-          <w:tab w:val="num" w:pos="2880"/>
-        </w:tabs>
-        <w:ind w:left="2880" w:hanging="360"/>
-      </w:pPr>
-      <w:rPr>
-        <w:rFonts w:ascii="Wingdings" w:hAnsi="Wingdings" w:hint="default"/>
-        <w:sz w:val="20"/>
-      </w:rPr>
-    </w:lvl>
-    <w:lvl w:ilvl="4" w:tentative="1">
-      <w:start w:val="1"/>
-      <w:numFmt w:val="bullet"/>
-      <w:lvlText w:val=""/>
-      <w:lvlJc w:val="left"/>
-      <w:pPr>
-        <w:tabs>
-          <w:tab w:val="num" w:pos="3600"/>
-        </w:tabs>
-        <w:ind w:left="3600" w:hanging="360"/>
-      </w:pPr>
-      <w:rPr>
-        <w:rFonts w:ascii="Wingdings" w:hAnsi="Wingdings" w:hint="default"/>
-        <w:sz w:val="20"/>
-      </w:rPr>
-    </w:lvl>
-    <w:lvl w:ilvl="5" w:tentative="1">
-      <w:start w:val="1"/>
-      <w:numFmt w:val="bullet"/>
-      <w:lvlText w:val=""/>
-      <w:lvlJc w:val="left"/>
-      <w:pPr>
-        <w:tabs>
-          <w:tab w:val="num" w:pos="4320"/>
-        </w:tabs>
-        <w:ind w:left="4320" w:hanging="360"/>
-      </w:pPr>
-      <w:rPr>
-        <w:rFonts w:ascii="Wingdings" w:hAnsi="Wingdings" w:hint="default"/>
-        <w:sz w:val="20"/>
-      </w:rPr>
-    </w:lvl>
-    <w:lvl w:ilvl="6" w:tentative="1">
-      <w:start w:val="1"/>
-      <w:numFmt w:val="bullet"/>
-      <w:lvlText w:val=""/>
-      <w:lvlJc w:val="left"/>
-      <w:pPr>
-        <w:tabs>
-          <w:tab w:val="num" w:pos="5040"/>
-        </w:tabs>
-        <w:ind w:left="5040" w:hanging="360"/>
-      </w:pPr>
-      <w:rPr>
-        <w:rFonts w:ascii="Wingdings" w:hAnsi="Wingdings" w:hint="default"/>
-        <w:sz w:val="20"/>
-      </w:rPr>
-    </w:lvl>
-    <w:lvl w:ilvl="7" w:tentative="1">
-      <w:start w:val="1"/>
-      <w:numFmt w:val="bullet"/>
-      <w:lvlText w:val=""/>
-      <w:lvlJc w:val="left"/>
-      <w:pPr>
-        <w:tabs>
-          <w:tab w:val="num" w:pos="5760"/>
-        </w:tabs>
-        <w:ind w:left="5760" w:hanging="360"/>
-      </w:pPr>
-      <w:rPr>
-        <w:rFonts w:ascii="Wingdings" w:hAnsi="Wingdings" w:hint="default"/>
-        <w:sz w:val="20"/>
-      </w:rPr>
-    </w:lvl>
-    <w:lvl w:ilvl="8" w:tentative="1">
-      <w:start w:val="1"/>
-      <w:numFmt w:val="bullet"/>
-      <w:lvlText w:val=""/>
-      <w:lvlJc w:val="left"/>
-      <w:pPr>
-        <w:tabs>
-          <w:tab w:val="num" w:pos="6480"/>
-        </w:tabs>
-        <w:ind w:left="6480" w:hanging="360"/>
-      </w:pPr>
-      <w:rPr>
-        <w:rFonts w:ascii="Wingdings" w:hAnsi="Wingdings" w:hint="default"/>
-        <w:sz w:val="20"/>
-      </w:rPr>
-    </w:lvl>
-  </w:abstractNum>
-  <w:abstractNum w:abstractNumId="84" w15:restartNumberingAfterBreak="0">
+  <w:abstractNum w:abstractNumId="90" w15:restartNumberingAfterBreak="0">
     <w:nsid w:val="627327D7"/>
     <w:multiLevelType w:val="hybridMultilevel"/>
     <w:tmpl w:val="17243E76"/>
@@ -31419,7 +32398,7 @@
       </w:pPr>
     </w:lvl>
   </w:abstractNum>
-  <w:abstractNum w:abstractNumId="85" w15:restartNumberingAfterBreak="0">
+  <w:abstractNum w:abstractNumId="91" w15:restartNumberingAfterBreak="0">
     <w:nsid w:val="63631B73"/>
     <w:multiLevelType w:val="hybridMultilevel"/>
     <w:tmpl w:val="27E27A66"/>
@@ -31508,7 +32487,7 @@
       </w:pPr>
     </w:lvl>
   </w:abstractNum>
-  <w:abstractNum w:abstractNumId="86" w15:restartNumberingAfterBreak="0">
+  <w:abstractNum w:abstractNumId="92" w15:restartNumberingAfterBreak="0">
     <w:nsid w:val="636E4A00"/>
     <w:multiLevelType w:val="hybridMultilevel"/>
     <w:tmpl w:val="55864E02"/>
@@ -31597,7 +32576,7 @@
       </w:pPr>
     </w:lvl>
   </w:abstractNum>
-  <w:abstractNum w:abstractNumId="87" w15:restartNumberingAfterBreak="0">
+  <w:abstractNum w:abstractNumId="93" w15:restartNumberingAfterBreak="0">
     <w:nsid w:val="65A11495"/>
     <w:multiLevelType w:val="hybridMultilevel"/>
     <w:tmpl w:val="BE2AD0BC"/>
@@ -31686,7 +32665,7 @@
       </w:pPr>
     </w:lvl>
   </w:abstractNum>
-  <w:abstractNum w:abstractNumId="88" w15:restartNumberingAfterBreak="0">
+  <w:abstractNum w:abstractNumId="94" w15:restartNumberingAfterBreak="0">
     <w:nsid w:val="66CF5307"/>
     <w:multiLevelType w:val="hybridMultilevel"/>
     <w:tmpl w:val="8E527034"/>
@@ -31775,7 +32754,7 @@
       </w:pPr>
     </w:lvl>
   </w:abstractNum>
-  <w:abstractNum w:abstractNumId="89" w15:restartNumberingAfterBreak="0">
+  <w:abstractNum w:abstractNumId="95" w15:restartNumberingAfterBreak="0">
     <w:nsid w:val="66EC2D1F"/>
     <w:multiLevelType w:val="hybridMultilevel"/>
     <w:tmpl w:val="6AC8E508"/>
@@ -31888,7 +32867,7 @@
       </w:rPr>
     </w:lvl>
   </w:abstractNum>
-  <w:abstractNum w:abstractNumId="90" w15:restartNumberingAfterBreak="0">
+  <w:abstractNum w:abstractNumId="96" w15:restartNumberingAfterBreak="0">
     <w:nsid w:val="67A91DAE"/>
     <w:multiLevelType w:val="hybridMultilevel"/>
     <w:tmpl w:val="20469220"/>
@@ -31974,7 +32953,7 @@
       </w:pPr>
     </w:lvl>
   </w:abstractNum>
-  <w:abstractNum w:abstractNumId="91" w15:restartNumberingAfterBreak="0">
+  <w:abstractNum w:abstractNumId="97" w15:restartNumberingAfterBreak="0">
     <w:nsid w:val="68A02053"/>
     <w:multiLevelType w:val="hybridMultilevel"/>
     <w:tmpl w:val="78E8F086"/>
@@ -32060,7 +33039,7 @@
       </w:pPr>
     </w:lvl>
   </w:abstractNum>
-  <w:abstractNum w:abstractNumId="92" w15:restartNumberingAfterBreak="0">
+  <w:abstractNum w:abstractNumId="98" w15:restartNumberingAfterBreak="0">
     <w:nsid w:val="699712EC"/>
     <w:multiLevelType w:val="hybridMultilevel"/>
     <w:tmpl w:val="2094292C"/>
@@ -32149,7 +33128,7 @@
       </w:pPr>
     </w:lvl>
   </w:abstractNum>
-  <w:abstractNum w:abstractNumId="93" w15:restartNumberingAfterBreak="0">
+  <w:abstractNum w:abstractNumId="99" w15:restartNumberingAfterBreak="0">
     <w:nsid w:val="6AEA6D48"/>
     <w:multiLevelType w:val="hybridMultilevel"/>
     <w:tmpl w:val="41942CD4"/>
@@ -32262,7 +33241,7 @@
       </w:rPr>
     </w:lvl>
   </w:abstractNum>
-  <w:abstractNum w:abstractNumId="94" w15:restartNumberingAfterBreak="0">
+  <w:abstractNum w:abstractNumId="100" w15:restartNumberingAfterBreak="0">
     <w:nsid w:val="6C1F3D41"/>
     <w:multiLevelType w:val="hybridMultilevel"/>
     <w:tmpl w:val="7442666C"/>
@@ -32375,7 +33354,7 @@
       </w:rPr>
     </w:lvl>
   </w:abstractNum>
-  <w:abstractNum w:abstractNumId="95" w15:restartNumberingAfterBreak="0">
+  <w:abstractNum w:abstractNumId="101" w15:restartNumberingAfterBreak="0">
     <w:nsid w:val="6DA65A70"/>
     <w:multiLevelType w:val="hybridMultilevel"/>
     <w:tmpl w:val="77AA1FF2"/>
@@ -32464,7 +33443,7 @@
       </w:pPr>
     </w:lvl>
   </w:abstractNum>
-  <w:abstractNum w:abstractNumId="96" w15:restartNumberingAfterBreak="0">
+  <w:abstractNum w:abstractNumId="102" w15:restartNumberingAfterBreak="0">
     <w:nsid w:val="6E3B21F0"/>
     <w:multiLevelType w:val="hybridMultilevel"/>
     <w:tmpl w:val="51BC0A8A"/>
@@ -32552,7 +33531,7 @@
       </w:pPr>
     </w:lvl>
   </w:abstractNum>
-  <w:abstractNum w:abstractNumId="97" w15:restartNumberingAfterBreak="0">
+  <w:abstractNum w:abstractNumId="103" w15:restartNumberingAfterBreak="0">
     <w:nsid w:val="73541CF1"/>
     <w:multiLevelType w:val="hybridMultilevel"/>
     <w:tmpl w:val="014E4D9E"/>
@@ -32665,7 +33644,7 @@
       </w:rPr>
     </w:lvl>
   </w:abstractNum>
-  <w:abstractNum w:abstractNumId="98" w15:restartNumberingAfterBreak="0">
+  <w:abstractNum w:abstractNumId="104" w15:restartNumberingAfterBreak="0">
     <w:nsid w:val="743D2677"/>
     <w:multiLevelType w:val="hybridMultilevel"/>
     <w:tmpl w:val="AB2AEB64"/>
@@ -32754,7 +33733,7 @@
       </w:pPr>
     </w:lvl>
   </w:abstractNum>
-  <w:abstractNum w:abstractNumId="99" w15:restartNumberingAfterBreak="0">
+  <w:abstractNum w:abstractNumId="105" w15:restartNumberingAfterBreak="0">
     <w:nsid w:val="76D400E1"/>
     <w:multiLevelType w:val="hybridMultilevel"/>
     <w:tmpl w:val="7EF26DCA"/>
@@ -32843,7 +33822,7 @@
       </w:pPr>
     </w:lvl>
   </w:abstractNum>
-  <w:abstractNum w:abstractNumId="100" w15:restartNumberingAfterBreak="0">
+  <w:abstractNum w:abstractNumId="106" w15:restartNumberingAfterBreak="0">
     <w:nsid w:val="798245A1"/>
     <w:multiLevelType w:val="multilevel"/>
     <w:tmpl w:val="D4E29C7E"/>
@@ -32992,7 +33971,7 @@
       </w:rPr>
     </w:lvl>
   </w:abstractNum>
-  <w:abstractNum w:abstractNumId="101" w15:restartNumberingAfterBreak="0">
+  <w:abstractNum w:abstractNumId="107" w15:restartNumberingAfterBreak="0">
     <w:nsid w:val="7B4606AD"/>
     <w:multiLevelType w:val="hybridMultilevel"/>
     <w:tmpl w:val="906C02F2"/>
@@ -33081,7 +34060,7 @@
       </w:pPr>
     </w:lvl>
   </w:abstractNum>
-  <w:abstractNum w:abstractNumId="102" w15:restartNumberingAfterBreak="0">
+  <w:abstractNum w:abstractNumId="108" w15:restartNumberingAfterBreak="0">
     <w:nsid w:val="7C4818D0"/>
     <w:multiLevelType w:val="hybridMultilevel"/>
     <w:tmpl w:val="A61CFC8E"/>
@@ -33170,7 +34149,7 @@
       </w:pPr>
     </w:lvl>
   </w:abstractNum>
-  <w:abstractNum w:abstractNumId="103" w15:restartNumberingAfterBreak="0">
+  <w:abstractNum w:abstractNumId="109" w15:restartNumberingAfterBreak="0">
     <w:nsid w:val="7DF907F8"/>
     <w:multiLevelType w:val="multilevel"/>
     <w:tmpl w:val="D0481822"/>
@@ -33319,7 +34298,7 @@
       </w:rPr>
     </w:lvl>
   </w:abstractNum>
-  <w:abstractNum w:abstractNumId="104" w15:restartNumberingAfterBreak="0">
+  <w:abstractNum w:abstractNumId="110" w15:restartNumberingAfterBreak="0">
     <w:nsid w:val="7E123F7B"/>
     <w:multiLevelType w:val="hybridMultilevel"/>
     <w:tmpl w:val="37809860"/>
@@ -33432,7 +34411,7 @@
       </w:rPr>
     </w:lvl>
   </w:abstractNum>
-  <w:abstractNum w:abstractNumId="105" w15:restartNumberingAfterBreak="0">
+  <w:abstractNum w:abstractNumId="111" w15:restartNumberingAfterBreak="0">
     <w:nsid w:val="7E75290A"/>
     <w:multiLevelType w:val="hybridMultilevel"/>
     <w:tmpl w:val="2F203DF8"/>
@@ -33518,7 +34497,7 @@
       </w:pPr>
     </w:lvl>
   </w:abstractNum>
-  <w:abstractNum w:abstractNumId="106" w15:restartNumberingAfterBreak="0">
+  <w:abstractNum w:abstractNumId="112" w15:restartNumberingAfterBreak="0">
     <w:nsid w:val="7E821522"/>
     <w:multiLevelType w:val="hybridMultilevel"/>
     <w:tmpl w:val="D15E8CC6"/>
@@ -33604,7 +34583,7 @@
       </w:pPr>
     </w:lvl>
   </w:abstractNum>
-  <w:abstractNum w:abstractNumId="107" w15:restartNumberingAfterBreak="0">
+  <w:abstractNum w:abstractNumId="113" w15:restartNumberingAfterBreak="0">
     <w:nsid w:val="7F9B1F90"/>
     <w:multiLevelType w:val="hybridMultilevel"/>
     <w:tmpl w:val="3B1AD3DE"/>
@@ -33694,327 +34673,345 @@
     </w:lvl>
   </w:abstractNum>
   <w:num w:numId="1" w16cid:durableId="547760854">
-    <w:abstractNumId w:val="103"/>
+    <w:abstractNumId w:val="109"/>
   </w:num>
   <w:num w:numId="2" w16cid:durableId="112870013">
     <w:abstractNumId w:val="2"/>
   </w:num>
   <w:num w:numId="3" w16cid:durableId="1066297082">
-    <w:abstractNumId w:val="74"/>
+    <w:abstractNumId w:val="80"/>
   </w:num>
   <w:num w:numId="4" w16cid:durableId="375544249">
-    <w:abstractNumId w:val="26"/>
+    <w:abstractNumId w:val="27"/>
   </w:num>
   <w:num w:numId="5" w16cid:durableId="1102913561">
+    <w:abstractNumId w:val="55"/>
+  </w:num>
+  <w:num w:numId="6" w16cid:durableId="2060545769">
     <w:abstractNumId w:val="52"/>
   </w:num>
-  <w:num w:numId="6" w16cid:durableId="2060545769">
+  <w:num w:numId="7" w16cid:durableId="1324044657">
+    <w:abstractNumId w:val="89"/>
+  </w:num>
+  <w:num w:numId="8" w16cid:durableId="98184746">
+    <w:abstractNumId w:val="71"/>
+  </w:num>
+  <w:num w:numId="9" w16cid:durableId="182013550">
+    <w:abstractNumId w:val="9"/>
+  </w:num>
+  <w:num w:numId="10" w16cid:durableId="1909684561">
+    <w:abstractNumId w:val="97"/>
+  </w:num>
+  <w:num w:numId="11" w16cid:durableId="468674835">
+    <w:abstractNumId w:val="12"/>
+  </w:num>
+  <w:num w:numId="12" w16cid:durableId="303313759">
+    <w:abstractNumId w:val="11"/>
+  </w:num>
+  <w:num w:numId="13" w16cid:durableId="1941378677">
+    <w:abstractNumId w:val="33"/>
+  </w:num>
+  <w:num w:numId="14" w16cid:durableId="1658071050">
+    <w:abstractNumId w:val="60"/>
+  </w:num>
+  <w:num w:numId="15" w16cid:durableId="1856843268">
+    <w:abstractNumId w:val="111"/>
+  </w:num>
+  <w:num w:numId="16" w16cid:durableId="2056733104">
+    <w:abstractNumId w:val="106"/>
+  </w:num>
+  <w:num w:numId="17" w16cid:durableId="352073398">
+    <w:abstractNumId w:val="15"/>
+  </w:num>
+  <w:num w:numId="18" w16cid:durableId="880899920">
+    <w:abstractNumId w:val="72"/>
+  </w:num>
+  <w:num w:numId="19" w16cid:durableId="1963266159">
+    <w:abstractNumId w:val="18"/>
+  </w:num>
+  <w:num w:numId="20" w16cid:durableId="1434083292">
+    <w:abstractNumId w:val="19"/>
+  </w:num>
+  <w:num w:numId="21" w16cid:durableId="509570059">
+    <w:abstractNumId w:val="5"/>
+  </w:num>
+  <w:num w:numId="22" w16cid:durableId="1888905990">
+    <w:abstractNumId w:val="14"/>
+  </w:num>
+  <w:num w:numId="23" w16cid:durableId="1001546929">
+    <w:abstractNumId w:val="91"/>
+  </w:num>
+  <w:num w:numId="24" w16cid:durableId="2016109498">
+    <w:abstractNumId w:val="13"/>
+  </w:num>
+  <w:num w:numId="25" w16cid:durableId="836769810">
     <w:abstractNumId w:val="49"/>
   </w:num>
-  <w:num w:numId="7" w16cid:durableId="1324044657">
-    <w:abstractNumId w:val="83"/>
+  <w:num w:numId="26" w16cid:durableId="49619448">
+    <w:abstractNumId w:val="95"/>
   </w:num>
-  <w:num w:numId="8" w16cid:durableId="98184746">
+  <w:num w:numId="27" w16cid:durableId="1091588831">
+    <w:abstractNumId w:val="99"/>
+  </w:num>
+  <w:num w:numId="28" w16cid:durableId="1316226302">
+    <w:abstractNumId w:val="56"/>
+  </w:num>
+  <w:num w:numId="29" w16cid:durableId="731119912">
+    <w:abstractNumId w:val="10"/>
+  </w:num>
+  <w:num w:numId="30" w16cid:durableId="1482456804">
+    <w:abstractNumId w:val="63"/>
+  </w:num>
+  <w:num w:numId="31" w16cid:durableId="1733458492">
+    <w:abstractNumId w:val="28"/>
+  </w:num>
+  <w:num w:numId="32" w16cid:durableId="769738866">
+    <w:abstractNumId w:val="110"/>
+  </w:num>
+  <w:num w:numId="33" w16cid:durableId="2029674655">
+    <w:abstractNumId w:val="6"/>
+  </w:num>
+  <w:num w:numId="34" w16cid:durableId="1764909057">
+    <w:abstractNumId w:val="86"/>
+  </w:num>
+  <w:num w:numId="35" w16cid:durableId="1460802618">
+    <w:abstractNumId w:val="42"/>
+  </w:num>
+  <w:num w:numId="36" w16cid:durableId="2093811967">
+    <w:abstractNumId w:val="94"/>
+  </w:num>
+  <w:num w:numId="37" w16cid:durableId="1859267411">
+    <w:abstractNumId w:val="70"/>
+  </w:num>
+  <w:num w:numId="38" w16cid:durableId="1741830400">
+    <w:abstractNumId w:val="96"/>
+  </w:num>
+  <w:num w:numId="39" w16cid:durableId="493300045">
+    <w:abstractNumId w:val="58"/>
+  </w:num>
+  <w:num w:numId="40" w16cid:durableId="1842039721">
     <w:abstractNumId w:val="67"/>
   </w:num>
-  <w:num w:numId="9" w16cid:durableId="182013550">
+  <w:num w:numId="41" w16cid:durableId="477959858">
+    <w:abstractNumId w:val="59"/>
+  </w:num>
+  <w:num w:numId="42" w16cid:durableId="502479676">
+    <w:abstractNumId w:val="29"/>
+  </w:num>
+  <w:num w:numId="43" w16cid:durableId="307318697">
+    <w:abstractNumId w:val="65"/>
+  </w:num>
+  <w:num w:numId="44" w16cid:durableId="1273854510">
+    <w:abstractNumId w:val="112"/>
+  </w:num>
+  <w:num w:numId="45" w16cid:durableId="90973953">
+    <w:abstractNumId w:val="20"/>
+  </w:num>
+  <w:num w:numId="46" w16cid:durableId="457912309">
+    <w:abstractNumId w:val="7"/>
+  </w:num>
+  <w:num w:numId="47" w16cid:durableId="42410849">
+    <w:abstractNumId w:val="53"/>
+  </w:num>
+  <w:num w:numId="48" w16cid:durableId="1751152673">
+    <w:abstractNumId w:val="92"/>
+  </w:num>
+  <w:num w:numId="49" w16cid:durableId="1372655259">
+    <w:abstractNumId w:val="88"/>
+  </w:num>
+  <w:num w:numId="50" w16cid:durableId="2097021567">
+    <w:abstractNumId w:val="38"/>
+  </w:num>
+  <w:num w:numId="51" w16cid:durableId="571697622">
+    <w:abstractNumId w:val="113"/>
+  </w:num>
+  <w:num w:numId="52" w16cid:durableId="1787961601">
+    <w:abstractNumId w:val="75"/>
+  </w:num>
+  <w:num w:numId="53" w16cid:durableId="803234512">
+    <w:abstractNumId w:val="16"/>
+  </w:num>
+  <w:num w:numId="54" w16cid:durableId="262305211">
+    <w:abstractNumId w:val="69"/>
+  </w:num>
+  <w:num w:numId="55" w16cid:durableId="1437944789">
+    <w:abstractNumId w:val="108"/>
+  </w:num>
+  <w:num w:numId="56" w16cid:durableId="160630332">
+    <w:abstractNumId w:val="102"/>
+  </w:num>
+  <w:num w:numId="57" w16cid:durableId="2116902213">
+    <w:abstractNumId w:val="104"/>
+  </w:num>
+  <w:num w:numId="58" w16cid:durableId="1631781334">
+    <w:abstractNumId w:val="47"/>
+  </w:num>
+  <w:num w:numId="59" w16cid:durableId="1416395035">
+    <w:abstractNumId w:val="85"/>
+  </w:num>
+  <w:num w:numId="60" w16cid:durableId="120923253">
+    <w:abstractNumId w:val="82"/>
+  </w:num>
+  <w:num w:numId="61" w16cid:durableId="1010566114">
+    <w:abstractNumId w:val="34"/>
+  </w:num>
+  <w:num w:numId="62" w16cid:durableId="1229149399">
     <w:abstractNumId w:val="8"/>
   </w:num>
-  <w:num w:numId="10" w16cid:durableId="1909684561">
-    <w:abstractNumId w:val="91"/>
+  <w:num w:numId="63" w16cid:durableId="491797892">
+    <w:abstractNumId w:val="31"/>
   </w:num>
-  <w:num w:numId="11" w16cid:durableId="468674835">
-    <w:abstractNumId w:val="11"/>
-  </w:num>
-  <w:num w:numId="12" w16cid:durableId="303313759">
-    <w:abstractNumId w:val="10"/>
-  </w:num>
-  <w:num w:numId="13" w16cid:durableId="1941378677">
-    <w:abstractNumId w:val="32"/>
-  </w:num>
-  <w:num w:numId="14" w16cid:durableId="1658071050">
-    <w:abstractNumId w:val="57"/>
-  </w:num>
-  <w:num w:numId="15" w16cid:durableId="1856843268">
-    <w:abstractNumId w:val="105"/>
-  </w:num>
-  <w:num w:numId="16" w16cid:durableId="2056733104">
-    <w:abstractNumId w:val="100"/>
-  </w:num>
-  <w:num w:numId="17" w16cid:durableId="352073398">
-    <w:abstractNumId w:val="14"/>
-  </w:num>
-  <w:num w:numId="18" w16cid:durableId="880899920">
-    <w:abstractNumId w:val="68"/>
-  </w:num>
-  <w:num w:numId="19" w16cid:durableId="1963266159">
-    <w:abstractNumId w:val="17"/>
-  </w:num>
-  <w:num w:numId="20" w16cid:durableId="1434083292">
-    <w:abstractNumId w:val="18"/>
-  </w:num>
-  <w:num w:numId="21" w16cid:durableId="509570059">
+  <w:num w:numId="64" w16cid:durableId="981425004">
     <w:abstractNumId w:val="4"/>
   </w:num>
-  <w:num w:numId="22" w16cid:durableId="1888905990">
-    <w:abstractNumId w:val="13"/>
+  <w:num w:numId="65" w16cid:durableId="129445236">
+    <w:abstractNumId w:val="76"/>
   </w:num>
-  <w:num w:numId="23" w16cid:durableId="1001546929">
-    <w:abstractNumId w:val="85"/>
-  </w:num>
-  <w:num w:numId="24" w16cid:durableId="2016109498">
-    <w:abstractNumId w:val="12"/>
-  </w:num>
-  <w:num w:numId="25" w16cid:durableId="836769810">
+  <w:num w:numId="66" w16cid:durableId="2003729089">
     <w:abstractNumId w:val="48"/>
   </w:num>
-  <w:num w:numId="26" w16cid:durableId="49619448">
-    <w:abstractNumId w:val="89"/>
-  </w:num>
-  <w:num w:numId="27" w16cid:durableId="1091588831">
+  <w:num w:numId="67" w16cid:durableId="967203898">
     <w:abstractNumId w:val="93"/>
   </w:num>
-  <w:num w:numId="28" w16cid:durableId="1316226302">
-    <w:abstractNumId w:val="53"/>
-  </w:num>
-  <w:num w:numId="29" w16cid:durableId="731119912">
-    <w:abstractNumId w:val="9"/>
-  </w:num>
-  <w:num w:numId="30" w16cid:durableId="1482456804">
-    <w:abstractNumId w:val="60"/>
-  </w:num>
-  <w:num w:numId="31" w16cid:durableId="1733458492">
-    <w:abstractNumId w:val="27"/>
-  </w:num>
-  <w:num w:numId="32" w16cid:durableId="769738866">
-    <w:abstractNumId w:val="104"/>
-  </w:num>
-  <w:num w:numId="33" w16cid:durableId="2029674655">
-    <w:abstractNumId w:val="5"/>
-  </w:num>
-  <w:num w:numId="34" w16cid:durableId="1764909057">
-    <w:abstractNumId w:val="80"/>
-  </w:num>
-  <w:num w:numId="35" w16cid:durableId="1460802618">
-    <w:abstractNumId w:val="41"/>
-  </w:num>
-  <w:num w:numId="36" w16cid:durableId="2093811967">
-    <w:abstractNumId w:val="88"/>
-  </w:num>
-  <w:num w:numId="37" w16cid:durableId="1859267411">
-    <w:abstractNumId w:val="66"/>
-  </w:num>
-  <w:num w:numId="38" w16cid:durableId="1741830400">
-    <w:abstractNumId w:val="90"/>
-  </w:num>
-  <w:num w:numId="39" w16cid:durableId="493300045">
-    <w:abstractNumId w:val="55"/>
-  </w:num>
-  <w:num w:numId="40" w16cid:durableId="1842039721">
-    <w:abstractNumId w:val="63"/>
-  </w:num>
-  <w:num w:numId="41" w16cid:durableId="477959858">
-    <w:abstractNumId w:val="56"/>
-  </w:num>
-  <w:num w:numId="42" w16cid:durableId="502479676">
-    <w:abstractNumId w:val="28"/>
-  </w:num>
-  <w:num w:numId="43" w16cid:durableId="307318697">
-    <w:abstractNumId w:val="62"/>
-  </w:num>
-  <w:num w:numId="44" w16cid:durableId="1273854510">
-    <w:abstractNumId w:val="106"/>
-  </w:num>
-  <w:num w:numId="45" w16cid:durableId="90973953">
-    <w:abstractNumId w:val="19"/>
-  </w:num>
-  <w:num w:numId="46" w16cid:durableId="457912309">
-    <w:abstractNumId w:val="6"/>
-  </w:num>
-  <w:num w:numId="47" w16cid:durableId="42410849">
-    <w:abstractNumId w:val="50"/>
-  </w:num>
-  <w:num w:numId="48" w16cid:durableId="1751152673">
-    <w:abstractNumId w:val="86"/>
-  </w:num>
-  <w:num w:numId="49" w16cid:durableId="1372655259">
-    <w:abstractNumId w:val="82"/>
-  </w:num>
-  <w:num w:numId="50" w16cid:durableId="2097021567">
-    <w:abstractNumId w:val="37"/>
-  </w:num>
-  <w:num w:numId="51" w16cid:durableId="571697622">
-    <w:abstractNumId w:val="107"/>
-  </w:num>
-  <w:num w:numId="52" w16cid:durableId="1787961601">
-    <w:abstractNumId w:val="70"/>
-  </w:num>
-  <w:num w:numId="53" w16cid:durableId="803234512">
-    <w:abstractNumId w:val="15"/>
-  </w:num>
-  <w:num w:numId="54" w16cid:durableId="262305211">
-    <w:abstractNumId w:val="65"/>
-  </w:num>
-  <w:num w:numId="55" w16cid:durableId="1437944789">
-    <w:abstractNumId w:val="102"/>
-  </w:num>
-  <w:num w:numId="56" w16cid:durableId="160630332">
-    <w:abstractNumId w:val="96"/>
-  </w:num>
-  <w:num w:numId="57" w16cid:durableId="2116902213">
-    <w:abstractNumId w:val="98"/>
-  </w:num>
-  <w:num w:numId="58" w16cid:durableId="1631781334">
-    <w:abstractNumId w:val="46"/>
-  </w:num>
-  <w:num w:numId="59" w16cid:durableId="1416395035">
-    <w:abstractNumId w:val="79"/>
-  </w:num>
-  <w:num w:numId="60" w16cid:durableId="120923253">
-    <w:abstractNumId w:val="76"/>
-  </w:num>
-  <w:num w:numId="61" w16cid:durableId="1010566114">
-    <w:abstractNumId w:val="33"/>
-  </w:num>
-  <w:num w:numId="62" w16cid:durableId="1229149399">
-    <w:abstractNumId w:val="7"/>
-  </w:num>
-  <w:num w:numId="63" w16cid:durableId="491797892">
-    <w:abstractNumId w:val="30"/>
-  </w:num>
-  <w:num w:numId="64" w16cid:durableId="981425004">
-    <w:abstractNumId w:val="3"/>
-  </w:num>
-  <w:num w:numId="65" w16cid:durableId="129445236">
-    <w:abstractNumId w:val="71"/>
-  </w:num>
-  <w:num w:numId="66" w16cid:durableId="2003729089">
-    <w:abstractNumId w:val="47"/>
-  </w:num>
-  <w:num w:numId="67" w16cid:durableId="967203898">
-    <w:abstractNumId w:val="87"/>
-  </w:num>
   <w:num w:numId="68" w16cid:durableId="1164204164">
-    <w:abstractNumId w:val="54"/>
+    <w:abstractNumId w:val="57"/>
   </w:num>
   <w:num w:numId="69" w16cid:durableId="1368749256">
     <w:abstractNumId w:val="0"/>
   </w:num>
   <w:num w:numId="70" w16cid:durableId="96100356">
-    <w:abstractNumId w:val="59"/>
+    <w:abstractNumId w:val="62"/>
   </w:num>
   <w:num w:numId="71" w16cid:durableId="1419256297">
+    <w:abstractNumId w:val="46"/>
+  </w:num>
+  <w:num w:numId="72" w16cid:durableId="2029024432">
+    <w:abstractNumId w:val="79"/>
+  </w:num>
+  <w:num w:numId="73" w16cid:durableId="1030569930">
     <w:abstractNumId w:val="45"/>
   </w:num>
-  <w:num w:numId="72" w16cid:durableId="2029024432">
-    <w:abstractNumId w:val="73"/>
+  <w:num w:numId="74" w16cid:durableId="1286425677">
+    <w:abstractNumId w:val="107"/>
   </w:num>
-  <w:num w:numId="73" w16cid:durableId="1030569930">
+  <w:num w:numId="75" w16cid:durableId="1506549305">
+    <w:abstractNumId w:val="83"/>
+  </w:num>
+  <w:num w:numId="76" w16cid:durableId="1243301000">
+    <w:abstractNumId w:val="90"/>
+  </w:num>
+  <w:num w:numId="77" w16cid:durableId="1403868717">
+    <w:abstractNumId w:val="105"/>
+  </w:num>
+  <w:num w:numId="78" w16cid:durableId="215287945">
     <w:abstractNumId w:val="44"/>
   </w:num>
-  <w:num w:numId="74" w16cid:durableId="1286425677">
+  <w:num w:numId="79" w16cid:durableId="2067021560">
     <w:abstractNumId w:val="101"/>
   </w:num>
-  <w:num w:numId="75" w16cid:durableId="1506549305">
+  <w:num w:numId="80" w16cid:durableId="1187600780">
+    <w:abstractNumId w:val="43"/>
+  </w:num>
+  <w:num w:numId="81" w16cid:durableId="1510558287">
+    <w:abstractNumId w:val="87"/>
+  </w:num>
+  <w:num w:numId="82" w16cid:durableId="2085687387">
+    <w:abstractNumId w:val="22"/>
+  </w:num>
+  <w:num w:numId="83" w16cid:durableId="607003710">
+    <w:abstractNumId w:val="35"/>
+  </w:num>
+  <w:num w:numId="84" w16cid:durableId="1586113957">
+    <w:abstractNumId w:val="61"/>
+  </w:num>
+  <w:num w:numId="85" w16cid:durableId="902913052">
+    <w:abstractNumId w:val="100"/>
+  </w:num>
+  <w:num w:numId="86" w16cid:durableId="1801654526">
+    <w:abstractNumId w:val="39"/>
+  </w:num>
+  <w:num w:numId="87" w16cid:durableId="2050032601">
     <w:abstractNumId w:val="77"/>
   </w:num>
-  <w:num w:numId="76" w16cid:durableId="1243301000">
-    <w:abstractNumId w:val="84"/>
+  <w:num w:numId="88" w16cid:durableId="797459247">
+    <w:abstractNumId w:val="41"/>
   </w:num>
-  <w:num w:numId="77" w16cid:durableId="1403868717">
-    <w:abstractNumId w:val="99"/>
+  <w:num w:numId="89" w16cid:durableId="333649052">
+    <w:abstractNumId w:val="68"/>
   </w:num>
-  <w:num w:numId="78" w16cid:durableId="215287945">
-    <w:abstractNumId w:val="43"/>
+  <w:num w:numId="90" w16cid:durableId="874851764">
+    <w:abstractNumId w:val="26"/>
   </w:num>
-  <w:num w:numId="79" w16cid:durableId="2067021560">
-    <w:abstractNumId w:val="95"/>
+  <w:num w:numId="91" w16cid:durableId="702094024">
+    <w:abstractNumId w:val="30"/>
   </w:num>
-  <w:num w:numId="80" w16cid:durableId="1187600780">
-    <w:abstractNumId w:val="42"/>
+  <w:num w:numId="92" w16cid:durableId="403186397">
+    <w:abstractNumId w:val="36"/>
   </w:num>
-  <w:num w:numId="81" w16cid:durableId="1510558287">
+  <w:num w:numId="93" w16cid:durableId="530459168">
     <w:abstractNumId w:val="81"/>
   </w:num>
-  <w:num w:numId="82" w16cid:durableId="2085687387">
+  <w:num w:numId="94" w16cid:durableId="1030764505">
+    <w:abstractNumId w:val="54"/>
+  </w:num>
+  <w:num w:numId="95" w16cid:durableId="504369562">
+    <w:abstractNumId w:val="103"/>
+  </w:num>
+  <w:num w:numId="96" w16cid:durableId="660622628">
     <w:abstractNumId w:val="21"/>
   </w:num>
-  <w:num w:numId="83" w16cid:durableId="607003710">
-    <w:abstractNumId w:val="34"/>
-  </w:num>
-  <w:num w:numId="84" w16cid:durableId="1586113957">
-    <w:abstractNumId w:val="58"/>
-  </w:num>
-  <w:num w:numId="85" w16cid:durableId="902913052">
-    <w:abstractNumId w:val="94"/>
-  </w:num>
-  <w:num w:numId="86" w16cid:durableId="1801654526">
-    <w:abstractNumId w:val="38"/>
-  </w:num>
-  <w:num w:numId="87" w16cid:durableId="2050032601">
-    <w:abstractNumId w:val="72"/>
-  </w:num>
-  <w:num w:numId="88" w16cid:durableId="797459247">
-    <w:abstractNumId w:val="40"/>
-  </w:num>
-  <w:num w:numId="89" w16cid:durableId="333649052">
-    <w:abstractNumId w:val="64"/>
-  </w:num>
-  <w:num w:numId="90" w16cid:durableId="874851764">
-    <w:abstractNumId w:val="25"/>
-  </w:num>
-  <w:num w:numId="91" w16cid:durableId="702094024">
-    <w:abstractNumId w:val="29"/>
-  </w:num>
-  <w:num w:numId="92" w16cid:durableId="403186397">
-    <w:abstractNumId w:val="35"/>
-  </w:num>
-  <w:num w:numId="93" w16cid:durableId="530459168">
-    <w:abstractNumId w:val="75"/>
-  </w:num>
-  <w:num w:numId="94" w16cid:durableId="1030764505">
-    <w:abstractNumId w:val="51"/>
-  </w:num>
-  <w:num w:numId="95" w16cid:durableId="504369562">
-    <w:abstractNumId w:val="97"/>
-  </w:num>
-  <w:num w:numId="96" w16cid:durableId="660622628">
-    <w:abstractNumId w:val="20"/>
-  </w:num>
   <w:num w:numId="97" w16cid:durableId="1021394204">
-    <w:abstractNumId w:val="16"/>
+    <w:abstractNumId w:val="17"/>
   </w:num>
   <w:num w:numId="98" w16cid:durableId="808327791">
-    <w:abstractNumId w:val="69"/>
+    <w:abstractNumId w:val="74"/>
   </w:num>
   <w:num w:numId="99" w16cid:durableId="2018582249">
+    <w:abstractNumId w:val="24"/>
+  </w:num>
+  <w:num w:numId="100" w16cid:durableId="1162041113">
     <w:abstractNumId w:val="23"/>
   </w:num>
-  <w:num w:numId="100" w16cid:durableId="1162041113">
-    <w:abstractNumId w:val="22"/>
-  </w:num>
   <w:num w:numId="101" w16cid:durableId="1220166093">
-    <w:abstractNumId w:val="31"/>
+    <w:abstractNumId w:val="32"/>
   </w:num>
   <w:num w:numId="102" w16cid:durableId="247082183">
     <w:abstractNumId w:val="1"/>
   </w:num>
   <w:num w:numId="103" w16cid:durableId="1557282392">
-    <w:abstractNumId w:val="92"/>
+    <w:abstractNumId w:val="98"/>
   </w:num>
   <w:num w:numId="104" w16cid:durableId="1605117040">
-    <w:abstractNumId w:val="24"/>
+    <w:abstractNumId w:val="25"/>
   </w:num>
   <w:num w:numId="105" w16cid:durableId="1169904836">
-    <w:abstractNumId w:val="39"/>
+    <w:abstractNumId w:val="40"/>
   </w:num>
   <w:num w:numId="106" w16cid:durableId="770736041">
-    <w:abstractNumId w:val="61"/>
+    <w:abstractNumId w:val="64"/>
   </w:num>
   <w:num w:numId="107" w16cid:durableId="1923490898">
-    <w:abstractNumId w:val="36"/>
+    <w:abstractNumId w:val="37"/>
   </w:num>
   <w:num w:numId="108" w16cid:durableId="350574352">
+    <w:abstractNumId w:val="84"/>
+  </w:num>
+  <w:num w:numId="109" w16cid:durableId="1390036209">
+    <w:abstractNumId w:val="3"/>
+  </w:num>
+  <w:num w:numId="110" w16cid:durableId="819150756">
+    <w:abstractNumId w:val="50"/>
+  </w:num>
+  <w:num w:numId="111" w16cid:durableId="674571207">
+    <w:abstractNumId w:val="73"/>
+  </w:num>
+  <w:num w:numId="112" w16cid:durableId="389037264">
+    <w:abstractNumId w:val="66"/>
+  </w:num>
+  <w:num w:numId="113" w16cid:durableId="1754888801">
+    <w:abstractNumId w:val="51"/>
+  </w:num>
+  <w:num w:numId="114" w16cid:durableId="133254980">
     <w:abstractNumId w:val="78"/>
   </w:num>
 </w:numbering>

--- a/PLSQL Assignments.docx
+++ b/PLSQL Assignments.docx
@@ -15048,19 +15048,6 @@
     </w:p>
     <w:p>
       <w:pPr>
-        <w:pBdr>
-          <w:bottom w:val="single" w:sz="6" w:space="1" w:color="auto"/>
-        </w:pBdr>
-        <w:spacing w:after="0" w:line="240" w:lineRule="auto"/>
-        <w:rPr>
-          <w:rFonts w:cstheme="minorHAnsi"/>
-          <w:sz w:val="20"/>
-          <w:szCs w:val="20"/>
-        </w:rPr>
-      </w:pPr>
-    </w:p>
-    <w:p>
-      <w:pPr>
         <w:spacing w:after="0" w:line="240" w:lineRule="auto"/>
         <w:ind w:left="66"/>
         <w:rPr>
@@ -15179,17 +15166,6 @@
         <w:ind w:left="66"/>
         <w:rPr>
           <w:rFonts w:cstheme="minorHAnsi"/>
-          <w:sz w:val="20"/>
-          <w:szCs w:val="20"/>
-        </w:rPr>
-      </w:pPr>
-    </w:p>
-    <w:p>
-      <w:pPr>
-        <w:spacing w:after="0" w:line="240" w:lineRule="auto"/>
-        <w:ind w:left="66"/>
-        <w:rPr>
-          <w:rFonts w:cstheme="minorHAnsi"/>
           <w:b/>
           <w:bCs/>
           <w:sz w:val="20"/>
@@ -15747,36 +15723,6 @@
     </w:p>
     <w:p>
       <w:pPr>
-        <w:spacing w:after="0" w:line="240" w:lineRule="auto"/>
-        <w:rPr>
-          <w:rFonts w:cstheme="minorHAnsi"/>
-          <w:sz w:val="20"/>
-          <w:szCs w:val="20"/>
-        </w:rPr>
-      </w:pPr>
-    </w:p>
-    <w:p>
-      <w:pPr>
-        <w:spacing w:after="0" w:line="240" w:lineRule="auto"/>
-        <w:rPr>
-          <w:rFonts w:cstheme="minorHAnsi"/>
-          <w:sz w:val="20"/>
-          <w:szCs w:val="20"/>
-        </w:rPr>
-      </w:pPr>
-    </w:p>
-    <w:p>
-      <w:pPr>
-        <w:spacing w:after="0" w:line="240" w:lineRule="auto"/>
-        <w:rPr>
-          <w:rFonts w:cstheme="minorHAnsi"/>
-          <w:sz w:val="20"/>
-          <w:szCs w:val="20"/>
-        </w:rPr>
-      </w:pPr>
-    </w:p>
-    <w:p>
-      <w:pPr>
         <w:pStyle w:val="ListParagraph"/>
         <w:numPr>
           <w:ilvl w:val="1"/>
@@ -17047,18 +16993,6 @@
     </w:p>
     <w:p>
       <w:pPr>
-        <w:spacing w:after="0" w:line="240" w:lineRule="auto"/>
-        <w:rPr>
-          <w:rFonts w:cstheme="minorHAnsi"/>
-          <w:b/>
-          <w:bCs/>
-          <w:sz w:val="20"/>
-          <w:szCs w:val="20"/>
-        </w:rPr>
-      </w:pPr>
-    </w:p>
-    <w:p>
-      <w:pPr>
         <w:pStyle w:val="ListParagraph"/>
         <w:numPr>
           <w:ilvl w:val="1"/>
@@ -19804,6 +19738,18 @@
     </w:p>
     <w:p>
       <w:pPr>
+        <w:spacing w:after="0" w:line="240" w:lineRule="auto"/>
+        <w:rPr>
+          <w:rFonts w:cstheme="minorHAnsi"/>
+          <w:b/>
+          <w:bCs/>
+          <w:sz w:val="20"/>
+          <w:szCs w:val="20"/>
+        </w:rPr>
+      </w:pPr>
+    </w:p>
+    <w:p>
+      <w:pPr>
         <w:pStyle w:val="ListParagraph"/>
         <w:numPr>
           <w:ilvl w:val="1"/>
@@ -21336,6 +21282,921 @@
     </w:p>
     <w:p>
       <w:pPr>
+        <w:spacing w:after="0" w:line="240" w:lineRule="auto"/>
+        <w:rPr>
+          <w:rFonts w:cstheme="minorHAnsi"/>
+          <w:b/>
+          <w:bCs/>
+          <w:sz w:val="20"/>
+          <w:szCs w:val="20"/>
+        </w:rPr>
+      </w:pPr>
+    </w:p>
+    <w:p>
+      <w:pPr>
+        <w:spacing w:after="0" w:line="240" w:lineRule="auto"/>
+        <w:rPr>
+          <w:rFonts w:cstheme="minorHAnsi"/>
+          <w:b/>
+          <w:bCs/>
+          <w:sz w:val="20"/>
+          <w:szCs w:val="20"/>
+        </w:rPr>
+      </w:pPr>
+    </w:p>
+    <w:p>
+      <w:pPr>
+        <w:spacing w:after="0" w:line="240" w:lineRule="auto"/>
+        <w:rPr>
+          <w:rFonts w:cstheme="minorHAnsi"/>
+          <w:b/>
+          <w:bCs/>
+          <w:sz w:val="20"/>
+          <w:szCs w:val="20"/>
+        </w:rPr>
+      </w:pPr>
+    </w:p>
+    <w:p>
+      <w:pPr>
+        <w:spacing w:after="0" w:line="240" w:lineRule="auto"/>
+        <w:rPr>
+          <w:rFonts w:cstheme="minorHAnsi"/>
+          <w:b/>
+          <w:bCs/>
+          <w:sz w:val="20"/>
+          <w:szCs w:val="20"/>
+        </w:rPr>
+      </w:pPr>
+    </w:p>
+    <w:p>
+      <w:pPr>
+        <w:spacing w:after="0" w:line="240" w:lineRule="auto"/>
+        <w:rPr>
+          <w:rFonts w:cstheme="minorHAnsi"/>
+          <w:b/>
+          <w:bCs/>
+          <w:sz w:val="20"/>
+          <w:szCs w:val="20"/>
+        </w:rPr>
+      </w:pPr>
+    </w:p>
+    <w:p>
+      <w:pPr>
+        <w:spacing w:after="0" w:line="240" w:lineRule="auto"/>
+        <w:rPr>
+          <w:rFonts w:cstheme="minorHAnsi"/>
+          <w:b/>
+          <w:bCs/>
+          <w:sz w:val="20"/>
+          <w:szCs w:val="20"/>
+        </w:rPr>
+      </w:pPr>
+    </w:p>
+    <w:p>
+      <w:pPr>
+        <w:spacing w:after="0" w:line="240" w:lineRule="auto"/>
+        <w:rPr>
+          <w:rFonts w:cstheme="minorHAnsi"/>
+          <w:b/>
+          <w:bCs/>
+          <w:sz w:val="20"/>
+          <w:szCs w:val="20"/>
+        </w:rPr>
+      </w:pPr>
+    </w:p>
+    <w:p>
+      <w:pPr>
+        <w:spacing w:after="0" w:line="240" w:lineRule="auto"/>
+        <w:rPr>
+          <w:rFonts w:cstheme="minorHAnsi"/>
+          <w:b/>
+          <w:bCs/>
+          <w:sz w:val="20"/>
+          <w:szCs w:val="20"/>
+        </w:rPr>
+      </w:pPr>
+    </w:p>
+    <w:p>
+      <w:pPr>
+        <w:spacing w:after="0" w:line="240" w:lineRule="auto"/>
+        <w:rPr>
+          <w:rFonts w:cstheme="minorHAnsi"/>
+          <w:b/>
+          <w:bCs/>
+          <w:sz w:val="20"/>
+          <w:szCs w:val="20"/>
+        </w:rPr>
+      </w:pPr>
+    </w:p>
+    <w:p>
+      <w:pPr>
+        <w:spacing w:after="0" w:line="240" w:lineRule="auto"/>
+        <w:rPr>
+          <w:rFonts w:cstheme="minorHAnsi"/>
+          <w:b/>
+          <w:bCs/>
+          <w:sz w:val="20"/>
+          <w:szCs w:val="20"/>
+        </w:rPr>
+      </w:pPr>
+    </w:p>
+    <w:p>
+      <w:pPr>
+        <w:spacing w:after="0" w:line="240" w:lineRule="auto"/>
+        <w:rPr>
+          <w:rFonts w:cstheme="minorHAnsi"/>
+          <w:b/>
+          <w:bCs/>
+          <w:sz w:val="20"/>
+          <w:szCs w:val="20"/>
+        </w:rPr>
+      </w:pPr>
+    </w:p>
+    <w:p>
+      <w:pPr>
+        <w:spacing w:after="0" w:line="240" w:lineRule="auto"/>
+        <w:rPr>
+          <w:rFonts w:cstheme="minorHAnsi"/>
+          <w:b/>
+          <w:bCs/>
+          <w:sz w:val="20"/>
+          <w:szCs w:val="20"/>
+        </w:rPr>
+      </w:pPr>
+    </w:p>
+    <w:p>
+      <w:pPr>
+        <w:spacing w:after="0" w:line="240" w:lineRule="auto"/>
+        <w:rPr>
+          <w:rFonts w:cstheme="minorHAnsi"/>
+          <w:b/>
+          <w:bCs/>
+          <w:sz w:val="20"/>
+          <w:szCs w:val="20"/>
+        </w:rPr>
+      </w:pPr>
+    </w:p>
+    <w:p>
+      <w:pPr>
+        <w:spacing w:after="0" w:line="240" w:lineRule="auto"/>
+        <w:rPr>
+          <w:rFonts w:cstheme="minorHAnsi"/>
+          <w:b/>
+          <w:bCs/>
+          <w:sz w:val="20"/>
+          <w:szCs w:val="20"/>
+        </w:rPr>
+      </w:pPr>
+    </w:p>
+    <w:p>
+      <w:pPr>
+        <w:spacing w:after="0" w:line="240" w:lineRule="auto"/>
+        <w:rPr>
+          <w:rFonts w:cstheme="minorHAnsi"/>
+          <w:b/>
+          <w:bCs/>
+          <w:sz w:val="20"/>
+          <w:szCs w:val="20"/>
+        </w:rPr>
+      </w:pPr>
+    </w:p>
+    <w:p>
+      <w:pPr>
+        <w:spacing w:after="0" w:line="240" w:lineRule="auto"/>
+        <w:rPr>
+          <w:rFonts w:cstheme="minorHAnsi"/>
+          <w:b/>
+          <w:bCs/>
+          <w:sz w:val="20"/>
+          <w:szCs w:val="20"/>
+        </w:rPr>
+      </w:pPr>
+    </w:p>
+    <w:p>
+      <w:pPr>
+        <w:spacing w:after="0" w:line="240" w:lineRule="auto"/>
+        <w:rPr>
+          <w:rFonts w:cstheme="minorHAnsi"/>
+          <w:b/>
+          <w:bCs/>
+          <w:sz w:val="20"/>
+          <w:szCs w:val="20"/>
+        </w:rPr>
+      </w:pPr>
+    </w:p>
+    <w:p>
+      <w:pPr>
+        <w:spacing w:after="0" w:line="240" w:lineRule="auto"/>
+        <w:rPr>
+          <w:rFonts w:cstheme="minorHAnsi"/>
+          <w:b/>
+          <w:bCs/>
+          <w:sz w:val="20"/>
+          <w:szCs w:val="20"/>
+        </w:rPr>
+      </w:pPr>
+    </w:p>
+    <w:p>
+      <w:pPr>
+        <w:spacing w:after="0" w:line="240" w:lineRule="auto"/>
+        <w:rPr>
+          <w:rFonts w:cstheme="minorHAnsi"/>
+          <w:b/>
+          <w:bCs/>
+          <w:sz w:val="20"/>
+          <w:szCs w:val="20"/>
+        </w:rPr>
+      </w:pPr>
+    </w:p>
+    <w:p>
+      <w:pPr>
+        <w:spacing w:after="0" w:line="240" w:lineRule="auto"/>
+        <w:rPr>
+          <w:rFonts w:cstheme="minorHAnsi"/>
+          <w:b/>
+          <w:bCs/>
+          <w:sz w:val="20"/>
+          <w:szCs w:val="20"/>
+        </w:rPr>
+      </w:pPr>
+    </w:p>
+    <w:p>
+      <w:pPr>
+        <w:spacing w:after="0" w:line="240" w:lineRule="auto"/>
+        <w:rPr>
+          <w:rFonts w:cstheme="minorHAnsi"/>
+          <w:b/>
+          <w:bCs/>
+          <w:sz w:val="20"/>
+          <w:szCs w:val="20"/>
+        </w:rPr>
+      </w:pPr>
+    </w:p>
+    <w:p>
+      <w:pPr>
+        <w:spacing w:after="0" w:line="240" w:lineRule="auto"/>
+        <w:rPr>
+          <w:rFonts w:cstheme="minorHAnsi"/>
+          <w:b/>
+          <w:bCs/>
+          <w:sz w:val="20"/>
+          <w:szCs w:val="20"/>
+        </w:rPr>
+      </w:pPr>
+    </w:p>
+    <w:p>
+      <w:pPr>
+        <w:spacing w:after="0" w:line="240" w:lineRule="auto"/>
+        <w:rPr>
+          <w:rFonts w:cstheme="minorHAnsi"/>
+          <w:b/>
+          <w:bCs/>
+          <w:sz w:val="20"/>
+          <w:szCs w:val="20"/>
+        </w:rPr>
+      </w:pPr>
+    </w:p>
+    <w:p>
+      <w:pPr>
+        <w:spacing w:after="0" w:line="240" w:lineRule="auto"/>
+        <w:rPr>
+          <w:rFonts w:cstheme="minorHAnsi"/>
+          <w:b/>
+          <w:bCs/>
+          <w:sz w:val="20"/>
+          <w:szCs w:val="20"/>
+        </w:rPr>
+      </w:pPr>
+    </w:p>
+    <w:p>
+      <w:pPr>
+        <w:spacing w:after="0" w:line="240" w:lineRule="auto"/>
+        <w:rPr>
+          <w:rFonts w:cstheme="minorHAnsi"/>
+          <w:b/>
+          <w:bCs/>
+          <w:sz w:val="20"/>
+          <w:szCs w:val="20"/>
+        </w:rPr>
+      </w:pPr>
+    </w:p>
+    <w:p>
+      <w:pPr>
+        <w:spacing w:after="0" w:line="240" w:lineRule="auto"/>
+        <w:rPr>
+          <w:rFonts w:cstheme="minorHAnsi"/>
+          <w:b/>
+          <w:bCs/>
+          <w:sz w:val="20"/>
+          <w:szCs w:val="20"/>
+        </w:rPr>
+      </w:pPr>
+    </w:p>
+    <w:p>
+      <w:pPr>
+        <w:spacing w:after="0" w:line="240" w:lineRule="auto"/>
+        <w:rPr>
+          <w:rFonts w:cstheme="minorHAnsi"/>
+          <w:b/>
+          <w:bCs/>
+          <w:sz w:val="20"/>
+          <w:szCs w:val="20"/>
+        </w:rPr>
+      </w:pPr>
+    </w:p>
+    <w:p>
+      <w:pPr>
+        <w:spacing w:after="0" w:line="240" w:lineRule="auto"/>
+        <w:rPr>
+          <w:rFonts w:cstheme="minorHAnsi"/>
+          <w:b/>
+          <w:bCs/>
+          <w:sz w:val="20"/>
+          <w:szCs w:val="20"/>
+        </w:rPr>
+      </w:pPr>
+    </w:p>
+    <w:p>
+      <w:pPr>
+        <w:spacing w:after="0" w:line="240" w:lineRule="auto"/>
+        <w:rPr>
+          <w:rFonts w:cstheme="minorHAnsi"/>
+          <w:b/>
+          <w:bCs/>
+          <w:sz w:val="20"/>
+          <w:szCs w:val="20"/>
+        </w:rPr>
+      </w:pPr>
+    </w:p>
+    <w:p>
+      <w:pPr>
+        <w:spacing w:after="0" w:line="240" w:lineRule="auto"/>
+        <w:rPr>
+          <w:rFonts w:cstheme="minorHAnsi"/>
+          <w:b/>
+          <w:bCs/>
+          <w:sz w:val="20"/>
+          <w:szCs w:val="20"/>
+        </w:rPr>
+      </w:pPr>
+    </w:p>
+    <w:p>
+      <w:pPr>
+        <w:spacing w:after="0" w:line="240" w:lineRule="auto"/>
+        <w:rPr>
+          <w:rFonts w:cstheme="minorHAnsi"/>
+          <w:b/>
+          <w:bCs/>
+          <w:sz w:val="20"/>
+          <w:szCs w:val="20"/>
+        </w:rPr>
+      </w:pPr>
+    </w:p>
+    <w:p>
+      <w:pPr>
+        <w:spacing w:after="0" w:line="240" w:lineRule="auto"/>
+        <w:rPr>
+          <w:rFonts w:cstheme="minorHAnsi"/>
+          <w:b/>
+          <w:bCs/>
+          <w:sz w:val="20"/>
+          <w:szCs w:val="20"/>
+        </w:rPr>
+      </w:pPr>
+    </w:p>
+    <w:p>
+      <w:pPr>
+        <w:spacing w:after="0" w:line="240" w:lineRule="auto"/>
+        <w:rPr>
+          <w:rFonts w:cstheme="minorHAnsi"/>
+          <w:b/>
+          <w:bCs/>
+          <w:sz w:val="20"/>
+          <w:szCs w:val="20"/>
+        </w:rPr>
+      </w:pPr>
+    </w:p>
+    <w:p>
+      <w:pPr>
+        <w:spacing w:after="0" w:line="240" w:lineRule="auto"/>
+        <w:rPr>
+          <w:rFonts w:cstheme="minorHAnsi"/>
+          <w:b/>
+          <w:bCs/>
+          <w:sz w:val="20"/>
+          <w:szCs w:val="20"/>
+        </w:rPr>
+      </w:pPr>
+    </w:p>
+    <w:p>
+      <w:pPr>
+        <w:spacing w:after="0" w:line="240" w:lineRule="auto"/>
+        <w:rPr>
+          <w:rFonts w:cstheme="minorHAnsi"/>
+          <w:b/>
+          <w:bCs/>
+          <w:sz w:val="20"/>
+          <w:szCs w:val="20"/>
+        </w:rPr>
+      </w:pPr>
+    </w:p>
+    <w:p>
+      <w:pPr>
+        <w:spacing w:after="0" w:line="240" w:lineRule="auto"/>
+        <w:rPr>
+          <w:rFonts w:cstheme="minorHAnsi"/>
+          <w:b/>
+          <w:bCs/>
+          <w:sz w:val="20"/>
+          <w:szCs w:val="20"/>
+        </w:rPr>
+      </w:pPr>
+    </w:p>
+    <w:p>
+      <w:pPr>
+        <w:spacing w:after="0" w:line="240" w:lineRule="auto"/>
+        <w:rPr>
+          <w:rFonts w:cstheme="minorHAnsi"/>
+          <w:b/>
+          <w:bCs/>
+          <w:sz w:val="20"/>
+          <w:szCs w:val="20"/>
+        </w:rPr>
+      </w:pPr>
+    </w:p>
+    <w:p>
+      <w:pPr>
+        <w:spacing w:after="0" w:line="240" w:lineRule="auto"/>
+        <w:rPr>
+          <w:rFonts w:cstheme="minorHAnsi"/>
+          <w:b/>
+          <w:bCs/>
+          <w:sz w:val="20"/>
+          <w:szCs w:val="20"/>
+        </w:rPr>
+      </w:pPr>
+    </w:p>
+    <w:p>
+      <w:pPr>
+        <w:spacing w:after="0" w:line="240" w:lineRule="auto"/>
+        <w:rPr>
+          <w:rFonts w:cstheme="minorHAnsi"/>
+          <w:b/>
+          <w:bCs/>
+          <w:sz w:val="20"/>
+          <w:szCs w:val="20"/>
+        </w:rPr>
+      </w:pPr>
+    </w:p>
+    <w:p>
+      <w:pPr>
+        <w:spacing w:after="0" w:line="240" w:lineRule="auto"/>
+        <w:rPr>
+          <w:rFonts w:cstheme="minorHAnsi"/>
+          <w:b/>
+          <w:bCs/>
+          <w:sz w:val="20"/>
+          <w:szCs w:val="20"/>
+        </w:rPr>
+      </w:pPr>
+    </w:p>
+    <w:p>
+      <w:pPr>
+        <w:spacing w:after="0" w:line="240" w:lineRule="auto"/>
+        <w:rPr>
+          <w:rFonts w:cstheme="minorHAnsi"/>
+          <w:b/>
+          <w:bCs/>
+          <w:sz w:val="20"/>
+          <w:szCs w:val="20"/>
+        </w:rPr>
+      </w:pPr>
+    </w:p>
+    <w:p>
+      <w:pPr>
+        <w:spacing w:after="0" w:line="240" w:lineRule="auto"/>
+        <w:rPr>
+          <w:rFonts w:cstheme="minorHAnsi"/>
+          <w:b/>
+          <w:bCs/>
+          <w:sz w:val="20"/>
+          <w:szCs w:val="20"/>
+        </w:rPr>
+      </w:pPr>
+    </w:p>
+    <w:p>
+      <w:pPr>
+        <w:spacing w:after="0" w:line="240" w:lineRule="auto"/>
+        <w:rPr>
+          <w:rFonts w:cstheme="minorHAnsi"/>
+          <w:b/>
+          <w:bCs/>
+          <w:sz w:val="20"/>
+          <w:szCs w:val="20"/>
+        </w:rPr>
+      </w:pPr>
+    </w:p>
+    <w:p>
+      <w:pPr>
+        <w:spacing w:after="0" w:line="240" w:lineRule="auto"/>
+        <w:rPr>
+          <w:rFonts w:cstheme="minorHAnsi"/>
+          <w:b/>
+          <w:bCs/>
+          <w:sz w:val="20"/>
+          <w:szCs w:val="20"/>
+        </w:rPr>
+      </w:pPr>
+    </w:p>
+    <w:p>
+      <w:pPr>
+        <w:spacing w:after="0" w:line="240" w:lineRule="auto"/>
+        <w:rPr>
+          <w:rFonts w:cstheme="minorHAnsi"/>
+          <w:b/>
+          <w:bCs/>
+          <w:sz w:val="20"/>
+          <w:szCs w:val="20"/>
+        </w:rPr>
+      </w:pPr>
+    </w:p>
+    <w:p>
+      <w:pPr>
+        <w:spacing w:after="0" w:line="240" w:lineRule="auto"/>
+        <w:rPr>
+          <w:rFonts w:cstheme="minorHAnsi"/>
+          <w:b/>
+          <w:bCs/>
+          <w:sz w:val="20"/>
+          <w:szCs w:val="20"/>
+        </w:rPr>
+      </w:pPr>
+    </w:p>
+    <w:p>
+      <w:pPr>
+        <w:spacing w:after="0" w:line="240" w:lineRule="auto"/>
+        <w:rPr>
+          <w:rFonts w:cstheme="minorHAnsi"/>
+          <w:b/>
+          <w:bCs/>
+          <w:sz w:val="20"/>
+          <w:szCs w:val="20"/>
+        </w:rPr>
+      </w:pPr>
+    </w:p>
+    <w:p>
+      <w:pPr>
+        <w:spacing w:after="0" w:line="240" w:lineRule="auto"/>
+        <w:rPr>
+          <w:rFonts w:cstheme="minorHAnsi"/>
+          <w:b/>
+          <w:bCs/>
+          <w:sz w:val="20"/>
+          <w:szCs w:val="20"/>
+        </w:rPr>
+      </w:pPr>
+    </w:p>
+    <w:p>
+      <w:pPr>
+        <w:spacing w:after="0" w:line="240" w:lineRule="auto"/>
+        <w:rPr>
+          <w:rFonts w:cstheme="minorHAnsi"/>
+          <w:b/>
+          <w:bCs/>
+          <w:sz w:val="20"/>
+          <w:szCs w:val="20"/>
+        </w:rPr>
+      </w:pPr>
+    </w:p>
+    <w:p>
+      <w:pPr>
+        <w:spacing w:after="0" w:line="240" w:lineRule="auto"/>
+        <w:rPr>
+          <w:rFonts w:cstheme="minorHAnsi"/>
+          <w:b/>
+          <w:bCs/>
+          <w:sz w:val="20"/>
+          <w:szCs w:val="20"/>
+        </w:rPr>
+      </w:pPr>
+    </w:p>
+    <w:p>
+      <w:pPr>
+        <w:spacing w:after="0" w:line="240" w:lineRule="auto"/>
+        <w:rPr>
+          <w:rFonts w:cstheme="minorHAnsi"/>
+          <w:b/>
+          <w:bCs/>
+          <w:sz w:val="20"/>
+          <w:szCs w:val="20"/>
+        </w:rPr>
+      </w:pPr>
+    </w:p>
+    <w:p>
+      <w:pPr>
+        <w:spacing w:after="0" w:line="240" w:lineRule="auto"/>
+        <w:rPr>
+          <w:rFonts w:cstheme="minorHAnsi"/>
+          <w:b/>
+          <w:bCs/>
+          <w:sz w:val="20"/>
+          <w:szCs w:val="20"/>
+        </w:rPr>
+      </w:pPr>
+    </w:p>
+    <w:p>
+      <w:pPr>
+        <w:spacing w:after="0" w:line="240" w:lineRule="auto"/>
+        <w:rPr>
+          <w:rFonts w:cstheme="minorHAnsi"/>
+          <w:b/>
+          <w:bCs/>
+          <w:sz w:val="20"/>
+          <w:szCs w:val="20"/>
+        </w:rPr>
+      </w:pPr>
+    </w:p>
+    <w:p>
+      <w:pPr>
+        <w:spacing w:after="0" w:line="240" w:lineRule="auto"/>
+        <w:rPr>
+          <w:rFonts w:cstheme="minorHAnsi"/>
+          <w:b/>
+          <w:bCs/>
+          <w:sz w:val="20"/>
+          <w:szCs w:val="20"/>
+        </w:rPr>
+      </w:pPr>
+    </w:p>
+    <w:p>
+      <w:pPr>
+        <w:spacing w:after="0" w:line="240" w:lineRule="auto"/>
+        <w:rPr>
+          <w:rFonts w:cstheme="minorHAnsi"/>
+          <w:b/>
+          <w:bCs/>
+          <w:sz w:val="20"/>
+          <w:szCs w:val="20"/>
+        </w:rPr>
+      </w:pPr>
+    </w:p>
+    <w:p>
+      <w:pPr>
+        <w:spacing w:after="0" w:line="240" w:lineRule="auto"/>
+        <w:jc w:val="center"/>
+        <w:rPr>
+          <w:rFonts w:cstheme="minorHAnsi"/>
+          <w:b/>
+          <w:bCs/>
+          <w:sz w:val="32"/>
+          <w:szCs w:val="32"/>
+        </w:rPr>
+      </w:pPr>
+      <w:r>
+        <w:rPr>
+          <w:rFonts w:cstheme="minorHAnsi"/>
+          <w:b/>
+          <w:bCs/>
+          <w:sz w:val="32"/>
+          <w:szCs w:val="32"/>
+        </w:rPr>
+        <w:t>Prepared Statement</w:t>
+      </w:r>
+    </w:p>
+    <w:p>
+      <w:pPr>
+        <w:spacing w:after="0" w:line="240" w:lineRule="auto"/>
+        <w:rPr>
+          <w:rFonts w:cstheme="minorHAnsi"/>
+          <w:b/>
+          <w:bCs/>
+          <w:sz w:val="20"/>
+          <w:szCs w:val="20"/>
+        </w:rPr>
+      </w:pPr>
+    </w:p>
+    <w:p>
+      <w:pPr>
+        <w:spacing w:after="0" w:line="240" w:lineRule="auto"/>
+        <w:rPr>
+          <w:rFonts w:cstheme="minorHAnsi"/>
+          <w:b/>
+          <w:bCs/>
+          <w:sz w:val="20"/>
+          <w:szCs w:val="20"/>
+        </w:rPr>
+      </w:pPr>
+    </w:p>
+    <w:p>
+      <w:pPr>
+        <w:spacing w:after="0" w:line="240" w:lineRule="auto"/>
+        <w:rPr>
+          <w:rFonts w:cstheme="minorHAnsi"/>
+          <w:b/>
+          <w:bCs/>
+          <w:sz w:val="20"/>
+          <w:szCs w:val="20"/>
+        </w:rPr>
+      </w:pPr>
+    </w:p>
+    <w:p>
+      <w:pPr>
+        <w:pStyle w:val="ListParagraph"/>
+        <w:numPr>
+          <w:ilvl w:val="1"/>
+          <w:numId w:val="3"/>
+        </w:numPr>
+        <w:spacing w:after="0" w:line="240" w:lineRule="auto"/>
+        <w:ind w:left="426"/>
+        <w:rPr>
+          <w:rFonts w:cstheme="minorHAnsi"/>
+          <w:b/>
+          <w:bCs/>
+          <w:sz w:val="20"/>
+          <w:szCs w:val="20"/>
+        </w:rPr>
+      </w:pPr>
+      <w:r>
+        <w:rPr>
+          <w:rFonts w:cstheme="minorHAnsi"/>
+          <w:b/>
+          <w:bCs/>
+          <w:sz w:val="20"/>
+          <w:szCs w:val="20"/>
+        </w:rPr>
+        <w:t>Logistics – Multi-Stop Delivery Optimization</w:t>
+      </w:r>
+    </w:p>
+    <w:p>
+      <w:pPr>
+        <w:spacing w:after="0" w:line="240" w:lineRule="auto"/>
+        <w:rPr>
+          <w:rFonts w:cstheme="minorHAnsi"/>
+          <w:b/>
+          <w:bCs/>
+          <w:sz w:val="20"/>
+          <w:szCs w:val="20"/>
+        </w:rPr>
+      </w:pPr>
+    </w:p>
+    <w:p>
+      <w:pPr>
+        <w:spacing w:after="0" w:line="240" w:lineRule="auto"/>
+        <w:rPr>
+          <w:rFonts w:cstheme="minorHAnsi"/>
+          <w:b/>
+          <w:bCs/>
+          <w:sz w:val="20"/>
+          <w:szCs w:val="20"/>
+        </w:rPr>
+      </w:pPr>
+    </w:p>
+    <w:p>
+      <w:pPr>
+        <w:pStyle w:val="ListParagraph"/>
+        <w:numPr>
+          <w:ilvl w:val="0"/>
+          <w:numId w:val="115"/>
+        </w:numPr>
+        <w:spacing w:after="0" w:line="240" w:lineRule="auto"/>
+        <w:rPr>
+          <w:rFonts w:cstheme="minorHAnsi"/>
+          <w:b/>
+          <w:bCs/>
+          <w:sz w:val="20"/>
+          <w:szCs w:val="20"/>
+        </w:rPr>
+      </w:pPr>
+      <w:r>
+        <w:rPr>
+          <w:rFonts w:cstheme="minorHAnsi"/>
+          <w:b/>
+          <w:bCs/>
+          <w:sz w:val="20"/>
+          <w:szCs w:val="20"/>
+        </w:rPr>
+        <w:t>User logs in with email &amp; password</w:t>
+      </w:r>
+    </w:p>
+    <w:p>
+      <w:pPr>
+        <w:spacing w:after="0" w:line="240" w:lineRule="auto"/>
+        <w:rPr>
+          <w:rFonts w:cstheme="minorHAnsi"/>
+          <w:b/>
+          <w:bCs/>
+          <w:sz w:val="20"/>
+          <w:szCs w:val="20"/>
+        </w:rPr>
+      </w:pPr>
+    </w:p>
+    <w:p>
+      <w:pPr>
+        <w:spacing w:after="0" w:line="240" w:lineRule="auto"/>
+        <w:rPr>
+          <w:rFonts w:cstheme="minorHAnsi"/>
+          <w:b/>
+          <w:bCs/>
+          <w:sz w:val="20"/>
+          <w:szCs w:val="20"/>
+        </w:rPr>
+      </w:pPr>
+    </w:p>
+    <w:p>
+      <w:pPr>
+        <w:spacing w:after="0" w:line="240" w:lineRule="auto"/>
+        <w:rPr>
+          <w:rFonts w:cstheme="minorHAnsi"/>
+          <w:b/>
+          <w:bCs/>
+          <w:sz w:val="20"/>
+          <w:szCs w:val="20"/>
+        </w:rPr>
+      </w:pPr>
+      <w:r>
+        <w:rPr>
+          <w:rFonts w:cstheme="minorHAnsi"/>
+          <w:b/>
+          <w:bCs/>
+          <w:sz w:val="20"/>
+          <w:szCs w:val="20"/>
+        </w:rPr>
+        <w:t>Table Structure</w:t>
+      </w:r>
+    </w:p>
+    <w:p>
+      <w:pPr>
+        <w:spacing w:after="0" w:line="240" w:lineRule="auto"/>
+        <w:rPr>
+          <w:rFonts w:cstheme="minorHAnsi"/>
+          <w:b/>
+          <w:bCs/>
+          <w:sz w:val="20"/>
+          <w:szCs w:val="20"/>
+        </w:rPr>
+      </w:pPr>
+    </w:p>
+    <w:p>
+      <w:pPr>
+        <w:pStyle w:val="ListParagraph"/>
+        <w:numPr>
+          <w:ilvl w:val="0"/>
+          <w:numId w:val="116"/>
+        </w:numPr>
+        <w:spacing w:after="0" w:line="240" w:lineRule="auto"/>
+        <w:rPr>
+          <w:rFonts w:cstheme="minorHAnsi"/>
+          <w:sz w:val="20"/>
+          <w:szCs w:val="20"/>
+        </w:rPr>
+      </w:pPr>
+      <w:r>
+        <w:rPr>
+          <w:rFonts w:cstheme="minorHAnsi"/>
+          <w:sz w:val="20"/>
+          <w:szCs w:val="20"/>
+        </w:rPr>
+        <w:t xml:space="preserve">CREATE TABLE users (user_id INT, email </w:t>
+      </w:r>
+      <w:proofErr w:type="gramStart"/>
+      <w:r>
+        <w:rPr>
+          <w:rFonts w:cstheme="minorHAnsi"/>
+          <w:sz w:val="20"/>
+          <w:szCs w:val="20"/>
+        </w:rPr>
+        <w:t>VARCHAR(</w:t>
+      </w:r>
+      <w:proofErr w:type="gramEnd"/>
+      <w:r>
+        <w:rPr>
+          <w:rFonts w:cstheme="minorHAnsi"/>
+          <w:sz w:val="20"/>
+          <w:szCs w:val="20"/>
+        </w:rPr>
+        <w:t xml:space="preserve">50), password </w:t>
+      </w:r>
+      <w:proofErr w:type="gramStart"/>
+      <w:r>
+        <w:rPr>
+          <w:rFonts w:cstheme="minorHAnsi"/>
+          <w:sz w:val="20"/>
+          <w:szCs w:val="20"/>
+        </w:rPr>
+        <w:t>VARCHAR(</w:t>
+      </w:r>
+      <w:proofErr w:type="gramEnd"/>
+      <w:r>
+        <w:rPr>
+          <w:rFonts w:cstheme="minorHAnsi"/>
+          <w:sz w:val="20"/>
+          <w:szCs w:val="20"/>
+        </w:rPr>
+        <w:t>50));</w:t>
+      </w:r>
+    </w:p>
+    <w:p>
+      <w:pPr>
         <w:pBdr>
           <w:bottom w:val="single" w:sz="6" w:space="1" w:color="auto"/>
         </w:pBdr>
@@ -21361,99 +22222,175 @@
     </w:p>
     <w:p>
       <w:pPr>
-        <w:spacing w:after="0" w:line="240" w:lineRule="auto"/>
-        <w:rPr>
-          <w:rFonts w:cstheme="minorHAnsi"/>
-          <w:b/>
-          <w:bCs/>
-          <w:sz w:val="20"/>
-          <w:szCs w:val="20"/>
-        </w:rPr>
-      </w:pPr>
-    </w:p>
-    <w:p>
-      <w:pPr>
-        <w:spacing w:after="0" w:line="240" w:lineRule="auto"/>
-        <w:rPr>
-          <w:rFonts w:cstheme="minorHAnsi"/>
-          <w:b/>
-          <w:bCs/>
-          <w:sz w:val="20"/>
-          <w:szCs w:val="20"/>
-        </w:rPr>
-      </w:pPr>
-    </w:p>
-    <w:p>
-      <w:pPr>
-        <w:spacing w:after="0" w:line="240" w:lineRule="auto"/>
-        <w:rPr>
-          <w:rFonts w:cstheme="minorHAnsi"/>
-          <w:b/>
-          <w:bCs/>
-          <w:sz w:val="20"/>
-          <w:szCs w:val="20"/>
-        </w:rPr>
-      </w:pPr>
-    </w:p>
-    <w:p>
-      <w:pPr>
-        <w:spacing w:after="0" w:line="240" w:lineRule="auto"/>
-        <w:rPr>
-          <w:rFonts w:cstheme="minorHAnsi"/>
-          <w:b/>
-          <w:bCs/>
-          <w:sz w:val="20"/>
-          <w:szCs w:val="20"/>
-        </w:rPr>
-      </w:pPr>
-    </w:p>
-    <w:p>
-      <w:pPr>
-        <w:spacing w:after="0" w:line="240" w:lineRule="auto"/>
-        <w:rPr>
-          <w:rFonts w:cstheme="minorHAnsi"/>
-          <w:b/>
-          <w:bCs/>
-          <w:sz w:val="20"/>
-          <w:szCs w:val="20"/>
-        </w:rPr>
-      </w:pPr>
-    </w:p>
-    <w:p>
-      <w:pPr>
-        <w:spacing w:after="0" w:line="240" w:lineRule="auto"/>
-        <w:rPr>
-          <w:rFonts w:cstheme="minorHAnsi"/>
-          <w:b/>
-          <w:bCs/>
-          <w:sz w:val="20"/>
-          <w:szCs w:val="20"/>
-        </w:rPr>
-      </w:pPr>
-    </w:p>
-    <w:p>
-      <w:pPr>
-        <w:spacing w:after="0" w:line="240" w:lineRule="auto"/>
-        <w:rPr>
-          <w:rFonts w:cstheme="minorHAnsi"/>
-          <w:b/>
-          <w:bCs/>
-          <w:sz w:val="20"/>
-          <w:szCs w:val="20"/>
-        </w:rPr>
-      </w:pPr>
-    </w:p>
-    <w:p>
-      <w:pPr>
-        <w:spacing w:after="0" w:line="240" w:lineRule="auto"/>
-        <w:rPr>
-          <w:rFonts w:cstheme="minorHAnsi"/>
-          <w:b/>
-          <w:bCs/>
-          <w:sz w:val="20"/>
-          <w:szCs w:val="20"/>
-        </w:rPr>
-      </w:pPr>
+        <w:pStyle w:val="ListParagraph"/>
+        <w:numPr>
+          <w:ilvl w:val="1"/>
+          <w:numId w:val="3"/>
+        </w:numPr>
+        <w:spacing w:after="0" w:line="240" w:lineRule="auto"/>
+        <w:ind w:left="426"/>
+        <w:rPr>
+          <w:rFonts w:cstheme="minorHAnsi"/>
+          <w:b/>
+          <w:bCs/>
+          <w:sz w:val="20"/>
+          <w:szCs w:val="20"/>
+        </w:rPr>
+      </w:pPr>
+      <w:r>
+        <w:rPr>
+          <w:rFonts w:cstheme="minorHAnsi"/>
+          <w:b/>
+          <w:bCs/>
+          <w:sz w:val="20"/>
+          <w:szCs w:val="20"/>
+        </w:rPr>
+        <w:t>E-Commerce – Fetch Product by ID</w:t>
+      </w:r>
+    </w:p>
+    <w:p>
+      <w:pPr>
+        <w:spacing w:after="0" w:line="240" w:lineRule="auto"/>
+        <w:rPr>
+          <w:rFonts w:cstheme="minorHAnsi"/>
+          <w:b/>
+          <w:bCs/>
+          <w:sz w:val="20"/>
+          <w:szCs w:val="20"/>
+        </w:rPr>
+      </w:pPr>
+    </w:p>
+    <w:p>
+      <w:pPr>
+        <w:pStyle w:val="ListParagraph"/>
+        <w:numPr>
+          <w:ilvl w:val="0"/>
+          <w:numId w:val="115"/>
+        </w:numPr>
+        <w:spacing w:after="0" w:line="240" w:lineRule="auto"/>
+        <w:rPr>
+          <w:rFonts w:cstheme="minorHAnsi"/>
+          <w:b/>
+          <w:bCs/>
+          <w:sz w:val="20"/>
+          <w:szCs w:val="20"/>
+        </w:rPr>
+      </w:pPr>
+      <w:r>
+        <w:rPr>
+          <w:rFonts w:cstheme="minorHAnsi"/>
+          <w:b/>
+          <w:bCs/>
+          <w:sz w:val="20"/>
+          <w:szCs w:val="20"/>
+        </w:rPr>
+        <w:t>Display product details dynamically</w:t>
+      </w:r>
+    </w:p>
+    <w:p>
+      <w:pPr>
+        <w:spacing w:after="0" w:line="240" w:lineRule="auto"/>
+        <w:rPr>
+          <w:rFonts w:cstheme="minorHAnsi"/>
+          <w:b/>
+          <w:bCs/>
+          <w:sz w:val="20"/>
+          <w:szCs w:val="20"/>
+        </w:rPr>
+      </w:pPr>
+    </w:p>
+    <w:p>
+      <w:pPr>
+        <w:spacing w:after="0" w:line="240" w:lineRule="auto"/>
+        <w:rPr>
+          <w:rFonts w:cstheme="minorHAnsi"/>
+          <w:b/>
+          <w:bCs/>
+          <w:sz w:val="20"/>
+          <w:szCs w:val="20"/>
+        </w:rPr>
+      </w:pPr>
+      <w:r>
+        <w:rPr>
+          <w:rFonts w:cstheme="minorHAnsi"/>
+          <w:b/>
+          <w:bCs/>
+          <w:sz w:val="20"/>
+          <w:szCs w:val="20"/>
+        </w:rPr>
+        <w:t>Table Structure</w:t>
+      </w:r>
+    </w:p>
+    <w:p>
+      <w:pPr>
+        <w:spacing w:after="0" w:line="240" w:lineRule="auto"/>
+        <w:rPr>
+          <w:rFonts w:cstheme="minorHAnsi"/>
+          <w:b/>
+          <w:bCs/>
+          <w:sz w:val="20"/>
+          <w:szCs w:val="20"/>
+        </w:rPr>
+      </w:pPr>
+    </w:p>
+    <w:p>
+      <w:pPr>
+        <w:pStyle w:val="ListParagraph"/>
+        <w:numPr>
+          <w:ilvl w:val="0"/>
+          <w:numId w:val="117"/>
+        </w:numPr>
+        <w:spacing w:after="0" w:line="240" w:lineRule="auto"/>
+        <w:rPr>
+          <w:rFonts w:cstheme="minorHAnsi"/>
+          <w:sz w:val="20"/>
+          <w:szCs w:val="20"/>
+        </w:rPr>
+      </w:pPr>
+      <w:r>
+        <w:rPr>
+          <w:rFonts w:cstheme="minorHAnsi"/>
+          <w:sz w:val="20"/>
+          <w:szCs w:val="20"/>
+        </w:rPr>
+        <w:t xml:space="preserve">CREATE TABLE products (product_id INT, name </w:t>
+      </w:r>
+      <w:proofErr w:type="gramStart"/>
+      <w:r>
+        <w:rPr>
+          <w:rFonts w:cstheme="minorHAnsi"/>
+          <w:sz w:val="20"/>
+          <w:szCs w:val="20"/>
+        </w:rPr>
+        <w:t>VARCHAR(</w:t>
+      </w:r>
+      <w:proofErr w:type="gramEnd"/>
+      <w:r>
+        <w:rPr>
+          <w:rFonts w:cstheme="minorHAnsi"/>
+          <w:sz w:val="20"/>
+          <w:szCs w:val="20"/>
+        </w:rPr>
+        <w:t xml:space="preserve">50), price </w:t>
+      </w:r>
+      <w:proofErr w:type="gramStart"/>
+      <w:r>
+        <w:rPr>
+          <w:rFonts w:cstheme="minorHAnsi"/>
+          <w:sz w:val="20"/>
+          <w:szCs w:val="20"/>
+        </w:rPr>
+        <w:t>DECIMAL(</w:t>
+      </w:r>
+      <w:proofErr w:type="gramEnd"/>
+      <w:r>
+        <w:rPr>
+          <w:rFonts w:cstheme="minorHAnsi"/>
+          <w:sz w:val="20"/>
+          <w:szCs w:val="20"/>
+        </w:rPr>
+        <w:t>10,2));</w:t>
+      </w:r>
     </w:p>
     <w:p>
       <w:pPr>
@@ -21482,7 +22419,13 @@
     </w:p>
     <w:p>
       <w:pPr>
-        <w:spacing w:after="0" w:line="240" w:lineRule="auto"/>
+        <w:pStyle w:val="ListParagraph"/>
+        <w:numPr>
+          <w:ilvl w:val="0"/>
+          <w:numId w:val="119"/>
+        </w:numPr>
+        <w:spacing w:after="0" w:line="240" w:lineRule="auto"/>
+        <w:ind w:left="426"/>
         <w:rPr>
           <w:rFonts w:cstheme="minorHAnsi"/>
           <w:b/>
@@ -21627,7 +22570,13 @@
     </w:p>
     <w:p>
       <w:pPr>
-        <w:spacing w:after="0" w:line="240" w:lineRule="auto"/>
+        <w:pStyle w:val="ListParagraph"/>
+        <w:numPr>
+          <w:ilvl w:val="0"/>
+          <w:numId w:val="120"/>
+        </w:numPr>
+        <w:spacing w:after="0" w:line="240" w:lineRule="auto"/>
+        <w:ind w:left="426"/>
         <w:rPr>
           <w:rFonts w:cstheme="minorHAnsi"/>
           <w:b/>
@@ -21760,6 +22709,24 @@
     </w:p>
     <w:p>
       <w:pPr>
+        <w:pStyle w:val="ListParagraph"/>
+        <w:numPr>
+          <w:ilvl w:val="0"/>
+          <w:numId w:val="120"/>
+        </w:numPr>
+        <w:spacing w:after="0" w:line="240" w:lineRule="auto"/>
+        <w:ind w:left="426"/>
+        <w:rPr>
+          <w:rFonts w:cstheme="minorHAnsi"/>
+          <w:b/>
+          <w:bCs/>
+          <w:sz w:val="20"/>
+          <w:szCs w:val="20"/>
+        </w:rPr>
+      </w:pPr>
+    </w:p>
+    <w:p>
+      <w:pPr>
         <w:spacing w:after="0" w:line="240" w:lineRule="auto"/>
         <w:rPr>
           <w:rFonts w:cstheme="minorHAnsi"/>
@@ -21893,7 +22860,13 @@
     </w:p>
     <w:p>
       <w:pPr>
-        <w:spacing w:after="0" w:line="240" w:lineRule="auto"/>
+        <w:pStyle w:val="ListParagraph"/>
+        <w:numPr>
+          <w:ilvl w:val="0"/>
+          <w:numId w:val="120"/>
+        </w:numPr>
+        <w:spacing w:after="0" w:line="240" w:lineRule="auto"/>
+        <w:ind w:left="426"/>
         <w:rPr>
           <w:rFonts w:cstheme="minorHAnsi"/>
           <w:b/>
@@ -22038,7 +23011,13 @@
     </w:p>
     <w:p>
       <w:pPr>
-        <w:spacing w:after="0" w:line="240" w:lineRule="auto"/>
+        <w:pStyle w:val="ListParagraph"/>
+        <w:numPr>
+          <w:ilvl w:val="0"/>
+          <w:numId w:val="120"/>
+        </w:numPr>
+        <w:spacing w:after="0" w:line="240" w:lineRule="auto"/>
+        <w:ind w:left="426"/>
         <w:rPr>
           <w:rFonts w:cstheme="minorHAnsi"/>
           <w:b/>
@@ -22171,7 +23150,13 @@
     </w:p>
     <w:p>
       <w:pPr>
-        <w:spacing w:after="0" w:line="240" w:lineRule="auto"/>
+        <w:pStyle w:val="ListParagraph"/>
+        <w:numPr>
+          <w:ilvl w:val="0"/>
+          <w:numId w:val="120"/>
+        </w:numPr>
+        <w:spacing w:after="0" w:line="240" w:lineRule="auto"/>
+        <w:ind w:left="426"/>
         <w:rPr>
           <w:rFonts w:cstheme="minorHAnsi"/>
           <w:b/>
@@ -22340,7 +23325,13 @@
     </w:p>
     <w:p>
       <w:pPr>
-        <w:spacing w:after="0" w:line="240" w:lineRule="auto"/>
+        <w:pStyle w:val="ListParagraph"/>
+        <w:numPr>
+          <w:ilvl w:val="0"/>
+          <w:numId w:val="120"/>
+        </w:numPr>
+        <w:spacing w:after="0" w:line="240" w:lineRule="auto"/>
+        <w:ind w:left="426"/>
         <w:rPr>
           <w:rFonts w:cstheme="minorHAnsi"/>
           <w:b/>
@@ -22473,7 +23464,13 @@
     </w:p>
     <w:p>
       <w:pPr>
-        <w:spacing w:after="0" w:line="240" w:lineRule="auto"/>
+        <w:pStyle w:val="ListParagraph"/>
+        <w:numPr>
+          <w:ilvl w:val="0"/>
+          <w:numId w:val="120"/>
+        </w:numPr>
+        <w:spacing w:after="0" w:line="240" w:lineRule="auto"/>
+        <w:ind w:left="426"/>
         <w:rPr>
           <w:rFonts w:cstheme="minorHAnsi"/>
           <w:b/>
@@ -23479,6 +24476,95 @@
     </w:lvl>
   </w:abstractNum>
   <w:abstractNum w:abstractNumId="6" w15:restartNumberingAfterBreak="0">
+    <w:nsid w:val="087071F6"/>
+    <w:multiLevelType w:val="hybridMultilevel"/>
+    <w:tmpl w:val="E2C8B646"/>
+    <w:lvl w:ilvl="0" w:tplc="EF2C2822">
+      <w:start w:val="1"/>
+      <w:numFmt w:val="decimal"/>
+      <w:lvlText w:val="%1."/>
+      <w:lvlJc w:val="left"/>
+      <w:pPr>
+        <w:ind w:left="720" w:hanging="360"/>
+      </w:pPr>
+      <w:rPr>
+        <w:rFonts w:hint="default"/>
+      </w:rPr>
+    </w:lvl>
+    <w:lvl w:ilvl="1" w:tplc="FFFFFFFF" w:tentative="1">
+      <w:start w:val="1"/>
+      <w:numFmt w:val="lowerLetter"/>
+      <w:lvlText w:val="%2."/>
+      <w:lvlJc w:val="left"/>
+      <w:pPr>
+        <w:ind w:left="1440" w:hanging="360"/>
+      </w:pPr>
+    </w:lvl>
+    <w:lvl w:ilvl="2" w:tplc="FFFFFFFF" w:tentative="1">
+      <w:start w:val="1"/>
+      <w:numFmt w:val="lowerRoman"/>
+      <w:lvlText w:val="%3."/>
+      <w:lvlJc w:val="right"/>
+      <w:pPr>
+        <w:ind w:left="2160" w:hanging="180"/>
+      </w:pPr>
+    </w:lvl>
+    <w:lvl w:ilvl="3" w:tplc="FFFFFFFF" w:tentative="1">
+      <w:start w:val="1"/>
+      <w:numFmt w:val="decimal"/>
+      <w:lvlText w:val="%4."/>
+      <w:lvlJc w:val="left"/>
+      <w:pPr>
+        <w:ind w:left="2880" w:hanging="360"/>
+      </w:pPr>
+    </w:lvl>
+    <w:lvl w:ilvl="4" w:tplc="FFFFFFFF" w:tentative="1">
+      <w:start w:val="1"/>
+      <w:numFmt w:val="lowerLetter"/>
+      <w:lvlText w:val="%5."/>
+      <w:lvlJc w:val="left"/>
+      <w:pPr>
+        <w:ind w:left="3600" w:hanging="360"/>
+      </w:pPr>
+    </w:lvl>
+    <w:lvl w:ilvl="5" w:tplc="FFFFFFFF" w:tentative="1">
+      <w:start w:val="1"/>
+      <w:numFmt w:val="lowerRoman"/>
+      <w:lvlText w:val="%6."/>
+      <w:lvlJc w:val="right"/>
+      <w:pPr>
+        <w:ind w:left="4320" w:hanging="180"/>
+      </w:pPr>
+    </w:lvl>
+    <w:lvl w:ilvl="6" w:tplc="FFFFFFFF" w:tentative="1">
+      <w:start w:val="1"/>
+      <w:numFmt w:val="decimal"/>
+      <w:lvlText w:val="%7."/>
+      <w:lvlJc w:val="left"/>
+      <w:pPr>
+        <w:ind w:left="5040" w:hanging="360"/>
+      </w:pPr>
+    </w:lvl>
+    <w:lvl w:ilvl="7" w:tplc="FFFFFFFF" w:tentative="1">
+      <w:start w:val="1"/>
+      <w:numFmt w:val="lowerLetter"/>
+      <w:lvlText w:val="%8."/>
+      <w:lvlJc w:val="left"/>
+      <w:pPr>
+        <w:ind w:left="5760" w:hanging="360"/>
+      </w:pPr>
+    </w:lvl>
+    <w:lvl w:ilvl="8" w:tplc="FFFFFFFF" w:tentative="1">
+      <w:start w:val="1"/>
+      <w:numFmt w:val="lowerRoman"/>
+      <w:lvlText w:val="%9."/>
+      <w:lvlJc w:val="right"/>
+      <w:pPr>
+        <w:ind w:left="6480" w:hanging="180"/>
+      </w:pPr>
+    </w:lvl>
+  </w:abstractNum>
+  <w:abstractNum w:abstractNumId="7" w15:restartNumberingAfterBreak="0">
     <w:nsid w:val="09E84BD0"/>
     <w:multiLevelType w:val="hybridMultilevel"/>
     <w:tmpl w:val="7CB8FF24"/>
@@ -23591,7 +24677,7 @@
       </w:rPr>
     </w:lvl>
   </w:abstractNum>
-  <w:abstractNum w:abstractNumId="7" w15:restartNumberingAfterBreak="0">
+  <w:abstractNum w:abstractNumId="8" w15:restartNumberingAfterBreak="0">
     <w:nsid w:val="0A3137C5"/>
     <w:multiLevelType w:val="hybridMultilevel"/>
     <w:tmpl w:val="7F7E81B0"/>
@@ -23704,7 +24790,7 @@
       </w:rPr>
     </w:lvl>
   </w:abstractNum>
-  <w:abstractNum w:abstractNumId="8" w15:restartNumberingAfterBreak="0">
+  <w:abstractNum w:abstractNumId="9" w15:restartNumberingAfterBreak="0">
     <w:nsid w:val="0B491902"/>
     <w:multiLevelType w:val="hybridMultilevel"/>
     <w:tmpl w:val="2DC8A726"/>
@@ -23793,7 +24879,7 @@
       </w:pPr>
     </w:lvl>
   </w:abstractNum>
-  <w:abstractNum w:abstractNumId="9" w15:restartNumberingAfterBreak="0">
+  <w:abstractNum w:abstractNumId="10" w15:restartNumberingAfterBreak="0">
     <w:nsid w:val="0C86138C"/>
     <w:multiLevelType w:val="multilevel"/>
     <w:tmpl w:val="3ADC6AD6"/>
@@ -23942,7 +25028,7 @@
       </w:rPr>
     </w:lvl>
   </w:abstractNum>
-  <w:abstractNum w:abstractNumId="10" w15:restartNumberingAfterBreak="0">
+  <w:abstractNum w:abstractNumId="11" w15:restartNumberingAfterBreak="0">
     <w:nsid w:val="0D244A0E"/>
     <w:multiLevelType w:val="hybridMultilevel"/>
     <w:tmpl w:val="6426785E"/>
@@ -24055,7 +25141,7 @@
       </w:rPr>
     </w:lvl>
   </w:abstractNum>
-  <w:abstractNum w:abstractNumId="11" w15:restartNumberingAfterBreak="0">
+  <w:abstractNum w:abstractNumId="12" w15:restartNumberingAfterBreak="0">
     <w:nsid w:val="0DD25F8B"/>
     <w:multiLevelType w:val="hybridMultilevel"/>
     <w:tmpl w:val="477AA226"/>
@@ -24141,7 +25227,7 @@
       </w:pPr>
     </w:lvl>
   </w:abstractNum>
-  <w:abstractNum w:abstractNumId="12" w15:restartNumberingAfterBreak="0">
+  <w:abstractNum w:abstractNumId="13" w15:restartNumberingAfterBreak="0">
     <w:nsid w:val="0E1F63F5"/>
     <w:multiLevelType w:val="multilevel"/>
     <w:tmpl w:val="1A243F20"/>
@@ -24290,7 +25376,7 @@
       </w:rPr>
     </w:lvl>
   </w:abstractNum>
-  <w:abstractNum w:abstractNumId="13" w15:restartNumberingAfterBreak="0">
+  <w:abstractNum w:abstractNumId="14" w15:restartNumberingAfterBreak="0">
     <w:nsid w:val="0FBB3A09"/>
     <w:multiLevelType w:val="hybridMultilevel"/>
     <w:tmpl w:val="671615F8"/>
@@ -24403,7 +25489,7 @@
       </w:rPr>
     </w:lvl>
   </w:abstractNum>
-  <w:abstractNum w:abstractNumId="14" w15:restartNumberingAfterBreak="0">
+  <w:abstractNum w:abstractNumId="15" w15:restartNumberingAfterBreak="0">
     <w:nsid w:val="121C6840"/>
     <w:multiLevelType w:val="hybridMultilevel"/>
     <w:tmpl w:val="49F837F6"/>
@@ -24516,7 +25602,7 @@
       </w:rPr>
     </w:lvl>
   </w:abstractNum>
-  <w:abstractNum w:abstractNumId="15" w15:restartNumberingAfterBreak="0">
+  <w:abstractNum w:abstractNumId="16" w15:restartNumberingAfterBreak="0">
     <w:nsid w:val="122B3C61"/>
     <w:multiLevelType w:val="hybridMultilevel"/>
     <w:tmpl w:val="3ABA5B9E"/>
@@ -24602,7 +25688,7 @@
       </w:pPr>
     </w:lvl>
   </w:abstractNum>
-  <w:abstractNum w:abstractNumId="16" w15:restartNumberingAfterBreak="0">
+  <w:abstractNum w:abstractNumId="17" w15:restartNumberingAfterBreak="0">
     <w:nsid w:val="12EA5EA5"/>
     <w:multiLevelType w:val="hybridMultilevel"/>
     <w:tmpl w:val="576C2CCC"/>
@@ -24691,7 +25777,7 @@
       </w:pPr>
     </w:lvl>
   </w:abstractNum>
-  <w:abstractNum w:abstractNumId="17" w15:restartNumberingAfterBreak="0">
+  <w:abstractNum w:abstractNumId="18" w15:restartNumberingAfterBreak="0">
     <w:nsid w:val="13584EDD"/>
     <w:multiLevelType w:val="hybridMultilevel"/>
     <w:tmpl w:val="9CC6EB00"/>
@@ -24780,7 +25866,7 @@
       </w:pPr>
     </w:lvl>
   </w:abstractNum>
-  <w:abstractNum w:abstractNumId="18" w15:restartNumberingAfterBreak="0">
+  <w:abstractNum w:abstractNumId="19" w15:restartNumberingAfterBreak="0">
     <w:nsid w:val="139D209E"/>
     <w:multiLevelType w:val="hybridMultilevel"/>
     <w:tmpl w:val="A9827BA0"/>
@@ -24866,7 +25952,7 @@
       </w:pPr>
     </w:lvl>
   </w:abstractNum>
-  <w:abstractNum w:abstractNumId="19" w15:restartNumberingAfterBreak="0">
+  <w:abstractNum w:abstractNumId="20" w15:restartNumberingAfterBreak="0">
     <w:nsid w:val="16AC671B"/>
     <w:multiLevelType w:val="hybridMultilevel"/>
     <w:tmpl w:val="AA4EE70E"/>
@@ -24955,7 +26041,7 @@
       </w:pPr>
     </w:lvl>
   </w:abstractNum>
-  <w:abstractNum w:abstractNumId="20" w15:restartNumberingAfterBreak="0">
+  <w:abstractNum w:abstractNumId="21" w15:restartNumberingAfterBreak="0">
     <w:nsid w:val="17BD5DE8"/>
     <w:multiLevelType w:val="hybridMultilevel"/>
     <w:tmpl w:val="CEDEA8D4"/>
@@ -25068,7 +26154,7 @@
       </w:rPr>
     </w:lvl>
   </w:abstractNum>
-  <w:abstractNum w:abstractNumId="21" w15:restartNumberingAfterBreak="0">
+  <w:abstractNum w:abstractNumId="22" w15:restartNumberingAfterBreak="0">
     <w:nsid w:val="18511850"/>
     <w:multiLevelType w:val="hybridMultilevel"/>
     <w:tmpl w:val="B2F0107A"/>
@@ -25157,7 +26243,7 @@
       </w:pPr>
     </w:lvl>
   </w:abstractNum>
-  <w:abstractNum w:abstractNumId="22" w15:restartNumberingAfterBreak="0">
+  <w:abstractNum w:abstractNumId="23" w15:restartNumberingAfterBreak="0">
     <w:nsid w:val="18BA420C"/>
     <w:multiLevelType w:val="hybridMultilevel"/>
     <w:tmpl w:val="343EA732"/>
@@ -25246,7 +26332,7 @@
       </w:pPr>
     </w:lvl>
   </w:abstractNum>
-  <w:abstractNum w:abstractNumId="23" w15:restartNumberingAfterBreak="0">
+  <w:abstractNum w:abstractNumId="24" w15:restartNumberingAfterBreak="0">
     <w:nsid w:val="19075426"/>
     <w:multiLevelType w:val="hybridMultilevel"/>
     <w:tmpl w:val="E5603A48"/>
@@ -25359,7 +26445,7 @@
       </w:rPr>
     </w:lvl>
   </w:abstractNum>
-  <w:abstractNum w:abstractNumId="24" w15:restartNumberingAfterBreak="0">
+  <w:abstractNum w:abstractNumId="25" w15:restartNumberingAfterBreak="0">
     <w:nsid w:val="1A600361"/>
     <w:multiLevelType w:val="hybridMultilevel"/>
     <w:tmpl w:val="7DC2E11C"/>
@@ -25448,7 +26534,7 @@
       </w:pPr>
     </w:lvl>
   </w:abstractNum>
-  <w:abstractNum w:abstractNumId="25" w15:restartNumberingAfterBreak="0">
+  <w:abstractNum w:abstractNumId="26" w15:restartNumberingAfterBreak="0">
     <w:nsid w:val="1A90341B"/>
     <w:multiLevelType w:val="hybridMultilevel"/>
     <w:tmpl w:val="6DA84D62"/>
@@ -25561,7 +26647,7 @@
       </w:rPr>
     </w:lvl>
   </w:abstractNum>
-  <w:abstractNum w:abstractNumId="26" w15:restartNumberingAfterBreak="0">
+  <w:abstractNum w:abstractNumId="27" w15:restartNumberingAfterBreak="0">
     <w:nsid w:val="1BB65CA2"/>
     <w:multiLevelType w:val="hybridMultilevel"/>
     <w:tmpl w:val="14764730"/>
@@ -25647,7 +26733,7 @@
       </w:pPr>
     </w:lvl>
   </w:abstractNum>
-  <w:abstractNum w:abstractNumId="27" w15:restartNumberingAfterBreak="0">
+  <w:abstractNum w:abstractNumId="28" w15:restartNumberingAfterBreak="0">
     <w:nsid w:val="1BE421B5"/>
     <w:multiLevelType w:val="multilevel"/>
     <w:tmpl w:val="C982125A"/>
@@ -25776,7 +26862,7 @@
       </w:rPr>
     </w:lvl>
   </w:abstractNum>
-  <w:abstractNum w:abstractNumId="28" w15:restartNumberingAfterBreak="0">
+  <w:abstractNum w:abstractNumId="29" w15:restartNumberingAfterBreak="0">
     <w:nsid w:val="1DAD3B0C"/>
     <w:multiLevelType w:val="hybridMultilevel"/>
     <w:tmpl w:val="E1D425E4"/>
@@ -25889,7 +26975,7 @@
       </w:rPr>
     </w:lvl>
   </w:abstractNum>
-  <w:abstractNum w:abstractNumId="29" w15:restartNumberingAfterBreak="0">
+  <w:abstractNum w:abstractNumId="30" w15:restartNumberingAfterBreak="0">
     <w:nsid w:val="1E5026C5"/>
     <w:multiLevelType w:val="hybridMultilevel"/>
     <w:tmpl w:val="A7FE42D0"/>
@@ -25978,7 +27064,7 @@
       </w:pPr>
     </w:lvl>
   </w:abstractNum>
-  <w:abstractNum w:abstractNumId="30" w15:restartNumberingAfterBreak="0">
+  <w:abstractNum w:abstractNumId="31" w15:restartNumberingAfterBreak="0">
     <w:nsid w:val="1EF84E7D"/>
     <w:multiLevelType w:val="hybridMultilevel"/>
     <w:tmpl w:val="CCD47CC0"/>
@@ -26064,7 +27150,7 @@
       </w:pPr>
     </w:lvl>
   </w:abstractNum>
-  <w:abstractNum w:abstractNumId="31" w15:restartNumberingAfterBreak="0">
+  <w:abstractNum w:abstractNumId="32" w15:restartNumberingAfterBreak="0">
     <w:nsid w:val="1F245CA1"/>
     <w:multiLevelType w:val="hybridMultilevel"/>
     <w:tmpl w:val="C71865D0"/>
@@ -26153,7 +27239,7 @@
       </w:pPr>
     </w:lvl>
   </w:abstractNum>
-  <w:abstractNum w:abstractNumId="32" w15:restartNumberingAfterBreak="0">
+  <w:abstractNum w:abstractNumId="33" w15:restartNumberingAfterBreak="0">
     <w:nsid w:val="1F6B07D9"/>
     <w:multiLevelType w:val="hybridMultilevel"/>
     <w:tmpl w:val="A0346678"/>
@@ -26242,7 +27328,7 @@
       </w:pPr>
     </w:lvl>
   </w:abstractNum>
-  <w:abstractNum w:abstractNumId="33" w15:restartNumberingAfterBreak="0">
+  <w:abstractNum w:abstractNumId="34" w15:restartNumberingAfterBreak="0">
     <w:nsid w:val="20B620E6"/>
     <w:multiLevelType w:val="multilevel"/>
     <w:tmpl w:val="847C20E8"/>
@@ -26391,7 +27477,7 @@
       </w:rPr>
     </w:lvl>
   </w:abstractNum>
-  <w:abstractNum w:abstractNumId="34" w15:restartNumberingAfterBreak="0">
+  <w:abstractNum w:abstractNumId="35" w15:restartNumberingAfterBreak="0">
     <w:nsid w:val="20B905E2"/>
     <w:multiLevelType w:val="hybridMultilevel"/>
     <w:tmpl w:val="C29EAEEC"/>
@@ -26480,7 +27566,7 @@
       </w:pPr>
     </w:lvl>
   </w:abstractNum>
-  <w:abstractNum w:abstractNumId="35" w15:restartNumberingAfterBreak="0">
+  <w:abstractNum w:abstractNumId="36" w15:restartNumberingAfterBreak="0">
     <w:nsid w:val="20D94E23"/>
     <w:multiLevelType w:val="hybridMultilevel"/>
     <w:tmpl w:val="A79C94F8"/>
@@ -26569,10 +27655,10 @@
       </w:pPr>
     </w:lvl>
   </w:abstractNum>
-  <w:abstractNum w:abstractNumId="36" w15:restartNumberingAfterBreak="0">
+  <w:abstractNum w:abstractNumId="37" w15:restartNumberingAfterBreak="0">
     <w:nsid w:val="22027047"/>
     <w:multiLevelType w:val="hybridMultilevel"/>
-    <w:tmpl w:val="F4C85176"/>
+    <w:tmpl w:val="800A6F0A"/>
     <w:lvl w:ilvl="0" w:tplc="4009000F">
       <w:start w:val="1"/>
       <w:numFmt w:val="decimal"/>
@@ -26655,7 +27741,7 @@
       </w:pPr>
     </w:lvl>
   </w:abstractNum>
-  <w:abstractNum w:abstractNumId="37" w15:restartNumberingAfterBreak="0">
+  <w:abstractNum w:abstractNumId="38" w15:restartNumberingAfterBreak="0">
     <w:nsid w:val="2302379C"/>
     <w:multiLevelType w:val="hybridMultilevel"/>
     <w:tmpl w:val="43D6E348"/>
@@ -26744,7 +27830,7 @@
       </w:pPr>
     </w:lvl>
   </w:abstractNum>
-  <w:abstractNum w:abstractNumId="38" w15:restartNumberingAfterBreak="0">
+  <w:abstractNum w:abstractNumId="39" w15:restartNumberingAfterBreak="0">
     <w:nsid w:val="23495646"/>
     <w:multiLevelType w:val="hybridMultilevel"/>
     <w:tmpl w:val="855C95BE"/>
@@ -26833,7 +27919,7 @@
       </w:pPr>
     </w:lvl>
   </w:abstractNum>
-  <w:abstractNum w:abstractNumId="39" w15:restartNumberingAfterBreak="0">
+  <w:abstractNum w:abstractNumId="40" w15:restartNumberingAfterBreak="0">
     <w:nsid w:val="24E80E6A"/>
     <w:multiLevelType w:val="hybridMultilevel"/>
     <w:tmpl w:val="347CDE10"/>
@@ -26919,7 +28005,7 @@
       </w:pPr>
     </w:lvl>
   </w:abstractNum>
-  <w:abstractNum w:abstractNumId="40" w15:restartNumberingAfterBreak="0">
+  <w:abstractNum w:abstractNumId="41" w15:restartNumberingAfterBreak="0">
     <w:nsid w:val="25340110"/>
     <w:multiLevelType w:val="hybridMultilevel"/>
     <w:tmpl w:val="041ACF00"/>
@@ -27008,7 +28094,7 @@
       </w:pPr>
     </w:lvl>
   </w:abstractNum>
-  <w:abstractNum w:abstractNumId="41" w15:restartNumberingAfterBreak="0">
+  <w:abstractNum w:abstractNumId="42" w15:restartNumberingAfterBreak="0">
     <w:nsid w:val="25B674F3"/>
     <w:multiLevelType w:val="hybridMultilevel"/>
     <w:tmpl w:val="B8CE640C"/>
@@ -27094,7 +28180,7 @@
       </w:pPr>
     </w:lvl>
   </w:abstractNum>
-  <w:abstractNum w:abstractNumId="42" w15:restartNumberingAfterBreak="0">
+  <w:abstractNum w:abstractNumId="43" w15:restartNumberingAfterBreak="0">
     <w:nsid w:val="25BC5BB3"/>
     <w:multiLevelType w:val="hybridMultilevel"/>
     <w:tmpl w:val="7426445C"/>
@@ -27207,7 +28293,7 @@
       </w:rPr>
     </w:lvl>
   </w:abstractNum>
-  <w:abstractNum w:abstractNumId="43" w15:restartNumberingAfterBreak="0">
+  <w:abstractNum w:abstractNumId="44" w15:restartNumberingAfterBreak="0">
     <w:nsid w:val="26426476"/>
     <w:multiLevelType w:val="hybridMultilevel"/>
     <w:tmpl w:val="217CF57A"/>
@@ -27296,7 +28382,7 @@
       </w:pPr>
     </w:lvl>
   </w:abstractNum>
-  <w:abstractNum w:abstractNumId="44" w15:restartNumberingAfterBreak="0">
+  <w:abstractNum w:abstractNumId="45" w15:restartNumberingAfterBreak="0">
     <w:nsid w:val="267A4AA8"/>
     <w:multiLevelType w:val="hybridMultilevel"/>
     <w:tmpl w:val="9B626F9E"/>
@@ -27385,7 +28471,7 @@
       </w:pPr>
     </w:lvl>
   </w:abstractNum>
-  <w:abstractNum w:abstractNumId="45" w15:restartNumberingAfterBreak="0">
+  <w:abstractNum w:abstractNumId="46" w15:restartNumberingAfterBreak="0">
     <w:nsid w:val="26D44CC7"/>
     <w:multiLevelType w:val="hybridMultilevel"/>
     <w:tmpl w:val="EC9C9C18"/>
@@ -27474,7 +28560,7 @@
       </w:pPr>
     </w:lvl>
   </w:abstractNum>
-  <w:abstractNum w:abstractNumId="46" w15:restartNumberingAfterBreak="0">
+  <w:abstractNum w:abstractNumId="47" w15:restartNumberingAfterBreak="0">
     <w:nsid w:val="28DD689E"/>
     <w:multiLevelType w:val="hybridMultilevel"/>
     <w:tmpl w:val="659454D8"/>
@@ -27563,7 +28649,7 @@
       </w:pPr>
     </w:lvl>
   </w:abstractNum>
-  <w:abstractNum w:abstractNumId="47" w15:restartNumberingAfterBreak="0">
+  <w:abstractNum w:abstractNumId="48" w15:restartNumberingAfterBreak="0">
     <w:nsid w:val="28FA403E"/>
     <w:multiLevelType w:val="multilevel"/>
     <w:tmpl w:val="A418B78C"/>
@@ -27708,7 +28794,7 @@
       </w:rPr>
     </w:lvl>
   </w:abstractNum>
-  <w:abstractNum w:abstractNumId="48" w15:restartNumberingAfterBreak="0">
+  <w:abstractNum w:abstractNumId="49" w15:restartNumberingAfterBreak="0">
     <w:nsid w:val="29DC2704"/>
     <w:multiLevelType w:val="hybridMultilevel"/>
     <w:tmpl w:val="2EAE2F06"/>
@@ -27797,7 +28883,7 @@
       </w:pPr>
     </w:lvl>
   </w:abstractNum>
-  <w:abstractNum w:abstractNumId="49" w15:restartNumberingAfterBreak="0">
+  <w:abstractNum w:abstractNumId="50" w15:restartNumberingAfterBreak="0">
     <w:nsid w:val="2C87674B"/>
     <w:multiLevelType w:val="hybridMultilevel"/>
     <w:tmpl w:val="E1B45CA0"/>
@@ -27910,7 +28996,7 @@
       </w:rPr>
     </w:lvl>
   </w:abstractNum>
-  <w:abstractNum w:abstractNumId="50" w15:restartNumberingAfterBreak="0">
+  <w:abstractNum w:abstractNumId="51" w15:restartNumberingAfterBreak="0">
     <w:nsid w:val="2FC97AC4"/>
     <w:multiLevelType w:val="hybridMultilevel"/>
     <w:tmpl w:val="EEA86790"/>
@@ -27999,7 +29085,7 @@
       </w:pPr>
     </w:lvl>
   </w:abstractNum>
-  <w:abstractNum w:abstractNumId="51" w15:restartNumberingAfterBreak="0">
+  <w:abstractNum w:abstractNumId="52" w15:restartNumberingAfterBreak="0">
     <w:nsid w:val="306A021C"/>
     <w:multiLevelType w:val="multilevel"/>
     <w:tmpl w:val="A418B78C"/>
@@ -28144,7 +29230,7 @@
       </w:rPr>
     </w:lvl>
   </w:abstractNum>
-  <w:abstractNum w:abstractNumId="52" w15:restartNumberingAfterBreak="0">
+  <w:abstractNum w:abstractNumId="53" w15:restartNumberingAfterBreak="0">
     <w:nsid w:val="31764BDD"/>
     <w:multiLevelType w:val="hybridMultilevel"/>
     <w:tmpl w:val="211EF5B2"/>
@@ -28230,7 +29316,7 @@
       </w:pPr>
     </w:lvl>
   </w:abstractNum>
-  <w:abstractNum w:abstractNumId="53" w15:restartNumberingAfterBreak="0">
+  <w:abstractNum w:abstractNumId="54" w15:restartNumberingAfterBreak="0">
     <w:nsid w:val="327A3D5B"/>
     <w:multiLevelType w:val="hybridMultilevel"/>
     <w:tmpl w:val="F878DAD0"/>
@@ -28319,7 +29405,7 @@
       </w:pPr>
     </w:lvl>
   </w:abstractNum>
-  <w:abstractNum w:abstractNumId="54" w15:restartNumberingAfterBreak="0">
+  <w:abstractNum w:abstractNumId="55" w15:restartNumberingAfterBreak="0">
     <w:nsid w:val="32CA1BCF"/>
     <w:multiLevelType w:val="hybridMultilevel"/>
     <w:tmpl w:val="FA7AC3F8"/>
@@ -28408,7 +29494,7 @@
       </w:pPr>
     </w:lvl>
   </w:abstractNum>
-  <w:abstractNum w:abstractNumId="55" w15:restartNumberingAfterBreak="0">
+  <w:abstractNum w:abstractNumId="56" w15:restartNumberingAfterBreak="0">
     <w:nsid w:val="32E06722"/>
     <w:multiLevelType w:val="multilevel"/>
     <w:tmpl w:val="92ECCB5E"/>
@@ -28557,7 +29643,7 @@
       </w:rPr>
     </w:lvl>
   </w:abstractNum>
-  <w:abstractNum w:abstractNumId="56" w15:restartNumberingAfterBreak="0">
+  <w:abstractNum w:abstractNumId="57" w15:restartNumberingAfterBreak="0">
     <w:nsid w:val="33823E79"/>
     <w:multiLevelType w:val="hybridMultilevel"/>
     <w:tmpl w:val="CB2CE722"/>
@@ -28670,7 +29756,7 @@
       </w:rPr>
     </w:lvl>
   </w:abstractNum>
-  <w:abstractNum w:abstractNumId="57" w15:restartNumberingAfterBreak="0">
+  <w:abstractNum w:abstractNumId="58" w15:restartNumberingAfterBreak="0">
     <w:nsid w:val="33CD0CEE"/>
     <w:multiLevelType w:val="hybridMultilevel"/>
     <w:tmpl w:val="1A22CD82"/>
@@ -28759,7 +29845,7 @@
       </w:pPr>
     </w:lvl>
   </w:abstractNum>
-  <w:abstractNum w:abstractNumId="58" w15:restartNumberingAfterBreak="0">
+  <w:abstractNum w:abstractNumId="59" w15:restartNumberingAfterBreak="0">
     <w:nsid w:val="3907711F"/>
     <w:multiLevelType w:val="hybridMultilevel"/>
     <w:tmpl w:val="808E2E96"/>
@@ -28848,7 +29934,7 @@
       </w:pPr>
     </w:lvl>
   </w:abstractNum>
-  <w:abstractNum w:abstractNumId="59" w15:restartNumberingAfterBreak="0">
+  <w:abstractNum w:abstractNumId="60" w15:restartNumberingAfterBreak="0">
     <w:nsid w:val="3A2E41A7"/>
     <w:multiLevelType w:val="multilevel"/>
     <w:tmpl w:val="E83E291A"/>
@@ -28997,7 +30083,7 @@
       </w:rPr>
     </w:lvl>
   </w:abstractNum>
-  <w:abstractNum w:abstractNumId="60" w15:restartNumberingAfterBreak="0">
+  <w:abstractNum w:abstractNumId="61" w15:restartNumberingAfterBreak="0">
     <w:nsid w:val="3B0F70E7"/>
     <w:multiLevelType w:val="hybridMultilevel"/>
     <w:tmpl w:val="1EFCF3F6"/>
@@ -29110,7 +30196,7 @@
       </w:rPr>
     </w:lvl>
   </w:abstractNum>
-  <w:abstractNum w:abstractNumId="61" w15:restartNumberingAfterBreak="0">
+  <w:abstractNum w:abstractNumId="62" w15:restartNumberingAfterBreak="0">
     <w:nsid w:val="3BBF3FA4"/>
     <w:multiLevelType w:val="hybridMultilevel"/>
     <w:tmpl w:val="83DE556C"/>
@@ -29196,7 +30282,7 @@
       </w:pPr>
     </w:lvl>
   </w:abstractNum>
-  <w:abstractNum w:abstractNumId="62" w15:restartNumberingAfterBreak="0">
+  <w:abstractNum w:abstractNumId="63" w15:restartNumberingAfterBreak="0">
     <w:nsid w:val="3E9C2B9A"/>
     <w:multiLevelType w:val="hybridMultilevel"/>
     <w:tmpl w:val="D4382106"/>
@@ -29285,7 +30371,7 @@
       </w:pPr>
     </w:lvl>
   </w:abstractNum>
-  <w:abstractNum w:abstractNumId="63" w15:restartNumberingAfterBreak="0">
+  <w:abstractNum w:abstractNumId="64" w15:restartNumberingAfterBreak="0">
     <w:nsid w:val="40083525"/>
     <w:multiLevelType w:val="hybridMultilevel"/>
     <w:tmpl w:val="2BF47F8C"/>
@@ -29398,7 +30484,7 @@
       </w:rPr>
     </w:lvl>
   </w:abstractNum>
-  <w:abstractNum w:abstractNumId="64" w15:restartNumberingAfterBreak="0">
+  <w:abstractNum w:abstractNumId="65" w15:restartNumberingAfterBreak="0">
     <w:nsid w:val="42B61097"/>
     <w:multiLevelType w:val="hybridMultilevel"/>
     <w:tmpl w:val="6AD032F8"/>
@@ -29487,7 +30573,7 @@
       </w:pPr>
     </w:lvl>
   </w:abstractNum>
-  <w:abstractNum w:abstractNumId="65" w15:restartNumberingAfterBreak="0">
+  <w:abstractNum w:abstractNumId="66" w15:restartNumberingAfterBreak="0">
     <w:nsid w:val="43056B48"/>
     <w:multiLevelType w:val="hybridMultilevel"/>
     <w:tmpl w:val="E662C5C4"/>
@@ -29600,7 +30686,7 @@
       </w:rPr>
     </w:lvl>
   </w:abstractNum>
-  <w:abstractNum w:abstractNumId="66" w15:restartNumberingAfterBreak="0">
+  <w:abstractNum w:abstractNumId="67" w15:restartNumberingAfterBreak="0">
     <w:nsid w:val="456C0630"/>
     <w:multiLevelType w:val="multilevel"/>
     <w:tmpl w:val="D5EA266E"/>
@@ -29746,7 +30832,7 @@
       </w:rPr>
     </w:lvl>
   </w:abstractNum>
-  <w:abstractNum w:abstractNumId="67" w15:restartNumberingAfterBreak="0">
+  <w:abstractNum w:abstractNumId="68" w15:restartNumberingAfterBreak="0">
     <w:nsid w:val="46B00DB2"/>
     <w:multiLevelType w:val="hybridMultilevel"/>
     <w:tmpl w:val="3BFA2DEC"/>
@@ -29835,7 +30921,7 @@
       </w:pPr>
     </w:lvl>
   </w:abstractNum>
-  <w:abstractNum w:abstractNumId="68" w15:restartNumberingAfterBreak="0">
+  <w:abstractNum w:abstractNumId="69" w15:restartNumberingAfterBreak="0">
     <w:nsid w:val="4709665B"/>
     <w:multiLevelType w:val="hybridMultilevel"/>
     <w:tmpl w:val="E840A0AE"/>
@@ -29948,7 +31034,7 @@
       </w:rPr>
     </w:lvl>
   </w:abstractNum>
-  <w:abstractNum w:abstractNumId="69" w15:restartNumberingAfterBreak="0">
+  <w:abstractNum w:abstractNumId="70" w15:restartNumberingAfterBreak="0">
     <w:nsid w:val="47BF27EE"/>
     <w:multiLevelType w:val="hybridMultilevel"/>
     <w:tmpl w:val="5F7451A8"/>
@@ -30037,7 +31123,7 @@
       </w:pPr>
     </w:lvl>
   </w:abstractNum>
-  <w:abstractNum w:abstractNumId="70" w15:restartNumberingAfterBreak="0">
+  <w:abstractNum w:abstractNumId="71" w15:restartNumberingAfterBreak="0">
     <w:nsid w:val="48D41E29"/>
     <w:multiLevelType w:val="hybridMultilevel"/>
     <w:tmpl w:val="8A74E856"/>
@@ -30123,7 +31209,7 @@
       </w:pPr>
     </w:lvl>
   </w:abstractNum>
-  <w:abstractNum w:abstractNumId="71" w15:restartNumberingAfterBreak="0">
+  <w:abstractNum w:abstractNumId="72" w15:restartNumberingAfterBreak="0">
     <w:nsid w:val="4A642488"/>
     <w:multiLevelType w:val="hybridMultilevel"/>
     <w:tmpl w:val="58E25B7C"/>
@@ -30209,7 +31295,7 @@
       </w:pPr>
     </w:lvl>
   </w:abstractNum>
-  <w:abstractNum w:abstractNumId="72" w15:restartNumberingAfterBreak="0">
+  <w:abstractNum w:abstractNumId="73" w15:restartNumberingAfterBreak="0">
     <w:nsid w:val="4A950B6C"/>
     <w:multiLevelType w:val="multilevel"/>
     <w:tmpl w:val="BD945DD0"/>
@@ -30358,7 +31444,7 @@
       </w:rPr>
     </w:lvl>
   </w:abstractNum>
-  <w:abstractNum w:abstractNumId="73" w15:restartNumberingAfterBreak="0">
+  <w:abstractNum w:abstractNumId="74" w15:restartNumberingAfterBreak="0">
     <w:nsid w:val="4A956831"/>
     <w:multiLevelType w:val="multilevel"/>
     <w:tmpl w:val="D3CE1508"/>
@@ -30504,7 +31590,7 @@
       </w:rPr>
     </w:lvl>
   </w:abstractNum>
-  <w:abstractNum w:abstractNumId="74" w15:restartNumberingAfterBreak="0">
+  <w:abstractNum w:abstractNumId="75" w15:restartNumberingAfterBreak="0">
     <w:nsid w:val="4B0E1854"/>
     <w:multiLevelType w:val="hybridMultilevel"/>
     <w:tmpl w:val="22AA4330"/>
@@ -30617,7 +31703,7 @@
       </w:rPr>
     </w:lvl>
   </w:abstractNum>
-  <w:abstractNum w:abstractNumId="75" w15:restartNumberingAfterBreak="0">
+  <w:abstractNum w:abstractNumId="76" w15:restartNumberingAfterBreak="0">
     <w:nsid w:val="4B5248B3"/>
     <w:multiLevelType w:val="hybridMultilevel"/>
     <w:tmpl w:val="4A6EB79A"/>
@@ -30706,7 +31792,96 @@
       </w:pPr>
     </w:lvl>
   </w:abstractNum>
-  <w:abstractNum w:abstractNumId="76" w15:restartNumberingAfterBreak="0">
+  <w:abstractNum w:abstractNumId="77" w15:restartNumberingAfterBreak="0">
+    <w:nsid w:val="4E793D15"/>
+    <w:multiLevelType w:val="hybridMultilevel"/>
+    <w:tmpl w:val="918C29C2"/>
+    <w:lvl w:ilvl="0" w:tplc="0C56C406">
+      <w:start w:val="1"/>
+      <w:numFmt w:val="decimal"/>
+      <w:lvlText w:val="%1."/>
+      <w:lvlJc w:val="left"/>
+      <w:pPr>
+        <w:ind w:left="720" w:hanging="360"/>
+      </w:pPr>
+      <w:rPr>
+        <w:rFonts w:hint="default"/>
+      </w:rPr>
+    </w:lvl>
+    <w:lvl w:ilvl="1" w:tplc="FFFFFFFF" w:tentative="1">
+      <w:start w:val="1"/>
+      <w:numFmt w:val="lowerLetter"/>
+      <w:lvlText w:val="%2."/>
+      <w:lvlJc w:val="left"/>
+      <w:pPr>
+        <w:ind w:left="1440" w:hanging="360"/>
+      </w:pPr>
+    </w:lvl>
+    <w:lvl w:ilvl="2" w:tplc="FFFFFFFF" w:tentative="1">
+      <w:start w:val="1"/>
+      <w:numFmt w:val="lowerRoman"/>
+      <w:lvlText w:val="%3."/>
+      <w:lvlJc w:val="right"/>
+      <w:pPr>
+        <w:ind w:left="2160" w:hanging="180"/>
+      </w:pPr>
+    </w:lvl>
+    <w:lvl w:ilvl="3" w:tplc="FFFFFFFF" w:tentative="1">
+      <w:start w:val="1"/>
+      <w:numFmt w:val="decimal"/>
+      <w:lvlText w:val="%4."/>
+      <w:lvlJc w:val="left"/>
+      <w:pPr>
+        <w:ind w:left="2880" w:hanging="360"/>
+      </w:pPr>
+    </w:lvl>
+    <w:lvl w:ilvl="4" w:tplc="FFFFFFFF" w:tentative="1">
+      <w:start w:val="1"/>
+      <w:numFmt w:val="lowerLetter"/>
+      <w:lvlText w:val="%5."/>
+      <w:lvlJc w:val="left"/>
+      <w:pPr>
+        <w:ind w:left="3600" w:hanging="360"/>
+      </w:pPr>
+    </w:lvl>
+    <w:lvl w:ilvl="5" w:tplc="FFFFFFFF" w:tentative="1">
+      <w:start w:val="1"/>
+      <w:numFmt w:val="lowerRoman"/>
+      <w:lvlText w:val="%6."/>
+      <w:lvlJc w:val="right"/>
+      <w:pPr>
+        <w:ind w:left="4320" w:hanging="180"/>
+      </w:pPr>
+    </w:lvl>
+    <w:lvl w:ilvl="6" w:tplc="FFFFFFFF" w:tentative="1">
+      <w:start w:val="1"/>
+      <w:numFmt w:val="decimal"/>
+      <w:lvlText w:val="%7."/>
+      <w:lvlJc w:val="left"/>
+      <w:pPr>
+        <w:ind w:left="5040" w:hanging="360"/>
+      </w:pPr>
+    </w:lvl>
+    <w:lvl w:ilvl="7" w:tplc="FFFFFFFF" w:tentative="1">
+      <w:start w:val="1"/>
+      <w:numFmt w:val="lowerLetter"/>
+      <w:lvlText w:val="%8."/>
+      <w:lvlJc w:val="left"/>
+      <w:pPr>
+        <w:ind w:left="5760" w:hanging="360"/>
+      </w:pPr>
+    </w:lvl>
+    <w:lvl w:ilvl="8" w:tplc="FFFFFFFF" w:tentative="1">
+      <w:start w:val="1"/>
+      <w:numFmt w:val="lowerRoman"/>
+      <w:lvlText w:val="%9."/>
+      <w:lvlJc w:val="right"/>
+      <w:pPr>
+        <w:ind w:left="6480" w:hanging="180"/>
+      </w:pPr>
+    </w:lvl>
+  </w:abstractNum>
+  <w:abstractNum w:abstractNumId="78" w15:restartNumberingAfterBreak="0">
     <w:nsid w:val="4EBC5560"/>
     <w:multiLevelType w:val="hybridMultilevel"/>
     <w:tmpl w:val="0BE47780"/>
@@ -30795,7 +31970,7 @@
       </w:pPr>
     </w:lvl>
   </w:abstractNum>
-  <w:abstractNum w:abstractNumId="77" w15:restartNumberingAfterBreak="0">
+  <w:abstractNum w:abstractNumId="79" w15:restartNumberingAfterBreak="0">
     <w:nsid w:val="4F3B5AD8"/>
     <w:multiLevelType w:val="hybridMultilevel"/>
     <w:tmpl w:val="D0803A60"/>
@@ -30881,7 +32056,7 @@
       </w:pPr>
     </w:lvl>
   </w:abstractNum>
-  <w:abstractNum w:abstractNumId="78" w15:restartNumberingAfterBreak="0">
+  <w:abstractNum w:abstractNumId="80" w15:restartNumberingAfterBreak="0">
     <w:nsid w:val="4F774CF5"/>
     <w:multiLevelType w:val="multilevel"/>
     <w:tmpl w:val="4D72A3D6"/>
@@ -31026,7 +32201,7 @@
       </w:rPr>
     </w:lvl>
   </w:abstractNum>
-  <w:abstractNum w:abstractNumId="79" w15:restartNumberingAfterBreak="0">
+  <w:abstractNum w:abstractNumId="81" w15:restartNumberingAfterBreak="0">
     <w:nsid w:val="50AB6376"/>
     <w:multiLevelType w:val="hybridMultilevel"/>
     <w:tmpl w:val="B93230DA"/>
@@ -31139,7 +32314,7 @@
       </w:rPr>
     </w:lvl>
   </w:abstractNum>
-  <w:abstractNum w:abstractNumId="80" w15:restartNumberingAfterBreak="0">
+  <w:abstractNum w:abstractNumId="82" w15:restartNumberingAfterBreak="0">
     <w:nsid w:val="52E13908"/>
     <w:multiLevelType w:val="multilevel"/>
     <w:tmpl w:val="DFA0ACB0"/>
@@ -31284,7 +32459,7 @@
       </w:rPr>
     </w:lvl>
   </w:abstractNum>
-  <w:abstractNum w:abstractNumId="81" w15:restartNumberingAfterBreak="0">
+  <w:abstractNum w:abstractNumId="83" w15:restartNumberingAfterBreak="0">
     <w:nsid w:val="55795B9D"/>
     <w:multiLevelType w:val="hybridMultilevel"/>
     <w:tmpl w:val="AF060C40"/>
@@ -31373,7 +32548,7 @@
       </w:pPr>
     </w:lvl>
   </w:abstractNum>
-  <w:abstractNum w:abstractNumId="82" w15:restartNumberingAfterBreak="0">
+  <w:abstractNum w:abstractNumId="84" w15:restartNumberingAfterBreak="0">
     <w:nsid w:val="56B94850"/>
     <w:multiLevelType w:val="hybridMultilevel"/>
     <w:tmpl w:val="78665E68"/>
@@ -31486,7 +32661,7 @@
       </w:rPr>
     </w:lvl>
   </w:abstractNum>
-  <w:abstractNum w:abstractNumId="83" w15:restartNumberingAfterBreak="0">
+  <w:abstractNum w:abstractNumId="85" w15:restartNumberingAfterBreak="0">
     <w:nsid w:val="57CB494A"/>
     <w:multiLevelType w:val="hybridMultilevel"/>
     <w:tmpl w:val="61B49DDC"/>
@@ -31575,7 +32750,7 @@
       </w:pPr>
     </w:lvl>
   </w:abstractNum>
-  <w:abstractNum w:abstractNumId="84" w15:restartNumberingAfterBreak="0">
+  <w:abstractNum w:abstractNumId="86" w15:restartNumberingAfterBreak="0">
     <w:nsid w:val="57DB44E0"/>
     <w:multiLevelType w:val="hybridMultilevel"/>
     <w:tmpl w:val="FBF20114"/>
@@ -31664,7 +32839,7 @@
       </w:pPr>
     </w:lvl>
   </w:abstractNum>
-  <w:abstractNum w:abstractNumId="85" w15:restartNumberingAfterBreak="0">
+  <w:abstractNum w:abstractNumId="87" w15:restartNumberingAfterBreak="0">
     <w:nsid w:val="5820102F"/>
     <w:multiLevelType w:val="hybridMultilevel"/>
     <w:tmpl w:val="EBF48FDE"/>
@@ -31753,7 +32928,96 @@
       </w:pPr>
     </w:lvl>
   </w:abstractNum>
-  <w:abstractNum w:abstractNumId="86" w15:restartNumberingAfterBreak="0">
+  <w:abstractNum w:abstractNumId="88" w15:restartNumberingAfterBreak="0">
+    <w:nsid w:val="5A7E52DF"/>
+    <w:multiLevelType w:val="hybridMultilevel"/>
+    <w:tmpl w:val="157A2B8A"/>
+    <w:lvl w:ilvl="0" w:tplc="5992CEFA">
+      <w:start w:val="4"/>
+      <w:numFmt w:val="decimal"/>
+      <w:lvlText w:val="%1."/>
+      <w:lvlJc w:val="left"/>
+      <w:pPr>
+        <w:ind w:left="720" w:hanging="360"/>
+      </w:pPr>
+      <w:rPr>
+        <w:rFonts w:hint="default"/>
+      </w:rPr>
+    </w:lvl>
+    <w:lvl w:ilvl="1" w:tplc="40090019" w:tentative="1">
+      <w:start w:val="1"/>
+      <w:numFmt w:val="lowerLetter"/>
+      <w:lvlText w:val="%2."/>
+      <w:lvlJc w:val="left"/>
+      <w:pPr>
+        <w:ind w:left="1440" w:hanging="360"/>
+      </w:pPr>
+    </w:lvl>
+    <w:lvl w:ilvl="2" w:tplc="4009001B" w:tentative="1">
+      <w:start w:val="1"/>
+      <w:numFmt w:val="lowerRoman"/>
+      <w:lvlText w:val="%3."/>
+      <w:lvlJc w:val="right"/>
+      <w:pPr>
+        <w:ind w:left="2160" w:hanging="180"/>
+      </w:pPr>
+    </w:lvl>
+    <w:lvl w:ilvl="3" w:tplc="4009000F" w:tentative="1">
+      <w:start w:val="1"/>
+      <w:numFmt w:val="decimal"/>
+      <w:lvlText w:val="%4."/>
+      <w:lvlJc w:val="left"/>
+      <w:pPr>
+        <w:ind w:left="2880" w:hanging="360"/>
+      </w:pPr>
+    </w:lvl>
+    <w:lvl w:ilvl="4" w:tplc="40090019" w:tentative="1">
+      <w:start w:val="1"/>
+      <w:numFmt w:val="lowerLetter"/>
+      <w:lvlText w:val="%5."/>
+      <w:lvlJc w:val="left"/>
+      <w:pPr>
+        <w:ind w:left="3600" w:hanging="360"/>
+      </w:pPr>
+    </w:lvl>
+    <w:lvl w:ilvl="5" w:tplc="4009001B" w:tentative="1">
+      <w:start w:val="1"/>
+      <w:numFmt w:val="lowerRoman"/>
+      <w:lvlText w:val="%6."/>
+      <w:lvlJc w:val="right"/>
+      <w:pPr>
+        <w:ind w:left="4320" w:hanging="180"/>
+      </w:pPr>
+    </w:lvl>
+    <w:lvl w:ilvl="6" w:tplc="4009000F" w:tentative="1">
+      <w:start w:val="1"/>
+      <w:numFmt w:val="decimal"/>
+      <w:lvlText w:val="%7."/>
+      <w:lvlJc w:val="left"/>
+      <w:pPr>
+        <w:ind w:left="5040" w:hanging="360"/>
+      </w:pPr>
+    </w:lvl>
+    <w:lvl w:ilvl="7" w:tplc="40090019" w:tentative="1">
+      <w:start w:val="1"/>
+      <w:numFmt w:val="lowerLetter"/>
+      <w:lvlText w:val="%8."/>
+      <w:lvlJc w:val="left"/>
+      <w:pPr>
+        <w:ind w:left="5760" w:hanging="360"/>
+      </w:pPr>
+    </w:lvl>
+    <w:lvl w:ilvl="8" w:tplc="4009001B" w:tentative="1">
+      <w:start w:val="1"/>
+      <w:numFmt w:val="lowerRoman"/>
+      <w:lvlText w:val="%9."/>
+      <w:lvlJc w:val="right"/>
+      <w:pPr>
+        <w:ind w:left="6480" w:hanging="180"/>
+      </w:pPr>
+    </w:lvl>
+  </w:abstractNum>
+  <w:abstractNum w:abstractNumId="89" w15:restartNumberingAfterBreak="0">
     <w:nsid w:val="5C660D76"/>
     <w:multiLevelType w:val="hybridMultilevel"/>
     <w:tmpl w:val="F654A158"/>
@@ -31866,7 +33130,7 @@
       </w:rPr>
     </w:lvl>
   </w:abstractNum>
-  <w:abstractNum w:abstractNumId="87" w15:restartNumberingAfterBreak="0">
+  <w:abstractNum w:abstractNumId="90" w15:restartNumberingAfterBreak="0">
     <w:nsid w:val="5DBF4464"/>
     <w:multiLevelType w:val="multilevel"/>
     <w:tmpl w:val="A79A53F8"/>
@@ -32011,7 +33275,7 @@
       </w:rPr>
     </w:lvl>
   </w:abstractNum>
-  <w:abstractNum w:abstractNumId="88" w15:restartNumberingAfterBreak="0">
+  <w:abstractNum w:abstractNumId="91" w15:restartNumberingAfterBreak="0">
     <w:nsid w:val="5F174AD2"/>
     <w:multiLevelType w:val="multilevel"/>
     <w:tmpl w:val="322895F0"/>
@@ -32160,7 +33424,7 @@
       </w:rPr>
     </w:lvl>
   </w:abstractNum>
-  <w:abstractNum w:abstractNumId="89" w15:restartNumberingAfterBreak="0">
+  <w:abstractNum w:abstractNumId="92" w15:restartNumberingAfterBreak="0">
     <w:nsid w:val="60BF3DB8"/>
     <w:multiLevelType w:val="multilevel"/>
     <w:tmpl w:val="E5E2B176"/>
@@ -32309,7 +33573,7 @@
       </w:rPr>
     </w:lvl>
   </w:abstractNum>
-  <w:abstractNum w:abstractNumId="90" w15:restartNumberingAfterBreak="0">
+  <w:abstractNum w:abstractNumId="93" w15:restartNumberingAfterBreak="0">
     <w:nsid w:val="627327D7"/>
     <w:multiLevelType w:val="hybridMultilevel"/>
     <w:tmpl w:val="17243E76"/>
@@ -32398,7 +33662,7 @@
       </w:pPr>
     </w:lvl>
   </w:abstractNum>
-  <w:abstractNum w:abstractNumId="91" w15:restartNumberingAfterBreak="0">
+  <w:abstractNum w:abstractNumId="94" w15:restartNumberingAfterBreak="0">
     <w:nsid w:val="63631B73"/>
     <w:multiLevelType w:val="hybridMultilevel"/>
     <w:tmpl w:val="27E27A66"/>
@@ -32487,7 +33751,7 @@
       </w:pPr>
     </w:lvl>
   </w:abstractNum>
-  <w:abstractNum w:abstractNumId="92" w15:restartNumberingAfterBreak="0">
+  <w:abstractNum w:abstractNumId="95" w15:restartNumberingAfterBreak="0">
     <w:nsid w:val="636E4A00"/>
     <w:multiLevelType w:val="hybridMultilevel"/>
     <w:tmpl w:val="55864E02"/>
@@ -32576,7 +33840,7 @@
       </w:pPr>
     </w:lvl>
   </w:abstractNum>
-  <w:abstractNum w:abstractNumId="93" w15:restartNumberingAfterBreak="0">
+  <w:abstractNum w:abstractNumId="96" w15:restartNumberingAfterBreak="0">
     <w:nsid w:val="65A11495"/>
     <w:multiLevelType w:val="hybridMultilevel"/>
     <w:tmpl w:val="BE2AD0BC"/>
@@ -32665,7 +33929,7 @@
       </w:pPr>
     </w:lvl>
   </w:abstractNum>
-  <w:abstractNum w:abstractNumId="94" w15:restartNumberingAfterBreak="0">
+  <w:abstractNum w:abstractNumId="97" w15:restartNumberingAfterBreak="0">
     <w:nsid w:val="66CF5307"/>
     <w:multiLevelType w:val="hybridMultilevel"/>
     <w:tmpl w:val="8E527034"/>
@@ -32754,7 +34018,7 @@
       </w:pPr>
     </w:lvl>
   </w:abstractNum>
-  <w:abstractNum w:abstractNumId="95" w15:restartNumberingAfterBreak="0">
+  <w:abstractNum w:abstractNumId="98" w15:restartNumberingAfterBreak="0">
     <w:nsid w:val="66EC2D1F"/>
     <w:multiLevelType w:val="hybridMultilevel"/>
     <w:tmpl w:val="6AC8E508"/>
@@ -32867,7 +34131,7 @@
       </w:rPr>
     </w:lvl>
   </w:abstractNum>
-  <w:abstractNum w:abstractNumId="96" w15:restartNumberingAfterBreak="0">
+  <w:abstractNum w:abstractNumId="99" w15:restartNumberingAfterBreak="0">
     <w:nsid w:val="67A91DAE"/>
     <w:multiLevelType w:val="hybridMultilevel"/>
     <w:tmpl w:val="20469220"/>
@@ -32953,7 +34217,7 @@
       </w:pPr>
     </w:lvl>
   </w:abstractNum>
-  <w:abstractNum w:abstractNumId="97" w15:restartNumberingAfterBreak="0">
+  <w:abstractNum w:abstractNumId="100" w15:restartNumberingAfterBreak="0">
     <w:nsid w:val="68A02053"/>
     <w:multiLevelType w:val="hybridMultilevel"/>
     <w:tmpl w:val="78E8F086"/>
@@ -33039,7 +34303,7 @@
       </w:pPr>
     </w:lvl>
   </w:abstractNum>
-  <w:abstractNum w:abstractNumId="98" w15:restartNumberingAfterBreak="0">
+  <w:abstractNum w:abstractNumId="101" w15:restartNumberingAfterBreak="0">
     <w:nsid w:val="699712EC"/>
     <w:multiLevelType w:val="hybridMultilevel"/>
     <w:tmpl w:val="2094292C"/>
@@ -33128,7 +34392,7 @@
       </w:pPr>
     </w:lvl>
   </w:abstractNum>
-  <w:abstractNum w:abstractNumId="99" w15:restartNumberingAfterBreak="0">
+  <w:abstractNum w:abstractNumId="102" w15:restartNumberingAfterBreak="0">
     <w:nsid w:val="6AEA6D48"/>
     <w:multiLevelType w:val="hybridMultilevel"/>
     <w:tmpl w:val="41942CD4"/>
@@ -33241,7 +34505,7 @@
       </w:rPr>
     </w:lvl>
   </w:abstractNum>
-  <w:abstractNum w:abstractNumId="100" w15:restartNumberingAfterBreak="0">
+  <w:abstractNum w:abstractNumId="103" w15:restartNumberingAfterBreak="0">
     <w:nsid w:val="6C1F3D41"/>
     <w:multiLevelType w:val="hybridMultilevel"/>
     <w:tmpl w:val="7442666C"/>
@@ -33354,7 +34618,96 @@
       </w:rPr>
     </w:lvl>
   </w:abstractNum>
-  <w:abstractNum w:abstractNumId="101" w15:restartNumberingAfterBreak="0">
+  <w:abstractNum w:abstractNumId="104" w15:restartNumberingAfterBreak="0">
+    <w:nsid w:val="6CFB1ED4"/>
+    <w:multiLevelType w:val="hybridMultilevel"/>
+    <w:tmpl w:val="46522656"/>
+    <w:lvl w:ilvl="0" w:tplc="C9D0E99C">
+      <w:start w:val="1"/>
+      <w:numFmt w:val="decimal"/>
+      <w:lvlText w:val="%1."/>
+      <w:lvlJc w:val="left"/>
+      <w:pPr>
+        <w:ind w:left="720" w:hanging="360"/>
+      </w:pPr>
+      <w:rPr>
+        <w:rFonts w:hint="default"/>
+      </w:rPr>
+    </w:lvl>
+    <w:lvl w:ilvl="1" w:tplc="FFFFFFFF" w:tentative="1">
+      <w:start w:val="1"/>
+      <w:numFmt w:val="lowerLetter"/>
+      <w:lvlText w:val="%2."/>
+      <w:lvlJc w:val="left"/>
+      <w:pPr>
+        <w:ind w:left="1440" w:hanging="360"/>
+      </w:pPr>
+    </w:lvl>
+    <w:lvl w:ilvl="2" w:tplc="FFFFFFFF" w:tentative="1">
+      <w:start w:val="1"/>
+      <w:numFmt w:val="lowerRoman"/>
+      <w:lvlText w:val="%3."/>
+      <w:lvlJc w:val="right"/>
+      <w:pPr>
+        <w:ind w:left="2160" w:hanging="180"/>
+      </w:pPr>
+    </w:lvl>
+    <w:lvl w:ilvl="3" w:tplc="FFFFFFFF" w:tentative="1">
+      <w:start w:val="1"/>
+      <w:numFmt w:val="decimal"/>
+      <w:lvlText w:val="%4."/>
+      <w:lvlJc w:val="left"/>
+      <w:pPr>
+        <w:ind w:left="2880" w:hanging="360"/>
+      </w:pPr>
+    </w:lvl>
+    <w:lvl w:ilvl="4" w:tplc="FFFFFFFF" w:tentative="1">
+      <w:start w:val="1"/>
+      <w:numFmt w:val="lowerLetter"/>
+      <w:lvlText w:val="%5."/>
+      <w:lvlJc w:val="left"/>
+      <w:pPr>
+        <w:ind w:left="3600" w:hanging="360"/>
+      </w:pPr>
+    </w:lvl>
+    <w:lvl w:ilvl="5" w:tplc="FFFFFFFF" w:tentative="1">
+      <w:start w:val="1"/>
+      <w:numFmt w:val="lowerRoman"/>
+      <w:lvlText w:val="%6."/>
+      <w:lvlJc w:val="right"/>
+      <w:pPr>
+        <w:ind w:left="4320" w:hanging="180"/>
+      </w:pPr>
+    </w:lvl>
+    <w:lvl w:ilvl="6" w:tplc="FFFFFFFF" w:tentative="1">
+      <w:start w:val="1"/>
+      <w:numFmt w:val="decimal"/>
+      <w:lvlText w:val="%7."/>
+      <w:lvlJc w:val="left"/>
+      <w:pPr>
+        <w:ind w:left="5040" w:hanging="360"/>
+      </w:pPr>
+    </w:lvl>
+    <w:lvl w:ilvl="7" w:tplc="FFFFFFFF" w:tentative="1">
+      <w:start w:val="1"/>
+      <w:numFmt w:val="lowerLetter"/>
+      <w:lvlText w:val="%8."/>
+      <w:lvlJc w:val="left"/>
+      <w:pPr>
+        <w:ind w:left="5760" w:hanging="360"/>
+      </w:pPr>
+    </w:lvl>
+    <w:lvl w:ilvl="8" w:tplc="FFFFFFFF" w:tentative="1">
+      <w:start w:val="1"/>
+      <w:numFmt w:val="lowerRoman"/>
+      <w:lvlText w:val="%9."/>
+      <w:lvlJc w:val="right"/>
+      <w:pPr>
+        <w:ind w:left="6480" w:hanging="180"/>
+      </w:pPr>
+    </w:lvl>
+  </w:abstractNum>
+  <w:abstractNum w:abstractNumId="105" w15:restartNumberingAfterBreak="0">
     <w:nsid w:val="6DA65A70"/>
     <w:multiLevelType w:val="hybridMultilevel"/>
     <w:tmpl w:val="77AA1FF2"/>
@@ -33443,7 +34796,7 @@
       </w:pPr>
     </w:lvl>
   </w:abstractNum>
-  <w:abstractNum w:abstractNumId="102" w15:restartNumberingAfterBreak="0">
+  <w:abstractNum w:abstractNumId="106" w15:restartNumberingAfterBreak="0">
     <w:nsid w:val="6E3B21F0"/>
     <w:multiLevelType w:val="hybridMultilevel"/>
     <w:tmpl w:val="51BC0A8A"/>
@@ -33531,7 +34884,7 @@
       </w:pPr>
     </w:lvl>
   </w:abstractNum>
-  <w:abstractNum w:abstractNumId="103" w15:restartNumberingAfterBreak="0">
+  <w:abstractNum w:abstractNumId="107" w15:restartNumberingAfterBreak="0">
     <w:nsid w:val="73541CF1"/>
     <w:multiLevelType w:val="hybridMultilevel"/>
     <w:tmpl w:val="014E4D9E"/>
@@ -33644,7 +34997,7 @@
       </w:rPr>
     </w:lvl>
   </w:abstractNum>
-  <w:abstractNum w:abstractNumId="104" w15:restartNumberingAfterBreak="0">
+  <w:abstractNum w:abstractNumId="108" w15:restartNumberingAfterBreak="0">
     <w:nsid w:val="743D2677"/>
     <w:multiLevelType w:val="hybridMultilevel"/>
     <w:tmpl w:val="AB2AEB64"/>
@@ -33733,7 +35086,120 @@
       </w:pPr>
     </w:lvl>
   </w:abstractNum>
-  <w:abstractNum w:abstractNumId="105" w15:restartNumberingAfterBreak="0">
+  <w:abstractNum w:abstractNumId="109" w15:restartNumberingAfterBreak="0">
+    <w:nsid w:val="751912DA"/>
+    <w:multiLevelType w:val="hybridMultilevel"/>
+    <w:tmpl w:val="CEE264C4"/>
+    <w:lvl w:ilvl="0" w:tplc="40090001">
+      <w:start w:val="1"/>
+      <w:numFmt w:val="bullet"/>
+      <w:lvlText w:val=""/>
+      <w:lvlJc w:val="left"/>
+      <w:pPr>
+        <w:ind w:left="720" w:hanging="360"/>
+      </w:pPr>
+      <w:rPr>
+        <w:rFonts w:ascii="Symbol" w:hAnsi="Symbol" w:hint="default"/>
+      </w:rPr>
+    </w:lvl>
+    <w:lvl w:ilvl="1" w:tplc="40090003" w:tentative="1">
+      <w:start w:val="1"/>
+      <w:numFmt w:val="bullet"/>
+      <w:lvlText w:val="o"/>
+      <w:lvlJc w:val="left"/>
+      <w:pPr>
+        <w:ind w:left="1440" w:hanging="360"/>
+      </w:pPr>
+      <w:rPr>
+        <w:rFonts w:ascii="Courier New" w:hAnsi="Courier New" w:cs="Courier New" w:hint="default"/>
+      </w:rPr>
+    </w:lvl>
+    <w:lvl w:ilvl="2" w:tplc="40090005" w:tentative="1">
+      <w:start w:val="1"/>
+      <w:numFmt w:val="bullet"/>
+      <w:lvlText w:val=""/>
+      <w:lvlJc w:val="left"/>
+      <w:pPr>
+        <w:ind w:left="2160" w:hanging="360"/>
+      </w:pPr>
+      <w:rPr>
+        <w:rFonts w:ascii="Wingdings" w:hAnsi="Wingdings" w:hint="default"/>
+      </w:rPr>
+    </w:lvl>
+    <w:lvl w:ilvl="3" w:tplc="40090001" w:tentative="1">
+      <w:start w:val="1"/>
+      <w:numFmt w:val="bullet"/>
+      <w:lvlText w:val=""/>
+      <w:lvlJc w:val="left"/>
+      <w:pPr>
+        <w:ind w:left="2880" w:hanging="360"/>
+      </w:pPr>
+      <w:rPr>
+        <w:rFonts w:ascii="Symbol" w:hAnsi="Symbol" w:hint="default"/>
+      </w:rPr>
+    </w:lvl>
+    <w:lvl w:ilvl="4" w:tplc="40090003" w:tentative="1">
+      <w:start w:val="1"/>
+      <w:numFmt w:val="bullet"/>
+      <w:lvlText w:val="o"/>
+      <w:lvlJc w:val="left"/>
+      <w:pPr>
+        <w:ind w:left="3600" w:hanging="360"/>
+      </w:pPr>
+      <w:rPr>
+        <w:rFonts w:ascii="Courier New" w:hAnsi="Courier New" w:cs="Courier New" w:hint="default"/>
+      </w:rPr>
+    </w:lvl>
+    <w:lvl w:ilvl="5" w:tplc="40090005" w:tentative="1">
+      <w:start w:val="1"/>
+      <w:numFmt w:val="bullet"/>
+      <w:lvlText w:val=""/>
+      <w:lvlJc w:val="left"/>
+      <w:pPr>
+        <w:ind w:left="4320" w:hanging="360"/>
+      </w:pPr>
+      <w:rPr>
+        <w:rFonts w:ascii="Wingdings" w:hAnsi="Wingdings" w:hint="default"/>
+      </w:rPr>
+    </w:lvl>
+    <w:lvl w:ilvl="6" w:tplc="40090001" w:tentative="1">
+      <w:start w:val="1"/>
+      <w:numFmt w:val="bullet"/>
+      <w:lvlText w:val=""/>
+      <w:lvlJc w:val="left"/>
+      <w:pPr>
+        <w:ind w:left="5040" w:hanging="360"/>
+      </w:pPr>
+      <w:rPr>
+        <w:rFonts w:ascii="Symbol" w:hAnsi="Symbol" w:hint="default"/>
+      </w:rPr>
+    </w:lvl>
+    <w:lvl w:ilvl="7" w:tplc="40090003" w:tentative="1">
+      <w:start w:val="1"/>
+      <w:numFmt w:val="bullet"/>
+      <w:lvlText w:val="o"/>
+      <w:lvlJc w:val="left"/>
+      <w:pPr>
+        <w:ind w:left="5760" w:hanging="360"/>
+      </w:pPr>
+      <w:rPr>
+        <w:rFonts w:ascii="Courier New" w:hAnsi="Courier New" w:cs="Courier New" w:hint="default"/>
+      </w:rPr>
+    </w:lvl>
+    <w:lvl w:ilvl="8" w:tplc="40090005" w:tentative="1">
+      <w:start w:val="1"/>
+      <w:numFmt w:val="bullet"/>
+      <w:lvlText w:val=""/>
+      <w:lvlJc w:val="left"/>
+      <w:pPr>
+        <w:ind w:left="6480" w:hanging="360"/>
+      </w:pPr>
+      <w:rPr>
+        <w:rFonts w:ascii="Wingdings" w:hAnsi="Wingdings" w:hint="default"/>
+      </w:rPr>
+    </w:lvl>
+  </w:abstractNum>
+  <w:abstractNum w:abstractNumId="110" w15:restartNumberingAfterBreak="0">
     <w:nsid w:val="76D400E1"/>
     <w:multiLevelType w:val="hybridMultilevel"/>
     <w:tmpl w:val="7EF26DCA"/>
@@ -33822,7 +35288,7 @@
       </w:pPr>
     </w:lvl>
   </w:abstractNum>
-  <w:abstractNum w:abstractNumId="106" w15:restartNumberingAfterBreak="0">
+  <w:abstractNum w:abstractNumId="111" w15:restartNumberingAfterBreak="0">
     <w:nsid w:val="798245A1"/>
     <w:multiLevelType w:val="multilevel"/>
     <w:tmpl w:val="D4E29C7E"/>
@@ -33971,7 +35437,7 @@
       </w:rPr>
     </w:lvl>
   </w:abstractNum>
-  <w:abstractNum w:abstractNumId="107" w15:restartNumberingAfterBreak="0">
+  <w:abstractNum w:abstractNumId="112" w15:restartNumberingAfterBreak="0">
     <w:nsid w:val="7B4606AD"/>
     <w:multiLevelType w:val="hybridMultilevel"/>
     <w:tmpl w:val="906C02F2"/>
@@ -34060,7 +35526,7 @@
       </w:pPr>
     </w:lvl>
   </w:abstractNum>
-  <w:abstractNum w:abstractNumId="108" w15:restartNumberingAfterBreak="0">
+  <w:abstractNum w:abstractNumId="113" w15:restartNumberingAfterBreak="0">
     <w:nsid w:val="7C4818D0"/>
     <w:multiLevelType w:val="hybridMultilevel"/>
     <w:tmpl w:val="A61CFC8E"/>
@@ -34149,7 +35615,96 @@
       </w:pPr>
     </w:lvl>
   </w:abstractNum>
-  <w:abstractNum w:abstractNumId="109" w15:restartNumberingAfterBreak="0">
+  <w:abstractNum w:abstractNumId="114" w15:restartNumberingAfterBreak="0">
+    <w:nsid w:val="7D660AFE"/>
+    <w:multiLevelType w:val="hybridMultilevel"/>
+    <w:tmpl w:val="BAEA5B06"/>
+    <w:lvl w:ilvl="0" w:tplc="9C92238C">
+      <w:start w:val="3"/>
+      <w:numFmt w:val="decimal"/>
+      <w:lvlText w:val="%1."/>
+      <w:lvlJc w:val="left"/>
+      <w:pPr>
+        <w:ind w:left="720" w:hanging="360"/>
+      </w:pPr>
+      <w:rPr>
+        <w:rFonts w:hint="default"/>
+      </w:rPr>
+    </w:lvl>
+    <w:lvl w:ilvl="1" w:tplc="40090019" w:tentative="1">
+      <w:start w:val="1"/>
+      <w:numFmt w:val="lowerLetter"/>
+      <w:lvlText w:val="%2."/>
+      <w:lvlJc w:val="left"/>
+      <w:pPr>
+        <w:ind w:left="1440" w:hanging="360"/>
+      </w:pPr>
+    </w:lvl>
+    <w:lvl w:ilvl="2" w:tplc="4009001B" w:tentative="1">
+      <w:start w:val="1"/>
+      <w:numFmt w:val="lowerRoman"/>
+      <w:lvlText w:val="%3."/>
+      <w:lvlJc w:val="right"/>
+      <w:pPr>
+        <w:ind w:left="2160" w:hanging="180"/>
+      </w:pPr>
+    </w:lvl>
+    <w:lvl w:ilvl="3" w:tplc="4009000F" w:tentative="1">
+      <w:start w:val="1"/>
+      <w:numFmt w:val="decimal"/>
+      <w:lvlText w:val="%4."/>
+      <w:lvlJc w:val="left"/>
+      <w:pPr>
+        <w:ind w:left="2880" w:hanging="360"/>
+      </w:pPr>
+    </w:lvl>
+    <w:lvl w:ilvl="4" w:tplc="40090019" w:tentative="1">
+      <w:start w:val="1"/>
+      <w:numFmt w:val="lowerLetter"/>
+      <w:lvlText w:val="%5."/>
+      <w:lvlJc w:val="left"/>
+      <w:pPr>
+        <w:ind w:left="3600" w:hanging="360"/>
+      </w:pPr>
+    </w:lvl>
+    <w:lvl w:ilvl="5" w:tplc="4009001B" w:tentative="1">
+      <w:start w:val="1"/>
+      <w:numFmt w:val="lowerRoman"/>
+      <w:lvlText w:val="%6."/>
+      <w:lvlJc w:val="right"/>
+      <w:pPr>
+        <w:ind w:left="4320" w:hanging="180"/>
+      </w:pPr>
+    </w:lvl>
+    <w:lvl w:ilvl="6" w:tplc="4009000F" w:tentative="1">
+      <w:start w:val="1"/>
+      <w:numFmt w:val="decimal"/>
+      <w:lvlText w:val="%7."/>
+      <w:lvlJc w:val="left"/>
+      <w:pPr>
+        <w:ind w:left="5040" w:hanging="360"/>
+      </w:pPr>
+    </w:lvl>
+    <w:lvl w:ilvl="7" w:tplc="40090019" w:tentative="1">
+      <w:start w:val="1"/>
+      <w:numFmt w:val="lowerLetter"/>
+      <w:lvlText w:val="%8."/>
+      <w:lvlJc w:val="left"/>
+      <w:pPr>
+        <w:ind w:left="5760" w:hanging="360"/>
+      </w:pPr>
+    </w:lvl>
+    <w:lvl w:ilvl="8" w:tplc="4009001B" w:tentative="1">
+      <w:start w:val="1"/>
+      <w:numFmt w:val="lowerRoman"/>
+      <w:lvlText w:val="%9."/>
+      <w:lvlJc w:val="right"/>
+      <w:pPr>
+        <w:ind w:left="6480" w:hanging="180"/>
+      </w:pPr>
+    </w:lvl>
+  </w:abstractNum>
+  <w:abstractNum w:abstractNumId="115" w15:restartNumberingAfterBreak="0">
     <w:nsid w:val="7DF907F8"/>
     <w:multiLevelType w:val="multilevel"/>
     <w:tmpl w:val="D0481822"/>
@@ -34298,7 +35853,7 @@
       </w:rPr>
     </w:lvl>
   </w:abstractNum>
-  <w:abstractNum w:abstractNumId="110" w15:restartNumberingAfterBreak="0">
+  <w:abstractNum w:abstractNumId="116" w15:restartNumberingAfterBreak="0">
     <w:nsid w:val="7E123F7B"/>
     <w:multiLevelType w:val="hybridMultilevel"/>
     <w:tmpl w:val="37809860"/>
@@ -34411,7 +35966,7 @@
       </w:rPr>
     </w:lvl>
   </w:abstractNum>
-  <w:abstractNum w:abstractNumId="111" w15:restartNumberingAfterBreak="0">
+  <w:abstractNum w:abstractNumId="117" w15:restartNumberingAfterBreak="0">
     <w:nsid w:val="7E75290A"/>
     <w:multiLevelType w:val="hybridMultilevel"/>
     <w:tmpl w:val="2F203DF8"/>
@@ -34497,7 +36052,7 @@
       </w:pPr>
     </w:lvl>
   </w:abstractNum>
-  <w:abstractNum w:abstractNumId="112" w15:restartNumberingAfterBreak="0">
+  <w:abstractNum w:abstractNumId="118" w15:restartNumberingAfterBreak="0">
     <w:nsid w:val="7E821522"/>
     <w:multiLevelType w:val="hybridMultilevel"/>
     <w:tmpl w:val="D15E8CC6"/>
@@ -34583,7 +36138,7 @@
       </w:pPr>
     </w:lvl>
   </w:abstractNum>
-  <w:abstractNum w:abstractNumId="113" w15:restartNumberingAfterBreak="0">
+  <w:abstractNum w:abstractNumId="119" w15:restartNumberingAfterBreak="0">
     <w:nsid w:val="7F9B1F90"/>
     <w:multiLevelType w:val="hybridMultilevel"/>
     <w:tmpl w:val="3B1AD3DE"/>
@@ -34673,346 +36228,364 @@
     </w:lvl>
   </w:abstractNum>
   <w:num w:numId="1" w16cid:durableId="547760854">
-    <w:abstractNumId w:val="109"/>
+    <w:abstractNumId w:val="115"/>
   </w:num>
   <w:num w:numId="2" w16cid:durableId="112870013">
     <w:abstractNumId w:val="2"/>
   </w:num>
   <w:num w:numId="3" w16cid:durableId="1066297082">
-    <w:abstractNumId w:val="80"/>
+    <w:abstractNumId w:val="82"/>
   </w:num>
   <w:num w:numId="4" w16cid:durableId="375544249">
-    <w:abstractNumId w:val="27"/>
+    <w:abstractNumId w:val="28"/>
   </w:num>
   <w:num w:numId="5" w16cid:durableId="1102913561">
-    <w:abstractNumId w:val="55"/>
+    <w:abstractNumId w:val="56"/>
   </w:num>
   <w:num w:numId="6" w16cid:durableId="2060545769">
-    <w:abstractNumId w:val="52"/>
+    <w:abstractNumId w:val="53"/>
   </w:num>
   <w:num w:numId="7" w16cid:durableId="1324044657">
-    <w:abstractNumId w:val="89"/>
+    <w:abstractNumId w:val="92"/>
   </w:num>
   <w:num w:numId="8" w16cid:durableId="98184746">
-    <w:abstractNumId w:val="71"/>
+    <w:abstractNumId w:val="72"/>
   </w:num>
   <w:num w:numId="9" w16cid:durableId="182013550">
-    <w:abstractNumId w:val="9"/>
+    <w:abstractNumId w:val="10"/>
   </w:num>
   <w:num w:numId="10" w16cid:durableId="1909684561">
-    <w:abstractNumId w:val="97"/>
+    <w:abstractNumId w:val="100"/>
   </w:num>
   <w:num w:numId="11" w16cid:durableId="468674835">
+    <w:abstractNumId w:val="13"/>
+  </w:num>
+  <w:num w:numId="12" w16cid:durableId="303313759">
     <w:abstractNumId w:val="12"/>
   </w:num>
-  <w:num w:numId="12" w16cid:durableId="303313759">
-    <w:abstractNumId w:val="11"/>
-  </w:num>
   <w:num w:numId="13" w16cid:durableId="1941378677">
-    <w:abstractNumId w:val="33"/>
+    <w:abstractNumId w:val="34"/>
   </w:num>
   <w:num w:numId="14" w16cid:durableId="1658071050">
-    <w:abstractNumId w:val="60"/>
+    <w:abstractNumId w:val="61"/>
   </w:num>
   <w:num w:numId="15" w16cid:durableId="1856843268">
+    <w:abstractNumId w:val="117"/>
+  </w:num>
+  <w:num w:numId="16" w16cid:durableId="2056733104">
     <w:abstractNumId w:val="111"/>
   </w:num>
-  <w:num w:numId="16" w16cid:durableId="2056733104">
-    <w:abstractNumId w:val="106"/>
-  </w:num>
   <w:num w:numId="17" w16cid:durableId="352073398">
-    <w:abstractNumId w:val="15"/>
+    <w:abstractNumId w:val="16"/>
   </w:num>
   <w:num w:numId="18" w16cid:durableId="880899920">
-    <w:abstractNumId w:val="72"/>
+    <w:abstractNumId w:val="73"/>
   </w:num>
   <w:num w:numId="19" w16cid:durableId="1963266159">
-    <w:abstractNumId w:val="18"/>
+    <w:abstractNumId w:val="19"/>
   </w:num>
   <w:num w:numId="20" w16cid:durableId="1434083292">
-    <w:abstractNumId w:val="19"/>
+    <w:abstractNumId w:val="20"/>
   </w:num>
   <w:num w:numId="21" w16cid:durableId="509570059">
     <w:abstractNumId w:val="5"/>
   </w:num>
   <w:num w:numId="22" w16cid:durableId="1888905990">
+    <w:abstractNumId w:val="15"/>
+  </w:num>
+  <w:num w:numId="23" w16cid:durableId="1001546929">
+    <w:abstractNumId w:val="94"/>
+  </w:num>
+  <w:num w:numId="24" w16cid:durableId="2016109498">
     <w:abstractNumId w:val="14"/>
   </w:num>
-  <w:num w:numId="23" w16cid:durableId="1001546929">
+  <w:num w:numId="25" w16cid:durableId="836769810">
+    <w:abstractNumId w:val="50"/>
+  </w:num>
+  <w:num w:numId="26" w16cid:durableId="49619448">
+    <w:abstractNumId w:val="98"/>
+  </w:num>
+  <w:num w:numId="27" w16cid:durableId="1091588831">
+    <w:abstractNumId w:val="102"/>
+  </w:num>
+  <w:num w:numId="28" w16cid:durableId="1316226302">
+    <w:abstractNumId w:val="57"/>
+  </w:num>
+  <w:num w:numId="29" w16cid:durableId="731119912">
+    <w:abstractNumId w:val="11"/>
+  </w:num>
+  <w:num w:numId="30" w16cid:durableId="1482456804">
+    <w:abstractNumId w:val="64"/>
+  </w:num>
+  <w:num w:numId="31" w16cid:durableId="1733458492">
+    <w:abstractNumId w:val="29"/>
+  </w:num>
+  <w:num w:numId="32" w16cid:durableId="769738866">
+    <w:abstractNumId w:val="116"/>
+  </w:num>
+  <w:num w:numId="33" w16cid:durableId="2029674655">
+    <w:abstractNumId w:val="7"/>
+  </w:num>
+  <w:num w:numId="34" w16cid:durableId="1764909057">
+    <w:abstractNumId w:val="89"/>
+  </w:num>
+  <w:num w:numId="35" w16cid:durableId="1460802618">
+    <w:abstractNumId w:val="43"/>
+  </w:num>
+  <w:num w:numId="36" w16cid:durableId="2093811967">
+    <w:abstractNumId w:val="97"/>
+  </w:num>
+  <w:num w:numId="37" w16cid:durableId="1859267411">
+    <w:abstractNumId w:val="71"/>
+  </w:num>
+  <w:num w:numId="38" w16cid:durableId="1741830400">
+    <w:abstractNumId w:val="99"/>
+  </w:num>
+  <w:num w:numId="39" w16cid:durableId="493300045">
+    <w:abstractNumId w:val="59"/>
+  </w:num>
+  <w:num w:numId="40" w16cid:durableId="1842039721">
+    <w:abstractNumId w:val="68"/>
+  </w:num>
+  <w:num w:numId="41" w16cid:durableId="477959858">
+    <w:abstractNumId w:val="60"/>
+  </w:num>
+  <w:num w:numId="42" w16cid:durableId="502479676">
+    <w:abstractNumId w:val="30"/>
+  </w:num>
+  <w:num w:numId="43" w16cid:durableId="307318697">
+    <w:abstractNumId w:val="66"/>
+  </w:num>
+  <w:num w:numId="44" w16cid:durableId="1273854510">
+    <w:abstractNumId w:val="118"/>
+  </w:num>
+  <w:num w:numId="45" w16cid:durableId="90973953">
+    <w:abstractNumId w:val="21"/>
+  </w:num>
+  <w:num w:numId="46" w16cid:durableId="457912309">
+    <w:abstractNumId w:val="8"/>
+  </w:num>
+  <w:num w:numId="47" w16cid:durableId="42410849">
+    <w:abstractNumId w:val="54"/>
+  </w:num>
+  <w:num w:numId="48" w16cid:durableId="1751152673">
+    <w:abstractNumId w:val="95"/>
+  </w:num>
+  <w:num w:numId="49" w16cid:durableId="1372655259">
     <w:abstractNumId w:val="91"/>
   </w:num>
-  <w:num w:numId="24" w16cid:durableId="2016109498">
-    <w:abstractNumId w:val="13"/>
+  <w:num w:numId="50" w16cid:durableId="2097021567">
+    <w:abstractNumId w:val="39"/>
   </w:num>
-  <w:num w:numId="25" w16cid:durableId="836769810">
-    <w:abstractNumId w:val="49"/>
+  <w:num w:numId="51" w16cid:durableId="571697622">
+    <w:abstractNumId w:val="119"/>
   </w:num>
-  <w:num w:numId="26" w16cid:durableId="49619448">
-    <w:abstractNumId w:val="95"/>
+  <w:num w:numId="52" w16cid:durableId="1787961601">
+    <w:abstractNumId w:val="76"/>
   </w:num>
-  <w:num w:numId="27" w16cid:durableId="1091588831">
-    <w:abstractNumId w:val="99"/>
+  <w:num w:numId="53" w16cid:durableId="803234512">
+    <w:abstractNumId w:val="17"/>
   </w:num>
-  <w:num w:numId="28" w16cid:durableId="1316226302">
-    <w:abstractNumId w:val="56"/>
-  </w:num>
-  <w:num w:numId="29" w16cid:durableId="731119912">
-    <w:abstractNumId w:val="10"/>
-  </w:num>
-  <w:num w:numId="30" w16cid:durableId="1482456804">
-    <w:abstractNumId w:val="63"/>
-  </w:num>
-  <w:num w:numId="31" w16cid:durableId="1733458492">
-    <w:abstractNumId w:val="28"/>
-  </w:num>
-  <w:num w:numId="32" w16cid:durableId="769738866">
-    <w:abstractNumId w:val="110"/>
-  </w:num>
-  <w:num w:numId="33" w16cid:durableId="2029674655">
-    <w:abstractNumId w:val="6"/>
-  </w:num>
-  <w:num w:numId="34" w16cid:durableId="1764909057">
-    <w:abstractNumId w:val="86"/>
-  </w:num>
-  <w:num w:numId="35" w16cid:durableId="1460802618">
-    <w:abstractNumId w:val="42"/>
-  </w:num>
-  <w:num w:numId="36" w16cid:durableId="2093811967">
-    <w:abstractNumId w:val="94"/>
-  </w:num>
-  <w:num w:numId="37" w16cid:durableId="1859267411">
+  <w:num w:numId="54" w16cid:durableId="262305211">
     <w:abstractNumId w:val="70"/>
   </w:num>
-  <w:num w:numId="38" w16cid:durableId="1741830400">
-    <w:abstractNumId w:val="96"/>
-  </w:num>
-  <w:num w:numId="39" w16cid:durableId="493300045">
-    <w:abstractNumId w:val="58"/>
-  </w:num>
-  <w:num w:numId="40" w16cid:durableId="1842039721">
-    <w:abstractNumId w:val="67"/>
-  </w:num>
-  <w:num w:numId="41" w16cid:durableId="477959858">
-    <w:abstractNumId w:val="59"/>
-  </w:num>
-  <w:num w:numId="42" w16cid:durableId="502479676">
-    <w:abstractNumId w:val="29"/>
-  </w:num>
-  <w:num w:numId="43" w16cid:durableId="307318697">
-    <w:abstractNumId w:val="65"/>
-  </w:num>
-  <w:num w:numId="44" w16cid:durableId="1273854510">
-    <w:abstractNumId w:val="112"/>
-  </w:num>
-  <w:num w:numId="45" w16cid:durableId="90973953">
-    <w:abstractNumId w:val="20"/>
-  </w:num>
-  <w:num w:numId="46" w16cid:durableId="457912309">
-    <w:abstractNumId w:val="7"/>
-  </w:num>
-  <w:num w:numId="47" w16cid:durableId="42410849">
-    <w:abstractNumId w:val="53"/>
-  </w:num>
-  <w:num w:numId="48" w16cid:durableId="1751152673">
-    <w:abstractNumId w:val="92"/>
-  </w:num>
-  <w:num w:numId="49" w16cid:durableId="1372655259">
-    <w:abstractNumId w:val="88"/>
-  </w:num>
-  <w:num w:numId="50" w16cid:durableId="2097021567">
-    <w:abstractNumId w:val="38"/>
-  </w:num>
-  <w:num w:numId="51" w16cid:durableId="571697622">
+  <w:num w:numId="55" w16cid:durableId="1437944789">
     <w:abstractNumId w:val="113"/>
   </w:num>
-  <w:num w:numId="52" w16cid:durableId="1787961601">
-    <w:abstractNumId w:val="75"/>
+  <w:num w:numId="56" w16cid:durableId="160630332">
+    <w:abstractNumId w:val="106"/>
   </w:num>
-  <w:num w:numId="53" w16cid:durableId="803234512">
-    <w:abstractNumId w:val="16"/>
-  </w:num>
-  <w:num w:numId="54" w16cid:durableId="262305211">
-    <w:abstractNumId w:val="69"/>
-  </w:num>
-  <w:num w:numId="55" w16cid:durableId="1437944789">
+  <w:num w:numId="57" w16cid:durableId="2116902213">
     <w:abstractNumId w:val="108"/>
   </w:num>
-  <w:num w:numId="56" w16cid:durableId="160630332">
-    <w:abstractNumId w:val="102"/>
-  </w:num>
-  <w:num w:numId="57" w16cid:durableId="2116902213">
-    <w:abstractNumId w:val="104"/>
-  </w:num>
   <w:num w:numId="58" w16cid:durableId="1631781334">
-    <w:abstractNumId w:val="47"/>
+    <w:abstractNumId w:val="48"/>
   </w:num>
   <w:num w:numId="59" w16cid:durableId="1416395035">
-    <w:abstractNumId w:val="85"/>
+    <w:abstractNumId w:val="87"/>
   </w:num>
   <w:num w:numId="60" w16cid:durableId="120923253">
-    <w:abstractNumId w:val="82"/>
+    <w:abstractNumId w:val="84"/>
   </w:num>
   <w:num w:numId="61" w16cid:durableId="1010566114">
-    <w:abstractNumId w:val="34"/>
+    <w:abstractNumId w:val="35"/>
   </w:num>
   <w:num w:numId="62" w16cid:durableId="1229149399">
-    <w:abstractNumId w:val="8"/>
+    <w:abstractNumId w:val="9"/>
   </w:num>
   <w:num w:numId="63" w16cid:durableId="491797892">
-    <w:abstractNumId w:val="31"/>
+    <w:abstractNumId w:val="32"/>
   </w:num>
   <w:num w:numId="64" w16cid:durableId="981425004">
     <w:abstractNumId w:val="4"/>
   </w:num>
   <w:num w:numId="65" w16cid:durableId="129445236">
-    <w:abstractNumId w:val="76"/>
+    <w:abstractNumId w:val="78"/>
   </w:num>
   <w:num w:numId="66" w16cid:durableId="2003729089">
-    <w:abstractNumId w:val="48"/>
+    <w:abstractNumId w:val="49"/>
   </w:num>
   <w:num w:numId="67" w16cid:durableId="967203898">
-    <w:abstractNumId w:val="93"/>
+    <w:abstractNumId w:val="96"/>
   </w:num>
   <w:num w:numId="68" w16cid:durableId="1164204164">
-    <w:abstractNumId w:val="57"/>
+    <w:abstractNumId w:val="58"/>
   </w:num>
   <w:num w:numId="69" w16cid:durableId="1368749256">
     <w:abstractNumId w:val="0"/>
   </w:num>
   <w:num w:numId="70" w16cid:durableId="96100356">
+    <w:abstractNumId w:val="63"/>
+  </w:num>
+  <w:num w:numId="71" w16cid:durableId="1419256297">
+    <w:abstractNumId w:val="47"/>
+  </w:num>
+  <w:num w:numId="72" w16cid:durableId="2029024432">
+    <w:abstractNumId w:val="81"/>
+  </w:num>
+  <w:num w:numId="73" w16cid:durableId="1030569930">
+    <w:abstractNumId w:val="46"/>
+  </w:num>
+  <w:num w:numId="74" w16cid:durableId="1286425677">
+    <w:abstractNumId w:val="112"/>
+  </w:num>
+  <w:num w:numId="75" w16cid:durableId="1506549305">
+    <w:abstractNumId w:val="85"/>
+  </w:num>
+  <w:num w:numId="76" w16cid:durableId="1243301000">
+    <w:abstractNumId w:val="93"/>
+  </w:num>
+  <w:num w:numId="77" w16cid:durableId="1403868717">
+    <w:abstractNumId w:val="110"/>
+  </w:num>
+  <w:num w:numId="78" w16cid:durableId="215287945">
+    <w:abstractNumId w:val="45"/>
+  </w:num>
+  <w:num w:numId="79" w16cid:durableId="2067021560">
+    <w:abstractNumId w:val="105"/>
+  </w:num>
+  <w:num w:numId="80" w16cid:durableId="1187600780">
+    <w:abstractNumId w:val="44"/>
+  </w:num>
+  <w:num w:numId="81" w16cid:durableId="1510558287">
+    <w:abstractNumId w:val="90"/>
+  </w:num>
+  <w:num w:numId="82" w16cid:durableId="2085687387">
+    <w:abstractNumId w:val="23"/>
+  </w:num>
+  <w:num w:numId="83" w16cid:durableId="607003710">
+    <w:abstractNumId w:val="36"/>
+  </w:num>
+  <w:num w:numId="84" w16cid:durableId="1586113957">
     <w:abstractNumId w:val="62"/>
   </w:num>
-  <w:num w:numId="71" w16cid:durableId="1419256297">
-    <w:abstractNumId w:val="46"/>
+  <w:num w:numId="85" w16cid:durableId="902913052">
+    <w:abstractNumId w:val="103"/>
   </w:num>
-  <w:num w:numId="72" w16cid:durableId="2029024432">
+  <w:num w:numId="86" w16cid:durableId="1801654526">
+    <w:abstractNumId w:val="40"/>
+  </w:num>
+  <w:num w:numId="87" w16cid:durableId="2050032601">
     <w:abstractNumId w:val="79"/>
   </w:num>
-  <w:num w:numId="73" w16cid:durableId="1030569930">
-    <w:abstractNumId w:val="45"/>
+  <w:num w:numId="88" w16cid:durableId="797459247">
+    <w:abstractNumId w:val="42"/>
   </w:num>
-  <w:num w:numId="74" w16cid:durableId="1286425677">
+  <w:num w:numId="89" w16cid:durableId="333649052">
+    <w:abstractNumId w:val="69"/>
+  </w:num>
+  <w:num w:numId="90" w16cid:durableId="874851764">
+    <w:abstractNumId w:val="27"/>
+  </w:num>
+  <w:num w:numId="91" w16cid:durableId="702094024">
+    <w:abstractNumId w:val="31"/>
+  </w:num>
+  <w:num w:numId="92" w16cid:durableId="403186397">
+    <w:abstractNumId w:val="37"/>
+  </w:num>
+  <w:num w:numId="93" w16cid:durableId="530459168">
+    <w:abstractNumId w:val="83"/>
+  </w:num>
+  <w:num w:numId="94" w16cid:durableId="1030764505">
+    <w:abstractNumId w:val="55"/>
+  </w:num>
+  <w:num w:numId="95" w16cid:durableId="504369562">
     <w:abstractNumId w:val="107"/>
   </w:num>
-  <w:num w:numId="75" w16cid:durableId="1506549305">
-    <w:abstractNumId w:val="83"/>
-  </w:num>
-  <w:num w:numId="76" w16cid:durableId="1243301000">
-    <w:abstractNumId w:val="90"/>
-  </w:num>
-  <w:num w:numId="77" w16cid:durableId="1403868717">
-    <w:abstractNumId w:val="105"/>
-  </w:num>
-  <w:num w:numId="78" w16cid:durableId="215287945">
-    <w:abstractNumId w:val="44"/>
-  </w:num>
-  <w:num w:numId="79" w16cid:durableId="2067021560">
-    <w:abstractNumId w:val="101"/>
-  </w:num>
-  <w:num w:numId="80" w16cid:durableId="1187600780">
-    <w:abstractNumId w:val="43"/>
-  </w:num>
-  <w:num w:numId="81" w16cid:durableId="1510558287">
-    <w:abstractNumId w:val="87"/>
-  </w:num>
-  <w:num w:numId="82" w16cid:durableId="2085687387">
+  <w:num w:numId="96" w16cid:durableId="660622628">
     <w:abstractNumId w:val="22"/>
   </w:num>
-  <w:num w:numId="83" w16cid:durableId="607003710">
-    <w:abstractNumId w:val="35"/>
-  </w:num>
-  <w:num w:numId="84" w16cid:durableId="1586113957">
-    <w:abstractNumId w:val="61"/>
-  </w:num>
-  <w:num w:numId="85" w16cid:durableId="902913052">
-    <w:abstractNumId w:val="100"/>
-  </w:num>
-  <w:num w:numId="86" w16cid:durableId="1801654526">
-    <w:abstractNumId w:val="39"/>
-  </w:num>
-  <w:num w:numId="87" w16cid:durableId="2050032601">
-    <w:abstractNumId w:val="77"/>
-  </w:num>
-  <w:num w:numId="88" w16cid:durableId="797459247">
-    <w:abstractNumId w:val="41"/>
-  </w:num>
-  <w:num w:numId="89" w16cid:durableId="333649052">
-    <w:abstractNumId w:val="68"/>
-  </w:num>
-  <w:num w:numId="90" w16cid:durableId="874851764">
-    <w:abstractNumId w:val="26"/>
-  </w:num>
-  <w:num w:numId="91" w16cid:durableId="702094024">
-    <w:abstractNumId w:val="30"/>
-  </w:num>
-  <w:num w:numId="92" w16cid:durableId="403186397">
-    <w:abstractNumId w:val="36"/>
-  </w:num>
-  <w:num w:numId="93" w16cid:durableId="530459168">
-    <w:abstractNumId w:val="81"/>
-  </w:num>
-  <w:num w:numId="94" w16cid:durableId="1030764505">
-    <w:abstractNumId w:val="54"/>
-  </w:num>
-  <w:num w:numId="95" w16cid:durableId="504369562">
-    <w:abstractNumId w:val="103"/>
-  </w:num>
-  <w:num w:numId="96" w16cid:durableId="660622628">
-    <w:abstractNumId w:val="21"/>
-  </w:num>
   <w:num w:numId="97" w16cid:durableId="1021394204">
-    <w:abstractNumId w:val="17"/>
+    <w:abstractNumId w:val="18"/>
   </w:num>
   <w:num w:numId="98" w16cid:durableId="808327791">
-    <w:abstractNumId w:val="74"/>
+    <w:abstractNumId w:val="75"/>
   </w:num>
   <w:num w:numId="99" w16cid:durableId="2018582249">
+    <w:abstractNumId w:val="25"/>
+  </w:num>
+  <w:num w:numId="100" w16cid:durableId="1162041113">
     <w:abstractNumId w:val="24"/>
   </w:num>
-  <w:num w:numId="100" w16cid:durableId="1162041113">
-    <w:abstractNumId w:val="23"/>
-  </w:num>
   <w:num w:numId="101" w16cid:durableId="1220166093">
-    <w:abstractNumId w:val="32"/>
+    <w:abstractNumId w:val="33"/>
   </w:num>
   <w:num w:numId="102" w16cid:durableId="247082183">
     <w:abstractNumId w:val="1"/>
   </w:num>
   <w:num w:numId="103" w16cid:durableId="1557282392">
-    <w:abstractNumId w:val="98"/>
+    <w:abstractNumId w:val="101"/>
   </w:num>
   <w:num w:numId="104" w16cid:durableId="1605117040">
-    <w:abstractNumId w:val="25"/>
+    <w:abstractNumId w:val="26"/>
   </w:num>
   <w:num w:numId="105" w16cid:durableId="1169904836">
-    <w:abstractNumId w:val="40"/>
+    <w:abstractNumId w:val="41"/>
   </w:num>
   <w:num w:numId="106" w16cid:durableId="770736041">
-    <w:abstractNumId w:val="64"/>
+    <w:abstractNumId w:val="65"/>
   </w:num>
   <w:num w:numId="107" w16cid:durableId="1923490898">
-    <w:abstractNumId w:val="37"/>
+    <w:abstractNumId w:val="38"/>
   </w:num>
   <w:num w:numId="108" w16cid:durableId="350574352">
-    <w:abstractNumId w:val="84"/>
+    <w:abstractNumId w:val="86"/>
   </w:num>
   <w:num w:numId="109" w16cid:durableId="1390036209">
     <w:abstractNumId w:val="3"/>
   </w:num>
   <w:num w:numId="110" w16cid:durableId="819150756">
-    <w:abstractNumId w:val="50"/>
+    <w:abstractNumId w:val="51"/>
   </w:num>
   <w:num w:numId="111" w16cid:durableId="674571207">
-    <w:abstractNumId w:val="73"/>
+    <w:abstractNumId w:val="74"/>
   </w:num>
   <w:num w:numId="112" w16cid:durableId="389037264">
-    <w:abstractNumId w:val="66"/>
+    <w:abstractNumId w:val="67"/>
   </w:num>
   <w:num w:numId="113" w16cid:durableId="1754888801">
-    <w:abstractNumId w:val="51"/>
+    <w:abstractNumId w:val="52"/>
   </w:num>
   <w:num w:numId="114" w16cid:durableId="133254980">
-    <w:abstractNumId w:val="78"/>
+    <w:abstractNumId w:val="80"/>
+  </w:num>
+  <w:num w:numId="115" w16cid:durableId="2029019391">
+    <w:abstractNumId w:val="109"/>
+  </w:num>
+  <w:num w:numId="116" w16cid:durableId="1218199438">
+    <w:abstractNumId w:val="6"/>
+  </w:num>
+  <w:num w:numId="117" w16cid:durableId="438992415">
+    <w:abstractNumId w:val="77"/>
+  </w:num>
+  <w:num w:numId="118" w16cid:durableId="1820538670">
+    <w:abstractNumId w:val="104"/>
+  </w:num>
+  <w:num w:numId="119" w16cid:durableId="18242475">
+    <w:abstractNumId w:val="114"/>
+  </w:num>
+  <w:num w:numId="120" w16cid:durableId="2040201624">
+    <w:abstractNumId w:val="88"/>
   </w:num>
 </w:numbering>
 </file>

--- a/PLSQL Assignments.docx
+++ b/PLSQL Assignments.docx
@@ -414,25 +414,7 @@
           <w:sz w:val="20"/>
           <w:szCs w:val="20"/>
         </w:rPr>
-        <w:t xml:space="preserve">salesmanName </w:t>
-      </w:r>
-      <w:proofErr w:type="gramStart"/>
-      <w:r>
-        <w:rPr>
-          <w:rFonts w:cstheme="minorHAnsi"/>
-          <w:sz w:val="20"/>
-          <w:szCs w:val="20"/>
-        </w:rPr>
-        <w:t>VARCHAR(</w:t>
-      </w:r>
-      <w:proofErr w:type="gramEnd"/>
-      <w:r>
-        <w:rPr>
-          <w:rFonts w:cstheme="minorHAnsi"/>
-          <w:sz w:val="20"/>
-          <w:szCs w:val="20"/>
-        </w:rPr>
-        <w:t>100) NOT NULL);</w:t>
+        <w:t>salesmanName VARCHAR(100) NOT NULL);</w:t>
       </w:r>
     </w:p>
     <w:p>
@@ -476,25 +458,7 @@
           <w:sz w:val="20"/>
           <w:szCs w:val="20"/>
         </w:rPr>
-        <w:t xml:space="preserve">(regionID INT PRIMARY KEY, regionName </w:t>
-      </w:r>
-      <w:proofErr w:type="gramStart"/>
-      <w:r>
-        <w:rPr>
-          <w:rFonts w:cstheme="minorHAnsi"/>
-          <w:sz w:val="20"/>
-          <w:szCs w:val="20"/>
-        </w:rPr>
-        <w:t>VARCHAR(</w:t>
-      </w:r>
-      <w:proofErr w:type="gramEnd"/>
-      <w:r>
-        <w:rPr>
-          <w:rFonts w:cstheme="minorHAnsi"/>
-          <w:sz w:val="20"/>
-          <w:szCs w:val="20"/>
-        </w:rPr>
-        <w:t>50) NOT NULL);</w:t>
+        <w:t>(regionID INT PRIMARY KEY, regionName VARCHAR(50) NOT NULL);</w:t>
       </w:r>
     </w:p>
     <w:p>
@@ -538,25 +502,7 @@
           <w:sz w:val="20"/>
           <w:szCs w:val="20"/>
         </w:rPr>
-        <w:t xml:space="preserve">(productID INT PRIMARY KEY, productName </w:t>
-      </w:r>
-      <w:proofErr w:type="gramStart"/>
-      <w:r>
-        <w:rPr>
-          <w:rFonts w:cstheme="minorHAnsi"/>
-          <w:sz w:val="20"/>
-          <w:szCs w:val="20"/>
-        </w:rPr>
-        <w:t>VARCHAR(</w:t>
-      </w:r>
-      <w:proofErr w:type="gramEnd"/>
-      <w:r>
-        <w:rPr>
-          <w:rFonts w:cstheme="minorHAnsi"/>
-          <w:sz w:val="20"/>
-          <w:szCs w:val="20"/>
-        </w:rPr>
-        <w:t>100) NOT NULL);</w:t>
+        <w:t>(productID INT PRIMARY KEY, productName VARCHAR(100) NOT NULL);</w:t>
       </w:r>
     </w:p>
     <w:p>
@@ -2261,25 +2207,7 @@
           <w:sz w:val="20"/>
           <w:szCs w:val="20"/>
         </w:rPr>
-        <w:t xml:space="preserve"> transfer_</w:t>
-      </w:r>
-      <w:proofErr w:type="gramStart"/>
-      <w:r>
-        <w:rPr>
-          <w:rFonts w:cstheme="minorHAnsi"/>
-          <w:sz w:val="20"/>
-          <w:szCs w:val="20"/>
-        </w:rPr>
-        <w:t>funds(</w:t>
-      </w:r>
-      <w:proofErr w:type="gramEnd"/>
-      <w:r>
-        <w:rPr>
-          <w:rFonts w:cstheme="minorHAnsi"/>
-          <w:sz w:val="20"/>
-          <w:szCs w:val="20"/>
-        </w:rPr>
-        <w:t>p_from_acc, p_to_acc, p_amount)</w:t>
+        <w:t xml:space="preserve"> transfer_funds(p_from_acc, p_to_acc, p_amount)</w:t>
       </w:r>
     </w:p>
     <w:p>
@@ -2436,25 +2364,7 @@
           <w:sz w:val="20"/>
           <w:szCs w:val="20"/>
         </w:rPr>
-        <w:t xml:space="preserve">CREATE TABLE accounts (acc_no INT PRIMARY KEY, cust_name </w:t>
-      </w:r>
-      <w:proofErr w:type="gramStart"/>
-      <w:r>
-        <w:rPr>
-          <w:rFonts w:cstheme="minorHAnsi"/>
-          <w:sz w:val="20"/>
-          <w:szCs w:val="20"/>
-        </w:rPr>
-        <w:t>VARCHAR(</w:t>
-      </w:r>
-      <w:proofErr w:type="gramEnd"/>
-      <w:r>
-        <w:rPr>
-          <w:rFonts w:cstheme="minorHAnsi"/>
-          <w:sz w:val="20"/>
-          <w:szCs w:val="20"/>
-        </w:rPr>
-        <w:t>50), balance INT);</w:t>
+        <w:t>CREATE TABLE accounts (acc_no INT PRIMARY KEY, cust_name VARCHAR(50), balance INT);</w:t>
       </w:r>
     </w:p>
     <w:p>
@@ -2605,25 +2515,7 @@
           <w:sz w:val="20"/>
           <w:szCs w:val="20"/>
         </w:rPr>
-        <w:t xml:space="preserve"> place_</w:t>
-      </w:r>
-      <w:proofErr w:type="gramStart"/>
-      <w:r>
-        <w:rPr>
-          <w:rFonts w:cstheme="minorHAnsi"/>
-          <w:sz w:val="20"/>
-          <w:szCs w:val="20"/>
-        </w:rPr>
-        <w:t>order(</w:t>
-      </w:r>
-      <w:proofErr w:type="gramEnd"/>
-      <w:r>
-        <w:rPr>
-          <w:rFonts w:cstheme="minorHAnsi"/>
-          <w:sz w:val="20"/>
-          <w:szCs w:val="20"/>
-        </w:rPr>
-        <w:t>p_customer_id, p_product_id, p_qty)</w:t>
+        <w:t xml:space="preserve"> place_order(p_customer_id, p_product_id, p_qty)</w:t>
       </w:r>
     </w:p>
     <w:p>
@@ -2802,25 +2694,7 @@
           <w:sz w:val="20"/>
           <w:szCs w:val="20"/>
         </w:rPr>
-        <w:t xml:space="preserve">product_name </w:t>
-      </w:r>
-      <w:proofErr w:type="gramStart"/>
-      <w:r>
-        <w:rPr>
-          <w:rFonts w:cstheme="minorHAnsi"/>
-          <w:sz w:val="20"/>
-          <w:szCs w:val="20"/>
-        </w:rPr>
-        <w:t>VARCHAR(</w:t>
-      </w:r>
-      <w:proofErr w:type="gramEnd"/>
-      <w:r>
-        <w:rPr>
-          <w:rFonts w:cstheme="minorHAnsi"/>
-          <w:sz w:val="20"/>
-          <w:szCs w:val="20"/>
-        </w:rPr>
-        <w:t>50),</w:t>
+        <w:t>product_name VARCHAR(50),</w:t>
       </w:r>
       <w:r>
         <w:rPr>
@@ -3064,23 +2938,13 @@
         </w:rPr>
         <w:t xml:space="preserve">order_date DATE DEFAULT </w:t>
       </w:r>
-      <w:proofErr w:type="gramStart"/>
-      <w:r>
-        <w:rPr>
-          <w:rFonts w:cstheme="minorHAnsi"/>
-          <w:sz w:val="20"/>
-          <w:szCs w:val="20"/>
-        </w:rPr>
-        <w:t>curdate(</w:t>
-      </w:r>
-      <w:proofErr w:type="gramEnd"/>
-      <w:r>
-        <w:rPr>
-          <w:rFonts w:cstheme="minorHAnsi"/>
-          <w:sz w:val="20"/>
-          <w:szCs w:val="20"/>
-        </w:rPr>
-        <w:t>)</w:t>
+      <w:r>
+        <w:rPr>
+          <w:rFonts w:cstheme="minorHAnsi"/>
+          <w:sz w:val="20"/>
+          <w:szCs w:val="20"/>
+        </w:rPr>
+        <w:t>curdate()</w:t>
       </w:r>
       <w:r>
         <w:rPr>
@@ -3360,25 +3224,7 @@
           <w:sz w:val="20"/>
           <w:szCs w:val="20"/>
         </w:rPr>
-        <w:t xml:space="preserve"> status from the </w:t>
-      </w:r>
-      <w:proofErr w:type="gramStart"/>
-      <w:r>
-        <w:rPr>
-          <w:rFonts w:cstheme="minorHAnsi"/>
-          <w:sz w:val="20"/>
-          <w:szCs w:val="20"/>
-        </w:rPr>
-        <w:t>patients</w:t>
-      </w:r>
-      <w:proofErr w:type="gramEnd"/>
-      <w:r>
-        <w:rPr>
-          <w:rFonts w:cstheme="minorHAnsi"/>
-          <w:sz w:val="20"/>
-          <w:szCs w:val="20"/>
-        </w:rPr>
-        <w:t xml:space="preserve"> table.</w:t>
+        <w:t xml:space="preserve"> status from the patients table.</w:t>
       </w:r>
     </w:p>
     <w:p>
@@ -3525,43 +3371,7 @@
           <w:sz w:val="20"/>
           <w:szCs w:val="20"/>
         </w:rPr>
-        <w:t xml:space="preserve">CREATE TABLE patients (patient_id INT PRIMARY KEY, name </w:t>
-      </w:r>
-      <w:proofErr w:type="gramStart"/>
-      <w:r>
-        <w:rPr>
-          <w:rFonts w:cstheme="minorHAnsi"/>
-          <w:sz w:val="20"/>
-          <w:szCs w:val="20"/>
-        </w:rPr>
-        <w:t>VARCHAR(</w:t>
-      </w:r>
-      <w:proofErr w:type="gramEnd"/>
-      <w:r>
-        <w:rPr>
-          <w:rFonts w:cstheme="minorHAnsi"/>
-          <w:sz w:val="20"/>
-          <w:szCs w:val="20"/>
-        </w:rPr>
-        <w:t xml:space="preserve">50), insurance </w:t>
-      </w:r>
-      <w:proofErr w:type="gramStart"/>
-      <w:r>
-        <w:rPr>
-          <w:rFonts w:cstheme="minorHAnsi"/>
-          <w:sz w:val="20"/>
-          <w:szCs w:val="20"/>
-        </w:rPr>
-        <w:t>VARCHAR(</w:t>
-      </w:r>
-      <w:proofErr w:type="gramEnd"/>
-      <w:r>
-        <w:rPr>
-          <w:rFonts w:cstheme="minorHAnsi"/>
-          <w:sz w:val="20"/>
-          <w:szCs w:val="20"/>
-        </w:rPr>
-        <w:t>3) CHECK (insurance IN ('YES','NO')));</w:t>
+        <w:t>CREATE TABLE patients (patient_id INT PRIMARY KEY, name VARCHAR(50), insurance VARCHAR(3) CHECK (insurance IN ('YES','NO')));</w:t>
       </w:r>
     </w:p>
     <w:p>
@@ -3678,25 +3488,7 @@
           <w:sz w:val="20"/>
           <w:szCs w:val="20"/>
         </w:rPr>
-        <w:t>total_treatment_</w:t>
-      </w:r>
-      <w:proofErr w:type="gramStart"/>
-      <w:r>
-        <w:rPr>
-          <w:rFonts w:cstheme="minorHAnsi"/>
-          <w:sz w:val="20"/>
-          <w:szCs w:val="20"/>
-        </w:rPr>
-        <w:t>cost(</w:t>
-      </w:r>
-      <w:proofErr w:type="gramEnd"/>
-      <w:r>
-        <w:rPr>
-          <w:rFonts w:cstheme="minorHAnsi"/>
-          <w:sz w:val="20"/>
-          <w:szCs w:val="20"/>
-        </w:rPr>
-        <w:t>p_patient_id INT)</w:t>
+        <w:t>total_treatment_cost(p_patient_id INT)</w:t>
       </w:r>
     </w:p>
     <w:p>
@@ -3843,25 +3635,7 @@
           <w:sz w:val="20"/>
           <w:szCs w:val="20"/>
         </w:rPr>
-        <w:t>patient_</w:t>
-      </w:r>
-      <w:proofErr w:type="gramStart"/>
-      <w:r>
-        <w:rPr>
-          <w:rFonts w:cstheme="minorHAnsi"/>
-          <w:sz w:val="20"/>
-          <w:szCs w:val="20"/>
-        </w:rPr>
-        <w:t>status(</w:t>
-      </w:r>
-      <w:proofErr w:type="gramEnd"/>
-      <w:r>
-        <w:rPr>
-          <w:rFonts w:cstheme="minorHAnsi"/>
-          <w:sz w:val="20"/>
-          <w:szCs w:val="20"/>
-        </w:rPr>
-        <w:t>p_patient_id INT)</w:t>
+        <w:t>patient_status(p_patient_id INT)</w:t>
       </w:r>
     </w:p>
     <w:p>
@@ -3934,25 +3708,7 @@
           <w:sz w:val="20"/>
           <w:szCs w:val="20"/>
         </w:rPr>
-        <w:t>highest_bill_</w:t>
-      </w:r>
-      <w:proofErr w:type="gramStart"/>
-      <w:r>
-        <w:rPr>
-          <w:rFonts w:cstheme="minorHAnsi"/>
-          <w:sz w:val="20"/>
-          <w:szCs w:val="20"/>
-        </w:rPr>
-        <w:t>patient(</w:t>
-      </w:r>
-      <w:proofErr w:type="gramEnd"/>
-      <w:r>
-        <w:rPr>
-          <w:rFonts w:cstheme="minorHAnsi"/>
-          <w:sz w:val="20"/>
-          <w:szCs w:val="20"/>
-        </w:rPr>
-        <w:t>)</w:t>
+        <w:t>highest_bill_patient()</w:t>
       </w:r>
     </w:p>
     <w:p>
@@ -4035,25 +3791,7 @@
           <w:sz w:val="20"/>
           <w:szCs w:val="20"/>
         </w:rPr>
-        <w:t>medicine_</w:t>
-      </w:r>
-      <w:proofErr w:type="gramStart"/>
-      <w:r>
-        <w:rPr>
-          <w:rFonts w:cstheme="minorHAnsi"/>
-          <w:sz w:val="20"/>
-          <w:szCs w:val="20"/>
-        </w:rPr>
-        <w:t>expense(</w:t>
-      </w:r>
-      <w:proofErr w:type="gramEnd"/>
-      <w:r>
-        <w:rPr>
-          <w:rFonts w:cstheme="minorHAnsi"/>
-          <w:sz w:val="20"/>
-          <w:szCs w:val="20"/>
-        </w:rPr>
-        <w:t>p_patient_id INT)</w:t>
+        <w:t>medicine_expense(p_patient_id INT)</w:t>
       </w:r>
     </w:p>
     <w:p>
@@ -4126,25 +3864,7 @@
           <w:sz w:val="20"/>
           <w:szCs w:val="20"/>
         </w:rPr>
-        <w:t>doctor_</w:t>
-      </w:r>
-      <w:proofErr w:type="gramStart"/>
-      <w:r>
-        <w:rPr>
-          <w:rFonts w:cstheme="minorHAnsi"/>
-          <w:sz w:val="20"/>
-          <w:szCs w:val="20"/>
-        </w:rPr>
-        <w:t>expense(</w:t>
-      </w:r>
-      <w:proofErr w:type="gramEnd"/>
-      <w:r>
-        <w:rPr>
-          <w:rFonts w:cstheme="minorHAnsi"/>
-          <w:sz w:val="20"/>
-          <w:szCs w:val="20"/>
-        </w:rPr>
-        <w:t>p_patient_id INT)</w:t>
+        <w:t>doctor_expense(p_patient_id INT)</w:t>
       </w:r>
     </w:p>
     <w:p>
@@ -4217,43 +3937,7 @@
           <w:sz w:val="20"/>
           <w:szCs w:val="20"/>
         </w:rPr>
-        <w:t>net_payable_with_</w:t>
-      </w:r>
-      <w:proofErr w:type="gramStart"/>
-      <w:r>
-        <w:rPr>
-          <w:rFonts w:cstheme="minorHAnsi"/>
-          <w:sz w:val="20"/>
-          <w:szCs w:val="20"/>
-        </w:rPr>
-        <w:t>tax(</w:t>
-      </w:r>
-      <w:proofErr w:type="gramEnd"/>
-      <w:r>
-        <w:rPr>
-          <w:rFonts w:cstheme="minorHAnsi"/>
-          <w:sz w:val="20"/>
-          <w:szCs w:val="20"/>
-        </w:rPr>
-        <w:t xml:space="preserve">p_patient_id INT, tax_rate </w:t>
-      </w:r>
-      <w:proofErr w:type="gramStart"/>
-      <w:r>
-        <w:rPr>
-          <w:rFonts w:cstheme="minorHAnsi"/>
-          <w:sz w:val="20"/>
-          <w:szCs w:val="20"/>
-        </w:rPr>
-        <w:t>DECIMAL(</w:t>
-      </w:r>
-      <w:proofErr w:type="gramEnd"/>
-      <w:r>
-        <w:rPr>
-          <w:rFonts w:cstheme="minorHAnsi"/>
-          <w:sz w:val="20"/>
-          <w:szCs w:val="20"/>
-        </w:rPr>
-        <w:t>5,2))</w:t>
+        <w:t>net_payable_with_tax(p_patient_id INT, tax_rate DECIMAL(5,2))</w:t>
       </w:r>
     </w:p>
     <w:p>
@@ -4523,25 +4207,7 @@
           <w:sz w:val="20"/>
           <w:szCs w:val="20"/>
         </w:rPr>
-        <w:t xml:space="preserve">CREATE TABLE payroll_history (payroll_id INT AUTO_INCREMENT PRIMARY KEY, emp_id INT, net_salary INT, payroll_date DATE DEFAULT </w:t>
-      </w:r>
-      <w:proofErr w:type="gramStart"/>
-      <w:r>
-        <w:rPr>
-          <w:rFonts w:cstheme="minorHAnsi"/>
-          <w:sz w:val="20"/>
-          <w:szCs w:val="20"/>
-        </w:rPr>
-        <w:t>CURDATE(</w:t>
-      </w:r>
-      <w:proofErr w:type="gramEnd"/>
-      <w:r>
-        <w:rPr>
-          <w:rFonts w:cstheme="minorHAnsi"/>
-          <w:sz w:val="20"/>
-          <w:szCs w:val="20"/>
-        </w:rPr>
-        <w:t>));</w:t>
+        <w:t>CREATE TABLE payroll_history (payroll_id INT AUTO_INCREMENT PRIMARY KEY, emp_id INT, net_salary INT, payroll_date DATE DEFAULT CURDATE());</w:t>
       </w:r>
     </w:p>
     <w:p>
@@ -4626,25 +4292,7 @@
           <w:sz w:val="20"/>
           <w:szCs w:val="20"/>
         </w:rPr>
-        <w:t xml:space="preserve"> book_</w:t>
-      </w:r>
-      <w:proofErr w:type="gramStart"/>
-      <w:r>
-        <w:rPr>
-          <w:rFonts w:cstheme="minorHAnsi"/>
-          <w:sz w:val="20"/>
-          <w:szCs w:val="20"/>
-        </w:rPr>
-        <w:t>ticket(</w:t>
-      </w:r>
-      <w:proofErr w:type="gramEnd"/>
-      <w:r>
-        <w:rPr>
-          <w:rFonts w:cstheme="minorHAnsi"/>
-          <w:sz w:val="20"/>
-          <w:szCs w:val="20"/>
-        </w:rPr>
-        <w:t>p_passenger, p_train_id)</w:t>
+        <w:t xml:space="preserve"> book_ticket(p_passenger, p_train_id)</w:t>
       </w:r>
     </w:p>
     <w:p>
@@ -4798,25 +4446,7 @@
           <w:sz w:val="20"/>
           <w:szCs w:val="20"/>
         </w:rPr>
-        <w:t xml:space="preserve">train_name </w:t>
-      </w:r>
-      <w:proofErr w:type="gramStart"/>
-      <w:r>
-        <w:rPr>
-          <w:rFonts w:cstheme="minorHAnsi"/>
-          <w:sz w:val="20"/>
-          <w:szCs w:val="20"/>
-        </w:rPr>
-        <w:t>VARCHAR(</w:t>
-      </w:r>
-      <w:proofErr w:type="gramEnd"/>
-      <w:r>
-        <w:rPr>
-          <w:rFonts w:cstheme="minorHAnsi"/>
-          <w:sz w:val="20"/>
-          <w:szCs w:val="20"/>
-        </w:rPr>
-        <w:t>50),</w:t>
+        <w:t>train_name VARCHAR(50),</w:t>
       </w:r>
       <w:r>
         <w:rPr>
@@ -4916,7 +4546,6 @@
         </w:rPr>
         <w:t xml:space="preserve">passenger_name </w:t>
       </w:r>
-      <w:proofErr w:type="gramStart"/>
       <w:r>
         <w:rPr>
           <w:rFonts w:cstheme="minorHAnsi"/>
@@ -4931,16 +4560,7 @@
           <w:sz w:val="20"/>
           <w:szCs w:val="20"/>
         </w:rPr>
-        <w:t>ARCHAR(</w:t>
-      </w:r>
-      <w:proofErr w:type="gramEnd"/>
-      <w:r>
-        <w:rPr>
-          <w:rFonts w:cstheme="minorHAnsi"/>
-          <w:sz w:val="20"/>
-          <w:szCs w:val="20"/>
-        </w:rPr>
-        <w:t>50),</w:t>
+        <w:t>ARCHAR(50),</w:t>
       </w:r>
       <w:r>
         <w:rPr>
@@ -4990,23 +4610,13 @@
         </w:rPr>
         <w:t xml:space="preserve">booking_date DATE DEFAULT </w:t>
       </w:r>
-      <w:proofErr w:type="gramStart"/>
-      <w:r>
-        <w:rPr>
-          <w:rFonts w:cstheme="minorHAnsi"/>
-          <w:sz w:val="20"/>
-          <w:szCs w:val="20"/>
-        </w:rPr>
-        <w:t>CURDATE(</w:t>
-      </w:r>
-      <w:proofErr w:type="gramEnd"/>
-      <w:r>
-        <w:rPr>
-          <w:rFonts w:cstheme="minorHAnsi"/>
-          <w:sz w:val="20"/>
-          <w:szCs w:val="20"/>
-        </w:rPr>
-        <w:t>)</w:t>
+      <w:r>
+        <w:rPr>
+          <w:rFonts w:cstheme="minorHAnsi"/>
+          <w:sz w:val="20"/>
+          <w:szCs w:val="20"/>
+        </w:rPr>
+        <w:t>CURDATE()</w:t>
       </w:r>
       <w:r>
         <w:rPr>
@@ -5030,25 +4640,7 @@
           <w:sz w:val="20"/>
           <w:szCs w:val="20"/>
         </w:rPr>
-        <w:t xml:space="preserve">status </w:t>
-      </w:r>
-      <w:proofErr w:type="gramStart"/>
-      <w:r>
-        <w:rPr>
-          <w:rFonts w:cstheme="minorHAnsi"/>
-          <w:sz w:val="20"/>
-          <w:szCs w:val="20"/>
-        </w:rPr>
-        <w:t>VARCHAR(</w:t>
-      </w:r>
-      <w:proofErr w:type="gramEnd"/>
-      <w:r>
-        <w:rPr>
-          <w:rFonts w:cstheme="minorHAnsi"/>
-          <w:sz w:val="20"/>
-          <w:szCs w:val="20"/>
-        </w:rPr>
-        <w:t>20) DEFAULT 'CONFIRMED</w:t>
+        <w:t>status VARCHAR(20) DEFAULT 'CONFIRMED</w:t>
       </w:r>
       <w:r>
         <w:rPr>
@@ -5131,7 +4723,6 @@
         </w:rPr>
         <w:t xml:space="preserve">passenger_name </w:t>
       </w:r>
-      <w:proofErr w:type="gramStart"/>
       <w:r>
         <w:rPr>
           <w:rFonts w:cstheme="minorHAnsi"/>
@@ -5146,16 +4737,7 @@
           <w:sz w:val="20"/>
           <w:szCs w:val="20"/>
         </w:rPr>
-        <w:t>RCHAR(</w:t>
-      </w:r>
-      <w:proofErr w:type="gramEnd"/>
-      <w:r>
-        <w:rPr>
-          <w:rFonts w:cstheme="minorHAnsi"/>
-          <w:sz w:val="20"/>
-          <w:szCs w:val="20"/>
-        </w:rPr>
-        <w:t>50),</w:t>
+        <w:t>RCHAR(50),</w:t>
       </w:r>
       <w:r>
         <w:rPr>
@@ -5189,23 +4771,13 @@
         </w:rPr>
         <w:t xml:space="preserve">request_date DATE DEFAULT </w:t>
       </w:r>
-      <w:proofErr w:type="gramStart"/>
-      <w:r>
-        <w:rPr>
-          <w:rFonts w:cstheme="minorHAnsi"/>
-          <w:sz w:val="20"/>
-          <w:szCs w:val="20"/>
-        </w:rPr>
-        <w:t>CURDATE(</w:t>
-      </w:r>
-      <w:proofErr w:type="gramEnd"/>
-      <w:r>
-        <w:rPr>
-          <w:rFonts w:cstheme="minorHAnsi"/>
-          <w:sz w:val="20"/>
-          <w:szCs w:val="20"/>
-        </w:rPr>
-        <w:t>)</w:t>
+      <w:r>
+        <w:rPr>
+          <w:rFonts w:cstheme="minorHAnsi"/>
+          <w:sz w:val="20"/>
+          <w:szCs w:val="20"/>
+        </w:rPr>
+        <w:t>CURDATE()</w:t>
       </w:r>
       <w:r>
         <w:rPr>
@@ -5280,25 +4852,7 @@
           <w:sz w:val="20"/>
           <w:szCs w:val="20"/>
         </w:rPr>
-        <w:t>Procedure apply_</w:t>
-      </w:r>
-      <w:proofErr w:type="gramStart"/>
-      <w:r>
-        <w:rPr>
-          <w:rFonts w:cstheme="minorHAnsi"/>
-          <w:sz w:val="20"/>
-          <w:szCs w:val="20"/>
-        </w:rPr>
-        <w:t>discount(</w:t>
-      </w:r>
-      <w:proofErr w:type="gramEnd"/>
-      <w:r>
-        <w:rPr>
-          <w:rFonts w:cstheme="minorHAnsi"/>
-          <w:sz w:val="20"/>
-          <w:szCs w:val="20"/>
-        </w:rPr>
-        <w:t>p_category, p_percent)</w:t>
+        <w:t>Procedure apply_discount(p_category, p_percent)</w:t>
       </w:r>
     </w:p>
     <w:p>
@@ -5443,25 +4997,7 @@
           <w:sz w:val="20"/>
           <w:szCs w:val="20"/>
         </w:rPr>
-        <w:t xml:space="preserve">category </w:t>
-      </w:r>
-      <w:proofErr w:type="gramStart"/>
-      <w:r>
-        <w:rPr>
-          <w:rFonts w:cstheme="minorHAnsi"/>
-          <w:sz w:val="20"/>
-          <w:szCs w:val="20"/>
-        </w:rPr>
-        <w:t>VARCHAR(</w:t>
-      </w:r>
-      <w:proofErr w:type="gramEnd"/>
-      <w:r>
-        <w:rPr>
-          <w:rFonts w:cstheme="minorHAnsi"/>
-          <w:sz w:val="20"/>
-          <w:szCs w:val="20"/>
-        </w:rPr>
-        <w:t>30),</w:t>
+        <w:t>category VARCHAR(30),</w:t>
       </w:r>
       <w:r>
         <w:rPr>
@@ -5511,43 +5047,15 @@
           <w:sz w:val="20"/>
           <w:szCs w:val="20"/>
         </w:rPr>
-        <w:t xml:space="preserve">CREATE TABLE discount_history (hist_id INT AUTO_INCREMENT PRIMARY KEY, category </w:t>
-      </w:r>
-      <w:proofErr w:type="gramStart"/>
-      <w:r>
-        <w:rPr>
-          <w:rFonts w:cstheme="minorHAnsi"/>
-          <w:sz w:val="20"/>
-          <w:szCs w:val="20"/>
-        </w:rPr>
-        <w:t>VARCHAR(</w:t>
-      </w:r>
-      <w:proofErr w:type="gramEnd"/>
-      <w:r>
-        <w:rPr>
-          <w:rFonts w:cstheme="minorHAnsi"/>
-          <w:sz w:val="20"/>
-          <w:szCs w:val="20"/>
-        </w:rPr>
-        <w:t xml:space="preserve">30), percent INT, updated_on DATE DEFAULT </w:t>
-      </w:r>
-      <w:proofErr w:type="gramStart"/>
-      <w:r>
-        <w:rPr>
-          <w:rFonts w:cstheme="minorHAnsi"/>
-          <w:sz w:val="20"/>
-          <w:szCs w:val="20"/>
-        </w:rPr>
-        <w:t>CURDATE(</w:t>
-      </w:r>
-      <w:proofErr w:type="gramEnd"/>
-      <w:r>
-        <w:rPr>
-          <w:rFonts w:cstheme="minorHAnsi"/>
-          <w:sz w:val="20"/>
-          <w:szCs w:val="20"/>
-        </w:rPr>
-        <w:t>)</w:t>
+        <w:t xml:space="preserve">CREATE TABLE discount_history (hist_id INT AUTO_INCREMENT PRIMARY KEY, category VARCHAR(30), percent INT, updated_on DATE DEFAULT </w:t>
+      </w:r>
+      <w:r>
+        <w:rPr>
+          <w:rFonts w:cstheme="minorHAnsi"/>
+          <w:sz w:val="20"/>
+          <w:szCs w:val="20"/>
+        </w:rPr>
+        <w:t>CURDATE()</w:t>
       </w:r>
       <w:r>
         <w:rPr>
@@ -6006,23 +5514,13 @@
         </w:rPr>
         <w:t xml:space="preserve">calc_date DATE DEFAULT </w:t>
       </w:r>
-      <w:proofErr w:type="gramStart"/>
-      <w:r>
-        <w:rPr>
-          <w:rFonts w:cstheme="minorHAnsi"/>
-          <w:sz w:val="20"/>
-          <w:szCs w:val="20"/>
-        </w:rPr>
-        <w:t>CURDATE(</w:t>
-      </w:r>
-      <w:proofErr w:type="gramEnd"/>
-      <w:r>
-        <w:rPr>
-          <w:rFonts w:cstheme="minorHAnsi"/>
-          <w:sz w:val="20"/>
-          <w:szCs w:val="20"/>
-        </w:rPr>
-        <w:t>)</w:t>
+      <w:r>
+        <w:rPr>
+          <w:rFonts w:cstheme="minorHAnsi"/>
+          <w:sz w:val="20"/>
+          <w:szCs w:val="20"/>
+        </w:rPr>
+        <w:t>CURDATE()</w:t>
       </w:r>
       <w:r>
         <w:rPr>
@@ -6299,25 +5797,7 @@
           <w:sz w:val="20"/>
           <w:szCs w:val="20"/>
         </w:rPr>
-        <w:t>place_</w:t>
-      </w:r>
-      <w:proofErr w:type="gramStart"/>
-      <w:r>
-        <w:rPr>
-          <w:rFonts w:cstheme="minorHAnsi"/>
-          <w:sz w:val="20"/>
-          <w:szCs w:val="20"/>
-        </w:rPr>
-        <w:t>order(</w:t>
-      </w:r>
-      <w:proofErr w:type="gramEnd"/>
-      <w:r>
-        <w:rPr>
-          <w:rFonts w:cstheme="minorHAnsi"/>
-          <w:sz w:val="20"/>
-          <w:szCs w:val="20"/>
-        </w:rPr>
-        <w:t>IN p_order_id INT, IN p_product_id INT, IN p_qty INT)</w:t>
+        <w:t>place_order(IN p_order_id INT, IN p_product_id INT, IN p_qty INT)</w:t>
       </w:r>
     </w:p>
     <w:p>
@@ -6497,25 +5977,7 @@
           <w:sz w:val="20"/>
           <w:szCs w:val="20"/>
         </w:rPr>
-        <w:t xml:space="preserve"> update_order_</w:t>
-      </w:r>
-      <w:proofErr w:type="gramStart"/>
-      <w:r>
-        <w:rPr>
-          <w:rFonts w:cstheme="minorHAnsi"/>
-          <w:sz w:val="20"/>
-          <w:szCs w:val="20"/>
-        </w:rPr>
-        <w:t>qty(</w:t>
-      </w:r>
-      <w:proofErr w:type="gramEnd"/>
-      <w:r>
-        <w:rPr>
-          <w:rFonts w:cstheme="minorHAnsi"/>
-          <w:sz w:val="20"/>
-          <w:szCs w:val="20"/>
-        </w:rPr>
-        <w:t>IN p_order_id INT, IN p_new_qty INT)</w:t>
+        <w:t xml:space="preserve"> update_order_qty(IN p_order_id INT, IN p_new_qty INT)</w:t>
       </w:r>
     </w:p>
     <w:p>
@@ -6633,43 +6095,7 @@
           <w:sz w:val="20"/>
           <w:szCs w:val="20"/>
         </w:rPr>
-        <w:t xml:space="preserve"> add_</w:t>
-      </w:r>
-      <w:proofErr w:type="gramStart"/>
-      <w:r>
-        <w:rPr>
-          <w:rFonts w:cstheme="minorHAnsi"/>
-          <w:sz w:val="20"/>
-          <w:szCs w:val="20"/>
-        </w:rPr>
-        <w:t>product(</w:t>
-      </w:r>
-      <w:proofErr w:type="gramEnd"/>
-      <w:r>
-        <w:rPr>
-          <w:rFonts w:cstheme="minorHAnsi"/>
-          <w:sz w:val="20"/>
-          <w:szCs w:val="20"/>
-        </w:rPr>
-        <w:t xml:space="preserve">IN p_product_id INT, IN p_name </w:t>
-      </w:r>
-      <w:proofErr w:type="gramStart"/>
-      <w:r>
-        <w:rPr>
-          <w:rFonts w:cstheme="minorHAnsi"/>
-          <w:sz w:val="20"/>
-          <w:szCs w:val="20"/>
-        </w:rPr>
-        <w:t>VARCHAR(</w:t>
-      </w:r>
-      <w:proofErr w:type="gramEnd"/>
-      <w:r>
-        <w:rPr>
-          <w:rFonts w:cstheme="minorHAnsi"/>
-          <w:sz w:val="20"/>
-          <w:szCs w:val="20"/>
-        </w:rPr>
-        <w:t>50), IN p_stock INT)</w:t>
+        <w:t xml:space="preserve"> add_product(IN p_product_id INT, IN p_name VARCHAR(50), IN p_stock INT)</w:t>
       </w:r>
     </w:p>
     <w:p>
@@ -6744,25 +6170,7 @@
           <w:sz w:val="20"/>
           <w:szCs w:val="20"/>
         </w:rPr>
-        <w:t>get_orders_for_</w:t>
-      </w:r>
-      <w:proofErr w:type="gramStart"/>
-      <w:r>
-        <w:rPr>
-          <w:rFonts w:cstheme="minorHAnsi"/>
-          <w:sz w:val="20"/>
-          <w:szCs w:val="20"/>
-        </w:rPr>
-        <w:t>product(</w:t>
-      </w:r>
-      <w:proofErr w:type="gramEnd"/>
-      <w:r>
-        <w:rPr>
-          <w:rFonts w:cstheme="minorHAnsi"/>
-          <w:sz w:val="20"/>
-          <w:szCs w:val="20"/>
-        </w:rPr>
-        <w:t>IN p_product_id INT)</w:t>
+        <w:t>get_orders_for_product(IN p_product_id INT)</w:t>
       </w:r>
     </w:p>
     <w:p>
@@ -6879,25 +6287,7 @@
           <w:sz w:val="20"/>
           <w:szCs w:val="20"/>
         </w:rPr>
-        <w:t xml:space="preserve">status </w:t>
-      </w:r>
-      <w:proofErr w:type="gramStart"/>
-      <w:r>
-        <w:rPr>
-          <w:rFonts w:cstheme="minorHAnsi"/>
-          <w:sz w:val="20"/>
-          <w:szCs w:val="20"/>
-        </w:rPr>
-        <w:t>VARCHAR(</w:t>
-      </w:r>
-      <w:proofErr w:type="gramEnd"/>
-      <w:r>
-        <w:rPr>
-          <w:rFonts w:cstheme="minorHAnsi"/>
-          <w:sz w:val="20"/>
-          <w:szCs w:val="20"/>
-        </w:rPr>
-        <w:t>20)</w:t>
+        <w:t>status VARCHAR(20)</w:t>
       </w:r>
       <w:r>
         <w:rPr>
@@ -6979,25 +6369,7 @@
           <w:sz w:val="20"/>
           <w:szCs w:val="20"/>
         </w:rPr>
-        <w:t xml:space="preserve">product_name </w:t>
-      </w:r>
-      <w:proofErr w:type="gramStart"/>
-      <w:r>
-        <w:rPr>
-          <w:rFonts w:cstheme="minorHAnsi"/>
-          <w:sz w:val="20"/>
-          <w:szCs w:val="20"/>
-        </w:rPr>
-        <w:t>VARCHAR(</w:t>
-      </w:r>
-      <w:proofErr w:type="gramEnd"/>
-      <w:r>
-        <w:rPr>
-          <w:rFonts w:cstheme="minorHAnsi"/>
-          <w:sz w:val="20"/>
-          <w:szCs w:val="20"/>
-        </w:rPr>
-        <w:t>50),</w:t>
+        <w:t>product_name VARCHAR(50),</w:t>
       </w:r>
       <w:r>
         <w:rPr>
@@ -7096,7 +6468,6 @@
         </w:rPr>
         <w:t xml:space="preserve">action </w:t>
       </w:r>
-      <w:proofErr w:type="gramStart"/>
       <w:r>
         <w:rPr>
           <w:rFonts w:cstheme="minorHAnsi"/>
@@ -7111,16 +6482,7 @@
           <w:sz w:val="20"/>
           <w:szCs w:val="20"/>
         </w:rPr>
-        <w:t>ARCHAR(</w:t>
-      </w:r>
-      <w:proofErr w:type="gramEnd"/>
-      <w:r>
-        <w:rPr>
-          <w:rFonts w:cstheme="minorHAnsi"/>
-          <w:sz w:val="20"/>
-          <w:szCs w:val="20"/>
-        </w:rPr>
-        <w:t>20),</w:t>
+        <w:t>ARCHAR(20),</w:t>
       </w:r>
       <w:r>
         <w:rPr>
@@ -7136,25 +6498,7 @@
           <w:sz w:val="20"/>
           <w:szCs w:val="20"/>
         </w:rPr>
-        <w:t xml:space="preserve">log_date DATE DEFAULT </w:t>
-      </w:r>
-      <w:proofErr w:type="gramStart"/>
-      <w:r>
-        <w:rPr>
-          <w:rFonts w:cstheme="minorHAnsi"/>
-          <w:sz w:val="20"/>
-          <w:szCs w:val="20"/>
-        </w:rPr>
-        <w:t>CURDATE(</w:t>
-      </w:r>
-      <w:proofErr w:type="gramEnd"/>
-      <w:r>
-        <w:rPr>
-          <w:rFonts w:cstheme="minorHAnsi"/>
-          <w:sz w:val="20"/>
-          <w:szCs w:val="20"/>
-        </w:rPr>
-        <w:t>));</w:t>
+        <w:t>log_date DATE DEFAULT CURDATE());</w:t>
       </w:r>
     </w:p>
     <w:p>
@@ -7247,25 +6591,7 @@
           <w:sz w:val="20"/>
           <w:szCs w:val="20"/>
         </w:rPr>
-        <w:t>check_order_</w:t>
-      </w:r>
-      <w:proofErr w:type="gramStart"/>
-      <w:r>
-        <w:rPr>
-          <w:rFonts w:cstheme="minorHAnsi"/>
-          <w:sz w:val="20"/>
-          <w:szCs w:val="20"/>
-        </w:rPr>
-        <w:t>status(</w:t>
-      </w:r>
-      <w:proofErr w:type="gramEnd"/>
-      <w:r>
-        <w:rPr>
-          <w:rFonts w:cstheme="minorHAnsi"/>
-          <w:sz w:val="20"/>
-          <w:szCs w:val="20"/>
-        </w:rPr>
-        <w:t>p_order_id INT)</w:t>
+        <w:t>check_order_status(p_order_id INT)</w:t>
       </w:r>
     </w:p>
     <w:p>
@@ -7392,25 +6718,7 @@
           <w:sz w:val="20"/>
           <w:szCs w:val="20"/>
         </w:rPr>
-        <w:t>product_cancel_</w:t>
-      </w:r>
-      <w:proofErr w:type="gramStart"/>
-      <w:r>
-        <w:rPr>
-          <w:rFonts w:cstheme="minorHAnsi"/>
-          <w:sz w:val="20"/>
-          <w:szCs w:val="20"/>
-        </w:rPr>
-        <w:t>count(</w:t>
-      </w:r>
-      <w:proofErr w:type="gramEnd"/>
-      <w:r>
-        <w:rPr>
-          <w:rFonts w:cstheme="minorHAnsi"/>
-          <w:sz w:val="20"/>
-          <w:szCs w:val="20"/>
-        </w:rPr>
-        <w:t>p_product_id INT)</w:t>
+        <w:t>product_cancel_count(p_product_id INT)</w:t>
       </w:r>
     </w:p>
     <w:p>
@@ -7481,25 +6789,7 @@
           <w:sz w:val="20"/>
           <w:szCs w:val="20"/>
         </w:rPr>
-        <w:t>get_</w:t>
-      </w:r>
-      <w:proofErr w:type="gramStart"/>
-      <w:r>
-        <w:rPr>
-          <w:rFonts w:cstheme="minorHAnsi"/>
-          <w:sz w:val="20"/>
-          <w:szCs w:val="20"/>
-        </w:rPr>
-        <w:t>stock(</w:t>
-      </w:r>
-      <w:proofErr w:type="gramEnd"/>
-      <w:r>
-        <w:rPr>
-          <w:rFonts w:cstheme="minorHAnsi"/>
-          <w:sz w:val="20"/>
-          <w:szCs w:val="20"/>
-        </w:rPr>
-        <w:t>p_product_id INT)</w:t>
+        <w:t>get_stock(p_product_id INT)</w:t>
       </w:r>
     </w:p>
     <w:p>
@@ -7590,25 +6880,7 @@
           <w:sz w:val="20"/>
           <w:szCs w:val="20"/>
         </w:rPr>
-        <w:t>product_cancelled_</w:t>
-      </w:r>
-      <w:proofErr w:type="gramStart"/>
-      <w:r>
-        <w:rPr>
-          <w:rFonts w:cstheme="minorHAnsi"/>
-          <w:sz w:val="20"/>
-          <w:szCs w:val="20"/>
-        </w:rPr>
-        <w:t>qty(</w:t>
-      </w:r>
-      <w:proofErr w:type="gramEnd"/>
-      <w:r>
-        <w:rPr>
-          <w:rFonts w:cstheme="minorHAnsi"/>
-          <w:sz w:val="20"/>
-          <w:szCs w:val="20"/>
-        </w:rPr>
-        <w:t>p_product_id INT)</w:t>
+        <w:t>product_cancelled_qty(p_product_id INT)</w:t>
       </w:r>
     </w:p>
     <w:p>
@@ -7739,25 +7011,7 @@
           <w:sz w:val="20"/>
           <w:szCs w:val="20"/>
         </w:rPr>
-        <w:t>first_order_</w:t>
-      </w:r>
-      <w:proofErr w:type="gramStart"/>
-      <w:r>
-        <w:rPr>
-          <w:rFonts w:cstheme="minorHAnsi"/>
-          <w:sz w:val="20"/>
-          <w:szCs w:val="20"/>
-        </w:rPr>
-        <w:t>action(</w:t>
-      </w:r>
-      <w:proofErr w:type="gramEnd"/>
-      <w:r>
-        <w:rPr>
-          <w:rFonts w:cstheme="minorHAnsi"/>
-          <w:sz w:val="20"/>
-          <w:szCs w:val="20"/>
-        </w:rPr>
-        <w:t>p_order_id INT)</w:t>
+        <w:t>first_order_action(p_order_id INT)</w:t>
       </w:r>
     </w:p>
     <w:p>
@@ -7828,25 +7082,7 @@
           <w:sz w:val="20"/>
           <w:szCs w:val="20"/>
         </w:rPr>
-        <w:t>last_order_</w:t>
-      </w:r>
-      <w:proofErr w:type="gramStart"/>
-      <w:r>
-        <w:rPr>
-          <w:rFonts w:cstheme="minorHAnsi"/>
-          <w:sz w:val="20"/>
-          <w:szCs w:val="20"/>
-        </w:rPr>
-        <w:t>action(</w:t>
-      </w:r>
-      <w:proofErr w:type="gramEnd"/>
-      <w:r>
-        <w:rPr>
-          <w:rFonts w:cstheme="minorHAnsi"/>
-          <w:sz w:val="20"/>
-          <w:szCs w:val="20"/>
-        </w:rPr>
-        <w:t>p_order_id INT)</w:t>
+        <w:t>last_order_action(p_order_id INT)</w:t>
       </w:r>
     </w:p>
     <w:p>
@@ -7937,25 +7173,7 @@
           <w:sz w:val="20"/>
           <w:szCs w:val="20"/>
         </w:rPr>
-        <w:t>is_out_of_</w:t>
-      </w:r>
-      <w:proofErr w:type="gramStart"/>
-      <w:r>
-        <w:rPr>
-          <w:rFonts w:cstheme="minorHAnsi"/>
-          <w:sz w:val="20"/>
-          <w:szCs w:val="20"/>
-        </w:rPr>
-        <w:t>stock(</w:t>
-      </w:r>
-      <w:proofErr w:type="gramEnd"/>
-      <w:r>
-        <w:rPr>
-          <w:rFonts w:cstheme="minorHAnsi"/>
-          <w:sz w:val="20"/>
-          <w:szCs w:val="20"/>
-        </w:rPr>
-        <w:t>p_product_id INT)</w:t>
+        <w:t>is_out_of_stock(p_product_id INT)</w:t>
       </w:r>
     </w:p>
     <w:p>
@@ -8026,25 +7244,7 @@
           <w:sz w:val="20"/>
           <w:szCs w:val="20"/>
         </w:rPr>
-        <w:t>get_order_</w:t>
-      </w:r>
-      <w:proofErr w:type="gramStart"/>
-      <w:r>
-        <w:rPr>
-          <w:rFonts w:cstheme="minorHAnsi"/>
-          <w:sz w:val="20"/>
-          <w:szCs w:val="20"/>
-        </w:rPr>
-        <w:t>status(</w:t>
-      </w:r>
-      <w:proofErr w:type="gramEnd"/>
-      <w:r>
-        <w:rPr>
-          <w:rFonts w:cstheme="minorHAnsi"/>
-          <w:sz w:val="20"/>
-          <w:szCs w:val="20"/>
-        </w:rPr>
-        <w:t>p_order_id INT)</w:t>
+        <w:t>get_order_status(p_order_id INT)</w:t>
       </w:r>
     </w:p>
     <w:p>
@@ -8125,25 +7325,7 @@
           <w:sz w:val="20"/>
           <w:szCs w:val="20"/>
         </w:rPr>
-        <w:t>can_</w:t>
-      </w:r>
-      <w:proofErr w:type="gramStart"/>
-      <w:r>
-        <w:rPr>
-          <w:rFonts w:cstheme="minorHAnsi"/>
-          <w:sz w:val="20"/>
-          <w:szCs w:val="20"/>
-        </w:rPr>
-        <w:t>cancel(</w:t>
-      </w:r>
-      <w:proofErr w:type="gramEnd"/>
-      <w:r>
-        <w:rPr>
-          <w:rFonts w:cstheme="minorHAnsi"/>
-          <w:sz w:val="20"/>
-          <w:szCs w:val="20"/>
-        </w:rPr>
-        <w:t>p_order_id INT)</w:t>
+        <w:t>can_cancel(p_order_id INT)</w:t>
       </w:r>
     </w:p>
     <w:p>
@@ -8234,25 +7416,7 @@
           <w:sz w:val="20"/>
           <w:szCs w:val="20"/>
         </w:rPr>
-        <w:t>days_since_</w:t>
-      </w:r>
-      <w:proofErr w:type="gramStart"/>
-      <w:r>
-        <w:rPr>
-          <w:rFonts w:cstheme="minorHAnsi"/>
-          <w:sz w:val="20"/>
-          <w:szCs w:val="20"/>
-        </w:rPr>
-        <w:t>order(</w:t>
-      </w:r>
-      <w:proofErr w:type="gramEnd"/>
-      <w:r>
-        <w:rPr>
-          <w:rFonts w:cstheme="minorHAnsi"/>
-          <w:sz w:val="20"/>
-          <w:szCs w:val="20"/>
-        </w:rPr>
-        <w:t>p_order_id INT)</w:t>
+        <w:t>days_since_order(p_order_id INT)</w:t>
       </w:r>
     </w:p>
     <w:p>
@@ -8339,18 +7503,8 @@
           <w:sz w:val="20"/>
           <w:szCs w:val="20"/>
         </w:rPr>
-        <w:t xml:space="preserve"> </w:t>
-      </w:r>
-      <w:proofErr w:type="gramStart"/>
-      <w:r>
-        <w:rPr>
-          <w:rFonts w:cstheme="minorHAnsi"/>
-          <w:sz w:val="20"/>
-          <w:szCs w:val="20"/>
-        </w:rPr>
-        <w:t>promote_students(p_course_id)</w:t>
-      </w:r>
-      <w:proofErr w:type="gramEnd"/>
+        <w:t xml:space="preserve"> promote_students(p_course_id)</w:t>
+      </w:r>
     </w:p>
     <w:p>
       <w:pPr>
@@ -8595,25 +7749,7 @@
           <w:sz w:val="20"/>
           <w:szCs w:val="20"/>
         </w:rPr>
-        <w:t>check_</w:t>
-      </w:r>
-      <w:proofErr w:type="gramStart"/>
-      <w:r>
-        <w:rPr>
-          <w:rFonts w:cstheme="minorHAnsi"/>
-          <w:sz w:val="20"/>
-          <w:szCs w:val="20"/>
-        </w:rPr>
-        <w:t>in(</w:t>
-      </w:r>
-      <w:proofErr w:type="gramEnd"/>
-      <w:r>
-        <w:rPr>
-          <w:rFonts w:cstheme="minorHAnsi"/>
-          <w:sz w:val="20"/>
-          <w:szCs w:val="20"/>
-        </w:rPr>
-        <w:t>p_guest_id, p_room_no)</w:t>
+        <w:t>check_in(p_guest_id, p_room_no)</w:t>
       </w:r>
     </w:p>
     <w:p>
@@ -8724,25 +7860,7 @@
           <w:sz w:val="20"/>
           <w:szCs w:val="20"/>
         </w:rPr>
-        <w:t xml:space="preserve">CREATE TABLE rooms (room_no INT PRIMARY KEY, status </w:t>
-      </w:r>
-      <w:proofErr w:type="gramStart"/>
-      <w:r>
-        <w:rPr>
-          <w:rFonts w:cstheme="minorHAnsi"/>
-          <w:sz w:val="20"/>
-          <w:szCs w:val="20"/>
-        </w:rPr>
-        <w:t>VARCHAR(</w:t>
-      </w:r>
-      <w:proofErr w:type="gramEnd"/>
-      <w:r>
-        <w:rPr>
-          <w:rFonts w:cstheme="minorHAnsi"/>
-          <w:sz w:val="20"/>
-          <w:szCs w:val="20"/>
-        </w:rPr>
-        <w:t>20) DEFAULT 'Available');</w:t>
+        <w:t>CREATE TABLE rooms (room_no INT PRIMARY KEY, status VARCHAR(20) DEFAULT 'Available');</w:t>
       </w:r>
     </w:p>
     <w:p>
@@ -8810,23 +7928,13 @@
         </w:rPr>
         <w:t xml:space="preserve">checkin_date DATE DEFAULT </w:t>
       </w:r>
-      <w:proofErr w:type="gramStart"/>
-      <w:r>
-        <w:rPr>
-          <w:rFonts w:cstheme="minorHAnsi"/>
-          <w:sz w:val="20"/>
-          <w:szCs w:val="20"/>
-        </w:rPr>
-        <w:t>CURDATE(</w:t>
-      </w:r>
-      <w:proofErr w:type="gramEnd"/>
-      <w:r>
-        <w:rPr>
-          <w:rFonts w:cstheme="minorHAnsi"/>
-          <w:sz w:val="20"/>
-          <w:szCs w:val="20"/>
-        </w:rPr>
-        <w:t>)</w:t>
+      <w:r>
+        <w:rPr>
+          <w:rFonts w:cstheme="minorHAnsi"/>
+          <w:sz w:val="20"/>
+          <w:szCs w:val="20"/>
+        </w:rPr>
+        <w:t>CURDATE()</w:t>
       </w:r>
       <w:r>
         <w:rPr>
@@ -9064,25 +8172,7 @@
           <w:sz w:val="20"/>
           <w:szCs w:val="20"/>
         </w:rPr>
-        <w:t xml:space="preserve">CREATE TABLE ReorderRequests (reorder_id INT NOT NULL AUTO_INCREMENT PRIMARY KEY, inventory_id INT, request_date DATE DEFAULT CURRENT_DATE, quantity_requested INT, status </w:t>
-      </w:r>
-      <w:proofErr w:type="gramStart"/>
-      <w:r>
-        <w:rPr>
-          <w:rFonts w:cstheme="minorHAnsi"/>
-          <w:sz w:val="20"/>
-          <w:szCs w:val="20"/>
-        </w:rPr>
-        <w:t>VARCHAR(</w:t>
-      </w:r>
-      <w:proofErr w:type="gramEnd"/>
-      <w:r>
-        <w:rPr>
-          <w:rFonts w:cstheme="minorHAnsi"/>
-          <w:sz w:val="20"/>
-          <w:szCs w:val="20"/>
-        </w:rPr>
-        <w:t>20) DEFAULT 'pending', FOREIGN KEY (inventory_id) REFERENCES Inventory(inventory_id));</w:t>
+        <w:t>CREATE TABLE ReorderRequests (reorder_id INT NOT NULL AUTO_INCREMENT PRIMARY KEY, inventory_id INT, request_date DATE DEFAULT CURRENT_DATE, quantity_requested INT, status VARCHAR(20) DEFAULT 'pending', FOREIGN KEY (inventory_id) REFERENCES Inventory(inventory_id));</w:t>
       </w:r>
     </w:p>
     <w:p>
@@ -9280,43 +8370,7 @@
           <w:sz w:val="20"/>
           <w:szCs w:val="20"/>
         </w:rPr>
-        <w:t xml:space="preserve">CREATE TABLE bills (bill_id INT AUTO_INCREMENT PRIMARY KEY, guest_id </w:t>
-      </w:r>
-      <w:proofErr w:type="gramStart"/>
-      <w:r>
-        <w:rPr>
-          <w:rFonts w:cstheme="minorHAnsi"/>
-          <w:sz w:val="20"/>
-          <w:szCs w:val="20"/>
-        </w:rPr>
-        <w:t>INT,total</w:t>
-      </w:r>
-      <w:proofErr w:type="gramEnd"/>
-      <w:r>
-        <w:rPr>
-          <w:rFonts w:cstheme="minorHAnsi"/>
-          <w:sz w:val="20"/>
-          <w:szCs w:val="20"/>
-        </w:rPr>
-        <w:t xml:space="preserve">_amount </w:t>
-      </w:r>
-      <w:proofErr w:type="gramStart"/>
-      <w:r>
-        <w:rPr>
-          <w:rFonts w:cstheme="minorHAnsi"/>
-          <w:sz w:val="20"/>
-          <w:szCs w:val="20"/>
-        </w:rPr>
-        <w:t>DECIMAL(</w:t>
-      </w:r>
-      <w:proofErr w:type="gramEnd"/>
-      <w:r>
-        <w:rPr>
-          <w:rFonts w:cstheme="minorHAnsi"/>
-          <w:sz w:val="20"/>
-          <w:szCs w:val="20"/>
-        </w:rPr>
-        <w:t>10,2));</w:t>
+        <w:t>CREATE TABLE bills (bill_id INT AUTO_INCREMENT PRIMARY KEY, guest_id INT,total_amount DECIMAL(10,2));</w:t>
       </w:r>
     </w:p>
     <w:p>
@@ -9349,61 +8403,7 @@
           <w:sz w:val="20"/>
           <w:szCs w:val="20"/>
         </w:rPr>
-        <w:t xml:space="preserve">CREATE TABLE services (service_id INT PRIMARY </w:t>
-      </w:r>
-      <w:proofErr w:type="gramStart"/>
-      <w:r>
-        <w:rPr>
-          <w:rFonts w:cstheme="minorHAnsi"/>
-          <w:sz w:val="20"/>
-          <w:szCs w:val="20"/>
-        </w:rPr>
-        <w:t xml:space="preserve">KEY,   </w:t>
-      </w:r>
-      <w:proofErr w:type="gramEnd"/>
-      <w:r>
-        <w:rPr>
-          <w:rFonts w:cstheme="minorHAnsi"/>
-          <w:sz w:val="20"/>
-          <w:szCs w:val="20"/>
-        </w:rPr>
-        <w:t xml:space="preserve">  service_name </w:t>
-      </w:r>
-      <w:proofErr w:type="gramStart"/>
-      <w:r>
-        <w:rPr>
-          <w:rFonts w:cstheme="minorHAnsi"/>
-          <w:sz w:val="20"/>
-          <w:szCs w:val="20"/>
-        </w:rPr>
-        <w:t>VARCHAR(</w:t>
-      </w:r>
-      <w:proofErr w:type="gramEnd"/>
-      <w:r>
-        <w:rPr>
-          <w:rFonts w:cstheme="minorHAnsi"/>
-          <w:sz w:val="20"/>
-          <w:szCs w:val="20"/>
-        </w:rPr>
-        <w:t xml:space="preserve">50), price </w:t>
-      </w:r>
-      <w:proofErr w:type="gramStart"/>
-      <w:r>
-        <w:rPr>
-          <w:rFonts w:cstheme="minorHAnsi"/>
-          <w:sz w:val="20"/>
-          <w:szCs w:val="20"/>
-        </w:rPr>
-        <w:t>DECIMAL(</w:t>
-      </w:r>
-      <w:proofErr w:type="gramEnd"/>
-      <w:r>
-        <w:rPr>
-          <w:rFonts w:cstheme="minorHAnsi"/>
-          <w:sz w:val="20"/>
-          <w:szCs w:val="20"/>
-        </w:rPr>
-        <w:t>10,2));</w:t>
+        <w:t>CREATE TABLE services (service_id INT PRIMARY KEY,     service_name VARCHAR(50), price DECIMAL(10,2));</w:t>
       </w:r>
     </w:p>
     <w:p>
@@ -9640,25 +8640,7 @@
           <w:sz w:val="20"/>
           <w:szCs w:val="20"/>
         </w:rPr>
-        <w:t>Write a procedure transfer_</w:t>
-      </w:r>
-      <w:proofErr w:type="gramStart"/>
-      <w:r>
-        <w:rPr>
-          <w:rFonts w:cstheme="minorHAnsi"/>
-          <w:sz w:val="20"/>
-          <w:szCs w:val="20"/>
-        </w:rPr>
-        <w:t>funds(</w:t>
-      </w:r>
-      <w:proofErr w:type="gramEnd"/>
-      <w:r>
-        <w:rPr>
-          <w:rFonts w:cstheme="minorHAnsi"/>
-          <w:sz w:val="20"/>
-          <w:szCs w:val="20"/>
-        </w:rPr>
-        <w:t>from_acc, to_acc, amount)</w:t>
+        <w:t>Write a procedure transfer_funds(from_acc, to_acc, amount)</w:t>
       </w:r>
     </w:p>
     <w:p>
@@ -9825,25 +8807,7 @@
           <w:sz w:val="20"/>
           <w:szCs w:val="20"/>
         </w:rPr>
-        <w:t xml:space="preserve">CREATE TABLE accounts (acc_no INT PRIMARY KEY, </w:t>
-      </w:r>
-      <w:proofErr w:type="gramStart"/>
-      <w:r>
-        <w:rPr>
-          <w:rFonts w:cstheme="minorHAnsi"/>
-          <w:sz w:val="20"/>
-          <w:szCs w:val="20"/>
-        </w:rPr>
-        <w:t>balance  DECIMAL</w:t>
-      </w:r>
-      <w:proofErr w:type="gramEnd"/>
-      <w:r>
-        <w:rPr>
-          <w:rFonts w:cstheme="minorHAnsi"/>
-          <w:sz w:val="20"/>
-          <w:szCs w:val="20"/>
-        </w:rPr>
-        <w:t>(10,2));</w:t>
+        <w:t>CREATE TABLE accounts (acc_no INT PRIMARY KEY, balance  DECIMAL(10,2));</w:t>
       </w:r>
     </w:p>
     <w:p>
@@ -9876,61 +8840,7 @@
           <w:sz w:val="20"/>
           <w:szCs w:val="20"/>
         </w:rPr>
-        <w:t xml:space="preserve">CREATE TABLE transactions (txn_id INT AUTO_INCREMENT PRIMARY KEY, from_acc INT, to_acc INT, amount </w:t>
-      </w:r>
-      <w:proofErr w:type="gramStart"/>
-      <w:r>
-        <w:rPr>
-          <w:rFonts w:cstheme="minorHAnsi"/>
-          <w:sz w:val="20"/>
-          <w:szCs w:val="20"/>
-        </w:rPr>
-        <w:t>DECIMAL(</w:t>
-      </w:r>
-      <w:proofErr w:type="gramEnd"/>
-      <w:r>
-        <w:rPr>
-          <w:rFonts w:cstheme="minorHAnsi"/>
-          <w:sz w:val="20"/>
-          <w:szCs w:val="20"/>
-        </w:rPr>
-        <w:t>10,2</w:t>
-      </w:r>
-      <w:proofErr w:type="gramStart"/>
-      <w:r>
-        <w:rPr>
-          <w:rFonts w:cstheme="minorHAnsi"/>
-          <w:sz w:val="20"/>
-          <w:szCs w:val="20"/>
-        </w:rPr>
-        <w:t xml:space="preserve">),   </w:t>
-      </w:r>
-      <w:proofErr w:type="gramEnd"/>
-      <w:r>
-        <w:rPr>
-          <w:rFonts w:cstheme="minorHAnsi"/>
-          <w:sz w:val="20"/>
-          <w:szCs w:val="20"/>
-        </w:rPr>
-        <w:t xml:space="preserve">txn_date DATE DEFAULT </w:t>
-      </w:r>
-      <w:proofErr w:type="gramStart"/>
-      <w:r>
-        <w:rPr>
-          <w:rFonts w:cstheme="minorHAnsi"/>
-          <w:sz w:val="20"/>
-          <w:szCs w:val="20"/>
-        </w:rPr>
-        <w:t>CURDATE(</w:t>
-      </w:r>
-      <w:proofErr w:type="gramEnd"/>
-      <w:r>
-        <w:rPr>
-          <w:rFonts w:cstheme="minorHAnsi"/>
-          <w:sz w:val="20"/>
-          <w:szCs w:val="20"/>
-        </w:rPr>
-        <w:t>));</w:t>
+        <w:t>CREATE TABLE transactions (txn_id INT AUTO_INCREMENT PRIMARY KEY, from_acc INT, to_acc INT, amount DECIMAL(10,2),   txn_date DATE DEFAULT CURDATE());</w:t>
       </w:r>
     </w:p>
     <w:p>
@@ -10151,25 +9061,7 @@
           <w:sz w:val="20"/>
           <w:szCs w:val="20"/>
         </w:rPr>
-        <w:t xml:space="preserve">CREATE TABLE orders (order_id INT PRIMARY KEY, product_id INT, quantity INT, status </w:t>
-      </w:r>
-      <w:proofErr w:type="gramStart"/>
-      <w:r>
-        <w:rPr>
-          <w:rFonts w:cstheme="minorHAnsi"/>
-          <w:sz w:val="20"/>
-          <w:szCs w:val="20"/>
-        </w:rPr>
-        <w:t>VARCHAR(</w:t>
-      </w:r>
-      <w:proofErr w:type="gramEnd"/>
-      <w:r>
-        <w:rPr>
-          <w:rFonts w:cstheme="minorHAnsi"/>
-          <w:sz w:val="20"/>
-          <w:szCs w:val="20"/>
-        </w:rPr>
-        <w:t>20));</w:t>
+        <w:t>CREATE TABLE orders (order_id INT PRIMARY KEY, product_id INT, quantity INT, status VARCHAR(20));</w:t>
       </w:r>
     </w:p>
     <w:p>
@@ -10345,25 +9237,7 @@
           <w:sz w:val="20"/>
           <w:szCs w:val="20"/>
         </w:rPr>
-        <w:t xml:space="preserve">CREATE TABLE marks (student_id INT, subject </w:t>
-      </w:r>
-      <w:proofErr w:type="gramStart"/>
-      <w:r>
-        <w:rPr>
-          <w:rFonts w:cstheme="minorHAnsi"/>
-          <w:sz w:val="20"/>
-          <w:szCs w:val="20"/>
-        </w:rPr>
-        <w:t>VARCHAR(</w:t>
-      </w:r>
-      <w:proofErr w:type="gramEnd"/>
-      <w:r>
-        <w:rPr>
-          <w:rFonts w:cstheme="minorHAnsi"/>
-          <w:sz w:val="20"/>
-          <w:szCs w:val="20"/>
-        </w:rPr>
-        <w:t>50), marks INT);</w:t>
+        <w:t>CREATE TABLE marks (student_id INT, subject VARCHAR(50), marks INT);</w:t>
       </w:r>
     </w:p>
     <w:p>
@@ -10397,25 +9271,7 @@
           <w:sz w:val="20"/>
           <w:szCs w:val="20"/>
         </w:rPr>
-        <w:t xml:space="preserve">CREATE TABLE results (student_id INT, total INT, grade </w:t>
-      </w:r>
-      <w:proofErr w:type="gramStart"/>
-      <w:r>
-        <w:rPr>
-          <w:rFonts w:cstheme="minorHAnsi"/>
-          <w:sz w:val="20"/>
-          <w:szCs w:val="20"/>
-        </w:rPr>
-        <w:t>VARCHAR(</w:t>
-      </w:r>
-      <w:proofErr w:type="gramEnd"/>
-      <w:r>
-        <w:rPr>
-          <w:rFonts w:cstheme="minorHAnsi"/>
-          <w:sz w:val="20"/>
-          <w:szCs w:val="20"/>
-        </w:rPr>
-        <w:t>10));</w:t>
+        <w:t>CREATE TABLE results (student_id INT, total INT, grade VARCHAR(10));</w:t>
       </w:r>
     </w:p>
     <w:p>
@@ -10566,43 +9422,7 @@
           <w:sz w:val="20"/>
           <w:szCs w:val="20"/>
         </w:rPr>
-        <w:t xml:space="preserve">CREATE TABLE employees (emp_id INT PRIMARY KEY, name </w:t>
-      </w:r>
-      <w:proofErr w:type="gramStart"/>
-      <w:r>
-        <w:rPr>
-          <w:rFonts w:cstheme="minorHAnsi"/>
-          <w:sz w:val="20"/>
-          <w:szCs w:val="20"/>
-        </w:rPr>
-        <w:t>VARCHAR(</w:t>
-      </w:r>
-      <w:proofErr w:type="gramEnd"/>
-      <w:r>
-        <w:rPr>
-          <w:rFonts w:cstheme="minorHAnsi"/>
-          <w:sz w:val="20"/>
-          <w:szCs w:val="20"/>
-        </w:rPr>
-        <w:t xml:space="preserve">50), salary </w:t>
-      </w:r>
-      <w:proofErr w:type="gramStart"/>
-      <w:r>
-        <w:rPr>
-          <w:rFonts w:cstheme="minorHAnsi"/>
-          <w:sz w:val="20"/>
-          <w:szCs w:val="20"/>
-        </w:rPr>
-        <w:t>DECIMAL(</w:t>
-      </w:r>
-      <w:proofErr w:type="gramEnd"/>
-      <w:r>
-        <w:rPr>
-          <w:rFonts w:cstheme="minorHAnsi"/>
-          <w:sz w:val="20"/>
-          <w:szCs w:val="20"/>
-        </w:rPr>
-        <w:t>10,2));</w:t>
+        <w:t>CREATE TABLE employees (emp_id INT PRIMARY KEY, name VARCHAR(50), salary DECIMAL(10,2));</w:t>
       </w:r>
     </w:p>
     <w:p>
@@ -10794,43 +9614,7 @@
           <w:sz w:val="20"/>
           <w:szCs w:val="20"/>
         </w:rPr>
-        <w:t xml:space="preserve">CREATE TABLE patients (patient_id INT PRIMARY KEY, name </w:t>
-      </w:r>
-      <w:proofErr w:type="gramStart"/>
-      <w:r>
-        <w:rPr>
-          <w:rFonts w:cstheme="minorHAnsi"/>
-          <w:sz w:val="20"/>
-          <w:szCs w:val="20"/>
-        </w:rPr>
-        <w:t>VARCHAR(</w:t>
-      </w:r>
-      <w:proofErr w:type="gramEnd"/>
-      <w:r>
-        <w:rPr>
-          <w:rFonts w:cstheme="minorHAnsi"/>
-          <w:sz w:val="20"/>
-          <w:szCs w:val="20"/>
-        </w:rPr>
-        <w:t xml:space="preserve">50), status </w:t>
-      </w:r>
-      <w:proofErr w:type="gramStart"/>
-      <w:r>
-        <w:rPr>
-          <w:rFonts w:cstheme="minorHAnsi"/>
-          <w:sz w:val="20"/>
-          <w:szCs w:val="20"/>
-        </w:rPr>
-        <w:t>VARCHAR(</w:t>
-      </w:r>
-      <w:proofErr w:type="gramEnd"/>
-      <w:r>
-        <w:rPr>
-          <w:rFonts w:cstheme="minorHAnsi"/>
-          <w:sz w:val="20"/>
-          <w:szCs w:val="20"/>
-        </w:rPr>
-        <w:t>20));</w:t>
+        <w:t>CREATE TABLE patients (patient_id INT PRIMARY KEY, name VARCHAR(50), status VARCHAR(20));</w:t>
       </w:r>
     </w:p>
     <w:p>
@@ -11147,25 +9931,7 @@
           <w:sz w:val="20"/>
           <w:szCs w:val="20"/>
         </w:rPr>
-        <w:t xml:space="preserve">Use cursor to increase salary by 5% for all </w:t>
-      </w:r>
-      <w:proofErr w:type="gramStart"/>
-      <w:r>
-        <w:rPr>
-          <w:rFonts w:cstheme="minorHAnsi"/>
-          <w:sz w:val="20"/>
-          <w:szCs w:val="20"/>
-        </w:rPr>
-        <w:t>employees</w:t>
-      </w:r>
-      <w:proofErr w:type="gramEnd"/>
-      <w:r>
-        <w:rPr>
-          <w:rFonts w:cstheme="minorHAnsi"/>
-          <w:sz w:val="20"/>
-          <w:szCs w:val="20"/>
-        </w:rPr>
-        <w:t xml:space="preserve"> department-wise</w:t>
+        <w:t>Use cursor to increase salary by 5% for all employees department-wise</w:t>
       </w:r>
     </w:p>
     <w:p>
@@ -11235,25 +10001,7 @@
           <w:sz w:val="20"/>
           <w:szCs w:val="20"/>
         </w:rPr>
-        <w:t xml:space="preserve">CREATE TABLE employees (emp_id INT, dept_id INT, salary </w:t>
-      </w:r>
-      <w:proofErr w:type="gramStart"/>
-      <w:r>
-        <w:rPr>
-          <w:rFonts w:cstheme="minorHAnsi"/>
-          <w:sz w:val="20"/>
-          <w:szCs w:val="20"/>
-        </w:rPr>
-        <w:t>DECIMAL(</w:t>
-      </w:r>
-      <w:proofErr w:type="gramEnd"/>
-      <w:r>
-        <w:rPr>
-          <w:rFonts w:cstheme="minorHAnsi"/>
-          <w:sz w:val="20"/>
-          <w:szCs w:val="20"/>
-        </w:rPr>
-        <w:t>10,2));</w:t>
+        <w:t>CREATE TABLE employees (emp_id INT, dept_id INT, salary DECIMAL(10,2));</w:t>
       </w:r>
     </w:p>
     <w:p>
@@ -11676,25 +10424,7 @@
           <w:sz w:val="20"/>
           <w:szCs w:val="20"/>
         </w:rPr>
-        <w:t xml:space="preserve">CREATE TABLE rooms (room_no INT PRIMARY KEY, status </w:t>
-      </w:r>
-      <w:proofErr w:type="gramStart"/>
-      <w:r>
-        <w:rPr>
-          <w:rFonts w:cstheme="minorHAnsi"/>
-          <w:sz w:val="20"/>
-          <w:szCs w:val="20"/>
-        </w:rPr>
-        <w:t>VARCHAR(</w:t>
-      </w:r>
-      <w:proofErr w:type="gramEnd"/>
-      <w:r>
-        <w:rPr>
-          <w:rFonts w:cstheme="minorHAnsi"/>
-          <w:sz w:val="20"/>
-          <w:szCs w:val="20"/>
-        </w:rPr>
-        <w:t>20));</w:t>
+        <w:t>CREATE TABLE rooms (room_no INT PRIMARY KEY, status VARCHAR(20));</w:t>
       </w:r>
     </w:p>
     <w:p>
@@ -11911,25 +10641,7 @@
           <w:sz w:val="20"/>
           <w:szCs w:val="20"/>
         </w:rPr>
-        <w:t xml:space="preserve">CREATE TABLE books (book_id INT PRIMARY KEY, status </w:t>
-      </w:r>
-      <w:proofErr w:type="gramStart"/>
-      <w:r>
-        <w:rPr>
-          <w:rFonts w:cstheme="minorHAnsi"/>
-          <w:sz w:val="20"/>
-          <w:szCs w:val="20"/>
-        </w:rPr>
-        <w:t>VARCHAR(</w:t>
-      </w:r>
-      <w:proofErr w:type="gramEnd"/>
-      <w:r>
-        <w:rPr>
-          <w:rFonts w:cstheme="minorHAnsi"/>
-          <w:sz w:val="20"/>
-          <w:szCs w:val="20"/>
-        </w:rPr>
-        <w:t>20));</w:t>
+        <w:t>CREATE TABLE books (book_id INT PRIMARY KEY, status VARCHAR(20));</w:t>
       </w:r>
     </w:p>
     <w:p>
@@ -11963,25 +10675,7 @@
           <w:sz w:val="20"/>
           <w:szCs w:val="20"/>
         </w:rPr>
-        <w:t xml:space="preserve">CREATE TABLE reservations (res_id INT AUTO_INCREMENT PRIMARY KEY, student_id INT, book_id INT, res_date DATE DEFAULT </w:t>
-      </w:r>
-      <w:proofErr w:type="gramStart"/>
-      <w:r>
-        <w:rPr>
-          <w:rFonts w:cstheme="minorHAnsi"/>
-          <w:sz w:val="20"/>
-          <w:szCs w:val="20"/>
-        </w:rPr>
-        <w:t>CURDATE(</w:t>
-      </w:r>
-      <w:proofErr w:type="gramEnd"/>
-      <w:r>
-        <w:rPr>
-          <w:rFonts w:cstheme="minorHAnsi"/>
-          <w:sz w:val="20"/>
-          <w:szCs w:val="20"/>
-        </w:rPr>
-        <w:t>));</w:t>
+        <w:t>CREATE TABLE reservations (res_id INT AUTO_INCREMENT PRIMARY KEY, student_id INT, book_id INT, res_date DATE DEFAULT CURDATE());</w:t>
       </w:r>
     </w:p>
     <w:p>
@@ -12128,25 +10822,7 @@
           <w:sz w:val="20"/>
           <w:szCs w:val="20"/>
         </w:rPr>
-        <w:t xml:space="preserve">CREATE TABLE accounts (acc_no INT PRIMARY KEY, balance </w:t>
-      </w:r>
-      <w:proofErr w:type="gramStart"/>
-      <w:r>
-        <w:rPr>
-          <w:rFonts w:cstheme="minorHAnsi"/>
-          <w:sz w:val="20"/>
-          <w:szCs w:val="20"/>
-        </w:rPr>
-        <w:t>DECIMAL(</w:t>
-      </w:r>
-      <w:proofErr w:type="gramEnd"/>
-      <w:r>
-        <w:rPr>
-          <w:rFonts w:cstheme="minorHAnsi"/>
-          <w:sz w:val="20"/>
-          <w:szCs w:val="20"/>
-        </w:rPr>
-        <w:t xml:space="preserve">10,2), </w:t>
+        <w:t xml:space="preserve">CREATE TABLE accounts (acc_no INT PRIMARY KEY, balance DECIMAL(10,2), </w:t>
       </w:r>
       <w:proofErr w:type="spellStart"/>
       <w:r>
@@ -12164,25 +10840,7 @@
           <w:sz w:val="20"/>
           <w:szCs w:val="20"/>
         </w:rPr>
-        <w:t xml:space="preserve"> </w:t>
-      </w:r>
-      <w:proofErr w:type="gramStart"/>
-      <w:r>
-        <w:rPr>
-          <w:rFonts w:cstheme="minorHAnsi"/>
-          <w:sz w:val="20"/>
-          <w:szCs w:val="20"/>
-        </w:rPr>
-        <w:t>VARCHAR(</w:t>
-      </w:r>
-      <w:proofErr w:type="gramEnd"/>
-      <w:r>
-        <w:rPr>
-          <w:rFonts w:cstheme="minorHAnsi"/>
-          <w:sz w:val="20"/>
-          <w:szCs w:val="20"/>
-        </w:rPr>
-        <w:t>20));</w:t>
+        <w:t xml:space="preserve"> VARCHAR(20));</w:t>
       </w:r>
     </w:p>
     <w:p>
@@ -12368,25 +11026,7 @@
           <w:sz w:val="20"/>
           <w:szCs w:val="20"/>
         </w:rPr>
-        <w:t xml:space="preserve">CREATE TABLE orders (order_id INT PRIMARY KEY, total_amount </w:t>
-      </w:r>
-      <w:proofErr w:type="gramStart"/>
-      <w:r>
-        <w:rPr>
-          <w:rFonts w:cstheme="minorHAnsi"/>
-          <w:sz w:val="20"/>
-          <w:szCs w:val="20"/>
-        </w:rPr>
-        <w:t>DECIMAL(</w:t>
-      </w:r>
-      <w:proofErr w:type="gramEnd"/>
-      <w:r>
-        <w:rPr>
-          <w:rFonts w:cstheme="minorHAnsi"/>
-          <w:sz w:val="20"/>
-          <w:szCs w:val="20"/>
-        </w:rPr>
-        <w:t xml:space="preserve">10,2), </w:t>
+        <w:t xml:space="preserve">CREATE TABLE orders (order_id INT PRIMARY KEY, total_amount DECIMAL(10,2), </w:t>
       </w:r>
       <w:proofErr w:type="spellStart"/>
       <w:r>
@@ -12404,25 +11044,7 @@
           <w:sz w:val="20"/>
           <w:szCs w:val="20"/>
         </w:rPr>
-        <w:t xml:space="preserve"> </w:t>
-      </w:r>
-      <w:proofErr w:type="gramStart"/>
-      <w:r>
-        <w:rPr>
-          <w:rFonts w:cstheme="minorHAnsi"/>
-          <w:sz w:val="20"/>
-          <w:szCs w:val="20"/>
-        </w:rPr>
-        <w:t>DECIMAL(</w:t>
-      </w:r>
-      <w:proofErr w:type="gramEnd"/>
-      <w:r>
-        <w:rPr>
-          <w:rFonts w:cstheme="minorHAnsi"/>
-          <w:sz w:val="20"/>
-          <w:szCs w:val="20"/>
-        </w:rPr>
-        <w:t>10,2));</w:t>
+        <w:t xml:space="preserve"> DECIMAL(10,2));</w:t>
       </w:r>
     </w:p>
     <w:p>
@@ -12609,43 +11231,7 @@
           <w:sz w:val="20"/>
           <w:szCs w:val="20"/>
         </w:rPr>
-        <w:t xml:space="preserve">CREATE TABLE students (student_id INT PRIMARY KEY, name </w:t>
-      </w:r>
-      <w:proofErr w:type="gramStart"/>
-      <w:r>
-        <w:rPr>
-          <w:rFonts w:cstheme="minorHAnsi"/>
-          <w:sz w:val="20"/>
-          <w:szCs w:val="20"/>
-        </w:rPr>
-        <w:t>VARCHAR(</w:t>
-      </w:r>
-      <w:proofErr w:type="gramEnd"/>
-      <w:r>
-        <w:rPr>
-          <w:rFonts w:cstheme="minorHAnsi"/>
-          <w:sz w:val="20"/>
-          <w:szCs w:val="20"/>
-        </w:rPr>
-        <w:t xml:space="preserve">50), marks INT, scholarship </w:t>
-      </w:r>
-      <w:proofErr w:type="gramStart"/>
-      <w:r>
-        <w:rPr>
-          <w:rFonts w:cstheme="minorHAnsi"/>
-          <w:sz w:val="20"/>
-          <w:szCs w:val="20"/>
-        </w:rPr>
-        <w:t>VARCHAR(</w:t>
-      </w:r>
-      <w:proofErr w:type="gramEnd"/>
-      <w:r>
-        <w:rPr>
-          <w:rFonts w:cstheme="minorHAnsi"/>
-          <w:sz w:val="20"/>
-          <w:szCs w:val="20"/>
-        </w:rPr>
-        <w:t>10));</w:t>
+        <w:t>CREATE TABLE students (student_id INT PRIMARY KEY, name VARCHAR(50), marks INT, scholarship VARCHAR(10));</w:t>
       </w:r>
     </w:p>
     <w:p>
@@ -12831,43 +11417,7 @@
           <w:sz w:val="20"/>
           <w:szCs w:val="20"/>
         </w:rPr>
-        <w:t xml:space="preserve">CREATE TABLE employees (emp_id INT PRIMARY KEY, salary </w:t>
-      </w:r>
-      <w:proofErr w:type="gramStart"/>
-      <w:r>
-        <w:rPr>
-          <w:rFonts w:cstheme="minorHAnsi"/>
-          <w:sz w:val="20"/>
-          <w:szCs w:val="20"/>
-        </w:rPr>
-        <w:t>DECIMAL(</w:t>
-      </w:r>
-      <w:proofErr w:type="gramEnd"/>
-      <w:r>
-        <w:rPr>
-          <w:rFonts w:cstheme="minorHAnsi"/>
-          <w:sz w:val="20"/>
-          <w:szCs w:val="20"/>
-        </w:rPr>
-        <w:t xml:space="preserve">10,2), tax </w:t>
-      </w:r>
-      <w:proofErr w:type="gramStart"/>
-      <w:r>
-        <w:rPr>
-          <w:rFonts w:cstheme="minorHAnsi"/>
-          <w:sz w:val="20"/>
-          <w:szCs w:val="20"/>
-        </w:rPr>
-        <w:t>DECIMAL(</w:t>
-      </w:r>
-      <w:proofErr w:type="gramEnd"/>
-      <w:r>
-        <w:rPr>
-          <w:rFonts w:cstheme="minorHAnsi"/>
-          <w:sz w:val="20"/>
-          <w:szCs w:val="20"/>
-        </w:rPr>
-        <w:t>10,2));</w:t>
+        <w:t>CREATE TABLE employees (emp_id INT PRIMARY KEY, salary DECIMAL(10,2), tax DECIMAL(10,2));</w:t>
       </w:r>
     </w:p>
     <w:p>
@@ -13036,25 +11586,7 @@
           <w:sz w:val="20"/>
           <w:szCs w:val="20"/>
         </w:rPr>
-        <w:t xml:space="preserve"> INT PRIMARY KEY, specialization </w:t>
-      </w:r>
-      <w:proofErr w:type="gramStart"/>
-      <w:r>
-        <w:rPr>
-          <w:rFonts w:cstheme="minorHAnsi"/>
-          <w:sz w:val="20"/>
-          <w:szCs w:val="20"/>
-        </w:rPr>
-        <w:t>VARCHAR(</w:t>
-      </w:r>
-      <w:proofErr w:type="gramEnd"/>
-      <w:r>
-        <w:rPr>
-          <w:rFonts w:cstheme="minorHAnsi"/>
-          <w:sz w:val="20"/>
-          <w:szCs w:val="20"/>
-        </w:rPr>
-        <w:t>50));</w:t>
+        <w:t xml:space="preserve"> INT PRIMARY KEY, specialization VARCHAR(50));</w:t>
       </w:r>
     </w:p>
     <w:p>
@@ -13088,25 +11620,7 @@
           <w:sz w:val="20"/>
           <w:szCs w:val="20"/>
         </w:rPr>
-        <w:t xml:space="preserve">CREATE TABLE patients (patient_id INT PRIMARY KEY, disease </w:t>
-      </w:r>
-      <w:proofErr w:type="gramStart"/>
-      <w:r>
-        <w:rPr>
-          <w:rFonts w:cstheme="minorHAnsi"/>
-          <w:sz w:val="20"/>
-          <w:szCs w:val="20"/>
-        </w:rPr>
-        <w:t>VARCHAR(</w:t>
-      </w:r>
-      <w:proofErr w:type="gramEnd"/>
-      <w:r>
-        <w:rPr>
-          <w:rFonts w:cstheme="minorHAnsi"/>
-          <w:sz w:val="20"/>
-          <w:szCs w:val="20"/>
-        </w:rPr>
-        <w:t xml:space="preserve">50), </w:t>
+        <w:t xml:space="preserve">CREATE TABLE patients (patient_id INT PRIMARY KEY, disease VARCHAR(50), </w:t>
       </w:r>
       <w:proofErr w:type="spellStart"/>
       <w:r>
@@ -13450,25 +11964,7 @@
           <w:sz w:val="20"/>
           <w:szCs w:val="20"/>
         </w:rPr>
-        <w:t xml:space="preserve">CREATE TABLE attendance (student_id INT, status </w:t>
-      </w:r>
-      <w:proofErr w:type="gramStart"/>
-      <w:r>
-        <w:rPr>
-          <w:rFonts w:cstheme="minorHAnsi"/>
-          <w:sz w:val="20"/>
-          <w:szCs w:val="20"/>
-        </w:rPr>
-        <w:t>VARCHAR(</w:t>
-      </w:r>
-      <w:proofErr w:type="gramEnd"/>
-      <w:r>
-        <w:rPr>
-          <w:rFonts w:cstheme="minorHAnsi"/>
-          <w:sz w:val="20"/>
-          <w:szCs w:val="20"/>
-        </w:rPr>
-        <w:t>10), date DATE);</w:t>
+        <w:t>CREATE TABLE attendance (student_id INT, status VARCHAR(10), date DATE);</w:t>
       </w:r>
     </w:p>
     <w:p>
@@ -13690,43 +12186,7 @@
           <w:sz w:val="20"/>
           <w:szCs w:val="20"/>
         </w:rPr>
-        <w:t xml:space="preserve">CREATE TABLE accounts (acc_no INT PRIMARY KEY, balance </w:t>
-      </w:r>
-      <w:proofErr w:type="gramStart"/>
-      <w:r>
-        <w:rPr>
-          <w:rFonts w:cstheme="minorHAnsi"/>
-          <w:sz w:val="20"/>
-          <w:szCs w:val="20"/>
-        </w:rPr>
-        <w:t>DECIMAL(</w:t>
-      </w:r>
-      <w:proofErr w:type="gramEnd"/>
-      <w:r>
-        <w:rPr>
-          <w:rFonts w:cstheme="minorHAnsi"/>
-          <w:sz w:val="20"/>
-          <w:szCs w:val="20"/>
-        </w:rPr>
-        <w:t xml:space="preserve">10,2), status </w:t>
-      </w:r>
-      <w:proofErr w:type="gramStart"/>
-      <w:r>
-        <w:rPr>
-          <w:rFonts w:cstheme="minorHAnsi"/>
-          <w:sz w:val="20"/>
-          <w:szCs w:val="20"/>
-        </w:rPr>
-        <w:t>VARCHAR(</w:t>
-      </w:r>
-      <w:proofErr w:type="gramEnd"/>
-      <w:r>
-        <w:rPr>
-          <w:rFonts w:cstheme="minorHAnsi"/>
-          <w:sz w:val="20"/>
-          <w:szCs w:val="20"/>
-        </w:rPr>
-        <w:t>20));</w:t>
+        <w:t>CREATE TABLE accounts (acc_no INT PRIMARY KEY, balance DECIMAL(10,2), status VARCHAR(20));</w:t>
       </w:r>
     </w:p>
     <w:p>
@@ -14252,25 +12712,7 @@
           <w:sz w:val="20"/>
           <w:szCs w:val="20"/>
         </w:rPr>
-        <w:t xml:space="preserve">CREATE TABLE food_menu (item_id INT PRIMARY KEY, price </w:t>
-      </w:r>
-      <w:proofErr w:type="gramStart"/>
-      <w:r>
-        <w:rPr>
-          <w:rFonts w:cstheme="minorHAnsi"/>
-          <w:sz w:val="20"/>
-          <w:szCs w:val="20"/>
-        </w:rPr>
-        <w:t>DECIMAL(</w:t>
-      </w:r>
-      <w:proofErr w:type="gramEnd"/>
-      <w:r>
-        <w:rPr>
-          <w:rFonts w:cstheme="minorHAnsi"/>
-          <w:sz w:val="20"/>
-          <w:szCs w:val="20"/>
-        </w:rPr>
-        <w:t>10,2));</w:t>
+        <w:t>CREATE TABLE food_menu (item_id INT PRIMARY KEY, price DECIMAL(10,2));</w:t>
       </w:r>
     </w:p>
     <w:p>
@@ -14450,25 +12892,7 @@
           <w:sz w:val="20"/>
           <w:szCs w:val="20"/>
         </w:rPr>
-        <w:t xml:space="preserve">CREATE TABLE employees (emp_id INT, dept_id INT, salary </w:t>
-      </w:r>
-      <w:proofErr w:type="gramStart"/>
-      <w:r>
-        <w:rPr>
-          <w:rFonts w:cstheme="minorHAnsi"/>
-          <w:sz w:val="20"/>
-          <w:szCs w:val="20"/>
-        </w:rPr>
-        <w:t>DECIMAL(</w:t>
-      </w:r>
-      <w:proofErr w:type="gramEnd"/>
-      <w:r>
-        <w:rPr>
-          <w:rFonts w:cstheme="minorHAnsi"/>
-          <w:sz w:val="20"/>
-          <w:szCs w:val="20"/>
-        </w:rPr>
-        <w:t>10,2));</w:t>
+        <w:t>CREATE TABLE employees (emp_id INT, dept_id INT, salary DECIMAL(10,2));</w:t>
       </w:r>
     </w:p>
     <w:p>
@@ -14853,61 +13277,7 @@
           <w:sz w:val="20"/>
           <w:szCs w:val="20"/>
         </w:rPr>
-        <w:t xml:space="preserve"> INT PRIMARY KEY, area </w:t>
-      </w:r>
-      <w:proofErr w:type="gramStart"/>
-      <w:r>
-        <w:rPr>
-          <w:rFonts w:cstheme="minorHAnsi"/>
-          <w:sz w:val="20"/>
-          <w:szCs w:val="20"/>
-        </w:rPr>
-        <w:t>VARCHAR(</w:t>
-      </w:r>
-      <w:proofErr w:type="gramEnd"/>
-      <w:r>
-        <w:rPr>
-          <w:rFonts w:cstheme="minorHAnsi"/>
-          <w:sz w:val="20"/>
-          <w:szCs w:val="20"/>
-        </w:rPr>
-        <w:t xml:space="preserve">50), fare </w:t>
-      </w:r>
-      <w:proofErr w:type="gramStart"/>
-      <w:r>
-        <w:rPr>
-          <w:rFonts w:cstheme="minorHAnsi"/>
-          <w:sz w:val="20"/>
-          <w:szCs w:val="20"/>
-        </w:rPr>
-        <w:t>DECIMAL(</w:t>
-      </w:r>
-      <w:proofErr w:type="gramEnd"/>
-      <w:r>
-        <w:rPr>
-          <w:rFonts w:cstheme="minorHAnsi"/>
-          <w:sz w:val="20"/>
-          <w:szCs w:val="20"/>
-        </w:rPr>
-        <w:t xml:space="preserve">10,2), status </w:t>
-      </w:r>
-      <w:proofErr w:type="gramStart"/>
-      <w:r>
-        <w:rPr>
-          <w:rFonts w:cstheme="minorHAnsi"/>
-          <w:sz w:val="20"/>
-          <w:szCs w:val="20"/>
-        </w:rPr>
-        <w:t>VARCHAR(</w:t>
-      </w:r>
-      <w:proofErr w:type="gramEnd"/>
-      <w:r>
-        <w:rPr>
-          <w:rFonts w:cstheme="minorHAnsi"/>
-          <w:sz w:val="20"/>
-          <w:szCs w:val="20"/>
-        </w:rPr>
-        <w:t>20));</w:t>
+        <w:t xml:space="preserve"> INT PRIMARY KEY, area VARCHAR(50), fare DECIMAL(10,2), status VARCHAR(20));</w:t>
       </w:r>
     </w:p>
     <w:p>
@@ -14958,25 +13328,7 @@
           <w:sz w:val="20"/>
           <w:szCs w:val="20"/>
         </w:rPr>
-        <w:t xml:space="preserve"> (log_id INT AUTO_INCREMENT PRIMARY KEY, area </w:t>
-      </w:r>
-      <w:proofErr w:type="gramStart"/>
-      <w:r>
-        <w:rPr>
-          <w:rFonts w:cstheme="minorHAnsi"/>
-          <w:sz w:val="20"/>
-          <w:szCs w:val="20"/>
-        </w:rPr>
-        <w:t>VARCHAR(</w:t>
-      </w:r>
-      <w:proofErr w:type="gramEnd"/>
-      <w:r>
-        <w:rPr>
-          <w:rFonts w:cstheme="minorHAnsi"/>
-          <w:sz w:val="20"/>
-          <w:szCs w:val="20"/>
-        </w:rPr>
-        <w:t xml:space="preserve">50), </w:t>
+        <w:t xml:space="preserve"> (log_id INT AUTO_INCREMENT PRIMARY KEY, area VARCHAR(50), </w:t>
       </w:r>
       <w:proofErr w:type="spellStart"/>
       <w:r>
@@ -14994,25 +13346,7 @@
           <w:sz w:val="20"/>
           <w:szCs w:val="20"/>
         </w:rPr>
-        <w:t xml:space="preserve"> </w:t>
-      </w:r>
-      <w:proofErr w:type="gramStart"/>
-      <w:r>
-        <w:rPr>
-          <w:rFonts w:cstheme="minorHAnsi"/>
-          <w:sz w:val="20"/>
-          <w:szCs w:val="20"/>
-        </w:rPr>
-        <w:t>DECIMAL(</w:t>
-      </w:r>
-      <w:proofErr w:type="gramEnd"/>
-      <w:r>
-        <w:rPr>
-          <w:rFonts w:cstheme="minorHAnsi"/>
-          <w:sz w:val="20"/>
-          <w:szCs w:val="20"/>
-        </w:rPr>
-        <w:t xml:space="preserve">5,2), </w:t>
+        <w:t xml:space="preserve"> DECIMAL(5,2), </w:t>
       </w:r>
       <w:proofErr w:type="spellStart"/>
       <w:r>
@@ -15216,25 +13550,7 @@
           <w:sz w:val="20"/>
           <w:szCs w:val="20"/>
         </w:rPr>
-        <w:t xml:space="preserve">CREATE TABLE exams (exam_id INT PRIMARY KEY, student_id INT, end_time DATETIME, status </w:t>
-      </w:r>
-      <w:proofErr w:type="gramStart"/>
-      <w:r>
-        <w:rPr>
-          <w:rFonts w:cstheme="minorHAnsi"/>
-          <w:sz w:val="20"/>
-          <w:szCs w:val="20"/>
-        </w:rPr>
-        <w:t>VARCHAR(</w:t>
-      </w:r>
-      <w:proofErr w:type="gramEnd"/>
-      <w:r>
-        <w:rPr>
-          <w:rFonts w:cstheme="minorHAnsi"/>
-          <w:sz w:val="20"/>
-          <w:szCs w:val="20"/>
-        </w:rPr>
-        <w:t>20));</w:t>
+        <w:t>CREATE TABLE exams (exam_id INT PRIMARY KEY, student_id INT, end_time DATETIME, status VARCHAR(20));</w:t>
       </w:r>
     </w:p>
     <w:p>
@@ -15426,25 +13742,7 @@
           <w:sz w:val="20"/>
           <w:szCs w:val="20"/>
         </w:rPr>
-        <w:t xml:space="preserve"> INT PRIMARY KEY, user_id INT, expiry_date DATE, status </w:t>
-      </w:r>
-      <w:proofErr w:type="gramStart"/>
-      <w:r>
-        <w:rPr>
-          <w:rFonts w:cstheme="minorHAnsi"/>
-          <w:sz w:val="20"/>
-          <w:szCs w:val="20"/>
-        </w:rPr>
-        <w:t>VARCHAR(</w:t>
-      </w:r>
-      <w:proofErr w:type="gramEnd"/>
-      <w:r>
-        <w:rPr>
-          <w:rFonts w:cstheme="minorHAnsi"/>
-          <w:sz w:val="20"/>
-          <w:szCs w:val="20"/>
-        </w:rPr>
-        <w:t>20));</w:t>
+        <w:t xml:space="preserve"> INT PRIMARY KEY, user_id INT, expiry_date DATE, status VARCHAR(20));</w:t>
       </w:r>
     </w:p>
     <w:p>
@@ -15677,25 +13975,7 @@
           <w:sz w:val="20"/>
           <w:szCs w:val="20"/>
         </w:rPr>
-        <w:t xml:space="preserve"> DATE, priority </w:t>
-      </w:r>
-      <w:proofErr w:type="gramStart"/>
-      <w:r>
-        <w:rPr>
-          <w:rFonts w:cstheme="minorHAnsi"/>
-          <w:sz w:val="20"/>
-          <w:szCs w:val="20"/>
-        </w:rPr>
-        <w:t>VARCHAR(</w:t>
-      </w:r>
-      <w:proofErr w:type="gramEnd"/>
-      <w:r>
-        <w:rPr>
-          <w:rFonts w:cstheme="minorHAnsi"/>
-          <w:sz w:val="20"/>
-          <w:szCs w:val="20"/>
-        </w:rPr>
-        <w:t>20));</w:t>
+        <w:t xml:space="preserve"> DATE, priority VARCHAR(20));</w:t>
       </w:r>
     </w:p>
     <w:p>
@@ -15943,25 +14223,7 @@
           <w:sz w:val="20"/>
           <w:szCs w:val="20"/>
         </w:rPr>
-        <w:t xml:space="preserve">CREATE TABLE accounts (acc_no INT PRIMARY KEY, balance </w:t>
-      </w:r>
-      <w:proofErr w:type="gramStart"/>
-      <w:r>
-        <w:rPr>
-          <w:rFonts w:cstheme="minorHAnsi"/>
-          <w:sz w:val="20"/>
-          <w:szCs w:val="20"/>
-        </w:rPr>
-        <w:t>DECIMAL(</w:t>
-      </w:r>
-      <w:proofErr w:type="gramEnd"/>
-      <w:r>
-        <w:rPr>
-          <w:rFonts w:cstheme="minorHAnsi"/>
-          <w:sz w:val="20"/>
-          <w:szCs w:val="20"/>
-        </w:rPr>
-        <w:t>10,2));</w:t>
+        <w:t>CREATE TABLE accounts (acc_no INT PRIMARY KEY, balance DECIMAL(10,2));</w:t>
       </w:r>
     </w:p>
     <w:p>
@@ -15994,43 +14256,7 @@
           <w:sz w:val="20"/>
           <w:szCs w:val="20"/>
         </w:rPr>
-        <w:t xml:space="preserve">CREATE TABLE transactions (txn_id INT AUTO_INCREMENT PRIMARY KEY, from_acc INT, to_acc INT, amount </w:t>
-      </w:r>
-      <w:proofErr w:type="gramStart"/>
-      <w:r>
-        <w:rPr>
-          <w:rFonts w:cstheme="minorHAnsi"/>
-          <w:sz w:val="20"/>
-          <w:szCs w:val="20"/>
-        </w:rPr>
-        <w:t>DECIMAL(</w:t>
-      </w:r>
-      <w:proofErr w:type="gramEnd"/>
-      <w:r>
-        <w:rPr>
-          <w:rFonts w:cstheme="minorHAnsi"/>
-          <w:sz w:val="20"/>
-          <w:szCs w:val="20"/>
-        </w:rPr>
-        <w:t xml:space="preserve">10,2), status </w:t>
-      </w:r>
-      <w:proofErr w:type="gramStart"/>
-      <w:r>
-        <w:rPr>
-          <w:rFonts w:cstheme="minorHAnsi"/>
-          <w:sz w:val="20"/>
-          <w:szCs w:val="20"/>
-        </w:rPr>
-        <w:t>VARCHAR(</w:t>
-      </w:r>
-      <w:proofErr w:type="gramEnd"/>
-      <w:r>
-        <w:rPr>
-          <w:rFonts w:cstheme="minorHAnsi"/>
-          <w:sz w:val="20"/>
-          <w:szCs w:val="20"/>
-        </w:rPr>
-        <w:t>20), txn_date DATETIME);</w:t>
+        <w:t>CREATE TABLE transactions (txn_id INT AUTO_INCREMENT PRIMARY KEY, from_acc INT, to_acc INT, amount DECIMAL(10,2), status VARCHAR(20), txn_date DATETIME);</w:t>
       </w:r>
     </w:p>
     <w:p>
@@ -16559,25 +14785,7 @@
           <w:sz w:val="20"/>
           <w:szCs w:val="20"/>
         </w:rPr>
-        <w:t xml:space="preserve"> INT PRIMARY KEY, status </w:t>
-      </w:r>
-      <w:proofErr w:type="gramStart"/>
-      <w:r>
-        <w:rPr>
-          <w:rFonts w:cstheme="minorHAnsi"/>
-          <w:sz w:val="20"/>
-          <w:szCs w:val="20"/>
-        </w:rPr>
-        <w:t>VARCHAR(</w:t>
-      </w:r>
-      <w:proofErr w:type="gramEnd"/>
-      <w:r>
-        <w:rPr>
-          <w:rFonts w:cstheme="minorHAnsi"/>
-          <w:sz w:val="20"/>
-          <w:szCs w:val="20"/>
-        </w:rPr>
-        <w:t>20));</w:t>
+        <w:t xml:space="preserve"> INT PRIMARY KEY, status VARCHAR(20));</w:t>
       </w:r>
     </w:p>
     <w:p>
@@ -16876,43 +15084,7 @@
           <w:sz w:val="20"/>
           <w:szCs w:val="20"/>
         </w:rPr>
-        <w:t xml:space="preserve">CREATE TABLE seats (seat_id INT PRIMARY KEY, class </w:t>
-      </w:r>
-      <w:proofErr w:type="gramStart"/>
-      <w:r>
-        <w:rPr>
-          <w:rFonts w:cstheme="minorHAnsi"/>
-          <w:sz w:val="20"/>
-          <w:szCs w:val="20"/>
-        </w:rPr>
-        <w:t>VARCHAR(</w:t>
-      </w:r>
-      <w:proofErr w:type="gramEnd"/>
-      <w:r>
-        <w:rPr>
-          <w:rFonts w:cstheme="minorHAnsi"/>
-          <w:sz w:val="20"/>
-          <w:szCs w:val="20"/>
-        </w:rPr>
-        <w:t xml:space="preserve">20), status </w:t>
-      </w:r>
-      <w:proofErr w:type="gramStart"/>
-      <w:r>
-        <w:rPr>
-          <w:rFonts w:cstheme="minorHAnsi"/>
-          <w:sz w:val="20"/>
-          <w:szCs w:val="20"/>
-        </w:rPr>
-        <w:t>VARCHAR(</w:t>
-      </w:r>
-      <w:proofErr w:type="gramEnd"/>
-      <w:r>
-        <w:rPr>
-          <w:rFonts w:cstheme="minorHAnsi"/>
-          <w:sz w:val="20"/>
-          <w:szCs w:val="20"/>
-        </w:rPr>
-        <w:t>20));</w:t>
+        <w:t>CREATE TABLE seats (seat_id INT PRIMARY KEY, class VARCHAR(20), status VARCHAR(20));</w:t>
       </w:r>
     </w:p>
     <w:p>
@@ -17190,61 +15362,7 @@
           <w:sz w:val="20"/>
           <w:szCs w:val="20"/>
         </w:rPr>
-        <w:t xml:space="preserve"> </w:t>
-      </w:r>
-      <w:proofErr w:type="gramStart"/>
-      <w:r>
-        <w:rPr>
-          <w:rFonts w:cstheme="minorHAnsi"/>
-          <w:sz w:val="20"/>
-          <w:szCs w:val="20"/>
-        </w:rPr>
-        <w:t>DECIMAL(</w:t>
-      </w:r>
-      <w:proofErr w:type="gramEnd"/>
-      <w:r>
-        <w:rPr>
-          <w:rFonts w:cstheme="minorHAnsi"/>
-          <w:sz w:val="20"/>
-          <w:szCs w:val="20"/>
-        </w:rPr>
-        <w:t xml:space="preserve">10,2), bonus </w:t>
-      </w:r>
-      <w:proofErr w:type="gramStart"/>
-      <w:r>
-        <w:rPr>
-          <w:rFonts w:cstheme="minorHAnsi"/>
-          <w:sz w:val="20"/>
-          <w:szCs w:val="20"/>
-        </w:rPr>
-        <w:t>DECIMAL(</w:t>
-      </w:r>
-      <w:proofErr w:type="gramEnd"/>
-      <w:r>
-        <w:rPr>
-          <w:rFonts w:cstheme="minorHAnsi"/>
-          <w:sz w:val="20"/>
-          <w:szCs w:val="20"/>
-        </w:rPr>
-        <w:t xml:space="preserve">10,2), tax </w:t>
-      </w:r>
-      <w:proofErr w:type="gramStart"/>
-      <w:r>
-        <w:rPr>
-          <w:rFonts w:cstheme="minorHAnsi"/>
-          <w:sz w:val="20"/>
-          <w:szCs w:val="20"/>
-        </w:rPr>
-        <w:t>DECIMAL(</w:t>
-      </w:r>
-      <w:proofErr w:type="gramEnd"/>
-      <w:r>
-        <w:rPr>
-          <w:rFonts w:cstheme="minorHAnsi"/>
-          <w:sz w:val="20"/>
-          <w:szCs w:val="20"/>
-        </w:rPr>
-        <w:t>10,2));</w:t>
+        <w:t xml:space="preserve"> DECIMAL(10,2), bonus DECIMAL(10,2), tax DECIMAL(10,2));</w:t>
       </w:r>
     </w:p>
     <w:p>
@@ -17295,43 +15413,7 @@
           <w:sz w:val="20"/>
           <w:szCs w:val="20"/>
         </w:rPr>
-        <w:t xml:space="preserve"> (emp_id INT, month </w:t>
-      </w:r>
-      <w:proofErr w:type="gramStart"/>
-      <w:r>
-        <w:rPr>
-          <w:rFonts w:cstheme="minorHAnsi"/>
-          <w:sz w:val="20"/>
-          <w:szCs w:val="20"/>
-        </w:rPr>
-        <w:t>VARCHAR(</w:t>
-      </w:r>
-      <w:proofErr w:type="gramEnd"/>
-      <w:r>
-        <w:rPr>
-          <w:rFonts w:cstheme="minorHAnsi"/>
-          <w:sz w:val="20"/>
-          <w:szCs w:val="20"/>
-        </w:rPr>
-        <w:t xml:space="preserve">20), net_salary </w:t>
-      </w:r>
-      <w:proofErr w:type="gramStart"/>
-      <w:r>
-        <w:rPr>
-          <w:rFonts w:cstheme="minorHAnsi"/>
-          <w:sz w:val="20"/>
-          <w:szCs w:val="20"/>
-        </w:rPr>
-        <w:t>DECIMAL(</w:t>
-      </w:r>
-      <w:proofErr w:type="gramEnd"/>
-      <w:r>
-        <w:rPr>
-          <w:rFonts w:cstheme="minorHAnsi"/>
-          <w:sz w:val="20"/>
-          <w:szCs w:val="20"/>
-        </w:rPr>
-        <w:t>10,2));</w:t>
+        <w:t xml:space="preserve"> (emp_id INT, month VARCHAR(20), net_salary DECIMAL(10,2));</w:t>
       </w:r>
     </w:p>
     <w:p>
@@ -17546,25 +15628,7 @@
           <w:sz w:val="20"/>
           <w:szCs w:val="20"/>
         </w:rPr>
-        <w:t xml:space="preserve"> </w:t>
-      </w:r>
-      <w:proofErr w:type="gramStart"/>
-      <w:r>
-        <w:rPr>
-          <w:rFonts w:cstheme="minorHAnsi"/>
-          <w:sz w:val="20"/>
-          <w:szCs w:val="20"/>
-        </w:rPr>
-        <w:t>DECIMAL(</w:t>
-      </w:r>
-      <w:proofErr w:type="gramEnd"/>
-      <w:r>
-        <w:rPr>
-          <w:rFonts w:cstheme="minorHAnsi"/>
-          <w:sz w:val="20"/>
-          <w:szCs w:val="20"/>
-        </w:rPr>
-        <w:t>10,2), start_date DATE);</w:t>
+        <w:t xml:space="preserve"> DECIMAL(10,2), start_date DATE);</w:t>
       </w:r>
     </w:p>
     <w:p>
@@ -17597,25 +15661,7 @@
           <w:sz w:val="20"/>
           <w:szCs w:val="20"/>
         </w:rPr>
-        <w:t xml:space="preserve">CREATE TABLE billing (bill_id INT AUTO_INCREMENT PRIMARY KEY, user_id INT, amount </w:t>
-      </w:r>
-      <w:proofErr w:type="gramStart"/>
-      <w:r>
-        <w:rPr>
-          <w:rFonts w:cstheme="minorHAnsi"/>
-          <w:sz w:val="20"/>
-          <w:szCs w:val="20"/>
-        </w:rPr>
-        <w:t>DECIMAL(</w:t>
-      </w:r>
-      <w:proofErr w:type="gramEnd"/>
-      <w:r>
-        <w:rPr>
-          <w:rFonts w:cstheme="minorHAnsi"/>
-          <w:sz w:val="20"/>
-          <w:szCs w:val="20"/>
-        </w:rPr>
-        <w:t xml:space="preserve">10,2), </w:t>
+        <w:t xml:space="preserve">CREATE TABLE billing (bill_id INT AUTO_INCREMENT PRIMARY KEY, user_id INT, amount DECIMAL(10,2), </w:t>
       </w:r>
       <w:proofErr w:type="spellStart"/>
       <w:r>
@@ -18048,25 +16094,7 @@
           <w:sz w:val="20"/>
           <w:szCs w:val="20"/>
         </w:rPr>
-        <w:t xml:space="preserve"> INT, location INT, status </w:t>
-      </w:r>
-      <w:proofErr w:type="gramStart"/>
-      <w:r>
-        <w:rPr>
-          <w:rFonts w:cstheme="minorHAnsi"/>
-          <w:sz w:val="20"/>
-          <w:szCs w:val="20"/>
-        </w:rPr>
-        <w:t>VARCHAR(</w:t>
-      </w:r>
-      <w:proofErr w:type="gramEnd"/>
-      <w:r>
-        <w:rPr>
-          <w:rFonts w:cstheme="minorHAnsi"/>
-          <w:sz w:val="20"/>
-          <w:szCs w:val="20"/>
-        </w:rPr>
-        <w:t>20));</w:t>
+        <w:t xml:space="preserve"> INT, location INT, status VARCHAR(20));</w:t>
       </w:r>
     </w:p>
     <w:p>
@@ -18596,25 +16624,7 @@
           <w:sz w:val="20"/>
           <w:szCs w:val="20"/>
         </w:rPr>
-        <w:t xml:space="preserve">CREATE TABLE transactions (txn_id INT, acc_no INT, amount </w:t>
-      </w:r>
-      <w:proofErr w:type="gramStart"/>
-      <w:r>
-        <w:rPr>
-          <w:rFonts w:cstheme="minorHAnsi"/>
-          <w:sz w:val="20"/>
-          <w:szCs w:val="20"/>
-        </w:rPr>
-        <w:t>DECIMAL(</w:t>
-      </w:r>
-      <w:proofErr w:type="gramEnd"/>
-      <w:r>
-        <w:rPr>
-          <w:rFonts w:cstheme="minorHAnsi"/>
-          <w:sz w:val="20"/>
-          <w:szCs w:val="20"/>
-        </w:rPr>
-        <w:t xml:space="preserve">10,2), </w:t>
+        <w:t xml:space="preserve">CREATE TABLE transactions (txn_id INT, acc_no INT, amount DECIMAL(10,2), </w:t>
       </w:r>
       <w:proofErr w:type="spellStart"/>
       <w:r>
@@ -19109,43 +17119,7 @@
           <w:sz w:val="20"/>
           <w:szCs w:val="20"/>
         </w:rPr>
-        <w:t xml:space="preserve">CREATE TABLE accounts (acc_no INT, balance </w:t>
-      </w:r>
-      <w:proofErr w:type="gramStart"/>
-      <w:r>
-        <w:rPr>
-          <w:rFonts w:cstheme="minorHAnsi"/>
-          <w:sz w:val="20"/>
-          <w:szCs w:val="20"/>
-        </w:rPr>
-        <w:t>DECIMAL(</w:t>
-      </w:r>
-      <w:proofErr w:type="gramEnd"/>
-      <w:r>
-        <w:rPr>
-          <w:rFonts w:cstheme="minorHAnsi"/>
-          <w:sz w:val="20"/>
-          <w:szCs w:val="20"/>
-        </w:rPr>
-        <w:t xml:space="preserve">10,2), interest_rate </w:t>
-      </w:r>
-      <w:proofErr w:type="gramStart"/>
-      <w:r>
-        <w:rPr>
-          <w:rFonts w:cstheme="minorHAnsi"/>
-          <w:sz w:val="20"/>
-          <w:szCs w:val="20"/>
-        </w:rPr>
-        <w:t>DECIMAL(</w:t>
-      </w:r>
-      <w:proofErr w:type="gramEnd"/>
-      <w:r>
-        <w:rPr>
-          <w:rFonts w:cstheme="minorHAnsi"/>
-          <w:sz w:val="20"/>
-          <w:szCs w:val="20"/>
-        </w:rPr>
-        <w:t>5,2));</w:t>
+        <w:t>CREATE TABLE accounts (acc_no INT, balance DECIMAL(10,2), interest_rate DECIMAL(5,2));</w:t>
       </w:r>
     </w:p>
     <w:p>
@@ -19178,25 +17152,7 @@
           <w:sz w:val="20"/>
           <w:szCs w:val="20"/>
         </w:rPr>
-        <w:t xml:space="preserve">CREATE TABLE interest_log (acc_no INT, interest_amount </w:t>
-      </w:r>
-      <w:proofErr w:type="gramStart"/>
-      <w:r>
-        <w:rPr>
-          <w:rFonts w:cstheme="minorHAnsi"/>
-          <w:sz w:val="20"/>
-          <w:szCs w:val="20"/>
-        </w:rPr>
-        <w:t>DECIMAL(</w:t>
-      </w:r>
-      <w:proofErr w:type="gramEnd"/>
-      <w:r>
-        <w:rPr>
-          <w:rFonts w:cstheme="minorHAnsi"/>
-          <w:sz w:val="20"/>
-          <w:szCs w:val="20"/>
-        </w:rPr>
-        <w:t>10,2), calc_date DATE);</w:t>
+        <w:t>CREATE TABLE interest_log (acc_no INT, interest_amount DECIMAL(10,2), calc_date DATE);</w:t>
       </w:r>
     </w:p>
     <w:p>
@@ -19690,25 +17646,7 @@
           <w:sz w:val="20"/>
           <w:szCs w:val="20"/>
         </w:rPr>
-        <w:t xml:space="preserve"> INT, score </w:t>
-      </w:r>
-      <w:proofErr w:type="gramStart"/>
-      <w:r>
-        <w:rPr>
-          <w:rFonts w:cstheme="minorHAnsi"/>
-          <w:sz w:val="20"/>
-          <w:szCs w:val="20"/>
-        </w:rPr>
-        <w:t>DECIMAL(</w:t>
-      </w:r>
-      <w:proofErr w:type="gramEnd"/>
-      <w:r>
-        <w:rPr>
-          <w:rFonts w:cstheme="minorHAnsi"/>
-          <w:sz w:val="20"/>
-          <w:szCs w:val="20"/>
-        </w:rPr>
-        <w:t>5,2));</w:t>
+        <w:t xml:space="preserve"> INT, score DECIMAL(5,2));</w:t>
       </w:r>
     </w:p>
     <w:p>
@@ -20015,25 +17953,7 @@
           <w:sz w:val="20"/>
           <w:szCs w:val="20"/>
         </w:rPr>
-        <w:t xml:space="preserve"> </w:t>
-      </w:r>
-      <w:proofErr w:type="gramStart"/>
-      <w:r>
-        <w:rPr>
-          <w:rFonts w:cstheme="minorHAnsi"/>
-          <w:sz w:val="20"/>
-          <w:szCs w:val="20"/>
-        </w:rPr>
-        <w:t>VARCHAR(</w:t>
-      </w:r>
-      <w:proofErr w:type="gramEnd"/>
-      <w:r>
-        <w:rPr>
-          <w:rFonts w:cstheme="minorHAnsi"/>
-          <w:sz w:val="20"/>
-          <w:szCs w:val="20"/>
-        </w:rPr>
-        <w:t>50), product_id INT, quantity INT);</w:t>
+        <w:t xml:space="preserve"> VARCHAR(50), product_id INT, quantity INT);</w:t>
       </w:r>
     </w:p>
     <w:p>
@@ -20214,43 +18134,7 @@
           <w:sz w:val="20"/>
           <w:szCs w:val="20"/>
         </w:rPr>
-        <w:t xml:space="preserve">CREATE TABLE orders (order_id INT PRIMARY KEY, total_amount </w:t>
-      </w:r>
-      <w:proofErr w:type="gramStart"/>
-      <w:r>
-        <w:rPr>
-          <w:rFonts w:cstheme="minorHAnsi"/>
-          <w:sz w:val="20"/>
-          <w:szCs w:val="20"/>
-        </w:rPr>
-        <w:t>DECIMAL(</w:t>
-      </w:r>
-      <w:proofErr w:type="gramEnd"/>
-      <w:r>
-        <w:rPr>
-          <w:rFonts w:cstheme="minorHAnsi"/>
-          <w:sz w:val="20"/>
-          <w:szCs w:val="20"/>
-        </w:rPr>
-        <w:t xml:space="preserve">10,2), status </w:t>
-      </w:r>
-      <w:proofErr w:type="gramStart"/>
-      <w:r>
-        <w:rPr>
-          <w:rFonts w:cstheme="minorHAnsi"/>
-          <w:sz w:val="20"/>
-          <w:szCs w:val="20"/>
-        </w:rPr>
-        <w:t>VARCHAR(</w:t>
-      </w:r>
-      <w:proofErr w:type="gramEnd"/>
-      <w:r>
-        <w:rPr>
-          <w:rFonts w:cstheme="minorHAnsi"/>
-          <w:sz w:val="20"/>
-          <w:szCs w:val="20"/>
-        </w:rPr>
-        <w:t>20));</w:t>
+        <w:t>CREATE TABLE orders (order_id INT PRIMARY KEY, total_amount DECIMAL(10,2), status VARCHAR(20));</w:t>
       </w:r>
     </w:p>
     <w:p>
@@ -20301,25 +18185,7 @@
           <w:sz w:val="20"/>
           <w:szCs w:val="20"/>
         </w:rPr>
-        <w:t xml:space="preserve"> </w:t>
-      </w:r>
-      <w:proofErr w:type="gramStart"/>
-      <w:r>
-        <w:rPr>
-          <w:rFonts w:cstheme="minorHAnsi"/>
-          <w:sz w:val="20"/>
-          <w:szCs w:val="20"/>
-        </w:rPr>
-        <w:t>DECIMAL(</w:t>
-      </w:r>
-      <w:proofErr w:type="gramEnd"/>
-      <w:r>
-        <w:rPr>
-          <w:rFonts w:cstheme="minorHAnsi"/>
-          <w:sz w:val="20"/>
-          <w:szCs w:val="20"/>
-        </w:rPr>
-        <w:t>10,2));</w:t>
+        <w:t xml:space="preserve"> DECIMAL(10,2));</w:t>
       </w:r>
     </w:p>
     <w:p>
@@ -20545,43 +18411,7 @@
           <w:sz w:val="20"/>
           <w:szCs w:val="20"/>
         </w:rPr>
-        <w:t xml:space="preserve">CREATE TABLE orders (order_id INT, status </w:t>
-      </w:r>
-      <w:proofErr w:type="gramStart"/>
-      <w:r>
-        <w:rPr>
-          <w:rFonts w:cstheme="minorHAnsi"/>
-          <w:sz w:val="20"/>
-          <w:szCs w:val="20"/>
-        </w:rPr>
-        <w:t>VARCHAR(</w:t>
-      </w:r>
-      <w:proofErr w:type="gramEnd"/>
-      <w:r>
-        <w:rPr>
-          <w:rFonts w:cstheme="minorHAnsi"/>
-          <w:sz w:val="20"/>
-          <w:szCs w:val="20"/>
-        </w:rPr>
-        <w:t xml:space="preserve">20), total_amount </w:t>
-      </w:r>
-      <w:proofErr w:type="gramStart"/>
-      <w:r>
-        <w:rPr>
-          <w:rFonts w:cstheme="minorHAnsi"/>
-          <w:sz w:val="20"/>
-          <w:szCs w:val="20"/>
-        </w:rPr>
-        <w:t>DECIMAL(</w:t>
-      </w:r>
-      <w:proofErr w:type="gramEnd"/>
-      <w:r>
-        <w:rPr>
-          <w:rFonts w:cstheme="minorHAnsi"/>
-          <w:sz w:val="20"/>
-          <w:szCs w:val="20"/>
-        </w:rPr>
-        <w:t>10,2));</w:t>
+        <w:t>CREATE TABLE orders (order_id INT, status VARCHAR(20), total_amount DECIMAL(10,2));</w:t>
       </w:r>
     </w:p>
     <w:p>
@@ -20632,43 +18462,7 @@
           <w:sz w:val="20"/>
           <w:szCs w:val="20"/>
         </w:rPr>
-        <w:t xml:space="preserve"> INT AUTO_INCREMENT PRIMARY KEY, order_id INT, amount </w:t>
-      </w:r>
-      <w:proofErr w:type="gramStart"/>
-      <w:r>
-        <w:rPr>
-          <w:rFonts w:cstheme="minorHAnsi"/>
-          <w:sz w:val="20"/>
-          <w:szCs w:val="20"/>
-        </w:rPr>
-        <w:t>DECIMAL(</w:t>
-      </w:r>
-      <w:proofErr w:type="gramEnd"/>
-      <w:r>
-        <w:rPr>
-          <w:rFonts w:cstheme="minorHAnsi"/>
-          <w:sz w:val="20"/>
-          <w:szCs w:val="20"/>
-        </w:rPr>
-        <w:t xml:space="preserve">10,2), status </w:t>
-      </w:r>
-      <w:proofErr w:type="gramStart"/>
-      <w:r>
-        <w:rPr>
-          <w:rFonts w:cstheme="minorHAnsi"/>
-          <w:sz w:val="20"/>
-          <w:szCs w:val="20"/>
-        </w:rPr>
-        <w:t>VARCHAR(</w:t>
-      </w:r>
-      <w:proofErr w:type="gramEnd"/>
-      <w:r>
-        <w:rPr>
-          <w:rFonts w:cstheme="minorHAnsi"/>
-          <w:sz w:val="20"/>
-          <w:szCs w:val="20"/>
-        </w:rPr>
-        <w:t>20));</w:t>
+        <w:t xml:space="preserve"> INT AUTO_INCREMENT PRIMARY KEY, order_id INT, amount DECIMAL(10,2), status VARCHAR(20));</w:t>
       </w:r>
     </w:p>
     <w:p>
@@ -21117,25 +18911,7 @@
           <w:sz w:val="20"/>
           <w:szCs w:val="20"/>
         </w:rPr>
-        <w:t xml:space="preserve">CREATE TABLE coupons (coupon_id INT, min_amount </w:t>
-      </w:r>
-      <w:proofErr w:type="gramStart"/>
-      <w:r>
-        <w:rPr>
-          <w:rFonts w:cstheme="minorHAnsi"/>
-          <w:sz w:val="20"/>
-          <w:szCs w:val="20"/>
-        </w:rPr>
-        <w:t>DECIMAL(</w:t>
-      </w:r>
-      <w:proofErr w:type="gramEnd"/>
-      <w:r>
-        <w:rPr>
-          <w:rFonts w:cstheme="minorHAnsi"/>
-          <w:sz w:val="20"/>
-          <w:szCs w:val="20"/>
-        </w:rPr>
-        <w:t>10,2), expiry_date DATE, discount_percent INT);</w:t>
+        <w:t>CREATE TABLE coupons (coupon_id INT, min_amount DECIMAL(10,2), expiry_date DATE, discount_percent INT);</w:t>
       </w:r>
     </w:p>
     <w:p>
@@ -22156,43 +19932,7 @@
           <w:sz w:val="20"/>
           <w:szCs w:val="20"/>
         </w:rPr>
-        <w:t xml:space="preserve">CREATE TABLE users (user_id INT, email </w:t>
-      </w:r>
-      <w:proofErr w:type="gramStart"/>
-      <w:r>
-        <w:rPr>
-          <w:rFonts w:cstheme="minorHAnsi"/>
-          <w:sz w:val="20"/>
-          <w:szCs w:val="20"/>
-        </w:rPr>
-        <w:t>VARCHAR(</w:t>
-      </w:r>
-      <w:proofErr w:type="gramEnd"/>
-      <w:r>
-        <w:rPr>
-          <w:rFonts w:cstheme="minorHAnsi"/>
-          <w:sz w:val="20"/>
-          <w:szCs w:val="20"/>
-        </w:rPr>
-        <w:t xml:space="preserve">50), password </w:t>
-      </w:r>
-      <w:proofErr w:type="gramStart"/>
-      <w:r>
-        <w:rPr>
-          <w:rFonts w:cstheme="minorHAnsi"/>
-          <w:sz w:val="20"/>
-          <w:szCs w:val="20"/>
-        </w:rPr>
-        <w:t>VARCHAR(</w:t>
-      </w:r>
-      <w:proofErr w:type="gramEnd"/>
-      <w:r>
-        <w:rPr>
-          <w:rFonts w:cstheme="minorHAnsi"/>
-          <w:sz w:val="20"/>
-          <w:szCs w:val="20"/>
-        </w:rPr>
-        <w:t>50));</w:t>
+        <w:t>CREATE TABLE users (user_id INT, email VARCHAR(50), password VARCHAR(50));</w:t>
       </w:r>
     </w:p>
     <w:p>
@@ -22353,43 +20093,7 @@
           <w:sz w:val="20"/>
           <w:szCs w:val="20"/>
         </w:rPr>
-        <w:t xml:space="preserve">CREATE TABLE products (product_id INT, name </w:t>
-      </w:r>
-      <w:proofErr w:type="gramStart"/>
-      <w:r>
-        <w:rPr>
-          <w:rFonts w:cstheme="minorHAnsi"/>
-          <w:sz w:val="20"/>
-          <w:szCs w:val="20"/>
-        </w:rPr>
-        <w:t>VARCHAR(</w:t>
-      </w:r>
-      <w:proofErr w:type="gramEnd"/>
-      <w:r>
-        <w:rPr>
-          <w:rFonts w:cstheme="minorHAnsi"/>
-          <w:sz w:val="20"/>
-          <w:szCs w:val="20"/>
-        </w:rPr>
-        <w:t xml:space="preserve">50), price </w:t>
-      </w:r>
-      <w:proofErr w:type="gramStart"/>
-      <w:r>
-        <w:rPr>
-          <w:rFonts w:cstheme="minorHAnsi"/>
-          <w:sz w:val="20"/>
-          <w:szCs w:val="20"/>
-        </w:rPr>
-        <w:t>DECIMAL(</w:t>
-      </w:r>
-      <w:proofErr w:type="gramEnd"/>
-      <w:r>
-        <w:rPr>
-          <w:rFonts w:cstheme="minorHAnsi"/>
-          <w:sz w:val="20"/>
-          <w:szCs w:val="20"/>
-        </w:rPr>
-        <w:t>10,2));</w:t>
+        <w:t>CREATE TABLE products (product_id INT, name VARCHAR(50), price DECIMAL(10,2));</w:t>
       </w:r>
     </w:p>
     <w:p>
@@ -22434,114 +20138,198 @@
           <w:szCs w:val="20"/>
         </w:rPr>
       </w:pPr>
-    </w:p>
-    <w:p>
-      <w:pPr>
-        <w:spacing w:after="0" w:line="240" w:lineRule="auto"/>
-        <w:rPr>
-          <w:rFonts w:cstheme="minorHAnsi"/>
-          <w:b/>
-          <w:bCs/>
-          <w:sz w:val="20"/>
-          <w:szCs w:val="20"/>
-        </w:rPr>
-      </w:pPr>
-    </w:p>
-    <w:p>
-      <w:pPr>
-        <w:spacing w:after="0" w:line="240" w:lineRule="auto"/>
-        <w:rPr>
-          <w:rFonts w:cstheme="minorHAnsi"/>
-          <w:b/>
-          <w:bCs/>
-          <w:sz w:val="20"/>
-          <w:szCs w:val="20"/>
-        </w:rPr>
-      </w:pPr>
-    </w:p>
-    <w:p>
-      <w:pPr>
-        <w:spacing w:after="0" w:line="240" w:lineRule="auto"/>
-        <w:rPr>
-          <w:rFonts w:cstheme="minorHAnsi"/>
-          <w:b/>
-          <w:bCs/>
-          <w:sz w:val="20"/>
-          <w:szCs w:val="20"/>
-        </w:rPr>
-      </w:pPr>
-    </w:p>
-    <w:p>
-      <w:pPr>
-        <w:spacing w:after="0" w:line="240" w:lineRule="auto"/>
-        <w:rPr>
-          <w:rFonts w:cstheme="minorHAnsi"/>
-          <w:b/>
-          <w:bCs/>
-          <w:sz w:val="20"/>
-          <w:szCs w:val="20"/>
-        </w:rPr>
-      </w:pPr>
-    </w:p>
-    <w:p>
-      <w:pPr>
-        <w:spacing w:after="0" w:line="240" w:lineRule="auto"/>
-        <w:rPr>
-          <w:rFonts w:cstheme="minorHAnsi"/>
-          <w:b/>
-          <w:bCs/>
-          <w:sz w:val="20"/>
-          <w:szCs w:val="20"/>
-        </w:rPr>
-      </w:pPr>
-    </w:p>
-    <w:p>
-      <w:pPr>
-        <w:spacing w:after="0" w:line="240" w:lineRule="auto"/>
-        <w:rPr>
-          <w:rFonts w:cstheme="minorHAnsi"/>
-          <w:b/>
-          <w:bCs/>
-          <w:sz w:val="20"/>
-          <w:szCs w:val="20"/>
-        </w:rPr>
-      </w:pPr>
-    </w:p>
-    <w:p>
-      <w:pPr>
-        <w:spacing w:after="0" w:line="240" w:lineRule="auto"/>
-        <w:rPr>
-          <w:rFonts w:cstheme="minorHAnsi"/>
-          <w:b/>
-          <w:bCs/>
-          <w:sz w:val="20"/>
-          <w:szCs w:val="20"/>
-        </w:rPr>
-      </w:pPr>
-    </w:p>
-    <w:p>
-      <w:pPr>
-        <w:spacing w:after="0" w:line="240" w:lineRule="auto"/>
-        <w:rPr>
-          <w:rFonts w:cstheme="minorHAnsi"/>
-          <w:b/>
-          <w:bCs/>
-          <w:sz w:val="20"/>
-          <w:szCs w:val="20"/>
-        </w:rPr>
-      </w:pPr>
-    </w:p>
-    <w:p>
-      <w:pPr>
-        <w:spacing w:after="0" w:line="240" w:lineRule="auto"/>
-        <w:rPr>
-          <w:rFonts w:cstheme="minorHAnsi"/>
-          <w:b/>
-          <w:bCs/>
-          <w:sz w:val="20"/>
-          <w:szCs w:val="20"/>
-        </w:rPr>
-      </w:pPr>
+      <w:r>
+        <w:rPr>
+          <w:rFonts w:cstheme="minorHAnsi"/>
+          <w:b/>
+          <w:bCs/>
+          <w:sz w:val="20"/>
+          <w:szCs w:val="20"/>
+        </w:rPr>
+        <w:t>Banking – Deposit Money</w:t>
+      </w:r>
+    </w:p>
+    <w:p>
+      <w:pPr>
+        <w:spacing w:after="0" w:line="240" w:lineRule="auto"/>
+        <w:rPr>
+          <w:rFonts w:cstheme="minorHAnsi"/>
+          <w:b/>
+          <w:bCs/>
+          <w:sz w:val="20"/>
+          <w:szCs w:val="20"/>
+        </w:rPr>
+      </w:pPr>
+    </w:p>
+    <w:p>
+      <w:pPr>
+        <w:pStyle w:val="ListParagraph"/>
+        <w:numPr>
+          <w:ilvl w:val="0"/>
+          <w:numId w:val="115"/>
+        </w:numPr>
+        <w:spacing w:after="0" w:line="240" w:lineRule="auto"/>
+        <w:rPr>
+          <w:rFonts w:cstheme="minorHAnsi"/>
+          <w:b/>
+          <w:bCs/>
+          <w:sz w:val="20"/>
+          <w:szCs w:val="20"/>
+        </w:rPr>
+      </w:pPr>
+      <w:r>
+        <w:rPr>
+          <w:rFonts w:cstheme="minorHAnsi"/>
+          <w:b/>
+          <w:bCs/>
+          <w:sz w:val="20"/>
+          <w:szCs w:val="20"/>
+        </w:rPr>
+        <w:t>Update account balance of given acc_no.</w:t>
+      </w:r>
+    </w:p>
+    <w:p>
+      <w:pPr>
+        <w:spacing w:after="0" w:line="240" w:lineRule="auto"/>
+        <w:rPr>
+          <w:rFonts w:cstheme="minorHAnsi"/>
+          <w:b/>
+          <w:bCs/>
+          <w:sz w:val="20"/>
+          <w:szCs w:val="20"/>
+        </w:rPr>
+      </w:pPr>
+    </w:p>
+    <w:p>
+      <w:pPr>
+        <w:spacing w:after="0" w:line="240" w:lineRule="auto"/>
+        <w:rPr>
+          <w:rFonts w:cstheme="minorHAnsi"/>
+          <w:b/>
+          <w:bCs/>
+          <w:sz w:val="20"/>
+          <w:szCs w:val="20"/>
+        </w:rPr>
+      </w:pPr>
+      <w:r>
+        <w:rPr>
+          <w:rFonts w:cstheme="minorHAnsi"/>
+          <w:b/>
+          <w:bCs/>
+          <w:sz w:val="20"/>
+          <w:szCs w:val="20"/>
+        </w:rPr>
+        <w:t>Input</w:t>
+      </w:r>
+      <w:r>
+        <w:rPr>
+          <w:rFonts w:cstheme="minorHAnsi"/>
+          <w:b/>
+          <w:bCs/>
+          <w:sz w:val="20"/>
+          <w:szCs w:val="20"/>
+        </w:rPr>
+        <w:t>:</w:t>
+      </w:r>
+      <w:r>
+        <w:rPr>
+          <w:rFonts w:cstheme="minorHAnsi"/>
+          <w:b/>
+          <w:bCs/>
+          <w:sz w:val="20"/>
+          <w:szCs w:val="20"/>
+        </w:rPr>
+        <w:t xml:space="preserve"> acc_no, </w:t>
+      </w:r>
+      <w:r>
+        <w:rPr>
+          <w:rFonts w:cstheme="minorHAnsi"/>
+          <w:b/>
+          <w:bCs/>
+          <w:sz w:val="20"/>
+          <w:szCs w:val="20"/>
+        </w:rPr>
+        <w:t xml:space="preserve">&amp; </w:t>
+      </w:r>
+      <w:r>
+        <w:rPr>
+          <w:rFonts w:cstheme="minorHAnsi"/>
+          <w:b/>
+          <w:bCs/>
+          <w:sz w:val="20"/>
+          <w:szCs w:val="20"/>
+        </w:rPr>
+        <w:t>balance</w:t>
+      </w:r>
+    </w:p>
+    <w:p>
+      <w:pPr>
+        <w:spacing w:after="0" w:line="240" w:lineRule="auto"/>
+        <w:rPr>
+          <w:rFonts w:cstheme="minorHAnsi"/>
+          <w:b/>
+          <w:bCs/>
+          <w:sz w:val="20"/>
+          <w:szCs w:val="20"/>
+        </w:rPr>
+      </w:pPr>
+    </w:p>
+    <w:p>
+      <w:pPr>
+        <w:spacing w:after="0" w:line="240" w:lineRule="auto"/>
+        <w:rPr>
+          <w:rFonts w:cstheme="minorHAnsi"/>
+          <w:b/>
+          <w:bCs/>
+          <w:sz w:val="20"/>
+          <w:szCs w:val="20"/>
+        </w:rPr>
+      </w:pPr>
+      <w:r>
+        <w:rPr>
+          <w:rFonts w:cstheme="minorHAnsi"/>
+          <w:b/>
+          <w:bCs/>
+          <w:sz w:val="20"/>
+          <w:szCs w:val="20"/>
+        </w:rPr>
+        <w:t>Table Structure</w:t>
+      </w:r>
+    </w:p>
+    <w:p>
+      <w:pPr>
+        <w:spacing w:after="0" w:line="240" w:lineRule="auto"/>
+        <w:rPr>
+          <w:rFonts w:cstheme="minorHAnsi"/>
+          <w:b/>
+          <w:bCs/>
+          <w:sz w:val="20"/>
+          <w:szCs w:val="20"/>
+        </w:rPr>
+      </w:pPr>
+    </w:p>
+    <w:p>
+      <w:pPr>
+        <w:pStyle w:val="ListParagraph"/>
+        <w:numPr>
+          <w:ilvl w:val="0"/>
+          <w:numId w:val="121"/>
+        </w:numPr>
+        <w:spacing w:after="0" w:line="240" w:lineRule="auto"/>
+        <w:rPr>
+          <w:rFonts w:cstheme="minorHAnsi"/>
+          <w:sz w:val="20"/>
+          <w:szCs w:val="20"/>
+        </w:rPr>
+      </w:pPr>
+      <w:r>
+        <w:rPr>
+          <w:rFonts w:cstheme="minorHAnsi"/>
+          <w:sz w:val="20"/>
+          <w:szCs w:val="20"/>
+        </w:rPr>
+        <w:t>CREATE TABLE accounts (acc_no INT, balance DECIMAL(10,2));</w:t>
+      </w:r>
     </w:p>
     <w:p>
       <w:pPr>
@@ -22621,6 +20409,16 @@
           <w:szCs w:val="20"/>
         </w:rPr>
       </w:pPr>
+      <w:r>
+        <w:rPr>
+          <w:rFonts w:cstheme="minorHAnsi"/>
+          <w:b/>
+          <w:bCs/>
+          <w:sz w:val="20"/>
+          <w:szCs w:val="20"/>
+        </w:rPr>
+        <w:t>Table Structure</w:t>
+      </w:r>
     </w:p>
     <w:p>
       <w:pPr>
@@ -22784,6 +20582,16 @@
           <w:szCs w:val="20"/>
         </w:rPr>
       </w:pPr>
+      <w:r>
+        <w:rPr>
+          <w:rFonts w:cstheme="minorHAnsi"/>
+          <w:b/>
+          <w:bCs/>
+          <w:sz w:val="20"/>
+          <w:szCs w:val="20"/>
+        </w:rPr>
+        <w:t>Table Structure</w:t>
+      </w:r>
     </w:p>
     <w:p>
       <w:pPr>
@@ -22935,6 +20743,16 @@
           <w:szCs w:val="20"/>
         </w:rPr>
       </w:pPr>
+      <w:r>
+        <w:rPr>
+          <w:rFonts w:cstheme="minorHAnsi"/>
+          <w:b/>
+          <w:bCs/>
+          <w:sz w:val="20"/>
+          <w:szCs w:val="20"/>
+        </w:rPr>
+        <w:t>Table Structure</w:t>
+      </w:r>
     </w:p>
     <w:p>
       <w:pPr>
@@ -23062,6 +20880,16 @@
           <w:szCs w:val="20"/>
         </w:rPr>
       </w:pPr>
+      <w:r>
+        <w:rPr>
+          <w:rFonts w:cstheme="minorHAnsi"/>
+          <w:b/>
+          <w:bCs/>
+          <w:sz w:val="20"/>
+          <w:szCs w:val="20"/>
+        </w:rPr>
+        <w:t>Table Structure</w:t>
+      </w:r>
     </w:p>
     <w:p>
       <w:pPr>
@@ -23225,6 +21053,16 @@
           <w:szCs w:val="20"/>
         </w:rPr>
       </w:pPr>
+      <w:r>
+        <w:rPr>
+          <w:rFonts w:cstheme="minorHAnsi"/>
+          <w:b/>
+          <w:bCs/>
+          <w:sz w:val="20"/>
+          <w:szCs w:val="20"/>
+        </w:rPr>
+        <w:t>Table Structure</w:t>
+      </w:r>
     </w:p>
     <w:p>
       <w:pPr>
@@ -23388,6 +21226,16 @@
           <w:szCs w:val="20"/>
         </w:rPr>
       </w:pPr>
+      <w:r>
+        <w:rPr>
+          <w:rFonts w:cstheme="minorHAnsi"/>
+          <w:b/>
+          <w:bCs/>
+          <w:sz w:val="20"/>
+          <w:szCs w:val="20"/>
+        </w:rPr>
+        <w:t>Table Structure</w:t>
+      </w:r>
     </w:p>
     <w:p>
       <w:pPr>
@@ -23515,6 +21363,16 @@
           <w:szCs w:val="20"/>
         </w:rPr>
       </w:pPr>
+      <w:r>
+        <w:rPr>
+          <w:rFonts w:cstheme="minorHAnsi"/>
+          <w:b/>
+          <w:bCs/>
+          <w:sz w:val="20"/>
+          <w:szCs w:val="20"/>
+        </w:rPr>
+        <w:t>Table Structure</w:t>
+      </w:r>
     </w:p>
     <w:p>
       <w:pPr>
@@ -34708,6 +32566,95 @@
     </w:lvl>
   </w:abstractNum>
   <w:abstractNum w:abstractNumId="105" w15:restartNumberingAfterBreak="0">
+    <w:nsid w:val="6D4D695E"/>
+    <w:multiLevelType w:val="hybridMultilevel"/>
+    <w:tmpl w:val="32288BEA"/>
+    <w:lvl w:ilvl="0" w:tplc="73060CB2">
+      <w:start w:val="1"/>
+      <w:numFmt w:val="decimal"/>
+      <w:lvlText w:val="%1."/>
+      <w:lvlJc w:val="left"/>
+      <w:pPr>
+        <w:ind w:left="720" w:hanging="360"/>
+      </w:pPr>
+      <w:rPr>
+        <w:rFonts w:hint="default"/>
+      </w:rPr>
+    </w:lvl>
+    <w:lvl w:ilvl="1" w:tplc="FFFFFFFF" w:tentative="1">
+      <w:start w:val="1"/>
+      <w:numFmt w:val="lowerLetter"/>
+      <w:lvlText w:val="%2."/>
+      <w:lvlJc w:val="left"/>
+      <w:pPr>
+        <w:ind w:left="1440" w:hanging="360"/>
+      </w:pPr>
+    </w:lvl>
+    <w:lvl w:ilvl="2" w:tplc="FFFFFFFF" w:tentative="1">
+      <w:start w:val="1"/>
+      <w:numFmt w:val="lowerRoman"/>
+      <w:lvlText w:val="%3."/>
+      <w:lvlJc w:val="right"/>
+      <w:pPr>
+        <w:ind w:left="2160" w:hanging="180"/>
+      </w:pPr>
+    </w:lvl>
+    <w:lvl w:ilvl="3" w:tplc="FFFFFFFF" w:tentative="1">
+      <w:start w:val="1"/>
+      <w:numFmt w:val="decimal"/>
+      <w:lvlText w:val="%4."/>
+      <w:lvlJc w:val="left"/>
+      <w:pPr>
+        <w:ind w:left="2880" w:hanging="360"/>
+      </w:pPr>
+    </w:lvl>
+    <w:lvl w:ilvl="4" w:tplc="FFFFFFFF" w:tentative="1">
+      <w:start w:val="1"/>
+      <w:numFmt w:val="lowerLetter"/>
+      <w:lvlText w:val="%5."/>
+      <w:lvlJc w:val="left"/>
+      <w:pPr>
+        <w:ind w:left="3600" w:hanging="360"/>
+      </w:pPr>
+    </w:lvl>
+    <w:lvl w:ilvl="5" w:tplc="FFFFFFFF" w:tentative="1">
+      <w:start w:val="1"/>
+      <w:numFmt w:val="lowerRoman"/>
+      <w:lvlText w:val="%6."/>
+      <w:lvlJc w:val="right"/>
+      <w:pPr>
+        <w:ind w:left="4320" w:hanging="180"/>
+      </w:pPr>
+    </w:lvl>
+    <w:lvl w:ilvl="6" w:tplc="FFFFFFFF" w:tentative="1">
+      <w:start w:val="1"/>
+      <w:numFmt w:val="decimal"/>
+      <w:lvlText w:val="%7."/>
+      <w:lvlJc w:val="left"/>
+      <w:pPr>
+        <w:ind w:left="5040" w:hanging="360"/>
+      </w:pPr>
+    </w:lvl>
+    <w:lvl w:ilvl="7" w:tplc="FFFFFFFF" w:tentative="1">
+      <w:start w:val="1"/>
+      <w:numFmt w:val="lowerLetter"/>
+      <w:lvlText w:val="%8."/>
+      <w:lvlJc w:val="left"/>
+      <w:pPr>
+        <w:ind w:left="5760" w:hanging="360"/>
+      </w:pPr>
+    </w:lvl>
+    <w:lvl w:ilvl="8" w:tplc="FFFFFFFF" w:tentative="1">
+      <w:start w:val="1"/>
+      <w:numFmt w:val="lowerRoman"/>
+      <w:lvlText w:val="%9."/>
+      <w:lvlJc w:val="right"/>
+      <w:pPr>
+        <w:ind w:left="6480" w:hanging="180"/>
+      </w:pPr>
+    </w:lvl>
+  </w:abstractNum>
+  <w:abstractNum w:abstractNumId="106" w15:restartNumberingAfterBreak="0">
     <w:nsid w:val="6DA65A70"/>
     <w:multiLevelType w:val="hybridMultilevel"/>
     <w:tmpl w:val="77AA1FF2"/>
@@ -34796,7 +32743,7 @@
       </w:pPr>
     </w:lvl>
   </w:abstractNum>
-  <w:abstractNum w:abstractNumId="106" w15:restartNumberingAfterBreak="0">
+  <w:abstractNum w:abstractNumId="107" w15:restartNumberingAfterBreak="0">
     <w:nsid w:val="6E3B21F0"/>
     <w:multiLevelType w:val="hybridMultilevel"/>
     <w:tmpl w:val="51BC0A8A"/>
@@ -34884,7 +32831,7 @@
       </w:pPr>
     </w:lvl>
   </w:abstractNum>
-  <w:abstractNum w:abstractNumId="107" w15:restartNumberingAfterBreak="0">
+  <w:abstractNum w:abstractNumId="108" w15:restartNumberingAfterBreak="0">
     <w:nsid w:val="73541CF1"/>
     <w:multiLevelType w:val="hybridMultilevel"/>
     <w:tmpl w:val="014E4D9E"/>
@@ -34997,7 +32944,7 @@
       </w:rPr>
     </w:lvl>
   </w:abstractNum>
-  <w:abstractNum w:abstractNumId="108" w15:restartNumberingAfterBreak="0">
+  <w:abstractNum w:abstractNumId="109" w15:restartNumberingAfterBreak="0">
     <w:nsid w:val="743D2677"/>
     <w:multiLevelType w:val="hybridMultilevel"/>
     <w:tmpl w:val="AB2AEB64"/>
@@ -35086,7 +33033,7 @@
       </w:pPr>
     </w:lvl>
   </w:abstractNum>
-  <w:abstractNum w:abstractNumId="109" w15:restartNumberingAfterBreak="0">
+  <w:abstractNum w:abstractNumId="110" w15:restartNumberingAfterBreak="0">
     <w:nsid w:val="751912DA"/>
     <w:multiLevelType w:val="hybridMultilevel"/>
     <w:tmpl w:val="CEE264C4"/>
@@ -35199,7 +33146,7 @@
       </w:rPr>
     </w:lvl>
   </w:abstractNum>
-  <w:abstractNum w:abstractNumId="110" w15:restartNumberingAfterBreak="0">
+  <w:abstractNum w:abstractNumId="111" w15:restartNumberingAfterBreak="0">
     <w:nsid w:val="76D400E1"/>
     <w:multiLevelType w:val="hybridMultilevel"/>
     <w:tmpl w:val="7EF26DCA"/>
@@ -35288,7 +33235,7 @@
       </w:pPr>
     </w:lvl>
   </w:abstractNum>
-  <w:abstractNum w:abstractNumId="111" w15:restartNumberingAfterBreak="0">
+  <w:abstractNum w:abstractNumId="112" w15:restartNumberingAfterBreak="0">
     <w:nsid w:val="798245A1"/>
     <w:multiLevelType w:val="multilevel"/>
     <w:tmpl w:val="D4E29C7E"/>
@@ -35437,7 +33384,7 @@
       </w:rPr>
     </w:lvl>
   </w:abstractNum>
-  <w:abstractNum w:abstractNumId="112" w15:restartNumberingAfterBreak="0">
+  <w:abstractNum w:abstractNumId="113" w15:restartNumberingAfterBreak="0">
     <w:nsid w:val="7B4606AD"/>
     <w:multiLevelType w:val="hybridMultilevel"/>
     <w:tmpl w:val="906C02F2"/>
@@ -35526,7 +33473,7 @@
       </w:pPr>
     </w:lvl>
   </w:abstractNum>
-  <w:abstractNum w:abstractNumId="113" w15:restartNumberingAfterBreak="0">
+  <w:abstractNum w:abstractNumId="114" w15:restartNumberingAfterBreak="0">
     <w:nsid w:val="7C4818D0"/>
     <w:multiLevelType w:val="hybridMultilevel"/>
     <w:tmpl w:val="A61CFC8E"/>
@@ -35615,7 +33562,7 @@
       </w:pPr>
     </w:lvl>
   </w:abstractNum>
-  <w:abstractNum w:abstractNumId="114" w15:restartNumberingAfterBreak="0">
+  <w:abstractNum w:abstractNumId="115" w15:restartNumberingAfterBreak="0">
     <w:nsid w:val="7D660AFE"/>
     <w:multiLevelType w:val="hybridMultilevel"/>
     <w:tmpl w:val="BAEA5B06"/>
@@ -35704,7 +33651,7 @@
       </w:pPr>
     </w:lvl>
   </w:abstractNum>
-  <w:abstractNum w:abstractNumId="115" w15:restartNumberingAfterBreak="0">
+  <w:abstractNum w:abstractNumId="116" w15:restartNumberingAfterBreak="0">
     <w:nsid w:val="7DF907F8"/>
     <w:multiLevelType w:val="multilevel"/>
     <w:tmpl w:val="D0481822"/>
@@ -35853,7 +33800,7 @@
       </w:rPr>
     </w:lvl>
   </w:abstractNum>
-  <w:abstractNum w:abstractNumId="116" w15:restartNumberingAfterBreak="0">
+  <w:abstractNum w:abstractNumId="117" w15:restartNumberingAfterBreak="0">
     <w:nsid w:val="7E123F7B"/>
     <w:multiLevelType w:val="hybridMultilevel"/>
     <w:tmpl w:val="37809860"/>
@@ -35966,7 +33913,7 @@
       </w:rPr>
     </w:lvl>
   </w:abstractNum>
-  <w:abstractNum w:abstractNumId="117" w15:restartNumberingAfterBreak="0">
+  <w:abstractNum w:abstractNumId="118" w15:restartNumberingAfterBreak="0">
     <w:nsid w:val="7E75290A"/>
     <w:multiLevelType w:val="hybridMultilevel"/>
     <w:tmpl w:val="2F203DF8"/>
@@ -36052,7 +33999,7 @@
       </w:pPr>
     </w:lvl>
   </w:abstractNum>
-  <w:abstractNum w:abstractNumId="118" w15:restartNumberingAfterBreak="0">
+  <w:abstractNum w:abstractNumId="119" w15:restartNumberingAfterBreak="0">
     <w:nsid w:val="7E821522"/>
     <w:multiLevelType w:val="hybridMultilevel"/>
     <w:tmpl w:val="D15E8CC6"/>
@@ -36138,7 +34085,7 @@
       </w:pPr>
     </w:lvl>
   </w:abstractNum>
-  <w:abstractNum w:abstractNumId="119" w15:restartNumberingAfterBreak="0">
+  <w:abstractNum w:abstractNumId="120" w15:restartNumberingAfterBreak="0">
     <w:nsid w:val="7F9B1F90"/>
     <w:multiLevelType w:val="hybridMultilevel"/>
     <w:tmpl w:val="3B1AD3DE"/>
@@ -36228,7 +34175,7 @@
     </w:lvl>
   </w:abstractNum>
   <w:num w:numId="1" w16cid:durableId="547760854">
-    <w:abstractNumId w:val="115"/>
+    <w:abstractNumId w:val="116"/>
   </w:num>
   <w:num w:numId="2" w16cid:durableId="112870013">
     <w:abstractNumId w:val="2"/>
@@ -36270,10 +34217,10 @@
     <w:abstractNumId w:val="61"/>
   </w:num>
   <w:num w:numId="15" w16cid:durableId="1856843268">
-    <w:abstractNumId w:val="117"/>
+    <w:abstractNumId w:val="118"/>
   </w:num>
   <w:num w:numId="16" w16cid:durableId="2056733104">
-    <w:abstractNumId w:val="111"/>
+    <w:abstractNumId w:val="112"/>
   </w:num>
   <w:num w:numId="17" w16cid:durableId="352073398">
     <w:abstractNumId w:val="16"/>
@@ -36321,7 +34268,7 @@
     <w:abstractNumId w:val="29"/>
   </w:num>
   <w:num w:numId="32" w16cid:durableId="769738866">
-    <w:abstractNumId w:val="116"/>
+    <w:abstractNumId w:val="117"/>
   </w:num>
   <w:num w:numId="33" w16cid:durableId="2029674655">
     <w:abstractNumId w:val="7"/>
@@ -36357,7 +34304,7 @@
     <w:abstractNumId w:val="66"/>
   </w:num>
   <w:num w:numId="44" w16cid:durableId="1273854510">
-    <w:abstractNumId w:val="118"/>
+    <w:abstractNumId w:val="119"/>
   </w:num>
   <w:num w:numId="45" w16cid:durableId="90973953">
     <w:abstractNumId w:val="21"/>
@@ -36378,7 +34325,7 @@
     <w:abstractNumId w:val="39"/>
   </w:num>
   <w:num w:numId="51" w16cid:durableId="571697622">
-    <w:abstractNumId w:val="119"/>
+    <w:abstractNumId w:val="120"/>
   </w:num>
   <w:num w:numId="52" w16cid:durableId="1787961601">
     <w:abstractNumId w:val="76"/>
@@ -36390,13 +34337,13 @@
     <w:abstractNumId w:val="70"/>
   </w:num>
   <w:num w:numId="55" w16cid:durableId="1437944789">
-    <w:abstractNumId w:val="113"/>
+    <w:abstractNumId w:val="114"/>
   </w:num>
   <w:num w:numId="56" w16cid:durableId="160630332">
-    <w:abstractNumId w:val="106"/>
+    <w:abstractNumId w:val="107"/>
   </w:num>
   <w:num w:numId="57" w16cid:durableId="2116902213">
-    <w:abstractNumId w:val="108"/>
+    <w:abstractNumId w:val="109"/>
   </w:num>
   <w:num w:numId="58" w16cid:durableId="1631781334">
     <w:abstractNumId w:val="48"/>
@@ -36447,7 +34394,7 @@
     <w:abstractNumId w:val="46"/>
   </w:num>
   <w:num w:numId="74" w16cid:durableId="1286425677">
-    <w:abstractNumId w:val="112"/>
+    <w:abstractNumId w:val="113"/>
   </w:num>
   <w:num w:numId="75" w16cid:durableId="1506549305">
     <w:abstractNumId w:val="85"/>
@@ -36456,13 +34403,13 @@
     <w:abstractNumId w:val="93"/>
   </w:num>
   <w:num w:numId="77" w16cid:durableId="1403868717">
-    <w:abstractNumId w:val="110"/>
+    <w:abstractNumId w:val="111"/>
   </w:num>
   <w:num w:numId="78" w16cid:durableId="215287945">
     <w:abstractNumId w:val="45"/>
   </w:num>
   <w:num w:numId="79" w16cid:durableId="2067021560">
-    <w:abstractNumId w:val="105"/>
+    <w:abstractNumId w:val="106"/>
   </w:num>
   <w:num w:numId="80" w16cid:durableId="1187600780">
     <w:abstractNumId w:val="44"/>
@@ -36510,7 +34457,7 @@
     <w:abstractNumId w:val="55"/>
   </w:num>
   <w:num w:numId="95" w16cid:durableId="504369562">
-    <w:abstractNumId w:val="107"/>
+    <w:abstractNumId w:val="108"/>
   </w:num>
   <w:num w:numId="96" w16cid:durableId="660622628">
     <w:abstractNumId w:val="22"/>
@@ -36570,7 +34517,7 @@
     <w:abstractNumId w:val="80"/>
   </w:num>
   <w:num w:numId="115" w16cid:durableId="2029019391">
-    <w:abstractNumId w:val="109"/>
+    <w:abstractNumId w:val="110"/>
   </w:num>
   <w:num w:numId="116" w16cid:durableId="1218199438">
     <w:abstractNumId w:val="6"/>
@@ -36582,10 +34529,13 @@
     <w:abstractNumId w:val="104"/>
   </w:num>
   <w:num w:numId="119" w16cid:durableId="18242475">
-    <w:abstractNumId w:val="114"/>
+    <w:abstractNumId w:val="115"/>
   </w:num>
   <w:num w:numId="120" w16cid:durableId="2040201624">
     <w:abstractNumId w:val="88"/>
+  </w:num>
+  <w:num w:numId="121" w16cid:durableId="9525284">
+    <w:abstractNumId w:val="105"/>
   </w:num>
 </w:numbering>
 </file>

--- a/PLSQL Assignments.docx
+++ b/PLSQL Assignments.docx
@@ -414,7 +414,25 @@
           <w:sz w:val="20"/>
           <w:szCs w:val="20"/>
         </w:rPr>
-        <w:t>salesmanName VARCHAR(100) NOT NULL);</w:t>
+        <w:t xml:space="preserve">salesmanName </w:t>
+      </w:r>
+      <w:proofErr w:type="gramStart"/>
+      <w:r>
+        <w:rPr>
+          <w:rFonts w:cstheme="minorHAnsi"/>
+          <w:sz w:val="20"/>
+          <w:szCs w:val="20"/>
+        </w:rPr>
+        <w:t>VARCHAR(</w:t>
+      </w:r>
+      <w:proofErr w:type="gramEnd"/>
+      <w:r>
+        <w:rPr>
+          <w:rFonts w:cstheme="minorHAnsi"/>
+          <w:sz w:val="20"/>
+          <w:szCs w:val="20"/>
+        </w:rPr>
+        <w:t>100) NOT NULL);</w:t>
       </w:r>
     </w:p>
     <w:p>
@@ -458,7 +476,25 @@
           <w:sz w:val="20"/>
           <w:szCs w:val="20"/>
         </w:rPr>
-        <w:t>(regionID INT PRIMARY KEY, regionName VARCHAR(50) NOT NULL);</w:t>
+        <w:t xml:space="preserve">(regionID INT PRIMARY KEY, regionName </w:t>
+      </w:r>
+      <w:proofErr w:type="gramStart"/>
+      <w:r>
+        <w:rPr>
+          <w:rFonts w:cstheme="minorHAnsi"/>
+          <w:sz w:val="20"/>
+          <w:szCs w:val="20"/>
+        </w:rPr>
+        <w:t>VARCHAR(</w:t>
+      </w:r>
+      <w:proofErr w:type="gramEnd"/>
+      <w:r>
+        <w:rPr>
+          <w:rFonts w:cstheme="minorHAnsi"/>
+          <w:sz w:val="20"/>
+          <w:szCs w:val="20"/>
+        </w:rPr>
+        <w:t>50) NOT NULL);</w:t>
       </w:r>
     </w:p>
     <w:p>
@@ -502,7 +538,25 @@
           <w:sz w:val="20"/>
           <w:szCs w:val="20"/>
         </w:rPr>
-        <w:t>(productID INT PRIMARY KEY, productName VARCHAR(100) NOT NULL);</w:t>
+        <w:t xml:space="preserve">(productID INT PRIMARY KEY, productName </w:t>
+      </w:r>
+      <w:proofErr w:type="gramStart"/>
+      <w:r>
+        <w:rPr>
+          <w:rFonts w:cstheme="minorHAnsi"/>
+          <w:sz w:val="20"/>
+          <w:szCs w:val="20"/>
+        </w:rPr>
+        <w:t>VARCHAR(</w:t>
+      </w:r>
+      <w:proofErr w:type="gramEnd"/>
+      <w:r>
+        <w:rPr>
+          <w:rFonts w:cstheme="minorHAnsi"/>
+          <w:sz w:val="20"/>
+          <w:szCs w:val="20"/>
+        </w:rPr>
+        <w:t>100) NOT NULL);</w:t>
       </w:r>
     </w:p>
     <w:p>
@@ -2207,7 +2261,25 @@
           <w:sz w:val="20"/>
           <w:szCs w:val="20"/>
         </w:rPr>
-        <w:t xml:space="preserve"> transfer_funds(p_from_acc, p_to_acc, p_amount)</w:t>
+        <w:t xml:space="preserve"> transfer_</w:t>
+      </w:r>
+      <w:proofErr w:type="gramStart"/>
+      <w:r>
+        <w:rPr>
+          <w:rFonts w:cstheme="minorHAnsi"/>
+          <w:sz w:val="20"/>
+          <w:szCs w:val="20"/>
+        </w:rPr>
+        <w:t>funds(</w:t>
+      </w:r>
+      <w:proofErr w:type="gramEnd"/>
+      <w:r>
+        <w:rPr>
+          <w:rFonts w:cstheme="minorHAnsi"/>
+          <w:sz w:val="20"/>
+          <w:szCs w:val="20"/>
+        </w:rPr>
+        <w:t>p_from_acc, p_to_acc, p_amount)</w:t>
       </w:r>
     </w:p>
     <w:p>
@@ -2364,7 +2436,25 @@
           <w:sz w:val="20"/>
           <w:szCs w:val="20"/>
         </w:rPr>
-        <w:t>CREATE TABLE accounts (acc_no INT PRIMARY KEY, cust_name VARCHAR(50), balance INT);</w:t>
+        <w:t xml:space="preserve">CREATE TABLE accounts (acc_no INT PRIMARY KEY, cust_name </w:t>
+      </w:r>
+      <w:proofErr w:type="gramStart"/>
+      <w:r>
+        <w:rPr>
+          <w:rFonts w:cstheme="minorHAnsi"/>
+          <w:sz w:val="20"/>
+          <w:szCs w:val="20"/>
+        </w:rPr>
+        <w:t>VARCHAR(</w:t>
+      </w:r>
+      <w:proofErr w:type="gramEnd"/>
+      <w:r>
+        <w:rPr>
+          <w:rFonts w:cstheme="minorHAnsi"/>
+          <w:sz w:val="20"/>
+          <w:szCs w:val="20"/>
+        </w:rPr>
+        <w:t>50), balance INT);</w:t>
       </w:r>
     </w:p>
     <w:p>
@@ -2515,7 +2605,25 @@
           <w:sz w:val="20"/>
           <w:szCs w:val="20"/>
         </w:rPr>
-        <w:t xml:space="preserve"> place_order(p_customer_id, p_product_id, p_qty)</w:t>
+        <w:t xml:space="preserve"> place_</w:t>
+      </w:r>
+      <w:proofErr w:type="gramStart"/>
+      <w:r>
+        <w:rPr>
+          <w:rFonts w:cstheme="minorHAnsi"/>
+          <w:sz w:val="20"/>
+          <w:szCs w:val="20"/>
+        </w:rPr>
+        <w:t>order(</w:t>
+      </w:r>
+      <w:proofErr w:type="gramEnd"/>
+      <w:r>
+        <w:rPr>
+          <w:rFonts w:cstheme="minorHAnsi"/>
+          <w:sz w:val="20"/>
+          <w:szCs w:val="20"/>
+        </w:rPr>
+        <w:t>p_customer_id, p_product_id, p_qty)</w:t>
       </w:r>
     </w:p>
     <w:p>
@@ -2694,7 +2802,25 @@
           <w:sz w:val="20"/>
           <w:szCs w:val="20"/>
         </w:rPr>
-        <w:t>product_name VARCHAR(50),</w:t>
+        <w:t xml:space="preserve">product_name </w:t>
+      </w:r>
+      <w:proofErr w:type="gramStart"/>
+      <w:r>
+        <w:rPr>
+          <w:rFonts w:cstheme="minorHAnsi"/>
+          <w:sz w:val="20"/>
+          <w:szCs w:val="20"/>
+        </w:rPr>
+        <w:t>VARCHAR(</w:t>
+      </w:r>
+      <w:proofErr w:type="gramEnd"/>
+      <w:r>
+        <w:rPr>
+          <w:rFonts w:cstheme="minorHAnsi"/>
+          <w:sz w:val="20"/>
+          <w:szCs w:val="20"/>
+        </w:rPr>
+        <w:t>50),</w:t>
       </w:r>
       <w:r>
         <w:rPr>
@@ -2938,13 +3064,23 @@
         </w:rPr>
         <w:t xml:space="preserve">order_date DATE DEFAULT </w:t>
       </w:r>
-      <w:r>
-        <w:rPr>
-          <w:rFonts w:cstheme="minorHAnsi"/>
-          <w:sz w:val="20"/>
-          <w:szCs w:val="20"/>
-        </w:rPr>
-        <w:t>curdate()</w:t>
+      <w:proofErr w:type="gramStart"/>
+      <w:r>
+        <w:rPr>
+          <w:rFonts w:cstheme="minorHAnsi"/>
+          <w:sz w:val="20"/>
+          <w:szCs w:val="20"/>
+        </w:rPr>
+        <w:t>curdate(</w:t>
+      </w:r>
+      <w:proofErr w:type="gramEnd"/>
+      <w:r>
+        <w:rPr>
+          <w:rFonts w:cstheme="minorHAnsi"/>
+          <w:sz w:val="20"/>
+          <w:szCs w:val="20"/>
+        </w:rPr>
+        <w:t>)</w:t>
       </w:r>
       <w:r>
         <w:rPr>
@@ -3224,7 +3360,25 @@
           <w:sz w:val="20"/>
           <w:szCs w:val="20"/>
         </w:rPr>
-        <w:t xml:space="preserve"> status from the patients table.</w:t>
+        <w:t xml:space="preserve"> status from the </w:t>
+      </w:r>
+      <w:proofErr w:type="gramStart"/>
+      <w:r>
+        <w:rPr>
+          <w:rFonts w:cstheme="minorHAnsi"/>
+          <w:sz w:val="20"/>
+          <w:szCs w:val="20"/>
+        </w:rPr>
+        <w:t>patients</w:t>
+      </w:r>
+      <w:proofErr w:type="gramEnd"/>
+      <w:r>
+        <w:rPr>
+          <w:rFonts w:cstheme="minorHAnsi"/>
+          <w:sz w:val="20"/>
+          <w:szCs w:val="20"/>
+        </w:rPr>
+        <w:t xml:space="preserve"> table.</w:t>
       </w:r>
     </w:p>
     <w:p>
@@ -3371,7 +3525,43 @@
           <w:sz w:val="20"/>
           <w:szCs w:val="20"/>
         </w:rPr>
-        <w:t>CREATE TABLE patients (patient_id INT PRIMARY KEY, name VARCHAR(50), insurance VARCHAR(3) CHECK (insurance IN ('YES','NO')));</w:t>
+        <w:t xml:space="preserve">CREATE TABLE patients (patient_id INT PRIMARY KEY, name </w:t>
+      </w:r>
+      <w:proofErr w:type="gramStart"/>
+      <w:r>
+        <w:rPr>
+          <w:rFonts w:cstheme="minorHAnsi"/>
+          <w:sz w:val="20"/>
+          <w:szCs w:val="20"/>
+        </w:rPr>
+        <w:t>VARCHAR(</w:t>
+      </w:r>
+      <w:proofErr w:type="gramEnd"/>
+      <w:r>
+        <w:rPr>
+          <w:rFonts w:cstheme="minorHAnsi"/>
+          <w:sz w:val="20"/>
+          <w:szCs w:val="20"/>
+        </w:rPr>
+        <w:t xml:space="preserve">50), insurance </w:t>
+      </w:r>
+      <w:proofErr w:type="gramStart"/>
+      <w:r>
+        <w:rPr>
+          <w:rFonts w:cstheme="minorHAnsi"/>
+          <w:sz w:val="20"/>
+          <w:szCs w:val="20"/>
+        </w:rPr>
+        <w:t>VARCHAR(</w:t>
+      </w:r>
+      <w:proofErr w:type="gramEnd"/>
+      <w:r>
+        <w:rPr>
+          <w:rFonts w:cstheme="minorHAnsi"/>
+          <w:sz w:val="20"/>
+          <w:szCs w:val="20"/>
+        </w:rPr>
+        <w:t>3) CHECK (insurance IN ('YES','NO')));</w:t>
       </w:r>
     </w:p>
     <w:p>
@@ -3488,7 +3678,25 @@
           <w:sz w:val="20"/>
           <w:szCs w:val="20"/>
         </w:rPr>
-        <w:t>total_treatment_cost(p_patient_id INT)</w:t>
+        <w:t>total_treatment_</w:t>
+      </w:r>
+      <w:proofErr w:type="gramStart"/>
+      <w:r>
+        <w:rPr>
+          <w:rFonts w:cstheme="minorHAnsi"/>
+          <w:sz w:val="20"/>
+          <w:szCs w:val="20"/>
+        </w:rPr>
+        <w:t>cost(</w:t>
+      </w:r>
+      <w:proofErr w:type="gramEnd"/>
+      <w:r>
+        <w:rPr>
+          <w:rFonts w:cstheme="minorHAnsi"/>
+          <w:sz w:val="20"/>
+          <w:szCs w:val="20"/>
+        </w:rPr>
+        <w:t>p_patient_id INT)</w:t>
       </w:r>
     </w:p>
     <w:p>
@@ -3635,7 +3843,25 @@
           <w:sz w:val="20"/>
           <w:szCs w:val="20"/>
         </w:rPr>
-        <w:t>patient_status(p_patient_id INT)</w:t>
+        <w:t>patient_</w:t>
+      </w:r>
+      <w:proofErr w:type="gramStart"/>
+      <w:r>
+        <w:rPr>
+          <w:rFonts w:cstheme="minorHAnsi"/>
+          <w:sz w:val="20"/>
+          <w:szCs w:val="20"/>
+        </w:rPr>
+        <w:t>status(</w:t>
+      </w:r>
+      <w:proofErr w:type="gramEnd"/>
+      <w:r>
+        <w:rPr>
+          <w:rFonts w:cstheme="minorHAnsi"/>
+          <w:sz w:val="20"/>
+          <w:szCs w:val="20"/>
+        </w:rPr>
+        <w:t>p_patient_id INT)</w:t>
       </w:r>
     </w:p>
     <w:p>
@@ -3708,7 +3934,25 @@
           <w:sz w:val="20"/>
           <w:szCs w:val="20"/>
         </w:rPr>
-        <w:t>highest_bill_patient()</w:t>
+        <w:t>highest_bill_</w:t>
+      </w:r>
+      <w:proofErr w:type="gramStart"/>
+      <w:r>
+        <w:rPr>
+          <w:rFonts w:cstheme="minorHAnsi"/>
+          <w:sz w:val="20"/>
+          <w:szCs w:val="20"/>
+        </w:rPr>
+        <w:t>patient(</w:t>
+      </w:r>
+      <w:proofErr w:type="gramEnd"/>
+      <w:r>
+        <w:rPr>
+          <w:rFonts w:cstheme="minorHAnsi"/>
+          <w:sz w:val="20"/>
+          <w:szCs w:val="20"/>
+        </w:rPr>
+        <w:t>)</w:t>
       </w:r>
     </w:p>
     <w:p>
@@ -3791,7 +4035,25 @@
           <w:sz w:val="20"/>
           <w:szCs w:val="20"/>
         </w:rPr>
-        <w:t>medicine_expense(p_patient_id INT)</w:t>
+        <w:t>medicine_</w:t>
+      </w:r>
+      <w:proofErr w:type="gramStart"/>
+      <w:r>
+        <w:rPr>
+          <w:rFonts w:cstheme="minorHAnsi"/>
+          <w:sz w:val="20"/>
+          <w:szCs w:val="20"/>
+        </w:rPr>
+        <w:t>expense(</w:t>
+      </w:r>
+      <w:proofErr w:type="gramEnd"/>
+      <w:r>
+        <w:rPr>
+          <w:rFonts w:cstheme="minorHAnsi"/>
+          <w:sz w:val="20"/>
+          <w:szCs w:val="20"/>
+        </w:rPr>
+        <w:t>p_patient_id INT)</w:t>
       </w:r>
     </w:p>
     <w:p>
@@ -3864,7 +4126,25 @@
           <w:sz w:val="20"/>
           <w:szCs w:val="20"/>
         </w:rPr>
-        <w:t>doctor_expense(p_patient_id INT)</w:t>
+        <w:t>doctor_</w:t>
+      </w:r>
+      <w:proofErr w:type="gramStart"/>
+      <w:r>
+        <w:rPr>
+          <w:rFonts w:cstheme="minorHAnsi"/>
+          <w:sz w:val="20"/>
+          <w:szCs w:val="20"/>
+        </w:rPr>
+        <w:t>expense(</w:t>
+      </w:r>
+      <w:proofErr w:type="gramEnd"/>
+      <w:r>
+        <w:rPr>
+          <w:rFonts w:cstheme="minorHAnsi"/>
+          <w:sz w:val="20"/>
+          <w:szCs w:val="20"/>
+        </w:rPr>
+        <w:t>p_patient_id INT)</w:t>
       </w:r>
     </w:p>
     <w:p>
@@ -3937,7 +4217,43 @@
           <w:sz w:val="20"/>
           <w:szCs w:val="20"/>
         </w:rPr>
-        <w:t>net_payable_with_tax(p_patient_id INT, tax_rate DECIMAL(5,2))</w:t>
+        <w:t>net_payable_with_</w:t>
+      </w:r>
+      <w:proofErr w:type="gramStart"/>
+      <w:r>
+        <w:rPr>
+          <w:rFonts w:cstheme="minorHAnsi"/>
+          <w:sz w:val="20"/>
+          <w:szCs w:val="20"/>
+        </w:rPr>
+        <w:t>tax(</w:t>
+      </w:r>
+      <w:proofErr w:type="gramEnd"/>
+      <w:r>
+        <w:rPr>
+          <w:rFonts w:cstheme="minorHAnsi"/>
+          <w:sz w:val="20"/>
+          <w:szCs w:val="20"/>
+        </w:rPr>
+        <w:t xml:space="preserve">p_patient_id INT, tax_rate </w:t>
+      </w:r>
+      <w:proofErr w:type="gramStart"/>
+      <w:r>
+        <w:rPr>
+          <w:rFonts w:cstheme="minorHAnsi"/>
+          <w:sz w:val="20"/>
+          <w:szCs w:val="20"/>
+        </w:rPr>
+        <w:t>DECIMAL(</w:t>
+      </w:r>
+      <w:proofErr w:type="gramEnd"/>
+      <w:r>
+        <w:rPr>
+          <w:rFonts w:cstheme="minorHAnsi"/>
+          <w:sz w:val="20"/>
+          <w:szCs w:val="20"/>
+        </w:rPr>
+        <w:t>5,2))</w:t>
       </w:r>
     </w:p>
     <w:p>
@@ -4207,7 +4523,25 @@
           <w:sz w:val="20"/>
           <w:szCs w:val="20"/>
         </w:rPr>
-        <w:t>CREATE TABLE payroll_history (payroll_id INT AUTO_INCREMENT PRIMARY KEY, emp_id INT, net_salary INT, payroll_date DATE DEFAULT CURDATE());</w:t>
+        <w:t xml:space="preserve">CREATE TABLE payroll_history (payroll_id INT AUTO_INCREMENT PRIMARY KEY, emp_id INT, net_salary INT, payroll_date DATE DEFAULT </w:t>
+      </w:r>
+      <w:proofErr w:type="gramStart"/>
+      <w:r>
+        <w:rPr>
+          <w:rFonts w:cstheme="minorHAnsi"/>
+          <w:sz w:val="20"/>
+          <w:szCs w:val="20"/>
+        </w:rPr>
+        <w:t>CURDATE(</w:t>
+      </w:r>
+      <w:proofErr w:type="gramEnd"/>
+      <w:r>
+        <w:rPr>
+          <w:rFonts w:cstheme="minorHAnsi"/>
+          <w:sz w:val="20"/>
+          <w:szCs w:val="20"/>
+        </w:rPr>
+        <w:t>));</w:t>
       </w:r>
     </w:p>
     <w:p>
@@ -4292,7 +4626,25 @@
           <w:sz w:val="20"/>
           <w:szCs w:val="20"/>
         </w:rPr>
-        <w:t xml:space="preserve"> book_ticket(p_passenger, p_train_id)</w:t>
+        <w:t xml:space="preserve"> book_</w:t>
+      </w:r>
+      <w:proofErr w:type="gramStart"/>
+      <w:r>
+        <w:rPr>
+          <w:rFonts w:cstheme="minorHAnsi"/>
+          <w:sz w:val="20"/>
+          <w:szCs w:val="20"/>
+        </w:rPr>
+        <w:t>ticket(</w:t>
+      </w:r>
+      <w:proofErr w:type="gramEnd"/>
+      <w:r>
+        <w:rPr>
+          <w:rFonts w:cstheme="minorHAnsi"/>
+          <w:sz w:val="20"/>
+          <w:szCs w:val="20"/>
+        </w:rPr>
+        <w:t>p_passenger, p_train_id)</w:t>
       </w:r>
     </w:p>
     <w:p>
@@ -4446,7 +4798,25 @@
           <w:sz w:val="20"/>
           <w:szCs w:val="20"/>
         </w:rPr>
-        <w:t>train_name VARCHAR(50),</w:t>
+        <w:t xml:space="preserve">train_name </w:t>
+      </w:r>
+      <w:proofErr w:type="gramStart"/>
+      <w:r>
+        <w:rPr>
+          <w:rFonts w:cstheme="minorHAnsi"/>
+          <w:sz w:val="20"/>
+          <w:szCs w:val="20"/>
+        </w:rPr>
+        <w:t>VARCHAR(</w:t>
+      </w:r>
+      <w:proofErr w:type="gramEnd"/>
+      <w:r>
+        <w:rPr>
+          <w:rFonts w:cstheme="minorHAnsi"/>
+          <w:sz w:val="20"/>
+          <w:szCs w:val="20"/>
+        </w:rPr>
+        <w:t>50),</w:t>
       </w:r>
       <w:r>
         <w:rPr>
@@ -4546,6 +4916,7 @@
         </w:rPr>
         <w:t xml:space="preserve">passenger_name </w:t>
       </w:r>
+      <w:proofErr w:type="gramStart"/>
       <w:r>
         <w:rPr>
           <w:rFonts w:cstheme="minorHAnsi"/>
@@ -4560,7 +4931,16 @@
           <w:sz w:val="20"/>
           <w:szCs w:val="20"/>
         </w:rPr>
-        <w:t>ARCHAR(50),</w:t>
+        <w:t>ARCHAR(</w:t>
+      </w:r>
+      <w:proofErr w:type="gramEnd"/>
+      <w:r>
+        <w:rPr>
+          <w:rFonts w:cstheme="minorHAnsi"/>
+          <w:sz w:val="20"/>
+          <w:szCs w:val="20"/>
+        </w:rPr>
+        <w:t>50),</w:t>
       </w:r>
       <w:r>
         <w:rPr>
@@ -4610,13 +4990,23 @@
         </w:rPr>
         <w:t xml:space="preserve">booking_date DATE DEFAULT </w:t>
       </w:r>
-      <w:r>
-        <w:rPr>
-          <w:rFonts w:cstheme="minorHAnsi"/>
-          <w:sz w:val="20"/>
-          <w:szCs w:val="20"/>
-        </w:rPr>
-        <w:t>CURDATE()</w:t>
+      <w:proofErr w:type="gramStart"/>
+      <w:r>
+        <w:rPr>
+          <w:rFonts w:cstheme="minorHAnsi"/>
+          <w:sz w:val="20"/>
+          <w:szCs w:val="20"/>
+        </w:rPr>
+        <w:t>CURDATE(</w:t>
+      </w:r>
+      <w:proofErr w:type="gramEnd"/>
+      <w:r>
+        <w:rPr>
+          <w:rFonts w:cstheme="minorHAnsi"/>
+          <w:sz w:val="20"/>
+          <w:szCs w:val="20"/>
+        </w:rPr>
+        <w:t>)</w:t>
       </w:r>
       <w:r>
         <w:rPr>
@@ -4640,7 +5030,25 @@
           <w:sz w:val="20"/>
           <w:szCs w:val="20"/>
         </w:rPr>
-        <w:t>status VARCHAR(20) DEFAULT 'CONFIRMED</w:t>
+        <w:t xml:space="preserve">status </w:t>
+      </w:r>
+      <w:proofErr w:type="gramStart"/>
+      <w:r>
+        <w:rPr>
+          <w:rFonts w:cstheme="minorHAnsi"/>
+          <w:sz w:val="20"/>
+          <w:szCs w:val="20"/>
+        </w:rPr>
+        <w:t>VARCHAR(</w:t>
+      </w:r>
+      <w:proofErr w:type="gramEnd"/>
+      <w:r>
+        <w:rPr>
+          <w:rFonts w:cstheme="minorHAnsi"/>
+          <w:sz w:val="20"/>
+          <w:szCs w:val="20"/>
+        </w:rPr>
+        <w:t>20) DEFAULT 'CONFIRMED</w:t>
       </w:r>
       <w:r>
         <w:rPr>
@@ -4723,6 +5131,7 @@
         </w:rPr>
         <w:t xml:space="preserve">passenger_name </w:t>
       </w:r>
+      <w:proofErr w:type="gramStart"/>
       <w:r>
         <w:rPr>
           <w:rFonts w:cstheme="minorHAnsi"/>
@@ -4737,7 +5146,16 @@
           <w:sz w:val="20"/>
           <w:szCs w:val="20"/>
         </w:rPr>
-        <w:t>RCHAR(50),</w:t>
+        <w:t>RCHAR(</w:t>
+      </w:r>
+      <w:proofErr w:type="gramEnd"/>
+      <w:r>
+        <w:rPr>
+          <w:rFonts w:cstheme="minorHAnsi"/>
+          <w:sz w:val="20"/>
+          <w:szCs w:val="20"/>
+        </w:rPr>
+        <w:t>50),</w:t>
       </w:r>
       <w:r>
         <w:rPr>
@@ -4771,13 +5189,23 @@
         </w:rPr>
         <w:t xml:space="preserve">request_date DATE DEFAULT </w:t>
       </w:r>
-      <w:r>
-        <w:rPr>
-          <w:rFonts w:cstheme="minorHAnsi"/>
-          <w:sz w:val="20"/>
-          <w:szCs w:val="20"/>
-        </w:rPr>
-        <w:t>CURDATE()</w:t>
+      <w:proofErr w:type="gramStart"/>
+      <w:r>
+        <w:rPr>
+          <w:rFonts w:cstheme="minorHAnsi"/>
+          <w:sz w:val="20"/>
+          <w:szCs w:val="20"/>
+        </w:rPr>
+        <w:t>CURDATE(</w:t>
+      </w:r>
+      <w:proofErr w:type="gramEnd"/>
+      <w:r>
+        <w:rPr>
+          <w:rFonts w:cstheme="minorHAnsi"/>
+          <w:sz w:val="20"/>
+          <w:szCs w:val="20"/>
+        </w:rPr>
+        <w:t>)</w:t>
       </w:r>
       <w:r>
         <w:rPr>
@@ -4852,7 +5280,25 @@
           <w:sz w:val="20"/>
           <w:szCs w:val="20"/>
         </w:rPr>
-        <w:t>Procedure apply_discount(p_category, p_percent)</w:t>
+        <w:t>Procedure apply_</w:t>
+      </w:r>
+      <w:proofErr w:type="gramStart"/>
+      <w:r>
+        <w:rPr>
+          <w:rFonts w:cstheme="minorHAnsi"/>
+          <w:sz w:val="20"/>
+          <w:szCs w:val="20"/>
+        </w:rPr>
+        <w:t>discount(</w:t>
+      </w:r>
+      <w:proofErr w:type="gramEnd"/>
+      <w:r>
+        <w:rPr>
+          <w:rFonts w:cstheme="minorHAnsi"/>
+          <w:sz w:val="20"/>
+          <w:szCs w:val="20"/>
+        </w:rPr>
+        <w:t>p_category, p_percent)</w:t>
       </w:r>
     </w:p>
     <w:p>
@@ -4997,7 +5443,25 @@
           <w:sz w:val="20"/>
           <w:szCs w:val="20"/>
         </w:rPr>
-        <w:t>category VARCHAR(30),</w:t>
+        <w:t xml:space="preserve">category </w:t>
+      </w:r>
+      <w:proofErr w:type="gramStart"/>
+      <w:r>
+        <w:rPr>
+          <w:rFonts w:cstheme="minorHAnsi"/>
+          <w:sz w:val="20"/>
+          <w:szCs w:val="20"/>
+        </w:rPr>
+        <w:t>VARCHAR(</w:t>
+      </w:r>
+      <w:proofErr w:type="gramEnd"/>
+      <w:r>
+        <w:rPr>
+          <w:rFonts w:cstheme="minorHAnsi"/>
+          <w:sz w:val="20"/>
+          <w:szCs w:val="20"/>
+        </w:rPr>
+        <w:t>30),</w:t>
       </w:r>
       <w:r>
         <w:rPr>
@@ -5047,15 +5511,43 @@
           <w:sz w:val="20"/>
           <w:szCs w:val="20"/>
         </w:rPr>
-        <w:t xml:space="preserve">CREATE TABLE discount_history (hist_id INT AUTO_INCREMENT PRIMARY KEY, category VARCHAR(30), percent INT, updated_on DATE DEFAULT </w:t>
-      </w:r>
-      <w:r>
-        <w:rPr>
-          <w:rFonts w:cstheme="minorHAnsi"/>
-          <w:sz w:val="20"/>
-          <w:szCs w:val="20"/>
-        </w:rPr>
-        <w:t>CURDATE()</w:t>
+        <w:t xml:space="preserve">CREATE TABLE discount_history (hist_id INT AUTO_INCREMENT PRIMARY KEY, category </w:t>
+      </w:r>
+      <w:proofErr w:type="gramStart"/>
+      <w:r>
+        <w:rPr>
+          <w:rFonts w:cstheme="minorHAnsi"/>
+          <w:sz w:val="20"/>
+          <w:szCs w:val="20"/>
+        </w:rPr>
+        <w:t>VARCHAR(</w:t>
+      </w:r>
+      <w:proofErr w:type="gramEnd"/>
+      <w:r>
+        <w:rPr>
+          <w:rFonts w:cstheme="minorHAnsi"/>
+          <w:sz w:val="20"/>
+          <w:szCs w:val="20"/>
+        </w:rPr>
+        <w:t xml:space="preserve">30), percent INT, updated_on DATE DEFAULT </w:t>
+      </w:r>
+      <w:proofErr w:type="gramStart"/>
+      <w:r>
+        <w:rPr>
+          <w:rFonts w:cstheme="minorHAnsi"/>
+          <w:sz w:val="20"/>
+          <w:szCs w:val="20"/>
+        </w:rPr>
+        <w:t>CURDATE(</w:t>
+      </w:r>
+      <w:proofErr w:type="gramEnd"/>
+      <w:r>
+        <w:rPr>
+          <w:rFonts w:cstheme="minorHAnsi"/>
+          <w:sz w:val="20"/>
+          <w:szCs w:val="20"/>
+        </w:rPr>
+        <w:t>)</w:t>
       </w:r>
       <w:r>
         <w:rPr>
@@ -5514,13 +6006,23 @@
         </w:rPr>
         <w:t xml:space="preserve">calc_date DATE DEFAULT </w:t>
       </w:r>
-      <w:r>
-        <w:rPr>
-          <w:rFonts w:cstheme="minorHAnsi"/>
-          <w:sz w:val="20"/>
-          <w:szCs w:val="20"/>
-        </w:rPr>
-        <w:t>CURDATE()</w:t>
+      <w:proofErr w:type="gramStart"/>
+      <w:r>
+        <w:rPr>
+          <w:rFonts w:cstheme="minorHAnsi"/>
+          <w:sz w:val="20"/>
+          <w:szCs w:val="20"/>
+        </w:rPr>
+        <w:t>CURDATE(</w:t>
+      </w:r>
+      <w:proofErr w:type="gramEnd"/>
+      <w:r>
+        <w:rPr>
+          <w:rFonts w:cstheme="minorHAnsi"/>
+          <w:sz w:val="20"/>
+          <w:szCs w:val="20"/>
+        </w:rPr>
+        <w:t>)</w:t>
       </w:r>
       <w:r>
         <w:rPr>
@@ -5797,7 +6299,25 @@
           <w:sz w:val="20"/>
           <w:szCs w:val="20"/>
         </w:rPr>
-        <w:t>place_order(IN p_order_id INT, IN p_product_id INT, IN p_qty INT)</w:t>
+        <w:t>place_</w:t>
+      </w:r>
+      <w:proofErr w:type="gramStart"/>
+      <w:r>
+        <w:rPr>
+          <w:rFonts w:cstheme="minorHAnsi"/>
+          <w:sz w:val="20"/>
+          <w:szCs w:val="20"/>
+        </w:rPr>
+        <w:t>order(</w:t>
+      </w:r>
+      <w:proofErr w:type="gramEnd"/>
+      <w:r>
+        <w:rPr>
+          <w:rFonts w:cstheme="minorHAnsi"/>
+          <w:sz w:val="20"/>
+          <w:szCs w:val="20"/>
+        </w:rPr>
+        <w:t>IN p_order_id INT, IN p_product_id INT, IN p_qty INT)</w:t>
       </w:r>
     </w:p>
     <w:p>
@@ -5977,7 +6497,25 @@
           <w:sz w:val="20"/>
           <w:szCs w:val="20"/>
         </w:rPr>
-        <w:t xml:space="preserve"> update_order_qty(IN p_order_id INT, IN p_new_qty INT)</w:t>
+        <w:t xml:space="preserve"> update_order_</w:t>
+      </w:r>
+      <w:proofErr w:type="gramStart"/>
+      <w:r>
+        <w:rPr>
+          <w:rFonts w:cstheme="minorHAnsi"/>
+          <w:sz w:val="20"/>
+          <w:szCs w:val="20"/>
+        </w:rPr>
+        <w:t>qty(</w:t>
+      </w:r>
+      <w:proofErr w:type="gramEnd"/>
+      <w:r>
+        <w:rPr>
+          <w:rFonts w:cstheme="minorHAnsi"/>
+          <w:sz w:val="20"/>
+          <w:szCs w:val="20"/>
+        </w:rPr>
+        <w:t>IN p_order_id INT, IN p_new_qty INT)</w:t>
       </w:r>
     </w:p>
     <w:p>
@@ -6095,7 +6633,43 @@
           <w:sz w:val="20"/>
           <w:szCs w:val="20"/>
         </w:rPr>
-        <w:t xml:space="preserve"> add_product(IN p_product_id INT, IN p_name VARCHAR(50), IN p_stock INT)</w:t>
+        <w:t xml:space="preserve"> add_</w:t>
+      </w:r>
+      <w:proofErr w:type="gramStart"/>
+      <w:r>
+        <w:rPr>
+          <w:rFonts w:cstheme="minorHAnsi"/>
+          <w:sz w:val="20"/>
+          <w:szCs w:val="20"/>
+        </w:rPr>
+        <w:t>product(</w:t>
+      </w:r>
+      <w:proofErr w:type="gramEnd"/>
+      <w:r>
+        <w:rPr>
+          <w:rFonts w:cstheme="minorHAnsi"/>
+          <w:sz w:val="20"/>
+          <w:szCs w:val="20"/>
+        </w:rPr>
+        <w:t xml:space="preserve">IN p_product_id INT, IN p_name </w:t>
+      </w:r>
+      <w:proofErr w:type="gramStart"/>
+      <w:r>
+        <w:rPr>
+          <w:rFonts w:cstheme="minorHAnsi"/>
+          <w:sz w:val="20"/>
+          <w:szCs w:val="20"/>
+        </w:rPr>
+        <w:t>VARCHAR(</w:t>
+      </w:r>
+      <w:proofErr w:type="gramEnd"/>
+      <w:r>
+        <w:rPr>
+          <w:rFonts w:cstheme="minorHAnsi"/>
+          <w:sz w:val="20"/>
+          <w:szCs w:val="20"/>
+        </w:rPr>
+        <w:t>50), IN p_stock INT)</w:t>
       </w:r>
     </w:p>
     <w:p>
@@ -6170,7 +6744,25 @@
           <w:sz w:val="20"/>
           <w:szCs w:val="20"/>
         </w:rPr>
-        <w:t>get_orders_for_product(IN p_product_id INT)</w:t>
+        <w:t>get_orders_for_</w:t>
+      </w:r>
+      <w:proofErr w:type="gramStart"/>
+      <w:r>
+        <w:rPr>
+          <w:rFonts w:cstheme="minorHAnsi"/>
+          <w:sz w:val="20"/>
+          <w:szCs w:val="20"/>
+        </w:rPr>
+        <w:t>product(</w:t>
+      </w:r>
+      <w:proofErr w:type="gramEnd"/>
+      <w:r>
+        <w:rPr>
+          <w:rFonts w:cstheme="minorHAnsi"/>
+          <w:sz w:val="20"/>
+          <w:szCs w:val="20"/>
+        </w:rPr>
+        <w:t>IN p_product_id INT)</w:t>
       </w:r>
     </w:p>
     <w:p>
@@ -6287,7 +6879,25 @@
           <w:sz w:val="20"/>
           <w:szCs w:val="20"/>
         </w:rPr>
-        <w:t>status VARCHAR(20)</w:t>
+        <w:t xml:space="preserve">status </w:t>
+      </w:r>
+      <w:proofErr w:type="gramStart"/>
+      <w:r>
+        <w:rPr>
+          <w:rFonts w:cstheme="minorHAnsi"/>
+          <w:sz w:val="20"/>
+          <w:szCs w:val="20"/>
+        </w:rPr>
+        <w:t>VARCHAR(</w:t>
+      </w:r>
+      <w:proofErr w:type="gramEnd"/>
+      <w:r>
+        <w:rPr>
+          <w:rFonts w:cstheme="minorHAnsi"/>
+          <w:sz w:val="20"/>
+          <w:szCs w:val="20"/>
+        </w:rPr>
+        <w:t>20)</w:t>
       </w:r>
       <w:r>
         <w:rPr>
@@ -6369,7 +6979,25 @@
           <w:sz w:val="20"/>
           <w:szCs w:val="20"/>
         </w:rPr>
-        <w:t>product_name VARCHAR(50),</w:t>
+        <w:t xml:space="preserve">product_name </w:t>
+      </w:r>
+      <w:proofErr w:type="gramStart"/>
+      <w:r>
+        <w:rPr>
+          <w:rFonts w:cstheme="minorHAnsi"/>
+          <w:sz w:val="20"/>
+          <w:szCs w:val="20"/>
+        </w:rPr>
+        <w:t>VARCHAR(</w:t>
+      </w:r>
+      <w:proofErr w:type="gramEnd"/>
+      <w:r>
+        <w:rPr>
+          <w:rFonts w:cstheme="minorHAnsi"/>
+          <w:sz w:val="20"/>
+          <w:szCs w:val="20"/>
+        </w:rPr>
+        <w:t>50),</w:t>
       </w:r>
       <w:r>
         <w:rPr>
@@ -6468,6 +7096,7 @@
         </w:rPr>
         <w:t xml:space="preserve">action </w:t>
       </w:r>
+      <w:proofErr w:type="gramStart"/>
       <w:r>
         <w:rPr>
           <w:rFonts w:cstheme="minorHAnsi"/>
@@ -6482,7 +7111,16 @@
           <w:sz w:val="20"/>
           <w:szCs w:val="20"/>
         </w:rPr>
-        <w:t>ARCHAR(20),</w:t>
+        <w:t>ARCHAR(</w:t>
+      </w:r>
+      <w:proofErr w:type="gramEnd"/>
+      <w:r>
+        <w:rPr>
+          <w:rFonts w:cstheme="minorHAnsi"/>
+          <w:sz w:val="20"/>
+          <w:szCs w:val="20"/>
+        </w:rPr>
+        <w:t>20),</w:t>
       </w:r>
       <w:r>
         <w:rPr>
@@ -6498,7 +7136,25 @@
           <w:sz w:val="20"/>
           <w:szCs w:val="20"/>
         </w:rPr>
-        <w:t>log_date DATE DEFAULT CURDATE());</w:t>
+        <w:t xml:space="preserve">log_date DATE DEFAULT </w:t>
+      </w:r>
+      <w:proofErr w:type="gramStart"/>
+      <w:r>
+        <w:rPr>
+          <w:rFonts w:cstheme="minorHAnsi"/>
+          <w:sz w:val="20"/>
+          <w:szCs w:val="20"/>
+        </w:rPr>
+        <w:t>CURDATE(</w:t>
+      </w:r>
+      <w:proofErr w:type="gramEnd"/>
+      <w:r>
+        <w:rPr>
+          <w:rFonts w:cstheme="minorHAnsi"/>
+          <w:sz w:val="20"/>
+          <w:szCs w:val="20"/>
+        </w:rPr>
+        <w:t>));</w:t>
       </w:r>
     </w:p>
     <w:p>
@@ -6591,7 +7247,25 @@
           <w:sz w:val="20"/>
           <w:szCs w:val="20"/>
         </w:rPr>
-        <w:t>check_order_status(p_order_id INT)</w:t>
+        <w:t>check_order_</w:t>
+      </w:r>
+      <w:proofErr w:type="gramStart"/>
+      <w:r>
+        <w:rPr>
+          <w:rFonts w:cstheme="minorHAnsi"/>
+          <w:sz w:val="20"/>
+          <w:szCs w:val="20"/>
+        </w:rPr>
+        <w:t>status(</w:t>
+      </w:r>
+      <w:proofErr w:type="gramEnd"/>
+      <w:r>
+        <w:rPr>
+          <w:rFonts w:cstheme="minorHAnsi"/>
+          <w:sz w:val="20"/>
+          <w:szCs w:val="20"/>
+        </w:rPr>
+        <w:t>p_order_id INT)</w:t>
       </w:r>
     </w:p>
     <w:p>
@@ -6718,7 +7392,25 @@
           <w:sz w:val="20"/>
           <w:szCs w:val="20"/>
         </w:rPr>
-        <w:t>product_cancel_count(p_product_id INT)</w:t>
+        <w:t>product_cancel_</w:t>
+      </w:r>
+      <w:proofErr w:type="gramStart"/>
+      <w:r>
+        <w:rPr>
+          <w:rFonts w:cstheme="minorHAnsi"/>
+          <w:sz w:val="20"/>
+          <w:szCs w:val="20"/>
+        </w:rPr>
+        <w:t>count(</w:t>
+      </w:r>
+      <w:proofErr w:type="gramEnd"/>
+      <w:r>
+        <w:rPr>
+          <w:rFonts w:cstheme="minorHAnsi"/>
+          <w:sz w:val="20"/>
+          <w:szCs w:val="20"/>
+        </w:rPr>
+        <w:t>p_product_id INT)</w:t>
       </w:r>
     </w:p>
     <w:p>
@@ -6789,7 +7481,25 @@
           <w:sz w:val="20"/>
           <w:szCs w:val="20"/>
         </w:rPr>
-        <w:t>get_stock(p_product_id INT)</w:t>
+        <w:t>get_</w:t>
+      </w:r>
+      <w:proofErr w:type="gramStart"/>
+      <w:r>
+        <w:rPr>
+          <w:rFonts w:cstheme="minorHAnsi"/>
+          <w:sz w:val="20"/>
+          <w:szCs w:val="20"/>
+        </w:rPr>
+        <w:t>stock(</w:t>
+      </w:r>
+      <w:proofErr w:type="gramEnd"/>
+      <w:r>
+        <w:rPr>
+          <w:rFonts w:cstheme="minorHAnsi"/>
+          <w:sz w:val="20"/>
+          <w:szCs w:val="20"/>
+        </w:rPr>
+        <w:t>p_product_id INT)</w:t>
       </w:r>
     </w:p>
     <w:p>
@@ -6880,7 +7590,25 @@
           <w:sz w:val="20"/>
           <w:szCs w:val="20"/>
         </w:rPr>
-        <w:t>product_cancelled_qty(p_product_id INT)</w:t>
+        <w:t>product_cancelled_</w:t>
+      </w:r>
+      <w:proofErr w:type="gramStart"/>
+      <w:r>
+        <w:rPr>
+          <w:rFonts w:cstheme="minorHAnsi"/>
+          <w:sz w:val="20"/>
+          <w:szCs w:val="20"/>
+        </w:rPr>
+        <w:t>qty(</w:t>
+      </w:r>
+      <w:proofErr w:type="gramEnd"/>
+      <w:r>
+        <w:rPr>
+          <w:rFonts w:cstheme="minorHAnsi"/>
+          <w:sz w:val="20"/>
+          <w:szCs w:val="20"/>
+        </w:rPr>
+        <w:t>p_product_id INT)</w:t>
       </w:r>
     </w:p>
     <w:p>
@@ -7011,7 +7739,25 @@
           <w:sz w:val="20"/>
           <w:szCs w:val="20"/>
         </w:rPr>
-        <w:t>first_order_action(p_order_id INT)</w:t>
+        <w:t>first_order_</w:t>
+      </w:r>
+      <w:proofErr w:type="gramStart"/>
+      <w:r>
+        <w:rPr>
+          <w:rFonts w:cstheme="minorHAnsi"/>
+          <w:sz w:val="20"/>
+          <w:szCs w:val="20"/>
+        </w:rPr>
+        <w:t>action(</w:t>
+      </w:r>
+      <w:proofErr w:type="gramEnd"/>
+      <w:r>
+        <w:rPr>
+          <w:rFonts w:cstheme="minorHAnsi"/>
+          <w:sz w:val="20"/>
+          <w:szCs w:val="20"/>
+        </w:rPr>
+        <w:t>p_order_id INT)</w:t>
       </w:r>
     </w:p>
     <w:p>
@@ -7082,7 +7828,25 @@
           <w:sz w:val="20"/>
           <w:szCs w:val="20"/>
         </w:rPr>
-        <w:t>last_order_action(p_order_id INT)</w:t>
+        <w:t>last_order_</w:t>
+      </w:r>
+      <w:proofErr w:type="gramStart"/>
+      <w:r>
+        <w:rPr>
+          <w:rFonts w:cstheme="minorHAnsi"/>
+          <w:sz w:val="20"/>
+          <w:szCs w:val="20"/>
+        </w:rPr>
+        <w:t>action(</w:t>
+      </w:r>
+      <w:proofErr w:type="gramEnd"/>
+      <w:r>
+        <w:rPr>
+          <w:rFonts w:cstheme="minorHAnsi"/>
+          <w:sz w:val="20"/>
+          <w:szCs w:val="20"/>
+        </w:rPr>
+        <w:t>p_order_id INT)</w:t>
       </w:r>
     </w:p>
     <w:p>
@@ -7173,7 +7937,25 @@
           <w:sz w:val="20"/>
           <w:szCs w:val="20"/>
         </w:rPr>
-        <w:t>is_out_of_stock(p_product_id INT)</w:t>
+        <w:t>is_out_of_</w:t>
+      </w:r>
+      <w:proofErr w:type="gramStart"/>
+      <w:r>
+        <w:rPr>
+          <w:rFonts w:cstheme="minorHAnsi"/>
+          <w:sz w:val="20"/>
+          <w:szCs w:val="20"/>
+        </w:rPr>
+        <w:t>stock(</w:t>
+      </w:r>
+      <w:proofErr w:type="gramEnd"/>
+      <w:r>
+        <w:rPr>
+          <w:rFonts w:cstheme="minorHAnsi"/>
+          <w:sz w:val="20"/>
+          <w:szCs w:val="20"/>
+        </w:rPr>
+        <w:t>p_product_id INT)</w:t>
       </w:r>
     </w:p>
     <w:p>
@@ -7244,7 +8026,25 @@
           <w:sz w:val="20"/>
           <w:szCs w:val="20"/>
         </w:rPr>
-        <w:t>get_order_status(p_order_id INT)</w:t>
+        <w:t>get_order_</w:t>
+      </w:r>
+      <w:proofErr w:type="gramStart"/>
+      <w:r>
+        <w:rPr>
+          <w:rFonts w:cstheme="minorHAnsi"/>
+          <w:sz w:val="20"/>
+          <w:szCs w:val="20"/>
+        </w:rPr>
+        <w:t>status(</w:t>
+      </w:r>
+      <w:proofErr w:type="gramEnd"/>
+      <w:r>
+        <w:rPr>
+          <w:rFonts w:cstheme="minorHAnsi"/>
+          <w:sz w:val="20"/>
+          <w:szCs w:val="20"/>
+        </w:rPr>
+        <w:t>p_order_id INT)</w:t>
       </w:r>
     </w:p>
     <w:p>
@@ -7325,7 +8125,25 @@
           <w:sz w:val="20"/>
           <w:szCs w:val="20"/>
         </w:rPr>
-        <w:t>can_cancel(p_order_id INT)</w:t>
+        <w:t>can_</w:t>
+      </w:r>
+      <w:proofErr w:type="gramStart"/>
+      <w:r>
+        <w:rPr>
+          <w:rFonts w:cstheme="minorHAnsi"/>
+          <w:sz w:val="20"/>
+          <w:szCs w:val="20"/>
+        </w:rPr>
+        <w:t>cancel(</w:t>
+      </w:r>
+      <w:proofErr w:type="gramEnd"/>
+      <w:r>
+        <w:rPr>
+          <w:rFonts w:cstheme="minorHAnsi"/>
+          <w:sz w:val="20"/>
+          <w:szCs w:val="20"/>
+        </w:rPr>
+        <w:t>p_order_id INT)</w:t>
       </w:r>
     </w:p>
     <w:p>
@@ -7416,7 +8234,25 @@
           <w:sz w:val="20"/>
           <w:szCs w:val="20"/>
         </w:rPr>
-        <w:t>days_since_order(p_order_id INT)</w:t>
+        <w:t>days_since_</w:t>
+      </w:r>
+      <w:proofErr w:type="gramStart"/>
+      <w:r>
+        <w:rPr>
+          <w:rFonts w:cstheme="minorHAnsi"/>
+          <w:sz w:val="20"/>
+          <w:szCs w:val="20"/>
+        </w:rPr>
+        <w:t>order(</w:t>
+      </w:r>
+      <w:proofErr w:type="gramEnd"/>
+      <w:r>
+        <w:rPr>
+          <w:rFonts w:cstheme="minorHAnsi"/>
+          <w:sz w:val="20"/>
+          <w:szCs w:val="20"/>
+        </w:rPr>
+        <w:t>p_order_id INT)</w:t>
       </w:r>
     </w:p>
     <w:p>
@@ -7503,8 +8339,18 @@
           <w:sz w:val="20"/>
           <w:szCs w:val="20"/>
         </w:rPr>
-        <w:t xml:space="preserve"> promote_students(p_course_id)</w:t>
-      </w:r>
+        <w:t xml:space="preserve"> </w:t>
+      </w:r>
+      <w:proofErr w:type="gramStart"/>
+      <w:r>
+        <w:rPr>
+          <w:rFonts w:cstheme="minorHAnsi"/>
+          <w:sz w:val="20"/>
+          <w:szCs w:val="20"/>
+        </w:rPr>
+        <w:t>promote_students(p_course_id)</w:t>
+      </w:r>
+      <w:proofErr w:type="gramEnd"/>
     </w:p>
     <w:p>
       <w:pPr>
@@ -7749,7 +8595,25 @@
           <w:sz w:val="20"/>
           <w:szCs w:val="20"/>
         </w:rPr>
-        <w:t>check_in(p_guest_id, p_room_no)</w:t>
+        <w:t>check_</w:t>
+      </w:r>
+      <w:proofErr w:type="gramStart"/>
+      <w:r>
+        <w:rPr>
+          <w:rFonts w:cstheme="minorHAnsi"/>
+          <w:sz w:val="20"/>
+          <w:szCs w:val="20"/>
+        </w:rPr>
+        <w:t>in(</w:t>
+      </w:r>
+      <w:proofErr w:type="gramEnd"/>
+      <w:r>
+        <w:rPr>
+          <w:rFonts w:cstheme="minorHAnsi"/>
+          <w:sz w:val="20"/>
+          <w:szCs w:val="20"/>
+        </w:rPr>
+        <w:t>p_guest_id, p_room_no)</w:t>
       </w:r>
     </w:p>
     <w:p>
@@ -7860,7 +8724,25 @@
           <w:sz w:val="20"/>
           <w:szCs w:val="20"/>
         </w:rPr>
-        <w:t>CREATE TABLE rooms (room_no INT PRIMARY KEY, status VARCHAR(20) DEFAULT 'Available');</w:t>
+        <w:t xml:space="preserve">CREATE TABLE rooms (room_no INT PRIMARY KEY, status </w:t>
+      </w:r>
+      <w:proofErr w:type="gramStart"/>
+      <w:r>
+        <w:rPr>
+          <w:rFonts w:cstheme="minorHAnsi"/>
+          <w:sz w:val="20"/>
+          <w:szCs w:val="20"/>
+        </w:rPr>
+        <w:t>VARCHAR(</w:t>
+      </w:r>
+      <w:proofErr w:type="gramEnd"/>
+      <w:r>
+        <w:rPr>
+          <w:rFonts w:cstheme="minorHAnsi"/>
+          <w:sz w:val="20"/>
+          <w:szCs w:val="20"/>
+        </w:rPr>
+        <w:t>20) DEFAULT 'Available');</w:t>
       </w:r>
     </w:p>
     <w:p>
@@ -7928,13 +8810,23 @@
         </w:rPr>
         <w:t xml:space="preserve">checkin_date DATE DEFAULT </w:t>
       </w:r>
-      <w:r>
-        <w:rPr>
-          <w:rFonts w:cstheme="minorHAnsi"/>
-          <w:sz w:val="20"/>
-          <w:szCs w:val="20"/>
-        </w:rPr>
-        <w:t>CURDATE()</w:t>
+      <w:proofErr w:type="gramStart"/>
+      <w:r>
+        <w:rPr>
+          <w:rFonts w:cstheme="minorHAnsi"/>
+          <w:sz w:val="20"/>
+          <w:szCs w:val="20"/>
+        </w:rPr>
+        <w:t>CURDATE(</w:t>
+      </w:r>
+      <w:proofErr w:type="gramEnd"/>
+      <w:r>
+        <w:rPr>
+          <w:rFonts w:cstheme="minorHAnsi"/>
+          <w:sz w:val="20"/>
+          <w:szCs w:val="20"/>
+        </w:rPr>
+        <w:t>)</w:t>
       </w:r>
       <w:r>
         <w:rPr>
@@ -8172,7 +9064,25 @@
           <w:sz w:val="20"/>
           <w:szCs w:val="20"/>
         </w:rPr>
-        <w:t>CREATE TABLE ReorderRequests (reorder_id INT NOT NULL AUTO_INCREMENT PRIMARY KEY, inventory_id INT, request_date DATE DEFAULT CURRENT_DATE, quantity_requested INT, status VARCHAR(20) DEFAULT 'pending', FOREIGN KEY (inventory_id) REFERENCES Inventory(inventory_id));</w:t>
+        <w:t xml:space="preserve">CREATE TABLE ReorderRequests (reorder_id INT NOT NULL AUTO_INCREMENT PRIMARY KEY, inventory_id INT, request_date DATE DEFAULT CURRENT_DATE, quantity_requested INT, status </w:t>
+      </w:r>
+      <w:proofErr w:type="gramStart"/>
+      <w:r>
+        <w:rPr>
+          <w:rFonts w:cstheme="minorHAnsi"/>
+          <w:sz w:val="20"/>
+          <w:szCs w:val="20"/>
+        </w:rPr>
+        <w:t>VARCHAR(</w:t>
+      </w:r>
+      <w:proofErr w:type="gramEnd"/>
+      <w:r>
+        <w:rPr>
+          <w:rFonts w:cstheme="minorHAnsi"/>
+          <w:sz w:val="20"/>
+          <w:szCs w:val="20"/>
+        </w:rPr>
+        <w:t>20) DEFAULT 'pending', FOREIGN KEY (inventory_id) REFERENCES Inventory(inventory_id));</w:t>
       </w:r>
     </w:p>
     <w:p>
@@ -8370,7 +9280,43 @@
           <w:sz w:val="20"/>
           <w:szCs w:val="20"/>
         </w:rPr>
-        <w:t>CREATE TABLE bills (bill_id INT AUTO_INCREMENT PRIMARY KEY, guest_id INT,total_amount DECIMAL(10,2));</w:t>
+        <w:t xml:space="preserve">CREATE TABLE bills (bill_id INT AUTO_INCREMENT PRIMARY KEY, guest_id </w:t>
+      </w:r>
+      <w:proofErr w:type="gramStart"/>
+      <w:r>
+        <w:rPr>
+          <w:rFonts w:cstheme="minorHAnsi"/>
+          <w:sz w:val="20"/>
+          <w:szCs w:val="20"/>
+        </w:rPr>
+        <w:t>INT,total</w:t>
+      </w:r>
+      <w:proofErr w:type="gramEnd"/>
+      <w:r>
+        <w:rPr>
+          <w:rFonts w:cstheme="minorHAnsi"/>
+          <w:sz w:val="20"/>
+          <w:szCs w:val="20"/>
+        </w:rPr>
+        <w:t xml:space="preserve">_amount </w:t>
+      </w:r>
+      <w:proofErr w:type="gramStart"/>
+      <w:r>
+        <w:rPr>
+          <w:rFonts w:cstheme="minorHAnsi"/>
+          <w:sz w:val="20"/>
+          <w:szCs w:val="20"/>
+        </w:rPr>
+        <w:t>DECIMAL(</w:t>
+      </w:r>
+      <w:proofErr w:type="gramEnd"/>
+      <w:r>
+        <w:rPr>
+          <w:rFonts w:cstheme="minorHAnsi"/>
+          <w:sz w:val="20"/>
+          <w:szCs w:val="20"/>
+        </w:rPr>
+        <w:t>10,2));</w:t>
       </w:r>
     </w:p>
     <w:p>
@@ -8403,7 +9349,61 @@
           <w:sz w:val="20"/>
           <w:szCs w:val="20"/>
         </w:rPr>
-        <w:t>CREATE TABLE services (service_id INT PRIMARY KEY,     service_name VARCHAR(50), price DECIMAL(10,2));</w:t>
+        <w:t xml:space="preserve">CREATE TABLE services (service_id INT PRIMARY </w:t>
+      </w:r>
+      <w:proofErr w:type="gramStart"/>
+      <w:r>
+        <w:rPr>
+          <w:rFonts w:cstheme="minorHAnsi"/>
+          <w:sz w:val="20"/>
+          <w:szCs w:val="20"/>
+        </w:rPr>
+        <w:t xml:space="preserve">KEY,   </w:t>
+      </w:r>
+      <w:proofErr w:type="gramEnd"/>
+      <w:r>
+        <w:rPr>
+          <w:rFonts w:cstheme="minorHAnsi"/>
+          <w:sz w:val="20"/>
+          <w:szCs w:val="20"/>
+        </w:rPr>
+        <w:t xml:space="preserve">  service_name </w:t>
+      </w:r>
+      <w:proofErr w:type="gramStart"/>
+      <w:r>
+        <w:rPr>
+          <w:rFonts w:cstheme="minorHAnsi"/>
+          <w:sz w:val="20"/>
+          <w:szCs w:val="20"/>
+        </w:rPr>
+        <w:t>VARCHAR(</w:t>
+      </w:r>
+      <w:proofErr w:type="gramEnd"/>
+      <w:r>
+        <w:rPr>
+          <w:rFonts w:cstheme="minorHAnsi"/>
+          <w:sz w:val="20"/>
+          <w:szCs w:val="20"/>
+        </w:rPr>
+        <w:t xml:space="preserve">50), price </w:t>
+      </w:r>
+      <w:proofErr w:type="gramStart"/>
+      <w:r>
+        <w:rPr>
+          <w:rFonts w:cstheme="minorHAnsi"/>
+          <w:sz w:val="20"/>
+          <w:szCs w:val="20"/>
+        </w:rPr>
+        <w:t>DECIMAL(</w:t>
+      </w:r>
+      <w:proofErr w:type="gramEnd"/>
+      <w:r>
+        <w:rPr>
+          <w:rFonts w:cstheme="minorHAnsi"/>
+          <w:sz w:val="20"/>
+          <w:szCs w:val="20"/>
+        </w:rPr>
+        <w:t>10,2));</w:t>
       </w:r>
     </w:p>
     <w:p>
@@ -8640,7 +9640,25 @@
           <w:sz w:val="20"/>
           <w:szCs w:val="20"/>
         </w:rPr>
-        <w:t>Write a procedure transfer_funds(from_acc, to_acc, amount)</w:t>
+        <w:t>Write a procedure transfer_</w:t>
+      </w:r>
+      <w:proofErr w:type="gramStart"/>
+      <w:r>
+        <w:rPr>
+          <w:rFonts w:cstheme="minorHAnsi"/>
+          <w:sz w:val="20"/>
+          <w:szCs w:val="20"/>
+        </w:rPr>
+        <w:t>funds(</w:t>
+      </w:r>
+      <w:proofErr w:type="gramEnd"/>
+      <w:r>
+        <w:rPr>
+          <w:rFonts w:cstheme="minorHAnsi"/>
+          <w:sz w:val="20"/>
+          <w:szCs w:val="20"/>
+        </w:rPr>
+        <w:t>from_acc, to_acc, amount)</w:t>
       </w:r>
     </w:p>
     <w:p>
@@ -8807,7 +9825,25 @@
           <w:sz w:val="20"/>
           <w:szCs w:val="20"/>
         </w:rPr>
-        <w:t>CREATE TABLE accounts (acc_no INT PRIMARY KEY, balance  DECIMAL(10,2));</w:t>
+        <w:t xml:space="preserve">CREATE TABLE accounts (acc_no INT PRIMARY KEY, </w:t>
+      </w:r>
+      <w:proofErr w:type="gramStart"/>
+      <w:r>
+        <w:rPr>
+          <w:rFonts w:cstheme="minorHAnsi"/>
+          <w:sz w:val="20"/>
+          <w:szCs w:val="20"/>
+        </w:rPr>
+        <w:t>balance  DECIMAL</w:t>
+      </w:r>
+      <w:proofErr w:type="gramEnd"/>
+      <w:r>
+        <w:rPr>
+          <w:rFonts w:cstheme="minorHAnsi"/>
+          <w:sz w:val="20"/>
+          <w:szCs w:val="20"/>
+        </w:rPr>
+        <w:t>(10,2));</w:t>
       </w:r>
     </w:p>
     <w:p>
@@ -8840,7 +9876,61 @@
           <w:sz w:val="20"/>
           <w:szCs w:val="20"/>
         </w:rPr>
-        <w:t>CREATE TABLE transactions (txn_id INT AUTO_INCREMENT PRIMARY KEY, from_acc INT, to_acc INT, amount DECIMAL(10,2),   txn_date DATE DEFAULT CURDATE());</w:t>
+        <w:t xml:space="preserve">CREATE TABLE transactions (txn_id INT AUTO_INCREMENT PRIMARY KEY, from_acc INT, to_acc INT, amount </w:t>
+      </w:r>
+      <w:proofErr w:type="gramStart"/>
+      <w:r>
+        <w:rPr>
+          <w:rFonts w:cstheme="minorHAnsi"/>
+          <w:sz w:val="20"/>
+          <w:szCs w:val="20"/>
+        </w:rPr>
+        <w:t>DECIMAL(</w:t>
+      </w:r>
+      <w:proofErr w:type="gramEnd"/>
+      <w:r>
+        <w:rPr>
+          <w:rFonts w:cstheme="minorHAnsi"/>
+          <w:sz w:val="20"/>
+          <w:szCs w:val="20"/>
+        </w:rPr>
+        <w:t>10,2</w:t>
+      </w:r>
+      <w:proofErr w:type="gramStart"/>
+      <w:r>
+        <w:rPr>
+          <w:rFonts w:cstheme="minorHAnsi"/>
+          <w:sz w:val="20"/>
+          <w:szCs w:val="20"/>
+        </w:rPr>
+        <w:t xml:space="preserve">),   </w:t>
+      </w:r>
+      <w:proofErr w:type="gramEnd"/>
+      <w:r>
+        <w:rPr>
+          <w:rFonts w:cstheme="minorHAnsi"/>
+          <w:sz w:val="20"/>
+          <w:szCs w:val="20"/>
+        </w:rPr>
+        <w:t xml:space="preserve">txn_date DATE DEFAULT </w:t>
+      </w:r>
+      <w:proofErr w:type="gramStart"/>
+      <w:r>
+        <w:rPr>
+          <w:rFonts w:cstheme="minorHAnsi"/>
+          <w:sz w:val="20"/>
+          <w:szCs w:val="20"/>
+        </w:rPr>
+        <w:t>CURDATE(</w:t>
+      </w:r>
+      <w:proofErr w:type="gramEnd"/>
+      <w:r>
+        <w:rPr>
+          <w:rFonts w:cstheme="minorHAnsi"/>
+          <w:sz w:val="20"/>
+          <w:szCs w:val="20"/>
+        </w:rPr>
+        <w:t>));</w:t>
       </w:r>
     </w:p>
     <w:p>
@@ -9061,7 +10151,25 @@
           <w:sz w:val="20"/>
           <w:szCs w:val="20"/>
         </w:rPr>
-        <w:t>CREATE TABLE orders (order_id INT PRIMARY KEY, product_id INT, quantity INT, status VARCHAR(20));</w:t>
+        <w:t xml:space="preserve">CREATE TABLE orders (order_id INT PRIMARY KEY, product_id INT, quantity INT, status </w:t>
+      </w:r>
+      <w:proofErr w:type="gramStart"/>
+      <w:r>
+        <w:rPr>
+          <w:rFonts w:cstheme="minorHAnsi"/>
+          <w:sz w:val="20"/>
+          <w:szCs w:val="20"/>
+        </w:rPr>
+        <w:t>VARCHAR(</w:t>
+      </w:r>
+      <w:proofErr w:type="gramEnd"/>
+      <w:r>
+        <w:rPr>
+          <w:rFonts w:cstheme="minorHAnsi"/>
+          <w:sz w:val="20"/>
+          <w:szCs w:val="20"/>
+        </w:rPr>
+        <w:t>20));</w:t>
       </w:r>
     </w:p>
     <w:p>
@@ -9237,7 +10345,25 @@
           <w:sz w:val="20"/>
           <w:szCs w:val="20"/>
         </w:rPr>
-        <w:t>CREATE TABLE marks (student_id INT, subject VARCHAR(50), marks INT);</w:t>
+        <w:t xml:space="preserve">CREATE TABLE marks (student_id INT, subject </w:t>
+      </w:r>
+      <w:proofErr w:type="gramStart"/>
+      <w:r>
+        <w:rPr>
+          <w:rFonts w:cstheme="minorHAnsi"/>
+          <w:sz w:val="20"/>
+          <w:szCs w:val="20"/>
+        </w:rPr>
+        <w:t>VARCHAR(</w:t>
+      </w:r>
+      <w:proofErr w:type="gramEnd"/>
+      <w:r>
+        <w:rPr>
+          <w:rFonts w:cstheme="minorHAnsi"/>
+          <w:sz w:val="20"/>
+          <w:szCs w:val="20"/>
+        </w:rPr>
+        <w:t>50), marks INT);</w:t>
       </w:r>
     </w:p>
     <w:p>
@@ -9271,7 +10397,25 @@
           <w:sz w:val="20"/>
           <w:szCs w:val="20"/>
         </w:rPr>
-        <w:t>CREATE TABLE results (student_id INT, total INT, grade VARCHAR(10));</w:t>
+        <w:t xml:space="preserve">CREATE TABLE results (student_id INT, total INT, grade </w:t>
+      </w:r>
+      <w:proofErr w:type="gramStart"/>
+      <w:r>
+        <w:rPr>
+          <w:rFonts w:cstheme="minorHAnsi"/>
+          <w:sz w:val="20"/>
+          <w:szCs w:val="20"/>
+        </w:rPr>
+        <w:t>VARCHAR(</w:t>
+      </w:r>
+      <w:proofErr w:type="gramEnd"/>
+      <w:r>
+        <w:rPr>
+          <w:rFonts w:cstheme="minorHAnsi"/>
+          <w:sz w:val="20"/>
+          <w:szCs w:val="20"/>
+        </w:rPr>
+        <w:t>10));</w:t>
       </w:r>
     </w:p>
     <w:p>
@@ -9422,7 +10566,43 @@
           <w:sz w:val="20"/>
           <w:szCs w:val="20"/>
         </w:rPr>
-        <w:t>CREATE TABLE employees (emp_id INT PRIMARY KEY, name VARCHAR(50), salary DECIMAL(10,2));</w:t>
+        <w:t xml:space="preserve">CREATE TABLE employees (emp_id INT PRIMARY KEY, name </w:t>
+      </w:r>
+      <w:proofErr w:type="gramStart"/>
+      <w:r>
+        <w:rPr>
+          <w:rFonts w:cstheme="minorHAnsi"/>
+          <w:sz w:val="20"/>
+          <w:szCs w:val="20"/>
+        </w:rPr>
+        <w:t>VARCHAR(</w:t>
+      </w:r>
+      <w:proofErr w:type="gramEnd"/>
+      <w:r>
+        <w:rPr>
+          <w:rFonts w:cstheme="minorHAnsi"/>
+          <w:sz w:val="20"/>
+          <w:szCs w:val="20"/>
+        </w:rPr>
+        <w:t xml:space="preserve">50), salary </w:t>
+      </w:r>
+      <w:proofErr w:type="gramStart"/>
+      <w:r>
+        <w:rPr>
+          <w:rFonts w:cstheme="minorHAnsi"/>
+          <w:sz w:val="20"/>
+          <w:szCs w:val="20"/>
+        </w:rPr>
+        <w:t>DECIMAL(</w:t>
+      </w:r>
+      <w:proofErr w:type="gramEnd"/>
+      <w:r>
+        <w:rPr>
+          <w:rFonts w:cstheme="minorHAnsi"/>
+          <w:sz w:val="20"/>
+          <w:szCs w:val="20"/>
+        </w:rPr>
+        <w:t>10,2));</w:t>
       </w:r>
     </w:p>
     <w:p>
@@ -9614,7 +10794,43 @@
           <w:sz w:val="20"/>
           <w:szCs w:val="20"/>
         </w:rPr>
-        <w:t>CREATE TABLE patients (patient_id INT PRIMARY KEY, name VARCHAR(50), status VARCHAR(20));</w:t>
+        <w:t xml:space="preserve">CREATE TABLE patients (patient_id INT PRIMARY KEY, name </w:t>
+      </w:r>
+      <w:proofErr w:type="gramStart"/>
+      <w:r>
+        <w:rPr>
+          <w:rFonts w:cstheme="minorHAnsi"/>
+          <w:sz w:val="20"/>
+          <w:szCs w:val="20"/>
+        </w:rPr>
+        <w:t>VARCHAR(</w:t>
+      </w:r>
+      <w:proofErr w:type="gramEnd"/>
+      <w:r>
+        <w:rPr>
+          <w:rFonts w:cstheme="minorHAnsi"/>
+          <w:sz w:val="20"/>
+          <w:szCs w:val="20"/>
+        </w:rPr>
+        <w:t xml:space="preserve">50), status </w:t>
+      </w:r>
+      <w:proofErr w:type="gramStart"/>
+      <w:r>
+        <w:rPr>
+          <w:rFonts w:cstheme="minorHAnsi"/>
+          <w:sz w:val="20"/>
+          <w:szCs w:val="20"/>
+        </w:rPr>
+        <w:t>VARCHAR(</w:t>
+      </w:r>
+      <w:proofErr w:type="gramEnd"/>
+      <w:r>
+        <w:rPr>
+          <w:rFonts w:cstheme="minorHAnsi"/>
+          <w:sz w:val="20"/>
+          <w:szCs w:val="20"/>
+        </w:rPr>
+        <w:t>20));</w:t>
       </w:r>
     </w:p>
     <w:p>
@@ -9931,7 +11147,25 @@
           <w:sz w:val="20"/>
           <w:szCs w:val="20"/>
         </w:rPr>
-        <w:t>Use cursor to increase salary by 5% for all employees department-wise</w:t>
+        <w:t xml:space="preserve">Use cursor to increase salary by 5% for all </w:t>
+      </w:r>
+      <w:proofErr w:type="gramStart"/>
+      <w:r>
+        <w:rPr>
+          <w:rFonts w:cstheme="minorHAnsi"/>
+          <w:sz w:val="20"/>
+          <w:szCs w:val="20"/>
+        </w:rPr>
+        <w:t>employees</w:t>
+      </w:r>
+      <w:proofErr w:type="gramEnd"/>
+      <w:r>
+        <w:rPr>
+          <w:rFonts w:cstheme="minorHAnsi"/>
+          <w:sz w:val="20"/>
+          <w:szCs w:val="20"/>
+        </w:rPr>
+        <w:t xml:space="preserve"> department-wise</w:t>
       </w:r>
     </w:p>
     <w:p>
@@ -10001,7 +11235,25 @@
           <w:sz w:val="20"/>
           <w:szCs w:val="20"/>
         </w:rPr>
-        <w:t>CREATE TABLE employees (emp_id INT, dept_id INT, salary DECIMAL(10,2));</w:t>
+        <w:t xml:space="preserve">CREATE TABLE employees (emp_id INT, dept_id INT, salary </w:t>
+      </w:r>
+      <w:proofErr w:type="gramStart"/>
+      <w:r>
+        <w:rPr>
+          <w:rFonts w:cstheme="minorHAnsi"/>
+          <w:sz w:val="20"/>
+          <w:szCs w:val="20"/>
+        </w:rPr>
+        <w:t>DECIMAL(</w:t>
+      </w:r>
+      <w:proofErr w:type="gramEnd"/>
+      <w:r>
+        <w:rPr>
+          <w:rFonts w:cstheme="minorHAnsi"/>
+          <w:sz w:val="20"/>
+          <w:szCs w:val="20"/>
+        </w:rPr>
+        <w:t>10,2));</w:t>
       </w:r>
     </w:p>
     <w:p>
@@ -10424,7 +11676,25 @@
           <w:sz w:val="20"/>
           <w:szCs w:val="20"/>
         </w:rPr>
-        <w:t>CREATE TABLE rooms (room_no INT PRIMARY KEY, status VARCHAR(20));</w:t>
+        <w:t xml:space="preserve">CREATE TABLE rooms (room_no INT PRIMARY KEY, status </w:t>
+      </w:r>
+      <w:proofErr w:type="gramStart"/>
+      <w:r>
+        <w:rPr>
+          <w:rFonts w:cstheme="minorHAnsi"/>
+          <w:sz w:val="20"/>
+          <w:szCs w:val="20"/>
+        </w:rPr>
+        <w:t>VARCHAR(</w:t>
+      </w:r>
+      <w:proofErr w:type="gramEnd"/>
+      <w:r>
+        <w:rPr>
+          <w:rFonts w:cstheme="minorHAnsi"/>
+          <w:sz w:val="20"/>
+          <w:szCs w:val="20"/>
+        </w:rPr>
+        <w:t>20));</w:t>
       </w:r>
     </w:p>
     <w:p>
@@ -10641,7 +11911,25 @@
           <w:sz w:val="20"/>
           <w:szCs w:val="20"/>
         </w:rPr>
-        <w:t>CREATE TABLE books (book_id INT PRIMARY KEY, status VARCHAR(20));</w:t>
+        <w:t xml:space="preserve">CREATE TABLE books (book_id INT PRIMARY KEY, status </w:t>
+      </w:r>
+      <w:proofErr w:type="gramStart"/>
+      <w:r>
+        <w:rPr>
+          <w:rFonts w:cstheme="minorHAnsi"/>
+          <w:sz w:val="20"/>
+          <w:szCs w:val="20"/>
+        </w:rPr>
+        <w:t>VARCHAR(</w:t>
+      </w:r>
+      <w:proofErr w:type="gramEnd"/>
+      <w:r>
+        <w:rPr>
+          <w:rFonts w:cstheme="minorHAnsi"/>
+          <w:sz w:val="20"/>
+          <w:szCs w:val="20"/>
+        </w:rPr>
+        <w:t>20));</w:t>
       </w:r>
     </w:p>
     <w:p>
@@ -10675,7 +11963,25 @@
           <w:sz w:val="20"/>
           <w:szCs w:val="20"/>
         </w:rPr>
-        <w:t>CREATE TABLE reservations (res_id INT AUTO_INCREMENT PRIMARY KEY, student_id INT, book_id INT, res_date DATE DEFAULT CURDATE());</w:t>
+        <w:t xml:space="preserve">CREATE TABLE reservations (res_id INT AUTO_INCREMENT PRIMARY KEY, student_id INT, book_id INT, res_date DATE DEFAULT </w:t>
+      </w:r>
+      <w:proofErr w:type="gramStart"/>
+      <w:r>
+        <w:rPr>
+          <w:rFonts w:cstheme="minorHAnsi"/>
+          <w:sz w:val="20"/>
+          <w:szCs w:val="20"/>
+        </w:rPr>
+        <w:t>CURDATE(</w:t>
+      </w:r>
+      <w:proofErr w:type="gramEnd"/>
+      <w:r>
+        <w:rPr>
+          <w:rFonts w:cstheme="minorHAnsi"/>
+          <w:sz w:val="20"/>
+          <w:szCs w:val="20"/>
+        </w:rPr>
+        <w:t>));</w:t>
       </w:r>
     </w:p>
     <w:p>
@@ -10822,7 +12128,25 @@
           <w:sz w:val="20"/>
           <w:szCs w:val="20"/>
         </w:rPr>
-        <w:t xml:space="preserve">CREATE TABLE accounts (acc_no INT PRIMARY KEY, balance DECIMAL(10,2), </w:t>
+        <w:t xml:space="preserve">CREATE TABLE accounts (acc_no INT PRIMARY KEY, balance </w:t>
+      </w:r>
+      <w:proofErr w:type="gramStart"/>
+      <w:r>
+        <w:rPr>
+          <w:rFonts w:cstheme="minorHAnsi"/>
+          <w:sz w:val="20"/>
+          <w:szCs w:val="20"/>
+        </w:rPr>
+        <w:t>DECIMAL(</w:t>
+      </w:r>
+      <w:proofErr w:type="gramEnd"/>
+      <w:r>
+        <w:rPr>
+          <w:rFonts w:cstheme="minorHAnsi"/>
+          <w:sz w:val="20"/>
+          <w:szCs w:val="20"/>
+        </w:rPr>
+        <w:t xml:space="preserve">10,2), </w:t>
       </w:r>
       <w:proofErr w:type="spellStart"/>
       <w:r>
@@ -10840,7 +12164,25 @@
           <w:sz w:val="20"/>
           <w:szCs w:val="20"/>
         </w:rPr>
-        <w:t xml:space="preserve"> VARCHAR(20));</w:t>
+        <w:t xml:space="preserve"> </w:t>
+      </w:r>
+      <w:proofErr w:type="gramStart"/>
+      <w:r>
+        <w:rPr>
+          <w:rFonts w:cstheme="minorHAnsi"/>
+          <w:sz w:val="20"/>
+          <w:szCs w:val="20"/>
+        </w:rPr>
+        <w:t>VARCHAR(</w:t>
+      </w:r>
+      <w:proofErr w:type="gramEnd"/>
+      <w:r>
+        <w:rPr>
+          <w:rFonts w:cstheme="minorHAnsi"/>
+          <w:sz w:val="20"/>
+          <w:szCs w:val="20"/>
+        </w:rPr>
+        <w:t>20));</w:t>
       </w:r>
     </w:p>
     <w:p>
@@ -11026,7 +12368,25 @@
           <w:sz w:val="20"/>
           <w:szCs w:val="20"/>
         </w:rPr>
-        <w:t xml:space="preserve">CREATE TABLE orders (order_id INT PRIMARY KEY, total_amount DECIMAL(10,2), </w:t>
+        <w:t xml:space="preserve">CREATE TABLE orders (order_id INT PRIMARY KEY, total_amount </w:t>
+      </w:r>
+      <w:proofErr w:type="gramStart"/>
+      <w:r>
+        <w:rPr>
+          <w:rFonts w:cstheme="minorHAnsi"/>
+          <w:sz w:val="20"/>
+          <w:szCs w:val="20"/>
+        </w:rPr>
+        <w:t>DECIMAL(</w:t>
+      </w:r>
+      <w:proofErr w:type="gramEnd"/>
+      <w:r>
+        <w:rPr>
+          <w:rFonts w:cstheme="minorHAnsi"/>
+          <w:sz w:val="20"/>
+          <w:szCs w:val="20"/>
+        </w:rPr>
+        <w:t xml:space="preserve">10,2), </w:t>
       </w:r>
       <w:proofErr w:type="spellStart"/>
       <w:r>
@@ -11044,7 +12404,25 @@
           <w:sz w:val="20"/>
           <w:szCs w:val="20"/>
         </w:rPr>
-        <w:t xml:space="preserve"> DECIMAL(10,2));</w:t>
+        <w:t xml:space="preserve"> </w:t>
+      </w:r>
+      <w:proofErr w:type="gramStart"/>
+      <w:r>
+        <w:rPr>
+          <w:rFonts w:cstheme="minorHAnsi"/>
+          <w:sz w:val="20"/>
+          <w:szCs w:val="20"/>
+        </w:rPr>
+        <w:t>DECIMAL(</w:t>
+      </w:r>
+      <w:proofErr w:type="gramEnd"/>
+      <w:r>
+        <w:rPr>
+          <w:rFonts w:cstheme="minorHAnsi"/>
+          <w:sz w:val="20"/>
+          <w:szCs w:val="20"/>
+        </w:rPr>
+        <w:t>10,2));</w:t>
       </w:r>
     </w:p>
     <w:p>
@@ -11231,7 +12609,43 @@
           <w:sz w:val="20"/>
           <w:szCs w:val="20"/>
         </w:rPr>
-        <w:t>CREATE TABLE students (student_id INT PRIMARY KEY, name VARCHAR(50), marks INT, scholarship VARCHAR(10));</w:t>
+        <w:t xml:space="preserve">CREATE TABLE students (student_id INT PRIMARY KEY, name </w:t>
+      </w:r>
+      <w:proofErr w:type="gramStart"/>
+      <w:r>
+        <w:rPr>
+          <w:rFonts w:cstheme="minorHAnsi"/>
+          <w:sz w:val="20"/>
+          <w:szCs w:val="20"/>
+        </w:rPr>
+        <w:t>VARCHAR(</w:t>
+      </w:r>
+      <w:proofErr w:type="gramEnd"/>
+      <w:r>
+        <w:rPr>
+          <w:rFonts w:cstheme="minorHAnsi"/>
+          <w:sz w:val="20"/>
+          <w:szCs w:val="20"/>
+        </w:rPr>
+        <w:t xml:space="preserve">50), marks INT, scholarship </w:t>
+      </w:r>
+      <w:proofErr w:type="gramStart"/>
+      <w:r>
+        <w:rPr>
+          <w:rFonts w:cstheme="minorHAnsi"/>
+          <w:sz w:val="20"/>
+          <w:szCs w:val="20"/>
+        </w:rPr>
+        <w:t>VARCHAR(</w:t>
+      </w:r>
+      <w:proofErr w:type="gramEnd"/>
+      <w:r>
+        <w:rPr>
+          <w:rFonts w:cstheme="minorHAnsi"/>
+          <w:sz w:val="20"/>
+          <w:szCs w:val="20"/>
+        </w:rPr>
+        <w:t>10));</w:t>
       </w:r>
     </w:p>
     <w:p>
@@ -11417,7 +12831,43 @@
           <w:sz w:val="20"/>
           <w:szCs w:val="20"/>
         </w:rPr>
-        <w:t>CREATE TABLE employees (emp_id INT PRIMARY KEY, salary DECIMAL(10,2), tax DECIMAL(10,2));</w:t>
+        <w:t xml:space="preserve">CREATE TABLE employees (emp_id INT PRIMARY KEY, salary </w:t>
+      </w:r>
+      <w:proofErr w:type="gramStart"/>
+      <w:r>
+        <w:rPr>
+          <w:rFonts w:cstheme="minorHAnsi"/>
+          <w:sz w:val="20"/>
+          <w:szCs w:val="20"/>
+        </w:rPr>
+        <w:t>DECIMAL(</w:t>
+      </w:r>
+      <w:proofErr w:type="gramEnd"/>
+      <w:r>
+        <w:rPr>
+          <w:rFonts w:cstheme="minorHAnsi"/>
+          <w:sz w:val="20"/>
+          <w:szCs w:val="20"/>
+        </w:rPr>
+        <w:t xml:space="preserve">10,2), tax </w:t>
+      </w:r>
+      <w:proofErr w:type="gramStart"/>
+      <w:r>
+        <w:rPr>
+          <w:rFonts w:cstheme="minorHAnsi"/>
+          <w:sz w:val="20"/>
+          <w:szCs w:val="20"/>
+        </w:rPr>
+        <w:t>DECIMAL(</w:t>
+      </w:r>
+      <w:proofErr w:type="gramEnd"/>
+      <w:r>
+        <w:rPr>
+          <w:rFonts w:cstheme="minorHAnsi"/>
+          <w:sz w:val="20"/>
+          <w:szCs w:val="20"/>
+        </w:rPr>
+        <w:t>10,2));</w:t>
       </w:r>
     </w:p>
     <w:p>
@@ -11586,7 +13036,25 @@
           <w:sz w:val="20"/>
           <w:szCs w:val="20"/>
         </w:rPr>
-        <w:t xml:space="preserve"> INT PRIMARY KEY, specialization VARCHAR(50));</w:t>
+        <w:t xml:space="preserve"> INT PRIMARY KEY, specialization </w:t>
+      </w:r>
+      <w:proofErr w:type="gramStart"/>
+      <w:r>
+        <w:rPr>
+          <w:rFonts w:cstheme="minorHAnsi"/>
+          <w:sz w:val="20"/>
+          <w:szCs w:val="20"/>
+        </w:rPr>
+        <w:t>VARCHAR(</w:t>
+      </w:r>
+      <w:proofErr w:type="gramEnd"/>
+      <w:r>
+        <w:rPr>
+          <w:rFonts w:cstheme="minorHAnsi"/>
+          <w:sz w:val="20"/>
+          <w:szCs w:val="20"/>
+        </w:rPr>
+        <w:t>50));</w:t>
       </w:r>
     </w:p>
     <w:p>
@@ -11620,7 +13088,25 @@
           <w:sz w:val="20"/>
           <w:szCs w:val="20"/>
         </w:rPr>
-        <w:t xml:space="preserve">CREATE TABLE patients (patient_id INT PRIMARY KEY, disease VARCHAR(50), </w:t>
+        <w:t xml:space="preserve">CREATE TABLE patients (patient_id INT PRIMARY KEY, disease </w:t>
+      </w:r>
+      <w:proofErr w:type="gramStart"/>
+      <w:r>
+        <w:rPr>
+          <w:rFonts w:cstheme="minorHAnsi"/>
+          <w:sz w:val="20"/>
+          <w:szCs w:val="20"/>
+        </w:rPr>
+        <w:t>VARCHAR(</w:t>
+      </w:r>
+      <w:proofErr w:type="gramEnd"/>
+      <w:r>
+        <w:rPr>
+          <w:rFonts w:cstheme="minorHAnsi"/>
+          <w:sz w:val="20"/>
+          <w:szCs w:val="20"/>
+        </w:rPr>
+        <w:t xml:space="preserve">50), </w:t>
       </w:r>
       <w:proofErr w:type="spellStart"/>
       <w:r>
@@ -11964,7 +13450,25 @@
           <w:sz w:val="20"/>
           <w:szCs w:val="20"/>
         </w:rPr>
-        <w:t>CREATE TABLE attendance (student_id INT, status VARCHAR(10), date DATE);</w:t>
+        <w:t xml:space="preserve">CREATE TABLE attendance (student_id INT, status </w:t>
+      </w:r>
+      <w:proofErr w:type="gramStart"/>
+      <w:r>
+        <w:rPr>
+          <w:rFonts w:cstheme="minorHAnsi"/>
+          <w:sz w:val="20"/>
+          <w:szCs w:val="20"/>
+        </w:rPr>
+        <w:t>VARCHAR(</w:t>
+      </w:r>
+      <w:proofErr w:type="gramEnd"/>
+      <w:r>
+        <w:rPr>
+          <w:rFonts w:cstheme="minorHAnsi"/>
+          <w:sz w:val="20"/>
+          <w:szCs w:val="20"/>
+        </w:rPr>
+        <w:t>10), date DATE);</w:t>
       </w:r>
     </w:p>
     <w:p>
@@ -12186,7 +13690,43 @@
           <w:sz w:val="20"/>
           <w:szCs w:val="20"/>
         </w:rPr>
-        <w:t>CREATE TABLE accounts (acc_no INT PRIMARY KEY, balance DECIMAL(10,2), status VARCHAR(20));</w:t>
+        <w:t xml:space="preserve">CREATE TABLE accounts (acc_no INT PRIMARY KEY, balance </w:t>
+      </w:r>
+      <w:proofErr w:type="gramStart"/>
+      <w:r>
+        <w:rPr>
+          <w:rFonts w:cstheme="minorHAnsi"/>
+          <w:sz w:val="20"/>
+          <w:szCs w:val="20"/>
+        </w:rPr>
+        <w:t>DECIMAL(</w:t>
+      </w:r>
+      <w:proofErr w:type="gramEnd"/>
+      <w:r>
+        <w:rPr>
+          <w:rFonts w:cstheme="minorHAnsi"/>
+          <w:sz w:val="20"/>
+          <w:szCs w:val="20"/>
+        </w:rPr>
+        <w:t xml:space="preserve">10,2), status </w:t>
+      </w:r>
+      <w:proofErr w:type="gramStart"/>
+      <w:r>
+        <w:rPr>
+          <w:rFonts w:cstheme="minorHAnsi"/>
+          <w:sz w:val="20"/>
+          <w:szCs w:val="20"/>
+        </w:rPr>
+        <w:t>VARCHAR(</w:t>
+      </w:r>
+      <w:proofErr w:type="gramEnd"/>
+      <w:r>
+        <w:rPr>
+          <w:rFonts w:cstheme="minorHAnsi"/>
+          <w:sz w:val="20"/>
+          <w:szCs w:val="20"/>
+        </w:rPr>
+        <w:t>20));</w:t>
       </w:r>
     </w:p>
     <w:p>
@@ -12712,7 +14252,25 @@
           <w:sz w:val="20"/>
           <w:szCs w:val="20"/>
         </w:rPr>
-        <w:t>CREATE TABLE food_menu (item_id INT PRIMARY KEY, price DECIMAL(10,2));</w:t>
+        <w:t xml:space="preserve">CREATE TABLE food_menu (item_id INT PRIMARY KEY, price </w:t>
+      </w:r>
+      <w:proofErr w:type="gramStart"/>
+      <w:r>
+        <w:rPr>
+          <w:rFonts w:cstheme="minorHAnsi"/>
+          <w:sz w:val="20"/>
+          <w:szCs w:val="20"/>
+        </w:rPr>
+        <w:t>DECIMAL(</w:t>
+      </w:r>
+      <w:proofErr w:type="gramEnd"/>
+      <w:r>
+        <w:rPr>
+          <w:rFonts w:cstheme="minorHAnsi"/>
+          <w:sz w:val="20"/>
+          <w:szCs w:val="20"/>
+        </w:rPr>
+        <w:t>10,2));</w:t>
       </w:r>
     </w:p>
     <w:p>
@@ -12892,7 +14450,25 @@
           <w:sz w:val="20"/>
           <w:szCs w:val="20"/>
         </w:rPr>
-        <w:t>CREATE TABLE employees (emp_id INT, dept_id INT, salary DECIMAL(10,2));</w:t>
+        <w:t xml:space="preserve">CREATE TABLE employees (emp_id INT, dept_id INT, salary </w:t>
+      </w:r>
+      <w:proofErr w:type="gramStart"/>
+      <w:r>
+        <w:rPr>
+          <w:rFonts w:cstheme="minorHAnsi"/>
+          <w:sz w:val="20"/>
+          <w:szCs w:val="20"/>
+        </w:rPr>
+        <w:t>DECIMAL(</w:t>
+      </w:r>
+      <w:proofErr w:type="gramEnd"/>
+      <w:r>
+        <w:rPr>
+          <w:rFonts w:cstheme="minorHAnsi"/>
+          <w:sz w:val="20"/>
+          <w:szCs w:val="20"/>
+        </w:rPr>
+        <w:t>10,2));</w:t>
       </w:r>
     </w:p>
     <w:p>
@@ -13277,7 +14853,61 @@
           <w:sz w:val="20"/>
           <w:szCs w:val="20"/>
         </w:rPr>
-        <w:t xml:space="preserve"> INT PRIMARY KEY, area VARCHAR(50), fare DECIMAL(10,2), status VARCHAR(20));</w:t>
+        <w:t xml:space="preserve"> INT PRIMARY KEY, area </w:t>
+      </w:r>
+      <w:proofErr w:type="gramStart"/>
+      <w:r>
+        <w:rPr>
+          <w:rFonts w:cstheme="minorHAnsi"/>
+          <w:sz w:val="20"/>
+          <w:szCs w:val="20"/>
+        </w:rPr>
+        <w:t>VARCHAR(</w:t>
+      </w:r>
+      <w:proofErr w:type="gramEnd"/>
+      <w:r>
+        <w:rPr>
+          <w:rFonts w:cstheme="minorHAnsi"/>
+          <w:sz w:val="20"/>
+          <w:szCs w:val="20"/>
+        </w:rPr>
+        <w:t xml:space="preserve">50), fare </w:t>
+      </w:r>
+      <w:proofErr w:type="gramStart"/>
+      <w:r>
+        <w:rPr>
+          <w:rFonts w:cstheme="minorHAnsi"/>
+          <w:sz w:val="20"/>
+          <w:szCs w:val="20"/>
+        </w:rPr>
+        <w:t>DECIMAL(</w:t>
+      </w:r>
+      <w:proofErr w:type="gramEnd"/>
+      <w:r>
+        <w:rPr>
+          <w:rFonts w:cstheme="minorHAnsi"/>
+          <w:sz w:val="20"/>
+          <w:szCs w:val="20"/>
+        </w:rPr>
+        <w:t xml:space="preserve">10,2), status </w:t>
+      </w:r>
+      <w:proofErr w:type="gramStart"/>
+      <w:r>
+        <w:rPr>
+          <w:rFonts w:cstheme="minorHAnsi"/>
+          <w:sz w:val="20"/>
+          <w:szCs w:val="20"/>
+        </w:rPr>
+        <w:t>VARCHAR(</w:t>
+      </w:r>
+      <w:proofErr w:type="gramEnd"/>
+      <w:r>
+        <w:rPr>
+          <w:rFonts w:cstheme="minorHAnsi"/>
+          <w:sz w:val="20"/>
+          <w:szCs w:val="20"/>
+        </w:rPr>
+        <w:t>20));</w:t>
       </w:r>
     </w:p>
     <w:p>
@@ -13328,7 +14958,25 @@
           <w:sz w:val="20"/>
           <w:szCs w:val="20"/>
         </w:rPr>
-        <w:t xml:space="preserve"> (log_id INT AUTO_INCREMENT PRIMARY KEY, area VARCHAR(50), </w:t>
+        <w:t xml:space="preserve"> (log_id INT AUTO_INCREMENT PRIMARY KEY, area </w:t>
+      </w:r>
+      <w:proofErr w:type="gramStart"/>
+      <w:r>
+        <w:rPr>
+          <w:rFonts w:cstheme="minorHAnsi"/>
+          <w:sz w:val="20"/>
+          <w:szCs w:val="20"/>
+        </w:rPr>
+        <w:t>VARCHAR(</w:t>
+      </w:r>
+      <w:proofErr w:type="gramEnd"/>
+      <w:r>
+        <w:rPr>
+          <w:rFonts w:cstheme="minorHAnsi"/>
+          <w:sz w:val="20"/>
+          <w:szCs w:val="20"/>
+        </w:rPr>
+        <w:t xml:space="preserve">50), </w:t>
       </w:r>
       <w:proofErr w:type="spellStart"/>
       <w:r>
@@ -13346,7 +14994,25 @@
           <w:sz w:val="20"/>
           <w:szCs w:val="20"/>
         </w:rPr>
-        <w:t xml:space="preserve"> DECIMAL(5,2), </w:t>
+        <w:t xml:space="preserve"> </w:t>
+      </w:r>
+      <w:proofErr w:type="gramStart"/>
+      <w:r>
+        <w:rPr>
+          <w:rFonts w:cstheme="minorHAnsi"/>
+          <w:sz w:val="20"/>
+          <w:szCs w:val="20"/>
+        </w:rPr>
+        <w:t>DECIMAL(</w:t>
+      </w:r>
+      <w:proofErr w:type="gramEnd"/>
+      <w:r>
+        <w:rPr>
+          <w:rFonts w:cstheme="minorHAnsi"/>
+          <w:sz w:val="20"/>
+          <w:szCs w:val="20"/>
+        </w:rPr>
+        <w:t xml:space="preserve">5,2), </w:t>
       </w:r>
       <w:proofErr w:type="spellStart"/>
       <w:r>
@@ -13550,7 +15216,25 @@
           <w:sz w:val="20"/>
           <w:szCs w:val="20"/>
         </w:rPr>
-        <w:t>CREATE TABLE exams (exam_id INT PRIMARY KEY, student_id INT, end_time DATETIME, status VARCHAR(20));</w:t>
+        <w:t xml:space="preserve">CREATE TABLE exams (exam_id INT PRIMARY KEY, student_id INT, end_time DATETIME, status </w:t>
+      </w:r>
+      <w:proofErr w:type="gramStart"/>
+      <w:r>
+        <w:rPr>
+          <w:rFonts w:cstheme="minorHAnsi"/>
+          <w:sz w:val="20"/>
+          <w:szCs w:val="20"/>
+        </w:rPr>
+        <w:t>VARCHAR(</w:t>
+      </w:r>
+      <w:proofErr w:type="gramEnd"/>
+      <w:r>
+        <w:rPr>
+          <w:rFonts w:cstheme="minorHAnsi"/>
+          <w:sz w:val="20"/>
+          <w:szCs w:val="20"/>
+        </w:rPr>
+        <w:t>20));</w:t>
       </w:r>
     </w:p>
     <w:p>
@@ -13742,7 +15426,25 @@
           <w:sz w:val="20"/>
           <w:szCs w:val="20"/>
         </w:rPr>
-        <w:t xml:space="preserve"> INT PRIMARY KEY, user_id INT, expiry_date DATE, status VARCHAR(20));</w:t>
+        <w:t xml:space="preserve"> INT PRIMARY KEY, user_id INT, expiry_date DATE, status </w:t>
+      </w:r>
+      <w:proofErr w:type="gramStart"/>
+      <w:r>
+        <w:rPr>
+          <w:rFonts w:cstheme="minorHAnsi"/>
+          <w:sz w:val="20"/>
+          <w:szCs w:val="20"/>
+        </w:rPr>
+        <w:t>VARCHAR(</w:t>
+      </w:r>
+      <w:proofErr w:type="gramEnd"/>
+      <w:r>
+        <w:rPr>
+          <w:rFonts w:cstheme="minorHAnsi"/>
+          <w:sz w:val="20"/>
+          <w:szCs w:val="20"/>
+        </w:rPr>
+        <w:t>20));</w:t>
       </w:r>
     </w:p>
     <w:p>
@@ -13975,7 +15677,25 @@
           <w:sz w:val="20"/>
           <w:szCs w:val="20"/>
         </w:rPr>
-        <w:t xml:space="preserve"> DATE, priority VARCHAR(20));</w:t>
+        <w:t xml:space="preserve"> DATE, priority </w:t>
+      </w:r>
+      <w:proofErr w:type="gramStart"/>
+      <w:r>
+        <w:rPr>
+          <w:rFonts w:cstheme="minorHAnsi"/>
+          <w:sz w:val="20"/>
+          <w:szCs w:val="20"/>
+        </w:rPr>
+        <w:t>VARCHAR(</w:t>
+      </w:r>
+      <w:proofErr w:type="gramEnd"/>
+      <w:r>
+        <w:rPr>
+          <w:rFonts w:cstheme="minorHAnsi"/>
+          <w:sz w:val="20"/>
+          <w:szCs w:val="20"/>
+        </w:rPr>
+        <w:t>20));</w:t>
       </w:r>
     </w:p>
     <w:p>
@@ -14223,7 +15943,25 @@
           <w:sz w:val="20"/>
           <w:szCs w:val="20"/>
         </w:rPr>
-        <w:t>CREATE TABLE accounts (acc_no INT PRIMARY KEY, balance DECIMAL(10,2));</w:t>
+        <w:t xml:space="preserve">CREATE TABLE accounts (acc_no INT PRIMARY KEY, balance </w:t>
+      </w:r>
+      <w:proofErr w:type="gramStart"/>
+      <w:r>
+        <w:rPr>
+          <w:rFonts w:cstheme="minorHAnsi"/>
+          <w:sz w:val="20"/>
+          <w:szCs w:val="20"/>
+        </w:rPr>
+        <w:t>DECIMAL(</w:t>
+      </w:r>
+      <w:proofErr w:type="gramEnd"/>
+      <w:r>
+        <w:rPr>
+          <w:rFonts w:cstheme="minorHAnsi"/>
+          <w:sz w:val="20"/>
+          <w:szCs w:val="20"/>
+        </w:rPr>
+        <w:t>10,2));</w:t>
       </w:r>
     </w:p>
     <w:p>
@@ -14256,7 +15994,43 @@
           <w:sz w:val="20"/>
           <w:szCs w:val="20"/>
         </w:rPr>
-        <w:t>CREATE TABLE transactions (txn_id INT AUTO_INCREMENT PRIMARY KEY, from_acc INT, to_acc INT, amount DECIMAL(10,2), status VARCHAR(20), txn_date DATETIME);</w:t>
+        <w:t xml:space="preserve">CREATE TABLE transactions (txn_id INT AUTO_INCREMENT PRIMARY KEY, from_acc INT, to_acc INT, amount </w:t>
+      </w:r>
+      <w:proofErr w:type="gramStart"/>
+      <w:r>
+        <w:rPr>
+          <w:rFonts w:cstheme="minorHAnsi"/>
+          <w:sz w:val="20"/>
+          <w:szCs w:val="20"/>
+        </w:rPr>
+        <w:t>DECIMAL(</w:t>
+      </w:r>
+      <w:proofErr w:type="gramEnd"/>
+      <w:r>
+        <w:rPr>
+          <w:rFonts w:cstheme="minorHAnsi"/>
+          <w:sz w:val="20"/>
+          <w:szCs w:val="20"/>
+        </w:rPr>
+        <w:t xml:space="preserve">10,2), status </w:t>
+      </w:r>
+      <w:proofErr w:type="gramStart"/>
+      <w:r>
+        <w:rPr>
+          <w:rFonts w:cstheme="minorHAnsi"/>
+          <w:sz w:val="20"/>
+          <w:szCs w:val="20"/>
+        </w:rPr>
+        <w:t>VARCHAR(</w:t>
+      </w:r>
+      <w:proofErr w:type="gramEnd"/>
+      <w:r>
+        <w:rPr>
+          <w:rFonts w:cstheme="minorHAnsi"/>
+          <w:sz w:val="20"/>
+          <w:szCs w:val="20"/>
+        </w:rPr>
+        <w:t>20), txn_date DATETIME);</w:t>
       </w:r>
     </w:p>
     <w:p>
@@ -14785,7 +16559,25 @@
           <w:sz w:val="20"/>
           <w:szCs w:val="20"/>
         </w:rPr>
-        <w:t xml:space="preserve"> INT PRIMARY KEY, status VARCHAR(20));</w:t>
+        <w:t xml:space="preserve"> INT PRIMARY KEY, status </w:t>
+      </w:r>
+      <w:proofErr w:type="gramStart"/>
+      <w:r>
+        <w:rPr>
+          <w:rFonts w:cstheme="minorHAnsi"/>
+          <w:sz w:val="20"/>
+          <w:szCs w:val="20"/>
+        </w:rPr>
+        <w:t>VARCHAR(</w:t>
+      </w:r>
+      <w:proofErr w:type="gramEnd"/>
+      <w:r>
+        <w:rPr>
+          <w:rFonts w:cstheme="minorHAnsi"/>
+          <w:sz w:val="20"/>
+          <w:szCs w:val="20"/>
+        </w:rPr>
+        <w:t>20));</w:t>
       </w:r>
     </w:p>
     <w:p>
@@ -15084,7 +16876,43 @@
           <w:sz w:val="20"/>
           <w:szCs w:val="20"/>
         </w:rPr>
-        <w:t>CREATE TABLE seats (seat_id INT PRIMARY KEY, class VARCHAR(20), status VARCHAR(20));</w:t>
+        <w:t xml:space="preserve">CREATE TABLE seats (seat_id INT PRIMARY KEY, class </w:t>
+      </w:r>
+      <w:proofErr w:type="gramStart"/>
+      <w:r>
+        <w:rPr>
+          <w:rFonts w:cstheme="minorHAnsi"/>
+          <w:sz w:val="20"/>
+          <w:szCs w:val="20"/>
+        </w:rPr>
+        <w:t>VARCHAR(</w:t>
+      </w:r>
+      <w:proofErr w:type="gramEnd"/>
+      <w:r>
+        <w:rPr>
+          <w:rFonts w:cstheme="minorHAnsi"/>
+          <w:sz w:val="20"/>
+          <w:szCs w:val="20"/>
+        </w:rPr>
+        <w:t xml:space="preserve">20), status </w:t>
+      </w:r>
+      <w:proofErr w:type="gramStart"/>
+      <w:r>
+        <w:rPr>
+          <w:rFonts w:cstheme="minorHAnsi"/>
+          <w:sz w:val="20"/>
+          <w:szCs w:val="20"/>
+        </w:rPr>
+        <w:t>VARCHAR(</w:t>
+      </w:r>
+      <w:proofErr w:type="gramEnd"/>
+      <w:r>
+        <w:rPr>
+          <w:rFonts w:cstheme="minorHAnsi"/>
+          <w:sz w:val="20"/>
+          <w:szCs w:val="20"/>
+        </w:rPr>
+        <w:t>20));</w:t>
       </w:r>
     </w:p>
     <w:p>
@@ -15362,7 +17190,61 @@
           <w:sz w:val="20"/>
           <w:szCs w:val="20"/>
         </w:rPr>
-        <w:t xml:space="preserve"> DECIMAL(10,2), bonus DECIMAL(10,2), tax DECIMAL(10,2));</w:t>
+        <w:t xml:space="preserve"> </w:t>
+      </w:r>
+      <w:proofErr w:type="gramStart"/>
+      <w:r>
+        <w:rPr>
+          <w:rFonts w:cstheme="minorHAnsi"/>
+          <w:sz w:val="20"/>
+          <w:szCs w:val="20"/>
+        </w:rPr>
+        <w:t>DECIMAL(</w:t>
+      </w:r>
+      <w:proofErr w:type="gramEnd"/>
+      <w:r>
+        <w:rPr>
+          <w:rFonts w:cstheme="minorHAnsi"/>
+          <w:sz w:val="20"/>
+          <w:szCs w:val="20"/>
+        </w:rPr>
+        <w:t xml:space="preserve">10,2), bonus </w:t>
+      </w:r>
+      <w:proofErr w:type="gramStart"/>
+      <w:r>
+        <w:rPr>
+          <w:rFonts w:cstheme="minorHAnsi"/>
+          <w:sz w:val="20"/>
+          <w:szCs w:val="20"/>
+        </w:rPr>
+        <w:t>DECIMAL(</w:t>
+      </w:r>
+      <w:proofErr w:type="gramEnd"/>
+      <w:r>
+        <w:rPr>
+          <w:rFonts w:cstheme="minorHAnsi"/>
+          <w:sz w:val="20"/>
+          <w:szCs w:val="20"/>
+        </w:rPr>
+        <w:t xml:space="preserve">10,2), tax </w:t>
+      </w:r>
+      <w:proofErr w:type="gramStart"/>
+      <w:r>
+        <w:rPr>
+          <w:rFonts w:cstheme="minorHAnsi"/>
+          <w:sz w:val="20"/>
+          <w:szCs w:val="20"/>
+        </w:rPr>
+        <w:t>DECIMAL(</w:t>
+      </w:r>
+      <w:proofErr w:type="gramEnd"/>
+      <w:r>
+        <w:rPr>
+          <w:rFonts w:cstheme="minorHAnsi"/>
+          <w:sz w:val="20"/>
+          <w:szCs w:val="20"/>
+        </w:rPr>
+        <w:t>10,2));</w:t>
       </w:r>
     </w:p>
     <w:p>
@@ -15413,7 +17295,43 @@
           <w:sz w:val="20"/>
           <w:szCs w:val="20"/>
         </w:rPr>
-        <w:t xml:space="preserve"> (emp_id INT, month VARCHAR(20), net_salary DECIMAL(10,2));</w:t>
+        <w:t xml:space="preserve"> (emp_id INT, month </w:t>
+      </w:r>
+      <w:proofErr w:type="gramStart"/>
+      <w:r>
+        <w:rPr>
+          <w:rFonts w:cstheme="minorHAnsi"/>
+          <w:sz w:val="20"/>
+          <w:szCs w:val="20"/>
+        </w:rPr>
+        <w:t>VARCHAR(</w:t>
+      </w:r>
+      <w:proofErr w:type="gramEnd"/>
+      <w:r>
+        <w:rPr>
+          <w:rFonts w:cstheme="minorHAnsi"/>
+          <w:sz w:val="20"/>
+          <w:szCs w:val="20"/>
+        </w:rPr>
+        <w:t xml:space="preserve">20), net_salary </w:t>
+      </w:r>
+      <w:proofErr w:type="gramStart"/>
+      <w:r>
+        <w:rPr>
+          <w:rFonts w:cstheme="minorHAnsi"/>
+          <w:sz w:val="20"/>
+          <w:szCs w:val="20"/>
+        </w:rPr>
+        <w:t>DECIMAL(</w:t>
+      </w:r>
+      <w:proofErr w:type="gramEnd"/>
+      <w:r>
+        <w:rPr>
+          <w:rFonts w:cstheme="minorHAnsi"/>
+          <w:sz w:val="20"/>
+          <w:szCs w:val="20"/>
+        </w:rPr>
+        <w:t>10,2));</w:t>
       </w:r>
     </w:p>
     <w:p>
@@ -15628,7 +17546,25 @@
           <w:sz w:val="20"/>
           <w:szCs w:val="20"/>
         </w:rPr>
-        <w:t xml:space="preserve"> DECIMAL(10,2), start_date DATE);</w:t>
+        <w:t xml:space="preserve"> </w:t>
+      </w:r>
+      <w:proofErr w:type="gramStart"/>
+      <w:r>
+        <w:rPr>
+          <w:rFonts w:cstheme="minorHAnsi"/>
+          <w:sz w:val="20"/>
+          <w:szCs w:val="20"/>
+        </w:rPr>
+        <w:t>DECIMAL(</w:t>
+      </w:r>
+      <w:proofErr w:type="gramEnd"/>
+      <w:r>
+        <w:rPr>
+          <w:rFonts w:cstheme="minorHAnsi"/>
+          <w:sz w:val="20"/>
+          <w:szCs w:val="20"/>
+        </w:rPr>
+        <w:t>10,2), start_date DATE);</w:t>
       </w:r>
     </w:p>
     <w:p>
@@ -15661,7 +17597,25 @@
           <w:sz w:val="20"/>
           <w:szCs w:val="20"/>
         </w:rPr>
-        <w:t xml:space="preserve">CREATE TABLE billing (bill_id INT AUTO_INCREMENT PRIMARY KEY, user_id INT, amount DECIMAL(10,2), </w:t>
+        <w:t xml:space="preserve">CREATE TABLE billing (bill_id INT AUTO_INCREMENT PRIMARY KEY, user_id INT, amount </w:t>
+      </w:r>
+      <w:proofErr w:type="gramStart"/>
+      <w:r>
+        <w:rPr>
+          <w:rFonts w:cstheme="minorHAnsi"/>
+          <w:sz w:val="20"/>
+          <w:szCs w:val="20"/>
+        </w:rPr>
+        <w:t>DECIMAL(</w:t>
+      </w:r>
+      <w:proofErr w:type="gramEnd"/>
+      <w:r>
+        <w:rPr>
+          <w:rFonts w:cstheme="minorHAnsi"/>
+          <w:sz w:val="20"/>
+          <w:szCs w:val="20"/>
+        </w:rPr>
+        <w:t xml:space="preserve">10,2), </w:t>
       </w:r>
       <w:proofErr w:type="spellStart"/>
       <w:r>
@@ -16094,7 +18048,25 @@
           <w:sz w:val="20"/>
           <w:szCs w:val="20"/>
         </w:rPr>
-        <w:t xml:space="preserve"> INT, location INT, status VARCHAR(20));</w:t>
+        <w:t xml:space="preserve"> INT, location INT, status </w:t>
+      </w:r>
+      <w:proofErr w:type="gramStart"/>
+      <w:r>
+        <w:rPr>
+          <w:rFonts w:cstheme="minorHAnsi"/>
+          <w:sz w:val="20"/>
+          <w:szCs w:val="20"/>
+        </w:rPr>
+        <w:t>VARCHAR(</w:t>
+      </w:r>
+      <w:proofErr w:type="gramEnd"/>
+      <w:r>
+        <w:rPr>
+          <w:rFonts w:cstheme="minorHAnsi"/>
+          <w:sz w:val="20"/>
+          <w:szCs w:val="20"/>
+        </w:rPr>
+        <w:t>20));</w:t>
       </w:r>
     </w:p>
     <w:p>
@@ -16624,7 +18596,25 @@
           <w:sz w:val="20"/>
           <w:szCs w:val="20"/>
         </w:rPr>
-        <w:t xml:space="preserve">CREATE TABLE transactions (txn_id INT, acc_no INT, amount DECIMAL(10,2), </w:t>
+        <w:t xml:space="preserve">CREATE TABLE transactions (txn_id INT, acc_no INT, amount </w:t>
+      </w:r>
+      <w:proofErr w:type="gramStart"/>
+      <w:r>
+        <w:rPr>
+          <w:rFonts w:cstheme="minorHAnsi"/>
+          <w:sz w:val="20"/>
+          <w:szCs w:val="20"/>
+        </w:rPr>
+        <w:t>DECIMAL(</w:t>
+      </w:r>
+      <w:proofErr w:type="gramEnd"/>
+      <w:r>
+        <w:rPr>
+          <w:rFonts w:cstheme="minorHAnsi"/>
+          <w:sz w:val="20"/>
+          <w:szCs w:val="20"/>
+        </w:rPr>
+        <w:t xml:space="preserve">10,2), </w:t>
       </w:r>
       <w:proofErr w:type="spellStart"/>
       <w:r>
@@ -17119,7 +19109,43 @@
           <w:sz w:val="20"/>
           <w:szCs w:val="20"/>
         </w:rPr>
-        <w:t>CREATE TABLE accounts (acc_no INT, balance DECIMAL(10,2), interest_rate DECIMAL(5,2));</w:t>
+        <w:t xml:space="preserve">CREATE TABLE accounts (acc_no INT, balance </w:t>
+      </w:r>
+      <w:proofErr w:type="gramStart"/>
+      <w:r>
+        <w:rPr>
+          <w:rFonts w:cstheme="minorHAnsi"/>
+          <w:sz w:val="20"/>
+          <w:szCs w:val="20"/>
+        </w:rPr>
+        <w:t>DECIMAL(</w:t>
+      </w:r>
+      <w:proofErr w:type="gramEnd"/>
+      <w:r>
+        <w:rPr>
+          <w:rFonts w:cstheme="minorHAnsi"/>
+          <w:sz w:val="20"/>
+          <w:szCs w:val="20"/>
+        </w:rPr>
+        <w:t xml:space="preserve">10,2), interest_rate </w:t>
+      </w:r>
+      <w:proofErr w:type="gramStart"/>
+      <w:r>
+        <w:rPr>
+          <w:rFonts w:cstheme="minorHAnsi"/>
+          <w:sz w:val="20"/>
+          <w:szCs w:val="20"/>
+        </w:rPr>
+        <w:t>DECIMAL(</w:t>
+      </w:r>
+      <w:proofErr w:type="gramEnd"/>
+      <w:r>
+        <w:rPr>
+          <w:rFonts w:cstheme="minorHAnsi"/>
+          <w:sz w:val="20"/>
+          <w:szCs w:val="20"/>
+        </w:rPr>
+        <w:t>5,2));</w:t>
       </w:r>
     </w:p>
     <w:p>
@@ -17152,7 +19178,25 @@
           <w:sz w:val="20"/>
           <w:szCs w:val="20"/>
         </w:rPr>
-        <w:t>CREATE TABLE interest_log (acc_no INT, interest_amount DECIMAL(10,2), calc_date DATE);</w:t>
+        <w:t xml:space="preserve">CREATE TABLE interest_log (acc_no INT, interest_amount </w:t>
+      </w:r>
+      <w:proofErr w:type="gramStart"/>
+      <w:r>
+        <w:rPr>
+          <w:rFonts w:cstheme="minorHAnsi"/>
+          <w:sz w:val="20"/>
+          <w:szCs w:val="20"/>
+        </w:rPr>
+        <w:t>DECIMAL(</w:t>
+      </w:r>
+      <w:proofErr w:type="gramEnd"/>
+      <w:r>
+        <w:rPr>
+          <w:rFonts w:cstheme="minorHAnsi"/>
+          <w:sz w:val="20"/>
+          <w:szCs w:val="20"/>
+        </w:rPr>
+        <w:t>10,2), calc_date DATE);</w:t>
       </w:r>
     </w:p>
     <w:p>
@@ -17646,7 +19690,25 @@
           <w:sz w:val="20"/>
           <w:szCs w:val="20"/>
         </w:rPr>
-        <w:t xml:space="preserve"> INT, score DECIMAL(5,2));</w:t>
+        <w:t xml:space="preserve"> INT, score </w:t>
+      </w:r>
+      <w:proofErr w:type="gramStart"/>
+      <w:r>
+        <w:rPr>
+          <w:rFonts w:cstheme="minorHAnsi"/>
+          <w:sz w:val="20"/>
+          <w:szCs w:val="20"/>
+        </w:rPr>
+        <w:t>DECIMAL(</w:t>
+      </w:r>
+      <w:proofErr w:type="gramEnd"/>
+      <w:r>
+        <w:rPr>
+          <w:rFonts w:cstheme="minorHAnsi"/>
+          <w:sz w:val="20"/>
+          <w:szCs w:val="20"/>
+        </w:rPr>
+        <w:t>5,2));</w:t>
       </w:r>
     </w:p>
     <w:p>
@@ -17953,7 +20015,25 @@
           <w:sz w:val="20"/>
           <w:szCs w:val="20"/>
         </w:rPr>
-        <w:t xml:space="preserve"> VARCHAR(50), product_id INT, quantity INT);</w:t>
+        <w:t xml:space="preserve"> </w:t>
+      </w:r>
+      <w:proofErr w:type="gramStart"/>
+      <w:r>
+        <w:rPr>
+          <w:rFonts w:cstheme="minorHAnsi"/>
+          <w:sz w:val="20"/>
+          <w:szCs w:val="20"/>
+        </w:rPr>
+        <w:t>VARCHAR(</w:t>
+      </w:r>
+      <w:proofErr w:type="gramEnd"/>
+      <w:r>
+        <w:rPr>
+          <w:rFonts w:cstheme="minorHAnsi"/>
+          <w:sz w:val="20"/>
+          <w:szCs w:val="20"/>
+        </w:rPr>
+        <w:t>50), product_id INT, quantity INT);</w:t>
       </w:r>
     </w:p>
     <w:p>
@@ -18134,7 +20214,43 @@
           <w:sz w:val="20"/>
           <w:szCs w:val="20"/>
         </w:rPr>
-        <w:t>CREATE TABLE orders (order_id INT PRIMARY KEY, total_amount DECIMAL(10,2), status VARCHAR(20));</w:t>
+        <w:t xml:space="preserve">CREATE TABLE orders (order_id INT PRIMARY KEY, total_amount </w:t>
+      </w:r>
+      <w:proofErr w:type="gramStart"/>
+      <w:r>
+        <w:rPr>
+          <w:rFonts w:cstheme="minorHAnsi"/>
+          <w:sz w:val="20"/>
+          <w:szCs w:val="20"/>
+        </w:rPr>
+        <w:t>DECIMAL(</w:t>
+      </w:r>
+      <w:proofErr w:type="gramEnd"/>
+      <w:r>
+        <w:rPr>
+          <w:rFonts w:cstheme="minorHAnsi"/>
+          <w:sz w:val="20"/>
+          <w:szCs w:val="20"/>
+        </w:rPr>
+        <w:t xml:space="preserve">10,2), status </w:t>
+      </w:r>
+      <w:proofErr w:type="gramStart"/>
+      <w:r>
+        <w:rPr>
+          <w:rFonts w:cstheme="minorHAnsi"/>
+          <w:sz w:val="20"/>
+          <w:szCs w:val="20"/>
+        </w:rPr>
+        <w:t>VARCHAR(</w:t>
+      </w:r>
+      <w:proofErr w:type="gramEnd"/>
+      <w:r>
+        <w:rPr>
+          <w:rFonts w:cstheme="minorHAnsi"/>
+          <w:sz w:val="20"/>
+          <w:szCs w:val="20"/>
+        </w:rPr>
+        <w:t>20));</w:t>
       </w:r>
     </w:p>
     <w:p>
@@ -18185,7 +20301,25 @@
           <w:sz w:val="20"/>
           <w:szCs w:val="20"/>
         </w:rPr>
-        <w:t xml:space="preserve"> DECIMAL(10,2));</w:t>
+        <w:t xml:space="preserve"> </w:t>
+      </w:r>
+      <w:proofErr w:type="gramStart"/>
+      <w:r>
+        <w:rPr>
+          <w:rFonts w:cstheme="minorHAnsi"/>
+          <w:sz w:val="20"/>
+          <w:szCs w:val="20"/>
+        </w:rPr>
+        <w:t>DECIMAL(</w:t>
+      </w:r>
+      <w:proofErr w:type="gramEnd"/>
+      <w:r>
+        <w:rPr>
+          <w:rFonts w:cstheme="minorHAnsi"/>
+          <w:sz w:val="20"/>
+          <w:szCs w:val="20"/>
+        </w:rPr>
+        <w:t>10,2));</w:t>
       </w:r>
     </w:p>
     <w:p>
@@ -18411,7 +20545,43 @@
           <w:sz w:val="20"/>
           <w:szCs w:val="20"/>
         </w:rPr>
-        <w:t>CREATE TABLE orders (order_id INT, status VARCHAR(20), total_amount DECIMAL(10,2));</w:t>
+        <w:t xml:space="preserve">CREATE TABLE orders (order_id INT, status </w:t>
+      </w:r>
+      <w:proofErr w:type="gramStart"/>
+      <w:r>
+        <w:rPr>
+          <w:rFonts w:cstheme="minorHAnsi"/>
+          <w:sz w:val="20"/>
+          <w:szCs w:val="20"/>
+        </w:rPr>
+        <w:t>VARCHAR(</w:t>
+      </w:r>
+      <w:proofErr w:type="gramEnd"/>
+      <w:r>
+        <w:rPr>
+          <w:rFonts w:cstheme="minorHAnsi"/>
+          <w:sz w:val="20"/>
+          <w:szCs w:val="20"/>
+        </w:rPr>
+        <w:t xml:space="preserve">20), total_amount </w:t>
+      </w:r>
+      <w:proofErr w:type="gramStart"/>
+      <w:r>
+        <w:rPr>
+          <w:rFonts w:cstheme="minorHAnsi"/>
+          <w:sz w:val="20"/>
+          <w:szCs w:val="20"/>
+        </w:rPr>
+        <w:t>DECIMAL(</w:t>
+      </w:r>
+      <w:proofErr w:type="gramEnd"/>
+      <w:r>
+        <w:rPr>
+          <w:rFonts w:cstheme="minorHAnsi"/>
+          <w:sz w:val="20"/>
+          <w:szCs w:val="20"/>
+        </w:rPr>
+        <w:t>10,2));</w:t>
       </w:r>
     </w:p>
     <w:p>
@@ -18462,7 +20632,43 @@
           <w:sz w:val="20"/>
           <w:szCs w:val="20"/>
         </w:rPr>
-        <w:t xml:space="preserve"> INT AUTO_INCREMENT PRIMARY KEY, order_id INT, amount DECIMAL(10,2), status VARCHAR(20));</w:t>
+        <w:t xml:space="preserve"> INT AUTO_INCREMENT PRIMARY KEY, order_id INT, amount </w:t>
+      </w:r>
+      <w:proofErr w:type="gramStart"/>
+      <w:r>
+        <w:rPr>
+          <w:rFonts w:cstheme="minorHAnsi"/>
+          <w:sz w:val="20"/>
+          <w:szCs w:val="20"/>
+        </w:rPr>
+        <w:t>DECIMAL(</w:t>
+      </w:r>
+      <w:proofErr w:type="gramEnd"/>
+      <w:r>
+        <w:rPr>
+          <w:rFonts w:cstheme="minorHAnsi"/>
+          <w:sz w:val="20"/>
+          <w:szCs w:val="20"/>
+        </w:rPr>
+        <w:t xml:space="preserve">10,2), status </w:t>
+      </w:r>
+      <w:proofErr w:type="gramStart"/>
+      <w:r>
+        <w:rPr>
+          <w:rFonts w:cstheme="minorHAnsi"/>
+          <w:sz w:val="20"/>
+          <w:szCs w:val="20"/>
+        </w:rPr>
+        <w:t>VARCHAR(</w:t>
+      </w:r>
+      <w:proofErr w:type="gramEnd"/>
+      <w:r>
+        <w:rPr>
+          <w:rFonts w:cstheme="minorHAnsi"/>
+          <w:sz w:val="20"/>
+          <w:szCs w:val="20"/>
+        </w:rPr>
+        <w:t>20));</w:t>
       </w:r>
     </w:p>
     <w:p>
@@ -18911,7 +21117,25 @@
           <w:sz w:val="20"/>
           <w:szCs w:val="20"/>
         </w:rPr>
-        <w:t>CREATE TABLE coupons (coupon_id INT, min_amount DECIMAL(10,2), expiry_date DATE, discount_percent INT);</w:t>
+        <w:t xml:space="preserve">CREATE TABLE coupons (coupon_id INT, min_amount </w:t>
+      </w:r>
+      <w:proofErr w:type="gramStart"/>
+      <w:r>
+        <w:rPr>
+          <w:rFonts w:cstheme="minorHAnsi"/>
+          <w:sz w:val="20"/>
+          <w:szCs w:val="20"/>
+        </w:rPr>
+        <w:t>DECIMAL(</w:t>
+      </w:r>
+      <w:proofErr w:type="gramEnd"/>
+      <w:r>
+        <w:rPr>
+          <w:rFonts w:cstheme="minorHAnsi"/>
+          <w:sz w:val="20"/>
+          <w:szCs w:val="20"/>
+        </w:rPr>
+        <w:t>10,2), expiry_date DATE, discount_percent INT);</w:t>
       </w:r>
     </w:p>
     <w:p>
@@ -19932,7 +22156,43 @@
           <w:sz w:val="20"/>
           <w:szCs w:val="20"/>
         </w:rPr>
-        <w:t>CREATE TABLE users (user_id INT, email VARCHAR(50), password VARCHAR(50));</w:t>
+        <w:t xml:space="preserve">CREATE TABLE users (user_id INT, email </w:t>
+      </w:r>
+      <w:proofErr w:type="gramStart"/>
+      <w:r>
+        <w:rPr>
+          <w:rFonts w:cstheme="minorHAnsi"/>
+          <w:sz w:val="20"/>
+          <w:szCs w:val="20"/>
+        </w:rPr>
+        <w:t>VARCHAR(</w:t>
+      </w:r>
+      <w:proofErr w:type="gramEnd"/>
+      <w:r>
+        <w:rPr>
+          <w:rFonts w:cstheme="minorHAnsi"/>
+          <w:sz w:val="20"/>
+          <w:szCs w:val="20"/>
+        </w:rPr>
+        <w:t xml:space="preserve">50), password </w:t>
+      </w:r>
+      <w:proofErr w:type="gramStart"/>
+      <w:r>
+        <w:rPr>
+          <w:rFonts w:cstheme="minorHAnsi"/>
+          <w:sz w:val="20"/>
+          <w:szCs w:val="20"/>
+        </w:rPr>
+        <w:t>VARCHAR(</w:t>
+      </w:r>
+      <w:proofErr w:type="gramEnd"/>
+      <w:r>
+        <w:rPr>
+          <w:rFonts w:cstheme="minorHAnsi"/>
+          <w:sz w:val="20"/>
+          <w:szCs w:val="20"/>
+        </w:rPr>
+        <w:t>50));</w:t>
       </w:r>
     </w:p>
     <w:p>
@@ -20093,7 +22353,43 @@
           <w:sz w:val="20"/>
           <w:szCs w:val="20"/>
         </w:rPr>
-        <w:t>CREATE TABLE products (product_id INT, name VARCHAR(50), price DECIMAL(10,2));</w:t>
+        <w:t xml:space="preserve">CREATE TABLE products (product_id INT, name </w:t>
+      </w:r>
+      <w:proofErr w:type="gramStart"/>
+      <w:r>
+        <w:rPr>
+          <w:rFonts w:cstheme="minorHAnsi"/>
+          <w:sz w:val="20"/>
+          <w:szCs w:val="20"/>
+        </w:rPr>
+        <w:t>VARCHAR(</w:t>
+      </w:r>
+      <w:proofErr w:type="gramEnd"/>
+      <w:r>
+        <w:rPr>
+          <w:rFonts w:cstheme="minorHAnsi"/>
+          <w:sz w:val="20"/>
+          <w:szCs w:val="20"/>
+        </w:rPr>
+        <w:t xml:space="preserve">50), price </w:t>
+      </w:r>
+      <w:proofErr w:type="gramStart"/>
+      <w:r>
+        <w:rPr>
+          <w:rFonts w:cstheme="minorHAnsi"/>
+          <w:sz w:val="20"/>
+          <w:szCs w:val="20"/>
+        </w:rPr>
+        <w:t>DECIMAL(</w:t>
+      </w:r>
+      <w:proofErr w:type="gramEnd"/>
+      <w:r>
+        <w:rPr>
+          <w:rFonts w:cstheme="minorHAnsi"/>
+          <w:sz w:val="20"/>
+          <w:szCs w:val="20"/>
+        </w:rPr>
+        <w:t>10,2));</w:t>
       </w:r>
     </w:p>
     <w:p>
@@ -20328,7 +22624,25 @@
           <w:sz w:val="20"/>
           <w:szCs w:val="20"/>
         </w:rPr>
-        <w:t>CREATE TABLE accounts (acc_no INT, balance DECIMAL(10,2));</w:t>
+        <w:t xml:space="preserve">CREATE TABLE accounts (acc_no INT, balance </w:t>
+      </w:r>
+      <w:proofErr w:type="gramStart"/>
+      <w:r>
+        <w:rPr>
+          <w:rFonts w:cstheme="minorHAnsi"/>
+          <w:sz w:val="20"/>
+          <w:szCs w:val="20"/>
+        </w:rPr>
+        <w:t>DECIMAL(</w:t>
+      </w:r>
+      <w:proofErr w:type="gramEnd"/>
+      <w:r>
+        <w:rPr>
+          <w:rFonts w:cstheme="minorHAnsi"/>
+          <w:sz w:val="20"/>
+          <w:szCs w:val="20"/>
+        </w:rPr>
+        <w:t>10,2));</w:t>
       </w:r>
     </w:p>
     <w:p>
@@ -20373,18 +22687,85 @@
           <w:szCs w:val="20"/>
         </w:rPr>
       </w:pPr>
-    </w:p>
-    <w:p>
-      <w:pPr>
-        <w:spacing w:after="0" w:line="240" w:lineRule="auto"/>
-        <w:rPr>
-          <w:rFonts w:cstheme="minorHAnsi"/>
-          <w:b/>
-          <w:bCs/>
-          <w:sz w:val="20"/>
-          <w:szCs w:val="20"/>
-        </w:rPr>
-      </w:pPr>
+      <w:r>
+        <w:rPr>
+          <w:rFonts w:cstheme="minorHAnsi"/>
+          <w:b/>
+          <w:bCs/>
+          <w:sz w:val="20"/>
+          <w:szCs w:val="20"/>
+        </w:rPr>
+        <w:t>Search System – Dynamic Keyword Search</w:t>
+      </w:r>
+    </w:p>
+    <w:p>
+      <w:pPr>
+        <w:spacing w:after="0" w:line="240" w:lineRule="auto"/>
+        <w:rPr>
+          <w:rFonts w:cstheme="minorHAnsi"/>
+          <w:b/>
+          <w:bCs/>
+          <w:sz w:val="20"/>
+          <w:szCs w:val="20"/>
+        </w:rPr>
+      </w:pPr>
+    </w:p>
+    <w:p>
+      <w:pPr>
+        <w:pStyle w:val="ListParagraph"/>
+        <w:numPr>
+          <w:ilvl w:val="0"/>
+          <w:numId w:val="115"/>
+        </w:numPr>
+        <w:spacing w:after="0" w:line="240" w:lineRule="auto"/>
+        <w:rPr>
+          <w:rFonts w:cstheme="minorHAnsi"/>
+          <w:b/>
+          <w:bCs/>
+          <w:sz w:val="20"/>
+          <w:szCs w:val="20"/>
+        </w:rPr>
+      </w:pPr>
+      <w:r>
+        <w:rPr>
+          <w:rFonts w:cstheme="minorHAnsi"/>
+          <w:b/>
+          <w:bCs/>
+          <w:sz w:val="20"/>
+          <w:szCs w:val="20"/>
+        </w:rPr>
+        <w:t xml:space="preserve">Search products by name </w:t>
+      </w:r>
+      <w:r>
+        <w:rPr>
+          <w:rFonts w:cstheme="minorHAnsi"/>
+          <w:b/>
+          <w:bCs/>
+          <w:sz w:val="20"/>
+          <w:szCs w:val="20"/>
+        </w:rPr>
+        <w:t>(</w:t>
+      </w:r>
+      <w:r>
+        <w:rPr>
+          <w:rFonts w:cstheme="minorHAnsi"/>
+          <w:b/>
+          <w:bCs/>
+          <w:sz w:val="20"/>
+          <w:szCs w:val="20"/>
+        </w:rPr>
+        <w:t>using like operator</w:t>
+      </w:r>
+      <w:r>
+        <w:rPr>
+          <w:rFonts w:cstheme="minorHAnsi"/>
+          <w:b/>
+          <w:bCs/>
+          <w:sz w:val="20"/>
+          <w:szCs w:val="20"/>
+        </w:rPr>
+        <w:t>)</w:t>
+      </w:r>
     </w:p>
     <w:p>
       <w:pPr>
@@ -20434,51 +22815,44 @@
     </w:p>
     <w:p>
       <w:pPr>
-        <w:spacing w:after="0" w:line="240" w:lineRule="auto"/>
-        <w:rPr>
-          <w:rFonts w:cstheme="minorHAnsi"/>
-          <w:b/>
-          <w:bCs/>
-          <w:sz w:val="20"/>
-          <w:szCs w:val="20"/>
-        </w:rPr>
-      </w:pPr>
-    </w:p>
-    <w:p>
-      <w:pPr>
-        <w:spacing w:after="0" w:line="240" w:lineRule="auto"/>
-        <w:rPr>
-          <w:rFonts w:cstheme="minorHAnsi"/>
-          <w:b/>
-          <w:bCs/>
-          <w:sz w:val="20"/>
-          <w:szCs w:val="20"/>
-        </w:rPr>
-      </w:pPr>
-    </w:p>
-    <w:p>
-      <w:pPr>
-        <w:spacing w:after="0" w:line="240" w:lineRule="auto"/>
-        <w:rPr>
-          <w:rFonts w:cstheme="minorHAnsi"/>
-          <w:b/>
-          <w:bCs/>
-          <w:sz w:val="20"/>
-          <w:szCs w:val="20"/>
-        </w:rPr>
-      </w:pPr>
-    </w:p>
-    <w:p>
-      <w:pPr>
-        <w:spacing w:after="0" w:line="240" w:lineRule="auto"/>
-        <w:rPr>
-          <w:rFonts w:cstheme="minorHAnsi"/>
-          <w:b/>
-          <w:bCs/>
-          <w:sz w:val="20"/>
-          <w:szCs w:val="20"/>
-        </w:rPr>
-      </w:pPr>
+        <w:pStyle w:val="ListParagraph"/>
+        <w:numPr>
+          <w:ilvl w:val="0"/>
+          <w:numId w:val="122"/>
+        </w:numPr>
+        <w:spacing w:after="0" w:line="240" w:lineRule="auto"/>
+        <w:rPr>
+          <w:rFonts w:cstheme="minorHAnsi"/>
+          <w:sz w:val="20"/>
+          <w:szCs w:val="20"/>
+        </w:rPr>
+      </w:pPr>
+      <w:r>
+        <w:rPr>
+          <w:rFonts w:cstheme="minorHAnsi"/>
+          <w:sz w:val="20"/>
+          <w:szCs w:val="20"/>
+        </w:rPr>
+        <w:t xml:space="preserve">CREATE TABLE products (product_id INT, name </w:t>
+      </w:r>
+      <w:proofErr w:type="gramStart"/>
+      <w:r>
+        <w:rPr>
+          <w:rFonts w:cstheme="minorHAnsi"/>
+          <w:sz w:val="20"/>
+          <w:szCs w:val="20"/>
+        </w:rPr>
+        <w:t>VARCHAR(</w:t>
+      </w:r>
+      <w:proofErr w:type="gramEnd"/>
+      <w:r>
+        <w:rPr>
+          <w:rFonts w:cstheme="minorHAnsi"/>
+          <w:sz w:val="20"/>
+          <w:szCs w:val="20"/>
+        </w:rPr>
+        <w:t>50));</w:t>
+      </w:r>
     </w:p>
     <w:p>
       <w:pPr>
@@ -20522,42 +22896,55 @@
           <w:szCs w:val="20"/>
         </w:rPr>
       </w:pPr>
-    </w:p>
-    <w:p>
-      <w:pPr>
-        <w:spacing w:after="0" w:line="240" w:lineRule="auto"/>
-        <w:rPr>
-          <w:rFonts w:cstheme="minorHAnsi"/>
-          <w:b/>
-          <w:bCs/>
-          <w:sz w:val="20"/>
-          <w:szCs w:val="20"/>
-        </w:rPr>
-      </w:pPr>
-    </w:p>
-    <w:p>
-      <w:pPr>
-        <w:spacing w:after="0" w:line="240" w:lineRule="auto"/>
-        <w:rPr>
-          <w:rFonts w:cstheme="minorHAnsi"/>
-          <w:b/>
-          <w:bCs/>
-          <w:sz w:val="20"/>
-          <w:szCs w:val="20"/>
-        </w:rPr>
-      </w:pPr>
-    </w:p>
-    <w:p>
-      <w:pPr>
-        <w:spacing w:after="0" w:line="240" w:lineRule="auto"/>
-        <w:rPr>
-          <w:rFonts w:cstheme="minorHAnsi"/>
-          <w:b/>
-          <w:bCs/>
-          <w:sz w:val="20"/>
-          <w:szCs w:val="20"/>
-        </w:rPr>
-      </w:pPr>
+      <w:r>
+        <w:rPr>
+          <w:rFonts w:cstheme="minorHAnsi"/>
+          <w:b/>
+          <w:bCs/>
+          <w:sz w:val="20"/>
+          <w:szCs w:val="20"/>
+        </w:rPr>
+        <w:t>Employee System – Insert Record</w:t>
+      </w:r>
+    </w:p>
+    <w:p>
+      <w:pPr>
+        <w:spacing w:after="0" w:line="240" w:lineRule="auto"/>
+        <w:rPr>
+          <w:rFonts w:cstheme="minorHAnsi"/>
+          <w:b/>
+          <w:bCs/>
+          <w:sz w:val="20"/>
+          <w:szCs w:val="20"/>
+        </w:rPr>
+      </w:pPr>
+    </w:p>
+    <w:p>
+      <w:pPr>
+        <w:pStyle w:val="ListParagraph"/>
+        <w:numPr>
+          <w:ilvl w:val="0"/>
+          <w:numId w:val="115"/>
+        </w:numPr>
+        <w:spacing w:after="0" w:line="240" w:lineRule="auto"/>
+        <w:rPr>
+          <w:rFonts w:cstheme="minorHAnsi"/>
+          <w:b/>
+          <w:bCs/>
+          <w:sz w:val="20"/>
+          <w:szCs w:val="20"/>
+        </w:rPr>
+      </w:pPr>
+      <w:r>
+        <w:rPr>
+          <w:rFonts w:cstheme="minorHAnsi"/>
+          <w:b/>
+          <w:bCs/>
+          <w:sz w:val="20"/>
+          <w:szCs w:val="20"/>
+        </w:rPr>
+        <w:t>Insert employee dynamically</w:t>
+      </w:r>
     </w:p>
     <w:p>
       <w:pPr>
@@ -20607,39 +22994,62 @@
     </w:p>
     <w:p>
       <w:pPr>
-        <w:spacing w:after="0" w:line="240" w:lineRule="auto"/>
-        <w:rPr>
-          <w:rFonts w:cstheme="minorHAnsi"/>
-          <w:b/>
-          <w:bCs/>
-          <w:sz w:val="20"/>
-          <w:szCs w:val="20"/>
-        </w:rPr>
-      </w:pPr>
-    </w:p>
-    <w:p>
-      <w:pPr>
-        <w:spacing w:after="0" w:line="240" w:lineRule="auto"/>
-        <w:rPr>
-          <w:rFonts w:cstheme="minorHAnsi"/>
-          <w:b/>
-          <w:bCs/>
-          <w:sz w:val="20"/>
-          <w:szCs w:val="20"/>
-        </w:rPr>
-      </w:pPr>
-    </w:p>
-    <w:p>
-      <w:pPr>
-        <w:spacing w:after="0" w:line="240" w:lineRule="auto"/>
-        <w:rPr>
-          <w:rFonts w:cstheme="minorHAnsi"/>
-          <w:b/>
-          <w:bCs/>
-          <w:sz w:val="20"/>
-          <w:szCs w:val="20"/>
-        </w:rPr>
-      </w:pPr>
+        <w:pStyle w:val="ListParagraph"/>
+        <w:numPr>
+          <w:ilvl w:val="0"/>
+          <w:numId w:val="123"/>
+        </w:numPr>
+        <w:spacing w:after="0" w:line="240" w:lineRule="auto"/>
+        <w:rPr>
+          <w:rFonts w:cstheme="minorHAnsi"/>
+          <w:sz w:val="20"/>
+          <w:szCs w:val="20"/>
+        </w:rPr>
+      </w:pPr>
+      <w:r>
+        <w:rPr>
+          <w:rFonts w:cstheme="minorHAnsi"/>
+          <w:sz w:val="20"/>
+          <w:szCs w:val="20"/>
+        </w:rPr>
+        <w:t xml:space="preserve">CREATE TABLE employees (emp_id INT, name </w:t>
+      </w:r>
+      <w:proofErr w:type="gramStart"/>
+      <w:r>
+        <w:rPr>
+          <w:rFonts w:cstheme="minorHAnsi"/>
+          <w:sz w:val="20"/>
+          <w:szCs w:val="20"/>
+        </w:rPr>
+        <w:t>VARCHAR(</w:t>
+      </w:r>
+      <w:proofErr w:type="gramEnd"/>
+      <w:r>
+        <w:rPr>
+          <w:rFonts w:cstheme="minorHAnsi"/>
+          <w:sz w:val="20"/>
+          <w:szCs w:val="20"/>
+        </w:rPr>
+        <w:t xml:space="preserve">50), salary </w:t>
+      </w:r>
+      <w:proofErr w:type="gramStart"/>
+      <w:r>
+        <w:rPr>
+          <w:rFonts w:cstheme="minorHAnsi"/>
+          <w:sz w:val="20"/>
+          <w:szCs w:val="20"/>
+        </w:rPr>
+        <w:t>DECIMAL(</w:t>
+      </w:r>
+      <w:proofErr w:type="gramEnd"/>
+      <w:r>
+        <w:rPr>
+          <w:rFonts w:cstheme="minorHAnsi"/>
+          <w:sz w:val="20"/>
+          <w:szCs w:val="20"/>
+        </w:rPr>
+        <w:t>10,2));</w:t>
+      </w:r>
     </w:p>
     <w:p>
       <w:pPr>
@@ -31134,6 +33544,95 @@
     </w:lvl>
   </w:abstractNum>
   <w:abstractNum w:abstractNumId="91" w15:restartNumberingAfterBreak="0">
+    <w:nsid w:val="5EAA7862"/>
+    <w:multiLevelType w:val="hybridMultilevel"/>
+    <w:tmpl w:val="A7E6C3CA"/>
+    <w:lvl w:ilvl="0" w:tplc="9A42704E">
+      <w:start w:val="1"/>
+      <w:numFmt w:val="decimal"/>
+      <w:lvlText w:val="%1."/>
+      <w:lvlJc w:val="left"/>
+      <w:pPr>
+        <w:ind w:left="720" w:hanging="360"/>
+      </w:pPr>
+      <w:rPr>
+        <w:rFonts w:hint="default"/>
+      </w:rPr>
+    </w:lvl>
+    <w:lvl w:ilvl="1" w:tplc="FFFFFFFF" w:tentative="1">
+      <w:start w:val="1"/>
+      <w:numFmt w:val="lowerLetter"/>
+      <w:lvlText w:val="%2."/>
+      <w:lvlJc w:val="left"/>
+      <w:pPr>
+        <w:ind w:left="1440" w:hanging="360"/>
+      </w:pPr>
+    </w:lvl>
+    <w:lvl w:ilvl="2" w:tplc="FFFFFFFF" w:tentative="1">
+      <w:start w:val="1"/>
+      <w:numFmt w:val="lowerRoman"/>
+      <w:lvlText w:val="%3."/>
+      <w:lvlJc w:val="right"/>
+      <w:pPr>
+        <w:ind w:left="2160" w:hanging="180"/>
+      </w:pPr>
+    </w:lvl>
+    <w:lvl w:ilvl="3" w:tplc="FFFFFFFF" w:tentative="1">
+      <w:start w:val="1"/>
+      <w:numFmt w:val="decimal"/>
+      <w:lvlText w:val="%4."/>
+      <w:lvlJc w:val="left"/>
+      <w:pPr>
+        <w:ind w:left="2880" w:hanging="360"/>
+      </w:pPr>
+    </w:lvl>
+    <w:lvl w:ilvl="4" w:tplc="FFFFFFFF" w:tentative="1">
+      <w:start w:val="1"/>
+      <w:numFmt w:val="lowerLetter"/>
+      <w:lvlText w:val="%5."/>
+      <w:lvlJc w:val="left"/>
+      <w:pPr>
+        <w:ind w:left="3600" w:hanging="360"/>
+      </w:pPr>
+    </w:lvl>
+    <w:lvl w:ilvl="5" w:tplc="FFFFFFFF" w:tentative="1">
+      <w:start w:val="1"/>
+      <w:numFmt w:val="lowerRoman"/>
+      <w:lvlText w:val="%6."/>
+      <w:lvlJc w:val="right"/>
+      <w:pPr>
+        <w:ind w:left="4320" w:hanging="180"/>
+      </w:pPr>
+    </w:lvl>
+    <w:lvl w:ilvl="6" w:tplc="FFFFFFFF" w:tentative="1">
+      <w:start w:val="1"/>
+      <w:numFmt w:val="decimal"/>
+      <w:lvlText w:val="%7."/>
+      <w:lvlJc w:val="left"/>
+      <w:pPr>
+        <w:ind w:left="5040" w:hanging="360"/>
+      </w:pPr>
+    </w:lvl>
+    <w:lvl w:ilvl="7" w:tplc="FFFFFFFF" w:tentative="1">
+      <w:start w:val="1"/>
+      <w:numFmt w:val="lowerLetter"/>
+      <w:lvlText w:val="%8."/>
+      <w:lvlJc w:val="left"/>
+      <w:pPr>
+        <w:ind w:left="5760" w:hanging="360"/>
+      </w:pPr>
+    </w:lvl>
+    <w:lvl w:ilvl="8" w:tplc="FFFFFFFF" w:tentative="1">
+      <w:start w:val="1"/>
+      <w:numFmt w:val="lowerRoman"/>
+      <w:lvlText w:val="%9."/>
+      <w:lvlJc w:val="right"/>
+      <w:pPr>
+        <w:ind w:left="6480" w:hanging="180"/>
+      </w:pPr>
+    </w:lvl>
+  </w:abstractNum>
+  <w:abstractNum w:abstractNumId="92" w15:restartNumberingAfterBreak="0">
     <w:nsid w:val="5F174AD2"/>
     <w:multiLevelType w:val="multilevel"/>
     <w:tmpl w:val="322895F0"/>
@@ -31282,7 +33781,7 @@
       </w:rPr>
     </w:lvl>
   </w:abstractNum>
-  <w:abstractNum w:abstractNumId="92" w15:restartNumberingAfterBreak="0">
+  <w:abstractNum w:abstractNumId="93" w15:restartNumberingAfterBreak="0">
     <w:nsid w:val="60BF3DB8"/>
     <w:multiLevelType w:val="multilevel"/>
     <w:tmpl w:val="E5E2B176"/>
@@ -31431,7 +33930,7 @@
       </w:rPr>
     </w:lvl>
   </w:abstractNum>
-  <w:abstractNum w:abstractNumId="93" w15:restartNumberingAfterBreak="0">
+  <w:abstractNum w:abstractNumId="94" w15:restartNumberingAfterBreak="0">
     <w:nsid w:val="627327D7"/>
     <w:multiLevelType w:val="hybridMultilevel"/>
     <w:tmpl w:val="17243E76"/>
@@ -31520,7 +34019,7 @@
       </w:pPr>
     </w:lvl>
   </w:abstractNum>
-  <w:abstractNum w:abstractNumId="94" w15:restartNumberingAfterBreak="0">
+  <w:abstractNum w:abstractNumId="95" w15:restartNumberingAfterBreak="0">
     <w:nsid w:val="63631B73"/>
     <w:multiLevelType w:val="hybridMultilevel"/>
     <w:tmpl w:val="27E27A66"/>
@@ -31609,7 +34108,7 @@
       </w:pPr>
     </w:lvl>
   </w:abstractNum>
-  <w:abstractNum w:abstractNumId="95" w15:restartNumberingAfterBreak="0">
+  <w:abstractNum w:abstractNumId="96" w15:restartNumberingAfterBreak="0">
     <w:nsid w:val="636E4A00"/>
     <w:multiLevelType w:val="hybridMultilevel"/>
     <w:tmpl w:val="55864E02"/>
@@ -31698,7 +34197,7 @@
       </w:pPr>
     </w:lvl>
   </w:abstractNum>
-  <w:abstractNum w:abstractNumId="96" w15:restartNumberingAfterBreak="0">
+  <w:abstractNum w:abstractNumId="97" w15:restartNumberingAfterBreak="0">
     <w:nsid w:val="65A11495"/>
     <w:multiLevelType w:val="hybridMultilevel"/>
     <w:tmpl w:val="BE2AD0BC"/>
@@ -31787,7 +34286,7 @@
       </w:pPr>
     </w:lvl>
   </w:abstractNum>
-  <w:abstractNum w:abstractNumId="97" w15:restartNumberingAfterBreak="0">
+  <w:abstractNum w:abstractNumId="98" w15:restartNumberingAfterBreak="0">
     <w:nsid w:val="66CF5307"/>
     <w:multiLevelType w:val="hybridMultilevel"/>
     <w:tmpl w:val="8E527034"/>
@@ -31876,7 +34375,7 @@
       </w:pPr>
     </w:lvl>
   </w:abstractNum>
-  <w:abstractNum w:abstractNumId="98" w15:restartNumberingAfterBreak="0">
+  <w:abstractNum w:abstractNumId="99" w15:restartNumberingAfterBreak="0">
     <w:nsid w:val="66EC2D1F"/>
     <w:multiLevelType w:val="hybridMultilevel"/>
     <w:tmpl w:val="6AC8E508"/>
@@ -31989,7 +34488,7 @@
       </w:rPr>
     </w:lvl>
   </w:abstractNum>
-  <w:abstractNum w:abstractNumId="99" w15:restartNumberingAfterBreak="0">
+  <w:abstractNum w:abstractNumId="100" w15:restartNumberingAfterBreak="0">
     <w:nsid w:val="67A91DAE"/>
     <w:multiLevelType w:val="hybridMultilevel"/>
     <w:tmpl w:val="20469220"/>
@@ -32075,7 +34574,7 @@
       </w:pPr>
     </w:lvl>
   </w:abstractNum>
-  <w:abstractNum w:abstractNumId="100" w15:restartNumberingAfterBreak="0">
+  <w:abstractNum w:abstractNumId="101" w15:restartNumberingAfterBreak="0">
     <w:nsid w:val="68A02053"/>
     <w:multiLevelType w:val="hybridMultilevel"/>
     <w:tmpl w:val="78E8F086"/>
@@ -32161,7 +34660,7 @@
       </w:pPr>
     </w:lvl>
   </w:abstractNum>
-  <w:abstractNum w:abstractNumId="101" w15:restartNumberingAfterBreak="0">
+  <w:abstractNum w:abstractNumId="102" w15:restartNumberingAfterBreak="0">
     <w:nsid w:val="699712EC"/>
     <w:multiLevelType w:val="hybridMultilevel"/>
     <w:tmpl w:val="2094292C"/>
@@ -32250,7 +34749,7 @@
       </w:pPr>
     </w:lvl>
   </w:abstractNum>
-  <w:abstractNum w:abstractNumId="102" w15:restartNumberingAfterBreak="0">
+  <w:abstractNum w:abstractNumId="103" w15:restartNumberingAfterBreak="0">
     <w:nsid w:val="6AEA6D48"/>
     <w:multiLevelType w:val="hybridMultilevel"/>
     <w:tmpl w:val="41942CD4"/>
@@ -32363,7 +34862,96 @@
       </w:rPr>
     </w:lvl>
   </w:abstractNum>
-  <w:abstractNum w:abstractNumId="103" w15:restartNumberingAfterBreak="0">
+  <w:abstractNum w:abstractNumId="104" w15:restartNumberingAfterBreak="0">
+    <w:nsid w:val="6B3D454D"/>
+    <w:multiLevelType w:val="hybridMultilevel"/>
+    <w:tmpl w:val="9C7CC9C2"/>
+    <w:lvl w:ilvl="0" w:tplc="3E8AA242">
+      <w:start w:val="1"/>
+      <w:numFmt w:val="decimal"/>
+      <w:lvlText w:val="%1."/>
+      <w:lvlJc w:val="left"/>
+      <w:pPr>
+        <w:ind w:left="720" w:hanging="360"/>
+      </w:pPr>
+      <w:rPr>
+        <w:rFonts w:hint="default"/>
+      </w:rPr>
+    </w:lvl>
+    <w:lvl w:ilvl="1" w:tplc="FFFFFFFF" w:tentative="1">
+      <w:start w:val="1"/>
+      <w:numFmt w:val="lowerLetter"/>
+      <w:lvlText w:val="%2."/>
+      <w:lvlJc w:val="left"/>
+      <w:pPr>
+        <w:ind w:left="1440" w:hanging="360"/>
+      </w:pPr>
+    </w:lvl>
+    <w:lvl w:ilvl="2" w:tplc="FFFFFFFF" w:tentative="1">
+      <w:start w:val="1"/>
+      <w:numFmt w:val="lowerRoman"/>
+      <w:lvlText w:val="%3."/>
+      <w:lvlJc w:val="right"/>
+      <w:pPr>
+        <w:ind w:left="2160" w:hanging="180"/>
+      </w:pPr>
+    </w:lvl>
+    <w:lvl w:ilvl="3" w:tplc="FFFFFFFF" w:tentative="1">
+      <w:start w:val="1"/>
+      <w:numFmt w:val="decimal"/>
+      <w:lvlText w:val="%4."/>
+      <w:lvlJc w:val="left"/>
+      <w:pPr>
+        <w:ind w:left="2880" w:hanging="360"/>
+      </w:pPr>
+    </w:lvl>
+    <w:lvl w:ilvl="4" w:tplc="FFFFFFFF" w:tentative="1">
+      <w:start w:val="1"/>
+      <w:numFmt w:val="lowerLetter"/>
+      <w:lvlText w:val="%5."/>
+      <w:lvlJc w:val="left"/>
+      <w:pPr>
+        <w:ind w:left="3600" w:hanging="360"/>
+      </w:pPr>
+    </w:lvl>
+    <w:lvl w:ilvl="5" w:tplc="FFFFFFFF" w:tentative="1">
+      <w:start w:val="1"/>
+      <w:numFmt w:val="lowerRoman"/>
+      <w:lvlText w:val="%6."/>
+      <w:lvlJc w:val="right"/>
+      <w:pPr>
+        <w:ind w:left="4320" w:hanging="180"/>
+      </w:pPr>
+    </w:lvl>
+    <w:lvl w:ilvl="6" w:tplc="FFFFFFFF" w:tentative="1">
+      <w:start w:val="1"/>
+      <w:numFmt w:val="decimal"/>
+      <w:lvlText w:val="%7."/>
+      <w:lvlJc w:val="left"/>
+      <w:pPr>
+        <w:ind w:left="5040" w:hanging="360"/>
+      </w:pPr>
+    </w:lvl>
+    <w:lvl w:ilvl="7" w:tplc="FFFFFFFF" w:tentative="1">
+      <w:start w:val="1"/>
+      <w:numFmt w:val="lowerLetter"/>
+      <w:lvlText w:val="%8."/>
+      <w:lvlJc w:val="left"/>
+      <w:pPr>
+        <w:ind w:left="5760" w:hanging="360"/>
+      </w:pPr>
+    </w:lvl>
+    <w:lvl w:ilvl="8" w:tplc="FFFFFFFF" w:tentative="1">
+      <w:start w:val="1"/>
+      <w:numFmt w:val="lowerRoman"/>
+      <w:lvlText w:val="%9."/>
+      <w:lvlJc w:val="right"/>
+      <w:pPr>
+        <w:ind w:left="6480" w:hanging="180"/>
+      </w:pPr>
+    </w:lvl>
+  </w:abstractNum>
+  <w:abstractNum w:abstractNumId="105" w15:restartNumberingAfterBreak="0">
     <w:nsid w:val="6C1F3D41"/>
     <w:multiLevelType w:val="hybridMultilevel"/>
     <w:tmpl w:val="7442666C"/>
@@ -32476,7 +35064,7 @@
       </w:rPr>
     </w:lvl>
   </w:abstractNum>
-  <w:abstractNum w:abstractNumId="104" w15:restartNumberingAfterBreak="0">
+  <w:abstractNum w:abstractNumId="106" w15:restartNumberingAfterBreak="0">
     <w:nsid w:val="6CFB1ED4"/>
     <w:multiLevelType w:val="hybridMultilevel"/>
     <w:tmpl w:val="46522656"/>
@@ -32565,7 +35153,7 @@
       </w:pPr>
     </w:lvl>
   </w:abstractNum>
-  <w:abstractNum w:abstractNumId="105" w15:restartNumberingAfterBreak="0">
+  <w:abstractNum w:abstractNumId="107" w15:restartNumberingAfterBreak="0">
     <w:nsid w:val="6D4D695E"/>
     <w:multiLevelType w:val="hybridMultilevel"/>
     <w:tmpl w:val="32288BEA"/>
@@ -32654,7 +35242,7 @@
       </w:pPr>
     </w:lvl>
   </w:abstractNum>
-  <w:abstractNum w:abstractNumId="106" w15:restartNumberingAfterBreak="0">
+  <w:abstractNum w:abstractNumId="108" w15:restartNumberingAfterBreak="0">
     <w:nsid w:val="6DA65A70"/>
     <w:multiLevelType w:val="hybridMultilevel"/>
     <w:tmpl w:val="77AA1FF2"/>
@@ -32743,7 +35331,7 @@
       </w:pPr>
     </w:lvl>
   </w:abstractNum>
-  <w:abstractNum w:abstractNumId="107" w15:restartNumberingAfterBreak="0">
+  <w:abstractNum w:abstractNumId="109" w15:restartNumberingAfterBreak="0">
     <w:nsid w:val="6E3B21F0"/>
     <w:multiLevelType w:val="hybridMultilevel"/>
     <w:tmpl w:val="51BC0A8A"/>
@@ -32831,7 +35419,7 @@
       </w:pPr>
     </w:lvl>
   </w:abstractNum>
-  <w:abstractNum w:abstractNumId="108" w15:restartNumberingAfterBreak="0">
+  <w:abstractNum w:abstractNumId="110" w15:restartNumberingAfterBreak="0">
     <w:nsid w:val="73541CF1"/>
     <w:multiLevelType w:val="hybridMultilevel"/>
     <w:tmpl w:val="014E4D9E"/>
@@ -32944,7 +35532,7 @@
       </w:rPr>
     </w:lvl>
   </w:abstractNum>
-  <w:abstractNum w:abstractNumId="109" w15:restartNumberingAfterBreak="0">
+  <w:abstractNum w:abstractNumId="111" w15:restartNumberingAfterBreak="0">
     <w:nsid w:val="743D2677"/>
     <w:multiLevelType w:val="hybridMultilevel"/>
     <w:tmpl w:val="AB2AEB64"/>
@@ -33033,7 +35621,7 @@
       </w:pPr>
     </w:lvl>
   </w:abstractNum>
-  <w:abstractNum w:abstractNumId="110" w15:restartNumberingAfterBreak="0">
+  <w:abstractNum w:abstractNumId="112" w15:restartNumberingAfterBreak="0">
     <w:nsid w:val="751912DA"/>
     <w:multiLevelType w:val="hybridMultilevel"/>
     <w:tmpl w:val="CEE264C4"/>
@@ -33146,7 +35734,7 @@
       </w:rPr>
     </w:lvl>
   </w:abstractNum>
-  <w:abstractNum w:abstractNumId="111" w15:restartNumberingAfterBreak="0">
+  <w:abstractNum w:abstractNumId="113" w15:restartNumberingAfterBreak="0">
     <w:nsid w:val="76D400E1"/>
     <w:multiLevelType w:val="hybridMultilevel"/>
     <w:tmpl w:val="7EF26DCA"/>
@@ -33235,7 +35823,7 @@
       </w:pPr>
     </w:lvl>
   </w:abstractNum>
-  <w:abstractNum w:abstractNumId="112" w15:restartNumberingAfterBreak="0">
+  <w:abstractNum w:abstractNumId="114" w15:restartNumberingAfterBreak="0">
     <w:nsid w:val="798245A1"/>
     <w:multiLevelType w:val="multilevel"/>
     <w:tmpl w:val="D4E29C7E"/>
@@ -33384,7 +35972,7 @@
       </w:rPr>
     </w:lvl>
   </w:abstractNum>
-  <w:abstractNum w:abstractNumId="113" w15:restartNumberingAfterBreak="0">
+  <w:abstractNum w:abstractNumId="115" w15:restartNumberingAfterBreak="0">
     <w:nsid w:val="7B4606AD"/>
     <w:multiLevelType w:val="hybridMultilevel"/>
     <w:tmpl w:val="906C02F2"/>
@@ -33473,7 +36061,7 @@
       </w:pPr>
     </w:lvl>
   </w:abstractNum>
-  <w:abstractNum w:abstractNumId="114" w15:restartNumberingAfterBreak="0">
+  <w:abstractNum w:abstractNumId="116" w15:restartNumberingAfterBreak="0">
     <w:nsid w:val="7C4818D0"/>
     <w:multiLevelType w:val="hybridMultilevel"/>
     <w:tmpl w:val="A61CFC8E"/>
@@ -33562,7 +36150,7 @@
       </w:pPr>
     </w:lvl>
   </w:abstractNum>
-  <w:abstractNum w:abstractNumId="115" w15:restartNumberingAfterBreak="0">
+  <w:abstractNum w:abstractNumId="117" w15:restartNumberingAfterBreak="0">
     <w:nsid w:val="7D660AFE"/>
     <w:multiLevelType w:val="hybridMultilevel"/>
     <w:tmpl w:val="BAEA5B06"/>
@@ -33651,7 +36239,7 @@
       </w:pPr>
     </w:lvl>
   </w:abstractNum>
-  <w:abstractNum w:abstractNumId="116" w15:restartNumberingAfterBreak="0">
+  <w:abstractNum w:abstractNumId="118" w15:restartNumberingAfterBreak="0">
     <w:nsid w:val="7DF907F8"/>
     <w:multiLevelType w:val="multilevel"/>
     <w:tmpl w:val="D0481822"/>
@@ -33800,7 +36388,7 @@
       </w:rPr>
     </w:lvl>
   </w:abstractNum>
-  <w:abstractNum w:abstractNumId="117" w15:restartNumberingAfterBreak="0">
+  <w:abstractNum w:abstractNumId="119" w15:restartNumberingAfterBreak="0">
     <w:nsid w:val="7E123F7B"/>
     <w:multiLevelType w:val="hybridMultilevel"/>
     <w:tmpl w:val="37809860"/>
@@ -33913,7 +36501,7 @@
       </w:rPr>
     </w:lvl>
   </w:abstractNum>
-  <w:abstractNum w:abstractNumId="118" w15:restartNumberingAfterBreak="0">
+  <w:abstractNum w:abstractNumId="120" w15:restartNumberingAfterBreak="0">
     <w:nsid w:val="7E75290A"/>
     <w:multiLevelType w:val="hybridMultilevel"/>
     <w:tmpl w:val="2F203DF8"/>
@@ -33999,7 +36587,7 @@
       </w:pPr>
     </w:lvl>
   </w:abstractNum>
-  <w:abstractNum w:abstractNumId="119" w15:restartNumberingAfterBreak="0">
+  <w:abstractNum w:abstractNumId="121" w15:restartNumberingAfterBreak="0">
     <w:nsid w:val="7E821522"/>
     <w:multiLevelType w:val="hybridMultilevel"/>
     <w:tmpl w:val="D15E8CC6"/>
@@ -34085,7 +36673,7 @@
       </w:pPr>
     </w:lvl>
   </w:abstractNum>
-  <w:abstractNum w:abstractNumId="120" w15:restartNumberingAfterBreak="0">
+  <w:abstractNum w:abstractNumId="122" w15:restartNumberingAfterBreak="0">
     <w:nsid w:val="7F9B1F90"/>
     <w:multiLevelType w:val="hybridMultilevel"/>
     <w:tmpl w:val="3B1AD3DE"/>
@@ -34175,7 +36763,7 @@
     </w:lvl>
   </w:abstractNum>
   <w:num w:numId="1" w16cid:durableId="547760854">
-    <w:abstractNumId w:val="116"/>
+    <w:abstractNumId w:val="118"/>
   </w:num>
   <w:num w:numId="2" w16cid:durableId="112870013">
     <w:abstractNumId w:val="2"/>
@@ -34193,7 +36781,7 @@
     <w:abstractNumId w:val="53"/>
   </w:num>
   <w:num w:numId="7" w16cid:durableId="1324044657">
-    <w:abstractNumId w:val="92"/>
+    <w:abstractNumId w:val="93"/>
   </w:num>
   <w:num w:numId="8" w16cid:durableId="98184746">
     <w:abstractNumId w:val="72"/>
@@ -34202,7 +36790,7 @@
     <w:abstractNumId w:val="10"/>
   </w:num>
   <w:num w:numId="10" w16cid:durableId="1909684561">
-    <w:abstractNumId w:val="100"/>
+    <w:abstractNumId w:val="101"/>
   </w:num>
   <w:num w:numId="11" w16cid:durableId="468674835">
     <w:abstractNumId w:val="13"/>
@@ -34217,10 +36805,10 @@
     <w:abstractNumId w:val="61"/>
   </w:num>
   <w:num w:numId="15" w16cid:durableId="1856843268">
-    <w:abstractNumId w:val="118"/>
+    <w:abstractNumId w:val="120"/>
   </w:num>
   <w:num w:numId="16" w16cid:durableId="2056733104">
-    <w:abstractNumId w:val="112"/>
+    <w:abstractNumId w:val="114"/>
   </w:num>
   <w:num w:numId="17" w16cid:durableId="352073398">
     <w:abstractNumId w:val="16"/>
@@ -34241,7 +36829,7 @@
     <w:abstractNumId w:val="15"/>
   </w:num>
   <w:num w:numId="23" w16cid:durableId="1001546929">
-    <w:abstractNumId w:val="94"/>
+    <w:abstractNumId w:val="95"/>
   </w:num>
   <w:num w:numId="24" w16cid:durableId="2016109498">
     <w:abstractNumId w:val="14"/>
@@ -34250,10 +36838,10 @@
     <w:abstractNumId w:val="50"/>
   </w:num>
   <w:num w:numId="26" w16cid:durableId="49619448">
-    <w:abstractNumId w:val="98"/>
+    <w:abstractNumId w:val="99"/>
   </w:num>
   <w:num w:numId="27" w16cid:durableId="1091588831">
-    <w:abstractNumId w:val="102"/>
+    <w:abstractNumId w:val="103"/>
   </w:num>
   <w:num w:numId="28" w16cid:durableId="1316226302">
     <w:abstractNumId w:val="57"/>
@@ -34268,7 +36856,7 @@
     <w:abstractNumId w:val="29"/>
   </w:num>
   <w:num w:numId="32" w16cid:durableId="769738866">
-    <w:abstractNumId w:val="117"/>
+    <w:abstractNumId w:val="119"/>
   </w:num>
   <w:num w:numId="33" w16cid:durableId="2029674655">
     <w:abstractNumId w:val="7"/>
@@ -34280,13 +36868,13 @@
     <w:abstractNumId w:val="43"/>
   </w:num>
   <w:num w:numId="36" w16cid:durableId="2093811967">
-    <w:abstractNumId w:val="97"/>
+    <w:abstractNumId w:val="98"/>
   </w:num>
   <w:num w:numId="37" w16cid:durableId="1859267411">
     <w:abstractNumId w:val="71"/>
   </w:num>
   <w:num w:numId="38" w16cid:durableId="1741830400">
-    <w:abstractNumId w:val="99"/>
+    <w:abstractNumId w:val="100"/>
   </w:num>
   <w:num w:numId="39" w16cid:durableId="493300045">
     <w:abstractNumId w:val="59"/>
@@ -34304,7 +36892,7 @@
     <w:abstractNumId w:val="66"/>
   </w:num>
   <w:num w:numId="44" w16cid:durableId="1273854510">
-    <w:abstractNumId w:val="119"/>
+    <w:abstractNumId w:val="121"/>
   </w:num>
   <w:num w:numId="45" w16cid:durableId="90973953">
     <w:abstractNumId w:val="21"/>
@@ -34316,16 +36904,16 @@
     <w:abstractNumId w:val="54"/>
   </w:num>
   <w:num w:numId="48" w16cid:durableId="1751152673">
-    <w:abstractNumId w:val="95"/>
+    <w:abstractNumId w:val="96"/>
   </w:num>
   <w:num w:numId="49" w16cid:durableId="1372655259">
-    <w:abstractNumId w:val="91"/>
+    <w:abstractNumId w:val="92"/>
   </w:num>
   <w:num w:numId="50" w16cid:durableId="2097021567">
     <w:abstractNumId w:val="39"/>
   </w:num>
   <w:num w:numId="51" w16cid:durableId="571697622">
-    <w:abstractNumId w:val="120"/>
+    <w:abstractNumId w:val="122"/>
   </w:num>
   <w:num w:numId="52" w16cid:durableId="1787961601">
     <w:abstractNumId w:val="76"/>
@@ -34337,13 +36925,13 @@
     <w:abstractNumId w:val="70"/>
   </w:num>
   <w:num w:numId="55" w16cid:durableId="1437944789">
-    <w:abstractNumId w:val="114"/>
+    <w:abstractNumId w:val="116"/>
   </w:num>
   <w:num w:numId="56" w16cid:durableId="160630332">
-    <w:abstractNumId w:val="107"/>
+    <w:abstractNumId w:val="109"/>
   </w:num>
   <w:num w:numId="57" w16cid:durableId="2116902213">
-    <w:abstractNumId w:val="109"/>
+    <w:abstractNumId w:val="111"/>
   </w:num>
   <w:num w:numId="58" w16cid:durableId="1631781334">
     <w:abstractNumId w:val="48"/>
@@ -34373,7 +36961,7 @@
     <w:abstractNumId w:val="49"/>
   </w:num>
   <w:num w:numId="67" w16cid:durableId="967203898">
-    <w:abstractNumId w:val="96"/>
+    <w:abstractNumId w:val="97"/>
   </w:num>
   <w:num w:numId="68" w16cid:durableId="1164204164">
     <w:abstractNumId w:val="58"/>
@@ -34394,22 +36982,22 @@
     <w:abstractNumId w:val="46"/>
   </w:num>
   <w:num w:numId="74" w16cid:durableId="1286425677">
-    <w:abstractNumId w:val="113"/>
+    <w:abstractNumId w:val="115"/>
   </w:num>
   <w:num w:numId="75" w16cid:durableId="1506549305">
     <w:abstractNumId w:val="85"/>
   </w:num>
   <w:num w:numId="76" w16cid:durableId="1243301000">
-    <w:abstractNumId w:val="93"/>
+    <w:abstractNumId w:val="94"/>
   </w:num>
   <w:num w:numId="77" w16cid:durableId="1403868717">
-    <w:abstractNumId w:val="111"/>
+    <w:abstractNumId w:val="113"/>
   </w:num>
   <w:num w:numId="78" w16cid:durableId="215287945">
     <w:abstractNumId w:val="45"/>
   </w:num>
   <w:num w:numId="79" w16cid:durableId="2067021560">
-    <w:abstractNumId w:val="106"/>
+    <w:abstractNumId w:val="108"/>
   </w:num>
   <w:num w:numId="80" w16cid:durableId="1187600780">
     <w:abstractNumId w:val="44"/>
@@ -34427,7 +37015,7 @@
     <w:abstractNumId w:val="62"/>
   </w:num>
   <w:num w:numId="85" w16cid:durableId="902913052">
-    <w:abstractNumId w:val="103"/>
+    <w:abstractNumId w:val="105"/>
   </w:num>
   <w:num w:numId="86" w16cid:durableId="1801654526">
     <w:abstractNumId w:val="40"/>
@@ -34457,7 +37045,7 @@
     <w:abstractNumId w:val="55"/>
   </w:num>
   <w:num w:numId="95" w16cid:durableId="504369562">
-    <w:abstractNumId w:val="108"/>
+    <w:abstractNumId w:val="110"/>
   </w:num>
   <w:num w:numId="96" w16cid:durableId="660622628">
     <w:abstractNumId w:val="22"/>
@@ -34481,7 +37069,7 @@
     <w:abstractNumId w:val="1"/>
   </w:num>
   <w:num w:numId="103" w16cid:durableId="1557282392">
-    <w:abstractNumId w:val="101"/>
+    <w:abstractNumId w:val="102"/>
   </w:num>
   <w:num w:numId="104" w16cid:durableId="1605117040">
     <w:abstractNumId w:val="26"/>
@@ -34517,7 +37105,7 @@
     <w:abstractNumId w:val="80"/>
   </w:num>
   <w:num w:numId="115" w16cid:durableId="2029019391">
-    <w:abstractNumId w:val="110"/>
+    <w:abstractNumId w:val="112"/>
   </w:num>
   <w:num w:numId="116" w16cid:durableId="1218199438">
     <w:abstractNumId w:val="6"/>
@@ -34526,16 +37114,22 @@
     <w:abstractNumId w:val="77"/>
   </w:num>
   <w:num w:numId="118" w16cid:durableId="1820538670">
-    <w:abstractNumId w:val="104"/>
+    <w:abstractNumId w:val="106"/>
   </w:num>
   <w:num w:numId="119" w16cid:durableId="18242475">
-    <w:abstractNumId w:val="115"/>
+    <w:abstractNumId w:val="117"/>
   </w:num>
   <w:num w:numId="120" w16cid:durableId="2040201624">
     <w:abstractNumId w:val="88"/>
   </w:num>
   <w:num w:numId="121" w16cid:durableId="9525284">
-    <w:abstractNumId w:val="105"/>
+    <w:abstractNumId w:val="107"/>
+  </w:num>
+  <w:num w:numId="122" w16cid:durableId="1610628058">
+    <w:abstractNumId w:val="104"/>
+  </w:num>
+  <w:num w:numId="123" w16cid:durableId="138961541">
+    <w:abstractNumId w:val="91"/>
   </w:num>
 </w:numbering>
 </file>
